--- a/PROPOSAL TUGAS AKHIR.docx
+++ b/PROPOSAL TUGAS AKHIR.docx
@@ -630,7 +630,7 @@
     </w:p>
     <w:tbl>
       <w:tblPr>
-        <w:tblStyle w:val="KisiTabel"/>
+        <w:tblStyle w:val="TableGrid"/>
         <w:tblW w:w="8359" w:type="dxa"/>
         <w:jc w:val="center"/>
         <w:tblBorders>
@@ -990,6 +990,7 @@
           <w:b/>
           <w:bCs w:val="0"/>
         </w:rPr>
+        <w:lastRenderedPageBreak/>
         <w:t>KATA PENGANTAR</w:t>
       </w:r>
       <w:bookmarkEnd w:id="2"/>
@@ -1073,7 +1074,7 @@
     </w:p>
     <w:p>
       <w:pPr>
-        <w:pStyle w:val="DaftarParagraf"/>
+        <w:pStyle w:val="ListParagraph"/>
         <w:numPr>
           <w:ilvl w:val="0"/>
           <w:numId w:val="1"/>
@@ -1095,7 +1096,7 @@
     </w:p>
     <w:p>
       <w:pPr>
-        <w:pStyle w:val="DaftarParagraf"/>
+        <w:pStyle w:val="ListParagraph"/>
         <w:numPr>
           <w:ilvl w:val="0"/>
           <w:numId w:val="1"/>
@@ -1117,7 +1118,7 @@
     </w:p>
     <w:p>
       <w:pPr>
-        <w:pStyle w:val="DaftarParagraf"/>
+        <w:pStyle w:val="ListParagraph"/>
         <w:numPr>
           <w:ilvl w:val="0"/>
           <w:numId w:val="1"/>
@@ -1139,7 +1140,7 @@
     </w:p>
     <w:p>
       <w:pPr>
-        <w:pStyle w:val="DaftarParagraf"/>
+        <w:pStyle w:val="ListParagraph"/>
         <w:numPr>
           <w:ilvl w:val="0"/>
           <w:numId w:val="1"/>
@@ -1161,7 +1162,7 @@
     </w:p>
     <w:p>
       <w:pPr>
-        <w:pStyle w:val="DaftarParagraf"/>
+        <w:pStyle w:val="ListParagraph"/>
         <w:numPr>
           <w:ilvl w:val="0"/>
           <w:numId w:val="1"/>
@@ -1183,7 +1184,7 @@
     </w:p>
     <w:p>
       <w:pPr>
-        <w:pStyle w:val="DaftarParagraf"/>
+        <w:pStyle w:val="ListParagraph"/>
         <w:numPr>
           <w:ilvl w:val="0"/>
           <w:numId w:val="1"/>
@@ -1205,7 +1206,7 @@
     </w:p>
     <w:p>
       <w:pPr>
-        <w:pStyle w:val="DaftarParagraf"/>
+        <w:pStyle w:val="ListParagraph"/>
         <w:numPr>
           <w:ilvl w:val="0"/>
           <w:numId w:val="1"/>
@@ -1227,7 +1228,7 @@
     </w:p>
     <w:p>
       <w:pPr>
-        <w:pStyle w:val="DaftarParagraf"/>
+        <w:pStyle w:val="ListParagraph"/>
         <w:numPr>
           <w:ilvl w:val="0"/>
           <w:numId w:val="1"/>
@@ -1249,7 +1250,7 @@
     </w:p>
     <w:p>
       <w:pPr>
-        <w:pStyle w:val="DaftarParagraf"/>
+        <w:pStyle w:val="ListParagraph"/>
         <w:numPr>
           <w:ilvl w:val="0"/>
           <w:numId w:val="1"/>
@@ -1292,7 +1293,7 @@
     </w:p>
     <w:p>
       <w:pPr>
-        <w:pStyle w:val="DaftarParagraf"/>
+        <w:pStyle w:val="ListParagraph"/>
         <w:numPr>
           <w:ilvl w:val="0"/>
           <w:numId w:val="1"/>
@@ -1335,7 +1336,7 @@
     </w:p>
     <w:p>
       <w:pPr>
-        <w:pStyle w:val="DaftarParagraf"/>
+        <w:pStyle w:val="ListParagraph"/>
         <w:numPr>
           <w:ilvl w:val="0"/>
           <w:numId w:val="1"/>
@@ -1352,12 +1353,13 @@
           <w:rFonts w:cs="Times New Roman"/>
           <w:szCs w:val="24"/>
         </w:rPr>
+        <w:lastRenderedPageBreak/>
         <w:t>Keluarga dan teman-teman yang telah memberikan dukungan dan saran selama proses pengerjaan tugas akhir.</w:t>
       </w:r>
     </w:p>
     <w:p>
       <w:pPr>
-        <w:pStyle w:val="DaftarParagraf"/>
+        <w:pStyle w:val="ListParagraph"/>
         <w:numPr>
           <w:ilvl w:val="0"/>
           <w:numId w:val="1"/>
@@ -1418,7 +1420,7 @@
     </w:p>
     <w:tbl>
       <w:tblPr>
-        <w:tblStyle w:val="KisiTabel"/>
+        <w:tblStyle w:val="TableGrid"/>
         <w:tblW w:w="0" w:type="auto"/>
         <w:tblBorders>
           <w:top w:val="none" w:sz="0" w:space="0" w:color="auto"/>
@@ -1612,6 +1614,7 @@
           <w:b/>
           <w:bCs w:val="0"/>
         </w:rPr>
+        <w:lastRenderedPageBreak/>
         <w:t>DAFTAR ISI</w:t>
       </w:r>
       <w:bookmarkEnd w:id="8"/>
@@ -1803,6 +1806,7 @@
           <w:b/>
           <w:bCs w:val="0"/>
         </w:rPr>
+        <w:lastRenderedPageBreak/>
         <w:t>DAFTAR TABEL</w:t>
       </w:r>
       <w:bookmarkEnd w:id="11"/>
@@ -1812,7 +1816,7 @@
     <w:p/>
     <w:p>
       <w:pPr>
-        <w:pStyle w:val="TabelGambar"/>
+        <w:pStyle w:val="TableofFigures"/>
         <w:tabs>
           <w:tab w:val="right" w:leader="dot" w:pos="7927"/>
         </w:tabs>
@@ -1895,7 +1899,7 @@
     </w:p>
     <w:p>
       <w:pPr>
-        <w:pStyle w:val="TabelGambar"/>
+        <w:pStyle w:val="TableofFigures"/>
         <w:tabs>
           <w:tab w:val="right" w:leader="dot" w:pos="7927"/>
         </w:tabs>
@@ -1957,7 +1961,7 @@
     </w:p>
     <w:p>
       <w:pPr>
-        <w:pStyle w:val="TabelGambar"/>
+        <w:pStyle w:val="TableofFigures"/>
         <w:tabs>
           <w:tab w:val="right" w:leader="dot" w:pos="7927"/>
         </w:tabs>
@@ -2019,7 +2023,7 @@
     </w:p>
     <w:p>
       <w:pPr>
-        <w:pStyle w:val="TabelGambar"/>
+        <w:pStyle w:val="TableofFigures"/>
         <w:tabs>
           <w:tab w:val="right" w:leader="dot" w:pos="7927"/>
         </w:tabs>
@@ -2081,7 +2085,7 @@
     </w:p>
     <w:p>
       <w:pPr>
-        <w:pStyle w:val="TabelGambar"/>
+        <w:pStyle w:val="TableofFigures"/>
         <w:tabs>
           <w:tab w:val="right" w:leader="dot" w:pos="7927"/>
         </w:tabs>
@@ -2325,7 +2329,7 @@
     <w:p/>
     <w:p>
       <w:pPr>
-        <w:pStyle w:val="TabelGambar"/>
+        <w:pStyle w:val="TableofFigures"/>
         <w:tabs>
           <w:tab w:val="right" w:leader="dot" w:pos="7927"/>
         </w:tabs>
@@ -2410,7 +2414,7 @@
     </w:p>
     <w:p>
       <w:pPr>
-        <w:pStyle w:val="TabelGambar"/>
+        <w:pStyle w:val="TableofFigures"/>
         <w:tabs>
           <w:tab w:val="right" w:leader="dot" w:pos="7927"/>
         </w:tabs>
@@ -2474,7 +2478,7 @@
     </w:p>
     <w:p>
       <w:pPr>
-        <w:pStyle w:val="TabelGambar"/>
+        <w:pStyle w:val="TableofFigures"/>
         <w:tabs>
           <w:tab w:val="right" w:leader="dot" w:pos="7927"/>
         </w:tabs>
@@ -2642,7 +2646,7 @@
     </w:p>
     <w:p>
       <w:pPr>
-        <w:pStyle w:val="Judul1"/>
+        <w:pStyle w:val="Heading1"/>
         <w:spacing w:line="480" w:lineRule="auto"/>
         <w:jc w:val="center"/>
         <w:rPr>
@@ -2663,6 +2667,7 @@
           <w:bCs/>
           <w:szCs w:val="24"/>
         </w:rPr>
+        <w:lastRenderedPageBreak/>
         <w:t>BAB I</w:t>
       </w:r>
       <w:r>
@@ -2690,7 +2695,7 @@
     </w:p>
     <w:p>
       <w:pPr>
-        <w:pStyle w:val="Judul1"/>
+        <w:pStyle w:val="Heading1"/>
         <w:numPr>
           <w:ilvl w:val="0"/>
           <w:numId w:val="2"/>
@@ -2831,6 +2836,7 @@
         <w:ind w:firstLine="567"/>
       </w:pPr>
       <w:r>
+        <w:lastRenderedPageBreak/>
         <w:t>Berbagai elemen dapat memengaruhi kondisi ini, di antaranya adalah curah hujan, tipe tanah, dan tingkat evapotranspirasi (Hermanto, 2023). Proses evapotranspirasi terdiri dari dua komponen utama, yaitu evaporasi, yang merupakan perubahan air menjadi uap, dan transpirasi, yang mengacu pada penguapan air dari permukaan tanah (Sofia, 2023). Tingkat evapotranspirasi sangat dipengaruhi oleh faktor-faktor iklim serta jenis tanaman yang ada (Fausan, 2020). Oleh karena itu, ketersediaan air dan kelembaban tanah menjadi aspek yang krusial untuk menggantikan air yang hilang selama proses ini.</w:t>
       </w:r>
     </w:p>
@@ -2891,7 +2897,11 @@
         <w:t xml:space="preserve">kesulitan dalam memprediksi kelembaban tanah secara akurat akibat perubahan cuaca yang mendadak (Ningrum, 2023). </w:t>
       </w:r>
       <w:r>
-        <w:t>Hal ini disebabkan oleh metode pengukuran yang masih dilakukan secara visual dengan menggunakan alat sederhana, yang tidak mampu memberikan data secara real</w:t>
+        <w:t xml:space="preserve">Hal ini disebabkan oleh metode pengukuran yang </w:t>
+      </w:r>
+      <w:r>
+        <w:lastRenderedPageBreak/>
+        <w:t>masih dilakukan secara visual dengan menggunakan alat sederhana, yang tidak mampu memberikan data secara real</w:t>
       </w:r>
       <w:r>
         <w:t>-</w:t>
@@ -2954,7 +2964,11 @@
         <w:ind w:firstLine="567"/>
       </w:pPr>
       <w:r>
-        <w:t xml:space="preserve">Hasil wawancara dengan Kemas Muhammad Ridhuan, selaku penyuluh pertanian di UPTD Balai Pengembangan Dan Produksi Benih Tanaman Pangan Dan Hortikultura mengungkapkan bahwa petani sering menghadapi tantangan dalam memantau musim dan kelembaban tanah secara manual, yang tidak efisien dan bergantung pada fisik. Ketergantungan pada metode tradisional ini sering kali mengakibatkan kegagalan panen dan krisis ekonomi, terutama di bahwa pengaruh fenomena seperti El Nino, yang memperburuk efisiensi dan akurasi dalam pengelolaan tanaman. </w:t>
+        <w:t xml:space="preserve">Hasil wawancara dengan Kemas Muhammad Ridhuan, selaku penyuluh pertanian di UPTD Balai Pengembangan Dan Produksi Benih Tanaman Pangan Dan </w:t>
+      </w:r>
+      <w:r>
+        <w:lastRenderedPageBreak/>
+        <w:t xml:space="preserve">Hortikultura mengungkapkan bahwa petani sering menghadapi tantangan dalam memantau musim dan kelembaban tanah secara manual, yang tidak efisien dan bergantung pada fisik. Ketergantungan pada metode tradisional ini sering kali mengakibatkan kegagalan panen dan krisis ekonomi, terutama di bahwa pengaruh fenomena seperti El Nino, yang memperburuk efisiensi dan akurasi dalam pengelolaan tanaman. </w:t>
       </w:r>
     </w:p>
     <w:p>
@@ -2997,7 +3011,11 @@
         <w:t>Internet of Things</w:t>
       </w:r>
       <w:r>
-        <w:t xml:space="preserve"> dan kecerdasan buatan memberikan dampak yang signifikan pada berbagai sektor pertanian. Salah satu teknologi yang diimplementasikan dalam bidang pertanian adalah </w:t>
+        <w:t xml:space="preserve"> dan kecerdasan buatan memberikan dampak yang signifikan pada berbagai sektor </w:t>
+      </w:r>
+      <w:r>
+        <w:lastRenderedPageBreak/>
+        <w:t xml:space="preserve">pertanian. Salah satu teknologi yang diimplementasikan dalam bidang pertanian adalah </w:t>
       </w:r>
       <w:r>
         <w:rPr>
@@ -3157,7 +3175,11 @@
         <w:t>Machine Learning</w:t>
       </w:r>
       <w:r>
-        <w:t xml:space="preserve"> memberikan keuntungan signifikan bagi para petani. Sistem ini memungkinkan pemantauan, pengendalian, dan perencanaan irigasi yang lebih efisien dalam waktu, tenaga, dan sumber daya manusia</w:t>
+        <w:t xml:space="preserve"> memberikan </w:t>
+      </w:r>
+      <w:r>
+        <w:lastRenderedPageBreak/>
+        <w:t>keuntungan signifikan bagi para petani. Sistem ini memungkinkan pemantauan, pengendalian, dan perencanaan irigasi yang lebih efisien dalam waktu, tenaga, dan sumber daya manusia</w:t>
       </w:r>
       <w:r>
         <w:t xml:space="preserve">, serta berpotensi mengurangi biaya dan penggunaan air, dan meningkatkan hasil panen. Dengan demikian, penulis tertarik untuk merancang </w:t>
@@ -3171,7 +3193,7 @@
     </w:p>
     <w:p>
       <w:pPr>
-        <w:pStyle w:val="Judul1"/>
+        <w:pStyle w:val="Heading1"/>
         <w:numPr>
           <w:ilvl w:val="0"/>
           <w:numId w:val="2"/>
@@ -3215,7 +3237,7 @@
     </w:p>
     <w:p>
       <w:pPr>
-        <w:pStyle w:val="Judul1"/>
+        <w:pStyle w:val="Heading1"/>
         <w:numPr>
           <w:ilvl w:val="0"/>
           <w:numId w:val="2"/>
@@ -3234,7 +3256,7 @@
     </w:p>
     <w:p>
       <w:pPr>
-        <w:pStyle w:val="Judul2"/>
+        <w:pStyle w:val="Heading2"/>
         <w:numPr>
           <w:ilvl w:val="0"/>
           <w:numId w:val="3"/>
@@ -3263,7 +3285,7 @@
     </w:p>
     <w:p>
       <w:pPr>
-        <w:pStyle w:val="Judul2"/>
+        <w:pStyle w:val="Heading2"/>
         <w:numPr>
           <w:ilvl w:val="0"/>
           <w:numId w:val="3"/>
@@ -3299,7 +3321,7 @@
     </w:p>
     <w:p>
       <w:pPr>
-        <w:pStyle w:val="Judul2"/>
+        <w:pStyle w:val="Heading2"/>
         <w:numPr>
           <w:ilvl w:val="0"/>
           <w:numId w:val="3"/>
@@ -3332,7 +3354,7 @@
     </w:p>
     <w:p>
       <w:pPr>
-        <w:pStyle w:val="Judul1"/>
+        <w:pStyle w:val="Heading1"/>
         <w:numPr>
           <w:ilvl w:val="0"/>
           <w:numId w:val="2"/>
@@ -3342,6 +3364,7 @@
       </w:pPr>
       <w:bookmarkStart w:id="36" w:name="_Toc178662373"/>
       <w:r>
+        <w:lastRenderedPageBreak/>
         <w:t>Analisis Terhadap Karakteristik Solusi</w:t>
       </w:r>
       <w:bookmarkEnd w:id="36"/>
@@ -3354,7 +3377,7 @@
     </w:p>
     <w:p>
       <w:pPr>
-        <w:pStyle w:val="Judul1"/>
+        <w:pStyle w:val="Heading1"/>
         <w:numPr>
           <w:ilvl w:val="0"/>
           <w:numId w:val="2"/>
@@ -3376,7 +3399,7 @@
     </w:p>
     <w:p>
       <w:pPr>
-        <w:pStyle w:val="Judul1"/>
+        <w:pStyle w:val="Heading1"/>
         <w:numPr>
           <w:ilvl w:val="0"/>
           <w:numId w:val="2"/>
@@ -3475,7 +3498,7 @@
     </w:p>
     <w:p>
       <w:pPr>
-        <w:pStyle w:val="Judul1"/>
+        <w:pStyle w:val="Heading1"/>
         <w:numPr>
           <w:ilvl w:val="0"/>
           <w:numId w:val="2"/>
@@ -3566,7 +3589,7 @@
     </w:p>
     <w:p>
       <w:pPr>
-        <w:pStyle w:val="Judul1"/>
+        <w:pStyle w:val="Heading1"/>
         <w:spacing w:line="480" w:lineRule="auto"/>
         <w:jc w:val="center"/>
         <w:rPr>
@@ -3583,6 +3606,7 @@
           <w:bCs/>
           <w:szCs w:val="24"/>
         </w:rPr>
+        <w:lastRenderedPageBreak/>
         <w:t>BAB II</w:t>
       </w:r>
       <w:r>
@@ -3599,7 +3623,7 @@
     </w:p>
     <w:p>
       <w:pPr>
-        <w:pStyle w:val="Judul1"/>
+        <w:pStyle w:val="Heading1"/>
         <w:numPr>
           <w:ilvl w:val="0"/>
           <w:numId w:val="7"/>
@@ -3620,7 +3644,7 @@
     </w:p>
     <w:p>
       <w:pPr>
-        <w:pStyle w:val="Judul2"/>
+        <w:pStyle w:val="Heading2"/>
         <w:numPr>
           <w:ilvl w:val="0"/>
           <w:numId w:val="8"/>
@@ -3660,7 +3684,7 @@
     </w:p>
     <w:p>
       <w:pPr>
-        <w:pStyle w:val="Judul2"/>
+        <w:pStyle w:val="Heading2"/>
         <w:numPr>
           <w:ilvl w:val="0"/>
           <w:numId w:val="8"/>
@@ -4216,7 +4240,7 @@
     </w:p>
     <w:p>
       <w:pPr>
-        <w:pStyle w:val="DaftarParagraf"/>
+        <w:pStyle w:val="ListParagraph"/>
         <w:spacing w:after="0" w:line="480" w:lineRule="auto"/>
         <w:ind w:left="567"/>
         <w:jc w:val="center"/>
@@ -4280,6 +4304,7 @@
         </w:rPr>
       </w:pPr>
       <w:r>
+        <w:lastRenderedPageBreak/>
         <w:t xml:space="preserve">di mana </w:t>
       </w:r>
       <m:oMath>
@@ -4476,7 +4501,7 @@
     </w:p>
     <w:p>
       <w:pPr>
-        <w:pStyle w:val="DaftarParagraf"/>
+        <w:pStyle w:val="ListParagraph"/>
         <w:spacing w:after="0" w:line="480" w:lineRule="auto"/>
         <w:ind w:left="567"/>
         <w:jc w:val="center"/>
@@ -4614,7 +4639,7 @@
     </w:p>
     <w:p>
       <w:pPr>
-        <w:pStyle w:val="DaftarParagraf"/>
+        <w:pStyle w:val="ListParagraph"/>
         <w:spacing w:after="0" w:line="480" w:lineRule="auto"/>
         <w:ind w:left="567"/>
         <w:jc w:val="center"/>
@@ -4947,7 +4972,7 @@
     </w:p>
     <w:p>
       <w:pPr>
-        <w:pStyle w:val="DaftarParagraf"/>
+        <w:pStyle w:val="ListParagraph"/>
         <w:spacing w:after="0" w:line="480" w:lineRule="auto"/>
         <w:ind w:left="567"/>
         <w:jc w:val="center"/>
@@ -5370,6 +5395,7 @@
         <w:rPr>
           <w:rFonts w:eastAsiaTheme="minorEastAsia" w:cs="Times New Roman"/>
         </w:rPr>
+        <w:lastRenderedPageBreak/>
         <w:t xml:space="preserve">Nilai optimal dari persamaan (2.6) dapat dihitung </w:t>
       </w:r>
       <w:r>
@@ -5415,7 +5441,7 @@
     </w:p>
     <w:p>
       <w:pPr>
-        <w:pStyle w:val="DaftarParagraf"/>
+        <w:pStyle w:val="ListParagraph"/>
         <w:spacing w:after="0" w:line="480" w:lineRule="auto"/>
         <w:ind w:left="567"/>
         <w:jc w:val="center"/>
@@ -5553,6 +5579,12 @@
             </m:sSub>
           </m:e>
         </m:nary>
+        <m:r>
+          <w:rPr>
+            <w:rFonts w:ascii="Cambria Math" w:eastAsiaTheme="minorEastAsia" w:hAnsi="Cambria Math"/>
+          </w:rPr>
+          <m:t>=0</m:t>
+        </m:r>
       </m:oMath>
       <w:r>
         <w:rPr>
@@ -5582,7 +5614,7 @@
     </w:p>
     <w:p>
       <w:pPr>
-        <w:pStyle w:val="DaftarParagraf"/>
+        <w:pStyle w:val="ListParagraph"/>
         <w:spacing w:after="0" w:line="480" w:lineRule="auto"/>
         <w:ind w:left="567"/>
         <w:jc w:val="center"/>
@@ -5621,13 +5653,7 @@
               <w:rPr>
                 <w:rFonts w:ascii="Cambria Math" w:eastAsiaTheme="minorEastAsia" w:hAnsi="Cambria Math"/>
               </w:rPr>
-              <m:t>δ</m:t>
-            </m:r>
-            <m:r>
-              <w:rPr>
-                <w:rFonts w:ascii="Cambria Math" w:eastAsiaTheme="minorEastAsia" w:hAnsi="Cambria Math"/>
-              </w:rPr>
-              <m:t>w</m:t>
+              <m:t>δw</m:t>
             </m:r>
           </m:den>
         </m:f>
@@ -5635,13 +5661,7 @@
           <w:rPr>
             <w:rFonts w:ascii="Cambria Math" w:eastAsiaTheme="minorEastAsia" w:hAnsi="Cambria Math"/>
           </w:rPr>
-          <m:t>=0</m:t>
-        </m:r>
-        <m:r>
-          <w:rPr>
-            <w:rFonts w:ascii="Cambria Math" w:eastAsiaTheme="minorEastAsia" w:hAnsi="Cambria Math"/>
-          </w:rPr>
-          <m:t>→</m:t>
+          <m:t>=0→</m:t>
         </m:r>
         <m:nary>
           <m:naryPr>
@@ -5805,26 +5825,491 @@
         <w:spacing w:after="0" w:line="480" w:lineRule="auto"/>
         <w:ind w:firstLine="567"/>
         <w:rPr>
-          <w:rFonts w:eastAsiaTheme="minorEastAsia" w:cs="Times New Roman"/>
-        </w:rPr>
-      </w:pPr>
-    </w:p>
-    <w:p>
-      <w:pPr>
-        <w:tabs>
-          <w:tab w:val="left" w:pos="1956"/>
-        </w:tabs>
+          <w:rFonts w:cs="Times New Roman"/>
+        </w:rPr>
+      </w:pPr>
+      <w:r>
+        <w:rPr>
+          <w:rFonts w:cs="Times New Roman"/>
+        </w:rPr>
+        <w:t>Substitusi nilai w dari persamaan (</w:t>
+      </w:r>
+      <w:r>
+        <w:rPr>
+          <w:rFonts w:eastAsiaTheme="minorEastAsia"/>
+        </w:rPr>
+        <w:t>2.</w:t>
+      </w:r>
+      <w:r>
+        <w:rPr>
+          <w:rFonts w:eastAsiaTheme="minorEastAsia"/>
+        </w:rPr>
+        <w:t>8</w:t>
+      </w:r>
+      <w:r>
+        <w:rPr>
+          <w:rFonts w:eastAsiaTheme="minorEastAsia"/>
+        </w:rPr>
+        <w:t>)</w:t>
+      </w:r>
+      <w:r>
+        <w:rPr>
+          <w:rFonts w:eastAsiaTheme="minorEastAsia"/>
+        </w:rPr>
+        <w:t xml:space="preserve"> ke dalam fungsi lagrange menghasilkan bentuk dual lagrange multiplier </w:t>
+      </w:r>
+      <w:r>
+        <w:rPr>
+          <w:rFonts w:eastAsiaTheme="minorEastAsia"/>
+        </w:rPr>
+        <w:t xml:space="preserve">kemudian dimaksimalkan </w:t>
+      </w:r>
+      <w:r>
+        <w:rPr>
+          <w:rFonts w:eastAsiaTheme="minorEastAsia"/>
+        </w:rPr>
+        <w:t>sebagai berikut:</w:t>
+      </w:r>
+    </w:p>
+    <w:p>
+      <w:pPr>
         <w:spacing w:after="0" w:line="480" w:lineRule="auto"/>
         <w:ind w:firstLine="567"/>
         <w:rPr>
           <w:rFonts w:cs="Times New Roman"/>
         </w:rPr>
       </w:pPr>
-      <w:r>
-        <w:rPr>
-          <w:rFonts w:eastAsiaTheme="minorEastAsia" w:cs="Times New Roman"/>
-        </w:rPr>
-        <w:t>S</w:t>
+      <m:oMath>
+        <m:func>
+          <m:funcPr>
+            <m:ctrlPr>
+              <w:rPr>
+                <w:rFonts w:ascii="Cambria Math" w:hAnsi="Cambria Math" w:cs="Times New Roman"/>
+                <w:i/>
+              </w:rPr>
+            </m:ctrlPr>
+          </m:funcPr>
+          <m:fName>
+            <m:limLow>
+              <m:limLowPr>
+                <m:ctrlPr>
+                  <w:rPr>
+                    <w:rFonts w:ascii="Cambria Math" w:hAnsi="Cambria Math" w:cs="Times New Roman"/>
+                    <w:i/>
+                  </w:rPr>
+                </m:ctrlPr>
+              </m:limLowPr>
+              <m:e>
+                <m:r>
+                  <m:rPr>
+                    <m:sty m:val="p"/>
+                  </m:rPr>
+                  <w:rPr>
+                    <w:rFonts w:ascii="Cambria Math" w:hAnsi="Cambria Math" w:cs="Times New Roman"/>
+                  </w:rPr>
+                  <m:t>max</m:t>
+                </m:r>
+              </m:e>
+              <m:lim>
+                <m:r>
+                  <w:rPr>
+                    <w:rFonts w:ascii="Cambria Math" w:hAnsi="Cambria Math" w:cs="Times New Roman"/>
+                  </w:rPr>
+                  <m:t>α</m:t>
+                </m:r>
+              </m:lim>
+            </m:limLow>
+          </m:fName>
+          <m:e>
+            <m:sSub>
+              <m:sSubPr>
+                <m:ctrlPr>
+                  <w:rPr>
+                    <w:rFonts w:ascii="Cambria Math" w:hAnsi="Cambria Math" w:cs="Times New Roman"/>
+                    <w:i/>
+                  </w:rPr>
+                </m:ctrlPr>
+              </m:sSubPr>
+              <m:e>
+                <m:r>
+                  <w:rPr>
+                    <w:rFonts w:ascii="Cambria Math" w:hAnsi="Cambria Math" w:cs="Times New Roman"/>
+                  </w:rPr>
+                  <m:t>L</m:t>
+                </m:r>
+              </m:e>
+              <m:sub>
+                <m:r>
+                  <w:rPr>
+                    <w:rFonts w:ascii="Cambria Math" w:hAnsi="Cambria Math" w:cs="Times New Roman"/>
+                  </w:rPr>
+                  <m:t>p</m:t>
+                </m:r>
+              </m:sub>
+            </m:sSub>
+          </m:e>
+        </m:func>
+        <m:r>
+          <w:rPr>
+            <w:rFonts w:ascii="Cambria Math" w:hAnsi="Cambria Math" w:cs="Times New Roman"/>
+          </w:rPr>
+          <m:t xml:space="preserve">= </m:t>
+        </m:r>
+        <m:nary>
+          <m:naryPr>
+            <m:chr m:val="∑"/>
+            <m:limLoc m:val="undOvr"/>
+            <m:ctrlPr>
+              <w:rPr>
+                <w:rFonts w:ascii="Cambria Math" w:eastAsiaTheme="minorEastAsia" w:hAnsi="Cambria Math"/>
+                <w:i/>
+                <w:iCs/>
+              </w:rPr>
+            </m:ctrlPr>
+          </m:naryPr>
+          <m:sub>
+            <m:r>
+              <w:rPr>
+                <w:rFonts w:ascii="Cambria Math" w:eastAsiaTheme="minorEastAsia" w:hAnsi="Cambria Math"/>
+              </w:rPr>
+              <m:t>i=1</m:t>
+            </m:r>
+          </m:sub>
+          <m:sup>
+            <m:r>
+              <w:rPr>
+                <w:rFonts w:ascii="Cambria Math" w:eastAsiaTheme="minorEastAsia" w:hAnsi="Cambria Math"/>
+              </w:rPr>
+              <m:t>n</m:t>
+            </m:r>
+          </m:sup>
+          <m:e>
+            <m:sSub>
+              <m:sSubPr>
+                <m:ctrlPr>
+                  <w:rPr>
+                    <w:rFonts w:ascii="Cambria Math" w:eastAsiaTheme="minorEastAsia" w:hAnsi="Cambria Math"/>
+                    <w:i/>
+                  </w:rPr>
+                </m:ctrlPr>
+              </m:sSubPr>
+              <m:e>
+                <m:r>
+                  <w:rPr>
+                    <w:rFonts w:ascii="Cambria Math" w:hAnsi="Cambria Math" w:cs="Times New Roman"/>
+                  </w:rPr>
+                  <m:t>α</m:t>
+                </m:r>
+              </m:e>
+              <m:sub>
+                <m:r>
+                  <w:rPr>
+                    <w:rFonts w:ascii="Cambria Math" w:eastAsiaTheme="minorEastAsia" w:hAnsi="Cambria Math"/>
+                  </w:rPr>
+                  <m:t>i</m:t>
+                </m:r>
+              </m:sub>
+            </m:sSub>
+          </m:e>
+        </m:nary>
+        <m:r>
+          <w:rPr>
+            <w:rFonts w:ascii="Cambria Math" w:eastAsiaTheme="minorEastAsia" w:hAnsi="Cambria Math"/>
+          </w:rPr>
+          <m:t xml:space="preserve">- </m:t>
+        </m:r>
+        <m:f>
+          <m:fPr>
+            <m:ctrlPr>
+              <w:rPr>
+                <w:rFonts w:ascii="Cambria Math" w:eastAsiaTheme="minorEastAsia" w:hAnsi="Cambria Math"/>
+                <w:iCs/>
+              </w:rPr>
+            </m:ctrlPr>
+          </m:fPr>
+          <m:num>
+            <m:r>
+              <m:rPr>
+                <m:sty m:val="p"/>
+              </m:rPr>
+              <w:rPr>
+                <w:rFonts w:ascii="Cambria Math" w:eastAsiaTheme="minorEastAsia" w:hAnsi="Cambria Math"/>
+              </w:rPr>
+              <m:t>1</m:t>
+            </m:r>
+          </m:num>
+          <m:den>
+            <m:r>
+              <m:rPr>
+                <m:sty m:val="p"/>
+              </m:rPr>
+              <w:rPr>
+                <w:rFonts w:ascii="Cambria Math" w:eastAsiaTheme="minorEastAsia" w:hAnsi="Cambria Math"/>
+              </w:rPr>
+              <m:t>2</m:t>
+            </m:r>
+          </m:den>
+        </m:f>
+        <m:nary>
+          <m:naryPr>
+            <m:chr m:val="∑"/>
+            <m:limLoc m:val="undOvr"/>
+            <m:ctrlPr>
+              <w:rPr>
+                <w:rFonts w:ascii="Cambria Math" w:eastAsiaTheme="minorEastAsia" w:hAnsi="Cambria Math"/>
+                <w:i/>
+                <w:iCs/>
+              </w:rPr>
+            </m:ctrlPr>
+          </m:naryPr>
+          <m:sub>
+            <m:r>
+              <w:rPr>
+                <w:rFonts w:ascii="Cambria Math" w:eastAsiaTheme="minorEastAsia" w:hAnsi="Cambria Math"/>
+              </w:rPr>
+              <m:t>i</m:t>
+            </m:r>
+            <m:r>
+              <w:rPr>
+                <w:rFonts w:ascii="Cambria Math" w:eastAsiaTheme="minorEastAsia" w:hAnsi="Cambria Math"/>
+              </w:rPr>
+              <m:t>,  j</m:t>
+            </m:r>
+            <m:r>
+              <w:rPr>
+                <w:rFonts w:ascii="Cambria Math" w:eastAsiaTheme="minorEastAsia" w:hAnsi="Cambria Math"/>
+              </w:rPr>
+              <m:t>=1</m:t>
+            </m:r>
+          </m:sub>
+          <m:sup>
+            <m:r>
+              <w:rPr>
+                <w:rFonts w:ascii="Cambria Math" w:eastAsiaTheme="minorEastAsia" w:hAnsi="Cambria Math"/>
+              </w:rPr>
+              <m:t>n</m:t>
+            </m:r>
+          </m:sup>
+          <m:e>
+            <m:sSub>
+              <m:sSubPr>
+                <m:ctrlPr>
+                  <w:rPr>
+                    <w:rFonts w:ascii="Cambria Math" w:eastAsiaTheme="minorEastAsia" w:hAnsi="Cambria Math"/>
+                    <w:i/>
+                  </w:rPr>
+                </m:ctrlPr>
+              </m:sSubPr>
+              <m:e>
+                <m:r>
+                  <w:rPr>
+                    <w:rFonts w:ascii="Cambria Math" w:hAnsi="Cambria Math" w:cs="Times New Roman"/>
+                  </w:rPr>
+                  <m:t>α</m:t>
+                </m:r>
+              </m:e>
+              <m:sub>
+                <m:r>
+                  <w:rPr>
+                    <w:rFonts w:ascii="Cambria Math" w:eastAsiaTheme="minorEastAsia" w:hAnsi="Cambria Math"/>
+                  </w:rPr>
+                  <m:t>i</m:t>
+                </m:r>
+              </m:sub>
+            </m:sSub>
+            <m:r>
+              <w:rPr>
+                <w:rFonts w:ascii="Cambria Math" w:eastAsiaTheme="minorEastAsia" w:hAnsi="Cambria Math"/>
+              </w:rPr>
+              <m:t xml:space="preserve"> </m:t>
+            </m:r>
+            <m:sSub>
+              <m:sSubPr>
+                <m:ctrlPr>
+                  <w:rPr>
+                    <w:rFonts w:ascii="Cambria Math" w:eastAsiaTheme="minorEastAsia" w:hAnsi="Cambria Math"/>
+                    <w:i/>
+                  </w:rPr>
+                </m:ctrlPr>
+              </m:sSubPr>
+              <m:e>
+                <m:r>
+                  <w:rPr>
+                    <w:rFonts w:ascii="Cambria Math" w:hAnsi="Cambria Math" w:cs="Times New Roman"/>
+                  </w:rPr>
+                  <m:t>α</m:t>
+                </m:r>
+              </m:e>
+              <m:sub>
+                <m:r>
+                  <w:rPr>
+                    <w:rFonts w:ascii="Cambria Math" w:eastAsiaTheme="minorEastAsia" w:hAnsi="Cambria Math"/>
+                  </w:rPr>
+                  <m:t>j</m:t>
+                </m:r>
+              </m:sub>
+            </m:sSub>
+            <m:r>
+              <w:rPr>
+                <w:rFonts w:ascii="Cambria Math" w:eastAsiaTheme="minorEastAsia" w:hAnsi="Cambria Math"/>
+              </w:rPr>
+              <m:t xml:space="preserve"> </m:t>
+            </m:r>
+            <m:sSub>
+              <m:sSubPr>
+                <m:ctrlPr>
+                  <w:rPr>
+                    <w:rFonts w:ascii="Cambria Math" w:eastAsiaTheme="minorEastAsia" w:hAnsi="Cambria Math"/>
+                    <w:i/>
+                  </w:rPr>
+                </m:ctrlPr>
+              </m:sSubPr>
+              <m:e>
+                <m:r>
+                  <w:rPr>
+                    <w:rFonts w:ascii="Cambria Math" w:eastAsiaTheme="minorEastAsia" w:hAnsi="Cambria Math"/>
+                  </w:rPr>
+                  <m:t>y</m:t>
+                </m:r>
+              </m:e>
+              <m:sub>
+                <m:r>
+                  <w:rPr>
+                    <w:rFonts w:ascii="Cambria Math" w:eastAsiaTheme="minorEastAsia" w:hAnsi="Cambria Math"/>
+                  </w:rPr>
+                  <m:t>i</m:t>
+                </m:r>
+              </m:sub>
+            </m:sSub>
+            <m:r>
+              <w:rPr>
+                <w:rFonts w:ascii="Cambria Math" w:eastAsiaTheme="minorEastAsia" w:hAnsi="Cambria Math"/>
+              </w:rPr>
+              <m:t xml:space="preserve"> </m:t>
+            </m:r>
+            <m:sSub>
+              <m:sSubPr>
+                <m:ctrlPr>
+                  <w:rPr>
+                    <w:rFonts w:ascii="Cambria Math" w:eastAsiaTheme="minorEastAsia" w:hAnsi="Cambria Math"/>
+                    <w:i/>
+                  </w:rPr>
+                </m:ctrlPr>
+              </m:sSubPr>
+              <m:e>
+                <m:r>
+                  <w:rPr>
+                    <w:rFonts w:ascii="Cambria Math" w:eastAsiaTheme="minorEastAsia" w:hAnsi="Cambria Math"/>
+                  </w:rPr>
+                  <m:t>y</m:t>
+                </m:r>
+              </m:e>
+              <m:sub>
+                <m:r>
+                  <w:rPr>
+                    <w:rFonts w:ascii="Cambria Math" w:eastAsiaTheme="minorEastAsia" w:hAnsi="Cambria Math"/>
+                  </w:rPr>
+                  <m:t>j</m:t>
+                </m:r>
+              </m:sub>
+            </m:sSub>
+            <m:r>
+              <w:rPr>
+                <w:rFonts w:ascii="Cambria Math" w:eastAsiaTheme="minorEastAsia" w:hAnsi="Cambria Math"/>
+              </w:rPr>
+              <m:t>(</m:t>
+            </m:r>
+            <m:sSub>
+              <m:sSubPr>
+                <m:ctrlPr>
+                  <w:rPr>
+                    <w:rFonts w:ascii="Cambria Math" w:eastAsiaTheme="minorEastAsia" w:hAnsi="Cambria Math"/>
+                    <w:i/>
+                  </w:rPr>
+                </m:ctrlPr>
+              </m:sSubPr>
+              <m:e>
+                <m:r>
+                  <w:rPr>
+                    <w:rFonts w:ascii="Cambria Math" w:eastAsiaTheme="minorEastAsia" w:hAnsi="Cambria Math"/>
+                  </w:rPr>
+                  <m:t>x</m:t>
+                </m:r>
+              </m:e>
+              <m:sub>
+                <m:r>
+                  <w:rPr>
+                    <w:rFonts w:ascii="Cambria Math" w:eastAsiaTheme="minorEastAsia" w:hAnsi="Cambria Math"/>
+                  </w:rPr>
+                  <m:t>i</m:t>
+                </m:r>
+              </m:sub>
+            </m:sSub>
+            <m:r>
+              <w:rPr>
+                <w:rFonts w:ascii="Cambria Math" w:eastAsiaTheme="minorEastAsia" w:hAnsi="Cambria Math"/>
+              </w:rPr>
+              <m:t xml:space="preserve"> </m:t>
+            </m:r>
+            <m:sSub>
+              <m:sSubPr>
+                <m:ctrlPr>
+                  <w:rPr>
+                    <w:rFonts w:ascii="Cambria Math" w:eastAsiaTheme="minorEastAsia" w:hAnsi="Cambria Math"/>
+                    <w:i/>
+                  </w:rPr>
+                </m:ctrlPr>
+              </m:sSubPr>
+              <m:e>
+                <m:r>
+                  <w:rPr>
+                    <w:rFonts w:ascii="Cambria Math" w:eastAsiaTheme="minorEastAsia" w:hAnsi="Cambria Math"/>
+                  </w:rPr>
+                  <m:t>x</m:t>
+                </m:r>
+              </m:e>
+              <m:sub>
+                <m:r>
+                  <w:rPr>
+                    <w:rFonts w:ascii="Cambria Math" w:eastAsiaTheme="minorEastAsia" w:hAnsi="Cambria Math"/>
+                  </w:rPr>
+                  <m:t>j</m:t>
+                </m:r>
+              </m:sub>
+            </m:sSub>
+            <m:r>
+              <w:rPr>
+                <w:rFonts w:ascii="Cambria Math" w:eastAsiaTheme="minorEastAsia" w:hAnsi="Cambria Math"/>
+              </w:rPr>
+              <m:t>)</m:t>
+            </m:r>
+          </m:e>
+        </m:nary>
+      </m:oMath>
+      <w:r>
+        <w:rPr>
+          <w:rFonts w:eastAsiaTheme="minorEastAsia"/>
+        </w:rPr>
+        <w:tab/>
+      </w:r>
+      <w:r>
+        <w:rPr>
+          <w:rFonts w:eastAsiaTheme="minorEastAsia"/>
+        </w:rPr>
+        <w:tab/>
+        <w:t>(2.</w:t>
+      </w:r>
+      <w:r>
+        <w:rPr>
+          <w:rFonts w:eastAsiaTheme="minorEastAsia"/>
+        </w:rPr>
+        <w:t>9</w:t>
+      </w:r>
+      <w:r>
+        <w:rPr>
+          <w:rFonts w:eastAsiaTheme="minorEastAsia"/>
+        </w:rPr>
+        <w:t>)</w:t>
       </w:r>
     </w:p>
     <w:p>
@@ -5838,16 +6323,7 @@
     </w:p>
     <w:p>
       <w:pPr>
-        <w:spacing w:after="0" w:line="480" w:lineRule="auto"/>
-        <w:ind w:firstLine="567"/>
-        <w:rPr>
-          <w:rFonts w:cs="Times New Roman"/>
-        </w:rPr>
-      </w:pPr>
-    </w:p>
-    <w:p>
-      <w:pPr>
-        <w:pStyle w:val="Judul2"/>
+        <w:pStyle w:val="Heading2"/>
         <w:numPr>
           <w:ilvl w:val="0"/>
           <w:numId w:val="8"/>
@@ -5910,7 +6386,7 @@
     </w:p>
     <w:p>
       <w:pPr>
-        <w:pStyle w:val="Judul1"/>
+        <w:pStyle w:val="Heading1"/>
         <w:numPr>
           <w:ilvl w:val="0"/>
           <w:numId w:val="7"/>
@@ -5964,7 +6440,7 @@
     </w:p>
     <w:tbl>
       <w:tblPr>
-        <w:tblStyle w:val="KisiTabel"/>
+        <w:tblStyle w:val="TableGrid"/>
         <w:tblW w:w="0" w:type="auto"/>
         <w:jc w:val="center"/>
         <w:tblLook w:val="04A0" w:firstRow="1" w:lastRow="0" w:firstColumn="1" w:lastColumn="0" w:noHBand="0" w:noVBand="1"/>
@@ -6140,6 +6616,7 @@
                 <w:sz w:val="18"/>
                 <w:szCs w:val="18"/>
               </w:rPr>
+              <w:lastRenderedPageBreak/>
               <w:t>Preprocessing</w:t>
             </w:r>
             <w:r>
@@ -6163,7 +6640,7 @@
           </w:p>
           <w:p>
             <w:pPr>
-              <w:pStyle w:val="DaftarParagraf"/>
+              <w:pStyle w:val="ListParagraph"/>
               <w:numPr>
                 <w:ilvl w:val="0"/>
                 <w:numId w:val="9"/>
@@ -6191,7 +6668,7 @@
           </w:p>
           <w:p>
             <w:pPr>
-              <w:pStyle w:val="DaftarParagraf"/>
+              <w:pStyle w:val="ListParagraph"/>
               <w:numPr>
                 <w:ilvl w:val="0"/>
                 <w:numId w:val="9"/>
@@ -6425,6 +6902,7 @@
                 <w:sz w:val="18"/>
                 <w:szCs w:val="18"/>
               </w:rPr>
+              <w:lastRenderedPageBreak/>
               <w:t>Aspek Ekonomis</w:t>
             </w:r>
           </w:p>
@@ -6443,6 +6921,7 @@
                 <w:sz w:val="18"/>
                 <w:szCs w:val="18"/>
               </w:rPr>
+              <w:lastRenderedPageBreak/>
               <w:t xml:space="preserve">Metode </w:t>
             </w:r>
             <w:r>
@@ -6599,6 +7078,7 @@
                 <w:rFonts w:cs="Times New Roman"/>
                 <w:szCs w:val="24"/>
               </w:rPr>
+              <w:lastRenderedPageBreak/>
               <w:t>-</w:t>
             </w:r>
           </w:p>
@@ -6698,7 +7178,7 @@
           </w:p>
           <w:p>
             <w:pPr>
-              <w:pStyle w:val="DaftarParagraf"/>
+              <w:pStyle w:val="ListParagraph"/>
               <w:numPr>
                 <w:ilvl w:val="0"/>
                 <w:numId w:val="9"/>
@@ -6726,7 +7206,7 @@
           </w:p>
           <w:p>
             <w:pPr>
-              <w:pStyle w:val="DaftarParagraf"/>
+              <w:pStyle w:val="ListParagraph"/>
               <w:numPr>
                 <w:ilvl w:val="0"/>
                 <w:numId w:val="9"/>
@@ -7109,7 +7589,7 @@
           </w:p>
           <w:p>
             <w:pPr>
-              <w:pStyle w:val="DaftarParagraf"/>
+              <w:pStyle w:val="ListParagraph"/>
               <w:numPr>
                 <w:ilvl w:val="0"/>
                 <w:numId w:val="9"/>
@@ -7448,7 +7928,7 @@
     </w:p>
     <w:p>
       <w:pPr>
-        <w:pStyle w:val="Judul1"/>
+        <w:pStyle w:val="Heading1"/>
         <w:spacing w:line="480" w:lineRule="auto"/>
         <w:jc w:val="center"/>
         <w:rPr>
@@ -7464,6 +7944,7 @@
           <w:bCs/>
           <w:szCs w:val="24"/>
         </w:rPr>
+        <w:lastRenderedPageBreak/>
         <w:t>BAB III</w:t>
       </w:r>
       <w:r>
@@ -7486,7 +7967,7 @@
     </w:p>
     <w:p>
       <w:pPr>
-        <w:pStyle w:val="Judul1"/>
+        <w:pStyle w:val="Heading1"/>
         <w:numPr>
           <w:ilvl w:val="0"/>
           <w:numId w:val="26"/>
@@ -7511,7 +7992,7 @@
     </w:p>
     <w:p>
       <w:pPr>
-        <w:pStyle w:val="Judul1"/>
+        <w:pStyle w:val="Heading1"/>
         <w:numPr>
           <w:ilvl w:val="0"/>
           <w:numId w:val="26"/>
@@ -7590,7 +8071,7 @@
     </w:p>
     <w:p>
       <w:pPr>
-        <w:pStyle w:val="Judul1"/>
+        <w:pStyle w:val="Heading1"/>
         <w:numPr>
           <w:ilvl w:val="0"/>
           <w:numId w:val="26"/>
@@ -7643,7 +8124,11 @@
         </w:r>
       </w:hyperlink>
       <w:r>
-        <w:t xml:space="preserve">. Dalam dataset ini, terdapat informasi terkait jadwal irigasi tanaman yang mencakup fitur-fitur seperti kelembaban tanah, temperatur, dan kelembaban udara. Setiap fitur tersebut memiliki dua kelas target, yaitu data pompa yang bernilai 0 dan 1. </w:t>
+        <w:t xml:space="preserve">. Dalam dataset ini, terdapat informasi terkait jadwal irigasi tanaman yang mencakup fitur-fitur seperti </w:t>
+      </w:r>
+      <w:r>
+        <w:lastRenderedPageBreak/>
+        <w:t xml:space="preserve">kelembaban tanah, temperatur, dan kelembaban udara. Setiap fitur tersebut memiliki dua kelas target, yaitu data pompa yang bernilai 0 dan 1. </w:t>
       </w:r>
     </w:p>
     <w:p>
@@ -7676,7 +8161,7 @@
     <w:p/>
     <w:p>
       <w:pPr>
-        <w:pStyle w:val="Judul1"/>
+        <w:pStyle w:val="Heading1"/>
         <w:numPr>
           <w:ilvl w:val="0"/>
           <w:numId w:val="26"/>
@@ -7701,7 +8186,7 @@
     </w:p>
     <w:p>
       <w:pPr>
-        <w:pStyle w:val="Judul1"/>
+        <w:pStyle w:val="Heading1"/>
         <w:numPr>
           <w:ilvl w:val="0"/>
           <w:numId w:val="26"/>
@@ -7717,7 +8202,7 @@
     </w:p>
     <w:p>
       <w:pPr>
-        <w:pStyle w:val="Judul1"/>
+        <w:pStyle w:val="Heading1"/>
         <w:numPr>
           <w:ilvl w:val="0"/>
           <w:numId w:val="26"/>
@@ -7822,7 +8307,7 @@
     </w:p>
     <w:p>
       <w:pPr>
-        <w:pStyle w:val="Judul1"/>
+        <w:pStyle w:val="Heading1"/>
         <w:numPr>
           <w:ilvl w:val="0"/>
           <w:numId w:val="26"/>
@@ -7867,7 +8352,7 @@
     </w:p>
     <w:p>
       <w:pPr>
-        <w:pStyle w:val="DaftarParagraf"/>
+        <w:pStyle w:val="ListParagraph"/>
         <w:numPr>
           <w:ilvl w:val="0"/>
           <w:numId w:val="5"/>
@@ -7876,12 +8361,13 @@
         <w:ind w:left="567" w:hanging="567"/>
       </w:pPr>
       <w:r>
+        <w:lastRenderedPageBreak/>
         <w:t>Akurasi adalah ukuran yang menunjukkan seberapa efektif model dalam mengklasifikasi data secara keseluruhan dengan benar.</w:t>
       </w:r>
     </w:p>
     <w:p>
       <w:pPr>
-        <w:pStyle w:val="DaftarParagraf"/>
+        <w:pStyle w:val="ListParagraph"/>
         <w:spacing w:after="0" w:line="480" w:lineRule="auto"/>
         <w:jc w:val="center"/>
         <w:rPr>
@@ -8106,7 +8592,7 @@
     </w:p>
     <w:p>
       <w:pPr>
-        <w:pStyle w:val="DaftarParagraf"/>
+        <w:pStyle w:val="ListParagraph"/>
         <w:spacing w:after="0" w:line="480" w:lineRule="auto"/>
         <w:ind w:left="567"/>
       </w:pPr>
@@ -8116,7 +8602,7 @@
     </w:p>
     <w:p>
       <w:pPr>
-        <w:pStyle w:val="DaftarParagraf"/>
+        <w:pStyle w:val="ListParagraph"/>
         <w:spacing w:after="0" w:line="480" w:lineRule="auto"/>
         <w:ind w:left="567"/>
         <w:rPr>
@@ -8168,7 +8654,7 @@
     </w:p>
     <w:p>
       <w:pPr>
-        <w:pStyle w:val="DaftarParagraf"/>
+        <w:pStyle w:val="ListParagraph"/>
         <w:spacing w:after="0" w:line="480" w:lineRule="auto"/>
         <w:ind w:left="567"/>
         <w:rPr>
@@ -8220,7 +8706,7 @@
     </w:p>
     <w:p>
       <w:pPr>
-        <w:pStyle w:val="DaftarParagraf"/>
+        <w:pStyle w:val="ListParagraph"/>
         <w:spacing w:after="0" w:line="480" w:lineRule="auto"/>
         <w:ind w:left="567"/>
         <w:rPr>
@@ -8272,7 +8758,7 @@
     </w:p>
     <w:p>
       <w:pPr>
-        <w:pStyle w:val="DaftarParagraf"/>
+        <w:pStyle w:val="ListParagraph"/>
         <w:spacing w:after="0" w:line="480" w:lineRule="auto"/>
         <w:ind w:left="567"/>
         <w:rPr>
@@ -8324,7 +8810,7 @@
     </w:p>
     <w:p>
       <w:pPr>
-        <w:pStyle w:val="DaftarParagraf"/>
+        <w:pStyle w:val="ListParagraph"/>
         <w:numPr>
           <w:ilvl w:val="0"/>
           <w:numId w:val="5"/>
@@ -8338,7 +8824,7 @@
     </w:p>
     <w:p>
       <w:pPr>
-        <w:pStyle w:val="DaftarParagraf"/>
+        <w:pStyle w:val="ListParagraph"/>
         <w:spacing w:after="0" w:line="480" w:lineRule="auto"/>
         <w:ind w:left="567"/>
         <w:jc w:val="center"/>
@@ -8468,7 +8954,7 @@
     </w:p>
     <w:p>
       <w:pPr>
-        <w:pStyle w:val="DaftarParagraf"/>
+        <w:pStyle w:val="ListParagraph"/>
         <w:spacing w:after="0" w:line="480" w:lineRule="auto"/>
         <w:ind w:left="567"/>
       </w:pPr>
@@ -8478,7 +8964,7 @@
     </w:p>
     <w:p>
       <w:pPr>
-        <w:pStyle w:val="DaftarParagraf"/>
+        <w:pStyle w:val="ListParagraph"/>
         <w:spacing w:after="0" w:line="480" w:lineRule="auto"/>
         <w:ind w:left="567"/>
         <w:rPr>
@@ -8530,7 +9016,7 @@
     </w:p>
     <w:p>
       <w:pPr>
-        <w:pStyle w:val="DaftarParagraf"/>
+        <w:pStyle w:val="ListParagraph"/>
         <w:spacing w:after="0" w:line="480" w:lineRule="auto"/>
         <w:ind w:left="567"/>
       </w:pPr>
@@ -8579,7 +9065,7 @@
     </w:p>
     <w:p>
       <w:pPr>
-        <w:pStyle w:val="DaftarParagraf"/>
+        <w:pStyle w:val="ListParagraph"/>
         <w:numPr>
           <w:ilvl w:val="0"/>
           <w:numId w:val="5"/>
@@ -8733,7 +9219,7 @@
     </w:p>
     <w:p>
       <w:pPr>
-        <w:pStyle w:val="DaftarParagraf"/>
+        <w:pStyle w:val="ListParagraph"/>
         <w:spacing w:after="0" w:line="480" w:lineRule="auto"/>
         <w:ind w:left="567"/>
       </w:pPr>
@@ -8743,7 +9229,7 @@
     </w:p>
     <w:p>
       <w:pPr>
-        <w:pStyle w:val="DaftarParagraf"/>
+        <w:pStyle w:val="ListParagraph"/>
         <w:spacing w:after="0" w:line="480" w:lineRule="auto"/>
         <w:ind w:left="567"/>
         <w:rPr>
@@ -8795,7 +9281,7 @@
     </w:p>
     <w:p>
       <w:pPr>
-        <w:pStyle w:val="DaftarParagraf"/>
+        <w:pStyle w:val="ListParagraph"/>
         <w:spacing w:after="0" w:line="480" w:lineRule="auto"/>
         <w:ind w:left="567"/>
         <w:rPr>
@@ -8847,7 +9333,7 @@
     </w:p>
     <w:p>
       <w:pPr>
-        <w:pStyle w:val="DaftarParagraf"/>
+        <w:pStyle w:val="ListParagraph"/>
         <w:numPr>
           <w:ilvl w:val="0"/>
           <w:numId w:val="5"/>
@@ -8930,7 +9416,7 @@
     <w:p/>
     <w:p>
       <w:pPr>
-        <w:pStyle w:val="Judul1"/>
+        <w:pStyle w:val="Heading1"/>
         <w:numPr>
           <w:ilvl w:val="0"/>
           <w:numId w:val="26"/>
@@ -9159,7 +9645,7 @@
     </w:p>
     <w:p>
       <w:pPr>
-        <w:pStyle w:val="Judul1"/>
+        <w:pStyle w:val="Heading1"/>
         <w:spacing w:line="480" w:lineRule="auto"/>
         <w:jc w:val="center"/>
         <w:rPr>
@@ -9175,6 +9661,7 @@
           <w:bCs/>
           <w:szCs w:val="24"/>
         </w:rPr>
+        <w:lastRenderedPageBreak/>
         <w:t>BAB IV</w:t>
       </w:r>
       <w:r>
@@ -9307,6 +9794,7 @@
           <w:b/>
           <w:bCs w:val="0"/>
         </w:rPr>
+        <w:lastRenderedPageBreak/>
         <w:t>DAFTAR PUSTAKA</w:t>
       </w:r>
       <w:bookmarkEnd w:id="70"/>
@@ -9828,6 +10316,7 @@
         <w:rPr>
           <w:color w:val="000000" w:themeColor="text1"/>
         </w:rPr>
+        <w:lastRenderedPageBreak/>
         <w:t>Pratiwi, A., &amp; Nafira, A. F. (2021). PENGARUH FREKUENSI PENYIRAMAN TERHADAP PERTUMBUHAN BUNCIS (Phaseolus vulgaris L.). </w:t>
       </w:r>
       <w:r>
@@ -13360,11 +13849,11 @@
       <w:lang w:val="id-ID"/>
     </w:rPr>
   </w:style>
-  <w:style w:type="paragraph" w:styleId="Judul1">
+  <w:style w:type="paragraph" w:styleId="Heading1">
     <w:name w:val="heading 1"/>
     <w:basedOn w:val="Normal"/>
     <w:next w:val="Normal"/>
-    <w:link w:val="Judul1KAR"/>
+    <w:link w:val="Heading1Char"/>
     <w:uiPriority w:val="9"/>
     <w:qFormat/>
     <w:rsid w:val="00871597"/>
@@ -13380,11 +13869,11 @@
       <w:szCs w:val="32"/>
     </w:rPr>
   </w:style>
-  <w:style w:type="paragraph" w:styleId="Judul2">
+  <w:style w:type="paragraph" w:styleId="Heading2">
     <w:name w:val="heading 2"/>
     <w:basedOn w:val="Normal"/>
     <w:next w:val="Normal"/>
-    <w:link w:val="Judul2KAR"/>
+    <w:link w:val="Heading2Char"/>
     <w:uiPriority w:val="9"/>
     <w:unhideWhenUsed/>
     <w:qFormat/>
@@ -13400,11 +13889,11 @@
       <w:szCs w:val="26"/>
     </w:rPr>
   </w:style>
-  <w:style w:type="paragraph" w:styleId="Judul3">
+  <w:style w:type="paragraph" w:styleId="Heading3">
     <w:name w:val="heading 3"/>
     <w:basedOn w:val="Normal"/>
     <w:next w:val="Normal"/>
-    <w:link w:val="Judul3KAR"/>
+    <w:link w:val="Heading3Char"/>
     <w:uiPriority w:val="9"/>
     <w:unhideWhenUsed/>
     <w:qFormat/>
@@ -13420,13 +13909,13 @@
       <w:szCs w:val="24"/>
     </w:rPr>
   </w:style>
-  <w:style w:type="character" w:default="1" w:styleId="FontParagrafDefault">
+  <w:style w:type="character" w:default="1" w:styleId="DefaultParagraphFont">
     <w:name w:val="Default Paragraph Font"/>
     <w:uiPriority w:val="1"/>
     <w:semiHidden/>
     <w:unhideWhenUsed/>
   </w:style>
-  <w:style w:type="table" w:default="1" w:styleId="TabelNormal">
+  <w:style w:type="table" w:default="1" w:styleId="TableNormal">
     <w:name w:val="Normal Table"/>
     <w:uiPriority w:val="99"/>
     <w:semiHidden/>
@@ -13441,17 +13930,17 @@
       </w:tblCellMar>
     </w:tblPr>
   </w:style>
-  <w:style w:type="numbering" w:default="1" w:styleId="TidakAdaDaftar">
+  <w:style w:type="numbering" w:default="1" w:styleId="NoList">
     <w:name w:val="No List"/>
     <w:uiPriority w:val="99"/>
     <w:semiHidden/>
     <w:unhideWhenUsed/>
   </w:style>
-  <w:style w:type="paragraph" w:styleId="Kutipan">
+  <w:style w:type="paragraph" w:styleId="Quote">
     <w:name w:val="Quote"/>
-    <w:basedOn w:val="Judul1"/>
+    <w:basedOn w:val="Heading1"/>
     <w:next w:val="Normal"/>
-    <w:link w:val="KutipanKAR"/>
+    <w:link w:val="QuoteChar"/>
     <w:uiPriority w:val="29"/>
     <w:qFormat/>
     <w:rsid w:val="006025F2"/>
@@ -13466,10 +13955,10 @@
       <w:sz w:val="28"/>
     </w:rPr>
   </w:style>
-  <w:style w:type="character" w:customStyle="1" w:styleId="KutipanKAR">
-    <w:name w:val="Kutipan KAR"/>
-    <w:basedOn w:val="FontParagrafDefault"/>
-    <w:link w:val="Kutipan"/>
+  <w:style w:type="character" w:customStyle="1" w:styleId="QuoteChar">
+    <w:name w:val="Quote Char"/>
+    <w:basedOn w:val="DefaultParagraphFont"/>
+    <w:link w:val="Quote"/>
     <w:uiPriority w:val="29"/>
     <w:rsid w:val="006025F2"/>
     <w:rPr>
@@ -13482,10 +13971,10 @@
       <w:lang w:val="id-ID"/>
     </w:rPr>
   </w:style>
-  <w:style w:type="character" w:customStyle="1" w:styleId="Judul1KAR">
-    <w:name w:val="Judul 1 KAR"/>
-    <w:basedOn w:val="FontParagrafDefault"/>
-    <w:link w:val="Judul1"/>
+  <w:style w:type="character" w:customStyle="1" w:styleId="Heading1Char">
+    <w:name w:val="Heading 1 Char"/>
+    <w:basedOn w:val="DefaultParagraphFont"/>
+    <w:link w:val="Heading1"/>
     <w:uiPriority w:val="9"/>
     <w:rsid w:val="00871597"/>
     <w:rPr>
@@ -13497,9 +13986,9 @@
       <w:lang w:val="id-ID"/>
     </w:rPr>
   </w:style>
-  <w:style w:type="table" w:styleId="KisiTabel">
+  <w:style w:type="table" w:styleId="TableGrid">
     <w:name w:val="Table Grid"/>
-    <w:basedOn w:val="TabelNormal"/>
+    <w:basedOn w:val="TableNormal"/>
     <w:uiPriority w:val="39"/>
     <w:rsid w:val="006025F2"/>
     <w:pPr>
@@ -13516,7 +14005,7 @@
       </w:tblBorders>
     </w:tblPr>
   </w:style>
-  <w:style w:type="paragraph" w:styleId="DaftarParagraf">
+  <w:style w:type="paragraph" w:styleId="ListParagraph">
     <w:name w:val="List Paragraph"/>
     <w:basedOn w:val="Normal"/>
     <w:uiPriority w:val="1"/>
@@ -13530,7 +14019,7 @@
   <w:style w:type="paragraph" w:styleId="Header">
     <w:name w:val="header"/>
     <w:basedOn w:val="Normal"/>
-    <w:link w:val="HeaderKAR"/>
+    <w:link w:val="HeaderChar"/>
     <w:uiPriority w:val="99"/>
     <w:unhideWhenUsed/>
     <w:rsid w:val="004E68F0"/>
@@ -13542,9 +14031,9 @@
       <w:spacing w:after="0" w:line="240" w:lineRule="auto"/>
     </w:pPr>
   </w:style>
-  <w:style w:type="character" w:customStyle="1" w:styleId="HeaderKAR">
-    <w:name w:val="Header KAR"/>
-    <w:basedOn w:val="FontParagrafDefault"/>
+  <w:style w:type="character" w:customStyle="1" w:styleId="HeaderChar">
+    <w:name w:val="Header Char"/>
+    <w:basedOn w:val="DefaultParagraphFont"/>
     <w:link w:val="Header"/>
     <w:uiPriority w:val="99"/>
     <w:rsid w:val="004E68F0"/>
@@ -13558,7 +14047,7 @@
   <w:style w:type="paragraph" w:styleId="Footer">
     <w:name w:val="footer"/>
     <w:basedOn w:val="Normal"/>
-    <w:link w:val="FooterKAR"/>
+    <w:link w:val="FooterChar"/>
     <w:uiPriority w:val="99"/>
     <w:unhideWhenUsed/>
     <w:rsid w:val="004E68F0"/>
@@ -13570,9 +14059,9 @@
       <w:spacing w:after="0" w:line="240" w:lineRule="auto"/>
     </w:pPr>
   </w:style>
-  <w:style w:type="character" w:customStyle="1" w:styleId="FooterKAR">
-    <w:name w:val="Footer KAR"/>
-    <w:basedOn w:val="FontParagrafDefault"/>
+  <w:style w:type="character" w:customStyle="1" w:styleId="FooterChar">
+    <w:name w:val="Footer Char"/>
+    <w:basedOn w:val="DefaultParagraphFont"/>
     <w:link w:val="Footer"/>
     <w:uiPriority w:val="99"/>
     <w:rsid w:val="004E68F0"/>
@@ -13583,9 +14072,9 @@
       <w:lang w:val="id-ID"/>
     </w:rPr>
   </w:style>
-  <w:style w:type="paragraph" w:styleId="JudulTOC">
+  <w:style w:type="paragraph" w:styleId="TOCHeading">
     <w:name w:val="TOC Heading"/>
-    <w:basedOn w:val="Judul1"/>
+    <w:basedOn w:val="Heading1"/>
     <w:next w:val="Normal"/>
     <w:uiPriority w:val="39"/>
     <w:unhideWhenUsed/>
@@ -13620,7 +14109,7 @@
   </w:style>
   <w:style w:type="character" w:styleId="Hyperlink">
     <w:name w:val="Hyperlink"/>
-    <w:basedOn w:val="FontParagrafDefault"/>
+    <w:basedOn w:val="DefaultParagraphFont"/>
     <w:uiPriority w:val="99"/>
     <w:unhideWhenUsed/>
     <w:rsid w:val="00514A13"/>
@@ -13629,10 +14118,10 @@
       <w:u w:val="single"/>
     </w:rPr>
   </w:style>
-  <w:style w:type="character" w:customStyle="1" w:styleId="Judul2KAR">
-    <w:name w:val="Judul 2 KAR"/>
-    <w:basedOn w:val="FontParagrafDefault"/>
-    <w:link w:val="Judul2"/>
+  <w:style w:type="character" w:customStyle="1" w:styleId="Heading2Char">
+    <w:name w:val="Heading 2 Char"/>
+    <w:basedOn w:val="DefaultParagraphFont"/>
+    <w:link w:val="Heading2"/>
     <w:uiPriority w:val="9"/>
     <w:rsid w:val="008C2163"/>
     <w:rPr>
@@ -13643,10 +14132,10 @@
       <w:lang w:val="id-ID"/>
     </w:rPr>
   </w:style>
-  <w:style w:type="character" w:customStyle="1" w:styleId="Judul3KAR">
-    <w:name w:val="Judul 3 KAR"/>
-    <w:basedOn w:val="FontParagrafDefault"/>
-    <w:link w:val="Judul3"/>
+  <w:style w:type="character" w:customStyle="1" w:styleId="Heading3Char">
+    <w:name w:val="Heading 3 Char"/>
+    <w:basedOn w:val="DefaultParagraphFont"/>
+    <w:link w:val="Heading3"/>
     <w:uiPriority w:val="9"/>
     <w:rsid w:val="008C2163"/>
     <w:rPr>
@@ -13657,10 +14146,10 @@
       <w:lang w:val="id-ID"/>
     </w:rPr>
   </w:style>
-  <w:style w:type="paragraph" w:styleId="TeksIsi">
+  <w:style w:type="paragraph" w:styleId="BodyText">
     <w:name w:val="Body Text"/>
     <w:basedOn w:val="Normal"/>
-    <w:link w:val="TeksIsiKAR"/>
+    <w:link w:val="BodyTextChar"/>
     <w:uiPriority w:val="99"/>
     <w:unhideWhenUsed/>
     <w:rsid w:val="00A65E87"/>
@@ -13668,10 +14157,10 @@
       <w:spacing w:after="120"/>
     </w:pPr>
   </w:style>
-  <w:style w:type="character" w:customStyle="1" w:styleId="TeksIsiKAR">
-    <w:name w:val="Teks Isi KAR"/>
-    <w:basedOn w:val="FontParagrafDefault"/>
-    <w:link w:val="TeksIsi"/>
+  <w:style w:type="character" w:customStyle="1" w:styleId="BodyTextChar">
+    <w:name w:val="Body Text Char"/>
+    <w:basedOn w:val="DefaultParagraphFont"/>
+    <w:link w:val="BodyText"/>
     <w:uiPriority w:val="99"/>
     <w:rsid w:val="00A65E87"/>
     <w:rPr>
@@ -13681,11 +14170,11 @@
       <w:lang w:val="id-ID"/>
     </w:rPr>
   </w:style>
-  <w:style w:type="paragraph" w:styleId="Keterangan">
+  <w:style w:type="paragraph" w:styleId="Caption">
     <w:name w:val="caption"/>
     <w:basedOn w:val="Normal"/>
     <w:next w:val="Normal"/>
-    <w:link w:val="KeteranganKAR"/>
+    <w:link w:val="CaptionChar"/>
     <w:uiPriority w:val="35"/>
     <w:unhideWhenUsed/>
     <w:qFormat/>
@@ -13699,7 +14188,7 @@
       <w:szCs w:val="18"/>
     </w:rPr>
   </w:style>
-  <w:style w:type="paragraph" w:styleId="TabelGambar">
+  <w:style w:type="paragraph" w:styleId="TableofFigures">
     <w:name w:val="table of figures"/>
     <w:basedOn w:val="Normal"/>
     <w:next w:val="Normal"/>
@@ -13786,9 +14275,9 @@
       <w:szCs w:val="20"/>
     </w:rPr>
   </w:style>
-  <w:style w:type="character" w:styleId="Tempatpenampungteks">
+  <w:style w:type="character" w:styleId="PlaceholderText">
     <w:name w:val="Placeholder Text"/>
-    <w:basedOn w:val="FontParagrafDefault"/>
+    <w:basedOn w:val="DefaultParagraphFont"/>
     <w:uiPriority w:val="99"/>
     <w:semiHidden/>
     <w:rsid w:val="004070DB"/>
@@ -13809,7 +14298,7 @@
   </w:style>
   <w:style w:type="character" w:customStyle="1" w:styleId="PersamaanChar">
     <w:name w:val="Persamaan Char"/>
-    <w:basedOn w:val="FontParagrafDefault"/>
+    <w:basedOn w:val="DefaultParagraphFont"/>
     <w:link w:val="Persamaan"/>
     <w:rsid w:val="005F5646"/>
     <w:rPr>
@@ -13821,7 +14310,7 @@
   </w:style>
   <w:style w:type="paragraph" w:customStyle="1" w:styleId="TableCaption">
     <w:name w:val="Table Caption"/>
-    <w:basedOn w:val="Keterangan"/>
+    <w:basedOn w:val="Caption"/>
     <w:link w:val="TableCaptionChar"/>
     <w:qFormat/>
     <w:rsid w:val="00764212"/>
@@ -13832,7 +14321,7 @@
   </w:style>
   <w:style w:type="character" w:customStyle="1" w:styleId="TableCaptionChar">
     <w:name w:val="Table Caption Char"/>
-    <w:basedOn w:val="FontParagrafDefault"/>
+    <w:basedOn w:val="DefaultParagraphFont"/>
     <w:link w:val="TableCaption"/>
     <w:rsid w:val="00764212"/>
     <w:rPr>
@@ -13845,10 +14334,10 @@
       <w:lang w:val="id-ID"/>
     </w:rPr>
   </w:style>
-  <w:style w:type="character" w:customStyle="1" w:styleId="KeteranganKAR">
-    <w:name w:val="Keterangan KAR"/>
-    <w:basedOn w:val="FontParagrafDefault"/>
-    <w:link w:val="Keterangan"/>
+  <w:style w:type="character" w:customStyle="1" w:styleId="CaptionChar">
+    <w:name w:val="Caption Char"/>
+    <w:basedOn w:val="DefaultParagraphFont"/>
+    <w:link w:val="Caption"/>
     <w:uiPriority w:val="35"/>
     <w:rsid w:val="006A222D"/>
     <w:rPr>
@@ -13879,7 +14368,7 @@
   </w:style>
   <w:style w:type="character" w:customStyle="1" w:styleId="UnresolvedMention1">
     <w:name w:val="Unresolved Mention1"/>
-    <w:basedOn w:val="FontParagrafDefault"/>
+    <w:basedOn w:val="DefaultParagraphFont"/>
     <w:uiPriority w:val="99"/>
     <w:semiHidden/>
     <w:unhideWhenUsed/>
@@ -13889,10 +14378,10 @@
       <w:shd w:val="clear" w:color="auto" w:fill="E1DFDD"/>
     </w:rPr>
   </w:style>
-  <w:style w:type="paragraph" w:styleId="TeksCatatanKaki">
+  <w:style w:type="paragraph" w:styleId="FootnoteText">
     <w:name w:val="footnote text"/>
     <w:basedOn w:val="Normal"/>
-    <w:link w:val="TeksCatatanKakiKAR"/>
+    <w:link w:val="FootnoteTextChar"/>
     <w:uiPriority w:val="99"/>
     <w:semiHidden/>
     <w:unhideWhenUsed/>
@@ -13905,10 +14394,10 @@
       <w:szCs w:val="20"/>
     </w:rPr>
   </w:style>
-  <w:style w:type="character" w:customStyle="1" w:styleId="TeksCatatanKakiKAR">
-    <w:name w:val="Teks Catatan Kaki KAR"/>
-    <w:basedOn w:val="FontParagrafDefault"/>
-    <w:link w:val="TeksCatatanKaki"/>
+  <w:style w:type="character" w:customStyle="1" w:styleId="FootnoteTextChar">
+    <w:name w:val="Footnote Text Char"/>
+    <w:basedOn w:val="DefaultParagraphFont"/>
+    <w:link w:val="FootnoteText"/>
     <w:uiPriority w:val="99"/>
     <w:semiHidden/>
     <w:rsid w:val="008C78C1"/>
@@ -13920,9 +14409,9 @@
       <w:lang w:val="id-ID"/>
     </w:rPr>
   </w:style>
-  <w:style w:type="character" w:styleId="HiperlinkyangDiikuti">
+  <w:style w:type="character" w:styleId="FollowedHyperlink">
     <w:name w:val="FollowedHyperlink"/>
-    <w:basedOn w:val="FontParagrafDefault"/>
+    <w:basedOn w:val="DefaultParagraphFont"/>
     <w:uiPriority w:val="99"/>
     <w:semiHidden/>
     <w:unhideWhenUsed/>
@@ -13932,9 +14421,9 @@
       <w:u w:val="single"/>
     </w:rPr>
   </w:style>
-  <w:style w:type="character" w:styleId="ReferensiKomentar">
+  <w:style w:type="character" w:styleId="CommentReference">
     <w:name w:val="annotation reference"/>
-    <w:basedOn w:val="FontParagrafDefault"/>
+    <w:basedOn w:val="DefaultParagraphFont"/>
     <w:uiPriority w:val="99"/>
     <w:semiHidden/>
     <w:unhideWhenUsed/>
@@ -13944,10 +14433,10 @@
       <w:szCs w:val="16"/>
     </w:rPr>
   </w:style>
-  <w:style w:type="paragraph" w:styleId="TeksKomentar">
+  <w:style w:type="paragraph" w:styleId="CommentText">
     <w:name w:val="annotation text"/>
     <w:basedOn w:val="Normal"/>
-    <w:link w:val="TeksKomentarKAR"/>
+    <w:link w:val="CommentTextChar"/>
     <w:uiPriority w:val="99"/>
     <w:semiHidden/>
     <w:unhideWhenUsed/>
@@ -13960,10 +14449,10 @@
       <w:szCs w:val="20"/>
     </w:rPr>
   </w:style>
-  <w:style w:type="character" w:customStyle="1" w:styleId="TeksKomentarKAR">
-    <w:name w:val="Teks Komentar KAR"/>
-    <w:basedOn w:val="FontParagrafDefault"/>
-    <w:link w:val="TeksKomentar"/>
+  <w:style w:type="character" w:customStyle="1" w:styleId="CommentTextChar">
+    <w:name w:val="Comment Text Char"/>
+    <w:basedOn w:val="DefaultParagraphFont"/>
+    <w:link w:val="CommentText"/>
     <w:uiPriority w:val="99"/>
     <w:semiHidden/>
     <w:rsid w:val="004E646D"/>
@@ -13974,11 +14463,11 @@
       <w:lang w:val="id-ID"/>
     </w:rPr>
   </w:style>
-  <w:style w:type="paragraph" w:styleId="SubjekKomentar">
+  <w:style w:type="paragraph" w:styleId="CommentSubject">
     <w:name w:val="annotation subject"/>
-    <w:basedOn w:val="TeksKomentar"/>
-    <w:next w:val="TeksKomentar"/>
-    <w:link w:val="SubjekKomentarKAR"/>
+    <w:basedOn w:val="CommentText"/>
+    <w:next w:val="CommentText"/>
+    <w:link w:val="CommentSubjectChar"/>
     <w:uiPriority w:val="99"/>
     <w:semiHidden/>
     <w:unhideWhenUsed/>
@@ -13988,10 +14477,10 @@
       <w:bCs/>
     </w:rPr>
   </w:style>
-  <w:style w:type="character" w:customStyle="1" w:styleId="SubjekKomentarKAR">
-    <w:name w:val="Subjek Komentar KAR"/>
-    <w:basedOn w:val="TeksKomentarKAR"/>
-    <w:link w:val="SubjekKomentar"/>
+  <w:style w:type="character" w:customStyle="1" w:styleId="CommentSubjectChar">
+    <w:name w:val="Comment Subject Char"/>
+    <w:basedOn w:val="CommentTextChar"/>
+    <w:link w:val="CommentSubject"/>
     <w:uiPriority w:val="99"/>
     <w:semiHidden/>
     <w:rsid w:val="004E646D"/>
@@ -14004,9 +14493,9 @@
       <w:lang w:val="id-ID"/>
     </w:rPr>
   </w:style>
-  <w:style w:type="character" w:styleId="SebutanYangBelumTerselesaikan">
+  <w:style w:type="character" w:styleId="UnresolvedMention">
     <w:name w:val="Unresolved Mention"/>
-    <w:basedOn w:val="FontParagrafDefault"/>
+    <w:basedOn w:val="DefaultParagraphFont"/>
     <w:uiPriority w:val="99"/>
     <w:semiHidden/>
     <w:unhideWhenUsed/>
@@ -14018,7 +14507,7 @@
   </w:style>
   <w:style w:type="paragraph" w:customStyle="1" w:styleId="HeadingIntro">
     <w:name w:val="Heading Intro"/>
-    <w:basedOn w:val="Judul1"/>
+    <w:basedOn w:val="Heading1"/>
     <w:link w:val="HeadingIntroChar"/>
     <w:qFormat/>
     <w:rsid w:val="00D91D1F"/>
@@ -14032,7 +14521,7 @@
   </w:style>
   <w:style w:type="character" w:customStyle="1" w:styleId="HeadingIntroChar">
     <w:name w:val="Heading Intro Char"/>
-    <w:basedOn w:val="Judul1KAR"/>
+    <w:basedOn w:val="Heading1Char"/>
     <w:link w:val="HeadingIntro"/>
     <w:rsid w:val="00D91D1F"/>
     <w:rPr>

--- a/PROPOSAL TUGAS AKHIR.docx
+++ b/PROPOSAL TUGAS AKHIR.docx
@@ -4242,7 +4242,7 @@
       <w:pPr>
         <w:pStyle w:val="ListParagraph"/>
         <w:spacing w:after="0" w:line="480" w:lineRule="auto"/>
-        <w:ind w:left="567"/>
+        <w:ind w:left="0"/>
         <w:jc w:val="center"/>
         <w:rPr>
           <w:rFonts w:eastAsiaTheme="minorEastAsia"/>
@@ -4282,12 +4282,6 @@
           <m:t>⋅x+b=0</m:t>
         </m:r>
       </m:oMath>
-      <w:r>
-        <w:rPr>
-          <w:rFonts w:eastAsiaTheme="minorEastAsia"/>
-        </w:rPr>
-        <w:tab/>
-      </w:r>
       <w:r>
         <w:rPr>
           <w:rFonts w:eastAsiaTheme="minorEastAsia"/>
@@ -4503,7 +4497,7 @@
       <w:pPr>
         <w:pStyle w:val="ListParagraph"/>
         <w:spacing w:after="0" w:line="480" w:lineRule="auto"/>
-        <w:ind w:left="567"/>
+        <w:ind w:left="0"/>
         <w:jc w:val="center"/>
         <w:rPr>
           <w:rFonts w:eastAsiaTheme="minorEastAsia"/>
@@ -4619,13 +4613,6 @@
           <w:iCs/>
         </w:rPr>
         <w:tab/>
-      </w:r>
-      <w:r>
-        <w:rPr>
-          <w:rFonts w:eastAsiaTheme="minorEastAsia"/>
-          <w:iCs/>
-        </w:rPr>
-        <w:tab/>
         <w:t>(2.4)</w:t>
       </w:r>
     </w:p>
@@ -4641,7 +4628,7 @@
       <w:pPr>
         <w:pStyle w:val="ListParagraph"/>
         <w:spacing w:after="0" w:line="480" w:lineRule="auto"/>
-        <w:ind w:left="567"/>
+        <w:ind w:left="0"/>
         <w:jc w:val="center"/>
         <w:rPr>
           <w:rFonts w:eastAsiaTheme="minorEastAsia"/>
@@ -4736,12 +4723,6 @@
           <w:rFonts w:eastAsiaTheme="minorEastAsia"/>
         </w:rPr>
         <w:tab/>
-      </w:r>
-      <w:r>
-        <w:rPr>
-          <w:rFonts w:eastAsiaTheme="minorEastAsia"/>
-        </w:rPr>
-        <w:tab/>
         <w:t>(2.5)</w:t>
       </w:r>
     </w:p>
@@ -4912,14 +4893,26 @@
         <w:rPr>
           <w:rFonts w:cs="Times New Roman"/>
         </w:rPr>
-        <w:t xml:space="preserve">Lagrange </w:t>
+        <w:t>l</w:t>
+      </w:r>
+      <w:r>
+        <w:rPr>
+          <w:rFonts w:cs="Times New Roman"/>
+        </w:rPr>
+        <w:t xml:space="preserve">agrange </w:t>
       </w:r>
       <w:bookmarkEnd w:id="54"/>
       <w:r>
         <w:rPr>
           <w:rFonts w:cs="Times New Roman"/>
         </w:rPr>
-        <w:t>Multiplier</w:t>
+        <w:t>m</w:t>
+      </w:r>
+      <w:r>
+        <w:rPr>
+          <w:rFonts w:cs="Times New Roman"/>
+        </w:rPr>
+        <w:t>ultiplier</w:t>
       </w:r>
       <w:r>
         <w:rPr>
@@ -4974,18 +4967,12 @@
       <w:pPr>
         <w:pStyle w:val="ListParagraph"/>
         <w:spacing w:after="0" w:line="480" w:lineRule="auto"/>
-        <w:ind w:left="567"/>
+        <w:ind w:left="0"/>
         <w:jc w:val="center"/>
         <w:rPr>
           <w:rFonts w:eastAsiaTheme="minorEastAsia"/>
         </w:rPr>
       </w:pPr>
-      <w:r>
-        <w:rPr>
-          <w:rFonts w:cs="Times New Roman"/>
-        </w:rPr>
-        <w:tab/>
-      </w:r>
       <m:oMath>
         <m:sSub>
           <m:sSubPr>
@@ -5272,12 +5259,6 @@
           <w:rFonts w:eastAsiaTheme="minorEastAsia"/>
         </w:rPr>
         <w:tab/>
-      </w:r>
-      <w:r>
-        <w:rPr>
-          <w:rFonts w:eastAsiaTheme="minorEastAsia"/>
-        </w:rPr>
-        <w:tab/>
         <w:t>(2.6)</w:t>
       </w:r>
     </w:p>
@@ -5351,15 +5332,21 @@
       </w:r>
       <w:r>
         <w:rPr>
-          <w:rFonts w:cs="Times New Roman"/>
-        </w:rPr>
-        <w:t>Lagrange Multiplier</w:t>
+          <w:rFonts w:eastAsiaTheme="minorEastAsia"/>
+        </w:rPr>
+        <w:t xml:space="preserve">lagrange </w:t>
+      </w:r>
+      <w:r>
+        <w:rPr>
+          <w:rFonts w:eastAsiaTheme="minorEastAsia"/>
+        </w:rPr>
+        <w:t xml:space="preserve">multiplier </w:t>
       </w:r>
       <w:r>
         <w:rPr>
           <w:rFonts w:eastAsiaTheme="minorEastAsia" w:cs="Times New Roman"/>
         </w:rPr>
-        <w:t xml:space="preserve"> yang memperhitungkan syarat kendala</w:t>
+        <w:t>yang memperhitungkan syarat kendala</w:t>
       </w:r>
       <w:r>
         <w:rPr>
@@ -5402,7 +5389,19 @@
         <w:rPr>
           <w:rFonts w:eastAsiaTheme="minorEastAsia" w:cs="Times New Roman"/>
         </w:rPr>
-        <w:t xml:space="preserve">dengan mencari turunan pertama dari fungsi Lagrange terhadap </w:t>
+        <w:t xml:space="preserve">dengan mencari turunan pertama dari fungsi </w:t>
+      </w:r>
+      <w:r>
+        <w:rPr>
+          <w:rFonts w:eastAsiaTheme="minorEastAsia" w:cs="Times New Roman"/>
+        </w:rPr>
+        <w:t>lagrange</w:t>
+      </w:r>
+      <w:r>
+        <w:rPr>
+          <w:rFonts w:eastAsiaTheme="minorEastAsia" w:cs="Times New Roman"/>
+        </w:rPr>
+        <w:t xml:space="preserve"> terhadap </w:t>
       </w:r>
       <m:oMath>
         <m:r>
@@ -5443,7 +5442,7 @@
       <w:pPr>
         <w:pStyle w:val="ListParagraph"/>
         <w:spacing w:after="0" w:line="480" w:lineRule="auto"/>
-        <w:ind w:left="567"/>
+        <w:ind w:left="0"/>
         <w:jc w:val="center"/>
         <w:rPr>
           <w:rFonts w:eastAsiaTheme="minorEastAsia"/>
@@ -5591,12 +5590,6 @@
           <w:rFonts w:eastAsiaTheme="minorEastAsia"/>
         </w:rPr>
         <w:tab/>
-      </w:r>
-      <w:r>
-        <w:rPr>
-          <w:rFonts w:eastAsiaTheme="minorEastAsia"/>
-        </w:rPr>
-        <w:tab/>
         <w:t>(2.</w:t>
       </w:r>
       <w:r>
@@ -5616,7 +5609,7 @@
       <w:pPr>
         <w:pStyle w:val="ListParagraph"/>
         <w:spacing w:after="0" w:line="480" w:lineRule="auto"/>
-        <w:ind w:left="567"/>
+        <w:ind w:left="0"/>
         <w:jc w:val="center"/>
         <w:rPr>
           <w:rFonts w:eastAsiaTheme="minorEastAsia"/>
@@ -5796,12 +5789,6 @@
           <w:rFonts w:eastAsiaTheme="minorEastAsia"/>
         </w:rPr>
         <w:tab/>
-      </w:r>
-      <w:r>
-        <w:rPr>
-          <w:rFonts w:eastAsiaTheme="minorEastAsia"/>
-        </w:rPr>
-        <w:tab/>
         <w:t>(2.</w:t>
       </w:r>
       <w:r>
@@ -5832,7 +5819,21 @@
         <w:rPr>
           <w:rFonts w:cs="Times New Roman"/>
         </w:rPr>
-        <w:t>Substitusi nilai w dari persamaan (</w:t>
+        <w:t xml:space="preserve">Substitusi nilai </w:t>
+      </w:r>
+      <m:oMath>
+        <m:r>
+          <w:rPr>
+            <w:rFonts w:ascii="Cambria Math" w:eastAsiaTheme="minorEastAsia" w:hAnsi="Cambria Math"/>
+          </w:rPr>
+          <m:t>w</m:t>
+        </m:r>
+      </m:oMath>
+      <w:r>
+        <w:rPr>
+          <w:rFonts w:cs="Times New Roman"/>
+        </w:rPr>
+        <w:t xml:space="preserve"> dari persamaan (</w:t>
       </w:r>
       <w:r>
         <w:rPr>
@@ -5874,7 +5875,7 @@
     <w:p>
       <w:pPr>
         <w:spacing w:after="0" w:line="480" w:lineRule="auto"/>
-        <w:ind w:firstLine="567"/>
+        <w:jc w:val="center"/>
         <w:rPr>
           <w:rFonts w:cs="Times New Roman"/>
         </w:rPr>
@@ -6067,19 +6068,7 @@
               <w:rPr>
                 <w:rFonts w:ascii="Cambria Math" w:eastAsiaTheme="minorEastAsia" w:hAnsi="Cambria Math"/>
               </w:rPr>
-              <m:t>i</m:t>
-            </m:r>
-            <m:r>
-              <w:rPr>
-                <w:rFonts w:ascii="Cambria Math" w:eastAsiaTheme="minorEastAsia" w:hAnsi="Cambria Math"/>
-              </w:rPr>
-              <m:t>,  j</m:t>
-            </m:r>
-            <m:r>
-              <w:rPr>
-                <w:rFonts w:ascii="Cambria Math" w:eastAsiaTheme="minorEastAsia" w:hAnsi="Cambria Math"/>
-              </w:rPr>
-              <m:t>=1</m:t>
+              <m:t>i,  j=1</m:t>
             </m:r>
           </m:sub>
           <m:sup>
@@ -6249,7 +6238,7 @@
               <w:rPr>
                 <w:rFonts w:ascii="Cambria Math" w:eastAsiaTheme="minorEastAsia" w:hAnsi="Cambria Math"/>
               </w:rPr>
-              <m:t xml:space="preserve"> </m:t>
+              <m:t>⋅</m:t>
             </m:r>
             <m:sSub>
               <m:sSubPr>
@@ -6291,26 +6280,182 @@
           <w:rFonts w:eastAsiaTheme="minorEastAsia"/>
         </w:rPr>
         <w:tab/>
+        <w:t>(2.</w:t>
       </w:r>
       <w:r>
         <w:rPr>
           <w:rFonts w:eastAsiaTheme="minorEastAsia"/>
         </w:rPr>
-        <w:tab/>
-        <w:t>(2.</w:t>
+        <w:t>9</w:t>
       </w:r>
       <w:r>
         <w:rPr>
           <w:rFonts w:eastAsiaTheme="minorEastAsia"/>
         </w:rPr>
-        <w:t>9</w:t>
-      </w:r>
-      <w:r>
+        <w:t>)</w:t>
+      </w:r>
+    </w:p>
+    <w:p>
+      <w:pPr>
+        <w:spacing w:after="0" w:line="480" w:lineRule="auto"/>
         <w:rPr>
           <w:rFonts w:eastAsiaTheme="minorEastAsia"/>
         </w:rPr>
-        <w:t>)</w:t>
-      </w:r>
+      </w:pPr>
+      <w:r>
+        <w:t xml:space="preserve">dengan syarat: </w:t>
+      </w:r>
+      <m:oMath>
+        <m:sSub>
+          <m:sSubPr>
+            <m:ctrlPr>
+              <w:rPr>
+                <w:rFonts w:ascii="Cambria Math" w:eastAsiaTheme="minorEastAsia" w:hAnsi="Cambria Math"/>
+                <w:i/>
+              </w:rPr>
+            </m:ctrlPr>
+          </m:sSubPr>
+          <m:e>
+            <m:r>
+              <w:rPr>
+                <w:rFonts w:ascii="Cambria Math" w:hAnsi="Cambria Math" w:cs="Times New Roman"/>
+              </w:rPr>
+              <m:t>α</m:t>
+            </m:r>
+          </m:e>
+          <m:sub>
+            <m:r>
+              <w:rPr>
+                <w:rFonts w:ascii="Cambria Math" w:eastAsiaTheme="minorEastAsia" w:hAnsi="Cambria Math"/>
+              </w:rPr>
+              <m:t>i</m:t>
+            </m:r>
+          </m:sub>
+        </m:sSub>
+        <m:r>
+          <w:rPr>
+            <w:rFonts w:ascii="Cambria Math" w:eastAsiaTheme="minorEastAsia" w:hAnsi="Cambria Math"/>
+          </w:rPr>
+          <m:t>≥0</m:t>
+        </m:r>
+      </m:oMath>
+      <w:r>
+        <w:rPr>
+          <w:rFonts w:eastAsiaTheme="minorEastAsia"/>
+        </w:rPr>
+        <w:t xml:space="preserve">; </w:t>
+      </w:r>
+      <m:oMath>
+        <m:r>
+          <w:rPr>
+            <w:rFonts w:ascii="Cambria Math" w:eastAsiaTheme="minorEastAsia" w:hAnsi="Cambria Math"/>
+          </w:rPr>
+          <m:t>i=1,2,3,…n</m:t>
+        </m:r>
+      </m:oMath>
+      <w:r>
+        <w:rPr>
+          <w:rFonts w:eastAsiaTheme="minorEastAsia"/>
+        </w:rPr>
+        <w:t xml:space="preserve">; </w:t>
+      </w:r>
+      <m:oMath>
+        <m:nary>
+          <m:naryPr>
+            <m:chr m:val="∑"/>
+            <m:limLoc m:val="undOvr"/>
+            <m:ctrlPr>
+              <w:rPr>
+                <w:rFonts w:ascii="Cambria Math" w:eastAsiaTheme="minorEastAsia" w:hAnsi="Cambria Math"/>
+                <w:i/>
+                <w:iCs/>
+              </w:rPr>
+            </m:ctrlPr>
+          </m:naryPr>
+          <m:sub>
+            <m:r>
+              <w:rPr>
+                <w:rFonts w:ascii="Cambria Math" w:eastAsiaTheme="minorEastAsia" w:hAnsi="Cambria Math"/>
+              </w:rPr>
+              <m:t>i=1</m:t>
+            </m:r>
+          </m:sub>
+          <m:sup>
+            <m:r>
+              <w:rPr>
+                <w:rFonts w:ascii="Cambria Math" w:eastAsiaTheme="minorEastAsia" w:hAnsi="Cambria Math"/>
+              </w:rPr>
+              <m:t>n</m:t>
+            </m:r>
+          </m:sup>
+          <m:e>
+            <m:sSub>
+              <m:sSubPr>
+                <m:ctrlPr>
+                  <w:rPr>
+                    <w:rFonts w:ascii="Cambria Math" w:eastAsiaTheme="minorEastAsia" w:hAnsi="Cambria Math"/>
+                    <w:i/>
+                  </w:rPr>
+                </m:ctrlPr>
+              </m:sSubPr>
+              <m:e>
+                <m:r>
+                  <w:rPr>
+                    <w:rFonts w:ascii="Cambria Math" w:hAnsi="Cambria Math" w:cs="Times New Roman"/>
+                  </w:rPr>
+                  <m:t>α</m:t>
+                </m:r>
+              </m:e>
+              <m:sub>
+                <m:r>
+                  <w:rPr>
+                    <w:rFonts w:ascii="Cambria Math" w:eastAsiaTheme="minorEastAsia" w:hAnsi="Cambria Math"/>
+                  </w:rPr>
+                  <m:t>i</m:t>
+                </m:r>
+              </m:sub>
+            </m:sSub>
+            <m:r>
+              <w:rPr>
+                <w:rFonts w:ascii="Cambria Math" w:eastAsiaTheme="minorEastAsia" w:hAnsi="Cambria Math"/>
+              </w:rPr>
+              <m:t xml:space="preserve"> </m:t>
+            </m:r>
+            <m:sSub>
+              <m:sSubPr>
+                <m:ctrlPr>
+                  <w:rPr>
+                    <w:rFonts w:ascii="Cambria Math" w:eastAsiaTheme="minorEastAsia" w:hAnsi="Cambria Math"/>
+                    <w:i/>
+                  </w:rPr>
+                </m:ctrlPr>
+              </m:sSubPr>
+              <m:e>
+                <m:r>
+                  <w:rPr>
+                    <w:rFonts w:ascii="Cambria Math" w:eastAsiaTheme="minorEastAsia" w:hAnsi="Cambria Math"/>
+                  </w:rPr>
+                  <m:t>y</m:t>
+                </m:r>
+              </m:e>
+              <m:sub>
+                <m:r>
+                  <w:rPr>
+                    <w:rFonts w:ascii="Cambria Math" w:eastAsiaTheme="minorEastAsia" w:hAnsi="Cambria Math"/>
+                  </w:rPr>
+                  <m:t>i</m:t>
+                </m:r>
+              </m:sub>
+            </m:sSub>
+          </m:e>
+        </m:nary>
+        <m:r>
+          <w:rPr>
+            <w:rFonts w:ascii="Cambria Math" w:eastAsiaTheme="minorEastAsia" w:hAnsi="Cambria Math"/>
+          </w:rPr>
+          <m:t>=0</m:t>
+        </m:r>
+      </m:oMath>
     </w:p>
     <w:p>
       <w:pPr>
@@ -6583,6 +6728,7 @@
                 <w:sz w:val="18"/>
                 <w:szCs w:val="18"/>
               </w:rPr>
+              <w:lastRenderedPageBreak/>
               <w:t xml:space="preserve">Pendekatan -1 </w:t>
             </w:r>
           </w:p>
@@ -6616,7 +6762,6 @@
                 <w:sz w:val="18"/>
                 <w:szCs w:val="18"/>
               </w:rPr>
-              <w:lastRenderedPageBreak/>
               <w:t>Preprocessing</w:t>
             </w:r>
             <w:r>
@@ -6902,7 +7047,6 @@
                 <w:sz w:val="18"/>
                 <w:szCs w:val="18"/>
               </w:rPr>
-              <w:lastRenderedPageBreak/>
               <w:t>Aspek Ekonomis</w:t>
             </w:r>
           </w:p>
@@ -6921,7 +7065,6 @@
                 <w:sz w:val="18"/>
                 <w:szCs w:val="18"/>
               </w:rPr>
-              <w:lastRenderedPageBreak/>
               <w:t xml:space="preserve">Metode </w:t>
             </w:r>
             <w:r>
@@ -7078,7 +7221,6 @@
                 <w:rFonts w:cs="Times New Roman"/>
                 <w:szCs w:val="24"/>
               </w:rPr>
-              <w:lastRenderedPageBreak/>
               <w:t>-</w:t>
             </w:r>
           </w:p>
@@ -13838,7 +13980,7 @@
   <w:style w:type="paragraph" w:default="1" w:styleId="Normal">
     <w:name w:val="Normal"/>
     <w:qFormat/>
-    <w:rsid w:val="00AE2B6C"/>
+    <w:rsid w:val="008F25B7"/>
     <w:pPr>
       <w:spacing w:line="360" w:lineRule="auto"/>
       <w:jc w:val="both"/>

--- a/PROPOSAL TUGAS AKHIR.docx
+++ b/PROPOSAL TUGAS AKHIR.docx
@@ -3849,7 +3849,16 @@
         </w:rPr>
       </w:pPr>
       <w:r>
-        <w:t xml:space="preserve">Proses klasifikasi dengan SVM dimulai dengan himpunan data pelatihan </w:t>
+        <w:t xml:space="preserve">Proses </w:t>
+      </w:r>
+      <w:r>
+        <w:t>pelatihan</w:t>
+      </w:r>
+      <w:r>
+        <w:t xml:space="preserve"> </w:t>
+      </w:r>
+      <w:r>
+        <w:t xml:space="preserve">SVM dimulai dengan himpunan data pelatihan </w:t>
       </w:r>
       <m:oMath>
         <m:r>
@@ -4229,13 +4238,7 @@
         <w:rPr>
           <w:rFonts w:eastAsiaTheme="minorEastAsia"/>
         </w:rPr>
-        <w:t>.</w:t>
-      </w:r>
-      <w:r>
-        <w:rPr>
-          <w:rFonts w:eastAsiaTheme="minorEastAsia"/>
-        </w:rPr>
-        <w:t xml:space="preserve"> </w:t>
+        <w:t>. Masing-masing kelas dipisahkan secara sempurna oleh sebuah hyperplane, yang dinyatakan dengan persamaan:</w:t>
       </w:r>
     </w:p>
     <w:p>
@@ -4298,7 +4301,6 @@
         </w:rPr>
       </w:pPr>
       <w:r>
-        <w:lastRenderedPageBreak/>
         <w:t xml:space="preserve">di mana </w:t>
       </w:r>
       <m:oMath>
@@ -4354,6 +4356,12 @@
           <w:rFonts w:eastAsiaTheme="minorEastAsia"/>
         </w:rPr>
         <w:t xml:space="preserve"> adalah nilai bias.</w:t>
+      </w:r>
+      <w:r>
+        <w:rPr>
+          <w:rFonts w:eastAsiaTheme="minorEastAsia"/>
+        </w:rPr>
+        <w:t xml:space="preserve"> </w:t>
       </w:r>
     </w:p>
     <w:p>
@@ -5334,13 +5342,7 @@
         <w:rPr>
           <w:rFonts w:eastAsiaTheme="minorEastAsia"/>
         </w:rPr>
-        <w:t xml:space="preserve">lagrange </w:t>
-      </w:r>
-      <w:r>
-        <w:rPr>
-          <w:rFonts w:eastAsiaTheme="minorEastAsia"/>
-        </w:rPr>
-        <w:t xml:space="preserve">multiplier </w:t>
+        <w:t xml:space="preserve">lagrange multiplier </w:t>
       </w:r>
       <w:r>
         <w:rPr>
@@ -6460,6 +6462,289 @@
     <w:p>
       <w:pPr>
         <w:spacing w:after="0" w:line="480" w:lineRule="auto"/>
+        <w:rPr>
+          <w:rFonts w:eastAsiaTheme="minorEastAsia"/>
+        </w:rPr>
+      </w:pPr>
+      <w:r>
+        <w:rPr>
+          <w:rFonts w:eastAsiaTheme="minorEastAsia"/>
+        </w:rPr>
+        <w:t>(Kalau bisa mencari nilai w dan b bagaimana ? )</w:t>
+      </w:r>
+    </w:p>
+    <w:p>
+      <w:pPr>
+        <w:spacing w:after="0" w:line="480" w:lineRule="auto"/>
+        <w:ind w:firstLine="567"/>
+        <w:rPr>
+          <w:rFonts w:cs="Times New Roman"/>
+        </w:rPr>
+      </w:pPr>
+      <w:r>
+        <w:rPr>
+          <w:rFonts w:cs="Times New Roman"/>
+        </w:rPr>
+        <w:t>S</w:t>
+      </w:r>
+    </w:p>
+    <w:p>
+      <w:pPr>
+        <w:pStyle w:val="ListParagraph"/>
+        <w:spacing w:after="0" w:line="480" w:lineRule="auto"/>
+        <w:ind w:left="0"/>
+        <w:jc w:val="center"/>
+        <w:rPr>
+          <w:rFonts w:eastAsiaTheme="minorEastAsia"/>
+        </w:rPr>
+      </w:pPr>
+      <m:oMath>
+        <m:r>
+          <w:rPr>
+            <w:rFonts w:ascii="Cambria Math" w:eastAsiaTheme="minorEastAsia" w:hAnsi="Cambria Math"/>
+          </w:rPr>
+          <m:t>f</m:t>
+        </m:r>
+        <m:d>
+          <m:dPr>
+            <m:ctrlPr>
+              <w:rPr>
+                <w:rFonts w:ascii="Cambria Math" w:eastAsiaTheme="minorEastAsia" w:hAnsi="Cambria Math"/>
+                <w:i/>
+              </w:rPr>
+            </m:ctrlPr>
+          </m:dPr>
+          <m:e>
+            <m:r>
+              <w:rPr>
+                <w:rFonts w:ascii="Cambria Math" w:eastAsiaTheme="minorEastAsia" w:hAnsi="Cambria Math"/>
+              </w:rPr>
+              <m:t>x</m:t>
+            </m:r>
+          </m:e>
+        </m:d>
+        <m:r>
+          <w:rPr>
+            <w:rFonts w:ascii="Cambria Math" w:eastAsiaTheme="minorEastAsia" w:hAnsi="Cambria Math"/>
+          </w:rPr>
+          <m:t>=</m:t>
+        </m:r>
+        <m:r>
+          <w:rPr>
+            <w:rFonts w:ascii="Cambria Math" w:eastAsiaTheme="minorEastAsia" w:hAnsi="Cambria Math"/>
+          </w:rPr>
+          <m:t>sign</m:t>
+        </m:r>
+        <m:d>
+          <m:dPr>
+            <m:ctrlPr>
+              <w:rPr>
+                <w:rFonts w:ascii="Cambria Math" w:eastAsiaTheme="minorEastAsia" w:hAnsi="Cambria Math"/>
+                <w:i/>
+              </w:rPr>
+            </m:ctrlPr>
+          </m:dPr>
+          <m:e>
+            <m:sSup>
+              <m:sSupPr>
+                <m:ctrlPr>
+                  <w:rPr>
+                    <w:rFonts w:ascii="Cambria Math" w:eastAsiaTheme="minorEastAsia" w:hAnsi="Cambria Math"/>
+                    <w:i/>
+                  </w:rPr>
+                </m:ctrlPr>
+              </m:sSupPr>
+              <m:e>
+                <m:r>
+                  <w:rPr>
+                    <w:rFonts w:ascii="Cambria Math" w:eastAsiaTheme="minorEastAsia" w:hAnsi="Cambria Math"/>
+                  </w:rPr>
+                  <m:t>w</m:t>
+                </m:r>
+              </m:e>
+              <m:sup>
+                <m:r>
+                  <w:rPr>
+                    <w:rFonts w:ascii="Cambria Math" w:eastAsiaTheme="minorEastAsia" w:hAnsi="Cambria Math"/>
+                  </w:rPr>
+                  <m:t>T</m:t>
+                </m:r>
+              </m:sup>
+            </m:sSup>
+            <m:r>
+              <w:rPr>
+                <w:rFonts w:ascii="Cambria Math" w:eastAsiaTheme="minorEastAsia" w:hAnsi="Cambria Math"/>
+              </w:rPr>
+              <m:t>⋅x+b</m:t>
+            </m:r>
+          </m:e>
+        </m:d>
+        <m:r>
+          <w:rPr>
+            <w:rFonts w:ascii="Cambria Math" w:eastAsiaTheme="minorEastAsia" w:hAnsi="Cambria Math"/>
+          </w:rPr>
+          <m:t>=</m:t>
+        </m:r>
+        <m:d>
+          <m:dPr>
+            <m:ctrlPr>
+              <w:rPr>
+                <w:rFonts w:ascii="Cambria Math" w:eastAsiaTheme="minorEastAsia" w:hAnsi="Cambria Math"/>
+                <w:i/>
+              </w:rPr>
+            </m:ctrlPr>
+          </m:dPr>
+          <m:e>
+            <m:nary>
+              <m:naryPr>
+                <m:chr m:val="∑"/>
+                <m:limLoc m:val="undOvr"/>
+                <m:ctrlPr>
+                  <w:rPr>
+                    <w:rFonts w:ascii="Cambria Math" w:eastAsiaTheme="minorEastAsia" w:hAnsi="Cambria Math"/>
+                    <w:i/>
+                    <w:iCs/>
+                  </w:rPr>
+                </m:ctrlPr>
+              </m:naryPr>
+              <m:sub>
+                <m:r>
+                  <w:rPr>
+                    <w:rFonts w:ascii="Cambria Math" w:eastAsiaTheme="minorEastAsia" w:hAnsi="Cambria Math"/>
+                  </w:rPr>
+                  <m:t>i,  j=1</m:t>
+                </m:r>
+              </m:sub>
+              <m:sup>
+                <m:r>
+                  <w:rPr>
+                    <w:rFonts w:ascii="Cambria Math" w:eastAsiaTheme="minorEastAsia" w:hAnsi="Cambria Math"/>
+                  </w:rPr>
+                  <m:t>m</m:t>
+                </m:r>
+              </m:sup>
+              <m:e>
+                <m:sSub>
+                  <m:sSubPr>
+                    <m:ctrlPr>
+                      <w:rPr>
+                        <w:rFonts w:ascii="Cambria Math" w:eastAsiaTheme="minorEastAsia" w:hAnsi="Cambria Math"/>
+                        <w:i/>
+                      </w:rPr>
+                    </m:ctrlPr>
+                  </m:sSubPr>
+                  <m:e>
+                    <m:r>
+                      <w:rPr>
+                        <w:rFonts w:ascii="Cambria Math" w:hAnsi="Cambria Math" w:cs="Times New Roman"/>
+                      </w:rPr>
+                      <m:t>α</m:t>
+                    </m:r>
+                  </m:e>
+                  <m:sub>
+                    <m:r>
+                      <w:rPr>
+                        <w:rFonts w:ascii="Cambria Math" w:eastAsiaTheme="minorEastAsia" w:hAnsi="Cambria Math"/>
+                      </w:rPr>
+                      <m:t>i</m:t>
+                    </m:r>
+                  </m:sub>
+                </m:sSub>
+                <m:r>
+                  <w:rPr>
+                    <w:rFonts w:ascii="Cambria Math" w:eastAsiaTheme="minorEastAsia" w:hAnsi="Cambria Math"/>
+                  </w:rPr>
+                  <m:t xml:space="preserve"> </m:t>
+                </m:r>
+                <m:sSub>
+                  <m:sSubPr>
+                    <m:ctrlPr>
+                      <w:rPr>
+                        <w:rFonts w:ascii="Cambria Math" w:eastAsiaTheme="minorEastAsia" w:hAnsi="Cambria Math"/>
+                        <w:i/>
+                      </w:rPr>
+                    </m:ctrlPr>
+                  </m:sSubPr>
+                  <m:e>
+                    <m:r>
+                      <w:rPr>
+                        <w:rFonts w:ascii="Cambria Math" w:eastAsiaTheme="minorEastAsia" w:hAnsi="Cambria Math"/>
+                      </w:rPr>
+                      <m:t>y</m:t>
+                    </m:r>
+                  </m:e>
+                  <m:sub>
+                    <m:r>
+                      <w:rPr>
+                        <w:rFonts w:ascii="Cambria Math" w:eastAsiaTheme="minorEastAsia" w:hAnsi="Cambria Math"/>
+                      </w:rPr>
+                      <m:t>i</m:t>
+                    </m:r>
+                  </m:sub>
+                </m:sSub>
+                <m:r>
+                  <w:rPr>
+                    <w:rFonts w:ascii="Cambria Math" w:eastAsiaTheme="minorEastAsia" w:hAnsi="Cambria Math"/>
+                  </w:rPr>
+                  <m:t xml:space="preserve"> </m:t>
+                </m:r>
+              </m:e>
+            </m:nary>
+            <m:sSub>
+              <m:sSubPr>
+                <m:ctrlPr>
+                  <w:rPr>
+                    <w:rFonts w:ascii="Cambria Math" w:eastAsiaTheme="minorEastAsia" w:hAnsi="Cambria Math"/>
+                    <w:i/>
+                  </w:rPr>
+                </m:ctrlPr>
+              </m:sSubPr>
+              <m:e>
+                <m:r>
+                  <w:rPr>
+                    <w:rFonts w:ascii="Cambria Math" w:eastAsiaTheme="minorEastAsia" w:hAnsi="Cambria Math"/>
+                  </w:rPr>
+                  <m:t>x</m:t>
+                </m:r>
+              </m:e>
+              <m:sub>
+                <m:r>
+                  <w:rPr>
+                    <w:rFonts w:ascii="Cambria Math" w:eastAsiaTheme="minorEastAsia" w:hAnsi="Cambria Math"/>
+                  </w:rPr>
+                  <m:t>i</m:t>
+                </m:r>
+              </m:sub>
+            </m:sSub>
+          </m:e>
+        </m:d>
+        <m:r>
+          <w:rPr>
+            <w:rFonts w:ascii="Cambria Math" w:eastAsiaTheme="minorEastAsia" w:hAnsi="Cambria Math"/>
+          </w:rPr>
+          <m:t>+b</m:t>
+        </m:r>
+      </m:oMath>
+      <w:r>
+        <w:rPr>
+          <w:rFonts w:eastAsiaTheme="minorEastAsia"/>
+        </w:rPr>
+        <w:tab/>
+        <w:t>(2.3)</w:t>
+      </w:r>
+    </w:p>
+    <w:p>
+      <w:pPr>
+        <w:spacing w:after="0" w:line="480" w:lineRule="auto"/>
+        <w:ind w:firstLine="567"/>
+        <w:rPr>
+          <w:rFonts w:cs="Times New Roman"/>
+        </w:rPr>
+      </w:pPr>
+    </w:p>
+    <w:p>
+      <w:pPr>
+        <w:spacing w:after="0" w:line="480" w:lineRule="auto"/>
         <w:ind w:firstLine="567"/>
         <w:rPr>
           <w:rFonts w:cs="Times New Roman"/>
@@ -6541,6 +6826,7 @@
       </w:pPr>
       <w:bookmarkStart w:id="56" w:name="_Toc178662382"/>
       <w:r>
+        <w:lastRenderedPageBreak/>
         <w:t>Analisis Pemilihan</w:t>
       </w:r>
       <w:r>
@@ -6728,7 +7014,6 @@
                 <w:sz w:val="18"/>
                 <w:szCs w:val="18"/>
               </w:rPr>
-              <w:lastRenderedPageBreak/>
               <w:t xml:space="preserve">Pendekatan -1 </w:t>
             </w:r>
           </w:p>
@@ -7951,6 +8236,7 @@
                 <w:sz w:val="18"/>
                 <w:szCs w:val="18"/>
               </w:rPr>
+              <w:lastRenderedPageBreak/>
               <w:t>Aspek Ekonomis</w:t>
             </w:r>
           </w:p>
@@ -8049,6 +8335,7 @@
                 <w:rFonts w:ascii="Segoe UI Symbol" w:hAnsi="Segoe UI Symbol" w:cs="Segoe UI Symbol"/>
                 <w:szCs w:val="24"/>
               </w:rPr>
+              <w:lastRenderedPageBreak/>
               <w:t>-</w:t>
             </w:r>
           </w:p>

--- a/PROPOSAL TUGAS AKHIR.docx
+++ b/PROPOSAL TUGAS AKHIR.docx
@@ -1201,7 +1201,39 @@
           <w:rFonts w:cs="Times New Roman"/>
           <w:szCs w:val="24"/>
         </w:rPr>
-        <w:t xml:space="preserve">Bapak Dr. Wijang Widhiarso, M.Kom., selaku Dekan Fakultas Ilmu Komputer dan Rekayasa. </w:t>
+        <w:t xml:space="preserve">Bapak Dr. </w:t>
+      </w:r>
+      <w:proofErr w:type="spellStart"/>
+      <w:r>
+        <w:rPr>
+          <w:rFonts w:cs="Times New Roman"/>
+          <w:szCs w:val="24"/>
+        </w:rPr>
+        <w:t>Wijang</w:t>
+      </w:r>
+      <w:proofErr w:type="spellEnd"/>
+      <w:r>
+        <w:rPr>
+          <w:rFonts w:cs="Times New Roman"/>
+          <w:szCs w:val="24"/>
+        </w:rPr>
+        <w:t xml:space="preserve"> </w:t>
+      </w:r>
+      <w:proofErr w:type="spellStart"/>
+      <w:r>
+        <w:rPr>
+          <w:rFonts w:cs="Times New Roman"/>
+          <w:szCs w:val="24"/>
+        </w:rPr>
+        <w:t>Widhiarso</w:t>
+      </w:r>
+      <w:proofErr w:type="spellEnd"/>
+      <w:r>
+        <w:rPr>
+          <w:rFonts w:cs="Times New Roman"/>
+          <w:szCs w:val="24"/>
+        </w:rPr>
+        <w:t xml:space="preserve">, M.Kom., selaku Dekan Fakultas Ilmu Komputer dan Rekayasa. </w:t>
       </w:r>
     </w:p>
     <w:p>
@@ -1267,14 +1299,46 @@
           <w:rFonts w:cs="Times New Roman"/>
           <w:szCs w:val="24"/>
         </w:rPr>
-        <w:t>Bapak Daniel Udju</w:t>
-      </w:r>
-      <w:r>
-        <w:rPr>
-          <w:rFonts w:cs="Times New Roman"/>
-          <w:szCs w:val="24"/>
-        </w:rPr>
-        <w:t>lalawa, S.Kom.,M.T.I.., selaku P</w:t>
+        <w:t xml:space="preserve">Bapak Daniel </w:t>
+      </w:r>
+      <w:proofErr w:type="spellStart"/>
+      <w:r>
+        <w:rPr>
+          <w:rFonts w:cs="Times New Roman"/>
+          <w:szCs w:val="24"/>
+        </w:rPr>
+        <w:t>Udju</w:t>
+      </w:r>
+      <w:r>
+        <w:rPr>
+          <w:rFonts w:cs="Times New Roman"/>
+          <w:szCs w:val="24"/>
+        </w:rPr>
+        <w:t>lalawa</w:t>
+      </w:r>
+      <w:proofErr w:type="spellEnd"/>
+      <w:r>
+        <w:rPr>
+          <w:rFonts w:cs="Times New Roman"/>
+          <w:szCs w:val="24"/>
+        </w:rPr>
+        <w:t xml:space="preserve">, </w:t>
+      </w:r>
+      <w:proofErr w:type="spellStart"/>
+      <w:r>
+        <w:rPr>
+          <w:rFonts w:cs="Times New Roman"/>
+          <w:szCs w:val="24"/>
+        </w:rPr>
+        <w:t>S.Kom.,M.T.I</w:t>
+      </w:r>
+      <w:proofErr w:type="spellEnd"/>
+      <w:r>
+        <w:rPr>
+          <w:rFonts w:cs="Times New Roman"/>
+          <w:szCs w:val="24"/>
+        </w:rPr>
+        <w:t>.., selaku P</w:t>
       </w:r>
       <w:r>
         <w:rPr>
@@ -1383,7 +1447,23 @@
           <w:rFonts w:cs="Times New Roman"/>
           <w:szCs w:val="24"/>
         </w:rPr>
-        <w:t xml:space="preserve">epada Aldo Kadafi, Muhammad Fadli dan Kartiva </w:t>
+        <w:t xml:space="preserve">epada Aldo Kadafi, Muhammad Fadli dan </w:t>
+      </w:r>
+      <w:proofErr w:type="spellStart"/>
+      <w:r>
+        <w:rPr>
+          <w:rFonts w:cs="Times New Roman"/>
+          <w:szCs w:val="24"/>
+        </w:rPr>
+        <w:t>Kartiva</w:t>
+      </w:r>
+      <w:proofErr w:type="spellEnd"/>
+      <w:r>
+        <w:rPr>
+          <w:rFonts w:cs="Times New Roman"/>
+          <w:szCs w:val="24"/>
+        </w:rPr>
+        <w:t xml:space="preserve"> </w:t>
       </w:r>
       <w:r>
         <w:rPr>
@@ -2740,7 +2820,15 @@
         <w:t xml:space="preserve"> bagi</w:t>
       </w:r>
       <w:r>
-        <w:t xml:space="preserve"> manusia (Kynta, 2024)</w:t>
+        <w:t xml:space="preserve"> manusia (</w:t>
+      </w:r>
+      <w:proofErr w:type="spellStart"/>
+      <w:r>
+        <w:t>Kynta</w:t>
+      </w:r>
+      <w:proofErr w:type="spellEnd"/>
+      <w:r>
+        <w:t>, 2024)</w:t>
       </w:r>
       <w:r>
         <w:t>.</w:t>
@@ -2773,7 +2861,15 @@
         <w:t>buah-buahan</w:t>
       </w:r>
       <w:r>
-        <w:t>, dan tanaman hias (Bharata, 2023).</w:t>
+        <w:t>, dan tanaman hias (</w:t>
+      </w:r>
+      <w:proofErr w:type="spellStart"/>
+      <w:r>
+        <w:t>Bharata</w:t>
+      </w:r>
+      <w:proofErr w:type="spellEnd"/>
+      <w:r>
+        <w:t>, 2023).</w:t>
       </w:r>
     </w:p>
     <w:p>
@@ -2837,7 +2933,15 @@
       </w:pPr>
       <w:r>
         <w:lastRenderedPageBreak/>
-        <w:t>Berbagai elemen dapat memengaruhi kondisi ini, di antaranya adalah curah hujan, tipe tanah, dan tingkat evapotranspirasi (Hermanto, 2023). Proses evapotranspirasi terdiri dari dua komponen utama, yaitu evaporasi, yang merupakan perubahan air menjadi uap, dan transpirasi, yang mengacu pada penguapan air dari permukaan tanah (Sofia, 2023). Tingkat evapotranspirasi sangat dipengaruhi oleh faktor-faktor iklim serta jenis tanaman yang ada (Fausan, 2020). Oleh karena itu, ketersediaan air dan kelembaban tanah menjadi aspek yang krusial untuk menggantikan air yang hilang selama proses ini.</w:t>
+        <w:t>Berbagai elemen dapat memengaruhi kondisi ini, di antaranya adalah curah hujan, tipe tanah, dan tingkat evapotranspirasi (Hermanto, 2023). Proses evapotranspirasi terdiri dari dua komponen utama, yaitu evaporasi, yang merupakan perubahan air menjadi uap, dan transpirasi, yang mengacu pada penguapan air dari permukaan tanah (Sofia, 2023). Tingkat evapotranspirasi sangat dipengaruhi oleh faktor-faktor iklim serta jenis tanaman yang ada (</w:t>
+      </w:r>
+      <w:proofErr w:type="spellStart"/>
+      <w:r>
+        <w:t>Fausan</w:t>
+      </w:r>
+      <w:proofErr w:type="spellEnd"/>
+      <w:r>
+        <w:t>, 2020). Oleh karena itu, ketersediaan air dan kelembaban tanah menjadi aspek yang krusial untuk menggantikan air yang hilang selama proses ini.</w:t>
       </w:r>
     </w:p>
     <w:p>
@@ -2919,7 +3023,15 @@
         <w:t xml:space="preserve"> Mereka</w:t>
       </w:r>
       <w:r>
-        <w:t xml:space="preserve"> sering bergantung pada pengalaman pribadi untuk menentukan waktu dan jumlah air yang dibutuhkan dalam proses penyiraman tanaman (Anggarda, 2023).</w:t>
+        <w:t xml:space="preserve"> sering bergantung pada pengalaman pribadi untuk menentukan waktu dan jumlah air yang dibutuhkan dalam proses penyiraman tanaman (</w:t>
+      </w:r>
+      <w:proofErr w:type="spellStart"/>
+      <w:r>
+        <w:t>Anggarda</w:t>
+      </w:r>
+      <w:proofErr w:type="spellEnd"/>
+      <w:r>
+        <w:t>, 2023).</w:t>
       </w:r>
     </w:p>
     <w:p>
@@ -2992,7 +3104,15 @@
         <w:ind w:firstLine="567"/>
       </w:pPr>
       <w:r>
-        <w:t>Hasil wawancara dengan Denny Satria Mandala Putra, selaku direktur Quranic Farm menjelaskan bahwa pemantauan kelembaban tanah secara konvensional tidak akurat dan memerlukan banyak tenaga, sedangkan penyiraman manual sering tidak merata, terutama di musim kemarau. Akibatnya, pertumbuhan tanaman menjadi tidak seragam dan risiko penyakit tanaman meningkat. Pemantauan secara manual yang memakan waktu juga mengganggu aktivitas lain di perkebunan yang cukup besar.</w:t>
+        <w:t xml:space="preserve">Hasil wawancara dengan Denny Satria Mandala Putra, selaku direktur </w:t>
+      </w:r>
+      <w:proofErr w:type="spellStart"/>
+      <w:r>
+        <w:t>Quranic</w:t>
+      </w:r>
+      <w:proofErr w:type="spellEnd"/>
+      <w:r>
+        <w:t xml:space="preserve"> Farm menjelaskan bahwa pemantauan kelembaban tanah secara konvensional tidak akurat dan memerlukan banyak tenaga, sedangkan penyiraman manual sering tidak merata, terutama di musim kemarau. Akibatnya, pertumbuhan tanaman menjadi tidak seragam dan risiko penyakit tanaman meningkat. Pemantauan secara manual yang memakan waktu juga mengganggu aktivitas lain di perkebunan yang cukup besar.</w:t>
       </w:r>
     </w:p>
     <w:p>
@@ -3025,7 +3145,15 @@
         <w:t>Machine Learning</w:t>
       </w:r>
       <w:r>
-        <w:t xml:space="preserve">, yang merupakan bagian dari kecerdasan buatan yang melibatkan proses pembelajaran melalui komputasi dan identifikasi pola untuk melakukan prediksi serta pengambilan keputusan secara otomatis berdasarkan data yang tersedia (Anggarda, 2023). </w:t>
+        <w:t>, yang merupakan bagian dari kecerdasan buatan yang melibatkan proses pembelajaran melalui komputasi dan identifikasi pola untuk melakukan prediksi serta pengambilan keputusan secara otomatis berdasarkan data yang tersedia (</w:t>
+      </w:r>
+      <w:proofErr w:type="spellStart"/>
+      <w:r>
+        <w:t>Anggarda</w:t>
+      </w:r>
+      <w:proofErr w:type="spellEnd"/>
+      <w:r>
+        <w:t xml:space="preserve">, 2023). </w:t>
       </w:r>
     </w:p>
     <w:p>
@@ -3046,42 +3174,76 @@
       <w:r>
         <w:t xml:space="preserve">, yang memanfaatkan sensor </w:t>
       </w:r>
+      <w:proofErr w:type="spellStart"/>
       <w:r>
         <w:rPr>
           <w:i/>
           <w:iCs/>
         </w:rPr>
-        <w:t>Automatic Weather Station</w:t>
-      </w:r>
-      <w:r>
-        <w:t xml:space="preserve"> (AWS), kelembaban tanah, dan berbagai faktor lingkungan lainnya</w:t>
-      </w:r>
-      <w:r>
-        <w:t xml:space="preserve">. </w:t>
-      </w:r>
-      <w:r>
-        <w:t xml:space="preserve">Setiap sensor menghasilkan data yang dikirimkan ke mikrokontroler </w:t>
-      </w:r>
-      <w:r>
-        <w:t>untuk analisis atau prediksi (Kaur, 2024).</w:t>
-      </w:r>
-      <w:r>
-        <w:t xml:space="preserve"> </w:t>
-      </w:r>
-      <w:r>
-        <w:t xml:space="preserve">Dengan </w:t>
-      </w:r>
-      <w:r>
-        <w:t>memanfaatkan</w:t>
-      </w:r>
-      <w:r>
-        <w:t xml:space="preserve"> </w:t>
-      </w:r>
+        <w:t>Automatic</w:t>
+      </w:r>
+      <w:proofErr w:type="spellEnd"/>
       <w:r>
         <w:rPr>
           <w:i/>
           <w:iCs/>
         </w:rPr>
+        <w:t xml:space="preserve"> </w:t>
+      </w:r>
+      <w:proofErr w:type="spellStart"/>
+      <w:r>
+        <w:rPr>
+          <w:i/>
+          <w:iCs/>
+        </w:rPr>
+        <w:t>Weather</w:t>
+      </w:r>
+      <w:proofErr w:type="spellEnd"/>
+      <w:r>
+        <w:rPr>
+          <w:i/>
+          <w:iCs/>
+        </w:rPr>
+        <w:t xml:space="preserve"> </w:t>
+      </w:r>
+      <w:proofErr w:type="spellStart"/>
+      <w:r>
+        <w:rPr>
+          <w:i/>
+          <w:iCs/>
+        </w:rPr>
+        <w:t>Station</w:t>
+      </w:r>
+      <w:proofErr w:type="spellEnd"/>
+      <w:r>
+        <w:t xml:space="preserve"> (AWS), kelembaban tanah, dan berbagai faktor lingkungan lainnya</w:t>
+      </w:r>
+      <w:r>
+        <w:t xml:space="preserve">. </w:t>
+      </w:r>
+      <w:r>
+        <w:t xml:space="preserve">Setiap sensor menghasilkan data yang dikirimkan ke mikrokontroler </w:t>
+      </w:r>
+      <w:r>
+        <w:t>untuk analisis atau prediksi (Kaur, 2024).</w:t>
+      </w:r>
+      <w:r>
+        <w:t xml:space="preserve"> </w:t>
+      </w:r>
+      <w:r>
+        <w:t xml:space="preserve">Dengan </w:t>
+      </w:r>
+      <w:r>
+        <w:t>memanfaatkan</w:t>
+      </w:r>
+      <w:r>
+        <w:t xml:space="preserve"> </w:t>
+      </w:r>
+      <w:r>
+        <w:rPr>
+          <w:i/>
+          <w:iCs/>
+        </w:rPr>
         <w:t>Machine Learning</w:t>
       </w:r>
       <w:r>
@@ -3121,7 +3283,15 @@
         <w:t xml:space="preserve"> cuaca hujan, suhu udara, kelembaban tanah, dan faktor-faktor lainnya</w:t>
       </w:r>
       <w:r>
-        <w:t xml:space="preserve"> (Anggarda, 2023).</w:t>
+        <w:t xml:space="preserve"> (</w:t>
+      </w:r>
+      <w:proofErr w:type="spellStart"/>
+      <w:r>
+        <w:t>Anggarda</w:t>
+      </w:r>
+      <w:proofErr w:type="spellEnd"/>
+      <w:r>
+        <w:t>, 2023).</w:t>
       </w:r>
     </w:p>
     <w:p>
@@ -3146,7 +3316,15 @@
         <w:t>Machine Learning</w:t>
       </w:r>
       <w:r>
-        <w:t xml:space="preserve"> untuk memprediksi waktu penyiraman optimal memiliki berbagai keuntungan. Pertama, sistem ini dapat menghemat waktu dan usaha petani dalam memerlukan kebutuhan air. Kedua, dengan tingkat akurasi prediksi yang tinggi, sistem ini berkontribusi dalam mengoptimalkan penggunaan air dan mengurangi pemborosan. Ketiga, rekomendasi yang akurat dari sistem ini dapat meningkatkan produktivitas pertanian dengan memastikan pemenuhan kebutuhan air yang tepat waktu untuk tanaman (Anggarda, 2023).</w:t>
+        <w:t xml:space="preserve"> untuk memprediksi waktu penyiraman optimal memiliki berbagai keuntungan. Pertama, sistem ini dapat menghemat waktu dan usaha petani dalam memerlukan kebutuhan air. Kedua, dengan tingkat akurasi prediksi yang tinggi, sistem ini berkontribusi dalam mengoptimalkan penggunaan air dan mengurangi pemborosan. Ketiga, rekomendasi yang akurat dari sistem ini dapat meningkatkan produktivitas pertanian dengan memastikan pemenuhan kebutuhan air yang tepat waktu untuk tanaman (</w:t>
+      </w:r>
+      <w:proofErr w:type="spellStart"/>
+      <w:r>
+        <w:t>Anggarda</w:t>
+      </w:r>
+      <w:proofErr w:type="spellEnd"/>
+      <w:r>
+        <w:t>, 2023).</w:t>
       </w:r>
     </w:p>
     <w:p>
@@ -3461,6 +3639,7 @@
       <w:r>
         <w:t xml:space="preserve"> dan mengatur irigasi secara jauh melalui aplikasi </w:t>
       </w:r>
+      <w:proofErr w:type="spellStart"/>
       <w:r>
         <w:rPr>
           <w:i/>
@@ -3468,6 +3647,7 @@
         </w:rPr>
         <w:t>mobile</w:t>
       </w:r>
+      <w:proofErr w:type="spellEnd"/>
       <w:r>
         <w:t xml:space="preserve">. </w:t>
       </w:r>
@@ -3681,191 +3861,272 @@
         <w:spacing w:after="0" w:line="480" w:lineRule="auto"/>
         <w:ind w:firstLine="567"/>
       </w:pPr>
-    </w:p>
-    <w:p>
-      <w:pPr>
-        <w:pStyle w:val="Heading2"/>
-        <w:numPr>
-          <w:ilvl w:val="0"/>
-          <w:numId w:val="8"/>
-        </w:numPr>
-        <w:spacing w:before="0" w:line="480" w:lineRule="auto"/>
-        <w:ind w:left="567" w:hanging="567"/>
-        <w:rPr>
-          <w:b/>
-          <w:bCs/>
-        </w:rPr>
-      </w:pPr>
-      <w:bookmarkStart w:id="53" w:name="_Toc178662380"/>
-      <w:r>
-        <w:rPr>
-          <w:b/>
-          <w:bCs/>
-        </w:rPr>
-        <w:t>S</w:t>
-      </w:r>
-      <w:r>
-        <w:rPr>
-          <w:b/>
-          <w:bCs/>
-        </w:rPr>
-        <w:t>upport Vector Machine</w:t>
-      </w:r>
-      <w:bookmarkEnd w:id="53"/>
-    </w:p>
-    <w:p>
-      <w:pPr>
-        <w:spacing w:after="0" w:line="480" w:lineRule="auto"/>
-        <w:ind w:firstLine="567"/>
-      </w:pPr>
-      <w:r>
-        <w:t xml:space="preserve">Solusi kedua adalah menggunakan Support Vector Machine sebagai metode supervised learning yang sederhana dalam machine learning, yang dapat </w:t>
-      </w:r>
-      <w:r>
-        <w:t>diterapkan</w:t>
-      </w:r>
-      <w:r>
-        <w:t xml:space="preserve"> untuk menyelesaikan masalah klasifikasi maupun regresi</w:t>
-      </w:r>
-      <w:r>
-        <w:t>.</w:t>
-      </w:r>
-      <w:r>
-        <w:t xml:space="preserve"> </w:t>
-      </w:r>
-      <w:r>
-        <w:t>SVM bekerja dengan mencari hyperplane terbaik yang memisahkan dua kelas fitur dengan memaksimalkan margin</w:t>
-      </w:r>
-      <w:r>
-        <w:t xml:space="preserve"> (Ayabe, 2020). </w:t>
-      </w:r>
-      <w:r>
-        <w:t xml:space="preserve">Margin </w:t>
-      </w:r>
-      <w:r>
-        <w:t>diartikan</w:t>
-      </w:r>
-      <w:r>
-        <w:t xml:space="preserve"> sebagai jarak antara </w:t>
-      </w:r>
-      <w:r>
-        <w:t>hyperplane</w:t>
-      </w:r>
-      <w:r>
-        <w:t xml:space="preserve"> dan titik data terdekat dari setiap kelas.</w:t>
-      </w:r>
-      <w:r>
-        <w:t xml:space="preserve"> Setiap titik data yang mendekati hyperplane terbaik dikenal sebagai support vector</w:t>
-      </w:r>
-      <w:r>
-        <w:t xml:space="preserve"> (Junus, 2022)</w:t>
-      </w:r>
-      <w:r>
-        <w:t>.</w:t>
-      </w:r>
-    </w:p>
-    <w:p>
-      <w:pPr>
-        <w:spacing w:after="0" w:line="480" w:lineRule="auto"/>
-        <w:ind w:firstLine="567"/>
-      </w:pPr>
-      <w:r>
-        <w:t xml:space="preserve">Metode SVM </w:t>
-      </w:r>
-      <w:r>
-        <w:t>mampu</w:t>
-      </w:r>
-      <w:r>
-        <w:t xml:space="preserve"> menghasilkan generalisasi yang tinggi, sehingga dapat mencegah </w:t>
+      <w:r>
+        <w:t xml:space="preserve">Solusi pertama adalah menggunakan </w:t>
       </w:r>
       <w:r>
         <w:rPr>
           <w:i/>
           <w:iCs/>
         </w:rPr>
-        <w:t>overfitting</w:t>
-      </w:r>
-      <w:r>
-        <w:t xml:space="preserve">. </w:t>
-      </w:r>
-      <w:r>
-        <w:t>Selain itu, metode ini efektif dalam menangani data berdimensi tin</w:t>
-      </w:r>
-      <w:r>
-        <w:t>g</w:t>
-      </w:r>
-      <w:r>
-        <w:t xml:space="preserve">gi meskipun jumlah sampel terbatas. SVM juga tahan terhadap </w:t>
+        <w:t>K-Nearest Neighbors</w:t>
+      </w:r>
+      <w:r>
+        <w:t xml:space="preserve"> </w:t>
+      </w:r>
+      <w:r>
+        <w:t xml:space="preserve">(KNN) </w:t>
+      </w:r>
+      <w:r>
+        <w:t xml:space="preserve">sebagai metode </w:t>
       </w:r>
       <w:r>
         <w:rPr>
           <w:i/>
           <w:iCs/>
         </w:rPr>
-        <w:t>outlier</w:t>
-      </w:r>
-      <w:r>
-        <w:t xml:space="preserve"> dan </w:t>
+        <w:t>supervised learning</w:t>
+      </w:r>
+      <w:r>
+        <w:t xml:space="preserve"> yang sederhana</w:t>
+      </w:r>
+      <w:r>
+        <w:t xml:space="preserve"> dalam </w:t>
       </w:r>
       <w:r>
         <w:rPr>
           <w:i/>
           <w:iCs/>
         </w:rPr>
-        <w:t>noise</w:t>
-      </w:r>
-      <w:r>
-        <w:t xml:space="preserve">, serta bekerja baik pada data tidak seimbang. Metode ini dapat memisahkan data secara linier dan non-linier dengan </w:t>
-      </w:r>
-      <w:r>
-        <w:rPr>
-          <w:i/>
-          <w:iCs/>
-        </w:rPr>
-        <w:t>kernel</w:t>
-      </w:r>
-      <w:r>
-        <w:t xml:space="preserve"> (Ayabe</w:t>
-      </w:r>
-      <w:r>
-        <w:t>,</w:t>
-      </w:r>
-      <w:r>
-        <w:t xml:space="preserve"> 2020).</w:t>
-      </w:r>
-    </w:p>
-    <w:p>
-      <w:pPr>
-        <w:spacing w:after="0" w:line="480" w:lineRule="auto"/>
-        <w:ind w:firstLine="567"/>
-      </w:pPr>
-    </w:p>
-    <w:p>
-      <w:pPr>
-        <w:spacing w:after="0" w:line="480" w:lineRule="auto"/>
-        <w:ind w:firstLine="567"/>
-        <w:rPr>
-          <w:rFonts w:eastAsiaTheme="minorEastAsia"/>
-        </w:rPr>
-      </w:pPr>
-      <w:r>
-        <w:t xml:space="preserve">Proses </w:t>
-      </w:r>
-      <w:r>
-        <w:t>pelatihan</w:t>
+        <w:t>machine learning</w:t>
+      </w:r>
+      <w:r>
+        <w:t xml:space="preserve">. Metode </w:t>
+      </w:r>
+      <w:r>
+        <w:t>KNN bekerja</w:t>
       </w:r>
       <w:r>
         <w:t xml:space="preserve"> </w:t>
       </w:r>
       <w:r>
-        <w:t xml:space="preserve">SVM dimulai dengan himpunan data pelatihan </w:t>
+        <w:t>dengan mengklasifikasikan</w:t>
+      </w:r>
+      <w:r>
+        <w:t xml:space="preserve"> data baru </w:t>
+      </w:r>
+      <w:r>
+        <w:t>berdasarkan kesamaan dengan data yang sudah dilatih sebelumnya</w:t>
+      </w:r>
+      <w:r>
+        <w:t xml:space="preserve">, di mana kesamaan tersebut dihitung dari nilai </w:t>
       </w:r>
       <m:oMath>
         <m:r>
           <w:rPr>
             <w:rFonts w:ascii="Cambria Math" w:hAnsi="Cambria Math"/>
           </w:rPr>
-          <m:t>{</m:t>
+          <m:t>k</m:t>
+        </m:r>
+      </m:oMath>
+      <w:r>
+        <w:t xml:space="preserve">  sebagai </w:t>
+      </w:r>
+      <w:r>
+        <w:t xml:space="preserve">tetangga terdekat </w:t>
+      </w:r>
+      <w:r>
+        <w:t>(</w:t>
+      </w:r>
+      <w:r>
+        <w:t>Kaur, 2024)</w:t>
+      </w:r>
+      <w:r>
+        <w:t xml:space="preserve">. </w:t>
+      </w:r>
+    </w:p>
+    <w:p>
+      <w:pPr>
+        <w:spacing w:after="0" w:line="480" w:lineRule="auto"/>
+        <w:ind w:firstLine="567"/>
+      </w:pPr>
+      <w:r>
+        <w:t xml:space="preserve">Implementasi KNN yang relatif mudah dan sederhana, hanya parameter seperti jumlah tetangga </w:t>
+      </w:r>
+      <m:oMath>
+        <m:r>
+          <w:rPr>
+            <w:rFonts w:ascii="Cambria Math" w:hAnsi="Cambria Math"/>
+          </w:rPr>
+          <m:t>k</m:t>
+        </m:r>
+      </m:oMath>
+      <w:r>
+        <w:t xml:space="preserve"> dan metode pengukuran jarak</w:t>
+      </w:r>
+      <w:r>
+        <w:t>. Namun</w:t>
+      </w:r>
+      <w:r>
+        <w:t xml:space="preserve">, </w:t>
+      </w:r>
+      <w:r>
+        <w:t>pemilihan parameter harus dilakukan dengan tepat (</w:t>
+      </w:r>
+      <w:proofErr w:type="spellStart"/>
+      <w:r>
+        <w:t>Ayabe</w:t>
+      </w:r>
+      <w:proofErr w:type="spellEnd"/>
+      <w:r>
+        <w:t xml:space="preserve">, 2020). </w:t>
+      </w:r>
+      <w:r>
+        <w:t xml:space="preserve">Nilai </w:t>
+      </w:r>
+      <m:oMath>
+        <m:r>
+          <w:rPr>
+            <w:rFonts w:ascii="Cambria Math" w:hAnsi="Cambria Math"/>
+          </w:rPr>
+          <m:t>k</m:t>
+        </m:r>
+      </m:oMath>
+      <w:r>
+        <w:t xml:space="preserve"> yang kecil sangat sensitif terhadap noise, sedangkan</w:t>
+      </w:r>
+      <w:r>
+        <w:t xml:space="preserve"> </w:t>
+      </w:r>
+      <m:oMath>
+        <m:r>
+          <w:rPr>
+            <w:rFonts w:ascii="Cambria Math" w:hAnsi="Cambria Math"/>
+          </w:rPr>
+          <m:t>k</m:t>
+        </m:r>
+      </m:oMath>
+      <w:r>
+        <w:t xml:space="preserve"> yang besar mengurangi noise tetapi membuat metode kurang responsif </w:t>
+      </w:r>
+      <w:r>
+        <w:t>(</w:t>
+      </w:r>
+      <w:proofErr w:type="spellStart"/>
+      <w:r>
+        <w:t>Choil</w:t>
+      </w:r>
+      <w:proofErr w:type="spellEnd"/>
+      <w:r>
+        <w:t xml:space="preserve">, </w:t>
+      </w:r>
+      <w:r>
+        <w:t>2021</w:t>
+      </w:r>
+      <w:r>
+        <w:t>).</w:t>
+      </w:r>
+    </w:p>
+    <w:p>
+      <w:pPr>
+        <w:spacing w:after="0" w:line="480" w:lineRule="auto"/>
+        <w:ind w:firstLine="567"/>
+      </w:pPr>
+      <w:r>
+        <w:t>Kelemahan dari metode ini mencakup sensitivitas terhadap outlier dan missing data, serta ketidakcocokan untuk dimensi tinggi (Rahmadini, 2022). Selain itu, metode ini memerlukan komputasi intensif dan waktu pemrosesan yang lebih lama seiring bertambahnya ukuran dataset (</w:t>
+      </w:r>
+      <w:proofErr w:type="spellStart"/>
+      <w:r>
+        <w:t>Ayabe</w:t>
+      </w:r>
+      <w:proofErr w:type="spellEnd"/>
+      <w:r>
+        <w:t>, 2020).</w:t>
+      </w:r>
+    </w:p>
+    <w:p>
+      <w:pPr>
+        <w:spacing w:after="0" w:line="480" w:lineRule="auto"/>
+        <w:ind w:firstLine="567"/>
+      </w:pPr>
+      <w:r>
+        <w:t>Rancangan sistem irigasi yang mengimplementasikan KNN dimulai dengan penentuan parameter, di mana nilai tetangga ditetapkan sebesar</w:t>
+      </w:r>
+      <w:r>
+        <w:t xml:space="preserve"> 5 dan perhitungan yang digunakan adalah jarak manhattan. Metode ini berhasil mencapai akurasi </w:t>
+      </w:r>
+      <w:r>
+        <w:t>sebesar</w:t>
+      </w:r>
+      <w:r>
+        <w:t xml:space="preserve"> 99,3% dan </w:t>
+      </w:r>
+      <w:proofErr w:type="spellStart"/>
+      <w:r>
+        <w:rPr>
+          <w:i/>
+          <w:iCs/>
+        </w:rPr>
+        <w:t>Mean</w:t>
+      </w:r>
+      <w:proofErr w:type="spellEnd"/>
+      <w:r>
+        <w:rPr>
+          <w:i/>
+          <w:iCs/>
+        </w:rPr>
+        <w:t xml:space="preserve"> </w:t>
+      </w:r>
+      <w:proofErr w:type="spellStart"/>
+      <w:r>
+        <w:rPr>
+          <w:i/>
+          <w:iCs/>
+        </w:rPr>
+        <w:t>Square</w:t>
+      </w:r>
+      <w:proofErr w:type="spellEnd"/>
+      <w:r>
+        <w:rPr>
+          <w:i/>
+          <w:iCs/>
+        </w:rPr>
+        <w:t xml:space="preserve"> </w:t>
+      </w:r>
+      <w:proofErr w:type="spellStart"/>
+      <w:r>
+        <w:rPr>
+          <w:i/>
+          <w:iCs/>
+        </w:rPr>
+        <w:t>Error</w:t>
+      </w:r>
+      <w:proofErr w:type="spellEnd"/>
+      <w:r>
+        <w:t xml:space="preserve"> sebesar 1,66 (Kaur, 2024).</w:t>
+      </w:r>
+      <w:r>
+        <w:t xml:space="preserve"> </w:t>
+      </w:r>
+      <w:r>
+        <w:t>Perhitungan jarak manhattan didefinisikan sebagai:</w:t>
+      </w:r>
+    </w:p>
+    <w:p>
+      <w:pPr>
+        <w:spacing w:after="0" w:line="480" w:lineRule="auto"/>
+        <w:jc w:val="center"/>
+        <w:rPr>
+          <w:rFonts w:eastAsiaTheme="minorEastAsia"/>
+        </w:rPr>
+      </w:pPr>
+      <m:oMath>
+        <m:r>
+          <w:rPr>
+            <w:rFonts w:ascii="Cambria Math" w:hAnsi="Cambria Math"/>
+          </w:rPr>
+          <w:lastRenderedPageBreak/>
+          <m:t>d</m:t>
         </m:r>
         <m:d>
           <m:dPr>
@@ -3877,2084 +4138,17 @@
             </m:ctrlPr>
           </m:dPr>
           <m:e>
-            <m:sSub>
-              <m:sSubPr>
-                <m:ctrlPr>
-                  <w:rPr>
-                    <w:rFonts w:ascii="Cambria Math" w:hAnsi="Cambria Math"/>
-                    <w:i/>
-                  </w:rPr>
-                </m:ctrlPr>
-              </m:sSubPr>
-              <m:e>
-                <m:r>
-                  <w:rPr>
-                    <w:rFonts w:ascii="Cambria Math" w:hAnsi="Cambria Math"/>
-                  </w:rPr>
-                  <m:t>x</m:t>
-                </m:r>
-              </m:e>
-              <m:sub>
-                <m:r>
-                  <w:rPr>
-                    <w:rFonts w:ascii="Cambria Math" w:hAnsi="Cambria Math"/>
-                  </w:rPr>
-                  <m:t>1</m:t>
-                </m:r>
-              </m:sub>
-            </m:sSub>
             <m:r>
               <w:rPr>
                 <w:rFonts w:ascii="Cambria Math" w:hAnsi="Cambria Math"/>
               </w:rPr>
-              <m:t>,</m:t>
+              <m:t>x,y</m:t>
             </m:r>
-            <m:sSub>
-              <m:sSubPr>
-                <m:ctrlPr>
-                  <w:rPr>
-                    <w:rFonts w:ascii="Cambria Math" w:hAnsi="Cambria Math"/>
-                    <w:i/>
-                  </w:rPr>
-                </m:ctrlPr>
-              </m:sSubPr>
-              <m:e>
-                <m:r>
-                  <w:rPr>
-                    <w:rFonts w:ascii="Cambria Math" w:hAnsi="Cambria Math"/>
-                  </w:rPr>
-                  <m:t>y</m:t>
-                </m:r>
-              </m:e>
-              <m:sub>
-                <m:r>
-                  <w:rPr>
-                    <w:rFonts w:ascii="Cambria Math" w:hAnsi="Cambria Math"/>
-                  </w:rPr>
-                  <m:t>1</m:t>
-                </m:r>
-              </m:sub>
-            </m:sSub>
           </m:e>
         </m:d>
         <m:r>
           <w:rPr>
             <w:rFonts w:ascii="Cambria Math" w:hAnsi="Cambria Math"/>
-          </w:rPr>
-          <m:t xml:space="preserve">, </m:t>
-        </m:r>
-        <m:d>
-          <m:dPr>
-            <m:ctrlPr>
-              <w:rPr>
-                <w:rFonts w:ascii="Cambria Math" w:hAnsi="Cambria Math"/>
-                <w:i/>
-              </w:rPr>
-            </m:ctrlPr>
-          </m:dPr>
-          <m:e>
-            <m:sSub>
-              <m:sSubPr>
-                <m:ctrlPr>
-                  <w:rPr>
-                    <w:rFonts w:ascii="Cambria Math" w:hAnsi="Cambria Math"/>
-                    <w:i/>
-                  </w:rPr>
-                </m:ctrlPr>
-              </m:sSubPr>
-              <m:e>
-                <m:r>
-                  <w:rPr>
-                    <w:rFonts w:ascii="Cambria Math" w:hAnsi="Cambria Math"/>
-                  </w:rPr>
-                  <m:t>x</m:t>
-                </m:r>
-              </m:e>
-              <m:sub>
-                <m:r>
-                  <w:rPr>
-                    <w:rFonts w:ascii="Cambria Math" w:hAnsi="Cambria Math"/>
-                  </w:rPr>
-                  <m:t>2</m:t>
-                </m:r>
-              </m:sub>
-            </m:sSub>
-            <m:r>
-              <w:rPr>
-                <w:rFonts w:ascii="Cambria Math" w:hAnsi="Cambria Math"/>
-              </w:rPr>
-              <m:t>,</m:t>
-            </m:r>
-            <m:sSub>
-              <m:sSubPr>
-                <m:ctrlPr>
-                  <w:rPr>
-                    <w:rFonts w:ascii="Cambria Math" w:hAnsi="Cambria Math"/>
-                    <w:i/>
-                  </w:rPr>
-                </m:ctrlPr>
-              </m:sSubPr>
-              <m:e>
-                <m:r>
-                  <w:rPr>
-                    <w:rFonts w:ascii="Cambria Math" w:hAnsi="Cambria Math"/>
-                  </w:rPr>
-                  <m:t>y</m:t>
-                </m:r>
-              </m:e>
-              <m:sub>
-                <m:r>
-                  <w:rPr>
-                    <w:rFonts w:ascii="Cambria Math" w:hAnsi="Cambria Math"/>
-                  </w:rPr>
-                  <m:t>2</m:t>
-                </m:r>
-              </m:sub>
-            </m:sSub>
-          </m:e>
-        </m:d>
-        <m:r>
-          <w:rPr>
-            <w:rFonts w:ascii="Cambria Math" w:hAnsi="Cambria Math"/>
-          </w:rPr>
-          <m:t>, …,(</m:t>
-        </m:r>
-        <m:sSub>
-          <m:sSubPr>
-            <m:ctrlPr>
-              <w:rPr>
-                <w:rFonts w:ascii="Cambria Math" w:hAnsi="Cambria Math"/>
-                <w:i/>
-              </w:rPr>
-            </m:ctrlPr>
-          </m:sSubPr>
-          <m:e>
-            <m:r>
-              <w:rPr>
-                <w:rFonts w:ascii="Cambria Math" w:hAnsi="Cambria Math"/>
-              </w:rPr>
-              <m:t>x</m:t>
-            </m:r>
-          </m:e>
-          <m:sub>
-            <m:r>
-              <w:rPr>
-                <w:rFonts w:ascii="Cambria Math" w:hAnsi="Cambria Math"/>
-              </w:rPr>
-              <m:t>i</m:t>
-            </m:r>
-          </m:sub>
-        </m:sSub>
-        <m:r>
-          <w:rPr>
-            <w:rFonts w:ascii="Cambria Math" w:hAnsi="Cambria Math"/>
-          </w:rPr>
-          <m:t>,</m:t>
-        </m:r>
-        <m:sSub>
-          <m:sSubPr>
-            <m:ctrlPr>
-              <w:rPr>
-                <w:rFonts w:ascii="Cambria Math" w:hAnsi="Cambria Math"/>
-                <w:i/>
-              </w:rPr>
-            </m:ctrlPr>
-          </m:sSubPr>
-          <m:e>
-            <m:r>
-              <w:rPr>
-                <w:rFonts w:ascii="Cambria Math" w:hAnsi="Cambria Math"/>
-              </w:rPr>
-              <m:t>y</m:t>
-            </m:r>
-          </m:e>
-          <m:sub>
-            <m:r>
-              <w:rPr>
-                <w:rFonts w:ascii="Cambria Math" w:hAnsi="Cambria Math"/>
-              </w:rPr>
-              <m:t>i</m:t>
-            </m:r>
-          </m:sub>
-        </m:sSub>
-        <m:r>
-          <w:rPr>
-            <w:rFonts w:ascii="Cambria Math" w:hAnsi="Cambria Math"/>
-          </w:rPr>
-          <m:t>)}</m:t>
-        </m:r>
-      </m:oMath>
-      <w:r>
-        <w:rPr>
-          <w:rFonts w:eastAsiaTheme="minorEastAsia"/>
-        </w:rPr>
-        <w:t xml:space="preserve">, di mana </w:t>
-      </w:r>
-      <m:oMath>
-        <m:sSub>
-          <m:sSubPr>
-            <m:ctrlPr>
-              <w:rPr>
-                <w:rFonts w:ascii="Cambria Math" w:hAnsi="Cambria Math"/>
-                <w:i/>
-              </w:rPr>
-            </m:ctrlPr>
-          </m:sSubPr>
-          <m:e>
-            <m:r>
-              <w:rPr>
-                <w:rFonts w:ascii="Cambria Math" w:hAnsi="Cambria Math"/>
-              </w:rPr>
-              <m:t>x</m:t>
-            </m:r>
-          </m:e>
-          <m:sub>
-            <m:r>
-              <w:rPr>
-                <w:rFonts w:ascii="Cambria Math" w:hAnsi="Cambria Math"/>
-              </w:rPr>
-              <m:t>i</m:t>
-            </m:r>
-          </m:sub>
-        </m:sSub>
-        <m:r>
-          <w:rPr>
-            <w:rFonts w:ascii="Cambria Math" w:hAnsi="Cambria Math"/>
-          </w:rPr>
-          <m:t>∈</m:t>
-        </m:r>
-        <m:sSup>
-          <m:sSupPr>
-            <m:ctrlPr>
-              <w:rPr>
-                <w:rFonts w:ascii="Cambria Math" w:hAnsi="Cambria Math"/>
-                <w:i/>
-              </w:rPr>
-            </m:ctrlPr>
-          </m:sSupPr>
-          <m:e>
-            <m:r>
-              <w:rPr>
-                <w:rFonts w:ascii="Cambria Math" w:hAnsi="Cambria Math"/>
-              </w:rPr>
-              <m:t>R</m:t>
-            </m:r>
-          </m:e>
-          <m:sup>
-            <m:r>
-              <w:rPr>
-                <w:rFonts w:ascii="Cambria Math" w:hAnsi="Cambria Math"/>
-              </w:rPr>
-              <m:t>n</m:t>
-            </m:r>
-          </m:sup>
-        </m:sSup>
-      </m:oMath>
-      <w:r>
-        <w:rPr>
-          <w:rFonts w:eastAsiaTheme="minorEastAsia"/>
-        </w:rPr>
-        <w:t xml:space="preserve"> mewakili vektor fitur, dan </w:t>
-      </w:r>
-      <m:oMath>
-        <m:sSub>
-          <m:sSubPr>
-            <m:ctrlPr>
-              <w:rPr>
-                <w:rFonts w:ascii="Cambria Math" w:hAnsi="Cambria Math"/>
-                <w:i/>
-              </w:rPr>
-            </m:ctrlPr>
-          </m:sSubPr>
-          <m:e>
-            <m:r>
-              <w:rPr>
-                <w:rFonts w:ascii="Cambria Math" w:hAnsi="Cambria Math"/>
-              </w:rPr>
-              <m:t>y</m:t>
-            </m:r>
-          </m:e>
-          <m:sub>
-            <m:r>
-              <w:rPr>
-                <w:rFonts w:ascii="Cambria Math" w:hAnsi="Cambria Math"/>
-              </w:rPr>
-              <m:t>i</m:t>
-            </m:r>
-          </m:sub>
-        </m:sSub>
-        <m:r>
-          <w:rPr>
-            <w:rFonts w:ascii="Cambria Math" w:hAnsi="Cambria Math"/>
-          </w:rPr>
-          <m:t>∈</m:t>
-        </m:r>
-        <m:sSup>
-          <m:sSupPr>
-            <m:ctrlPr>
-              <w:rPr>
-                <w:rFonts w:ascii="Cambria Math" w:hAnsi="Cambria Math"/>
-                <w:i/>
-              </w:rPr>
-            </m:ctrlPr>
-          </m:sSupPr>
-          <m:e>
-            <m:r>
-              <w:rPr>
-                <w:rFonts w:ascii="Cambria Math" w:hAnsi="Cambria Math"/>
-              </w:rPr>
-              <m:t>R</m:t>
-            </m:r>
-          </m:e>
-          <m:sup>
-            <m:r>
-              <w:rPr>
-                <w:rFonts w:ascii="Cambria Math" w:hAnsi="Cambria Math"/>
-              </w:rPr>
-              <m:t>n</m:t>
-            </m:r>
-          </m:sup>
-        </m:sSup>
-      </m:oMath>
-      <w:r>
-        <w:rPr>
-          <w:rFonts w:eastAsiaTheme="minorEastAsia"/>
-        </w:rPr>
-        <w:t xml:space="preserve"> </w:t>
-      </w:r>
-      <w:r>
-        <w:rPr>
-          <w:rFonts w:eastAsiaTheme="minorEastAsia"/>
-        </w:rPr>
-        <w:t>menunjukkan</w:t>
-      </w:r>
-      <w:r>
-        <w:rPr>
-          <w:rFonts w:eastAsiaTheme="minorEastAsia"/>
-        </w:rPr>
-        <w:t xml:space="preserve"> label kelas</w:t>
-      </w:r>
-      <w:r>
-        <w:rPr>
-          <w:rFonts w:eastAsiaTheme="minorEastAsia"/>
-        </w:rPr>
-        <w:t>. Masing-masing kelas dipisahkan secara sempurna oleh sebuah hyperplane, yang dinyatakan dengan persamaan:</w:t>
-      </w:r>
-    </w:p>
-    <w:p>
-      <w:pPr>
-        <w:pStyle w:val="ListParagraph"/>
-        <w:spacing w:after="0" w:line="480" w:lineRule="auto"/>
-        <w:ind w:left="0"/>
-        <w:jc w:val="center"/>
-        <w:rPr>
-          <w:rFonts w:eastAsiaTheme="minorEastAsia"/>
-        </w:rPr>
-      </w:pPr>
-      <m:oMath>
-        <m:sSup>
-          <m:sSupPr>
-            <m:ctrlPr>
-              <w:rPr>
-                <w:rFonts w:ascii="Cambria Math" w:eastAsiaTheme="minorEastAsia" w:hAnsi="Cambria Math"/>
-                <w:i/>
-              </w:rPr>
-            </m:ctrlPr>
-          </m:sSupPr>
-          <m:e>
-            <m:r>
-              <w:rPr>
-                <w:rFonts w:ascii="Cambria Math" w:eastAsiaTheme="minorEastAsia" w:hAnsi="Cambria Math"/>
-              </w:rPr>
-              <m:t>w</m:t>
-            </m:r>
-          </m:e>
-          <m:sup>
-            <m:r>
-              <w:rPr>
-                <w:rFonts w:ascii="Cambria Math" w:eastAsiaTheme="minorEastAsia" w:hAnsi="Cambria Math"/>
-              </w:rPr>
-              <m:t>T</m:t>
-            </m:r>
-          </m:sup>
-        </m:sSup>
-        <m:r>
-          <w:rPr>
-            <w:rFonts w:ascii="Cambria Math" w:eastAsiaTheme="minorEastAsia" w:hAnsi="Cambria Math"/>
-          </w:rPr>
-          <m:t>⋅x+b=0</m:t>
-        </m:r>
-      </m:oMath>
-      <w:r>
-        <w:rPr>
-          <w:rFonts w:eastAsiaTheme="minorEastAsia"/>
-        </w:rPr>
-        <w:tab/>
-        <w:t>(2.3)</w:t>
-      </w:r>
-    </w:p>
-    <w:p>
-      <w:pPr>
-        <w:spacing w:after="0" w:line="480" w:lineRule="auto"/>
-        <w:rPr>
-          <w:rFonts w:eastAsiaTheme="minorEastAsia"/>
-        </w:rPr>
-      </w:pPr>
-      <w:r>
-        <w:t xml:space="preserve">di mana </w:t>
-      </w:r>
-      <m:oMath>
-        <m:r>
-          <w:rPr>
-            <w:rFonts w:ascii="Cambria Math" w:eastAsiaTheme="minorEastAsia" w:hAnsi="Cambria Math"/>
-          </w:rPr>
-          <m:t>w</m:t>
-        </m:r>
-      </m:oMath>
-      <w:r>
-        <w:rPr>
-          <w:rFonts w:eastAsiaTheme="minorEastAsia"/>
-        </w:rPr>
-        <w:t xml:space="preserve"> </w:t>
-      </w:r>
-      <w:r>
-        <w:rPr>
-          <w:rFonts w:eastAsiaTheme="minorEastAsia"/>
-        </w:rPr>
-        <w:t xml:space="preserve">adalah </w:t>
-      </w:r>
-      <w:r>
-        <w:rPr>
-          <w:rFonts w:eastAsiaTheme="minorEastAsia"/>
-        </w:rPr>
-        <w:t xml:space="preserve">vektor bobot yang terkait dengan masing-masing fitur data, </w:t>
-      </w:r>
-      <m:oMath>
-        <m:r>
-          <w:rPr>
-            <w:rFonts w:ascii="Cambria Math" w:eastAsiaTheme="minorEastAsia" w:hAnsi="Cambria Math"/>
-          </w:rPr>
-          <m:t>x</m:t>
-        </m:r>
-      </m:oMath>
-      <w:r>
-        <w:rPr>
-          <w:rFonts w:eastAsiaTheme="minorEastAsia"/>
-        </w:rPr>
-        <w:t xml:space="preserve"> adalah vektor fitur data, dan </w:t>
-      </w:r>
-      <m:oMath>
-        <m:r>
-          <w:rPr>
-            <w:rFonts w:ascii="Cambria Math" w:eastAsiaTheme="minorEastAsia" w:hAnsi="Cambria Math"/>
-          </w:rPr>
-          <m:t>b</m:t>
-        </m:r>
-      </m:oMath>
-      <w:r>
-        <w:rPr>
-          <w:rFonts w:eastAsiaTheme="minorEastAsia"/>
-        </w:rPr>
-        <w:t xml:space="preserve"> adalah nilai bias.</w:t>
-      </w:r>
-      <w:r>
-        <w:rPr>
-          <w:rFonts w:eastAsiaTheme="minorEastAsia"/>
-        </w:rPr>
-        <w:t xml:space="preserve"> </w:t>
-      </w:r>
-    </w:p>
-    <w:p>
-      <w:pPr>
-        <w:spacing w:after="0" w:line="480" w:lineRule="auto"/>
-        <w:ind w:firstLine="567"/>
-        <w:rPr>
-          <w:rFonts w:cs="Times New Roman"/>
-        </w:rPr>
-      </w:pPr>
-      <w:r>
-        <w:rPr>
-          <w:rFonts w:eastAsiaTheme="minorEastAsia"/>
-        </w:rPr>
-        <w:t xml:space="preserve">Setelah hyperplane ditetapkan, langkah berikutnya </w:t>
-      </w:r>
-      <w:r>
-        <w:rPr>
-          <w:rFonts w:eastAsiaTheme="minorEastAsia"/>
-        </w:rPr>
-        <w:t>adalah</w:t>
-      </w:r>
-      <w:r>
-        <w:rPr>
-          <w:rFonts w:eastAsiaTheme="minorEastAsia"/>
-        </w:rPr>
-        <w:t xml:space="preserve"> memaksimalkan margin, yaitu jarak antara dua kelompok dari kelas yang berbeda. </w:t>
-      </w:r>
-      <w:r>
-        <w:rPr>
-          <w:rFonts w:eastAsiaTheme="minorEastAsia"/>
-        </w:rPr>
-        <w:t xml:space="preserve">Margin ini didefinisikan sebagai </w:t>
-      </w:r>
-      <m:oMath>
-        <m:f>
-          <m:fPr>
-            <m:ctrlPr>
-              <w:rPr>
-                <w:rFonts w:ascii="Cambria Math" w:eastAsiaTheme="minorEastAsia" w:hAnsi="Cambria Math"/>
-                <w:i/>
-              </w:rPr>
-            </m:ctrlPr>
-          </m:fPr>
-          <m:num>
-            <m:r>
-              <w:rPr>
-                <w:rFonts w:ascii="Cambria Math" w:eastAsiaTheme="minorEastAsia" w:hAnsi="Cambria Math"/>
-              </w:rPr>
-              <m:t>2</m:t>
-            </m:r>
-          </m:num>
-          <m:den>
-            <m:d>
-              <m:dPr>
-                <m:begChr m:val="‖"/>
-                <m:endChr m:val="‖"/>
-                <m:ctrlPr>
-                  <w:rPr>
-                    <w:rFonts w:ascii="Cambria Math" w:eastAsiaTheme="minorEastAsia" w:hAnsi="Cambria Math"/>
-                    <w:i/>
-                  </w:rPr>
-                </m:ctrlPr>
-              </m:dPr>
-              <m:e>
-                <m:r>
-                  <w:rPr>
-                    <w:rFonts w:ascii="Cambria Math" w:eastAsiaTheme="minorEastAsia" w:hAnsi="Cambria Math"/>
-                  </w:rPr>
-                  <m:t>w</m:t>
-                </m:r>
-              </m:e>
-            </m:d>
-          </m:den>
-        </m:f>
-      </m:oMath>
-      <w:r>
-        <w:rPr>
-          <w:rFonts w:eastAsiaTheme="minorEastAsia"/>
-        </w:rPr>
-        <w:t xml:space="preserve">, di mana </w:t>
-      </w:r>
-      <m:oMath>
-        <m:d>
-          <m:dPr>
-            <m:begChr m:val="‖"/>
-            <m:endChr m:val="‖"/>
-            <m:ctrlPr>
-              <w:rPr>
-                <w:rFonts w:ascii="Cambria Math" w:eastAsiaTheme="minorEastAsia" w:hAnsi="Cambria Math"/>
-                <w:i/>
-              </w:rPr>
-            </m:ctrlPr>
-          </m:dPr>
-          <m:e>
-            <m:r>
-              <w:rPr>
-                <w:rFonts w:ascii="Cambria Math" w:eastAsiaTheme="minorEastAsia" w:hAnsi="Cambria Math"/>
-              </w:rPr>
-              <m:t>w</m:t>
-            </m:r>
-          </m:e>
-        </m:d>
-      </m:oMath>
-      <w:r>
-        <w:rPr>
-          <w:rFonts w:eastAsiaTheme="minorEastAsia"/>
-        </w:rPr>
-        <w:t xml:space="preserve"> adalah norma dari vektor </w:t>
-      </w:r>
-      <m:oMath>
-        <m:r>
-          <w:rPr>
-            <w:rFonts w:ascii="Cambria Math" w:eastAsiaTheme="minorEastAsia" w:hAnsi="Cambria Math"/>
-          </w:rPr>
-          <m:t>w</m:t>
-        </m:r>
-      </m:oMath>
-      <w:r>
-        <w:rPr>
-          <w:rFonts w:cs="Times New Roman"/>
-        </w:rPr>
-        <w:t xml:space="preserve">. Hyperplane terbaik dicari dengan memaksimalkan margin, yang dilakukan menggunakan metode </w:t>
-      </w:r>
-      <w:r>
-        <w:rPr>
-          <w:rFonts w:cs="Times New Roman"/>
-          <w:i/>
-          <w:iCs/>
-        </w:rPr>
-        <w:t>quadratic programming</w:t>
-      </w:r>
-      <w:r>
-        <w:rPr>
-          <w:rFonts w:cs="Times New Roman"/>
-        </w:rPr>
-        <w:t xml:space="preserve"> dengan meminimalkan: </w:t>
-      </w:r>
-    </w:p>
-    <w:p>
-      <w:pPr>
-        <w:pStyle w:val="ListParagraph"/>
-        <w:spacing w:after="0" w:line="480" w:lineRule="auto"/>
-        <w:ind w:left="0"/>
-        <w:jc w:val="center"/>
-        <w:rPr>
-          <w:rFonts w:eastAsiaTheme="minorEastAsia"/>
-          <w:iCs/>
-        </w:rPr>
-      </w:pPr>
-      <m:oMath>
-        <m:func>
-          <m:funcPr>
-            <m:ctrlPr>
-              <w:rPr>
-                <w:rFonts w:ascii="Cambria Math" w:eastAsiaTheme="minorEastAsia" w:hAnsi="Cambria Math"/>
-                <w:iCs/>
-              </w:rPr>
-            </m:ctrlPr>
-          </m:funcPr>
-          <m:fName>
-            <m:r>
-              <m:rPr>
-                <m:sty m:val="p"/>
-              </m:rPr>
-              <w:rPr>
-                <w:rFonts w:ascii="Cambria Math" w:eastAsiaTheme="minorEastAsia" w:hAnsi="Cambria Math"/>
-              </w:rPr>
-              <m:t>min</m:t>
-            </m:r>
-          </m:fName>
-          <m:e>
-            <m:f>
-              <m:fPr>
-                <m:ctrlPr>
-                  <w:rPr>
-                    <w:rFonts w:ascii="Cambria Math" w:eastAsiaTheme="minorEastAsia" w:hAnsi="Cambria Math"/>
-                    <w:iCs/>
-                  </w:rPr>
-                </m:ctrlPr>
-              </m:fPr>
-              <m:num>
-                <m:r>
-                  <m:rPr>
-                    <m:sty m:val="p"/>
-                  </m:rPr>
-                  <w:rPr>
-                    <w:rFonts w:ascii="Cambria Math" w:eastAsiaTheme="minorEastAsia" w:hAnsi="Cambria Math"/>
-                  </w:rPr>
-                  <m:t>1</m:t>
-                </m:r>
-              </m:num>
-              <m:den>
-                <m:r>
-                  <m:rPr>
-                    <m:sty m:val="p"/>
-                  </m:rPr>
-                  <w:rPr>
-                    <w:rFonts w:ascii="Cambria Math" w:eastAsiaTheme="minorEastAsia" w:hAnsi="Cambria Math"/>
-                  </w:rPr>
-                  <m:t>2</m:t>
-                </m:r>
-              </m:den>
-            </m:f>
-            <m:sSup>
-              <m:sSupPr>
-                <m:ctrlPr>
-                  <w:rPr>
-                    <w:rFonts w:ascii="Cambria Math" w:eastAsiaTheme="minorEastAsia" w:hAnsi="Cambria Math"/>
-                    <w:iCs/>
-                  </w:rPr>
-                </m:ctrlPr>
-              </m:sSupPr>
-              <m:e>
-                <m:d>
-                  <m:dPr>
-                    <m:begChr m:val="‖"/>
-                    <m:endChr m:val="‖"/>
-                    <m:ctrlPr>
-                      <w:rPr>
-                        <w:rFonts w:ascii="Cambria Math" w:eastAsiaTheme="minorEastAsia" w:hAnsi="Cambria Math"/>
-                        <w:iCs/>
-                      </w:rPr>
-                    </m:ctrlPr>
-                  </m:dPr>
-                  <m:e>
-                    <m:r>
-                      <m:rPr>
-                        <m:sty m:val="p"/>
-                      </m:rPr>
-                      <w:rPr>
-                        <w:rFonts w:ascii="Cambria Math" w:eastAsiaTheme="minorEastAsia" w:hAnsi="Cambria Math"/>
-                      </w:rPr>
-                      <m:t>w</m:t>
-                    </m:r>
-                  </m:e>
-                </m:d>
-              </m:e>
-              <m:sup>
-                <m:r>
-                  <m:rPr>
-                    <m:sty m:val="p"/>
-                  </m:rPr>
-                  <w:rPr>
-                    <w:rFonts w:ascii="Cambria Math" w:eastAsiaTheme="minorEastAsia" w:hAnsi="Cambria Math"/>
-                  </w:rPr>
-                  <m:t>2</m:t>
-                </m:r>
-              </m:sup>
-            </m:sSup>
-          </m:e>
-        </m:func>
-      </m:oMath>
-      <w:r>
-        <w:rPr>
-          <w:rFonts w:eastAsiaTheme="minorEastAsia"/>
-          <w:iCs/>
-        </w:rPr>
-        <w:tab/>
-        <w:t>(2.4)</w:t>
-      </w:r>
-    </w:p>
-    <w:p>
-      <w:pPr>
-        <w:spacing w:after="0" w:line="480" w:lineRule="auto"/>
-      </w:pPr>
-      <w:r>
-        <w:t xml:space="preserve">dengan syarat: </w:t>
-      </w:r>
-    </w:p>
-    <w:p>
-      <w:pPr>
-        <w:pStyle w:val="ListParagraph"/>
-        <w:spacing w:after="0" w:line="480" w:lineRule="auto"/>
-        <w:ind w:left="0"/>
-        <w:jc w:val="center"/>
-        <w:rPr>
-          <w:rFonts w:eastAsiaTheme="minorEastAsia"/>
-        </w:rPr>
-      </w:pPr>
-      <m:oMath>
-        <m:sSub>
-          <m:sSubPr>
-            <m:ctrlPr>
-              <w:rPr>
-                <w:rFonts w:ascii="Cambria Math" w:eastAsiaTheme="minorEastAsia" w:hAnsi="Cambria Math"/>
-                <w:i/>
-              </w:rPr>
-            </m:ctrlPr>
-          </m:sSubPr>
-          <m:e>
-            <m:r>
-              <w:rPr>
-                <w:rFonts w:ascii="Cambria Math" w:eastAsiaTheme="minorEastAsia" w:hAnsi="Cambria Math"/>
-              </w:rPr>
-              <m:t>y</m:t>
-            </m:r>
-          </m:e>
-          <m:sub>
-            <m:r>
-              <w:rPr>
-                <w:rFonts w:ascii="Cambria Math" w:eastAsiaTheme="minorEastAsia" w:hAnsi="Cambria Math"/>
-              </w:rPr>
-              <m:t>i</m:t>
-            </m:r>
-          </m:sub>
-        </m:sSub>
-        <m:d>
-          <m:dPr>
-            <m:ctrlPr>
-              <w:rPr>
-                <w:rFonts w:ascii="Cambria Math" w:eastAsiaTheme="minorEastAsia" w:hAnsi="Cambria Math"/>
-                <w:i/>
-              </w:rPr>
-            </m:ctrlPr>
-          </m:dPr>
-          <m:e>
-            <m:r>
-              <w:rPr>
-                <w:rFonts w:ascii="Cambria Math" w:eastAsiaTheme="minorEastAsia" w:hAnsi="Cambria Math"/>
-              </w:rPr>
-              <m:t>w⋅</m:t>
-            </m:r>
-            <m:sSub>
-              <m:sSubPr>
-                <m:ctrlPr>
-                  <w:rPr>
-                    <w:rFonts w:ascii="Cambria Math" w:eastAsiaTheme="minorEastAsia" w:hAnsi="Cambria Math"/>
-                    <w:i/>
-                  </w:rPr>
-                </m:ctrlPr>
-              </m:sSubPr>
-              <m:e>
-                <m:r>
-                  <w:rPr>
-                    <w:rFonts w:ascii="Cambria Math" w:eastAsiaTheme="minorEastAsia" w:hAnsi="Cambria Math"/>
-                  </w:rPr>
-                  <m:t>x</m:t>
-                </m:r>
-              </m:e>
-              <m:sub>
-                <m:r>
-                  <w:rPr>
-                    <w:rFonts w:ascii="Cambria Math" w:eastAsiaTheme="minorEastAsia" w:hAnsi="Cambria Math"/>
-                  </w:rPr>
-                  <m:t>i</m:t>
-                </m:r>
-              </m:sub>
-            </m:sSub>
-            <m:r>
-              <w:rPr>
-                <w:rFonts w:ascii="Cambria Math" w:eastAsiaTheme="minorEastAsia" w:hAnsi="Cambria Math"/>
-              </w:rPr>
-              <m:t>+b</m:t>
-            </m:r>
-          </m:e>
-        </m:d>
-        <m:r>
-          <w:rPr>
-            <w:rFonts w:ascii="Cambria Math" w:eastAsiaTheme="minorEastAsia" w:hAnsi="Cambria Math"/>
-          </w:rPr>
-          <m:t>≥1,   i=1,2,3,…n</m:t>
-        </m:r>
-      </m:oMath>
-      <w:r>
-        <w:rPr>
-          <w:rFonts w:eastAsiaTheme="minorEastAsia"/>
-        </w:rPr>
-        <w:tab/>
-        <w:t>(2.5)</w:t>
-      </w:r>
-    </w:p>
-    <w:p>
-      <w:pPr>
-        <w:spacing w:after="0" w:line="480" w:lineRule="auto"/>
-        <w:rPr>
-          <w:rFonts w:eastAsiaTheme="minorEastAsia" w:cs="Times New Roman"/>
-        </w:rPr>
-      </w:pPr>
-      <w:r>
-        <w:rPr>
-          <w:rFonts w:cs="Times New Roman"/>
-        </w:rPr>
-        <w:t>d</w:t>
-      </w:r>
-      <w:r>
-        <w:rPr>
-          <w:rFonts w:cs="Times New Roman"/>
-        </w:rPr>
-        <w:t xml:space="preserve">i mana, </w:t>
-      </w:r>
-      <m:oMath>
-        <m:r>
-          <w:rPr>
-            <w:rFonts w:ascii="Cambria Math" w:eastAsiaTheme="minorEastAsia" w:hAnsi="Cambria Math"/>
-          </w:rPr>
-          <m:t>w</m:t>
-        </m:r>
-      </m:oMath>
-      <w:r>
-        <w:rPr>
-          <w:rFonts w:cs="Times New Roman"/>
-        </w:rPr>
-        <w:t xml:space="preserve"> adalah vektor bobot yang memiliki jumlah elemen yang sama dengan jumlah fitur pada data </w:t>
-      </w:r>
-      <m:oMath>
-        <m:sSub>
-          <m:sSubPr>
-            <m:ctrlPr>
-              <w:rPr>
-                <w:rFonts w:ascii="Cambria Math" w:eastAsiaTheme="minorEastAsia" w:hAnsi="Cambria Math"/>
-                <w:i/>
-              </w:rPr>
-            </m:ctrlPr>
-          </m:sSubPr>
-          <m:e>
-            <m:r>
-              <w:rPr>
-                <w:rFonts w:ascii="Cambria Math" w:eastAsiaTheme="minorEastAsia" w:hAnsi="Cambria Math"/>
-              </w:rPr>
-              <m:t>x</m:t>
-            </m:r>
-          </m:e>
-          <m:sub>
-            <m:r>
-              <w:rPr>
-                <w:rFonts w:ascii="Cambria Math" w:eastAsiaTheme="minorEastAsia" w:hAnsi="Cambria Math"/>
-              </w:rPr>
-              <m:t>i</m:t>
-            </m:r>
-          </m:sub>
-        </m:sSub>
-      </m:oMath>
-      <w:r>
-        <w:rPr>
-          <w:rFonts w:eastAsiaTheme="minorEastAsia" w:cs="Times New Roman"/>
-        </w:rPr>
-        <w:t xml:space="preserve">. Setiap elemen </w:t>
-      </w:r>
-      <m:oMath>
-        <m:sSub>
-          <m:sSubPr>
-            <m:ctrlPr>
-              <w:rPr>
-                <w:rFonts w:ascii="Cambria Math" w:eastAsiaTheme="minorEastAsia" w:hAnsi="Cambria Math"/>
-                <w:i/>
-              </w:rPr>
-            </m:ctrlPr>
-          </m:sSubPr>
-          <m:e>
-            <m:r>
-              <w:rPr>
-                <w:rFonts w:ascii="Cambria Math" w:eastAsiaTheme="minorEastAsia" w:hAnsi="Cambria Math"/>
-              </w:rPr>
-              <m:t>w</m:t>
-            </m:r>
-          </m:e>
-          <m:sub>
-            <m:r>
-              <w:rPr>
-                <w:rFonts w:ascii="Cambria Math" w:eastAsiaTheme="minorEastAsia" w:hAnsi="Cambria Math"/>
-              </w:rPr>
-              <m:t>i</m:t>
-            </m:r>
-          </m:sub>
-        </m:sSub>
-      </m:oMath>
-      <w:r>
-        <w:rPr>
-          <w:rFonts w:eastAsiaTheme="minorEastAsia" w:cs="Times New Roman"/>
-        </w:rPr>
-        <w:t xml:space="preserve"> </w:t>
-      </w:r>
-      <w:r>
-        <w:rPr>
-          <w:rFonts w:eastAsiaTheme="minorEastAsia" w:cs="Times New Roman"/>
-        </w:rPr>
-        <w:t xml:space="preserve">berhubungan dengan fitur </w:t>
-      </w:r>
-      <m:oMath>
-        <m:sSub>
-          <m:sSubPr>
-            <m:ctrlPr>
-              <w:rPr>
-                <w:rFonts w:ascii="Cambria Math" w:eastAsiaTheme="minorEastAsia" w:hAnsi="Cambria Math"/>
-                <w:i/>
-              </w:rPr>
-            </m:ctrlPr>
-          </m:sSubPr>
-          <m:e>
-            <m:r>
-              <w:rPr>
-                <w:rFonts w:ascii="Cambria Math" w:eastAsiaTheme="minorEastAsia" w:hAnsi="Cambria Math"/>
-              </w:rPr>
-              <m:t>x</m:t>
-            </m:r>
-          </m:e>
-          <m:sub>
-            <m:r>
-              <w:rPr>
-                <w:rFonts w:ascii="Cambria Math" w:eastAsiaTheme="minorEastAsia" w:hAnsi="Cambria Math"/>
-              </w:rPr>
-              <m:t>i</m:t>
-            </m:r>
-          </m:sub>
-        </m:sSub>
-      </m:oMath>
-      <w:r>
-        <w:rPr>
-          <w:rFonts w:eastAsiaTheme="minorEastAsia" w:cs="Times New Roman"/>
-        </w:rPr>
-        <w:t xml:space="preserve"> </w:t>
-      </w:r>
-      <w:r>
-        <w:rPr>
-          <w:rFonts w:eastAsiaTheme="minorEastAsia" w:cs="Times New Roman"/>
-        </w:rPr>
-        <w:t>dan berperan dalam menentukan orientasi hyperplane untuk mengoptimalkan pemisahan antar kelas.</w:t>
-      </w:r>
-    </w:p>
-    <w:p>
-      <w:pPr>
-        <w:spacing w:after="0" w:line="480" w:lineRule="auto"/>
-        <w:ind w:firstLine="567"/>
-        <w:rPr>
-          <w:rFonts w:cs="Times New Roman"/>
-        </w:rPr>
-      </w:pPr>
-      <w:r>
-        <w:rPr>
-          <w:rFonts w:cs="Times New Roman"/>
-        </w:rPr>
-        <w:t xml:space="preserve">Optimalisasi ini dapat diselesaikan menggunakan metode </w:t>
-      </w:r>
-      <w:bookmarkStart w:id="54" w:name="_Hlk179003896"/>
-      <w:r>
-        <w:rPr>
-          <w:rFonts w:cs="Times New Roman"/>
-        </w:rPr>
-        <w:t>l</w:t>
-      </w:r>
-      <w:r>
-        <w:rPr>
-          <w:rFonts w:cs="Times New Roman"/>
-        </w:rPr>
-        <w:t xml:space="preserve">agrange </w:t>
-      </w:r>
-      <w:bookmarkEnd w:id="54"/>
-      <w:r>
-        <w:rPr>
-          <w:rFonts w:cs="Times New Roman"/>
-        </w:rPr>
-        <w:t>m</w:t>
-      </w:r>
-      <w:r>
-        <w:rPr>
-          <w:rFonts w:cs="Times New Roman"/>
-        </w:rPr>
-        <w:t>ultiplier</w:t>
-      </w:r>
-      <w:r>
-        <w:rPr>
-          <w:rFonts w:cs="Times New Roman"/>
-        </w:rPr>
-        <w:t xml:space="preserve">, yang menggabungkan syarat kendala </w:t>
-      </w:r>
-      <w:r>
-        <w:rPr>
-          <w:rFonts w:cs="Times New Roman"/>
-        </w:rPr>
-        <w:t xml:space="preserve">(2.5) </w:t>
-      </w:r>
-      <w:r>
-        <w:rPr>
-          <w:rFonts w:cs="Times New Roman"/>
-        </w:rPr>
-        <w:t>dengan fungsi tujuan</w:t>
-      </w:r>
-      <w:r>
-        <w:rPr>
-          <w:rFonts w:cs="Times New Roman"/>
-        </w:rPr>
-        <w:t xml:space="preserve"> (2.4)</w:t>
-      </w:r>
-      <w:r>
-        <w:rPr>
-          <w:rFonts w:cs="Times New Roman"/>
-        </w:rPr>
-        <w:t>. Fungsi</w:t>
-      </w:r>
-      <w:r>
-        <w:rPr>
-          <w:rFonts w:cs="Times New Roman"/>
-        </w:rPr>
-        <w:t xml:space="preserve"> </w:t>
-      </w:r>
-      <w:r>
-        <w:rPr>
-          <w:rFonts w:cs="Times New Roman"/>
-        </w:rPr>
-        <w:t>Lagrange</w:t>
-      </w:r>
-      <w:r>
-        <w:rPr>
-          <w:rFonts w:cs="Times New Roman"/>
-        </w:rPr>
-        <w:t xml:space="preserve"> ini dinyatakan sebagai:</w:t>
-      </w:r>
-    </w:p>
-    <w:p>
-      <w:pPr>
-        <w:pStyle w:val="ListParagraph"/>
-        <w:spacing w:after="0" w:line="480" w:lineRule="auto"/>
-        <w:ind w:left="0"/>
-        <w:jc w:val="center"/>
-        <w:rPr>
-          <w:rFonts w:eastAsiaTheme="minorEastAsia"/>
-        </w:rPr>
-      </w:pPr>
-      <m:oMath>
-        <m:sSub>
-          <m:sSubPr>
-            <m:ctrlPr>
-              <w:rPr>
-                <w:rFonts w:ascii="Cambria Math" w:hAnsi="Cambria Math" w:cs="Times New Roman"/>
-                <w:i/>
-              </w:rPr>
-            </m:ctrlPr>
-          </m:sSubPr>
-          <m:e>
-            <m:r>
-              <w:rPr>
-                <w:rFonts w:ascii="Cambria Math" w:hAnsi="Cambria Math" w:cs="Times New Roman"/>
-              </w:rPr>
-              <m:t>L</m:t>
-            </m:r>
-          </m:e>
-          <m:sub>
-            <m:r>
-              <w:rPr>
-                <w:rFonts w:ascii="Cambria Math" w:hAnsi="Cambria Math" w:cs="Times New Roman"/>
-              </w:rPr>
-              <m:t>p</m:t>
-            </m:r>
-          </m:sub>
-        </m:sSub>
-        <m:d>
-          <m:dPr>
-            <m:ctrlPr>
-              <w:rPr>
-                <w:rFonts w:ascii="Cambria Math" w:hAnsi="Cambria Math" w:cs="Times New Roman"/>
-                <w:i/>
-              </w:rPr>
-            </m:ctrlPr>
-          </m:dPr>
-          <m:e>
-            <m:r>
-              <w:rPr>
-                <w:rFonts w:ascii="Cambria Math" w:hAnsi="Cambria Math" w:cs="Times New Roman"/>
-              </w:rPr>
-              <m:t>w, b, α</m:t>
-            </m:r>
-          </m:e>
-        </m:d>
-        <m:r>
-          <w:rPr>
-            <w:rFonts w:ascii="Cambria Math" w:hAnsi="Cambria Math" w:cs="Times New Roman"/>
-          </w:rPr>
-          <m:t xml:space="preserve">= </m:t>
-        </m:r>
-        <m:f>
-          <m:fPr>
-            <m:ctrlPr>
-              <w:rPr>
-                <w:rFonts w:ascii="Cambria Math" w:eastAsiaTheme="minorEastAsia" w:hAnsi="Cambria Math"/>
-                <w:iCs/>
-              </w:rPr>
-            </m:ctrlPr>
-          </m:fPr>
-          <m:num>
-            <m:r>
-              <m:rPr>
-                <m:sty m:val="p"/>
-              </m:rPr>
-              <w:rPr>
-                <w:rFonts w:ascii="Cambria Math" w:eastAsiaTheme="minorEastAsia" w:hAnsi="Cambria Math"/>
-              </w:rPr>
-              <m:t>1</m:t>
-            </m:r>
-          </m:num>
-          <m:den>
-            <m:r>
-              <m:rPr>
-                <m:sty m:val="p"/>
-              </m:rPr>
-              <w:rPr>
-                <w:rFonts w:ascii="Cambria Math" w:eastAsiaTheme="minorEastAsia" w:hAnsi="Cambria Math"/>
-              </w:rPr>
-              <m:t>2</m:t>
-            </m:r>
-          </m:den>
-        </m:f>
-        <m:sSup>
-          <m:sSupPr>
-            <m:ctrlPr>
-              <w:rPr>
-                <w:rFonts w:ascii="Cambria Math" w:eastAsiaTheme="minorEastAsia" w:hAnsi="Cambria Math"/>
-                <w:iCs/>
-              </w:rPr>
-            </m:ctrlPr>
-          </m:sSupPr>
-          <m:e>
-            <m:d>
-              <m:dPr>
-                <m:begChr m:val="‖"/>
-                <m:endChr m:val="‖"/>
-                <m:ctrlPr>
-                  <w:rPr>
-                    <w:rFonts w:ascii="Cambria Math" w:eastAsiaTheme="minorEastAsia" w:hAnsi="Cambria Math"/>
-                    <w:iCs/>
-                  </w:rPr>
-                </m:ctrlPr>
-              </m:dPr>
-              <m:e>
-                <m:r>
-                  <m:rPr>
-                    <m:sty m:val="p"/>
-                  </m:rPr>
-                  <w:rPr>
-                    <w:rFonts w:ascii="Cambria Math" w:eastAsiaTheme="minorEastAsia" w:hAnsi="Cambria Math"/>
-                  </w:rPr>
-                  <m:t>w</m:t>
-                </m:r>
-              </m:e>
-            </m:d>
-          </m:e>
-          <m:sup>
-            <m:r>
-              <m:rPr>
-                <m:sty m:val="p"/>
-              </m:rPr>
-              <w:rPr>
-                <w:rFonts w:ascii="Cambria Math" w:eastAsiaTheme="minorEastAsia" w:hAnsi="Cambria Math"/>
-              </w:rPr>
-              <m:t>2</m:t>
-            </m:r>
-          </m:sup>
-        </m:sSup>
-        <m:r>
-          <w:rPr>
-            <w:rFonts w:ascii="Cambria Math" w:eastAsiaTheme="minorEastAsia" w:hAnsi="Cambria Math"/>
-          </w:rPr>
-          <m:t xml:space="preserve">- </m:t>
-        </m:r>
-        <m:nary>
-          <m:naryPr>
-            <m:chr m:val="∑"/>
-            <m:limLoc m:val="undOvr"/>
-            <m:ctrlPr>
-              <w:rPr>
-                <w:rFonts w:ascii="Cambria Math" w:eastAsiaTheme="minorEastAsia" w:hAnsi="Cambria Math"/>
-                <w:i/>
-                <w:iCs/>
-              </w:rPr>
-            </m:ctrlPr>
-          </m:naryPr>
-          <m:sub>
-            <m:r>
-              <w:rPr>
-                <w:rFonts w:ascii="Cambria Math" w:eastAsiaTheme="minorEastAsia" w:hAnsi="Cambria Math"/>
-              </w:rPr>
-              <m:t>i=1</m:t>
-            </m:r>
-          </m:sub>
-          <m:sup>
-            <m:r>
-              <w:rPr>
-                <w:rFonts w:ascii="Cambria Math" w:eastAsiaTheme="minorEastAsia" w:hAnsi="Cambria Math"/>
-              </w:rPr>
-              <m:t>n</m:t>
-            </m:r>
-          </m:sup>
-          <m:e>
-            <m:sSub>
-              <m:sSubPr>
-                <m:ctrlPr>
-                  <w:rPr>
-                    <w:rFonts w:ascii="Cambria Math" w:eastAsiaTheme="minorEastAsia" w:hAnsi="Cambria Math"/>
-                    <w:i/>
-                  </w:rPr>
-                </m:ctrlPr>
-              </m:sSubPr>
-              <m:e>
-                <m:r>
-                  <w:rPr>
-                    <w:rFonts w:ascii="Cambria Math" w:hAnsi="Cambria Math" w:cs="Times New Roman"/>
-                  </w:rPr>
-                  <m:t>α</m:t>
-                </m:r>
-              </m:e>
-              <m:sub>
-                <m:r>
-                  <w:rPr>
-                    <w:rFonts w:ascii="Cambria Math" w:eastAsiaTheme="minorEastAsia" w:hAnsi="Cambria Math"/>
-                  </w:rPr>
-                  <m:t>i</m:t>
-                </m:r>
-              </m:sub>
-            </m:sSub>
-            <m:r>
-              <w:rPr>
-                <w:rFonts w:ascii="Cambria Math" w:eastAsiaTheme="minorEastAsia" w:hAnsi="Cambria Math"/>
-              </w:rPr>
-              <m:t>[</m:t>
-            </m:r>
-            <m:sSub>
-              <m:sSubPr>
-                <m:ctrlPr>
-                  <w:rPr>
-                    <w:rFonts w:ascii="Cambria Math" w:eastAsiaTheme="minorEastAsia" w:hAnsi="Cambria Math"/>
-                    <w:i/>
-                  </w:rPr>
-                </m:ctrlPr>
-              </m:sSubPr>
-              <m:e>
-                <m:r>
-                  <w:rPr>
-                    <w:rFonts w:ascii="Cambria Math" w:eastAsiaTheme="minorEastAsia" w:hAnsi="Cambria Math"/>
-                  </w:rPr>
-                  <m:t>y</m:t>
-                </m:r>
-              </m:e>
-              <m:sub>
-                <m:r>
-                  <w:rPr>
-                    <w:rFonts w:ascii="Cambria Math" w:eastAsiaTheme="minorEastAsia" w:hAnsi="Cambria Math"/>
-                  </w:rPr>
-                  <m:t>i</m:t>
-                </m:r>
-              </m:sub>
-            </m:sSub>
-            <m:d>
-              <m:dPr>
-                <m:ctrlPr>
-                  <w:rPr>
-                    <w:rFonts w:ascii="Cambria Math" w:eastAsiaTheme="minorEastAsia" w:hAnsi="Cambria Math"/>
-                    <w:i/>
-                  </w:rPr>
-                </m:ctrlPr>
-              </m:dPr>
-              <m:e>
-                <m:r>
-                  <w:rPr>
-                    <w:rFonts w:ascii="Cambria Math" w:eastAsiaTheme="minorEastAsia" w:hAnsi="Cambria Math"/>
-                  </w:rPr>
-                  <m:t>w⋅</m:t>
-                </m:r>
-                <m:sSub>
-                  <m:sSubPr>
-                    <m:ctrlPr>
-                      <w:rPr>
-                        <w:rFonts w:ascii="Cambria Math" w:eastAsiaTheme="minorEastAsia" w:hAnsi="Cambria Math"/>
-                        <w:i/>
-                      </w:rPr>
-                    </m:ctrlPr>
-                  </m:sSubPr>
-                  <m:e>
-                    <m:r>
-                      <w:rPr>
-                        <w:rFonts w:ascii="Cambria Math" w:eastAsiaTheme="minorEastAsia" w:hAnsi="Cambria Math"/>
-                      </w:rPr>
-                      <m:t>x</m:t>
-                    </m:r>
-                  </m:e>
-                  <m:sub>
-                    <m:r>
-                      <w:rPr>
-                        <w:rFonts w:ascii="Cambria Math" w:eastAsiaTheme="minorEastAsia" w:hAnsi="Cambria Math"/>
-                      </w:rPr>
-                      <m:t>i</m:t>
-                    </m:r>
-                  </m:sub>
-                </m:sSub>
-                <m:r>
-                  <w:rPr>
-                    <w:rFonts w:ascii="Cambria Math" w:eastAsiaTheme="minorEastAsia" w:hAnsi="Cambria Math"/>
-                  </w:rPr>
-                  <m:t>+b</m:t>
-                </m:r>
-              </m:e>
-            </m:d>
-            <m:r>
-              <w:rPr>
-                <w:rFonts w:ascii="Cambria Math" w:eastAsiaTheme="minorEastAsia" w:hAnsi="Cambria Math"/>
-              </w:rPr>
-              <m:t>-1]</m:t>
-            </m:r>
-          </m:e>
-        </m:nary>
-      </m:oMath>
-      <w:r>
-        <w:rPr>
-          <w:rFonts w:eastAsiaTheme="minorEastAsia"/>
-        </w:rPr>
-        <w:tab/>
-        <w:t>(2.6)</w:t>
-      </w:r>
-    </w:p>
-    <w:p>
-      <w:pPr>
-        <w:tabs>
-          <w:tab w:val="left" w:pos="1956"/>
-        </w:tabs>
-        <w:spacing w:after="0" w:line="480" w:lineRule="auto"/>
-        <w:rPr>
-          <w:rFonts w:eastAsiaTheme="minorEastAsia" w:cs="Times New Roman"/>
-        </w:rPr>
-      </w:pPr>
-      <w:r>
-        <w:rPr>
-          <w:rFonts w:cs="Times New Roman"/>
-        </w:rPr>
-        <w:t>d</w:t>
-      </w:r>
-      <w:r>
-        <w:rPr>
-          <w:rFonts w:cs="Times New Roman"/>
-        </w:rPr>
-        <w:t xml:space="preserve">i mana </w:t>
-      </w:r>
-      <m:oMath>
-        <m:sSub>
-          <m:sSubPr>
-            <m:ctrlPr>
-              <w:rPr>
-                <w:rFonts w:ascii="Cambria Math" w:eastAsiaTheme="minorEastAsia" w:hAnsi="Cambria Math"/>
-                <w:i/>
-              </w:rPr>
-            </m:ctrlPr>
-          </m:sSubPr>
-          <m:e>
-            <m:r>
-              <w:rPr>
-                <w:rFonts w:ascii="Cambria Math" w:hAnsi="Cambria Math" w:cs="Times New Roman"/>
-              </w:rPr>
-              <m:t>α</m:t>
-            </m:r>
-          </m:e>
-          <m:sub>
-            <m:r>
-              <w:rPr>
-                <w:rFonts w:ascii="Cambria Math" w:eastAsiaTheme="minorEastAsia" w:hAnsi="Cambria Math"/>
-              </w:rPr>
-              <m:t>i</m:t>
-            </m:r>
-          </m:sub>
-        </m:sSub>
-        <m:r>
-          <w:rPr>
-            <w:rFonts w:ascii="Cambria Math" w:eastAsiaTheme="minorEastAsia" w:hAnsi="Cambria Math"/>
-          </w:rPr>
-          <m:t>≥0</m:t>
-        </m:r>
-      </m:oMath>
-      <w:r>
-        <w:rPr>
-          <w:rFonts w:eastAsiaTheme="minorEastAsia" w:cs="Times New Roman"/>
-        </w:rPr>
-        <w:t xml:space="preserve"> adalah</w:t>
-      </w:r>
-      <w:r>
-        <w:rPr>
-          <w:rFonts w:eastAsiaTheme="minorEastAsia" w:cs="Times New Roman"/>
-        </w:rPr>
-        <w:t xml:space="preserve"> </w:t>
-      </w:r>
-      <w:r>
-        <w:rPr>
-          <w:rFonts w:eastAsiaTheme="minorEastAsia"/>
-        </w:rPr>
-        <w:t xml:space="preserve">lagrange multiplier </w:t>
-      </w:r>
-      <w:r>
-        <w:rPr>
-          <w:rFonts w:eastAsiaTheme="minorEastAsia" w:cs="Times New Roman"/>
-        </w:rPr>
-        <w:t>yang memperhitungkan syarat kendala</w:t>
-      </w:r>
-      <w:r>
-        <w:rPr>
-          <w:rFonts w:eastAsiaTheme="minorEastAsia" w:cs="Times New Roman"/>
-        </w:rPr>
-        <w:t xml:space="preserve"> (2.5) </w:t>
-      </w:r>
-      <w:r>
-        <w:rPr>
-          <w:rFonts w:eastAsiaTheme="minorEastAsia" w:cs="Times New Roman"/>
-        </w:rPr>
-        <w:t>untuk setiap data pelatihan.</w:t>
-      </w:r>
-      <w:r>
-        <w:rPr>
-          <w:rFonts w:eastAsiaTheme="minorEastAsia" w:cs="Times New Roman"/>
-        </w:rPr>
-        <w:t xml:space="preserve"> </w:t>
-      </w:r>
-    </w:p>
-    <w:p>
-      <w:pPr>
-        <w:tabs>
-          <w:tab w:val="left" w:pos="1956"/>
-        </w:tabs>
-        <w:spacing w:after="0" w:line="480" w:lineRule="auto"/>
-        <w:ind w:firstLine="567"/>
-        <w:rPr>
-          <w:rFonts w:eastAsiaTheme="minorEastAsia" w:cs="Times New Roman"/>
-        </w:rPr>
-      </w:pPr>
-      <w:r>
-        <w:rPr>
-          <w:rFonts w:eastAsiaTheme="minorEastAsia" w:cs="Times New Roman"/>
-        </w:rPr>
-        <w:lastRenderedPageBreak/>
-        <w:t xml:space="preserve">Nilai optimal dari persamaan (2.6) dapat dihitung </w:t>
-      </w:r>
-      <w:r>
-        <w:rPr>
-          <w:rFonts w:eastAsiaTheme="minorEastAsia" w:cs="Times New Roman"/>
-        </w:rPr>
-        <w:t xml:space="preserve">dengan mencari turunan pertama dari fungsi </w:t>
-      </w:r>
-      <w:r>
-        <w:rPr>
-          <w:rFonts w:eastAsiaTheme="minorEastAsia" w:cs="Times New Roman"/>
-        </w:rPr>
-        <w:t>lagrange</w:t>
-      </w:r>
-      <w:r>
-        <w:rPr>
-          <w:rFonts w:eastAsiaTheme="minorEastAsia" w:cs="Times New Roman"/>
-        </w:rPr>
-        <w:t xml:space="preserve"> terhadap </w:t>
-      </w:r>
-      <m:oMath>
-        <m:r>
-          <w:rPr>
-            <w:rFonts w:ascii="Cambria Math" w:hAnsi="Cambria Math" w:cs="Times New Roman"/>
-          </w:rPr>
-          <m:t>w</m:t>
-        </m:r>
-      </m:oMath>
-      <w:r>
-        <w:rPr>
-          <w:rFonts w:eastAsiaTheme="minorEastAsia" w:cs="Times New Roman"/>
-        </w:rPr>
-        <w:t xml:space="preserve"> dan </w:t>
-      </w:r>
-      <m:oMath>
-        <m:r>
-          <w:rPr>
-            <w:rFonts w:ascii="Cambria Math" w:hAnsi="Cambria Math" w:cs="Times New Roman"/>
-          </w:rPr>
-          <m:t>b</m:t>
-        </m:r>
-      </m:oMath>
-      <w:r>
-        <w:rPr>
-          <w:rFonts w:eastAsiaTheme="minorEastAsia" w:cs="Times New Roman"/>
-        </w:rPr>
-        <w:t>, kemudian disamakan dengan nol sebagai berikut</w:t>
-      </w:r>
-      <w:r>
-        <w:rPr>
-          <w:rFonts w:eastAsiaTheme="minorEastAsia" w:cs="Times New Roman"/>
-        </w:rPr>
-        <w:t>:</w:t>
-      </w:r>
-    </w:p>
-    <w:p>
-      <w:pPr>
-        <w:pStyle w:val="ListParagraph"/>
-        <w:spacing w:after="0" w:line="480" w:lineRule="auto"/>
-        <w:ind w:left="0"/>
-        <w:jc w:val="center"/>
-        <w:rPr>
-          <w:rFonts w:eastAsiaTheme="minorEastAsia"/>
-        </w:rPr>
-      </w:pPr>
-      <m:oMath>
-        <m:f>
-          <m:fPr>
-            <m:ctrlPr>
-              <w:rPr>
-                <w:rFonts w:ascii="Cambria Math" w:eastAsiaTheme="minorEastAsia" w:hAnsi="Cambria Math" w:cs="Times New Roman"/>
-                <w:i/>
-                <w:iCs/>
-              </w:rPr>
-            </m:ctrlPr>
-          </m:fPr>
-          <m:num>
-            <m:r>
-              <w:rPr>
-                <w:rFonts w:ascii="Cambria Math" w:eastAsiaTheme="minorEastAsia" w:hAnsi="Cambria Math" w:cs="Times New Roman"/>
-              </w:rPr>
-              <m:t>δL</m:t>
-            </m:r>
-            <m:ctrlPr>
-              <w:rPr>
-                <w:rFonts w:ascii="Cambria Math" w:eastAsiaTheme="minorEastAsia" w:hAnsi="Cambria Math"/>
-                <w:i/>
-                <w:iCs/>
-              </w:rPr>
-            </m:ctrlPr>
-          </m:num>
-          <m:den>
-            <m:r>
-              <w:rPr>
-                <w:rFonts w:ascii="Cambria Math" w:eastAsiaTheme="minorEastAsia" w:hAnsi="Cambria Math"/>
-              </w:rPr>
-              <m:t>δb</m:t>
-            </m:r>
-          </m:den>
-        </m:f>
-        <m:r>
-          <w:rPr>
-            <w:rFonts w:ascii="Cambria Math" w:eastAsiaTheme="minorEastAsia" w:hAnsi="Cambria Math"/>
-          </w:rPr>
-          <m:t>=0→</m:t>
-        </m:r>
-        <m:nary>
-          <m:naryPr>
-            <m:chr m:val="∑"/>
-            <m:limLoc m:val="undOvr"/>
-            <m:ctrlPr>
-              <w:rPr>
-                <w:rFonts w:ascii="Cambria Math" w:eastAsiaTheme="minorEastAsia" w:hAnsi="Cambria Math"/>
-                <w:i/>
-                <w:iCs/>
-              </w:rPr>
-            </m:ctrlPr>
-          </m:naryPr>
-          <m:sub>
-            <m:r>
-              <w:rPr>
-                <w:rFonts w:ascii="Cambria Math" w:eastAsiaTheme="minorEastAsia" w:hAnsi="Cambria Math"/>
-              </w:rPr>
-              <m:t>i=1</m:t>
-            </m:r>
-          </m:sub>
-          <m:sup>
-            <m:r>
-              <w:rPr>
-                <w:rFonts w:ascii="Cambria Math" w:eastAsiaTheme="minorEastAsia" w:hAnsi="Cambria Math"/>
-              </w:rPr>
-              <m:t>n</m:t>
-            </m:r>
-          </m:sup>
-          <m:e>
-            <m:sSub>
-              <m:sSubPr>
-                <m:ctrlPr>
-                  <w:rPr>
-                    <w:rFonts w:ascii="Cambria Math" w:eastAsiaTheme="minorEastAsia" w:hAnsi="Cambria Math"/>
-                    <w:i/>
-                  </w:rPr>
-                </m:ctrlPr>
-              </m:sSubPr>
-              <m:e>
-                <m:r>
-                  <w:rPr>
-                    <w:rFonts w:ascii="Cambria Math" w:hAnsi="Cambria Math" w:cs="Times New Roman"/>
-                  </w:rPr>
-                  <m:t>α</m:t>
-                </m:r>
-              </m:e>
-              <m:sub>
-                <m:r>
-                  <w:rPr>
-                    <w:rFonts w:ascii="Cambria Math" w:eastAsiaTheme="minorEastAsia" w:hAnsi="Cambria Math"/>
-                  </w:rPr>
-                  <m:t>i</m:t>
-                </m:r>
-              </m:sub>
-            </m:sSub>
-            <m:r>
-              <w:rPr>
-                <w:rFonts w:ascii="Cambria Math" w:eastAsiaTheme="minorEastAsia" w:hAnsi="Cambria Math"/>
-              </w:rPr>
-              <m:t xml:space="preserve"> </m:t>
-            </m:r>
-            <m:sSub>
-              <m:sSubPr>
-                <m:ctrlPr>
-                  <w:rPr>
-                    <w:rFonts w:ascii="Cambria Math" w:eastAsiaTheme="minorEastAsia" w:hAnsi="Cambria Math"/>
-                    <w:i/>
-                  </w:rPr>
-                </m:ctrlPr>
-              </m:sSubPr>
-              <m:e>
-                <m:r>
-                  <w:rPr>
-                    <w:rFonts w:ascii="Cambria Math" w:eastAsiaTheme="minorEastAsia" w:hAnsi="Cambria Math"/>
-                  </w:rPr>
-                  <m:t>y</m:t>
-                </m:r>
-              </m:e>
-              <m:sub>
-                <m:r>
-                  <w:rPr>
-                    <w:rFonts w:ascii="Cambria Math" w:eastAsiaTheme="minorEastAsia" w:hAnsi="Cambria Math"/>
-                  </w:rPr>
-                  <m:t>i</m:t>
-                </m:r>
-              </m:sub>
-            </m:sSub>
-          </m:e>
-        </m:nary>
-        <m:r>
-          <w:rPr>
-            <w:rFonts w:ascii="Cambria Math" w:eastAsiaTheme="minorEastAsia" w:hAnsi="Cambria Math"/>
-          </w:rPr>
-          <m:t>=0</m:t>
-        </m:r>
-      </m:oMath>
-      <w:r>
-        <w:rPr>
-          <w:rFonts w:eastAsiaTheme="minorEastAsia"/>
-        </w:rPr>
-        <w:tab/>
-        <w:t>(2.</w:t>
-      </w:r>
-      <w:r>
-        <w:rPr>
-          <w:rFonts w:eastAsiaTheme="minorEastAsia"/>
-        </w:rPr>
-        <w:t>7</w:t>
-      </w:r>
-      <w:r>
-        <w:rPr>
-          <w:rFonts w:eastAsiaTheme="minorEastAsia"/>
-        </w:rPr>
-        <w:t>)</w:t>
-      </w:r>
-    </w:p>
-    <w:p>
-      <w:pPr>
-        <w:pStyle w:val="ListParagraph"/>
-        <w:spacing w:after="0" w:line="480" w:lineRule="auto"/>
-        <w:ind w:left="0"/>
-        <w:jc w:val="center"/>
-        <w:rPr>
-          <w:rFonts w:eastAsiaTheme="minorEastAsia"/>
-        </w:rPr>
-      </w:pPr>
-      <m:oMath>
-        <m:f>
-          <m:fPr>
-            <m:ctrlPr>
-              <w:rPr>
-                <w:rFonts w:ascii="Cambria Math" w:eastAsiaTheme="minorEastAsia" w:hAnsi="Cambria Math" w:cs="Times New Roman"/>
-                <w:i/>
-                <w:iCs/>
-              </w:rPr>
-            </m:ctrlPr>
-          </m:fPr>
-          <m:num>
-            <m:r>
-              <w:rPr>
-                <w:rFonts w:ascii="Cambria Math" w:eastAsiaTheme="minorEastAsia" w:hAnsi="Cambria Math" w:cs="Times New Roman"/>
-              </w:rPr>
-              <m:t>δL</m:t>
-            </m:r>
-            <m:ctrlPr>
-              <w:rPr>
-                <w:rFonts w:ascii="Cambria Math" w:eastAsiaTheme="minorEastAsia" w:hAnsi="Cambria Math"/>
-                <w:i/>
-                <w:iCs/>
-              </w:rPr>
-            </m:ctrlPr>
-          </m:num>
-          <m:den>
-            <m:r>
-              <w:rPr>
-                <w:rFonts w:ascii="Cambria Math" w:eastAsiaTheme="minorEastAsia" w:hAnsi="Cambria Math"/>
-              </w:rPr>
-              <m:t>δw</m:t>
-            </m:r>
-          </m:den>
-        </m:f>
-        <m:r>
-          <w:rPr>
-            <w:rFonts w:ascii="Cambria Math" w:eastAsiaTheme="minorEastAsia" w:hAnsi="Cambria Math"/>
-          </w:rPr>
-          <m:t>=0→</m:t>
-        </m:r>
-        <m:nary>
-          <m:naryPr>
-            <m:chr m:val="∑"/>
-            <m:limLoc m:val="undOvr"/>
-            <m:ctrlPr>
-              <w:rPr>
-                <w:rFonts w:ascii="Cambria Math" w:eastAsiaTheme="minorEastAsia" w:hAnsi="Cambria Math"/>
-                <w:i/>
-                <w:iCs/>
-              </w:rPr>
-            </m:ctrlPr>
-          </m:naryPr>
-          <m:sub>
-            <m:r>
-              <w:rPr>
-                <w:rFonts w:ascii="Cambria Math" w:eastAsiaTheme="minorEastAsia" w:hAnsi="Cambria Math"/>
-              </w:rPr>
-              <m:t>i=1</m:t>
-            </m:r>
-          </m:sub>
-          <m:sup>
-            <m:r>
-              <w:rPr>
-                <w:rFonts w:ascii="Cambria Math" w:eastAsiaTheme="minorEastAsia" w:hAnsi="Cambria Math"/>
-              </w:rPr>
-              <m:t>n</m:t>
-            </m:r>
-          </m:sup>
-          <m:e>
-            <m:sSub>
-              <m:sSubPr>
-                <m:ctrlPr>
-                  <w:rPr>
-                    <w:rFonts w:ascii="Cambria Math" w:eastAsiaTheme="minorEastAsia" w:hAnsi="Cambria Math"/>
-                    <w:i/>
-                  </w:rPr>
-                </m:ctrlPr>
-              </m:sSubPr>
-              <m:e>
-                <m:r>
-                  <w:rPr>
-                    <w:rFonts w:ascii="Cambria Math" w:hAnsi="Cambria Math" w:cs="Times New Roman"/>
-                  </w:rPr>
-                  <m:t>α</m:t>
-                </m:r>
-              </m:e>
-              <m:sub>
-                <m:r>
-                  <w:rPr>
-                    <w:rFonts w:ascii="Cambria Math" w:eastAsiaTheme="minorEastAsia" w:hAnsi="Cambria Math"/>
-                  </w:rPr>
-                  <m:t>i</m:t>
-                </m:r>
-              </m:sub>
-            </m:sSub>
-            <m:r>
-              <w:rPr>
-                <w:rFonts w:ascii="Cambria Math" w:eastAsiaTheme="minorEastAsia" w:hAnsi="Cambria Math"/>
-              </w:rPr>
-              <m:t xml:space="preserve"> </m:t>
-            </m:r>
-            <m:sSub>
-              <m:sSubPr>
-                <m:ctrlPr>
-                  <w:rPr>
-                    <w:rFonts w:ascii="Cambria Math" w:eastAsiaTheme="minorEastAsia" w:hAnsi="Cambria Math"/>
-                    <w:i/>
-                  </w:rPr>
-                </m:ctrlPr>
-              </m:sSubPr>
-              <m:e>
-                <m:r>
-                  <w:rPr>
-                    <w:rFonts w:ascii="Cambria Math" w:eastAsiaTheme="minorEastAsia" w:hAnsi="Cambria Math"/>
-                  </w:rPr>
-                  <m:t>x</m:t>
-                </m:r>
-              </m:e>
-              <m:sub>
-                <m:r>
-                  <w:rPr>
-                    <w:rFonts w:ascii="Cambria Math" w:eastAsiaTheme="minorEastAsia" w:hAnsi="Cambria Math"/>
-                  </w:rPr>
-                  <m:t>i</m:t>
-                </m:r>
-              </m:sub>
-            </m:sSub>
-            <m:r>
-              <w:rPr>
-                <w:rFonts w:ascii="Cambria Math" w:eastAsiaTheme="minorEastAsia" w:hAnsi="Cambria Math"/>
-              </w:rPr>
-              <m:t xml:space="preserve"> </m:t>
-            </m:r>
-            <m:sSub>
-              <m:sSubPr>
-                <m:ctrlPr>
-                  <w:rPr>
-                    <w:rFonts w:ascii="Cambria Math" w:eastAsiaTheme="minorEastAsia" w:hAnsi="Cambria Math"/>
-                    <w:i/>
-                  </w:rPr>
-                </m:ctrlPr>
-              </m:sSubPr>
-              <m:e>
-                <m:r>
-                  <w:rPr>
-                    <w:rFonts w:ascii="Cambria Math" w:eastAsiaTheme="minorEastAsia" w:hAnsi="Cambria Math"/>
-                  </w:rPr>
-                  <m:t>y</m:t>
-                </m:r>
-              </m:e>
-              <m:sub>
-                <m:r>
-                  <w:rPr>
-                    <w:rFonts w:ascii="Cambria Math" w:eastAsiaTheme="minorEastAsia" w:hAnsi="Cambria Math"/>
-                  </w:rPr>
-                  <m:t>i</m:t>
-                </m:r>
-              </m:sub>
-            </m:sSub>
-          </m:e>
-        </m:nary>
-        <m:r>
-          <w:rPr>
-            <w:rFonts w:ascii="Cambria Math" w:eastAsiaTheme="minorEastAsia" w:hAnsi="Cambria Math"/>
-          </w:rPr>
-          <m:t>=w</m:t>
-        </m:r>
-      </m:oMath>
-      <w:r>
-        <w:rPr>
-          <w:rFonts w:eastAsiaTheme="minorEastAsia"/>
-        </w:rPr>
-        <w:tab/>
-        <w:t>(2.</w:t>
-      </w:r>
-      <w:r>
-        <w:rPr>
-          <w:rFonts w:eastAsiaTheme="minorEastAsia"/>
-        </w:rPr>
-        <w:t>8</w:t>
-      </w:r>
-      <w:r>
-        <w:rPr>
-          <w:rFonts w:eastAsiaTheme="minorEastAsia"/>
-        </w:rPr>
-        <w:t>)</w:t>
-      </w:r>
-    </w:p>
-    <w:p>
-      <w:pPr>
-        <w:tabs>
-          <w:tab w:val="left" w:pos="1956"/>
-        </w:tabs>
-        <w:spacing w:after="0" w:line="480" w:lineRule="auto"/>
-        <w:ind w:firstLine="567"/>
-        <w:rPr>
-          <w:rFonts w:cs="Times New Roman"/>
-        </w:rPr>
-      </w:pPr>
-      <w:r>
-        <w:rPr>
-          <w:rFonts w:cs="Times New Roman"/>
-        </w:rPr>
-        <w:t xml:space="preserve">Substitusi nilai </w:t>
-      </w:r>
-      <m:oMath>
-        <m:r>
-          <w:rPr>
-            <w:rFonts w:ascii="Cambria Math" w:eastAsiaTheme="minorEastAsia" w:hAnsi="Cambria Math"/>
-          </w:rPr>
-          <m:t>w</m:t>
-        </m:r>
-      </m:oMath>
-      <w:r>
-        <w:rPr>
-          <w:rFonts w:cs="Times New Roman"/>
-        </w:rPr>
-        <w:t xml:space="preserve"> dari persamaan (</w:t>
-      </w:r>
-      <w:r>
-        <w:rPr>
-          <w:rFonts w:eastAsiaTheme="minorEastAsia"/>
-        </w:rPr>
-        <w:t>2.</w:t>
-      </w:r>
-      <w:r>
-        <w:rPr>
-          <w:rFonts w:eastAsiaTheme="minorEastAsia"/>
-        </w:rPr>
-        <w:t>8</w:t>
-      </w:r>
-      <w:r>
-        <w:rPr>
-          <w:rFonts w:eastAsiaTheme="minorEastAsia"/>
-        </w:rPr>
-        <w:t>)</w:t>
-      </w:r>
-      <w:r>
-        <w:rPr>
-          <w:rFonts w:eastAsiaTheme="minorEastAsia"/>
-        </w:rPr>
-        <w:t xml:space="preserve"> ke dalam fungsi lagrange menghasilkan bentuk dual lagrange multiplier </w:t>
-      </w:r>
-      <w:r>
-        <w:rPr>
-          <w:rFonts w:eastAsiaTheme="minorEastAsia"/>
-        </w:rPr>
-        <w:t xml:space="preserve">kemudian dimaksimalkan </w:t>
-      </w:r>
-      <w:r>
-        <w:rPr>
-          <w:rFonts w:eastAsiaTheme="minorEastAsia"/>
-        </w:rPr>
-        <w:t>sebagai berikut:</w:t>
-      </w:r>
-    </w:p>
-    <w:p>
-      <w:pPr>
-        <w:spacing w:after="0" w:line="480" w:lineRule="auto"/>
-        <w:jc w:val="center"/>
-        <w:rPr>
-          <w:rFonts w:cs="Times New Roman"/>
-        </w:rPr>
-      </w:pPr>
-      <m:oMath>
-        <m:func>
-          <m:funcPr>
-            <m:ctrlPr>
-              <w:rPr>
-                <w:rFonts w:ascii="Cambria Math" w:hAnsi="Cambria Math" w:cs="Times New Roman"/>
-                <w:i/>
-              </w:rPr>
-            </m:ctrlPr>
-          </m:funcPr>
-          <m:fName>
-            <m:limLow>
-              <m:limLowPr>
-                <m:ctrlPr>
-                  <w:rPr>
-                    <w:rFonts w:ascii="Cambria Math" w:hAnsi="Cambria Math" w:cs="Times New Roman"/>
-                    <w:i/>
-                  </w:rPr>
-                </m:ctrlPr>
-              </m:limLowPr>
-              <m:e>
-                <m:r>
-                  <m:rPr>
-                    <m:sty m:val="p"/>
-                  </m:rPr>
-                  <w:rPr>
-                    <w:rFonts w:ascii="Cambria Math" w:hAnsi="Cambria Math" w:cs="Times New Roman"/>
-                  </w:rPr>
-                  <m:t>max</m:t>
-                </m:r>
-              </m:e>
-              <m:lim>
-                <m:r>
-                  <w:rPr>
-                    <w:rFonts w:ascii="Cambria Math" w:hAnsi="Cambria Math" w:cs="Times New Roman"/>
-                  </w:rPr>
-                  <m:t>α</m:t>
-                </m:r>
-              </m:lim>
-            </m:limLow>
-          </m:fName>
-          <m:e>
-            <m:sSub>
-              <m:sSubPr>
-                <m:ctrlPr>
-                  <w:rPr>
-                    <w:rFonts w:ascii="Cambria Math" w:hAnsi="Cambria Math" w:cs="Times New Roman"/>
-                    <w:i/>
-                  </w:rPr>
-                </m:ctrlPr>
-              </m:sSubPr>
-              <m:e>
-                <m:r>
-                  <w:rPr>
-                    <w:rFonts w:ascii="Cambria Math" w:hAnsi="Cambria Math" w:cs="Times New Roman"/>
-                  </w:rPr>
-                  <m:t>L</m:t>
-                </m:r>
-              </m:e>
-              <m:sub>
-                <m:r>
-                  <w:rPr>
-                    <w:rFonts w:ascii="Cambria Math" w:hAnsi="Cambria Math" w:cs="Times New Roman"/>
-                  </w:rPr>
-                  <m:t>p</m:t>
-                </m:r>
-              </m:sub>
-            </m:sSub>
-          </m:e>
-        </m:func>
-        <m:r>
-          <w:rPr>
-            <w:rFonts w:ascii="Cambria Math" w:hAnsi="Cambria Math" w:cs="Times New Roman"/>
           </w:rPr>
           <m:t xml:space="preserve">= </m:t>
         </m:r>
@@ -5964,16 +4158,17 @@
             <m:limLoc m:val="undOvr"/>
             <m:ctrlPr>
               <w:rPr>
-                <w:rFonts w:ascii="Cambria Math" w:eastAsiaTheme="minorEastAsia" w:hAnsi="Cambria Math"/>
+                <w:rFonts w:ascii="Cambria Math" w:hAnsi="Cambria Math" w:cs="Times New Roman"/>
                 <w:i/>
-                <w:iCs/>
+                <w:szCs w:val="24"/>
               </w:rPr>
             </m:ctrlPr>
           </m:naryPr>
           <m:sub>
             <m:r>
               <w:rPr>
-                <w:rFonts w:ascii="Cambria Math" w:eastAsiaTheme="minorEastAsia" w:hAnsi="Cambria Math"/>
+                <w:rFonts w:ascii="Cambria Math" w:hAnsi="Cambria Math" w:cs="Times New Roman"/>
+                <w:szCs w:val="24"/>
               </w:rPr>
               <m:t>i=1</m:t>
             </m:r>
@@ -5981,655 +4176,33 @@
           <m:sup>
             <m:r>
               <w:rPr>
-                <w:rFonts w:ascii="Cambria Math" w:eastAsiaTheme="minorEastAsia" w:hAnsi="Cambria Math"/>
+                <w:rFonts w:ascii="Cambria Math" w:hAnsi="Cambria Math" w:cs="Times New Roman"/>
+                <w:szCs w:val="24"/>
               </w:rPr>
               <m:t>n</m:t>
             </m:r>
           </m:sup>
           <m:e>
-            <m:sSub>
-              <m:sSubPr>
+            <m:d>
+              <m:dPr>
+                <m:begChr m:val="|"/>
+                <m:endChr m:val="|"/>
                 <m:ctrlPr>
                   <w:rPr>
-                    <w:rFonts w:ascii="Cambria Math" w:eastAsiaTheme="minorEastAsia" w:hAnsi="Cambria Math"/>
+                    <w:rFonts w:ascii="Cambria Math" w:hAnsi="Cambria Math" w:cs="Times New Roman"/>
                     <w:i/>
+                    <w:szCs w:val="24"/>
                   </w:rPr>
                 </m:ctrlPr>
-              </m:sSubPr>
-              <m:e>
-                <m:r>
-                  <w:rPr>
-                    <w:rFonts w:ascii="Cambria Math" w:hAnsi="Cambria Math" w:cs="Times New Roman"/>
-                  </w:rPr>
-                  <m:t>α</m:t>
-                </m:r>
-              </m:e>
-              <m:sub>
-                <m:r>
-                  <w:rPr>
-                    <w:rFonts w:ascii="Cambria Math" w:eastAsiaTheme="minorEastAsia" w:hAnsi="Cambria Math"/>
-                  </w:rPr>
-                  <m:t>i</m:t>
-                </m:r>
-              </m:sub>
-            </m:sSub>
-          </m:e>
-        </m:nary>
-        <m:r>
-          <w:rPr>
-            <w:rFonts w:ascii="Cambria Math" w:eastAsiaTheme="minorEastAsia" w:hAnsi="Cambria Math"/>
-          </w:rPr>
-          <m:t xml:space="preserve">- </m:t>
-        </m:r>
-        <m:f>
-          <m:fPr>
-            <m:ctrlPr>
-              <w:rPr>
-                <w:rFonts w:ascii="Cambria Math" w:eastAsiaTheme="minorEastAsia" w:hAnsi="Cambria Math"/>
-                <w:iCs/>
-              </w:rPr>
-            </m:ctrlPr>
-          </m:fPr>
-          <m:num>
-            <m:r>
-              <m:rPr>
-                <m:sty m:val="p"/>
-              </m:rPr>
-              <w:rPr>
-                <w:rFonts w:ascii="Cambria Math" w:eastAsiaTheme="minorEastAsia" w:hAnsi="Cambria Math"/>
-              </w:rPr>
-              <m:t>1</m:t>
-            </m:r>
-          </m:num>
-          <m:den>
-            <m:r>
-              <m:rPr>
-                <m:sty m:val="p"/>
-              </m:rPr>
-              <w:rPr>
-                <w:rFonts w:ascii="Cambria Math" w:eastAsiaTheme="minorEastAsia" w:hAnsi="Cambria Math"/>
-              </w:rPr>
-              <m:t>2</m:t>
-            </m:r>
-          </m:den>
-        </m:f>
-        <m:nary>
-          <m:naryPr>
-            <m:chr m:val="∑"/>
-            <m:limLoc m:val="undOvr"/>
-            <m:ctrlPr>
-              <w:rPr>
-                <w:rFonts w:ascii="Cambria Math" w:eastAsiaTheme="minorEastAsia" w:hAnsi="Cambria Math"/>
-                <w:i/>
-                <w:iCs/>
-              </w:rPr>
-            </m:ctrlPr>
-          </m:naryPr>
-          <m:sub>
-            <m:r>
-              <w:rPr>
-                <w:rFonts w:ascii="Cambria Math" w:eastAsiaTheme="minorEastAsia" w:hAnsi="Cambria Math"/>
-              </w:rPr>
-              <m:t>i,  j=1</m:t>
-            </m:r>
-          </m:sub>
-          <m:sup>
-            <m:r>
-              <w:rPr>
-                <w:rFonts w:ascii="Cambria Math" w:eastAsiaTheme="minorEastAsia" w:hAnsi="Cambria Math"/>
-              </w:rPr>
-              <m:t>n</m:t>
-            </m:r>
-          </m:sup>
-          <m:e>
-            <m:sSub>
-              <m:sSubPr>
-                <m:ctrlPr>
-                  <w:rPr>
-                    <w:rFonts w:ascii="Cambria Math" w:eastAsiaTheme="minorEastAsia" w:hAnsi="Cambria Math"/>
-                    <w:i/>
-                  </w:rPr>
-                </m:ctrlPr>
-              </m:sSubPr>
-              <m:e>
-                <m:r>
-                  <w:rPr>
-                    <w:rFonts w:ascii="Cambria Math" w:hAnsi="Cambria Math" w:cs="Times New Roman"/>
-                  </w:rPr>
-                  <m:t>α</m:t>
-                </m:r>
-              </m:e>
-              <m:sub>
-                <m:r>
-                  <w:rPr>
-                    <w:rFonts w:ascii="Cambria Math" w:eastAsiaTheme="minorEastAsia" w:hAnsi="Cambria Math"/>
-                  </w:rPr>
-                  <m:t>i</m:t>
-                </m:r>
-              </m:sub>
-            </m:sSub>
-            <m:r>
-              <w:rPr>
-                <w:rFonts w:ascii="Cambria Math" w:eastAsiaTheme="minorEastAsia" w:hAnsi="Cambria Math"/>
-              </w:rPr>
-              <m:t xml:space="preserve"> </m:t>
-            </m:r>
-            <m:sSub>
-              <m:sSubPr>
-                <m:ctrlPr>
-                  <w:rPr>
-                    <w:rFonts w:ascii="Cambria Math" w:eastAsiaTheme="minorEastAsia" w:hAnsi="Cambria Math"/>
-                    <w:i/>
-                  </w:rPr>
-                </m:ctrlPr>
-              </m:sSubPr>
-              <m:e>
-                <m:r>
-                  <w:rPr>
-                    <w:rFonts w:ascii="Cambria Math" w:hAnsi="Cambria Math" w:cs="Times New Roman"/>
-                  </w:rPr>
-                  <m:t>α</m:t>
-                </m:r>
-              </m:e>
-              <m:sub>
-                <m:r>
-                  <w:rPr>
-                    <w:rFonts w:ascii="Cambria Math" w:eastAsiaTheme="minorEastAsia" w:hAnsi="Cambria Math"/>
-                  </w:rPr>
-                  <m:t>j</m:t>
-                </m:r>
-              </m:sub>
-            </m:sSub>
-            <m:r>
-              <w:rPr>
-                <w:rFonts w:ascii="Cambria Math" w:eastAsiaTheme="minorEastAsia" w:hAnsi="Cambria Math"/>
-              </w:rPr>
-              <m:t xml:space="preserve"> </m:t>
-            </m:r>
-            <m:sSub>
-              <m:sSubPr>
-                <m:ctrlPr>
-                  <w:rPr>
-                    <w:rFonts w:ascii="Cambria Math" w:eastAsiaTheme="minorEastAsia" w:hAnsi="Cambria Math"/>
-                    <w:i/>
-                  </w:rPr>
-                </m:ctrlPr>
-              </m:sSubPr>
-              <m:e>
-                <m:r>
-                  <w:rPr>
-                    <w:rFonts w:ascii="Cambria Math" w:eastAsiaTheme="minorEastAsia" w:hAnsi="Cambria Math"/>
-                  </w:rPr>
-                  <m:t>y</m:t>
-                </m:r>
-              </m:e>
-              <m:sub>
-                <m:r>
-                  <w:rPr>
-                    <w:rFonts w:ascii="Cambria Math" w:eastAsiaTheme="minorEastAsia" w:hAnsi="Cambria Math"/>
-                  </w:rPr>
-                  <m:t>i</m:t>
-                </m:r>
-              </m:sub>
-            </m:sSub>
-            <m:r>
-              <w:rPr>
-                <w:rFonts w:ascii="Cambria Math" w:eastAsiaTheme="minorEastAsia" w:hAnsi="Cambria Math"/>
-              </w:rPr>
-              <m:t xml:space="preserve"> </m:t>
-            </m:r>
-            <m:sSub>
-              <m:sSubPr>
-                <m:ctrlPr>
-                  <w:rPr>
-                    <w:rFonts w:ascii="Cambria Math" w:eastAsiaTheme="minorEastAsia" w:hAnsi="Cambria Math"/>
-                    <w:i/>
-                  </w:rPr>
-                </m:ctrlPr>
-              </m:sSubPr>
-              <m:e>
-                <m:r>
-                  <w:rPr>
-                    <w:rFonts w:ascii="Cambria Math" w:eastAsiaTheme="minorEastAsia" w:hAnsi="Cambria Math"/>
-                  </w:rPr>
-                  <m:t>y</m:t>
-                </m:r>
-              </m:e>
-              <m:sub>
-                <m:r>
-                  <w:rPr>
-                    <w:rFonts w:ascii="Cambria Math" w:eastAsiaTheme="minorEastAsia" w:hAnsi="Cambria Math"/>
-                  </w:rPr>
-                  <m:t>j</m:t>
-                </m:r>
-              </m:sub>
-            </m:sSub>
-            <m:r>
-              <w:rPr>
-                <w:rFonts w:ascii="Cambria Math" w:eastAsiaTheme="minorEastAsia" w:hAnsi="Cambria Math"/>
-              </w:rPr>
-              <m:t>(</m:t>
-            </m:r>
-            <m:sSub>
-              <m:sSubPr>
-                <m:ctrlPr>
-                  <w:rPr>
-                    <w:rFonts w:ascii="Cambria Math" w:eastAsiaTheme="minorEastAsia" w:hAnsi="Cambria Math"/>
-                    <w:i/>
-                  </w:rPr>
-                </m:ctrlPr>
-              </m:sSubPr>
-              <m:e>
-                <m:r>
-                  <w:rPr>
-                    <w:rFonts w:ascii="Cambria Math" w:eastAsiaTheme="minorEastAsia" w:hAnsi="Cambria Math"/>
-                  </w:rPr>
-                  <m:t>x</m:t>
-                </m:r>
-              </m:e>
-              <m:sub>
-                <m:r>
-                  <w:rPr>
-                    <w:rFonts w:ascii="Cambria Math" w:eastAsiaTheme="minorEastAsia" w:hAnsi="Cambria Math"/>
-                  </w:rPr>
-                  <m:t>i</m:t>
-                </m:r>
-              </m:sub>
-            </m:sSub>
-            <m:r>
-              <w:rPr>
-                <w:rFonts w:ascii="Cambria Math" w:eastAsiaTheme="minorEastAsia" w:hAnsi="Cambria Math"/>
-              </w:rPr>
-              <m:t>⋅</m:t>
-            </m:r>
-            <m:sSub>
-              <m:sSubPr>
-                <m:ctrlPr>
-                  <w:rPr>
-                    <w:rFonts w:ascii="Cambria Math" w:eastAsiaTheme="minorEastAsia" w:hAnsi="Cambria Math"/>
-                    <w:i/>
-                  </w:rPr>
-                </m:ctrlPr>
-              </m:sSubPr>
-              <m:e>
-                <m:r>
-                  <w:rPr>
-                    <w:rFonts w:ascii="Cambria Math" w:eastAsiaTheme="minorEastAsia" w:hAnsi="Cambria Math"/>
-                  </w:rPr>
-                  <m:t>x</m:t>
-                </m:r>
-              </m:e>
-              <m:sub>
-                <m:r>
-                  <w:rPr>
-                    <w:rFonts w:ascii="Cambria Math" w:eastAsiaTheme="minorEastAsia" w:hAnsi="Cambria Math"/>
-                  </w:rPr>
-                  <m:t>j</m:t>
-                </m:r>
-              </m:sub>
-            </m:sSub>
-            <m:r>
-              <w:rPr>
-                <w:rFonts w:ascii="Cambria Math" w:eastAsiaTheme="minorEastAsia" w:hAnsi="Cambria Math"/>
-              </w:rPr>
-              <m:t>)</m:t>
-            </m:r>
-          </m:e>
-        </m:nary>
-      </m:oMath>
-      <w:r>
-        <w:rPr>
-          <w:rFonts w:eastAsiaTheme="minorEastAsia"/>
-        </w:rPr>
-        <w:tab/>
-        <w:t>(2.</w:t>
-      </w:r>
-      <w:r>
-        <w:rPr>
-          <w:rFonts w:eastAsiaTheme="minorEastAsia"/>
-        </w:rPr>
-        <w:t>9</w:t>
-      </w:r>
-      <w:r>
-        <w:rPr>
-          <w:rFonts w:eastAsiaTheme="minorEastAsia"/>
-        </w:rPr>
-        <w:t>)</w:t>
-      </w:r>
-    </w:p>
-    <w:p>
-      <w:pPr>
-        <w:spacing w:after="0" w:line="480" w:lineRule="auto"/>
-        <w:rPr>
-          <w:rFonts w:eastAsiaTheme="minorEastAsia"/>
-        </w:rPr>
-      </w:pPr>
-      <w:r>
-        <w:t xml:space="preserve">dengan syarat: </w:t>
-      </w:r>
-      <m:oMath>
-        <m:sSub>
-          <m:sSubPr>
-            <m:ctrlPr>
-              <w:rPr>
-                <w:rFonts w:ascii="Cambria Math" w:eastAsiaTheme="minorEastAsia" w:hAnsi="Cambria Math"/>
-                <w:i/>
-              </w:rPr>
-            </m:ctrlPr>
-          </m:sSubPr>
-          <m:e>
-            <m:r>
-              <w:rPr>
-                <w:rFonts w:ascii="Cambria Math" w:hAnsi="Cambria Math" w:cs="Times New Roman"/>
-              </w:rPr>
-              <m:t>α</m:t>
-            </m:r>
-          </m:e>
-          <m:sub>
-            <m:r>
-              <w:rPr>
-                <w:rFonts w:ascii="Cambria Math" w:eastAsiaTheme="minorEastAsia" w:hAnsi="Cambria Math"/>
-              </w:rPr>
-              <m:t>i</m:t>
-            </m:r>
-          </m:sub>
-        </m:sSub>
-        <m:r>
-          <w:rPr>
-            <w:rFonts w:ascii="Cambria Math" w:eastAsiaTheme="minorEastAsia" w:hAnsi="Cambria Math"/>
-          </w:rPr>
-          <m:t>≥0</m:t>
-        </m:r>
-      </m:oMath>
-      <w:r>
-        <w:rPr>
-          <w:rFonts w:eastAsiaTheme="minorEastAsia"/>
-        </w:rPr>
-        <w:t xml:space="preserve">; </w:t>
-      </w:r>
-      <m:oMath>
-        <m:r>
-          <w:rPr>
-            <w:rFonts w:ascii="Cambria Math" w:eastAsiaTheme="minorEastAsia" w:hAnsi="Cambria Math"/>
-          </w:rPr>
-          <m:t>i=1,2,3,…n</m:t>
-        </m:r>
-      </m:oMath>
-      <w:r>
-        <w:rPr>
-          <w:rFonts w:eastAsiaTheme="minorEastAsia"/>
-        </w:rPr>
-        <w:t xml:space="preserve">; </w:t>
-      </w:r>
-      <m:oMath>
-        <m:nary>
-          <m:naryPr>
-            <m:chr m:val="∑"/>
-            <m:limLoc m:val="undOvr"/>
-            <m:ctrlPr>
-              <w:rPr>
-                <w:rFonts w:ascii="Cambria Math" w:eastAsiaTheme="minorEastAsia" w:hAnsi="Cambria Math"/>
-                <w:i/>
-                <w:iCs/>
-              </w:rPr>
-            </m:ctrlPr>
-          </m:naryPr>
-          <m:sub>
-            <m:r>
-              <w:rPr>
-                <w:rFonts w:ascii="Cambria Math" w:eastAsiaTheme="minorEastAsia" w:hAnsi="Cambria Math"/>
-              </w:rPr>
-              <m:t>i=1</m:t>
-            </m:r>
-          </m:sub>
-          <m:sup>
-            <m:r>
-              <w:rPr>
-                <w:rFonts w:ascii="Cambria Math" w:eastAsiaTheme="minorEastAsia" w:hAnsi="Cambria Math"/>
-              </w:rPr>
-              <m:t>n</m:t>
-            </m:r>
-          </m:sup>
-          <m:e>
-            <m:sSub>
-              <m:sSubPr>
-                <m:ctrlPr>
-                  <w:rPr>
-                    <w:rFonts w:ascii="Cambria Math" w:eastAsiaTheme="minorEastAsia" w:hAnsi="Cambria Math"/>
-                    <w:i/>
-                  </w:rPr>
-                </m:ctrlPr>
-              </m:sSubPr>
-              <m:e>
-                <m:r>
-                  <w:rPr>
-                    <w:rFonts w:ascii="Cambria Math" w:hAnsi="Cambria Math" w:cs="Times New Roman"/>
-                  </w:rPr>
-                  <m:t>α</m:t>
-                </m:r>
-              </m:e>
-              <m:sub>
-                <m:r>
-                  <w:rPr>
-                    <w:rFonts w:ascii="Cambria Math" w:eastAsiaTheme="minorEastAsia" w:hAnsi="Cambria Math"/>
-                  </w:rPr>
-                  <m:t>i</m:t>
-                </m:r>
-              </m:sub>
-            </m:sSub>
-            <m:r>
-              <w:rPr>
-                <w:rFonts w:ascii="Cambria Math" w:eastAsiaTheme="minorEastAsia" w:hAnsi="Cambria Math"/>
-              </w:rPr>
-              <m:t xml:space="preserve"> </m:t>
-            </m:r>
-            <m:sSub>
-              <m:sSubPr>
-                <m:ctrlPr>
-                  <w:rPr>
-                    <w:rFonts w:ascii="Cambria Math" w:eastAsiaTheme="minorEastAsia" w:hAnsi="Cambria Math"/>
-                    <w:i/>
-                  </w:rPr>
-                </m:ctrlPr>
-              </m:sSubPr>
-              <m:e>
-                <m:r>
-                  <w:rPr>
-                    <w:rFonts w:ascii="Cambria Math" w:eastAsiaTheme="minorEastAsia" w:hAnsi="Cambria Math"/>
-                  </w:rPr>
-                  <m:t>y</m:t>
-                </m:r>
-              </m:e>
-              <m:sub>
-                <m:r>
-                  <w:rPr>
-                    <w:rFonts w:ascii="Cambria Math" w:eastAsiaTheme="minorEastAsia" w:hAnsi="Cambria Math"/>
-                  </w:rPr>
-                  <m:t>i</m:t>
-                </m:r>
-              </m:sub>
-            </m:sSub>
-          </m:e>
-        </m:nary>
-        <m:r>
-          <w:rPr>
-            <w:rFonts w:ascii="Cambria Math" w:eastAsiaTheme="minorEastAsia" w:hAnsi="Cambria Math"/>
-          </w:rPr>
-          <m:t>=0</m:t>
-        </m:r>
-      </m:oMath>
-    </w:p>
-    <w:p>
-      <w:pPr>
-        <w:spacing w:after="0" w:line="480" w:lineRule="auto"/>
-        <w:rPr>
-          <w:rFonts w:eastAsiaTheme="minorEastAsia"/>
-        </w:rPr>
-      </w:pPr>
-      <w:r>
-        <w:rPr>
-          <w:rFonts w:eastAsiaTheme="minorEastAsia"/>
-        </w:rPr>
-        <w:t>(Kalau bisa mencari nilai w dan b bagaimana ? )</w:t>
-      </w:r>
-    </w:p>
-    <w:p>
-      <w:pPr>
-        <w:spacing w:after="0" w:line="480" w:lineRule="auto"/>
-        <w:ind w:firstLine="567"/>
-        <w:rPr>
-          <w:rFonts w:cs="Times New Roman"/>
-        </w:rPr>
-      </w:pPr>
-      <w:r>
-        <w:rPr>
-          <w:rFonts w:cs="Times New Roman"/>
-        </w:rPr>
-        <w:t>S</w:t>
-      </w:r>
-    </w:p>
-    <w:p>
-      <w:pPr>
-        <w:pStyle w:val="ListParagraph"/>
-        <w:spacing w:after="0" w:line="480" w:lineRule="auto"/>
-        <w:ind w:left="0"/>
-        <w:jc w:val="center"/>
-        <w:rPr>
-          <w:rFonts w:eastAsiaTheme="minorEastAsia"/>
-        </w:rPr>
-      </w:pPr>
-      <m:oMath>
-        <m:r>
-          <w:rPr>
-            <w:rFonts w:ascii="Cambria Math" w:eastAsiaTheme="minorEastAsia" w:hAnsi="Cambria Math"/>
-          </w:rPr>
-          <m:t>f</m:t>
-        </m:r>
-        <m:d>
-          <m:dPr>
-            <m:ctrlPr>
-              <w:rPr>
-                <w:rFonts w:ascii="Cambria Math" w:eastAsiaTheme="minorEastAsia" w:hAnsi="Cambria Math"/>
-                <w:i/>
-              </w:rPr>
-            </m:ctrlPr>
-          </m:dPr>
-          <m:e>
-            <m:r>
-              <w:rPr>
-                <w:rFonts w:ascii="Cambria Math" w:eastAsiaTheme="minorEastAsia" w:hAnsi="Cambria Math"/>
-              </w:rPr>
-              <m:t>x</m:t>
-            </m:r>
-          </m:e>
-        </m:d>
-        <m:r>
-          <w:rPr>
-            <w:rFonts w:ascii="Cambria Math" w:eastAsiaTheme="minorEastAsia" w:hAnsi="Cambria Math"/>
-          </w:rPr>
-          <m:t>=</m:t>
-        </m:r>
-        <m:r>
-          <w:rPr>
-            <w:rFonts w:ascii="Cambria Math" w:eastAsiaTheme="minorEastAsia" w:hAnsi="Cambria Math"/>
-          </w:rPr>
-          <m:t>sign</m:t>
-        </m:r>
-        <m:d>
-          <m:dPr>
-            <m:ctrlPr>
-              <w:rPr>
-                <w:rFonts w:ascii="Cambria Math" w:eastAsiaTheme="minorEastAsia" w:hAnsi="Cambria Math"/>
-                <w:i/>
-              </w:rPr>
-            </m:ctrlPr>
-          </m:dPr>
-          <m:e>
-            <m:sSup>
-              <m:sSupPr>
-                <m:ctrlPr>
-                  <w:rPr>
-                    <w:rFonts w:ascii="Cambria Math" w:eastAsiaTheme="minorEastAsia" w:hAnsi="Cambria Math"/>
-                    <w:i/>
-                  </w:rPr>
-                </m:ctrlPr>
-              </m:sSupPr>
-              <m:e>
-                <m:r>
-                  <w:rPr>
-                    <w:rFonts w:ascii="Cambria Math" w:eastAsiaTheme="minorEastAsia" w:hAnsi="Cambria Math"/>
-                  </w:rPr>
-                  <m:t>w</m:t>
-                </m:r>
-              </m:e>
-              <m:sup>
-                <m:r>
-                  <w:rPr>
-                    <w:rFonts w:ascii="Cambria Math" w:eastAsiaTheme="minorEastAsia" w:hAnsi="Cambria Math"/>
-                  </w:rPr>
-                  <m:t>T</m:t>
-                </m:r>
-              </m:sup>
-            </m:sSup>
-            <m:r>
-              <w:rPr>
-                <w:rFonts w:ascii="Cambria Math" w:eastAsiaTheme="minorEastAsia" w:hAnsi="Cambria Math"/>
-              </w:rPr>
-              <m:t>⋅x+b</m:t>
-            </m:r>
-          </m:e>
-        </m:d>
-        <m:r>
-          <w:rPr>
-            <w:rFonts w:ascii="Cambria Math" w:eastAsiaTheme="minorEastAsia" w:hAnsi="Cambria Math"/>
-          </w:rPr>
-          <m:t>=</m:t>
-        </m:r>
-        <m:d>
-          <m:dPr>
-            <m:ctrlPr>
-              <w:rPr>
-                <w:rFonts w:ascii="Cambria Math" w:eastAsiaTheme="minorEastAsia" w:hAnsi="Cambria Math"/>
-                <w:i/>
-              </w:rPr>
-            </m:ctrlPr>
-          </m:dPr>
-          <m:e>
-            <m:nary>
-              <m:naryPr>
-                <m:chr m:val="∑"/>
-                <m:limLoc m:val="undOvr"/>
-                <m:ctrlPr>
-                  <w:rPr>
-                    <w:rFonts w:ascii="Cambria Math" w:eastAsiaTheme="minorEastAsia" w:hAnsi="Cambria Math"/>
-                    <w:i/>
-                    <w:iCs/>
-                  </w:rPr>
-                </m:ctrlPr>
-              </m:naryPr>
-              <m:sub>
-                <m:r>
-                  <w:rPr>
-                    <w:rFonts w:ascii="Cambria Math" w:eastAsiaTheme="minorEastAsia" w:hAnsi="Cambria Math"/>
-                  </w:rPr>
-                  <m:t>i,  j=1</m:t>
-                </m:r>
-              </m:sub>
-              <m:sup>
-                <m:r>
-                  <w:rPr>
-                    <w:rFonts w:ascii="Cambria Math" w:eastAsiaTheme="minorEastAsia" w:hAnsi="Cambria Math"/>
-                  </w:rPr>
-                  <m:t>m</m:t>
-                </m:r>
-              </m:sup>
+              </m:dPr>
               <m:e>
                 <m:sSub>
                   <m:sSubPr>
                     <m:ctrlPr>
                       <w:rPr>
-                        <w:rFonts w:ascii="Cambria Math" w:eastAsiaTheme="minorEastAsia" w:hAnsi="Cambria Math"/>
+                        <w:rFonts w:ascii="Cambria Math" w:hAnsi="Cambria Math" w:cs="Times New Roman"/>
                         <w:i/>
+                        <w:szCs w:val="24"/>
                       </w:rPr>
                     </m:ctrlPr>
                   </m:sSubPr>
@@ -6637,14 +4210,16 @@
                     <m:r>
                       <w:rPr>
                         <w:rFonts w:ascii="Cambria Math" w:hAnsi="Cambria Math" w:cs="Times New Roman"/>
+                        <w:szCs w:val="24"/>
                       </w:rPr>
-                      <m:t>α</m:t>
+                      <m:t>x</m:t>
                     </m:r>
                   </m:e>
                   <m:sub>
                     <m:r>
                       <w:rPr>
-                        <w:rFonts w:ascii="Cambria Math" w:eastAsiaTheme="minorEastAsia" w:hAnsi="Cambria Math"/>
+                        <w:rFonts w:ascii="Cambria Math" w:hAnsi="Cambria Math" w:cs="Times New Roman"/>
+                        <w:szCs w:val="24"/>
                       </w:rPr>
                       <m:t>i</m:t>
                     </m:r>
@@ -6652,23 +4227,26 @@
                 </m:sSub>
                 <m:r>
                   <w:rPr>
-                    <w:rFonts w:ascii="Cambria Math" w:eastAsiaTheme="minorEastAsia" w:hAnsi="Cambria Math"/>
+                    <w:rFonts w:ascii="Cambria Math" w:hAnsi="Cambria Math" w:cs="Times New Roman"/>
+                    <w:szCs w:val="24"/>
                   </w:rPr>
-                  <m:t xml:space="preserve"> </m:t>
+                  <m:t xml:space="preserve">- </m:t>
                 </m:r>
                 <m:sSub>
                   <m:sSubPr>
                     <m:ctrlPr>
                       <w:rPr>
-                        <w:rFonts w:ascii="Cambria Math" w:eastAsiaTheme="minorEastAsia" w:hAnsi="Cambria Math"/>
+                        <w:rFonts w:ascii="Cambria Math" w:hAnsi="Cambria Math" w:cs="Times New Roman"/>
                         <w:i/>
+                        <w:szCs w:val="24"/>
                       </w:rPr>
                     </m:ctrlPr>
                   </m:sSubPr>
                   <m:e>
                     <m:r>
                       <w:rPr>
-                        <w:rFonts w:ascii="Cambria Math" w:eastAsiaTheme="minorEastAsia" w:hAnsi="Cambria Math"/>
+                        <w:rFonts w:ascii="Cambria Math" w:hAnsi="Cambria Math" w:cs="Times New Roman"/>
+                        <w:szCs w:val="24"/>
                       </w:rPr>
                       <m:t>y</m:t>
                     </m:r>
@@ -6676,61 +4254,190 @@
                   <m:sub>
                     <m:r>
                       <w:rPr>
-                        <w:rFonts w:ascii="Cambria Math" w:eastAsiaTheme="minorEastAsia" w:hAnsi="Cambria Math"/>
+                        <w:rFonts w:ascii="Cambria Math" w:hAnsi="Cambria Math" w:cs="Times New Roman"/>
+                        <w:szCs w:val="24"/>
                       </w:rPr>
                       <m:t>i</m:t>
                     </m:r>
                   </m:sub>
                 </m:sSub>
-                <m:r>
-                  <w:rPr>
-                    <w:rFonts w:ascii="Cambria Math" w:eastAsiaTheme="minorEastAsia" w:hAnsi="Cambria Math"/>
-                  </w:rPr>
-                  <m:t xml:space="preserve"> </m:t>
-                </m:r>
               </m:e>
-            </m:nary>
-            <m:sSub>
-              <m:sSubPr>
-                <m:ctrlPr>
-                  <w:rPr>
-                    <w:rFonts w:ascii="Cambria Math" w:eastAsiaTheme="minorEastAsia" w:hAnsi="Cambria Math"/>
-                    <w:i/>
-                  </w:rPr>
-                </m:ctrlPr>
-              </m:sSubPr>
-              <m:e>
-                <m:r>
-                  <w:rPr>
-                    <w:rFonts w:ascii="Cambria Math" w:eastAsiaTheme="minorEastAsia" w:hAnsi="Cambria Math"/>
-                  </w:rPr>
-                  <m:t>x</m:t>
-                </m:r>
-              </m:e>
-              <m:sub>
-                <m:r>
-                  <w:rPr>
-                    <w:rFonts w:ascii="Cambria Math" w:eastAsiaTheme="minorEastAsia" w:hAnsi="Cambria Math"/>
-                  </w:rPr>
-                  <m:t>i</m:t>
-                </m:r>
-              </m:sub>
-            </m:sSub>
+            </m:d>
+          </m:e>
+        </m:nary>
+      </m:oMath>
+      <w:r>
+        <w:rPr>
+          <w:rFonts w:eastAsiaTheme="minorEastAsia"/>
+        </w:rPr>
+        <w:tab/>
+      </w:r>
+      <w:r>
+        <w:rPr>
+          <w:rFonts w:eastAsiaTheme="minorEastAsia"/>
+        </w:rPr>
+        <w:tab/>
+        <w:t>(2.1)</w:t>
+      </w:r>
+    </w:p>
+    <w:p>
+      <w:pPr>
+        <w:spacing w:after="0" w:line="480" w:lineRule="auto"/>
+      </w:pPr>
+      <w:r>
+        <w:t xml:space="preserve">di mana </w:t>
+      </w:r>
+      <m:oMath>
+        <m:r>
+          <w:rPr>
+            <w:rFonts w:ascii="Cambria Math" w:hAnsi="Cambria Math"/>
+          </w:rPr>
+          <m:t>d</m:t>
+        </m:r>
+        <m:d>
+          <m:dPr>
+            <m:ctrlPr>
+              <w:rPr>
+                <w:rFonts w:ascii="Cambria Math" w:hAnsi="Cambria Math"/>
+                <w:i/>
+              </w:rPr>
+            </m:ctrlPr>
+          </m:dPr>
+          <m:e>
+            <m:r>
+              <w:rPr>
+                <w:rFonts w:ascii="Cambria Math" w:hAnsi="Cambria Math"/>
+              </w:rPr>
+              <m:t>x,y</m:t>
+            </m:r>
           </m:e>
         </m:d>
+      </m:oMath>
+      <w:r>
+        <w:rPr>
+          <w:rFonts w:eastAsiaTheme="minorEastAsia"/>
+        </w:rPr>
+        <w:t xml:space="preserve"> adalah jarak antara vektor </w:t>
+      </w:r>
+      <m:oMath>
+        <m:sSub>
+          <m:sSubPr>
+            <m:ctrlPr>
+              <w:rPr>
+                <w:rFonts w:ascii="Cambria Math" w:hAnsi="Cambria Math"/>
+                <w:i/>
+              </w:rPr>
+            </m:ctrlPr>
+          </m:sSubPr>
+          <m:e>
+            <m:r>
+              <w:rPr>
+                <w:rFonts w:ascii="Cambria Math" w:hAnsi="Cambria Math"/>
+              </w:rPr>
+              <m:t>x</m:t>
+            </m:r>
+          </m:e>
+          <m:sub>
+            <m:r>
+              <w:rPr>
+                <w:rFonts w:ascii="Cambria Math" w:hAnsi="Cambria Math"/>
+              </w:rPr>
+              <m:t>i</m:t>
+            </m:r>
+          </m:sub>
+        </m:sSub>
+      </m:oMath>
+      <w:r>
+        <w:rPr>
+          <w:rFonts w:eastAsiaTheme="minorEastAsia"/>
+        </w:rPr>
+        <w:t xml:space="preserve"> </w:t>
+      </w:r>
+      <w:r>
+        <w:rPr>
+          <w:rFonts w:eastAsiaTheme="minorEastAsia"/>
+        </w:rPr>
+        <w:t xml:space="preserve">(sebagai sampel atau pelatihan data) </w:t>
+      </w:r>
+      <w:r>
+        <w:rPr>
+          <w:rFonts w:eastAsiaTheme="minorEastAsia"/>
+        </w:rPr>
+        <w:t xml:space="preserve">dan </w:t>
+      </w:r>
+      <m:oMath>
+        <m:sSub>
+          <m:sSubPr>
+            <m:ctrlPr>
+              <w:rPr>
+                <w:rFonts w:ascii="Cambria Math" w:hAnsi="Cambria Math"/>
+                <w:i/>
+              </w:rPr>
+            </m:ctrlPr>
+          </m:sSubPr>
+          <m:e>
+            <m:r>
+              <w:rPr>
+                <w:rFonts w:ascii="Cambria Math" w:hAnsi="Cambria Math"/>
+              </w:rPr>
+              <m:t>y</m:t>
+            </m:r>
+          </m:e>
+          <m:sub>
+            <m:r>
+              <w:rPr>
+                <w:rFonts w:ascii="Cambria Math" w:hAnsi="Cambria Math"/>
+              </w:rPr>
+              <m:t>i</m:t>
+            </m:r>
+          </m:sub>
+        </m:sSub>
+      </m:oMath>
+      <w:r>
+        <w:rPr>
+          <w:rFonts w:eastAsiaTheme="minorEastAsia"/>
+        </w:rPr>
+        <w:t xml:space="preserve"> </w:t>
+      </w:r>
+      <w:r>
+        <w:rPr>
+          <w:rFonts w:eastAsiaTheme="minorEastAsia"/>
+        </w:rPr>
+        <w:t xml:space="preserve">(sebagai data uji), </w:t>
+      </w:r>
+      <m:oMath>
         <m:r>
           <w:rPr>
-            <w:rFonts w:ascii="Cambria Math" w:eastAsiaTheme="minorEastAsia" w:hAnsi="Cambria Math"/>
+            <w:rFonts w:ascii="Cambria Math" w:hAnsi="Cambria Math"/>
           </w:rPr>
-          <m:t>+b</m:t>
+          <m:t>n</m:t>
         </m:r>
       </m:oMath>
       <w:r>
         <w:rPr>
           <w:rFonts w:eastAsiaTheme="minorEastAsia"/>
         </w:rPr>
-        <w:tab/>
-        <w:t>(2.3)</w:t>
+        <w:t xml:space="preserve"> adalah jumlah atribut, dan </w:t>
+      </w:r>
+      <m:oMath>
+        <m:r>
+          <w:rPr>
+            <w:rFonts w:ascii="Cambria Math" w:hAnsi="Cambria Math"/>
+          </w:rPr>
+          <m:t>i</m:t>
+        </m:r>
+      </m:oMath>
+      <w:r>
+        <w:rPr>
+          <w:rFonts w:eastAsiaTheme="minorEastAsia"/>
+        </w:rPr>
+        <w:t xml:space="preserve"> adalah indeks atribut</w:t>
+      </w:r>
+      <w:r>
+        <w:rPr>
+          <w:rFonts w:eastAsiaTheme="minorEastAsia"/>
+        </w:rPr>
+        <w:t>.</w:t>
       </w:r>
     </w:p>
     <w:p>
@@ -6738,17 +4445,174 @@
         <w:spacing w:after="0" w:line="480" w:lineRule="auto"/>
         <w:ind w:firstLine="567"/>
         <w:rPr>
-          <w:rFonts w:cs="Times New Roman"/>
-        </w:rPr>
-      </w:pPr>
+          <w:bCs/>
+          <w:szCs w:val="24"/>
+        </w:rPr>
+      </w:pPr>
+      <w:r>
+        <w:rPr>
+          <w:bCs/>
+          <w:szCs w:val="24"/>
+        </w:rPr>
+        <w:t xml:space="preserve">Proses kerja yang dilakukan dalam metode </w:t>
+      </w:r>
+      <w:r>
+        <w:rPr>
+          <w:bCs/>
+          <w:i/>
+          <w:iCs/>
+          <w:szCs w:val="24"/>
+        </w:rPr>
+        <w:t>K-Nearest Neighbors</w:t>
+      </w:r>
+      <w:r>
+        <w:rPr>
+          <w:bCs/>
+          <w:szCs w:val="24"/>
+        </w:rPr>
+        <w:t xml:space="preserve"> secara umum terdiri dari langkah-langkah berikut:</w:t>
+      </w:r>
+    </w:p>
+    <w:p>
+      <w:pPr>
+        <w:pStyle w:val="ListParagraph"/>
+        <w:numPr>
+          <w:ilvl w:val="0"/>
+          <w:numId w:val="19"/>
+        </w:numPr>
+        <w:spacing w:after="0" w:line="480" w:lineRule="auto"/>
+        <w:ind w:left="567" w:hanging="567"/>
+        <w:rPr>
+          <w:bCs/>
+          <w:szCs w:val="24"/>
+        </w:rPr>
+      </w:pPr>
+      <w:r>
+        <w:rPr>
+          <w:bCs/>
+          <w:szCs w:val="24"/>
+        </w:rPr>
+        <w:t xml:space="preserve">Menetapkan nilai </w:t>
+      </w:r>
+      <w:r>
+        <w:rPr>
+          <w:bCs/>
+          <w:i/>
+          <w:iCs/>
+          <w:szCs w:val="24"/>
+        </w:rPr>
+        <w:t>k</w:t>
+      </w:r>
+      <w:r>
+        <w:rPr>
+          <w:bCs/>
+          <w:szCs w:val="24"/>
+        </w:rPr>
+        <w:t xml:space="preserve"> atau jumlah tetangga yang akan ditentukan.</w:t>
+      </w:r>
+    </w:p>
+    <w:p>
+      <w:pPr>
+        <w:pStyle w:val="ListParagraph"/>
+        <w:numPr>
+          <w:ilvl w:val="0"/>
+          <w:numId w:val="19"/>
+        </w:numPr>
+        <w:spacing w:after="0" w:line="480" w:lineRule="auto"/>
+        <w:ind w:left="567" w:hanging="567"/>
+        <w:rPr>
+          <w:bCs/>
+          <w:szCs w:val="24"/>
+        </w:rPr>
+      </w:pPr>
+      <w:r>
+        <w:rPr>
+          <w:bCs/>
+          <w:szCs w:val="24"/>
+        </w:rPr>
+        <w:t xml:space="preserve">Menghitung jarak </w:t>
+      </w:r>
+      <w:r>
+        <w:rPr>
+          <w:bCs/>
+          <w:i/>
+          <w:iCs/>
+          <w:szCs w:val="24"/>
+        </w:rPr>
+        <w:t>Manhattan</w:t>
+      </w:r>
+      <w:r>
+        <w:rPr>
+          <w:bCs/>
+          <w:szCs w:val="24"/>
+        </w:rPr>
+        <w:t xml:space="preserve"> menggunakan persamaan (2.1) antara setiap data uji dan seluruh data latih.</w:t>
+      </w:r>
+    </w:p>
+    <w:p>
+      <w:pPr>
+        <w:pStyle w:val="ListParagraph"/>
+        <w:numPr>
+          <w:ilvl w:val="0"/>
+          <w:numId w:val="19"/>
+        </w:numPr>
+        <w:spacing w:after="0" w:line="480" w:lineRule="auto"/>
+        <w:ind w:left="567" w:hanging="567"/>
+        <w:rPr>
+          <w:bCs/>
+          <w:szCs w:val="24"/>
+        </w:rPr>
+      </w:pPr>
+      <w:r>
+        <w:rPr>
+          <w:bCs/>
+          <w:szCs w:val="24"/>
+        </w:rPr>
+        <w:t>Mengurutkan hasil perhitungan jarak dari data uji terhadap data latih, mulai dari jarak terkecil hingga jarak terbesar.</w:t>
+      </w:r>
+    </w:p>
+    <w:p>
+      <w:pPr>
+        <w:pStyle w:val="ListParagraph"/>
+        <w:numPr>
+          <w:ilvl w:val="0"/>
+          <w:numId w:val="19"/>
+        </w:numPr>
+        <w:spacing w:after="0" w:line="480" w:lineRule="auto"/>
+        <w:ind w:left="567" w:hanging="567"/>
+        <w:rPr>
+          <w:bCs/>
+          <w:szCs w:val="24"/>
+        </w:rPr>
+      </w:pPr>
+      <w:r>
+        <w:rPr>
+          <w:bCs/>
+          <w:szCs w:val="24"/>
+        </w:rPr>
+        <w:t xml:space="preserve">Melakukan klasifikasi data berdasarkan kelas yang paling banyak muncul, sesuai dengan nilai </w:t>
+      </w:r>
+      <w:r>
+        <w:rPr>
+          <w:bCs/>
+          <w:i/>
+          <w:iCs/>
+          <w:szCs w:val="24"/>
+        </w:rPr>
+        <w:t>k</w:t>
+      </w:r>
+      <w:r>
+        <w:rPr>
+          <w:bCs/>
+          <w:szCs w:val="24"/>
+        </w:rPr>
+        <w:t xml:space="preserve"> yang telah ditentukan.</w:t>
+      </w:r>
     </w:p>
     <w:p>
       <w:pPr>
         <w:spacing w:after="0" w:line="480" w:lineRule="auto"/>
         <w:ind w:firstLine="567"/>
-        <w:rPr>
-          <w:rFonts w:cs="Times New Roman"/>
-        </w:rPr>
       </w:pPr>
     </w:p>
     <w:p>
@@ -6765,7 +4629,238 @@
           <w:bCs/>
         </w:rPr>
       </w:pPr>
-      <w:bookmarkStart w:id="55" w:name="_Toc178662381"/>
+      <w:bookmarkStart w:id="53" w:name="_Toc178662380"/>
+      <w:r>
+        <w:rPr>
+          <w:b/>
+          <w:bCs/>
+        </w:rPr>
+        <w:t>S</w:t>
+      </w:r>
+      <w:r>
+        <w:rPr>
+          <w:b/>
+          <w:bCs/>
+        </w:rPr>
+        <w:t>upport Vector Machine</w:t>
+      </w:r>
+      <w:bookmarkEnd w:id="53"/>
+    </w:p>
+    <w:p>
+      <w:pPr>
+        <w:spacing w:after="0" w:line="480" w:lineRule="auto"/>
+        <w:ind w:firstLine="567"/>
+        <w:rPr>
+          <w:rFonts w:cs="Times New Roman"/>
+        </w:rPr>
+      </w:pPr>
+      <w:r>
+        <w:rPr>
+          <w:rFonts w:cs="Times New Roman"/>
+        </w:rPr>
+        <w:t xml:space="preserve">Solusi kedua adalah menggunakan </w:t>
+      </w:r>
+      <w:r>
+        <w:rPr>
+          <w:rFonts w:cs="Times New Roman"/>
+          <w:i/>
+          <w:iCs/>
+        </w:rPr>
+        <w:t>Support Vector Machine</w:t>
+      </w:r>
+      <w:r>
+        <w:rPr>
+          <w:rFonts w:cs="Times New Roman"/>
+        </w:rPr>
+        <w:t xml:space="preserve"> </w:t>
+      </w:r>
+      <w:r>
+        <w:rPr>
+          <w:rFonts w:cs="Times New Roman"/>
+        </w:rPr>
+        <w:t xml:space="preserve">(SVM) </w:t>
+      </w:r>
+      <w:r>
+        <w:rPr>
+          <w:rFonts w:cs="Times New Roman"/>
+        </w:rPr>
+        <w:t xml:space="preserve">sebagai metode </w:t>
+      </w:r>
+      <w:r>
+        <w:rPr>
+          <w:rFonts w:cs="Times New Roman"/>
+          <w:i/>
+          <w:iCs/>
+        </w:rPr>
+        <w:t>supervised learning</w:t>
+      </w:r>
+      <w:r>
+        <w:rPr>
+          <w:rFonts w:cs="Times New Roman"/>
+        </w:rPr>
+        <w:t xml:space="preserve"> yang sederhana dalam </w:t>
+      </w:r>
+      <w:r>
+        <w:rPr>
+          <w:rFonts w:cs="Times New Roman"/>
+          <w:i/>
+          <w:iCs/>
+        </w:rPr>
+        <w:t>machine learning</w:t>
+      </w:r>
+      <w:r>
+        <w:rPr>
+          <w:rFonts w:cs="Times New Roman"/>
+        </w:rPr>
+        <w:t xml:space="preserve">, yang diterapkan untuk menyelesaikan masalah klasifikasi maupun regresi. SVM bekerja dengan mencari </w:t>
+      </w:r>
+      <w:r>
+        <w:rPr>
+          <w:rFonts w:cs="Times New Roman"/>
+          <w:i/>
+          <w:iCs/>
+        </w:rPr>
+        <w:t>hyperplane</w:t>
+      </w:r>
+      <w:r>
+        <w:rPr>
+          <w:rFonts w:cs="Times New Roman"/>
+        </w:rPr>
+        <w:t xml:space="preserve"> terbaik yang memisahkan dua kelas fitur dengan memaksimalkan </w:t>
+      </w:r>
+      <w:r>
+        <w:rPr>
+          <w:rFonts w:cs="Times New Roman"/>
+          <w:i/>
+          <w:iCs/>
+        </w:rPr>
+        <w:t>margin</w:t>
+      </w:r>
+      <w:r>
+        <w:rPr>
+          <w:rFonts w:cs="Times New Roman"/>
+        </w:rPr>
+        <w:t xml:space="preserve"> (</w:t>
+      </w:r>
+      <w:proofErr w:type="spellStart"/>
+      <w:r>
+        <w:rPr>
+          <w:rFonts w:cs="Times New Roman"/>
+        </w:rPr>
+        <w:t>Ayabe</w:t>
+      </w:r>
+      <w:proofErr w:type="spellEnd"/>
+      <w:r>
+        <w:rPr>
+          <w:rFonts w:cs="Times New Roman"/>
+        </w:rPr>
+        <w:t>, 2020).</w:t>
+      </w:r>
+      <w:r>
+        <w:rPr>
+          <w:rFonts w:cs="Times New Roman"/>
+        </w:rPr>
+        <w:t xml:space="preserve"> </w:t>
+      </w:r>
+      <w:r>
+        <w:rPr>
+          <w:rFonts w:cs="Times New Roman"/>
+          <w:i/>
+          <w:iCs/>
+        </w:rPr>
+        <w:t>Margin</w:t>
+      </w:r>
+      <w:r>
+        <w:rPr>
+          <w:rFonts w:cs="Times New Roman"/>
+        </w:rPr>
+        <w:t xml:space="preserve"> adalah jarak antara </w:t>
+      </w:r>
+      <w:r>
+        <w:rPr>
+          <w:rFonts w:cs="Times New Roman"/>
+          <w:i/>
+          <w:iCs/>
+        </w:rPr>
+        <w:t>hyperplane</w:t>
+      </w:r>
+      <w:r>
+        <w:rPr>
+          <w:rFonts w:cs="Times New Roman"/>
+        </w:rPr>
+        <w:t xml:space="preserve"> dan titik data terdekat dari setiap kelas, dengan titik data yang mendekati </w:t>
+      </w:r>
+      <w:r>
+        <w:rPr>
+          <w:rFonts w:cs="Times New Roman"/>
+          <w:i/>
+          <w:iCs/>
+        </w:rPr>
+        <w:t>hyperplane</w:t>
+      </w:r>
+      <w:r>
+        <w:rPr>
+          <w:rFonts w:cs="Times New Roman"/>
+        </w:rPr>
+        <w:t xml:space="preserve"> terbaik disebut sebagai </w:t>
+      </w:r>
+      <w:r>
+        <w:rPr>
+          <w:rFonts w:cs="Times New Roman"/>
+          <w:i/>
+          <w:iCs/>
+        </w:rPr>
+        <w:t>support vector</w:t>
+      </w:r>
+      <w:r>
+        <w:rPr>
+          <w:rFonts w:cs="Times New Roman"/>
+        </w:rPr>
+        <w:t xml:space="preserve"> (Junus, 2022). </w:t>
+      </w:r>
+    </w:p>
+    <w:p>
+      <w:pPr>
+        <w:spacing w:after="0" w:line="480" w:lineRule="auto"/>
+        <w:ind w:firstLine="567"/>
+        <w:rPr>
+          <w:rFonts w:eastAsiaTheme="minorEastAsia"/>
+        </w:rPr>
+      </w:pPr>
+    </w:p>
+    <w:p>
+      <w:pPr>
+        <w:spacing w:after="0" w:line="480" w:lineRule="auto"/>
+        <w:ind w:firstLine="567"/>
+        <w:rPr>
+          <w:rFonts w:eastAsiaTheme="minorEastAsia"/>
+        </w:rPr>
+      </w:pPr>
+    </w:p>
+    <w:p>
+      <w:pPr>
+        <w:spacing w:after="0" w:line="480" w:lineRule="auto"/>
+        <w:ind w:firstLine="567"/>
+        <w:rPr>
+          <w:rFonts w:cs="Times New Roman"/>
+        </w:rPr>
+      </w:pPr>
+    </w:p>
+    <w:p>
+      <w:pPr>
+        <w:pStyle w:val="Heading2"/>
+        <w:numPr>
+          <w:ilvl w:val="0"/>
+          <w:numId w:val="8"/>
+        </w:numPr>
+        <w:spacing w:before="0" w:line="480" w:lineRule="auto"/>
+        <w:ind w:left="567" w:hanging="567"/>
+        <w:rPr>
+          <w:b/>
+          <w:bCs/>
+        </w:rPr>
+      </w:pPr>
+      <w:bookmarkStart w:id="54" w:name="_Toc178662381"/>
       <w:bookmarkEnd w:id="50"/>
       <w:bookmarkEnd w:id="51"/>
       <w:bookmarkEnd w:id="52"/>
@@ -6776,13 +4871,25 @@
         </w:rPr>
         <w:t>Random Forest</w:t>
       </w:r>
-      <w:bookmarkEnd w:id="55"/>
+      <w:bookmarkEnd w:id="54"/>
     </w:p>
     <w:p>
       <w:pPr>
         <w:spacing w:after="0" w:line="480" w:lineRule="auto"/>
         <w:ind w:firstLine="567"/>
       </w:pPr>
+      <w:r>
+        <w:t xml:space="preserve">Solusi ketiga </w:t>
+      </w:r>
+      <w:r>
+        <w:t xml:space="preserve">adalah </w:t>
+      </w:r>
+      <w:r>
+        <w:t>menggunakan Random Forest</w:t>
+      </w:r>
+      <w:r>
+        <w:t xml:space="preserve"> (RF)</w:t>
+      </w:r>
     </w:p>
     <w:p>
       <w:pPr>
@@ -6824,9 +4931,8 @@
         <w:spacing w:before="0" w:line="480" w:lineRule="auto"/>
         <w:ind w:left="567" w:hanging="567"/>
       </w:pPr>
-      <w:bookmarkStart w:id="56" w:name="_Toc178662382"/>
-      <w:r>
-        <w:lastRenderedPageBreak/>
+      <w:bookmarkStart w:id="55" w:name="_Toc178662382"/>
+      <w:r>
         <w:t>Analisis Pemilihan</w:t>
       </w:r>
       <w:r>
@@ -6837,37 +4943,37 @@
       <w:bookmarkEnd w:id="46"/>
       <w:bookmarkEnd w:id="47"/>
       <w:bookmarkEnd w:id="48"/>
+      <w:bookmarkEnd w:id="55"/>
+    </w:p>
+    <w:p>
+      <w:pPr>
+        <w:pStyle w:val="TableCaption"/>
+      </w:pPr>
+      <w:bookmarkStart w:id="56" w:name="_Toc168602312"/>
+      <w:bookmarkStart w:id="57" w:name="_Toc176858178"/>
+      <w:r>
+        <w:t>Tabel 2.</w:t>
+      </w:r>
+      <w:r>
+        <w:fldChar w:fldCharType="begin"/>
+      </w:r>
+      <w:r>
+        <w:instrText xml:space="preserve"> SEQ Tabel_2. \* ARABIC </w:instrText>
+      </w:r>
+      <w:r>
+        <w:fldChar w:fldCharType="separate"/>
+      </w:r>
+      <w:r>
+        <w:t>1</w:t>
+      </w:r>
+      <w:r>
+        <w:fldChar w:fldCharType="end"/>
+      </w:r>
+      <w:r>
+        <w:t xml:space="preserve"> Analisis Pemilihan Solusi</w:t>
+      </w:r>
       <w:bookmarkEnd w:id="56"/>
-    </w:p>
-    <w:p>
-      <w:pPr>
-        <w:pStyle w:val="TableCaption"/>
-      </w:pPr>
-      <w:bookmarkStart w:id="57" w:name="_Toc168602312"/>
-      <w:bookmarkStart w:id="58" w:name="_Toc176858178"/>
-      <w:r>
-        <w:t>Tabel 2.</w:t>
-      </w:r>
-      <w:r>
-        <w:fldChar w:fldCharType="begin"/>
-      </w:r>
-      <w:r>
-        <w:instrText xml:space="preserve"> SEQ Tabel_2. \* ARABIC </w:instrText>
-      </w:r>
-      <w:r>
-        <w:fldChar w:fldCharType="separate"/>
-      </w:r>
-      <w:r>
-        <w:t>1</w:t>
-      </w:r>
-      <w:r>
-        <w:fldChar w:fldCharType="end"/>
-      </w:r>
-      <w:r>
-        <w:t xml:space="preserve"> Analisis Pemilihan Solusi</w:t>
-      </w:r>
       <w:bookmarkEnd w:id="57"/>
-      <w:bookmarkEnd w:id="58"/>
     </w:p>
     <w:tbl>
       <w:tblPr>
@@ -6901,7 +5007,7 @@
                 <w:szCs w:val="20"/>
               </w:rPr>
             </w:pPr>
-            <w:bookmarkStart w:id="59" w:name="_Hlk169276389"/>
+            <w:bookmarkStart w:id="58" w:name="_Hlk169276389"/>
             <w:r>
               <w:rPr>
                 <w:b/>
@@ -7085,6 +5191,7 @@
                 <w:szCs w:val="18"/>
               </w:rPr>
             </w:pPr>
+            <w:proofErr w:type="spellStart"/>
             <w:r>
               <w:rPr>
                 <w:rFonts w:cs="Times New Roman"/>
@@ -7095,6 +5202,7 @@
               </w:rPr>
               <w:t>StandardScaler</w:t>
             </w:r>
+            <w:proofErr w:type="spellEnd"/>
           </w:p>
           <w:p>
             <w:pPr>
@@ -7129,6 +5237,7 @@
               </w:rPr>
               <w:t xml:space="preserve">Data: 80% </w:t>
             </w:r>
+            <w:proofErr w:type="spellStart"/>
             <w:r>
               <w:rPr>
                 <w:rFonts w:cs="Times New Roman"/>
@@ -7139,6 +5248,7 @@
               </w:rPr>
               <w:t>training</w:t>
             </w:r>
+            <w:proofErr w:type="spellEnd"/>
             <w:r>
               <w:rPr>
                 <w:rFonts w:cs="Times New Roman"/>
@@ -7344,32 +5454,6 @@
                 <w:szCs w:val="18"/>
               </w:rPr>
             </w:pPr>
-            <w:r>
-              <w:rPr>
-                <w:rFonts w:cs="Times New Roman"/>
-                <w:sz w:val="18"/>
-                <w:szCs w:val="18"/>
-              </w:rPr>
-              <w:t xml:space="preserve">Metode </w:t>
-            </w:r>
-            <w:r>
-              <w:rPr>
-                <w:rFonts w:cs="Times New Roman"/>
-                <w:i/>
-                <w:iCs/>
-                <w:sz w:val="18"/>
-                <w:szCs w:val="18"/>
-              </w:rPr>
-              <w:t>K-Nearest Neighbors</w:t>
-            </w:r>
-            <w:r>
-              <w:rPr>
-                <w:rFonts w:cs="Times New Roman"/>
-                <w:sz w:val="18"/>
-                <w:szCs w:val="18"/>
-              </w:rPr>
-              <w:t xml:space="preserve"> memerlukan komputasi tinggi seiring meningkatnya jumlah sampel dan dimensi data yang dipakai (Ayabe, 2020).</w:t>
-            </w:r>
           </w:p>
           <w:p>
             <w:pPr>
@@ -7402,32 +5486,6 @@
                 <w:szCs w:val="18"/>
               </w:rPr>
             </w:pPr>
-            <w:r>
-              <w:rPr>
-                <w:rFonts w:cs="Times New Roman"/>
-                <w:sz w:val="18"/>
-                <w:szCs w:val="18"/>
-              </w:rPr>
-              <w:t xml:space="preserve">Meskipun metode </w:t>
-            </w:r>
-            <w:r>
-              <w:rPr>
-                <w:rFonts w:cs="Times New Roman"/>
-                <w:i/>
-                <w:iCs/>
-                <w:sz w:val="18"/>
-                <w:szCs w:val="18"/>
-              </w:rPr>
-              <w:t>K-Nearest Neighbors</w:t>
-            </w:r>
-            <w:r>
-              <w:rPr>
-                <w:rFonts w:cs="Times New Roman"/>
-                <w:sz w:val="18"/>
-                <w:szCs w:val="18"/>
-              </w:rPr>
-              <w:t xml:space="preserve"> memerlukan waktu yang lama seiring meningkatnya jumlah sampel dan dimensi data (Ayabe, 2020).</w:t>
-            </w:r>
           </w:p>
           <w:p>
             <w:pPr>
@@ -7460,32 +5518,6 @@
                 <w:szCs w:val="18"/>
               </w:rPr>
             </w:pPr>
-            <w:r>
-              <w:rPr>
-                <w:rFonts w:cs="Times New Roman"/>
-                <w:sz w:val="18"/>
-                <w:szCs w:val="18"/>
-              </w:rPr>
-              <w:t xml:space="preserve">Metode </w:t>
-            </w:r>
-            <w:r>
-              <w:rPr>
-                <w:rFonts w:cs="Times New Roman"/>
-                <w:i/>
-                <w:iCs/>
-                <w:sz w:val="18"/>
-                <w:szCs w:val="18"/>
-              </w:rPr>
-              <w:t xml:space="preserve">K-Nearest Neighbors </w:t>
-            </w:r>
-            <w:r>
-              <w:rPr>
-                <w:rFonts w:cs="Times New Roman"/>
-                <w:sz w:val="18"/>
-                <w:szCs w:val="18"/>
-              </w:rPr>
-              <w:t>mencapai akurasi sebesar 99,3% (Kaur, 2024).</w:t>
-            </w:r>
           </w:p>
         </w:tc>
         <w:tc>
@@ -7511,7 +5543,7 @@
           </w:p>
         </w:tc>
       </w:tr>
-      <w:bookmarkEnd w:id="59"/>
+      <w:bookmarkEnd w:id="58"/>
       <w:tr>
         <w:tblPrEx>
           <w:jc w:val="left"/>
@@ -7620,6 +5652,7 @@
                 <w:szCs w:val="18"/>
               </w:rPr>
             </w:pPr>
+            <w:proofErr w:type="spellStart"/>
             <w:r>
               <w:rPr>
                 <w:rFonts w:cs="Times New Roman"/>
@@ -7630,6 +5663,7 @@
               </w:rPr>
               <w:t>StandardScaler</w:t>
             </w:r>
+            <w:proofErr w:type="spellEnd"/>
           </w:p>
           <w:p>
             <w:pPr>
@@ -7664,6 +5698,7 @@
               </w:rPr>
               <w:t xml:space="preserve">Data: 80% </w:t>
             </w:r>
+            <w:proofErr w:type="spellStart"/>
             <w:r>
               <w:rPr>
                 <w:rFonts w:cs="Times New Roman"/>
@@ -7674,6 +5709,7 @@
               </w:rPr>
               <w:t>training</w:t>
             </w:r>
+            <w:proofErr w:type="spellEnd"/>
             <w:r>
               <w:rPr>
                 <w:rFonts w:cs="Times New Roman"/>
@@ -7832,6 +5868,7 @@
                 <w:sz w:val="18"/>
                 <w:szCs w:val="18"/>
               </w:rPr>
+              <w:lastRenderedPageBreak/>
               <w:t>Aspek Ekonomis</w:t>
             </w:r>
           </w:p>
@@ -7928,6 +5965,7 @@
                 <w:rFonts w:ascii="Segoe UI Symbol" w:hAnsi="Segoe UI Symbol" w:cs="Segoe UI Symbol"/>
                 <w:szCs w:val="24"/>
               </w:rPr>
+              <w:lastRenderedPageBreak/>
               <w:t>🗸</w:t>
             </w:r>
           </w:p>
@@ -8047,6 +6085,7 @@
               </w:rPr>
               <w:t xml:space="preserve">Data: 80% </w:t>
             </w:r>
+            <w:proofErr w:type="spellStart"/>
             <w:r>
               <w:rPr>
                 <w:rFonts w:cs="Times New Roman"/>
@@ -8057,6 +6096,7 @@
               </w:rPr>
               <w:t>training</w:t>
             </w:r>
+            <w:proofErr w:type="spellEnd"/>
             <w:r>
               <w:rPr>
                 <w:rFonts w:cs="Times New Roman"/>
@@ -8173,6 +6213,7 @@
               </w:rPr>
               <w:t>(</w:t>
             </w:r>
+            <w:proofErr w:type="spellStart"/>
             <w:r>
               <w:rPr>
                 <w:rFonts w:cs="Times New Roman"/>
@@ -8183,6 +6224,7 @@
               </w:rPr>
               <w:t>n_trees</w:t>
             </w:r>
+            <w:proofErr w:type="spellEnd"/>
             <w:r>
               <w:rPr>
                 <w:rFonts w:cs="Times New Roman"/>
@@ -8236,7 +6278,6 @@
                 <w:sz w:val="18"/>
                 <w:szCs w:val="18"/>
               </w:rPr>
-              <w:lastRenderedPageBreak/>
               <w:t>Aspek Ekonomis</w:t>
             </w:r>
           </w:p>
@@ -8335,7 +6376,6 @@
                 <w:rFonts w:ascii="Segoe UI Symbol" w:hAnsi="Segoe UI Symbol" w:cs="Segoe UI Symbol"/>
                 <w:szCs w:val="24"/>
               </w:rPr>
-              <w:lastRenderedPageBreak/>
               <w:t>-</w:t>
             </w:r>
           </w:p>
@@ -8366,7 +6406,7 @@
           <w:szCs w:val="24"/>
         </w:rPr>
       </w:pPr>
-      <w:bookmarkStart w:id="60" w:name="_Toc178662383"/>
+      <w:bookmarkStart w:id="59" w:name="_Toc178662383"/>
       <w:r>
         <w:rPr>
           <w:rFonts w:cs="Times New Roman"/>
@@ -8392,7 +6432,7 @@
         </w:rPr>
         <w:t>METODOLOGI</w:t>
       </w:r>
-      <w:bookmarkEnd w:id="60"/>
+      <w:bookmarkEnd w:id="59"/>
     </w:p>
     <w:p>
       <w:pPr>
@@ -8404,11 +6444,11 @@
         <w:spacing w:before="0" w:line="480" w:lineRule="auto"/>
         <w:ind w:left="567" w:hanging="567"/>
       </w:pPr>
-      <w:bookmarkStart w:id="61" w:name="_Toc178662384"/>
+      <w:bookmarkStart w:id="60" w:name="_Toc178662384"/>
       <w:r>
         <w:t>Identifikasi Masalah</w:t>
       </w:r>
-      <w:bookmarkEnd w:id="61"/>
+      <w:bookmarkEnd w:id="60"/>
     </w:p>
     <w:p>
       <w:pPr>
@@ -8429,11 +6469,11 @@
         <w:spacing w:before="0" w:line="480" w:lineRule="auto"/>
         <w:ind w:left="567" w:hanging="567"/>
       </w:pPr>
-      <w:bookmarkStart w:id="62" w:name="_Toc178662385"/>
+      <w:bookmarkStart w:id="61" w:name="_Toc178662385"/>
       <w:r>
         <w:t>Analisis Solusi</w:t>
       </w:r>
-      <w:bookmarkEnd w:id="62"/>
+      <w:bookmarkEnd w:id="61"/>
     </w:p>
     <w:p>
       <w:pPr>
@@ -8508,11 +6548,11 @@
         <w:spacing w:before="0" w:line="480" w:lineRule="auto"/>
         <w:ind w:left="567" w:hanging="567"/>
       </w:pPr>
-      <w:bookmarkStart w:id="63" w:name="_Toc178662386"/>
+      <w:bookmarkStart w:id="62" w:name="_Toc178662386"/>
       <w:r>
         <w:t>Pengumpulan Data</w:t>
       </w:r>
-      <w:bookmarkEnd w:id="63"/>
+      <w:bookmarkEnd w:id="62"/>
     </w:p>
     <w:p>
       <w:pPr>
@@ -8532,6 +6572,7 @@
       <w:r>
         <w:t xml:space="preserve"> sebelum melakukan proses prediksi. Pada tahap ini, dataset tersebut diambil dari pelatihan yang dilakukan oleh (Kaur, 2024) yang tersedia di </w:t>
       </w:r>
+      <w:proofErr w:type="spellStart"/>
       <w:r>
         <w:rPr>
           <w:i/>
@@ -8539,6 +6580,7 @@
         </w:rPr>
         <w:t>Mendeley</w:t>
       </w:r>
+      <w:proofErr w:type="spellEnd"/>
       <w:r>
         <w:t xml:space="preserve"> Data yang dapat diakses melalui </w:t>
       </w:r>
@@ -8598,11 +6640,11 @@
         <w:spacing w:before="0" w:line="480" w:lineRule="auto"/>
         <w:ind w:left="567" w:hanging="567"/>
       </w:pPr>
-      <w:bookmarkStart w:id="64" w:name="_Toc178662387"/>
+      <w:bookmarkStart w:id="63" w:name="_Toc178662387"/>
       <w:r>
         <w:t>Preprocessing Data</w:t>
       </w:r>
-      <w:bookmarkEnd w:id="64"/>
+      <w:bookmarkEnd w:id="63"/>
     </w:p>
     <w:p>
       <w:pPr>
@@ -8623,11 +6665,11 @@
         <w:spacing w:before="0" w:line="480" w:lineRule="auto"/>
         <w:ind w:left="567" w:hanging="567"/>
       </w:pPr>
-      <w:bookmarkStart w:id="65" w:name="_Toc178662388"/>
+      <w:bookmarkStart w:id="64" w:name="_Toc178662388"/>
       <w:r>
         <w:t>Perancangan Model</w:t>
       </w:r>
-      <w:bookmarkEnd w:id="65"/>
+      <w:bookmarkEnd w:id="64"/>
     </w:p>
     <w:p>
       <w:pPr>
@@ -8639,11 +6681,11 @@
         <w:spacing w:before="0" w:line="480" w:lineRule="auto"/>
         <w:ind w:left="567" w:hanging="567"/>
       </w:pPr>
-      <w:bookmarkStart w:id="66" w:name="_Toc178662389"/>
+      <w:bookmarkStart w:id="65" w:name="_Toc178662389"/>
       <w:r>
         <w:t>Implementasi Model</w:t>
       </w:r>
-      <w:bookmarkEnd w:id="66"/>
+      <w:bookmarkEnd w:id="65"/>
     </w:p>
     <w:p>
       <w:pPr>
@@ -8673,6 +6715,7 @@
       <w:r>
         <w:t xml:space="preserve"> ke dalam </w:t>
       </w:r>
+      <w:proofErr w:type="spellStart"/>
       <w:r>
         <w:rPr>
           <w:i/>
@@ -8680,9 +6723,11 @@
         </w:rPr>
         <w:t>Arduino</w:t>
       </w:r>
+      <w:proofErr w:type="spellEnd"/>
       <w:r>
         <w:t xml:space="preserve"> ESP32. Proses ini dilakukan dengan menggunakan </w:t>
       </w:r>
+      <w:proofErr w:type="spellStart"/>
       <w:r>
         <w:rPr>
           <w:i/>
@@ -8690,9 +6735,11 @@
         </w:rPr>
         <w:t>micromlgen</w:t>
       </w:r>
+      <w:proofErr w:type="spellEnd"/>
       <w:r>
         <w:t xml:space="preserve"> sebuah </w:t>
       </w:r>
+      <w:proofErr w:type="spellStart"/>
       <w:r>
         <w:rPr>
           <w:i/>
@@ -8700,6 +6747,7 @@
         </w:rPr>
         <w:t>library</w:t>
       </w:r>
+      <w:proofErr w:type="spellEnd"/>
       <w:r>
         <w:t xml:space="preserve"> yang dapat mengonversi metode </w:t>
       </w:r>
@@ -8713,6 +6761,7 @@
       <w:r>
         <w:t xml:space="preserve"> yang ditulis dalam bahasa </w:t>
       </w:r>
+      <w:proofErr w:type="spellStart"/>
       <w:r>
         <w:rPr>
           <w:i/>
@@ -8720,9 +6769,11 @@
         </w:rPr>
         <w:t>Python</w:t>
       </w:r>
+      <w:proofErr w:type="spellEnd"/>
       <w:r>
         <w:t xml:space="preserve"> menjadi bahasa C++, sehingga memungkinkan implementasi pada </w:t>
       </w:r>
+      <w:proofErr w:type="spellStart"/>
       <w:r>
         <w:rPr>
           <w:i/>
@@ -8730,6 +6781,7 @@
         </w:rPr>
         <w:t>Arduino</w:t>
       </w:r>
+      <w:proofErr w:type="spellEnd"/>
       <w:r>
         <w:t>.</w:t>
       </w:r>
@@ -8744,11 +6796,11 @@
         <w:spacing w:before="0" w:line="480" w:lineRule="auto"/>
         <w:ind w:left="567" w:hanging="567"/>
       </w:pPr>
-      <w:bookmarkStart w:id="67" w:name="_Toc178662390"/>
+      <w:bookmarkStart w:id="66" w:name="_Toc178662390"/>
       <w:r>
         <w:t>Pengujian</w:t>
       </w:r>
-      <w:bookmarkEnd w:id="67"/>
+      <w:bookmarkEnd w:id="66"/>
     </w:p>
     <w:p>
       <w:pPr>
@@ -9072,14 +7124,34 @@
         </w:rPr>
         <w:t xml:space="preserve"> : </w:t>
       </w:r>
+      <w:proofErr w:type="spellStart"/>
       <w:r>
         <w:rPr>
           <w:rFonts w:eastAsiaTheme="minorEastAsia"/>
           <w:i/>
           <w:iCs/>
         </w:rPr>
-        <w:t>True Positive</w:t>
-      </w:r>
+        <w:t>True</w:t>
+      </w:r>
+      <w:proofErr w:type="spellEnd"/>
+      <w:r>
+        <w:rPr>
+          <w:rFonts w:eastAsiaTheme="minorEastAsia"/>
+          <w:i/>
+          <w:iCs/>
+        </w:rPr>
+        <w:t xml:space="preserve"> </w:t>
+      </w:r>
+      <w:proofErr w:type="spellStart"/>
+      <w:r>
+        <w:rPr>
+          <w:rFonts w:eastAsiaTheme="minorEastAsia"/>
+          <w:i/>
+          <w:iCs/>
+        </w:rPr>
+        <w:t>Positive</w:t>
+      </w:r>
+      <w:proofErr w:type="spellEnd"/>
     </w:p>
     <w:p>
       <w:pPr>
@@ -9124,14 +7196,34 @@
         </w:rPr>
         <w:t xml:space="preserve"> : </w:t>
       </w:r>
+      <w:proofErr w:type="spellStart"/>
       <w:r>
         <w:rPr>
           <w:rFonts w:eastAsiaTheme="minorEastAsia"/>
           <w:i/>
           <w:iCs/>
         </w:rPr>
-        <w:t>True Negative</w:t>
-      </w:r>
+        <w:t>True</w:t>
+      </w:r>
+      <w:proofErr w:type="spellEnd"/>
+      <w:r>
+        <w:rPr>
+          <w:rFonts w:eastAsiaTheme="minorEastAsia"/>
+          <w:i/>
+          <w:iCs/>
+        </w:rPr>
+        <w:t xml:space="preserve"> </w:t>
+      </w:r>
+      <w:proofErr w:type="spellStart"/>
+      <w:r>
+        <w:rPr>
+          <w:rFonts w:eastAsiaTheme="minorEastAsia"/>
+          <w:i/>
+          <w:iCs/>
+        </w:rPr>
+        <w:t>Negative</w:t>
+      </w:r>
+      <w:proofErr w:type="spellEnd"/>
     </w:p>
     <w:p>
       <w:pPr>
@@ -9176,14 +7268,34 @@
         </w:rPr>
         <w:t xml:space="preserve"> : </w:t>
       </w:r>
+      <w:proofErr w:type="spellStart"/>
       <w:r>
         <w:rPr>
           <w:rFonts w:eastAsiaTheme="minorEastAsia"/>
           <w:i/>
           <w:iCs/>
         </w:rPr>
-        <w:t>False Positive</w:t>
-      </w:r>
+        <w:t>False</w:t>
+      </w:r>
+      <w:proofErr w:type="spellEnd"/>
+      <w:r>
+        <w:rPr>
+          <w:rFonts w:eastAsiaTheme="minorEastAsia"/>
+          <w:i/>
+          <w:iCs/>
+        </w:rPr>
+        <w:t xml:space="preserve"> </w:t>
+      </w:r>
+      <w:proofErr w:type="spellStart"/>
+      <w:r>
+        <w:rPr>
+          <w:rFonts w:eastAsiaTheme="minorEastAsia"/>
+          <w:i/>
+          <w:iCs/>
+        </w:rPr>
+        <w:t>Positive</w:t>
+      </w:r>
+      <w:proofErr w:type="spellEnd"/>
     </w:p>
     <w:p>
       <w:pPr>
@@ -9228,14 +7340,34 @@
         </w:rPr>
         <w:t xml:space="preserve"> : </w:t>
       </w:r>
+      <w:proofErr w:type="spellStart"/>
       <w:r>
         <w:rPr>
           <w:rFonts w:eastAsiaTheme="minorEastAsia"/>
           <w:i/>
           <w:iCs/>
         </w:rPr>
-        <w:t>False Negative</w:t>
-      </w:r>
+        <w:t>False</w:t>
+      </w:r>
+      <w:proofErr w:type="spellEnd"/>
+      <w:r>
+        <w:rPr>
+          <w:rFonts w:eastAsiaTheme="minorEastAsia"/>
+          <w:i/>
+          <w:iCs/>
+        </w:rPr>
+        <w:t xml:space="preserve"> </w:t>
+      </w:r>
+      <w:proofErr w:type="spellStart"/>
+      <w:r>
+        <w:rPr>
+          <w:rFonts w:eastAsiaTheme="minorEastAsia"/>
+          <w:i/>
+          <w:iCs/>
+        </w:rPr>
+        <w:t>Negative</w:t>
+      </w:r>
+      <w:proofErr w:type="spellEnd"/>
     </w:p>
     <w:p>
       <w:pPr>
@@ -9434,14 +7566,34 @@
         </w:rPr>
         <w:t xml:space="preserve"> : </w:t>
       </w:r>
+      <w:proofErr w:type="spellStart"/>
       <w:r>
         <w:rPr>
           <w:rFonts w:eastAsiaTheme="minorEastAsia"/>
           <w:i/>
           <w:iCs/>
         </w:rPr>
-        <w:t>True Positive</w:t>
-      </w:r>
+        <w:t>True</w:t>
+      </w:r>
+      <w:proofErr w:type="spellEnd"/>
+      <w:r>
+        <w:rPr>
+          <w:rFonts w:eastAsiaTheme="minorEastAsia"/>
+          <w:i/>
+          <w:iCs/>
+        </w:rPr>
+        <w:t xml:space="preserve"> </w:t>
+      </w:r>
+      <w:proofErr w:type="spellStart"/>
+      <w:r>
+        <w:rPr>
+          <w:rFonts w:eastAsiaTheme="minorEastAsia"/>
+          <w:i/>
+          <w:iCs/>
+        </w:rPr>
+        <w:t>Positive</w:t>
+      </w:r>
+      <w:proofErr w:type="spellEnd"/>
     </w:p>
     <w:p>
       <w:pPr>
@@ -9483,14 +7635,34 @@
         </w:rPr>
         <w:t xml:space="preserve"> : </w:t>
       </w:r>
+      <w:proofErr w:type="spellStart"/>
       <w:r>
         <w:rPr>
           <w:rFonts w:eastAsiaTheme="minorEastAsia"/>
           <w:i/>
           <w:iCs/>
         </w:rPr>
-        <w:t>False Positive</w:t>
-      </w:r>
+        <w:t>False</w:t>
+      </w:r>
+      <w:proofErr w:type="spellEnd"/>
+      <w:r>
+        <w:rPr>
+          <w:rFonts w:eastAsiaTheme="minorEastAsia"/>
+          <w:i/>
+          <w:iCs/>
+        </w:rPr>
+        <w:t xml:space="preserve"> </w:t>
+      </w:r>
+      <w:proofErr w:type="spellStart"/>
+      <w:r>
+        <w:rPr>
+          <w:rFonts w:eastAsiaTheme="minorEastAsia"/>
+          <w:i/>
+          <w:iCs/>
+        </w:rPr>
+        <w:t>Positive</w:t>
+      </w:r>
+      <w:proofErr w:type="spellEnd"/>
     </w:p>
     <w:p>
       <w:pPr>
@@ -9699,14 +7871,34 @@
         </w:rPr>
         <w:t xml:space="preserve"> : </w:t>
       </w:r>
+      <w:proofErr w:type="spellStart"/>
       <w:r>
         <w:rPr>
           <w:rFonts w:eastAsiaTheme="minorEastAsia"/>
           <w:i/>
           <w:iCs/>
         </w:rPr>
-        <w:t>True Positive</w:t>
-      </w:r>
+        <w:t>True</w:t>
+      </w:r>
+      <w:proofErr w:type="spellEnd"/>
+      <w:r>
+        <w:rPr>
+          <w:rFonts w:eastAsiaTheme="minorEastAsia"/>
+          <w:i/>
+          <w:iCs/>
+        </w:rPr>
+        <w:t xml:space="preserve"> </w:t>
+      </w:r>
+      <w:proofErr w:type="spellStart"/>
+      <w:r>
+        <w:rPr>
+          <w:rFonts w:eastAsiaTheme="minorEastAsia"/>
+          <w:i/>
+          <w:iCs/>
+        </w:rPr>
+        <w:t>Positive</w:t>
+      </w:r>
+      <w:proofErr w:type="spellEnd"/>
     </w:p>
     <w:p>
       <w:pPr>
@@ -9751,14 +7943,34 @@
         </w:rPr>
         <w:t xml:space="preserve"> : </w:t>
       </w:r>
+      <w:proofErr w:type="spellStart"/>
       <w:r>
         <w:rPr>
           <w:rFonts w:eastAsiaTheme="minorEastAsia"/>
           <w:i/>
           <w:iCs/>
         </w:rPr>
-        <w:t>False Negative</w:t>
-      </w:r>
+        <w:t>False</w:t>
+      </w:r>
+      <w:proofErr w:type="spellEnd"/>
+      <w:r>
+        <w:rPr>
+          <w:rFonts w:eastAsiaTheme="minorEastAsia"/>
+          <w:i/>
+          <w:iCs/>
+        </w:rPr>
+        <w:t xml:space="preserve"> </w:t>
+      </w:r>
+      <w:proofErr w:type="spellStart"/>
+      <w:r>
+        <w:rPr>
+          <w:rFonts w:eastAsiaTheme="minorEastAsia"/>
+          <w:i/>
+          <w:iCs/>
+        </w:rPr>
+        <w:t>Negative</w:t>
+      </w:r>
+      <w:proofErr w:type="spellEnd"/>
     </w:p>
     <w:p>
       <w:pPr>
@@ -9853,11 +8065,11 @@
         <w:spacing w:before="0" w:line="480" w:lineRule="auto"/>
         <w:ind w:left="567" w:hanging="567"/>
       </w:pPr>
-      <w:bookmarkStart w:id="68" w:name="_Toc178662391"/>
+      <w:bookmarkStart w:id="67" w:name="_Toc178662391"/>
       <w:r>
         <w:t>Hasil</w:t>
       </w:r>
-      <w:bookmarkEnd w:id="68"/>
+      <w:bookmarkEnd w:id="67"/>
     </w:p>
     <w:p/>
     <w:p>
@@ -10083,7 +8295,7 @@
           <w:szCs w:val="24"/>
         </w:rPr>
       </w:pPr>
-      <w:bookmarkStart w:id="69" w:name="_Toc178662392"/>
+      <w:bookmarkStart w:id="68" w:name="_Toc178662392"/>
       <w:r>
         <w:rPr>
           <w:rFonts w:cs="Times New Roman"/>
@@ -10109,7 +8321,7 @@
         </w:rPr>
         <w:t>PERANCANGAN</w:t>
       </w:r>
-      <w:bookmarkEnd w:id="69"/>
+      <w:bookmarkEnd w:id="68"/>
     </w:p>
     <w:p/>
     <w:p/>
@@ -10217,7 +8429,7 @@
           <w:bCs w:val="0"/>
         </w:rPr>
       </w:pPr>
-      <w:bookmarkStart w:id="70" w:name="_Toc178662393"/>
+      <w:bookmarkStart w:id="69" w:name="_Toc178662393"/>
       <w:r>
         <w:rPr>
           <w:b/>
@@ -10226,7 +8438,7 @@
         <w:lastRenderedPageBreak/>
         <w:t>DAFTAR PUSTAKA</w:t>
       </w:r>
-      <w:bookmarkEnd w:id="70"/>
+      <w:bookmarkEnd w:id="69"/>
     </w:p>
     <w:p>
       <w:pPr>
@@ -10261,6 +8473,7 @@
           <w14:ligatures w14:val="none"/>
         </w:rPr>
       </w:pPr>
+      <w:proofErr w:type="spellStart"/>
       <w:r>
         <w:rPr>
           <w:rFonts w:eastAsia="Times New Roman" w:cs="Times New Roman"/>
@@ -10270,7 +8483,19 @@
           <w:lang w:eastAsia="en-ID"/>
           <w14:ligatures w14:val="none"/>
         </w:rPr>
-        <w:t xml:space="preserve">Anggarda, M. F., Kustiawan, I., Nurjanah, D. R., &amp; Hakim, N. F. A. (2023). Pengembangan Sistem Prediksi Waktu Penyiraman Optimal pada Perkebunan: Pendekatan Machine Learning untuk Peningkatan Produktivitas Pertanian. </w:t>
+        <w:t>Anggarda</w:t>
+      </w:r>
+      <w:proofErr w:type="spellEnd"/>
+      <w:r>
+        <w:rPr>
+          <w:rFonts w:eastAsia="Times New Roman" w:cs="Times New Roman"/>
+          <w:color w:val="000000" w:themeColor="text1"/>
+          <w:kern w:val="0"/>
+          <w:szCs w:val="24"/>
+          <w:lang w:eastAsia="en-ID"/>
+          <w14:ligatures w14:val="none"/>
+        </w:rPr>
+        <w:t xml:space="preserve">, M. F., Kustiawan, I., Nurjanah, D. R., &amp; Hakim, N. F. A. (2023). Pengembangan Sistem Prediksi Waktu Penyiraman Optimal pada Perkebunan: Pendekatan Machine Learning untuk Peningkatan Produktivitas Pertanian. </w:t>
       </w:r>
       <w:r>
         <w:rPr>
@@ -10349,6 +8574,7 @@
           <w14:ligatures w14:val="none"/>
         </w:rPr>
       </w:pPr>
+      <w:proofErr w:type="spellStart"/>
       <w:r>
         <w:rPr>
           <w:rFonts w:eastAsia="Times New Roman" w:cs="Times New Roman"/>
@@ -10358,7 +8584,19 @@
           <w:lang w:eastAsia="en-ID"/>
           <w14:ligatures w14:val="none"/>
         </w:rPr>
-        <w:t xml:space="preserve">Bharata, W., Sutejo, M. S., Syarah, N. K., Ariani, N. A., Priambodo, F. A., Verdiansyah, V., &amp; Muhammad. (2023). Budidaya Tanaman </w:t>
+        <w:t>Bharata</w:t>
+      </w:r>
+      <w:proofErr w:type="spellEnd"/>
+      <w:r>
+        <w:rPr>
+          <w:rFonts w:eastAsia="Times New Roman" w:cs="Times New Roman"/>
+          <w:color w:val="000000" w:themeColor="text1"/>
+          <w:kern w:val="0"/>
+          <w:szCs w:val="24"/>
+          <w:lang w:eastAsia="en-ID"/>
+          <w14:ligatures w14:val="none"/>
+        </w:rPr>
+        <w:t xml:space="preserve">, W., Sutejo, M. S., Syarah, N. K., Ariani, N. A., Priambodo, F. A., Verdiansyah, V., &amp; Muhammad. (2023). Budidaya Tanaman </w:t>
       </w:r>
       <w:r>
         <w:rPr>
@@ -10411,6 +8649,7 @@
           <w14:ligatures w14:val="none"/>
         </w:rPr>
       </w:pPr>
+      <w:proofErr w:type="spellStart"/>
       <w:r>
         <w:rPr>
           <w:rFonts w:eastAsia="Times New Roman" w:cs="Times New Roman"/>
@@ -10420,7 +8659,43 @@
           <w:lang w:eastAsia="en-ID"/>
           <w14:ligatures w14:val="none"/>
         </w:rPr>
-        <w:t>Fausan, A., Setiawan, B. I., Arif, C., &amp; Saptomo, S. K. (2021). Analisa Model Evaporasi dan Evapotranspirasi Menggunakan Pemodelan Matematika pada Visual Basic di Kabupaten Maros. J-Sil (Jurnal Teknik Sipil Dan Lingkungan), 5(3), 179–196. https://doi.org/10.29244/jsil.5.3.179-196</w:t>
+        <w:t>Fausan</w:t>
+      </w:r>
+      <w:proofErr w:type="spellEnd"/>
+      <w:r>
+        <w:rPr>
+          <w:rFonts w:eastAsia="Times New Roman" w:cs="Times New Roman"/>
+          <w:color w:val="000000" w:themeColor="text1"/>
+          <w:kern w:val="0"/>
+          <w:szCs w:val="24"/>
+          <w:lang w:eastAsia="en-ID"/>
+          <w14:ligatures w14:val="none"/>
+        </w:rPr>
+        <w:t xml:space="preserve">, A., Setiawan, B. I., Arif, C., &amp; </w:t>
+      </w:r>
+      <w:proofErr w:type="spellStart"/>
+      <w:r>
+        <w:rPr>
+          <w:rFonts w:eastAsia="Times New Roman" w:cs="Times New Roman"/>
+          <w:color w:val="000000" w:themeColor="text1"/>
+          <w:kern w:val="0"/>
+          <w:szCs w:val="24"/>
+          <w:lang w:eastAsia="en-ID"/>
+          <w14:ligatures w14:val="none"/>
+        </w:rPr>
+        <w:t>Saptomo</w:t>
+      </w:r>
+      <w:proofErr w:type="spellEnd"/>
+      <w:r>
+        <w:rPr>
+          <w:rFonts w:eastAsia="Times New Roman" w:cs="Times New Roman"/>
+          <w:color w:val="000000" w:themeColor="text1"/>
+          <w:kern w:val="0"/>
+          <w:szCs w:val="24"/>
+          <w:lang w:eastAsia="en-ID"/>
+          <w14:ligatures w14:val="none"/>
+        </w:rPr>
+        <w:t>, S. K. (2021). Analisa Model Evaporasi dan Evapotranspirasi Menggunakan Pemodelan Matematika pada Visual Basic di Kabupaten Maros. J-Sil (Jurnal Teknik Sipil Dan Lingkungan), 5(3), 179–196. https://doi.org/10.29244/jsil.5.3.179-196</w:t>
       </w:r>
     </w:p>
     <w:p>
@@ -10445,7 +8720,79 @@
           <w:lang w:eastAsia="en-ID"/>
           <w14:ligatures w14:val="none"/>
         </w:rPr>
-        <w:t xml:space="preserve">Firmansyah, M. R., &amp; Tasqia, F. (2023). Pengukuran Kelembapan Tanah Berbasis IoT pada Greenhouse. Prosiding Patriot Mengabdi, 2(01), 331–346. </w:t>
+        <w:t xml:space="preserve">Firmansyah, M. R., &amp; </w:t>
+      </w:r>
+      <w:proofErr w:type="spellStart"/>
+      <w:r>
+        <w:rPr>
+          <w:rFonts w:eastAsia="Times New Roman" w:cs="Times New Roman"/>
+          <w:color w:val="000000" w:themeColor="text1"/>
+          <w:kern w:val="0"/>
+          <w:szCs w:val="24"/>
+          <w:lang w:eastAsia="en-ID"/>
+          <w14:ligatures w14:val="none"/>
+        </w:rPr>
+        <w:t>Tasqia</w:t>
+      </w:r>
+      <w:proofErr w:type="spellEnd"/>
+      <w:r>
+        <w:rPr>
+          <w:rFonts w:eastAsia="Times New Roman" w:cs="Times New Roman"/>
+          <w:color w:val="000000" w:themeColor="text1"/>
+          <w:kern w:val="0"/>
+          <w:szCs w:val="24"/>
+          <w:lang w:eastAsia="en-ID"/>
+          <w14:ligatures w14:val="none"/>
+        </w:rPr>
+        <w:t xml:space="preserve">, F. (2023). Pengukuran Kelembapan Tanah Berbasis IoT pada </w:t>
+      </w:r>
+      <w:proofErr w:type="spellStart"/>
+      <w:r>
+        <w:rPr>
+          <w:rFonts w:eastAsia="Times New Roman" w:cs="Times New Roman"/>
+          <w:color w:val="000000" w:themeColor="text1"/>
+          <w:kern w:val="0"/>
+          <w:szCs w:val="24"/>
+          <w:lang w:eastAsia="en-ID"/>
+          <w14:ligatures w14:val="none"/>
+        </w:rPr>
+        <w:t>Greenhouse</w:t>
+      </w:r>
+      <w:proofErr w:type="spellEnd"/>
+      <w:r>
+        <w:rPr>
+          <w:rFonts w:eastAsia="Times New Roman" w:cs="Times New Roman"/>
+          <w:color w:val="000000" w:themeColor="text1"/>
+          <w:kern w:val="0"/>
+          <w:szCs w:val="24"/>
+          <w:lang w:eastAsia="en-ID"/>
+          <w14:ligatures w14:val="none"/>
+        </w:rPr>
+        <w:t xml:space="preserve">. </w:t>
+      </w:r>
+      <w:proofErr w:type="spellStart"/>
+      <w:r>
+        <w:rPr>
+          <w:rFonts w:eastAsia="Times New Roman" w:cs="Times New Roman"/>
+          <w:color w:val="000000" w:themeColor="text1"/>
+          <w:kern w:val="0"/>
+          <w:szCs w:val="24"/>
+          <w:lang w:eastAsia="en-ID"/>
+          <w14:ligatures w14:val="none"/>
+        </w:rPr>
+        <w:t>Prosiding</w:t>
+      </w:r>
+      <w:proofErr w:type="spellEnd"/>
+      <w:r>
+        <w:rPr>
+          <w:rFonts w:eastAsia="Times New Roman" w:cs="Times New Roman"/>
+          <w:color w:val="000000" w:themeColor="text1"/>
+          <w:kern w:val="0"/>
+          <w:szCs w:val="24"/>
+          <w:lang w:eastAsia="en-ID"/>
+          <w14:ligatures w14:val="none"/>
+        </w:rPr>
+        <w:t xml:space="preserve"> Patriot Mengabdi, 2(01), 331–346. </w:t>
       </w:r>
       <w:hyperlink r:id="rId18" w:history="1">
         <w:r>
@@ -10498,8 +8845,163 @@
           <w:lang w:eastAsia="en-ID"/>
           <w14:ligatures w14:val="none"/>
         </w:rPr>
-        <w:t>ILKOMNIKA: Journal of Computer Science and Applied Informatics</w:t>
-      </w:r>
+        <w:t xml:space="preserve">ILKOMNIKA: </w:t>
+      </w:r>
+      <w:proofErr w:type="spellStart"/>
+      <w:r>
+        <w:rPr>
+          <w:rFonts w:eastAsia="Times New Roman" w:cs="Times New Roman"/>
+          <w:i/>
+          <w:iCs/>
+          <w:color w:val="000000" w:themeColor="text1"/>
+          <w:kern w:val="0"/>
+          <w:szCs w:val="24"/>
+          <w:lang w:eastAsia="en-ID"/>
+          <w14:ligatures w14:val="none"/>
+        </w:rPr>
+        <w:t>Journal</w:t>
+      </w:r>
+      <w:proofErr w:type="spellEnd"/>
+      <w:r>
+        <w:rPr>
+          <w:rFonts w:eastAsia="Times New Roman" w:cs="Times New Roman"/>
+          <w:i/>
+          <w:iCs/>
+          <w:color w:val="000000" w:themeColor="text1"/>
+          <w:kern w:val="0"/>
+          <w:szCs w:val="24"/>
+          <w:lang w:eastAsia="en-ID"/>
+          <w14:ligatures w14:val="none"/>
+        </w:rPr>
+        <w:t xml:space="preserve"> of </w:t>
+      </w:r>
+      <w:proofErr w:type="spellStart"/>
+      <w:r>
+        <w:rPr>
+          <w:rFonts w:eastAsia="Times New Roman" w:cs="Times New Roman"/>
+          <w:i/>
+          <w:iCs/>
+          <w:color w:val="000000" w:themeColor="text1"/>
+          <w:kern w:val="0"/>
+          <w:szCs w:val="24"/>
+          <w:lang w:eastAsia="en-ID"/>
+          <w14:ligatures w14:val="none"/>
+        </w:rPr>
+        <w:t>Computer</w:t>
+      </w:r>
+      <w:proofErr w:type="spellEnd"/>
+      <w:r>
+        <w:rPr>
+          <w:rFonts w:eastAsia="Times New Roman" w:cs="Times New Roman"/>
+          <w:i/>
+          <w:iCs/>
+          <w:color w:val="000000" w:themeColor="text1"/>
+          <w:kern w:val="0"/>
+          <w:szCs w:val="24"/>
+          <w:lang w:eastAsia="en-ID"/>
+          <w14:ligatures w14:val="none"/>
+        </w:rPr>
+        <w:t xml:space="preserve"> </w:t>
+      </w:r>
+      <w:proofErr w:type="spellStart"/>
+      <w:r>
+        <w:rPr>
+          <w:rFonts w:eastAsia="Times New Roman" w:cs="Times New Roman"/>
+          <w:i/>
+          <w:iCs/>
+          <w:color w:val="000000" w:themeColor="text1"/>
+          <w:kern w:val="0"/>
+          <w:szCs w:val="24"/>
+          <w:lang w:eastAsia="en-ID"/>
+          <w14:ligatures w14:val="none"/>
+        </w:rPr>
+        <w:t>Science</w:t>
+      </w:r>
+      <w:proofErr w:type="spellEnd"/>
+      <w:r>
+        <w:rPr>
+          <w:rFonts w:eastAsia="Times New Roman" w:cs="Times New Roman"/>
+          <w:i/>
+          <w:iCs/>
+          <w:color w:val="000000" w:themeColor="text1"/>
+          <w:kern w:val="0"/>
+          <w:szCs w:val="24"/>
+          <w:lang w:eastAsia="en-ID"/>
+          <w14:ligatures w14:val="none"/>
+        </w:rPr>
+        <w:t xml:space="preserve"> </w:t>
+      </w:r>
+      <w:proofErr w:type="spellStart"/>
+      <w:r>
+        <w:rPr>
+          <w:rFonts w:eastAsia="Times New Roman" w:cs="Times New Roman"/>
+          <w:i/>
+          <w:iCs/>
+          <w:color w:val="000000" w:themeColor="text1"/>
+          <w:kern w:val="0"/>
+          <w:szCs w:val="24"/>
+          <w:lang w:eastAsia="en-ID"/>
+          <w14:ligatures w14:val="none"/>
+        </w:rPr>
+        <w:t>and</w:t>
+      </w:r>
+      <w:proofErr w:type="spellEnd"/>
+      <w:r>
+        <w:rPr>
+          <w:rFonts w:eastAsia="Times New Roman" w:cs="Times New Roman"/>
+          <w:i/>
+          <w:iCs/>
+          <w:color w:val="000000" w:themeColor="text1"/>
+          <w:kern w:val="0"/>
+          <w:szCs w:val="24"/>
+          <w:lang w:eastAsia="en-ID"/>
+          <w14:ligatures w14:val="none"/>
+        </w:rPr>
+        <w:t xml:space="preserve"> </w:t>
+      </w:r>
+      <w:proofErr w:type="spellStart"/>
+      <w:r>
+        <w:rPr>
+          <w:rFonts w:eastAsia="Times New Roman" w:cs="Times New Roman"/>
+          <w:i/>
+          <w:iCs/>
+          <w:color w:val="000000" w:themeColor="text1"/>
+          <w:kern w:val="0"/>
+          <w:szCs w:val="24"/>
+          <w:lang w:eastAsia="en-ID"/>
+          <w14:ligatures w14:val="none"/>
+        </w:rPr>
+        <w:t>Applied</w:t>
+      </w:r>
+      <w:proofErr w:type="spellEnd"/>
+      <w:r>
+        <w:rPr>
+          <w:rFonts w:eastAsia="Times New Roman" w:cs="Times New Roman"/>
+          <w:i/>
+          <w:iCs/>
+          <w:color w:val="000000" w:themeColor="text1"/>
+          <w:kern w:val="0"/>
+          <w:szCs w:val="24"/>
+          <w:lang w:eastAsia="en-ID"/>
+          <w14:ligatures w14:val="none"/>
+        </w:rPr>
+        <w:t xml:space="preserve"> </w:t>
+      </w:r>
+      <w:proofErr w:type="spellStart"/>
+      <w:r>
+        <w:rPr>
+          <w:rFonts w:eastAsia="Times New Roman" w:cs="Times New Roman"/>
+          <w:i/>
+          <w:iCs/>
+          <w:color w:val="000000" w:themeColor="text1"/>
+          <w:kern w:val="0"/>
+          <w:szCs w:val="24"/>
+          <w:lang w:eastAsia="en-ID"/>
+          <w14:ligatures w14:val="none"/>
+        </w:rPr>
+        <w:t>Informatics</w:t>
+      </w:r>
+      <w:proofErr w:type="spellEnd"/>
       <w:r>
         <w:rPr>
           <w:rFonts w:eastAsia="Times New Roman" w:cs="Times New Roman"/>
@@ -10574,7 +9076,21 @@
         <w:rPr>
           <w:color w:val="000000" w:themeColor="text1"/>
         </w:rPr>
-        <w:t xml:space="preserve">Jatmiko, W., Ciptadi, P. W., &amp; Hardyanto, R. H. (2021). Sistem Penyiram Tanaman Otomatis Berbasis Mikrokontroler dan Panel Surya. </w:t>
+        <w:t xml:space="preserve">Jatmiko, W., Ciptadi, P. W., &amp; </w:t>
+      </w:r>
+      <w:proofErr w:type="spellStart"/>
+      <w:r>
+        <w:rPr>
+          <w:color w:val="000000" w:themeColor="text1"/>
+        </w:rPr>
+        <w:t>Hardyanto</w:t>
+      </w:r>
+      <w:proofErr w:type="spellEnd"/>
+      <w:r>
+        <w:rPr>
+          <w:color w:val="000000" w:themeColor="text1"/>
+        </w:rPr>
+        <w:t xml:space="preserve">, R. H. (2021). Sistem Penyiram Tanaman Otomatis Berbasis Mikrokontroler dan Panel Surya. </w:t>
       </w:r>
       <w:r>
         <w:rPr>
@@ -10582,7 +9098,25 @@
           <w:iCs/>
           <w:color w:val="000000" w:themeColor="text1"/>
         </w:rPr>
-        <w:t>Seri Prosiding Seminar Nasional Dinamika Informatika</w:t>
+        <w:t xml:space="preserve">Seri </w:t>
+      </w:r>
+      <w:proofErr w:type="spellStart"/>
+      <w:r>
+        <w:rPr>
+          <w:i/>
+          <w:iCs/>
+          <w:color w:val="000000" w:themeColor="text1"/>
+        </w:rPr>
+        <w:t>Prosiding</w:t>
+      </w:r>
+      <w:proofErr w:type="spellEnd"/>
+      <w:r>
+        <w:rPr>
+          <w:i/>
+          <w:iCs/>
+          <w:color w:val="000000" w:themeColor="text1"/>
+        </w:rPr>
+        <w:t xml:space="preserve"> Seminar Nasional Dinamika Informatika</w:t>
       </w:r>
       <w:r>
         <w:rPr>
@@ -10625,11 +9159,61 @@
           <w:u w:val="none"/>
         </w:rPr>
       </w:pPr>
-      <w:r>
-        <w:rPr>
-          <w:color w:val="000000" w:themeColor="text1"/>
-        </w:rPr>
-        <w:t xml:space="preserve">Kynta, D. P., Laksono, I. L., Wijaya, V., Fadli, M., &amp; Hermanto, D. (2024). Perancangan UI/UX Website Pengontrol Kelembapan Tanah Berbasis IoT dan Sensor. MDP Student Conference, 3(1), 71–78. </w:t>
+      <w:proofErr w:type="spellStart"/>
+      <w:r>
+        <w:rPr>
+          <w:color w:val="000000" w:themeColor="text1"/>
+        </w:rPr>
+        <w:t>Kynta</w:t>
+      </w:r>
+      <w:proofErr w:type="spellEnd"/>
+      <w:r>
+        <w:rPr>
+          <w:color w:val="000000" w:themeColor="text1"/>
+        </w:rPr>
+        <w:t xml:space="preserve">, D. P., Laksono, I. L., Wijaya, V., Fadli, M., &amp; Hermanto, D. (2024). Perancangan UI/UX </w:t>
+      </w:r>
+      <w:proofErr w:type="spellStart"/>
+      <w:r>
+        <w:rPr>
+          <w:color w:val="000000" w:themeColor="text1"/>
+        </w:rPr>
+        <w:t>Website</w:t>
+      </w:r>
+      <w:proofErr w:type="spellEnd"/>
+      <w:r>
+        <w:rPr>
+          <w:color w:val="000000" w:themeColor="text1"/>
+        </w:rPr>
+        <w:t xml:space="preserve"> Pengontrol Kelembapan Tanah Berbasis IoT dan Sensor. MDP </w:t>
+      </w:r>
+      <w:proofErr w:type="spellStart"/>
+      <w:r>
+        <w:rPr>
+          <w:color w:val="000000" w:themeColor="text1"/>
+        </w:rPr>
+        <w:t>Student</w:t>
+      </w:r>
+      <w:proofErr w:type="spellEnd"/>
+      <w:r>
+        <w:rPr>
+          <w:color w:val="000000" w:themeColor="text1"/>
+        </w:rPr>
+        <w:t xml:space="preserve"> </w:t>
+      </w:r>
+      <w:proofErr w:type="spellStart"/>
+      <w:r>
+        <w:rPr>
+          <w:color w:val="000000" w:themeColor="text1"/>
+        </w:rPr>
+        <w:t>Conference</w:t>
+      </w:r>
+      <w:proofErr w:type="spellEnd"/>
+      <w:r>
+        <w:rPr>
+          <w:color w:val="000000" w:themeColor="text1"/>
+        </w:rPr>
+        <w:t xml:space="preserve">, 3(1), 71–78. </w:t>
       </w:r>
       <w:hyperlink r:id="rId21" w:history="1">
         <w:r>
@@ -10664,8 +9248,105 @@
           <w:lang w:eastAsia="en-ID"/>
           <w14:ligatures w14:val="none"/>
         </w:rPr>
-        <w:t xml:space="preserve">Ningrum, N. K., Mulyono, I. U. W., Widyatmoko, K., &amp; Umami, Z. (2023). Monitoring Kondisi Tanaman berdasarkan Data Kelembaban Tanah dan Suhu dan Kelembaban Udara Melalui Website Thinkspeak. </w:t>
-      </w:r>
+        <w:t xml:space="preserve">Ningrum, N. K., Mulyono, I. U. W., </w:t>
+      </w:r>
+      <w:proofErr w:type="spellStart"/>
+      <w:r>
+        <w:rPr>
+          <w:rFonts w:eastAsia="Times New Roman" w:cs="Times New Roman"/>
+          <w:color w:val="000000" w:themeColor="text1"/>
+          <w:kern w:val="0"/>
+          <w:szCs w:val="24"/>
+          <w:lang w:eastAsia="en-ID"/>
+          <w14:ligatures w14:val="none"/>
+        </w:rPr>
+        <w:t>Widyatmoko</w:t>
+      </w:r>
+      <w:proofErr w:type="spellEnd"/>
+      <w:r>
+        <w:rPr>
+          <w:rFonts w:eastAsia="Times New Roman" w:cs="Times New Roman"/>
+          <w:color w:val="000000" w:themeColor="text1"/>
+          <w:kern w:val="0"/>
+          <w:szCs w:val="24"/>
+          <w:lang w:eastAsia="en-ID"/>
+          <w14:ligatures w14:val="none"/>
+        </w:rPr>
+        <w:t xml:space="preserve">, K., &amp; Umami, Z. (2023). </w:t>
+      </w:r>
+      <w:proofErr w:type="spellStart"/>
+      <w:r>
+        <w:rPr>
+          <w:rFonts w:eastAsia="Times New Roman" w:cs="Times New Roman"/>
+          <w:color w:val="000000" w:themeColor="text1"/>
+          <w:kern w:val="0"/>
+          <w:szCs w:val="24"/>
+          <w:lang w:eastAsia="en-ID"/>
+          <w14:ligatures w14:val="none"/>
+        </w:rPr>
+        <w:t>Monitoring</w:t>
+      </w:r>
+      <w:proofErr w:type="spellEnd"/>
+      <w:r>
+        <w:rPr>
+          <w:rFonts w:eastAsia="Times New Roman" w:cs="Times New Roman"/>
+          <w:color w:val="000000" w:themeColor="text1"/>
+          <w:kern w:val="0"/>
+          <w:szCs w:val="24"/>
+          <w:lang w:eastAsia="en-ID"/>
+          <w14:ligatures w14:val="none"/>
+        </w:rPr>
+        <w:t xml:space="preserve"> Kondisi Tanaman berdasarkan Data Kelembaban Tanah dan Suhu dan Kelembaban Udara Melalui </w:t>
+      </w:r>
+      <w:proofErr w:type="spellStart"/>
+      <w:r>
+        <w:rPr>
+          <w:rFonts w:eastAsia="Times New Roman" w:cs="Times New Roman"/>
+          <w:color w:val="000000" w:themeColor="text1"/>
+          <w:kern w:val="0"/>
+          <w:szCs w:val="24"/>
+          <w:lang w:eastAsia="en-ID"/>
+          <w14:ligatures w14:val="none"/>
+        </w:rPr>
+        <w:t>Website</w:t>
+      </w:r>
+      <w:proofErr w:type="spellEnd"/>
+      <w:r>
+        <w:rPr>
+          <w:rFonts w:eastAsia="Times New Roman" w:cs="Times New Roman"/>
+          <w:color w:val="000000" w:themeColor="text1"/>
+          <w:kern w:val="0"/>
+          <w:szCs w:val="24"/>
+          <w:lang w:eastAsia="en-ID"/>
+          <w14:ligatures w14:val="none"/>
+        </w:rPr>
+        <w:t xml:space="preserve"> </w:t>
+      </w:r>
+      <w:proofErr w:type="spellStart"/>
+      <w:r>
+        <w:rPr>
+          <w:rFonts w:eastAsia="Times New Roman" w:cs="Times New Roman"/>
+          <w:color w:val="000000" w:themeColor="text1"/>
+          <w:kern w:val="0"/>
+          <w:szCs w:val="24"/>
+          <w:lang w:eastAsia="en-ID"/>
+          <w14:ligatures w14:val="none"/>
+        </w:rPr>
+        <w:t>Thinkspeak</w:t>
+      </w:r>
+      <w:proofErr w:type="spellEnd"/>
+      <w:r>
+        <w:rPr>
+          <w:rFonts w:eastAsia="Times New Roman" w:cs="Times New Roman"/>
+          <w:color w:val="000000" w:themeColor="text1"/>
+          <w:kern w:val="0"/>
+          <w:szCs w:val="24"/>
+          <w:lang w:eastAsia="en-ID"/>
+          <w14:ligatures w14:val="none"/>
+        </w:rPr>
+        <w:t xml:space="preserve">. </w:t>
+      </w:r>
+      <w:proofErr w:type="spellStart"/>
       <w:r>
         <w:rPr>
           <w:rFonts w:eastAsia="Times New Roman" w:cs="Times New Roman"/>
@@ -10677,7 +9358,21 @@
           <w:lang w:eastAsia="en-ID"/>
           <w14:ligatures w14:val="none"/>
         </w:rPr>
-        <w:t>Prosiding Seminar Nasional Informatika</w:t>
+        <w:t>Prosiding</w:t>
+      </w:r>
+      <w:proofErr w:type="spellEnd"/>
+      <w:r>
+        <w:rPr>
+          <w:rFonts w:eastAsia="Times New Roman" w:cs="Times New Roman"/>
+          <w:i/>
+          <w:iCs/>
+          <w:color w:val="000000" w:themeColor="text1"/>
+          <w:kern w:val="0"/>
+          <w:szCs w:val="24"/>
+          <w:lang w:eastAsia="en-ID"/>
+          <w14:ligatures w14:val="none"/>
+        </w:rPr>
+        <w:t xml:space="preserve"> Seminar Nasional Informatika</w:t>
       </w:r>
       <w:r>
         <w:rPr>
@@ -10746,7 +9441,49 @@
           <w:color w:val="000000" w:themeColor="text1"/>
         </w:rPr>
         <w:lastRenderedPageBreak/>
-        <w:t>Pratiwi, A., &amp; Nafira, A. F. (2021). PENGARUH FREKUENSI PENYIRAMAN TERHADAP PERTUMBUHAN BUNCIS (Phaseolus vulgaris L.). </w:t>
+        <w:t xml:space="preserve">Pratiwi, A., &amp; </w:t>
+      </w:r>
+      <w:proofErr w:type="spellStart"/>
+      <w:r>
+        <w:rPr>
+          <w:color w:val="000000" w:themeColor="text1"/>
+        </w:rPr>
+        <w:t>Nafira</w:t>
+      </w:r>
+      <w:proofErr w:type="spellEnd"/>
+      <w:r>
+        <w:rPr>
+          <w:color w:val="000000" w:themeColor="text1"/>
+        </w:rPr>
+        <w:t>, A. F. (2021). PENGARUH FREKUENSI PENYIRAMAN TERHADAP PERTUMBUHAN BUNCIS (</w:t>
+      </w:r>
+      <w:proofErr w:type="spellStart"/>
+      <w:r>
+        <w:rPr>
+          <w:color w:val="000000" w:themeColor="text1"/>
+        </w:rPr>
+        <w:t>Phaseolus</w:t>
+      </w:r>
+      <w:proofErr w:type="spellEnd"/>
+      <w:r>
+        <w:rPr>
+          <w:color w:val="000000" w:themeColor="text1"/>
+        </w:rPr>
+        <w:t xml:space="preserve"> </w:t>
+      </w:r>
+      <w:proofErr w:type="spellStart"/>
+      <w:r>
+        <w:rPr>
+          <w:color w:val="000000" w:themeColor="text1"/>
+        </w:rPr>
+        <w:t>vulgaris</w:t>
+      </w:r>
+      <w:proofErr w:type="spellEnd"/>
+      <w:r>
+        <w:rPr>
+          <w:color w:val="000000" w:themeColor="text1"/>
+        </w:rPr>
+        <w:t xml:space="preserve"> L.). </w:t>
       </w:r>
       <w:r>
         <w:rPr>
@@ -10800,6 +9537,7 @@
           <w14:ligatures w14:val="none"/>
         </w:rPr>
       </w:pPr>
+      <w:proofErr w:type="spellStart"/>
       <w:r>
         <w:rPr>
           <w:rFonts w:eastAsia="Times New Roman" w:cs="Times New Roman"/>
@@ -10809,7 +9547,115 @@
           <w:lang w:eastAsia="en-ID"/>
           <w14:ligatures w14:val="none"/>
         </w:rPr>
-        <w:t xml:space="preserve">Rabbika, A. I., Nugraha, M., Rohman, A., Widyantoro, Kostaman, T., Fauzi, W. M., Mustofa, A., &amp; Widagdo, T. J. (2023). Rancang bangun sistem monitoring dan controlling penyiraman tanaman kangkung berbasis internet of things. Sintek Jurnal: Jurnal Ilmiah Teknik Mesin, 17(1), 17–17. </w:t>
+        <w:t>Rabbika</w:t>
+      </w:r>
+      <w:proofErr w:type="spellEnd"/>
+      <w:r>
+        <w:rPr>
+          <w:rFonts w:eastAsia="Times New Roman" w:cs="Times New Roman"/>
+          <w:color w:val="000000" w:themeColor="text1"/>
+          <w:kern w:val="0"/>
+          <w:szCs w:val="24"/>
+          <w:lang w:eastAsia="en-ID"/>
+          <w14:ligatures w14:val="none"/>
+        </w:rPr>
+        <w:t xml:space="preserve">, A. I., Nugraha, M., Rohman, A., Widyantoro, </w:t>
+      </w:r>
+      <w:proofErr w:type="spellStart"/>
+      <w:r>
+        <w:rPr>
+          <w:rFonts w:eastAsia="Times New Roman" w:cs="Times New Roman"/>
+          <w:color w:val="000000" w:themeColor="text1"/>
+          <w:kern w:val="0"/>
+          <w:szCs w:val="24"/>
+          <w:lang w:eastAsia="en-ID"/>
+          <w14:ligatures w14:val="none"/>
+        </w:rPr>
+        <w:t>Kostaman</w:t>
+      </w:r>
+      <w:proofErr w:type="spellEnd"/>
+      <w:r>
+        <w:rPr>
+          <w:rFonts w:eastAsia="Times New Roman" w:cs="Times New Roman"/>
+          <w:color w:val="000000" w:themeColor="text1"/>
+          <w:kern w:val="0"/>
+          <w:szCs w:val="24"/>
+          <w:lang w:eastAsia="en-ID"/>
+          <w14:ligatures w14:val="none"/>
+        </w:rPr>
+        <w:t xml:space="preserve">, T., Fauzi, W. M., Mustofa, A., &amp; Widagdo, T. J. (2023). Rancang bangun sistem </w:t>
+      </w:r>
+      <w:proofErr w:type="spellStart"/>
+      <w:r>
+        <w:rPr>
+          <w:rFonts w:eastAsia="Times New Roman" w:cs="Times New Roman"/>
+          <w:color w:val="000000" w:themeColor="text1"/>
+          <w:kern w:val="0"/>
+          <w:szCs w:val="24"/>
+          <w:lang w:eastAsia="en-ID"/>
+          <w14:ligatures w14:val="none"/>
+        </w:rPr>
+        <w:t>monitoring</w:t>
+      </w:r>
+      <w:proofErr w:type="spellEnd"/>
+      <w:r>
+        <w:rPr>
+          <w:rFonts w:eastAsia="Times New Roman" w:cs="Times New Roman"/>
+          <w:color w:val="000000" w:themeColor="text1"/>
+          <w:kern w:val="0"/>
+          <w:szCs w:val="24"/>
+          <w:lang w:eastAsia="en-ID"/>
+          <w14:ligatures w14:val="none"/>
+        </w:rPr>
+        <w:t xml:space="preserve"> dan </w:t>
+      </w:r>
+      <w:proofErr w:type="spellStart"/>
+      <w:r>
+        <w:rPr>
+          <w:rFonts w:eastAsia="Times New Roman" w:cs="Times New Roman"/>
+          <w:color w:val="000000" w:themeColor="text1"/>
+          <w:kern w:val="0"/>
+          <w:szCs w:val="24"/>
+          <w:lang w:eastAsia="en-ID"/>
+          <w14:ligatures w14:val="none"/>
+        </w:rPr>
+        <w:t>controlling</w:t>
+      </w:r>
+      <w:proofErr w:type="spellEnd"/>
+      <w:r>
+        <w:rPr>
+          <w:rFonts w:eastAsia="Times New Roman" w:cs="Times New Roman"/>
+          <w:color w:val="000000" w:themeColor="text1"/>
+          <w:kern w:val="0"/>
+          <w:szCs w:val="24"/>
+          <w:lang w:eastAsia="en-ID"/>
+          <w14:ligatures w14:val="none"/>
+        </w:rPr>
+        <w:t xml:space="preserve"> penyiraman tanaman kangkung berbasis internet of things. </w:t>
+      </w:r>
+      <w:proofErr w:type="spellStart"/>
+      <w:r>
+        <w:rPr>
+          <w:rFonts w:eastAsia="Times New Roman" w:cs="Times New Roman"/>
+          <w:color w:val="000000" w:themeColor="text1"/>
+          <w:kern w:val="0"/>
+          <w:szCs w:val="24"/>
+          <w:lang w:eastAsia="en-ID"/>
+          <w14:ligatures w14:val="none"/>
+        </w:rPr>
+        <w:t>Sintek</w:t>
+      </w:r>
+      <w:proofErr w:type="spellEnd"/>
+      <w:r>
+        <w:rPr>
+          <w:rFonts w:eastAsia="Times New Roman" w:cs="Times New Roman"/>
+          <w:color w:val="000000" w:themeColor="text1"/>
+          <w:kern w:val="0"/>
+          <w:szCs w:val="24"/>
+          <w:lang w:eastAsia="en-ID"/>
+          <w14:ligatures w14:val="none"/>
+        </w:rPr>
+        <w:t xml:space="preserve"> Jurnal: Jurnal Ilmiah Teknik Mesin, 17(1), 17–17. </w:t>
       </w:r>
       <w:hyperlink r:id="rId24" w:history="1">
         <w:r>
@@ -10849,7 +9695,31 @@
           <w:lang w:eastAsia="en-ID"/>
           <w14:ligatures w14:val="none"/>
         </w:rPr>
-        <w:t>Sofia, Hidayat, G., Risyandha, Moh. A., &amp; Rasyid, M. M. (2023). ANALISIS KETERSEDIAAN AIR PADA LAHAN PERTANIAN DAERAH PEMATANG PANJANG, KECAMATAN SUNGAI TABUK. Jukung (Jurnal Teknik Lingkungan), 9(2), 55–62. https://doi.org/10.20527/jukung.v9i2.17572</w:t>
+        <w:t xml:space="preserve">Sofia, Hidayat, G., </w:t>
+      </w:r>
+      <w:proofErr w:type="spellStart"/>
+      <w:r>
+        <w:rPr>
+          <w:rFonts w:eastAsia="Times New Roman" w:cs="Times New Roman"/>
+          <w:color w:val="000000" w:themeColor="text1"/>
+          <w:kern w:val="0"/>
+          <w:szCs w:val="24"/>
+          <w:lang w:eastAsia="en-ID"/>
+          <w14:ligatures w14:val="none"/>
+        </w:rPr>
+        <w:t>Risyandha</w:t>
+      </w:r>
+      <w:proofErr w:type="spellEnd"/>
+      <w:r>
+        <w:rPr>
+          <w:rFonts w:eastAsia="Times New Roman" w:cs="Times New Roman"/>
+          <w:color w:val="000000" w:themeColor="text1"/>
+          <w:kern w:val="0"/>
+          <w:szCs w:val="24"/>
+          <w:lang w:eastAsia="en-ID"/>
+          <w14:ligatures w14:val="none"/>
+        </w:rPr>
+        <w:t>, Moh. A., &amp; Rasyid, M. M. (2023). ANALISIS KETERSEDIAAN AIR PADA LAHAN PERTANIAN DAERAH PEMATANG PANJANG, KECAMATAN SUNGAI TABUK. Jukung (Jurnal Teknik Lingkungan), 9(2), 55–62. https://doi.org/10.20527/jukung.v9i2.17572</w:t>
       </w:r>
     </w:p>
     <w:p>
@@ -10874,7 +9744,31 @@
           <w:lang w:eastAsia="en-ID"/>
           <w14:ligatures w14:val="none"/>
         </w:rPr>
-        <w:t xml:space="preserve">Subagja, F. E., Supriyadi, A. P., Kurniadi, A. R., &amp; Saragih, Y. (2023). PENGUJIAN SISTEM PENYIRAMAN TANAMAN OTOMATIS BERBASIS IOT. Infotronik : Jurnal Teknologi Informasi Dan Elektronika, 8(2), 91–97. </w:t>
+        <w:t xml:space="preserve">Subagja, F. E., Supriyadi, A. P., Kurniadi, A. R., &amp; Saragih, Y. (2023). PENGUJIAN SISTEM PENYIRAMAN TANAMAN OTOMATIS BERBASIS IOT. </w:t>
+      </w:r>
+      <w:proofErr w:type="spellStart"/>
+      <w:r>
+        <w:rPr>
+          <w:rFonts w:eastAsia="Times New Roman" w:cs="Times New Roman"/>
+          <w:color w:val="000000" w:themeColor="text1"/>
+          <w:kern w:val="0"/>
+          <w:szCs w:val="24"/>
+          <w:lang w:eastAsia="en-ID"/>
+          <w14:ligatures w14:val="none"/>
+        </w:rPr>
+        <w:t>Infotronik</w:t>
+      </w:r>
+      <w:proofErr w:type="spellEnd"/>
+      <w:r>
+        <w:rPr>
+          <w:rFonts w:eastAsia="Times New Roman" w:cs="Times New Roman"/>
+          <w:color w:val="000000" w:themeColor="text1"/>
+          <w:kern w:val="0"/>
+          <w:szCs w:val="24"/>
+          <w:lang w:eastAsia="en-ID"/>
+          <w14:ligatures w14:val="none"/>
+        </w:rPr>
+        <w:t xml:space="preserve"> : Jurnal Teknologi Informasi Dan Elektronika, 8(2), 91–97. </w:t>
       </w:r>
       <w:hyperlink r:id="rId25" w:history="1">
         <w:r>
@@ -10900,11 +9794,47 @@
           <w:color w:val="000000" w:themeColor="text1"/>
         </w:rPr>
       </w:pPr>
-      <w:r>
-        <w:rPr>
-          <w:color w:val="000000" w:themeColor="text1"/>
-        </w:rPr>
-        <w:t xml:space="preserve">Sujjada, A., Maulana, R., &amp; Fergina, A. (2022). Rancang Bangun Penyiram Tanaman Otomatis Berbasis Internet of Things Menggunakan NodeMCU dan Telegram. Jurnal RESTIKOM Riset Teknik Informatika Dan Komputer, 4(1), 45–49. </w:t>
+      <w:proofErr w:type="spellStart"/>
+      <w:r>
+        <w:rPr>
+          <w:color w:val="000000" w:themeColor="text1"/>
+        </w:rPr>
+        <w:t>Sujjada</w:t>
+      </w:r>
+      <w:proofErr w:type="spellEnd"/>
+      <w:r>
+        <w:rPr>
+          <w:color w:val="000000" w:themeColor="text1"/>
+        </w:rPr>
+        <w:t xml:space="preserve">, A., Maulana, R., &amp; </w:t>
+      </w:r>
+      <w:proofErr w:type="spellStart"/>
+      <w:r>
+        <w:rPr>
+          <w:color w:val="000000" w:themeColor="text1"/>
+        </w:rPr>
+        <w:t>Fergina</w:t>
+      </w:r>
+      <w:proofErr w:type="spellEnd"/>
+      <w:r>
+        <w:rPr>
+          <w:color w:val="000000" w:themeColor="text1"/>
+        </w:rPr>
+        <w:t xml:space="preserve">, A. (2022). Rancang Bangun Penyiram Tanaman Otomatis Berbasis Internet of Things Menggunakan </w:t>
+      </w:r>
+      <w:proofErr w:type="spellStart"/>
+      <w:r>
+        <w:rPr>
+          <w:color w:val="000000" w:themeColor="text1"/>
+        </w:rPr>
+        <w:t>NodeMCU</w:t>
+      </w:r>
+      <w:proofErr w:type="spellEnd"/>
+      <w:r>
+        <w:rPr>
+          <w:color w:val="000000" w:themeColor="text1"/>
+        </w:rPr>
+        <w:t xml:space="preserve"> dan Telegram. Jurnal RESTIKOM Riset Teknik Informatika Dan Komputer, 4(1), 45–49. </w:t>
       </w:r>
       <w:hyperlink r:id="rId26" w:history="1">
         <w:r>
@@ -10943,6 +9873,7 @@
         </w:rPr>
         <w:t xml:space="preserve">Wardhana, R. G., Wang, G., &amp; Sibuea, F. (2023). PENERAPAN MACHINE LEARNING DALAM PREDIKSI TINGKAT KASUS PENYAKIT DI INDONESIA. </w:t>
       </w:r>
+      <w:proofErr w:type="spellStart"/>
       <w:r>
         <w:rPr>
           <w:rFonts w:eastAsia="Times New Roman" w:cs="Times New Roman"/>
@@ -10954,7 +9885,77 @@
           <w:lang w:eastAsia="en-ID"/>
           <w14:ligatures w14:val="none"/>
         </w:rPr>
-        <w:t>Journal of Information System Management (JOISM)</w:t>
+        <w:t>Journal</w:t>
+      </w:r>
+      <w:proofErr w:type="spellEnd"/>
+      <w:r>
+        <w:rPr>
+          <w:rFonts w:eastAsia="Times New Roman" w:cs="Times New Roman"/>
+          <w:i/>
+          <w:iCs/>
+          <w:color w:val="000000" w:themeColor="text1"/>
+          <w:kern w:val="0"/>
+          <w:szCs w:val="24"/>
+          <w:lang w:eastAsia="en-ID"/>
+          <w14:ligatures w14:val="none"/>
+        </w:rPr>
+        <w:t xml:space="preserve"> of </w:t>
+      </w:r>
+      <w:proofErr w:type="spellStart"/>
+      <w:r>
+        <w:rPr>
+          <w:rFonts w:eastAsia="Times New Roman" w:cs="Times New Roman"/>
+          <w:i/>
+          <w:iCs/>
+          <w:color w:val="000000" w:themeColor="text1"/>
+          <w:kern w:val="0"/>
+          <w:szCs w:val="24"/>
+          <w:lang w:eastAsia="en-ID"/>
+          <w14:ligatures w14:val="none"/>
+        </w:rPr>
+        <w:t>Information</w:t>
+      </w:r>
+      <w:proofErr w:type="spellEnd"/>
+      <w:r>
+        <w:rPr>
+          <w:rFonts w:eastAsia="Times New Roman" w:cs="Times New Roman"/>
+          <w:i/>
+          <w:iCs/>
+          <w:color w:val="000000" w:themeColor="text1"/>
+          <w:kern w:val="0"/>
+          <w:szCs w:val="24"/>
+          <w:lang w:eastAsia="en-ID"/>
+          <w14:ligatures w14:val="none"/>
+        </w:rPr>
+        <w:t xml:space="preserve"> System </w:t>
+      </w:r>
+      <w:proofErr w:type="spellStart"/>
+      <w:r>
+        <w:rPr>
+          <w:rFonts w:eastAsia="Times New Roman" w:cs="Times New Roman"/>
+          <w:i/>
+          <w:iCs/>
+          <w:color w:val="000000" w:themeColor="text1"/>
+          <w:kern w:val="0"/>
+          <w:szCs w:val="24"/>
+          <w:lang w:eastAsia="en-ID"/>
+          <w14:ligatures w14:val="none"/>
+        </w:rPr>
+        <w:t>Management</w:t>
+      </w:r>
+      <w:proofErr w:type="spellEnd"/>
+      <w:r>
+        <w:rPr>
+          <w:rFonts w:eastAsia="Times New Roman" w:cs="Times New Roman"/>
+          <w:i/>
+          <w:iCs/>
+          <w:color w:val="000000" w:themeColor="text1"/>
+          <w:kern w:val="0"/>
+          <w:szCs w:val="24"/>
+          <w:lang w:eastAsia="en-ID"/>
+          <w14:ligatures w14:val="none"/>
+        </w:rPr>
+        <w:t xml:space="preserve"> (JOISM)</w:t>
       </w:r>
       <w:r>
         <w:rPr>
@@ -11025,7 +10026,87 @@
           <w:rFonts w:eastAsiaTheme="minorEastAsia"/>
           <w:color w:val="000000" w:themeColor="text1"/>
         </w:rPr>
-        <w:t>Pangestu, M. S., &amp; Fitriani, M. A. (2022). Perbandingan Perhitungan Jarak Euclidean Distance, Manhattan Distance, dan Cosine Similarity dalam Pengelompokan Data Bibit Padi Menggunakan Algoritma K-Means. Sainteks, 19(2), 141–155. https://doi.org/10.30595/sainteks.v19i2.14495</w:t>
+        <w:t xml:space="preserve">Pangestu, M. S., &amp; Fitriani, M. A. (2022). Perbandingan Perhitungan Jarak </w:t>
+      </w:r>
+      <w:proofErr w:type="spellStart"/>
+      <w:r>
+        <w:rPr>
+          <w:rFonts w:eastAsiaTheme="minorEastAsia"/>
+          <w:color w:val="000000" w:themeColor="text1"/>
+        </w:rPr>
+        <w:t>Euclidean</w:t>
+      </w:r>
+      <w:proofErr w:type="spellEnd"/>
+      <w:r>
+        <w:rPr>
+          <w:rFonts w:eastAsiaTheme="minorEastAsia"/>
+          <w:color w:val="000000" w:themeColor="text1"/>
+        </w:rPr>
+        <w:t xml:space="preserve"> Distance, Manhattan Distance, dan </w:t>
+      </w:r>
+      <w:proofErr w:type="spellStart"/>
+      <w:r>
+        <w:rPr>
+          <w:rFonts w:eastAsiaTheme="minorEastAsia"/>
+          <w:color w:val="000000" w:themeColor="text1"/>
+        </w:rPr>
+        <w:t>Cosine</w:t>
+      </w:r>
+      <w:proofErr w:type="spellEnd"/>
+      <w:r>
+        <w:rPr>
+          <w:rFonts w:eastAsiaTheme="minorEastAsia"/>
+          <w:color w:val="000000" w:themeColor="text1"/>
+        </w:rPr>
+        <w:t xml:space="preserve"> </w:t>
+      </w:r>
+      <w:proofErr w:type="spellStart"/>
+      <w:r>
+        <w:rPr>
+          <w:rFonts w:eastAsiaTheme="minorEastAsia"/>
+          <w:color w:val="000000" w:themeColor="text1"/>
+        </w:rPr>
+        <w:t>Similarity</w:t>
+      </w:r>
+      <w:proofErr w:type="spellEnd"/>
+      <w:r>
+        <w:rPr>
+          <w:rFonts w:eastAsiaTheme="minorEastAsia"/>
+          <w:color w:val="000000" w:themeColor="text1"/>
+        </w:rPr>
+        <w:t xml:space="preserve"> dalam Pengelompokan Data Bibit Padi Menggunakan Algoritma K-</w:t>
+      </w:r>
+      <w:proofErr w:type="spellStart"/>
+      <w:r>
+        <w:rPr>
+          <w:rFonts w:eastAsiaTheme="minorEastAsia"/>
+          <w:color w:val="000000" w:themeColor="text1"/>
+        </w:rPr>
+        <w:t>Means</w:t>
+      </w:r>
+      <w:proofErr w:type="spellEnd"/>
+      <w:r>
+        <w:rPr>
+          <w:rFonts w:eastAsiaTheme="minorEastAsia"/>
+          <w:color w:val="000000" w:themeColor="text1"/>
+        </w:rPr>
+        <w:t xml:space="preserve">. </w:t>
+      </w:r>
+      <w:proofErr w:type="spellStart"/>
+      <w:r>
+        <w:rPr>
+          <w:rFonts w:eastAsiaTheme="minorEastAsia"/>
+          <w:color w:val="000000" w:themeColor="text1"/>
+        </w:rPr>
+        <w:t>Sainteks</w:t>
+      </w:r>
+      <w:proofErr w:type="spellEnd"/>
+      <w:r>
+        <w:rPr>
+          <w:rFonts w:eastAsiaTheme="minorEastAsia"/>
+          <w:color w:val="000000" w:themeColor="text1"/>
+        </w:rPr>
+        <w:t>, 19(2), 141–155. https://doi.org/10.30595/sainteks.v19i2.14495</w:t>
       </w:r>
     </w:p>
     <w:p>
@@ -11044,6 +10125,7 @@
           <w14:ligatures w14:val="none"/>
         </w:rPr>
       </w:pPr>
+      <w:proofErr w:type="spellStart"/>
       <w:r>
         <w:rPr>
           <w:rFonts w:eastAsia="Times New Roman" w:cs="Times New Roman"/>
@@ -11053,8 +10135,21 @@
           <w:lang w:eastAsia="en-ID"/>
           <w14:ligatures w14:val="none"/>
         </w:rPr>
-        <w:t xml:space="preserve">Buwarda, S., Lutfi, &amp; Makmur, I. (2023). PENGEMBANGAN SISTEM PENYIRAMAN TANAMAN HORTIKULTURA BERBASIS MIKROKONTROLLER ESP32 DAN APLIKASI TELEGRAM. </w:t>
-      </w:r>
+        <w:t>Buwarda</w:t>
+      </w:r>
+      <w:proofErr w:type="spellEnd"/>
+      <w:r>
+        <w:rPr>
+          <w:rFonts w:eastAsia="Times New Roman" w:cs="Times New Roman"/>
+          <w:color w:val="000000" w:themeColor="text1"/>
+          <w:kern w:val="0"/>
+          <w:szCs w:val="24"/>
+          <w:lang w:eastAsia="en-ID"/>
+          <w14:ligatures w14:val="none"/>
+        </w:rPr>
+        <w:t xml:space="preserve">, S., Lutfi, &amp; Makmur, I. (2023). PENGEMBANGAN SISTEM PENYIRAMAN TANAMAN HORTIKULTURA BERBASIS MIKROKONTROLLER ESP32 DAN APLIKASI TELEGRAM. </w:t>
+      </w:r>
+      <w:proofErr w:type="spellStart"/>
       <w:r>
         <w:rPr>
           <w:rFonts w:eastAsia="Times New Roman" w:cs="Times New Roman"/>
@@ -11066,7 +10161,21 @@
           <w:lang w:eastAsia="en-ID"/>
           <w14:ligatures w14:val="none"/>
         </w:rPr>
-        <w:t>Prosiding Seminar Nasional Teknologi Industri (SNTI)</w:t>
+        <w:t>Prosiding</w:t>
+      </w:r>
+      <w:proofErr w:type="spellEnd"/>
+      <w:r>
+        <w:rPr>
+          <w:rFonts w:eastAsia="Times New Roman" w:cs="Times New Roman"/>
+          <w:i/>
+          <w:iCs/>
+          <w:color w:val="000000" w:themeColor="text1"/>
+          <w:kern w:val="0"/>
+          <w:szCs w:val="24"/>
+          <w:lang w:eastAsia="en-ID"/>
+          <w14:ligatures w14:val="none"/>
+        </w:rPr>
+        <w:t xml:space="preserve"> Seminar Nasional Teknologi Industri (SNTI)</w:t>
       </w:r>
       <w:r>
         <w:rPr>
@@ -14341,7 +13450,6 @@
   <w:style w:type="character" w:default="1" w:styleId="DefaultParagraphFont">
     <w:name w:val="Default Paragraph Font"/>
     <w:uiPriority w:val="1"/>
-    <w:semiHidden/>
     <w:unhideWhenUsed/>
   </w:style>
   <w:style w:type="table" w:default="1" w:styleId="TableNormal">

--- a/PROPOSAL TUGAS AKHIR.docx
+++ b/PROPOSAL TUGAS AKHIR.docx
@@ -630,7 +630,7 @@
     </w:p>
     <w:tbl>
       <w:tblPr>
-        <w:tblStyle w:val="TableGrid"/>
+        <w:tblStyle w:val="KisiTabel"/>
         <w:tblW w:w="8359" w:type="dxa"/>
         <w:jc w:val="center"/>
         <w:tblBorders>
@@ -990,7 +990,6 @@
           <w:b/>
           <w:bCs w:val="0"/>
         </w:rPr>
-        <w:lastRenderedPageBreak/>
         <w:t>KATA PENGANTAR</w:t>
       </w:r>
       <w:bookmarkEnd w:id="2"/>
@@ -1074,7 +1073,7 @@
     </w:p>
     <w:p>
       <w:pPr>
-        <w:pStyle w:val="ListParagraph"/>
+        <w:pStyle w:val="DaftarParagraf"/>
         <w:numPr>
           <w:ilvl w:val="0"/>
           <w:numId w:val="1"/>
@@ -1096,7 +1095,7 @@
     </w:p>
     <w:p>
       <w:pPr>
-        <w:pStyle w:val="ListParagraph"/>
+        <w:pStyle w:val="DaftarParagraf"/>
         <w:numPr>
           <w:ilvl w:val="0"/>
           <w:numId w:val="1"/>
@@ -1118,7 +1117,7 @@
     </w:p>
     <w:p>
       <w:pPr>
-        <w:pStyle w:val="ListParagraph"/>
+        <w:pStyle w:val="DaftarParagraf"/>
         <w:numPr>
           <w:ilvl w:val="0"/>
           <w:numId w:val="1"/>
@@ -1140,7 +1139,7 @@
     </w:p>
     <w:p>
       <w:pPr>
-        <w:pStyle w:val="ListParagraph"/>
+        <w:pStyle w:val="DaftarParagraf"/>
         <w:numPr>
           <w:ilvl w:val="0"/>
           <w:numId w:val="1"/>
@@ -1162,7 +1161,7 @@
     </w:p>
     <w:p>
       <w:pPr>
-        <w:pStyle w:val="ListParagraph"/>
+        <w:pStyle w:val="DaftarParagraf"/>
         <w:numPr>
           <w:ilvl w:val="0"/>
           <w:numId w:val="1"/>
@@ -1184,7 +1183,7 @@
     </w:p>
     <w:p>
       <w:pPr>
-        <w:pStyle w:val="ListParagraph"/>
+        <w:pStyle w:val="DaftarParagraf"/>
         <w:numPr>
           <w:ilvl w:val="0"/>
           <w:numId w:val="1"/>
@@ -1238,7 +1237,7 @@
     </w:p>
     <w:p>
       <w:pPr>
-        <w:pStyle w:val="ListParagraph"/>
+        <w:pStyle w:val="DaftarParagraf"/>
         <w:numPr>
           <w:ilvl w:val="0"/>
           <w:numId w:val="1"/>
@@ -1260,7 +1259,7 @@
     </w:p>
     <w:p>
       <w:pPr>
-        <w:pStyle w:val="ListParagraph"/>
+        <w:pStyle w:val="DaftarParagraf"/>
         <w:numPr>
           <w:ilvl w:val="0"/>
           <w:numId w:val="1"/>
@@ -1282,7 +1281,7 @@
     </w:p>
     <w:p>
       <w:pPr>
-        <w:pStyle w:val="ListParagraph"/>
+        <w:pStyle w:val="DaftarParagraf"/>
         <w:numPr>
           <w:ilvl w:val="0"/>
           <w:numId w:val="1"/>
@@ -1357,7 +1356,7 @@
     </w:p>
     <w:p>
       <w:pPr>
-        <w:pStyle w:val="ListParagraph"/>
+        <w:pStyle w:val="DaftarParagraf"/>
         <w:numPr>
           <w:ilvl w:val="0"/>
           <w:numId w:val="1"/>
@@ -1400,7 +1399,7 @@
     </w:p>
     <w:p>
       <w:pPr>
-        <w:pStyle w:val="ListParagraph"/>
+        <w:pStyle w:val="DaftarParagraf"/>
         <w:numPr>
           <w:ilvl w:val="0"/>
           <w:numId w:val="1"/>
@@ -1417,13 +1416,12 @@
           <w:rFonts w:cs="Times New Roman"/>
           <w:szCs w:val="24"/>
         </w:rPr>
-        <w:lastRenderedPageBreak/>
         <w:t>Keluarga dan teman-teman yang telah memberikan dukungan dan saran selama proses pengerjaan tugas akhir.</w:t>
       </w:r>
     </w:p>
     <w:p>
       <w:pPr>
-        <w:pStyle w:val="ListParagraph"/>
+        <w:pStyle w:val="DaftarParagraf"/>
         <w:numPr>
           <w:ilvl w:val="0"/>
           <w:numId w:val="1"/>
@@ -1500,7 +1498,7 @@
     </w:p>
     <w:tbl>
       <w:tblPr>
-        <w:tblStyle w:val="TableGrid"/>
+        <w:tblStyle w:val="KisiTabel"/>
         <w:tblW w:w="0" w:type="auto"/>
         <w:tblBorders>
           <w:top w:val="none" w:sz="0" w:space="0" w:color="auto"/>
@@ -1694,7 +1692,6 @@
           <w:b/>
           <w:bCs w:val="0"/>
         </w:rPr>
-        <w:lastRenderedPageBreak/>
         <w:t>DAFTAR ISI</w:t>
       </w:r>
       <w:bookmarkEnd w:id="8"/>
@@ -1886,7 +1883,6 @@
           <w:b/>
           <w:bCs w:val="0"/>
         </w:rPr>
-        <w:lastRenderedPageBreak/>
         <w:t>DAFTAR TABEL</w:t>
       </w:r>
       <w:bookmarkEnd w:id="11"/>
@@ -1896,7 +1892,7 @@
     <w:p/>
     <w:p>
       <w:pPr>
-        <w:pStyle w:val="TableofFigures"/>
+        <w:pStyle w:val="TabelGambar"/>
         <w:tabs>
           <w:tab w:val="right" w:leader="dot" w:pos="7927"/>
         </w:tabs>
@@ -1979,7 +1975,7 @@
     </w:p>
     <w:p>
       <w:pPr>
-        <w:pStyle w:val="TableofFigures"/>
+        <w:pStyle w:val="TabelGambar"/>
         <w:tabs>
           <w:tab w:val="right" w:leader="dot" w:pos="7927"/>
         </w:tabs>
@@ -2041,7 +2037,7 @@
     </w:p>
     <w:p>
       <w:pPr>
-        <w:pStyle w:val="TableofFigures"/>
+        <w:pStyle w:val="TabelGambar"/>
         <w:tabs>
           <w:tab w:val="right" w:leader="dot" w:pos="7927"/>
         </w:tabs>
@@ -2103,7 +2099,7 @@
     </w:p>
     <w:p>
       <w:pPr>
-        <w:pStyle w:val="TableofFigures"/>
+        <w:pStyle w:val="TabelGambar"/>
         <w:tabs>
           <w:tab w:val="right" w:leader="dot" w:pos="7927"/>
         </w:tabs>
@@ -2165,7 +2161,7 @@
     </w:p>
     <w:p>
       <w:pPr>
-        <w:pStyle w:val="TableofFigures"/>
+        <w:pStyle w:val="TabelGambar"/>
         <w:tabs>
           <w:tab w:val="right" w:leader="dot" w:pos="7927"/>
         </w:tabs>
@@ -2409,7 +2405,7 @@
     <w:p/>
     <w:p>
       <w:pPr>
-        <w:pStyle w:val="TableofFigures"/>
+        <w:pStyle w:val="TabelGambar"/>
         <w:tabs>
           <w:tab w:val="right" w:leader="dot" w:pos="7927"/>
         </w:tabs>
@@ -2494,7 +2490,7 @@
     </w:p>
     <w:p>
       <w:pPr>
-        <w:pStyle w:val="TableofFigures"/>
+        <w:pStyle w:val="TabelGambar"/>
         <w:tabs>
           <w:tab w:val="right" w:leader="dot" w:pos="7927"/>
         </w:tabs>
@@ -2558,7 +2554,7 @@
     </w:p>
     <w:p>
       <w:pPr>
-        <w:pStyle w:val="TableofFigures"/>
+        <w:pStyle w:val="TabelGambar"/>
         <w:tabs>
           <w:tab w:val="right" w:leader="dot" w:pos="7927"/>
         </w:tabs>
@@ -2726,7 +2722,7 @@
     </w:p>
     <w:p>
       <w:pPr>
-        <w:pStyle w:val="Heading1"/>
+        <w:pStyle w:val="Judul1"/>
         <w:spacing w:line="480" w:lineRule="auto"/>
         <w:jc w:val="center"/>
         <w:rPr>
@@ -2747,7 +2743,6 @@
           <w:bCs/>
           <w:szCs w:val="24"/>
         </w:rPr>
-        <w:lastRenderedPageBreak/>
         <w:t>BAB I</w:t>
       </w:r>
       <w:r>
@@ -2775,7 +2770,7 @@
     </w:p>
     <w:p>
       <w:pPr>
-        <w:pStyle w:val="Heading1"/>
+        <w:pStyle w:val="Judul1"/>
         <w:numPr>
           <w:ilvl w:val="0"/>
           <w:numId w:val="2"/>
@@ -2932,7 +2927,6 @@
         <w:ind w:firstLine="567"/>
       </w:pPr>
       <w:r>
-        <w:lastRenderedPageBreak/>
         <w:t>Berbagai elemen dapat memengaruhi kondisi ini, di antaranya adalah curah hujan, tipe tanah, dan tingkat evapotranspirasi (Hermanto, 2023). Proses evapotranspirasi terdiri dari dua komponen utama, yaitu evaporasi, yang merupakan perubahan air menjadi uap, dan transpirasi, yang mengacu pada penguapan air dari permukaan tanah (Sofia, 2023). Tingkat evapotranspirasi sangat dipengaruhi oleh faktor-faktor iklim serta jenis tanaman yang ada (</w:t>
       </w:r>
       <w:proofErr w:type="spellStart"/>
@@ -3001,11 +2995,7 @@
         <w:t xml:space="preserve">kesulitan dalam memprediksi kelembaban tanah secara akurat akibat perubahan cuaca yang mendadak (Ningrum, 2023). </w:t>
       </w:r>
       <w:r>
-        <w:t xml:space="preserve">Hal ini disebabkan oleh metode pengukuran yang </w:t>
-      </w:r>
-      <w:r>
-        <w:lastRenderedPageBreak/>
-        <w:t>masih dilakukan secara visual dengan menggunakan alat sederhana, yang tidak mampu memberikan data secara real</w:t>
+        <w:t>Hal ini disebabkan oleh metode pengukuran yang masih dilakukan secara visual dengan menggunakan alat sederhana, yang tidak mampu memberikan data secara real</w:t>
       </w:r>
       <w:r>
         <w:t>-</w:t>
@@ -3076,11 +3066,7 @@
         <w:ind w:firstLine="567"/>
       </w:pPr>
       <w:r>
-        <w:t xml:space="preserve">Hasil wawancara dengan Kemas Muhammad Ridhuan, selaku penyuluh pertanian di UPTD Balai Pengembangan Dan Produksi Benih Tanaman Pangan Dan </w:t>
-      </w:r>
-      <w:r>
-        <w:lastRenderedPageBreak/>
-        <w:t xml:space="preserve">Hortikultura mengungkapkan bahwa petani sering menghadapi tantangan dalam memantau musim dan kelembaban tanah secara manual, yang tidak efisien dan bergantung pada fisik. Ketergantungan pada metode tradisional ini sering kali mengakibatkan kegagalan panen dan krisis ekonomi, terutama di bahwa pengaruh fenomena seperti El Nino, yang memperburuk efisiensi dan akurasi dalam pengelolaan tanaman. </w:t>
+        <w:t xml:space="preserve">Hasil wawancara dengan Kemas Muhammad Ridhuan, selaku penyuluh pertanian di UPTD Balai Pengembangan Dan Produksi Benih Tanaman Pangan Dan Hortikultura mengungkapkan bahwa petani sering menghadapi tantangan dalam memantau musim dan kelembaban tanah secara manual, yang tidak efisien dan bergantung pada fisik. Ketergantungan pada metode tradisional ini sering kali mengakibatkan kegagalan panen dan krisis ekonomi, terutama di bahwa pengaruh fenomena seperti El Nino, yang memperburuk efisiensi dan akurasi dalam pengelolaan tanaman. </w:t>
       </w:r>
     </w:p>
     <w:p>
@@ -3131,11 +3117,7 @@
         <w:t>Internet of Things</w:t>
       </w:r>
       <w:r>
-        <w:t xml:space="preserve"> dan kecerdasan buatan memberikan dampak yang signifikan pada berbagai sektor </w:t>
-      </w:r>
-      <w:r>
-        <w:lastRenderedPageBreak/>
-        <w:t xml:space="preserve">pertanian. Salah satu teknologi yang diimplementasikan dalam bidang pertanian adalah </w:t>
+        <w:t xml:space="preserve"> dan kecerdasan buatan memberikan dampak yang signifikan pada berbagai sektor pertanian. Salah satu teknologi yang diimplementasikan dalam bidang pertanian adalah </w:t>
       </w:r>
       <w:r>
         <w:rPr>
@@ -3353,11 +3335,7 @@
         <w:t>Machine Learning</w:t>
       </w:r>
       <w:r>
-        <w:t xml:space="preserve"> memberikan </w:t>
-      </w:r>
-      <w:r>
-        <w:lastRenderedPageBreak/>
-        <w:t>keuntungan signifikan bagi para petani. Sistem ini memungkinkan pemantauan, pengendalian, dan perencanaan irigasi yang lebih efisien dalam waktu, tenaga, dan sumber daya manusia</w:t>
+        <w:t xml:space="preserve"> memberikan keuntungan signifikan bagi para petani. Sistem ini memungkinkan pemantauan, pengendalian, dan perencanaan irigasi yang lebih efisien dalam waktu, tenaga, dan sumber daya manusia</w:t>
       </w:r>
       <w:r>
         <w:t xml:space="preserve">, serta berpotensi mengurangi biaya dan penggunaan air, dan meningkatkan hasil panen. Dengan demikian, penulis tertarik untuk merancang </w:t>
@@ -3371,7 +3349,7 @@
     </w:p>
     <w:p>
       <w:pPr>
-        <w:pStyle w:val="Heading1"/>
+        <w:pStyle w:val="Judul1"/>
         <w:numPr>
           <w:ilvl w:val="0"/>
           <w:numId w:val="2"/>
@@ -3415,7 +3393,7 @@
     </w:p>
     <w:p>
       <w:pPr>
-        <w:pStyle w:val="Heading1"/>
+        <w:pStyle w:val="Judul1"/>
         <w:numPr>
           <w:ilvl w:val="0"/>
           <w:numId w:val="2"/>
@@ -3434,7 +3412,7 @@
     </w:p>
     <w:p>
       <w:pPr>
-        <w:pStyle w:val="Heading2"/>
+        <w:pStyle w:val="Judul2"/>
         <w:numPr>
           <w:ilvl w:val="0"/>
           <w:numId w:val="3"/>
@@ -3463,7 +3441,7 @@
     </w:p>
     <w:p>
       <w:pPr>
-        <w:pStyle w:val="Heading2"/>
+        <w:pStyle w:val="Judul2"/>
         <w:numPr>
           <w:ilvl w:val="0"/>
           <w:numId w:val="3"/>
@@ -3499,7 +3477,7 @@
     </w:p>
     <w:p>
       <w:pPr>
-        <w:pStyle w:val="Heading2"/>
+        <w:pStyle w:val="Judul2"/>
         <w:numPr>
           <w:ilvl w:val="0"/>
           <w:numId w:val="3"/>
@@ -3532,7 +3510,7 @@
     </w:p>
     <w:p>
       <w:pPr>
-        <w:pStyle w:val="Heading1"/>
+        <w:pStyle w:val="Judul1"/>
         <w:numPr>
           <w:ilvl w:val="0"/>
           <w:numId w:val="2"/>
@@ -3542,7 +3520,6 @@
       </w:pPr>
       <w:bookmarkStart w:id="36" w:name="_Toc178662373"/>
       <w:r>
-        <w:lastRenderedPageBreak/>
         <w:t>Analisis Terhadap Karakteristik Solusi</w:t>
       </w:r>
       <w:bookmarkEnd w:id="36"/>
@@ -3555,7 +3532,7 @@
     </w:p>
     <w:p>
       <w:pPr>
-        <w:pStyle w:val="Heading1"/>
+        <w:pStyle w:val="Judul1"/>
         <w:numPr>
           <w:ilvl w:val="0"/>
           <w:numId w:val="2"/>
@@ -3577,7 +3554,7 @@
     </w:p>
     <w:p>
       <w:pPr>
-        <w:pStyle w:val="Heading1"/>
+        <w:pStyle w:val="Judul1"/>
         <w:numPr>
           <w:ilvl w:val="0"/>
           <w:numId w:val="2"/>
@@ -3678,7 +3655,7 @@
     </w:p>
     <w:p>
       <w:pPr>
-        <w:pStyle w:val="Heading1"/>
+        <w:pStyle w:val="Judul1"/>
         <w:numPr>
           <w:ilvl w:val="0"/>
           <w:numId w:val="2"/>
@@ -3769,7 +3746,7 @@
     </w:p>
     <w:p>
       <w:pPr>
-        <w:pStyle w:val="Heading1"/>
+        <w:pStyle w:val="Judul1"/>
         <w:spacing w:line="480" w:lineRule="auto"/>
         <w:jc w:val="center"/>
         <w:rPr>
@@ -3786,7 +3763,6 @@
           <w:bCs/>
           <w:szCs w:val="24"/>
         </w:rPr>
-        <w:lastRenderedPageBreak/>
         <w:t>BAB II</w:t>
       </w:r>
       <w:r>
@@ -3803,7 +3779,7 @@
     </w:p>
     <w:p>
       <w:pPr>
-        <w:pStyle w:val="Heading1"/>
+        <w:pStyle w:val="Judul1"/>
         <w:numPr>
           <w:ilvl w:val="0"/>
           <w:numId w:val="7"/>
@@ -3824,7 +3800,7 @@
     </w:p>
     <w:p>
       <w:pPr>
-        <w:pStyle w:val="Heading2"/>
+        <w:pStyle w:val="Judul2"/>
         <w:numPr>
           <w:ilvl w:val="0"/>
           <w:numId w:val="8"/>
@@ -3944,14 +3920,34 @@
       <w:r>
         <w:t xml:space="preserve">. </w:t>
       </w:r>
-    </w:p>
-    <w:p>
-      <w:pPr>
-        <w:spacing w:after="0" w:line="480" w:lineRule="auto"/>
-        <w:ind w:firstLine="567"/>
-      </w:pPr>
-      <w:r>
-        <w:t xml:space="preserve">Implementasi KNN yang relatif mudah dan sederhana, hanya parameter seperti jumlah tetangga </w:t>
+      <w:r>
+        <w:t xml:space="preserve">Metode </w:t>
+      </w:r>
+      <w:r>
+        <w:t xml:space="preserve">ini memiliki fleksibilitas tinggi dan </w:t>
+      </w:r>
+      <w:r>
+        <w:t>mampu menangani batas keputusan yang kompleks serta menangkap hubungan non-linear yang terdapat dalam data</w:t>
+      </w:r>
+      <w:r>
+        <w:t xml:space="preserve"> (</w:t>
+      </w:r>
+      <w:proofErr w:type="spellStart"/>
+      <w:r>
+        <w:t>Palaniappan</w:t>
+      </w:r>
+      <w:proofErr w:type="spellEnd"/>
+      <w:r>
+        <w:t>, 2024</w:t>
+      </w:r>
+      <w:r>
+        <w:t>)</w:t>
+      </w:r>
+      <w:r>
+        <w:t>.</w:t>
+      </w:r>
+      <w:r>
+        <w:t xml:space="preserve"> Implementasi KNN yang relatif mudah dan sederhana, hanya parameter seperti jumlah tetangga </w:t>
       </w:r>
       <m:oMath>
         <m:r>
@@ -3962,16 +3958,7 @@
         </m:r>
       </m:oMath>
       <w:r>
-        <w:t xml:space="preserve"> dan metode pengukuran jarak</w:t>
-      </w:r>
-      <w:r>
-        <w:t>. Namun</w:t>
-      </w:r>
-      <w:r>
-        <w:t xml:space="preserve">, </w:t>
-      </w:r>
-      <w:r>
-        <w:t>pemilihan parameter harus dilakukan dengan tepat (</w:t>
+        <w:t xml:space="preserve"> dan metode pengukuran jarak. Namun, pemilihan parameter harus dilakukan dengan tepat (</w:t>
       </w:r>
       <w:proofErr w:type="spellStart"/>
       <w:r>
@@ -3979,10 +3966,7 @@
       </w:r>
       <w:proofErr w:type="spellEnd"/>
       <w:r>
-        <w:t xml:space="preserve">, 2020). </w:t>
-      </w:r>
-      <w:r>
-        <w:t xml:space="preserve">Nilai </w:t>
+        <w:t xml:space="preserve">, 2020). Nilai </w:t>
       </w:r>
       <m:oMath>
         <m:r>
@@ -3993,10 +3977,17 @@
         </m:r>
       </m:oMath>
       <w:r>
-        <w:t xml:space="preserve"> yang kecil sangat sensitif terhadap noise, sedangkan</w:t>
-      </w:r>
-      <w:r>
-        <w:t xml:space="preserve"> </w:t>
+        <w:t xml:space="preserve"> yang kecil sangat sensitif terhadap </w:t>
+      </w:r>
+      <w:r>
+        <w:rPr>
+          <w:i/>
+          <w:iCs/>
+        </w:rPr>
+        <w:t>noise</w:t>
+      </w:r>
+      <w:r>
+        <w:t xml:space="preserve">, sedangkan </w:t>
       </w:r>
       <m:oMath>
         <m:r>
@@ -4007,10 +3998,7 @@
         </m:r>
       </m:oMath>
       <w:r>
-        <w:t xml:space="preserve"> yang besar mengurangi noise tetapi membuat metode kurang responsif </w:t>
-      </w:r>
-      <w:r>
-        <w:t>(</w:t>
+        <w:t xml:space="preserve"> yang besar mengurangi noise tetapi membuat metode kurang responsif (</w:t>
       </w:r>
       <w:proofErr w:type="spellStart"/>
       <w:r>
@@ -4018,13 +4006,7 @@
       </w:r>
       <w:proofErr w:type="spellEnd"/>
       <w:r>
-        <w:t xml:space="preserve">, </w:t>
-      </w:r>
-      <w:r>
-        <w:t>2021</w:t>
-      </w:r>
-      <w:r>
-        <w:t>).</w:t>
+        <w:t>, 2021).</w:t>
       </w:r>
     </w:p>
     <w:p>
@@ -4033,7 +4015,27 @@
         <w:ind w:firstLine="567"/>
       </w:pPr>
       <w:r>
-        <w:t>Kelemahan dari metode ini mencakup sensitivitas terhadap outlier dan missing data, serta ketidakcocokan untuk dimensi tinggi (Rahmadini, 2022). Selain itu, metode ini memerlukan komputasi intensif dan waktu pemrosesan yang lebih lama seiring bertambahnya ukuran dataset (</w:t>
+        <w:t xml:space="preserve">Kelemahan dari metode ini mencakup sensitivitas terhadap </w:t>
+      </w:r>
+      <w:r>
+        <w:rPr>
+          <w:i/>
+          <w:iCs/>
+        </w:rPr>
+        <w:t>outlier</w:t>
+      </w:r>
+      <w:r>
+        <w:t xml:space="preserve"> dan </w:t>
+      </w:r>
+      <w:r>
+        <w:rPr>
+          <w:i/>
+          <w:iCs/>
+        </w:rPr>
+        <w:t>missing</w:t>
+      </w:r>
+      <w:r>
+        <w:t xml:space="preserve"> data, serta ketidakcocokan untuk dimensi tinggi (Rahmadini, 2022). Selain itu, metode ini memerlukan komputasi intensif dan waktu pemrosesan yang lebih lama seiring bertambahnya ukuran dataset (</w:t>
       </w:r>
       <w:proofErr w:type="spellStart"/>
       <w:r>
@@ -4049,565 +4051,12 @@
         <w:spacing w:after="0" w:line="480" w:lineRule="auto"/>
         <w:ind w:firstLine="567"/>
       </w:pPr>
-      <w:r>
-        <w:t>Rancangan sistem irigasi yang mengimplementasikan KNN dimulai dengan penentuan parameter, di mana nilai tetangga ditetapkan sebesar</w:t>
-      </w:r>
-      <w:r>
-        <w:t xml:space="preserve"> 5 dan perhitungan yang digunakan adalah jarak manhattan. Metode ini berhasil mencapai akurasi </w:t>
-      </w:r>
-      <w:r>
-        <w:t>sebesar</w:t>
-      </w:r>
-      <w:r>
-        <w:t xml:space="preserve"> 99,3% dan </w:t>
-      </w:r>
-      <w:proofErr w:type="spellStart"/>
-      <w:r>
-        <w:rPr>
-          <w:i/>
-          <w:iCs/>
-        </w:rPr>
-        <w:t>Mean</w:t>
-      </w:r>
-      <w:proofErr w:type="spellEnd"/>
-      <w:r>
-        <w:rPr>
-          <w:i/>
-          <w:iCs/>
-        </w:rPr>
-        <w:t xml:space="preserve"> </w:t>
-      </w:r>
-      <w:proofErr w:type="spellStart"/>
-      <w:r>
-        <w:rPr>
-          <w:i/>
-          <w:iCs/>
-        </w:rPr>
-        <w:t>Square</w:t>
-      </w:r>
-      <w:proofErr w:type="spellEnd"/>
-      <w:r>
-        <w:rPr>
-          <w:i/>
-          <w:iCs/>
-        </w:rPr>
-        <w:t xml:space="preserve"> </w:t>
-      </w:r>
-      <w:proofErr w:type="spellStart"/>
-      <w:r>
-        <w:rPr>
-          <w:i/>
-          <w:iCs/>
-        </w:rPr>
-        <w:t>Error</w:t>
-      </w:r>
-      <w:proofErr w:type="spellEnd"/>
-      <w:r>
-        <w:t xml:space="preserve"> sebesar 1,66 (Kaur, 2024).</w:t>
-      </w:r>
-      <w:r>
-        <w:t xml:space="preserve"> </w:t>
-      </w:r>
-      <w:r>
-        <w:t>Perhitungan jarak manhattan didefinisikan sebagai:</w:t>
-      </w:r>
-    </w:p>
-    <w:p>
-      <w:pPr>
-        <w:spacing w:after="0" w:line="480" w:lineRule="auto"/>
-        <w:jc w:val="center"/>
-        <w:rPr>
-          <w:rFonts w:eastAsiaTheme="minorEastAsia"/>
-        </w:rPr>
-      </w:pPr>
-      <m:oMath>
-        <m:r>
-          <w:rPr>
-            <w:rFonts w:ascii="Cambria Math" w:hAnsi="Cambria Math"/>
-          </w:rPr>
-          <w:lastRenderedPageBreak/>
-          <m:t>d</m:t>
-        </m:r>
-        <m:d>
-          <m:dPr>
-            <m:ctrlPr>
-              <w:rPr>
-                <w:rFonts w:ascii="Cambria Math" w:hAnsi="Cambria Math"/>
-                <w:i/>
-              </w:rPr>
-            </m:ctrlPr>
-          </m:dPr>
-          <m:e>
-            <m:r>
-              <w:rPr>
-                <w:rFonts w:ascii="Cambria Math" w:hAnsi="Cambria Math"/>
-              </w:rPr>
-              <m:t>x,y</m:t>
-            </m:r>
-          </m:e>
-        </m:d>
-        <m:r>
-          <w:rPr>
-            <w:rFonts w:ascii="Cambria Math" w:hAnsi="Cambria Math"/>
-          </w:rPr>
-          <m:t xml:space="preserve">= </m:t>
-        </m:r>
-        <m:nary>
-          <m:naryPr>
-            <m:chr m:val="∑"/>
-            <m:limLoc m:val="undOvr"/>
-            <m:ctrlPr>
-              <w:rPr>
-                <w:rFonts w:ascii="Cambria Math" w:hAnsi="Cambria Math" w:cs="Times New Roman"/>
-                <w:i/>
-                <w:szCs w:val="24"/>
-              </w:rPr>
-            </m:ctrlPr>
-          </m:naryPr>
-          <m:sub>
-            <m:r>
-              <w:rPr>
-                <w:rFonts w:ascii="Cambria Math" w:hAnsi="Cambria Math" w:cs="Times New Roman"/>
-                <w:szCs w:val="24"/>
-              </w:rPr>
-              <m:t>i=1</m:t>
-            </m:r>
-          </m:sub>
-          <m:sup>
-            <m:r>
-              <w:rPr>
-                <w:rFonts w:ascii="Cambria Math" w:hAnsi="Cambria Math" w:cs="Times New Roman"/>
-                <w:szCs w:val="24"/>
-              </w:rPr>
-              <m:t>n</m:t>
-            </m:r>
-          </m:sup>
-          <m:e>
-            <m:d>
-              <m:dPr>
-                <m:begChr m:val="|"/>
-                <m:endChr m:val="|"/>
-                <m:ctrlPr>
-                  <w:rPr>
-                    <w:rFonts w:ascii="Cambria Math" w:hAnsi="Cambria Math" w:cs="Times New Roman"/>
-                    <w:i/>
-                    <w:szCs w:val="24"/>
-                  </w:rPr>
-                </m:ctrlPr>
-              </m:dPr>
-              <m:e>
-                <m:sSub>
-                  <m:sSubPr>
-                    <m:ctrlPr>
-                      <w:rPr>
-                        <w:rFonts w:ascii="Cambria Math" w:hAnsi="Cambria Math" w:cs="Times New Roman"/>
-                        <w:i/>
-                        <w:szCs w:val="24"/>
-                      </w:rPr>
-                    </m:ctrlPr>
-                  </m:sSubPr>
-                  <m:e>
-                    <m:r>
-                      <w:rPr>
-                        <w:rFonts w:ascii="Cambria Math" w:hAnsi="Cambria Math" w:cs="Times New Roman"/>
-                        <w:szCs w:val="24"/>
-                      </w:rPr>
-                      <m:t>x</m:t>
-                    </m:r>
-                  </m:e>
-                  <m:sub>
-                    <m:r>
-                      <w:rPr>
-                        <w:rFonts w:ascii="Cambria Math" w:hAnsi="Cambria Math" w:cs="Times New Roman"/>
-                        <w:szCs w:val="24"/>
-                      </w:rPr>
-                      <m:t>i</m:t>
-                    </m:r>
-                  </m:sub>
-                </m:sSub>
-                <m:r>
-                  <w:rPr>
-                    <w:rFonts w:ascii="Cambria Math" w:hAnsi="Cambria Math" w:cs="Times New Roman"/>
-                    <w:szCs w:val="24"/>
-                  </w:rPr>
-                  <m:t xml:space="preserve">- </m:t>
-                </m:r>
-                <m:sSub>
-                  <m:sSubPr>
-                    <m:ctrlPr>
-                      <w:rPr>
-                        <w:rFonts w:ascii="Cambria Math" w:hAnsi="Cambria Math" w:cs="Times New Roman"/>
-                        <w:i/>
-                        <w:szCs w:val="24"/>
-                      </w:rPr>
-                    </m:ctrlPr>
-                  </m:sSubPr>
-                  <m:e>
-                    <m:r>
-                      <w:rPr>
-                        <w:rFonts w:ascii="Cambria Math" w:hAnsi="Cambria Math" w:cs="Times New Roman"/>
-                        <w:szCs w:val="24"/>
-                      </w:rPr>
-                      <m:t>y</m:t>
-                    </m:r>
-                  </m:e>
-                  <m:sub>
-                    <m:r>
-                      <w:rPr>
-                        <w:rFonts w:ascii="Cambria Math" w:hAnsi="Cambria Math" w:cs="Times New Roman"/>
-                        <w:szCs w:val="24"/>
-                      </w:rPr>
-                      <m:t>i</m:t>
-                    </m:r>
-                  </m:sub>
-                </m:sSub>
-              </m:e>
-            </m:d>
-          </m:e>
-        </m:nary>
-      </m:oMath>
-      <w:r>
-        <w:rPr>
-          <w:rFonts w:eastAsiaTheme="minorEastAsia"/>
-        </w:rPr>
-        <w:tab/>
-      </w:r>
-      <w:r>
-        <w:rPr>
-          <w:rFonts w:eastAsiaTheme="minorEastAsia"/>
-        </w:rPr>
-        <w:tab/>
-        <w:t>(2.1)</w:t>
-      </w:r>
-    </w:p>
-    <w:p>
-      <w:pPr>
-        <w:spacing w:after="0" w:line="480" w:lineRule="auto"/>
-      </w:pPr>
-      <w:r>
-        <w:t xml:space="preserve">di mana </w:t>
-      </w:r>
-      <m:oMath>
-        <m:r>
-          <w:rPr>
-            <w:rFonts w:ascii="Cambria Math" w:hAnsi="Cambria Math"/>
-          </w:rPr>
-          <m:t>d</m:t>
-        </m:r>
-        <m:d>
-          <m:dPr>
-            <m:ctrlPr>
-              <w:rPr>
-                <w:rFonts w:ascii="Cambria Math" w:hAnsi="Cambria Math"/>
-                <w:i/>
-              </w:rPr>
-            </m:ctrlPr>
-          </m:dPr>
-          <m:e>
-            <m:r>
-              <w:rPr>
-                <w:rFonts w:ascii="Cambria Math" w:hAnsi="Cambria Math"/>
-              </w:rPr>
-              <m:t>x,y</m:t>
-            </m:r>
-          </m:e>
-        </m:d>
-      </m:oMath>
-      <w:r>
-        <w:rPr>
-          <w:rFonts w:eastAsiaTheme="minorEastAsia"/>
-        </w:rPr>
-        <w:t xml:space="preserve"> adalah jarak antara vektor </w:t>
-      </w:r>
-      <m:oMath>
-        <m:sSub>
-          <m:sSubPr>
-            <m:ctrlPr>
-              <w:rPr>
-                <w:rFonts w:ascii="Cambria Math" w:hAnsi="Cambria Math"/>
-                <w:i/>
-              </w:rPr>
-            </m:ctrlPr>
-          </m:sSubPr>
-          <m:e>
-            <m:r>
-              <w:rPr>
-                <w:rFonts w:ascii="Cambria Math" w:hAnsi="Cambria Math"/>
-              </w:rPr>
-              <m:t>x</m:t>
-            </m:r>
-          </m:e>
-          <m:sub>
-            <m:r>
-              <w:rPr>
-                <w:rFonts w:ascii="Cambria Math" w:hAnsi="Cambria Math"/>
-              </w:rPr>
-              <m:t>i</m:t>
-            </m:r>
-          </m:sub>
-        </m:sSub>
-      </m:oMath>
-      <w:r>
-        <w:rPr>
-          <w:rFonts w:eastAsiaTheme="minorEastAsia"/>
-        </w:rPr>
-        <w:t xml:space="preserve"> </w:t>
-      </w:r>
-      <w:r>
-        <w:rPr>
-          <w:rFonts w:eastAsiaTheme="minorEastAsia"/>
-        </w:rPr>
-        <w:t xml:space="preserve">(sebagai sampel atau pelatihan data) </w:t>
-      </w:r>
-      <w:r>
-        <w:rPr>
-          <w:rFonts w:eastAsiaTheme="minorEastAsia"/>
-        </w:rPr>
-        <w:t xml:space="preserve">dan </w:t>
-      </w:r>
-      <m:oMath>
-        <m:sSub>
-          <m:sSubPr>
-            <m:ctrlPr>
-              <w:rPr>
-                <w:rFonts w:ascii="Cambria Math" w:hAnsi="Cambria Math"/>
-                <w:i/>
-              </w:rPr>
-            </m:ctrlPr>
-          </m:sSubPr>
-          <m:e>
-            <m:r>
-              <w:rPr>
-                <w:rFonts w:ascii="Cambria Math" w:hAnsi="Cambria Math"/>
-              </w:rPr>
-              <m:t>y</m:t>
-            </m:r>
-          </m:e>
-          <m:sub>
-            <m:r>
-              <w:rPr>
-                <w:rFonts w:ascii="Cambria Math" w:hAnsi="Cambria Math"/>
-              </w:rPr>
-              <m:t>i</m:t>
-            </m:r>
-          </m:sub>
-        </m:sSub>
-      </m:oMath>
-      <w:r>
-        <w:rPr>
-          <w:rFonts w:eastAsiaTheme="minorEastAsia"/>
-        </w:rPr>
-        <w:t xml:space="preserve"> </w:t>
-      </w:r>
-      <w:r>
-        <w:rPr>
-          <w:rFonts w:eastAsiaTheme="minorEastAsia"/>
-        </w:rPr>
-        <w:t xml:space="preserve">(sebagai data uji), </w:t>
-      </w:r>
-      <m:oMath>
-        <m:r>
-          <w:rPr>
-            <w:rFonts w:ascii="Cambria Math" w:hAnsi="Cambria Math"/>
-          </w:rPr>
-          <m:t>n</m:t>
-        </m:r>
-      </m:oMath>
-      <w:r>
-        <w:rPr>
-          <w:rFonts w:eastAsiaTheme="minorEastAsia"/>
-        </w:rPr>
-        <w:t xml:space="preserve"> adalah jumlah atribut, dan </w:t>
-      </w:r>
-      <m:oMath>
-        <m:r>
-          <w:rPr>
-            <w:rFonts w:ascii="Cambria Math" w:hAnsi="Cambria Math"/>
-          </w:rPr>
-          <m:t>i</m:t>
-        </m:r>
-      </m:oMath>
-      <w:r>
-        <w:rPr>
-          <w:rFonts w:eastAsiaTheme="minorEastAsia"/>
-        </w:rPr>
-        <w:t xml:space="preserve"> adalah indeks atribut</w:t>
-      </w:r>
-      <w:r>
-        <w:rPr>
-          <w:rFonts w:eastAsiaTheme="minorEastAsia"/>
-        </w:rPr>
-        <w:t>.</w:t>
-      </w:r>
     </w:p>
     <w:p>
       <w:pPr>
         <w:spacing w:after="0" w:line="480" w:lineRule="auto"/>
         <w:ind w:firstLine="567"/>
-        <w:rPr>
-          <w:bCs/>
-          <w:szCs w:val="24"/>
-        </w:rPr>
-      </w:pPr>
-      <w:r>
-        <w:rPr>
-          <w:bCs/>
-          <w:szCs w:val="24"/>
-        </w:rPr>
-        <w:t xml:space="preserve">Proses kerja yang dilakukan dalam metode </w:t>
-      </w:r>
-      <w:r>
-        <w:rPr>
-          <w:bCs/>
-          <w:i/>
-          <w:iCs/>
-          <w:szCs w:val="24"/>
-        </w:rPr>
-        <w:t>K-Nearest Neighbors</w:t>
-      </w:r>
-      <w:r>
-        <w:rPr>
-          <w:bCs/>
-          <w:szCs w:val="24"/>
-        </w:rPr>
-        <w:t xml:space="preserve"> secara umum terdiri dari langkah-langkah berikut:</w:t>
-      </w:r>
-    </w:p>
-    <w:p>
-      <w:pPr>
-        <w:pStyle w:val="ListParagraph"/>
-        <w:numPr>
-          <w:ilvl w:val="0"/>
-          <w:numId w:val="19"/>
-        </w:numPr>
-        <w:spacing w:after="0" w:line="480" w:lineRule="auto"/>
-        <w:ind w:left="567" w:hanging="567"/>
-        <w:rPr>
-          <w:bCs/>
-          <w:szCs w:val="24"/>
-        </w:rPr>
-      </w:pPr>
-      <w:r>
-        <w:rPr>
-          <w:bCs/>
-          <w:szCs w:val="24"/>
-        </w:rPr>
-        <w:t xml:space="preserve">Menetapkan nilai </w:t>
-      </w:r>
-      <w:r>
-        <w:rPr>
-          <w:bCs/>
-          <w:i/>
-          <w:iCs/>
-          <w:szCs w:val="24"/>
-        </w:rPr>
-        <w:t>k</w:t>
-      </w:r>
-      <w:r>
-        <w:rPr>
-          <w:bCs/>
-          <w:szCs w:val="24"/>
-        </w:rPr>
-        <w:t xml:space="preserve"> atau jumlah tetangga yang akan ditentukan.</w:t>
-      </w:r>
-    </w:p>
-    <w:p>
-      <w:pPr>
-        <w:pStyle w:val="ListParagraph"/>
-        <w:numPr>
-          <w:ilvl w:val="0"/>
-          <w:numId w:val="19"/>
-        </w:numPr>
-        <w:spacing w:after="0" w:line="480" w:lineRule="auto"/>
-        <w:ind w:left="567" w:hanging="567"/>
-        <w:rPr>
-          <w:bCs/>
-          <w:szCs w:val="24"/>
-        </w:rPr>
-      </w:pPr>
-      <w:r>
-        <w:rPr>
-          <w:bCs/>
-          <w:szCs w:val="24"/>
-        </w:rPr>
-        <w:t xml:space="preserve">Menghitung jarak </w:t>
-      </w:r>
-      <w:r>
-        <w:rPr>
-          <w:bCs/>
-          <w:i/>
-          <w:iCs/>
-          <w:szCs w:val="24"/>
-        </w:rPr>
-        <w:t>Manhattan</w:t>
-      </w:r>
-      <w:r>
-        <w:rPr>
-          <w:bCs/>
-          <w:szCs w:val="24"/>
-        </w:rPr>
-        <w:t xml:space="preserve"> menggunakan persamaan (2.1) antara setiap data uji dan seluruh data latih.</w:t>
-      </w:r>
-    </w:p>
-    <w:p>
-      <w:pPr>
-        <w:pStyle w:val="ListParagraph"/>
-        <w:numPr>
-          <w:ilvl w:val="0"/>
-          <w:numId w:val="19"/>
-        </w:numPr>
-        <w:spacing w:after="0" w:line="480" w:lineRule="auto"/>
-        <w:ind w:left="567" w:hanging="567"/>
-        <w:rPr>
-          <w:bCs/>
-          <w:szCs w:val="24"/>
-        </w:rPr>
-      </w:pPr>
-      <w:r>
-        <w:rPr>
-          <w:bCs/>
-          <w:szCs w:val="24"/>
-        </w:rPr>
-        <w:t>Mengurutkan hasil perhitungan jarak dari data uji terhadap data latih, mulai dari jarak terkecil hingga jarak terbesar.</w:t>
-      </w:r>
-    </w:p>
-    <w:p>
-      <w:pPr>
-        <w:pStyle w:val="ListParagraph"/>
-        <w:numPr>
-          <w:ilvl w:val="0"/>
-          <w:numId w:val="19"/>
-        </w:numPr>
-        <w:spacing w:after="0" w:line="480" w:lineRule="auto"/>
-        <w:ind w:left="567" w:hanging="567"/>
-        <w:rPr>
-          <w:bCs/>
-          <w:szCs w:val="24"/>
-        </w:rPr>
-      </w:pPr>
-      <w:r>
-        <w:rPr>
-          <w:bCs/>
-          <w:szCs w:val="24"/>
-        </w:rPr>
-        <w:t xml:space="preserve">Melakukan klasifikasi data berdasarkan kelas yang paling banyak muncul, sesuai dengan nilai </w:t>
-      </w:r>
-      <w:r>
-        <w:rPr>
-          <w:bCs/>
-          <w:i/>
-          <w:iCs/>
-          <w:szCs w:val="24"/>
-        </w:rPr>
-        <w:t>k</w:t>
-      </w:r>
-      <w:r>
-        <w:rPr>
-          <w:bCs/>
-          <w:szCs w:val="24"/>
-        </w:rPr>
-        <w:t xml:space="preserve"> yang telah ditentukan.</w:t>
-      </w:r>
+      </w:pPr>
     </w:p>
     <w:p>
       <w:pPr>
@@ -4617,7 +4066,7 @@
     </w:p>
     <w:p>
       <w:pPr>
-        <w:pStyle w:val="Heading2"/>
+        <w:pStyle w:val="Judul2"/>
         <w:numPr>
           <w:ilvl w:val="0"/>
           <w:numId w:val="8"/>
@@ -4712,7 +4161,61 @@
         <w:rPr>
           <w:rFonts w:cs="Times New Roman"/>
         </w:rPr>
-        <w:t xml:space="preserve">, yang diterapkan untuk menyelesaikan masalah klasifikasi maupun regresi. SVM bekerja dengan mencari </w:t>
+        <w:t>, yang diterapkan untuk menyelesaikan masalah klasifikasi maupun regresi</w:t>
+      </w:r>
+      <w:r>
+        <w:rPr>
+          <w:rFonts w:cs="Times New Roman"/>
+        </w:rPr>
+        <w:t xml:space="preserve">. </w:t>
+      </w:r>
+      <w:r>
+        <w:rPr>
+          <w:rFonts w:cs="Times New Roman"/>
+        </w:rPr>
+        <w:t xml:space="preserve">Metode ini </w:t>
+      </w:r>
+      <w:r>
+        <w:rPr>
+          <w:rFonts w:cs="Times New Roman"/>
+        </w:rPr>
+        <w:t>dapat</w:t>
+      </w:r>
+      <w:r>
+        <w:rPr>
+          <w:rFonts w:cs="Times New Roman"/>
+        </w:rPr>
+        <w:t xml:space="preserve"> </w:t>
+      </w:r>
+      <w:r>
+        <w:rPr>
+          <w:rFonts w:cs="Times New Roman"/>
+        </w:rPr>
+        <w:t>menangani</w:t>
+      </w:r>
+      <w:r>
+        <w:rPr>
+          <w:rFonts w:cs="Times New Roman"/>
+        </w:rPr>
+        <w:t xml:space="preserve"> </w:t>
+      </w:r>
+      <w:r>
+        <w:rPr>
+          <w:rFonts w:cs="Times New Roman"/>
+        </w:rPr>
+        <w:t>data</w:t>
+      </w:r>
+      <w:r>
+        <w:rPr>
+          <w:rFonts w:cs="Times New Roman"/>
+        </w:rPr>
+        <w:t xml:space="preserve"> yang dapati dipisahkan secara linier maupun non-linier. </w:t>
+      </w:r>
+      <w:r>
+        <w:rPr>
+          <w:rFonts w:cs="Times New Roman"/>
+        </w:rPr>
+        <w:t xml:space="preserve">SVM bekerja dengan mencari </w:t>
       </w:r>
       <w:r>
         <w:rPr>
@@ -4842,13 +4345,22 @@
         <w:spacing w:after="0" w:line="480" w:lineRule="auto"/>
         <w:ind w:firstLine="567"/>
         <w:rPr>
-          <w:rFonts w:cs="Times New Roman"/>
-        </w:rPr>
-      </w:pPr>
-    </w:p>
-    <w:p>
-      <w:pPr>
-        <w:pStyle w:val="Heading2"/>
+          <w:rFonts w:eastAsiaTheme="minorEastAsia"/>
+        </w:rPr>
+      </w:pPr>
+    </w:p>
+    <w:p>
+      <w:pPr>
+        <w:spacing w:after="0" w:line="480" w:lineRule="auto"/>
+        <w:ind w:firstLine="567"/>
+        <w:rPr>
+          <w:rFonts w:cs="Times New Roman"/>
+        </w:rPr>
+      </w:pPr>
+    </w:p>
+    <w:p>
+      <w:pPr>
+        <w:pStyle w:val="Judul2"/>
         <w:numPr>
           <w:ilvl w:val="0"/>
           <w:numId w:val="8"/>
@@ -4879,16 +4391,80 @@
         <w:ind w:firstLine="567"/>
       </w:pPr>
       <w:r>
-        <w:t xml:space="preserve">Solusi ketiga </w:t>
-      </w:r>
-      <w:r>
-        <w:t xml:space="preserve">adalah </w:t>
-      </w:r>
-      <w:r>
-        <w:t>menggunakan Random Forest</w:t>
+        <w:t xml:space="preserve">Solusi ketiga adalah menggunakan </w:t>
+      </w:r>
+      <w:r>
+        <w:rPr>
+          <w:i/>
+          <w:iCs/>
+        </w:rPr>
+        <w:t>Random Forest</w:t>
       </w:r>
       <w:r>
         <w:t xml:space="preserve"> (RF)</w:t>
+      </w:r>
+      <w:r>
+        <w:t xml:space="preserve"> </w:t>
+      </w:r>
+      <w:r>
+        <w:t xml:space="preserve">adalah metode ensemble yang </w:t>
+      </w:r>
+      <w:r>
+        <w:t xml:space="preserve">menggabungkan sejumlah pohon keputusan untuk klasifikasi atau regresi. </w:t>
+      </w:r>
+      <w:r>
+        <w:t xml:space="preserve">RF bekerja dengan membangun beberapa pohon keputusan secara terpisah menggunakan teknik </w:t>
+      </w:r>
+      <w:proofErr w:type="spellStart"/>
+      <w:r>
+        <w:rPr>
+          <w:i/>
+          <w:iCs/>
+        </w:rPr>
+        <w:t>bagging</w:t>
+      </w:r>
+      <w:proofErr w:type="spellEnd"/>
+      <w:r>
+        <w:t xml:space="preserve"> (</w:t>
+      </w:r>
+      <w:r>
+        <w:rPr>
+          <w:i/>
+          <w:iCs/>
+        </w:rPr>
+        <w:t>bootstrap sampling</w:t>
+      </w:r>
+      <w:r>
+        <w:t xml:space="preserve">) dan pemilihan fitur secara acak </w:t>
+      </w:r>
+      <w:r>
+        <w:t>pada setiap pemisahan simpul</w:t>
+      </w:r>
+      <w:r>
+        <w:t xml:space="preserve"> pada setiap </w:t>
+      </w:r>
+      <w:r>
+        <w:t>simpul</w:t>
+      </w:r>
+      <w:r>
+        <w:t xml:space="preserve"> pohon</w:t>
+      </w:r>
+      <w:r>
+        <w:t xml:space="preserve">. </w:t>
+      </w:r>
+      <w:r>
+        <w:t>Setiap pohon keputusan memberikan suara dalam proses klasifikasi, dan keputusan akhir diambil berdasarkan mayoritas suara (</w:t>
+      </w:r>
+      <w:proofErr w:type="spellStart"/>
+      <w:r>
+        <w:t>Ayabe</w:t>
+      </w:r>
+      <w:proofErr w:type="spellEnd"/>
+      <w:r>
+        <w:t>, 2020).</w:t>
+      </w:r>
+      <w:r>
+        <w:t xml:space="preserve"> </w:t>
       </w:r>
     </w:p>
     <w:p>
@@ -4923,7 +4499,7 @@
     </w:p>
     <w:p>
       <w:pPr>
-        <w:pStyle w:val="Heading1"/>
+        <w:pStyle w:val="Judul1"/>
         <w:numPr>
           <w:ilvl w:val="0"/>
           <w:numId w:val="7"/>
@@ -4977,15 +4553,15 @@
     </w:p>
     <w:tbl>
       <w:tblPr>
-        <w:tblStyle w:val="TableGrid"/>
+        <w:tblStyle w:val="KisiTabel"/>
         <w:tblW w:w="0" w:type="auto"/>
         <w:jc w:val="center"/>
         <w:tblLook w:val="04A0" w:firstRow="1" w:lastRow="0" w:firstColumn="1" w:lastColumn="0" w:noHBand="0" w:noVBand="1"/>
       </w:tblPr>
       <w:tblGrid>
-        <w:gridCol w:w="2263"/>
-        <w:gridCol w:w="4395"/>
-        <w:gridCol w:w="1120"/>
+        <w:gridCol w:w="2122"/>
+        <w:gridCol w:w="4677"/>
+        <w:gridCol w:w="979"/>
       </w:tblGrid>
       <w:tr>
         <w:trPr>
@@ -4994,7 +4570,7 @@
         </w:trPr>
         <w:tc>
           <w:tcPr>
-            <w:tcW w:w="2263" w:type="dxa"/>
+            <w:tcW w:w="2122" w:type="dxa"/>
             <w:vAlign w:val="center"/>
           </w:tcPr>
           <w:p>
@@ -5021,7 +4597,7 @@
         </w:tc>
         <w:tc>
           <w:tcPr>
-            <w:tcW w:w="4395" w:type="dxa"/>
+            <w:tcW w:w="4677" w:type="dxa"/>
             <w:vAlign w:val="center"/>
           </w:tcPr>
           <w:p>
@@ -5067,7 +4643,7 @@
         </w:tc>
         <w:tc>
           <w:tcPr>
-            <w:tcW w:w="1120" w:type="dxa"/>
+            <w:tcW w:w="979" w:type="dxa"/>
             <w:vAlign w:val="center"/>
           </w:tcPr>
           <w:p>
@@ -5098,7 +4674,7 @@
         </w:trPr>
         <w:tc>
           <w:tcPr>
-            <w:tcW w:w="2263" w:type="dxa"/>
+            <w:tcW w:w="2122" w:type="dxa"/>
             <w:vAlign w:val="center"/>
           </w:tcPr>
           <w:p>
@@ -5125,6 +4701,17 @@
           </w:p>
           <w:p>
             <w:pPr>
+              <w:jc w:val="left"/>
+              <w:rPr>
+                <w:rFonts w:cs="Times New Roman"/>
+                <w:sz w:val="18"/>
+                <w:szCs w:val="18"/>
+              </w:rPr>
+            </w:pPr>
+          </w:p>
+          <w:p>
+            <w:pPr>
+              <w:spacing w:line="480" w:lineRule="auto"/>
               <w:jc w:val="left"/>
               <w:rPr>
                 <w:rFonts w:cs="Times New Roman"/>
@@ -5153,160 +4740,6 @@
                 <w:sz w:val="18"/>
                 <w:szCs w:val="18"/>
               </w:rPr>
-              <w:t>Preprocessing</w:t>
-            </w:r>
-            <w:r>
-              <w:rPr>
-                <w:rFonts w:cs="Times New Roman"/>
-                <w:b/>
-                <w:bCs/>
-                <w:sz w:val="18"/>
-                <w:szCs w:val="18"/>
-              </w:rPr>
-              <w:t xml:space="preserve"> Data</w:t>
-            </w:r>
-            <w:r>
-              <w:rPr>
-                <w:rFonts w:cs="Times New Roman"/>
-                <w:sz w:val="18"/>
-                <w:szCs w:val="18"/>
-              </w:rPr>
-              <w:t>:</w:t>
-            </w:r>
-          </w:p>
-          <w:p>
-            <w:pPr>
-              <w:pStyle w:val="ListParagraph"/>
-              <w:numPr>
-                <w:ilvl w:val="0"/>
-                <w:numId w:val="9"/>
-              </w:numPr>
-              <w:spacing w:line="480" w:lineRule="auto"/>
-              <w:ind w:left="142" w:hanging="142"/>
-              <w:rPr>
-                <w:rFonts w:cs="Times New Roman"/>
-                <w:i/>
-                <w:iCs/>
-                <w:sz w:val="18"/>
-                <w:szCs w:val="18"/>
-              </w:rPr>
-            </w:pPr>
-            <w:proofErr w:type="spellStart"/>
-            <w:r>
-              <w:rPr>
-                <w:rFonts w:cs="Times New Roman"/>
-                <w:i/>
-                <w:iCs/>
-                <w:sz w:val="18"/>
-                <w:szCs w:val="18"/>
-              </w:rPr>
-              <w:t>StandardScaler</w:t>
-            </w:r>
-            <w:proofErr w:type="spellEnd"/>
-          </w:p>
-          <w:p>
-            <w:pPr>
-              <w:pStyle w:val="ListParagraph"/>
-              <w:numPr>
-                <w:ilvl w:val="0"/>
-                <w:numId w:val="9"/>
-              </w:numPr>
-              <w:spacing w:line="480" w:lineRule="auto"/>
-              <w:ind w:left="142" w:hanging="142"/>
-              <w:rPr>
-                <w:rFonts w:cs="Times New Roman"/>
-                <w:sz w:val="18"/>
-                <w:szCs w:val="18"/>
-              </w:rPr>
-            </w:pPr>
-            <w:r>
-              <w:rPr>
-                <w:rFonts w:cs="Times New Roman"/>
-                <w:i/>
-                <w:iCs/>
-                <w:sz w:val="18"/>
-                <w:szCs w:val="18"/>
-              </w:rPr>
-              <w:t xml:space="preserve">Split </w:t>
-            </w:r>
-            <w:r>
-              <w:rPr>
-                <w:rFonts w:cs="Times New Roman"/>
-                <w:sz w:val="18"/>
-                <w:szCs w:val="18"/>
-              </w:rPr>
-              <w:t xml:space="preserve">Data: 80% </w:t>
-            </w:r>
-            <w:proofErr w:type="spellStart"/>
-            <w:r>
-              <w:rPr>
-                <w:rFonts w:cs="Times New Roman"/>
-                <w:i/>
-                <w:iCs/>
-                <w:sz w:val="18"/>
-                <w:szCs w:val="18"/>
-              </w:rPr>
-              <w:t>training</w:t>
-            </w:r>
-            <w:proofErr w:type="spellEnd"/>
-            <w:r>
-              <w:rPr>
-                <w:rFonts w:cs="Times New Roman"/>
-                <w:sz w:val="18"/>
-                <w:szCs w:val="18"/>
-              </w:rPr>
-              <w:t xml:space="preserve"> data, 20% </w:t>
-            </w:r>
-            <w:r>
-              <w:rPr>
-                <w:rFonts w:cs="Times New Roman"/>
-                <w:i/>
-                <w:iCs/>
-                <w:sz w:val="18"/>
-                <w:szCs w:val="18"/>
-              </w:rPr>
-              <w:t>testing</w:t>
-            </w:r>
-            <w:r>
-              <w:rPr>
-                <w:rFonts w:cs="Times New Roman"/>
-                <w:sz w:val="18"/>
-                <w:szCs w:val="18"/>
-              </w:rPr>
-              <w:t xml:space="preserve"> data</w:t>
-            </w:r>
-          </w:p>
-          <w:p>
-            <w:pPr>
-              <w:spacing w:line="480" w:lineRule="auto"/>
-              <w:jc w:val="left"/>
-              <w:rPr>
-                <w:rFonts w:cs="Times New Roman"/>
-                <w:sz w:val="18"/>
-                <w:szCs w:val="18"/>
-              </w:rPr>
-            </w:pPr>
-          </w:p>
-          <w:p>
-            <w:pPr>
-              <w:spacing w:line="480" w:lineRule="auto"/>
-              <w:jc w:val="left"/>
-              <w:rPr>
-                <w:rFonts w:cs="Times New Roman"/>
-                <w:sz w:val="18"/>
-                <w:szCs w:val="18"/>
-              </w:rPr>
-            </w:pPr>
-            <w:r>
-              <w:rPr>
-                <w:rFonts w:cs="Times New Roman"/>
-                <w:b/>
-                <w:bCs/>
-                <w:i/>
-                <w:iCs/>
-                <w:sz w:val="18"/>
-                <w:szCs w:val="18"/>
-              </w:rPr>
               <w:t>Classifier</w:t>
             </w:r>
             <w:r>
@@ -5420,7 +4853,7 @@
         </w:tc>
         <w:tc>
           <w:tcPr>
-            <w:tcW w:w="4395" w:type="dxa"/>
+            <w:tcW w:w="4677" w:type="dxa"/>
             <w:vAlign w:val="center"/>
           </w:tcPr>
           <w:p>
@@ -5430,8 +4863,8 @@
                 <w:rFonts w:cs="Times New Roman"/>
                 <w:b/>
                 <w:bCs/>
-                <w:sz w:val="18"/>
-                <w:szCs w:val="18"/>
+                <w:sz w:val="20"/>
+                <w:szCs w:val="20"/>
               </w:rPr>
             </w:pPr>
             <w:r>
@@ -5439,8 +4872,8 @@
                 <w:rFonts w:cs="Times New Roman"/>
                 <w:b/>
                 <w:bCs/>
-                <w:sz w:val="18"/>
-                <w:szCs w:val="18"/>
+                <w:sz w:val="20"/>
+                <w:szCs w:val="20"/>
               </w:rPr>
               <w:t>Aspek Ekonomis</w:t>
             </w:r>
@@ -5450,8 +4883,8 @@
               <w:spacing w:line="480" w:lineRule="auto"/>
               <w:rPr>
                 <w:rFonts w:cs="Times New Roman"/>
-                <w:sz w:val="18"/>
-                <w:szCs w:val="18"/>
+                <w:sz w:val="20"/>
+                <w:szCs w:val="20"/>
               </w:rPr>
             </w:pPr>
           </w:p>
@@ -5462,8 +4895,8 @@
                 <w:rFonts w:cs="Times New Roman"/>
                 <w:b/>
                 <w:bCs/>
-                <w:sz w:val="18"/>
-                <w:szCs w:val="18"/>
+                <w:sz w:val="20"/>
+                <w:szCs w:val="20"/>
               </w:rPr>
             </w:pPr>
             <w:r>
@@ -5471,8 +4904,8 @@
                 <w:rFonts w:cs="Times New Roman"/>
                 <w:b/>
                 <w:bCs/>
-                <w:sz w:val="18"/>
-                <w:szCs w:val="18"/>
+                <w:sz w:val="20"/>
+                <w:szCs w:val="20"/>
               </w:rPr>
               <w:t>Aspek Manufrakturabilitas</w:t>
             </w:r>
@@ -5482,8 +4915,8 @@
               <w:spacing w:line="480" w:lineRule="auto"/>
               <w:rPr>
                 <w:rFonts w:cs="Times New Roman"/>
-                <w:sz w:val="18"/>
-                <w:szCs w:val="18"/>
+                <w:sz w:val="20"/>
+                <w:szCs w:val="20"/>
               </w:rPr>
             </w:pPr>
           </w:p>
@@ -5494,8 +4927,8 @@
                 <w:rFonts w:cs="Times New Roman"/>
                 <w:b/>
                 <w:bCs/>
-                <w:sz w:val="18"/>
-                <w:szCs w:val="18"/>
+                <w:sz w:val="20"/>
+                <w:szCs w:val="20"/>
               </w:rPr>
             </w:pPr>
             <w:r>
@@ -5503,8 +4936,8 @@
                 <w:rFonts w:cs="Times New Roman"/>
                 <w:b/>
                 <w:bCs/>
-                <w:sz w:val="18"/>
-                <w:szCs w:val="18"/>
+                <w:sz w:val="20"/>
+                <w:szCs w:val="20"/>
               </w:rPr>
               <w:t>Aspek Sustainbilitas</w:t>
             </w:r>
@@ -5514,15 +4947,15 @@
               <w:spacing w:line="480" w:lineRule="auto"/>
               <w:rPr>
                 <w:rFonts w:cs="Times New Roman"/>
-                <w:sz w:val="18"/>
-                <w:szCs w:val="18"/>
+                <w:sz w:val="20"/>
+                <w:szCs w:val="20"/>
               </w:rPr>
             </w:pPr>
           </w:p>
         </w:tc>
         <w:tc>
           <w:tcPr>
-            <w:tcW w:w="1120" w:type="dxa"/>
+            <w:tcW w:w="979" w:type="dxa"/>
             <w:vAlign w:val="center"/>
           </w:tcPr>
           <w:p>
@@ -5550,7 +4983,7 @@
         </w:tblPrEx>
         <w:tc>
           <w:tcPr>
-            <w:tcW w:w="2263" w:type="dxa"/>
+            <w:tcW w:w="2122" w:type="dxa"/>
           </w:tcPr>
           <w:p>
             <w:pPr>
@@ -5586,6 +5019,17 @@
           </w:p>
           <w:p>
             <w:pPr>
+              <w:jc w:val="left"/>
+              <w:rPr>
+                <w:rFonts w:cs="Times New Roman"/>
+                <w:sz w:val="18"/>
+                <w:szCs w:val="18"/>
+              </w:rPr>
+            </w:pPr>
+          </w:p>
+          <w:p>
+            <w:pPr>
+              <w:spacing w:line="480" w:lineRule="auto"/>
               <w:jc w:val="left"/>
               <w:rPr>
                 <w:rFonts w:cs="Times New Roman"/>
@@ -5614,160 +5058,6 @@
                 <w:sz w:val="18"/>
                 <w:szCs w:val="18"/>
               </w:rPr>
-              <w:t>Preprocessing</w:t>
-            </w:r>
-            <w:r>
-              <w:rPr>
-                <w:rFonts w:cs="Times New Roman"/>
-                <w:b/>
-                <w:bCs/>
-                <w:sz w:val="18"/>
-                <w:szCs w:val="18"/>
-              </w:rPr>
-              <w:t xml:space="preserve"> Data</w:t>
-            </w:r>
-            <w:r>
-              <w:rPr>
-                <w:rFonts w:cs="Times New Roman"/>
-                <w:sz w:val="18"/>
-                <w:szCs w:val="18"/>
-              </w:rPr>
-              <w:t>:</w:t>
-            </w:r>
-          </w:p>
-          <w:p>
-            <w:pPr>
-              <w:pStyle w:val="ListParagraph"/>
-              <w:numPr>
-                <w:ilvl w:val="0"/>
-                <w:numId w:val="9"/>
-              </w:numPr>
-              <w:spacing w:line="480" w:lineRule="auto"/>
-              <w:ind w:left="142" w:hanging="142"/>
-              <w:rPr>
-                <w:rFonts w:cs="Times New Roman"/>
-                <w:i/>
-                <w:iCs/>
-                <w:sz w:val="18"/>
-                <w:szCs w:val="18"/>
-              </w:rPr>
-            </w:pPr>
-            <w:proofErr w:type="spellStart"/>
-            <w:r>
-              <w:rPr>
-                <w:rFonts w:cs="Times New Roman"/>
-                <w:i/>
-                <w:iCs/>
-                <w:sz w:val="18"/>
-                <w:szCs w:val="18"/>
-              </w:rPr>
-              <w:t>StandardScaler</w:t>
-            </w:r>
-            <w:proofErr w:type="spellEnd"/>
-          </w:p>
-          <w:p>
-            <w:pPr>
-              <w:pStyle w:val="ListParagraph"/>
-              <w:numPr>
-                <w:ilvl w:val="0"/>
-                <w:numId w:val="9"/>
-              </w:numPr>
-              <w:spacing w:line="480" w:lineRule="auto"/>
-              <w:ind w:left="142" w:hanging="142"/>
-              <w:rPr>
-                <w:rFonts w:cs="Times New Roman"/>
-                <w:sz w:val="18"/>
-                <w:szCs w:val="18"/>
-              </w:rPr>
-            </w:pPr>
-            <w:r>
-              <w:rPr>
-                <w:rFonts w:cs="Times New Roman"/>
-                <w:i/>
-                <w:iCs/>
-                <w:sz w:val="18"/>
-                <w:szCs w:val="18"/>
-              </w:rPr>
-              <w:t xml:space="preserve">Split </w:t>
-            </w:r>
-            <w:r>
-              <w:rPr>
-                <w:rFonts w:cs="Times New Roman"/>
-                <w:sz w:val="18"/>
-                <w:szCs w:val="18"/>
-              </w:rPr>
-              <w:t xml:space="preserve">Data: 80% </w:t>
-            </w:r>
-            <w:proofErr w:type="spellStart"/>
-            <w:r>
-              <w:rPr>
-                <w:rFonts w:cs="Times New Roman"/>
-                <w:i/>
-                <w:iCs/>
-                <w:sz w:val="18"/>
-                <w:szCs w:val="18"/>
-              </w:rPr>
-              <w:t>training</w:t>
-            </w:r>
-            <w:proofErr w:type="spellEnd"/>
-            <w:r>
-              <w:rPr>
-                <w:rFonts w:cs="Times New Roman"/>
-                <w:sz w:val="18"/>
-                <w:szCs w:val="18"/>
-              </w:rPr>
-              <w:t xml:space="preserve"> data, 20% </w:t>
-            </w:r>
-            <w:r>
-              <w:rPr>
-                <w:rFonts w:cs="Times New Roman"/>
-                <w:i/>
-                <w:iCs/>
-                <w:sz w:val="18"/>
-                <w:szCs w:val="18"/>
-              </w:rPr>
-              <w:t>testing</w:t>
-            </w:r>
-            <w:r>
-              <w:rPr>
-                <w:rFonts w:cs="Times New Roman"/>
-                <w:sz w:val="18"/>
-                <w:szCs w:val="18"/>
-              </w:rPr>
-              <w:t xml:space="preserve"> data</w:t>
-            </w:r>
-          </w:p>
-          <w:p>
-            <w:pPr>
-              <w:spacing w:line="480" w:lineRule="auto"/>
-              <w:jc w:val="left"/>
-              <w:rPr>
-                <w:rFonts w:cs="Times New Roman"/>
-                <w:sz w:val="18"/>
-                <w:szCs w:val="18"/>
-              </w:rPr>
-            </w:pPr>
-          </w:p>
-          <w:p>
-            <w:pPr>
-              <w:spacing w:line="480" w:lineRule="auto"/>
-              <w:jc w:val="left"/>
-              <w:rPr>
-                <w:rFonts w:cs="Times New Roman"/>
-                <w:sz w:val="18"/>
-                <w:szCs w:val="18"/>
-              </w:rPr>
-            </w:pPr>
-            <w:r>
-              <w:rPr>
-                <w:rFonts w:cs="Times New Roman"/>
-                <w:b/>
-                <w:bCs/>
-                <w:i/>
-                <w:iCs/>
-                <w:sz w:val="18"/>
-                <w:szCs w:val="18"/>
-              </w:rPr>
               <w:t>Classifier</w:t>
             </w:r>
             <w:r>
@@ -5847,7 +5137,7 @@
         </w:tc>
         <w:tc>
           <w:tcPr>
-            <w:tcW w:w="4395" w:type="dxa"/>
+            <w:tcW w:w="4677" w:type="dxa"/>
           </w:tcPr>
           <w:p>
             <w:pPr>
@@ -5856,8 +5146,8 @@
                 <w:rFonts w:cs="Times New Roman"/>
                 <w:b/>
                 <w:bCs/>
-                <w:sz w:val="18"/>
-                <w:szCs w:val="18"/>
+                <w:sz w:val="20"/>
+                <w:szCs w:val="20"/>
               </w:rPr>
             </w:pPr>
             <w:r>
@@ -5865,10 +5155,9 @@
                 <w:rFonts w:cs="Times New Roman"/>
                 <w:b/>
                 <w:bCs/>
-                <w:sz w:val="18"/>
-                <w:szCs w:val="18"/>
-              </w:rPr>
-              <w:lastRenderedPageBreak/>
+                <w:sz w:val="20"/>
+                <w:szCs w:val="20"/>
+              </w:rPr>
               <w:t>Aspek Ekonomis</w:t>
             </w:r>
           </w:p>
@@ -5877,8 +5166,8 @@
               <w:spacing w:line="480" w:lineRule="auto"/>
               <w:rPr>
                 <w:rFonts w:cs="Times New Roman"/>
-                <w:sz w:val="18"/>
-                <w:szCs w:val="18"/>
+                <w:sz w:val="20"/>
+                <w:szCs w:val="20"/>
               </w:rPr>
             </w:pPr>
           </w:p>
@@ -5889,8 +5178,8 @@
                 <w:rFonts w:cs="Times New Roman"/>
                 <w:b/>
                 <w:bCs/>
-                <w:sz w:val="18"/>
-                <w:szCs w:val="18"/>
+                <w:sz w:val="20"/>
+                <w:szCs w:val="20"/>
               </w:rPr>
             </w:pPr>
             <w:r>
@@ -5898,8 +5187,8 @@
                 <w:rFonts w:cs="Times New Roman"/>
                 <w:b/>
                 <w:bCs/>
-                <w:sz w:val="18"/>
-                <w:szCs w:val="18"/>
+                <w:sz w:val="20"/>
+                <w:szCs w:val="20"/>
               </w:rPr>
               <w:t>Aspek Manufrakturabilitas</w:t>
             </w:r>
@@ -5909,8 +5198,8 @@
               <w:spacing w:line="480" w:lineRule="auto"/>
               <w:rPr>
                 <w:rFonts w:cs="Times New Roman"/>
-                <w:sz w:val="18"/>
-                <w:szCs w:val="18"/>
+                <w:sz w:val="20"/>
+                <w:szCs w:val="20"/>
               </w:rPr>
             </w:pPr>
           </w:p>
@@ -5921,8 +5210,8 @@
                 <w:rFonts w:cs="Times New Roman"/>
                 <w:b/>
                 <w:bCs/>
-                <w:sz w:val="18"/>
-                <w:szCs w:val="18"/>
+                <w:sz w:val="20"/>
+                <w:szCs w:val="20"/>
               </w:rPr>
             </w:pPr>
             <w:r>
@@ -5930,8 +5219,8 @@
                 <w:rFonts w:cs="Times New Roman"/>
                 <w:b/>
                 <w:bCs/>
-                <w:sz w:val="18"/>
-                <w:szCs w:val="18"/>
+                <w:sz w:val="20"/>
+                <w:szCs w:val="20"/>
               </w:rPr>
               <w:t>Aspek Sustainbilitas</w:t>
             </w:r>
@@ -5941,15 +5230,15 @@
               <w:spacing w:line="480" w:lineRule="auto"/>
               <w:rPr>
                 <w:rFonts w:cs="Times New Roman"/>
-                <w:sz w:val="18"/>
-                <w:szCs w:val="18"/>
+                <w:sz w:val="20"/>
+                <w:szCs w:val="20"/>
               </w:rPr>
             </w:pPr>
           </w:p>
         </w:tc>
         <w:tc>
           <w:tcPr>
-            <w:tcW w:w="1120" w:type="dxa"/>
+            <w:tcW w:w="979" w:type="dxa"/>
             <w:vAlign w:val="center"/>
           </w:tcPr>
           <w:p>
@@ -5965,7 +5254,6 @@
                 <w:rFonts w:ascii="Segoe UI Symbol" w:hAnsi="Segoe UI Symbol" w:cs="Segoe UI Symbol"/>
                 <w:szCs w:val="24"/>
               </w:rPr>
-              <w:lastRenderedPageBreak/>
               <w:t>🗸</w:t>
             </w:r>
           </w:p>
@@ -5977,7 +5265,7 @@
         </w:tblPrEx>
         <w:tc>
           <w:tcPr>
-            <w:tcW w:w="2263" w:type="dxa"/>
+            <w:tcW w:w="2122" w:type="dxa"/>
           </w:tcPr>
           <w:p>
             <w:pPr>
@@ -6003,6 +5291,17 @@
           </w:p>
           <w:p>
             <w:pPr>
+              <w:jc w:val="left"/>
+              <w:rPr>
+                <w:rFonts w:cs="Times New Roman"/>
+                <w:sz w:val="18"/>
+                <w:szCs w:val="18"/>
+              </w:rPr>
+            </w:pPr>
+          </w:p>
+          <w:p>
+            <w:pPr>
+              <w:spacing w:line="480" w:lineRule="auto"/>
               <w:jc w:val="left"/>
               <w:rPr>
                 <w:rFonts w:cs="Times New Roman"/>
@@ -6031,130 +5330,6 @@
                 <w:sz w:val="18"/>
                 <w:szCs w:val="18"/>
               </w:rPr>
-              <w:t>Preprocessing</w:t>
-            </w:r>
-            <w:r>
-              <w:rPr>
-                <w:rFonts w:cs="Times New Roman"/>
-                <w:b/>
-                <w:bCs/>
-                <w:sz w:val="18"/>
-                <w:szCs w:val="18"/>
-              </w:rPr>
-              <w:t xml:space="preserve"> Data</w:t>
-            </w:r>
-            <w:r>
-              <w:rPr>
-                <w:rFonts w:cs="Times New Roman"/>
-                <w:sz w:val="18"/>
-                <w:szCs w:val="18"/>
-              </w:rPr>
-              <w:t>:</w:t>
-            </w:r>
-          </w:p>
-          <w:p>
-            <w:pPr>
-              <w:pStyle w:val="ListParagraph"/>
-              <w:numPr>
-                <w:ilvl w:val="0"/>
-                <w:numId w:val="9"/>
-              </w:numPr>
-              <w:spacing w:line="480" w:lineRule="auto"/>
-              <w:ind w:left="142" w:hanging="142"/>
-              <w:rPr>
-                <w:rFonts w:cs="Times New Roman"/>
-                <w:sz w:val="18"/>
-                <w:szCs w:val="18"/>
-              </w:rPr>
-            </w:pPr>
-            <w:r>
-              <w:rPr>
-                <w:rFonts w:cs="Times New Roman"/>
-                <w:i/>
-                <w:iCs/>
-                <w:sz w:val="18"/>
-                <w:szCs w:val="18"/>
-              </w:rPr>
-              <w:t xml:space="preserve">Split </w:t>
-            </w:r>
-            <w:r>
-              <w:rPr>
-                <w:rFonts w:cs="Times New Roman"/>
-                <w:sz w:val="18"/>
-                <w:szCs w:val="18"/>
-              </w:rPr>
-              <w:t xml:space="preserve">Data: 80% </w:t>
-            </w:r>
-            <w:proofErr w:type="spellStart"/>
-            <w:r>
-              <w:rPr>
-                <w:rFonts w:cs="Times New Roman"/>
-                <w:i/>
-                <w:iCs/>
-                <w:sz w:val="18"/>
-                <w:szCs w:val="18"/>
-              </w:rPr>
-              <w:t>training</w:t>
-            </w:r>
-            <w:proofErr w:type="spellEnd"/>
-            <w:r>
-              <w:rPr>
-                <w:rFonts w:cs="Times New Roman"/>
-                <w:sz w:val="18"/>
-                <w:szCs w:val="18"/>
-              </w:rPr>
-              <w:t xml:space="preserve"> data, 20% </w:t>
-            </w:r>
-            <w:r>
-              <w:rPr>
-                <w:rFonts w:cs="Times New Roman"/>
-                <w:i/>
-                <w:iCs/>
-                <w:sz w:val="18"/>
-                <w:szCs w:val="18"/>
-              </w:rPr>
-              <w:t>testing</w:t>
-            </w:r>
-            <w:r>
-              <w:rPr>
-                <w:rFonts w:cs="Times New Roman"/>
-                <w:sz w:val="18"/>
-                <w:szCs w:val="18"/>
-              </w:rPr>
-              <w:t xml:space="preserve"> data</w:t>
-            </w:r>
-          </w:p>
-          <w:p>
-            <w:pPr>
-              <w:spacing w:line="480" w:lineRule="auto"/>
-              <w:jc w:val="left"/>
-              <w:rPr>
-                <w:rFonts w:cs="Times New Roman"/>
-                <w:sz w:val="18"/>
-                <w:szCs w:val="18"/>
-              </w:rPr>
-            </w:pPr>
-          </w:p>
-          <w:p>
-            <w:pPr>
-              <w:spacing w:line="480" w:lineRule="auto"/>
-              <w:jc w:val="left"/>
-              <w:rPr>
-                <w:rFonts w:cs="Times New Roman"/>
-                <w:sz w:val="18"/>
-                <w:szCs w:val="18"/>
-              </w:rPr>
-            </w:pPr>
-            <w:r>
-              <w:rPr>
-                <w:rFonts w:cs="Times New Roman"/>
-                <w:b/>
-                <w:bCs/>
-                <w:i/>
-                <w:iCs/>
-                <w:sz w:val="18"/>
-                <w:szCs w:val="18"/>
-              </w:rPr>
               <w:t>Classifier</w:t>
             </w:r>
             <w:r>
@@ -6257,7 +5432,7 @@
         </w:tc>
         <w:tc>
           <w:tcPr>
-            <w:tcW w:w="4395" w:type="dxa"/>
+            <w:tcW w:w="4677" w:type="dxa"/>
           </w:tcPr>
           <w:p>
             <w:pPr>
@@ -6266,8 +5441,8 @@
                 <w:rFonts w:cs="Times New Roman"/>
                 <w:b/>
                 <w:bCs/>
-                <w:sz w:val="18"/>
-                <w:szCs w:val="18"/>
+                <w:sz w:val="20"/>
+                <w:szCs w:val="20"/>
               </w:rPr>
             </w:pPr>
             <w:r>
@@ -6275,8 +5450,8 @@
                 <w:rFonts w:cs="Times New Roman"/>
                 <w:b/>
                 <w:bCs/>
-                <w:sz w:val="18"/>
-                <w:szCs w:val="18"/>
+                <w:sz w:val="20"/>
+                <w:szCs w:val="20"/>
               </w:rPr>
               <w:t>Aspek Ekonomis</w:t>
             </w:r>
@@ -6286,8 +5461,8 @@
               <w:spacing w:line="480" w:lineRule="auto"/>
               <w:rPr>
                 <w:rFonts w:cs="Times New Roman"/>
-                <w:sz w:val="18"/>
-                <w:szCs w:val="18"/>
+                <w:sz w:val="20"/>
+                <w:szCs w:val="20"/>
               </w:rPr>
             </w:pPr>
           </w:p>
@@ -6298,8 +5473,8 @@
                 <w:rFonts w:cs="Times New Roman"/>
                 <w:b/>
                 <w:bCs/>
-                <w:sz w:val="18"/>
-                <w:szCs w:val="18"/>
+                <w:sz w:val="20"/>
+                <w:szCs w:val="20"/>
               </w:rPr>
             </w:pPr>
             <w:r>
@@ -6307,8 +5482,8 @@
                 <w:rFonts w:cs="Times New Roman"/>
                 <w:b/>
                 <w:bCs/>
-                <w:sz w:val="18"/>
-                <w:szCs w:val="18"/>
+                <w:sz w:val="20"/>
+                <w:szCs w:val="20"/>
               </w:rPr>
               <w:t>Aspek Manufrakturabilitas</w:t>
             </w:r>
@@ -6318,8 +5493,8 @@
               <w:spacing w:line="480" w:lineRule="auto"/>
               <w:rPr>
                 <w:rFonts w:cs="Times New Roman"/>
-                <w:sz w:val="18"/>
-                <w:szCs w:val="18"/>
+                <w:sz w:val="20"/>
+                <w:szCs w:val="20"/>
               </w:rPr>
             </w:pPr>
           </w:p>
@@ -6330,8 +5505,8 @@
                 <w:rFonts w:cs="Times New Roman"/>
                 <w:b/>
                 <w:bCs/>
-                <w:sz w:val="18"/>
-                <w:szCs w:val="18"/>
+                <w:sz w:val="20"/>
+                <w:szCs w:val="20"/>
               </w:rPr>
             </w:pPr>
             <w:r>
@@ -6339,8 +5514,8 @@
                 <w:rFonts w:cs="Times New Roman"/>
                 <w:b/>
                 <w:bCs/>
-                <w:sz w:val="18"/>
-                <w:szCs w:val="18"/>
+                <w:sz w:val="20"/>
+                <w:szCs w:val="20"/>
               </w:rPr>
               <w:t>Aspek Sustainbilitas</w:t>
             </w:r>
@@ -6352,15 +5527,15 @@
                 <w:rFonts w:cs="Times New Roman"/>
                 <w:b/>
                 <w:bCs/>
-                <w:sz w:val="18"/>
-                <w:szCs w:val="18"/>
+                <w:sz w:val="20"/>
+                <w:szCs w:val="20"/>
               </w:rPr>
             </w:pPr>
           </w:p>
         </w:tc>
         <w:tc>
           <w:tcPr>
-            <w:tcW w:w="1120" w:type="dxa"/>
+            <w:tcW w:w="979" w:type="dxa"/>
             <w:vAlign w:val="center"/>
           </w:tcPr>
           <w:p>
@@ -6397,7 +5572,7 @@
     </w:p>
     <w:p>
       <w:pPr>
-        <w:pStyle w:val="Heading1"/>
+        <w:pStyle w:val="Judul1"/>
         <w:spacing w:line="480" w:lineRule="auto"/>
         <w:jc w:val="center"/>
         <w:rPr>
@@ -6413,7 +5588,6 @@
           <w:bCs/>
           <w:szCs w:val="24"/>
         </w:rPr>
-        <w:lastRenderedPageBreak/>
         <w:t>BAB III</w:t>
       </w:r>
       <w:r>
@@ -6436,7 +5610,7 @@
     </w:p>
     <w:p>
       <w:pPr>
-        <w:pStyle w:val="Heading1"/>
+        <w:pStyle w:val="Judul1"/>
         <w:numPr>
           <w:ilvl w:val="0"/>
           <w:numId w:val="26"/>
@@ -6461,7 +5635,7 @@
     </w:p>
     <w:p>
       <w:pPr>
-        <w:pStyle w:val="Heading1"/>
+        <w:pStyle w:val="Judul1"/>
         <w:numPr>
           <w:ilvl w:val="0"/>
           <w:numId w:val="26"/>
@@ -6540,7 +5714,7 @@
     </w:p>
     <w:p>
       <w:pPr>
-        <w:pStyle w:val="Heading1"/>
+        <w:pStyle w:val="Judul1"/>
         <w:numPr>
           <w:ilvl w:val="0"/>
           <w:numId w:val="26"/>
@@ -6595,11 +5769,7 @@
         </w:r>
       </w:hyperlink>
       <w:r>
-        <w:t xml:space="preserve">. Dalam dataset ini, terdapat informasi terkait jadwal irigasi tanaman yang mencakup fitur-fitur seperti </w:t>
-      </w:r>
-      <w:r>
-        <w:lastRenderedPageBreak/>
-        <w:t xml:space="preserve">kelembaban tanah, temperatur, dan kelembaban udara. Setiap fitur tersebut memiliki dua kelas target, yaitu data pompa yang bernilai 0 dan 1. </w:t>
+        <w:t xml:space="preserve">. Dalam dataset ini, terdapat informasi terkait jadwal irigasi tanaman yang mencakup fitur-fitur seperti kelembaban tanah, temperatur, dan kelembaban udara. Setiap fitur tersebut memiliki dua kelas target, yaitu data pompa yang bernilai 0 dan 1. </w:t>
       </w:r>
     </w:p>
     <w:p>
@@ -6632,7 +5802,7 @@
     <w:p/>
     <w:p>
       <w:pPr>
-        <w:pStyle w:val="Heading1"/>
+        <w:pStyle w:val="Judul1"/>
         <w:numPr>
           <w:ilvl w:val="0"/>
           <w:numId w:val="26"/>
@@ -6657,7 +5827,7 @@
     </w:p>
     <w:p>
       <w:pPr>
-        <w:pStyle w:val="Heading1"/>
+        <w:pStyle w:val="Judul1"/>
         <w:numPr>
           <w:ilvl w:val="0"/>
           <w:numId w:val="26"/>
@@ -6673,7 +5843,7 @@
     </w:p>
     <w:p>
       <w:pPr>
-        <w:pStyle w:val="Heading1"/>
+        <w:pStyle w:val="Judul1"/>
         <w:numPr>
           <w:ilvl w:val="0"/>
           <w:numId w:val="26"/>
@@ -6788,7 +5958,7 @@
     </w:p>
     <w:p>
       <w:pPr>
-        <w:pStyle w:val="Heading1"/>
+        <w:pStyle w:val="Judul1"/>
         <w:numPr>
           <w:ilvl w:val="0"/>
           <w:numId w:val="26"/>
@@ -6833,7 +6003,7 @@
     </w:p>
     <w:p>
       <w:pPr>
-        <w:pStyle w:val="ListParagraph"/>
+        <w:pStyle w:val="DaftarParagraf"/>
         <w:numPr>
           <w:ilvl w:val="0"/>
           <w:numId w:val="5"/>
@@ -6842,13 +6012,12 @@
         <w:ind w:left="567" w:hanging="567"/>
       </w:pPr>
       <w:r>
-        <w:lastRenderedPageBreak/>
         <w:t>Akurasi adalah ukuran yang menunjukkan seberapa efektif model dalam mengklasifikasi data secara keseluruhan dengan benar.</w:t>
       </w:r>
     </w:p>
     <w:p>
       <w:pPr>
-        <w:pStyle w:val="ListParagraph"/>
+        <w:pStyle w:val="DaftarParagraf"/>
         <w:spacing w:after="0" w:line="480" w:lineRule="auto"/>
         <w:jc w:val="center"/>
         <w:rPr>
@@ -7073,7 +6242,7 @@
     </w:p>
     <w:p>
       <w:pPr>
-        <w:pStyle w:val="ListParagraph"/>
+        <w:pStyle w:val="DaftarParagraf"/>
         <w:spacing w:after="0" w:line="480" w:lineRule="auto"/>
         <w:ind w:left="567"/>
       </w:pPr>
@@ -7083,7 +6252,7 @@
     </w:p>
     <w:p>
       <w:pPr>
-        <w:pStyle w:val="ListParagraph"/>
+        <w:pStyle w:val="DaftarParagraf"/>
         <w:spacing w:after="0" w:line="480" w:lineRule="auto"/>
         <w:ind w:left="567"/>
         <w:rPr>
@@ -7155,7 +6324,7 @@
     </w:p>
     <w:p>
       <w:pPr>
-        <w:pStyle w:val="ListParagraph"/>
+        <w:pStyle w:val="DaftarParagraf"/>
         <w:spacing w:after="0" w:line="480" w:lineRule="auto"/>
         <w:ind w:left="567"/>
         <w:rPr>
@@ -7227,7 +6396,7 @@
     </w:p>
     <w:p>
       <w:pPr>
-        <w:pStyle w:val="ListParagraph"/>
+        <w:pStyle w:val="DaftarParagraf"/>
         <w:spacing w:after="0" w:line="480" w:lineRule="auto"/>
         <w:ind w:left="567"/>
         <w:rPr>
@@ -7299,7 +6468,7 @@
     </w:p>
     <w:p>
       <w:pPr>
-        <w:pStyle w:val="ListParagraph"/>
+        <w:pStyle w:val="DaftarParagraf"/>
         <w:spacing w:after="0" w:line="480" w:lineRule="auto"/>
         <w:ind w:left="567"/>
         <w:rPr>
@@ -7371,7 +6540,7 @@
     </w:p>
     <w:p>
       <w:pPr>
-        <w:pStyle w:val="ListParagraph"/>
+        <w:pStyle w:val="DaftarParagraf"/>
         <w:numPr>
           <w:ilvl w:val="0"/>
           <w:numId w:val="5"/>
@@ -7385,7 +6554,7 @@
     </w:p>
     <w:p>
       <w:pPr>
-        <w:pStyle w:val="ListParagraph"/>
+        <w:pStyle w:val="DaftarParagraf"/>
         <w:spacing w:after="0" w:line="480" w:lineRule="auto"/>
         <w:ind w:left="567"/>
         <w:jc w:val="center"/>
@@ -7515,7 +6684,7 @@
     </w:p>
     <w:p>
       <w:pPr>
-        <w:pStyle w:val="ListParagraph"/>
+        <w:pStyle w:val="DaftarParagraf"/>
         <w:spacing w:after="0" w:line="480" w:lineRule="auto"/>
         <w:ind w:left="567"/>
       </w:pPr>
@@ -7525,7 +6694,7 @@
     </w:p>
     <w:p>
       <w:pPr>
-        <w:pStyle w:val="ListParagraph"/>
+        <w:pStyle w:val="DaftarParagraf"/>
         <w:spacing w:after="0" w:line="480" w:lineRule="auto"/>
         <w:ind w:left="567"/>
         <w:rPr>
@@ -7597,7 +6766,7 @@
     </w:p>
     <w:p>
       <w:pPr>
-        <w:pStyle w:val="ListParagraph"/>
+        <w:pStyle w:val="DaftarParagraf"/>
         <w:spacing w:after="0" w:line="480" w:lineRule="auto"/>
         <w:ind w:left="567"/>
       </w:pPr>
@@ -7666,7 +6835,7 @@
     </w:p>
     <w:p>
       <w:pPr>
-        <w:pStyle w:val="ListParagraph"/>
+        <w:pStyle w:val="DaftarParagraf"/>
         <w:numPr>
           <w:ilvl w:val="0"/>
           <w:numId w:val="5"/>
@@ -7820,7 +6989,7 @@
     </w:p>
     <w:p>
       <w:pPr>
-        <w:pStyle w:val="ListParagraph"/>
+        <w:pStyle w:val="DaftarParagraf"/>
         <w:spacing w:after="0" w:line="480" w:lineRule="auto"/>
         <w:ind w:left="567"/>
       </w:pPr>
@@ -7830,7 +6999,7 @@
     </w:p>
     <w:p>
       <w:pPr>
-        <w:pStyle w:val="ListParagraph"/>
+        <w:pStyle w:val="DaftarParagraf"/>
         <w:spacing w:after="0" w:line="480" w:lineRule="auto"/>
         <w:ind w:left="567"/>
         <w:rPr>
@@ -7902,7 +7071,7 @@
     </w:p>
     <w:p>
       <w:pPr>
-        <w:pStyle w:val="ListParagraph"/>
+        <w:pStyle w:val="DaftarParagraf"/>
         <w:spacing w:after="0" w:line="480" w:lineRule="auto"/>
         <w:ind w:left="567"/>
         <w:rPr>
@@ -7974,7 +7143,7 @@
     </w:p>
     <w:p>
       <w:pPr>
-        <w:pStyle w:val="ListParagraph"/>
+        <w:pStyle w:val="DaftarParagraf"/>
         <w:numPr>
           <w:ilvl w:val="0"/>
           <w:numId w:val="5"/>
@@ -8057,7 +7226,7 @@
     <w:p/>
     <w:p>
       <w:pPr>
-        <w:pStyle w:val="Heading1"/>
+        <w:pStyle w:val="Judul1"/>
         <w:numPr>
           <w:ilvl w:val="0"/>
           <w:numId w:val="26"/>
@@ -8286,7 +7455,7 @@
     </w:p>
     <w:p>
       <w:pPr>
-        <w:pStyle w:val="Heading1"/>
+        <w:pStyle w:val="Judul1"/>
         <w:spacing w:line="480" w:lineRule="auto"/>
         <w:jc w:val="center"/>
         <w:rPr>
@@ -8302,7 +7471,6 @@
           <w:bCs/>
           <w:szCs w:val="24"/>
         </w:rPr>
-        <w:lastRenderedPageBreak/>
         <w:t>BAB IV</w:t>
       </w:r>
       <w:r>
@@ -8435,7 +7603,6 @@
           <w:b/>
           <w:bCs w:val="0"/>
         </w:rPr>
-        <w:lastRenderedPageBreak/>
         <w:t>DAFTAR PUSTAKA</w:t>
       </w:r>
       <w:bookmarkEnd w:id="69"/>
@@ -9440,7 +8607,6 @@
         <w:rPr>
           <w:color w:val="000000" w:themeColor="text1"/>
         </w:rPr>
-        <w:lastRenderedPageBreak/>
         <w:t xml:space="preserve">Pratiwi, A., &amp; </w:t>
       </w:r>
       <w:proofErr w:type="spellStart"/>
@@ -13387,11 +12553,11 @@
       <w:lang w:val="id-ID"/>
     </w:rPr>
   </w:style>
-  <w:style w:type="paragraph" w:styleId="Heading1">
+  <w:style w:type="paragraph" w:styleId="Judul1">
     <w:name w:val="heading 1"/>
     <w:basedOn w:val="Normal"/>
     <w:next w:val="Normal"/>
-    <w:link w:val="Heading1Char"/>
+    <w:link w:val="Judul1KAR"/>
     <w:uiPriority w:val="9"/>
     <w:qFormat/>
     <w:rsid w:val="00871597"/>
@@ -13407,11 +12573,11 @@
       <w:szCs w:val="32"/>
     </w:rPr>
   </w:style>
-  <w:style w:type="paragraph" w:styleId="Heading2">
+  <w:style w:type="paragraph" w:styleId="Judul2">
     <w:name w:val="heading 2"/>
     <w:basedOn w:val="Normal"/>
     <w:next w:val="Normal"/>
-    <w:link w:val="Heading2Char"/>
+    <w:link w:val="Judul2KAR"/>
     <w:uiPriority w:val="9"/>
     <w:unhideWhenUsed/>
     <w:qFormat/>
@@ -13427,11 +12593,11 @@
       <w:szCs w:val="26"/>
     </w:rPr>
   </w:style>
-  <w:style w:type="paragraph" w:styleId="Heading3">
+  <w:style w:type="paragraph" w:styleId="Judul3">
     <w:name w:val="heading 3"/>
     <w:basedOn w:val="Normal"/>
     <w:next w:val="Normal"/>
-    <w:link w:val="Heading3Char"/>
+    <w:link w:val="Judul3KAR"/>
     <w:uiPriority w:val="9"/>
     <w:unhideWhenUsed/>
     <w:qFormat/>
@@ -13447,12 +12613,13 @@
       <w:szCs w:val="24"/>
     </w:rPr>
   </w:style>
-  <w:style w:type="character" w:default="1" w:styleId="DefaultParagraphFont">
+  <w:style w:type="character" w:default="1" w:styleId="FontParagrafDefault">
     <w:name w:val="Default Paragraph Font"/>
     <w:uiPriority w:val="1"/>
+    <w:semiHidden/>
     <w:unhideWhenUsed/>
   </w:style>
-  <w:style w:type="table" w:default="1" w:styleId="TableNormal">
+  <w:style w:type="table" w:default="1" w:styleId="TabelNormal">
     <w:name w:val="Normal Table"/>
     <w:uiPriority w:val="99"/>
     <w:semiHidden/>
@@ -13467,17 +12634,17 @@
       </w:tblCellMar>
     </w:tblPr>
   </w:style>
-  <w:style w:type="numbering" w:default="1" w:styleId="NoList">
+  <w:style w:type="numbering" w:default="1" w:styleId="TidakAdaDaftar">
     <w:name w:val="No List"/>
     <w:uiPriority w:val="99"/>
     <w:semiHidden/>
     <w:unhideWhenUsed/>
   </w:style>
-  <w:style w:type="paragraph" w:styleId="Quote">
+  <w:style w:type="paragraph" w:styleId="Kutipan">
     <w:name w:val="Quote"/>
-    <w:basedOn w:val="Heading1"/>
+    <w:basedOn w:val="Judul1"/>
     <w:next w:val="Normal"/>
-    <w:link w:val="QuoteChar"/>
+    <w:link w:val="KutipanKAR"/>
     <w:uiPriority w:val="29"/>
     <w:qFormat/>
     <w:rsid w:val="006025F2"/>
@@ -13492,10 +12659,10 @@
       <w:sz w:val="28"/>
     </w:rPr>
   </w:style>
-  <w:style w:type="character" w:customStyle="1" w:styleId="QuoteChar">
-    <w:name w:val="Quote Char"/>
-    <w:basedOn w:val="DefaultParagraphFont"/>
-    <w:link w:val="Quote"/>
+  <w:style w:type="character" w:customStyle="1" w:styleId="KutipanKAR">
+    <w:name w:val="Kutipan KAR"/>
+    <w:basedOn w:val="FontParagrafDefault"/>
+    <w:link w:val="Kutipan"/>
     <w:uiPriority w:val="29"/>
     <w:rsid w:val="006025F2"/>
     <w:rPr>
@@ -13508,10 +12675,10 @@
       <w:lang w:val="id-ID"/>
     </w:rPr>
   </w:style>
-  <w:style w:type="character" w:customStyle="1" w:styleId="Heading1Char">
-    <w:name w:val="Heading 1 Char"/>
-    <w:basedOn w:val="DefaultParagraphFont"/>
-    <w:link w:val="Heading1"/>
+  <w:style w:type="character" w:customStyle="1" w:styleId="Judul1KAR">
+    <w:name w:val="Judul 1 KAR"/>
+    <w:basedOn w:val="FontParagrafDefault"/>
+    <w:link w:val="Judul1"/>
     <w:uiPriority w:val="9"/>
     <w:rsid w:val="00871597"/>
     <w:rPr>
@@ -13523,9 +12690,9 @@
       <w:lang w:val="id-ID"/>
     </w:rPr>
   </w:style>
-  <w:style w:type="table" w:styleId="TableGrid">
+  <w:style w:type="table" w:styleId="KisiTabel">
     <w:name w:val="Table Grid"/>
-    <w:basedOn w:val="TableNormal"/>
+    <w:basedOn w:val="TabelNormal"/>
     <w:uiPriority w:val="39"/>
     <w:rsid w:val="006025F2"/>
     <w:pPr>
@@ -13542,7 +12709,7 @@
       </w:tblBorders>
     </w:tblPr>
   </w:style>
-  <w:style w:type="paragraph" w:styleId="ListParagraph">
+  <w:style w:type="paragraph" w:styleId="DaftarParagraf">
     <w:name w:val="List Paragraph"/>
     <w:basedOn w:val="Normal"/>
     <w:uiPriority w:val="1"/>
@@ -13556,7 +12723,7 @@
   <w:style w:type="paragraph" w:styleId="Header">
     <w:name w:val="header"/>
     <w:basedOn w:val="Normal"/>
-    <w:link w:val="HeaderChar"/>
+    <w:link w:val="HeaderKAR"/>
     <w:uiPriority w:val="99"/>
     <w:unhideWhenUsed/>
     <w:rsid w:val="004E68F0"/>
@@ -13568,9 +12735,9 @@
       <w:spacing w:after="0" w:line="240" w:lineRule="auto"/>
     </w:pPr>
   </w:style>
-  <w:style w:type="character" w:customStyle="1" w:styleId="HeaderChar">
-    <w:name w:val="Header Char"/>
-    <w:basedOn w:val="DefaultParagraphFont"/>
+  <w:style w:type="character" w:customStyle="1" w:styleId="HeaderKAR">
+    <w:name w:val="Header KAR"/>
+    <w:basedOn w:val="FontParagrafDefault"/>
     <w:link w:val="Header"/>
     <w:uiPriority w:val="99"/>
     <w:rsid w:val="004E68F0"/>
@@ -13584,7 +12751,7 @@
   <w:style w:type="paragraph" w:styleId="Footer">
     <w:name w:val="footer"/>
     <w:basedOn w:val="Normal"/>
-    <w:link w:val="FooterChar"/>
+    <w:link w:val="FooterKAR"/>
     <w:uiPriority w:val="99"/>
     <w:unhideWhenUsed/>
     <w:rsid w:val="004E68F0"/>
@@ -13596,9 +12763,9 @@
       <w:spacing w:after="0" w:line="240" w:lineRule="auto"/>
     </w:pPr>
   </w:style>
-  <w:style w:type="character" w:customStyle="1" w:styleId="FooterChar">
-    <w:name w:val="Footer Char"/>
-    <w:basedOn w:val="DefaultParagraphFont"/>
+  <w:style w:type="character" w:customStyle="1" w:styleId="FooterKAR">
+    <w:name w:val="Footer KAR"/>
+    <w:basedOn w:val="FontParagrafDefault"/>
     <w:link w:val="Footer"/>
     <w:uiPriority w:val="99"/>
     <w:rsid w:val="004E68F0"/>
@@ -13609,9 +12776,9 @@
       <w:lang w:val="id-ID"/>
     </w:rPr>
   </w:style>
-  <w:style w:type="paragraph" w:styleId="TOCHeading">
+  <w:style w:type="paragraph" w:styleId="JudulTOC">
     <w:name w:val="TOC Heading"/>
-    <w:basedOn w:val="Heading1"/>
+    <w:basedOn w:val="Judul1"/>
     <w:next w:val="Normal"/>
     <w:uiPriority w:val="39"/>
     <w:unhideWhenUsed/>
@@ -13646,7 +12813,7 @@
   </w:style>
   <w:style w:type="character" w:styleId="Hyperlink">
     <w:name w:val="Hyperlink"/>
-    <w:basedOn w:val="DefaultParagraphFont"/>
+    <w:basedOn w:val="FontParagrafDefault"/>
     <w:uiPriority w:val="99"/>
     <w:unhideWhenUsed/>
     <w:rsid w:val="00514A13"/>
@@ -13655,10 +12822,10 @@
       <w:u w:val="single"/>
     </w:rPr>
   </w:style>
-  <w:style w:type="character" w:customStyle="1" w:styleId="Heading2Char">
-    <w:name w:val="Heading 2 Char"/>
-    <w:basedOn w:val="DefaultParagraphFont"/>
-    <w:link w:val="Heading2"/>
+  <w:style w:type="character" w:customStyle="1" w:styleId="Judul2KAR">
+    <w:name w:val="Judul 2 KAR"/>
+    <w:basedOn w:val="FontParagrafDefault"/>
+    <w:link w:val="Judul2"/>
     <w:uiPriority w:val="9"/>
     <w:rsid w:val="008C2163"/>
     <w:rPr>
@@ -13669,10 +12836,10 @@
       <w:lang w:val="id-ID"/>
     </w:rPr>
   </w:style>
-  <w:style w:type="character" w:customStyle="1" w:styleId="Heading3Char">
-    <w:name w:val="Heading 3 Char"/>
-    <w:basedOn w:val="DefaultParagraphFont"/>
-    <w:link w:val="Heading3"/>
+  <w:style w:type="character" w:customStyle="1" w:styleId="Judul3KAR">
+    <w:name w:val="Judul 3 KAR"/>
+    <w:basedOn w:val="FontParagrafDefault"/>
+    <w:link w:val="Judul3"/>
     <w:uiPriority w:val="9"/>
     <w:rsid w:val="008C2163"/>
     <w:rPr>
@@ -13683,10 +12850,10 @@
       <w:lang w:val="id-ID"/>
     </w:rPr>
   </w:style>
-  <w:style w:type="paragraph" w:styleId="BodyText">
+  <w:style w:type="paragraph" w:styleId="TeksIsi">
     <w:name w:val="Body Text"/>
     <w:basedOn w:val="Normal"/>
-    <w:link w:val="BodyTextChar"/>
+    <w:link w:val="TeksIsiKAR"/>
     <w:uiPriority w:val="99"/>
     <w:unhideWhenUsed/>
     <w:rsid w:val="00A65E87"/>
@@ -13694,10 +12861,10 @@
       <w:spacing w:after="120"/>
     </w:pPr>
   </w:style>
-  <w:style w:type="character" w:customStyle="1" w:styleId="BodyTextChar">
-    <w:name w:val="Body Text Char"/>
-    <w:basedOn w:val="DefaultParagraphFont"/>
-    <w:link w:val="BodyText"/>
+  <w:style w:type="character" w:customStyle="1" w:styleId="TeksIsiKAR">
+    <w:name w:val="Teks Isi KAR"/>
+    <w:basedOn w:val="FontParagrafDefault"/>
+    <w:link w:val="TeksIsi"/>
     <w:uiPriority w:val="99"/>
     <w:rsid w:val="00A65E87"/>
     <w:rPr>
@@ -13707,11 +12874,11 @@
       <w:lang w:val="id-ID"/>
     </w:rPr>
   </w:style>
-  <w:style w:type="paragraph" w:styleId="Caption">
+  <w:style w:type="paragraph" w:styleId="Keterangan">
     <w:name w:val="caption"/>
     <w:basedOn w:val="Normal"/>
     <w:next w:val="Normal"/>
-    <w:link w:val="CaptionChar"/>
+    <w:link w:val="KeteranganKAR"/>
     <w:uiPriority w:val="35"/>
     <w:unhideWhenUsed/>
     <w:qFormat/>
@@ -13725,7 +12892,7 @@
       <w:szCs w:val="18"/>
     </w:rPr>
   </w:style>
-  <w:style w:type="paragraph" w:styleId="TableofFigures">
+  <w:style w:type="paragraph" w:styleId="TabelGambar">
     <w:name w:val="table of figures"/>
     <w:basedOn w:val="Normal"/>
     <w:next w:val="Normal"/>
@@ -13812,9 +12979,9 @@
       <w:szCs w:val="20"/>
     </w:rPr>
   </w:style>
-  <w:style w:type="character" w:styleId="PlaceholderText">
+  <w:style w:type="character" w:styleId="Tempatpenampungteks">
     <w:name w:val="Placeholder Text"/>
-    <w:basedOn w:val="DefaultParagraphFont"/>
+    <w:basedOn w:val="FontParagrafDefault"/>
     <w:uiPriority w:val="99"/>
     <w:semiHidden/>
     <w:rsid w:val="004070DB"/>
@@ -13835,7 +13002,7 @@
   </w:style>
   <w:style w:type="character" w:customStyle="1" w:styleId="PersamaanChar">
     <w:name w:val="Persamaan Char"/>
-    <w:basedOn w:val="DefaultParagraphFont"/>
+    <w:basedOn w:val="FontParagrafDefault"/>
     <w:link w:val="Persamaan"/>
     <w:rsid w:val="005F5646"/>
     <w:rPr>
@@ -13847,7 +13014,7 @@
   </w:style>
   <w:style w:type="paragraph" w:customStyle="1" w:styleId="TableCaption">
     <w:name w:val="Table Caption"/>
-    <w:basedOn w:val="Caption"/>
+    <w:basedOn w:val="Keterangan"/>
     <w:link w:val="TableCaptionChar"/>
     <w:qFormat/>
     <w:rsid w:val="00764212"/>
@@ -13858,7 +13025,7 @@
   </w:style>
   <w:style w:type="character" w:customStyle="1" w:styleId="TableCaptionChar">
     <w:name w:val="Table Caption Char"/>
-    <w:basedOn w:val="DefaultParagraphFont"/>
+    <w:basedOn w:val="FontParagrafDefault"/>
     <w:link w:val="TableCaption"/>
     <w:rsid w:val="00764212"/>
     <w:rPr>
@@ -13871,10 +13038,10 @@
       <w:lang w:val="id-ID"/>
     </w:rPr>
   </w:style>
-  <w:style w:type="character" w:customStyle="1" w:styleId="CaptionChar">
-    <w:name w:val="Caption Char"/>
-    <w:basedOn w:val="DefaultParagraphFont"/>
-    <w:link w:val="Caption"/>
+  <w:style w:type="character" w:customStyle="1" w:styleId="KeteranganKAR">
+    <w:name w:val="Keterangan KAR"/>
+    <w:basedOn w:val="FontParagrafDefault"/>
+    <w:link w:val="Keterangan"/>
     <w:uiPriority w:val="35"/>
     <w:rsid w:val="006A222D"/>
     <w:rPr>
@@ -13905,7 +13072,7 @@
   </w:style>
   <w:style w:type="character" w:customStyle="1" w:styleId="UnresolvedMention1">
     <w:name w:val="Unresolved Mention1"/>
-    <w:basedOn w:val="DefaultParagraphFont"/>
+    <w:basedOn w:val="FontParagrafDefault"/>
     <w:uiPriority w:val="99"/>
     <w:semiHidden/>
     <w:unhideWhenUsed/>
@@ -13915,10 +13082,10 @@
       <w:shd w:val="clear" w:color="auto" w:fill="E1DFDD"/>
     </w:rPr>
   </w:style>
-  <w:style w:type="paragraph" w:styleId="FootnoteText">
+  <w:style w:type="paragraph" w:styleId="TeksCatatanKaki">
     <w:name w:val="footnote text"/>
     <w:basedOn w:val="Normal"/>
-    <w:link w:val="FootnoteTextChar"/>
+    <w:link w:val="TeksCatatanKakiKAR"/>
     <w:uiPriority w:val="99"/>
     <w:semiHidden/>
     <w:unhideWhenUsed/>
@@ -13931,10 +13098,10 @@
       <w:szCs w:val="20"/>
     </w:rPr>
   </w:style>
-  <w:style w:type="character" w:customStyle="1" w:styleId="FootnoteTextChar">
-    <w:name w:val="Footnote Text Char"/>
-    <w:basedOn w:val="DefaultParagraphFont"/>
-    <w:link w:val="FootnoteText"/>
+  <w:style w:type="character" w:customStyle="1" w:styleId="TeksCatatanKakiKAR">
+    <w:name w:val="Teks Catatan Kaki KAR"/>
+    <w:basedOn w:val="FontParagrafDefault"/>
+    <w:link w:val="TeksCatatanKaki"/>
     <w:uiPriority w:val="99"/>
     <w:semiHidden/>
     <w:rsid w:val="008C78C1"/>
@@ -13946,9 +13113,9 @@
       <w:lang w:val="id-ID"/>
     </w:rPr>
   </w:style>
-  <w:style w:type="character" w:styleId="FollowedHyperlink">
+  <w:style w:type="character" w:styleId="HiperlinkyangDiikuti">
     <w:name w:val="FollowedHyperlink"/>
-    <w:basedOn w:val="DefaultParagraphFont"/>
+    <w:basedOn w:val="FontParagrafDefault"/>
     <w:uiPriority w:val="99"/>
     <w:semiHidden/>
     <w:unhideWhenUsed/>
@@ -13958,9 +13125,9 @@
       <w:u w:val="single"/>
     </w:rPr>
   </w:style>
-  <w:style w:type="character" w:styleId="CommentReference">
+  <w:style w:type="character" w:styleId="ReferensiKomentar">
     <w:name w:val="annotation reference"/>
-    <w:basedOn w:val="DefaultParagraphFont"/>
+    <w:basedOn w:val="FontParagrafDefault"/>
     <w:uiPriority w:val="99"/>
     <w:semiHidden/>
     <w:unhideWhenUsed/>
@@ -13970,10 +13137,10 @@
       <w:szCs w:val="16"/>
     </w:rPr>
   </w:style>
-  <w:style w:type="paragraph" w:styleId="CommentText">
+  <w:style w:type="paragraph" w:styleId="TeksKomentar">
     <w:name w:val="annotation text"/>
     <w:basedOn w:val="Normal"/>
-    <w:link w:val="CommentTextChar"/>
+    <w:link w:val="TeksKomentarKAR"/>
     <w:uiPriority w:val="99"/>
     <w:semiHidden/>
     <w:unhideWhenUsed/>
@@ -13986,10 +13153,10 @@
       <w:szCs w:val="20"/>
     </w:rPr>
   </w:style>
-  <w:style w:type="character" w:customStyle="1" w:styleId="CommentTextChar">
-    <w:name w:val="Comment Text Char"/>
-    <w:basedOn w:val="DefaultParagraphFont"/>
-    <w:link w:val="CommentText"/>
+  <w:style w:type="character" w:customStyle="1" w:styleId="TeksKomentarKAR">
+    <w:name w:val="Teks Komentar KAR"/>
+    <w:basedOn w:val="FontParagrafDefault"/>
+    <w:link w:val="TeksKomentar"/>
     <w:uiPriority w:val="99"/>
     <w:semiHidden/>
     <w:rsid w:val="004E646D"/>
@@ -14000,11 +13167,11 @@
       <w:lang w:val="id-ID"/>
     </w:rPr>
   </w:style>
-  <w:style w:type="paragraph" w:styleId="CommentSubject">
+  <w:style w:type="paragraph" w:styleId="SubjekKomentar">
     <w:name w:val="annotation subject"/>
-    <w:basedOn w:val="CommentText"/>
-    <w:next w:val="CommentText"/>
-    <w:link w:val="CommentSubjectChar"/>
+    <w:basedOn w:val="TeksKomentar"/>
+    <w:next w:val="TeksKomentar"/>
+    <w:link w:val="SubjekKomentarKAR"/>
     <w:uiPriority w:val="99"/>
     <w:semiHidden/>
     <w:unhideWhenUsed/>
@@ -14014,10 +13181,10 @@
       <w:bCs/>
     </w:rPr>
   </w:style>
-  <w:style w:type="character" w:customStyle="1" w:styleId="CommentSubjectChar">
-    <w:name w:val="Comment Subject Char"/>
-    <w:basedOn w:val="CommentTextChar"/>
-    <w:link w:val="CommentSubject"/>
+  <w:style w:type="character" w:customStyle="1" w:styleId="SubjekKomentarKAR">
+    <w:name w:val="Subjek Komentar KAR"/>
+    <w:basedOn w:val="TeksKomentarKAR"/>
+    <w:link w:val="SubjekKomentar"/>
     <w:uiPriority w:val="99"/>
     <w:semiHidden/>
     <w:rsid w:val="004E646D"/>
@@ -14030,9 +13197,9 @@
       <w:lang w:val="id-ID"/>
     </w:rPr>
   </w:style>
-  <w:style w:type="character" w:styleId="UnresolvedMention">
+  <w:style w:type="character" w:styleId="SebutanYangBelumTerselesaikan">
     <w:name w:val="Unresolved Mention"/>
-    <w:basedOn w:val="DefaultParagraphFont"/>
+    <w:basedOn w:val="FontParagrafDefault"/>
     <w:uiPriority w:val="99"/>
     <w:semiHidden/>
     <w:unhideWhenUsed/>
@@ -14044,7 +13211,7 @@
   </w:style>
   <w:style w:type="paragraph" w:customStyle="1" w:styleId="HeadingIntro">
     <w:name w:val="Heading Intro"/>
-    <w:basedOn w:val="Heading1"/>
+    <w:basedOn w:val="Judul1"/>
     <w:link w:val="HeadingIntroChar"/>
     <w:qFormat/>
     <w:rsid w:val="00D91D1F"/>
@@ -14058,7 +13225,7 @@
   </w:style>
   <w:style w:type="character" w:customStyle="1" w:styleId="HeadingIntroChar">
     <w:name w:val="Heading Intro Char"/>
-    <w:basedOn w:val="Heading1Char"/>
+    <w:basedOn w:val="Judul1KAR"/>
     <w:link w:val="HeadingIntro"/>
     <w:rsid w:val="00D91D1F"/>
     <w:rPr>

--- a/PROPOSAL TUGAS AKHIR.docx
+++ b/PROPOSAL TUGAS AKHIR.docx
@@ -4391,14 +4391,7 @@
         <w:ind w:firstLine="567"/>
       </w:pPr>
       <w:r>
-        <w:t xml:space="preserve">Solusi ketiga adalah menggunakan </w:t>
-      </w:r>
-      <w:r>
-        <w:rPr>
-          <w:i/>
-          <w:iCs/>
-        </w:rPr>
-        <w:t>Random Forest</w:t>
+        <w:t>Solusi ketiga adalah menggunakan Random Forest</w:t>
       </w:r>
       <w:r>
         <w:t xml:space="preserve"> (RF)</w:t>
@@ -4417,25 +4410,11 @@
       </w:r>
       <w:proofErr w:type="spellStart"/>
       <w:r>
-        <w:rPr>
-          <w:i/>
-          <w:iCs/>
-        </w:rPr>
         <w:t>bagging</w:t>
       </w:r>
       <w:proofErr w:type="spellEnd"/>
       <w:r>
-        <w:t xml:space="preserve"> (</w:t>
-      </w:r>
-      <w:r>
-        <w:rPr>
-          <w:i/>
-          <w:iCs/>
-        </w:rPr>
-        <w:t>bootstrap sampling</w:t>
-      </w:r>
-      <w:r>
-        <w:t xml:space="preserve">) dan pemilihan fitur secara acak </w:t>
+        <w:t xml:space="preserve"> (bootstrap sampling) dan pemilihan fitur secara acak </w:t>
       </w:r>
       <w:r>
         <w:t>pada setiap pemisahan simpul</w:t>
@@ -4453,7 +4432,22 @@
         <w:t xml:space="preserve">. </w:t>
       </w:r>
       <w:r>
-        <w:t>Setiap pohon keputusan memberikan suara dalam proses klasifikasi, dan keputusan akhir diambil berdasarkan mayoritas suara (</w:t>
+        <w:t>Setiap pohon keputusan memberikan suara dalam proses klasifikasi, dan keputusan akhir diambil berdasarkan mayoritas suara</w:t>
+      </w:r>
+      <w:r>
+        <w:t xml:space="preserve">. </w:t>
+      </w:r>
+      <w:r>
+        <w:t xml:space="preserve">Kombinasi </w:t>
+      </w:r>
+      <w:r>
+        <w:t>ini memungkinkan RF meningkatkan variasi, mengurangi korelasi antar pohon, sehingga dapat mengurangi overfitting dan meningkatkan kemampuan generalisasi dengan akurasi tinggi</w:t>
+      </w:r>
+      <w:r>
+        <w:t xml:space="preserve"> </w:t>
+      </w:r>
+      <w:r>
+        <w:t>(</w:t>
       </w:r>
       <w:proofErr w:type="spellStart"/>
       <w:r>
@@ -4579,8 +4573,7 @@
               <w:rPr>
                 <w:b/>
                 <w:bCs/>
-                <w:sz w:val="20"/>
-                <w:szCs w:val="20"/>
+                <w:szCs w:val="24"/>
               </w:rPr>
             </w:pPr>
             <w:bookmarkStart w:id="58" w:name="_Hlk169276389"/>
@@ -4588,8 +4581,7 @@
               <w:rPr>
                 <w:b/>
                 <w:bCs/>
-                <w:sz w:val="20"/>
-                <w:szCs w:val="20"/>
+                <w:szCs w:val="24"/>
               </w:rPr>
               <w:t>Solusi</w:t>
             </w:r>
@@ -4606,16 +4598,14 @@
               <w:rPr>
                 <w:b/>
                 <w:bCs/>
-                <w:sz w:val="20"/>
-                <w:szCs w:val="20"/>
+                <w:szCs w:val="24"/>
               </w:rPr>
             </w:pPr>
             <w:r>
               <w:rPr>
                 <w:b/>
                 <w:bCs/>
-                <w:sz w:val="20"/>
-                <w:szCs w:val="20"/>
+                <w:szCs w:val="24"/>
               </w:rPr>
               <w:t>Karakteristik Pendekatan Berdasarkan</w:t>
             </w:r>
@@ -4626,16 +4616,14 @@
               <w:rPr>
                 <w:b/>
                 <w:bCs/>
-                <w:sz w:val="20"/>
-                <w:szCs w:val="20"/>
+                <w:szCs w:val="24"/>
               </w:rPr>
             </w:pPr>
             <w:r>
               <w:rPr>
                 <w:b/>
                 <w:bCs/>
-                <w:sz w:val="20"/>
-                <w:szCs w:val="20"/>
+                <w:szCs w:val="24"/>
               </w:rPr>
               <w:t xml:space="preserve"> Aspek Analisis</w:t>
             </w:r>
@@ -4684,8 +4672,7 @@
                 <w:rFonts w:cs="Times New Roman"/>
                 <w:b/>
                 <w:bCs/>
-                <w:sz w:val="18"/>
-                <w:szCs w:val="18"/>
+                <w:szCs w:val="24"/>
               </w:rPr>
             </w:pPr>
             <w:r>
@@ -4693,8 +4680,7 @@
                 <w:rFonts w:cs="Times New Roman"/>
                 <w:b/>
                 <w:bCs/>
-                <w:sz w:val="18"/>
-                <w:szCs w:val="18"/>
+                <w:szCs w:val="24"/>
               </w:rPr>
               <w:t xml:space="preserve">Pendekatan -1 </w:t>
             </w:r>
@@ -4704,8 +4690,7 @@
               <w:jc w:val="left"/>
               <w:rPr>
                 <w:rFonts w:cs="Times New Roman"/>
-                <w:sz w:val="18"/>
-                <w:szCs w:val="18"/>
+                <w:szCs w:val="24"/>
               </w:rPr>
             </w:pPr>
           </w:p>
@@ -4715,8 +4700,7 @@
               <w:jc w:val="left"/>
               <w:rPr>
                 <w:rFonts w:cs="Times New Roman"/>
-                <w:sz w:val="18"/>
-                <w:szCs w:val="18"/>
+                <w:szCs w:val="24"/>
               </w:rPr>
             </w:pPr>
           </w:p>
@@ -4726,8 +4710,7 @@
               <w:jc w:val="left"/>
               <w:rPr>
                 <w:rFonts w:cs="Times New Roman"/>
-                <w:sz w:val="18"/>
-                <w:szCs w:val="18"/>
+                <w:szCs w:val="24"/>
               </w:rPr>
             </w:pPr>
             <w:r>
@@ -4737,16 +4720,14 @@
                 <w:bCs/>
                 <w:i/>
                 <w:iCs/>
-                <w:sz w:val="18"/>
-                <w:szCs w:val="18"/>
+                <w:szCs w:val="24"/>
               </w:rPr>
               <w:t>Classifier</w:t>
             </w:r>
             <w:r>
               <w:rPr>
                 <w:rFonts w:cs="Times New Roman"/>
-                <w:sz w:val="18"/>
-                <w:szCs w:val="18"/>
+                <w:szCs w:val="24"/>
               </w:rPr>
               <w:t xml:space="preserve">: </w:t>
             </w:r>
@@ -4757,8 +4738,7 @@
               <w:jc w:val="left"/>
               <w:rPr>
                 <w:rFonts w:cs="Times New Roman"/>
-                <w:sz w:val="18"/>
-                <w:szCs w:val="18"/>
+                <w:szCs w:val="24"/>
               </w:rPr>
             </w:pPr>
             <w:r>
@@ -4766,88 +4746,9 @@
                 <w:rFonts w:cs="Times New Roman"/>
                 <w:i/>
                 <w:iCs/>
-                <w:sz w:val="18"/>
-                <w:szCs w:val="18"/>
+                <w:szCs w:val="24"/>
               </w:rPr>
               <w:t>K-Nearest Neighbor</w:t>
-            </w:r>
-            <w:r>
-              <w:rPr>
-                <w:rFonts w:cs="Times New Roman"/>
-                <w:sz w:val="18"/>
-                <w:szCs w:val="18"/>
-              </w:rPr>
-              <w:t xml:space="preserve"> (</w:t>
-            </w:r>
-            <w:r>
-              <w:rPr>
-                <w:rFonts w:cs="Times New Roman"/>
-                <w:i/>
-                <w:iCs/>
-                <w:sz w:val="18"/>
-                <w:szCs w:val="18"/>
-              </w:rPr>
-              <w:t>metric distance</w:t>
-            </w:r>
-            <w:r>
-              <w:rPr>
-                <w:rFonts w:cs="Times New Roman"/>
-                <w:sz w:val="18"/>
-                <w:szCs w:val="18"/>
-              </w:rPr>
-              <w:t>:</w:t>
-            </w:r>
-            <w:r>
-              <w:rPr>
-                <w:rFonts w:cs="Times New Roman"/>
-                <w:sz w:val="18"/>
-                <w:szCs w:val="18"/>
-              </w:rPr>
-              <w:t xml:space="preserve"> </w:t>
-            </w:r>
-            <w:r>
-              <w:rPr>
-                <w:rFonts w:cs="Times New Roman"/>
-                <w:i/>
-                <w:iCs/>
-                <w:sz w:val="18"/>
-                <w:szCs w:val="18"/>
-              </w:rPr>
-              <w:t>manhattan</w:t>
-            </w:r>
-            <w:r>
-              <w:rPr>
-                <w:rFonts w:cs="Times New Roman"/>
-                <w:sz w:val="18"/>
-                <w:szCs w:val="18"/>
-              </w:rPr>
-              <w:t xml:space="preserve">, </w:t>
-            </w:r>
-            <w:r>
-              <w:rPr>
-                <w:rFonts w:cs="Times New Roman"/>
-                <w:i/>
-                <w:iCs/>
-                <w:sz w:val="18"/>
-                <w:szCs w:val="18"/>
-              </w:rPr>
-              <w:t>k</w:t>
-            </w:r>
-            <w:r>
-              <w:rPr>
-                <w:rFonts w:cs="Times New Roman"/>
-                <w:sz w:val="18"/>
-                <w:szCs w:val="18"/>
-              </w:rPr>
-              <w:t xml:space="preserve"> : 5</w:t>
-            </w:r>
-            <w:r>
-              <w:rPr>
-                <w:rFonts w:cs="Times New Roman"/>
-                <w:sz w:val="18"/>
-                <w:szCs w:val="18"/>
-              </w:rPr>
-              <w:t>)</w:t>
             </w:r>
           </w:p>
         </w:tc>
@@ -4863,8 +4764,7 @@
                 <w:rFonts w:cs="Times New Roman"/>
                 <w:b/>
                 <w:bCs/>
-                <w:sz w:val="20"/>
-                <w:szCs w:val="20"/>
+                <w:szCs w:val="24"/>
               </w:rPr>
             </w:pPr>
             <w:r>
@@ -4872,8 +4772,7 @@
                 <w:rFonts w:cs="Times New Roman"/>
                 <w:b/>
                 <w:bCs/>
-                <w:sz w:val="20"/>
-                <w:szCs w:val="20"/>
+                <w:szCs w:val="24"/>
               </w:rPr>
               <w:t>Aspek Ekonomis</w:t>
             </w:r>
@@ -4883,10 +4782,32 @@
               <w:spacing w:line="480" w:lineRule="auto"/>
               <w:rPr>
                 <w:rFonts w:cs="Times New Roman"/>
-                <w:sz w:val="20"/>
-                <w:szCs w:val="20"/>
+                <w:szCs w:val="24"/>
               </w:rPr>
             </w:pPr>
+            <w:r>
+              <w:rPr>
+                <w:rFonts w:cs="Times New Roman"/>
+                <w:szCs w:val="24"/>
+              </w:rPr>
+              <w:t>Selama proses pelatihan KNN, kebutuhan komputasi dapat meningkat secara signifikan seiring dengan bertambahnya ukuran dataset (</w:t>
+            </w:r>
+            <w:proofErr w:type="spellStart"/>
+            <w:r>
+              <w:rPr>
+                <w:rFonts w:cs="Times New Roman"/>
+                <w:szCs w:val="24"/>
+              </w:rPr>
+              <w:t>Ayabe</w:t>
+            </w:r>
+            <w:proofErr w:type="spellEnd"/>
+            <w:r>
+              <w:rPr>
+                <w:rFonts w:cs="Times New Roman"/>
+                <w:szCs w:val="24"/>
+              </w:rPr>
+              <w:t>, 2020).</w:t>
+            </w:r>
           </w:p>
           <w:p>
             <w:pPr>
@@ -4895,8 +4816,7 @@
                 <w:rFonts w:cs="Times New Roman"/>
                 <w:b/>
                 <w:bCs/>
-                <w:sz w:val="20"/>
-                <w:szCs w:val="20"/>
+                <w:szCs w:val="24"/>
               </w:rPr>
             </w:pPr>
             <w:r>
@@ -4904,8 +4824,7 @@
                 <w:rFonts w:cs="Times New Roman"/>
                 <w:b/>
                 <w:bCs/>
-                <w:sz w:val="20"/>
-                <w:szCs w:val="20"/>
+                <w:szCs w:val="24"/>
               </w:rPr>
               <w:t>Aspek Manufrakturabilitas</w:t>
             </w:r>
@@ -4915,10 +4834,32 @@
               <w:spacing w:line="480" w:lineRule="auto"/>
               <w:rPr>
                 <w:rFonts w:cs="Times New Roman"/>
-                <w:sz w:val="20"/>
-                <w:szCs w:val="20"/>
+                <w:szCs w:val="24"/>
               </w:rPr>
             </w:pPr>
+            <w:r>
+              <w:rPr>
+                <w:rFonts w:cs="Times New Roman"/>
+                <w:szCs w:val="24"/>
+              </w:rPr>
+              <w:t>Selama proses pelatihan KNN, waktu pemrosesan dapat menjadi lebih lama seiring bertambahnya ukuran dataset (</w:t>
+            </w:r>
+            <w:proofErr w:type="spellStart"/>
+            <w:r>
+              <w:rPr>
+                <w:rFonts w:cs="Times New Roman"/>
+                <w:szCs w:val="24"/>
+              </w:rPr>
+              <w:t>Ayabe</w:t>
+            </w:r>
+            <w:proofErr w:type="spellEnd"/>
+            <w:r>
+              <w:rPr>
+                <w:rFonts w:cs="Times New Roman"/>
+                <w:szCs w:val="24"/>
+              </w:rPr>
+              <w:t xml:space="preserve">, 2020). </w:t>
+            </w:r>
           </w:p>
           <w:p>
             <w:pPr>
@@ -4927,8 +4868,7 @@
                 <w:rFonts w:cs="Times New Roman"/>
                 <w:b/>
                 <w:bCs/>
-                <w:sz w:val="20"/>
-                <w:szCs w:val="20"/>
+                <w:szCs w:val="24"/>
               </w:rPr>
             </w:pPr>
             <w:r>
@@ -4936,8 +4876,7 @@
                 <w:rFonts w:cs="Times New Roman"/>
                 <w:b/>
                 <w:bCs/>
-                <w:sz w:val="20"/>
-                <w:szCs w:val="20"/>
+                <w:szCs w:val="24"/>
               </w:rPr>
               <w:t>Aspek Sustainbilitas</w:t>
             </w:r>
@@ -4947,10 +4886,63 @@
               <w:spacing w:line="480" w:lineRule="auto"/>
               <w:rPr>
                 <w:rFonts w:cs="Times New Roman"/>
-                <w:sz w:val="20"/>
-                <w:szCs w:val="20"/>
+                <w:szCs w:val="24"/>
               </w:rPr>
             </w:pPr>
+            <w:r>
+              <w:rPr>
+                <w:rFonts w:cs="Times New Roman"/>
+                <w:szCs w:val="24"/>
+              </w:rPr>
+              <w:t xml:space="preserve">Metode ini sangat sensitif terhadap outlier, noise, dan missing data. Namun, noise dapat dikurangi dengan meningkatkan nilai </w:t>
+            </w:r>
+            <m:oMath>
+              <m:r>
+                <w:rPr>
+                  <w:rFonts w:ascii="Cambria Math" w:hAnsi="Cambria Math"/>
+                </w:rPr>
+                <m:t>k</m:t>
+              </m:r>
+            </m:oMath>
+            <w:r>
+              <w:rPr>
+                <w:rFonts w:cs="Times New Roman"/>
+                <w:szCs w:val="24"/>
+              </w:rPr>
+              <w:t xml:space="preserve">, meskipun hal ini dapat mengurangi </w:t>
+            </w:r>
+            <w:proofErr w:type="spellStart"/>
+            <w:r>
+              <w:rPr>
+                <w:rFonts w:cs="Times New Roman"/>
+                <w:szCs w:val="24"/>
+              </w:rPr>
+              <w:t>responsivitas</w:t>
+            </w:r>
+            <w:proofErr w:type="spellEnd"/>
+            <w:r>
+              <w:rPr>
+                <w:rFonts w:cs="Times New Roman"/>
+                <w:szCs w:val="24"/>
+              </w:rPr>
+              <w:t xml:space="preserve"> model (</w:t>
+            </w:r>
+            <w:proofErr w:type="spellStart"/>
+            <w:r>
+              <w:rPr>
+                <w:rFonts w:cs="Times New Roman"/>
+                <w:szCs w:val="24"/>
+              </w:rPr>
+              <w:t>Ayabe</w:t>
+            </w:r>
+            <w:proofErr w:type="spellEnd"/>
+            <w:r>
+              <w:rPr>
+                <w:rFonts w:cs="Times New Roman"/>
+                <w:szCs w:val="24"/>
+              </w:rPr>
+              <w:t>, 2020).</w:t>
+            </w:r>
           </w:p>
         </w:tc>
         <w:tc>
@@ -4992,8 +4984,7 @@
                 <w:rFonts w:cs="Times New Roman"/>
                 <w:b/>
                 <w:bCs/>
-                <w:sz w:val="18"/>
-                <w:szCs w:val="18"/>
+                <w:szCs w:val="24"/>
               </w:rPr>
             </w:pPr>
             <w:r>
@@ -5001,8 +4992,7 @@
                 <w:rFonts w:cs="Times New Roman"/>
                 <w:b/>
                 <w:bCs/>
-                <w:sz w:val="18"/>
-                <w:szCs w:val="18"/>
+                <w:szCs w:val="24"/>
               </w:rPr>
               <w:t>Pendekatan -</w:t>
             </w:r>
@@ -5011,8 +5001,7 @@
                 <w:rFonts w:cs="Times New Roman"/>
                 <w:b/>
                 <w:bCs/>
-                <w:sz w:val="18"/>
-                <w:szCs w:val="18"/>
+                <w:szCs w:val="24"/>
               </w:rPr>
               <w:t>2</w:t>
             </w:r>
@@ -5022,8 +5011,7 @@
               <w:jc w:val="left"/>
               <w:rPr>
                 <w:rFonts w:cs="Times New Roman"/>
-                <w:sz w:val="18"/>
-                <w:szCs w:val="18"/>
+                <w:szCs w:val="24"/>
               </w:rPr>
             </w:pPr>
           </w:p>
@@ -5033,8 +5021,7 @@
               <w:jc w:val="left"/>
               <w:rPr>
                 <w:rFonts w:cs="Times New Roman"/>
-                <w:sz w:val="18"/>
-                <w:szCs w:val="18"/>
+                <w:szCs w:val="24"/>
               </w:rPr>
             </w:pPr>
           </w:p>
@@ -5044,8 +5031,7 @@
               <w:jc w:val="left"/>
               <w:rPr>
                 <w:rFonts w:cs="Times New Roman"/>
-                <w:sz w:val="18"/>
-                <w:szCs w:val="18"/>
+                <w:szCs w:val="24"/>
               </w:rPr>
             </w:pPr>
             <w:r>
@@ -5055,16 +5041,14 @@
                 <w:bCs/>
                 <w:i/>
                 <w:iCs/>
-                <w:sz w:val="18"/>
-                <w:szCs w:val="18"/>
+                <w:szCs w:val="24"/>
               </w:rPr>
               <w:t>Classifier</w:t>
             </w:r>
             <w:r>
               <w:rPr>
                 <w:rFonts w:cs="Times New Roman"/>
-                <w:sz w:val="18"/>
-                <w:szCs w:val="18"/>
+                <w:szCs w:val="24"/>
               </w:rPr>
               <w:t xml:space="preserve">: </w:t>
             </w:r>
@@ -5075,8 +5059,7 @@
               <w:jc w:val="left"/>
               <w:rPr>
                 <w:rFonts w:cs="Times New Roman"/>
-                <w:sz w:val="18"/>
-                <w:szCs w:val="18"/>
+                <w:szCs w:val="24"/>
               </w:rPr>
             </w:pPr>
             <w:r>
@@ -5084,54 +5067,9 @@
                 <w:rFonts w:cs="Times New Roman"/>
                 <w:i/>
                 <w:iCs/>
-                <w:sz w:val="18"/>
-                <w:szCs w:val="18"/>
+                <w:szCs w:val="24"/>
               </w:rPr>
               <w:t>Support Vector Machine</w:t>
-            </w:r>
-            <w:r>
-              <w:rPr>
-                <w:rFonts w:cs="Times New Roman"/>
-                <w:sz w:val="18"/>
-                <w:szCs w:val="18"/>
-              </w:rPr>
-              <w:t xml:space="preserve"> (</w:t>
-            </w:r>
-            <w:r>
-              <w:rPr>
-                <w:rFonts w:cs="Times New Roman"/>
-                <w:i/>
-                <w:iCs/>
-                <w:sz w:val="18"/>
-                <w:szCs w:val="18"/>
-              </w:rPr>
-              <w:t>kernel</w:t>
-            </w:r>
-            <w:r>
-              <w:rPr>
-                <w:rFonts w:cs="Times New Roman"/>
-                <w:sz w:val="18"/>
-                <w:szCs w:val="18"/>
-              </w:rPr>
-              <w:t xml:space="preserve">: </w:t>
-            </w:r>
-            <w:r>
-              <w:rPr>
-                <w:rFonts w:cs="Times New Roman"/>
-                <w:i/>
-                <w:iCs/>
-                <w:sz w:val="18"/>
-                <w:szCs w:val="18"/>
-              </w:rPr>
-              <w:t>linear</w:t>
-            </w:r>
-            <w:r>
-              <w:rPr>
-                <w:rFonts w:cs="Times New Roman"/>
-                <w:sz w:val="18"/>
-                <w:szCs w:val="18"/>
-              </w:rPr>
-              <w:t>)</w:t>
             </w:r>
           </w:p>
         </w:tc>
@@ -5146,8 +5084,7 @@
                 <w:rFonts w:cs="Times New Roman"/>
                 <w:b/>
                 <w:bCs/>
-                <w:sz w:val="20"/>
-                <w:szCs w:val="20"/>
+                <w:szCs w:val="24"/>
               </w:rPr>
             </w:pPr>
             <w:r>
@@ -5155,8 +5092,7 @@
                 <w:rFonts w:cs="Times New Roman"/>
                 <w:b/>
                 <w:bCs/>
-                <w:sz w:val="20"/>
-                <w:szCs w:val="20"/>
+                <w:szCs w:val="24"/>
               </w:rPr>
               <w:t>Aspek Ekonomis</w:t>
             </w:r>
@@ -5166,10 +5102,16 @@
               <w:spacing w:line="480" w:lineRule="auto"/>
               <w:rPr>
                 <w:rFonts w:cs="Times New Roman"/>
-                <w:sz w:val="20"/>
-                <w:szCs w:val="20"/>
+                <w:szCs w:val="24"/>
               </w:rPr>
             </w:pPr>
+            <w:r>
+              <w:rPr>
+                <w:rFonts w:cs="Times New Roman"/>
+                <w:szCs w:val="24"/>
+              </w:rPr>
+              <w:t>Selama proses pelatihan SVM</w:t>
+            </w:r>
           </w:p>
           <w:p>
             <w:pPr>
@@ -5178,8 +5120,7 @@
                 <w:rFonts w:cs="Times New Roman"/>
                 <w:b/>
                 <w:bCs/>
-                <w:sz w:val="20"/>
-                <w:szCs w:val="20"/>
+                <w:szCs w:val="24"/>
               </w:rPr>
             </w:pPr>
             <w:r>
@@ -5187,8 +5128,7 @@
                 <w:rFonts w:cs="Times New Roman"/>
                 <w:b/>
                 <w:bCs/>
-                <w:sz w:val="20"/>
-                <w:szCs w:val="20"/>
+                <w:szCs w:val="24"/>
               </w:rPr>
               <w:t>Aspek Manufrakturabilitas</w:t>
             </w:r>
@@ -5198,8 +5138,7 @@
               <w:spacing w:line="480" w:lineRule="auto"/>
               <w:rPr>
                 <w:rFonts w:cs="Times New Roman"/>
-                <w:sz w:val="20"/>
-                <w:szCs w:val="20"/>
+                <w:szCs w:val="24"/>
               </w:rPr>
             </w:pPr>
           </w:p>
@@ -5210,8 +5149,7 @@
                 <w:rFonts w:cs="Times New Roman"/>
                 <w:b/>
                 <w:bCs/>
-                <w:sz w:val="20"/>
-                <w:szCs w:val="20"/>
+                <w:szCs w:val="24"/>
               </w:rPr>
             </w:pPr>
             <w:r>
@@ -5219,8 +5157,7 @@
                 <w:rFonts w:cs="Times New Roman"/>
                 <w:b/>
                 <w:bCs/>
-                <w:sz w:val="20"/>
-                <w:szCs w:val="20"/>
+                <w:szCs w:val="24"/>
               </w:rPr>
               <w:t>Aspek Sustainbilitas</w:t>
             </w:r>
@@ -5230,8 +5167,7 @@
               <w:spacing w:line="480" w:lineRule="auto"/>
               <w:rPr>
                 <w:rFonts w:cs="Times New Roman"/>
-                <w:sz w:val="20"/>
-                <w:szCs w:val="20"/>
+                <w:szCs w:val="24"/>
               </w:rPr>
             </w:pPr>
           </w:p>
@@ -5274,8 +5210,7 @@
                 <w:rFonts w:cs="Times New Roman"/>
                 <w:b/>
                 <w:bCs/>
-                <w:sz w:val="18"/>
-                <w:szCs w:val="18"/>
+                <w:szCs w:val="24"/>
               </w:rPr>
             </w:pPr>
             <w:r>
@@ -5283,8 +5218,7 @@
                 <w:rFonts w:cs="Times New Roman"/>
                 <w:b/>
                 <w:bCs/>
-                <w:sz w:val="18"/>
-                <w:szCs w:val="18"/>
+                <w:szCs w:val="24"/>
               </w:rPr>
               <w:t>Pendekatan -3</w:t>
             </w:r>
@@ -5294,8 +5228,7 @@
               <w:jc w:val="left"/>
               <w:rPr>
                 <w:rFonts w:cs="Times New Roman"/>
-                <w:sz w:val="18"/>
-                <w:szCs w:val="18"/>
+                <w:szCs w:val="24"/>
               </w:rPr>
             </w:pPr>
           </w:p>
@@ -5305,8 +5238,7 @@
               <w:jc w:val="left"/>
               <w:rPr>
                 <w:rFonts w:cs="Times New Roman"/>
-                <w:sz w:val="18"/>
-                <w:szCs w:val="18"/>
+                <w:szCs w:val="24"/>
               </w:rPr>
             </w:pPr>
           </w:p>
@@ -5316,8 +5248,7 @@
               <w:jc w:val="left"/>
               <w:rPr>
                 <w:rFonts w:cs="Times New Roman"/>
-                <w:sz w:val="18"/>
-                <w:szCs w:val="18"/>
+                <w:szCs w:val="24"/>
               </w:rPr>
             </w:pPr>
             <w:r>
@@ -5327,16 +5258,14 @@
                 <w:bCs/>
                 <w:i/>
                 <w:iCs/>
-                <w:sz w:val="18"/>
-                <w:szCs w:val="18"/>
+                <w:szCs w:val="24"/>
               </w:rPr>
               <w:t>Classifier</w:t>
             </w:r>
             <w:r>
               <w:rPr>
                 <w:rFonts w:cs="Times New Roman"/>
-                <w:sz w:val="18"/>
-                <w:szCs w:val="18"/>
+                <w:szCs w:val="24"/>
               </w:rPr>
               <w:t xml:space="preserve">: </w:t>
             </w:r>
@@ -5346,8 +5275,9 @@
               <w:jc w:val="left"/>
               <w:rPr>
                 <w:rFonts w:cs="Times New Roman"/>
-                <w:sz w:val="18"/>
-                <w:szCs w:val="18"/>
+                <w:b/>
+                <w:bCs/>
+                <w:szCs w:val="24"/>
               </w:rPr>
             </w:pPr>
             <w:r>
@@ -5355,78 +5285,16 @@
                 <w:rFonts w:cs="Times New Roman"/>
                 <w:i/>
                 <w:iCs/>
-                <w:sz w:val="18"/>
-                <w:szCs w:val="18"/>
+                <w:szCs w:val="24"/>
               </w:rPr>
               <w:t>Random Forest</w:t>
             </w:r>
             <w:r>
               <w:rPr>
                 <w:rFonts w:cs="Times New Roman"/>
-                <w:sz w:val="18"/>
-                <w:szCs w:val="18"/>
+                <w:szCs w:val="24"/>
               </w:rPr>
               <w:t xml:space="preserve"> </w:t>
-            </w:r>
-          </w:p>
-          <w:p>
-            <w:pPr>
-              <w:jc w:val="left"/>
-              <w:rPr>
-                <w:rFonts w:cs="Times New Roman"/>
-                <w:b/>
-                <w:bCs/>
-                <w:sz w:val="18"/>
-                <w:szCs w:val="18"/>
-              </w:rPr>
-            </w:pPr>
-            <w:r>
-              <w:rPr>
-                <w:rFonts w:cs="Times New Roman"/>
-                <w:sz w:val="18"/>
-                <w:szCs w:val="18"/>
-              </w:rPr>
-              <w:t>(</w:t>
-            </w:r>
-            <w:proofErr w:type="spellStart"/>
-            <w:r>
-              <w:rPr>
-                <w:rFonts w:cs="Times New Roman"/>
-                <w:i/>
-                <w:iCs/>
-                <w:sz w:val="18"/>
-                <w:szCs w:val="18"/>
-              </w:rPr>
-              <w:t>n_trees</w:t>
-            </w:r>
-            <w:proofErr w:type="spellEnd"/>
-            <w:r>
-              <w:rPr>
-                <w:rFonts w:cs="Times New Roman"/>
-                <w:i/>
-                <w:iCs/>
-                <w:sz w:val="18"/>
-                <w:szCs w:val="18"/>
-              </w:rPr>
-              <w:t xml:space="preserve"> = </w:t>
-            </w:r>
-            <w:r>
-              <w:rPr>
-                <w:rFonts w:cs="Times New Roman"/>
-                <w:i/>
-                <w:iCs/>
-                <w:sz w:val="18"/>
-                <w:szCs w:val="18"/>
-              </w:rPr>
-              <w:t>100, criterion = gini</w:t>
-            </w:r>
-            <w:r>
-              <w:rPr>
-                <w:rFonts w:cs="Times New Roman"/>
-                <w:sz w:val="18"/>
-                <w:szCs w:val="18"/>
-              </w:rPr>
-              <w:t>)</w:t>
             </w:r>
           </w:p>
         </w:tc>
@@ -5441,8 +5309,7 @@
                 <w:rFonts w:cs="Times New Roman"/>
                 <w:b/>
                 <w:bCs/>
-                <w:sz w:val="20"/>
-                <w:szCs w:val="20"/>
+                <w:szCs w:val="24"/>
               </w:rPr>
             </w:pPr>
             <w:r>
@@ -5450,8 +5317,7 @@
                 <w:rFonts w:cs="Times New Roman"/>
                 <w:b/>
                 <w:bCs/>
-                <w:sz w:val="20"/>
-                <w:szCs w:val="20"/>
+                <w:szCs w:val="24"/>
               </w:rPr>
               <w:t>Aspek Ekonomis</w:t>
             </w:r>
@@ -5461,8 +5327,7 @@
               <w:spacing w:line="480" w:lineRule="auto"/>
               <w:rPr>
                 <w:rFonts w:cs="Times New Roman"/>
-                <w:sz w:val="20"/>
-                <w:szCs w:val="20"/>
+                <w:szCs w:val="24"/>
               </w:rPr>
             </w:pPr>
           </w:p>
@@ -5473,8 +5338,7 @@
                 <w:rFonts w:cs="Times New Roman"/>
                 <w:b/>
                 <w:bCs/>
-                <w:sz w:val="20"/>
-                <w:szCs w:val="20"/>
+                <w:szCs w:val="24"/>
               </w:rPr>
             </w:pPr>
             <w:r>
@@ -5482,8 +5346,7 @@
                 <w:rFonts w:cs="Times New Roman"/>
                 <w:b/>
                 <w:bCs/>
-                <w:sz w:val="20"/>
-                <w:szCs w:val="20"/>
+                <w:szCs w:val="24"/>
               </w:rPr>
               <w:t>Aspek Manufrakturabilitas</w:t>
             </w:r>
@@ -5493,10 +5356,16 @@
               <w:spacing w:line="480" w:lineRule="auto"/>
               <w:rPr>
                 <w:rFonts w:cs="Times New Roman"/>
-                <w:sz w:val="20"/>
-                <w:szCs w:val="20"/>
+                <w:szCs w:val="24"/>
               </w:rPr>
             </w:pPr>
+            <w:r>
+              <w:rPr>
+                <w:rFonts w:cs="Times New Roman"/>
+                <w:szCs w:val="24"/>
+              </w:rPr>
+              <w:t>Selama proses pelatihan, Random Forest memerlukan memori</w:t>
+            </w:r>
           </w:p>
           <w:p>
             <w:pPr>
@@ -5505,8 +5374,7 @@
                 <w:rFonts w:cs="Times New Roman"/>
                 <w:b/>
                 <w:bCs/>
-                <w:sz w:val="20"/>
-                <w:szCs w:val="20"/>
+                <w:szCs w:val="24"/>
               </w:rPr>
             </w:pPr>
             <w:r>
@@ -5514,8 +5382,7 @@
                 <w:rFonts w:cs="Times New Roman"/>
                 <w:b/>
                 <w:bCs/>
-                <w:sz w:val="20"/>
-                <w:szCs w:val="20"/>
+                <w:szCs w:val="24"/>
               </w:rPr>
               <w:t>Aspek Sustainbilitas</w:t>
             </w:r>
@@ -5525,10 +5392,7 @@
               <w:spacing w:line="480" w:lineRule="auto"/>
               <w:rPr>
                 <w:rFonts w:cs="Times New Roman"/>
-                <w:b/>
-                <w:bCs/>
-                <w:sz w:val="20"/>
-                <w:szCs w:val="20"/>
+                <w:szCs w:val="24"/>
               </w:rPr>
             </w:pPr>
           </w:p>
@@ -5666,45 +5530,6 @@
       </w:r>
       <w:r>
         <w:t xml:space="preserve"> yang dapat diterapkan dalam pengembangan sistem irigasi tanaman yang memanfaatkan kecerdasan buatan. </w:t>
-      </w:r>
-    </w:p>
-    <w:p>
-      <w:pPr>
-        <w:spacing w:after="0" w:line="480" w:lineRule="auto"/>
-        <w:ind w:firstLine="567"/>
-      </w:pPr>
-      <w:r>
-        <w:t xml:space="preserve">Berdasarkan analisis solusi metode </w:t>
-      </w:r>
-      <w:r>
-        <w:rPr>
-          <w:i/>
-          <w:iCs/>
-        </w:rPr>
-        <w:t>Random Forest</w:t>
-      </w:r>
-      <w:r>
-        <w:t xml:space="preserve"> menghasilkan akurasi lebih baik dari </w:t>
-      </w:r>
-      <w:r>
-        <w:rPr>
-          <w:i/>
-          <w:iCs/>
-        </w:rPr>
-        <w:t>K-Nearest Neighbors</w:t>
-      </w:r>
-      <w:r>
-        <w:t xml:space="preserve"> dan </w:t>
-      </w:r>
-      <w:r>
-        <w:rPr>
-          <w:i/>
-          <w:iCs/>
-        </w:rPr>
-        <w:t>Support Vector Machine</w:t>
-      </w:r>
-      <w:r>
-        <w:t xml:space="preserve">. </w:t>
       </w:r>
     </w:p>
     <w:p>

--- a/PROPOSAL TUGAS AKHIR.docx
+++ b/PROPOSAL TUGAS AKHIR.docx
@@ -630,7 +630,7 @@
     </w:p>
     <w:tbl>
       <w:tblPr>
-        <w:tblStyle w:val="KisiTabel"/>
+        <w:tblStyle w:val="TableGrid"/>
         <w:tblW w:w="8359" w:type="dxa"/>
         <w:jc w:val="center"/>
         <w:tblBorders>
@@ -990,6 +990,7 @@
           <w:b/>
           <w:bCs w:val="0"/>
         </w:rPr>
+        <w:lastRenderedPageBreak/>
         <w:t>KATA PENGANTAR</w:t>
       </w:r>
       <w:bookmarkEnd w:id="2"/>
@@ -1073,7 +1074,7 @@
     </w:p>
     <w:p>
       <w:pPr>
-        <w:pStyle w:val="DaftarParagraf"/>
+        <w:pStyle w:val="ListParagraph"/>
         <w:numPr>
           <w:ilvl w:val="0"/>
           <w:numId w:val="1"/>
@@ -1095,7 +1096,7 @@
     </w:p>
     <w:p>
       <w:pPr>
-        <w:pStyle w:val="DaftarParagraf"/>
+        <w:pStyle w:val="ListParagraph"/>
         <w:numPr>
           <w:ilvl w:val="0"/>
           <w:numId w:val="1"/>
@@ -1117,7 +1118,7 @@
     </w:p>
     <w:p>
       <w:pPr>
-        <w:pStyle w:val="DaftarParagraf"/>
+        <w:pStyle w:val="ListParagraph"/>
         <w:numPr>
           <w:ilvl w:val="0"/>
           <w:numId w:val="1"/>
@@ -1139,7 +1140,7 @@
     </w:p>
     <w:p>
       <w:pPr>
-        <w:pStyle w:val="DaftarParagraf"/>
+        <w:pStyle w:val="ListParagraph"/>
         <w:numPr>
           <w:ilvl w:val="0"/>
           <w:numId w:val="1"/>
@@ -1161,7 +1162,7 @@
     </w:p>
     <w:p>
       <w:pPr>
-        <w:pStyle w:val="DaftarParagraf"/>
+        <w:pStyle w:val="ListParagraph"/>
         <w:numPr>
           <w:ilvl w:val="0"/>
           <w:numId w:val="1"/>
@@ -1183,7 +1184,7 @@
     </w:p>
     <w:p>
       <w:pPr>
-        <w:pStyle w:val="DaftarParagraf"/>
+        <w:pStyle w:val="ListParagraph"/>
         <w:numPr>
           <w:ilvl w:val="0"/>
           <w:numId w:val="1"/>
@@ -1237,7 +1238,7 @@
     </w:p>
     <w:p>
       <w:pPr>
-        <w:pStyle w:val="DaftarParagraf"/>
+        <w:pStyle w:val="ListParagraph"/>
         <w:numPr>
           <w:ilvl w:val="0"/>
           <w:numId w:val="1"/>
@@ -1259,7 +1260,7 @@
     </w:p>
     <w:p>
       <w:pPr>
-        <w:pStyle w:val="DaftarParagraf"/>
+        <w:pStyle w:val="ListParagraph"/>
         <w:numPr>
           <w:ilvl w:val="0"/>
           <w:numId w:val="1"/>
@@ -1281,7 +1282,7 @@
     </w:p>
     <w:p>
       <w:pPr>
-        <w:pStyle w:val="DaftarParagraf"/>
+        <w:pStyle w:val="ListParagraph"/>
         <w:numPr>
           <w:ilvl w:val="0"/>
           <w:numId w:val="1"/>
@@ -1356,7 +1357,7 @@
     </w:p>
     <w:p>
       <w:pPr>
-        <w:pStyle w:val="DaftarParagraf"/>
+        <w:pStyle w:val="ListParagraph"/>
         <w:numPr>
           <w:ilvl w:val="0"/>
           <w:numId w:val="1"/>
@@ -1399,7 +1400,7 @@
     </w:p>
     <w:p>
       <w:pPr>
-        <w:pStyle w:val="DaftarParagraf"/>
+        <w:pStyle w:val="ListParagraph"/>
         <w:numPr>
           <w:ilvl w:val="0"/>
           <w:numId w:val="1"/>
@@ -1416,12 +1417,13 @@
           <w:rFonts w:cs="Times New Roman"/>
           <w:szCs w:val="24"/>
         </w:rPr>
+        <w:lastRenderedPageBreak/>
         <w:t>Keluarga dan teman-teman yang telah memberikan dukungan dan saran selama proses pengerjaan tugas akhir.</w:t>
       </w:r>
     </w:p>
     <w:p>
       <w:pPr>
-        <w:pStyle w:val="DaftarParagraf"/>
+        <w:pStyle w:val="ListParagraph"/>
         <w:numPr>
           <w:ilvl w:val="0"/>
           <w:numId w:val="1"/>
@@ -1498,7 +1500,7 @@
     </w:p>
     <w:tbl>
       <w:tblPr>
-        <w:tblStyle w:val="KisiTabel"/>
+        <w:tblStyle w:val="TableGrid"/>
         <w:tblW w:w="0" w:type="auto"/>
         <w:tblBorders>
           <w:top w:val="none" w:sz="0" w:space="0" w:color="auto"/>
@@ -1692,6 +1694,7 @@
           <w:b/>
           <w:bCs w:val="0"/>
         </w:rPr>
+        <w:lastRenderedPageBreak/>
         <w:t>DAFTAR ISI</w:t>
       </w:r>
       <w:bookmarkEnd w:id="8"/>
@@ -1883,6 +1886,7 @@
           <w:b/>
           <w:bCs w:val="0"/>
         </w:rPr>
+        <w:lastRenderedPageBreak/>
         <w:t>DAFTAR TABEL</w:t>
       </w:r>
       <w:bookmarkEnd w:id="11"/>
@@ -1892,7 +1896,7 @@
     <w:p/>
     <w:p>
       <w:pPr>
-        <w:pStyle w:val="TabelGambar"/>
+        <w:pStyle w:val="TableofFigures"/>
         <w:tabs>
           <w:tab w:val="right" w:leader="dot" w:pos="7927"/>
         </w:tabs>
@@ -1975,7 +1979,7 @@
     </w:p>
     <w:p>
       <w:pPr>
-        <w:pStyle w:val="TabelGambar"/>
+        <w:pStyle w:val="TableofFigures"/>
         <w:tabs>
           <w:tab w:val="right" w:leader="dot" w:pos="7927"/>
         </w:tabs>
@@ -2037,7 +2041,7 @@
     </w:p>
     <w:p>
       <w:pPr>
-        <w:pStyle w:val="TabelGambar"/>
+        <w:pStyle w:val="TableofFigures"/>
         <w:tabs>
           <w:tab w:val="right" w:leader="dot" w:pos="7927"/>
         </w:tabs>
@@ -2099,7 +2103,7 @@
     </w:p>
     <w:p>
       <w:pPr>
-        <w:pStyle w:val="TabelGambar"/>
+        <w:pStyle w:val="TableofFigures"/>
         <w:tabs>
           <w:tab w:val="right" w:leader="dot" w:pos="7927"/>
         </w:tabs>
@@ -2161,7 +2165,7 @@
     </w:p>
     <w:p>
       <w:pPr>
-        <w:pStyle w:val="TabelGambar"/>
+        <w:pStyle w:val="TableofFigures"/>
         <w:tabs>
           <w:tab w:val="right" w:leader="dot" w:pos="7927"/>
         </w:tabs>
@@ -2405,7 +2409,7 @@
     <w:p/>
     <w:p>
       <w:pPr>
-        <w:pStyle w:val="TabelGambar"/>
+        <w:pStyle w:val="TableofFigures"/>
         <w:tabs>
           <w:tab w:val="right" w:leader="dot" w:pos="7927"/>
         </w:tabs>
@@ -2490,7 +2494,7 @@
     </w:p>
     <w:p>
       <w:pPr>
-        <w:pStyle w:val="TabelGambar"/>
+        <w:pStyle w:val="TableofFigures"/>
         <w:tabs>
           <w:tab w:val="right" w:leader="dot" w:pos="7927"/>
         </w:tabs>
@@ -2554,7 +2558,7 @@
     </w:p>
     <w:p>
       <w:pPr>
-        <w:pStyle w:val="TabelGambar"/>
+        <w:pStyle w:val="TableofFigures"/>
         <w:tabs>
           <w:tab w:val="right" w:leader="dot" w:pos="7927"/>
         </w:tabs>
@@ -2722,7 +2726,7 @@
     </w:p>
     <w:p>
       <w:pPr>
-        <w:pStyle w:val="Judul1"/>
+        <w:pStyle w:val="Heading1"/>
         <w:spacing w:line="480" w:lineRule="auto"/>
         <w:jc w:val="center"/>
         <w:rPr>
@@ -2743,6 +2747,7 @@
           <w:bCs/>
           <w:szCs w:val="24"/>
         </w:rPr>
+        <w:lastRenderedPageBreak/>
         <w:t>BAB I</w:t>
       </w:r>
       <w:r>
@@ -2770,7 +2775,7 @@
     </w:p>
     <w:p>
       <w:pPr>
-        <w:pStyle w:val="Judul1"/>
+        <w:pStyle w:val="Heading1"/>
         <w:numPr>
           <w:ilvl w:val="0"/>
           <w:numId w:val="2"/>
@@ -2927,6 +2932,7 @@
         <w:ind w:firstLine="567"/>
       </w:pPr>
       <w:r>
+        <w:lastRenderedPageBreak/>
         <w:t>Berbagai elemen dapat memengaruhi kondisi ini, di antaranya adalah curah hujan, tipe tanah, dan tingkat evapotranspirasi (Hermanto, 2023). Proses evapotranspirasi terdiri dari dua komponen utama, yaitu evaporasi, yang merupakan perubahan air menjadi uap, dan transpirasi, yang mengacu pada penguapan air dari permukaan tanah (Sofia, 2023). Tingkat evapotranspirasi sangat dipengaruhi oleh faktor-faktor iklim serta jenis tanaman yang ada (</w:t>
       </w:r>
       <w:proofErr w:type="spellStart"/>
@@ -2995,7 +3001,11 @@
         <w:t xml:space="preserve">kesulitan dalam memprediksi kelembaban tanah secara akurat akibat perubahan cuaca yang mendadak (Ningrum, 2023). </w:t>
       </w:r>
       <w:r>
-        <w:t>Hal ini disebabkan oleh metode pengukuran yang masih dilakukan secara visual dengan menggunakan alat sederhana, yang tidak mampu memberikan data secara real</w:t>
+        <w:t xml:space="preserve">Hal ini disebabkan oleh metode pengukuran yang </w:t>
+      </w:r>
+      <w:r>
+        <w:lastRenderedPageBreak/>
+        <w:t>masih dilakukan secara visual dengan menggunakan alat sederhana, yang tidak mampu memberikan data secara real</w:t>
       </w:r>
       <w:r>
         <w:t>-</w:t>
@@ -3066,7 +3076,11 @@
         <w:ind w:firstLine="567"/>
       </w:pPr>
       <w:r>
-        <w:t xml:space="preserve">Hasil wawancara dengan Kemas Muhammad Ridhuan, selaku penyuluh pertanian di UPTD Balai Pengembangan Dan Produksi Benih Tanaman Pangan Dan Hortikultura mengungkapkan bahwa petani sering menghadapi tantangan dalam memantau musim dan kelembaban tanah secara manual, yang tidak efisien dan bergantung pada fisik. Ketergantungan pada metode tradisional ini sering kali mengakibatkan kegagalan panen dan krisis ekonomi, terutama di bahwa pengaruh fenomena seperti El Nino, yang memperburuk efisiensi dan akurasi dalam pengelolaan tanaman. </w:t>
+        <w:t xml:space="preserve">Hasil wawancara dengan Kemas Muhammad Ridhuan, selaku penyuluh pertanian di UPTD Balai Pengembangan Dan Produksi Benih Tanaman Pangan Dan </w:t>
+      </w:r>
+      <w:r>
+        <w:lastRenderedPageBreak/>
+        <w:t xml:space="preserve">Hortikultura mengungkapkan bahwa petani sering menghadapi tantangan dalam memantau musim dan kelembaban tanah secara manual, yang tidak efisien dan bergantung pada fisik. Ketergantungan pada metode tradisional ini sering kali mengakibatkan kegagalan panen dan krisis ekonomi, terutama di bahwa pengaruh fenomena seperti El Nino, yang memperburuk efisiensi dan akurasi dalam pengelolaan tanaman. </w:t>
       </w:r>
     </w:p>
     <w:p>
@@ -3117,7 +3131,11 @@
         <w:t>Internet of Things</w:t>
       </w:r>
       <w:r>
-        <w:t xml:space="preserve"> dan kecerdasan buatan memberikan dampak yang signifikan pada berbagai sektor pertanian. Salah satu teknologi yang diimplementasikan dalam bidang pertanian adalah </w:t>
+        <w:t xml:space="preserve"> dan kecerdasan buatan memberikan dampak yang signifikan pada berbagai sektor </w:t>
+      </w:r>
+      <w:r>
+        <w:lastRenderedPageBreak/>
+        <w:t xml:space="preserve">pertanian. Salah satu teknologi yang diimplementasikan dalam bidang pertanian adalah </w:t>
       </w:r>
       <w:r>
         <w:rPr>
@@ -3335,7 +3353,11 @@
         <w:t>Machine Learning</w:t>
       </w:r>
       <w:r>
-        <w:t xml:space="preserve"> memberikan keuntungan signifikan bagi para petani. Sistem ini memungkinkan pemantauan, pengendalian, dan perencanaan irigasi yang lebih efisien dalam waktu, tenaga, dan sumber daya manusia</w:t>
+        <w:t xml:space="preserve"> memberikan </w:t>
+      </w:r>
+      <w:r>
+        <w:lastRenderedPageBreak/>
+        <w:t>keuntungan signifikan bagi para petani. Sistem ini memungkinkan pemantauan, pengendalian, dan perencanaan irigasi yang lebih efisien dalam waktu, tenaga, dan sumber daya manusia</w:t>
       </w:r>
       <w:r>
         <w:t xml:space="preserve">, serta berpotensi mengurangi biaya dan penggunaan air, dan meningkatkan hasil panen. Dengan demikian, penulis tertarik untuk merancang </w:t>
@@ -3349,7 +3371,7 @@
     </w:p>
     <w:p>
       <w:pPr>
-        <w:pStyle w:val="Judul1"/>
+        <w:pStyle w:val="Heading1"/>
         <w:numPr>
           <w:ilvl w:val="0"/>
           <w:numId w:val="2"/>
@@ -3393,7 +3415,7 @@
     </w:p>
     <w:p>
       <w:pPr>
-        <w:pStyle w:val="Judul1"/>
+        <w:pStyle w:val="Heading1"/>
         <w:numPr>
           <w:ilvl w:val="0"/>
           <w:numId w:val="2"/>
@@ -3412,7 +3434,7 @@
     </w:p>
     <w:p>
       <w:pPr>
-        <w:pStyle w:val="Judul2"/>
+        <w:pStyle w:val="Heading2"/>
         <w:numPr>
           <w:ilvl w:val="0"/>
           <w:numId w:val="3"/>
@@ -3441,7 +3463,7 @@
     </w:p>
     <w:p>
       <w:pPr>
-        <w:pStyle w:val="Judul2"/>
+        <w:pStyle w:val="Heading2"/>
         <w:numPr>
           <w:ilvl w:val="0"/>
           <w:numId w:val="3"/>
@@ -3477,7 +3499,7 @@
     </w:p>
     <w:p>
       <w:pPr>
-        <w:pStyle w:val="Judul2"/>
+        <w:pStyle w:val="Heading2"/>
         <w:numPr>
           <w:ilvl w:val="0"/>
           <w:numId w:val="3"/>
@@ -3510,7 +3532,7 @@
     </w:p>
     <w:p>
       <w:pPr>
-        <w:pStyle w:val="Judul1"/>
+        <w:pStyle w:val="Heading1"/>
         <w:numPr>
           <w:ilvl w:val="0"/>
           <w:numId w:val="2"/>
@@ -3520,6 +3542,7 @@
       </w:pPr>
       <w:bookmarkStart w:id="36" w:name="_Toc178662373"/>
       <w:r>
+        <w:lastRenderedPageBreak/>
         <w:t>Analisis Terhadap Karakteristik Solusi</w:t>
       </w:r>
       <w:bookmarkEnd w:id="36"/>
@@ -3532,7 +3555,7 @@
     </w:p>
     <w:p>
       <w:pPr>
-        <w:pStyle w:val="Judul1"/>
+        <w:pStyle w:val="Heading1"/>
         <w:numPr>
           <w:ilvl w:val="0"/>
           <w:numId w:val="2"/>
@@ -3554,7 +3577,7 @@
     </w:p>
     <w:p>
       <w:pPr>
-        <w:pStyle w:val="Judul1"/>
+        <w:pStyle w:val="Heading1"/>
         <w:numPr>
           <w:ilvl w:val="0"/>
           <w:numId w:val="2"/>
@@ -3655,7 +3678,7 @@
     </w:p>
     <w:p>
       <w:pPr>
-        <w:pStyle w:val="Judul1"/>
+        <w:pStyle w:val="Heading1"/>
         <w:numPr>
           <w:ilvl w:val="0"/>
           <w:numId w:val="2"/>
@@ -3746,7 +3769,7 @@
     </w:p>
     <w:p>
       <w:pPr>
-        <w:pStyle w:val="Judul1"/>
+        <w:pStyle w:val="Heading1"/>
         <w:spacing w:line="480" w:lineRule="auto"/>
         <w:jc w:val="center"/>
         <w:rPr>
@@ -3763,6 +3786,7 @@
           <w:bCs/>
           <w:szCs w:val="24"/>
         </w:rPr>
+        <w:lastRenderedPageBreak/>
         <w:t>BAB II</w:t>
       </w:r>
       <w:r>
@@ -3779,7 +3803,7 @@
     </w:p>
     <w:p>
       <w:pPr>
-        <w:pStyle w:val="Judul1"/>
+        <w:pStyle w:val="Heading1"/>
         <w:numPr>
           <w:ilvl w:val="0"/>
           <w:numId w:val="7"/>
@@ -3800,7 +3824,7 @@
     </w:p>
     <w:p>
       <w:pPr>
-        <w:pStyle w:val="Judul2"/>
+        <w:pStyle w:val="Heading2"/>
         <w:numPr>
           <w:ilvl w:val="0"/>
           <w:numId w:val="8"/>
@@ -4066,7 +4090,7 @@
     </w:p>
     <w:p>
       <w:pPr>
-        <w:pStyle w:val="Judul2"/>
+        <w:pStyle w:val="Heading2"/>
         <w:numPr>
           <w:ilvl w:val="0"/>
           <w:numId w:val="8"/>
@@ -4084,6 +4108,7 @@
           <w:b/>
           <w:bCs/>
         </w:rPr>
+        <w:lastRenderedPageBreak/>
         <w:t>S</w:t>
       </w:r>
       <w:r>
@@ -4324,43 +4349,7 @@
     </w:p>
     <w:p>
       <w:pPr>
-        <w:spacing w:after="0" w:line="480" w:lineRule="auto"/>
-        <w:ind w:firstLine="567"/>
-        <w:rPr>
-          <w:rFonts w:eastAsiaTheme="minorEastAsia"/>
-        </w:rPr>
-      </w:pPr>
-    </w:p>
-    <w:p>
-      <w:pPr>
-        <w:spacing w:after="0" w:line="480" w:lineRule="auto"/>
-        <w:ind w:firstLine="567"/>
-        <w:rPr>
-          <w:rFonts w:eastAsiaTheme="minorEastAsia"/>
-        </w:rPr>
-      </w:pPr>
-    </w:p>
-    <w:p>
-      <w:pPr>
-        <w:spacing w:after="0" w:line="480" w:lineRule="auto"/>
-        <w:ind w:firstLine="567"/>
-        <w:rPr>
-          <w:rFonts w:eastAsiaTheme="minorEastAsia"/>
-        </w:rPr>
-      </w:pPr>
-    </w:p>
-    <w:p>
-      <w:pPr>
-        <w:spacing w:after="0" w:line="480" w:lineRule="auto"/>
-        <w:ind w:firstLine="567"/>
-        <w:rPr>
-          <w:rFonts w:cs="Times New Roman"/>
-        </w:rPr>
-      </w:pPr>
-    </w:p>
-    <w:p>
-      <w:pPr>
-        <w:pStyle w:val="Judul2"/>
+        <w:pStyle w:val="Heading2"/>
         <w:numPr>
           <w:ilvl w:val="0"/>
           <w:numId w:val="8"/>
@@ -4391,7 +4380,14 @@
         <w:ind w:firstLine="567"/>
       </w:pPr>
       <w:r>
-        <w:t>Solusi ketiga adalah menggunakan Random Forest</w:t>
+        <w:t xml:space="preserve">Solusi ketiga adalah menggunakan </w:t>
+      </w:r>
+      <w:r>
+        <w:rPr>
+          <w:i/>
+          <w:iCs/>
+        </w:rPr>
+        <w:t>Random Forest</w:t>
       </w:r>
       <w:r>
         <w:t xml:space="preserve"> (RF)</w:t>
@@ -4400,7 +4396,17 @@
         <w:t xml:space="preserve"> </w:t>
       </w:r>
       <w:r>
-        <w:t xml:space="preserve">adalah metode ensemble yang </w:t>
+        <w:t xml:space="preserve">adalah metode </w:t>
+      </w:r>
+      <w:r>
+        <w:rPr>
+          <w:i/>
+          <w:iCs/>
+        </w:rPr>
+        <w:t>ensemble</w:t>
+      </w:r>
+      <w:r>
+        <w:t xml:space="preserve"> yang </w:t>
       </w:r>
       <w:r>
         <w:t xml:space="preserve">menggabungkan sejumlah pohon keputusan untuk klasifikasi atau regresi. </w:t>
@@ -4410,11 +4416,25 @@
       </w:r>
       <w:proofErr w:type="spellStart"/>
       <w:r>
+        <w:rPr>
+          <w:i/>
+          <w:iCs/>
+        </w:rPr>
         <w:t>bagging</w:t>
       </w:r>
       <w:proofErr w:type="spellEnd"/>
       <w:r>
-        <w:t xml:space="preserve"> (bootstrap sampling) dan pemilihan fitur secara acak </w:t>
+        <w:t xml:space="preserve"> (</w:t>
+      </w:r>
+      <w:r>
+        <w:rPr>
+          <w:i/>
+          <w:iCs/>
+        </w:rPr>
+        <w:t>bootstrap sampling</w:t>
+      </w:r>
+      <w:r>
+        <w:t xml:space="preserve">) dan pemilihan fitur secara acak </w:t>
       </w:r>
       <w:r>
         <w:t>pada setiap pemisahan simpul</w:t>
@@ -4441,7 +4461,17 @@
         <w:t xml:space="preserve">Kombinasi </w:t>
       </w:r>
       <w:r>
-        <w:t>ini memungkinkan RF meningkatkan variasi, mengurangi korelasi antar pohon, sehingga dapat mengurangi overfitting dan meningkatkan kemampuan generalisasi dengan akurasi tinggi</w:t>
+        <w:t xml:space="preserve">ini memungkinkan RF meningkatkan variasi, mengurangi korelasi antar pohon, sehingga dapat mengurangi </w:t>
+      </w:r>
+      <w:r>
+        <w:rPr>
+          <w:i/>
+          <w:iCs/>
+        </w:rPr>
+        <w:t>overfitting</w:t>
+      </w:r>
+      <w:r>
+        <w:t xml:space="preserve"> dan meningkatkan kemampuan generalisasi dengan akurasi tinggi</w:t>
       </w:r>
       <w:r>
         <w:t xml:space="preserve"> </w:t>
@@ -4466,34 +4496,885 @@
         <w:spacing w:after="0" w:line="480" w:lineRule="auto"/>
         <w:ind w:firstLine="567"/>
       </w:pPr>
+      <w:r>
+        <w:t xml:space="preserve">Metode RF dapat menangani fitur kategoris dengan baik, serta efektif dalam mengelola data </w:t>
+      </w:r>
+      <w:r>
+        <w:t>berdimensi</w:t>
+      </w:r>
+      <w:r>
+        <w:t xml:space="preserve"> tinggi dan jumlah sampel yang besar dengan menerapkan </w:t>
+      </w:r>
+      <w:r>
+        <w:t>pemrosesan paralel</w:t>
+      </w:r>
+      <w:r>
+        <w:t xml:space="preserve">. Selain itu, RF tahan terhadap </w:t>
+      </w:r>
+      <w:r>
+        <w:rPr>
+          <w:i/>
+          <w:iCs/>
+        </w:rPr>
+        <w:t>outlier</w:t>
+      </w:r>
+      <w:r>
+        <w:t xml:space="preserve"> dan </w:t>
+      </w:r>
+      <w:r>
+        <w:rPr>
+          <w:i/>
+          <w:iCs/>
+        </w:rPr>
+        <w:t>noise</w:t>
+      </w:r>
+      <w:r>
+        <w:t xml:space="preserve">, serta mampu </w:t>
+      </w:r>
+      <w:r>
+        <w:t>menangani</w:t>
+      </w:r>
+      <w:r>
+        <w:t xml:space="preserve"> data</w:t>
+      </w:r>
+      <w:r>
+        <w:t xml:space="preserve"> </w:t>
+      </w:r>
+      <w:proofErr w:type="spellStart"/>
+      <w:r>
+        <w:rPr>
+          <w:i/>
+          <w:iCs/>
+        </w:rPr>
+        <w:t>imbalanced</w:t>
+      </w:r>
+      <w:proofErr w:type="spellEnd"/>
+      <w:r>
+        <w:t xml:space="preserve"> </w:t>
+      </w:r>
+      <w:r>
+        <w:t>dengan cukup baik (</w:t>
+      </w:r>
+      <w:proofErr w:type="spellStart"/>
+      <w:r>
+        <w:t>Ayabe</w:t>
+      </w:r>
+      <w:proofErr w:type="spellEnd"/>
+      <w:r>
+        <w:t>, 2020).</w:t>
+      </w:r>
     </w:p>
     <w:p>
       <w:pPr>
         <w:spacing w:after="0" w:line="480" w:lineRule="auto"/>
         <w:ind w:firstLine="567"/>
       </w:pPr>
+      <w:r>
+        <w:lastRenderedPageBreak/>
+        <w:t>Namun, metode ini memerlukan biaya komputasi yang signifikan, dan waktu pemrosesan pelatihan cenderung meningkat karena harus membangun banyak pohon keputusan, terutama dengan dataset yang besar. Meskipun pemrosesan paralel dapat mempercepat waktu komputasi, hal ini tetap dapat membebani CPU, yang</w:t>
+      </w:r>
+      <w:r>
+        <w:t xml:space="preserve"> dapat </w:t>
+      </w:r>
+      <w:r>
+        <w:t>meningkatnya biaya komputasi secara keseluruhan</w:t>
+      </w:r>
+      <w:r>
+        <w:t xml:space="preserve">. </w:t>
+      </w:r>
+      <w:r>
+        <w:t>Kebutuhan komputasi dapat dikurangi dengan mengatur jumlah pohon, ke dalam maksimal pohon, dan minimal sampel untuk pemisahan</w:t>
+      </w:r>
+      <w:r>
+        <w:t xml:space="preserve"> (</w:t>
+      </w:r>
+      <w:proofErr w:type="spellStart"/>
+      <w:r>
+        <w:t>Zhu</w:t>
+      </w:r>
+      <w:proofErr w:type="spellEnd"/>
+      <w:r>
+        <w:t>, 2020).</w:t>
+      </w:r>
     </w:p>
     <w:p>
       <w:pPr>
         <w:spacing w:after="0" w:line="480" w:lineRule="auto"/>
         <w:ind w:firstLine="567"/>
       </w:pPr>
+      <w:r>
+        <w:t>Dalam metode Random Forest, penentuan akhir klasifikasi dapat dilakukan dengan menggunakan nilai Gini indeks sebagai kriteria untuk menentukan simpul pemisah (</w:t>
+      </w:r>
+      <w:proofErr w:type="spellStart"/>
+      <w:r>
+        <w:t>split</w:t>
+      </w:r>
+      <w:proofErr w:type="spellEnd"/>
+      <w:r>
+        <w:t>) yang akan dijadikan akar (</w:t>
+      </w:r>
+      <w:proofErr w:type="spellStart"/>
+      <w:r>
+        <w:t>root</w:t>
+      </w:r>
+      <w:proofErr w:type="spellEnd"/>
+      <w:r>
+        <w:t>) dan simpul (node) dalam proses pembentukan pohon keputusan (Lestari, 2023). Perhitungan Gini indeks dan pemisahan untuk klasifikasi dilakukan menggunakan persamaan (3.1) dan (3.2)</w:t>
+      </w:r>
+      <w:r>
+        <w:t>.</w:t>
+      </w:r>
+    </w:p>
+    <w:p>
+      <w:pPr>
+        <w:spacing w:after="0" w:line="480" w:lineRule="auto"/>
+        <w:jc w:val="center"/>
+        <w:rPr>
+          <w:rFonts w:eastAsiaTheme="minorEastAsia"/>
+        </w:rPr>
+      </w:pPr>
+      <m:oMath>
+        <m:r>
+          <w:rPr>
+            <w:rFonts w:ascii="Cambria Math" w:hAnsi="Cambria Math"/>
+          </w:rPr>
+          <m:t xml:space="preserve">Gini Index </m:t>
+        </m:r>
+        <m:d>
+          <m:dPr>
+            <m:ctrlPr>
+              <w:rPr>
+                <w:rFonts w:ascii="Cambria Math" w:hAnsi="Cambria Math"/>
+                <w:i/>
+              </w:rPr>
+            </m:ctrlPr>
+          </m:dPr>
+          <m:e>
+            <m:r>
+              <w:rPr>
+                <w:rFonts w:ascii="Cambria Math" w:hAnsi="Cambria Math"/>
+              </w:rPr>
+              <m:t>D</m:t>
+            </m:r>
+          </m:e>
+        </m:d>
+        <m:r>
+          <w:rPr>
+            <w:rFonts w:ascii="Cambria Math" w:hAnsi="Cambria Math"/>
+          </w:rPr>
+          <m:t xml:space="preserve">=1- </m:t>
+        </m:r>
+        <m:nary>
+          <m:naryPr>
+            <m:chr m:val="∑"/>
+            <m:limLoc m:val="undOvr"/>
+            <m:ctrlPr>
+              <w:rPr>
+                <w:rFonts w:ascii="Cambria Math" w:hAnsi="Cambria Math"/>
+                <w:i/>
+              </w:rPr>
+            </m:ctrlPr>
+          </m:naryPr>
+          <m:sub>
+            <m:r>
+              <w:rPr>
+                <w:rFonts w:ascii="Cambria Math" w:hAnsi="Cambria Math"/>
+              </w:rPr>
+              <m:t>i=1</m:t>
+            </m:r>
+          </m:sub>
+          <m:sup>
+            <m:r>
+              <w:rPr>
+                <w:rFonts w:ascii="Cambria Math" w:hAnsi="Cambria Math"/>
+              </w:rPr>
+              <m:t>n</m:t>
+            </m:r>
+          </m:sup>
+          <m:e>
+            <m:sSup>
+              <m:sSupPr>
+                <m:ctrlPr>
+                  <w:rPr>
+                    <w:rFonts w:ascii="Cambria Math" w:hAnsi="Cambria Math"/>
+                    <w:i/>
+                  </w:rPr>
+                </m:ctrlPr>
+              </m:sSupPr>
+              <m:e>
+                <m:d>
+                  <m:dPr>
+                    <m:ctrlPr>
+                      <w:rPr>
+                        <w:rFonts w:ascii="Cambria Math" w:hAnsi="Cambria Math"/>
+                        <w:i/>
+                      </w:rPr>
+                    </m:ctrlPr>
+                  </m:dPr>
+                  <m:e>
+                    <m:sSub>
+                      <m:sSubPr>
+                        <m:ctrlPr>
+                          <w:rPr>
+                            <w:rFonts w:ascii="Cambria Math" w:hAnsi="Cambria Math"/>
+                            <w:i/>
+                          </w:rPr>
+                        </m:ctrlPr>
+                      </m:sSubPr>
+                      <m:e>
+                        <m:r>
+                          <w:rPr>
+                            <w:rFonts w:ascii="Cambria Math" w:hAnsi="Cambria Math"/>
+                          </w:rPr>
+                          <m:t>P</m:t>
+                        </m:r>
+                      </m:e>
+                      <m:sub>
+                        <m:r>
+                          <w:rPr>
+                            <w:rFonts w:ascii="Cambria Math" w:hAnsi="Cambria Math"/>
+                          </w:rPr>
+                          <m:t>i</m:t>
+                        </m:r>
+                      </m:sub>
+                    </m:sSub>
+                  </m:e>
+                </m:d>
+              </m:e>
+              <m:sup>
+                <m:r>
+                  <w:rPr>
+                    <w:rFonts w:ascii="Cambria Math" w:hAnsi="Cambria Math"/>
+                  </w:rPr>
+                  <m:t>2</m:t>
+                </m:r>
+              </m:sup>
+            </m:sSup>
+          </m:e>
+        </m:nary>
+      </m:oMath>
+      <w:r>
+        <w:rPr>
+          <w:rFonts w:eastAsiaTheme="minorEastAsia"/>
+        </w:rPr>
+        <w:tab/>
+      </w:r>
+      <w:r>
+        <w:rPr>
+          <w:rFonts w:eastAsiaTheme="minorEastAsia"/>
+        </w:rPr>
+        <w:tab/>
+        <w:t>(</w:t>
+      </w:r>
+      <w:r>
+        <w:rPr>
+          <w:rFonts w:eastAsiaTheme="minorEastAsia"/>
+        </w:rPr>
+        <w:t>3</w:t>
+      </w:r>
+      <w:r>
+        <w:rPr>
+          <w:rFonts w:eastAsiaTheme="minorEastAsia"/>
+        </w:rPr>
+        <w:t>.</w:t>
+      </w:r>
+      <w:r>
+        <w:rPr>
+          <w:rFonts w:eastAsiaTheme="minorEastAsia"/>
+        </w:rPr>
+        <w:t>1</w:t>
+      </w:r>
+      <w:r>
+        <w:rPr>
+          <w:rFonts w:eastAsiaTheme="minorEastAsia"/>
+        </w:rPr>
+        <w:t>)</w:t>
+      </w:r>
+    </w:p>
+    <w:p>
+      <w:pPr>
+        <w:spacing w:after="0" w:line="480" w:lineRule="auto"/>
+      </w:pPr>
+      <w:r>
+        <w:t xml:space="preserve">di mana </w:t>
+      </w:r>
+      <m:oMath>
+        <m:sSub>
+          <m:sSubPr>
+            <m:ctrlPr>
+              <w:rPr>
+                <w:rFonts w:ascii="Cambria Math" w:hAnsi="Cambria Math"/>
+                <w:i/>
+              </w:rPr>
+            </m:ctrlPr>
+          </m:sSubPr>
+          <m:e>
+            <m:r>
+              <w:rPr>
+                <w:rFonts w:ascii="Cambria Math" w:hAnsi="Cambria Math"/>
+              </w:rPr>
+              <m:t>P</m:t>
+            </m:r>
+          </m:e>
+          <m:sub>
+            <m:r>
+              <w:rPr>
+                <w:rFonts w:ascii="Cambria Math" w:hAnsi="Cambria Math"/>
+              </w:rPr>
+              <m:t>i</m:t>
+            </m:r>
+          </m:sub>
+        </m:sSub>
+      </m:oMath>
+      <w:r>
+        <w:rPr>
+          <w:rFonts w:eastAsiaTheme="minorEastAsia"/>
+        </w:rPr>
+        <w:t xml:space="preserve"> adalah probabilitas dari kelas ke-</w:t>
+      </w:r>
+      <w:r>
+        <w:rPr>
+          <w:rFonts w:eastAsiaTheme="minorEastAsia"/>
+          <w:i/>
+          <w:iCs/>
+        </w:rPr>
+        <w:t>i</w:t>
+      </w:r>
+      <w:r>
+        <w:rPr>
+          <w:rFonts w:eastAsiaTheme="minorEastAsia"/>
+        </w:rPr>
+        <w:t xml:space="preserve"> dalam simpul </w:t>
+      </w:r>
+      <m:oMath>
+        <m:r>
+          <w:rPr>
+            <w:rFonts w:ascii="Cambria Math" w:hAnsi="Cambria Math"/>
+          </w:rPr>
+          <m:t>D</m:t>
+        </m:r>
+      </m:oMath>
+      <w:r>
+        <w:rPr>
+          <w:rFonts w:eastAsiaTheme="minorEastAsia"/>
+        </w:rPr>
+        <w:t xml:space="preserve">, dan </w:t>
+      </w:r>
+      <m:oMath>
+        <m:r>
+          <w:rPr>
+            <w:rFonts w:ascii="Cambria Math" w:hAnsi="Cambria Math"/>
+          </w:rPr>
+          <m:t>n</m:t>
+        </m:r>
+      </m:oMath>
+      <w:r>
+        <w:rPr>
+          <w:rFonts w:eastAsiaTheme="minorEastAsia"/>
+        </w:rPr>
+        <w:t xml:space="preserve"> adalah jumlah total kelas yang ada.  </w:t>
+      </w:r>
+    </w:p>
+    <w:p>
+      <w:pPr>
+        <w:spacing w:after="0" w:line="480" w:lineRule="auto"/>
+        <w:jc w:val="center"/>
+        <w:rPr>
+          <w:rFonts w:eastAsiaTheme="minorEastAsia"/>
+        </w:rPr>
+      </w:pPr>
+      <m:oMath>
+        <m:sSub>
+          <m:sSubPr>
+            <m:ctrlPr>
+              <w:rPr>
+                <w:rFonts w:ascii="Cambria Math" w:hAnsi="Cambria Math"/>
+                <w:i/>
+              </w:rPr>
+            </m:ctrlPr>
+          </m:sSubPr>
+          <m:e>
+            <m:r>
+              <w:rPr>
+                <w:rFonts w:ascii="Cambria Math" w:hAnsi="Cambria Math"/>
+              </w:rPr>
+              <m:t xml:space="preserve">Gini </m:t>
+            </m:r>
+          </m:e>
+          <m:sub>
+            <m:r>
+              <w:rPr>
+                <w:rFonts w:ascii="Cambria Math" w:hAnsi="Cambria Math"/>
+              </w:rPr>
+              <m:t xml:space="preserve">Split </m:t>
+            </m:r>
+          </m:sub>
+        </m:sSub>
+        <m:d>
+          <m:dPr>
+            <m:ctrlPr>
+              <w:rPr>
+                <w:rFonts w:ascii="Cambria Math" w:hAnsi="Cambria Math"/>
+                <w:i/>
+              </w:rPr>
+            </m:ctrlPr>
+          </m:dPr>
+          <m:e>
+            <m:r>
+              <w:rPr>
+                <w:rFonts w:ascii="Cambria Math" w:hAnsi="Cambria Math"/>
+              </w:rPr>
+              <m:t>D</m:t>
+            </m:r>
+          </m:e>
+        </m:d>
+        <m:r>
+          <w:rPr>
+            <w:rFonts w:ascii="Cambria Math" w:hAnsi="Cambria Math"/>
+          </w:rPr>
+          <m:t>=</m:t>
+        </m:r>
+        <m:f>
+          <m:fPr>
+            <m:ctrlPr>
+              <w:rPr>
+                <w:rFonts w:ascii="Cambria Math" w:hAnsi="Cambria Math"/>
+                <w:i/>
+              </w:rPr>
+            </m:ctrlPr>
+          </m:fPr>
+          <m:num>
+            <m:sSub>
+              <m:sSubPr>
+                <m:ctrlPr>
+                  <w:rPr>
+                    <w:rFonts w:ascii="Cambria Math" w:hAnsi="Cambria Math"/>
+                    <w:i/>
+                  </w:rPr>
+                </m:ctrlPr>
+              </m:sSubPr>
+              <m:e>
+                <m:r>
+                  <w:rPr>
+                    <w:rFonts w:ascii="Cambria Math" w:hAnsi="Cambria Math"/>
+                  </w:rPr>
+                  <m:t>N</m:t>
+                </m:r>
+              </m:e>
+              <m:sub>
+                <m:r>
+                  <w:rPr>
+                    <w:rFonts w:ascii="Cambria Math" w:hAnsi="Cambria Math"/>
+                  </w:rPr>
+                  <m:t>1</m:t>
+                </m:r>
+              </m:sub>
+            </m:sSub>
+            <m:ctrlPr>
+              <w:rPr>
+                <w:rFonts w:ascii="Cambria Math" w:eastAsiaTheme="minorEastAsia" w:hAnsi="Cambria Math"/>
+                <w:i/>
+              </w:rPr>
+            </m:ctrlPr>
+          </m:num>
+          <m:den>
+            <m:r>
+              <w:rPr>
+                <w:rFonts w:ascii="Cambria Math" w:eastAsiaTheme="minorEastAsia" w:hAnsi="Cambria Math"/>
+              </w:rPr>
+              <m:t>N</m:t>
+            </m:r>
+          </m:den>
+        </m:f>
+        <m:r>
+          <w:rPr>
+            <w:rFonts w:ascii="Cambria Math" w:hAnsi="Cambria Math"/>
+          </w:rPr>
+          <m:t>Gini Index(</m:t>
+        </m:r>
+        <m:sSub>
+          <m:sSubPr>
+            <m:ctrlPr>
+              <w:rPr>
+                <w:rFonts w:ascii="Cambria Math" w:hAnsi="Cambria Math"/>
+                <w:i/>
+              </w:rPr>
+            </m:ctrlPr>
+          </m:sSubPr>
+          <m:e>
+            <m:r>
+              <w:rPr>
+                <w:rFonts w:ascii="Cambria Math" w:hAnsi="Cambria Math"/>
+              </w:rPr>
+              <m:t>D</m:t>
+            </m:r>
+          </m:e>
+          <m:sub>
+            <m:r>
+              <w:rPr>
+                <w:rFonts w:ascii="Cambria Math" w:hAnsi="Cambria Math"/>
+              </w:rPr>
+              <m:t>1</m:t>
+            </m:r>
+          </m:sub>
+        </m:sSub>
+        <m:r>
+          <w:rPr>
+            <w:rFonts w:ascii="Cambria Math" w:hAnsi="Cambria Math"/>
+          </w:rPr>
+          <m:t xml:space="preserve">)+ </m:t>
+        </m:r>
+        <m:f>
+          <m:fPr>
+            <m:ctrlPr>
+              <w:rPr>
+                <w:rFonts w:ascii="Cambria Math" w:hAnsi="Cambria Math"/>
+                <w:i/>
+              </w:rPr>
+            </m:ctrlPr>
+          </m:fPr>
+          <m:num>
+            <m:sSub>
+              <m:sSubPr>
+                <m:ctrlPr>
+                  <w:rPr>
+                    <w:rFonts w:ascii="Cambria Math" w:hAnsi="Cambria Math"/>
+                    <w:i/>
+                  </w:rPr>
+                </m:ctrlPr>
+              </m:sSubPr>
+              <m:e>
+                <m:r>
+                  <w:rPr>
+                    <w:rFonts w:ascii="Cambria Math" w:hAnsi="Cambria Math"/>
+                  </w:rPr>
+                  <m:t>N</m:t>
+                </m:r>
+              </m:e>
+              <m:sub>
+                <m:r>
+                  <w:rPr>
+                    <w:rFonts w:ascii="Cambria Math" w:hAnsi="Cambria Math"/>
+                  </w:rPr>
+                  <m:t>2</m:t>
+                </m:r>
+              </m:sub>
+            </m:sSub>
+            <m:ctrlPr>
+              <w:rPr>
+                <w:rFonts w:ascii="Cambria Math" w:eastAsiaTheme="minorEastAsia" w:hAnsi="Cambria Math"/>
+                <w:i/>
+              </w:rPr>
+            </m:ctrlPr>
+          </m:num>
+          <m:den>
+            <m:r>
+              <w:rPr>
+                <w:rFonts w:ascii="Cambria Math" w:eastAsiaTheme="minorEastAsia" w:hAnsi="Cambria Math"/>
+              </w:rPr>
+              <m:t>N</m:t>
+            </m:r>
+          </m:den>
+        </m:f>
+        <m:r>
+          <w:rPr>
+            <w:rFonts w:ascii="Cambria Math" w:hAnsi="Cambria Math"/>
+          </w:rPr>
+          <m:t xml:space="preserve"> Gini Index(</m:t>
+        </m:r>
+        <m:sSub>
+          <m:sSubPr>
+            <m:ctrlPr>
+              <w:rPr>
+                <w:rFonts w:ascii="Cambria Math" w:hAnsi="Cambria Math"/>
+                <w:i/>
+              </w:rPr>
+            </m:ctrlPr>
+          </m:sSubPr>
+          <m:e>
+            <m:r>
+              <w:rPr>
+                <w:rFonts w:ascii="Cambria Math" w:hAnsi="Cambria Math"/>
+              </w:rPr>
+              <m:t>D</m:t>
+            </m:r>
+          </m:e>
+          <m:sub>
+            <m:r>
+              <w:rPr>
+                <w:rFonts w:ascii="Cambria Math" w:hAnsi="Cambria Math"/>
+              </w:rPr>
+              <m:t>2</m:t>
+            </m:r>
+          </m:sub>
+        </m:sSub>
+        <m:r>
+          <w:rPr>
+            <w:rFonts w:ascii="Cambria Math" w:hAnsi="Cambria Math"/>
+          </w:rPr>
+          <m:t>)</m:t>
+        </m:r>
+      </m:oMath>
+      <w:r>
+        <w:rPr>
+          <w:rFonts w:eastAsiaTheme="minorEastAsia"/>
+        </w:rPr>
+        <w:tab/>
+      </w:r>
+      <w:r>
+        <w:rPr>
+          <w:rFonts w:eastAsiaTheme="minorEastAsia"/>
+        </w:rPr>
+        <w:tab/>
+        <w:t>(</w:t>
+      </w:r>
+      <w:r>
+        <w:rPr>
+          <w:rFonts w:eastAsiaTheme="minorEastAsia"/>
+        </w:rPr>
+        <w:t>3</w:t>
+      </w:r>
+      <w:r>
+        <w:rPr>
+          <w:rFonts w:eastAsiaTheme="minorEastAsia"/>
+        </w:rPr>
+        <w:t>.</w:t>
+      </w:r>
+      <w:r>
+        <w:rPr>
+          <w:rFonts w:eastAsiaTheme="minorEastAsia"/>
+        </w:rPr>
+        <w:t>2</w:t>
+      </w:r>
+      <w:r>
+        <w:rPr>
+          <w:rFonts w:eastAsiaTheme="minorEastAsia"/>
+        </w:rPr>
+        <w:t>)</w:t>
+      </w:r>
+    </w:p>
+    <w:p>
+      <w:pPr>
+        <w:spacing w:after="0" w:line="480" w:lineRule="auto"/>
+        <w:rPr>
+          <w:rFonts w:eastAsiaTheme="minorEastAsia"/>
+        </w:rPr>
+      </w:pPr>
+      <w:r>
+        <w:t xml:space="preserve">di mana </w:t>
+      </w:r>
+      <m:oMath>
+        <m:sSub>
+          <m:sSubPr>
+            <m:ctrlPr>
+              <w:rPr>
+                <w:rFonts w:ascii="Cambria Math" w:hAnsi="Cambria Math"/>
+                <w:i/>
+              </w:rPr>
+            </m:ctrlPr>
+          </m:sSubPr>
+          <m:e>
+            <m:r>
+              <w:rPr>
+                <w:rFonts w:ascii="Cambria Math" w:hAnsi="Cambria Math"/>
+              </w:rPr>
+              <m:t>N</m:t>
+            </m:r>
+          </m:e>
+          <m:sub>
+            <m:r>
+              <w:rPr>
+                <w:rFonts w:ascii="Cambria Math" w:hAnsi="Cambria Math"/>
+              </w:rPr>
+              <m:t>1</m:t>
+            </m:r>
+          </m:sub>
+        </m:sSub>
+      </m:oMath>
+      <w:r>
+        <w:rPr>
+          <w:rFonts w:eastAsiaTheme="minorEastAsia"/>
+        </w:rPr>
+        <w:t xml:space="preserve"> dan </w:t>
+      </w:r>
+      <m:oMath>
+        <m:sSub>
+          <m:sSubPr>
+            <m:ctrlPr>
+              <w:rPr>
+                <w:rFonts w:ascii="Cambria Math" w:hAnsi="Cambria Math"/>
+                <w:i/>
+              </w:rPr>
+            </m:ctrlPr>
+          </m:sSubPr>
+          <m:e>
+            <m:r>
+              <w:rPr>
+                <w:rFonts w:ascii="Cambria Math" w:hAnsi="Cambria Math"/>
+              </w:rPr>
+              <m:t>N</m:t>
+            </m:r>
+          </m:e>
+          <m:sub>
+            <m:r>
+              <w:rPr>
+                <w:rFonts w:ascii="Cambria Math" w:hAnsi="Cambria Math"/>
+              </w:rPr>
+              <m:t>2</m:t>
+            </m:r>
+          </m:sub>
+        </m:sSub>
+      </m:oMath>
+      <w:r>
+        <w:rPr>
+          <w:rFonts w:eastAsiaTheme="minorEastAsia"/>
+        </w:rPr>
+        <w:t xml:space="preserve"> adalah jumlah sampel dalam subset setelah pemisahan, dan </w:t>
+      </w:r>
+      <m:oMath>
+        <m:r>
+          <w:rPr>
+            <w:rFonts w:ascii="Cambria Math" w:hAnsi="Cambria Math"/>
+          </w:rPr>
+          <m:t>N</m:t>
+        </m:r>
+      </m:oMath>
+      <w:r>
+        <w:rPr>
+          <w:rFonts w:eastAsiaTheme="minorEastAsia"/>
+        </w:rPr>
+        <w:t xml:space="preserve"> adalah jumlah total sampel pada </w:t>
+      </w:r>
+      <w:r>
+        <w:rPr>
+          <w:rFonts w:eastAsiaTheme="minorEastAsia"/>
+        </w:rPr>
+        <w:t>node</w:t>
+      </w:r>
+      <w:r>
+        <w:rPr>
+          <w:rFonts w:eastAsiaTheme="minorEastAsia"/>
+        </w:rPr>
+        <w:t xml:space="preserve"> yang diberikan.</w:t>
+      </w:r>
+    </w:p>
+    <w:p>
+      <w:pPr>
+        <w:spacing w:after="0" w:line="480" w:lineRule="auto"/>
+      </w:pPr>
     </w:p>
     <w:p>
       <w:pPr>
         <w:spacing w:after="0" w:line="480" w:lineRule="auto"/>
         <w:ind w:firstLine="567"/>
+        <w:jc w:val="center"/>
+        <w:rPr>
+          <w:noProof/>
+        </w:rPr>
       </w:pPr>
     </w:p>
     <w:p>
       <w:pPr>
         <w:spacing w:after="0" w:line="480" w:lineRule="auto"/>
         <w:ind w:firstLine="567"/>
-      </w:pPr>
-    </w:p>
-    <w:p>
-      <w:pPr>
-        <w:pStyle w:val="Judul1"/>
+        <w:jc w:val="center"/>
+      </w:pPr>
+      <w:r>
+        <w:rPr>
+          <w:noProof/>
+        </w:rPr>
+        <w:lastRenderedPageBreak/>
+        <w:drawing>
+          <wp:inline distT="0" distB="0" distL="0" distR="0" wp14:anchorId="7CD490F1" wp14:editId="1761D73E">
+            <wp:extent cx="3894373" cy="1892300"/>
+            <wp:effectExtent l="0" t="0" r="0" b="0"/>
+            <wp:docPr id="476755024" name="Picture 3"/>
+            <wp:cNvGraphicFramePr>
+              <a:graphicFrameLocks xmlns:a="http://schemas.openxmlformats.org/drawingml/2006/main" noChangeAspect="1"/>
+            </wp:cNvGraphicFramePr>
+            <a:graphic xmlns:a="http://schemas.openxmlformats.org/drawingml/2006/main">
+              <a:graphicData uri="http://schemas.openxmlformats.org/drawingml/2006/picture">
+                <pic:pic xmlns:pic="http://schemas.openxmlformats.org/drawingml/2006/picture">
+                  <pic:nvPicPr>
+                    <pic:cNvPr id="0" name="Picture 8"/>
+                    <pic:cNvPicPr>
+                      <a:picLocks noChangeAspect="1" noChangeArrowheads="1"/>
+                    </pic:cNvPicPr>
+                  </pic:nvPicPr>
+                  <pic:blipFill rotWithShape="1">
+                    <a:blip r:embed="rId13">
+                      <a:extLst>
+                        <a:ext uri="{28A0092B-C50C-407E-A947-70E740481C1C}">
+                          <a14:useLocalDpi xmlns:a14="http://schemas.microsoft.com/office/drawing/2010/main" val="0"/>
+                        </a:ext>
+                      </a:extLst>
+                    </a:blip>
+                    <a:srcRect l="17098"/>
+                    <a:stretch/>
+                  </pic:blipFill>
+                  <pic:spPr bwMode="auto">
+                    <a:xfrm>
+                      <a:off x="0" y="0"/>
+                      <a:ext cx="3905602" cy="1897756"/>
+                    </a:xfrm>
+                    <a:prstGeom prst="rect">
+                      <a:avLst/>
+                    </a:prstGeom>
+                    <a:noFill/>
+                    <a:ln>
+                      <a:noFill/>
+                    </a:ln>
+                    <a:extLst>
+                      <a:ext uri="{53640926-AAD7-44D8-BBD7-CCE9431645EC}">
+                        <a14:shadowObscured xmlns:a14="http://schemas.microsoft.com/office/drawing/2010/main"/>
+                      </a:ext>
+                    </a:extLst>
+                  </pic:spPr>
+                </pic:pic>
+              </a:graphicData>
+            </a:graphic>
+          </wp:inline>
+        </w:drawing>
+      </w:r>
+    </w:p>
+    <w:p>
+      <w:pPr>
+        <w:pStyle w:val="Caption"/>
+        <w:spacing w:line="480" w:lineRule="auto"/>
+        <w:jc w:val="center"/>
+      </w:pPr>
+      <w:bookmarkStart w:id="55" w:name="_Toc168511123"/>
+      <w:bookmarkStart w:id="56" w:name="_Toc168524002"/>
+      <w:r>
+        <w:t>Gambar 2.</w:t>
+      </w:r>
+      <w:r>
+        <w:t>3</w:t>
+      </w:r>
+      <w:r>
+        <w:t xml:space="preserve"> </w:t>
+      </w:r>
+      <w:bookmarkEnd w:id="55"/>
+      <w:bookmarkEnd w:id="56"/>
+      <w:r>
+        <w:t>Random Forest</w:t>
+      </w:r>
+    </w:p>
+    <w:p>
+      <w:pPr>
+        <w:spacing w:after="0" w:line="480" w:lineRule="auto"/>
+        <w:ind w:firstLine="567"/>
+      </w:pPr>
+    </w:p>
+    <w:p>
+      <w:pPr>
+        <w:spacing w:after="0" w:line="480" w:lineRule="auto"/>
+        <w:ind w:firstLine="567"/>
+      </w:pPr>
+    </w:p>
+    <w:p>
+      <w:pPr>
+        <w:pStyle w:val="Heading1"/>
         <w:numPr>
           <w:ilvl w:val="0"/>
           <w:numId w:val="7"/>
@@ -4501,7 +5382,7 @@
         <w:spacing w:before="0" w:line="480" w:lineRule="auto"/>
         <w:ind w:left="567" w:hanging="567"/>
       </w:pPr>
-      <w:bookmarkStart w:id="55" w:name="_Toc178662382"/>
+      <w:bookmarkStart w:id="57" w:name="_Toc178662382"/>
       <w:r>
         <w:t>Analisis Pemilihan</w:t>
       </w:r>
@@ -4513,14 +5394,14 @@
       <w:bookmarkEnd w:id="46"/>
       <w:bookmarkEnd w:id="47"/>
       <w:bookmarkEnd w:id="48"/>
-      <w:bookmarkEnd w:id="55"/>
+      <w:bookmarkEnd w:id="57"/>
     </w:p>
     <w:p>
       <w:pPr>
         <w:pStyle w:val="TableCaption"/>
       </w:pPr>
-      <w:bookmarkStart w:id="56" w:name="_Toc168602312"/>
-      <w:bookmarkStart w:id="57" w:name="_Toc176858178"/>
+      <w:bookmarkStart w:id="58" w:name="_Toc168602312"/>
+      <w:bookmarkStart w:id="59" w:name="_Toc176858178"/>
       <w:r>
         <w:t>Tabel 2.</w:t>
       </w:r>
@@ -4542,12 +5423,12 @@
       <w:r>
         <w:t xml:space="preserve"> Analisis Pemilihan Solusi</w:t>
       </w:r>
-      <w:bookmarkEnd w:id="56"/>
-      <w:bookmarkEnd w:id="57"/>
+      <w:bookmarkEnd w:id="58"/>
+      <w:bookmarkEnd w:id="59"/>
     </w:p>
     <w:tbl>
       <w:tblPr>
-        <w:tblStyle w:val="KisiTabel"/>
+        <w:tblStyle w:val="TableGrid"/>
         <w:tblW w:w="0" w:type="auto"/>
         <w:jc w:val="center"/>
         <w:tblLook w:val="04A0" w:firstRow="1" w:lastRow="0" w:firstColumn="1" w:lastColumn="0" w:noHBand="0" w:noVBand="1"/>
@@ -4576,7 +5457,7 @@
                 <w:szCs w:val="24"/>
               </w:rPr>
             </w:pPr>
-            <w:bookmarkStart w:id="58" w:name="_Hlk169276389"/>
+            <w:bookmarkStart w:id="60" w:name="_Hlk169276389"/>
             <w:r>
               <w:rPr>
                 <w:b/>
@@ -4894,6 +5775,7 @@
                 <w:rFonts w:cs="Times New Roman"/>
                 <w:szCs w:val="24"/>
               </w:rPr>
+              <w:lastRenderedPageBreak/>
               <w:t xml:space="preserve">Metode ini sangat sensitif terhadap outlier, noise, dan missing data. Namun, noise dapat dikurangi dengan meningkatkan nilai </w:t>
             </w:r>
             <m:oMath>
@@ -4963,12 +5845,13 @@
                 <w:rFonts w:cs="Times New Roman"/>
                 <w:szCs w:val="24"/>
               </w:rPr>
+              <w:lastRenderedPageBreak/>
               <w:t>-</w:t>
             </w:r>
           </w:p>
         </w:tc>
       </w:tr>
-      <w:bookmarkEnd w:id="58"/>
+      <w:bookmarkEnd w:id="60"/>
       <w:tr>
         <w:tblPrEx>
           <w:jc w:val="left"/>
@@ -5424,7 +6307,7 @@
     <w:p>
       <w:pPr>
         <w:sectPr>
-          <w:footerReference w:type="first" r:id="rId13"/>
+          <w:footerReference w:type="first" r:id="rId14"/>
           <w:pgSz w:w="11906" w:h="16838"/>
           <w:pgMar w:top="2268" w:right="1701" w:bottom="1701" w:left="2268" w:header="1134" w:footer="708" w:gutter="0"/>
           <w:pgNumType w:start="14"/>
@@ -5436,7 +6319,7 @@
     </w:p>
     <w:p>
       <w:pPr>
-        <w:pStyle w:val="Judul1"/>
+        <w:pStyle w:val="Heading1"/>
         <w:spacing w:line="480" w:lineRule="auto"/>
         <w:jc w:val="center"/>
         <w:rPr>
@@ -5445,13 +6328,14 @@
           <w:szCs w:val="24"/>
         </w:rPr>
       </w:pPr>
-      <w:bookmarkStart w:id="59" w:name="_Toc178662383"/>
+      <w:bookmarkStart w:id="61" w:name="_Toc178662383"/>
       <w:r>
         <w:rPr>
           <w:rFonts w:cs="Times New Roman"/>
           <w:bCs/>
           <w:szCs w:val="24"/>
         </w:rPr>
+        <w:lastRenderedPageBreak/>
         <w:t>BAB III</w:t>
       </w:r>
       <w:r>
@@ -5470,11 +6354,11 @@
         </w:rPr>
         <w:t>METODOLOGI</w:t>
       </w:r>
-      <w:bookmarkEnd w:id="59"/>
-    </w:p>
-    <w:p>
-      <w:pPr>
-        <w:pStyle w:val="Judul1"/>
+      <w:bookmarkEnd w:id="61"/>
+    </w:p>
+    <w:p>
+      <w:pPr>
+        <w:pStyle w:val="Heading1"/>
         <w:numPr>
           <w:ilvl w:val="0"/>
           <w:numId w:val="26"/>
@@ -5482,11 +6366,11 @@
         <w:spacing w:before="0" w:line="480" w:lineRule="auto"/>
         <w:ind w:left="567" w:hanging="567"/>
       </w:pPr>
-      <w:bookmarkStart w:id="60" w:name="_Toc178662384"/>
+      <w:bookmarkStart w:id="62" w:name="_Toc178662384"/>
       <w:r>
         <w:t>Identifikasi Masalah</w:t>
       </w:r>
-      <w:bookmarkEnd w:id="60"/>
+      <w:bookmarkEnd w:id="62"/>
     </w:p>
     <w:p>
       <w:pPr>
@@ -5499,7 +6383,7 @@
     </w:p>
     <w:p>
       <w:pPr>
-        <w:pStyle w:val="Judul1"/>
+        <w:pStyle w:val="Heading1"/>
         <w:numPr>
           <w:ilvl w:val="0"/>
           <w:numId w:val="26"/>
@@ -5507,11 +6391,11 @@
         <w:spacing w:before="0" w:line="480" w:lineRule="auto"/>
         <w:ind w:left="567" w:hanging="567"/>
       </w:pPr>
-      <w:bookmarkStart w:id="61" w:name="_Toc178662385"/>
+      <w:bookmarkStart w:id="63" w:name="_Toc178662385"/>
       <w:r>
         <w:t>Analisis Solusi</w:t>
       </w:r>
-      <w:bookmarkEnd w:id="61"/>
+      <w:bookmarkEnd w:id="63"/>
     </w:p>
     <w:p>
       <w:pPr>
@@ -5539,7 +6423,7 @@
     </w:p>
     <w:p>
       <w:pPr>
-        <w:pStyle w:val="Judul1"/>
+        <w:pStyle w:val="Heading1"/>
         <w:numPr>
           <w:ilvl w:val="0"/>
           <w:numId w:val="26"/>
@@ -5547,11 +6431,11 @@
         <w:spacing w:before="0" w:line="480" w:lineRule="auto"/>
         <w:ind w:left="567" w:hanging="567"/>
       </w:pPr>
-      <w:bookmarkStart w:id="62" w:name="_Toc178662386"/>
+      <w:bookmarkStart w:id="64" w:name="_Toc178662386"/>
       <w:r>
         <w:t>Pengumpulan Data</w:t>
       </w:r>
-      <w:bookmarkEnd w:id="62"/>
+      <w:bookmarkEnd w:id="64"/>
     </w:p>
     <w:p>
       <w:pPr>
@@ -5583,7 +6467,7 @@
       <w:r>
         <w:t xml:space="preserve"> Data yang dapat diakses melalui </w:t>
       </w:r>
-      <w:hyperlink r:id="rId14" w:history="1">
+      <w:hyperlink r:id="rId15" w:history="1">
         <w:r>
           <w:rPr>
             <w:rStyle w:val="Hyperlink"/>
@@ -5603,6 +6487,7 @@
         <w:spacing w:after="0"/>
       </w:pPr>
       <w:r>
+        <w:lastRenderedPageBreak/>
         <w:t>Tabel 3.</w:t>
       </w:r>
       <w:r>
@@ -5627,7 +6512,7 @@
     <w:p/>
     <w:p>
       <w:pPr>
-        <w:pStyle w:val="Judul1"/>
+        <w:pStyle w:val="Heading1"/>
         <w:numPr>
           <w:ilvl w:val="0"/>
           <w:numId w:val="26"/>
@@ -5635,11 +6520,11 @@
         <w:spacing w:before="0" w:line="480" w:lineRule="auto"/>
         <w:ind w:left="567" w:hanging="567"/>
       </w:pPr>
-      <w:bookmarkStart w:id="63" w:name="_Toc178662387"/>
+      <w:bookmarkStart w:id="65" w:name="_Toc178662387"/>
       <w:r>
         <w:t>Preprocessing Data</w:t>
       </w:r>
-      <w:bookmarkEnd w:id="63"/>
+      <w:bookmarkEnd w:id="65"/>
     </w:p>
     <w:p>
       <w:pPr>
@@ -5652,7 +6537,7 @@
     </w:p>
     <w:p>
       <w:pPr>
-        <w:pStyle w:val="Judul1"/>
+        <w:pStyle w:val="Heading1"/>
         <w:numPr>
           <w:ilvl w:val="0"/>
           <w:numId w:val="26"/>
@@ -5660,15 +6545,15 @@
         <w:spacing w:before="0" w:line="480" w:lineRule="auto"/>
         <w:ind w:left="567" w:hanging="567"/>
       </w:pPr>
-      <w:bookmarkStart w:id="64" w:name="_Toc178662388"/>
+      <w:bookmarkStart w:id="66" w:name="_Toc178662388"/>
       <w:r>
         <w:t>Perancangan Model</w:t>
       </w:r>
-      <w:bookmarkEnd w:id="64"/>
-    </w:p>
-    <w:p>
-      <w:pPr>
-        <w:pStyle w:val="Judul1"/>
+      <w:bookmarkEnd w:id="66"/>
+    </w:p>
+    <w:p>
+      <w:pPr>
+        <w:pStyle w:val="Heading1"/>
         <w:numPr>
           <w:ilvl w:val="0"/>
           <w:numId w:val="26"/>
@@ -5676,11 +6561,11 @@
         <w:spacing w:before="0" w:line="480" w:lineRule="auto"/>
         <w:ind w:left="567" w:hanging="567"/>
       </w:pPr>
-      <w:bookmarkStart w:id="65" w:name="_Toc178662389"/>
+      <w:bookmarkStart w:id="67" w:name="_Toc178662389"/>
       <w:r>
         <w:t>Implementasi Model</w:t>
       </w:r>
-      <w:bookmarkEnd w:id="65"/>
+      <w:bookmarkEnd w:id="67"/>
     </w:p>
     <w:p>
       <w:pPr>
@@ -5783,7 +6668,7 @@
     </w:p>
     <w:p>
       <w:pPr>
-        <w:pStyle w:val="Judul1"/>
+        <w:pStyle w:val="Heading1"/>
         <w:numPr>
           <w:ilvl w:val="0"/>
           <w:numId w:val="26"/>
@@ -5791,11 +6676,11 @@
         <w:spacing w:before="0" w:line="480" w:lineRule="auto"/>
         <w:ind w:left="567" w:hanging="567"/>
       </w:pPr>
-      <w:bookmarkStart w:id="66" w:name="_Toc178662390"/>
+      <w:bookmarkStart w:id="68" w:name="_Toc178662390"/>
       <w:r>
         <w:t>Pengujian</w:t>
       </w:r>
-      <w:bookmarkEnd w:id="66"/>
+      <w:bookmarkEnd w:id="68"/>
     </w:p>
     <w:p>
       <w:pPr>
@@ -5828,7 +6713,7 @@
     </w:p>
     <w:p>
       <w:pPr>
-        <w:pStyle w:val="DaftarParagraf"/>
+        <w:pStyle w:val="ListParagraph"/>
         <w:numPr>
           <w:ilvl w:val="0"/>
           <w:numId w:val="5"/>
@@ -5842,7 +6727,7 @@
     </w:p>
     <w:p>
       <w:pPr>
-        <w:pStyle w:val="DaftarParagraf"/>
+        <w:pStyle w:val="ListParagraph"/>
         <w:spacing w:after="0" w:line="480" w:lineRule="auto"/>
         <w:jc w:val="center"/>
         <w:rPr>
@@ -5854,6 +6739,7 @@
           <w:rPr>
             <w:rFonts w:ascii="Cambria Math" w:hAnsi="Cambria Math"/>
           </w:rPr>
+          <w:lastRenderedPageBreak/>
           <m:t>Accuracy=</m:t>
         </m:r>
         <m:f>
@@ -6067,7 +6953,7 @@
     </w:p>
     <w:p>
       <w:pPr>
-        <w:pStyle w:val="DaftarParagraf"/>
+        <w:pStyle w:val="ListParagraph"/>
         <w:spacing w:after="0" w:line="480" w:lineRule="auto"/>
         <w:ind w:left="567"/>
       </w:pPr>
@@ -6077,7 +6963,7 @@
     </w:p>
     <w:p>
       <w:pPr>
-        <w:pStyle w:val="DaftarParagraf"/>
+        <w:pStyle w:val="ListParagraph"/>
         <w:spacing w:after="0" w:line="480" w:lineRule="auto"/>
         <w:ind w:left="567"/>
         <w:rPr>
@@ -6149,7 +7035,7 @@
     </w:p>
     <w:p>
       <w:pPr>
-        <w:pStyle w:val="DaftarParagraf"/>
+        <w:pStyle w:val="ListParagraph"/>
         <w:spacing w:after="0" w:line="480" w:lineRule="auto"/>
         <w:ind w:left="567"/>
         <w:rPr>
@@ -6221,7 +7107,7 @@
     </w:p>
     <w:p>
       <w:pPr>
-        <w:pStyle w:val="DaftarParagraf"/>
+        <w:pStyle w:val="ListParagraph"/>
         <w:spacing w:after="0" w:line="480" w:lineRule="auto"/>
         <w:ind w:left="567"/>
         <w:rPr>
@@ -6293,7 +7179,7 @@
     </w:p>
     <w:p>
       <w:pPr>
-        <w:pStyle w:val="DaftarParagraf"/>
+        <w:pStyle w:val="ListParagraph"/>
         <w:spacing w:after="0" w:line="480" w:lineRule="auto"/>
         <w:ind w:left="567"/>
         <w:rPr>
@@ -6365,7 +7251,7 @@
     </w:p>
     <w:p>
       <w:pPr>
-        <w:pStyle w:val="DaftarParagraf"/>
+        <w:pStyle w:val="ListParagraph"/>
         <w:numPr>
           <w:ilvl w:val="0"/>
           <w:numId w:val="5"/>
@@ -6379,7 +7265,7 @@
     </w:p>
     <w:p>
       <w:pPr>
-        <w:pStyle w:val="DaftarParagraf"/>
+        <w:pStyle w:val="ListParagraph"/>
         <w:spacing w:after="0" w:line="480" w:lineRule="auto"/>
         <w:ind w:left="567"/>
         <w:jc w:val="center"/>
@@ -6509,7 +7395,7 @@
     </w:p>
     <w:p>
       <w:pPr>
-        <w:pStyle w:val="DaftarParagraf"/>
+        <w:pStyle w:val="ListParagraph"/>
         <w:spacing w:after="0" w:line="480" w:lineRule="auto"/>
         <w:ind w:left="567"/>
       </w:pPr>
@@ -6519,7 +7405,7 @@
     </w:p>
     <w:p>
       <w:pPr>
-        <w:pStyle w:val="DaftarParagraf"/>
+        <w:pStyle w:val="ListParagraph"/>
         <w:spacing w:after="0" w:line="480" w:lineRule="auto"/>
         <w:ind w:left="567"/>
         <w:rPr>
@@ -6591,7 +7477,7 @@
     </w:p>
     <w:p>
       <w:pPr>
-        <w:pStyle w:val="DaftarParagraf"/>
+        <w:pStyle w:val="ListParagraph"/>
         <w:spacing w:after="0" w:line="480" w:lineRule="auto"/>
         <w:ind w:left="567"/>
       </w:pPr>
@@ -6660,7 +7546,7 @@
     </w:p>
     <w:p>
       <w:pPr>
-        <w:pStyle w:val="DaftarParagraf"/>
+        <w:pStyle w:val="ListParagraph"/>
         <w:numPr>
           <w:ilvl w:val="0"/>
           <w:numId w:val="5"/>
@@ -6814,7 +7700,7 @@
     </w:p>
     <w:p>
       <w:pPr>
-        <w:pStyle w:val="DaftarParagraf"/>
+        <w:pStyle w:val="ListParagraph"/>
         <w:spacing w:after="0" w:line="480" w:lineRule="auto"/>
         <w:ind w:left="567"/>
       </w:pPr>
@@ -6824,7 +7710,7 @@
     </w:p>
     <w:p>
       <w:pPr>
-        <w:pStyle w:val="DaftarParagraf"/>
+        <w:pStyle w:val="ListParagraph"/>
         <w:spacing w:after="0" w:line="480" w:lineRule="auto"/>
         <w:ind w:left="567"/>
         <w:rPr>
@@ -6896,7 +7782,7 @@
     </w:p>
     <w:p>
       <w:pPr>
-        <w:pStyle w:val="DaftarParagraf"/>
+        <w:pStyle w:val="ListParagraph"/>
         <w:spacing w:after="0" w:line="480" w:lineRule="auto"/>
         <w:ind w:left="567"/>
         <w:rPr>
@@ -6968,7 +7854,7 @@
     </w:p>
     <w:p>
       <w:pPr>
-        <w:pStyle w:val="DaftarParagraf"/>
+        <w:pStyle w:val="ListParagraph"/>
         <w:numPr>
           <w:ilvl w:val="0"/>
           <w:numId w:val="5"/>
@@ -7051,7 +7937,7 @@
     <w:p/>
     <w:p>
       <w:pPr>
-        <w:pStyle w:val="Judul1"/>
+        <w:pStyle w:val="Heading1"/>
         <w:numPr>
           <w:ilvl w:val="0"/>
           <w:numId w:val="26"/>
@@ -7059,11 +7945,12 @@
         <w:spacing w:before="0" w:line="480" w:lineRule="auto"/>
         <w:ind w:left="567" w:hanging="567"/>
       </w:pPr>
-      <w:bookmarkStart w:id="67" w:name="_Toc178662391"/>
-      <w:r>
+      <w:bookmarkStart w:id="69" w:name="_Toc178662391"/>
+      <w:r>
+        <w:lastRenderedPageBreak/>
         <w:t>Hasil</w:t>
       </w:r>
-      <w:bookmarkEnd w:id="67"/>
+      <w:bookmarkEnd w:id="69"/>
     </w:p>
     <w:p/>
     <w:p>
@@ -7268,7 +8155,7 @@
           <w:vertAlign w:val="subscript"/>
         </w:rPr>
         <w:sectPr>
-          <w:footerReference w:type="first" r:id="rId15"/>
+          <w:footerReference w:type="first" r:id="rId16"/>
           <w:pgSz w:w="11906" w:h="16838"/>
           <w:pgMar w:top="2268" w:right="1701" w:bottom="1701" w:left="2268" w:header="1134" w:footer="708" w:gutter="0"/>
           <w:pgNumType w:start="15"/>
@@ -7280,7 +8167,7 @@
     </w:p>
     <w:p>
       <w:pPr>
-        <w:pStyle w:val="Judul1"/>
+        <w:pStyle w:val="Heading1"/>
         <w:spacing w:line="480" w:lineRule="auto"/>
         <w:jc w:val="center"/>
         <w:rPr>
@@ -7289,13 +8176,14 @@
           <w:szCs w:val="24"/>
         </w:rPr>
       </w:pPr>
-      <w:bookmarkStart w:id="68" w:name="_Toc178662392"/>
+      <w:bookmarkStart w:id="70" w:name="_Toc178662392"/>
       <w:r>
         <w:rPr>
           <w:rFonts w:cs="Times New Roman"/>
           <w:bCs/>
           <w:szCs w:val="24"/>
         </w:rPr>
+        <w:lastRenderedPageBreak/>
         <w:t>BAB IV</w:t>
       </w:r>
       <w:r>
@@ -7314,7 +8202,7 @@
         </w:rPr>
         <w:t>PERANCANGAN</w:t>
       </w:r>
-      <w:bookmarkEnd w:id="68"/>
+      <w:bookmarkEnd w:id="70"/>
     </w:p>
     <w:p/>
     <w:p/>
@@ -7422,15 +8310,16 @@
           <w:bCs w:val="0"/>
         </w:rPr>
       </w:pPr>
-      <w:bookmarkStart w:id="69" w:name="_Toc178662393"/>
+      <w:bookmarkStart w:id="71" w:name="_Toc178662393"/>
       <w:r>
         <w:rPr>
           <w:b/>
           <w:bCs w:val="0"/>
         </w:rPr>
+        <w:lastRenderedPageBreak/>
         <w:t>DAFTAR PUSTAKA</w:t>
       </w:r>
-      <w:bookmarkEnd w:id="69"/>
+      <w:bookmarkEnd w:id="71"/>
     </w:p>
     <w:p>
       <w:pPr>
@@ -7537,7 +8426,7 @@
         </w:rPr>
         <w:t xml:space="preserve">(2), 124–136. </w:t>
       </w:r>
-      <w:hyperlink r:id="rId16" w:history="1">
+      <w:hyperlink r:id="rId17" w:history="1">
         <w:r>
           <w:rPr>
             <w:rStyle w:val="Hyperlink"/>
@@ -7612,7 +8501,7 @@
         </w:rPr>
         <w:t xml:space="preserve"> Sebagai Perwujudan Ketahanan Pangan Masyarakat Desa Liang Ulu. Darmabakti Jurnal Pengabdian Dan Pemberdayaan Masyarakat, 4(1), 64–69. </w:t>
       </w:r>
-      <w:hyperlink r:id="rId17" w:history="1">
+      <w:hyperlink r:id="rId18" w:history="1">
         <w:r>
           <w:rPr>
             <w:rStyle w:val="Hyperlink"/>
@@ -7786,7 +8675,7 @@
         </w:rPr>
         <w:t xml:space="preserve"> Patriot Mengabdi, 2(01), 331–346. </w:t>
       </w:r>
-      <w:hyperlink r:id="rId18" w:history="1">
+      <w:hyperlink r:id="rId19" w:history="1">
         <w:r>
           <w:rPr>
             <w:rStyle w:val="Hyperlink"/>
@@ -8029,7 +8918,7 @@
         </w:rPr>
         <w:t xml:space="preserve">(3), 149–161. </w:t>
       </w:r>
-      <w:hyperlink r:id="rId19" w:history="1">
+      <w:hyperlink r:id="rId20" w:history="1">
         <w:r>
           <w:rPr>
             <w:rStyle w:val="Hyperlink"/>
@@ -8130,7 +9019,7 @@
         </w:rPr>
         <w:t xml:space="preserve">(1), 199–203. </w:t>
       </w:r>
-      <w:hyperlink r:id="rId20" w:history="1">
+      <w:hyperlink r:id="rId21" w:history="1">
         <w:r>
           <w:rPr>
             <w:rStyle w:val="Hyperlink"/>
@@ -8207,7 +9096,7 @@
         </w:rPr>
         <w:t xml:space="preserve">, 3(1), 71–78. </w:t>
       </w:r>
-      <w:hyperlink r:id="rId21" w:history="1">
+      <w:hyperlink r:id="rId22" w:history="1">
         <w:r>
           <w:rPr>
             <w:rStyle w:val="Hyperlink"/>
@@ -8401,7 +9290,7 @@
         </w:rPr>
         <w:t xml:space="preserve">(1), 586–593. </w:t>
       </w:r>
-      <w:hyperlink r:id="rId22" w:history="1">
+      <w:hyperlink r:id="rId23" w:history="1">
         <w:r>
           <w:rPr>
             <w:rStyle w:val="Hyperlink"/>
@@ -8432,6 +9321,7 @@
         <w:rPr>
           <w:color w:val="000000" w:themeColor="text1"/>
         </w:rPr>
+        <w:lastRenderedPageBreak/>
         <w:t xml:space="preserve">Pratiwi, A., &amp; </w:t>
       </w:r>
       <w:proofErr w:type="spellStart"/>
@@ -8504,7 +9394,7 @@
         </w:rPr>
         <w:t xml:space="preserve">(2), 75–84. </w:t>
       </w:r>
-      <w:hyperlink r:id="rId23" w:history="1">
+      <w:hyperlink r:id="rId24" w:history="1">
         <w:r>
           <w:rPr>
             <w:rStyle w:val="Hyperlink"/>
@@ -8648,7 +9538,7 @@
         </w:rPr>
         <w:t xml:space="preserve"> Jurnal: Jurnal Ilmiah Teknik Mesin, 17(1), 17–17. </w:t>
       </w:r>
-      <w:hyperlink r:id="rId24" w:history="1">
+      <w:hyperlink r:id="rId25" w:history="1">
         <w:r>
           <w:rPr>
             <w:rStyle w:val="Hyperlink"/>
@@ -8761,7 +9651,7 @@
         </w:rPr>
         <w:t xml:space="preserve"> : Jurnal Teknologi Informasi Dan Elektronika, 8(2), 91–97. </w:t>
       </w:r>
-      <w:hyperlink r:id="rId25" w:history="1">
+      <w:hyperlink r:id="rId26" w:history="1">
         <w:r>
           <w:rPr>
             <w:rStyle w:val="Hyperlink"/>
@@ -8827,7 +9717,7 @@
         </w:rPr>
         <w:t xml:space="preserve"> dan Telegram. Jurnal RESTIKOM Riset Teknik Informatika Dan Komputer, 4(1), 45–49. </w:t>
       </w:r>
-      <w:hyperlink r:id="rId26" w:history="1">
+      <w:hyperlink r:id="rId27" w:history="1">
         <w:r>
           <w:rPr>
             <w:rStyle w:val="Hyperlink"/>
@@ -8983,7 +9873,7 @@
         </w:rPr>
         <w:t xml:space="preserve">(1), 40–45. </w:t>
       </w:r>
-      <w:hyperlink r:id="rId27" w:history="1">
+      <w:hyperlink r:id="rId28" w:history="1">
         <w:r>
           <w:rPr>
             <w:rStyle w:val="Hyperlink"/>
@@ -11264,6 +12154,184 @@
     </w:lvl>
   </w:abstractNum>
   <w:abstractNum w:abstractNumId="19" w15:restartNumberingAfterBreak="0">
+    <w:nsid w:val="60DC1907"/>
+    <w:multiLevelType w:val="hybridMultilevel"/>
+    <w:tmpl w:val="B83C8680"/>
+    <w:lvl w:ilvl="0" w:tplc="5D68BEEA">
+      <w:start w:val="1"/>
+      <w:numFmt w:val="decimal"/>
+      <w:lvlText w:val="%1."/>
+      <w:lvlJc w:val="left"/>
+      <w:pPr>
+        <w:ind w:left="927" w:hanging="360"/>
+      </w:pPr>
+      <w:rPr>
+        <w:rFonts w:hint="default"/>
+      </w:rPr>
+    </w:lvl>
+    <w:lvl w:ilvl="1" w:tplc="38090019" w:tentative="1">
+      <w:start w:val="1"/>
+      <w:numFmt w:val="lowerLetter"/>
+      <w:lvlText w:val="%2."/>
+      <w:lvlJc w:val="left"/>
+      <w:pPr>
+        <w:ind w:left="1647" w:hanging="360"/>
+      </w:pPr>
+    </w:lvl>
+    <w:lvl w:ilvl="2" w:tplc="3809001B" w:tentative="1">
+      <w:start w:val="1"/>
+      <w:numFmt w:val="lowerRoman"/>
+      <w:lvlText w:val="%3."/>
+      <w:lvlJc w:val="right"/>
+      <w:pPr>
+        <w:ind w:left="2367" w:hanging="180"/>
+      </w:pPr>
+    </w:lvl>
+    <w:lvl w:ilvl="3" w:tplc="3809000F" w:tentative="1">
+      <w:start w:val="1"/>
+      <w:numFmt w:val="decimal"/>
+      <w:lvlText w:val="%4."/>
+      <w:lvlJc w:val="left"/>
+      <w:pPr>
+        <w:ind w:left="3087" w:hanging="360"/>
+      </w:pPr>
+    </w:lvl>
+    <w:lvl w:ilvl="4" w:tplc="38090019" w:tentative="1">
+      <w:start w:val="1"/>
+      <w:numFmt w:val="lowerLetter"/>
+      <w:lvlText w:val="%5."/>
+      <w:lvlJc w:val="left"/>
+      <w:pPr>
+        <w:ind w:left="3807" w:hanging="360"/>
+      </w:pPr>
+    </w:lvl>
+    <w:lvl w:ilvl="5" w:tplc="3809001B" w:tentative="1">
+      <w:start w:val="1"/>
+      <w:numFmt w:val="lowerRoman"/>
+      <w:lvlText w:val="%6."/>
+      <w:lvlJc w:val="right"/>
+      <w:pPr>
+        <w:ind w:left="4527" w:hanging="180"/>
+      </w:pPr>
+    </w:lvl>
+    <w:lvl w:ilvl="6" w:tplc="3809000F" w:tentative="1">
+      <w:start w:val="1"/>
+      <w:numFmt w:val="decimal"/>
+      <w:lvlText w:val="%7."/>
+      <w:lvlJc w:val="left"/>
+      <w:pPr>
+        <w:ind w:left="5247" w:hanging="360"/>
+      </w:pPr>
+    </w:lvl>
+    <w:lvl w:ilvl="7" w:tplc="38090019" w:tentative="1">
+      <w:start w:val="1"/>
+      <w:numFmt w:val="lowerLetter"/>
+      <w:lvlText w:val="%8."/>
+      <w:lvlJc w:val="left"/>
+      <w:pPr>
+        <w:ind w:left="5967" w:hanging="360"/>
+      </w:pPr>
+    </w:lvl>
+    <w:lvl w:ilvl="8" w:tplc="3809001B" w:tentative="1">
+      <w:start w:val="1"/>
+      <w:numFmt w:val="lowerRoman"/>
+      <w:lvlText w:val="%9."/>
+      <w:lvlJc w:val="right"/>
+      <w:pPr>
+        <w:ind w:left="6687" w:hanging="180"/>
+      </w:pPr>
+    </w:lvl>
+  </w:abstractNum>
+  <w:abstractNum w:abstractNumId="20" w15:restartNumberingAfterBreak="0">
+    <w:nsid w:val="69E2520E"/>
+    <w:multiLevelType w:val="hybridMultilevel"/>
+    <w:tmpl w:val="50D8CC4E"/>
+    <w:lvl w:ilvl="0" w:tplc="9E546A9C">
+      <w:start w:val="1"/>
+      <w:numFmt w:val="lowerLetter"/>
+      <w:lvlText w:val="%1."/>
+      <w:lvlJc w:val="left"/>
+      <w:pPr>
+        <w:ind w:left="927" w:hanging="360"/>
+      </w:pPr>
+      <w:rPr>
+        <w:rFonts w:hint="default"/>
+      </w:rPr>
+    </w:lvl>
+    <w:lvl w:ilvl="1" w:tplc="38090019" w:tentative="1">
+      <w:start w:val="1"/>
+      <w:numFmt w:val="lowerLetter"/>
+      <w:lvlText w:val="%2."/>
+      <w:lvlJc w:val="left"/>
+      <w:pPr>
+        <w:ind w:left="1647" w:hanging="360"/>
+      </w:pPr>
+    </w:lvl>
+    <w:lvl w:ilvl="2" w:tplc="3809001B" w:tentative="1">
+      <w:start w:val="1"/>
+      <w:numFmt w:val="lowerRoman"/>
+      <w:lvlText w:val="%3."/>
+      <w:lvlJc w:val="right"/>
+      <w:pPr>
+        <w:ind w:left="2367" w:hanging="180"/>
+      </w:pPr>
+    </w:lvl>
+    <w:lvl w:ilvl="3" w:tplc="3809000F" w:tentative="1">
+      <w:start w:val="1"/>
+      <w:numFmt w:val="decimal"/>
+      <w:lvlText w:val="%4."/>
+      <w:lvlJc w:val="left"/>
+      <w:pPr>
+        <w:ind w:left="3087" w:hanging="360"/>
+      </w:pPr>
+    </w:lvl>
+    <w:lvl w:ilvl="4" w:tplc="38090019" w:tentative="1">
+      <w:start w:val="1"/>
+      <w:numFmt w:val="lowerLetter"/>
+      <w:lvlText w:val="%5."/>
+      <w:lvlJc w:val="left"/>
+      <w:pPr>
+        <w:ind w:left="3807" w:hanging="360"/>
+      </w:pPr>
+    </w:lvl>
+    <w:lvl w:ilvl="5" w:tplc="3809001B" w:tentative="1">
+      <w:start w:val="1"/>
+      <w:numFmt w:val="lowerRoman"/>
+      <w:lvlText w:val="%6."/>
+      <w:lvlJc w:val="right"/>
+      <w:pPr>
+        <w:ind w:left="4527" w:hanging="180"/>
+      </w:pPr>
+    </w:lvl>
+    <w:lvl w:ilvl="6" w:tplc="3809000F" w:tentative="1">
+      <w:start w:val="1"/>
+      <w:numFmt w:val="decimal"/>
+      <w:lvlText w:val="%7."/>
+      <w:lvlJc w:val="left"/>
+      <w:pPr>
+        <w:ind w:left="5247" w:hanging="360"/>
+      </w:pPr>
+    </w:lvl>
+    <w:lvl w:ilvl="7" w:tplc="38090019" w:tentative="1">
+      <w:start w:val="1"/>
+      <w:numFmt w:val="lowerLetter"/>
+      <w:lvlText w:val="%8."/>
+      <w:lvlJc w:val="left"/>
+      <w:pPr>
+        <w:ind w:left="5967" w:hanging="360"/>
+      </w:pPr>
+    </w:lvl>
+    <w:lvl w:ilvl="8" w:tplc="3809001B" w:tentative="1">
+      <w:start w:val="1"/>
+      <w:numFmt w:val="lowerRoman"/>
+      <w:lvlText w:val="%9."/>
+      <w:lvlJc w:val="right"/>
+      <w:pPr>
+        <w:ind w:left="6687" w:hanging="180"/>
+      </w:pPr>
+    </w:lvl>
+  </w:abstractNum>
+  <w:abstractNum w:abstractNumId="21" w15:restartNumberingAfterBreak="0">
     <w:nsid w:val="70721A17"/>
     <w:multiLevelType w:val="hybridMultilevel"/>
     <w:tmpl w:val="37A4E95C"/>
@@ -11352,7 +12420,7 @@
       </w:pPr>
     </w:lvl>
   </w:abstractNum>
-  <w:abstractNum w:abstractNumId="20" w15:restartNumberingAfterBreak="0">
+  <w:abstractNum w:abstractNumId="22" w15:restartNumberingAfterBreak="0">
     <w:nsid w:val="70971B1F"/>
     <w:multiLevelType w:val="hybridMultilevel"/>
     <w:tmpl w:val="35BCEA6A"/>
@@ -11443,7 +12511,7 @@
       </w:pPr>
     </w:lvl>
   </w:abstractNum>
-  <w:abstractNum w:abstractNumId="21" w15:restartNumberingAfterBreak="0">
+  <w:abstractNum w:abstractNumId="23" w15:restartNumberingAfterBreak="0">
     <w:nsid w:val="718C591D"/>
     <w:multiLevelType w:val="hybridMultilevel"/>
     <w:tmpl w:val="3222BA86"/>
@@ -11532,7 +12600,7 @@
       </w:pPr>
     </w:lvl>
   </w:abstractNum>
-  <w:abstractNum w:abstractNumId="22" w15:restartNumberingAfterBreak="0">
+  <w:abstractNum w:abstractNumId="24" w15:restartNumberingAfterBreak="0">
     <w:nsid w:val="72E45BE0"/>
     <w:multiLevelType w:val="hybridMultilevel"/>
     <w:tmpl w:val="B470DCF2"/>
@@ -11618,7 +12686,96 @@
       </w:pPr>
     </w:lvl>
   </w:abstractNum>
-  <w:abstractNum w:abstractNumId="23" w15:restartNumberingAfterBreak="0">
+  <w:abstractNum w:abstractNumId="25" w15:restartNumberingAfterBreak="0">
+    <w:nsid w:val="77BE0B4F"/>
+    <w:multiLevelType w:val="hybridMultilevel"/>
+    <w:tmpl w:val="62B8A5FA"/>
+    <w:lvl w:ilvl="0" w:tplc="97F288AA">
+      <w:start w:val="1"/>
+      <w:numFmt w:val="decimal"/>
+      <w:lvlText w:val="%1."/>
+      <w:lvlJc w:val="left"/>
+      <w:pPr>
+        <w:ind w:left="927" w:hanging="360"/>
+      </w:pPr>
+      <w:rPr>
+        <w:rFonts w:hint="default"/>
+      </w:rPr>
+    </w:lvl>
+    <w:lvl w:ilvl="1" w:tplc="38090019" w:tentative="1">
+      <w:start w:val="1"/>
+      <w:numFmt w:val="lowerLetter"/>
+      <w:lvlText w:val="%2."/>
+      <w:lvlJc w:val="left"/>
+      <w:pPr>
+        <w:ind w:left="1647" w:hanging="360"/>
+      </w:pPr>
+    </w:lvl>
+    <w:lvl w:ilvl="2" w:tplc="3809001B" w:tentative="1">
+      <w:start w:val="1"/>
+      <w:numFmt w:val="lowerRoman"/>
+      <w:lvlText w:val="%3."/>
+      <w:lvlJc w:val="right"/>
+      <w:pPr>
+        <w:ind w:left="2367" w:hanging="180"/>
+      </w:pPr>
+    </w:lvl>
+    <w:lvl w:ilvl="3" w:tplc="3809000F" w:tentative="1">
+      <w:start w:val="1"/>
+      <w:numFmt w:val="decimal"/>
+      <w:lvlText w:val="%4."/>
+      <w:lvlJc w:val="left"/>
+      <w:pPr>
+        <w:ind w:left="3087" w:hanging="360"/>
+      </w:pPr>
+    </w:lvl>
+    <w:lvl w:ilvl="4" w:tplc="38090019" w:tentative="1">
+      <w:start w:val="1"/>
+      <w:numFmt w:val="lowerLetter"/>
+      <w:lvlText w:val="%5."/>
+      <w:lvlJc w:val="left"/>
+      <w:pPr>
+        <w:ind w:left="3807" w:hanging="360"/>
+      </w:pPr>
+    </w:lvl>
+    <w:lvl w:ilvl="5" w:tplc="3809001B" w:tentative="1">
+      <w:start w:val="1"/>
+      <w:numFmt w:val="lowerRoman"/>
+      <w:lvlText w:val="%6."/>
+      <w:lvlJc w:val="right"/>
+      <w:pPr>
+        <w:ind w:left="4527" w:hanging="180"/>
+      </w:pPr>
+    </w:lvl>
+    <w:lvl w:ilvl="6" w:tplc="3809000F" w:tentative="1">
+      <w:start w:val="1"/>
+      <w:numFmt w:val="decimal"/>
+      <w:lvlText w:val="%7."/>
+      <w:lvlJc w:val="left"/>
+      <w:pPr>
+        <w:ind w:left="5247" w:hanging="360"/>
+      </w:pPr>
+    </w:lvl>
+    <w:lvl w:ilvl="7" w:tplc="38090019" w:tentative="1">
+      <w:start w:val="1"/>
+      <w:numFmt w:val="lowerLetter"/>
+      <w:lvlText w:val="%8."/>
+      <w:lvlJc w:val="left"/>
+      <w:pPr>
+        <w:ind w:left="5967" w:hanging="360"/>
+      </w:pPr>
+    </w:lvl>
+    <w:lvl w:ilvl="8" w:tplc="3809001B" w:tentative="1">
+      <w:start w:val="1"/>
+      <w:numFmt w:val="lowerRoman"/>
+      <w:lvlText w:val="%9."/>
+      <w:lvlJc w:val="right"/>
+      <w:pPr>
+        <w:ind w:left="6687" w:hanging="180"/>
+      </w:pPr>
+    </w:lvl>
+  </w:abstractNum>
+  <w:abstractNum w:abstractNumId="26" w15:restartNumberingAfterBreak="0">
     <w:nsid w:val="78A05364"/>
     <w:multiLevelType w:val="hybridMultilevel"/>
     <w:tmpl w:val="AF2CD948"/>
@@ -11707,7 +12864,7 @@
       </w:pPr>
     </w:lvl>
   </w:abstractNum>
-  <w:abstractNum w:abstractNumId="24" w15:restartNumberingAfterBreak="0">
+  <w:abstractNum w:abstractNumId="27" w15:restartNumberingAfterBreak="0">
     <w:nsid w:val="7DB85723"/>
     <w:multiLevelType w:val="hybridMultilevel"/>
     <w:tmpl w:val="61126EE8"/>
@@ -11796,7 +12953,7 @@
       </w:pPr>
     </w:lvl>
   </w:abstractNum>
-  <w:abstractNum w:abstractNumId="25" w15:restartNumberingAfterBreak="0">
+  <w:abstractNum w:abstractNumId="28" w15:restartNumberingAfterBreak="0">
     <w:nsid w:val="7FAF3819"/>
     <w:multiLevelType w:val="hybridMultilevel"/>
     <w:tmpl w:val="B1381D6C"/>
@@ -11886,16 +13043,16 @@
     </w:lvl>
   </w:abstractNum>
   <w:num w:numId="1" w16cid:durableId="1038969312">
-    <w:abstractNumId w:val="22"/>
+    <w:abstractNumId w:val="24"/>
   </w:num>
   <w:num w:numId="2" w16cid:durableId="437456272">
     <w:abstractNumId w:val="15"/>
   </w:num>
   <w:num w:numId="3" w16cid:durableId="2030712180">
-    <w:abstractNumId w:val="24"/>
+    <w:abstractNumId w:val="27"/>
   </w:num>
   <w:num w:numId="4" w16cid:durableId="762460363">
-    <w:abstractNumId w:val="23"/>
+    <w:abstractNumId w:val="26"/>
   </w:num>
   <w:num w:numId="5" w16cid:durableId="1328359413">
     <w:abstractNumId w:val="0"/>
@@ -11913,7 +13070,7 @@
     <w:abstractNumId w:val="2"/>
   </w:num>
   <w:num w:numId="10" w16cid:durableId="721487365">
-    <w:abstractNumId w:val="19"/>
+    <w:abstractNumId w:val="21"/>
   </w:num>
   <w:num w:numId="11" w16cid:durableId="60758938">
     <w:abstractNumId w:val="6"/>
@@ -11934,7 +13091,7 @@
     <w:abstractNumId w:val="18"/>
   </w:num>
   <w:num w:numId="17" w16cid:durableId="578368165">
-    <w:abstractNumId w:val="20"/>
+    <w:abstractNumId w:val="22"/>
   </w:num>
   <w:num w:numId="18" w16cid:durableId="325286845">
     <w:abstractNumId w:val="17"/>
@@ -11949,19 +13106,28 @@
     <w:abstractNumId w:val="12"/>
   </w:num>
   <w:num w:numId="22" w16cid:durableId="1263956269">
-    <w:abstractNumId w:val="21"/>
+    <w:abstractNumId w:val="23"/>
   </w:num>
   <w:num w:numId="23" w16cid:durableId="1502433072">
     <w:abstractNumId w:val="1"/>
   </w:num>
   <w:num w:numId="24" w16cid:durableId="1738279166">
-    <w:abstractNumId w:val="25"/>
+    <w:abstractNumId w:val="28"/>
   </w:num>
   <w:num w:numId="25" w16cid:durableId="2021466969">
     <w:abstractNumId w:val="14"/>
   </w:num>
   <w:num w:numId="26" w16cid:durableId="410204407">
     <w:abstractNumId w:val="5"/>
+  </w:num>
+  <w:num w:numId="27" w16cid:durableId="1417635253">
+    <w:abstractNumId w:val="19"/>
+  </w:num>
+  <w:num w:numId="28" w16cid:durableId="406417123">
+    <w:abstractNumId w:val="25"/>
+  </w:num>
+  <w:num w:numId="29" w16cid:durableId="748771152">
+    <w:abstractNumId w:val="20"/>
   </w:num>
   <w:numIdMacAtCleanup w:val="9"/>
 </w:numbering>
@@ -12378,11 +13544,11 @@
       <w:lang w:val="id-ID"/>
     </w:rPr>
   </w:style>
-  <w:style w:type="paragraph" w:styleId="Judul1">
+  <w:style w:type="paragraph" w:styleId="Heading1">
     <w:name w:val="heading 1"/>
     <w:basedOn w:val="Normal"/>
     <w:next w:val="Normal"/>
-    <w:link w:val="Judul1KAR"/>
+    <w:link w:val="Heading1Char"/>
     <w:uiPriority w:val="9"/>
     <w:qFormat/>
     <w:rsid w:val="00871597"/>
@@ -12398,11 +13564,11 @@
       <w:szCs w:val="32"/>
     </w:rPr>
   </w:style>
-  <w:style w:type="paragraph" w:styleId="Judul2">
+  <w:style w:type="paragraph" w:styleId="Heading2">
     <w:name w:val="heading 2"/>
     <w:basedOn w:val="Normal"/>
     <w:next w:val="Normal"/>
-    <w:link w:val="Judul2KAR"/>
+    <w:link w:val="Heading2Char"/>
     <w:uiPriority w:val="9"/>
     <w:unhideWhenUsed/>
     <w:qFormat/>
@@ -12418,11 +13584,11 @@
       <w:szCs w:val="26"/>
     </w:rPr>
   </w:style>
-  <w:style w:type="paragraph" w:styleId="Judul3">
+  <w:style w:type="paragraph" w:styleId="Heading3">
     <w:name w:val="heading 3"/>
     <w:basedOn w:val="Normal"/>
     <w:next w:val="Normal"/>
-    <w:link w:val="Judul3KAR"/>
+    <w:link w:val="Heading3Char"/>
     <w:uiPriority w:val="9"/>
     <w:unhideWhenUsed/>
     <w:qFormat/>
@@ -12438,13 +13604,12 @@
       <w:szCs w:val="24"/>
     </w:rPr>
   </w:style>
-  <w:style w:type="character" w:default="1" w:styleId="FontParagrafDefault">
+  <w:style w:type="character" w:default="1" w:styleId="DefaultParagraphFont">
     <w:name w:val="Default Paragraph Font"/>
     <w:uiPriority w:val="1"/>
-    <w:semiHidden/>
     <w:unhideWhenUsed/>
   </w:style>
-  <w:style w:type="table" w:default="1" w:styleId="TabelNormal">
+  <w:style w:type="table" w:default="1" w:styleId="TableNormal">
     <w:name w:val="Normal Table"/>
     <w:uiPriority w:val="99"/>
     <w:semiHidden/>
@@ -12459,17 +13624,17 @@
       </w:tblCellMar>
     </w:tblPr>
   </w:style>
-  <w:style w:type="numbering" w:default="1" w:styleId="TidakAdaDaftar">
+  <w:style w:type="numbering" w:default="1" w:styleId="NoList">
     <w:name w:val="No List"/>
     <w:uiPriority w:val="99"/>
     <w:semiHidden/>
     <w:unhideWhenUsed/>
   </w:style>
-  <w:style w:type="paragraph" w:styleId="Kutipan">
+  <w:style w:type="paragraph" w:styleId="Quote">
     <w:name w:val="Quote"/>
-    <w:basedOn w:val="Judul1"/>
+    <w:basedOn w:val="Heading1"/>
     <w:next w:val="Normal"/>
-    <w:link w:val="KutipanKAR"/>
+    <w:link w:val="QuoteChar"/>
     <w:uiPriority w:val="29"/>
     <w:qFormat/>
     <w:rsid w:val="006025F2"/>
@@ -12484,10 +13649,10 @@
       <w:sz w:val="28"/>
     </w:rPr>
   </w:style>
-  <w:style w:type="character" w:customStyle="1" w:styleId="KutipanKAR">
-    <w:name w:val="Kutipan KAR"/>
-    <w:basedOn w:val="FontParagrafDefault"/>
-    <w:link w:val="Kutipan"/>
+  <w:style w:type="character" w:customStyle="1" w:styleId="QuoteChar">
+    <w:name w:val="Quote Char"/>
+    <w:basedOn w:val="DefaultParagraphFont"/>
+    <w:link w:val="Quote"/>
     <w:uiPriority w:val="29"/>
     <w:rsid w:val="006025F2"/>
     <w:rPr>
@@ -12500,10 +13665,10 @@
       <w:lang w:val="id-ID"/>
     </w:rPr>
   </w:style>
-  <w:style w:type="character" w:customStyle="1" w:styleId="Judul1KAR">
-    <w:name w:val="Judul 1 KAR"/>
-    <w:basedOn w:val="FontParagrafDefault"/>
-    <w:link w:val="Judul1"/>
+  <w:style w:type="character" w:customStyle="1" w:styleId="Heading1Char">
+    <w:name w:val="Heading 1 Char"/>
+    <w:basedOn w:val="DefaultParagraphFont"/>
+    <w:link w:val="Heading1"/>
     <w:uiPriority w:val="9"/>
     <w:rsid w:val="00871597"/>
     <w:rPr>
@@ -12515,9 +13680,9 @@
       <w:lang w:val="id-ID"/>
     </w:rPr>
   </w:style>
-  <w:style w:type="table" w:styleId="KisiTabel">
+  <w:style w:type="table" w:styleId="TableGrid">
     <w:name w:val="Table Grid"/>
-    <w:basedOn w:val="TabelNormal"/>
+    <w:basedOn w:val="TableNormal"/>
     <w:uiPriority w:val="39"/>
     <w:rsid w:val="006025F2"/>
     <w:pPr>
@@ -12534,7 +13699,7 @@
       </w:tblBorders>
     </w:tblPr>
   </w:style>
-  <w:style w:type="paragraph" w:styleId="DaftarParagraf">
+  <w:style w:type="paragraph" w:styleId="ListParagraph">
     <w:name w:val="List Paragraph"/>
     <w:basedOn w:val="Normal"/>
     <w:uiPriority w:val="1"/>
@@ -12548,7 +13713,7 @@
   <w:style w:type="paragraph" w:styleId="Header">
     <w:name w:val="header"/>
     <w:basedOn w:val="Normal"/>
-    <w:link w:val="HeaderKAR"/>
+    <w:link w:val="HeaderChar"/>
     <w:uiPriority w:val="99"/>
     <w:unhideWhenUsed/>
     <w:rsid w:val="004E68F0"/>
@@ -12560,9 +13725,9 @@
       <w:spacing w:after="0" w:line="240" w:lineRule="auto"/>
     </w:pPr>
   </w:style>
-  <w:style w:type="character" w:customStyle="1" w:styleId="HeaderKAR">
-    <w:name w:val="Header KAR"/>
-    <w:basedOn w:val="FontParagrafDefault"/>
+  <w:style w:type="character" w:customStyle="1" w:styleId="HeaderChar">
+    <w:name w:val="Header Char"/>
+    <w:basedOn w:val="DefaultParagraphFont"/>
     <w:link w:val="Header"/>
     <w:uiPriority w:val="99"/>
     <w:rsid w:val="004E68F0"/>
@@ -12576,7 +13741,7 @@
   <w:style w:type="paragraph" w:styleId="Footer">
     <w:name w:val="footer"/>
     <w:basedOn w:val="Normal"/>
-    <w:link w:val="FooterKAR"/>
+    <w:link w:val="FooterChar"/>
     <w:uiPriority w:val="99"/>
     <w:unhideWhenUsed/>
     <w:rsid w:val="004E68F0"/>
@@ -12588,9 +13753,9 @@
       <w:spacing w:after="0" w:line="240" w:lineRule="auto"/>
     </w:pPr>
   </w:style>
-  <w:style w:type="character" w:customStyle="1" w:styleId="FooterKAR">
-    <w:name w:val="Footer KAR"/>
-    <w:basedOn w:val="FontParagrafDefault"/>
+  <w:style w:type="character" w:customStyle="1" w:styleId="FooterChar">
+    <w:name w:val="Footer Char"/>
+    <w:basedOn w:val="DefaultParagraphFont"/>
     <w:link w:val="Footer"/>
     <w:uiPriority w:val="99"/>
     <w:rsid w:val="004E68F0"/>
@@ -12601,9 +13766,9 @@
       <w:lang w:val="id-ID"/>
     </w:rPr>
   </w:style>
-  <w:style w:type="paragraph" w:styleId="JudulTOC">
+  <w:style w:type="paragraph" w:styleId="TOCHeading">
     <w:name w:val="TOC Heading"/>
-    <w:basedOn w:val="Judul1"/>
+    <w:basedOn w:val="Heading1"/>
     <w:next w:val="Normal"/>
     <w:uiPriority w:val="39"/>
     <w:unhideWhenUsed/>
@@ -12638,7 +13803,7 @@
   </w:style>
   <w:style w:type="character" w:styleId="Hyperlink">
     <w:name w:val="Hyperlink"/>
-    <w:basedOn w:val="FontParagrafDefault"/>
+    <w:basedOn w:val="DefaultParagraphFont"/>
     <w:uiPriority w:val="99"/>
     <w:unhideWhenUsed/>
     <w:rsid w:val="00514A13"/>
@@ -12647,10 +13812,10 @@
       <w:u w:val="single"/>
     </w:rPr>
   </w:style>
-  <w:style w:type="character" w:customStyle="1" w:styleId="Judul2KAR">
-    <w:name w:val="Judul 2 KAR"/>
-    <w:basedOn w:val="FontParagrafDefault"/>
-    <w:link w:val="Judul2"/>
+  <w:style w:type="character" w:customStyle="1" w:styleId="Heading2Char">
+    <w:name w:val="Heading 2 Char"/>
+    <w:basedOn w:val="DefaultParagraphFont"/>
+    <w:link w:val="Heading2"/>
     <w:uiPriority w:val="9"/>
     <w:rsid w:val="008C2163"/>
     <w:rPr>
@@ -12661,10 +13826,10 @@
       <w:lang w:val="id-ID"/>
     </w:rPr>
   </w:style>
-  <w:style w:type="character" w:customStyle="1" w:styleId="Judul3KAR">
-    <w:name w:val="Judul 3 KAR"/>
-    <w:basedOn w:val="FontParagrafDefault"/>
-    <w:link w:val="Judul3"/>
+  <w:style w:type="character" w:customStyle="1" w:styleId="Heading3Char">
+    <w:name w:val="Heading 3 Char"/>
+    <w:basedOn w:val="DefaultParagraphFont"/>
+    <w:link w:val="Heading3"/>
     <w:uiPriority w:val="9"/>
     <w:rsid w:val="008C2163"/>
     <w:rPr>
@@ -12675,10 +13840,10 @@
       <w:lang w:val="id-ID"/>
     </w:rPr>
   </w:style>
-  <w:style w:type="paragraph" w:styleId="TeksIsi">
+  <w:style w:type="paragraph" w:styleId="BodyText">
     <w:name w:val="Body Text"/>
     <w:basedOn w:val="Normal"/>
-    <w:link w:val="TeksIsiKAR"/>
+    <w:link w:val="BodyTextChar"/>
     <w:uiPriority w:val="99"/>
     <w:unhideWhenUsed/>
     <w:rsid w:val="00A65E87"/>
@@ -12686,10 +13851,10 @@
       <w:spacing w:after="120"/>
     </w:pPr>
   </w:style>
-  <w:style w:type="character" w:customStyle="1" w:styleId="TeksIsiKAR">
-    <w:name w:val="Teks Isi KAR"/>
-    <w:basedOn w:val="FontParagrafDefault"/>
-    <w:link w:val="TeksIsi"/>
+  <w:style w:type="character" w:customStyle="1" w:styleId="BodyTextChar">
+    <w:name w:val="Body Text Char"/>
+    <w:basedOn w:val="DefaultParagraphFont"/>
+    <w:link w:val="BodyText"/>
     <w:uiPriority w:val="99"/>
     <w:rsid w:val="00A65E87"/>
     <w:rPr>
@@ -12699,11 +13864,11 @@
       <w:lang w:val="id-ID"/>
     </w:rPr>
   </w:style>
-  <w:style w:type="paragraph" w:styleId="Keterangan">
+  <w:style w:type="paragraph" w:styleId="Caption">
     <w:name w:val="caption"/>
     <w:basedOn w:val="Normal"/>
     <w:next w:val="Normal"/>
-    <w:link w:val="KeteranganKAR"/>
+    <w:link w:val="CaptionChar"/>
     <w:uiPriority w:val="35"/>
     <w:unhideWhenUsed/>
     <w:qFormat/>
@@ -12717,7 +13882,7 @@
       <w:szCs w:val="18"/>
     </w:rPr>
   </w:style>
-  <w:style w:type="paragraph" w:styleId="TabelGambar">
+  <w:style w:type="paragraph" w:styleId="TableofFigures">
     <w:name w:val="table of figures"/>
     <w:basedOn w:val="Normal"/>
     <w:next w:val="Normal"/>
@@ -12804,9 +13969,9 @@
       <w:szCs w:val="20"/>
     </w:rPr>
   </w:style>
-  <w:style w:type="character" w:styleId="Tempatpenampungteks">
+  <w:style w:type="character" w:styleId="PlaceholderText">
     <w:name w:val="Placeholder Text"/>
-    <w:basedOn w:val="FontParagrafDefault"/>
+    <w:basedOn w:val="DefaultParagraphFont"/>
     <w:uiPriority w:val="99"/>
     <w:semiHidden/>
     <w:rsid w:val="004070DB"/>
@@ -12827,7 +13992,7 @@
   </w:style>
   <w:style w:type="character" w:customStyle="1" w:styleId="PersamaanChar">
     <w:name w:val="Persamaan Char"/>
-    <w:basedOn w:val="FontParagrafDefault"/>
+    <w:basedOn w:val="DefaultParagraphFont"/>
     <w:link w:val="Persamaan"/>
     <w:rsid w:val="005F5646"/>
     <w:rPr>
@@ -12839,7 +14004,7 @@
   </w:style>
   <w:style w:type="paragraph" w:customStyle="1" w:styleId="TableCaption">
     <w:name w:val="Table Caption"/>
-    <w:basedOn w:val="Keterangan"/>
+    <w:basedOn w:val="Caption"/>
     <w:link w:val="TableCaptionChar"/>
     <w:qFormat/>
     <w:rsid w:val="00764212"/>
@@ -12850,7 +14015,7 @@
   </w:style>
   <w:style w:type="character" w:customStyle="1" w:styleId="TableCaptionChar">
     <w:name w:val="Table Caption Char"/>
-    <w:basedOn w:val="FontParagrafDefault"/>
+    <w:basedOn w:val="DefaultParagraphFont"/>
     <w:link w:val="TableCaption"/>
     <w:rsid w:val="00764212"/>
     <w:rPr>
@@ -12863,10 +14028,10 @@
       <w:lang w:val="id-ID"/>
     </w:rPr>
   </w:style>
-  <w:style w:type="character" w:customStyle="1" w:styleId="KeteranganKAR">
-    <w:name w:val="Keterangan KAR"/>
-    <w:basedOn w:val="FontParagrafDefault"/>
-    <w:link w:val="Keterangan"/>
+  <w:style w:type="character" w:customStyle="1" w:styleId="CaptionChar">
+    <w:name w:val="Caption Char"/>
+    <w:basedOn w:val="DefaultParagraphFont"/>
+    <w:link w:val="Caption"/>
     <w:uiPriority w:val="35"/>
     <w:rsid w:val="006A222D"/>
     <w:rPr>
@@ -12897,7 +14062,7 @@
   </w:style>
   <w:style w:type="character" w:customStyle="1" w:styleId="UnresolvedMention1">
     <w:name w:val="Unresolved Mention1"/>
-    <w:basedOn w:val="FontParagrafDefault"/>
+    <w:basedOn w:val="DefaultParagraphFont"/>
     <w:uiPriority w:val="99"/>
     <w:semiHidden/>
     <w:unhideWhenUsed/>
@@ -12907,10 +14072,10 @@
       <w:shd w:val="clear" w:color="auto" w:fill="E1DFDD"/>
     </w:rPr>
   </w:style>
-  <w:style w:type="paragraph" w:styleId="TeksCatatanKaki">
+  <w:style w:type="paragraph" w:styleId="FootnoteText">
     <w:name w:val="footnote text"/>
     <w:basedOn w:val="Normal"/>
-    <w:link w:val="TeksCatatanKakiKAR"/>
+    <w:link w:val="FootnoteTextChar"/>
     <w:uiPriority w:val="99"/>
     <w:semiHidden/>
     <w:unhideWhenUsed/>
@@ -12923,10 +14088,10 @@
       <w:szCs w:val="20"/>
     </w:rPr>
   </w:style>
-  <w:style w:type="character" w:customStyle="1" w:styleId="TeksCatatanKakiKAR">
-    <w:name w:val="Teks Catatan Kaki KAR"/>
-    <w:basedOn w:val="FontParagrafDefault"/>
-    <w:link w:val="TeksCatatanKaki"/>
+  <w:style w:type="character" w:customStyle="1" w:styleId="FootnoteTextChar">
+    <w:name w:val="Footnote Text Char"/>
+    <w:basedOn w:val="DefaultParagraphFont"/>
+    <w:link w:val="FootnoteText"/>
     <w:uiPriority w:val="99"/>
     <w:semiHidden/>
     <w:rsid w:val="008C78C1"/>
@@ -12938,9 +14103,9 @@
       <w:lang w:val="id-ID"/>
     </w:rPr>
   </w:style>
-  <w:style w:type="character" w:styleId="HiperlinkyangDiikuti">
+  <w:style w:type="character" w:styleId="FollowedHyperlink">
     <w:name w:val="FollowedHyperlink"/>
-    <w:basedOn w:val="FontParagrafDefault"/>
+    <w:basedOn w:val="DefaultParagraphFont"/>
     <w:uiPriority w:val="99"/>
     <w:semiHidden/>
     <w:unhideWhenUsed/>
@@ -12950,9 +14115,9 @@
       <w:u w:val="single"/>
     </w:rPr>
   </w:style>
-  <w:style w:type="character" w:styleId="ReferensiKomentar">
+  <w:style w:type="character" w:styleId="CommentReference">
     <w:name w:val="annotation reference"/>
-    <w:basedOn w:val="FontParagrafDefault"/>
+    <w:basedOn w:val="DefaultParagraphFont"/>
     <w:uiPriority w:val="99"/>
     <w:semiHidden/>
     <w:unhideWhenUsed/>
@@ -12962,10 +14127,10 @@
       <w:szCs w:val="16"/>
     </w:rPr>
   </w:style>
-  <w:style w:type="paragraph" w:styleId="TeksKomentar">
+  <w:style w:type="paragraph" w:styleId="CommentText">
     <w:name w:val="annotation text"/>
     <w:basedOn w:val="Normal"/>
-    <w:link w:val="TeksKomentarKAR"/>
+    <w:link w:val="CommentTextChar"/>
     <w:uiPriority w:val="99"/>
     <w:semiHidden/>
     <w:unhideWhenUsed/>
@@ -12978,10 +14143,10 @@
       <w:szCs w:val="20"/>
     </w:rPr>
   </w:style>
-  <w:style w:type="character" w:customStyle="1" w:styleId="TeksKomentarKAR">
-    <w:name w:val="Teks Komentar KAR"/>
-    <w:basedOn w:val="FontParagrafDefault"/>
-    <w:link w:val="TeksKomentar"/>
+  <w:style w:type="character" w:customStyle="1" w:styleId="CommentTextChar">
+    <w:name w:val="Comment Text Char"/>
+    <w:basedOn w:val="DefaultParagraphFont"/>
+    <w:link w:val="CommentText"/>
     <w:uiPriority w:val="99"/>
     <w:semiHidden/>
     <w:rsid w:val="004E646D"/>
@@ -12992,11 +14157,11 @@
       <w:lang w:val="id-ID"/>
     </w:rPr>
   </w:style>
-  <w:style w:type="paragraph" w:styleId="SubjekKomentar">
+  <w:style w:type="paragraph" w:styleId="CommentSubject">
     <w:name w:val="annotation subject"/>
-    <w:basedOn w:val="TeksKomentar"/>
-    <w:next w:val="TeksKomentar"/>
-    <w:link w:val="SubjekKomentarKAR"/>
+    <w:basedOn w:val="CommentText"/>
+    <w:next w:val="CommentText"/>
+    <w:link w:val="CommentSubjectChar"/>
     <w:uiPriority w:val="99"/>
     <w:semiHidden/>
     <w:unhideWhenUsed/>
@@ -13006,10 +14171,10 @@
       <w:bCs/>
     </w:rPr>
   </w:style>
-  <w:style w:type="character" w:customStyle="1" w:styleId="SubjekKomentarKAR">
-    <w:name w:val="Subjek Komentar KAR"/>
-    <w:basedOn w:val="TeksKomentarKAR"/>
-    <w:link w:val="SubjekKomentar"/>
+  <w:style w:type="character" w:customStyle="1" w:styleId="CommentSubjectChar">
+    <w:name w:val="Comment Subject Char"/>
+    <w:basedOn w:val="CommentTextChar"/>
+    <w:link w:val="CommentSubject"/>
     <w:uiPriority w:val="99"/>
     <w:semiHidden/>
     <w:rsid w:val="004E646D"/>
@@ -13022,9 +14187,9 @@
       <w:lang w:val="id-ID"/>
     </w:rPr>
   </w:style>
-  <w:style w:type="character" w:styleId="SebutanYangBelumTerselesaikan">
+  <w:style w:type="character" w:styleId="UnresolvedMention">
     <w:name w:val="Unresolved Mention"/>
-    <w:basedOn w:val="FontParagrafDefault"/>
+    <w:basedOn w:val="DefaultParagraphFont"/>
     <w:uiPriority w:val="99"/>
     <w:semiHidden/>
     <w:unhideWhenUsed/>
@@ -13036,7 +14201,7 @@
   </w:style>
   <w:style w:type="paragraph" w:customStyle="1" w:styleId="HeadingIntro">
     <w:name w:val="Heading Intro"/>
-    <w:basedOn w:val="Judul1"/>
+    <w:basedOn w:val="Heading1"/>
     <w:link w:val="HeadingIntroChar"/>
     <w:qFormat/>
     <w:rsid w:val="00D91D1F"/>
@@ -13050,7 +14215,7 @@
   </w:style>
   <w:style w:type="character" w:customStyle="1" w:styleId="HeadingIntroChar">
     <w:name w:val="Heading Intro Char"/>
-    <w:basedOn w:val="Judul1KAR"/>
+    <w:basedOn w:val="Heading1Char"/>
     <w:link w:val="HeadingIntro"/>
     <w:rsid w:val="00D91D1F"/>
     <w:rPr>

--- a/PROPOSAL TUGAS AKHIR.docx
+++ b/PROPOSAL TUGAS AKHIR.docx
@@ -630,7 +630,7 @@
     </w:p>
     <w:tbl>
       <w:tblPr>
-        <w:tblStyle w:val="TableGrid"/>
+        <w:tblStyle w:val="KisiTabel"/>
         <w:tblW w:w="8359" w:type="dxa"/>
         <w:jc w:val="center"/>
         <w:tblBorders>
@@ -990,7 +990,6 @@
           <w:b/>
           <w:bCs w:val="0"/>
         </w:rPr>
-        <w:lastRenderedPageBreak/>
         <w:t>KATA PENGANTAR</w:t>
       </w:r>
       <w:bookmarkEnd w:id="2"/>
@@ -1074,7 +1073,7 @@
     </w:p>
     <w:p>
       <w:pPr>
-        <w:pStyle w:val="ListParagraph"/>
+        <w:pStyle w:val="DaftarParagraf"/>
         <w:numPr>
           <w:ilvl w:val="0"/>
           <w:numId w:val="1"/>
@@ -1096,7 +1095,7 @@
     </w:p>
     <w:p>
       <w:pPr>
-        <w:pStyle w:val="ListParagraph"/>
+        <w:pStyle w:val="DaftarParagraf"/>
         <w:numPr>
           <w:ilvl w:val="0"/>
           <w:numId w:val="1"/>
@@ -1118,7 +1117,7 @@
     </w:p>
     <w:p>
       <w:pPr>
-        <w:pStyle w:val="ListParagraph"/>
+        <w:pStyle w:val="DaftarParagraf"/>
         <w:numPr>
           <w:ilvl w:val="0"/>
           <w:numId w:val="1"/>
@@ -1140,7 +1139,7 @@
     </w:p>
     <w:p>
       <w:pPr>
-        <w:pStyle w:val="ListParagraph"/>
+        <w:pStyle w:val="DaftarParagraf"/>
         <w:numPr>
           <w:ilvl w:val="0"/>
           <w:numId w:val="1"/>
@@ -1162,7 +1161,7 @@
     </w:p>
     <w:p>
       <w:pPr>
-        <w:pStyle w:val="ListParagraph"/>
+        <w:pStyle w:val="DaftarParagraf"/>
         <w:numPr>
           <w:ilvl w:val="0"/>
           <w:numId w:val="1"/>
@@ -1184,7 +1183,7 @@
     </w:p>
     <w:p>
       <w:pPr>
-        <w:pStyle w:val="ListParagraph"/>
+        <w:pStyle w:val="DaftarParagraf"/>
         <w:numPr>
           <w:ilvl w:val="0"/>
           <w:numId w:val="1"/>
@@ -1238,7 +1237,7 @@
     </w:p>
     <w:p>
       <w:pPr>
-        <w:pStyle w:val="ListParagraph"/>
+        <w:pStyle w:val="DaftarParagraf"/>
         <w:numPr>
           <w:ilvl w:val="0"/>
           <w:numId w:val="1"/>
@@ -1260,7 +1259,7 @@
     </w:p>
     <w:p>
       <w:pPr>
-        <w:pStyle w:val="ListParagraph"/>
+        <w:pStyle w:val="DaftarParagraf"/>
         <w:numPr>
           <w:ilvl w:val="0"/>
           <w:numId w:val="1"/>
@@ -1282,7 +1281,7 @@
     </w:p>
     <w:p>
       <w:pPr>
-        <w:pStyle w:val="ListParagraph"/>
+        <w:pStyle w:val="DaftarParagraf"/>
         <w:numPr>
           <w:ilvl w:val="0"/>
           <w:numId w:val="1"/>
@@ -1357,7 +1356,7 @@
     </w:p>
     <w:p>
       <w:pPr>
-        <w:pStyle w:val="ListParagraph"/>
+        <w:pStyle w:val="DaftarParagraf"/>
         <w:numPr>
           <w:ilvl w:val="0"/>
           <w:numId w:val="1"/>
@@ -1400,7 +1399,7 @@
     </w:p>
     <w:p>
       <w:pPr>
-        <w:pStyle w:val="ListParagraph"/>
+        <w:pStyle w:val="DaftarParagraf"/>
         <w:numPr>
           <w:ilvl w:val="0"/>
           <w:numId w:val="1"/>
@@ -1417,13 +1416,12 @@
           <w:rFonts w:cs="Times New Roman"/>
           <w:szCs w:val="24"/>
         </w:rPr>
-        <w:lastRenderedPageBreak/>
         <w:t>Keluarga dan teman-teman yang telah memberikan dukungan dan saran selama proses pengerjaan tugas akhir.</w:t>
       </w:r>
     </w:p>
     <w:p>
       <w:pPr>
-        <w:pStyle w:val="ListParagraph"/>
+        <w:pStyle w:val="DaftarParagraf"/>
         <w:numPr>
           <w:ilvl w:val="0"/>
           <w:numId w:val="1"/>
@@ -1500,7 +1498,7 @@
     </w:p>
     <w:tbl>
       <w:tblPr>
-        <w:tblStyle w:val="TableGrid"/>
+        <w:tblStyle w:val="KisiTabel"/>
         <w:tblW w:w="0" w:type="auto"/>
         <w:tblBorders>
           <w:top w:val="none" w:sz="0" w:space="0" w:color="auto"/>
@@ -1694,7 +1692,6 @@
           <w:b/>
           <w:bCs w:val="0"/>
         </w:rPr>
-        <w:lastRenderedPageBreak/>
         <w:t>DAFTAR ISI</w:t>
       </w:r>
       <w:bookmarkEnd w:id="8"/>
@@ -1886,7 +1883,6 @@
           <w:b/>
           <w:bCs w:val="0"/>
         </w:rPr>
-        <w:lastRenderedPageBreak/>
         <w:t>DAFTAR TABEL</w:t>
       </w:r>
       <w:bookmarkEnd w:id="11"/>
@@ -1896,7 +1892,7 @@
     <w:p/>
     <w:p>
       <w:pPr>
-        <w:pStyle w:val="TableofFigures"/>
+        <w:pStyle w:val="TabelGambar"/>
         <w:tabs>
           <w:tab w:val="right" w:leader="dot" w:pos="7927"/>
         </w:tabs>
@@ -1979,7 +1975,7 @@
     </w:p>
     <w:p>
       <w:pPr>
-        <w:pStyle w:val="TableofFigures"/>
+        <w:pStyle w:val="TabelGambar"/>
         <w:tabs>
           <w:tab w:val="right" w:leader="dot" w:pos="7927"/>
         </w:tabs>
@@ -2041,7 +2037,7 @@
     </w:p>
     <w:p>
       <w:pPr>
-        <w:pStyle w:val="TableofFigures"/>
+        <w:pStyle w:val="TabelGambar"/>
         <w:tabs>
           <w:tab w:val="right" w:leader="dot" w:pos="7927"/>
         </w:tabs>
@@ -2103,7 +2099,7 @@
     </w:p>
     <w:p>
       <w:pPr>
-        <w:pStyle w:val="TableofFigures"/>
+        <w:pStyle w:val="TabelGambar"/>
         <w:tabs>
           <w:tab w:val="right" w:leader="dot" w:pos="7927"/>
         </w:tabs>
@@ -2165,7 +2161,7 @@
     </w:p>
     <w:p>
       <w:pPr>
-        <w:pStyle w:val="TableofFigures"/>
+        <w:pStyle w:val="TabelGambar"/>
         <w:tabs>
           <w:tab w:val="right" w:leader="dot" w:pos="7927"/>
         </w:tabs>
@@ -2409,7 +2405,7 @@
     <w:p/>
     <w:p>
       <w:pPr>
-        <w:pStyle w:val="TableofFigures"/>
+        <w:pStyle w:val="TabelGambar"/>
         <w:tabs>
           <w:tab w:val="right" w:leader="dot" w:pos="7927"/>
         </w:tabs>
@@ -2494,7 +2490,7 @@
     </w:p>
     <w:p>
       <w:pPr>
-        <w:pStyle w:val="TableofFigures"/>
+        <w:pStyle w:val="TabelGambar"/>
         <w:tabs>
           <w:tab w:val="right" w:leader="dot" w:pos="7927"/>
         </w:tabs>
@@ -2558,7 +2554,7 @@
     </w:p>
     <w:p>
       <w:pPr>
-        <w:pStyle w:val="TableofFigures"/>
+        <w:pStyle w:val="TabelGambar"/>
         <w:tabs>
           <w:tab w:val="right" w:leader="dot" w:pos="7927"/>
         </w:tabs>
@@ -2726,7 +2722,7 @@
     </w:p>
     <w:p>
       <w:pPr>
-        <w:pStyle w:val="Heading1"/>
+        <w:pStyle w:val="Judul1"/>
         <w:spacing w:line="480" w:lineRule="auto"/>
         <w:jc w:val="center"/>
         <w:rPr>
@@ -2747,7 +2743,6 @@
           <w:bCs/>
           <w:szCs w:val="24"/>
         </w:rPr>
-        <w:lastRenderedPageBreak/>
         <w:t>BAB I</w:t>
       </w:r>
       <w:r>
@@ -2775,7 +2770,7 @@
     </w:p>
     <w:p>
       <w:pPr>
-        <w:pStyle w:val="Heading1"/>
+        <w:pStyle w:val="Judul1"/>
         <w:numPr>
           <w:ilvl w:val="0"/>
           <w:numId w:val="2"/>
@@ -2932,7 +2927,6 @@
         <w:ind w:firstLine="567"/>
       </w:pPr>
       <w:r>
-        <w:lastRenderedPageBreak/>
         <w:t>Berbagai elemen dapat memengaruhi kondisi ini, di antaranya adalah curah hujan, tipe tanah, dan tingkat evapotranspirasi (Hermanto, 2023). Proses evapotranspirasi terdiri dari dua komponen utama, yaitu evaporasi, yang merupakan perubahan air menjadi uap, dan transpirasi, yang mengacu pada penguapan air dari permukaan tanah (Sofia, 2023). Tingkat evapotranspirasi sangat dipengaruhi oleh faktor-faktor iklim serta jenis tanaman yang ada (</w:t>
       </w:r>
       <w:proofErr w:type="spellStart"/>
@@ -3001,11 +2995,7 @@
         <w:t xml:space="preserve">kesulitan dalam memprediksi kelembaban tanah secara akurat akibat perubahan cuaca yang mendadak (Ningrum, 2023). </w:t>
       </w:r>
       <w:r>
-        <w:t xml:space="preserve">Hal ini disebabkan oleh metode pengukuran yang </w:t>
-      </w:r>
-      <w:r>
-        <w:lastRenderedPageBreak/>
-        <w:t>masih dilakukan secara visual dengan menggunakan alat sederhana, yang tidak mampu memberikan data secara real</w:t>
+        <w:t>Hal ini disebabkan oleh metode pengukuran yang masih dilakukan secara visual dengan menggunakan alat sederhana, yang tidak mampu memberikan data secara real</w:t>
       </w:r>
       <w:r>
         <w:t>-</w:t>
@@ -3076,11 +3066,7 @@
         <w:ind w:firstLine="567"/>
       </w:pPr>
       <w:r>
-        <w:t xml:space="preserve">Hasil wawancara dengan Kemas Muhammad Ridhuan, selaku penyuluh pertanian di UPTD Balai Pengembangan Dan Produksi Benih Tanaman Pangan Dan </w:t>
-      </w:r>
-      <w:r>
-        <w:lastRenderedPageBreak/>
-        <w:t xml:space="preserve">Hortikultura mengungkapkan bahwa petani sering menghadapi tantangan dalam memantau musim dan kelembaban tanah secara manual, yang tidak efisien dan bergantung pada fisik. Ketergantungan pada metode tradisional ini sering kali mengakibatkan kegagalan panen dan krisis ekonomi, terutama di bahwa pengaruh fenomena seperti El Nino, yang memperburuk efisiensi dan akurasi dalam pengelolaan tanaman. </w:t>
+        <w:t xml:space="preserve">Hasil wawancara dengan Kemas Muhammad Ridhuan, selaku penyuluh pertanian di UPTD Balai Pengembangan Dan Produksi Benih Tanaman Pangan Dan Hortikultura mengungkapkan bahwa petani sering menghadapi tantangan dalam memantau musim dan kelembaban tanah secara manual, yang tidak efisien dan bergantung pada fisik. Ketergantungan pada metode tradisional ini sering kali mengakibatkan kegagalan panen dan krisis ekonomi, terutama di bahwa pengaruh fenomena seperti El Nino, yang memperburuk efisiensi dan akurasi dalam pengelolaan tanaman. </w:t>
       </w:r>
     </w:p>
     <w:p>
@@ -3131,11 +3117,7 @@
         <w:t>Internet of Things</w:t>
       </w:r>
       <w:r>
-        <w:t xml:space="preserve"> dan kecerdasan buatan memberikan dampak yang signifikan pada berbagai sektor </w:t>
-      </w:r>
-      <w:r>
-        <w:lastRenderedPageBreak/>
-        <w:t xml:space="preserve">pertanian. Salah satu teknologi yang diimplementasikan dalam bidang pertanian adalah </w:t>
+        <w:t xml:space="preserve"> dan kecerdasan buatan memberikan dampak yang signifikan pada berbagai sektor pertanian. Salah satu teknologi yang diimplementasikan dalam bidang pertanian adalah </w:t>
       </w:r>
       <w:r>
         <w:rPr>
@@ -3353,11 +3335,7 @@
         <w:t>Machine Learning</w:t>
       </w:r>
       <w:r>
-        <w:t xml:space="preserve"> memberikan </w:t>
-      </w:r>
-      <w:r>
-        <w:lastRenderedPageBreak/>
-        <w:t>keuntungan signifikan bagi para petani. Sistem ini memungkinkan pemantauan, pengendalian, dan perencanaan irigasi yang lebih efisien dalam waktu, tenaga, dan sumber daya manusia</w:t>
+        <w:t xml:space="preserve"> memberikan keuntungan signifikan bagi para petani. Sistem ini memungkinkan pemantauan, pengendalian, dan perencanaan irigasi yang lebih efisien dalam waktu, tenaga, dan sumber daya manusia</w:t>
       </w:r>
       <w:r>
         <w:t xml:space="preserve">, serta berpotensi mengurangi biaya dan penggunaan air, dan meningkatkan hasil panen. Dengan demikian, penulis tertarik untuk merancang </w:t>
@@ -3371,7 +3349,7 @@
     </w:p>
     <w:p>
       <w:pPr>
-        <w:pStyle w:val="Heading1"/>
+        <w:pStyle w:val="Judul1"/>
         <w:numPr>
           <w:ilvl w:val="0"/>
           <w:numId w:val="2"/>
@@ -3415,7 +3393,7 @@
     </w:p>
     <w:p>
       <w:pPr>
-        <w:pStyle w:val="Heading1"/>
+        <w:pStyle w:val="Judul1"/>
         <w:numPr>
           <w:ilvl w:val="0"/>
           <w:numId w:val="2"/>
@@ -3434,7 +3412,7 @@
     </w:p>
     <w:p>
       <w:pPr>
-        <w:pStyle w:val="Heading2"/>
+        <w:pStyle w:val="Judul2"/>
         <w:numPr>
           <w:ilvl w:val="0"/>
           <w:numId w:val="3"/>
@@ -3463,7 +3441,7 @@
     </w:p>
     <w:p>
       <w:pPr>
-        <w:pStyle w:val="Heading2"/>
+        <w:pStyle w:val="Judul2"/>
         <w:numPr>
           <w:ilvl w:val="0"/>
           <w:numId w:val="3"/>
@@ -3499,7 +3477,7 @@
     </w:p>
     <w:p>
       <w:pPr>
-        <w:pStyle w:val="Heading2"/>
+        <w:pStyle w:val="Judul2"/>
         <w:numPr>
           <w:ilvl w:val="0"/>
           <w:numId w:val="3"/>
@@ -3532,7 +3510,7 @@
     </w:p>
     <w:p>
       <w:pPr>
-        <w:pStyle w:val="Heading1"/>
+        <w:pStyle w:val="Judul1"/>
         <w:numPr>
           <w:ilvl w:val="0"/>
           <w:numId w:val="2"/>
@@ -3542,7 +3520,6 @@
       </w:pPr>
       <w:bookmarkStart w:id="36" w:name="_Toc178662373"/>
       <w:r>
-        <w:lastRenderedPageBreak/>
         <w:t>Analisis Terhadap Karakteristik Solusi</w:t>
       </w:r>
       <w:bookmarkEnd w:id="36"/>
@@ -3555,7 +3532,7 @@
     </w:p>
     <w:p>
       <w:pPr>
-        <w:pStyle w:val="Heading1"/>
+        <w:pStyle w:val="Judul1"/>
         <w:numPr>
           <w:ilvl w:val="0"/>
           <w:numId w:val="2"/>
@@ -3577,7 +3554,7 @@
     </w:p>
     <w:p>
       <w:pPr>
-        <w:pStyle w:val="Heading1"/>
+        <w:pStyle w:val="Judul1"/>
         <w:numPr>
           <w:ilvl w:val="0"/>
           <w:numId w:val="2"/>
@@ -3678,7 +3655,7 @@
     </w:p>
     <w:p>
       <w:pPr>
-        <w:pStyle w:val="Heading1"/>
+        <w:pStyle w:val="Judul1"/>
         <w:numPr>
           <w:ilvl w:val="0"/>
           <w:numId w:val="2"/>
@@ -3769,7 +3746,7 @@
     </w:p>
     <w:p>
       <w:pPr>
-        <w:pStyle w:val="Heading1"/>
+        <w:pStyle w:val="Judul1"/>
         <w:spacing w:line="480" w:lineRule="auto"/>
         <w:jc w:val="center"/>
         <w:rPr>
@@ -3786,7 +3763,6 @@
           <w:bCs/>
           <w:szCs w:val="24"/>
         </w:rPr>
-        <w:lastRenderedPageBreak/>
         <w:t>BAB II</w:t>
       </w:r>
       <w:r>
@@ -3803,7 +3779,7 @@
     </w:p>
     <w:p>
       <w:pPr>
-        <w:pStyle w:val="Heading1"/>
+        <w:pStyle w:val="Judul1"/>
         <w:numPr>
           <w:ilvl w:val="0"/>
           <w:numId w:val="7"/>
@@ -3824,7 +3800,7 @@
     </w:p>
     <w:p>
       <w:pPr>
-        <w:pStyle w:val="Heading2"/>
+        <w:pStyle w:val="Judul2"/>
         <w:numPr>
           <w:ilvl w:val="0"/>
           <w:numId w:val="8"/>
@@ -3861,236 +3837,10 @@
         <w:spacing w:after="0" w:line="480" w:lineRule="auto"/>
         <w:ind w:firstLine="567"/>
       </w:pPr>
-      <w:r>
-        <w:t xml:space="preserve">Solusi pertama adalah menggunakan </w:t>
-      </w:r>
-      <w:r>
-        <w:rPr>
-          <w:i/>
-          <w:iCs/>
-        </w:rPr>
-        <w:t>K-Nearest Neighbors</w:t>
-      </w:r>
-      <w:r>
-        <w:t xml:space="preserve"> </w:t>
-      </w:r>
-      <w:r>
-        <w:t xml:space="preserve">(KNN) </w:t>
-      </w:r>
-      <w:r>
-        <w:t xml:space="preserve">sebagai metode </w:t>
-      </w:r>
-      <w:r>
-        <w:rPr>
-          <w:i/>
-          <w:iCs/>
-        </w:rPr>
-        <w:t>supervised learning</w:t>
-      </w:r>
-      <w:r>
-        <w:t xml:space="preserve"> yang sederhana</w:t>
-      </w:r>
-      <w:r>
-        <w:t xml:space="preserve"> dalam </w:t>
-      </w:r>
-      <w:r>
-        <w:rPr>
-          <w:i/>
-          <w:iCs/>
-        </w:rPr>
-        <w:t>machine learning</w:t>
-      </w:r>
-      <w:r>
-        <w:t xml:space="preserve">. Metode </w:t>
-      </w:r>
-      <w:r>
-        <w:t>KNN bekerja</w:t>
-      </w:r>
-      <w:r>
-        <w:t xml:space="preserve"> </w:t>
-      </w:r>
-      <w:r>
-        <w:t>dengan mengklasifikasikan</w:t>
-      </w:r>
-      <w:r>
-        <w:t xml:space="preserve"> data baru </w:t>
-      </w:r>
-      <w:r>
-        <w:t>berdasarkan kesamaan dengan data yang sudah dilatih sebelumnya</w:t>
-      </w:r>
-      <w:r>
-        <w:t xml:space="preserve">, di mana kesamaan tersebut dihitung dari nilai </w:t>
-      </w:r>
-      <m:oMath>
-        <m:r>
-          <w:rPr>
-            <w:rFonts w:ascii="Cambria Math" w:hAnsi="Cambria Math"/>
-          </w:rPr>
-          <m:t>k</m:t>
-        </m:r>
-      </m:oMath>
-      <w:r>
-        <w:t xml:space="preserve">  sebagai </w:t>
-      </w:r>
-      <w:r>
-        <w:t xml:space="preserve">tetangga terdekat </w:t>
-      </w:r>
-      <w:r>
-        <w:t>(</w:t>
-      </w:r>
-      <w:r>
-        <w:t>Kaur, 2024)</w:t>
-      </w:r>
-      <w:r>
-        <w:t xml:space="preserve">. </w:t>
-      </w:r>
-      <w:r>
-        <w:t xml:space="preserve">Metode </w:t>
-      </w:r>
-      <w:r>
-        <w:t xml:space="preserve">ini memiliki fleksibilitas tinggi dan </w:t>
-      </w:r>
-      <w:r>
-        <w:t>mampu menangani batas keputusan yang kompleks serta menangkap hubungan non-linear yang terdapat dalam data</w:t>
-      </w:r>
-      <w:r>
-        <w:t xml:space="preserve"> (</w:t>
-      </w:r>
-      <w:proofErr w:type="spellStart"/>
-      <w:r>
-        <w:t>Palaniappan</w:t>
-      </w:r>
-      <w:proofErr w:type="spellEnd"/>
-      <w:r>
-        <w:t>, 2024</w:t>
-      </w:r>
-      <w:r>
-        <w:t>)</w:t>
-      </w:r>
-      <w:r>
-        <w:t>.</w:t>
-      </w:r>
-      <w:r>
-        <w:t xml:space="preserve"> Implementasi KNN yang relatif mudah dan sederhana, hanya parameter seperti jumlah tetangga </w:t>
-      </w:r>
-      <m:oMath>
-        <m:r>
-          <w:rPr>
-            <w:rFonts w:ascii="Cambria Math" w:hAnsi="Cambria Math"/>
-          </w:rPr>
-          <m:t>k</m:t>
-        </m:r>
-      </m:oMath>
-      <w:r>
-        <w:t xml:space="preserve"> dan metode pengukuran jarak. Namun, pemilihan parameter harus dilakukan dengan tepat (</w:t>
-      </w:r>
-      <w:proofErr w:type="spellStart"/>
-      <w:r>
-        <w:t>Ayabe</w:t>
-      </w:r>
-      <w:proofErr w:type="spellEnd"/>
-      <w:r>
-        <w:t xml:space="preserve">, 2020). Nilai </w:t>
-      </w:r>
-      <m:oMath>
-        <m:r>
-          <w:rPr>
-            <w:rFonts w:ascii="Cambria Math" w:hAnsi="Cambria Math"/>
-          </w:rPr>
-          <m:t>k</m:t>
-        </m:r>
-      </m:oMath>
-      <w:r>
-        <w:t xml:space="preserve"> yang kecil sangat sensitif terhadap </w:t>
-      </w:r>
-      <w:r>
-        <w:rPr>
-          <w:i/>
-          <w:iCs/>
-        </w:rPr>
-        <w:t>noise</w:t>
-      </w:r>
-      <w:r>
-        <w:t xml:space="preserve">, sedangkan </w:t>
-      </w:r>
-      <m:oMath>
-        <m:r>
-          <w:rPr>
-            <w:rFonts w:ascii="Cambria Math" w:hAnsi="Cambria Math"/>
-          </w:rPr>
-          <m:t>k</m:t>
-        </m:r>
-      </m:oMath>
-      <w:r>
-        <w:t xml:space="preserve"> yang besar mengurangi noise tetapi membuat metode kurang responsif (</w:t>
-      </w:r>
-      <w:proofErr w:type="spellStart"/>
-      <w:r>
-        <w:t>Choil</w:t>
-      </w:r>
-      <w:proofErr w:type="spellEnd"/>
-      <w:r>
-        <w:t>, 2021).</w:t>
-      </w:r>
-    </w:p>
-    <w:p>
-      <w:pPr>
-        <w:spacing w:after="0" w:line="480" w:lineRule="auto"/>
-        <w:ind w:firstLine="567"/>
-      </w:pPr>
-      <w:r>
-        <w:t xml:space="preserve">Kelemahan dari metode ini mencakup sensitivitas terhadap </w:t>
-      </w:r>
-      <w:r>
-        <w:rPr>
-          <w:i/>
-          <w:iCs/>
-        </w:rPr>
-        <w:t>outlier</w:t>
-      </w:r>
-      <w:r>
-        <w:t xml:space="preserve"> dan </w:t>
-      </w:r>
-      <w:r>
-        <w:rPr>
-          <w:i/>
-          <w:iCs/>
-        </w:rPr>
-        <w:t>missing</w:t>
-      </w:r>
-      <w:r>
-        <w:t xml:space="preserve"> data, serta ketidakcocokan untuk dimensi tinggi (Rahmadini, 2022). Selain itu, metode ini memerlukan komputasi intensif dan waktu pemrosesan yang lebih lama seiring bertambahnya ukuran dataset (</w:t>
-      </w:r>
-      <w:proofErr w:type="spellStart"/>
-      <w:r>
-        <w:t>Ayabe</w:t>
-      </w:r>
-      <w:proofErr w:type="spellEnd"/>
-      <w:r>
-        <w:t>, 2020).</w:t>
-      </w:r>
-    </w:p>
-    <w:p>
-      <w:pPr>
-        <w:spacing w:after="0" w:line="480" w:lineRule="auto"/>
-        <w:ind w:firstLine="567"/>
-      </w:pPr>
-    </w:p>
-    <w:p>
-      <w:pPr>
-        <w:spacing w:after="0" w:line="480" w:lineRule="auto"/>
-        <w:ind w:firstLine="567"/>
-      </w:pPr>
-    </w:p>
-    <w:p>
-      <w:pPr>
-        <w:spacing w:after="0" w:line="480" w:lineRule="auto"/>
-        <w:ind w:firstLine="567"/>
-      </w:pPr>
-    </w:p>
-    <w:p>
-      <w:pPr>
-        <w:pStyle w:val="Heading2"/>
+    </w:p>
+    <w:p>
+      <w:pPr>
+        <w:pStyle w:val="Judul2"/>
         <w:numPr>
           <w:ilvl w:val="0"/>
           <w:numId w:val="8"/>
@@ -4108,7 +3858,6 @@
           <w:b/>
           <w:bCs/>
         </w:rPr>
-        <w:lastRenderedPageBreak/>
         <w:t>S</w:t>
       </w:r>
       <w:r>
@@ -4128,228 +3877,10 @@
           <w:rFonts w:cs="Times New Roman"/>
         </w:rPr>
       </w:pPr>
-      <w:r>
-        <w:rPr>
-          <w:rFonts w:cs="Times New Roman"/>
-        </w:rPr>
-        <w:t xml:space="preserve">Solusi kedua adalah menggunakan </w:t>
-      </w:r>
-      <w:r>
-        <w:rPr>
-          <w:rFonts w:cs="Times New Roman"/>
-          <w:i/>
-          <w:iCs/>
-        </w:rPr>
-        <w:t>Support Vector Machine</w:t>
-      </w:r>
-      <w:r>
-        <w:rPr>
-          <w:rFonts w:cs="Times New Roman"/>
-        </w:rPr>
-        <w:t xml:space="preserve"> </w:t>
-      </w:r>
-      <w:r>
-        <w:rPr>
-          <w:rFonts w:cs="Times New Roman"/>
-        </w:rPr>
-        <w:t xml:space="preserve">(SVM) </w:t>
-      </w:r>
-      <w:r>
-        <w:rPr>
-          <w:rFonts w:cs="Times New Roman"/>
-        </w:rPr>
-        <w:t xml:space="preserve">sebagai metode </w:t>
-      </w:r>
-      <w:r>
-        <w:rPr>
-          <w:rFonts w:cs="Times New Roman"/>
-          <w:i/>
-          <w:iCs/>
-        </w:rPr>
-        <w:t>supervised learning</w:t>
-      </w:r>
-      <w:r>
-        <w:rPr>
-          <w:rFonts w:cs="Times New Roman"/>
-        </w:rPr>
-        <w:t xml:space="preserve"> yang sederhana dalam </w:t>
-      </w:r>
-      <w:r>
-        <w:rPr>
-          <w:rFonts w:cs="Times New Roman"/>
-          <w:i/>
-          <w:iCs/>
-        </w:rPr>
-        <w:t>machine learning</w:t>
-      </w:r>
-      <w:r>
-        <w:rPr>
-          <w:rFonts w:cs="Times New Roman"/>
-        </w:rPr>
-        <w:t>, yang diterapkan untuk menyelesaikan masalah klasifikasi maupun regresi</w:t>
-      </w:r>
-      <w:r>
-        <w:rPr>
-          <w:rFonts w:cs="Times New Roman"/>
-        </w:rPr>
-        <w:t xml:space="preserve">. </w:t>
-      </w:r>
-      <w:r>
-        <w:rPr>
-          <w:rFonts w:cs="Times New Roman"/>
-        </w:rPr>
-        <w:t xml:space="preserve">Metode ini </w:t>
-      </w:r>
-      <w:r>
-        <w:rPr>
-          <w:rFonts w:cs="Times New Roman"/>
-        </w:rPr>
-        <w:t>dapat</w:t>
-      </w:r>
-      <w:r>
-        <w:rPr>
-          <w:rFonts w:cs="Times New Roman"/>
-        </w:rPr>
-        <w:t xml:space="preserve"> </w:t>
-      </w:r>
-      <w:r>
-        <w:rPr>
-          <w:rFonts w:cs="Times New Roman"/>
-        </w:rPr>
-        <w:t>menangani</w:t>
-      </w:r>
-      <w:r>
-        <w:rPr>
-          <w:rFonts w:cs="Times New Roman"/>
-        </w:rPr>
-        <w:t xml:space="preserve"> </w:t>
-      </w:r>
-      <w:r>
-        <w:rPr>
-          <w:rFonts w:cs="Times New Roman"/>
-        </w:rPr>
-        <w:t>data</w:t>
-      </w:r>
-      <w:r>
-        <w:rPr>
-          <w:rFonts w:cs="Times New Roman"/>
-        </w:rPr>
-        <w:t xml:space="preserve"> yang dapati dipisahkan secara linier maupun non-linier. </w:t>
-      </w:r>
-      <w:r>
-        <w:rPr>
-          <w:rFonts w:cs="Times New Roman"/>
-        </w:rPr>
-        <w:t xml:space="preserve">SVM bekerja dengan mencari </w:t>
-      </w:r>
-      <w:r>
-        <w:rPr>
-          <w:rFonts w:cs="Times New Roman"/>
-          <w:i/>
-          <w:iCs/>
-        </w:rPr>
-        <w:t>hyperplane</w:t>
-      </w:r>
-      <w:r>
-        <w:rPr>
-          <w:rFonts w:cs="Times New Roman"/>
-        </w:rPr>
-        <w:t xml:space="preserve"> terbaik yang memisahkan dua kelas fitur dengan memaksimalkan </w:t>
-      </w:r>
-      <w:r>
-        <w:rPr>
-          <w:rFonts w:cs="Times New Roman"/>
-          <w:i/>
-          <w:iCs/>
-        </w:rPr>
-        <w:t>margin</w:t>
-      </w:r>
-      <w:r>
-        <w:rPr>
-          <w:rFonts w:cs="Times New Roman"/>
-        </w:rPr>
-        <w:t xml:space="preserve"> (</w:t>
-      </w:r>
-      <w:proofErr w:type="spellStart"/>
-      <w:r>
-        <w:rPr>
-          <w:rFonts w:cs="Times New Roman"/>
-        </w:rPr>
-        <w:t>Ayabe</w:t>
-      </w:r>
-      <w:proofErr w:type="spellEnd"/>
-      <w:r>
-        <w:rPr>
-          <w:rFonts w:cs="Times New Roman"/>
-        </w:rPr>
-        <w:t>, 2020).</w:t>
-      </w:r>
-      <w:r>
-        <w:rPr>
-          <w:rFonts w:cs="Times New Roman"/>
-        </w:rPr>
-        <w:t xml:space="preserve"> </w:t>
-      </w:r>
-      <w:r>
-        <w:rPr>
-          <w:rFonts w:cs="Times New Roman"/>
-          <w:i/>
-          <w:iCs/>
-        </w:rPr>
-        <w:t>Margin</w:t>
-      </w:r>
-      <w:r>
-        <w:rPr>
-          <w:rFonts w:cs="Times New Roman"/>
-        </w:rPr>
-        <w:t xml:space="preserve"> adalah jarak antara </w:t>
-      </w:r>
-      <w:r>
-        <w:rPr>
-          <w:rFonts w:cs="Times New Roman"/>
-          <w:i/>
-          <w:iCs/>
-        </w:rPr>
-        <w:t>hyperplane</w:t>
-      </w:r>
-      <w:r>
-        <w:rPr>
-          <w:rFonts w:cs="Times New Roman"/>
-        </w:rPr>
-        <w:t xml:space="preserve"> dan titik data terdekat dari setiap kelas, dengan titik data yang mendekati </w:t>
-      </w:r>
-      <w:r>
-        <w:rPr>
-          <w:rFonts w:cs="Times New Roman"/>
-          <w:i/>
-          <w:iCs/>
-        </w:rPr>
-        <w:t>hyperplane</w:t>
-      </w:r>
-      <w:r>
-        <w:rPr>
-          <w:rFonts w:cs="Times New Roman"/>
-        </w:rPr>
-        <w:t xml:space="preserve"> terbaik disebut sebagai </w:t>
-      </w:r>
-      <w:r>
-        <w:rPr>
-          <w:rFonts w:cs="Times New Roman"/>
-          <w:i/>
-          <w:iCs/>
-        </w:rPr>
-        <w:t>support vector</w:t>
-      </w:r>
-      <w:r>
-        <w:rPr>
-          <w:rFonts w:cs="Times New Roman"/>
-        </w:rPr>
-        <w:t xml:space="preserve"> (Junus, 2022). </w:t>
-      </w:r>
-    </w:p>
-    <w:p>
-      <w:pPr>
-        <w:pStyle w:val="Heading2"/>
+    </w:p>
+    <w:p>
+      <w:pPr>
+        <w:pStyle w:val="Judul2"/>
         <w:numPr>
           <w:ilvl w:val="0"/>
           <w:numId w:val="8"/>
@@ -4383,109 +3914,69 @@
         <w:t xml:space="preserve">Solusi ketiga adalah menggunakan </w:t>
       </w:r>
       <w:r>
-        <w:rPr>
-          <w:i/>
-          <w:iCs/>
-        </w:rPr>
-        <w:t>Random Forest</w:t>
-      </w:r>
-      <w:r>
-        <w:t xml:space="preserve"> (RF)</w:t>
+        <w:t xml:space="preserve">Random Forest (RF) adalah metode ensemble yang menggabungkan sejumlah pohon keputusan untuk klasifikasi atau regresi </w:t>
+      </w:r>
+      <w:r>
+        <w:t>(</w:t>
+      </w:r>
+      <w:proofErr w:type="spellStart"/>
+      <w:r>
+        <w:t>Ayabe</w:t>
+      </w:r>
+      <w:proofErr w:type="spellEnd"/>
+      <w:r>
+        <w:t>, 2020).</w:t>
       </w:r>
       <w:r>
         <w:t xml:space="preserve"> </w:t>
       </w:r>
       <w:r>
-        <w:t xml:space="preserve">adalah metode </w:t>
-      </w:r>
-      <w:r>
-        <w:rPr>
-          <w:i/>
-          <w:iCs/>
-        </w:rPr>
-        <w:t>ensemble</w:t>
-      </w:r>
-      <w:r>
-        <w:t xml:space="preserve"> yang </w:t>
-      </w:r>
-      <w:r>
-        <w:t xml:space="preserve">menggabungkan sejumlah pohon keputusan untuk klasifikasi atau regresi. </w:t>
-      </w:r>
-      <w:r>
-        <w:t xml:space="preserve">RF bekerja dengan membangun beberapa pohon keputusan secara terpisah menggunakan teknik </w:t>
+        <w:t xml:space="preserve">RF dikembangkan dari metode </w:t>
       </w:r>
       <w:proofErr w:type="spellStart"/>
       <w:r>
-        <w:rPr>
-          <w:i/>
-          <w:iCs/>
-        </w:rPr>
-        <w:t>bagging</w:t>
+        <w:t>Classification</w:t>
       </w:r>
       <w:proofErr w:type="spellEnd"/>
       <w:r>
-        <w:t xml:space="preserve"> (</w:t>
-      </w:r>
-      <w:r>
-        <w:rPr>
-          <w:i/>
-          <w:iCs/>
-        </w:rPr>
-        <w:t>bootstrap sampling</w:t>
-      </w:r>
-      <w:r>
-        <w:t xml:space="preserve">) dan pemilihan fitur secara acak </w:t>
-      </w:r>
-      <w:r>
-        <w:t>pada setiap pemisahan simpul</w:t>
-      </w:r>
-      <w:r>
-        <w:t xml:space="preserve"> pada setiap </w:t>
-      </w:r>
-      <w:r>
-        <w:t>simpul</w:t>
-      </w:r>
-      <w:r>
-        <w:t xml:space="preserve"> pohon</w:t>
-      </w:r>
-      <w:r>
-        <w:t xml:space="preserve">. </w:t>
-      </w:r>
-      <w:r>
-        <w:t>Setiap pohon keputusan memberikan suara dalam proses klasifikasi, dan keputusan akhir diambil berdasarkan mayoritas suara</w:t>
-      </w:r>
-      <w:r>
-        <w:t xml:space="preserve">. </w:t>
-      </w:r>
-      <w:r>
-        <w:t xml:space="preserve">Kombinasi </w:t>
-      </w:r>
-      <w:r>
-        <w:t xml:space="preserve">ini memungkinkan RF meningkatkan variasi, mengurangi korelasi antar pohon, sehingga dapat mengurangi </w:t>
-      </w:r>
-      <w:r>
-        <w:rPr>
-          <w:i/>
-          <w:iCs/>
-        </w:rPr>
-        <w:t>overfitting</w:t>
-      </w:r>
-      <w:r>
-        <w:t xml:space="preserve"> dan meningkatkan kemampuan generalisasi dengan akurasi tinggi</w:t>
-      </w:r>
-      <w:r>
         <w:t xml:space="preserve"> </w:t>
       </w:r>
-      <w:r>
-        <w:t>(</w:t>
-      </w:r>
       <w:proofErr w:type="spellStart"/>
       <w:r>
-        <w:t>Ayabe</w:t>
+        <w:t>and</w:t>
       </w:r>
       <w:proofErr w:type="spellEnd"/>
       <w:r>
-        <w:t>, 2020).</w:t>
+        <w:t xml:space="preserve"> </w:t>
+      </w:r>
+      <w:proofErr w:type="spellStart"/>
+      <w:r>
+        <w:t>Regression</w:t>
+      </w:r>
+      <w:proofErr w:type="spellEnd"/>
+      <w:r>
+        <w:t xml:space="preserve"> Tree (CART)</w:t>
+      </w:r>
+      <w:r>
+        <w:t xml:space="preserve"> </w:t>
+      </w:r>
+      <w:r>
+        <w:t xml:space="preserve">yang merupakan metode klasifikasi data melalui </w:t>
+      </w:r>
+      <w:r>
+        <w:t>eksplorasi</w:t>
+      </w:r>
+      <w:r>
+        <w:t xml:space="preserve"> menggunakan teknik pohon keputusan</w:t>
+      </w:r>
+      <w:r>
+        <w:t xml:space="preserve"> (Lestari, 202</w:t>
+      </w:r>
+      <w:r>
+        <w:t>3)</w:t>
+      </w:r>
+      <w:r>
+        <w:t>.</w:t>
       </w:r>
       <w:r>
         <w:t xml:space="preserve"> </w:t>
@@ -4495,772 +3986,6 @@
       <w:pPr>
         <w:spacing w:after="0" w:line="480" w:lineRule="auto"/>
         <w:ind w:firstLine="567"/>
-      </w:pPr>
-      <w:r>
-        <w:t xml:space="preserve">Metode RF dapat menangani fitur kategoris dengan baik, serta efektif dalam mengelola data </w:t>
-      </w:r>
-      <w:r>
-        <w:t>berdimensi</w:t>
-      </w:r>
-      <w:r>
-        <w:t xml:space="preserve"> tinggi dan jumlah sampel yang besar dengan menerapkan </w:t>
-      </w:r>
-      <w:r>
-        <w:t>pemrosesan paralel</w:t>
-      </w:r>
-      <w:r>
-        <w:t xml:space="preserve">. Selain itu, RF tahan terhadap </w:t>
-      </w:r>
-      <w:r>
-        <w:rPr>
-          <w:i/>
-          <w:iCs/>
-        </w:rPr>
-        <w:t>outlier</w:t>
-      </w:r>
-      <w:r>
-        <w:t xml:space="preserve"> dan </w:t>
-      </w:r>
-      <w:r>
-        <w:rPr>
-          <w:i/>
-          <w:iCs/>
-        </w:rPr>
-        <w:t>noise</w:t>
-      </w:r>
-      <w:r>
-        <w:t xml:space="preserve">, serta mampu </w:t>
-      </w:r>
-      <w:r>
-        <w:t>menangani</w:t>
-      </w:r>
-      <w:r>
-        <w:t xml:space="preserve"> data</w:t>
-      </w:r>
-      <w:r>
-        <w:t xml:space="preserve"> </w:t>
-      </w:r>
-      <w:proofErr w:type="spellStart"/>
-      <w:r>
-        <w:rPr>
-          <w:i/>
-          <w:iCs/>
-        </w:rPr>
-        <w:t>imbalanced</w:t>
-      </w:r>
-      <w:proofErr w:type="spellEnd"/>
-      <w:r>
-        <w:t xml:space="preserve"> </w:t>
-      </w:r>
-      <w:r>
-        <w:t>dengan cukup baik (</w:t>
-      </w:r>
-      <w:proofErr w:type="spellStart"/>
-      <w:r>
-        <w:t>Ayabe</w:t>
-      </w:r>
-      <w:proofErr w:type="spellEnd"/>
-      <w:r>
-        <w:t>, 2020).</w:t>
-      </w:r>
-    </w:p>
-    <w:p>
-      <w:pPr>
-        <w:spacing w:after="0" w:line="480" w:lineRule="auto"/>
-        <w:ind w:firstLine="567"/>
-      </w:pPr>
-      <w:r>
-        <w:lastRenderedPageBreak/>
-        <w:t>Namun, metode ini memerlukan biaya komputasi yang signifikan, dan waktu pemrosesan pelatihan cenderung meningkat karena harus membangun banyak pohon keputusan, terutama dengan dataset yang besar. Meskipun pemrosesan paralel dapat mempercepat waktu komputasi, hal ini tetap dapat membebani CPU, yang</w:t>
-      </w:r>
-      <w:r>
-        <w:t xml:space="preserve"> dapat </w:t>
-      </w:r>
-      <w:r>
-        <w:t>meningkatnya biaya komputasi secara keseluruhan</w:t>
-      </w:r>
-      <w:r>
-        <w:t xml:space="preserve">. </w:t>
-      </w:r>
-      <w:r>
-        <w:t>Kebutuhan komputasi dapat dikurangi dengan mengatur jumlah pohon, ke dalam maksimal pohon, dan minimal sampel untuk pemisahan</w:t>
-      </w:r>
-      <w:r>
-        <w:t xml:space="preserve"> (</w:t>
-      </w:r>
-      <w:proofErr w:type="spellStart"/>
-      <w:r>
-        <w:t>Zhu</w:t>
-      </w:r>
-      <w:proofErr w:type="spellEnd"/>
-      <w:r>
-        <w:t>, 2020).</w:t>
-      </w:r>
-    </w:p>
-    <w:p>
-      <w:pPr>
-        <w:spacing w:after="0" w:line="480" w:lineRule="auto"/>
-        <w:ind w:firstLine="567"/>
-      </w:pPr>
-      <w:r>
-        <w:t>Dalam metode Random Forest, penentuan akhir klasifikasi dapat dilakukan dengan menggunakan nilai Gini indeks sebagai kriteria untuk menentukan simpul pemisah (</w:t>
-      </w:r>
-      <w:proofErr w:type="spellStart"/>
-      <w:r>
-        <w:t>split</w:t>
-      </w:r>
-      <w:proofErr w:type="spellEnd"/>
-      <w:r>
-        <w:t>) yang akan dijadikan akar (</w:t>
-      </w:r>
-      <w:proofErr w:type="spellStart"/>
-      <w:r>
-        <w:t>root</w:t>
-      </w:r>
-      <w:proofErr w:type="spellEnd"/>
-      <w:r>
-        <w:t>) dan simpul (node) dalam proses pembentukan pohon keputusan (Lestari, 2023). Perhitungan Gini indeks dan pemisahan untuk klasifikasi dilakukan menggunakan persamaan (3.1) dan (3.2)</w:t>
-      </w:r>
-      <w:r>
-        <w:t>.</w:t>
-      </w:r>
-    </w:p>
-    <w:p>
-      <w:pPr>
-        <w:spacing w:after="0" w:line="480" w:lineRule="auto"/>
-        <w:jc w:val="center"/>
-        <w:rPr>
-          <w:rFonts w:eastAsiaTheme="minorEastAsia"/>
-        </w:rPr>
-      </w:pPr>
-      <m:oMath>
-        <m:r>
-          <w:rPr>
-            <w:rFonts w:ascii="Cambria Math" w:hAnsi="Cambria Math"/>
-          </w:rPr>
-          <m:t xml:space="preserve">Gini Index </m:t>
-        </m:r>
-        <m:d>
-          <m:dPr>
-            <m:ctrlPr>
-              <w:rPr>
-                <w:rFonts w:ascii="Cambria Math" w:hAnsi="Cambria Math"/>
-                <w:i/>
-              </w:rPr>
-            </m:ctrlPr>
-          </m:dPr>
-          <m:e>
-            <m:r>
-              <w:rPr>
-                <w:rFonts w:ascii="Cambria Math" w:hAnsi="Cambria Math"/>
-              </w:rPr>
-              <m:t>D</m:t>
-            </m:r>
-          </m:e>
-        </m:d>
-        <m:r>
-          <w:rPr>
-            <w:rFonts w:ascii="Cambria Math" w:hAnsi="Cambria Math"/>
-          </w:rPr>
-          <m:t xml:space="preserve">=1- </m:t>
-        </m:r>
-        <m:nary>
-          <m:naryPr>
-            <m:chr m:val="∑"/>
-            <m:limLoc m:val="undOvr"/>
-            <m:ctrlPr>
-              <w:rPr>
-                <w:rFonts w:ascii="Cambria Math" w:hAnsi="Cambria Math"/>
-                <w:i/>
-              </w:rPr>
-            </m:ctrlPr>
-          </m:naryPr>
-          <m:sub>
-            <m:r>
-              <w:rPr>
-                <w:rFonts w:ascii="Cambria Math" w:hAnsi="Cambria Math"/>
-              </w:rPr>
-              <m:t>i=1</m:t>
-            </m:r>
-          </m:sub>
-          <m:sup>
-            <m:r>
-              <w:rPr>
-                <w:rFonts w:ascii="Cambria Math" w:hAnsi="Cambria Math"/>
-              </w:rPr>
-              <m:t>n</m:t>
-            </m:r>
-          </m:sup>
-          <m:e>
-            <m:sSup>
-              <m:sSupPr>
-                <m:ctrlPr>
-                  <w:rPr>
-                    <w:rFonts w:ascii="Cambria Math" w:hAnsi="Cambria Math"/>
-                    <w:i/>
-                  </w:rPr>
-                </m:ctrlPr>
-              </m:sSupPr>
-              <m:e>
-                <m:d>
-                  <m:dPr>
-                    <m:ctrlPr>
-                      <w:rPr>
-                        <w:rFonts w:ascii="Cambria Math" w:hAnsi="Cambria Math"/>
-                        <w:i/>
-                      </w:rPr>
-                    </m:ctrlPr>
-                  </m:dPr>
-                  <m:e>
-                    <m:sSub>
-                      <m:sSubPr>
-                        <m:ctrlPr>
-                          <w:rPr>
-                            <w:rFonts w:ascii="Cambria Math" w:hAnsi="Cambria Math"/>
-                            <w:i/>
-                          </w:rPr>
-                        </m:ctrlPr>
-                      </m:sSubPr>
-                      <m:e>
-                        <m:r>
-                          <w:rPr>
-                            <w:rFonts w:ascii="Cambria Math" w:hAnsi="Cambria Math"/>
-                          </w:rPr>
-                          <m:t>P</m:t>
-                        </m:r>
-                      </m:e>
-                      <m:sub>
-                        <m:r>
-                          <w:rPr>
-                            <w:rFonts w:ascii="Cambria Math" w:hAnsi="Cambria Math"/>
-                          </w:rPr>
-                          <m:t>i</m:t>
-                        </m:r>
-                      </m:sub>
-                    </m:sSub>
-                  </m:e>
-                </m:d>
-              </m:e>
-              <m:sup>
-                <m:r>
-                  <w:rPr>
-                    <w:rFonts w:ascii="Cambria Math" w:hAnsi="Cambria Math"/>
-                  </w:rPr>
-                  <m:t>2</m:t>
-                </m:r>
-              </m:sup>
-            </m:sSup>
-          </m:e>
-        </m:nary>
-      </m:oMath>
-      <w:r>
-        <w:rPr>
-          <w:rFonts w:eastAsiaTheme="minorEastAsia"/>
-        </w:rPr>
-        <w:tab/>
-      </w:r>
-      <w:r>
-        <w:rPr>
-          <w:rFonts w:eastAsiaTheme="minorEastAsia"/>
-        </w:rPr>
-        <w:tab/>
-        <w:t>(</w:t>
-      </w:r>
-      <w:r>
-        <w:rPr>
-          <w:rFonts w:eastAsiaTheme="minorEastAsia"/>
-        </w:rPr>
-        <w:t>3</w:t>
-      </w:r>
-      <w:r>
-        <w:rPr>
-          <w:rFonts w:eastAsiaTheme="minorEastAsia"/>
-        </w:rPr>
-        <w:t>.</w:t>
-      </w:r>
-      <w:r>
-        <w:rPr>
-          <w:rFonts w:eastAsiaTheme="minorEastAsia"/>
-        </w:rPr>
-        <w:t>1</w:t>
-      </w:r>
-      <w:r>
-        <w:rPr>
-          <w:rFonts w:eastAsiaTheme="minorEastAsia"/>
-        </w:rPr>
-        <w:t>)</w:t>
-      </w:r>
-    </w:p>
-    <w:p>
-      <w:pPr>
-        <w:spacing w:after="0" w:line="480" w:lineRule="auto"/>
-      </w:pPr>
-      <w:r>
-        <w:t xml:space="preserve">di mana </w:t>
-      </w:r>
-      <m:oMath>
-        <m:sSub>
-          <m:sSubPr>
-            <m:ctrlPr>
-              <w:rPr>
-                <w:rFonts w:ascii="Cambria Math" w:hAnsi="Cambria Math"/>
-                <w:i/>
-              </w:rPr>
-            </m:ctrlPr>
-          </m:sSubPr>
-          <m:e>
-            <m:r>
-              <w:rPr>
-                <w:rFonts w:ascii="Cambria Math" w:hAnsi="Cambria Math"/>
-              </w:rPr>
-              <m:t>P</m:t>
-            </m:r>
-          </m:e>
-          <m:sub>
-            <m:r>
-              <w:rPr>
-                <w:rFonts w:ascii="Cambria Math" w:hAnsi="Cambria Math"/>
-              </w:rPr>
-              <m:t>i</m:t>
-            </m:r>
-          </m:sub>
-        </m:sSub>
-      </m:oMath>
-      <w:r>
-        <w:rPr>
-          <w:rFonts w:eastAsiaTheme="minorEastAsia"/>
-        </w:rPr>
-        <w:t xml:space="preserve"> adalah probabilitas dari kelas ke-</w:t>
-      </w:r>
-      <w:r>
-        <w:rPr>
-          <w:rFonts w:eastAsiaTheme="minorEastAsia"/>
-          <w:i/>
-          <w:iCs/>
-        </w:rPr>
-        <w:t>i</w:t>
-      </w:r>
-      <w:r>
-        <w:rPr>
-          <w:rFonts w:eastAsiaTheme="minorEastAsia"/>
-        </w:rPr>
-        <w:t xml:space="preserve"> dalam simpul </w:t>
-      </w:r>
-      <m:oMath>
-        <m:r>
-          <w:rPr>
-            <w:rFonts w:ascii="Cambria Math" w:hAnsi="Cambria Math"/>
-          </w:rPr>
-          <m:t>D</m:t>
-        </m:r>
-      </m:oMath>
-      <w:r>
-        <w:rPr>
-          <w:rFonts w:eastAsiaTheme="minorEastAsia"/>
-        </w:rPr>
-        <w:t xml:space="preserve">, dan </w:t>
-      </w:r>
-      <m:oMath>
-        <m:r>
-          <w:rPr>
-            <w:rFonts w:ascii="Cambria Math" w:hAnsi="Cambria Math"/>
-          </w:rPr>
-          <m:t>n</m:t>
-        </m:r>
-      </m:oMath>
-      <w:r>
-        <w:rPr>
-          <w:rFonts w:eastAsiaTheme="minorEastAsia"/>
-        </w:rPr>
-        <w:t xml:space="preserve"> adalah jumlah total kelas yang ada.  </w:t>
-      </w:r>
-    </w:p>
-    <w:p>
-      <w:pPr>
-        <w:spacing w:after="0" w:line="480" w:lineRule="auto"/>
-        <w:jc w:val="center"/>
-        <w:rPr>
-          <w:rFonts w:eastAsiaTheme="minorEastAsia"/>
-        </w:rPr>
-      </w:pPr>
-      <m:oMath>
-        <m:sSub>
-          <m:sSubPr>
-            <m:ctrlPr>
-              <w:rPr>
-                <w:rFonts w:ascii="Cambria Math" w:hAnsi="Cambria Math"/>
-                <w:i/>
-              </w:rPr>
-            </m:ctrlPr>
-          </m:sSubPr>
-          <m:e>
-            <m:r>
-              <w:rPr>
-                <w:rFonts w:ascii="Cambria Math" w:hAnsi="Cambria Math"/>
-              </w:rPr>
-              <m:t xml:space="preserve">Gini </m:t>
-            </m:r>
-          </m:e>
-          <m:sub>
-            <m:r>
-              <w:rPr>
-                <w:rFonts w:ascii="Cambria Math" w:hAnsi="Cambria Math"/>
-              </w:rPr>
-              <m:t xml:space="preserve">Split </m:t>
-            </m:r>
-          </m:sub>
-        </m:sSub>
-        <m:d>
-          <m:dPr>
-            <m:ctrlPr>
-              <w:rPr>
-                <w:rFonts w:ascii="Cambria Math" w:hAnsi="Cambria Math"/>
-                <w:i/>
-              </w:rPr>
-            </m:ctrlPr>
-          </m:dPr>
-          <m:e>
-            <m:r>
-              <w:rPr>
-                <w:rFonts w:ascii="Cambria Math" w:hAnsi="Cambria Math"/>
-              </w:rPr>
-              <m:t>D</m:t>
-            </m:r>
-          </m:e>
-        </m:d>
-        <m:r>
-          <w:rPr>
-            <w:rFonts w:ascii="Cambria Math" w:hAnsi="Cambria Math"/>
-          </w:rPr>
-          <m:t>=</m:t>
-        </m:r>
-        <m:f>
-          <m:fPr>
-            <m:ctrlPr>
-              <w:rPr>
-                <w:rFonts w:ascii="Cambria Math" w:hAnsi="Cambria Math"/>
-                <w:i/>
-              </w:rPr>
-            </m:ctrlPr>
-          </m:fPr>
-          <m:num>
-            <m:sSub>
-              <m:sSubPr>
-                <m:ctrlPr>
-                  <w:rPr>
-                    <w:rFonts w:ascii="Cambria Math" w:hAnsi="Cambria Math"/>
-                    <w:i/>
-                  </w:rPr>
-                </m:ctrlPr>
-              </m:sSubPr>
-              <m:e>
-                <m:r>
-                  <w:rPr>
-                    <w:rFonts w:ascii="Cambria Math" w:hAnsi="Cambria Math"/>
-                  </w:rPr>
-                  <m:t>N</m:t>
-                </m:r>
-              </m:e>
-              <m:sub>
-                <m:r>
-                  <w:rPr>
-                    <w:rFonts w:ascii="Cambria Math" w:hAnsi="Cambria Math"/>
-                  </w:rPr>
-                  <m:t>1</m:t>
-                </m:r>
-              </m:sub>
-            </m:sSub>
-            <m:ctrlPr>
-              <w:rPr>
-                <w:rFonts w:ascii="Cambria Math" w:eastAsiaTheme="minorEastAsia" w:hAnsi="Cambria Math"/>
-                <w:i/>
-              </w:rPr>
-            </m:ctrlPr>
-          </m:num>
-          <m:den>
-            <m:r>
-              <w:rPr>
-                <w:rFonts w:ascii="Cambria Math" w:eastAsiaTheme="minorEastAsia" w:hAnsi="Cambria Math"/>
-              </w:rPr>
-              <m:t>N</m:t>
-            </m:r>
-          </m:den>
-        </m:f>
-        <m:r>
-          <w:rPr>
-            <w:rFonts w:ascii="Cambria Math" w:hAnsi="Cambria Math"/>
-          </w:rPr>
-          <m:t>Gini Index(</m:t>
-        </m:r>
-        <m:sSub>
-          <m:sSubPr>
-            <m:ctrlPr>
-              <w:rPr>
-                <w:rFonts w:ascii="Cambria Math" w:hAnsi="Cambria Math"/>
-                <w:i/>
-              </w:rPr>
-            </m:ctrlPr>
-          </m:sSubPr>
-          <m:e>
-            <m:r>
-              <w:rPr>
-                <w:rFonts w:ascii="Cambria Math" w:hAnsi="Cambria Math"/>
-              </w:rPr>
-              <m:t>D</m:t>
-            </m:r>
-          </m:e>
-          <m:sub>
-            <m:r>
-              <w:rPr>
-                <w:rFonts w:ascii="Cambria Math" w:hAnsi="Cambria Math"/>
-              </w:rPr>
-              <m:t>1</m:t>
-            </m:r>
-          </m:sub>
-        </m:sSub>
-        <m:r>
-          <w:rPr>
-            <w:rFonts w:ascii="Cambria Math" w:hAnsi="Cambria Math"/>
-          </w:rPr>
-          <m:t xml:space="preserve">)+ </m:t>
-        </m:r>
-        <m:f>
-          <m:fPr>
-            <m:ctrlPr>
-              <w:rPr>
-                <w:rFonts w:ascii="Cambria Math" w:hAnsi="Cambria Math"/>
-                <w:i/>
-              </w:rPr>
-            </m:ctrlPr>
-          </m:fPr>
-          <m:num>
-            <m:sSub>
-              <m:sSubPr>
-                <m:ctrlPr>
-                  <w:rPr>
-                    <w:rFonts w:ascii="Cambria Math" w:hAnsi="Cambria Math"/>
-                    <w:i/>
-                  </w:rPr>
-                </m:ctrlPr>
-              </m:sSubPr>
-              <m:e>
-                <m:r>
-                  <w:rPr>
-                    <w:rFonts w:ascii="Cambria Math" w:hAnsi="Cambria Math"/>
-                  </w:rPr>
-                  <m:t>N</m:t>
-                </m:r>
-              </m:e>
-              <m:sub>
-                <m:r>
-                  <w:rPr>
-                    <w:rFonts w:ascii="Cambria Math" w:hAnsi="Cambria Math"/>
-                  </w:rPr>
-                  <m:t>2</m:t>
-                </m:r>
-              </m:sub>
-            </m:sSub>
-            <m:ctrlPr>
-              <w:rPr>
-                <w:rFonts w:ascii="Cambria Math" w:eastAsiaTheme="minorEastAsia" w:hAnsi="Cambria Math"/>
-                <w:i/>
-              </w:rPr>
-            </m:ctrlPr>
-          </m:num>
-          <m:den>
-            <m:r>
-              <w:rPr>
-                <w:rFonts w:ascii="Cambria Math" w:eastAsiaTheme="minorEastAsia" w:hAnsi="Cambria Math"/>
-              </w:rPr>
-              <m:t>N</m:t>
-            </m:r>
-          </m:den>
-        </m:f>
-        <m:r>
-          <w:rPr>
-            <w:rFonts w:ascii="Cambria Math" w:hAnsi="Cambria Math"/>
-          </w:rPr>
-          <m:t xml:space="preserve"> Gini Index(</m:t>
-        </m:r>
-        <m:sSub>
-          <m:sSubPr>
-            <m:ctrlPr>
-              <w:rPr>
-                <w:rFonts w:ascii="Cambria Math" w:hAnsi="Cambria Math"/>
-                <w:i/>
-              </w:rPr>
-            </m:ctrlPr>
-          </m:sSubPr>
-          <m:e>
-            <m:r>
-              <w:rPr>
-                <w:rFonts w:ascii="Cambria Math" w:hAnsi="Cambria Math"/>
-              </w:rPr>
-              <m:t>D</m:t>
-            </m:r>
-          </m:e>
-          <m:sub>
-            <m:r>
-              <w:rPr>
-                <w:rFonts w:ascii="Cambria Math" w:hAnsi="Cambria Math"/>
-              </w:rPr>
-              <m:t>2</m:t>
-            </m:r>
-          </m:sub>
-        </m:sSub>
-        <m:r>
-          <w:rPr>
-            <w:rFonts w:ascii="Cambria Math" w:hAnsi="Cambria Math"/>
-          </w:rPr>
-          <m:t>)</m:t>
-        </m:r>
-      </m:oMath>
-      <w:r>
-        <w:rPr>
-          <w:rFonts w:eastAsiaTheme="minorEastAsia"/>
-        </w:rPr>
-        <w:tab/>
-      </w:r>
-      <w:r>
-        <w:rPr>
-          <w:rFonts w:eastAsiaTheme="minorEastAsia"/>
-        </w:rPr>
-        <w:tab/>
-        <w:t>(</w:t>
-      </w:r>
-      <w:r>
-        <w:rPr>
-          <w:rFonts w:eastAsiaTheme="minorEastAsia"/>
-        </w:rPr>
-        <w:t>3</w:t>
-      </w:r>
-      <w:r>
-        <w:rPr>
-          <w:rFonts w:eastAsiaTheme="minorEastAsia"/>
-        </w:rPr>
-        <w:t>.</w:t>
-      </w:r>
-      <w:r>
-        <w:rPr>
-          <w:rFonts w:eastAsiaTheme="minorEastAsia"/>
-        </w:rPr>
-        <w:t>2</w:t>
-      </w:r>
-      <w:r>
-        <w:rPr>
-          <w:rFonts w:eastAsiaTheme="minorEastAsia"/>
-        </w:rPr>
-        <w:t>)</w:t>
-      </w:r>
-    </w:p>
-    <w:p>
-      <w:pPr>
-        <w:spacing w:after="0" w:line="480" w:lineRule="auto"/>
-        <w:rPr>
-          <w:rFonts w:eastAsiaTheme="minorEastAsia"/>
-        </w:rPr>
-      </w:pPr>
-      <w:r>
-        <w:t xml:space="preserve">di mana </w:t>
-      </w:r>
-      <m:oMath>
-        <m:sSub>
-          <m:sSubPr>
-            <m:ctrlPr>
-              <w:rPr>
-                <w:rFonts w:ascii="Cambria Math" w:hAnsi="Cambria Math"/>
-                <w:i/>
-              </w:rPr>
-            </m:ctrlPr>
-          </m:sSubPr>
-          <m:e>
-            <m:r>
-              <w:rPr>
-                <w:rFonts w:ascii="Cambria Math" w:hAnsi="Cambria Math"/>
-              </w:rPr>
-              <m:t>N</m:t>
-            </m:r>
-          </m:e>
-          <m:sub>
-            <m:r>
-              <w:rPr>
-                <w:rFonts w:ascii="Cambria Math" w:hAnsi="Cambria Math"/>
-              </w:rPr>
-              <m:t>1</m:t>
-            </m:r>
-          </m:sub>
-        </m:sSub>
-      </m:oMath>
-      <w:r>
-        <w:rPr>
-          <w:rFonts w:eastAsiaTheme="minorEastAsia"/>
-        </w:rPr>
-        <w:t xml:space="preserve"> dan </w:t>
-      </w:r>
-      <m:oMath>
-        <m:sSub>
-          <m:sSubPr>
-            <m:ctrlPr>
-              <w:rPr>
-                <w:rFonts w:ascii="Cambria Math" w:hAnsi="Cambria Math"/>
-                <w:i/>
-              </w:rPr>
-            </m:ctrlPr>
-          </m:sSubPr>
-          <m:e>
-            <m:r>
-              <w:rPr>
-                <w:rFonts w:ascii="Cambria Math" w:hAnsi="Cambria Math"/>
-              </w:rPr>
-              <m:t>N</m:t>
-            </m:r>
-          </m:e>
-          <m:sub>
-            <m:r>
-              <w:rPr>
-                <w:rFonts w:ascii="Cambria Math" w:hAnsi="Cambria Math"/>
-              </w:rPr>
-              <m:t>2</m:t>
-            </m:r>
-          </m:sub>
-        </m:sSub>
-      </m:oMath>
-      <w:r>
-        <w:rPr>
-          <w:rFonts w:eastAsiaTheme="minorEastAsia"/>
-        </w:rPr>
-        <w:t xml:space="preserve"> adalah jumlah sampel dalam subset setelah pemisahan, dan </w:t>
-      </w:r>
-      <m:oMath>
-        <m:r>
-          <w:rPr>
-            <w:rFonts w:ascii="Cambria Math" w:hAnsi="Cambria Math"/>
-          </w:rPr>
-          <m:t>N</m:t>
-        </m:r>
-      </m:oMath>
-      <w:r>
-        <w:rPr>
-          <w:rFonts w:eastAsiaTheme="minorEastAsia"/>
-        </w:rPr>
-        <w:t xml:space="preserve"> adalah jumlah total sampel pada </w:t>
-      </w:r>
-      <w:r>
-        <w:rPr>
-          <w:rFonts w:eastAsiaTheme="minorEastAsia"/>
-        </w:rPr>
-        <w:t>node</w:t>
-      </w:r>
-      <w:r>
-        <w:rPr>
-          <w:rFonts w:eastAsiaTheme="minorEastAsia"/>
-        </w:rPr>
-        <w:t xml:space="preserve"> yang diberikan.</w:t>
-      </w:r>
-    </w:p>
-    <w:p>
-      <w:pPr>
-        <w:spacing w:after="0" w:line="480" w:lineRule="auto"/>
       </w:pPr>
     </w:p>
     <w:p>
@@ -5268,22 +3993,11 @@
         <w:spacing w:after="0" w:line="480" w:lineRule="auto"/>
         <w:ind w:firstLine="567"/>
         <w:jc w:val="center"/>
+      </w:pPr>
+      <w:r>
         <w:rPr>
           <w:noProof/>
         </w:rPr>
-      </w:pPr>
-    </w:p>
-    <w:p>
-      <w:pPr>
-        <w:spacing w:after="0" w:line="480" w:lineRule="auto"/>
-        <w:ind w:firstLine="567"/>
-        <w:jc w:val="center"/>
-      </w:pPr>
-      <w:r>
-        <w:rPr>
-          <w:noProof/>
-        </w:rPr>
-        <w:lastRenderedPageBreak/>
         <w:drawing>
           <wp:inline distT="0" distB="0" distL="0" distR="0" wp14:anchorId="7CD490F1" wp14:editId="1761D73E">
             <wp:extent cx="3894373" cy="1892300"/>
@@ -5339,7 +4053,7 @@
     </w:p>
     <w:p>
       <w:pPr>
-        <w:pStyle w:val="Caption"/>
+        <w:pStyle w:val="Keterangan"/>
         <w:spacing w:line="480" w:lineRule="auto"/>
         <w:jc w:val="center"/>
       </w:pPr>
@@ -5368,13 +4082,7 @@
     </w:p>
     <w:p>
       <w:pPr>
-        <w:spacing w:after="0" w:line="480" w:lineRule="auto"/>
-        <w:ind w:firstLine="567"/>
-      </w:pPr>
-    </w:p>
-    <w:p>
-      <w:pPr>
-        <w:pStyle w:val="Heading1"/>
+        <w:pStyle w:val="Judul1"/>
         <w:numPr>
           <w:ilvl w:val="0"/>
           <w:numId w:val="7"/>
@@ -5428,7 +4136,7 @@
     </w:p>
     <w:tbl>
       <w:tblPr>
-        <w:tblStyle w:val="TableGrid"/>
+        <w:tblStyle w:val="KisiTabel"/>
         <w:tblW w:w="0" w:type="auto"/>
         <w:jc w:val="center"/>
         <w:tblLook w:val="04A0" w:firstRow="1" w:lastRow="0" w:firstColumn="1" w:lastColumn="0" w:noHBand="0" w:noVBand="1"/>
@@ -5775,7 +4483,6 @@
                 <w:rFonts w:cs="Times New Roman"/>
                 <w:szCs w:val="24"/>
               </w:rPr>
-              <w:lastRenderedPageBreak/>
               <w:t xml:space="preserve">Metode ini sangat sensitif terhadap outlier, noise, dan missing data. Namun, noise dapat dikurangi dengan meningkatkan nilai </w:t>
             </w:r>
             <m:oMath>
@@ -5845,7 +4552,6 @@
                 <w:rFonts w:cs="Times New Roman"/>
                 <w:szCs w:val="24"/>
               </w:rPr>
-              <w:lastRenderedPageBreak/>
               <w:t>-</w:t>
             </w:r>
           </w:p>
@@ -6319,7 +5025,7 @@
     </w:p>
     <w:p>
       <w:pPr>
-        <w:pStyle w:val="Heading1"/>
+        <w:pStyle w:val="Judul1"/>
         <w:spacing w:line="480" w:lineRule="auto"/>
         <w:jc w:val="center"/>
         <w:rPr>
@@ -6335,7 +5041,6 @@
           <w:bCs/>
           <w:szCs w:val="24"/>
         </w:rPr>
-        <w:lastRenderedPageBreak/>
         <w:t>BAB III</w:t>
       </w:r>
       <w:r>
@@ -6358,7 +5063,7 @@
     </w:p>
     <w:p>
       <w:pPr>
-        <w:pStyle w:val="Heading1"/>
+        <w:pStyle w:val="Judul1"/>
         <w:numPr>
           <w:ilvl w:val="0"/>
           <w:numId w:val="26"/>
@@ -6383,7 +5088,7 @@
     </w:p>
     <w:p>
       <w:pPr>
-        <w:pStyle w:val="Heading1"/>
+        <w:pStyle w:val="Judul1"/>
         <w:numPr>
           <w:ilvl w:val="0"/>
           <w:numId w:val="26"/>
@@ -6423,7 +5128,7 @@
     </w:p>
     <w:p>
       <w:pPr>
-        <w:pStyle w:val="Heading1"/>
+        <w:pStyle w:val="Judul1"/>
         <w:numPr>
           <w:ilvl w:val="0"/>
           <w:numId w:val="26"/>
@@ -6487,7 +5192,6 @@
         <w:spacing w:after="0"/>
       </w:pPr>
       <w:r>
-        <w:lastRenderedPageBreak/>
         <w:t>Tabel 3.</w:t>
       </w:r>
       <w:r>
@@ -6512,7 +5216,7 @@
     <w:p/>
     <w:p>
       <w:pPr>
-        <w:pStyle w:val="Heading1"/>
+        <w:pStyle w:val="Judul1"/>
         <w:numPr>
           <w:ilvl w:val="0"/>
           <w:numId w:val="26"/>
@@ -6537,7 +5241,7 @@
     </w:p>
     <w:p>
       <w:pPr>
-        <w:pStyle w:val="Heading1"/>
+        <w:pStyle w:val="Judul1"/>
         <w:numPr>
           <w:ilvl w:val="0"/>
           <w:numId w:val="26"/>
@@ -6553,7 +5257,7 @@
     </w:p>
     <w:p>
       <w:pPr>
-        <w:pStyle w:val="Heading1"/>
+        <w:pStyle w:val="Judul1"/>
         <w:numPr>
           <w:ilvl w:val="0"/>
           <w:numId w:val="26"/>
@@ -6668,7 +5372,7 @@
     </w:p>
     <w:p>
       <w:pPr>
-        <w:pStyle w:val="Heading1"/>
+        <w:pStyle w:val="Judul1"/>
         <w:numPr>
           <w:ilvl w:val="0"/>
           <w:numId w:val="26"/>
@@ -6713,7 +5417,7 @@
     </w:p>
     <w:p>
       <w:pPr>
-        <w:pStyle w:val="ListParagraph"/>
+        <w:pStyle w:val="DaftarParagraf"/>
         <w:numPr>
           <w:ilvl w:val="0"/>
           <w:numId w:val="5"/>
@@ -6727,7 +5431,7 @@
     </w:p>
     <w:p>
       <w:pPr>
-        <w:pStyle w:val="ListParagraph"/>
+        <w:pStyle w:val="DaftarParagraf"/>
         <w:spacing w:after="0" w:line="480" w:lineRule="auto"/>
         <w:jc w:val="center"/>
         <w:rPr>
@@ -6739,7 +5443,6 @@
           <w:rPr>
             <w:rFonts w:ascii="Cambria Math" w:hAnsi="Cambria Math"/>
           </w:rPr>
-          <w:lastRenderedPageBreak/>
           <m:t>Accuracy=</m:t>
         </m:r>
         <m:f>
@@ -6953,7 +5656,7 @@
     </w:p>
     <w:p>
       <w:pPr>
-        <w:pStyle w:val="ListParagraph"/>
+        <w:pStyle w:val="DaftarParagraf"/>
         <w:spacing w:after="0" w:line="480" w:lineRule="auto"/>
         <w:ind w:left="567"/>
       </w:pPr>
@@ -6963,7 +5666,7 @@
     </w:p>
     <w:p>
       <w:pPr>
-        <w:pStyle w:val="ListParagraph"/>
+        <w:pStyle w:val="DaftarParagraf"/>
         <w:spacing w:after="0" w:line="480" w:lineRule="auto"/>
         <w:ind w:left="567"/>
         <w:rPr>
@@ -7035,7 +5738,7 @@
     </w:p>
     <w:p>
       <w:pPr>
-        <w:pStyle w:val="ListParagraph"/>
+        <w:pStyle w:val="DaftarParagraf"/>
         <w:spacing w:after="0" w:line="480" w:lineRule="auto"/>
         <w:ind w:left="567"/>
         <w:rPr>
@@ -7107,7 +5810,7 @@
     </w:p>
     <w:p>
       <w:pPr>
-        <w:pStyle w:val="ListParagraph"/>
+        <w:pStyle w:val="DaftarParagraf"/>
         <w:spacing w:after="0" w:line="480" w:lineRule="auto"/>
         <w:ind w:left="567"/>
         <w:rPr>
@@ -7179,7 +5882,7 @@
     </w:p>
     <w:p>
       <w:pPr>
-        <w:pStyle w:val="ListParagraph"/>
+        <w:pStyle w:val="DaftarParagraf"/>
         <w:spacing w:after="0" w:line="480" w:lineRule="auto"/>
         <w:ind w:left="567"/>
         <w:rPr>
@@ -7251,7 +5954,7 @@
     </w:p>
     <w:p>
       <w:pPr>
-        <w:pStyle w:val="ListParagraph"/>
+        <w:pStyle w:val="DaftarParagraf"/>
         <w:numPr>
           <w:ilvl w:val="0"/>
           <w:numId w:val="5"/>
@@ -7265,7 +5968,7 @@
     </w:p>
     <w:p>
       <w:pPr>
-        <w:pStyle w:val="ListParagraph"/>
+        <w:pStyle w:val="DaftarParagraf"/>
         <w:spacing w:after="0" w:line="480" w:lineRule="auto"/>
         <w:ind w:left="567"/>
         <w:jc w:val="center"/>
@@ -7395,7 +6098,7 @@
     </w:p>
     <w:p>
       <w:pPr>
-        <w:pStyle w:val="ListParagraph"/>
+        <w:pStyle w:val="DaftarParagraf"/>
         <w:spacing w:after="0" w:line="480" w:lineRule="auto"/>
         <w:ind w:left="567"/>
       </w:pPr>
@@ -7405,7 +6108,7 @@
     </w:p>
     <w:p>
       <w:pPr>
-        <w:pStyle w:val="ListParagraph"/>
+        <w:pStyle w:val="DaftarParagraf"/>
         <w:spacing w:after="0" w:line="480" w:lineRule="auto"/>
         <w:ind w:left="567"/>
         <w:rPr>
@@ -7477,7 +6180,7 @@
     </w:p>
     <w:p>
       <w:pPr>
-        <w:pStyle w:val="ListParagraph"/>
+        <w:pStyle w:val="DaftarParagraf"/>
         <w:spacing w:after="0" w:line="480" w:lineRule="auto"/>
         <w:ind w:left="567"/>
       </w:pPr>
@@ -7546,7 +6249,7 @@
     </w:p>
     <w:p>
       <w:pPr>
-        <w:pStyle w:val="ListParagraph"/>
+        <w:pStyle w:val="DaftarParagraf"/>
         <w:numPr>
           <w:ilvl w:val="0"/>
           <w:numId w:val="5"/>
@@ -7700,7 +6403,7 @@
     </w:p>
     <w:p>
       <w:pPr>
-        <w:pStyle w:val="ListParagraph"/>
+        <w:pStyle w:val="DaftarParagraf"/>
         <w:spacing w:after="0" w:line="480" w:lineRule="auto"/>
         <w:ind w:left="567"/>
       </w:pPr>
@@ -7710,7 +6413,7 @@
     </w:p>
     <w:p>
       <w:pPr>
-        <w:pStyle w:val="ListParagraph"/>
+        <w:pStyle w:val="DaftarParagraf"/>
         <w:spacing w:after="0" w:line="480" w:lineRule="auto"/>
         <w:ind w:left="567"/>
         <w:rPr>
@@ -7782,7 +6485,7 @@
     </w:p>
     <w:p>
       <w:pPr>
-        <w:pStyle w:val="ListParagraph"/>
+        <w:pStyle w:val="DaftarParagraf"/>
         <w:spacing w:after="0" w:line="480" w:lineRule="auto"/>
         <w:ind w:left="567"/>
         <w:rPr>
@@ -7854,7 +6557,7 @@
     </w:p>
     <w:p>
       <w:pPr>
-        <w:pStyle w:val="ListParagraph"/>
+        <w:pStyle w:val="DaftarParagraf"/>
         <w:numPr>
           <w:ilvl w:val="0"/>
           <w:numId w:val="5"/>
@@ -7937,7 +6640,7 @@
     <w:p/>
     <w:p>
       <w:pPr>
-        <w:pStyle w:val="Heading1"/>
+        <w:pStyle w:val="Judul1"/>
         <w:numPr>
           <w:ilvl w:val="0"/>
           <w:numId w:val="26"/>
@@ -7947,7 +6650,6 @@
       </w:pPr>
       <w:bookmarkStart w:id="69" w:name="_Toc178662391"/>
       <w:r>
-        <w:lastRenderedPageBreak/>
         <w:t>Hasil</w:t>
       </w:r>
       <w:bookmarkEnd w:id="69"/>
@@ -8167,7 +6869,7 @@
     </w:p>
     <w:p>
       <w:pPr>
-        <w:pStyle w:val="Heading1"/>
+        <w:pStyle w:val="Judul1"/>
         <w:spacing w:line="480" w:lineRule="auto"/>
         <w:jc w:val="center"/>
         <w:rPr>
@@ -8183,7 +6885,6 @@
           <w:bCs/>
           <w:szCs w:val="24"/>
         </w:rPr>
-        <w:lastRenderedPageBreak/>
         <w:t>BAB IV</w:t>
       </w:r>
       <w:r>
@@ -8316,7 +7017,6 @@
           <w:b/>
           <w:bCs w:val="0"/>
         </w:rPr>
-        <w:lastRenderedPageBreak/>
         <w:t>DAFTAR PUSTAKA</w:t>
       </w:r>
       <w:bookmarkEnd w:id="71"/>
@@ -9321,7 +8021,6 @@
         <w:rPr>
           <w:color w:val="000000" w:themeColor="text1"/>
         </w:rPr>
-        <w:lastRenderedPageBreak/>
         <w:t xml:space="preserve">Pratiwi, A., &amp; </w:t>
       </w:r>
       <w:proofErr w:type="spellStart"/>
@@ -13544,11 +12243,11 @@
       <w:lang w:val="id-ID"/>
     </w:rPr>
   </w:style>
-  <w:style w:type="paragraph" w:styleId="Heading1">
+  <w:style w:type="paragraph" w:styleId="Judul1">
     <w:name w:val="heading 1"/>
     <w:basedOn w:val="Normal"/>
     <w:next w:val="Normal"/>
-    <w:link w:val="Heading1Char"/>
+    <w:link w:val="Judul1KAR"/>
     <w:uiPriority w:val="9"/>
     <w:qFormat/>
     <w:rsid w:val="00871597"/>
@@ -13564,11 +12263,11 @@
       <w:szCs w:val="32"/>
     </w:rPr>
   </w:style>
-  <w:style w:type="paragraph" w:styleId="Heading2">
+  <w:style w:type="paragraph" w:styleId="Judul2">
     <w:name w:val="heading 2"/>
     <w:basedOn w:val="Normal"/>
     <w:next w:val="Normal"/>
-    <w:link w:val="Heading2Char"/>
+    <w:link w:val="Judul2KAR"/>
     <w:uiPriority w:val="9"/>
     <w:unhideWhenUsed/>
     <w:qFormat/>
@@ -13584,11 +12283,11 @@
       <w:szCs w:val="26"/>
     </w:rPr>
   </w:style>
-  <w:style w:type="paragraph" w:styleId="Heading3">
+  <w:style w:type="paragraph" w:styleId="Judul3">
     <w:name w:val="heading 3"/>
     <w:basedOn w:val="Normal"/>
     <w:next w:val="Normal"/>
-    <w:link w:val="Heading3Char"/>
+    <w:link w:val="Judul3KAR"/>
     <w:uiPriority w:val="9"/>
     <w:unhideWhenUsed/>
     <w:qFormat/>
@@ -13604,12 +12303,13 @@
       <w:szCs w:val="24"/>
     </w:rPr>
   </w:style>
-  <w:style w:type="character" w:default="1" w:styleId="DefaultParagraphFont">
+  <w:style w:type="character" w:default="1" w:styleId="FontParagrafDefault">
     <w:name w:val="Default Paragraph Font"/>
     <w:uiPriority w:val="1"/>
+    <w:semiHidden/>
     <w:unhideWhenUsed/>
   </w:style>
-  <w:style w:type="table" w:default="1" w:styleId="TableNormal">
+  <w:style w:type="table" w:default="1" w:styleId="TabelNormal">
     <w:name w:val="Normal Table"/>
     <w:uiPriority w:val="99"/>
     <w:semiHidden/>
@@ -13624,17 +12324,17 @@
       </w:tblCellMar>
     </w:tblPr>
   </w:style>
-  <w:style w:type="numbering" w:default="1" w:styleId="NoList">
+  <w:style w:type="numbering" w:default="1" w:styleId="TidakAdaDaftar">
     <w:name w:val="No List"/>
     <w:uiPriority w:val="99"/>
     <w:semiHidden/>
     <w:unhideWhenUsed/>
   </w:style>
-  <w:style w:type="paragraph" w:styleId="Quote">
+  <w:style w:type="paragraph" w:styleId="Kutipan">
     <w:name w:val="Quote"/>
-    <w:basedOn w:val="Heading1"/>
+    <w:basedOn w:val="Judul1"/>
     <w:next w:val="Normal"/>
-    <w:link w:val="QuoteChar"/>
+    <w:link w:val="KutipanKAR"/>
     <w:uiPriority w:val="29"/>
     <w:qFormat/>
     <w:rsid w:val="006025F2"/>
@@ -13649,10 +12349,10 @@
       <w:sz w:val="28"/>
     </w:rPr>
   </w:style>
-  <w:style w:type="character" w:customStyle="1" w:styleId="QuoteChar">
-    <w:name w:val="Quote Char"/>
-    <w:basedOn w:val="DefaultParagraphFont"/>
-    <w:link w:val="Quote"/>
+  <w:style w:type="character" w:customStyle="1" w:styleId="KutipanKAR">
+    <w:name w:val="Kutipan KAR"/>
+    <w:basedOn w:val="FontParagrafDefault"/>
+    <w:link w:val="Kutipan"/>
     <w:uiPriority w:val="29"/>
     <w:rsid w:val="006025F2"/>
     <w:rPr>
@@ -13665,10 +12365,10 @@
       <w:lang w:val="id-ID"/>
     </w:rPr>
   </w:style>
-  <w:style w:type="character" w:customStyle="1" w:styleId="Heading1Char">
-    <w:name w:val="Heading 1 Char"/>
-    <w:basedOn w:val="DefaultParagraphFont"/>
-    <w:link w:val="Heading1"/>
+  <w:style w:type="character" w:customStyle="1" w:styleId="Judul1KAR">
+    <w:name w:val="Judul 1 KAR"/>
+    <w:basedOn w:val="FontParagrafDefault"/>
+    <w:link w:val="Judul1"/>
     <w:uiPriority w:val="9"/>
     <w:rsid w:val="00871597"/>
     <w:rPr>
@@ -13680,9 +12380,9 @@
       <w:lang w:val="id-ID"/>
     </w:rPr>
   </w:style>
-  <w:style w:type="table" w:styleId="TableGrid">
+  <w:style w:type="table" w:styleId="KisiTabel">
     <w:name w:val="Table Grid"/>
-    <w:basedOn w:val="TableNormal"/>
+    <w:basedOn w:val="TabelNormal"/>
     <w:uiPriority w:val="39"/>
     <w:rsid w:val="006025F2"/>
     <w:pPr>
@@ -13699,7 +12399,7 @@
       </w:tblBorders>
     </w:tblPr>
   </w:style>
-  <w:style w:type="paragraph" w:styleId="ListParagraph">
+  <w:style w:type="paragraph" w:styleId="DaftarParagraf">
     <w:name w:val="List Paragraph"/>
     <w:basedOn w:val="Normal"/>
     <w:uiPriority w:val="1"/>
@@ -13713,7 +12413,7 @@
   <w:style w:type="paragraph" w:styleId="Header">
     <w:name w:val="header"/>
     <w:basedOn w:val="Normal"/>
-    <w:link w:val="HeaderChar"/>
+    <w:link w:val="HeaderKAR"/>
     <w:uiPriority w:val="99"/>
     <w:unhideWhenUsed/>
     <w:rsid w:val="004E68F0"/>
@@ -13725,9 +12425,9 @@
       <w:spacing w:after="0" w:line="240" w:lineRule="auto"/>
     </w:pPr>
   </w:style>
-  <w:style w:type="character" w:customStyle="1" w:styleId="HeaderChar">
-    <w:name w:val="Header Char"/>
-    <w:basedOn w:val="DefaultParagraphFont"/>
+  <w:style w:type="character" w:customStyle="1" w:styleId="HeaderKAR">
+    <w:name w:val="Header KAR"/>
+    <w:basedOn w:val="FontParagrafDefault"/>
     <w:link w:val="Header"/>
     <w:uiPriority w:val="99"/>
     <w:rsid w:val="004E68F0"/>
@@ -13741,7 +12441,7 @@
   <w:style w:type="paragraph" w:styleId="Footer">
     <w:name w:val="footer"/>
     <w:basedOn w:val="Normal"/>
-    <w:link w:val="FooterChar"/>
+    <w:link w:val="FooterKAR"/>
     <w:uiPriority w:val="99"/>
     <w:unhideWhenUsed/>
     <w:rsid w:val="004E68F0"/>
@@ -13753,9 +12453,9 @@
       <w:spacing w:after="0" w:line="240" w:lineRule="auto"/>
     </w:pPr>
   </w:style>
-  <w:style w:type="character" w:customStyle="1" w:styleId="FooterChar">
-    <w:name w:val="Footer Char"/>
-    <w:basedOn w:val="DefaultParagraphFont"/>
+  <w:style w:type="character" w:customStyle="1" w:styleId="FooterKAR">
+    <w:name w:val="Footer KAR"/>
+    <w:basedOn w:val="FontParagrafDefault"/>
     <w:link w:val="Footer"/>
     <w:uiPriority w:val="99"/>
     <w:rsid w:val="004E68F0"/>
@@ -13766,9 +12466,9 @@
       <w:lang w:val="id-ID"/>
     </w:rPr>
   </w:style>
-  <w:style w:type="paragraph" w:styleId="TOCHeading">
+  <w:style w:type="paragraph" w:styleId="JudulTOC">
     <w:name w:val="TOC Heading"/>
-    <w:basedOn w:val="Heading1"/>
+    <w:basedOn w:val="Judul1"/>
     <w:next w:val="Normal"/>
     <w:uiPriority w:val="39"/>
     <w:unhideWhenUsed/>
@@ -13803,7 +12503,7 @@
   </w:style>
   <w:style w:type="character" w:styleId="Hyperlink">
     <w:name w:val="Hyperlink"/>
-    <w:basedOn w:val="DefaultParagraphFont"/>
+    <w:basedOn w:val="FontParagrafDefault"/>
     <w:uiPriority w:val="99"/>
     <w:unhideWhenUsed/>
     <w:rsid w:val="00514A13"/>
@@ -13812,10 +12512,10 @@
       <w:u w:val="single"/>
     </w:rPr>
   </w:style>
-  <w:style w:type="character" w:customStyle="1" w:styleId="Heading2Char">
-    <w:name w:val="Heading 2 Char"/>
-    <w:basedOn w:val="DefaultParagraphFont"/>
-    <w:link w:val="Heading2"/>
+  <w:style w:type="character" w:customStyle="1" w:styleId="Judul2KAR">
+    <w:name w:val="Judul 2 KAR"/>
+    <w:basedOn w:val="FontParagrafDefault"/>
+    <w:link w:val="Judul2"/>
     <w:uiPriority w:val="9"/>
     <w:rsid w:val="008C2163"/>
     <w:rPr>
@@ -13826,10 +12526,10 @@
       <w:lang w:val="id-ID"/>
     </w:rPr>
   </w:style>
-  <w:style w:type="character" w:customStyle="1" w:styleId="Heading3Char">
-    <w:name w:val="Heading 3 Char"/>
-    <w:basedOn w:val="DefaultParagraphFont"/>
-    <w:link w:val="Heading3"/>
+  <w:style w:type="character" w:customStyle="1" w:styleId="Judul3KAR">
+    <w:name w:val="Judul 3 KAR"/>
+    <w:basedOn w:val="FontParagrafDefault"/>
+    <w:link w:val="Judul3"/>
     <w:uiPriority w:val="9"/>
     <w:rsid w:val="008C2163"/>
     <w:rPr>
@@ -13840,10 +12540,10 @@
       <w:lang w:val="id-ID"/>
     </w:rPr>
   </w:style>
-  <w:style w:type="paragraph" w:styleId="BodyText">
+  <w:style w:type="paragraph" w:styleId="TeksIsi">
     <w:name w:val="Body Text"/>
     <w:basedOn w:val="Normal"/>
-    <w:link w:val="BodyTextChar"/>
+    <w:link w:val="TeksIsiKAR"/>
     <w:uiPriority w:val="99"/>
     <w:unhideWhenUsed/>
     <w:rsid w:val="00A65E87"/>
@@ -13851,10 +12551,10 @@
       <w:spacing w:after="120"/>
     </w:pPr>
   </w:style>
-  <w:style w:type="character" w:customStyle="1" w:styleId="BodyTextChar">
-    <w:name w:val="Body Text Char"/>
-    <w:basedOn w:val="DefaultParagraphFont"/>
-    <w:link w:val="BodyText"/>
+  <w:style w:type="character" w:customStyle="1" w:styleId="TeksIsiKAR">
+    <w:name w:val="Teks Isi KAR"/>
+    <w:basedOn w:val="FontParagrafDefault"/>
+    <w:link w:val="TeksIsi"/>
     <w:uiPriority w:val="99"/>
     <w:rsid w:val="00A65E87"/>
     <w:rPr>
@@ -13864,11 +12564,11 @@
       <w:lang w:val="id-ID"/>
     </w:rPr>
   </w:style>
-  <w:style w:type="paragraph" w:styleId="Caption">
+  <w:style w:type="paragraph" w:styleId="Keterangan">
     <w:name w:val="caption"/>
     <w:basedOn w:val="Normal"/>
     <w:next w:val="Normal"/>
-    <w:link w:val="CaptionChar"/>
+    <w:link w:val="KeteranganKAR"/>
     <w:uiPriority w:val="35"/>
     <w:unhideWhenUsed/>
     <w:qFormat/>
@@ -13882,7 +12582,7 @@
       <w:szCs w:val="18"/>
     </w:rPr>
   </w:style>
-  <w:style w:type="paragraph" w:styleId="TableofFigures">
+  <w:style w:type="paragraph" w:styleId="TabelGambar">
     <w:name w:val="table of figures"/>
     <w:basedOn w:val="Normal"/>
     <w:next w:val="Normal"/>
@@ -13969,9 +12669,9 @@
       <w:szCs w:val="20"/>
     </w:rPr>
   </w:style>
-  <w:style w:type="character" w:styleId="PlaceholderText">
+  <w:style w:type="character" w:styleId="Tempatpenampungteks">
     <w:name w:val="Placeholder Text"/>
-    <w:basedOn w:val="DefaultParagraphFont"/>
+    <w:basedOn w:val="FontParagrafDefault"/>
     <w:uiPriority w:val="99"/>
     <w:semiHidden/>
     <w:rsid w:val="004070DB"/>
@@ -13992,7 +12692,7 @@
   </w:style>
   <w:style w:type="character" w:customStyle="1" w:styleId="PersamaanChar">
     <w:name w:val="Persamaan Char"/>
-    <w:basedOn w:val="DefaultParagraphFont"/>
+    <w:basedOn w:val="FontParagrafDefault"/>
     <w:link w:val="Persamaan"/>
     <w:rsid w:val="005F5646"/>
     <w:rPr>
@@ -14004,7 +12704,7 @@
   </w:style>
   <w:style w:type="paragraph" w:customStyle="1" w:styleId="TableCaption">
     <w:name w:val="Table Caption"/>
-    <w:basedOn w:val="Caption"/>
+    <w:basedOn w:val="Keterangan"/>
     <w:link w:val="TableCaptionChar"/>
     <w:qFormat/>
     <w:rsid w:val="00764212"/>
@@ -14015,7 +12715,7 @@
   </w:style>
   <w:style w:type="character" w:customStyle="1" w:styleId="TableCaptionChar">
     <w:name w:val="Table Caption Char"/>
-    <w:basedOn w:val="DefaultParagraphFont"/>
+    <w:basedOn w:val="FontParagrafDefault"/>
     <w:link w:val="TableCaption"/>
     <w:rsid w:val="00764212"/>
     <w:rPr>
@@ -14028,10 +12728,10 @@
       <w:lang w:val="id-ID"/>
     </w:rPr>
   </w:style>
-  <w:style w:type="character" w:customStyle="1" w:styleId="CaptionChar">
-    <w:name w:val="Caption Char"/>
-    <w:basedOn w:val="DefaultParagraphFont"/>
-    <w:link w:val="Caption"/>
+  <w:style w:type="character" w:customStyle="1" w:styleId="KeteranganKAR">
+    <w:name w:val="Keterangan KAR"/>
+    <w:basedOn w:val="FontParagrafDefault"/>
+    <w:link w:val="Keterangan"/>
     <w:uiPriority w:val="35"/>
     <w:rsid w:val="006A222D"/>
     <w:rPr>
@@ -14062,7 +12762,7 @@
   </w:style>
   <w:style w:type="character" w:customStyle="1" w:styleId="UnresolvedMention1">
     <w:name w:val="Unresolved Mention1"/>
-    <w:basedOn w:val="DefaultParagraphFont"/>
+    <w:basedOn w:val="FontParagrafDefault"/>
     <w:uiPriority w:val="99"/>
     <w:semiHidden/>
     <w:unhideWhenUsed/>
@@ -14072,10 +12772,10 @@
       <w:shd w:val="clear" w:color="auto" w:fill="E1DFDD"/>
     </w:rPr>
   </w:style>
-  <w:style w:type="paragraph" w:styleId="FootnoteText">
+  <w:style w:type="paragraph" w:styleId="TeksCatatanKaki">
     <w:name w:val="footnote text"/>
     <w:basedOn w:val="Normal"/>
-    <w:link w:val="FootnoteTextChar"/>
+    <w:link w:val="TeksCatatanKakiKAR"/>
     <w:uiPriority w:val="99"/>
     <w:semiHidden/>
     <w:unhideWhenUsed/>
@@ -14088,10 +12788,10 @@
       <w:szCs w:val="20"/>
     </w:rPr>
   </w:style>
-  <w:style w:type="character" w:customStyle="1" w:styleId="FootnoteTextChar">
-    <w:name w:val="Footnote Text Char"/>
-    <w:basedOn w:val="DefaultParagraphFont"/>
-    <w:link w:val="FootnoteText"/>
+  <w:style w:type="character" w:customStyle="1" w:styleId="TeksCatatanKakiKAR">
+    <w:name w:val="Teks Catatan Kaki KAR"/>
+    <w:basedOn w:val="FontParagrafDefault"/>
+    <w:link w:val="TeksCatatanKaki"/>
     <w:uiPriority w:val="99"/>
     <w:semiHidden/>
     <w:rsid w:val="008C78C1"/>
@@ -14103,9 +12803,9 @@
       <w:lang w:val="id-ID"/>
     </w:rPr>
   </w:style>
-  <w:style w:type="character" w:styleId="FollowedHyperlink">
+  <w:style w:type="character" w:styleId="HiperlinkyangDiikuti">
     <w:name w:val="FollowedHyperlink"/>
-    <w:basedOn w:val="DefaultParagraphFont"/>
+    <w:basedOn w:val="FontParagrafDefault"/>
     <w:uiPriority w:val="99"/>
     <w:semiHidden/>
     <w:unhideWhenUsed/>
@@ -14115,9 +12815,9 @@
       <w:u w:val="single"/>
     </w:rPr>
   </w:style>
-  <w:style w:type="character" w:styleId="CommentReference">
+  <w:style w:type="character" w:styleId="ReferensiKomentar">
     <w:name w:val="annotation reference"/>
-    <w:basedOn w:val="DefaultParagraphFont"/>
+    <w:basedOn w:val="FontParagrafDefault"/>
     <w:uiPriority w:val="99"/>
     <w:semiHidden/>
     <w:unhideWhenUsed/>
@@ -14127,10 +12827,10 @@
       <w:szCs w:val="16"/>
     </w:rPr>
   </w:style>
-  <w:style w:type="paragraph" w:styleId="CommentText">
+  <w:style w:type="paragraph" w:styleId="TeksKomentar">
     <w:name w:val="annotation text"/>
     <w:basedOn w:val="Normal"/>
-    <w:link w:val="CommentTextChar"/>
+    <w:link w:val="TeksKomentarKAR"/>
     <w:uiPriority w:val="99"/>
     <w:semiHidden/>
     <w:unhideWhenUsed/>
@@ -14143,10 +12843,10 @@
       <w:szCs w:val="20"/>
     </w:rPr>
   </w:style>
-  <w:style w:type="character" w:customStyle="1" w:styleId="CommentTextChar">
-    <w:name w:val="Comment Text Char"/>
-    <w:basedOn w:val="DefaultParagraphFont"/>
-    <w:link w:val="CommentText"/>
+  <w:style w:type="character" w:customStyle="1" w:styleId="TeksKomentarKAR">
+    <w:name w:val="Teks Komentar KAR"/>
+    <w:basedOn w:val="FontParagrafDefault"/>
+    <w:link w:val="TeksKomentar"/>
     <w:uiPriority w:val="99"/>
     <w:semiHidden/>
     <w:rsid w:val="004E646D"/>
@@ -14157,11 +12857,11 @@
       <w:lang w:val="id-ID"/>
     </w:rPr>
   </w:style>
-  <w:style w:type="paragraph" w:styleId="CommentSubject">
+  <w:style w:type="paragraph" w:styleId="SubjekKomentar">
     <w:name w:val="annotation subject"/>
-    <w:basedOn w:val="CommentText"/>
-    <w:next w:val="CommentText"/>
-    <w:link w:val="CommentSubjectChar"/>
+    <w:basedOn w:val="TeksKomentar"/>
+    <w:next w:val="TeksKomentar"/>
+    <w:link w:val="SubjekKomentarKAR"/>
     <w:uiPriority w:val="99"/>
     <w:semiHidden/>
     <w:unhideWhenUsed/>
@@ -14171,10 +12871,10 @@
       <w:bCs/>
     </w:rPr>
   </w:style>
-  <w:style w:type="character" w:customStyle="1" w:styleId="CommentSubjectChar">
-    <w:name w:val="Comment Subject Char"/>
-    <w:basedOn w:val="CommentTextChar"/>
-    <w:link w:val="CommentSubject"/>
+  <w:style w:type="character" w:customStyle="1" w:styleId="SubjekKomentarKAR">
+    <w:name w:val="Subjek Komentar KAR"/>
+    <w:basedOn w:val="TeksKomentarKAR"/>
+    <w:link w:val="SubjekKomentar"/>
     <w:uiPriority w:val="99"/>
     <w:semiHidden/>
     <w:rsid w:val="004E646D"/>
@@ -14187,9 +12887,9 @@
       <w:lang w:val="id-ID"/>
     </w:rPr>
   </w:style>
-  <w:style w:type="character" w:styleId="UnresolvedMention">
+  <w:style w:type="character" w:styleId="SebutanYangBelumTerselesaikan">
     <w:name w:val="Unresolved Mention"/>
-    <w:basedOn w:val="DefaultParagraphFont"/>
+    <w:basedOn w:val="FontParagrafDefault"/>
     <w:uiPriority w:val="99"/>
     <w:semiHidden/>
     <w:unhideWhenUsed/>
@@ -14201,7 +12901,7 @@
   </w:style>
   <w:style w:type="paragraph" w:customStyle="1" w:styleId="HeadingIntro">
     <w:name w:val="Heading Intro"/>
-    <w:basedOn w:val="Heading1"/>
+    <w:basedOn w:val="Judul1"/>
     <w:link w:val="HeadingIntroChar"/>
     <w:qFormat/>
     <w:rsid w:val="00D91D1F"/>
@@ -14215,7 +12915,7 @@
   </w:style>
   <w:style w:type="character" w:customStyle="1" w:styleId="HeadingIntroChar">
     <w:name w:val="Heading Intro Char"/>
-    <w:basedOn w:val="Heading1Char"/>
+    <w:basedOn w:val="Judul1KAR"/>
     <w:link w:val="HeadingIntro"/>
     <w:rsid w:val="00D91D1F"/>
     <w:rPr>

--- a/PROPOSAL TUGAS AKHIR.docx
+++ b/PROPOSAL TUGAS AKHIR.docx
@@ -630,7 +630,7 @@
     </w:p>
     <w:tbl>
       <w:tblPr>
-        <w:tblStyle w:val="KisiTabel"/>
+        <w:tblStyle w:val="TableGrid"/>
         <w:tblW w:w="8359" w:type="dxa"/>
         <w:jc w:val="center"/>
         <w:tblBorders>
@@ -990,6 +990,7 @@
           <w:b/>
           <w:bCs w:val="0"/>
         </w:rPr>
+        <w:lastRenderedPageBreak/>
         <w:t>KATA PENGANTAR</w:t>
       </w:r>
       <w:bookmarkEnd w:id="2"/>
@@ -1073,7 +1074,7 @@
     </w:p>
     <w:p>
       <w:pPr>
-        <w:pStyle w:val="DaftarParagraf"/>
+        <w:pStyle w:val="ListParagraph"/>
         <w:numPr>
           <w:ilvl w:val="0"/>
           <w:numId w:val="1"/>
@@ -1095,7 +1096,7 @@
     </w:p>
     <w:p>
       <w:pPr>
-        <w:pStyle w:val="DaftarParagraf"/>
+        <w:pStyle w:val="ListParagraph"/>
         <w:numPr>
           <w:ilvl w:val="0"/>
           <w:numId w:val="1"/>
@@ -1117,7 +1118,7 @@
     </w:p>
     <w:p>
       <w:pPr>
-        <w:pStyle w:val="DaftarParagraf"/>
+        <w:pStyle w:val="ListParagraph"/>
         <w:numPr>
           <w:ilvl w:val="0"/>
           <w:numId w:val="1"/>
@@ -1139,7 +1140,7 @@
     </w:p>
     <w:p>
       <w:pPr>
-        <w:pStyle w:val="DaftarParagraf"/>
+        <w:pStyle w:val="ListParagraph"/>
         <w:numPr>
           <w:ilvl w:val="0"/>
           <w:numId w:val="1"/>
@@ -1161,7 +1162,7 @@
     </w:p>
     <w:p>
       <w:pPr>
-        <w:pStyle w:val="DaftarParagraf"/>
+        <w:pStyle w:val="ListParagraph"/>
         <w:numPr>
           <w:ilvl w:val="0"/>
           <w:numId w:val="1"/>
@@ -1183,7 +1184,7 @@
     </w:p>
     <w:p>
       <w:pPr>
-        <w:pStyle w:val="DaftarParagraf"/>
+        <w:pStyle w:val="ListParagraph"/>
         <w:numPr>
           <w:ilvl w:val="0"/>
           <w:numId w:val="1"/>
@@ -1237,7 +1238,7 @@
     </w:p>
     <w:p>
       <w:pPr>
-        <w:pStyle w:val="DaftarParagraf"/>
+        <w:pStyle w:val="ListParagraph"/>
         <w:numPr>
           <w:ilvl w:val="0"/>
           <w:numId w:val="1"/>
@@ -1259,7 +1260,7 @@
     </w:p>
     <w:p>
       <w:pPr>
-        <w:pStyle w:val="DaftarParagraf"/>
+        <w:pStyle w:val="ListParagraph"/>
         <w:numPr>
           <w:ilvl w:val="0"/>
           <w:numId w:val="1"/>
@@ -1281,7 +1282,7 @@
     </w:p>
     <w:p>
       <w:pPr>
-        <w:pStyle w:val="DaftarParagraf"/>
+        <w:pStyle w:val="ListParagraph"/>
         <w:numPr>
           <w:ilvl w:val="0"/>
           <w:numId w:val="1"/>
@@ -1356,7 +1357,7 @@
     </w:p>
     <w:p>
       <w:pPr>
-        <w:pStyle w:val="DaftarParagraf"/>
+        <w:pStyle w:val="ListParagraph"/>
         <w:numPr>
           <w:ilvl w:val="0"/>
           <w:numId w:val="1"/>
@@ -1399,7 +1400,7 @@
     </w:p>
     <w:p>
       <w:pPr>
-        <w:pStyle w:val="DaftarParagraf"/>
+        <w:pStyle w:val="ListParagraph"/>
         <w:numPr>
           <w:ilvl w:val="0"/>
           <w:numId w:val="1"/>
@@ -1416,12 +1417,13 @@
           <w:rFonts w:cs="Times New Roman"/>
           <w:szCs w:val="24"/>
         </w:rPr>
+        <w:lastRenderedPageBreak/>
         <w:t>Keluarga dan teman-teman yang telah memberikan dukungan dan saran selama proses pengerjaan tugas akhir.</w:t>
       </w:r>
     </w:p>
     <w:p>
       <w:pPr>
-        <w:pStyle w:val="DaftarParagraf"/>
+        <w:pStyle w:val="ListParagraph"/>
         <w:numPr>
           <w:ilvl w:val="0"/>
           <w:numId w:val="1"/>
@@ -1498,7 +1500,7 @@
     </w:p>
     <w:tbl>
       <w:tblPr>
-        <w:tblStyle w:val="KisiTabel"/>
+        <w:tblStyle w:val="TableGrid"/>
         <w:tblW w:w="0" w:type="auto"/>
         <w:tblBorders>
           <w:top w:val="none" w:sz="0" w:space="0" w:color="auto"/>
@@ -1692,6 +1694,7 @@
           <w:b/>
           <w:bCs w:val="0"/>
         </w:rPr>
+        <w:lastRenderedPageBreak/>
         <w:t>DAFTAR ISI</w:t>
       </w:r>
       <w:bookmarkEnd w:id="8"/>
@@ -1883,6 +1886,7 @@
           <w:b/>
           <w:bCs w:val="0"/>
         </w:rPr>
+        <w:lastRenderedPageBreak/>
         <w:t>DAFTAR TABEL</w:t>
       </w:r>
       <w:bookmarkEnd w:id="11"/>
@@ -1892,7 +1896,7 @@
     <w:p/>
     <w:p>
       <w:pPr>
-        <w:pStyle w:val="TabelGambar"/>
+        <w:pStyle w:val="TableofFigures"/>
         <w:tabs>
           <w:tab w:val="right" w:leader="dot" w:pos="7927"/>
         </w:tabs>
@@ -1975,7 +1979,7 @@
     </w:p>
     <w:p>
       <w:pPr>
-        <w:pStyle w:val="TabelGambar"/>
+        <w:pStyle w:val="TableofFigures"/>
         <w:tabs>
           <w:tab w:val="right" w:leader="dot" w:pos="7927"/>
         </w:tabs>
@@ -2037,7 +2041,7 @@
     </w:p>
     <w:p>
       <w:pPr>
-        <w:pStyle w:val="TabelGambar"/>
+        <w:pStyle w:val="TableofFigures"/>
         <w:tabs>
           <w:tab w:val="right" w:leader="dot" w:pos="7927"/>
         </w:tabs>
@@ -2099,7 +2103,7 @@
     </w:p>
     <w:p>
       <w:pPr>
-        <w:pStyle w:val="TabelGambar"/>
+        <w:pStyle w:val="TableofFigures"/>
         <w:tabs>
           <w:tab w:val="right" w:leader="dot" w:pos="7927"/>
         </w:tabs>
@@ -2161,7 +2165,7 @@
     </w:p>
     <w:p>
       <w:pPr>
-        <w:pStyle w:val="TabelGambar"/>
+        <w:pStyle w:val="TableofFigures"/>
         <w:tabs>
           <w:tab w:val="right" w:leader="dot" w:pos="7927"/>
         </w:tabs>
@@ -2405,7 +2409,7 @@
     <w:p/>
     <w:p>
       <w:pPr>
-        <w:pStyle w:val="TabelGambar"/>
+        <w:pStyle w:val="TableofFigures"/>
         <w:tabs>
           <w:tab w:val="right" w:leader="dot" w:pos="7927"/>
         </w:tabs>
@@ -2490,7 +2494,7 @@
     </w:p>
     <w:p>
       <w:pPr>
-        <w:pStyle w:val="TabelGambar"/>
+        <w:pStyle w:val="TableofFigures"/>
         <w:tabs>
           <w:tab w:val="right" w:leader="dot" w:pos="7927"/>
         </w:tabs>
@@ -2554,7 +2558,7 @@
     </w:p>
     <w:p>
       <w:pPr>
-        <w:pStyle w:val="TabelGambar"/>
+        <w:pStyle w:val="TableofFigures"/>
         <w:tabs>
           <w:tab w:val="right" w:leader="dot" w:pos="7927"/>
         </w:tabs>
@@ -2722,7 +2726,7 @@
     </w:p>
     <w:p>
       <w:pPr>
-        <w:pStyle w:val="Judul1"/>
+        <w:pStyle w:val="Heading1"/>
         <w:spacing w:line="480" w:lineRule="auto"/>
         <w:jc w:val="center"/>
         <w:rPr>
@@ -2743,6 +2747,7 @@
           <w:bCs/>
           <w:szCs w:val="24"/>
         </w:rPr>
+        <w:lastRenderedPageBreak/>
         <w:t>BAB I</w:t>
       </w:r>
       <w:r>
@@ -2770,7 +2775,7 @@
     </w:p>
     <w:p>
       <w:pPr>
-        <w:pStyle w:val="Judul1"/>
+        <w:pStyle w:val="Heading1"/>
         <w:numPr>
           <w:ilvl w:val="0"/>
           <w:numId w:val="2"/>
@@ -2927,6 +2932,7 @@
         <w:ind w:firstLine="567"/>
       </w:pPr>
       <w:r>
+        <w:lastRenderedPageBreak/>
         <w:t>Berbagai elemen dapat memengaruhi kondisi ini, di antaranya adalah curah hujan, tipe tanah, dan tingkat evapotranspirasi (Hermanto, 2023). Proses evapotranspirasi terdiri dari dua komponen utama, yaitu evaporasi, yang merupakan perubahan air menjadi uap, dan transpirasi, yang mengacu pada penguapan air dari permukaan tanah (Sofia, 2023). Tingkat evapotranspirasi sangat dipengaruhi oleh faktor-faktor iklim serta jenis tanaman yang ada (</w:t>
       </w:r>
       <w:proofErr w:type="spellStart"/>
@@ -2995,7 +3001,11 @@
         <w:t xml:space="preserve">kesulitan dalam memprediksi kelembaban tanah secara akurat akibat perubahan cuaca yang mendadak (Ningrum, 2023). </w:t>
       </w:r>
       <w:r>
-        <w:t>Hal ini disebabkan oleh metode pengukuran yang masih dilakukan secara visual dengan menggunakan alat sederhana, yang tidak mampu memberikan data secara real</w:t>
+        <w:t xml:space="preserve">Hal ini disebabkan oleh metode pengukuran yang </w:t>
+      </w:r>
+      <w:r>
+        <w:lastRenderedPageBreak/>
+        <w:t>masih dilakukan secara visual dengan menggunakan alat sederhana, yang tidak mampu memberikan data secara real</w:t>
       </w:r>
       <w:r>
         <w:t>-</w:t>
@@ -3066,7 +3076,11 @@
         <w:ind w:firstLine="567"/>
       </w:pPr>
       <w:r>
-        <w:t xml:space="preserve">Hasil wawancara dengan Kemas Muhammad Ridhuan, selaku penyuluh pertanian di UPTD Balai Pengembangan Dan Produksi Benih Tanaman Pangan Dan Hortikultura mengungkapkan bahwa petani sering menghadapi tantangan dalam memantau musim dan kelembaban tanah secara manual, yang tidak efisien dan bergantung pada fisik. Ketergantungan pada metode tradisional ini sering kali mengakibatkan kegagalan panen dan krisis ekonomi, terutama di bahwa pengaruh fenomena seperti El Nino, yang memperburuk efisiensi dan akurasi dalam pengelolaan tanaman. </w:t>
+        <w:t xml:space="preserve">Hasil wawancara dengan Kemas Muhammad Ridhuan, selaku penyuluh pertanian di UPTD Balai Pengembangan Dan Produksi Benih Tanaman Pangan Dan </w:t>
+      </w:r>
+      <w:r>
+        <w:lastRenderedPageBreak/>
+        <w:t xml:space="preserve">Hortikultura mengungkapkan bahwa petani sering menghadapi tantangan dalam memantau musim dan kelembaban tanah secara manual, yang tidak efisien dan bergantung pada fisik. Ketergantungan pada metode tradisional ini sering kali mengakibatkan kegagalan panen dan krisis ekonomi, terutama di bahwa pengaruh fenomena seperti El Nino, yang memperburuk efisiensi dan akurasi dalam pengelolaan tanaman. </w:t>
       </w:r>
     </w:p>
     <w:p>
@@ -3117,7 +3131,11 @@
         <w:t>Internet of Things</w:t>
       </w:r>
       <w:r>
-        <w:t xml:space="preserve"> dan kecerdasan buatan memberikan dampak yang signifikan pada berbagai sektor pertanian. Salah satu teknologi yang diimplementasikan dalam bidang pertanian adalah </w:t>
+        <w:t xml:space="preserve"> dan kecerdasan buatan memberikan dampak yang signifikan pada berbagai sektor </w:t>
+      </w:r>
+      <w:r>
+        <w:lastRenderedPageBreak/>
+        <w:t xml:space="preserve">pertanian. Salah satu teknologi yang diimplementasikan dalam bidang pertanian adalah </w:t>
       </w:r>
       <w:r>
         <w:rPr>
@@ -3335,7 +3353,11 @@
         <w:t>Machine Learning</w:t>
       </w:r>
       <w:r>
-        <w:t xml:space="preserve"> memberikan keuntungan signifikan bagi para petani. Sistem ini memungkinkan pemantauan, pengendalian, dan perencanaan irigasi yang lebih efisien dalam waktu, tenaga, dan sumber daya manusia</w:t>
+        <w:t xml:space="preserve"> memberikan </w:t>
+      </w:r>
+      <w:r>
+        <w:lastRenderedPageBreak/>
+        <w:t>keuntungan signifikan bagi para petani. Sistem ini memungkinkan pemantauan, pengendalian, dan perencanaan irigasi yang lebih efisien dalam waktu, tenaga, dan sumber daya manusia</w:t>
       </w:r>
       <w:r>
         <w:t xml:space="preserve">, serta berpotensi mengurangi biaya dan penggunaan air, dan meningkatkan hasil panen. Dengan demikian, penulis tertarik untuk merancang </w:t>
@@ -3349,7 +3371,7 @@
     </w:p>
     <w:p>
       <w:pPr>
-        <w:pStyle w:val="Judul1"/>
+        <w:pStyle w:val="Heading1"/>
         <w:numPr>
           <w:ilvl w:val="0"/>
           <w:numId w:val="2"/>
@@ -3393,7 +3415,7 @@
     </w:p>
     <w:p>
       <w:pPr>
-        <w:pStyle w:val="Judul1"/>
+        <w:pStyle w:val="Heading1"/>
         <w:numPr>
           <w:ilvl w:val="0"/>
           <w:numId w:val="2"/>
@@ -3412,7 +3434,7 @@
     </w:p>
     <w:p>
       <w:pPr>
-        <w:pStyle w:val="Judul2"/>
+        <w:pStyle w:val="Heading2"/>
         <w:numPr>
           <w:ilvl w:val="0"/>
           <w:numId w:val="3"/>
@@ -3441,7 +3463,7 @@
     </w:p>
     <w:p>
       <w:pPr>
-        <w:pStyle w:val="Judul2"/>
+        <w:pStyle w:val="Heading2"/>
         <w:numPr>
           <w:ilvl w:val="0"/>
           <w:numId w:val="3"/>
@@ -3477,7 +3499,7 @@
     </w:p>
     <w:p>
       <w:pPr>
-        <w:pStyle w:val="Judul2"/>
+        <w:pStyle w:val="Heading2"/>
         <w:numPr>
           <w:ilvl w:val="0"/>
           <w:numId w:val="3"/>
@@ -3510,7 +3532,7 @@
     </w:p>
     <w:p>
       <w:pPr>
-        <w:pStyle w:val="Judul1"/>
+        <w:pStyle w:val="Heading1"/>
         <w:numPr>
           <w:ilvl w:val="0"/>
           <w:numId w:val="2"/>
@@ -3520,6 +3542,7 @@
       </w:pPr>
       <w:bookmarkStart w:id="36" w:name="_Toc178662373"/>
       <w:r>
+        <w:lastRenderedPageBreak/>
         <w:t>Analisis Terhadap Karakteristik Solusi</w:t>
       </w:r>
       <w:bookmarkEnd w:id="36"/>
@@ -3532,7 +3555,7 @@
     </w:p>
     <w:p>
       <w:pPr>
-        <w:pStyle w:val="Judul1"/>
+        <w:pStyle w:val="Heading1"/>
         <w:numPr>
           <w:ilvl w:val="0"/>
           <w:numId w:val="2"/>
@@ -3554,7 +3577,7 @@
     </w:p>
     <w:p>
       <w:pPr>
-        <w:pStyle w:val="Judul1"/>
+        <w:pStyle w:val="Heading1"/>
         <w:numPr>
           <w:ilvl w:val="0"/>
           <w:numId w:val="2"/>
@@ -3655,7 +3678,7 @@
     </w:p>
     <w:p>
       <w:pPr>
-        <w:pStyle w:val="Judul1"/>
+        <w:pStyle w:val="Heading1"/>
         <w:numPr>
           <w:ilvl w:val="0"/>
           <w:numId w:val="2"/>
@@ -3746,7 +3769,7 @@
     </w:p>
     <w:p>
       <w:pPr>
-        <w:pStyle w:val="Judul1"/>
+        <w:pStyle w:val="Heading1"/>
         <w:spacing w:line="480" w:lineRule="auto"/>
         <w:jc w:val="center"/>
         <w:rPr>
@@ -3763,6 +3786,7 @@
           <w:bCs/>
           <w:szCs w:val="24"/>
         </w:rPr>
+        <w:lastRenderedPageBreak/>
         <w:t>BAB II</w:t>
       </w:r>
       <w:r>
@@ -3779,7 +3803,7 @@
     </w:p>
     <w:p>
       <w:pPr>
-        <w:pStyle w:val="Judul1"/>
+        <w:pStyle w:val="Heading1"/>
         <w:numPr>
           <w:ilvl w:val="0"/>
           <w:numId w:val="7"/>
@@ -3800,7 +3824,7 @@
     </w:p>
     <w:p>
       <w:pPr>
-        <w:pStyle w:val="Judul2"/>
+        <w:pStyle w:val="Heading2"/>
         <w:numPr>
           <w:ilvl w:val="0"/>
           <w:numId w:val="8"/>
@@ -3840,7 +3864,7 @@
     </w:p>
     <w:p>
       <w:pPr>
-        <w:pStyle w:val="Judul2"/>
+        <w:pStyle w:val="Heading2"/>
         <w:numPr>
           <w:ilvl w:val="0"/>
           <w:numId w:val="8"/>
@@ -3880,7 +3904,7 @@
     </w:p>
     <w:p>
       <w:pPr>
-        <w:pStyle w:val="Judul2"/>
+        <w:pStyle w:val="Heading2"/>
         <w:numPr>
           <w:ilvl w:val="0"/>
           <w:numId w:val="8"/>
@@ -3914,7 +3938,37 @@
         <w:t xml:space="preserve">Solusi ketiga adalah menggunakan </w:t>
       </w:r>
       <w:r>
-        <w:t xml:space="preserve">Random Forest (RF) adalah metode ensemble yang menggabungkan sejumlah pohon keputusan untuk klasifikasi atau regresi </w:t>
+        <w:rPr>
+          <w:i/>
+          <w:iCs/>
+        </w:rPr>
+        <w:t>Random Forest</w:t>
+      </w:r>
+      <w:r>
+        <w:t xml:space="preserve"> (RF) adalah metode </w:t>
+      </w:r>
+      <w:r>
+        <w:rPr>
+          <w:i/>
+          <w:iCs/>
+        </w:rPr>
+        <w:t xml:space="preserve">ensemble </w:t>
+      </w:r>
+      <w:r>
+        <w:rPr>
+          <w:i/>
+          <w:iCs/>
+        </w:rPr>
+        <w:t>learning</w:t>
+      </w:r>
+      <w:r>
+        <w:t xml:space="preserve"> yang populer, terutama untuk tugas klasifikasi dan regresi. </w:t>
+      </w:r>
+      <w:r>
+        <w:t>Metode ini bekerja dengan membangun sekumpulan pohon keputusan independen yang dilatih menggunakan subset data, kemudian hasil dari setiap pohon dikombinasikan untuk mendapatkan prediksi akhir</w:t>
+      </w:r>
+      <w:r>
+        <w:t xml:space="preserve"> </w:t>
       </w:r>
       <w:r>
         <w:t>(</w:t>
@@ -3935,27 +3989,54 @@
       </w:r>
       <w:proofErr w:type="spellStart"/>
       <w:r>
+        <w:rPr>
+          <w:i/>
+          <w:iCs/>
+        </w:rPr>
         <w:t>Classification</w:t>
       </w:r>
       <w:proofErr w:type="spellEnd"/>
       <w:r>
+        <w:rPr>
+          <w:i/>
+          <w:iCs/>
+        </w:rPr>
         <w:t xml:space="preserve"> </w:t>
       </w:r>
       <w:proofErr w:type="spellStart"/>
       <w:r>
+        <w:rPr>
+          <w:i/>
+          <w:iCs/>
+        </w:rPr>
         <w:t>and</w:t>
       </w:r>
       <w:proofErr w:type="spellEnd"/>
       <w:r>
+        <w:rPr>
+          <w:i/>
+          <w:iCs/>
+        </w:rPr>
         <w:t xml:space="preserve"> </w:t>
       </w:r>
       <w:proofErr w:type="spellStart"/>
       <w:r>
+        <w:rPr>
+          <w:i/>
+          <w:iCs/>
+        </w:rPr>
         <w:t>Regression</w:t>
       </w:r>
       <w:proofErr w:type="spellEnd"/>
       <w:r>
-        <w:t xml:space="preserve"> Tree (CART)</w:t>
+        <w:rPr>
+          <w:i/>
+          <w:iCs/>
+        </w:rPr>
+        <w:t xml:space="preserve"> Tree</w:t>
+      </w:r>
+      <w:r>
+        <w:t xml:space="preserve"> (CART)</w:t>
       </w:r>
       <w:r>
         <w:t xml:space="preserve"> </w:t>
@@ -3987,11 +4068,146 @@
         <w:spacing w:after="0" w:line="480" w:lineRule="auto"/>
         <w:ind w:firstLine="567"/>
       </w:pPr>
+      <w:r>
+        <w:t xml:space="preserve">Metode RF </w:t>
+      </w:r>
+      <w:r>
+        <w:t>memiliki</w:t>
+      </w:r>
+      <w:r>
+        <w:t xml:space="preserve"> kemampuan generalisasi yang tinggi dengan membangun banyak pohon</w:t>
+      </w:r>
+      <w:r>
+        <w:t xml:space="preserve">, </w:t>
+      </w:r>
+      <w:r>
+        <w:t>yang meningkatkan variasi dan mengurangi risiko overfitting</w:t>
+      </w:r>
+      <w:r>
+        <w:t xml:space="preserve">. </w:t>
+      </w:r>
+      <w:r>
+        <w:t xml:space="preserve">Metode </w:t>
+      </w:r>
+      <w:r>
+        <w:t>ini mampu</w:t>
+      </w:r>
+      <w:r>
+        <w:t xml:space="preserve"> menangani fitur kategoris dengan baik, serta efektif dalam mengelola data berdimensi tinggi dan jumlah sampel yang besar dengan menerapkan pemrosesan paralel. Selain itu, RF tahan terhadap </w:t>
+      </w:r>
+      <w:r>
+        <w:rPr>
+          <w:i/>
+          <w:iCs/>
+        </w:rPr>
+        <w:t>outlier</w:t>
+      </w:r>
+      <w:r>
+        <w:t xml:space="preserve"> dan </w:t>
+      </w:r>
+      <w:r>
+        <w:rPr>
+          <w:i/>
+          <w:iCs/>
+        </w:rPr>
+        <w:t>noise</w:t>
+      </w:r>
+      <w:r>
+        <w:t xml:space="preserve">, serta mampu menangani data </w:t>
+      </w:r>
+      <w:proofErr w:type="spellStart"/>
+      <w:r>
+        <w:rPr>
+          <w:i/>
+          <w:iCs/>
+        </w:rPr>
+        <w:t>imbalanced</w:t>
+      </w:r>
+      <w:proofErr w:type="spellEnd"/>
+      <w:r>
+        <w:t xml:space="preserve"> dengan cukup baik (</w:t>
+      </w:r>
+      <w:proofErr w:type="spellStart"/>
+      <w:r>
+        <w:t>Ayabe</w:t>
+      </w:r>
+      <w:proofErr w:type="spellEnd"/>
+      <w:r>
+        <w:t>, 2020).</w:t>
+      </w:r>
     </w:p>
     <w:p>
       <w:pPr>
         <w:spacing w:after="0" w:line="480" w:lineRule="auto"/>
         <w:ind w:firstLine="567"/>
+      </w:pPr>
+    </w:p>
+    <w:p>
+      <w:pPr>
+        <w:spacing w:after="0" w:line="480" w:lineRule="auto"/>
+        <w:ind w:firstLine="567"/>
+      </w:pPr>
+      <w:r>
+        <w:lastRenderedPageBreak/>
+        <w:t>Metode ini</w:t>
+      </w:r>
+      <w:r>
+        <w:t xml:space="preserve"> </w:t>
+      </w:r>
+      <w:r>
+        <w:t xml:space="preserve">memerlukan </w:t>
+      </w:r>
+      <w:r>
+        <w:t>biaya komputasi tinggi dan waktu pelatihan meningkat dengan jumlah pohon, terutama pada dat</w:t>
+      </w:r>
+      <w:r>
+        <w:t xml:space="preserve">aset </w:t>
+      </w:r>
+      <w:r>
+        <w:t>besar. Pemrosesan paralel dapat mempercepat komputasi, tetapi p</w:t>
+      </w:r>
+      <w:r>
+        <w:t xml:space="preserve">engguna </w:t>
+      </w:r>
+      <w:proofErr w:type="spellStart"/>
+      <w:r>
+        <w:rPr>
+          <w:i/>
+          <w:iCs/>
+        </w:rPr>
+        <w:t>processor</w:t>
+      </w:r>
+      <w:proofErr w:type="spellEnd"/>
+      <w:r>
+        <w:t xml:space="preserve"> menjadi tinggi, yang meningkatkan biaya komputasi secara keseluruhan</w:t>
+      </w:r>
+      <w:r>
+        <w:t xml:space="preserve">. Pengaturan jumlah pohon, kedalaman maksimum, dan jumlah minimum sampel untuk pemisahan sangat penting </w:t>
+      </w:r>
+      <w:r>
+        <w:t xml:space="preserve">dengan keterbatasan komputasi </w:t>
+      </w:r>
+      <w:r>
+        <w:t>(</w:t>
+      </w:r>
+      <w:proofErr w:type="spellStart"/>
+      <w:r>
+        <w:t>Zhu</w:t>
+      </w:r>
+      <w:proofErr w:type="spellEnd"/>
+      <w:r>
+        <w:t>, 2020).</w:t>
+      </w:r>
+    </w:p>
+    <w:p>
+      <w:pPr>
+        <w:spacing w:after="0" w:line="480" w:lineRule="auto"/>
+        <w:ind w:firstLine="567"/>
+      </w:pPr>
+    </w:p>
+    <w:p>
+      <w:pPr>
+        <w:spacing w:after="0" w:line="480" w:lineRule="auto"/>
         <w:jc w:val="center"/>
       </w:pPr>
       <w:r>
@@ -3999,10 +4215,10 @@
           <w:noProof/>
         </w:rPr>
         <w:drawing>
-          <wp:inline distT="0" distB="0" distL="0" distR="0" wp14:anchorId="7CD490F1" wp14:editId="1761D73E">
-            <wp:extent cx="3894373" cy="1892300"/>
+          <wp:inline distT="0" distB="0" distL="0" distR="0" wp14:anchorId="3598E816" wp14:editId="21B71DA3">
+            <wp:extent cx="4572000" cy="1848805"/>
             <wp:effectExtent l="0" t="0" r="0" b="0"/>
-            <wp:docPr id="476755024" name="Picture 3"/>
+            <wp:docPr id="1538673167" name="Picture 1"/>
             <wp:cNvGraphicFramePr>
               <a:graphicFrameLocks xmlns:a="http://schemas.openxmlformats.org/drawingml/2006/main" noChangeAspect="1"/>
             </wp:cNvGraphicFramePr>
@@ -4010,12 +4226,12 @@
               <a:graphicData uri="http://schemas.openxmlformats.org/drawingml/2006/picture">
                 <pic:pic xmlns:pic="http://schemas.openxmlformats.org/drawingml/2006/picture">
                   <pic:nvPicPr>
-                    <pic:cNvPr id="0" name="Picture 8"/>
+                    <pic:cNvPr id="0" name="Picture 1"/>
                     <pic:cNvPicPr>
                       <a:picLocks noChangeAspect="1" noChangeArrowheads="1"/>
                     </pic:cNvPicPr>
                   </pic:nvPicPr>
-                  <pic:blipFill rotWithShape="1">
+                  <pic:blipFill>
                     <a:blip r:embed="rId13">
                       <a:extLst>
                         <a:ext uri="{28A0092B-C50C-407E-A947-70E740481C1C}">
@@ -4023,13 +4239,15 @@
                         </a:ext>
                       </a:extLst>
                     </a:blip>
-                    <a:srcRect l="17098"/>
-                    <a:stretch/>
+                    <a:srcRect/>
+                    <a:stretch>
+                      <a:fillRect/>
+                    </a:stretch>
                   </pic:blipFill>
                   <pic:spPr bwMode="auto">
                     <a:xfrm>
                       <a:off x="0" y="0"/>
-                      <a:ext cx="3905602" cy="1897756"/>
+                      <a:ext cx="4599910" cy="1860091"/>
                     </a:xfrm>
                     <a:prstGeom prst="rect">
                       <a:avLst/>
@@ -4038,11 +4256,6 @@
                     <a:ln>
                       <a:noFill/>
                     </a:ln>
-                    <a:extLst>
-                      <a:ext uri="{53640926-AAD7-44D8-BBD7-CCE9431645EC}">
-                        <a14:shadowObscured xmlns:a14="http://schemas.microsoft.com/office/drawing/2010/main"/>
-                      </a:ext>
-                    </a:extLst>
                   </pic:spPr>
                 </pic:pic>
               </a:graphicData>
@@ -4053,8 +4266,8 @@
     </w:p>
     <w:p>
       <w:pPr>
-        <w:pStyle w:val="Keterangan"/>
-        <w:spacing w:line="480" w:lineRule="auto"/>
+        <w:pStyle w:val="Caption"/>
+        <w:spacing w:after="0" w:line="480" w:lineRule="auto"/>
         <w:jc w:val="center"/>
       </w:pPr>
       <w:bookmarkStart w:id="55" w:name="_Toc168511123"/>
@@ -4076,13 +4289,880 @@
     </w:p>
     <w:p>
       <w:pPr>
+        <w:tabs>
+          <w:tab w:val="left" w:pos="4253"/>
+        </w:tabs>
         <w:spacing w:after="0" w:line="480" w:lineRule="auto"/>
         <w:ind w:firstLine="567"/>
       </w:pPr>
-    </w:p>
-    <w:p>
-      <w:pPr>
-        <w:pStyle w:val="Judul1"/>
+      <w:r>
+        <w:t xml:space="preserve">Proses kerja </w:t>
+      </w:r>
+      <w:r>
+        <w:rPr>
+          <w:i/>
+          <w:iCs/>
+        </w:rPr>
+        <w:t>Random Forest</w:t>
+      </w:r>
+      <w:r>
+        <w:t xml:space="preserve"> dimulai dengan membangun pohon keputusan secara terpisah menggunakan teknik </w:t>
+      </w:r>
+      <w:proofErr w:type="spellStart"/>
+      <w:r>
+        <w:rPr>
+          <w:i/>
+          <w:iCs/>
+        </w:rPr>
+        <w:t>bagging</w:t>
+      </w:r>
+      <w:proofErr w:type="spellEnd"/>
+      <w:r>
+        <w:t xml:space="preserve"> (</w:t>
+      </w:r>
+      <w:r>
+        <w:rPr>
+          <w:i/>
+          <w:iCs/>
+        </w:rPr>
+        <w:t xml:space="preserve">bootstrap </w:t>
+      </w:r>
+      <w:proofErr w:type="spellStart"/>
+      <w:r>
+        <w:rPr>
+          <w:i/>
+          <w:iCs/>
+        </w:rPr>
+        <w:t>aggregating</w:t>
+      </w:r>
+      <w:proofErr w:type="spellEnd"/>
+      <w:r>
+        <w:t>), di mana sampel berukuran n diambil secara acak dengan pengembalian (</w:t>
+      </w:r>
+      <w:proofErr w:type="spellStart"/>
+      <w:r>
+        <w:t>replacement</w:t>
+      </w:r>
+      <w:proofErr w:type="spellEnd"/>
+      <w:r>
+        <w:t>) dari data pelatihan. Setiap pohon dibangun tanpa pemangkasan (</w:t>
+      </w:r>
+      <w:r>
+        <w:rPr>
+          <w:i/>
+          <w:iCs/>
+        </w:rPr>
+        <w:t>pruning</w:t>
+      </w:r>
+      <w:r>
+        <w:t>) dengan pemilihan fitur secara acak (</w:t>
+      </w:r>
+      <w:proofErr w:type="spellStart"/>
+      <w:r>
+        <w:rPr>
+          <w:i/>
+          <w:iCs/>
+        </w:rPr>
+        <w:t>random</w:t>
+      </w:r>
+      <w:proofErr w:type="spellEnd"/>
+      <w:r>
+        <w:rPr>
+          <w:i/>
+          <w:iCs/>
+        </w:rPr>
+        <w:t xml:space="preserve"> </w:t>
+      </w:r>
+      <w:proofErr w:type="spellStart"/>
+      <w:r>
+        <w:rPr>
+          <w:i/>
+          <w:iCs/>
+        </w:rPr>
+        <w:t>feature</w:t>
+      </w:r>
+      <w:proofErr w:type="spellEnd"/>
+      <w:r>
+        <w:rPr>
+          <w:i/>
+          <w:iCs/>
+        </w:rPr>
+        <w:t xml:space="preserve"> </w:t>
+      </w:r>
+      <w:proofErr w:type="spellStart"/>
+      <w:r>
+        <w:rPr>
+          <w:i/>
+          <w:iCs/>
+        </w:rPr>
+        <w:t>selection</w:t>
+      </w:r>
+      <w:proofErr w:type="spellEnd"/>
+      <w:r>
+        <w:t>). Proses ini diulangi sesuai dengan jumlah pohon yang telah ditentukan  (Lestari, 2023).</w:t>
+      </w:r>
+    </w:p>
+    <w:p>
+      <w:pPr>
+        <w:spacing w:after="0" w:line="480" w:lineRule="auto"/>
+        <w:ind w:firstLine="567"/>
+      </w:pPr>
+      <w:r>
+        <w:t xml:space="preserve">Setiap pohon dalam </w:t>
+      </w:r>
+      <w:r>
+        <w:rPr>
+          <w:i/>
+          <w:iCs/>
+        </w:rPr>
+        <w:t>Random Forest</w:t>
+      </w:r>
+      <w:r>
+        <w:t xml:space="preserve"> melakukan klasifikasi dengan menggunakan nilai </w:t>
+      </w:r>
+      <w:r>
+        <w:rPr>
+          <w:i/>
+          <w:iCs/>
+        </w:rPr>
+        <w:t>Gini</w:t>
+      </w:r>
+      <w:r>
+        <w:t xml:space="preserve"> indeks sebagai kriteria untuk menentukan simpul pemisah (</w:t>
+      </w:r>
+      <w:proofErr w:type="spellStart"/>
+      <w:r>
+        <w:rPr>
+          <w:i/>
+          <w:iCs/>
+        </w:rPr>
+        <w:t>split</w:t>
+      </w:r>
+      <w:proofErr w:type="spellEnd"/>
+      <w:r>
+        <w:t>), yang akan dijadikan akar (</w:t>
+      </w:r>
+      <w:proofErr w:type="spellStart"/>
+      <w:r>
+        <w:rPr>
+          <w:i/>
+          <w:iCs/>
+        </w:rPr>
+        <w:t>root</w:t>
+      </w:r>
+      <w:proofErr w:type="spellEnd"/>
+      <w:r>
+        <w:t>) dan simpul (</w:t>
+      </w:r>
+      <w:r>
+        <w:rPr>
+          <w:i/>
+          <w:iCs/>
+        </w:rPr>
+        <w:t>node</w:t>
+      </w:r>
+      <w:r>
+        <w:t xml:space="preserve">) dalam proses </w:t>
+      </w:r>
+      <w:r>
+        <w:lastRenderedPageBreak/>
+        <w:t xml:space="preserve">pembentukan pohon keputusan. Perhitungan </w:t>
+      </w:r>
+      <w:r>
+        <w:rPr>
+          <w:i/>
+          <w:iCs/>
+        </w:rPr>
+        <w:t>Gini</w:t>
+      </w:r>
+      <w:r>
+        <w:t xml:space="preserve"> indeks dan pemisahan untuk klasifikasi dilakukan menggunakan persamaan (3.1) dan (3.2)</w:t>
+      </w:r>
+    </w:p>
+    <w:p>
+      <w:pPr>
+        <w:spacing w:after="0" w:line="480" w:lineRule="auto"/>
+        <w:jc w:val="center"/>
+        <w:rPr>
+          <w:rFonts w:eastAsiaTheme="minorEastAsia"/>
+        </w:rPr>
+      </w:pPr>
+      <m:oMath>
+        <m:r>
+          <w:rPr>
+            <w:rFonts w:ascii="Cambria Math" w:hAnsi="Cambria Math"/>
+          </w:rPr>
+          <m:t xml:space="preserve">Gini Index </m:t>
+        </m:r>
+        <m:d>
+          <m:dPr>
+            <m:ctrlPr>
+              <w:rPr>
+                <w:rFonts w:ascii="Cambria Math" w:hAnsi="Cambria Math"/>
+                <w:i/>
+              </w:rPr>
+            </m:ctrlPr>
+          </m:dPr>
+          <m:e>
+            <m:r>
+              <w:rPr>
+                <w:rFonts w:ascii="Cambria Math" w:hAnsi="Cambria Math"/>
+              </w:rPr>
+              <m:t>D</m:t>
+            </m:r>
+          </m:e>
+        </m:d>
+        <m:r>
+          <w:rPr>
+            <w:rFonts w:ascii="Cambria Math" w:hAnsi="Cambria Math"/>
+          </w:rPr>
+          <m:t xml:space="preserve">=1- </m:t>
+        </m:r>
+        <m:nary>
+          <m:naryPr>
+            <m:chr m:val="∑"/>
+            <m:limLoc m:val="undOvr"/>
+            <m:ctrlPr>
+              <w:rPr>
+                <w:rFonts w:ascii="Cambria Math" w:hAnsi="Cambria Math"/>
+                <w:i/>
+              </w:rPr>
+            </m:ctrlPr>
+          </m:naryPr>
+          <m:sub>
+            <m:r>
+              <w:rPr>
+                <w:rFonts w:ascii="Cambria Math" w:hAnsi="Cambria Math"/>
+              </w:rPr>
+              <m:t>i=1</m:t>
+            </m:r>
+          </m:sub>
+          <m:sup>
+            <m:r>
+              <w:rPr>
+                <w:rFonts w:ascii="Cambria Math" w:hAnsi="Cambria Math"/>
+              </w:rPr>
+              <m:t>n</m:t>
+            </m:r>
+          </m:sup>
+          <m:e>
+            <m:sSup>
+              <m:sSupPr>
+                <m:ctrlPr>
+                  <w:rPr>
+                    <w:rFonts w:ascii="Cambria Math" w:hAnsi="Cambria Math"/>
+                    <w:i/>
+                  </w:rPr>
+                </m:ctrlPr>
+              </m:sSupPr>
+              <m:e>
+                <m:d>
+                  <m:dPr>
+                    <m:ctrlPr>
+                      <w:rPr>
+                        <w:rFonts w:ascii="Cambria Math" w:hAnsi="Cambria Math"/>
+                        <w:i/>
+                      </w:rPr>
+                    </m:ctrlPr>
+                  </m:dPr>
+                  <m:e>
+                    <m:sSub>
+                      <m:sSubPr>
+                        <m:ctrlPr>
+                          <w:rPr>
+                            <w:rFonts w:ascii="Cambria Math" w:hAnsi="Cambria Math"/>
+                            <w:i/>
+                          </w:rPr>
+                        </m:ctrlPr>
+                      </m:sSubPr>
+                      <m:e>
+                        <m:r>
+                          <w:rPr>
+                            <w:rFonts w:ascii="Cambria Math" w:hAnsi="Cambria Math"/>
+                          </w:rPr>
+                          <m:t>P</m:t>
+                        </m:r>
+                      </m:e>
+                      <m:sub>
+                        <m:r>
+                          <w:rPr>
+                            <w:rFonts w:ascii="Cambria Math" w:hAnsi="Cambria Math"/>
+                          </w:rPr>
+                          <m:t>i</m:t>
+                        </m:r>
+                      </m:sub>
+                    </m:sSub>
+                  </m:e>
+                </m:d>
+              </m:e>
+              <m:sup>
+                <m:r>
+                  <w:rPr>
+                    <w:rFonts w:ascii="Cambria Math" w:hAnsi="Cambria Math"/>
+                  </w:rPr>
+                  <m:t>2</m:t>
+                </m:r>
+              </m:sup>
+            </m:sSup>
+          </m:e>
+        </m:nary>
+      </m:oMath>
+      <w:r>
+        <w:rPr>
+          <w:rFonts w:eastAsiaTheme="minorEastAsia"/>
+        </w:rPr>
+        <w:tab/>
+      </w:r>
+      <w:r>
+        <w:rPr>
+          <w:rFonts w:eastAsiaTheme="minorEastAsia"/>
+        </w:rPr>
+        <w:tab/>
+        <w:t>(</w:t>
+      </w:r>
+      <w:r>
+        <w:rPr>
+          <w:rFonts w:eastAsiaTheme="minorEastAsia"/>
+        </w:rPr>
+        <w:t>3</w:t>
+      </w:r>
+      <w:r>
+        <w:rPr>
+          <w:rFonts w:eastAsiaTheme="minorEastAsia"/>
+        </w:rPr>
+        <w:t>.</w:t>
+      </w:r>
+      <w:r>
+        <w:rPr>
+          <w:rFonts w:eastAsiaTheme="minorEastAsia"/>
+        </w:rPr>
+        <w:t>1</w:t>
+      </w:r>
+      <w:r>
+        <w:rPr>
+          <w:rFonts w:eastAsiaTheme="minorEastAsia"/>
+        </w:rPr>
+        <w:t>)</w:t>
+      </w:r>
+    </w:p>
+    <w:p>
+      <w:pPr>
+        <w:spacing w:after="0" w:line="480" w:lineRule="auto"/>
+      </w:pPr>
+      <w:r>
+        <w:t xml:space="preserve">di mana </w:t>
+      </w:r>
+      <m:oMath>
+        <m:sSub>
+          <m:sSubPr>
+            <m:ctrlPr>
+              <w:rPr>
+                <w:rFonts w:ascii="Cambria Math" w:hAnsi="Cambria Math"/>
+                <w:i/>
+              </w:rPr>
+            </m:ctrlPr>
+          </m:sSubPr>
+          <m:e>
+            <m:r>
+              <w:rPr>
+                <w:rFonts w:ascii="Cambria Math" w:hAnsi="Cambria Math"/>
+              </w:rPr>
+              <m:t>P</m:t>
+            </m:r>
+          </m:e>
+          <m:sub>
+            <m:r>
+              <w:rPr>
+                <w:rFonts w:ascii="Cambria Math" w:hAnsi="Cambria Math"/>
+              </w:rPr>
+              <m:t>i</m:t>
+            </m:r>
+          </m:sub>
+        </m:sSub>
+      </m:oMath>
+      <w:r>
+        <w:rPr>
+          <w:rFonts w:eastAsiaTheme="minorEastAsia"/>
+        </w:rPr>
+        <w:t xml:space="preserve"> adalah probabilitas dari kelas ke-</w:t>
+      </w:r>
+      <w:r>
+        <w:rPr>
+          <w:rFonts w:eastAsiaTheme="minorEastAsia"/>
+          <w:i/>
+          <w:iCs/>
+        </w:rPr>
+        <w:t>i</w:t>
+      </w:r>
+      <w:r>
+        <w:rPr>
+          <w:rFonts w:eastAsiaTheme="minorEastAsia"/>
+        </w:rPr>
+        <w:t xml:space="preserve"> dalam simpul </w:t>
+      </w:r>
+      <m:oMath>
+        <m:r>
+          <w:rPr>
+            <w:rFonts w:ascii="Cambria Math" w:hAnsi="Cambria Math"/>
+          </w:rPr>
+          <m:t>D</m:t>
+        </m:r>
+      </m:oMath>
+      <w:r>
+        <w:rPr>
+          <w:rFonts w:eastAsiaTheme="minorEastAsia"/>
+        </w:rPr>
+        <w:t xml:space="preserve">, dan </w:t>
+      </w:r>
+      <m:oMath>
+        <m:r>
+          <w:rPr>
+            <w:rFonts w:ascii="Cambria Math" w:hAnsi="Cambria Math"/>
+          </w:rPr>
+          <m:t>n</m:t>
+        </m:r>
+      </m:oMath>
+      <w:r>
+        <w:rPr>
+          <w:rFonts w:eastAsiaTheme="minorEastAsia"/>
+        </w:rPr>
+        <w:t xml:space="preserve"> adalah jumlah total kelas yang ada.  </w:t>
+      </w:r>
+    </w:p>
+    <w:p>
+      <w:pPr>
+        <w:spacing w:after="0" w:line="480" w:lineRule="auto"/>
+        <w:jc w:val="center"/>
+        <w:rPr>
+          <w:rFonts w:eastAsiaTheme="minorEastAsia"/>
+        </w:rPr>
+      </w:pPr>
+      <m:oMath>
+        <m:sSub>
+          <m:sSubPr>
+            <m:ctrlPr>
+              <w:rPr>
+                <w:rFonts w:ascii="Cambria Math" w:hAnsi="Cambria Math"/>
+                <w:i/>
+              </w:rPr>
+            </m:ctrlPr>
+          </m:sSubPr>
+          <m:e>
+            <m:r>
+              <w:rPr>
+                <w:rFonts w:ascii="Cambria Math" w:hAnsi="Cambria Math"/>
+              </w:rPr>
+              <m:t xml:space="preserve">Gini </m:t>
+            </m:r>
+          </m:e>
+          <m:sub>
+            <m:r>
+              <w:rPr>
+                <w:rFonts w:ascii="Cambria Math" w:hAnsi="Cambria Math"/>
+              </w:rPr>
+              <m:t xml:space="preserve">Split </m:t>
+            </m:r>
+          </m:sub>
+        </m:sSub>
+        <m:d>
+          <m:dPr>
+            <m:ctrlPr>
+              <w:rPr>
+                <w:rFonts w:ascii="Cambria Math" w:hAnsi="Cambria Math"/>
+                <w:i/>
+              </w:rPr>
+            </m:ctrlPr>
+          </m:dPr>
+          <m:e>
+            <m:r>
+              <w:rPr>
+                <w:rFonts w:ascii="Cambria Math" w:hAnsi="Cambria Math"/>
+              </w:rPr>
+              <m:t>D</m:t>
+            </m:r>
+          </m:e>
+        </m:d>
+        <m:r>
+          <w:rPr>
+            <w:rFonts w:ascii="Cambria Math" w:hAnsi="Cambria Math"/>
+          </w:rPr>
+          <m:t>=</m:t>
+        </m:r>
+        <m:f>
+          <m:fPr>
+            <m:ctrlPr>
+              <w:rPr>
+                <w:rFonts w:ascii="Cambria Math" w:hAnsi="Cambria Math"/>
+                <w:i/>
+              </w:rPr>
+            </m:ctrlPr>
+          </m:fPr>
+          <m:num>
+            <m:sSub>
+              <m:sSubPr>
+                <m:ctrlPr>
+                  <w:rPr>
+                    <w:rFonts w:ascii="Cambria Math" w:hAnsi="Cambria Math"/>
+                    <w:i/>
+                  </w:rPr>
+                </m:ctrlPr>
+              </m:sSubPr>
+              <m:e>
+                <m:r>
+                  <w:rPr>
+                    <w:rFonts w:ascii="Cambria Math" w:hAnsi="Cambria Math"/>
+                  </w:rPr>
+                  <m:t>N</m:t>
+                </m:r>
+              </m:e>
+              <m:sub>
+                <m:r>
+                  <w:rPr>
+                    <w:rFonts w:ascii="Cambria Math" w:hAnsi="Cambria Math"/>
+                  </w:rPr>
+                  <m:t>1</m:t>
+                </m:r>
+              </m:sub>
+            </m:sSub>
+            <m:ctrlPr>
+              <w:rPr>
+                <w:rFonts w:ascii="Cambria Math" w:eastAsiaTheme="minorEastAsia" w:hAnsi="Cambria Math"/>
+                <w:i/>
+              </w:rPr>
+            </m:ctrlPr>
+          </m:num>
+          <m:den>
+            <m:r>
+              <w:rPr>
+                <w:rFonts w:ascii="Cambria Math" w:eastAsiaTheme="minorEastAsia" w:hAnsi="Cambria Math"/>
+              </w:rPr>
+              <m:t>N</m:t>
+            </m:r>
+          </m:den>
+        </m:f>
+        <m:r>
+          <w:rPr>
+            <w:rFonts w:ascii="Cambria Math" w:hAnsi="Cambria Math"/>
+          </w:rPr>
+          <m:t>Gini Index(</m:t>
+        </m:r>
+        <m:sSub>
+          <m:sSubPr>
+            <m:ctrlPr>
+              <w:rPr>
+                <w:rFonts w:ascii="Cambria Math" w:hAnsi="Cambria Math"/>
+                <w:i/>
+              </w:rPr>
+            </m:ctrlPr>
+          </m:sSubPr>
+          <m:e>
+            <m:r>
+              <w:rPr>
+                <w:rFonts w:ascii="Cambria Math" w:hAnsi="Cambria Math"/>
+              </w:rPr>
+              <m:t>D</m:t>
+            </m:r>
+          </m:e>
+          <m:sub>
+            <m:r>
+              <w:rPr>
+                <w:rFonts w:ascii="Cambria Math" w:hAnsi="Cambria Math"/>
+              </w:rPr>
+              <m:t>1</m:t>
+            </m:r>
+          </m:sub>
+        </m:sSub>
+        <m:r>
+          <w:rPr>
+            <w:rFonts w:ascii="Cambria Math" w:hAnsi="Cambria Math"/>
+          </w:rPr>
+          <m:t xml:space="preserve">)+ </m:t>
+        </m:r>
+        <m:f>
+          <m:fPr>
+            <m:ctrlPr>
+              <w:rPr>
+                <w:rFonts w:ascii="Cambria Math" w:hAnsi="Cambria Math"/>
+                <w:i/>
+              </w:rPr>
+            </m:ctrlPr>
+          </m:fPr>
+          <m:num>
+            <m:sSub>
+              <m:sSubPr>
+                <m:ctrlPr>
+                  <w:rPr>
+                    <w:rFonts w:ascii="Cambria Math" w:hAnsi="Cambria Math"/>
+                    <w:i/>
+                  </w:rPr>
+                </m:ctrlPr>
+              </m:sSubPr>
+              <m:e>
+                <m:r>
+                  <w:rPr>
+                    <w:rFonts w:ascii="Cambria Math" w:hAnsi="Cambria Math"/>
+                  </w:rPr>
+                  <m:t>N</m:t>
+                </m:r>
+              </m:e>
+              <m:sub>
+                <m:r>
+                  <w:rPr>
+                    <w:rFonts w:ascii="Cambria Math" w:hAnsi="Cambria Math"/>
+                  </w:rPr>
+                  <m:t>2</m:t>
+                </m:r>
+              </m:sub>
+            </m:sSub>
+            <m:ctrlPr>
+              <w:rPr>
+                <w:rFonts w:ascii="Cambria Math" w:eastAsiaTheme="minorEastAsia" w:hAnsi="Cambria Math"/>
+                <w:i/>
+              </w:rPr>
+            </m:ctrlPr>
+          </m:num>
+          <m:den>
+            <m:r>
+              <w:rPr>
+                <w:rFonts w:ascii="Cambria Math" w:eastAsiaTheme="minorEastAsia" w:hAnsi="Cambria Math"/>
+              </w:rPr>
+              <m:t>N</m:t>
+            </m:r>
+          </m:den>
+        </m:f>
+        <m:r>
+          <w:rPr>
+            <w:rFonts w:ascii="Cambria Math" w:hAnsi="Cambria Math"/>
+          </w:rPr>
+          <m:t xml:space="preserve"> Gini Index(</m:t>
+        </m:r>
+        <m:sSub>
+          <m:sSubPr>
+            <m:ctrlPr>
+              <w:rPr>
+                <w:rFonts w:ascii="Cambria Math" w:hAnsi="Cambria Math"/>
+                <w:i/>
+              </w:rPr>
+            </m:ctrlPr>
+          </m:sSubPr>
+          <m:e>
+            <m:r>
+              <w:rPr>
+                <w:rFonts w:ascii="Cambria Math" w:hAnsi="Cambria Math"/>
+              </w:rPr>
+              <m:t>D</m:t>
+            </m:r>
+          </m:e>
+          <m:sub>
+            <m:r>
+              <w:rPr>
+                <w:rFonts w:ascii="Cambria Math" w:hAnsi="Cambria Math"/>
+              </w:rPr>
+              <m:t>2</m:t>
+            </m:r>
+          </m:sub>
+        </m:sSub>
+        <m:r>
+          <w:rPr>
+            <w:rFonts w:ascii="Cambria Math" w:hAnsi="Cambria Math"/>
+          </w:rPr>
+          <m:t>)</m:t>
+        </m:r>
+      </m:oMath>
+      <w:r>
+        <w:rPr>
+          <w:rFonts w:eastAsiaTheme="minorEastAsia"/>
+        </w:rPr>
+        <w:tab/>
+      </w:r>
+      <w:r>
+        <w:rPr>
+          <w:rFonts w:eastAsiaTheme="minorEastAsia"/>
+        </w:rPr>
+        <w:tab/>
+        <w:t>(</w:t>
+      </w:r>
+      <w:r>
+        <w:rPr>
+          <w:rFonts w:eastAsiaTheme="minorEastAsia"/>
+        </w:rPr>
+        <w:t>3</w:t>
+      </w:r>
+      <w:r>
+        <w:rPr>
+          <w:rFonts w:eastAsiaTheme="minorEastAsia"/>
+        </w:rPr>
+        <w:t>.</w:t>
+      </w:r>
+      <w:r>
+        <w:rPr>
+          <w:rFonts w:eastAsiaTheme="minorEastAsia"/>
+        </w:rPr>
+        <w:t>2</w:t>
+      </w:r>
+      <w:r>
+        <w:rPr>
+          <w:rFonts w:eastAsiaTheme="minorEastAsia"/>
+        </w:rPr>
+        <w:t>)</w:t>
+      </w:r>
+    </w:p>
+    <w:p>
+      <w:pPr>
+        <w:spacing w:after="0" w:line="480" w:lineRule="auto"/>
+        <w:rPr>
+          <w:rFonts w:eastAsiaTheme="minorEastAsia"/>
+        </w:rPr>
+      </w:pPr>
+      <w:r>
+        <w:t xml:space="preserve">di mana </w:t>
+      </w:r>
+      <m:oMath>
+        <m:sSub>
+          <m:sSubPr>
+            <m:ctrlPr>
+              <w:rPr>
+                <w:rFonts w:ascii="Cambria Math" w:hAnsi="Cambria Math"/>
+                <w:i/>
+              </w:rPr>
+            </m:ctrlPr>
+          </m:sSubPr>
+          <m:e>
+            <m:r>
+              <w:rPr>
+                <w:rFonts w:ascii="Cambria Math" w:hAnsi="Cambria Math"/>
+              </w:rPr>
+              <m:t>N</m:t>
+            </m:r>
+          </m:e>
+          <m:sub>
+            <m:r>
+              <w:rPr>
+                <w:rFonts w:ascii="Cambria Math" w:hAnsi="Cambria Math"/>
+              </w:rPr>
+              <m:t>1</m:t>
+            </m:r>
+          </m:sub>
+        </m:sSub>
+      </m:oMath>
+      <w:r>
+        <w:rPr>
+          <w:rFonts w:eastAsiaTheme="minorEastAsia"/>
+        </w:rPr>
+        <w:t xml:space="preserve"> dan </w:t>
+      </w:r>
+      <m:oMath>
+        <m:sSub>
+          <m:sSubPr>
+            <m:ctrlPr>
+              <w:rPr>
+                <w:rFonts w:ascii="Cambria Math" w:hAnsi="Cambria Math"/>
+                <w:i/>
+              </w:rPr>
+            </m:ctrlPr>
+          </m:sSubPr>
+          <m:e>
+            <m:r>
+              <w:rPr>
+                <w:rFonts w:ascii="Cambria Math" w:hAnsi="Cambria Math"/>
+              </w:rPr>
+              <m:t>N</m:t>
+            </m:r>
+          </m:e>
+          <m:sub>
+            <m:r>
+              <w:rPr>
+                <w:rFonts w:ascii="Cambria Math" w:hAnsi="Cambria Math"/>
+              </w:rPr>
+              <m:t>2</m:t>
+            </m:r>
+          </m:sub>
+        </m:sSub>
+      </m:oMath>
+      <w:r>
+        <w:rPr>
+          <w:rFonts w:eastAsiaTheme="minorEastAsia"/>
+        </w:rPr>
+        <w:t xml:space="preserve"> adalah jumlah sampel dalam subset setelah pemisahan, dan </w:t>
+      </w:r>
+      <m:oMath>
+        <m:r>
+          <w:rPr>
+            <w:rFonts w:ascii="Cambria Math" w:hAnsi="Cambria Math"/>
+          </w:rPr>
+          <m:t>N</m:t>
+        </m:r>
+      </m:oMath>
+      <w:r>
+        <w:rPr>
+          <w:rFonts w:eastAsiaTheme="minorEastAsia"/>
+        </w:rPr>
+        <w:t xml:space="preserve"> adalah jumlah total sampel pada </w:t>
+      </w:r>
+      <w:r>
+        <w:rPr>
+          <w:rFonts w:eastAsiaTheme="minorEastAsia"/>
+        </w:rPr>
+        <w:t>node</w:t>
+      </w:r>
+      <w:r>
+        <w:rPr>
+          <w:rFonts w:eastAsiaTheme="minorEastAsia"/>
+        </w:rPr>
+        <w:t xml:space="preserve"> yang diberikan.</w:t>
+      </w:r>
+    </w:p>
+    <w:p>
+      <w:pPr>
+        <w:spacing w:after="0" w:line="480" w:lineRule="auto"/>
+        <w:ind w:firstLine="567"/>
+      </w:pPr>
+    </w:p>
+    <w:p>
+      <w:pPr>
+        <w:spacing w:after="0" w:line="480" w:lineRule="auto"/>
+        <w:ind w:firstLine="567"/>
+      </w:pPr>
+    </w:p>
+    <w:p>
+      <w:pPr>
+        <w:spacing w:after="0" w:line="480" w:lineRule="auto"/>
+        <w:ind w:firstLine="567"/>
+      </w:pPr>
+    </w:p>
+    <w:p>
+      <w:pPr>
+        <w:spacing w:after="0" w:line="480" w:lineRule="auto"/>
+        <w:ind w:firstLine="567"/>
+      </w:pPr>
+    </w:p>
+    <w:p>
+      <w:pPr>
+        <w:spacing w:after="0" w:line="480" w:lineRule="auto"/>
+        <w:ind w:firstLine="567"/>
+      </w:pPr>
+    </w:p>
+    <w:p>
+      <w:pPr>
+        <w:spacing w:after="0" w:line="480" w:lineRule="auto"/>
+        <w:ind w:firstLine="567"/>
+      </w:pPr>
+    </w:p>
+    <w:p>
+      <w:pPr>
+        <w:spacing w:after="0" w:line="480" w:lineRule="auto"/>
+        <w:ind w:firstLine="567"/>
+      </w:pPr>
+    </w:p>
+    <w:p>
+      <w:pPr>
+        <w:spacing w:after="0" w:line="480" w:lineRule="auto"/>
+        <w:ind w:firstLine="567"/>
+      </w:pPr>
+    </w:p>
+    <w:p>
+      <w:pPr>
+        <w:pStyle w:val="Heading1"/>
         <w:numPr>
           <w:ilvl w:val="0"/>
           <w:numId w:val="7"/>
@@ -4136,7 +5216,7 @@
     </w:p>
     <w:tbl>
       <w:tblPr>
-        <w:tblStyle w:val="KisiTabel"/>
+        <w:tblStyle w:val="TableGrid"/>
         <w:tblW w:w="0" w:type="auto"/>
         <w:jc w:val="center"/>
         <w:tblLook w:val="04A0" w:firstRow="1" w:lastRow="0" w:firstColumn="1" w:lastColumn="0" w:noHBand="0" w:noVBand="1"/>
@@ -4311,6 +5391,7 @@
                 <w:iCs/>
                 <w:szCs w:val="24"/>
               </w:rPr>
+              <w:lastRenderedPageBreak/>
               <w:t>Classifier</w:t>
             </w:r>
             <w:r>
@@ -4363,6 +5444,7 @@
                 <w:bCs/>
                 <w:szCs w:val="24"/>
               </w:rPr>
+              <w:lastRenderedPageBreak/>
               <w:t>Aspek Ekonomis</w:t>
             </w:r>
           </w:p>
@@ -4379,7 +5461,15 @@
                 <w:rFonts w:cs="Times New Roman"/>
                 <w:szCs w:val="24"/>
               </w:rPr>
-              <w:t>Selama proses pelatihan KNN, kebutuhan komputasi dapat meningkat secara signifikan seiring dengan bertambahnya ukuran dataset (</w:t>
+              <w:t xml:space="preserve">Selama proses pelatihan KNN, kebutuhan komputasi dapat meningkat secara signifikan </w:t>
+            </w:r>
+            <w:r>
+              <w:rPr>
+                <w:rFonts w:cs="Times New Roman"/>
+                <w:szCs w:val="24"/>
+              </w:rPr>
+              <w:lastRenderedPageBreak/>
+              <w:t>seiring dengan bertambahnya ukuran dataset (</w:t>
             </w:r>
             <w:proofErr w:type="spellStart"/>
             <w:r>
@@ -4552,6 +5642,7 @@
                 <w:rFonts w:cs="Times New Roman"/>
                 <w:szCs w:val="24"/>
               </w:rPr>
+              <w:lastRenderedPageBreak/>
               <w:t>-</w:t>
             </w:r>
           </w:p>
@@ -4973,6 +6064,7 @@
                 <w:bCs/>
                 <w:szCs w:val="24"/>
               </w:rPr>
+              <w:lastRenderedPageBreak/>
               <w:t>Aspek Sustainbilitas</w:t>
             </w:r>
           </w:p>
@@ -5004,6 +6096,7 @@
                 <w:rFonts w:ascii="Segoe UI Symbol" w:hAnsi="Segoe UI Symbol" w:cs="Segoe UI Symbol"/>
                 <w:szCs w:val="24"/>
               </w:rPr>
+              <w:lastRenderedPageBreak/>
               <w:t>-</w:t>
             </w:r>
           </w:p>
@@ -5025,7 +6118,7 @@
     </w:p>
     <w:p>
       <w:pPr>
-        <w:pStyle w:val="Judul1"/>
+        <w:pStyle w:val="Heading1"/>
         <w:spacing w:line="480" w:lineRule="auto"/>
         <w:jc w:val="center"/>
         <w:rPr>
@@ -5041,6 +6134,7 @@
           <w:bCs/>
           <w:szCs w:val="24"/>
         </w:rPr>
+        <w:lastRenderedPageBreak/>
         <w:t>BAB III</w:t>
       </w:r>
       <w:r>
@@ -5063,7 +6157,7 @@
     </w:p>
     <w:p>
       <w:pPr>
-        <w:pStyle w:val="Judul1"/>
+        <w:pStyle w:val="Heading1"/>
         <w:numPr>
           <w:ilvl w:val="0"/>
           <w:numId w:val="26"/>
@@ -5088,7 +6182,7 @@
     </w:p>
     <w:p>
       <w:pPr>
-        <w:pStyle w:val="Judul1"/>
+        <w:pStyle w:val="Heading1"/>
         <w:numPr>
           <w:ilvl w:val="0"/>
           <w:numId w:val="26"/>
@@ -5128,7 +6222,7 @@
     </w:p>
     <w:p>
       <w:pPr>
-        <w:pStyle w:val="Judul1"/>
+        <w:pStyle w:val="Heading1"/>
         <w:numPr>
           <w:ilvl w:val="0"/>
           <w:numId w:val="26"/>
@@ -5192,6 +6286,7 @@
         <w:spacing w:after="0"/>
       </w:pPr>
       <w:r>
+        <w:lastRenderedPageBreak/>
         <w:t>Tabel 3.</w:t>
       </w:r>
       <w:r>
@@ -5216,7 +6311,7 @@
     <w:p/>
     <w:p>
       <w:pPr>
-        <w:pStyle w:val="Judul1"/>
+        <w:pStyle w:val="Heading1"/>
         <w:numPr>
           <w:ilvl w:val="0"/>
           <w:numId w:val="26"/>
@@ -5241,7 +6336,7 @@
     </w:p>
     <w:p>
       <w:pPr>
-        <w:pStyle w:val="Judul1"/>
+        <w:pStyle w:val="Heading1"/>
         <w:numPr>
           <w:ilvl w:val="0"/>
           <w:numId w:val="26"/>
@@ -5257,7 +6352,7 @@
     </w:p>
     <w:p>
       <w:pPr>
-        <w:pStyle w:val="Judul1"/>
+        <w:pStyle w:val="Heading1"/>
         <w:numPr>
           <w:ilvl w:val="0"/>
           <w:numId w:val="26"/>
@@ -5372,7 +6467,7 @@
     </w:p>
     <w:p>
       <w:pPr>
-        <w:pStyle w:val="Judul1"/>
+        <w:pStyle w:val="Heading1"/>
         <w:numPr>
           <w:ilvl w:val="0"/>
           <w:numId w:val="26"/>
@@ -5417,7 +6512,7 @@
     </w:p>
     <w:p>
       <w:pPr>
-        <w:pStyle w:val="DaftarParagraf"/>
+        <w:pStyle w:val="ListParagraph"/>
         <w:numPr>
           <w:ilvl w:val="0"/>
           <w:numId w:val="5"/>
@@ -5431,7 +6526,7 @@
     </w:p>
     <w:p>
       <w:pPr>
-        <w:pStyle w:val="DaftarParagraf"/>
+        <w:pStyle w:val="ListParagraph"/>
         <w:spacing w:after="0" w:line="480" w:lineRule="auto"/>
         <w:jc w:val="center"/>
         <w:rPr>
@@ -5443,6 +6538,7 @@
           <w:rPr>
             <w:rFonts w:ascii="Cambria Math" w:hAnsi="Cambria Math"/>
           </w:rPr>
+          <w:lastRenderedPageBreak/>
           <m:t>Accuracy=</m:t>
         </m:r>
         <m:f>
@@ -5656,7 +6752,7 @@
     </w:p>
     <w:p>
       <w:pPr>
-        <w:pStyle w:val="DaftarParagraf"/>
+        <w:pStyle w:val="ListParagraph"/>
         <w:spacing w:after="0" w:line="480" w:lineRule="auto"/>
         <w:ind w:left="567"/>
       </w:pPr>
@@ -5666,7 +6762,7 @@
     </w:p>
     <w:p>
       <w:pPr>
-        <w:pStyle w:val="DaftarParagraf"/>
+        <w:pStyle w:val="ListParagraph"/>
         <w:spacing w:after="0" w:line="480" w:lineRule="auto"/>
         <w:ind w:left="567"/>
         <w:rPr>
@@ -5738,7 +6834,7 @@
     </w:p>
     <w:p>
       <w:pPr>
-        <w:pStyle w:val="DaftarParagraf"/>
+        <w:pStyle w:val="ListParagraph"/>
         <w:spacing w:after="0" w:line="480" w:lineRule="auto"/>
         <w:ind w:left="567"/>
         <w:rPr>
@@ -5810,7 +6906,7 @@
     </w:p>
     <w:p>
       <w:pPr>
-        <w:pStyle w:val="DaftarParagraf"/>
+        <w:pStyle w:val="ListParagraph"/>
         <w:spacing w:after="0" w:line="480" w:lineRule="auto"/>
         <w:ind w:left="567"/>
         <w:rPr>
@@ -5882,7 +6978,7 @@
     </w:p>
     <w:p>
       <w:pPr>
-        <w:pStyle w:val="DaftarParagraf"/>
+        <w:pStyle w:val="ListParagraph"/>
         <w:spacing w:after="0" w:line="480" w:lineRule="auto"/>
         <w:ind w:left="567"/>
         <w:rPr>
@@ -5954,7 +7050,7 @@
     </w:p>
     <w:p>
       <w:pPr>
-        <w:pStyle w:val="DaftarParagraf"/>
+        <w:pStyle w:val="ListParagraph"/>
         <w:numPr>
           <w:ilvl w:val="0"/>
           <w:numId w:val="5"/>
@@ -5968,7 +7064,7 @@
     </w:p>
     <w:p>
       <w:pPr>
-        <w:pStyle w:val="DaftarParagraf"/>
+        <w:pStyle w:val="ListParagraph"/>
         <w:spacing w:after="0" w:line="480" w:lineRule="auto"/>
         <w:ind w:left="567"/>
         <w:jc w:val="center"/>
@@ -6098,7 +7194,7 @@
     </w:p>
     <w:p>
       <w:pPr>
-        <w:pStyle w:val="DaftarParagraf"/>
+        <w:pStyle w:val="ListParagraph"/>
         <w:spacing w:after="0" w:line="480" w:lineRule="auto"/>
         <w:ind w:left="567"/>
       </w:pPr>
@@ -6108,7 +7204,7 @@
     </w:p>
     <w:p>
       <w:pPr>
-        <w:pStyle w:val="DaftarParagraf"/>
+        <w:pStyle w:val="ListParagraph"/>
         <w:spacing w:after="0" w:line="480" w:lineRule="auto"/>
         <w:ind w:left="567"/>
         <w:rPr>
@@ -6180,7 +7276,7 @@
     </w:p>
     <w:p>
       <w:pPr>
-        <w:pStyle w:val="DaftarParagraf"/>
+        <w:pStyle w:val="ListParagraph"/>
         <w:spacing w:after="0" w:line="480" w:lineRule="auto"/>
         <w:ind w:left="567"/>
       </w:pPr>
@@ -6249,7 +7345,7 @@
     </w:p>
     <w:p>
       <w:pPr>
-        <w:pStyle w:val="DaftarParagraf"/>
+        <w:pStyle w:val="ListParagraph"/>
         <w:numPr>
           <w:ilvl w:val="0"/>
           <w:numId w:val="5"/>
@@ -6403,7 +7499,7 @@
     </w:p>
     <w:p>
       <w:pPr>
-        <w:pStyle w:val="DaftarParagraf"/>
+        <w:pStyle w:val="ListParagraph"/>
         <w:spacing w:after="0" w:line="480" w:lineRule="auto"/>
         <w:ind w:left="567"/>
       </w:pPr>
@@ -6413,7 +7509,7 @@
     </w:p>
     <w:p>
       <w:pPr>
-        <w:pStyle w:val="DaftarParagraf"/>
+        <w:pStyle w:val="ListParagraph"/>
         <w:spacing w:after="0" w:line="480" w:lineRule="auto"/>
         <w:ind w:left="567"/>
         <w:rPr>
@@ -6485,7 +7581,7 @@
     </w:p>
     <w:p>
       <w:pPr>
-        <w:pStyle w:val="DaftarParagraf"/>
+        <w:pStyle w:val="ListParagraph"/>
         <w:spacing w:after="0" w:line="480" w:lineRule="auto"/>
         <w:ind w:left="567"/>
         <w:rPr>
@@ -6557,7 +7653,7 @@
     </w:p>
     <w:p>
       <w:pPr>
-        <w:pStyle w:val="DaftarParagraf"/>
+        <w:pStyle w:val="ListParagraph"/>
         <w:numPr>
           <w:ilvl w:val="0"/>
           <w:numId w:val="5"/>
@@ -6640,7 +7736,7 @@
     <w:p/>
     <w:p>
       <w:pPr>
-        <w:pStyle w:val="Judul1"/>
+        <w:pStyle w:val="Heading1"/>
         <w:numPr>
           <w:ilvl w:val="0"/>
           <w:numId w:val="26"/>
@@ -6650,6 +7746,7 @@
       </w:pPr>
       <w:bookmarkStart w:id="69" w:name="_Toc178662391"/>
       <w:r>
+        <w:lastRenderedPageBreak/>
         <w:t>Hasil</w:t>
       </w:r>
       <w:bookmarkEnd w:id="69"/>
@@ -6869,7 +7966,7 @@
     </w:p>
     <w:p>
       <w:pPr>
-        <w:pStyle w:val="Judul1"/>
+        <w:pStyle w:val="Heading1"/>
         <w:spacing w:line="480" w:lineRule="auto"/>
         <w:jc w:val="center"/>
         <w:rPr>
@@ -6885,6 +7982,7 @@
           <w:bCs/>
           <w:szCs w:val="24"/>
         </w:rPr>
+        <w:lastRenderedPageBreak/>
         <w:t>BAB IV</w:t>
       </w:r>
       <w:r>
@@ -7017,6 +8115,7 @@
           <w:b/>
           <w:bCs w:val="0"/>
         </w:rPr>
+        <w:lastRenderedPageBreak/>
         <w:t>DAFTAR PUSTAKA</w:t>
       </w:r>
       <w:bookmarkEnd w:id="71"/>
@@ -8021,6 +9120,7 @@
         <w:rPr>
           <w:color w:val="000000" w:themeColor="text1"/>
         </w:rPr>
+        <w:lastRenderedPageBreak/>
         <w:t xml:space="preserve">Pratiwi, A., &amp; </w:t>
       </w:r>
       <w:proofErr w:type="spellStart"/>
@@ -12243,11 +13343,11 @@
       <w:lang w:val="id-ID"/>
     </w:rPr>
   </w:style>
-  <w:style w:type="paragraph" w:styleId="Judul1">
+  <w:style w:type="paragraph" w:styleId="Heading1">
     <w:name w:val="heading 1"/>
     <w:basedOn w:val="Normal"/>
     <w:next w:val="Normal"/>
-    <w:link w:val="Judul1KAR"/>
+    <w:link w:val="Heading1Char"/>
     <w:uiPriority w:val="9"/>
     <w:qFormat/>
     <w:rsid w:val="00871597"/>
@@ -12263,11 +13363,11 @@
       <w:szCs w:val="32"/>
     </w:rPr>
   </w:style>
-  <w:style w:type="paragraph" w:styleId="Judul2">
+  <w:style w:type="paragraph" w:styleId="Heading2">
     <w:name w:val="heading 2"/>
     <w:basedOn w:val="Normal"/>
     <w:next w:val="Normal"/>
-    <w:link w:val="Judul2KAR"/>
+    <w:link w:val="Heading2Char"/>
     <w:uiPriority w:val="9"/>
     <w:unhideWhenUsed/>
     <w:qFormat/>
@@ -12283,11 +13383,11 @@
       <w:szCs w:val="26"/>
     </w:rPr>
   </w:style>
-  <w:style w:type="paragraph" w:styleId="Judul3">
+  <w:style w:type="paragraph" w:styleId="Heading3">
     <w:name w:val="heading 3"/>
     <w:basedOn w:val="Normal"/>
     <w:next w:val="Normal"/>
-    <w:link w:val="Judul3KAR"/>
+    <w:link w:val="Heading3Char"/>
     <w:uiPriority w:val="9"/>
     <w:unhideWhenUsed/>
     <w:qFormat/>
@@ -12303,13 +13403,12 @@
       <w:szCs w:val="24"/>
     </w:rPr>
   </w:style>
-  <w:style w:type="character" w:default="1" w:styleId="FontParagrafDefault">
+  <w:style w:type="character" w:default="1" w:styleId="DefaultParagraphFont">
     <w:name w:val="Default Paragraph Font"/>
     <w:uiPriority w:val="1"/>
-    <w:semiHidden/>
     <w:unhideWhenUsed/>
   </w:style>
-  <w:style w:type="table" w:default="1" w:styleId="TabelNormal">
+  <w:style w:type="table" w:default="1" w:styleId="TableNormal">
     <w:name w:val="Normal Table"/>
     <w:uiPriority w:val="99"/>
     <w:semiHidden/>
@@ -12324,17 +13423,17 @@
       </w:tblCellMar>
     </w:tblPr>
   </w:style>
-  <w:style w:type="numbering" w:default="1" w:styleId="TidakAdaDaftar">
+  <w:style w:type="numbering" w:default="1" w:styleId="NoList">
     <w:name w:val="No List"/>
     <w:uiPriority w:val="99"/>
     <w:semiHidden/>
     <w:unhideWhenUsed/>
   </w:style>
-  <w:style w:type="paragraph" w:styleId="Kutipan">
+  <w:style w:type="paragraph" w:styleId="Quote">
     <w:name w:val="Quote"/>
-    <w:basedOn w:val="Judul1"/>
+    <w:basedOn w:val="Heading1"/>
     <w:next w:val="Normal"/>
-    <w:link w:val="KutipanKAR"/>
+    <w:link w:val="QuoteChar"/>
     <w:uiPriority w:val="29"/>
     <w:qFormat/>
     <w:rsid w:val="006025F2"/>
@@ -12349,10 +13448,10 @@
       <w:sz w:val="28"/>
     </w:rPr>
   </w:style>
-  <w:style w:type="character" w:customStyle="1" w:styleId="KutipanKAR">
-    <w:name w:val="Kutipan KAR"/>
-    <w:basedOn w:val="FontParagrafDefault"/>
-    <w:link w:val="Kutipan"/>
+  <w:style w:type="character" w:customStyle="1" w:styleId="QuoteChar">
+    <w:name w:val="Quote Char"/>
+    <w:basedOn w:val="DefaultParagraphFont"/>
+    <w:link w:val="Quote"/>
     <w:uiPriority w:val="29"/>
     <w:rsid w:val="006025F2"/>
     <w:rPr>
@@ -12365,10 +13464,10 @@
       <w:lang w:val="id-ID"/>
     </w:rPr>
   </w:style>
-  <w:style w:type="character" w:customStyle="1" w:styleId="Judul1KAR">
-    <w:name w:val="Judul 1 KAR"/>
-    <w:basedOn w:val="FontParagrafDefault"/>
-    <w:link w:val="Judul1"/>
+  <w:style w:type="character" w:customStyle="1" w:styleId="Heading1Char">
+    <w:name w:val="Heading 1 Char"/>
+    <w:basedOn w:val="DefaultParagraphFont"/>
+    <w:link w:val="Heading1"/>
     <w:uiPriority w:val="9"/>
     <w:rsid w:val="00871597"/>
     <w:rPr>
@@ -12380,9 +13479,9 @@
       <w:lang w:val="id-ID"/>
     </w:rPr>
   </w:style>
-  <w:style w:type="table" w:styleId="KisiTabel">
+  <w:style w:type="table" w:styleId="TableGrid">
     <w:name w:val="Table Grid"/>
-    <w:basedOn w:val="TabelNormal"/>
+    <w:basedOn w:val="TableNormal"/>
     <w:uiPriority w:val="39"/>
     <w:rsid w:val="006025F2"/>
     <w:pPr>
@@ -12399,7 +13498,7 @@
       </w:tblBorders>
     </w:tblPr>
   </w:style>
-  <w:style w:type="paragraph" w:styleId="DaftarParagraf">
+  <w:style w:type="paragraph" w:styleId="ListParagraph">
     <w:name w:val="List Paragraph"/>
     <w:basedOn w:val="Normal"/>
     <w:uiPriority w:val="1"/>
@@ -12413,7 +13512,7 @@
   <w:style w:type="paragraph" w:styleId="Header">
     <w:name w:val="header"/>
     <w:basedOn w:val="Normal"/>
-    <w:link w:val="HeaderKAR"/>
+    <w:link w:val="HeaderChar"/>
     <w:uiPriority w:val="99"/>
     <w:unhideWhenUsed/>
     <w:rsid w:val="004E68F0"/>
@@ -12425,9 +13524,9 @@
       <w:spacing w:after="0" w:line="240" w:lineRule="auto"/>
     </w:pPr>
   </w:style>
-  <w:style w:type="character" w:customStyle="1" w:styleId="HeaderKAR">
-    <w:name w:val="Header KAR"/>
-    <w:basedOn w:val="FontParagrafDefault"/>
+  <w:style w:type="character" w:customStyle="1" w:styleId="HeaderChar">
+    <w:name w:val="Header Char"/>
+    <w:basedOn w:val="DefaultParagraphFont"/>
     <w:link w:val="Header"/>
     <w:uiPriority w:val="99"/>
     <w:rsid w:val="004E68F0"/>
@@ -12441,7 +13540,7 @@
   <w:style w:type="paragraph" w:styleId="Footer">
     <w:name w:val="footer"/>
     <w:basedOn w:val="Normal"/>
-    <w:link w:val="FooterKAR"/>
+    <w:link w:val="FooterChar"/>
     <w:uiPriority w:val="99"/>
     <w:unhideWhenUsed/>
     <w:rsid w:val="004E68F0"/>
@@ -12453,9 +13552,9 @@
       <w:spacing w:after="0" w:line="240" w:lineRule="auto"/>
     </w:pPr>
   </w:style>
-  <w:style w:type="character" w:customStyle="1" w:styleId="FooterKAR">
-    <w:name w:val="Footer KAR"/>
-    <w:basedOn w:val="FontParagrafDefault"/>
+  <w:style w:type="character" w:customStyle="1" w:styleId="FooterChar">
+    <w:name w:val="Footer Char"/>
+    <w:basedOn w:val="DefaultParagraphFont"/>
     <w:link w:val="Footer"/>
     <w:uiPriority w:val="99"/>
     <w:rsid w:val="004E68F0"/>
@@ -12466,9 +13565,9 @@
       <w:lang w:val="id-ID"/>
     </w:rPr>
   </w:style>
-  <w:style w:type="paragraph" w:styleId="JudulTOC">
+  <w:style w:type="paragraph" w:styleId="TOCHeading">
     <w:name w:val="TOC Heading"/>
-    <w:basedOn w:val="Judul1"/>
+    <w:basedOn w:val="Heading1"/>
     <w:next w:val="Normal"/>
     <w:uiPriority w:val="39"/>
     <w:unhideWhenUsed/>
@@ -12503,7 +13602,7 @@
   </w:style>
   <w:style w:type="character" w:styleId="Hyperlink">
     <w:name w:val="Hyperlink"/>
-    <w:basedOn w:val="FontParagrafDefault"/>
+    <w:basedOn w:val="DefaultParagraphFont"/>
     <w:uiPriority w:val="99"/>
     <w:unhideWhenUsed/>
     <w:rsid w:val="00514A13"/>
@@ -12512,10 +13611,10 @@
       <w:u w:val="single"/>
     </w:rPr>
   </w:style>
-  <w:style w:type="character" w:customStyle="1" w:styleId="Judul2KAR">
-    <w:name w:val="Judul 2 KAR"/>
-    <w:basedOn w:val="FontParagrafDefault"/>
-    <w:link w:val="Judul2"/>
+  <w:style w:type="character" w:customStyle="1" w:styleId="Heading2Char">
+    <w:name w:val="Heading 2 Char"/>
+    <w:basedOn w:val="DefaultParagraphFont"/>
+    <w:link w:val="Heading2"/>
     <w:uiPriority w:val="9"/>
     <w:rsid w:val="008C2163"/>
     <w:rPr>
@@ -12526,10 +13625,10 @@
       <w:lang w:val="id-ID"/>
     </w:rPr>
   </w:style>
-  <w:style w:type="character" w:customStyle="1" w:styleId="Judul3KAR">
-    <w:name w:val="Judul 3 KAR"/>
-    <w:basedOn w:val="FontParagrafDefault"/>
-    <w:link w:val="Judul3"/>
+  <w:style w:type="character" w:customStyle="1" w:styleId="Heading3Char">
+    <w:name w:val="Heading 3 Char"/>
+    <w:basedOn w:val="DefaultParagraphFont"/>
+    <w:link w:val="Heading3"/>
     <w:uiPriority w:val="9"/>
     <w:rsid w:val="008C2163"/>
     <w:rPr>
@@ -12540,10 +13639,10 @@
       <w:lang w:val="id-ID"/>
     </w:rPr>
   </w:style>
-  <w:style w:type="paragraph" w:styleId="TeksIsi">
+  <w:style w:type="paragraph" w:styleId="BodyText">
     <w:name w:val="Body Text"/>
     <w:basedOn w:val="Normal"/>
-    <w:link w:val="TeksIsiKAR"/>
+    <w:link w:val="BodyTextChar"/>
     <w:uiPriority w:val="99"/>
     <w:unhideWhenUsed/>
     <w:rsid w:val="00A65E87"/>
@@ -12551,10 +13650,10 @@
       <w:spacing w:after="120"/>
     </w:pPr>
   </w:style>
-  <w:style w:type="character" w:customStyle="1" w:styleId="TeksIsiKAR">
-    <w:name w:val="Teks Isi KAR"/>
-    <w:basedOn w:val="FontParagrafDefault"/>
-    <w:link w:val="TeksIsi"/>
+  <w:style w:type="character" w:customStyle="1" w:styleId="BodyTextChar">
+    <w:name w:val="Body Text Char"/>
+    <w:basedOn w:val="DefaultParagraphFont"/>
+    <w:link w:val="BodyText"/>
     <w:uiPriority w:val="99"/>
     <w:rsid w:val="00A65E87"/>
     <w:rPr>
@@ -12564,11 +13663,11 @@
       <w:lang w:val="id-ID"/>
     </w:rPr>
   </w:style>
-  <w:style w:type="paragraph" w:styleId="Keterangan">
+  <w:style w:type="paragraph" w:styleId="Caption">
     <w:name w:val="caption"/>
     <w:basedOn w:val="Normal"/>
     <w:next w:val="Normal"/>
-    <w:link w:val="KeteranganKAR"/>
+    <w:link w:val="CaptionChar"/>
     <w:uiPriority w:val="35"/>
     <w:unhideWhenUsed/>
     <w:qFormat/>
@@ -12582,7 +13681,7 @@
       <w:szCs w:val="18"/>
     </w:rPr>
   </w:style>
-  <w:style w:type="paragraph" w:styleId="TabelGambar">
+  <w:style w:type="paragraph" w:styleId="TableofFigures">
     <w:name w:val="table of figures"/>
     <w:basedOn w:val="Normal"/>
     <w:next w:val="Normal"/>
@@ -12669,9 +13768,9 @@
       <w:szCs w:val="20"/>
     </w:rPr>
   </w:style>
-  <w:style w:type="character" w:styleId="Tempatpenampungteks">
+  <w:style w:type="character" w:styleId="PlaceholderText">
     <w:name w:val="Placeholder Text"/>
-    <w:basedOn w:val="FontParagrafDefault"/>
+    <w:basedOn w:val="DefaultParagraphFont"/>
     <w:uiPriority w:val="99"/>
     <w:semiHidden/>
     <w:rsid w:val="004070DB"/>
@@ -12692,7 +13791,7 @@
   </w:style>
   <w:style w:type="character" w:customStyle="1" w:styleId="PersamaanChar">
     <w:name w:val="Persamaan Char"/>
-    <w:basedOn w:val="FontParagrafDefault"/>
+    <w:basedOn w:val="DefaultParagraphFont"/>
     <w:link w:val="Persamaan"/>
     <w:rsid w:val="005F5646"/>
     <w:rPr>
@@ -12704,7 +13803,7 @@
   </w:style>
   <w:style w:type="paragraph" w:customStyle="1" w:styleId="TableCaption">
     <w:name w:val="Table Caption"/>
-    <w:basedOn w:val="Keterangan"/>
+    <w:basedOn w:val="Caption"/>
     <w:link w:val="TableCaptionChar"/>
     <w:qFormat/>
     <w:rsid w:val="00764212"/>
@@ -12715,7 +13814,7 @@
   </w:style>
   <w:style w:type="character" w:customStyle="1" w:styleId="TableCaptionChar">
     <w:name w:val="Table Caption Char"/>
-    <w:basedOn w:val="FontParagrafDefault"/>
+    <w:basedOn w:val="DefaultParagraphFont"/>
     <w:link w:val="TableCaption"/>
     <w:rsid w:val="00764212"/>
     <w:rPr>
@@ -12728,10 +13827,10 @@
       <w:lang w:val="id-ID"/>
     </w:rPr>
   </w:style>
-  <w:style w:type="character" w:customStyle="1" w:styleId="KeteranganKAR">
-    <w:name w:val="Keterangan KAR"/>
-    <w:basedOn w:val="FontParagrafDefault"/>
-    <w:link w:val="Keterangan"/>
+  <w:style w:type="character" w:customStyle="1" w:styleId="CaptionChar">
+    <w:name w:val="Caption Char"/>
+    <w:basedOn w:val="DefaultParagraphFont"/>
+    <w:link w:val="Caption"/>
     <w:uiPriority w:val="35"/>
     <w:rsid w:val="006A222D"/>
     <w:rPr>
@@ -12762,7 +13861,7 @@
   </w:style>
   <w:style w:type="character" w:customStyle="1" w:styleId="UnresolvedMention1">
     <w:name w:val="Unresolved Mention1"/>
-    <w:basedOn w:val="FontParagrafDefault"/>
+    <w:basedOn w:val="DefaultParagraphFont"/>
     <w:uiPriority w:val="99"/>
     <w:semiHidden/>
     <w:unhideWhenUsed/>
@@ -12772,10 +13871,10 @@
       <w:shd w:val="clear" w:color="auto" w:fill="E1DFDD"/>
     </w:rPr>
   </w:style>
-  <w:style w:type="paragraph" w:styleId="TeksCatatanKaki">
+  <w:style w:type="paragraph" w:styleId="FootnoteText">
     <w:name w:val="footnote text"/>
     <w:basedOn w:val="Normal"/>
-    <w:link w:val="TeksCatatanKakiKAR"/>
+    <w:link w:val="FootnoteTextChar"/>
     <w:uiPriority w:val="99"/>
     <w:semiHidden/>
     <w:unhideWhenUsed/>
@@ -12788,10 +13887,10 @@
       <w:szCs w:val="20"/>
     </w:rPr>
   </w:style>
-  <w:style w:type="character" w:customStyle="1" w:styleId="TeksCatatanKakiKAR">
-    <w:name w:val="Teks Catatan Kaki KAR"/>
-    <w:basedOn w:val="FontParagrafDefault"/>
-    <w:link w:val="TeksCatatanKaki"/>
+  <w:style w:type="character" w:customStyle="1" w:styleId="FootnoteTextChar">
+    <w:name w:val="Footnote Text Char"/>
+    <w:basedOn w:val="DefaultParagraphFont"/>
+    <w:link w:val="FootnoteText"/>
     <w:uiPriority w:val="99"/>
     <w:semiHidden/>
     <w:rsid w:val="008C78C1"/>
@@ -12803,9 +13902,9 @@
       <w:lang w:val="id-ID"/>
     </w:rPr>
   </w:style>
-  <w:style w:type="character" w:styleId="HiperlinkyangDiikuti">
+  <w:style w:type="character" w:styleId="FollowedHyperlink">
     <w:name w:val="FollowedHyperlink"/>
-    <w:basedOn w:val="FontParagrafDefault"/>
+    <w:basedOn w:val="DefaultParagraphFont"/>
     <w:uiPriority w:val="99"/>
     <w:semiHidden/>
     <w:unhideWhenUsed/>
@@ -12815,9 +13914,9 @@
       <w:u w:val="single"/>
     </w:rPr>
   </w:style>
-  <w:style w:type="character" w:styleId="ReferensiKomentar">
+  <w:style w:type="character" w:styleId="CommentReference">
     <w:name w:val="annotation reference"/>
-    <w:basedOn w:val="FontParagrafDefault"/>
+    <w:basedOn w:val="DefaultParagraphFont"/>
     <w:uiPriority w:val="99"/>
     <w:semiHidden/>
     <w:unhideWhenUsed/>
@@ -12827,10 +13926,10 @@
       <w:szCs w:val="16"/>
     </w:rPr>
   </w:style>
-  <w:style w:type="paragraph" w:styleId="TeksKomentar">
+  <w:style w:type="paragraph" w:styleId="CommentText">
     <w:name w:val="annotation text"/>
     <w:basedOn w:val="Normal"/>
-    <w:link w:val="TeksKomentarKAR"/>
+    <w:link w:val="CommentTextChar"/>
     <w:uiPriority w:val="99"/>
     <w:semiHidden/>
     <w:unhideWhenUsed/>
@@ -12843,10 +13942,10 @@
       <w:szCs w:val="20"/>
     </w:rPr>
   </w:style>
-  <w:style w:type="character" w:customStyle="1" w:styleId="TeksKomentarKAR">
-    <w:name w:val="Teks Komentar KAR"/>
-    <w:basedOn w:val="FontParagrafDefault"/>
-    <w:link w:val="TeksKomentar"/>
+  <w:style w:type="character" w:customStyle="1" w:styleId="CommentTextChar">
+    <w:name w:val="Comment Text Char"/>
+    <w:basedOn w:val="DefaultParagraphFont"/>
+    <w:link w:val="CommentText"/>
     <w:uiPriority w:val="99"/>
     <w:semiHidden/>
     <w:rsid w:val="004E646D"/>
@@ -12857,11 +13956,11 @@
       <w:lang w:val="id-ID"/>
     </w:rPr>
   </w:style>
-  <w:style w:type="paragraph" w:styleId="SubjekKomentar">
+  <w:style w:type="paragraph" w:styleId="CommentSubject">
     <w:name w:val="annotation subject"/>
-    <w:basedOn w:val="TeksKomentar"/>
-    <w:next w:val="TeksKomentar"/>
-    <w:link w:val="SubjekKomentarKAR"/>
+    <w:basedOn w:val="CommentText"/>
+    <w:next w:val="CommentText"/>
+    <w:link w:val="CommentSubjectChar"/>
     <w:uiPriority w:val="99"/>
     <w:semiHidden/>
     <w:unhideWhenUsed/>
@@ -12871,10 +13970,10 @@
       <w:bCs/>
     </w:rPr>
   </w:style>
-  <w:style w:type="character" w:customStyle="1" w:styleId="SubjekKomentarKAR">
-    <w:name w:val="Subjek Komentar KAR"/>
-    <w:basedOn w:val="TeksKomentarKAR"/>
-    <w:link w:val="SubjekKomentar"/>
+  <w:style w:type="character" w:customStyle="1" w:styleId="CommentSubjectChar">
+    <w:name w:val="Comment Subject Char"/>
+    <w:basedOn w:val="CommentTextChar"/>
+    <w:link w:val="CommentSubject"/>
     <w:uiPriority w:val="99"/>
     <w:semiHidden/>
     <w:rsid w:val="004E646D"/>
@@ -12887,9 +13986,9 @@
       <w:lang w:val="id-ID"/>
     </w:rPr>
   </w:style>
-  <w:style w:type="character" w:styleId="SebutanYangBelumTerselesaikan">
+  <w:style w:type="character" w:styleId="UnresolvedMention">
     <w:name w:val="Unresolved Mention"/>
-    <w:basedOn w:val="FontParagrafDefault"/>
+    <w:basedOn w:val="DefaultParagraphFont"/>
     <w:uiPriority w:val="99"/>
     <w:semiHidden/>
     <w:unhideWhenUsed/>
@@ -12901,7 +14000,7 @@
   </w:style>
   <w:style w:type="paragraph" w:customStyle="1" w:styleId="HeadingIntro">
     <w:name w:val="Heading Intro"/>
-    <w:basedOn w:val="Judul1"/>
+    <w:basedOn w:val="Heading1"/>
     <w:link w:val="HeadingIntroChar"/>
     <w:qFormat/>
     <w:rsid w:val="00D91D1F"/>
@@ -12915,7 +14014,7 @@
   </w:style>
   <w:style w:type="character" w:customStyle="1" w:styleId="HeadingIntroChar">
     <w:name w:val="Heading Intro Char"/>
-    <w:basedOn w:val="Judul1KAR"/>
+    <w:basedOn w:val="Heading1Char"/>
     <w:link w:val="HeadingIntro"/>
     <w:rsid w:val="00D91D1F"/>
     <w:rPr>

--- a/PROPOSAL TUGAS AKHIR.docx
+++ b/PROPOSAL TUGAS AKHIR.docx
@@ -630,7 +630,7 @@
     </w:p>
     <w:tbl>
       <w:tblPr>
-        <w:tblStyle w:val="TableGrid"/>
+        <w:tblStyle w:val="KisiTabel"/>
         <w:tblW w:w="8359" w:type="dxa"/>
         <w:jc w:val="center"/>
         <w:tblBorders>
@@ -990,7 +990,6 @@
           <w:b/>
           <w:bCs w:val="0"/>
         </w:rPr>
-        <w:lastRenderedPageBreak/>
         <w:t>KATA PENGANTAR</w:t>
       </w:r>
       <w:bookmarkEnd w:id="2"/>
@@ -1074,7 +1073,7 @@
     </w:p>
     <w:p>
       <w:pPr>
-        <w:pStyle w:val="ListParagraph"/>
+        <w:pStyle w:val="DaftarParagraf"/>
         <w:numPr>
           <w:ilvl w:val="0"/>
           <w:numId w:val="1"/>
@@ -1096,7 +1095,7 @@
     </w:p>
     <w:p>
       <w:pPr>
-        <w:pStyle w:val="ListParagraph"/>
+        <w:pStyle w:val="DaftarParagraf"/>
         <w:numPr>
           <w:ilvl w:val="0"/>
           <w:numId w:val="1"/>
@@ -1118,7 +1117,7 @@
     </w:p>
     <w:p>
       <w:pPr>
-        <w:pStyle w:val="ListParagraph"/>
+        <w:pStyle w:val="DaftarParagraf"/>
         <w:numPr>
           <w:ilvl w:val="0"/>
           <w:numId w:val="1"/>
@@ -1140,7 +1139,7 @@
     </w:p>
     <w:p>
       <w:pPr>
-        <w:pStyle w:val="ListParagraph"/>
+        <w:pStyle w:val="DaftarParagraf"/>
         <w:numPr>
           <w:ilvl w:val="0"/>
           <w:numId w:val="1"/>
@@ -1162,7 +1161,7 @@
     </w:p>
     <w:p>
       <w:pPr>
-        <w:pStyle w:val="ListParagraph"/>
+        <w:pStyle w:val="DaftarParagraf"/>
         <w:numPr>
           <w:ilvl w:val="0"/>
           <w:numId w:val="1"/>
@@ -1184,7 +1183,7 @@
     </w:p>
     <w:p>
       <w:pPr>
-        <w:pStyle w:val="ListParagraph"/>
+        <w:pStyle w:val="DaftarParagraf"/>
         <w:numPr>
           <w:ilvl w:val="0"/>
           <w:numId w:val="1"/>
@@ -1201,44 +1200,12 @@
           <w:rFonts w:cs="Times New Roman"/>
           <w:szCs w:val="24"/>
         </w:rPr>
-        <w:t xml:space="preserve">Bapak Dr. </w:t>
-      </w:r>
-      <w:proofErr w:type="spellStart"/>
-      <w:r>
-        <w:rPr>
-          <w:rFonts w:cs="Times New Roman"/>
-          <w:szCs w:val="24"/>
-        </w:rPr>
-        <w:t>Wijang</w:t>
-      </w:r>
-      <w:proofErr w:type="spellEnd"/>
-      <w:r>
-        <w:rPr>
-          <w:rFonts w:cs="Times New Roman"/>
-          <w:szCs w:val="24"/>
-        </w:rPr>
-        <w:t xml:space="preserve"> </w:t>
-      </w:r>
-      <w:proofErr w:type="spellStart"/>
-      <w:r>
-        <w:rPr>
-          <w:rFonts w:cs="Times New Roman"/>
-          <w:szCs w:val="24"/>
-        </w:rPr>
-        <w:t>Widhiarso</w:t>
-      </w:r>
-      <w:proofErr w:type="spellEnd"/>
-      <w:r>
-        <w:rPr>
-          <w:rFonts w:cs="Times New Roman"/>
-          <w:szCs w:val="24"/>
-        </w:rPr>
-        <w:t xml:space="preserve">, M.Kom., selaku Dekan Fakultas Ilmu Komputer dan Rekayasa. </w:t>
-      </w:r>
-    </w:p>
-    <w:p>
-      <w:pPr>
-        <w:pStyle w:val="ListParagraph"/>
+        <w:t xml:space="preserve">Bapak Dr. Wijang Widhiarso, M.Kom., selaku Dekan Fakultas Ilmu Komputer dan Rekayasa. </w:t>
+      </w:r>
+    </w:p>
+    <w:p>
+      <w:pPr>
+        <w:pStyle w:val="DaftarParagraf"/>
         <w:numPr>
           <w:ilvl w:val="0"/>
           <w:numId w:val="1"/>
@@ -1260,7 +1227,7 @@
     </w:p>
     <w:p>
       <w:pPr>
-        <w:pStyle w:val="ListParagraph"/>
+        <w:pStyle w:val="DaftarParagraf"/>
         <w:numPr>
           <w:ilvl w:val="0"/>
           <w:numId w:val="1"/>
@@ -1282,7 +1249,7 @@
     </w:p>
     <w:p>
       <w:pPr>
-        <w:pStyle w:val="ListParagraph"/>
+        <w:pStyle w:val="DaftarParagraf"/>
         <w:numPr>
           <w:ilvl w:val="0"/>
           <w:numId w:val="1"/>
@@ -1299,46 +1266,14 @@
           <w:rFonts w:cs="Times New Roman"/>
           <w:szCs w:val="24"/>
         </w:rPr>
-        <w:t xml:space="preserve">Bapak Daniel </w:t>
-      </w:r>
-      <w:proofErr w:type="spellStart"/>
-      <w:r>
-        <w:rPr>
-          <w:rFonts w:cs="Times New Roman"/>
-          <w:szCs w:val="24"/>
-        </w:rPr>
-        <w:t>Udju</w:t>
-      </w:r>
-      <w:r>
-        <w:rPr>
-          <w:rFonts w:cs="Times New Roman"/>
-          <w:szCs w:val="24"/>
-        </w:rPr>
-        <w:t>lalawa</w:t>
-      </w:r>
-      <w:proofErr w:type="spellEnd"/>
-      <w:r>
-        <w:rPr>
-          <w:rFonts w:cs="Times New Roman"/>
-          <w:szCs w:val="24"/>
-        </w:rPr>
-        <w:t xml:space="preserve">, </w:t>
-      </w:r>
-      <w:proofErr w:type="spellStart"/>
-      <w:r>
-        <w:rPr>
-          <w:rFonts w:cs="Times New Roman"/>
-          <w:szCs w:val="24"/>
-        </w:rPr>
-        <w:t>S.Kom.,M.T.I</w:t>
-      </w:r>
-      <w:proofErr w:type="spellEnd"/>
-      <w:r>
-        <w:rPr>
-          <w:rFonts w:cs="Times New Roman"/>
-          <w:szCs w:val="24"/>
-        </w:rPr>
-        <w:t>.., selaku P</w:t>
+        <w:t>Bapak Daniel Udju</w:t>
+      </w:r>
+      <w:r>
+        <w:rPr>
+          <w:rFonts w:cs="Times New Roman"/>
+          <w:szCs w:val="24"/>
+        </w:rPr>
+        <w:t>lalawa, S.Kom.,M.T.I.., selaku P</w:t>
       </w:r>
       <w:r>
         <w:rPr>
@@ -1357,7 +1292,7 @@
     </w:p>
     <w:p>
       <w:pPr>
-        <w:pStyle w:val="ListParagraph"/>
+        <w:pStyle w:val="DaftarParagraf"/>
         <w:numPr>
           <w:ilvl w:val="0"/>
           <w:numId w:val="1"/>
@@ -1400,7 +1335,7 @@
     </w:p>
     <w:p>
       <w:pPr>
-        <w:pStyle w:val="ListParagraph"/>
+        <w:pStyle w:val="DaftarParagraf"/>
         <w:numPr>
           <w:ilvl w:val="0"/>
           <w:numId w:val="1"/>
@@ -1417,13 +1352,12 @@
           <w:rFonts w:cs="Times New Roman"/>
           <w:szCs w:val="24"/>
         </w:rPr>
-        <w:lastRenderedPageBreak/>
         <w:t>Keluarga dan teman-teman yang telah memberikan dukungan dan saran selama proses pengerjaan tugas akhir.</w:t>
       </w:r>
     </w:p>
     <w:p>
       <w:pPr>
-        <w:pStyle w:val="ListParagraph"/>
+        <w:pStyle w:val="DaftarParagraf"/>
         <w:numPr>
           <w:ilvl w:val="0"/>
           <w:numId w:val="1"/>
@@ -1447,23 +1381,7 @@
           <w:rFonts w:cs="Times New Roman"/>
           <w:szCs w:val="24"/>
         </w:rPr>
-        <w:t xml:space="preserve">epada Aldo Kadafi, Muhammad Fadli dan </w:t>
-      </w:r>
-      <w:proofErr w:type="spellStart"/>
-      <w:r>
-        <w:rPr>
-          <w:rFonts w:cs="Times New Roman"/>
-          <w:szCs w:val="24"/>
-        </w:rPr>
-        <w:t>Kartiva</w:t>
-      </w:r>
-      <w:proofErr w:type="spellEnd"/>
-      <w:r>
-        <w:rPr>
-          <w:rFonts w:cs="Times New Roman"/>
-          <w:szCs w:val="24"/>
-        </w:rPr>
-        <w:t xml:space="preserve"> </w:t>
+        <w:t xml:space="preserve">epada Aldo Kadafi, Muhammad Fadli dan Kartiva </w:t>
       </w:r>
       <w:r>
         <w:rPr>
@@ -1500,7 +1418,7 @@
     </w:p>
     <w:tbl>
       <w:tblPr>
-        <w:tblStyle w:val="TableGrid"/>
+        <w:tblStyle w:val="KisiTabel"/>
         <w:tblW w:w="0" w:type="auto"/>
         <w:tblBorders>
           <w:top w:val="none" w:sz="0" w:space="0" w:color="auto"/>
@@ -1694,7 +1612,6 @@
           <w:b/>
           <w:bCs w:val="0"/>
         </w:rPr>
-        <w:lastRenderedPageBreak/>
         <w:t>DAFTAR ISI</w:t>
       </w:r>
       <w:bookmarkEnd w:id="8"/>
@@ -1886,7 +1803,6 @@
           <w:b/>
           <w:bCs w:val="0"/>
         </w:rPr>
-        <w:lastRenderedPageBreak/>
         <w:t>DAFTAR TABEL</w:t>
       </w:r>
       <w:bookmarkEnd w:id="11"/>
@@ -1896,7 +1812,7 @@
     <w:p/>
     <w:p>
       <w:pPr>
-        <w:pStyle w:val="TableofFigures"/>
+        <w:pStyle w:val="TabelGambar"/>
         <w:tabs>
           <w:tab w:val="right" w:leader="dot" w:pos="7927"/>
         </w:tabs>
@@ -1979,7 +1895,7 @@
     </w:p>
     <w:p>
       <w:pPr>
-        <w:pStyle w:val="TableofFigures"/>
+        <w:pStyle w:val="TabelGambar"/>
         <w:tabs>
           <w:tab w:val="right" w:leader="dot" w:pos="7927"/>
         </w:tabs>
@@ -2041,7 +1957,7 @@
     </w:p>
     <w:p>
       <w:pPr>
-        <w:pStyle w:val="TableofFigures"/>
+        <w:pStyle w:val="TabelGambar"/>
         <w:tabs>
           <w:tab w:val="right" w:leader="dot" w:pos="7927"/>
         </w:tabs>
@@ -2103,7 +2019,7 @@
     </w:p>
     <w:p>
       <w:pPr>
-        <w:pStyle w:val="TableofFigures"/>
+        <w:pStyle w:val="TabelGambar"/>
         <w:tabs>
           <w:tab w:val="right" w:leader="dot" w:pos="7927"/>
         </w:tabs>
@@ -2165,7 +2081,7 @@
     </w:p>
     <w:p>
       <w:pPr>
-        <w:pStyle w:val="TableofFigures"/>
+        <w:pStyle w:val="TabelGambar"/>
         <w:tabs>
           <w:tab w:val="right" w:leader="dot" w:pos="7927"/>
         </w:tabs>
@@ -2409,7 +2325,7 @@
     <w:p/>
     <w:p>
       <w:pPr>
-        <w:pStyle w:val="TableofFigures"/>
+        <w:pStyle w:val="TabelGambar"/>
         <w:tabs>
           <w:tab w:val="right" w:leader="dot" w:pos="7927"/>
         </w:tabs>
@@ -2494,7 +2410,7 @@
     </w:p>
     <w:p>
       <w:pPr>
-        <w:pStyle w:val="TableofFigures"/>
+        <w:pStyle w:val="TabelGambar"/>
         <w:tabs>
           <w:tab w:val="right" w:leader="dot" w:pos="7927"/>
         </w:tabs>
@@ -2558,7 +2474,7 @@
     </w:p>
     <w:p>
       <w:pPr>
-        <w:pStyle w:val="TableofFigures"/>
+        <w:pStyle w:val="TabelGambar"/>
         <w:tabs>
           <w:tab w:val="right" w:leader="dot" w:pos="7927"/>
         </w:tabs>
@@ -2726,7 +2642,7 @@
     </w:p>
     <w:p>
       <w:pPr>
-        <w:pStyle w:val="Heading1"/>
+        <w:pStyle w:val="Judul1"/>
         <w:spacing w:line="480" w:lineRule="auto"/>
         <w:jc w:val="center"/>
         <w:rPr>
@@ -2747,7 +2663,6 @@
           <w:bCs/>
           <w:szCs w:val="24"/>
         </w:rPr>
-        <w:lastRenderedPageBreak/>
         <w:t>BAB I</w:t>
       </w:r>
       <w:r>
@@ -2775,7 +2690,7 @@
     </w:p>
     <w:p>
       <w:pPr>
-        <w:pStyle w:val="Heading1"/>
+        <w:pStyle w:val="Judul1"/>
         <w:numPr>
           <w:ilvl w:val="0"/>
           <w:numId w:val="2"/>
@@ -2820,15 +2735,7 @@
         <w:t xml:space="preserve"> bagi</w:t>
       </w:r>
       <w:r>
-        <w:t xml:space="preserve"> manusia (</w:t>
-      </w:r>
-      <w:proofErr w:type="spellStart"/>
-      <w:r>
-        <w:t>Kynta</w:t>
-      </w:r>
-      <w:proofErr w:type="spellEnd"/>
-      <w:r>
-        <w:t>, 2024)</w:t>
+        <w:t xml:space="preserve"> manusia (Kynta, 2024)</w:t>
       </w:r>
       <w:r>
         <w:t>.</w:t>
@@ -2861,15 +2768,7 @@
         <w:t>buah-buahan</w:t>
       </w:r>
       <w:r>
-        <w:t>, dan tanaman hias (</w:t>
-      </w:r>
-      <w:proofErr w:type="spellStart"/>
-      <w:r>
-        <w:t>Bharata</w:t>
-      </w:r>
-      <w:proofErr w:type="spellEnd"/>
-      <w:r>
-        <w:t>, 2023).</w:t>
+        <w:t>, dan tanaman hias (Bharata, 2023).</w:t>
       </w:r>
     </w:p>
     <w:p>
@@ -2932,16 +2831,7 @@
         <w:ind w:firstLine="567"/>
       </w:pPr>
       <w:r>
-        <w:lastRenderedPageBreak/>
-        <w:t>Berbagai elemen dapat memengaruhi kondisi ini, di antaranya adalah curah hujan, tipe tanah, dan tingkat evapotranspirasi (Hermanto, 2023). Proses evapotranspirasi terdiri dari dua komponen utama, yaitu evaporasi, yang merupakan perubahan air menjadi uap, dan transpirasi, yang mengacu pada penguapan air dari permukaan tanah (Sofia, 2023). Tingkat evapotranspirasi sangat dipengaruhi oleh faktor-faktor iklim serta jenis tanaman yang ada (</w:t>
-      </w:r>
-      <w:proofErr w:type="spellStart"/>
-      <w:r>
-        <w:t>Fausan</w:t>
-      </w:r>
-      <w:proofErr w:type="spellEnd"/>
-      <w:r>
-        <w:t>, 2020). Oleh karena itu, ketersediaan air dan kelembaban tanah menjadi aspek yang krusial untuk menggantikan air yang hilang selama proses ini.</w:t>
+        <w:t>Berbagai elemen dapat memengaruhi kondisi ini, di antaranya adalah curah hujan, tipe tanah, dan tingkat evapotranspirasi (Hermanto, 2023). Proses evapotranspirasi terdiri dari dua komponen utama, yaitu evaporasi, yang merupakan perubahan air menjadi uap, dan transpirasi, yang mengacu pada penguapan air dari permukaan tanah (Sofia, 2023). Tingkat evapotranspirasi sangat dipengaruhi oleh faktor-faktor iklim serta jenis tanaman yang ada (Fausan, 2020). Oleh karena itu, ketersediaan air dan kelembaban tanah menjadi aspek yang krusial untuk menggantikan air yang hilang selama proses ini.</w:t>
       </w:r>
     </w:p>
     <w:p>
@@ -3001,11 +2891,7 @@
         <w:t xml:space="preserve">kesulitan dalam memprediksi kelembaban tanah secara akurat akibat perubahan cuaca yang mendadak (Ningrum, 2023). </w:t>
       </w:r>
       <w:r>
-        <w:t xml:space="preserve">Hal ini disebabkan oleh metode pengukuran yang </w:t>
-      </w:r>
-      <w:r>
-        <w:lastRenderedPageBreak/>
-        <w:t>masih dilakukan secara visual dengan menggunakan alat sederhana, yang tidak mampu memberikan data secara real</w:t>
+        <w:t>Hal ini disebabkan oleh metode pengukuran yang masih dilakukan secara visual dengan menggunakan alat sederhana, yang tidak mampu memberikan data secara real</w:t>
       </w:r>
       <w:r>
         <w:t>-</w:t>
@@ -3023,15 +2909,7 @@
         <w:t xml:space="preserve"> Mereka</w:t>
       </w:r>
       <w:r>
-        <w:t xml:space="preserve"> sering bergantung pada pengalaman pribadi untuk menentukan waktu dan jumlah air yang dibutuhkan dalam proses penyiraman tanaman (</w:t>
-      </w:r>
-      <w:proofErr w:type="spellStart"/>
-      <w:r>
-        <w:t>Anggarda</w:t>
-      </w:r>
-      <w:proofErr w:type="spellEnd"/>
-      <w:r>
-        <w:t>, 2023).</w:t>
+        <w:t xml:space="preserve"> sering bergantung pada pengalaman pribadi untuk menentukan waktu dan jumlah air yang dibutuhkan dalam proses penyiraman tanaman (Anggarda, 2023).</w:t>
       </w:r>
     </w:p>
     <w:p>
@@ -3076,11 +2954,7 @@
         <w:ind w:firstLine="567"/>
       </w:pPr>
       <w:r>
-        <w:t xml:space="preserve">Hasil wawancara dengan Kemas Muhammad Ridhuan, selaku penyuluh pertanian di UPTD Balai Pengembangan Dan Produksi Benih Tanaman Pangan Dan </w:t>
-      </w:r>
-      <w:r>
-        <w:lastRenderedPageBreak/>
-        <w:t xml:space="preserve">Hortikultura mengungkapkan bahwa petani sering menghadapi tantangan dalam memantau musim dan kelembaban tanah secara manual, yang tidak efisien dan bergantung pada fisik. Ketergantungan pada metode tradisional ini sering kali mengakibatkan kegagalan panen dan krisis ekonomi, terutama di bahwa pengaruh fenomena seperti El Nino, yang memperburuk efisiensi dan akurasi dalam pengelolaan tanaman. </w:t>
+        <w:t xml:space="preserve">Hasil wawancara dengan Kemas Muhammad Ridhuan, selaku penyuluh pertanian di UPTD Balai Pengembangan Dan Produksi Benih Tanaman Pangan Dan Hortikultura mengungkapkan bahwa petani sering menghadapi tantangan dalam memantau musim dan kelembaban tanah secara manual, yang tidak efisien dan bergantung pada fisik. Ketergantungan pada metode tradisional ini sering kali mengakibatkan kegagalan panen dan krisis ekonomi, terutama di bahwa pengaruh fenomena seperti El Nino, yang memperburuk efisiensi dan akurasi dalam pengelolaan tanaman. </w:t>
       </w:r>
     </w:p>
     <w:p>
@@ -3104,15 +2978,7 @@
         <w:ind w:firstLine="567"/>
       </w:pPr>
       <w:r>
-        <w:t xml:space="preserve">Hasil wawancara dengan Denny Satria Mandala Putra, selaku direktur </w:t>
-      </w:r>
-      <w:proofErr w:type="spellStart"/>
-      <w:r>
-        <w:t>Quranic</w:t>
-      </w:r>
-      <w:proofErr w:type="spellEnd"/>
-      <w:r>
-        <w:t xml:space="preserve"> Farm menjelaskan bahwa pemantauan kelembaban tanah secara konvensional tidak akurat dan memerlukan banyak tenaga, sedangkan penyiraman manual sering tidak merata, terutama di musim kemarau. Akibatnya, pertumbuhan tanaman menjadi tidak seragam dan risiko penyakit tanaman meningkat. Pemantauan secara manual yang memakan waktu juga mengganggu aktivitas lain di perkebunan yang cukup besar.</w:t>
+        <w:t>Hasil wawancara dengan Denny Satria Mandala Putra, selaku direktur Quranic Farm menjelaskan bahwa pemantauan kelembaban tanah secara konvensional tidak akurat dan memerlukan banyak tenaga, sedangkan penyiraman manual sering tidak merata, terutama di musim kemarau. Akibatnya, pertumbuhan tanaman menjadi tidak seragam dan risiko penyakit tanaman meningkat. Pemantauan secara manual yang memakan waktu juga mengganggu aktivitas lain di perkebunan yang cukup besar.</w:t>
       </w:r>
     </w:p>
     <w:p>
@@ -3131,11 +2997,7 @@
         <w:t>Internet of Things</w:t>
       </w:r>
       <w:r>
-        <w:t xml:space="preserve"> dan kecerdasan buatan memberikan dampak yang signifikan pada berbagai sektor </w:t>
-      </w:r>
-      <w:r>
-        <w:lastRenderedPageBreak/>
-        <w:t xml:space="preserve">pertanian. Salah satu teknologi yang diimplementasikan dalam bidang pertanian adalah </w:t>
+        <w:t xml:space="preserve"> dan kecerdasan buatan memberikan dampak yang signifikan pada berbagai sektor pertanian. Salah satu teknologi yang diimplementasikan dalam bidang pertanian adalah </w:t>
       </w:r>
       <w:r>
         <w:rPr>
@@ -3145,15 +3007,7 @@
         <w:t>Machine Learning</w:t>
       </w:r>
       <w:r>
-        <w:t>, yang merupakan bagian dari kecerdasan buatan yang melibatkan proses pembelajaran melalui komputasi dan identifikasi pola untuk melakukan prediksi serta pengambilan keputusan secara otomatis berdasarkan data yang tersedia (</w:t>
-      </w:r>
-      <w:proofErr w:type="spellStart"/>
-      <w:r>
-        <w:t>Anggarda</w:t>
-      </w:r>
-      <w:proofErr w:type="spellEnd"/>
-      <w:r>
-        <w:t xml:space="preserve">, 2023). </w:t>
+        <w:t xml:space="preserve">, yang merupakan bagian dari kecerdasan buatan yang melibatkan proses pembelajaran melalui komputasi dan identifikasi pola untuk melakukan prediksi serta pengambilan keputusan secara otomatis berdasarkan data yang tersedia (Anggarda, 2023). </w:t>
       </w:r>
     </w:p>
     <w:p>
@@ -3174,190 +3028,136 @@
       <w:r>
         <w:t xml:space="preserve">, yang memanfaatkan sensor </w:t>
       </w:r>
-      <w:proofErr w:type="spellStart"/>
       <w:r>
         <w:rPr>
           <w:i/>
           <w:iCs/>
         </w:rPr>
-        <w:t>Automatic</w:t>
-      </w:r>
-      <w:proofErr w:type="spellEnd"/>
+        <w:t>Automatic Weather Station</w:t>
+      </w:r>
+      <w:r>
+        <w:t xml:space="preserve"> (AWS), kelembaban tanah, dan berbagai faktor lingkungan lainnya</w:t>
+      </w:r>
+      <w:r>
+        <w:t xml:space="preserve">. </w:t>
+      </w:r>
+      <w:r>
+        <w:t xml:space="preserve">Setiap sensor menghasilkan data yang dikirimkan ke mikrokontroler </w:t>
+      </w:r>
+      <w:r>
+        <w:t>untuk analisis atau prediksi (Kaur, 2024).</w:t>
+      </w:r>
+      <w:r>
+        <w:t xml:space="preserve"> </w:t>
+      </w:r>
+      <w:r>
+        <w:t xml:space="preserve">Dengan </w:t>
+      </w:r>
+      <w:r>
+        <w:t>memanfaatkan</w:t>
+      </w:r>
+      <w:r>
+        <w:t xml:space="preserve"> </w:t>
+      </w:r>
       <w:r>
         <w:rPr>
           <w:i/>
           <w:iCs/>
         </w:rPr>
+        <w:t>Machine Learning</w:t>
+      </w:r>
+      <w:r>
+        <w:t xml:space="preserve">, </w:t>
+      </w:r>
+      <w:r>
+        <w:t>sistem</w:t>
+      </w:r>
+      <w:r>
         <w:t xml:space="preserve"> </w:t>
       </w:r>
-      <w:proofErr w:type="spellStart"/>
+      <w:r>
+        <w:t>ini</w:t>
+      </w:r>
+      <w:r>
+        <w:t xml:space="preserve"> dapat </w:t>
+      </w:r>
+      <w:r>
+        <w:t xml:space="preserve">memprediksi kebutuhan penyiraman dan memberikan rekomendasi </w:t>
+      </w:r>
+      <w:r>
+        <w:t>terkait</w:t>
+      </w:r>
+      <w:r>
+        <w:t xml:space="preserve"> waktu serta volume air yang diperlukan, berdasarkan </w:t>
+      </w:r>
+      <w:r>
+        <w:t>dataset yang</w:t>
+      </w:r>
+      <w:r>
+        <w:t xml:space="preserve"> </w:t>
+      </w:r>
+      <w:r>
+        <w:t>mencakup informasi mengenai</w:t>
+      </w:r>
+      <w:r>
+        <w:t xml:space="preserve"> cuaca hujan, suhu udara, kelembaban tanah, dan faktor-faktor lainnya</w:t>
+      </w:r>
+      <w:r>
+        <w:t xml:space="preserve"> (Anggarda, 2023).</w:t>
+      </w:r>
+    </w:p>
+    <w:p>
+      <w:pPr>
+        <w:spacing w:after="0" w:line="480" w:lineRule="auto"/>
+        <w:ind w:firstLine="567"/>
+      </w:pPr>
+      <w:r>
+        <w:t>Pengembangan sistem</w:t>
+      </w:r>
+      <w:r>
+        <w:t xml:space="preserve"> irigasi cerdas seperti prediksi penyiraman</w:t>
+      </w:r>
+      <w:r>
+        <w:t xml:space="preserve"> yang memanfaatkan </w:t>
+      </w:r>
       <w:r>
         <w:rPr>
           <w:i/>
           <w:iCs/>
         </w:rPr>
-        <w:t>Weather</w:t>
-      </w:r>
-      <w:proofErr w:type="spellEnd"/>
+        <w:t>Machine Learning</w:t>
+      </w:r>
+      <w:r>
+        <w:t xml:space="preserve"> untuk memprediksi waktu penyiraman optimal memiliki berbagai keuntungan. Pertama, sistem ini dapat menghemat waktu dan usaha petani dalam memerlukan kebutuhan air. Kedua, dengan tingkat akurasi prediksi yang tinggi, sistem ini berkontribusi dalam mengoptimalkan penggunaan air dan mengurangi pemborosan. Ketiga, rekomendasi yang akurat dari sistem ini dapat meningkatkan produktivitas pertanian dengan memastikan pemenuhan kebutuhan air yang tepat waktu untuk tanaman (Anggarda, 2023).</w:t>
+      </w:r>
+    </w:p>
+    <w:p>
+      <w:pPr>
+        <w:spacing w:after="0" w:line="480" w:lineRule="auto"/>
+        <w:ind w:firstLine="567"/>
+      </w:pPr>
+      <w:r>
+        <w:t xml:space="preserve">Secara keseluruhan, dapat disimpulkan bahwa sistem irigasi cerdas yang memanfaatkan teknologi </w:t>
+      </w:r>
       <w:r>
         <w:rPr>
           <w:i/>
           <w:iCs/>
         </w:rPr>
-        <w:t xml:space="preserve"> </w:t>
-      </w:r>
-      <w:proofErr w:type="spellStart"/>
+        <w:t>Internet of Things</w:t>
+      </w:r>
+      <w:r>
+        <w:t xml:space="preserve"> dan </w:t>
+      </w:r>
       <w:r>
         <w:rPr>
           <w:i/>
           <w:iCs/>
         </w:rPr>
-        <w:t>Station</w:t>
-      </w:r>
-      <w:proofErr w:type="spellEnd"/>
-      <w:r>
-        <w:t xml:space="preserve"> (AWS), kelembaban tanah, dan berbagai faktor lingkungan lainnya</w:t>
-      </w:r>
-      <w:r>
-        <w:t xml:space="preserve">. </w:t>
-      </w:r>
-      <w:r>
-        <w:t xml:space="preserve">Setiap sensor menghasilkan data yang dikirimkan ke mikrokontroler </w:t>
-      </w:r>
-      <w:r>
-        <w:t>untuk analisis atau prediksi (Kaur, 2024).</w:t>
-      </w:r>
-      <w:r>
-        <w:t xml:space="preserve"> </w:t>
-      </w:r>
-      <w:r>
-        <w:t xml:space="preserve">Dengan </w:t>
-      </w:r>
-      <w:r>
-        <w:t>memanfaatkan</w:t>
-      </w:r>
-      <w:r>
-        <w:t xml:space="preserve"> </w:t>
-      </w:r>
-      <w:r>
-        <w:rPr>
-          <w:i/>
-          <w:iCs/>
-        </w:rPr>
         <w:t>Machine Learning</w:t>
       </w:r>
       <w:r>
-        <w:t xml:space="preserve">, </w:t>
-      </w:r>
-      <w:r>
-        <w:t>sistem</w:t>
-      </w:r>
-      <w:r>
-        <w:t xml:space="preserve"> </w:t>
-      </w:r>
-      <w:r>
-        <w:t>ini</w:t>
-      </w:r>
-      <w:r>
-        <w:t xml:space="preserve"> dapat </w:t>
-      </w:r>
-      <w:r>
-        <w:t xml:space="preserve">memprediksi kebutuhan penyiraman dan memberikan rekomendasi </w:t>
-      </w:r>
-      <w:r>
-        <w:t>terkait</w:t>
-      </w:r>
-      <w:r>
-        <w:t xml:space="preserve"> waktu serta volume air yang diperlukan, berdasarkan </w:t>
-      </w:r>
-      <w:r>
-        <w:t>dataset yang</w:t>
-      </w:r>
-      <w:r>
-        <w:t xml:space="preserve"> </w:t>
-      </w:r>
-      <w:r>
-        <w:t>mencakup informasi mengenai</w:t>
-      </w:r>
-      <w:r>
-        <w:t xml:space="preserve"> cuaca hujan, suhu udara, kelembaban tanah, dan faktor-faktor lainnya</w:t>
-      </w:r>
-      <w:r>
-        <w:t xml:space="preserve"> (</w:t>
-      </w:r>
-      <w:proofErr w:type="spellStart"/>
-      <w:r>
-        <w:t>Anggarda</w:t>
-      </w:r>
-      <w:proofErr w:type="spellEnd"/>
-      <w:r>
-        <w:t>, 2023).</w:t>
-      </w:r>
-    </w:p>
-    <w:p>
-      <w:pPr>
-        <w:spacing w:after="0" w:line="480" w:lineRule="auto"/>
-        <w:ind w:firstLine="567"/>
-      </w:pPr>
-      <w:r>
-        <w:t>Pengembangan sistem</w:t>
-      </w:r>
-      <w:r>
-        <w:t xml:space="preserve"> irigasi cerdas seperti prediksi penyiraman</w:t>
-      </w:r>
-      <w:r>
-        <w:t xml:space="preserve"> yang memanfaatkan </w:t>
-      </w:r>
-      <w:r>
-        <w:rPr>
-          <w:i/>
-          <w:iCs/>
-        </w:rPr>
-        <w:t>Machine Learning</w:t>
-      </w:r>
-      <w:r>
-        <w:t xml:space="preserve"> untuk memprediksi waktu penyiraman optimal memiliki berbagai keuntungan. Pertama, sistem ini dapat menghemat waktu dan usaha petani dalam memerlukan kebutuhan air. Kedua, dengan tingkat akurasi prediksi yang tinggi, sistem ini berkontribusi dalam mengoptimalkan penggunaan air dan mengurangi pemborosan. Ketiga, rekomendasi yang akurat dari sistem ini dapat meningkatkan produktivitas pertanian dengan memastikan pemenuhan kebutuhan air yang tepat waktu untuk tanaman (</w:t>
-      </w:r>
-      <w:proofErr w:type="spellStart"/>
-      <w:r>
-        <w:t>Anggarda</w:t>
-      </w:r>
-      <w:proofErr w:type="spellEnd"/>
-      <w:r>
-        <w:t>, 2023).</w:t>
-      </w:r>
-    </w:p>
-    <w:p>
-      <w:pPr>
-        <w:spacing w:after="0" w:line="480" w:lineRule="auto"/>
-        <w:ind w:firstLine="567"/>
-      </w:pPr>
-      <w:r>
-        <w:t xml:space="preserve">Secara keseluruhan, dapat disimpulkan bahwa sistem irigasi cerdas yang memanfaatkan teknologi </w:t>
-      </w:r>
-      <w:r>
-        <w:rPr>
-          <w:i/>
-          <w:iCs/>
-        </w:rPr>
-        <w:t>Internet of Things</w:t>
-      </w:r>
-      <w:r>
-        <w:t xml:space="preserve"> dan </w:t>
-      </w:r>
-      <w:r>
-        <w:rPr>
-          <w:i/>
-          <w:iCs/>
-        </w:rPr>
-        <w:t>Machine Learning</w:t>
-      </w:r>
-      <w:r>
-        <w:t xml:space="preserve"> memberikan </w:t>
-      </w:r>
-      <w:r>
-        <w:lastRenderedPageBreak/>
-        <w:t>keuntungan signifikan bagi para petani. Sistem ini memungkinkan pemantauan, pengendalian, dan perencanaan irigasi yang lebih efisien dalam waktu, tenaga, dan sumber daya manusia</w:t>
+        <w:t xml:space="preserve"> memberikan keuntungan signifikan bagi para petani. Sistem ini memungkinkan pemantauan, pengendalian, dan perencanaan irigasi yang lebih efisien dalam waktu, tenaga, dan sumber daya manusia</w:t>
       </w:r>
       <w:r>
         <w:t xml:space="preserve">, serta berpotensi mengurangi biaya dan penggunaan air, dan meningkatkan hasil panen. Dengan demikian, penulis tertarik untuk merancang </w:t>
@@ -3371,7 +3171,7 @@
     </w:p>
     <w:p>
       <w:pPr>
-        <w:pStyle w:val="Heading1"/>
+        <w:pStyle w:val="Judul1"/>
         <w:numPr>
           <w:ilvl w:val="0"/>
           <w:numId w:val="2"/>
@@ -3415,7 +3215,7 @@
     </w:p>
     <w:p>
       <w:pPr>
-        <w:pStyle w:val="Heading1"/>
+        <w:pStyle w:val="Judul1"/>
         <w:numPr>
           <w:ilvl w:val="0"/>
           <w:numId w:val="2"/>
@@ -3434,7 +3234,7 @@
     </w:p>
     <w:p>
       <w:pPr>
-        <w:pStyle w:val="Heading2"/>
+        <w:pStyle w:val="Judul2"/>
         <w:numPr>
           <w:ilvl w:val="0"/>
           <w:numId w:val="3"/>
@@ -3463,7 +3263,7 @@
     </w:p>
     <w:p>
       <w:pPr>
-        <w:pStyle w:val="Heading2"/>
+        <w:pStyle w:val="Judul2"/>
         <w:numPr>
           <w:ilvl w:val="0"/>
           <w:numId w:val="3"/>
@@ -3499,7 +3299,7 @@
     </w:p>
     <w:p>
       <w:pPr>
-        <w:pStyle w:val="Heading2"/>
+        <w:pStyle w:val="Judul2"/>
         <w:numPr>
           <w:ilvl w:val="0"/>
           <w:numId w:val="3"/>
@@ -3532,7 +3332,7 @@
     </w:p>
     <w:p>
       <w:pPr>
-        <w:pStyle w:val="Heading1"/>
+        <w:pStyle w:val="Judul1"/>
         <w:numPr>
           <w:ilvl w:val="0"/>
           <w:numId w:val="2"/>
@@ -3542,7 +3342,6 @@
       </w:pPr>
       <w:bookmarkStart w:id="36" w:name="_Toc178662373"/>
       <w:r>
-        <w:lastRenderedPageBreak/>
         <w:t>Analisis Terhadap Karakteristik Solusi</w:t>
       </w:r>
       <w:bookmarkEnd w:id="36"/>
@@ -3555,7 +3354,7 @@
     </w:p>
     <w:p>
       <w:pPr>
-        <w:pStyle w:val="Heading1"/>
+        <w:pStyle w:val="Judul1"/>
         <w:numPr>
           <w:ilvl w:val="0"/>
           <w:numId w:val="2"/>
@@ -3577,7 +3376,7 @@
     </w:p>
     <w:p>
       <w:pPr>
-        <w:pStyle w:val="Heading1"/>
+        <w:pStyle w:val="Judul1"/>
         <w:numPr>
           <w:ilvl w:val="0"/>
           <w:numId w:val="2"/>
@@ -3639,7 +3438,6 @@
       <w:r>
         <w:t xml:space="preserve"> dan mengatur irigasi secara jauh melalui aplikasi </w:t>
       </w:r>
-      <w:proofErr w:type="spellStart"/>
       <w:r>
         <w:rPr>
           <w:i/>
@@ -3647,7 +3445,6 @@
         </w:rPr>
         <w:t>mobile</w:t>
       </w:r>
-      <w:proofErr w:type="spellEnd"/>
       <w:r>
         <w:t xml:space="preserve">. </w:t>
       </w:r>
@@ -3678,7 +3475,7 @@
     </w:p>
     <w:p>
       <w:pPr>
-        <w:pStyle w:val="Heading1"/>
+        <w:pStyle w:val="Judul1"/>
         <w:numPr>
           <w:ilvl w:val="0"/>
           <w:numId w:val="2"/>
@@ -3769,7 +3566,7 @@
     </w:p>
     <w:p>
       <w:pPr>
-        <w:pStyle w:val="Heading1"/>
+        <w:pStyle w:val="Judul1"/>
         <w:spacing w:line="480" w:lineRule="auto"/>
         <w:jc w:val="center"/>
         <w:rPr>
@@ -3786,7 +3583,6 @@
           <w:bCs/>
           <w:szCs w:val="24"/>
         </w:rPr>
-        <w:lastRenderedPageBreak/>
         <w:t>BAB II</w:t>
       </w:r>
       <w:r>
@@ -3803,7 +3599,7 @@
     </w:p>
     <w:p>
       <w:pPr>
-        <w:pStyle w:val="Heading1"/>
+        <w:pStyle w:val="Judul1"/>
         <w:numPr>
           <w:ilvl w:val="0"/>
           <w:numId w:val="7"/>
@@ -3824,7 +3620,7 @@
     </w:p>
     <w:p>
       <w:pPr>
-        <w:pStyle w:val="Heading2"/>
+        <w:pStyle w:val="Judul2"/>
         <w:numPr>
           <w:ilvl w:val="0"/>
           <w:numId w:val="8"/>
@@ -3864,7 +3660,7 @@
     </w:p>
     <w:p>
       <w:pPr>
-        <w:pStyle w:val="Heading2"/>
+        <w:pStyle w:val="Judul2"/>
         <w:numPr>
           <w:ilvl w:val="0"/>
           <w:numId w:val="8"/>
@@ -3904,7 +3700,7 @@
     </w:p>
     <w:p>
       <w:pPr>
-        <w:pStyle w:val="Heading2"/>
+        <w:pStyle w:val="Judul2"/>
         <w:numPr>
           <w:ilvl w:val="0"/>
           <w:numId w:val="8"/>
@@ -3971,15 +3767,7 @@
         <w:t xml:space="preserve"> </w:t>
       </w:r>
       <w:r>
-        <w:t>(</w:t>
-      </w:r>
-      <w:proofErr w:type="spellStart"/>
-      <w:r>
-        <w:t>Ayabe</w:t>
-      </w:r>
-      <w:proofErr w:type="spellEnd"/>
-      <w:r>
-        <w:t>, 2020).</w:t>
+        <w:t>(Ayabe, 2020).</w:t>
       </w:r>
       <w:r>
         <w:t xml:space="preserve"> </w:t>
@@ -3987,197 +3775,143 @@
       <w:r>
         <w:t xml:space="preserve">RF dikembangkan dari metode </w:t>
       </w:r>
-      <w:proofErr w:type="spellStart"/>
       <w:r>
         <w:rPr>
           <w:i/>
           <w:iCs/>
         </w:rPr>
-        <w:t>Classification</w:t>
-      </w:r>
-      <w:proofErr w:type="spellEnd"/>
+        <w:t>Classification and Regression Tree</w:t>
+      </w:r>
+      <w:r>
+        <w:t xml:space="preserve"> (CART)</w:t>
+      </w:r>
+      <w:r>
+        <w:t xml:space="preserve"> </w:t>
+      </w:r>
+      <w:r>
+        <w:t xml:space="preserve">yang merupakan metode klasifikasi data melalui </w:t>
+      </w:r>
+      <w:r>
+        <w:t>eksplorasi</w:t>
+      </w:r>
+      <w:r>
+        <w:t xml:space="preserve"> menggunakan teknik pohon keputusan</w:t>
+      </w:r>
+      <w:r>
+        <w:t xml:space="preserve"> (Lestari, 202</w:t>
+      </w:r>
+      <w:r>
+        <w:t>3)</w:t>
+      </w:r>
+      <w:r>
+        <w:t>.</w:t>
+      </w:r>
+      <w:r>
+        <w:t xml:space="preserve"> </w:t>
+      </w:r>
+    </w:p>
+    <w:p>
+      <w:pPr>
+        <w:spacing w:after="0" w:line="480" w:lineRule="auto"/>
+        <w:ind w:firstLine="567"/>
+      </w:pPr>
+      <w:r>
+        <w:t xml:space="preserve">Metode RF </w:t>
+      </w:r>
+      <w:r>
+        <w:t>memiliki</w:t>
+      </w:r>
+      <w:r>
+        <w:t xml:space="preserve"> kemampuan generalisasi yang tinggi dengan membangun banyak pohon</w:t>
+      </w:r>
+      <w:r>
+        <w:t xml:space="preserve">, </w:t>
+      </w:r>
+      <w:r>
+        <w:t>yang meningkatkan variasi dan mengurangi risiko overfitting</w:t>
+      </w:r>
+      <w:r>
+        <w:t xml:space="preserve">. </w:t>
+      </w:r>
+      <w:r>
+        <w:t xml:space="preserve">Metode </w:t>
+      </w:r>
+      <w:r>
+        <w:t>ini mampu</w:t>
+      </w:r>
+      <w:r>
+        <w:t xml:space="preserve"> menangani fitur kategoris dengan baik, serta efektif dalam mengelola data berdimensi tinggi dan jumlah sampel yang besar dengan menerapkan pemrosesan paralel. Selain itu, RF tahan terhadap </w:t>
+      </w:r>
       <w:r>
         <w:rPr>
           <w:i/>
           <w:iCs/>
         </w:rPr>
-        <w:t xml:space="preserve"> </w:t>
-      </w:r>
-      <w:proofErr w:type="spellStart"/>
+        <w:t>outlier</w:t>
+      </w:r>
+      <w:r>
+        <w:t xml:space="preserve"> dan </w:t>
+      </w:r>
       <w:r>
         <w:rPr>
           <w:i/>
           <w:iCs/>
         </w:rPr>
-        <w:t>and</w:t>
-      </w:r>
-      <w:proofErr w:type="spellEnd"/>
+        <w:t>noise</w:t>
+      </w:r>
+      <w:r>
+        <w:t xml:space="preserve">, serta mampu menangani data </w:t>
+      </w:r>
       <w:r>
         <w:rPr>
           <w:i/>
           <w:iCs/>
         </w:rPr>
+        <w:t>imbalanced</w:t>
+      </w:r>
+      <w:r>
+        <w:t xml:space="preserve"> dengan cukup baik (Ayabe, 2020).</w:t>
+      </w:r>
+    </w:p>
+    <w:p>
+      <w:pPr>
+        <w:spacing w:after="0" w:line="480" w:lineRule="auto"/>
+        <w:ind w:firstLine="567"/>
+      </w:pPr>
+    </w:p>
+    <w:p>
+      <w:pPr>
+        <w:spacing w:after="0" w:line="480" w:lineRule="auto"/>
+        <w:ind w:firstLine="567"/>
+      </w:pPr>
+      <w:r>
+        <w:t>Metode ini</w:t>
+      </w:r>
+      <w:r>
         <w:t xml:space="preserve"> </w:t>
       </w:r>
-      <w:proofErr w:type="spellStart"/>
+      <w:r>
+        <w:t xml:space="preserve">memerlukan </w:t>
+      </w:r>
+      <w:r>
+        <w:t>biaya komputasi tinggi dan waktu pelatihan meningkat dengan jumlah pohon, terutama pada dat</w:t>
+      </w:r>
+      <w:r>
+        <w:t xml:space="preserve">aset </w:t>
+      </w:r>
+      <w:r>
+        <w:t>besar. Pemrosesan paralel dapat mempercepat komputasi, tetapi p</w:t>
+      </w:r>
+      <w:r>
+        <w:t xml:space="preserve">engguna </w:t>
+      </w:r>
       <w:r>
         <w:rPr>
           <w:i/>
           <w:iCs/>
         </w:rPr>
-        <w:t>Regression</w:t>
-      </w:r>
-      <w:proofErr w:type="spellEnd"/>
-      <w:r>
-        <w:rPr>
-          <w:i/>
-          <w:iCs/>
-        </w:rPr>
-        <w:t xml:space="preserve"> Tree</w:t>
-      </w:r>
-      <w:r>
-        <w:t xml:space="preserve"> (CART)</w:t>
-      </w:r>
-      <w:r>
-        <w:t xml:space="preserve"> </w:t>
-      </w:r>
-      <w:r>
-        <w:t xml:space="preserve">yang merupakan metode klasifikasi data melalui </w:t>
-      </w:r>
-      <w:r>
-        <w:t>eksplorasi</w:t>
-      </w:r>
-      <w:r>
-        <w:t xml:space="preserve"> menggunakan teknik pohon keputusan</w:t>
-      </w:r>
-      <w:r>
-        <w:t xml:space="preserve"> (Lestari, 202</w:t>
-      </w:r>
-      <w:r>
-        <w:t>3)</w:t>
-      </w:r>
-      <w:r>
-        <w:t>.</w:t>
-      </w:r>
-      <w:r>
-        <w:t xml:space="preserve"> </w:t>
-      </w:r>
-    </w:p>
-    <w:p>
-      <w:pPr>
-        <w:spacing w:after="0" w:line="480" w:lineRule="auto"/>
-        <w:ind w:firstLine="567"/>
-      </w:pPr>
-      <w:r>
-        <w:t xml:space="preserve">Metode RF </w:t>
-      </w:r>
-      <w:r>
-        <w:t>memiliki</w:t>
-      </w:r>
-      <w:r>
-        <w:t xml:space="preserve"> kemampuan generalisasi yang tinggi dengan membangun banyak pohon</w:t>
-      </w:r>
-      <w:r>
-        <w:t xml:space="preserve">, </w:t>
-      </w:r>
-      <w:r>
-        <w:t>yang meningkatkan variasi dan mengurangi risiko overfitting</w:t>
-      </w:r>
-      <w:r>
-        <w:t xml:space="preserve">. </w:t>
-      </w:r>
-      <w:r>
-        <w:t xml:space="preserve">Metode </w:t>
-      </w:r>
-      <w:r>
-        <w:t>ini mampu</w:t>
-      </w:r>
-      <w:r>
-        <w:t xml:space="preserve"> menangani fitur kategoris dengan baik, serta efektif dalam mengelola data berdimensi tinggi dan jumlah sampel yang besar dengan menerapkan pemrosesan paralel. Selain itu, RF tahan terhadap </w:t>
-      </w:r>
-      <w:r>
-        <w:rPr>
-          <w:i/>
-          <w:iCs/>
-        </w:rPr>
-        <w:t>outlier</w:t>
-      </w:r>
-      <w:r>
-        <w:t xml:space="preserve"> dan </w:t>
-      </w:r>
-      <w:r>
-        <w:rPr>
-          <w:i/>
-          <w:iCs/>
-        </w:rPr>
-        <w:t>noise</w:t>
-      </w:r>
-      <w:r>
-        <w:t xml:space="preserve">, serta mampu menangani data </w:t>
-      </w:r>
-      <w:proofErr w:type="spellStart"/>
-      <w:r>
-        <w:rPr>
-          <w:i/>
-          <w:iCs/>
-        </w:rPr>
-        <w:t>imbalanced</w:t>
-      </w:r>
-      <w:proofErr w:type="spellEnd"/>
-      <w:r>
-        <w:t xml:space="preserve"> dengan cukup baik (</w:t>
-      </w:r>
-      <w:proofErr w:type="spellStart"/>
-      <w:r>
-        <w:t>Ayabe</w:t>
-      </w:r>
-      <w:proofErr w:type="spellEnd"/>
-      <w:r>
-        <w:t>, 2020).</w:t>
-      </w:r>
-    </w:p>
-    <w:p>
-      <w:pPr>
-        <w:spacing w:after="0" w:line="480" w:lineRule="auto"/>
-        <w:ind w:firstLine="567"/>
-      </w:pPr>
-    </w:p>
-    <w:p>
-      <w:pPr>
-        <w:spacing w:after="0" w:line="480" w:lineRule="auto"/>
-        <w:ind w:firstLine="567"/>
-      </w:pPr>
-      <w:r>
-        <w:lastRenderedPageBreak/>
-        <w:t>Metode ini</w:t>
-      </w:r>
-      <w:r>
-        <w:t xml:space="preserve"> </w:t>
-      </w:r>
-      <w:r>
-        <w:t xml:space="preserve">memerlukan </w:t>
-      </w:r>
-      <w:r>
-        <w:t>biaya komputasi tinggi dan waktu pelatihan meningkat dengan jumlah pohon, terutama pada dat</w:t>
-      </w:r>
-      <w:r>
-        <w:t xml:space="preserve">aset </w:t>
-      </w:r>
-      <w:r>
-        <w:t>besar. Pemrosesan paralel dapat mempercepat komputasi, tetapi p</w:t>
-      </w:r>
-      <w:r>
-        <w:t xml:space="preserve">engguna </w:t>
-      </w:r>
-      <w:proofErr w:type="spellStart"/>
-      <w:r>
-        <w:rPr>
-          <w:i/>
-          <w:iCs/>
-        </w:rPr>
         <w:t>processor</w:t>
       </w:r>
-      <w:proofErr w:type="spellEnd"/>
       <w:r>
         <w:t xml:space="preserve"> menjadi tinggi, yang meningkatkan biaya komputasi secara keseluruhan</w:t>
       </w:r>
@@ -4188,15 +3922,7 @@
         <w:t xml:space="preserve">dengan keterbatasan komputasi </w:t>
       </w:r>
       <w:r>
-        <w:t>(</w:t>
-      </w:r>
-      <w:proofErr w:type="spellStart"/>
-      <w:r>
-        <w:t>Zhu</w:t>
-      </w:r>
-      <w:proofErr w:type="spellEnd"/>
-      <w:r>
-        <w:t>, 2020).</w:t>
+        <w:t>(Zhu, 2020).</w:t>
       </w:r>
     </w:p>
     <w:p>
@@ -4266,7 +3992,7 @@
     </w:p>
     <w:p>
       <w:pPr>
-        <w:pStyle w:val="Caption"/>
+        <w:pStyle w:val="Keterangan"/>
         <w:spacing w:after="0" w:line="480" w:lineRule="auto"/>
         <w:jc w:val="center"/>
       </w:pPr>
@@ -4308,7 +4034,6 @@
       <w:r>
         <w:t xml:space="preserve"> dimulai dengan membangun pohon keputusan secara terpisah menggunakan teknik </w:t>
       </w:r>
-      <w:proofErr w:type="spellStart"/>
       <w:r>
         <w:rPr>
           <w:i/>
@@ -4316,7 +4041,6 @@
         </w:rPr>
         <w:t>bagging</w:t>
       </w:r>
-      <w:proofErr w:type="spellEnd"/>
       <w:r>
         <w:t xml:space="preserve"> (</w:t>
       </w:r>
@@ -4325,148 +4049,89 @@
           <w:i/>
           <w:iCs/>
         </w:rPr>
-        <w:t xml:space="preserve">bootstrap </w:t>
-      </w:r>
-      <w:proofErr w:type="spellStart"/>
+        <w:t>bootstrap aggregating</w:t>
+      </w:r>
+      <w:r>
+        <w:t>), di mana sampel berukuran n diambil secara acak dengan pengembalian (replacement) dari data pelatihan. Setiap pohon dibangun tanpa pemangkasan (</w:t>
+      </w:r>
       <w:r>
         <w:rPr>
           <w:i/>
           <w:iCs/>
         </w:rPr>
-        <w:t>aggregating</w:t>
-      </w:r>
-      <w:proofErr w:type="spellEnd"/>
-      <w:r>
-        <w:t>), di mana sampel berukuran n diambil secara acak dengan pengembalian (</w:t>
-      </w:r>
-      <w:proofErr w:type="spellStart"/>
-      <w:r>
-        <w:t>replacement</w:t>
-      </w:r>
-      <w:proofErr w:type="spellEnd"/>
-      <w:r>
-        <w:t>) dari data pelatihan. Setiap pohon dibangun tanpa pemangkasan (</w:t>
+        <w:t>pruning</w:t>
+      </w:r>
+      <w:r>
+        <w:t>) dengan pemilihan fitur secara acak (</w:t>
       </w:r>
       <w:r>
         <w:rPr>
           <w:i/>
           <w:iCs/>
         </w:rPr>
-        <w:t>pruning</w:t>
-      </w:r>
-      <w:r>
-        <w:t>) dengan pemilihan fitur secara acak (</w:t>
-      </w:r>
-      <w:proofErr w:type="spellStart"/>
+        <w:t>random feature selection</w:t>
+      </w:r>
+      <w:r>
+        <w:t>). Proses ini diulangi sesuai dengan jumlah pohon yang telah ditentukan  (Lestari, 2023).</w:t>
+      </w:r>
+    </w:p>
+    <w:p>
+      <w:pPr>
+        <w:spacing w:after="0" w:line="480" w:lineRule="auto"/>
+        <w:ind w:firstLine="567"/>
+      </w:pPr>
+      <w:r>
+        <w:t xml:space="preserve">Setiap pohon dalam </w:t>
+      </w:r>
       <w:r>
         <w:rPr>
           <w:i/>
           <w:iCs/>
         </w:rPr>
-        <w:t>random</w:t>
-      </w:r>
-      <w:proofErr w:type="spellEnd"/>
+        <w:t>Random Forest</w:t>
+      </w:r>
+      <w:r>
+        <w:t xml:space="preserve"> melakukan klasifikasi dengan menggunakan nilai </w:t>
+      </w:r>
       <w:r>
         <w:rPr>
           <w:i/>
           <w:iCs/>
         </w:rPr>
-        <w:t xml:space="preserve"> </w:t>
-      </w:r>
-      <w:proofErr w:type="spellStart"/>
+        <w:t>Gini</w:t>
+      </w:r>
+      <w:r>
+        <w:t xml:space="preserve"> indeks sebagai kriteria untuk menentukan simpul pemisah (</w:t>
+      </w:r>
       <w:r>
         <w:rPr>
           <w:i/>
           <w:iCs/>
         </w:rPr>
-        <w:t>feature</w:t>
-      </w:r>
-      <w:proofErr w:type="spellEnd"/>
+        <w:t>split</w:t>
+      </w:r>
+      <w:r>
+        <w:t>), yang akan dijadikan akar (</w:t>
+      </w:r>
       <w:r>
         <w:rPr>
           <w:i/>
           <w:iCs/>
         </w:rPr>
-        <w:t xml:space="preserve"> </w:t>
-      </w:r>
-      <w:proofErr w:type="spellStart"/>
+        <w:t>root</w:t>
+      </w:r>
+      <w:r>
+        <w:t>) dan simpul (</w:t>
+      </w:r>
       <w:r>
         <w:rPr>
           <w:i/>
           <w:iCs/>
         </w:rPr>
-        <w:t>selection</w:t>
-      </w:r>
-      <w:proofErr w:type="spellEnd"/>
-      <w:r>
-        <w:t>). Proses ini diulangi sesuai dengan jumlah pohon yang telah ditentukan  (Lestari, 2023).</w:t>
-      </w:r>
-    </w:p>
-    <w:p>
-      <w:pPr>
-        <w:spacing w:after="0" w:line="480" w:lineRule="auto"/>
-        <w:ind w:firstLine="567"/>
-      </w:pPr>
-      <w:r>
-        <w:t xml:space="preserve">Setiap pohon dalam </w:t>
-      </w:r>
-      <w:r>
-        <w:rPr>
-          <w:i/>
-          <w:iCs/>
-        </w:rPr>
-        <w:t>Random Forest</w:t>
-      </w:r>
-      <w:r>
-        <w:t xml:space="preserve"> melakukan klasifikasi dengan menggunakan nilai </w:t>
-      </w:r>
-      <w:r>
-        <w:rPr>
-          <w:i/>
-          <w:iCs/>
-        </w:rPr>
-        <w:t>Gini</w:t>
-      </w:r>
-      <w:r>
-        <w:t xml:space="preserve"> indeks sebagai kriteria untuk menentukan simpul pemisah (</w:t>
-      </w:r>
-      <w:proofErr w:type="spellStart"/>
-      <w:r>
-        <w:rPr>
-          <w:i/>
-          <w:iCs/>
-        </w:rPr>
-        <w:t>split</w:t>
-      </w:r>
-      <w:proofErr w:type="spellEnd"/>
-      <w:r>
-        <w:t>), yang akan dijadikan akar (</w:t>
-      </w:r>
-      <w:proofErr w:type="spellStart"/>
-      <w:r>
-        <w:rPr>
-          <w:i/>
-          <w:iCs/>
-        </w:rPr>
-        <w:t>root</w:t>
-      </w:r>
-      <w:proofErr w:type="spellEnd"/>
-      <w:r>
-        <w:t>) dan simpul (</w:t>
-      </w:r>
-      <w:r>
-        <w:rPr>
-          <w:i/>
-          <w:iCs/>
-        </w:rPr>
         <w:t>node</w:t>
       </w:r>
       <w:r>
-        <w:t xml:space="preserve">) dalam proses </w:t>
-      </w:r>
-      <w:r>
-        <w:lastRenderedPageBreak/>
-        <w:t xml:space="preserve">pembentukan pohon keputusan. Perhitungan </w:t>
+        <w:t xml:space="preserve">) dalam proses pembentukan pohon keputusan. Perhitungan </w:t>
       </w:r>
       <w:r>
         <w:rPr>
@@ -5117,52 +4782,42 @@
         <w:spacing w:after="0" w:line="480" w:lineRule="auto"/>
         <w:ind w:firstLine="567"/>
       </w:pPr>
-    </w:p>
-    <w:p>
-      <w:pPr>
-        <w:spacing w:after="0" w:line="480" w:lineRule="auto"/>
-        <w:ind w:firstLine="567"/>
-      </w:pPr>
-    </w:p>
-    <w:p>
-      <w:pPr>
-        <w:spacing w:after="0" w:line="480" w:lineRule="auto"/>
-        <w:ind w:firstLine="567"/>
-      </w:pPr>
-    </w:p>
-    <w:p>
-      <w:pPr>
-        <w:spacing w:after="0" w:line="480" w:lineRule="auto"/>
-        <w:ind w:firstLine="567"/>
-      </w:pPr>
-    </w:p>
-    <w:p>
-      <w:pPr>
-        <w:spacing w:after="0" w:line="480" w:lineRule="auto"/>
-        <w:ind w:firstLine="567"/>
-      </w:pPr>
-    </w:p>
-    <w:p>
-      <w:pPr>
-        <w:spacing w:after="0" w:line="480" w:lineRule="auto"/>
-        <w:ind w:firstLine="567"/>
-      </w:pPr>
-    </w:p>
-    <w:p>
-      <w:pPr>
-        <w:spacing w:after="0" w:line="480" w:lineRule="auto"/>
-        <w:ind w:firstLine="567"/>
-      </w:pPr>
-    </w:p>
-    <w:p>
-      <w:pPr>
-        <w:spacing w:after="0" w:line="480" w:lineRule="auto"/>
-        <w:ind w:firstLine="567"/>
-      </w:pPr>
-    </w:p>
-    <w:p>
-      <w:pPr>
-        <w:pStyle w:val="Heading1"/>
+      <w:r>
+        <w:t xml:space="preserve">Perancangan sistem irigasi cerdas dengan implementasi </w:t>
+      </w:r>
+      <w:r>
+        <w:rPr>
+          <w:i/>
+          <w:iCs/>
+        </w:rPr>
+        <w:t>Random Forest</w:t>
+      </w:r>
+      <w:r>
+        <w:t xml:space="preserve">, merujuk pada penelitian berjudul </w:t>
+      </w:r>
+      <w:r>
+        <w:rPr>
+          <w:i/>
+          <w:iCs/>
+        </w:rPr>
+        <w:t>Machine Learning Techniques for the Classification of IoT-Enabled Smart Irrigation Data for Agricultural Purposes</w:t>
+      </w:r>
+      <w:r>
+        <w:t>, dengan</w:t>
+      </w:r>
+      <w:r>
+        <w:t xml:space="preserve"> membangun</w:t>
+      </w:r>
+      <w:r>
+        <w:t xml:space="preserve"> 100 pohon dan menggunakan Gini indeks menghasilkan akurasi </w:t>
+      </w:r>
+      <w:r>
+        <w:t>sebesar 99,98%, precision 99,96%, recall 99,99%, dan f1-score 99,97% (IORILAM, 2022).</w:t>
+      </w:r>
+    </w:p>
+    <w:p>
+      <w:pPr>
+        <w:pStyle w:val="Judul1"/>
         <w:numPr>
           <w:ilvl w:val="0"/>
           <w:numId w:val="7"/>
@@ -5216,7 +4871,7 @@
     </w:p>
     <w:tbl>
       <w:tblPr>
-        <w:tblStyle w:val="TableGrid"/>
+        <w:tblStyle w:val="KisiTabel"/>
         <w:tblW w:w="0" w:type="auto"/>
         <w:jc w:val="center"/>
         <w:tblLook w:val="04A0" w:firstRow="1" w:lastRow="0" w:firstColumn="1" w:lastColumn="0" w:noHBand="0" w:noVBand="1"/>
@@ -5391,7 +5046,6 @@
                 <w:iCs/>
                 <w:szCs w:val="24"/>
               </w:rPr>
-              <w:lastRenderedPageBreak/>
               <w:t>Classifier</w:t>
             </w:r>
             <w:r>
@@ -5444,7 +5098,6 @@
                 <w:bCs/>
                 <w:szCs w:val="24"/>
               </w:rPr>
-              <w:lastRenderedPageBreak/>
               <w:t>Aspek Ekonomis</w:t>
             </w:r>
           </w:p>
@@ -5461,31 +5114,7 @@
                 <w:rFonts w:cs="Times New Roman"/>
                 <w:szCs w:val="24"/>
               </w:rPr>
-              <w:t xml:space="preserve">Selama proses pelatihan KNN, kebutuhan komputasi dapat meningkat secara signifikan </w:t>
-            </w:r>
-            <w:r>
-              <w:rPr>
-                <w:rFonts w:cs="Times New Roman"/>
-                <w:szCs w:val="24"/>
-              </w:rPr>
-              <w:lastRenderedPageBreak/>
-              <w:t>seiring dengan bertambahnya ukuran dataset (</w:t>
-            </w:r>
-            <w:proofErr w:type="spellStart"/>
-            <w:r>
-              <w:rPr>
-                <w:rFonts w:cs="Times New Roman"/>
-                <w:szCs w:val="24"/>
-              </w:rPr>
-              <w:t>Ayabe</w:t>
-            </w:r>
-            <w:proofErr w:type="spellEnd"/>
-            <w:r>
-              <w:rPr>
-                <w:rFonts w:cs="Times New Roman"/>
-                <w:szCs w:val="24"/>
-              </w:rPr>
-              <w:t>, 2020).</w:t>
+              <w:t>Selama proses pelatihan KNN, kebutuhan komputasi dapat meningkat secara signifikan seiring dengan bertambahnya ukuran dataset (Ayabe, 2020).</w:t>
             </w:r>
           </w:p>
           <w:p>
@@ -5521,23 +5150,7 @@
                 <w:rFonts w:cs="Times New Roman"/>
                 <w:szCs w:val="24"/>
               </w:rPr>
-              <w:t>Selama proses pelatihan KNN, waktu pemrosesan dapat menjadi lebih lama seiring bertambahnya ukuran dataset (</w:t>
-            </w:r>
-            <w:proofErr w:type="spellStart"/>
-            <w:r>
-              <w:rPr>
-                <w:rFonts w:cs="Times New Roman"/>
-                <w:szCs w:val="24"/>
-              </w:rPr>
-              <w:t>Ayabe</w:t>
-            </w:r>
-            <w:proofErr w:type="spellEnd"/>
-            <w:r>
-              <w:rPr>
-                <w:rFonts w:cs="Times New Roman"/>
-                <w:szCs w:val="24"/>
-              </w:rPr>
-              <w:t xml:space="preserve">, 2020). </w:t>
+              <w:t xml:space="preserve">Selama proses pelatihan KNN, waktu pemrosesan dapat menjadi lebih lama seiring bertambahnya ukuran dataset (Ayabe, 2020). </w:t>
             </w:r>
           </w:p>
           <w:p>
@@ -5588,39 +5201,7 @@
                 <w:rFonts w:cs="Times New Roman"/>
                 <w:szCs w:val="24"/>
               </w:rPr>
-              <w:t xml:space="preserve">, meskipun hal ini dapat mengurangi </w:t>
-            </w:r>
-            <w:proofErr w:type="spellStart"/>
-            <w:r>
-              <w:rPr>
-                <w:rFonts w:cs="Times New Roman"/>
-                <w:szCs w:val="24"/>
-              </w:rPr>
-              <w:t>responsivitas</w:t>
-            </w:r>
-            <w:proofErr w:type="spellEnd"/>
-            <w:r>
-              <w:rPr>
-                <w:rFonts w:cs="Times New Roman"/>
-                <w:szCs w:val="24"/>
-              </w:rPr>
-              <w:t xml:space="preserve"> model (</w:t>
-            </w:r>
-            <w:proofErr w:type="spellStart"/>
-            <w:r>
-              <w:rPr>
-                <w:rFonts w:cs="Times New Roman"/>
-                <w:szCs w:val="24"/>
-              </w:rPr>
-              <w:t>Ayabe</w:t>
-            </w:r>
-            <w:proofErr w:type="spellEnd"/>
-            <w:r>
-              <w:rPr>
-                <w:rFonts w:cs="Times New Roman"/>
-                <w:szCs w:val="24"/>
-              </w:rPr>
-              <w:t>, 2020).</w:t>
+              <w:t>, meskipun hal ini dapat mengurangi responsivitas model (Ayabe, 2020).</w:t>
             </w:r>
           </w:p>
         </w:tc>
@@ -5642,7 +5223,6 @@
                 <w:rFonts w:cs="Times New Roman"/>
                 <w:szCs w:val="24"/>
               </w:rPr>
-              <w:lastRenderedPageBreak/>
               <w:t>-</w:t>
             </w:r>
           </w:p>
@@ -6010,6 +5590,34 @@
                 <w:szCs w:val="24"/>
               </w:rPr>
             </w:pPr>
+            <w:r>
+              <w:rPr>
+                <w:rFonts w:cs="Times New Roman"/>
+                <w:szCs w:val="24"/>
+              </w:rPr>
+              <w:t>RF membutuhkan komputasi yang tinggi untuk membangun banyak pohon keputusan. Meskipun pemrosesan paralel mempercepat waktu, hal ini tetap membebani CPU. Untuk mengurangi dan menyesuaikan kebutuhan komputasi, jumlah pohon, kedalaman maksimum pohon, dan jumlah minimum sampel untuk pemisahan dapat diatur (Zhu,</w:t>
+            </w:r>
+            <w:r>
+              <w:rPr>
+                <w:rFonts w:cs="Times New Roman"/>
+                <w:szCs w:val="24"/>
+              </w:rPr>
+              <w:t xml:space="preserve"> 2020</w:t>
+            </w:r>
+            <w:r>
+              <w:rPr>
+                <w:rFonts w:cs="Times New Roman"/>
+                <w:szCs w:val="24"/>
+              </w:rPr>
+              <w:t>)</w:t>
+            </w:r>
+            <w:r>
+              <w:rPr>
+                <w:rFonts w:cs="Times New Roman"/>
+                <w:szCs w:val="24"/>
+              </w:rPr>
+              <w:t>.</w:t>
+            </w:r>
           </w:p>
           <w:p>
             <w:pPr>
@@ -6044,7 +5652,21 @@
                 <w:rFonts w:cs="Times New Roman"/>
                 <w:szCs w:val="24"/>
               </w:rPr>
-              <w:t>Selama proses pelatihan, Random Forest memerlukan memori</w:t>
+              <w:t xml:space="preserve">Selama proses pelatihan, waktu pemrosesan bisa menjadi lebih lama karena banyaknya jumlah pohon dan besarnya dataset. Namun, ada dua cara untuk mempercepatnya: mengatur kedalaman dan jumlah </w:t>
+            </w:r>
+            <w:r>
+              <w:rPr>
+                <w:rFonts w:cs="Times New Roman"/>
+                <w:szCs w:val="24"/>
+              </w:rPr>
+              <w:t>maksimum</w:t>
+            </w:r>
+            <w:r>
+              <w:rPr>
+                <w:rFonts w:cs="Times New Roman"/>
+                <w:szCs w:val="24"/>
+              </w:rPr>
+              <w:t xml:space="preserve"> pohon, serta menggunakan pemrosesan paralel (Zhu, 2020).</w:t>
             </w:r>
           </w:p>
           <w:p>
@@ -6064,7 +5686,6 @@
                 <w:bCs/>
                 <w:szCs w:val="24"/>
               </w:rPr>
-              <w:lastRenderedPageBreak/>
               <w:t>Aspek Sustainbilitas</w:t>
             </w:r>
           </w:p>
@@ -6096,7 +5717,6 @@
                 <w:rFonts w:ascii="Segoe UI Symbol" w:hAnsi="Segoe UI Symbol" w:cs="Segoe UI Symbol"/>
                 <w:szCs w:val="24"/>
               </w:rPr>
-              <w:lastRenderedPageBreak/>
               <w:t>-</w:t>
             </w:r>
           </w:p>
@@ -6118,7 +5738,7 @@
     </w:p>
     <w:p>
       <w:pPr>
-        <w:pStyle w:val="Heading1"/>
+        <w:pStyle w:val="Judul1"/>
         <w:spacing w:line="480" w:lineRule="auto"/>
         <w:jc w:val="center"/>
         <w:rPr>
@@ -6134,7 +5754,6 @@
           <w:bCs/>
           <w:szCs w:val="24"/>
         </w:rPr>
-        <w:lastRenderedPageBreak/>
         <w:t>BAB III</w:t>
       </w:r>
       <w:r>
@@ -6157,7 +5776,7 @@
     </w:p>
     <w:p>
       <w:pPr>
-        <w:pStyle w:val="Heading1"/>
+        <w:pStyle w:val="Judul1"/>
         <w:numPr>
           <w:ilvl w:val="0"/>
           <w:numId w:val="26"/>
@@ -6182,7 +5801,7 @@
     </w:p>
     <w:p>
       <w:pPr>
-        <w:pStyle w:val="Heading1"/>
+        <w:pStyle w:val="Judul1"/>
         <w:numPr>
           <w:ilvl w:val="0"/>
           <w:numId w:val="26"/>
@@ -6222,7 +5841,7 @@
     </w:p>
     <w:p>
       <w:pPr>
-        <w:pStyle w:val="Heading1"/>
+        <w:pStyle w:val="Judul1"/>
         <w:numPr>
           <w:ilvl w:val="0"/>
           <w:numId w:val="26"/>
@@ -6254,7 +5873,6 @@
       <w:r>
         <w:t xml:space="preserve"> sebelum melakukan proses prediksi. Pada tahap ini, dataset tersebut diambil dari pelatihan yang dilakukan oleh (Kaur, 2024) yang tersedia di </w:t>
       </w:r>
-      <w:proofErr w:type="spellStart"/>
       <w:r>
         <w:rPr>
           <w:i/>
@@ -6262,7 +5880,6 @@
         </w:rPr>
         <w:t>Mendeley</w:t>
       </w:r>
-      <w:proofErr w:type="spellEnd"/>
       <w:r>
         <w:t xml:space="preserve"> Data yang dapat diakses melalui </w:t>
       </w:r>
@@ -6286,7 +5903,6 @@
         <w:spacing w:after="0"/>
       </w:pPr>
       <w:r>
-        <w:lastRenderedPageBreak/>
         <w:t>Tabel 3.</w:t>
       </w:r>
       <w:r>
@@ -6311,7 +5927,7 @@
     <w:p/>
     <w:p>
       <w:pPr>
-        <w:pStyle w:val="Heading1"/>
+        <w:pStyle w:val="Judul1"/>
         <w:numPr>
           <w:ilvl w:val="0"/>
           <w:numId w:val="26"/>
@@ -6336,7 +5952,7 @@
     </w:p>
     <w:p>
       <w:pPr>
-        <w:pStyle w:val="Heading1"/>
+        <w:pStyle w:val="Judul1"/>
         <w:numPr>
           <w:ilvl w:val="0"/>
           <w:numId w:val="26"/>
@@ -6352,7 +5968,7 @@
     </w:p>
     <w:p>
       <w:pPr>
-        <w:pStyle w:val="Heading1"/>
+        <w:pStyle w:val="Judul1"/>
         <w:numPr>
           <w:ilvl w:val="0"/>
           <w:numId w:val="26"/>
@@ -6394,7 +6010,6 @@
       <w:r>
         <w:t xml:space="preserve"> ke dalam </w:t>
       </w:r>
-      <w:proofErr w:type="spellStart"/>
       <w:r>
         <w:rPr>
           <w:i/>
@@ -6402,11 +6017,9 @@
         </w:rPr>
         <w:t>Arduino</w:t>
       </w:r>
-      <w:proofErr w:type="spellEnd"/>
       <w:r>
         <w:t xml:space="preserve"> ESP32. Proses ini dilakukan dengan menggunakan </w:t>
       </w:r>
-      <w:proofErr w:type="spellStart"/>
       <w:r>
         <w:rPr>
           <w:i/>
@@ -6414,11 +6027,9 @@
         </w:rPr>
         <w:t>micromlgen</w:t>
       </w:r>
-      <w:proofErr w:type="spellEnd"/>
       <w:r>
         <w:t xml:space="preserve"> sebuah </w:t>
       </w:r>
-      <w:proofErr w:type="spellStart"/>
       <w:r>
         <w:rPr>
           <w:i/>
@@ -6426,7 +6037,6 @@
         </w:rPr>
         <w:t>library</w:t>
       </w:r>
-      <w:proofErr w:type="spellEnd"/>
       <w:r>
         <w:t xml:space="preserve"> yang dapat mengonversi metode </w:t>
       </w:r>
@@ -6440,7 +6050,6 @@
       <w:r>
         <w:t xml:space="preserve"> yang ditulis dalam bahasa </w:t>
       </w:r>
-      <w:proofErr w:type="spellStart"/>
       <w:r>
         <w:rPr>
           <w:i/>
@@ -6448,11 +6057,9 @@
         </w:rPr>
         <w:t>Python</w:t>
       </w:r>
-      <w:proofErr w:type="spellEnd"/>
       <w:r>
         <w:t xml:space="preserve"> menjadi bahasa C++, sehingga memungkinkan implementasi pada </w:t>
       </w:r>
-      <w:proofErr w:type="spellStart"/>
       <w:r>
         <w:rPr>
           <w:i/>
@@ -6460,14 +6067,13 @@
         </w:rPr>
         <w:t>Arduino</w:t>
       </w:r>
-      <w:proofErr w:type="spellEnd"/>
       <w:r>
         <w:t>.</w:t>
       </w:r>
     </w:p>
     <w:p>
       <w:pPr>
-        <w:pStyle w:val="Heading1"/>
+        <w:pStyle w:val="Judul1"/>
         <w:numPr>
           <w:ilvl w:val="0"/>
           <w:numId w:val="26"/>
@@ -6512,7 +6118,7 @@
     </w:p>
     <w:p>
       <w:pPr>
-        <w:pStyle w:val="ListParagraph"/>
+        <w:pStyle w:val="DaftarParagraf"/>
         <w:numPr>
           <w:ilvl w:val="0"/>
           <w:numId w:val="5"/>
@@ -6526,7 +6132,7 @@
     </w:p>
     <w:p>
       <w:pPr>
-        <w:pStyle w:val="ListParagraph"/>
+        <w:pStyle w:val="DaftarParagraf"/>
         <w:spacing w:after="0" w:line="480" w:lineRule="auto"/>
         <w:jc w:val="center"/>
         <w:rPr>
@@ -6538,7 +6144,6 @@
           <w:rPr>
             <w:rFonts w:ascii="Cambria Math" w:hAnsi="Cambria Math"/>
           </w:rPr>
-          <w:lastRenderedPageBreak/>
           <m:t>Accuracy=</m:t>
         </m:r>
         <m:f>
@@ -6752,7 +6357,7 @@
     </w:p>
     <w:p>
       <w:pPr>
-        <w:pStyle w:val="ListParagraph"/>
+        <w:pStyle w:val="DaftarParagraf"/>
         <w:spacing w:after="0" w:line="480" w:lineRule="auto"/>
         <w:ind w:left="567"/>
       </w:pPr>
@@ -6762,7 +6367,7 @@
     </w:p>
     <w:p>
       <w:pPr>
-        <w:pStyle w:val="ListParagraph"/>
+        <w:pStyle w:val="DaftarParagraf"/>
         <w:spacing w:after="0" w:line="480" w:lineRule="auto"/>
         <w:ind w:left="567"/>
         <w:rPr>
@@ -6803,38 +6408,18 @@
         </w:rPr>
         <w:t xml:space="preserve"> : </w:t>
       </w:r>
-      <w:proofErr w:type="spellStart"/>
       <w:r>
         <w:rPr>
           <w:rFonts w:eastAsiaTheme="minorEastAsia"/>
           <w:i/>
           <w:iCs/>
         </w:rPr>
-        <w:t>True</w:t>
-      </w:r>
-      <w:proofErr w:type="spellEnd"/>
-      <w:r>
-        <w:rPr>
-          <w:rFonts w:eastAsiaTheme="minorEastAsia"/>
-          <w:i/>
-          <w:iCs/>
-        </w:rPr>
-        <w:t xml:space="preserve"> </w:t>
-      </w:r>
-      <w:proofErr w:type="spellStart"/>
-      <w:r>
-        <w:rPr>
-          <w:rFonts w:eastAsiaTheme="minorEastAsia"/>
-          <w:i/>
-          <w:iCs/>
-        </w:rPr>
-        <w:t>Positive</w:t>
-      </w:r>
-      <w:proofErr w:type="spellEnd"/>
-    </w:p>
-    <w:p>
-      <w:pPr>
-        <w:pStyle w:val="ListParagraph"/>
+        <w:t>True Positive</w:t>
+      </w:r>
+    </w:p>
+    <w:p>
+      <w:pPr>
+        <w:pStyle w:val="DaftarParagraf"/>
         <w:spacing w:after="0" w:line="480" w:lineRule="auto"/>
         <w:ind w:left="567"/>
         <w:rPr>
@@ -6875,38 +6460,18 @@
         </w:rPr>
         <w:t xml:space="preserve"> : </w:t>
       </w:r>
-      <w:proofErr w:type="spellStart"/>
       <w:r>
         <w:rPr>
           <w:rFonts w:eastAsiaTheme="minorEastAsia"/>
           <w:i/>
           <w:iCs/>
         </w:rPr>
-        <w:t>True</w:t>
-      </w:r>
-      <w:proofErr w:type="spellEnd"/>
-      <w:r>
-        <w:rPr>
-          <w:rFonts w:eastAsiaTheme="minorEastAsia"/>
-          <w:i/>
-          <w:iCs/>
-        </w:rPr>
-        <w:t xml:space="preserve"> </w:t>
-      </w:r>
-      <w:proofErr w:type="spellStart"/>
-      <w:r>
-        <w:rPr>
-          <w:rFonts w:eastAsiaTheme="minorEastAsia"/>
-          <w:i/>
-          <w:iCs/>
-        </w:rPr>
-        <w:t>Negative</w:t>
-      </w:r>
-      <w:proofErr w:type="spellEnd"/>
-    </w:p>
-    <w:p>
-      <w:pPr>
-        <w:pStyle w:val="ListParagraph"/>
+        <w:t>True Negative</w:t>
+      </w:r>
+    </w:p>
+    <w:p>
+      <w:pPr>
+        <w:pStyle w:val="DaftarParagraf"/>
         <w:spacing w:after="0" w:line="480" w:lineRule="auto"/>
         <w:ind w:left="567"/>
         <w:rPr>
@@ -6947,38 +6512,18 @@
         </w:rPr>
         <w:t xml:space="preserve"> : </w:t>
       </w:r>
-      <w:proofErr w:type="spellStart"/>
       <w:r>
         <w:rPr>
           <w:rFonts w:eastAsiaTheme="minorEastAsia"/>
           <w:i/>
           <w:iCs/>
         </w:rPr>
-        <w:t>False</w:t>
-      </w:r>
-      <w:proofErr w:type="spellEnd"/>
-      <w:r>
-        <w:rPr>
-          <w:rFonts w:eastAsiaTheme="minorEastAsia"/>
-          <w:i/>
-          <w:iCs/>
-        </w:rPr>
-        <w:t xml:space="preserve"> </w:t>
-      </w:r>
-      <w:proofErr w:type="spellStart"/>
-      <w:r>
-        <w:rPr>
-          <w:rFonts w:eastAsiaTheme="minorEastAsia"/>
-          <w:i/>
-          <w:iCs/>
-        </w:rPr>
-        <w:t>Positive</w:t>
-      </w:r>
-      <w:proofErr w:type="spellEnd"/>
-    </w:p>
-    <w:p>
-      <w:pPr>
-        <w:pStyle w:val="ListParagraph"/>
+        <w:t>False Positive</w:t>
+      </w:r>
+    </w:p>
+    <w:p>
+      <w:pPr>
+        <w:pStyle w:val="DaftarParagraf"/>
         <w:spacing w:after="0" w:line="480" w:lineRule="auto"/>
         <w:ind w:left="567"/>
         <w:rPr>
@@ -7019,38 +6564,18 @@
         </w:rPr>
         <w:t xml:space="preserve"> : </w:t>
       </w:r>
-      <w:proofErr w:type="spellStart"/>
       <w:r>
         <w:rPr>
           <w:rFonts w:eastAsiaTheme="minorEastAsia"/>
           <w:i/>
           <w:iCs/>
         </w:rPr>
-        <w:t>False</w:t>
-      </w:r>
-      <w:proofErr w:type="spellEnd"/>
-      <w:r>
-        <w:rPr>
-          <w:rFonts w:eastAsiaTheme="minorEastAsia"/>
-          <w:i/>
-          <w:iCs/>
-        </w:rPr>
-        <w:t xml:space="preserve"> </w:t>
-      </w:r>
-      <w:proofErr w:type="spellStart"/>
-      <w:r>
-        <w:rPr>
-          <w:rFonts w:eastAsiaTheme="minorEastAsia"/>
-          <w:i/>
-          <w:iCs/>
-        </w:rPr>
-        <w:t>Negative</w:t>
-      </w:r>
-      <w:proofErr w:type="spellEnd"/>
-    </w:p>
-    <w:p>
-      <w:pPr>
-        <w:pStyle w:val="ListParagraph"/>
+        <w:t>False Negative</w:t>
+      </w:r>
+    </w:p>
+    <w:p>
+      <w:pPr>
+        <w:pStyle w:val="DaftarParagraf"/>
         <w:numPr>
           <w:ilvl w:val="0"/>
           <w:numId w:val="5"/>
@@ -7064,7 +6589,7 @@
     </w:p>
     <w:p>
       <w:pPr>
-        <w:pStyle w:val="ListParagraph"/>
+        <w:pStyle w:val="DaftarParagraf"/>
         <w:spacing w:after="0" w:line="480" w:lineRule="auto"/>
         <w:ind w:left="567"/>
         <w:jc w:val="center"/>
@@ -7194,7 +6719,7 @@
     </w:p>
     <w:p>
       <w:pPr>
-        <w:pStyle w:val="ListParagraph"/>
+        <w:pStyle w:val="DaftarParagraf"/>
         <w:spacing w:after="0" w:line="480" w:lineRule="auto"/>
         <w:ind w:left="567"/>
       </w:pPr>
@@ -7204,7 +6729,7 @@
     </w:p>
     <w:p>
       <w:pPr>
-        <w:pStyle w:val="ListParagraph"/>
+        <w:pStyle w:val="DaftarParagraf"/>
         <w:spacing w:after="0" w:line="480" w:lineRule="auto"/>
         <w:ind w:left="567"/>
         <w:rPr>
@@ -7245,38 +6770,18 @@
         </w:rPr>
         <w:t xml:space="preserve"> : </w:t>
       </w:r>
-      <w:proofErr w:type="spellStart"/>
       <w:r>
         <w:rPr>
           <w:rFonts w:eastAsiaTheme="minorEastAsia"/>
           <w:i/>
           <w:iCs/>
         </w:rPr>
-        <w:t>True</w:t>
-      </w:r>
-      <w:proofErr w:type="spellEnd"/>
-      <w:r>
-        <w:rPr>
-          <w:rFonts w:eastAsiaTheme="minorEastAsia"/>
-          <w:i/>
-          <w:iCs/>
-        </w:rPr>
-        <w:t xml:space="preserve"> </w:t>
-      </w:r>
-      <w:proofErr w:type="spellStart"/>
-      <w:r>
-        <w:rPr>
-          <w:rFonts w:eastAsiaTheme="minorEastAsia"/>
-          <w:i/>
-          <w:iCs/>
-        </w:rPr>
-        <w:t>Positive</w:t>
-      </w:r>
-      <w:proofErr w:type="spellEnd"/>
-    </w:p>
-    <w:p>
-      <w:pPr>
-        <w:pStyle w:val="ListParagraph"/>
+        <w:t>True Positive</w:t>
+      </w:r>
+    </w:p>
+    <w:p>
+      <w:pPr>
+        <w:pStyle w:val="DaftarParagraf"/>
         <w:spacing w:after="0" w:line="480" w:lineRule="auto"/>
         <w:ind w:left="567"/>
       </w:pPr>
@@ -7314,38 +6819,18 @@
         </w:rPr>
         <w:t xml:space="preserve"> : </w:t>
       </w:r>
-      <w:proofErr w:type="spellStart"/>
       <w:r>
         <w:rPr>
           <w:rFonts w:eastAsiaTheme="minorEastAsia"/>
           <w:i/>
           <w:iCs/>
         </w:rPr>
-        <w:t>False</w:t>
-      </w:r>
-      <w:proofErr w:type="spellEnd"/>
-      <w:r>
-        <w:rPr>
-          <w:rFonts w:eastAsiaTheme="minorEastAsia"/>
-          <w:i/>
-          <w:iCs/>
-        </w:rPr>
-        <w:t xml:space="preserve"> </w:t>
-      </w:r>
-      <w:proofErr w:type="spellStart"/>
-      <w:r>
-        <w:rPr>
-          <w:rFonts w:eastAsiaTheme="minorEastAsia"/>
-          <w:i/>
-          <w:iCs/>
-        </w:rPr>
-        <w:t>Positive</w:t>
-      </w:r>
-      <w:proofErr w:type="spellEnd"/>
-    </w:p>
-    <w:p>
-      <w:pPr>
-        <w:pStyle w:val="ListParagraph"/>
+        <w:t>False Positive</w:t>
+      </w:r>
+    </w:p>
+    <w:p>
+      <w:pPr>
+        <w:pStyle w:val="DaftarParagraf"/>
         <w:numPr>
           <w:ilvl w:val="0"/>
           <w:numId w:val="5"/>
@@ -7499,7 +6984,7 @@
     </w:p>
     <w:p>
       <w:pPr>
-        <w:pStyle w:val="ListParagraph"/>
+        <w:pStyle w:val="DaftarParagraf"/>
         <w:spacing w:after="0" w:line="480" w:lineRule="auto"/>
         <w:ind w:left="567"/>
       </w:pPr>
@@ -7509,7 +6994,7 @@
     </w:p>
     <w:p>
       <w:pPr>
-        <w:pStyle w:val="ListParagraph"/>
+        <w:pStyle w:val="DaftarParagraf"/>
         <w:spacing w:after="0" w:line="480" w:lineRule="auto"/>
         <w:ind w:left="567"/>
         <w:rPr>
@@ -7550,38 +7035,18 @@
         </w:rPr>
         <w:t xml:space="preserve"> : </w:t>
       </w:r>
-      <w:proofErr w:type="spellStart"/>
       <w:r>
         <w:rPr>
           <w:rFonts w:eastAsiaTheme="minorEastAsia"/>
           <w:i/>
           <w:iCs/>
         </w:rPr>
-        <w:t>True</w:t>
-      </w:r>
-      <w:proofErr w:type="spellEnd"/>
-      <w:r>
-        <w:rPr>
-          <w:rFonts w:eastAsiaTheme="minorEastAsia"/>
-          <w:i/>
-          <w:iCs/>
-        </w:rPr>
-        <w:t xml:space="preserve"> </w:t>
-      </w:r>
-      <w:proofErr w:type="spellStart"/>
-      <w:r>
-        <w:rPr>
-          <w:rFonts w:eastAsiaTheme="minorEastAsia"/>
-          <w:i/>
-          <w:iCs/>
-        </w:rPr>
-        <w:t>Positive</w:t>
-      </w:r>
-      <w:proofErr w:type="spellEnd"/>
-    </w:p>
-    <w:p>
-      <w:pPr>
-        <w:pStyle w:val="ListParagraph"/>
+        <w:t>True Positive</w:t>
+      </w:r>
+    </w:p>
+    <w:p>
+      <w:pPr>
+        <w:pStyle w:val="DaftarParagraf"/>
         <w:spacing w:after="0" w:line="480" w:lineRule="auto"/>
         <w:ind w:left="567"/>
         <w:rPr>
@@ -7622,38 +7087,18 @@
         </w:rPr>
         <w:t xml:space="preserve"> : </w:t>
       </w:r>
-      <w:proofErr w:type="spellStart"/>
       <w:r>
         <w:rPr>
           <w:rFonts w:eastAsiaTheme="minorEastAsia"/>
           <w:i/>
           <w:iCs/>
         </w:rPr>
-        <w:t>False</w:t>
-      </w:r>
-      <w:proofErr w:type="spellEnd"/>
-      <w:r>
-        <w:rPr>
-          <w:rFonts w:eastAsiaTheme="minorEastAsia"/>
-          <w:i/>
-          <w:iCs/>
-        </w:rPr>
-        <w:t xml:space="preserve"> </w:t>
-      </w:r>
-      <w:proofErr w:type="spellStart"/>
-      <w:r>
-        <w:rPr>
-          <w:rFonts w:eastAsiaTheme="minorEastAsia"/>
-          <w:i/>
-          <w:iCs/>
-        </w:rPr>
-        <w:t>Negative</w:t>
-      </w:r>
-      <w:proofErr w:type="spellEnd"/>
-    </w:p>
-    <w:p>
-      <w:pPr>
-        <w:pStyle w:val="ListParagraph"/>
+        <w:t>False Negative</w:t>
+      </w:r>
+    </w:p>
+    <w:p>
+      <w:pPr>
+        <w:pStyle w:val="DaftarParagraf"/>
         <w:numPr>
           <w:ilvl w:val="0"/>
           <w:numId w:val="5"/>
@@ -7736,7 +7181,7 @@
     <w:p/>
     <w:p>
       <w:pPr>
-        <w:pStyle w:val="Heading1"/>
+        <w:pStyle w:val="Judul1"/>
         <w:numPr>
           <w:ilvl w:val="0"/>
           <w:numId w:val="26"/>
@@ -7746,7 +7191,6 @@
       </w:pPr>
       <w:bookmarkStart w:id="69" w:name="_Toc178662391"/>
       <w:r>
-        <w:lastRenderedPageBreak/>
         <w:t>Hasil</w:t>
       </w:r>
       <w:bookmarkEnd w:id="69"/>
@@ -7966,7 +7410,7 @@
     </w:p>
     <w:p>
       <w:pPr>
-        <w:pStyle w:val="Heading1"/>
+        <w:pStyle w:val="Judul1"/>
         <w:spacing w:line="480" w:lineRule="auto"/>
         <w:jc w:val="center"/>
         <w:rPr>
@@ -7982,7 +7426,6 @@
           <w:bCs/>
           <w:szCs w:val="24"/>
         </w:rPr>
-        <w:lastRenderedPageBreak/>
         <w:t>BAB IV</w:t>
       </w:r>
       <w:r>
@@ -8115,7 +7558,6 @@
           <w:b/>
           <w:bCs w:val="0"/>
         </w:rPr>
-        <w:lastRenderedPageBreak/>
         <w:t>DAFTAR PUSTAKA</w:t>
       </w:r>
       <w:bookmarkEnd w:id="71"/>
@@ -8153,7 +7595,6 @@
           <w14:ligatures w14:val="none"/>
         </w:rPr>
       </w:pPr>
-      <w:proofErr w:type="spellStart"/>
       <w:r>
         <w:rPr>
           <w:rFonts w:eastAsia="Times New Roman" w:cs="Times New Roman"/>
@@ -8163,19 +7604,7 @@
           <w:lang w:eastAsia="en-ID"/>
           <w14:ligatures w14:val="none"/>
         </w:rPr>
-        <w:t>Anggarda</w:t>
-      </w:r>
-      <w:proofErr w:type="spellEnd"/>
-      <w:r>
-        <w:rPr>
-          <w:rFonts w:eastAsia="Times New Roman" w:cs="Times New Roman"/>
-          <w:color w:val="000000" w:themeColor="text1"/>
-          <w:kern w:val="0"/>
-          <w:szCs w:val="24"/>
-          <w:lang w:eastAsia="en-ID"/>
-          <w14:ligatures w14:val="none"/>
-        </w:rPr>
-        <w:t xml:space="preserve">, M. F., Kustiawan, I., Nurjanah, D. R., &amp; Hakim, N. F. A. (2023). Pengembangan Sistem Prediksi Waktu Penyiraman Optimal pada Perkebunan: Pendekatan Machine Learning untuk Peningkatan Produktivitas Pertanian. </w:t>
+        <w:t xml:space="preserve">Anggarda, M. F., Kustiawan, I., Nurjanah, D. R., &amp; Hakim, N. F. A. (2023). Pengembangan Sistem Prediksi Waktu Penyiraman Optimal pada Perkebunan: Pendekatan Machine Learning untuk Peningkatan Produktivitas Pertanian. </w:t>
       </w:r>
       <w:r>
         <w:rPr>
@@ -8254,7 +7683,6 @@
           <w14:ligatures w14:val="none"/>
         </w:rPr>
       </w:pPr>
-      <w:proofErr w:type="spellStart"/>
       <w:r>
         <w:rPr>
           <w:rFonts w:eastAsia="Times New Roman" w:cs="Times New Roman"/>
@@ -8264,19 +7692,7 @@
           <w:lang w:eastAsia="en-ID"/>
           <w14:ligatures w14:val="none"/>
         </w:rPr>
-        <w:t>Bharata</w:t>
-      </w:r>
-      <w:proofErr w:type="spellEnd"/>
-      <w:r>
-        <w:rPr>
-          <w:rFonts w:eastAsia="Times New Roman" w:cs="Times New Roman"/>
-          <w:color w:val="000000" w:themeColor="text1"/>
-          <w:kern w:val="0"/>
-          <w:szCs w:val="24"/>
-          <w:lang w:eastAsia="en-ID"/>
-          <w14:ligatures w14:val="none"/>
-        </w:rPr>
-        <w:t xml:space="preserve">, W., Sutejo, M. S., Syarah, N. K., Ariani, N. A., Priambodo, F. A., Verdiansyah, V., &amp; Muhammad. (2023). Budidaya Tanaman </w:t>
+        <w:t xml:space="preserve">Bharata, W., Sutejo, M. S., Syarah, N. K., Ariani, N. A., Priambodo, F. A., Verdiansyah, V., &amp; Muhammad. (2023). Budidaya Tanaman </w:t>
       </w:r>
       <w:r>
         <w:rPr>
@@ -8329,7 +7745,6 @@
           <w14:ligatures w14:val="none"/>
         </w:rPr>
       </w:pPr>
-      <w:proofErr w:type="spellStart"/>
       <w:r>
         <w:rPr>
           <w:rFonts w:eastAsia="Times New Roman" w:cs="Times New Roman"/>
@@ -8339,10 +7754,13 @@
           <w:lang w:eastAsia="en-ID"/>
           <w14:ligatures w14:val="none"/>
         </w:rPr>
-        <w:t>Fausan</w:t>
-      </w:r>
-      <w:proofErr w:type="spellEnd"/>
-      <w:r>
+        <w:t>Fausan, A., Setiawan, B. I., Arif, C., &amp; Saptomo, S. K. (2021). Analisa Model Evaporasi dan Evapotranspirasi Menggunakan Pemodelan Matematika pada Visual Basic di Kabupaten Maros. J-Sil (Jurnal Teknik Sipil Dan Lingkungan), 5(3), 179–196. https://doi.org/10.29244/jsil.5.3.179-196</w:t>
+      </w:r>
+    </w:p>
+    <w:p>
+      <w:pPr>
+        <w:spacing w:after="240" w:line="240" w:lineRule="auto"/>
+        <w:ind w:left="482" w:hanging="482"/>
         <w:rPr>
           <w:rFonts w:eastAsia="Times New Roman" w:cs="Times New Roman"/>
           <w:color w:val="000000" w:themeColor="text1"/>
@@ -8351,9 +7769,7 @@
           <w:lang w:eastAsia="en-ID"/>
           <w14:ligatures w14:val="none"/>
         </w:rPr>
-        <w:t xml:space="preserve">, A., Setiawan, B. I., Arif, C., &amp; </w:t>
-      </w:r>
-      <w:proofErr w:type="spellStart"/>
+      </w:pPr>
       <w:r>
         <w:rPr>
           <w:rFonts w:eastAsia="Times New Roman" w:cs="Times New Roman"/>
@@ -8363,116 +7779,7 @@
           <w:lang w:eastAsia="en-ID"/>
           <w14:ligatures w14:val="none"/>
         </w:rPr>
-        <w:t>Saptomo</w:t>
-      </w:r>
-      <w:proofErr w:type="spellEnd"/>
-      <w:r>
-        <w:rPr>
-          <w:rFonts w:eastAsia="Times New Roman" w:cs="Times New Roman"/>
-          <w:color w:val="000000" w:themeColor="text1"/>
-          <w:kern w:val="0"/>
-          <w:szCs w:val="24"/>
-          <w:lang w:eastAsia="en-ID"/>
-          <w14:ligatures w14:val="none"/>
-        </w:rPr>
-        <w:t>, S. K. (2021). Analisa Model Evaporasi dan Evapotranspirasi Menggunakan Pemodelan Matematika pada Visual Basic di Kabupaten Maros. J-Sil (Jurnal Teknik Sipil Dan Lingkungan), 5(3), 179–196. https://doi.org/10.29244/jsil.5.3.179-196</w:t>
-      </w:r>
-    </w:p>
-    <w:p>
-      <w:pPr>
-        <w:spacing w:after="240" w:line="240" w:lineRule="auto"/>
-        <w:ind w:left="482" w:hanging="482"/>
-        <w:rPr>
-          <w:rFonts w:eastAsia="Times New Roman" w:cs="Times New Roman"/>
-          <w:color w:val="000000" w:themeColor="text1"/>
-          <w:kern w:val="0"/>
-          <w:szCs w:val="24"/>
-          <w:lang w:eastAsia="en-ID"/>
-          <w14:ligatures w14:val="none"/>
-        </w:rPr>
-      </w:pPr>
-      <w:r>
-        <w:rPr>
-          <w:rFonts w:eastAsia="Times New Roman" w:cs="Times New Roman"/>
-          <w:color w:val="000000" w:themeColor="text1"/>
-          <w:kern w:val="0"/>
-          <w:szCs w:val="24"/>
-          <w:lang w:eastAsia="en-ID"/>
-          <w14:ligatures w14:val="none"/>
-        </w:rPr>
-        <w:t xml:space="preserve">Firmansyah, M. R., &amp; </w:t>
-      </w:r>
-      <w:proofErr w:type="spellStart"/>
-      <w:r>
-        <w:rPr>
-          <w:rFonts w:eastAsia="Times New Roman" w:cs="Times New Roman"/>
-          <w:color w:val="000000" w:themeColor="text1"/>
-          <w:kern w:val="0"/>
-          <w:szCs w:val="24"/>
-          <w:lang w:eastAsia="en-ID"/>
-          <w14:ligatures w14:val="none"/>
-        </w:rPr>
-        <w:t>Tasqia</w:t>
-      </w:r>
-      <w:proofErr w:type="spellEnd"/>
-      <w:r>
-        <w:rPr>
-          <w:rFonts w:eastAsia="Times New Roman" w:cs="Times New Roman"/>
-          <w:color w:val="000000" w:themeColor="text1"/>
-          <w:kern w:val="0"/>
-          <w:szCs w:val="24"/>
-          <w:lang w:eastAsia="en-ID"/>
-          <w14:ligatures w14:val="none"/>
-        </w:rPr>
-        <w:t xml:space="preserve">, F. (2023). Pengukuran Kelembapan Tanah Berbasis IoT pada </w:t>
-      </w:r>
-      <w:proofErr w:type="spellStart"/>
-      <w:r>
-        <w:rPr>
-          <w:rFonts w:eastAsia="Times New Roman" w:cs="Times New Roman"/>
-          <w:color w:val="000000" w:themeColor="text1"/>
-          <w:kern w:val="0"/>
-          <w:szCs w:val="24"/>
-          <w:lang w:eastAsia="en-ID"/>
-          <w14:ligatures w14:val="none"/>
-        </w:rPr>
-        <w:t>Greenhouse</w:t>
-      </w:r>
-      <w:proofErr w:type="spellEnd"/>
-      <w:r>
-        <w:rPr>
-          <w:rFonts w:eastAsia="Times New Roman" w:cs="Times New Roman"/>
-          <w:color w:val="000000" w:themeColor="text1"/>
-          <w:kern w:val="0"/>
-          <w:szCs w:val="24"/>
-          <w:lang w:eastAsia="en-ID"/>
-          <w14:ligatures w14:val="none"/>
-        </w:rPr>
-        <w:t xml:space="preserve">. </w:t>
-      </w:r>
-      <w:proofErr w:type="spellStart"/>
-      <w:r>
-        <w:rPr>
-          <w:rFonts w:eastAsia="Times New Roman" w:cs="Times New Roman"/>
-          <w:color w:val="000000" w:themeColor="text1"/>
-          <w:kern w:val="0"/>
-          <w:szCs w:val="24"/>
-          <w:lang w:eastAsia="en-ID"/>
-          <w14:ligatures w14:val="none"/>
-        </w:rPr>
-        <w:t>Prosiding</w:t>
-      </w:r>
-      <w:proofErr w:type="spellEnd"/>
-      <w:r>
-        <w:rPr>
-          <w:rFonts w:eastAsia="Times New Roman" w:cs="Times New Roman"/>
-          <w:color w:val="000000" w:themeColor="text1"/>
-          <w:kern w:val="0"/>
-          <w:szCs w:val="24"/>
-          <w:lang w:eastAsia="en-ID"/>
-          <w14:ligatures w14:val="none"/>
-        </w:rPr>
-        <w:t xml:space="preserve"> Patriot Mengabdi, 2(01), 331–346. </w:t>
+        <w:t xml:space="preserve">Firmansyah, M. R., &amp; Tasqia, F. (2023). Pengukuran Kelembapan Tanah Berbasis IoT pada Greenhouse. Prosiding Patriot Mengabdi, 2(01), 331–346. </w:t>
       </w:r>
       <w:hyperlink r:id="rId19" w:history="1">
         <w:r>
@@ -8525,163 +7832,8 @@
           <w:lang w:eastAsia="en-ID"/>
           <w14:ligatures w14:val="none"/>
         </w:rPr>
-        <w:t xml:space="preserve">ILKOMNIKA: </w:t>
-      </w:r>
-      <w:proofErr w:type="spellStart"/>
-      <w:r>
-        <w:rPr>
-          <w:rFonts w:eastAsia="Times New Roman" w:cs="Times New Roman"/>
-          <w:i/>
-          <w:iCs/>
-          <w:color w:val="000000" w:themeColor="text1"/>
-          <w:kern w:val="0"/>
-          <w:szCs w:val="24"/>
-          <w:lang w:eastAsia="en-ID"/>
-          <w14:ligatures w14:val="none"/>
-        </w:rPr>
-        <w:t>Journal</w:t>
-      </w:r>
-      <w:proofErr w:type="spellEnd"/>
-      <w:r>
-        <w:rPr>
-          <w:rFonts w:eastAsia="Times New Roman" w:cs="Times New Roman"/>
-          <w:i/>
-          <w:iCs/>
-          <w:color w:val="000000" w:themeColor="text1"/>
-          <w:kern w:val="0"/>
-          <w:szCs w:val="24"/>
-          <w:lang w:eastAsia="en-ID"/>
-          <w14:ligatures w14:val="none"/>
-        </w:rPr>
-        <w:t xml:space="preserve"> of </w:t>
-      </w:r>
-      <w:proofErr w:type="spellStart"/>
-      <w:r>
-        <w:rPr>
-          <w:rFonts w:eastAsia="Times New Roman" w:cs="Times New Roman"/>
-          <w:i/>
-          <w:iCs/>
-          <w:color w:val="000000" w:themeColor="text1"/>
-          <w:kern w:val="0"/>
-          <w:szCs w:val="24"/>
-          <w:lang w:eastAsia="en-ID"/>
-          <w14:ligatures w14:val="none"/>
-        </w:rPr>
-        <w:t>Computer</w:t>
-      </w:r>
-      <w:proofErr w:type="spellEnd"/>
-      <w:r>
-        <w:rPr>
-          <w:rFonts w:eastAsia="Times New Roman" w:cs="Times New Roman"/>
-          <w:i/>
-          <w:iCs/>
-          <w:color w:val="000000" w:themeColor="text1"/>
-          <w:kern w:val="0"/>
-          <w:szCs w:val="24"/>
-          <w:lang w:eastAsia="en-ID"/>
-          <w14:ligatures w14:val="none"/>
-        </w:rPr>
-        <w:t xml:space="preserve"> </w:t>
-      </w:r>
-      <w:proofErr w:type="spellStart"/>
-      <w:r>
-        <w:rPr>
-          <w:rFonts w:eastAsia="Times New Roman" w:cs="Times New Roman"/>
-          <w:i/>
-          <w:iCs/>
-          <w:color w:val="000000" w:themeColor="text1"/>
-          <w:kern w:val="0"/>
-          <w:szCs w:val="24"/>
-          <w:lang w:eastAsia="en-ID"/>
-          <w14:ligatures w14:val="none"/>
-        </w:rPr>
-        <w:t>Science</w:t>
-      </w:r>
-      <w:proofErr w:type="spellEnd"/>
-      <w:r>
-        <w:rPr>
-          <w:rFonts w:eastAsia="Times New Roman" w:cs="Times New Roman"/>
-          <w:i/>
-          <w:iCs/>
-          <w:color w:val="000000" w:themeColor="text1"/>
-          <w:kern w:val="0"/>
-          <w:szCs w:val="24"/>
-          <w:lang w:eastAsia="en-ID"/>
-          <w14:ligatures w14:val="none"/>
-        </w:rPr>
-        <w:t xml:space="preserve"> </w:t>
-      </w:r>
-      <w:proofErr w:type="spellStart"/>
-      <w:r>
-        <w:rPr>
-          <w:rFonts w:eastAsia="Times New Roman" w:cs="Times New Roman"/>
-          <w:i/>
-          <w:iCs/>
-          <w:color w:val="000000" w:themeColor="text1"/>
-          <w:kern w:val="0"/>
-          <w:szCs w:val="24"/>
-          <w:lang w:eastAsia="en-ID"/>
-          <w14:ligatures w14:val="none"/>
-        </w:rPr>
-        <w:t>and</w:t>
-      </w:r>
-      <w:proofErr w:type="spellEnd"/>
-      <w:r>
-        <w:rPr>
-          <w:rFonts w:eastAsia="Times New Roman" w:cs="Times New Roman"/>
-          <w:i/>
-          <w:iCs/>
-          <w:color w:val="000000" w:themeColor="text1"/>
-          <w:kern w:val="0"/>
-          <w:szCs w:val="24"/>
-          <w:lang w:eastAsia="en-ID"/>
-          <w14:ligatures w14:val="none"/>
-        </w:rPr>
-        <w:t xml:space="preserve"> </w:t>
-      </w:r>
-      <w:proofErr w:type="spellStart"/>
-      <w:r>
-        <w:rPr>
-          <w:rFonts w:eastAsia="Times New Roman" w:cs="Times New Roman"/>
-          <w:i/>
-          <w:iCs/>
-          <w:color w:val="000000" w:themeColor="text1"/>
-          <w:kern w:val="0"/>
-          <w:szCs w:val="24"/>
-          <w:lang w:eastAsia="en-ID"/>
-          <w14:ligatures w14:val="none"/>
-        </w:rPr>
-        <w:t>Applied</w:t>
-      </w:r>
-      <w:proofErr w:type="spellEnd"/>
-      <w:r>
-        <w:rPr>
-          <w:rFonts w:eastAsia="Times New Roman" w:cs="Times New Roman"/>
-          <w:i/>
-          <w:iCs/>
-          <w:color w:val="000000" w:themeColor="text1"/>
-          <w:kern w:val="0"/>
-          <w:szCs w:val="24"/>
-          <w:lang w:eastAsia="en-ID"/>
-          <w14:ligatures w14:val="none"/>
-        </w:rPr>
-        <w:t xml:space="preserve"> </w:t>
-      </w:r>
-      <w:proofErr w:type="spellStart"/>
-      <w:r>
-        <w:rPr>
-          <w:rFonts w:eastAsia="Times New Roman" w:cs="Times New Roman"/>
-          <w:i/>
-          <w:iCs/>
-          <w:color w:val="000000" w:themeColor="text1"/>
-          <w:kern w:val="0"/>
-          <w:szCs w:val="24"/>
-          <w:lang w:eastAsia="en-ID"/>
-          <w14:ligatures w14:val="none"/>
-        </w:rPr>
-        <w:t>Informatics</w:t>
-      </w:r>
-      <w:proofErr w:type="spellEnd"/>
+        <w:t>ILKOMNIKA: Journal of Computer Science and Applied Informatics</w:t>
+      </w:r>
       <w:r>
         <w:rPr>
           <w:rFonts w:eastAsia="Times New Roman" w:cs="Times New Roman"/>
@@ -8756,21 +7908,7 @@
         <w:rPr>
           <w:color w:val="000000" w:themeColor="text1"/>
         </w:rPr>
-        <w:t xml:space="preserve">Jatmiko, W., Ciptadi, P. W., &amp; </w:t>
-      </w:r>
-      <w:proofErr w:type="spellStart"/>
-      <w:r>
-        <w:rPr>
-          <w:color w:val="000000" w:themeColor="text1"/>
-        </w:rPr>
-        <w:t>Hardyanto</w:t>
-      </w:r>
-      <w:proofErr w:type="spellEnd"/>
-      <w:r>
-        <w:rPr>
-          <w:color w:val="000000" w:themeColor="text1"/>
-        </w:rPr>
-        <w:t xml:space="preserve">, R. H. (2021). Sistem Penyiram Tanaman Otomatis Berbasis Mikrokontroler dan Panel Surya. </w:t>
+        <w:t xml:space="preserve">Jatmiko, W., Ciptadi, P. W., &amp; Hardyanto, R. H. (2021). Sistem Penyiram Tanaman Otomatis Berbasis Mikrokontroler dan Panel Surya. </w:t>
       </w:r>
       <w:r>
         <w:rPr>
@@ -8778,25 +7916,7 @@
           <w:iCs/>
           <w:color w:val="000000" w:themeColor="text1"/>
         </w:rPr>
-        <w:t xml:space="preserve">Seri </w:t>
-      </w:r>
-      <w:proofErr w:type="spellStart"/>
-      <w:r>
-        <w:rPr>
-          <w:i/>
-          <w:iCs/>
-          <w:color w:val="000000" w:themeColor="text1"/>
-        </w:rPr>
-        <w:t>Prosiding</w:t>
-      </w:r>
-      <w:proofErr w:type="spellEnd"/>
-      <w:r>
-        <w:rPr>
-          <w:i/>
-          <w:iCs/>
-          <w:color w:val="000000" w:themeColor="text1"/>
-        </w:rPr>
-        <w:t xml:space="preserve"> Seminar Nasional Dinamika Informatika</w:t>
+        <w:t>Seri Prosiding Seminar Nasional Dinamika Informatika</w:t>
       </w:r>
       <w:r>
         <w:rPr>
@@ -8839,61 +7959,11 @@
           <w:u w:val="none"/>
         </w:rPr>
       </w:pPr>
-      <w:proofErr w:type="spellStart"/>
       <w:r>
         <w:rPr>
           <w:color w:val="000000" w:themeColor="text1"/>
         </w:rPr>
-        <w:t>Kynta</w:t>
-      </w:r>
-      <w:proofErr w:type="spellEnd"/>
-      <w:r>
-        <w:rPr>
-          <w:color w:val="000000" w:themeColor="text1"/>
-        </w:rPr>
-        <w:t xml:space="preserve">, D. P., Laksono, I. L., Wijaya, V., Fadli, M., &amp; Hermanto, D. (2024). Perancangan UI/UX </w:t>
-      </w:r>
-      <w:proofErr w:type="spellStart"/>
-      <w:r>
-        <w:rPr>
-          <w:color w:val="000000" w:themeColor="text1"/>
-        </w:rPr>
-        <w:t>Website</w:t>
-      </w:r>
-      <w:proofErr w:type="spellEnd"/>
-      <w:r>
-        <w:rPr>
-          <w:color w:val="000000" w:themeColor="text1"/>
-        </w:rPr>
-        <w:t xml:space="preserve"> Pengontrol Kelembapan Tanah Berbasis IoT dan Sensor. MDP </w:t>
-      </w:r>
-      <w:proofErr w:type="spellStart"/>
-      <w:r>
-        <w:rPr>
-          <w:color w:val="000000" w:themeColor="text1"/>
-        </w:rPr>
-        <w:t>Student</w:t>
-      </w:r>
-      <w:proofErr w:type="spellEnd"/>
-      <w:r>
-        <w:rPr>
-          <w:color w:val="000000" w:themeColor="text1"/>
-        </w:rPr>
-        <w:t xml:space="preserve"> </w:t>
-      </w:r>
-      <w:proofErr w:type="spellStart"/>
-      <w:r>
-        <w:rPr>
-          <w:color w:val="000000" w:themeColor="text1"/>
-        </w:rPr>
-        <w:t>Conference</w:t>
-      </w:r>
-      <w:proofErr w:type="spellEnd"/>
-      <w:r>
-        <w:rPr>
-          <w:color w:val="000000" w:themeColor="text1"/>
-        </w:rPr>
-        <w:t xml:space="preserve">, 3(1), 71–78. </w:t>
+        <w:t xml:space="preserve">Kynta, D. P., Laksono, I. L., Wijaya, V., Fadli, M., &amp; Hermanto, D. (2024). Perancangan UI/UX Website Pengontrol Kelembapan Tanah Berbasis IoT dan Sensor. MDP Student Conference, 3(1), 71–78. </w:t>
       </w:r>
       <w:hyperlink r:id="rId22" w:history="1">
         <w:r>
@@ -8928,105 +7998,8 @@
           <w:lang w:eastAsia="en-ID"/>
           <w14:ligatures w14:val="none"/>
         </w:rPr>
-        <w:t xml:space="preserve">Ningrum, N. K., Mulyono, I. U. W., </w:t>
-      </w:r>
-      <w:proofErr w:type="spellStart"/>
-      <w:r>
-        <w:rPr>
-          <w:rFonts w:eastAsia="Times New Roman" w:cs="Times New Roman"/>
-          <w:color w:val="000000" w:themeColor="text1"/>
-          <w:kern w:val="0"/>
-          <w:szCs w:val="24"/>
-          <w:lang w:eastAsia="en-ID"/>
-          <w14:ligatures w14:val="none"/>
-        </w:rPr>
-        <w:t>Widyatmoko</w:t>
-      </w:r>
-      <w:proofErr w:type="spellEnd"/>
-      <w:r>
-        <w:rPr>
-          <w:rFonts w:eastAsia="Times New Roman" w:cs="Times New Roman"/>
-          <w:color w:val="000000" w:themeColor="text1"/>
-          <w:kern w:val="0"/>
-          <w:szCs w:val="24"/>
-          <w:lang w:eastAsia="en-ID"/>
-          <w14:ligatures w14:val="none"/>
-        </w:rPr>
-        <w:t xml:space="preserve">, K., &amp; Umami, Z. (2023). </w:t>
-      </w:r>
-      <w:proofErr w:type="spellStart"/>
-      <w:r>
-        <w:rPr>
-          <w:rFonts w:eastAsia="Times New Roman" w:cs="Times New Roman"/>
-          <w:color w:val="000000" w:themeColor="text1"/>
-          <w:kern w:val="0"/>
-          <w:szCs w:val="24"/>
-          <w:lang w:eastAsia="en-ID"/>
-          <w14:ligatures w14:val="none"/>
-        </w:rPr>
-        <w:t>Monitoring</w:t>
-      </w:r>
-      <w:proofErr w:type="spellEnd"/>
-      <w:r>
-        <w:rPr>
-          <w:rFonts w:eastAsia="Times New Roman" w:cs="Times New Roman"/>
-          <w:color w:val="000000" w:themeColor="text1"/>
-          <w:kern w:val="0"/>
-          <w:szCs w:val="24"/>
-          <w:lang w:eastAsia="en-ID"/>
-          <w14:ligatures w14:val="none"/>
-        </w:rPr>
-        <w:t xml:space="preserve"> Kondisi Tanaman berdasarkan Data Kelembaban Tanah dan Suhu dan Kelembaban Udara Melalui </w:t>
-      </w:r>
-      <w:proofErr w:type="spellStart"/>
-      <w:r>
-        <w:rPr>
-          <w:rFonts w:eastAsia="Times New Roman" w:cs="Times New Roman"/>
-          <w:color w:val="000000" w:themeColor="text1"/>
-          <w:kern w:val="0"/>
-          <w:szCs w:val="24"/>
-          <w:lang w:eastAsia="en-ID"/>
-          <w14:ligatures w14:val="none"/>
-        </w:rPr>
-        <w:t>Website</w:t>
-      </w:r>
-      <w:proofErr w:type="spellEnd"/>
-      <w:r>
-        <w:rPr>
-          <w:rFonts w:eastAsia="Times New Roman" w:cs="Times New Roman"/>
-          <w:color w:val="000000" w:themeColor="text1"/>
-          <w:kern w:val="0"/>
-          <w:szCs w:val="24"/>
-          <w:lang w:eastAsia="en-ID"/>
-          <w14:ligatures w14:val="none"/>
-        </w:rPr>
-        <w:t xml:space="preserve"> </w:t>
-      </w:r>
-      <w:proofErr w:type="spellStart"/>
-      <w:r>
-        <w:rPr>
-          <w:rFonts w:eastAsia="Times New Roman" w:cs="Times New Roman"/>
-          <w:color w:val="000000" w:themeColor="text1"/>
-          <w:kern w:val="0"/>
-          <w:szCs w:val="24"/>
-          <w:lang w:eastAsia="en-ID"/>
-          <w14:ligatures w14:val="none"/>
-        </w:rPr>
-        <w:t>Thinkspeak</w:t>
-      </w:r>
-      <w:proofErr w:type="spellEnd"/>
-      <w:r>
-        <w:rPr>
-          <w:rFonts w:eastAsia="Times New Roman" w:cs="Times New Roman"/>
-          <w:color w:val="000000" w:themeColor="text1"/>
-          <w:kern w:val="0"/>
-          <w:szCs w:val="24"/>
-          <w:lang w:eastAsia="en-ID"/>
-          <w14:ligatures w14:val="none"/>
-        </w:rPr>
-        <w:t xml:space="preserve">. </w:t>
-      </w:r>
-      <w:proofErr w:type="spellStart"/>
+        <w:t xml:space="preserve">Ningrum, N. K., Mulyono, I. U. W., Widyatmoko, K., &amp; Umami, Z. (2023). Monitoring Kondisi Tanaman berdasarkan Data Kelembaban Tanah dan Suhu dan Kelembaban Udara Melalui Website Thinkspeak. </w:t>
+      </w:r>
       <w:r>
         <w:rPr>
           <w:rFonts w:eastAsia="Times New Roman" w:cs="Times New Roman"/>
@@ -9038,21 +8011,7 @@
           <w:lang w:eastAsia="en-ID"/>
           <w14:ligatures w14:val="none"/>
         </w:rPr>
-        <w:t>Prosiding</w:t>
-      </w:r>
-      <w:proofErr w:type="spellEnd"/>
-      <w:r>
-        <w:rPr>
-          <w:rFonts w:eastAsia="Times New Roman" w:cs="Times New Roman"/>
-          <w:i/>
-          <w:iCs/>
-          <w:color w:val="000000" w:themeColor="text1"/>
-          <w:kern w:val="0"/>
-          <w:szCs w:val="24"/>
-          <w:lang w:eastAsia="en-ID"/>
-          <w14:ligatures w14:val="none"/>
-        </w:rPr>
-        <w:t xml:space="preserve"> Seminar Nasional Informatika</w:t>
+        <w:t>Prosiding Seminar Nasional Informatika</w:t>
       </w:r>
       <w:r>
         <w:rPr>
@@ -9120,50 +8079,7 @@
         <w:rPr>
           <w:color w:val="000000" w:themeColor="text1"/>
         </w:rPr>
-        <w:lastRenderedPageBreak/>
-        <w:t xml:space="preserve">Pratiwi, A., &amp; </w:t>
-      </w:r>
-      <w:proofErr w:type="spellStart"/>
-      <w:r>
-        <w:rPr>
-          <w:color w:val="000000" w:themeColor="text1"/>
-        </w:rPr>
-        <w:t>Nafira</w:t>
-      </w:r>
-      <w:proofErr w:type="spellEnd"/>
-      <w:r>
-        <w:rPr>
-          <w:color w:val="000000" w:themeColor="text1"/>
-        </w:rPr>
-        <w:t>, A. F. (2021). PENGARUH FREKUENSI PENYIRAMAN TERHADAP PERTUMBUHAN BUNCIS (</w:t>
-      </w:r>
-      <w:proofErr w:type="spellStart"/>
-      <w:r>
-        <w:rPr>
-          <w:color w:val="000000" w:themeColor="text1"/>
-        </w:rPr>
-        <w:t>Phaseolus</w:t>
-      </w:r>
-      <w:proofErr w:type="spellEnd"/>
-      <w:r>
-        <w:rPr>
-          <w:color w:val="000000" w:themeColor="text1"/>
-        </w:rPr>
-        <w:t xml:space="preserve"> </w:t>
-      </w:r>
-      <w:proofErr w:type="spellStart"/>
-      <w:r>
-        <w:rPr>
-          <w:color w:val="000000" w:themeColor="text1"/>
-        </w:rPr>
-        <w:t>vulgaris</w:t>
-      </w:r>
-      <w:proofErr w:type="spellEnd"/>
-      <w:r>
-        <w:rPr>
-          <w:color w:val="000000" w:themeColor="text1"/>
-        </w:rPr>
-        <w:t xml:space="preserve"> L.). </w:t>
+        <w:t>Pratiwi, A., &amp; Nafira, A. F. (2021). PENGARUH FREKUENSI PENYIRAMAN TERHADAP PERTUMBUHAN BUNCIS (Phaseolus vulgaris L.). </w:t>
       </w:r>
       <w:r>
         <w:rPr>
@@ -9217,7 +8133,6 @@
           <w14:ligatures w14:val="none"/>
         </w:rPr>
       </w:pPr>
-      <w:proofErr w:type="spellStart"/>
       <w:r>
         <w:rPr>
           <w:rFonts w:eastAsia="Times New Roman" w:cs="Times New Roman"/>
@@ -9227,115 +8142,7 @@
           <w:lang w:eastAsia="en-ID"/>
           <w14:ligatures w14:val="none"/>
         </w:rPr>
-        <w:t>Rabbika</w:t>
-      </w:r>
-      <w:proofErr w:type="spellEnd"/>
-      <w:r>
-        <w:rPr>
-          <w:rFonts w:eastAsia="Times New Roman" w:cs="Times New Roman"/>
-          <w:color w:val="000000" w:themeColor="text1"/>
-          <w:kern w:val="0"/>
-          <w:szCs w:val="24"/>
-          <w:lang w:eastAsia="en-ID"/>
-          <w14:ligatures w14:val="none"/>
-        </w:rPr>
-        <w:t xml:space="preserve">, A. I., Nugraha, M., Rohman, A., Widyantoro, </w:t>
-      </w:r>
-      <w:proofErr w:type="spellStart"/>
-      <w:r>
-        <w:rPr>
-          <w:rFonts w:eastAsia="Times New Roman" w:cs="Times New Roman"/>
-          <w:color w:val="000000" w:themeColor="text1"/>
-          <w:kern w:val="0"/>
-          <w:szCs w:val="24"/>
-          <w:lang w:eastAsia="en-ID"/>
-          <w14:ligatures w14:val="none"/>
-        </w:rPr>
-        <w:t>Kostaman</w:t>
-      </w:r>
-      <w:proofErr w:type="spellEnd"/>
-      <w:r>
-        <w:rPr>
-          <w:rFonts w:eastAsia="Times New Roman" w:cs="Times New Roman"/>
-          <w:color w:val="000000" w:themeColor="text1"/>
-          <w:kern w:val="0"/>
-          <w:szCs w:val="24"/>
-          <w:lang w:eastAsia="en-ID"/>
-          <w14:ligatures w14:val="none"/>
-        </w:rPr>
-        <w:t xml:space="preserve">, T., Fauzi, W. M., Mustofa, A., &amp; Widagdo, T. J. (2023). Rancang bangun sistem </w:t>
-      </w:r>
-      <w:proofErr w:type="spellStart"/>
-      <w:r>
-        <w:rPr>
-          <w:rFonts w:eastAsia="Times New Roman" w:cs="Times New Roman"/>
-          <w:color w:val="000000" w:themeColor="text1"/>
-          <w:kern w:val="0"/>
-          <w:szCs w:val="24"/>
-          <w:lang w:eastAsia="en-ID"/>
-          <w14:ligatures w14:val="none"/>
-        </w:rPr>
-        <w:t>monitoring</w:t>
-      </w:r>
-      <w:proofErr w:type="spellEnd"/>
-      <w:r>
-        <w:rPr>
-          <w:rFonts w:eastAsia="Times New Roman" w:cs="Times New Roman"/>
-          <w:color w:val="000000" w:themeColor="text1"/>
-          <w:kern w:val="0"/>
-          <w:szCs w:val="24"/>
-          <w:lang w:eastAsia="en-ID"/>
-          <w14:ligatures w14:val="none"/>
-        </w:rPr>
-        <w:t xml:space="preserve"> dan </w:t>
-      </w:r>
-      <w:proofErr w:type="spellStart"/>
-      <w:r>
-        <w:rPr>
-          <w:rFonts w:eastAsia="Times New Roman" w:cs="Times New Roman"/>
-          <w:color w:val="000000" w:themeColor="text1"/>
-          <w:kern w:val="0"/>
-          <w:szCs w:val="24"/>
-          <w:lang w:eastAsia="en-ID"/>
-          <w14:ligatures w14:val="none"/>
-        </w:rPr>
-        <w:t>controlling</w:t>
-      </w:r>
-      <w:proofErr w:type="spellEnd"/>
-      <w:r>
-        <w:rPr>
-          <w:rFonts w:eastAsia="Times New Roman" w:cs="Times New Roman"/>
-          <w:color w:val="000000" w:themeColor="text1"/>
-          <w:kern w:val="0"/>
-          <w:szCs w:val="24"/>
-          <w:lang w:eastAsia="en-ID"/>
-          <w14:ligatures w14:val="none"/>
-        </w:rPr>
-        <w:t xml:space="preserve"> penyiraman tanaman kangkung berbasis internet of things. </w:t>
-      </w:r>
-      <w:proofErr w:type="spellStart"/>
-      <w:r>
-        <w:rPr>
-          <w:rFonts w:eastAsia="Times New Roman" w:cs="Times New Roman"/>
-          <w:color w:val="000000" w:themeColor="text1"/>
-          <w:kern w:val="0"/>
-          <w:szCs w:val="24"/>
-          <w:lang w:eastAsia="en-ID"/>
-          <w14:ligatures w14:val="none"/>
-        </w:rPr>
-        <w:t>Sintek</w:t>
-      </w:r>
-      <w:proofErr w:type="spellEnd"/>
-      <w:r>
-        <w:rPr>
-          <w:rFonts w:eastAsia="Times New Roman" w:cs="Times New Roman"/>
-          <w:color w:val="000000" w:themeColor="text1"/>
-          <w:kern w:val="0"/>
-          <w:szCs w:val="24"/>
-          <w:lang w:eastAsia="en-ID"/>
-          <w14:ligatures w14:val="none"/>
-        </w:rPr>
-        <w:t xml:space="preserve"> Jurnal: Jurnal Ilmiah Teknik Mesin, 17(1), 17–17. </w:t>
+        <w:t xml:space="preserve">Rabbika, A. I., Nugraha, M., Rohman, A., Widyantoro, Kostaman, T., Fauzi, W. M., Mustofa, A., &amp; Widagdo, T. J. (2023). Rancang bangun sistem monitoring dan controlling penyiraman tanaman kangkung berbasis internet of things. Sintek Jurnal: Jurnal Ilmiah Teknik Mesin, 17(1), 17–17. </w:t>
       </w:r>
       <w:hyperlink r:id="rId25" w:history="1">
         <w:r>
@@ -9375,10 +8182,13 @@
           <w:lang w:eastAsia="en-ID"/>
           <w14:ligatures w14:val="none"/>
         </w:rPr>
-        <w:t xml:space="preserve">Sofia, Hidayat, G., </w:t>
-      </w:r>
-      <w:proofErr w:type="spellStart"/>
-      <w:r>
+        <w:t>Sofia, Hidayat, G., Risyandha, Moh. A., &amp; Rasyid, M. M. (2023). ANALISIS KETERSEDIAAN AIR PADA LAHAN PERTANIAN DAERAH PEMATANG PANJANG, KECAMATAN SUNGAI TABUK. Jukung (Jurnal Teknik Lingkungan), 9(2), 55–62. https://doi.org/10.20527/jukung.v9i2.17572</w:t>
+      </w:r>
+    </w:p>
+    <w:p>
+      <w:pPr>
+        <w:spacing w:after="240" w:line="240" w:lineRule="auto"/>
+        <w:ind w:left="482" w:hanging="482"/>
         <w:rPr>
           <w:rFonts w:eastAsia="Times New Roman" w:cs="Times New Roman"/>
           <w:color w:val="000000" w:themeColor="text1"/>
@@ -9387,9 +8197,7 @@
           <w:lang w:eastAsia="en-ID"/>
           <w14:ligatures w14:val="none"/>
         </w:rPr>
-        <w:t>Risyandha</w:t>
-      </w:r>
-      <w:proofErr w:type="spellEnd"/>
+      </w:pPr>
       <w:r>
         <w:rPr>
           <w:rFonts w:eastAsia="Times New Roman" w:cs="Times New Roman"/>
@@ -9399,56 +8207,7 @@
           <w:lang w:eastAsia="en-ID"/>
           <w14:ligatures w14:val="none"/>
         </w:rPr>
-        <w:t>, Moh. A., &amp; Rasyid, M. M. (2023). ANALISIS KETERSEDIAAN AIR PADA LAHAN PERTANIAN DAERAH PEMATANG PANJANG, KECAMATAN SUNGAI TABUK. Jukung (Jurnal Teknik Lingkungan), 9(2), 55–62. https://doi.org/10.20527/jukung.v9i2.17572</w:t>
-      </w:r>
-    </w:p>
-    <w:p>
-      <w:pPr>
-        <w:spacing w:after="240" w:line="240" w:lineRule="auto"/>
-        <w:ind w:left="482" w:hanging="482"/>
-        <w:rPr>
-          <w:rFonts w:eastAsia="Times New Roman" w:cs="Times New Roman"/>
-          <w:color w:val="000000" w:themeColor="text1"/>
-          <w:kern w:val="0"/>
-          <w:szCs w:val="24"/>
-          <w:lang w:eastAsia="en-ID"/>
-          <w14:ligatures w14:val="none"/>
-        </w:rPr>
-      </w:pPr>
-      <w:r>
-        <w:rPr>
-          <w:rFonts w:eastAsia="Times New Roman" w:cs="Times New Roman"/>
-          <w:color w:val="000000" w:themeColor="text1"/>
-          <w:kern w:val="0"/>
-          <w:szCs w:val="24"/>
-          <w:lang w:eastAsia="en-ID"/>
-          <w14:ligatures w14:val="none"/>
-        </w:rPr>
-        <w:t xml:space="preserve">Subagja, F. E., Supriyadi, A. P., Kurniadi, A. R., &amp; Saragih, Y. (2023). PENGUJIAN SISTEM PENYIRAMAN TANAMAN OTOMATIS BERBASIS IOT. </w:t>
-      </w:r>
-      <w:proofErr w:type="spellStart"/>
-      <w:r>
-        <w:rPr>
-          <w:rFonts w:eastAsia="Times New Roman" w:cs="Times New Roman"/>
-          <w:color w:val="000000" w:themeColor="text1"/>
-          <w:kern w:val="0"/>
-          <w:szCs w:val="24"/>
-          <w:lang w:eastAsia="en-ID"/>
-          <w14:ligatures w14:val="none"/>
-        </w:rPr>
-        <w:t>Infotronik</w:t>
-      </w:r>
-      <w:proofErr w:type="spellEnd"/>
-      <w:r>
-        <w:rPr>
-          <w:rFonts w:eastAsia="Times New Roman" w:cs="Times New Roman"/>
-          <w:color w:val="000000" w:themeColor="text1"/>
-          <w:kern w:val="0"/>
-          <w:szCs w:val="24"/>
-          <w:lang w:eastAsia="en-ID"/>
-          <w14:ligatures w14:val="none"/>
-        </w:rPr>
-        <w:t xml:space="preserve"> : Jurnal Teknologi Informasi Dan Elektronika, 8(2), 91–97. </w:t>
+        <w:t xml:space="preserve">Subagja, F. E., Supriyadi, A. P., Kurniadi, A. R., &amp; Saragih, Y. (2023). PENGUJIAN SISTEM PENYIRAMAN TANAMAN OTOMATIS BERBASIS IOT. Infotronik : Jurnal Teknologi Informasi Dan Elektronika, 8(2), 91–97. </w:t>
       </w:r>
       <w:hyperlink r:id="rId26" w:history="1">
         <w:r>
@@ -9474,47 +8233,11 @@
           <w:color w:val="000000" w:themeColor="text1"/>
         </w:rPr>
       </w:pPr>
-      <w:proofErr w:type="spellStart"/>
       <w:r>
         <w:rPr>
           <w:color w:val="000000" w:themeColor="text1"/>
         </w:rPr>
-        <w:t>Sujjada</w:t>
-      </w:r>
-      <w:proofErr w:type="spellEnd"/>
-      <w:r>
-        <w:rPr>
-          <w:color w:val="000000" w:themeColor="text1"/>
-        </w:rPr>
-        <w:t xml:space="preserve">, A., Maulana, R., &amp; </w:t>
-      </w:r>
-      <w:proofErr w:type="spellStart"/>
-      <w:r>
-        <w:rPr>
-          <w:color w:val="000000" w:themeColor="text1"/>
-        </w:rPr>
-        <w:t>Fergina</w:t>
-      </w:r>
-      <w:proofErr w:type="spellEnd"/>
-      <w:r>
-        <w:rPr>
-          <w:color w:val="000000" w:themeColor="text1"/>
-        </w:rPr>
-        <w:t xml:space="preserve">, A. (2022). Rancang Bangun Penyiram Tanaman Otomatis Berbasis Internet of Things Menggunakan </w:t>
-      </w:r>
-      <w:proofErr w:type="spellStart"/>
-      <w:r>
-        <w:rPr>
-          <w:color w:val="000000" w:themeColor="text1"/>
-        </w:rPr>
-        <w:t>NodeMCU</w:t>
-      </w:r>
-      <w:proofErr w:type="spellEnd"/>
-      <w:r>
-        <w:rPr>
-          <w:color w:val="000000" w:themeColor="text1"/>
-        </w:rPr>
-        <w:t xml:space="preserve"> dan Telegram. Jurnal RESTIKOM Riset Teknik Informatika Dan Komputer, 4(1), 45–49. </w:t>
+        <w:t xml:space="preserve">Sujjada, A., Maulana, R., &amp; Fergina, A. (2022). Rancang Bangun Penyiram Tanaman Otomatis Berbasis Internet of Things Menggunakan NodeMCU dan Telegram. Jurnal RESTIKOM Riset Teknik Informatika Dan Komputer, 4(1), 45–49. </w:t>
       </w:r>
       <w:hyperlink r:id="rId27" w:history="1">
         <w:r>
@@ -9553,7 +8276,6 @@
         </w:rPr>
         <w:t xml:space="preserve">Wardhana, R. G., Wang, G., &amp; Sibuea, F. (2023). PENERAPAN MACHINE LEARNING DALAM PREDIKSI TINGKAT KASUS PENYAKIT DI INDONESIA. </w:t>
       </w:r>
-      <w:proofErr w:type="spellStart"/>
       <w:r>
         <w:rPr>
           <w:rFonts w:eastAsia="Times New Roman" w:cs="Times New Roman"/>
@@ -9565,77 +8287,7 @@
           <w:lang w:eastAsia="en-ID"/>
           <w14:ligatures w14:val="none"/>
         </w:rPr>
-        <w:t>Journal</w:t>
-      </w:r>
-      <w:proofErr w:type="spellEnd"/>
-      <w:r>
-        <w:rPr>
-          <w:rFonts w:eastAsia="Times New Roman" w:cs="Times New Roman"/>
-          <w:i/>
-          <w:iCs/>
-          <w:color w:val="000000" w:themeColor="text1"/>
-          <w:kern w:val="0"/>
-          <w:szCs w:val="24"/>
-          <w:lang w:eastAsia="en-ID"/>
-          <w14:ligatures w14:val="none"/>
-        </w:rPr>
-        <w:t xml:space="preserve"> of </w:t>
-      </w:r>
-      <w:proofErr w:type="spellStart"/>
-      <w:r>
-        <w:rPr>
-          <w:rFonts w:eastAsia="Times New Roman" w:cs="Times New Roman"/>
-          <w:i/>
-          <w:iCs/>
-          <w:color w:val="000000" w:themeColor="text1"/>
-          <w:kern w:val="0"/>
-          <w:szCs w:val="24"/>
-          <w:lang w:eastAsia="en-ID"/>
-          <w14:ligatures w14:val="none"/>
-        </w:rPr>
-        <w:t>Information</w:t>
-      </w:r>
-      <w:proofErr w:type="spellEnd"/>
-      <w:r>
-        <w:rPr>
-          <w:rFonts w:eastAsia="Times New Roman" w:cs="Times New Roman"/>
-          <w:i/>
-          <w:iCs/>
-          <w:color w:val="000000" w:themeColor="text1"/>
-          <w:kern w:val="0"/>
-          <w:szCs w:val="24"/>
-          <w:lang w:eastAsia="en-ID"/>
-          <w14:ligatures w14:val="none"/>
-        </w:rPr>
-        <w:t xml:space="preserve"> System </w:t>
-      </w:r>
-      <w:proofErr w:type="spellStart"/>
-      <w:r>
-        <w:rPr>
-          <w:rFonts w:eastAsia="Times New Roman" w:cs="Times New Roman"/>
-          <w:i/>
-          <w:iCs/>
-          <w:color w:val="000000" w:themeColor="text1"/>
-          <w:kern w:val="0"/>
-          <w:szCs w:val="24"/>
-          <w:lang w:eastAsia="en-ID"/>
-          <w14:ligatures w14:val="none"/>
-        </w:rPr>
-        <w:t>Management</w:t>
-      </w:r>
-      <w:proofErr w:type="spellEnd"/>
-      <w:r>
-        <w:rPr>
-          <w:rFonts w:eastAsia="Times New Roman" w:cs="Times New Roman"/>
-          <w:i/>
-          <w:iCs/>
-          <w:color w:val="000000" w:themeColor="text1"/>
-          <w:kern w:val="0"/>
-          <w:szCs w:val="24"/>
-          <w:lang w:eastAsia="en-ID"/>
-          <w14:ligatures w14:val="none"/>
-        </w:rPr>
-        <w:t xml:space="preserve"> (JOISM)</w:t>
+        <w:t>Journal of Information System Management (JOISM)</w:t>
       </w:r>
       <w:r>
         <w:rPr>
@@ -9706,87 +8358,7 @@
           <w:rFonts w:eastAsiaTheme="minorEastAsia"/>
           <w:color w:val="000000" w:themeColor="text1"/>
         </w:rPr>
-        <w:t xml:space="preserve">Pangestu, M. S., &amp; Fitriani, M. A. (2022). Perbandingan Perhitungan Jarak </w:t>
-      </w:r>
-      <w:proofErr w:type="spellStart"/>
-      <w:r>
-        <w:rPr>
-          <w:rFonts w:eastAsiaTheme="minorEastAsia"/>
-          <w:color w:val="000000" w:themeColor="text1"/>
-        </w:rPr>
-        <w:t>Euclidean</w:t>
-      </w:r>
-      <w:proofErr w:type="spellEnd"/>
-      <w:r>
-        <w:rPr>
-          <w:rFonts w:eastAsiaTheme="minorEastAsia"/>
-          <w:color w:val="000000" w:themeColor="text1"/>
-        </w:rPr>
-        <w:t xml:space="preserve"> Distance, Manhattan Distance, dan </w:t>
-      </w:r>
-      <w:proofErr w:type="spellStart"/>
-      <w:r>
-        <w:rPr>
-          <w:rFonts w:eastAsiaTheme="minorEastAsia"/>
-          <w:color w:val="000000" w:themeColor="text1"/>
-        </w:rPr>
-        <w:t>Cosine</w:t>
-      </w:r>
-      <w:proofErr w:type="spellEnd"/>
-      <w:r>
-        <w:rPr>
-          <w:rFonts w:eastAsiaTheme="minorEastAsia"/>
-          <w:color w:val="000000" w:themeColor="text1"/>
-        </w:rPr>
-        <w:t xml:space="preserve"> </w:t>
-      </w:r>
-      <w:proofErr w:type="spellStart"/>
-      <w:r>
-        <w:rPr>
-          <w:rFonts w:eastAsiaTheme="minorEastAsia"/>
-          <w:color w:val="000000" w:themeColor="text1"/>
-        </w:rPr>
-        <w:t>Similarity</w:t>
-      </w:r>
-      <w:proofErr w:type="spellEnd"/>
-      <w:r>
-        <w:rPr>
-          <w:rFonts w:eastAsiaTheme="minorEastAsia"/>
-          <w:color w:val="000000" w:themeColor="text1"/>
-        </w:rPr>
-        <w:t xml:space="preserve"> dalam Pengelompokan Data Bibit Padi Menggunakan Algoritma K-</w:t>
-      </w:r>
-      <w:proofErr w:type="spellStart"/>
-      <w:r>
-        <w:rPr>
-          <w:rFonts w:eastAsiaTheme="minorEastAsia"/>
-          <w:color w:val="000000" w:themeColor="text1"/>
-        </w:rPr>
-        <w:t>Means</w:t>
-      </w:r>
-      <w:proofErr w:type="spellEnd"/>
-      <w:r>
-        <w:rPr>
-          <w:rFonts w:eastAsiaTheme="minorEastAsia"/>
-          <w:color w:val="000000" w:themeColor="text1"/>
-        </w:rPr>
-        <w:t xml:space="preserve">. </w:t>
-      </w:r>
-      <w:proofErr w:type="spellStart"/>
-      <w:r>
-        <w:rPr>
-          <w:rFonts w:eastAsiaTheme="minorEastAsia"/>
-          <w:color w:val="000000" w:themeColor="text1"/>
-        </w:rPr>
-        <w:t>Sainteks</w:t>
-      </w:r>
-      <w:proofErr w:type="spellEnd"/>
-      <w:r>
-        <w:rPr>
-          <w:rFonts w:eastAsiaTheme="minorEastAsia"/>
-          <w:color w:val="000000" w:themeColor="text1"/>
-        </w:rPr>
-        <w:t>, 19(2), 141–155. https://doi.org/10.30595/sainteks.v19i2.14495</w:t>
+        <w:t>Pangestu, M. S., &amp; Fitriani, M. A. (2022). Perbandingan Perhitungan Jarak Euclidean Distance, Manhattan Distance, dan Cosine Similarity dalam Pengelompokan Data Bibit Padi Menggunakan Algoritma K-Means. Sainteks, 19(2), 141–155. https://doi.org/10.30595/sainteks.v19i2.14495</w:t>
       </w:r>
     </w:p>
     <w:p>
@@ -9805,7 +8377,6 @@
           <w14:ligatures w14:val="none"/>
         </w:rPr>
       </w:pPr>
-      <w:proofErr w:type="spellStart"/>
       <w:r>
         <w:rPr>
           <w:rFonts w:eastAsia="Times New Roman" w:cs="Times New Roman"/>
@@ -9815,21 +8386,8 @@
           <w:lang w:eastAsia="en-ID"/>
           <w14:ligatures w14:val="none"/>
         </w:rPr>
-        <w:t>Buwarda</w:t>
-      </w:r>
-      <w:proofErr w:type="spellEnd"/>
-      <w:r>
-        <w:rPr>
-          <w:rFonts w:eastAsia="Times New Roman" w:cs="Times New Roman"/>
-          <w:color w:val="000000" w:themeColor="text1"/>
-          <w:kern w:val="0"/>
-          <w:szCs w:val="24"/>
-          <w:lang w:eastAsia="en-ID"/>
-          <w14:ligatures w14:val="none"/>
-        </w:rPr>
-        <w:t xml:space="preserve">, S., Lutfi, &amp; Makmur, I. (2023). PENGEMBANGAN SISTEM PENYIRAMAN TANAMAN HORTIKULTURA BERBASIS MIKROKONTROLLER ESP32 DAN APLIKASI TELEGRAM. </w:t>
-      </w:r>
-      <w:proofErr w:type="spellStart"/>
+        <w:t xml:space="preserve">Buwarda, S., Lutfi, &amp; Makmur, I. (2023). PENGEMBANGAN SISTEM PENYIRAMAN TANAMAN HORTIKULTURA BERBASIS MIKROKONTROLLER ESP32 DAN APLIKASI TELEGRAM. </w:t>
+      </w:r>
       <w:r>
         <w:rPr>
           <w:rFonts w:eastAsia="Times New Roman" w:cs="Times New Roman"/>
@@ -9841,21 +8399,7 @@
           <w:lang w:eastAsia="en-ID"/>
           <w14:ligatures w14:val="none"/>
         </w:rPr>
-        <w:t>Prosiding</w:t>
-      </w:r>
-      <w:proofErr w:type="spellEnd"/>
-      <w:r>
-        <w:rPr>
-          <w:rFonts w:eastAsia="Times New Roman" w:cs="Times New Roman"/>
-          <w:i/>
-          <w:iCs/>
-          <w:color w:val="000000" w:themeColor="text1"/>
-          <w:kern w:val="0"/>
-          <w:szCs w:val="24"/>
-          <w:lang w:eastAsia="en-ID"/>
-          <w14:ligatures w14:val="none"/>
-        </w:rPr>
-        <w:t xml:space="preserve"> Seminar Nasional Teknologi Industri (SNTI)</w:t>
+        <w:t>Prosiding Seminar Nasional Teknologi Industri (SNTI)</w:t>
       </w:r>
       <w:r>
         <w:rPr>
@@ -13343,11 +11887,11 @@
       <w:lang w:val="id-ID"/>
     </w:rPr>
   </w:style>
-  <w:style w:type="paragraph" w:styleId="Heading1">
+  <w:style w:type="paragraph" w:styleId="Judul1">
     <w:name w:val="heading 1"/>
     <w:basedOn w:val="Normal"/>
     <w:next w:val="Normal"/>
-    <w:link w:val="Heading1Char"/>
+    <w:link w:val="Judul1KAR"/>
     <w:uiPriority w:val="9"/>
     <w:qFormat/>
     <w:rsid w:val="00871597"/>
@@ -13363,11 +11907,11 @@
       <w:szCs w:val="32"/>
     </w:rPr>
   </w:style>
-  <w:style w:type="paragraph" w:styleId="Heading2">
+  <w:style w:type="paragraph" w:styleId="Judul2">
     <w:name w:val="heading 2"/>
     <w:basedOn w:val="Normal"/>
     <w:next w:val="Normal"/>
-    <w:link w:val="Heading2Char"/>
+    <w:link w:val="Judul2KAR"/>
     <w:uiPriority w:val="9"/>
     <w:unhideWhenUsed/>
     <w:qFormat/>
@@ -13383,11 +11927,11 @@
       <w:szCs w:val="26"/>
     </w:rPr>
   </w:style>
-  <w:style w:type="paragraph" w:styleId="Heading3">
+  <w:style w:type="paragraph" w:styleId="Judul3">
     <w:name w:val="heading 3"/>
     <w:basedOn w:val="Normal"/>
     <w:next w:val="Normal"/>
-    <w:link w:val="Heading3Char"/>
+    <w:link w:val="Judul3KAR"/>
     <w:uiPriority w:val="9"/>
     <w:unhideWhenUsed/>
     <w:qFormat/>
@@ -13403,12 +11947,13 @@
       <w:szCs w:val="24"/>
     </w:rPr>
   </w:style>
-  <w:style w:type="character" w:default="1" w:styleId="DefaultParagraphFont">
+  <w:style w:type="character" w:default="1" w:styleId="FontParagrafDefault">
     <w:name w:val="Default Paragraph Font"/>
     <w:uiPriority w:val="1"/>
+    <w:semiHidden/>
     <w:unhideWhenUsed/>
   </w:style>
-  <w:style w:type="table" w:default="1" w:styleId="TableNormal">
+  <w:style w:type="table" w:default="1" w:styleId="TabelNormal">
     <w:name w:val="Normal Table"/>
     <w:uiPriority w:val="99"/>
     <w:semiHidden/>
@@ -13423,17 +11968,17 @@
       </w:tblCellMar>
     </w:tblPr>
   </w:style>
-  <w:style w:type="numbering" w:default="1" w:styleId="NoList">
+  <w:style w:type="numbering" w:default="1" w:styleId="TidakAdaDaftar">
     <w:name w:val="No List"/>
     <w:uiPriority w:val="99"/>
     <w:semiHidden/>
     <w:unhideWhenUsed/>
   </w:style>
-  <w:style w:type="paragraph" w:styleId="Quote">
+  <w:style w:type="paragraph" w:styleId="Kutipan">
     <w:name w:val="Quote"/>
-    <w:basedOn w:val="Heading1"/>
+    <w:basedOn w:val="Judul1"/>
     <w:next w:val="Normal"/>
-    <w:link w:val="QuoteChar"/>
+    <w:link w:val="KutipanKAR"/>
     <w:uiPriority w:val="29"/>
     <w:qFormat/>
     <w:rsid w:val="006025F2"/>
@@ -13448,10 +11993,10 @@
       <w:sz w:val="28"/>
     </w:rPr>
   </w:style>
-  <w:style w:type="character" w:customStyle="1" w:styleId="QuoteChar">
-    <w:name w:val="Quote Char"/>
-    <w:basedOn w:val="DefaultParagraphFont"/>
-    <w:link w:val="Quote"/>
+  <w:style w:type="character" w:customStyle="1" w:styleId="KutipanKAR">
+    <w:name w:val="Kutipan KAR"/>
+    <w:basedOn w:val="FontParagrafDefault"/>
+    <w:link w:val="Kutipan"/>
     <w:uiPriority w:val="29"/>
     <w:rsid w:val="006025F2"/>
     <w:rPr>
@@ -13464,10 +12009,10 @@
       <w:lang w:val="id-ID"/>
     </w:rPr>
   </w:style>
-  <w:style w:type="character" w:customStyle="1" w:styleId="Heading1Char">
-    <w:name w:val="Heading 1 Char"/>
-    <w:basedOn w:val="DefaultParagraphFont"/>
-    <w:link w:val="Heading1"/>
+  <w:style w:type="character" w:customStyle="1" w:styleId="Judul1KAR">
+    <w:name w:val="Judul 1 KAR"/>
+    <w:basedOn w:val="FontParagrafDefault"/>
+    <w:link w:val="Judul1"/>
     <w:uiPriority w:val="9"/>
     <w:rsid w:val="00871597"/>
     <w:rPr>
@@ -13479,9 +12024,9 @@
       <w:lang w:val="id-ID"/>
     </w:rPr>
   </w:style>
-  <w:style w:type="table" w:styleId="TableGrid">
+  <w:style w:type="table" w:styleId="KisiTabel">
     <w:name w:val="Table Grid"/>
-    <w:basedOn w:val="TableNormal"/>
+    <w:basedOn w:val="TabelNormal"/>
     <w:uiPriority w:val="39"/>
     <w:rsid w:val="006025F2"/>
     <w:pPr>
@@ -13498,7 +12043,7 @@
       </w:tblBorders>
     </w:tblPr>
   </w:style>
-  <w:style w:type="paragraph" w:styleId="ListParagraph">
+  <w:style w:type="paragraph" w:styleId="DaftarParagraf">
     <w:name w:val="List Paragraph"/>
     <w:basedOn w:val="Normal"/>
     <w:uiPriority w:val="1"/>
@@ -13512,7 +12057,7 @@
   <w:style w:type="paragraph" w:styleId="Header">
     <w:name w:val="header"/>
     <w:basedOn w:val="Normal"/>
-    <w:link w:val="HeaderChar"/>
+    <w:link w:val="HeaderKAR"/>
     <w:uiPriority w:val="99"/>
     <w:unhideWhenUsed/>
     <w:rsid w:val="004E68F0"/>
@@ -13524,9 +12069,9 @@
       <w:spacing w:after="0" w:line="240" w:lineRule="auto"/>
     </w:pPr>
   </w:style>
-  <w:style w:type="character" w:customStyle="1" w:styleId="HeaderChar">
-    <w:name w:val="Header Char"/>
-    <w:basedOn w:val="DefaultParagraphFont"/>
+  <w:style w:type="character" w:customStyle="1" w:styleId="HeaderKAR">
+    <w:name w:val="Header KAR"/>
+    <w:basedOn w:val="FontParagrafDefault"/>
     <w:link w:val="Header"/>
     <w:uiPriority w:val="99"/>
     <w:rsid w:val="004E68F0"/>
@@ -13540,7 +12085,7 @@
   <w:style w:type="paragraph" w:styleId="Footer">
     <w:name w:val="footer"/>
     <w:basedOn w:val="Normal"/>
-    <w:link w:val="FooterChar"/>
+    <w:link w:val="FooterKAR"/>
     <w:uiPriority w:val="99"/>
     <w:unhideWhenUsed/>
     <w:rsid w:val="004E68F0"/>
@@ -13552,9 +12097,9 @@
       <w:spacing w:after="0" w:line="240" w:lineRule="auto"/>
     </w:pPr>
   </w:style>
-  <w:style w:type="character" w:customStyle="1" w:styleId="FooterChar">
-    <w:name w:val="Footer Char"/>
-    <w:basedOn w:val="DefaultParagraphFont"/>
+  <w:style w:type="character" w:customStyle="1" w:styleId="FooterKAR">
+    <w:name w:val="Footer KAR"/>
+    <w:basedOn w:val="FontParagrafDefault"/>
     <w:link w:val="Footer"/>
     <w:uiPriority w:val="99"/>
     <w:rsid w:val="004E68F0"/>
@@ -13565,9 +12110,9 @@
       <w:lang w:val="id-ID"/>
     </w:rPr>
   </w:style>
-  <w:style w:type="paragraph" w:styleId="TOCHeading">
+  <w:style w:type="paragraph" w:styleId="JudulTOC">
     <w:name w:val="TOC Heading"/>
-    <w:basedOn w:val="Heading1"/>
+    <w:basedOn w:val="Judul1"/>
     <w:next w:val="Normal"/>
     <w:uiPriority w:val="39"/>
     <w:unhideWhenUsed/>
@@ -13602,7 +12147,7 @@
   </w:style>
   <w:style w:type="character" w:styleId="Hyperlink">
     <w:name w:val="Hyperlink"/>
-    <w:basedOn w:val="DefaultParagraphFont"/>
+    <w:basedOn w:val="FontParagrafDefault"/>
     <w:uiPriority w:val="99"/>
     <w:unhideWhenUsed/>
     <w:rsid w:val="00514A13"/>
@@ -13611,10 +12156,10 @@
       <w:u w:val="single"/>
     </w:rPr>
   </w:style>
-  <w:style w:type="character" w:customStyle="1" w:styleId="Heading2Char">
-    <w:name w:val="Heading 2 Char"/>
-    <w:basedOn w:val="DefaultParagraphFont"/>
-    <w:link w:val="Heading2"/>
+  <w:style w:type="character" w:customStyle="1" w:styleId="Judul2KAR">
+    <w:name w:val="Judul 2 KAR"/>
+    <w:basedOn w:val="FontParagrafDefault"/>
+    <w:link w:val="Judul2"/>
     <w:uiPriority w:val="9"/>
     <w:rsid w:val="008C2163"/>
     <w:rPr>
@@ -13625,10 +12170,10 @@
       <w:lang w:val="id-ID"/>
     </w:rPr>
   </w:style>
-  <w:style w:type="character" w:customStyle="1" w:styleId="Heading3Char">
-    <w:name w:val="Heading 3 Char"/>
-    <w:basedOn w:val="DefaultParagraphFont"/>
-    <w:link w:val="Heading3"/>
+  <w:style w:type="character" w:customStyle="1" w:styleId="Judul3KAR">
+    <w:name w:val="Judul 3 KAR"/>
+    <w:basedOn w:val="FontParagrafDefault"/>
+    <w:link w:val="Judul3"/>
     <w:uiPriority w:val="9"/>
     <w:rsid w:val="008C2163"/>
     <w:rPr>
@@ -13639,10 +12184,10 @@
       <w:lang w:val="id-ID"/>
     </w:rPr>
   </w:style>
-  <w:style w:type="paragraph" w:styleId="BodyText">
+  <w:style w:type="paragraph" w:styleId="TeksIsi">
     <w:name w:val="Body Text"/>
     <w:basedOn w:val="Normal"/>
-    <w:link w:val="BodyTextChar"/>
+    <w:link w:val="TeksIsiKAR"/>
     <w:uiPriority w:val="99"/>
     <w:unhideWhenUsed/>
     <w:rsid w:val="00A65E87"/>
@@ -13650,10 +12195,10 @@
       <w:spacing w:after="120"/>
     </w:pPr>
   </w:style>
-  <w:style w:type="character" w:customStyle="1" w:styleId="BodyTextChar">
-    <w:name w:val="Body Text Char"/>
-    <w:basedOn w:val="DefaultParagraphFont"/>
-    <w:link w:val="BodyText"/>
+  <w:style w:type="character" w:customStyle="1" w:styleId="TeksIsiKAR">
+    <w:name w:val="Teks Isi KAR"/>
+    <w:basedOn w:val="FontParagrafDefault"/>
+    <w:link w:val="TeksIsi"/>
     <w:uiPriority w:val="99"/>
     <w:rsid w:val="00A65E87"/>
     <w:rPr>
@@ -13663,11 +12208,11 @@
       <w:lang w:val="id-ID"/>
     </w:rPr>
   </w:style>
-  <w:style w:type="paragraph" w:styleId="Caption">
+  <w:style w:type="paragraph" w:styleId="Keterangan">
     <w:name w:val="caption"/>
     <w:basedOn w:val="Normal"/>
     <w:next w:val="Normal"/>
-    <w:link w:val="CaptionChar"/>
+    <w:link w:val="KeteranganKAR"/>
     <w:uiPriority w:val="35"/>
     <w:unhideWhenUsed/>
     <w:qFormat/>
@@ -13681,7 +12226,7 @@
       <w:szCs w:val="18"/>
     </w:rPr>
   </w:style>
-  <w:style w:type="paragraph" w:styleId="TableofFigures">
+  <w:style w:type="paragraph" w:styleId="TabelGambar">
     <w:name w:val="table of figures"/>
     <w:basedOn w:val="Normal"/>
     <w:next w:val="Normal"/>
@@ -13768,9 +12313,9 @@
       <w:szCs w:val="20"/>
     </w:rPr>
   </w:style>
-  <w:style w:type="character" w:styleId="PlaceholderText">
+  <w:style w:type="character" w:styleId="Tempatpenampungteks">
     <w:name w:val="Placeholder Text"/>
-    <w:basedOn w:val="DefaultParagraphFont"/>
+    <w:basedOn w:val="FontParagrafDefault"/>
     <w:uiPriority w:val="99"/>
     <w:semiHidden/>
     <w:rsid w:val="004070DB"/>
@@ -13791,7 +12336,7 @@
   </w:style>
   <w:style w:type="character" w:customStyle="1" w:styleId="PersamaanChar">
     <w:name w:val="Persamaan Char"/>
-    <w:basedOn w:val="DefaultParagraphFont"/>
+    <w:basedOn w:val="FontParagrafDefault"/>
     <w:link w:val="Persamaan"/>
     <w:rsid w:val="005F5646"/>
     <w:rPr>
@@ -13803,7 +12348,7 @@
   </w:style>
   <w:style w:type="paragraph" w:customStyle="1" w:styleId="TableCaption">
     <w:name w:val="Table Caption"/>
-    <w:basedOn w:val="Caption"/>
+    <w:basedOn w:val="Keterangan"/>
     <w:link w:val="TableCaptionChar"/>
     <w:qFormat/>
     <w:rsid w:val="00764212"/>
@@ -13814,7 +12359,7 @@
   </w:style>
   <w:style w:type="character" w:customStyle="1" w:styleId="TableCaptionChar">
     <w:name w:val="Table Caption Char"/>
-    <w:basedOn w:val="DefaultParagraphFont"/>
+    <w:basedOn w:val="FontParagrafDefault"/>
     <w:link w:val="TableCaption"/>
     <w:rsid w:val="00764212"/>
     <w:rPr>
@@ -13827,10 +12372,10 @@
       <w:lang w:val="id-ID"/>
     </w:rPr>
   </w:style>
-  <w:style w:type="character" w:customStyle="1" w:styleId="CaptionChar">
-    <w:name w:val="Caption Char"/>
-    <w:basedOn w:val="DefaultParagraphFont"/>
-    <w:link w:val="Caption"/>
+  <w:style w:type="character" w:customStyle="1" w:styleId="KeteranganKAR">
+    <w:name w:val="Keterangan KAR"/>
+    <w:basedOn w:val="FontParagrafDefault"/>
+    <w:link w:val="Keterangan"/>
     <w:uiPriority w:val="35"/>
     <w:rsid w:val="006A222D"/>
     <w:rPr>
@@ -13861,7 +12406,7 @@
   </w:style>
   <w:style w:type="character" w:customStyle="1" w:styleId="UnresolvedMention1">
     <w:name w:val="Unresolved Mention1"/>
-    <w:basedOn w:val="DefaultParagraphFont"/>
+    <w:basedOn w:val="FontParagrafDefault"/>
     <w:uiPriority w:val="99"/>
     <w:semiHidden/>
     <w:unhideWhenUsed/>
@@ -13871,10 +12416,10 @@
       <w:shd w:val="clear" w:color="auto" w:fill="E1DFDD"/>
     </w:rPr>
   </w:style>
-  <w:style w:type="paragraph" w:styleId="FootnoteText">
+  <w:style w:type="paragraph" w:styleId="TeksCatatanKaki">
     <w:name w:val="footnote text"/>
     <w:basedOn w:val="Normal"/>
-    <w:link w:val="FootnoteTextChar"/>
+    <w:link w:val="TeksCatatanKakiKAR"/>
     <w:uiPriority w:val="99"/>
     <w:semiHidden/>
     <w:unhideWhenUsed/>
@@ -13887,10 +12432,10 @@
       <w:szCs w:val="20"/>
     </w:rPr>
   </w:style>
-  <w:style w:type="character" w:customStyle="1" w:styleId="FootnoteTextChar">
-    <w:name w:val="Footnote Text Char"/>
-    <w:basedOn w:val="DefaultParagraphFont"/>
-    <w:link w:val="FootnoteText"/>
+  <w:style w:type="character" w:customStyle="1" w:styleId="TeksCatatanKakiKAR">
+    <w:name w:val="Teks Catatan Kaki KAR"/>
+    <w:basedOn w:val="FontParagrafDefault"/>
+    <w:link w:val="TeksCatatanKaki"/>
     <w:uiPriority w:val="99"/>
     <w:semiHidden/>
     <w:rsid w:val="008C78C1"/>
@@ -13902,9 +12447,9 @@
       <w:lang w:val="id-ID"/>
     </w:rPr>
   </w:style>
-  <w:style w:type="character" w:styleId="FollowedHyperlink">
+  <w:style w:type="character" w:styleId="HiperlinkyangDiikuti">
     <w:name w:val="FollowedHyperlink"/>
-    <w:basedOn w:val="DefaultParagraphFont"/>
+    <w:basedOn w:val="FontParagrafDefault"/>
     <w:uiPriority w:val="99"/>
     <w:semiHidden/>
     <w:unhideWhenUsed/>
@@ -13914,9 +12459,9 @@
       <w:u w:val="single"/>
     </w:rPr>
   </w:style>
-  <w:style w:type="character" w:styleId="CommentReference">
+  <w:style w:type="character" w:styleId="ReferensiKomentar">
     <w:name w:val="annotation reference"/>
-    <w:basedOn w:val="DefaultParagraphFont"/>
+    <w:basedOn w:val="FontParagrafDefault"/>
     <w:uiPriority w:val="99"/>
     <w:semiHidden/>
     <w:unhideWhenUsed/>
@@ -13926,10 +12471,10 @@
       <w:szCs w:val="16"/>
     </w:rPr>
   </w:style>
-  <w:style w:type="paragraph" w:styleId="CommentText">
+  <w:style w:type="paragraph" w:styleId="TeksKomentar">
     <w:name w:val="annotation text"/>
     <w:basedOn w:val="Normal"/>
-    <w:link w:val="CommentTextChar"/>
+    <w:link w:val="TeksKomentarKAR"/>
     <w:uiPriority w:val="99"/>
     <w:semiHidden/>
     <w:unhideWhenUsed/>
@@ -13942,10 +12487,10 @@
       <w:szCs w:val="20"/>
     </w:rPr>
   </w:style>
-  <w:style w:type="character" w:customStyle="1" w:styleId="CommentTextChar">
-    <w:name w:val="Comment Text Char"/>
-    <w:basedOn w:val="DefaultParagraphFont"/>
-    <w:link w:val="CommentText"/>
+  <w:style w:type="character" w:customStyle="1" w:styleId="TeksKomentarKAR">
+    <w:name w:val="Teks Komentar KAR"/>
+    <w:basedOn w:val="FontParagrafDefault"/>
+    <w:link w:val="TeksKomentar"/>
     <w:uiPriority w:val="99"/>
     <w:semiHidden/>
     <w:rsid w:val="004E646D"/>
@@ -13956,11 +12501,11 @@
       <w:lang w:val="id-ID"/>
     </w:rPr>
   </w:style>
-  <w:style w:type="paragraph" w:styleId="CommentSubject">
+  <w:style w:type="paragraph" w:styleId="SubjekKomentar">
     <w:name w:val="annotation subject"/>
-    <w:basedOn w:val="CommentText"/>
-    <w:next w:val="CommentText"/>
-    <w:link w:val="CommentSubjectChar"/>
+    <w:basedOn w:val="TeksKomentar"/>
+    <w:next w:val="TeksKomentar"/>
+    <w:link w:val="SubjekKomentarKAR"/>
     <w:uiPriority w:val="99"/>
     <w:semiHidden/>
     <w:unhideWhenUsed/>
@@ -13970,10 +12515,10 @@
       <w:bCs/>
     </w:rPr>
   </w:style>
-  <w:style w:type="character" w:customStyle="1" w:styleId="CommentSubjectChar">
-    <w:name w:val="Comment Subject Char"/>
-    <w:basedOn w:val="CommentTextChar"/>
-    <w:link w:val="CommentSubject"/>
+  <w:style w:type="character" w:customStyle="1" w:styleId="SubjekKomentarKAR">
+    <w:name w:val="Subjek Komentar KAR"/>
+    <w:basedOn w:val="TeksKomentarKAR"/>
+    <w:link w:val="SubjekKomentar"/>
     <w:uiPriority w:val="99"/>
     <w:semiHidden/>
     <w:rsid w:val="004E646D"/>
@@ -13986,9 +12531,9 @@
       <w:lang w:val="id-ID"/>
     </w:rPr>
   </w:style>
-  <w:style w:type="character" w:styleId="UnresolvedMention">
+  <w:style w:type="character" w:styleId="SebutanYangBelumTerselesaikan">
     <w:name w:val="Unresolved Mention"/>
-    <w:basedOn w:val="DefaultParagraphFont"/>
+    <w:basedOn w:val="FontParagrafDefault"/>
     <w:uiPriority w:val="99"/>
     <w:semiHidden/>
     <w:unhideWhenUsed/>
@@ -14000,7 +12545,7 @@
   </w:style>
   <w:style w:type="paragraph" w:customStyle="1" w:styleId="HeadingIntro">
     <w:name w:val="Heading Intro"/>
-    <w:basedOn w:val="Heading1"/>
+    <w:basedOn w:val="Judul1"/>
     <w:link w:val="HeadingIntroChar"/>
     <w:qFormat/>
     <w:rsid w:val="00D91D1F"/>
@@ -14014,7 +12559,7 @@
   </w:style>
   <w:style w:type="character" w:customStyle="1" w:styleId="HeadingIntroChar">
     <w:name w:val="Heading Intro Char"/>
-    <w:basedOn w:val="Heading1Char"/>
+    <w:basedOn w:val="Judul1KAR"/>
     <w:link w:val="HeadingIntro"/>
     <w:rsid w:val="00D91D1F"/>
     <w:rPr>

--- a/PROPOSAL TUGAS AKHIR.docx
+++ b/PROPOSAL TUGAS AKHIR.docx
@@ -630,7 +630,7 @@
     </w:p>
     <w:tbl>
       <w:tblPr>
-        <w:tblStyle w:val="KisiTabel"/>
+        <w:tblStyle w:val="TableGrid"/>
         <w:tblW w:w="8359" w:type="dxa"/>
         <w:jc w:val="center"/>
         <w:tblBorders>
@@ -990,6 +990,7 @@
           <w:b/>
           <w:bCs w:val="0"/>
         </w:rPr>
+        <w:lastRenderedPageBreak/>
         <w:t>KATA PENGANTAR</w:t>
       </w:r>
       <w:bookmarkEnd w:id="2"/>
@@ -1073,7 +1074,7 @@
     </w:p>
     <w:p>
       <w:pPr>
-        <w:pStyle w:val="DaftarParagraf"/>
+        <w:pStyle w:val="ListParagraph"/>
         <w:numPr>
           <w:ilvl w:val="0"/>
           <w:numId w:val="1"/>
@@ -1095,7 +1096,7 @@
     </w:p>
     <w:p>
       <w:pPr>
-        <w:pStyle w:val="DaftarParagraf"/>
+        <w:pStyle w:val="ListParagraph"/>
         <w:numPr>
           <w:ilvl w:val="0"/>
           <w:numId w:val="1"/>
@@ -1117,7 +1118,7 @@
     </w:p>
     <w:p>
       <w:pPr>
-        <w:pStyle w:val="DaftarParagraf"/>
+        <w:pStyle w:val="ListParagraph"/>
         <w:numPr>
           <w:ilvl w:val="0"/>
           <w:numId w:val="1"/>
@@ -1139,7 +1140,7 @@
     </w:p>
     <w:p>
       <w:pPr>
-        <w:pStyle w:val="DaftarParagraf"/>
+        <w:pStyle w:val="ListParagraph"/>
         <w:numPr>
           <w:ilvl w:val="0"/>
           <w:numId w:val="1"/>
@@ -1161,7 +1162,7 @@
     </w:p>
     <w:p>
       <w:pPr>
-        <w:pStyle w:val="DaftarParagraf"/>
+        <w:pStyle w:val="ListParagraph"/>
         <w:numPr>
           <w:ilvl w:val="0"/>
           <w:numId w:val="1"/>
@@ -1183,7 +1184,7 @@
     </w:p>
     <w:p>
       <w:pPr>
-        <w:pStyle w:val="DaftarParagraf"/>
+        <w:pStyle w:val="ListParagraph"/>
         <w:numPr>
           <w:ilvl w:val="0"/>
           <w:numId w:val="1"/>
@@ -1200,12 +1201,44 @@
           <w:rFonts w:cs="Times New Roman"/>
           <w:szCs w:val="24"/>
         </w:rPr>
-        <w:t xml:space="preserve">Bapak Dr. Wijang Widhiarso, M.Kom., selaku Dekan Fakultas Ilmu Komputer dan Rekayasa. </w:t>
-      </w:r>
-    </w:p>
-    <w:p>
-      <w:pPr>
-        <w:pStyle w:val="DaftarParagraf"/>
+        <w:t xml:space="preserve">Bapak Dr. </w:t>
+      </w:r>
+      <w:proofErr w:type="spellStart"/>
+      <w:r>
+        <w:rPr>
+          <w:rFonts w:cs="Times New Roman"/>
+          <w:szCs w:val="24"/>
+        </w:rPr>
+        <w:t>Wijang</w:t>
+      </w:r>
+      <w:proofErr w:type="spellEnd"/>
+      <w:r>
+        <w:rPr>
+          <w:rFonts w:cs="Times New Roman"/>
+          <w:szCs w:val="24"/>
+        </w:rPr>
+        <w:t xml:space="preserve"> </w:t>
+      </w:r>
+      <w:proofErr w:type="spellStart"/>
+      <w:r>
+        <w:rPr>
+          <w:rFonts w:cs="Times New Roman"/>
+          <w:szCs w:val="24"/>
+        </w:rPr>
+        <w:t>Widhiarso</w:t>
+      </w:r>
+      <w:proofErr w:type="spellEnd"/>
+      <w:r>
+        <w:rPr>
+          <w:rFonts w:cs="Times New Roman"/>
+          <w:szCs w:val="24"/>
+        </w:rPr>
+        <w:t xml:space="preserve">, M.Kom., selaku Dekan Fakultas Ilmu Komputer dan Rekayasa. </w:t>
+      </w:r>
+    </w:p>
+    <w:p>
+      <w:pPr>
+        <w:pStyle w:val="ListParagraph"/>
         <w:numPr>
           <w:ilvl w:val="0"/>
           <w:numId w:val="1"/>
@@ -1227,7 +1260,7 @@
     </w:p>
     <w:p>
       <w:pPr>
-        <w:pStyle w:val="DaftarParagraf"/>
+        <w:pStyle w:val="ListParagraph"/>
         <w:numPr>
           <w:ilvl w:val="0"/>
           <w:numId w:val="1"/>
@@ -1249,7 +1282,7 @@
     </w:p>
     <w:p>
       <w:pPr>
-        <w:pStyle w:val="DaftarParagraf"/>
+        <w:pStyle w:val="ListParagraph"/>
         <w:numPr>
           <w:ilvl w:val="0"/>
           <w:numId w:val="1"/>
@@ -1266,14 +1299,46 @@
           <w:rFonts w:cs="Times New Roman"/>
           <w:szCs w:val="24"/>
         </w:rPr>
-        <w:t>Bapak Daniel Udju</w:t>
-      </w:r>
-      <w:r>
-        <w:rPr>
-          <w:rFonts w:cs="Times New Roman"/>
-          <w:szCs w:val="24"/>
-        </w:rPr>
-        <w:t>lalawa, S.Kom.,M.T.I.., selaku P</w:t>
+        <w:t xml:space="preserve">Bapak Daniel </w:t>
+      </w:r>
+      <w:proofErr w:type="spellStart"/>
+      <w:r>
+        <w:rPr>
+          <w:rFonts w:cs="Times New Roman"/>
+          <w:szCs w:val="24"/>
+        </w:rPr>
+        <w:t>Udju</w:t>
+      </w:r>
+      <w:r>
+        <w:rPr>
+          <w:rFonts w:cs="Times New Roman"/>
+          <w:szCs w:val="24"/>
+        </w:rPr>
+        <w:t>lalawa</w:t>
+      </w:r>
+      <w:proofErr w:type="spellEnd"/>
+      <w:r>
+        <w:rPr>
+          <w:rFonts w:cs="Times New Roman"/>
+          <w:szCs w:val="24"/>
+        </w:rPr>
+        <w:t xml:space="preserve">, </w:t>
+      </w:r>
+      <w:proofErr w:type="spellStart"/>
+      <w:r>
+        <w:rPr>
+          <w:rFonts w:cs="Times New Roman"/>
+          <w:szCs w:val="24"/>
+        </w:rPr>
+        <w:t>S.Kom.,M.T.I</w:t>
+      </w:r>
+      <w:proofErr w:type="spellEnd"/>
+      <w:r>
+        <w:rPr>
+          <w:rFonts w:cs="Times New Roman"/>
+          <w:szCs w:val="24"/>
+        </w:rPr>
+        <w:t>.., selaku P</w:t>
       </w:r>
       <w:r>
         <w:rPr>
@@ -1292,7 +1357,7 @@
     </w:p>
     <w:p>
       <w:pPr>
-        <w:pStyle w:val="DaftarParagraf"/>
+        <w:pStyle w:val="ListParagraph"/>
         <w:numPr>
           <w:ilvl w:val="0"/>
           <w:numId w:val="1"/>
@@ -1335,7 +1400,7 @@
     </w:p>
     <w:p>
       <w:pPr>
-        <w:pStyle w:val="DaftarParagraf"/>
+        <w:pStyle w:val="ListParagraph"/>
         <w:numPr>
           <w:ilvl w:val="0"/>
           <w:numId w:val="1"/>
@@ -1352,12 +1417,13 @@
           <w:rFonts w:cs="Times New Roman"/>
           <w:szCs w:val="24"/>
         </w:rPr>
+        <w:lastRenderedPageBreak/>
         <w:t>Keluarga dan teman-teman yang telah memberikan dukungan dan saran selama proses pengerjaan tugas akhir.</w:t>
       </w:r>
     </w:p>
     <w:p>
       <w:pPr>
-        <w:pStyle w:val="DaftarParagraf"/>
+        <w:pStyle w:val="ListParagraph"/>
         <w:numPr>
           <w:ilvl w:val="0"/>
           <w:numId w:val="1"/>
@@ -1381,7 +1447,23 @@
           <w:rFonts w:cs="Times New Roman"/>
           <w:szCs w:val="24"/>
         </w:rPr>
-        <w:t xml:space="preserve">epada Aldo Kadafi, Muhammad Fadli dan Kartiva </w:t>
+        <w:t xml:space="preserve">epada Aldo Kadafi, Muhammad Fadli dan </w:t>
+      </w:r>
+      <w:proofErr w:type="spellStart"/>
+      <w:r>
+        <w:rPr>
+          <w:rFonts w:cs="Times New Roman"/>
+          <w:szCs w:val="24"/>
+        </w:rPr>
+        <w:t>Kartiva</w:t>
+      </w:r>
+      <w:proofErr w:type="spellEnd"/>
+      <w:r>
+        <w:rPr>
+          <w:rFonts w:cs="Times New Roman"/>
+          <w:szCs w:val="24"/>
+        </w:rPr>
+        <w:t xml:space="preserve"> </w:t>
       </w:r>
       <w:r>
         <w:rPr>
@@ -1418,7 +1500,7 @@
     </w:p>
     <w:tbl>
       <w:tblPr>
-        <w:tblStyle w:val="KisiTabel"/>
+        <w:tblStyle w:val="TableGrid"/>
         <w:tblW w:w="0" w:type="auto"/>
         <w:tblBorders>
           <w:top w:val="none" w:sz="0" w:space="0" w:color="auto"/>
@@ -1612,6 +1694,7 @@
           <w:b/>
           <w:bCs w:val="0"/>
         </w:rPr>
+        <w:lastRenderedPageBreak/>
         <w:t>DAFTAR ISI</w:t>
       </w:r>
       <w:bookmarkEnd w:id="8"/>
@@ -1803,6 +1886,7 @@
           <w:b/>
           <w:bCs w:val="0"/>
         </w:rPr>
+        <w:lastRenderedPageBreak/>
         <w:t>DAFTAR TABEL</w:t>
       </w:r>
       <w:bookmarkEnd w:id="11"/>
@@ -1812,7 +1896,7 @@
     <w:p/>
     <w:p>
       <w:pPr>
-        <w:pStyle w:val="TabelGambar"/>
+        <w:pStyle w:val="TableofFigures"/>
         <w:tabs>
           <w:tab w:val="right" w:leader="dot" w:pos="7927"/>
         </w:tabs>
@@ -1895,7 +1979,7 @@
     </w:p>
     <w:p>
       <w:pPr>
-        <w:pStyle w:val="TabelGambar"/>
+        <w:pStyle w:val="TableofFigures"/>
         <w:tabs>
           <w:tab w:val="right" w:leader="dot" w:pos="7927"/>
         </w:tabs>
@@ -1957,7 +2041,7 @@
     </w:p>
     <w:p>
       <w:pPr>
-        <w:pStyle w:val="TabelGambar"/>
+        <w:pStyle w:val="TableofFigures"/>
         <w:tabs>
           <w:tab w:val="right" w:leader="dot" w:pos="7927"/>
         </w:tabs>
@@ -2019,7 +2103,7 @@
     </w:p>
     <w:p>
       <w:pPr>
-        <w:pStyle w:val="TabelGambar"/>
+        <w:pStyle w:val="TableofFigures"/>
         <w:tabs>
           <w:tab w:val="right" w:leader="dot" w:pos="7927"/>
         </w:tabs>
@@ -2081,7 +2165,7 @@
     </w:p>
     <w:p>
       <w:pPr>
-        <w:pStyle w:val="TabelGambar"/>
+        <w:pStyle w:val="TableofFigures"/>
         <w:tabs>
           <w:tab w:val="right" w:leader="dot" w:pos="7927"/>
         </w:tabs>
@@ -2325,7 +2409,7 @@
     <w:p/>
     <w:p>
       <w:pPr>
-        <w:pStyle w:val="TabelGambar"/>
+        <w:pStyle w:val="TableofFigures"/>
         <w:tabs>
           <w:tab w:val="right" w:leader="dot" w:pos="7927"/>
         </w:tabs>
@@ -2410,7 +2494,7 @@
     </w:p>
     <w:p>
       <w:pPr>
-        <w:pStyle w:val="TabelGambar"/>
+        <w:pStyle w:val="TableofFigures"/>
         <w:tabs>
           <w:tab w:val="right" w:leader="dot" w:pos="7927"/>
         </w:tabs>
@@ -2474,7 +2558,7 @@
     </w:p>
     <w:p>
       <w:pPr>
-        <w:pStyle w:val="TabelGambar"/>
+        <w:pStyle w:val="TableofFigures"/>
         <w:tabs>
           <w:tab w:val="right" w:leader="dot" w:pos="7927"/>
         </w:tabs>
@@ -2642,7 +2726,7 @@
     </w:p>
     <w:p>
       <w:pPr>
-        <w:pStyle w:val="Judul1"/>
+        <w:pStyle w:val="Heading1"/>
         <w:spacing w:line="480" w:lineRule="auto"/>
         <w:jc w:val="center"/>
         <w:rPr>
@@ -2663,6 +2747,7 @@
           <w:bCs/>
           <w:szCs w:val="24"/>
         </w:rPr>
+        <w:lastRenderedPageBreak/>
         <w:t>BAB I</w:t>
       </w:r>
       <w:r>
@@ -2690,7 +2775,7 @@
     </w:p>
     <w:p>
       <w:pPr>
-        <w:pStyle w:val="Judul1"/>
+        <w:pStyle w:val="Heading1"/>
         <w:numPr>
           <w:ilvl w:val="0"/>
           <w:numId w:val="2"/>
@@ -2735,7 +2820,15 @@
         <w:t xml:space="preserve"> bagi</w:t>
       </w:r>
       <w:r>
-        <w:t xml:space="preserve"> manusia (Kynta, 2024)</w:t>
+        <w:t xml:space="preserve"> manusia (</w:t>
+      </w:r>
+      <w:proofErr w:type="spellStart"/>
+      <w:r>
+        <w:t>Kynta</w:t>
+      </w:r>
+      <w:proofErr w:type="spellEnd"/>
+      <w:r>
+        <w:t>, 2024)</w:t>
       </w:r>
       <w:r>
         <w:t>.</w:t>
@@ -2768,7 +2861,15 @@
         <w:t>buah-buahan</w:t>
       </w:r>
       <w:r>
-        <w:t>, dan tanaman hias (Bharata, 2023).</w:t>
+        <w:t>, dan tanaman hias (</w:t>
+      </w:r>
+      <w:proofErr w:type="spellStart"/>
+      <w:r>
+        <w:t>Bharata</w:t>
+      </w:r>
+      <w:proofErr w:type="spellEnd"/>
+      <w:r>
+        <w:t>, 2023).</w:t>
       </w:r>
     </w:p>
     <w:p>
@@ -2831,7 +2932,16 @@
         <w:ind w:firstLine="567"/>
       </w:pPr>
       <w:r>
-        <w:t>Berbagai elemen dapat memengaruhi kondisi ini, di antaranya adalah curah hujan, tipe tanah, dan tingkat evapotranspirasi (Hermanto, 2023). Proses evapotranspirasi terdiri dari dua komponen utama, yaitu evaporasi, yang merupakan perubahan air menjadi uap, dan transpirasi, yang mengacu pada penguapan air dari permukaan tanah (Sofia, 2023). Tingkat evapotranspirasi sangat dipengaruhi oleh faktor-faktor iklim serta jenis tanaman yang ada (Fausan, 2020). Oleh karena itu, ketersediaan air dan kelembaban tanah menjadi aspek yang krusial untuk menggantikan air yang hilang selama proses ini.</w:t>
+        <w:lastRenderedPageBreak/>
+        <w:t>Berbagai elemen dapat memengaruhi kondisi ini, di antaranya adalah curah hujan, tipe tanah, dan tingkat evapotranspirasi (Hermanto, 2023). Proses evapotranspirasi terdiri dari dua komponen utama, yaitu evaporasi, yang merupakan perubahan air menjadi uap, dan transpirasi, yang mengacu pada penguapan air dari permukaan tanah (Sofia, 2023). Tingkat evapotranspirasi sangat dipengaruhi oleh faktor-faktor iklim serta jenis tanaman yang ada (</w:t>
+      </w:r>
+      <w:proofErr w:type="spellStart"/>
+      <w:r>
+        <w:t>Fausan</w:t>
+      </w:r>
+      <w:proofErr w:type="spellEnd"/>
+      <w:r>
+        <w:t>, 2020). Oleh karena itu, ketersediaan air dan kelembaban tanah menjadi aspek yang krusial untuk menggantikan air yang hilang selama proses ini.</w:t>
       </w:r>
     </w:p>
     <w:p>
@@ -2891,7 +3001,11 @@
         <w:t xml:space="preserve">kesulitan dalam memprediksi kelembaban tanah secara akurat akibat perubahan cuaca yang mendadak (Ningrum, 2023). </w:t>
       </w:r>
       <w:r>
-        <w:t>Hal ini disebabkan oleh metode pengukuran yang masih dilakukan secara visual dengan menggunakan alat sederhana, yang tidak mampu memberikan data secara real</w:t>
+        <w:t xml:space="preserve">Hal ini disebabkan oleh metode pengukuran yang </w:t>
+      </w:r>
+      <w:r>
+        <w:lastRenderedPageBreak/>
+        <w:t>masih dilakukan secara visual dengan menggunakan alat sederhana, yang tidak mampu memberikan data secara real</w:t>
       </w:r>
       <w:r>
         <w:t>-</w:t>
@@ -2909,7 +3023,15 @@
         <w:t xml:space="preserve"> Mereka</w:t>
       </w:r>
       <w:r>
-        <w:t xml:space="preserve"> sering bergantung pada pengalaman pribadi untuk menentukan waktu dan jumlah air yang dibutuhkan dalam proses penyiraman tanaman (Anggarda, 2023).</w:t>
+        <w:t xml:space="preserve"> sering bergantung pada pengalaman pribadi untuk menentukan waktu dan jumlah air yang dibutuhkan dalam proses penyiraman tanaman (</w:t>
+      </w:r>
+      <w:proofErr w:type="spellStart"/>
+      <w:r>
+        <w:t>Anggarda</w:t>
+      </w:r>
+      <w:proofErr w:type="spellEnd"/>
+      <w:r>
+        <w:t>, 2023).</w:t>
       </w:r>
     </w:p>
     <w:p>
@@ -2954,7 +3076,11 @@
         <w:ind w:firstLine="567"/>
       </w:pPr>
       <w:r>
-        <w:t xml:space="preserve">Hasil wawancara dengan Kemas Muhammad Ridhuan, selaku penyuluh pertanian di UPTD Balai Pengembangan Dan Produksi Benih Tanaman Pangan Dan Hortikultura mengungkapkan bahwa petani sering menghadapi tantangan dalam memantau musim dan kelembaban tanah secara manual, yang tidak efisien dan bergantung pada fisik. Ketergantungan pada metode tradisional ini sering kali mengakibatkan kegagalan panen dan krisis ekonomi, terutama di bahwa pengaruh fenomena seperti El Nino, yang memperburuk efisiensi dan akurasi dalam pengelolaan tanaman. </w:t>
+        <w:t xml:space="preserve">Hasil wawancara dengan Kemas Muhammad Ridhuan, selaku penyuluh pertanian di UPTD Balai Pengembangan Dan Produksi Benih Tanaman Pangan Dan </w:t>
+      </w:r>
+      <w:r>
+        <w:lastRenderedPageBreak/>
+        <w:t xml:space="preserve">Hortikultura mengungkapkan bahwa petani sering menghadapi tantangan dalam memantau musim dan kelembaban tanah secara manual, yang tidak efisien dan bergantung pada fisik. Ketergantungan pada metode tradisional ini sering kali mengakibatkan kegagalan panen dan krisis ekonomi, terutama di bahwa pengaruh fenomena seperti El Nino, yang memperburuk efisiensi dan akurasi dalam pengelolaan tanaman. </w:t>
       </w:r>
     </w:p>
     <w:p>
@@ -2978,7 +3104,15 @@
         <w:ind w:firstLine="567"/>
       </w:pPr>
       <w:r>
-        <w:t>Hasil wawancara dengan Denny Satria Mandala Putra, selaku direktur Quranic Farm menjelaskan bahwa pemantauan kelembaban tanah secara konvensional tidak akurat dan memerlukan banyak tenaga, sedangkan penyiraman manual sering tidak merata, terutama di musim kemarau. Akibatnya, pertumbuhan tanaman menjadi tidak seragam dan risiko penyakit tanaman meningkat. Pemantauan secara manual yang memakan waktu juga mengganggu aktivitas lain di perkebunan yang cukup besar.</w:t>
+        <w:t xml:space="preserve">Hasil wawancara dengan Denny Satria Mandala Putra, selaku direktur </w:t>
+      </w:r>
+      <w:proofErr w:type="spellStart"/>
+      <w:r>
+        <w:t>Quranic</w:t>
+      </w:r>
+      <w:proofErr w:type="spellEnd"/>
+      <w:r>
+        <w:t xml:space="preserve"> Farm menjelaskan bahwa pemantauan kelembaban tanah secara konvensional tidak akurat dan memerlukan banyak tenaga, sedangkan penyiraman manual sering tidak merata, terutama di musim kemarau. Akibatnya, pertumbuhan tanaman menjadi tidak seragam dan risiko penyakit tanaman meningkat. Pemantauan secara manual yang memakan waktu juga mengganggu aktivitas lain di perkebunan yang cukup besar.</w:t>
       </w:r>
     </w:p>
     <w:p>
@@ -2997,7 +3131,11 @@
         <w:t>Internet of Things</w:t>
       </w:r>
       <w:r>
-        <w:t xml:space="preserve"> dan kecerdasan buatan memberikan dampak yang signifikan pada berbagai sektor pertanian. Salah satu teknologi yang diimplementasikan dalam bidang pertanian adalah </w:t>
+        <w:t xml:space="preserve"> dan kecerdasan buatan memberikan dampak yang signifikan pada berbagai sektor </w:t>
+      </w:r>
+      <w:r>
+        <w:lastRenderedPageBreak/>
+        <w:t xml:space="preserve">pertanian. Salah satu teknologi yang diimplementasikan dalam bidang pertanian adalah </w:t>
       </w:r>
       <w:r>
         <w:rPr>
@@ -3007,7 +3145,15 @@
         <w:t>Machine Learning</w:t>
       </w:r>
       <w:r>
-        <w:t xml:space="preserve">, yang merupakan bagian dari kecerdasan buatan yang melibatkan proses pembelajaran melalui komputasi dan identifikasi pola untuk melakukan prediksi serta pengambilan keputusan secara otomatis berdasarkan data yang tersedia (Anggarda, 2023). </w:t>
+        <w:t>, yang merupakan bagian dari kecerdasan buatan yang melibatkan proses pembelajaran melalui komputasi dan identifikasi pola untuk melakukan prediksi serta pengambilan keputusan secara otomatis berdasarkan data yang tersedia (</w:t>
+      </w:r>
+      <w:proofErr w:type="spellStart"/>
+      <w:r>
+        <w:t>Anggarda</w:t>
+      </w:r>
+      <w:proofErr w:type="spellEnd"/>
+      <w:r>
+        <w:t xml:space="preserve">, 2023). </w:t>
       </w:r>
     </w:p>
     <w:p>
@@ -3028,42 +3174,76 @@
       <w:r>
         <w:t xml:space="preserve">, yang memanfaatkan sensor </w:t>
       </w:r>
+      <w:proofErr w:type="spellStart"/>
       <w:r>
         <w:rPr>
           <w:i/>
           <w:iCs/>
         </w:rPr>
-        <w:t>Automatic Weather Station</w:t>
-      </w:r>
-      <w:r>
-        <w:t xml:space="preserve"> (AWS), kelembaban tanah, dan berbagai faktor lingkungan lainnya</w:t>
-      </w:r>
-      <w:r>
-        <w:t xml:space="preserve">. </w:t>
-      </w:r>
-      <w:r>
-        <w:t xml:space="preserve">Setiap sensor menghasilkan data yang dikirimkan ke mikrokontroler </w:t>
-      </w:r>
-      <w:r>
-        <w:t>untuk analisis atau prediksi (Kaur, 2024).</w:t>
-      </w:r>
-      <w:r>
-        <w:t xml:space="preserve"> </w:t>
-      </w:r>
-      <w:r>
-        <w:t xml:space="preserve">Dengan </w:t>
-      </w:r>
-      <w:r>
-        <w:t>memanfaatkan</w:t>
-      </w:r>
-      <w:r>
-        <w:t xml:space="preserve"> </w:t>
-      </w:r>
+        <w:t>Automatic</w:t>
+      </w:r>
+      <w:proofErr w:type="spellEnd"/>
       <w:r>
         <w:rPr>
           <w:i/>
           <w:iCs/>
         </w:rPr>
+        <w:t xml:space="preserve"> </w:t>
+      </w:r>
+      <w:proofErr w:type="spellStart"/>
+      <w:r>
+        <w:rPr>
+          <w:i/>
+          <w:iCs/>
+        </w:rPr>
+        <w:t>Weather</w:t>
+      </w:r>
+      <w:proofErr w:type="spellEnd"/>
+      <w:r>
+        <w:rPr>
+          <w:i/>
+          <w:iCs/>
+        </w:rPr>
+        <w:t xml:space="preserve"> </w:t>
+      </w:r>
+      <w:proofErr w:type="spellStart"/>
+      <w:r>
+        <w:rPr>
+          <w:i/>
+          <w:iCs/>
+        </w:rPr>
+        <w:t>Station</w:t>
+      </w:r>
+      <w:proofErr w:type="spellEnd"/>
+      <w:r>
+        <w:t xml:space="preserve"> (AWS), kelembaban tanah, dan berbagai faktor lingkungan lainnya</w:t>
+      </w:r>
+      <w:r>
+        <w:t xml:space="preserve">. </w:t>
+      </w:r>
+      <w:r>
+        <w:t xml:space="preserve">Setiap sensor menghasilkan data yang dikirimkan ke mikrokontroler </w:t>
+      </w:r>
+      <w:r>
+        <w:t>untuk analisis atau prediksi (Kaur, 2024).</w:t>
+      </w:r>
+      <w:r>
+        <w:t xml:space="preserve"> </w:t>
+      </w:r>
+      <w:r>
+        <w:t xml:space="preserve">Dengan </w:t>
+      </w:r>
+      <w:r>
+        <w:t>memanfaatkan</w:t>
+      </w:r>
+      <w:r>
+        <w:t xml:space="preserve"> </w:t>
+      </w:r>
+      <w:r>
+        <w:rPr>
+          <w:i/>
+          <w:iCs/>
+        </w:rPr>
         <w:t>Machine Learning</w:t>
       </w:r>
       <w:r>
@@ -3103,7 +3283,15 @@
         <w:t xml:space="preserve"> cuaca hujan, suhu udara, kelembaban tanah, dan faktor-faktor lainnya</w:t>
       </w:r>
       <w:r>
-        <w:t xml:space="preserve"> (Anggarda, 2023).</w:t>
+        <w:t xml:space="preserve"> (</w:t>
+      </w:r>
+      <w:proofErr w:type="spellStart"/>
+      <w:r>
+        <w:t>Anggarda</w:t>
+      </w:r>
+      <w:proofErr w:type="spellEnd"/>
+      <w:r>
+        <w:t>, 2023).</w:t>
       </w:r>
     </w:p>
     <w:p>
@@ -3128,7 +3316,15 @@
         <w:t>Machine Learning</w:t>
       </w:r>
       <w:r>
-        <w:t xml:space="preserve"> untuk memprediksi waktu penyiraman optimal memiliki berbagai keuntungan. Pertama, sistem ini dapat menghemat waktu dan usaha petani dalam memerlukan kebutuhan air. Kedua, dengan tingkat akurasi prediksi yang tinggi, sistem ini berkontribusi dalam mengoptimalkan penggunaan air dan mengurangi pemborosan. Ketiga, rekomendasi yang akurat dari sistem ini dapat meningkatkan produktivitas pertanian dengan memastikan pemenuhan kebutuhan air yang tepat waktu untuk tanaman (Anggarda, 2023).</w:t>
+        <w:t xml:space="preserve"> untuk memprediksi waktu penyiraman optimal memiliki berbagai keuntungan. Pertama, sistem ini dapat menghemat waktu dan usaha petani dalam memerlukan kebutuhan air. Kedua, dengan tingkat akurasi prediksi yang tinggi, sistem ini berkontribusi dalam mengoptimalkan penggunaan air dan mengurangi pemborosan. Ketiga, rekomendasi yang akurat dari sistem ini dapat meningkatkan produktivitas pertanian dengan memastikan pemenuhan kebutuhan air yang tepat waktu untuk tanaman (</w:t>
+      </w:r>
+      <w:proofErr w:type="spellStart"/>
+      <w:r>
+        <w:t>Anggarda</w:t>
+      </w:r>
+      <w:proofErr w:type="spellEnd"/>
+      <w:r>
+        <w:t>, 2023).</w:t>
       </w:r>
     </w:p>
     <w:p>
@@ -3157,7 +3353,11 @@
         <w:t>Machine Learning</w:t>
       </w:r>
       <w:r>
-        <w:t xml:space="preserve"> memberikan keuntungan signifikan bagi para petani. Sistem ini memungkinkan pemantauan, pengendalian, dan perencanaan irigasi yang lebih efisien dalam waktu, tenaga, dan sumber daya manusia</w:t>
+        <w:t xml:space="preserve"> memberikan </w:t>
+      </w:r>
+      <w:r>
+        <w:lastRenderedPageBreak/>
+        <w:t>keuntungan signifikan bagi para petani. Sistem ini memungkinkan pemantauan, pengendalian, dan perencanaan irigasi yang lebih efisien dalam waktu, tenaga, dan sumber daya manusia</w:t>
       </w:r>
       <w:r>
         <w:t xml:space="preserve">, serta berpotensi mengurangi biaya dan penggunaan air, dan meningkatkan hasil panen. Dengan demikian, penulis tertarik untuk merancang </w:t>
@@ -3171,7 +3371,7 @@
     </w:p>
     <w:p>
       <w:pPr>
-        <w:pStyle w:val="Judul1"/>
+        <w:pStyle w:val="Heading1"/>
         <w:numPr>
           <w:ilvl w:val="0"/>
           <w:numId w:val="2"/>
@@ -3215,7 +3415,7 @@
     </w:p>
     <w:p>
       <w:pPr>
-        <w:pStyle w:val="Judul1"/>
+        <w:pStyle w:val="Heading1"/>
         <w:numPr>
           <w:ilvl w:val="0"/>
           <w:numId w:val="2"/>
@@ -3234,7 +3434,7 @@
     </w:p>
     <w:p>
       <w:pPr>
-        <w:pStyle w:val="Judul2"/>
+        <w:pStyle w:val="Heading2"/>
         <w:numPr>
           <w:ilvl w:val="0"/>
           <w:numId w:val="3"/>
@@ -3263,7 +3463,7 @@
     </w:p>
     <w:p>
       <w:pPr>
-        <w:pStyle w:val="Judul2"/>
+        <w:pStyle w:val="Heading2"/>
         <w:numPr>
           <w:ilvl w:val="0"/>
           <w:numId w:val="3"/>
@@ -3299,7 +3499,7 @@
     </w:p>
     <w:p>
       <w:pPr>
-        <w:pStyle w:val="Judul2"/>
+        <w:pStyle w:val="Heading2"/>
         <w:numPr>
           <w:ilvl w:val="0"/>
           <w:numId w:val="3"/>
@@ -3332,7 +3532,7 @@
     </w:p>
     <w:p>
       <w:pPr>
-        <w:pStyle w:val="Judul1"/>
+        <w:pStyle w:val="Heading1"/>
         <w:numPr>
           <w:ilvl w:val="0"/>
           <w:numId w:val="2"/>
@@ -3342,6 +3542,7 @@
       </w:pPr>
       <w:bookmarkStart w:id="36" w:name="_Toc178662373"/>
       <w:r>
+        <w:lastRenderedPageBreak/>
         <w:t>Analisis Terhadap Karakteristik Solusi</w:t>
       </w:r>
       <w:bookmarkEnd w:id="36"/>
@@ -3354,7 +3555,7 @@
     </w:p>
     <w:p>
       <w:pPr>
-        <w:pStyle w:val="Judul1"/>
+        <w:pStyle w:val="Heading1"/>
         <w:numPr>
           <w:ilvl w:val="0"/>
           <w:numId w:val="2"/>
@@ -3376,7 +3577,7 @@
     </w:p>
     <w:p>
       <w:pPr>
-        <w:pStyle w:val="Judul1"/>
+        <w:pStyle w:val="Heading1"/>
         <w:numPr>
           <w:ilvl w:val="0"/>
           <w:numId w:val="2"/>
@@ -3438,6 +3639,7 @@
       <w:r>
         <w:t xml:space="preserve"> dan mengatur irigasi secara jauh melalui aplikasi </w:t>
       </w:r>
+      <w:proofErr w:type="spellStart"/>
       <w:r>
         <w:rPr>
           <w:i/>
@@ -3445,6 +3647,7 @@
         </w:rPr>
         <w:t>mobile</w:t>
       </w:r>
+      <w:proofErr w:type="spellEnd"/>
       <w:r>
         <w:t xml:space="preserve">. </w:t>
       </w:r>
@@ -3475,7 +3678,7 @@
     </w:p>
     <w:p>
       <w:pPr>
-        <w:pStyle w:val="Judul1"/>
+        <w:pStyle w:val="Heading1"/>
         <w:numPr>
           <w:ilvl w:val="0"/>
           <w:numId w:val="2"/>
@@ -3566,7 +3769,7 @@
     </w:p>
     <w:p>
       <w:pPr>
-        <w:pStyle w:val="Judul1"/>
+        <w:pStyle w:val="Heading1"/>
         <w:spacing w:line="480" w:lineRule="auto"/>
         <w:jc w:val="center"/>
         <w:rPr>
@@ -3583,6 +3786,7 @@
           <w:bCs/>
           <w:szCs w:val="24"/>
         </w:rPr>
+        <w:lastRenderedPageBreak/>
         <w:t>BAB II</w:t>
       </w:r>
       <w:r>
@@ -3599,7 +3803,7 @@
     </w:p>
     <w:p>
       <w:pPr>
-        <w:pStyle w:val="Judul1"/>
+        <w:pStyle w:val="Heading1"/>
         <w:numPr>
           <w:ilvl w:val="0"/>
           <w:numId w:val="7"/>
@@ -3620,7 +3824,7 @@
     </w:p>
     <w:p>
       <w:pPr>
-        <w:pStyle w:val="Judul2"/>
+        <w:pStyle w:val="Heading2"/>
         <w:numPr>
           <w:ilvl w:val="0"/>
           <w:numId w:val="8"/>
@@ -3657,279 +3861,15 @@
         <w:spacing w:after="0" w:line="480" w:lineRule="auto"/>
         <w:ind w:firstLine="567"/>
       </w:pPr>
-    </w:p>
-    <w:p>
-      <w:pPr>
-        <w:pStyle w:val="Judul2"/>
-        <w:numPr>
-          <w:ilvl w:val="0"/>
-          <w:numId w:val="8"/>
-        </w:numPr>
-        <w:spacing w:before="0" w:line="480" w:lineRule="auto"/>
-        <w:ind w:left="567" w:hanging="567"/>
-        <w:rPr>
-          <w:b/>
-          <w:bCs/>
-        </w:rPr>
-      </w:pPr>
-      <w:bookmarkStart w:id="53" w:name="_Toc178662380"/>
-      <w:r>
-        <w:rPr>
-          <w:b/>
-          <w:bCs/>
-        </w:rPr>
-        <w:t>S</w:t>
-      </w:r>
-      <w:r>
-        <w:rPr>
-          <w:b/>
-          <w:bCs/>
-        </w:rPr>
-        <w:t>upport Vector Machine</w:t>
-      </w:r>
-      <w:bookmarkEnd w:id="53"/>
-    </w:p>
-    <w:p>
-      <w:pPr>
-        <w:spacing w:after="0" w:line="480" w:lineRule="auto"/>
-        <w:ind w:firstLine="567"/>
-        <w:rPr>
-          <w:rFonts w:cs="Times New Roman"/>
-        </w:rPr>
-      </w:pPr>
-    </w:p>
-    <w:p>
-      <w:pPr>
-        <w:pStyle w:val="Judul2"/>
-        <w:numPr>
-          <w:ilvl w:val="0"/>
-          <w:numId w:val="8"/>
-        </w:numPr>
-        <w:spacing w:before="0" w:line="480" w:lineRule="auto"/>
-        <w:ind w:left="567" w:hanging="567"/>
-        <w:rPr>
-          <w:b/>
-          <w:bCs/>
-        </w:rPr>
-      </w:pPr>
-      <w:bookmarkStart w:id="54" w:name="_Toc178662381"/>
-      <w:bookmarkEnd w:id="50"/>
-      <w:bookmarkEnd w:id="51"/>
-      <w:bookmarkEnd w:id="52"/>
-      <w:r>
-        <w:rPr>
-          <w:b/>
-          <w:bCs/>
-        </w:rPr>
-        <w:t>Random Forest</w:t>
-      </w:r>
-      <w:bookmarkEnd w:id="54"/>
-    </w:p>
-    <w:p>
-      <w:pPr>
-        <w:spacing w:after="0" w:line="480" w:lineRule="auto"/>
-        <w:ind w:firstLine="567"/>
-      </w:pPr>
-      <w:r>
-        <w:t xml:space="preserve">Solusi ketiga adalah menggunakan </w:t>
-      </w:r>
-      <w:r>
-        <w:rPr>
-          <w:i/>
-          <w:iCs/>
-        </w:rPr>
-        <w:t>Random Forest</w:t>
-      </w:r>
-      <w:r>
-        <w:t xml:space="preserve"> (RF) adalah metode </w:t>
-      </w:r>
-      <w:r>
-        <w:rPr>
-          <w:i/>
-          <w:iCs/>
-        </w:rPr>
-        <w:t xml:space="preserve">ensemble </w:t>
-      </w:r>
-      <w:r>
-        <w:rPr>
-          <w:i/>
-          <w:iCs/>
-        </w:rPr>
-        <w:t>learning</w:t>
-      </w:r>
-      <w:r>
-        <w:t xml:space="preserve"> yang populer, terutama untuk tugas klasifikasi dan regresi. </w:t>
-      </w:r>
-      <w:r>
-        <w:t>Metode ini bekerja dengan membangun sekumpulan pohon keputusan independen yang dilatih menggunakan subset data, kemudian hasil dari setiap pohon dikombinasikan untuk mendapatkan prediksi akhir</w:t>
-      </w:r>
-      <w:r>
-        <w:t xml:space="preserve"> </w:t>
-      </w:r>
-      <w:r>
-        <w:t>(Ayabe, 2020).</w:t>
-      </w:r>
-      <w:r>
-        <w:t xml:space="preserve"> </w:t>
-      </w:r>
-      <w:r>
-        <w:t xml:space="preserve">RF dikembangkan dari metode </w:t>
-      </w:r>
-      <w:r>
-        <w:rPr>
-          <w:i/>
-          <w:iCs/>
-        </w:rPr>
-        <w:t>Classification and Regression Tree</w:t>
-      </w:r>
-      <w:r>
-        <w:t xml:space="preserve"> (CART)</w:t>
-      </w:r>
-      <w:r>
-        <w:t xml:space="preserve"> </w:t>
-      </w:r>
-      <w:r>
-        <w:t xml:space="preserve">yang merupakan metode klasifikasi data melalui </w:t>
-      </w:r>
-      <w:r>
-        <w:t>eksplorasi</w:t>
-      </w:r>
-      <w:r>
-        <w:t xml:space="preserve"> menggunakan teknik pohon keputusan</w:t>
-      </w:r>
-      <w:r>
-        <w:t xml:space="preserve"> (Lestari, 202</w:t>
-      </w:r>
-      <w:r>
-        <w:t>3)</w:t>
-      </w:r>
-      <w:r>
-        <w:t>.</w:t>
-      </w:r>
-      <w:r>
-        <w:t xml:space="preserve"> </w:t>
-      </w:r>
-    </w:p>
-    <w:p>
-      <w:pPr>
-        <w:spacing w:after="0" w:line="480" w:lineRule="auto"/>
-        <w:ind w:firstLine="567"/>
-      </w:pPr>
-      <w:r>
-        <w:t xml:space="preserve">Metode RF </w:t>
-      </w:r>
-      <w:r>
-        <w:t>memiliki</w:t>
-      </w:r>
-      <w:r>
-        <w:t xml:space="preserve"> kemampuan generalisasi yang tinggi dengan membangun banyak pohon</w:t>
-      </w:r>
-      <w:r>
-        <w:t xml:space="preserve">, </w:t>
-      </w:r>
-      <w:r>
-        <w:t>yang meningkatkan variasi dan mengurangi risiko overfitting</w:t>
-      </w:r>
-      <w:r>
-        <w:t xml:space="preserve">. </w:t>
-      </w:r>
-      <w:r>
-        <w:t xml:space="preserve">Metode </w:t>
-      </w:r>
-      <w:r>
-        <w:t>ini mampu</w:t>
-      </w:r>
-      <w:r>
-        <w:t xml:space="preserve"> menangani fitur kategoris dengan baik, serta efektif dalam mengelola data berdimensi tinggi dan jumlah sampel yang besar dengan menerapkan pemrosesan paralel. Selain itu, RF tahan terhadap </w:t>
-      </w:r>
-      <w:r>
-        <w:rPr>
-          <w:i/>
-          <w:iCs/>
-        </w:rPr>
-        <w:t>outlier</w:t>
-      </w:r>
-      <w:r>
-        <w:t xml:space="preserve"> dan </w:t>
-      </w:r>
-      <w:r>
-        <w:rPr>
-          <w:i/>
-          <w:iCs/>
-        </w:rPr>
-        <w:t>noise</w:t>
-      </w:r>
-      <w:r>
-        <w:t xml:space="preserve">, serta mampu menangani data </w:t>
-      </w:r>
-      <w:r>
-        <w:rPr>
-          <w:i/>
-          <w:iCs/>
-        </w:rPr>
-        <w:t>imbalanced</w:t>
-      </w:r>
-      <w:r>
-        <w:t xml:space="preserve"> dengan cukup baik (Ayabe, 2020).</w:t>
-      </w:r>
-    </w:p>
-    <w:p>
-      <w:pPr>
-        <w:spacing w:after="0" w:line="480" w:lineRule="auto"/>
-        <w:ind w:firstLine="567"/>
-      </w:pPr>
-    </w:p>
-    <w:p>
-      <w:pPr>
-        <w:spacing w:after="0" w:line="480" w:lineRule="auto"/>
-        <w:ind w:firstLine="567"/>
-      </w:pPr>
-      <w:r>
-        <w:t>Metode ini</w:t>
-      </w:r>
-      <w:r>
-        <w:t xml:space="preserve"> </w:t>
-      </w:r>
-      <w:r>
-        <w:t xml:space="preserve">memerlukan </w:t>
-      </w:r>
-      <w:r>
-        <w:t>biaya komputasi tinggi dan waktu pelatihan meningkat dengan jumlah pohon, terutama pada dat</w:t>
-      </w:r>
-      <w:r>
-        <w:t xml:space="preserve">aset </w:t>
-      </w:r>
-      <w:r>
-        <w:t>besar. Pemrosesan paralel dapat mempercepat komputasi, tetapi p</w:t>
-      </w:r>
-      <w:r>
-        <w:t xml:space="preserve">engguna </w:t>
-      </w:r>
-      <w:r>
-        <w:rPr>
-          <w:i/>
-          <w:iCs/>
-        </w:rPr>
-        <w:t>processor</w:t>
-      </w:r>
-      <w:r>
-        <w:t xml:space="preserve"> menjadi tinggi, yang meningkatkan biaya komputasi secara keseluruhan</w:t>
-      </w:r>
-      <w:r>
-        <w:t xml:space="preserve">. Pengaturan jumlah pohon, kedalaman maksimum, dan jumlah minimum sampel untuk pemisahan sangat penting </w:t>
-      </w:r>
-      <w:r>
-        <w:t xml:space="preserve">dengan keterbatasan komputasi </w:t>
-      </w:r>
-      <w:r>
-        <w:t>(Zhu, 2020).</w:t>
-      </w:r>
-    </w:p>
-    <w:p>
-      <w:pPr>
-        <w:spacing w:after="0" w:line="480" w:lineRule="auto"/>
-        <w:ind w:firstLine="567"/>
-      </w:pPr>
+      <w:r>
+        <w:t>Solusi pertama adalah menggunakan K-Nearest Neighbors (KNN) sebagai metode supervised learning yang sederhana</w:t>
+      </w:r>
+      <w:r>
+        <w:t xml:space="preserve"> dalam machine learning. Metode ini didasarkan pada asumsi bahwa data baru akan memiliki kesamaan dengan data yang telah ada sebelumnya. Ketika data baru muncul</w:t>
+      </w:r>
+      <w:r>
+        <w:t xml:space="preserve">, metode ini akan mencari data terdekat (yang paling mirip) dan mengklasifikasi berdasarkan kategori data tetangga terdekat (Kaur, 2023). </w:t>
+      </w:r>
     </w:p>
     <w:p>
       <w:pPr>
@@ -3941,10 +3881,10 @@
           <w:noProof/>
         </w:rPr>
         <w:drawing>
-          <wp:inline distT="0" distB="0" distL="0" distR="0" wp14:anchorId="3598E816" wp14:editId="21B71DA3">
-            <wp:extent cx="4572000" cy="1848805"/>
-            <wp:effectExtent l="0" t="0" r="0" b="0"/>
-            <wp:docPr id="1538673167" name="Picture 1"/>
+          <wp:inline distT="0" distB="0" distL="0" distR="0" wp14:anchorId="38071E71" wp14:editId="0A5DB9AD">
+            <wp:extent cx="4209691" cy="2020779"/>
+            <wp:effectExtent l="0" t="0" r="635" b="0"/>
+            <wp:docPr id="672479875" name="Picture 1"/>
             <wp:cNvGraphicFramePr>
               <a:graphicFrameLocks xmlns:a="http://schemas.openxmlformats.org/drawingml/2006/main" noChangeAspect="1"/>
             </wp:cNvGraphicFramePr>
@@ -3958,7 +3898,7 @@
                     </pic:cNvPicPr>
                   </pic:nvPicPr>
                   <pic:blipFill>
-                    <a:blip r:embed="rId13">
+                    <a:blip r:embed="rId13" cstate="print">
                       <a:extLst>
                         <a:ext uri="{28A0092B-C50C-407E-A947-70E740481C1C}">
                           <a14:useLocalDpi xmlns:a14="http://schemas.microsoft.com/office/drawing/2010/main" val="0"/>
@@ -3973,7 +3913,7 @@
                   <pic:spPr bwMode="auto">
                     <a:xfrm>
                       <a:off x="0" y="0"/>
-                      <a:ext cx="4599910" cy="1860091"/>
+                      <a:ext cx="4220366" cy="2025904"/>
                     </a:xfrm>
                     <a:prstGeom prst="rect">
                       <a:avLst/>
@@ -3992,832 +3932,115 @@
     </w:p>
     <w:p>
       <w:pPr>
-        <w:pStyle w:val="Keterangan"/>
+        <w:pStyle w:val="Caption"/>
         <w:spacing w:after="0" w:line="480" w:lineRule="auto"/>
         <w:jc w:val="center"/>
       </w:pPr>
-      <w:bookmarkStart w:id="55" w:name="_Toc168511123"/>
-      <w:bookmarkStart w:id="56" w:name="_Toc168524002"/>
+      <w:bookmarkStart w:id="53" w:name="_Toc168511123"/>
+      <w:bookmarkStart w:id="54" w:name="_Toc168524002"/>
       <w:r>
         <w:t>Gambar 2.</w:t>
       </w:r>
       <w:r>
-        <w:t>3</w:t>
+        <w:t>1</w:t>
       </w:r>
       <w:r>
         <w:t xml:space="preserve"> </w:t>
       </w:r>
-      <w:bookmarkEnd w:id="55"/>
-      <w:bookmarkEnd w:id="56"/>
-      <w:r>
-        <w:t>Random Forest</w:t>
-      </w:r>
-    </w:p>
-    <w:p>
-      <w:pPr>
-        <w:tabs>
-          <w:tab w:val="left" w:pos="4253"/>
-        </w:tabs>
+      <w:bookmarkEnd w:id="53"/>
+      <w:bookmarkEnd w:id="54"/>
+      <w:r>
+        <w:t>K-Nearest Neighbors</w:t>
+      </w:r>
+    </w:p>
+    <w:p>
+      <w:pPr>
         <w:spacing w:after="0" w:line="480" w:lineRule="auto"/>
         <w:ind w:firstLine="567"/>
       </w:pPr>
-      <w:r>
-        <w:t xml:space="preserve">Proses kerja </w:t>
-      </w:r>
-      <w:r>
-        <w:rPr>
-          <w:i/>
-          <w:iCs/>
-        </w:rPr>
-        <w:t>Random Forest</w:t>
-      </w:r>
-      <w:r>
-        <w:t xml:space="preserve"> dimulai dengan membangun pohon keputusan secara terpisah menggunakan teknik </w:t>
-      </w:r>
-      <w:r>
-        <w:rPr>
-          <w:i/>
-          <w:iCs/>
-        </w:rPr>
-        <w:t>bagging</w:t>
-      </w:r>
-      <w:r>
-        <w:t xml:space="preserve"> (</w:t>
-      </w:r>
-      <w:r>
-        <w:rPr>
-          <w:i/>
-          <w:iCs/>
-        </w:rPr>
-        <w:t>bootstrap aggregating</w:t>
-      </w:r>
-      <w:r>
-        <w:t>), di mana sampel berukuran n diambil secara acak dengan pengembalian (replacement) dari data pelatihan. Setiap pohon dibangun tanpa pemangkasan (</w:t>
-      </w:r>
-      <w:r>
-        <w:rPr>
-          <w:i/>
-          <w:iCs/>
-        </w:rPr>
-        <w:t>pruning</w:t>
-      </w:r>
-      <w:r>
-        <w:t>) dengan pemilihan fitur secara acak (</w:t>
-      </w:r>
-      <w:r>
-        <w:rPr>
-          <w:i/>
-          <w:iCs/>
-        </w:rPr>
-        <w:t>random feature selection</w:t>
-      </w:r>
-      <w:r>
-        <w:t>). Proses ini diulangi sesuai dengan jumlah pohon yang telah ditentukan  (Lestari, 2023).</w:t>
-      </w:r>
     </w:p>
     <w:p>
       <w:pPr>
         <w:spacing w:after="0" w:line="480" w:lineRule="auto"/>
         <w:ind w:firstLine="567"/>
       </w:pPr>
-      <w:r>
-        <w:t xml:space="preserve">Setiap pohon dalam </w:t>
-      </w:r>
-      <w:r>
-        <w:rPr>
-          <w:i/>
-          <w:iCs/>
-        </w:rPr>
-        <w:t>Random Forest</w:t>
-      </w:r>
-      <w:r>
-        <w:t xml:space="preserve"> melakukan klasifikasi dengan menggunakan nilai </w:t>
-      </w:r>
-      <w:r>
-        <w:rPr>
-          <w:i/>
-          <w:iCs/>
-        </w:rPr>
-        <w:t>Gini</w:t>
-      </w:r>
-      <w:r>
-        <w:t xml:space="preserve"> indeks sebagai kriteria untuk menentukan simpul pemisah (</w:t>
-      </w:r>
-      <w:r>
-        <w:rPr>
-          <w:i/>
-          <w:iCs/>
-        </w:rPr>
-        <w:t>split</w:t>
-      </w:r>
-      <w:r>
-        <w:t>), yang akan dijadikan akar (</w:t>
-      </w:r>
-      <w:r>
-        <w:rPr>
-          <w:i/>
-          <w:iCs/>
-        </w:rPr>
-        <w:t>root</w:t>
-      </w:r>
-      <w:r>
-        <w:t>) dan simpul (</w:t>
-      </w:r>
-      <w:r>
-        <w:rPr>
-          <w:i/>
-          <w:iCs/>
-        </w:rPr>
-        <w:t>node</w:t>
-      </w:r>
-      <w:r>
-        <w:t xml:space="preserve">) dalam proses pembentukan pohon keputusan. Perhitungan </w:t>
-      </w:r>
-      <w:r>
-        <w:rPr>
-          <w:i/>
-          <w:iCs/>
-        </w:rPr>
-        <w:t>Gini</w:t>
-      </w:r>
-      <w:r>
-        <w:t xml:space="preserve"> indeks dan pemisahan untuk klasifikasi dilakukan menggunakan persamaan (3.1) dan (3.2)</w:t>
-      </w:r>
-    </w:p>
-    <w:p>
-      <w:pPr>
-        <w:spacing w:after="0" w:line="480" w:lineRule="auto"/>
-        <w:jc w:val="center"/>
-        <w:rPr>
-          <w:rFonts w:eastAsiaTheme="minorEastAsia"/>
-        </w:rPr>
-      </w:pPr>
-      <m:oMath>
-        <m:r>
-          <w:rPr>
-            <w:rFonts w:ascii="Cambria Math" w:hAnsi="Cambria Math"/>
-          </w:rPr>
-          <m:t xml:space="preserve">Gini Index </m:t>
-        </m:r>
-        <m:d>
-          <m:dPr>
-            <m:ctrlPr>
-              <w:rPr>
-                <w:rFonts w:ascii="Cambria Math" w:hAnsi="Cambria Math"/>
-                <w:i/>
-              </w:rPr>
-            </m:ctrlPr>
-          </m:dPr>
-          <m:e>
-            <m:r>
-              <w:rPr>
-                <w:rFonts w:ascii="Cambria Math" w:hAnsi="Cambria Math"/>
-              </w:rPr>
-              <m:t>D</m:t>
-            </m:r>
-          </m:e>
-        </m:d>
-        <m:r>
-          <w:rPr>
-            <w:rFonts w:ascii="Cambria Math" w:hAnsi="Cambria Math"/>
-          </w:rPr>
-          <m:t xml:space="preserve">=1- </m:t>
-        </m:r>
-        <m:nary>
-          <m:naryPr>
-            <m:chr m:val="∑"/>
-            <m:limLoc m:val="undOvr"/>
-            <m:ctrlPr>
-              <w:rPr>
-                <w:rFonts w:ascii="Cambria Math" w:hAnsi="Cambria Math"/>
-                <w:i/>
-              </w:rPr>
-            </m:ctrlPr>
-          </m:naryPr>
-          <m:sub>
-            <m:r>
-              <w:rPr>
-                <w:rFonts w:ascii="Cambria Math" w:hAnsi="Cambria Math"/>
-              </w:rPr>
-              <m:t>i=1</m:t>
-            </m:r>
-          </m:sub>
-          <m:sup>
-            <m:r>
-              <w:rPr>
-                <w:rFonts w:ascii="Cambria Math" w:hAnsi="Cambria Math"/>
-              </w:rPr>
-              <m:t>n</m:t>
-            </m:r>
-          </m:sup>
-          <m:e>
-            <m:sSup>
-              <m:sSupPr>
-                <m:ctrlPr>
-                  <w:rPr>
-                    <w:rFonts w:ascii="Cambria Math" w:hAnsi="Cambria Math"/>
-                    <w:i/>
-                  </w:rPr>
-                </m:ctrlPr>
-              </m:sSupPr>
-              <m:e>
-                <m:d>
-                  <m:dPr>
-                    <m:ctrlPr>
-                      <w:rPr>
-                        <w:rFonts w:ascii="Cambria Math" w:hAnsi="Cambria Math"/>
-                        <w:i/>
-                      </w:rPr>
-                    </m:ctrlPr>
-                  </m:dPr>
-                  <m:e>
-                    <m:sSub>
-                      <m:sSubPr>
-                        <m:ctrlPr>
-                          <w:rPr>
-                            <w:rFonts w:ascii="Cambria Math" w:hAnsi="Cambria Math"/>
-                            <w:i/>
-                          </w:rPr>
-                        </m:ctrlPr>
-                      </m:sSubPr>
-                      <m:e>
-                        <m:r>
-                          <w:rPr>
-                            <w:rFonts w:ascii="Cambria Math" w:hAnsi="Cambria Math"/>
-                          </w:rPr>
-                          <m:t>P</m:t>
-                        </m:r>
-                      </m:e>
-                      <m:sub>
-                        <m:r>
-                          <w:rPr>
-                            <w:rFonts w:ascii="Cambria Math" w:hAnsi="Cambria Math"/>
-                          </w:rPr>
-                          <m:t>i</m:t>
-                        </m:r>
-                      </m:sub>
-                    </m:sSub>
-                  </m:e>
-                </m:d>
-              </m:e>
-              <m:sup>
-                <m:r>
-                  <w:rPr>
-                    <w:rFonts w:ascii="Cambria Math" w:hAnsi="Cambria Math"/>
-                  </w:rPr>
-                  <m:t>2</m:t>
-                </m:r>
-              </m:sup>
-            </m:sSup>
-          </m:e>
-        </m:nary>
-      </m:oMath>
-      <w:r>
-        <w:rPr>
-          <w:rFonts w:eastAsiaTheme="minorEastAsia"/>
-        </w:rPr>
-        <w:tab/>
-      </w:r>
-      <w:r>
-        <w:rPr>
-          <w:rFonts w:eastAsiaTheme="minorEastAsia"/>
-        </w:rPr>
-        <w:tab/>
-        <w:t>(</w:t>
-      </w:r>
-      <w:r>
-        <w:rPr>
-          <w:rFonts w:eastAsiaTheme="minorEastAsia"/>
-        </w:rPr>
-        <w:t>3</w:t>
-      </w:r>
-      <w:r>
-        <w:rPr>
-          <w:rFonts w:eastAsiaTheme="minorEastAsia"/>
-        </w:rPr>
-        <w:t>.</w:t>
-      </w:r>
-      <w:r>
-        <w:rPr>
-          <w:rFonts w:eastAsiaTheme="minorEastAsia"/>
-        </w:rPr>
-        <w:t>1</w:t>
-      </w:r>
-      <w:r>
-        <w:rPr>
-          <w:rFonts w:eastAsiaTheme="minorEastAsia"/>
-        </w:rPr>
-        <w:t>)</w:t>
-      </w:r>
-    </w:p>
-    <w:p>
-      <w:pPr>
-        <w:spacing w:after="0" w:line="480" w:lineRule="auto"/>
-      </w:pPr>
-      <w:r>
-        <w:t xml:space="preserve">di mana </w:t>
-      </w:r>
-      <m:oMath>
-        <m:sSub>
-          <m:sSubPr>
-            <m:ctrlPr>
-              <w:rPr>
-                <w:rFonts w:ascii="Cambria Math" w:hAnsi="Cambria Math"/>
-                <w:i/>
-              </w:rPr>
-            </m:ctrlPr>
-          </m:sSubPr>
-          <m:e>
-            <m:r>
-              <w:rPr>
-                <w:rFonts w:ascii="Cambria Math" w:hAnsi="Cambria Math"/>
-              </w:rPr>
-              <m:t>P</m:t>
-            </m:r>
-          </m:e>
-          <m:sub>
-            <m:r>
-              <w:rPr>
-                <w:rFonts w:ascii="Cambria Math" w:hAnsi="Cambria Math"/>
-              </w:rPr>
-              <m:t>i</m:t>
-            </m:r>
-          </m:sub>
-        </m:sSub>
-      </m:oMath>
-      <w:r>
-        <w:rPr>
-          <w:rFonts w:eastAsiaTheme="minorEastAsia"/>
-        </w:rPr>
-        <w:t xml:space="preserve"> adalah probabilitas dari kelas ke-</w:t>
-      </w:r>
-      <w:r>
-        <w:rPr>
-          <w:rFonts w:eastAsiaTheme="minorEastAsia"/>
-          <w:i/>
-          <w:iCs/>
-        </w:rPr>
-        <w:t>i</w:t>
-      </w:r>
-      <w:r>
-        <w:rPr>
-          <w:rFonts w:eastAsiaTheme="minorEastAsia"/>
-        </w:rPr>
-        <w:t xml:space="preserve"> dalam simpul </w:t>
-      </w:r>
-      <m:oMath>
-        <m:r>
-          <w:rPr>
-            <w:rFonts w:ascii="Cambria Math" w:hAnsi="Cambria Math"/>
-          </w:rPr>
-          <m:t>D</m:t>
-        </m:r>
-      </m:oMath>
-      <w:r>
-        <w:rPr>
-          <w:rFonts w:eastAsiaTheme="minorEastAsia"/>
-        </w:rPr>
-        <w:t xml:space="preserve">, dan </w:t>
-      </w:r>
-      <m:oMath>
-        <m:r>
-          <w:rPr>
-            <w:rFonts w:ascii="Cambria Math" w:hAnsi="Cambria Math"/>
-          </w:rPr>
-          <m:t>n</m:t>
-        </m:r>
-      </m:oMath>
-      <w:r>
-        <w:rPr>
-          <w:rFonts w:eastAsiaTheme="minorEastAsia"/>
-        </w:rPr>
-        <w:t xml:space="preserve"> adalah jumlah total kelas yang ada.  </w:t>
-      </w:r>
-    </w:p>
-    <w:p>
-      <w:pPr>
-        <w:spacing w:after="0" w:line="480" w:lineRule="auto"/>
-        <w:jc w:val="center"/>
-        <w:rPr>
-          <w:rFonts w:eastAsiaTheme="minorEastAsia"/>
-        </w:rPr>
-      </w:pPr>
-      <m:oMath>
-        <m:sSub>
-          <m:sSubPr>
-            <m:ctrlPr>
-              <w:rPr>
-                <w:rFonts w:ascii="Cambria Math" w:hAnsi="Cambria Math"/>
-                <w:i/>
-              </w:rPr>
-            </m:ctrlPr>
-          </m:sSubPr>
-          <m:e>
-            <m:r>
-              <w:rPr>
-                <w:rFonts w:ascii="Cambria Math" w:hAnsi="Cambria Math"/>
-              </w:rPr>
-              <m:t xml:space="preserve">Gini </m:t>
-            </m:r>
-          </m:e>
-          <m:sub>
-            <m:r>
-              <w:rPr>
-                <w:rFonts w:ascii="Cambria Math" w:hAnsi="Cambria Math"/>
-              </w:rPr>
-              <m:t xml:space="preserve">Split </m:t>
-            </m:r>
-          </m:sub>
-        </m:sSub>
-        <m:d>
-          <m:dPr>
-            <m:ctrlPr>
-              <w:rPr>
-                <w:rFonts w:ascii="Cambria Math" w:hAnsi="Cambria Math"/>
-                <w:i/>
-              </w:rPr>
-            </m:ctrlPr>
-          </m:dPr>
-          <m:e>
-            <m:r>
-              <w:rPr>
-                <w:rFonts w:ascii="Cambria Math" w:hAnsi="Cambria Math"/>
-              </w:rPr>
-              <m:t>D</m:t>
-            </m:r>
-          </m:e>
-        </m:d>
-        <m:r>
-          <w:rPr>
-            <w:rFonts w:ascii="Cambria Math" w:hAnsi="Cambria Math"/>
-          </w:rPr>
-          <m:t>=</m:t>
-        </m:r>
-        <m:f>
-          <m:fPr>
-            <m:ctrlPr>
-              <w:rPr>
-                <w:rFonts w:ascii="Cambria Math" w:hAnsi="Cambria Math"/>
-                <w:i/>
-              </w:rPr>
-            </m:ctrlPr>
-          </m:fPr>
-          <m:num>
-            <m:sSub>
-              <m:sSubPr>
-                <m:ctrlPr>
-                  <w:rPr>
-                    <w:rFonts w:ascii="Cambria Math" w:hAnsi="Cambria Math"/>
-                    <w:i/>
-                  </w:rPr>
-                </m:ctrlPr>
-              </m:sSubPr>
-              <m:e>
-                <m:r>
-                  <w:rPr>
-                    <w:rFonts w:ascii="Cambria Math" w:hAnsi="Cambria Math"/>
-                  </w:rPr>
-                  <m:t>N</m:t>
-                </m:r>
-              </m:e>
-              <m:sub>
-                <m:r>
-                  <w:rPr>
-                    <w:rFonts w:ascii="Cambria Math" w:hAnsi="Cambria Math"/>
-                  </w:rPr>
-                  <m:t>1</m:t>
-                </m:r>
-              </m:sub>
-            </m:sSub>
-            <m:ctrlPr>
-              <w:rPr>
-                <w:rFonts w:ascii="Cambria Math" w:eastAsiaTheme="minorEastAsia" w:hAnsi="Cambria Math"/>
-                <w:i/>
-              </w:rPr>
-            </m:ctrlPr>
-          </m:num>
-          <m:den>
-            <m:r>
-              <w:rPr>
-                <w:rFonts w:ascii="Cambria Math" w:eastAsiaTheme="minorEastAsia" w:hAnsi="Cambria Math"/>
-              </w:rPr>
-              <m:t>N</m:t>
-            </m:r>
-          </m:den>
-        </m:f>
-        <m:r>
-          <w:rPr>
-            <w:rFonts w:ascii="Cambria Math" w:hAnsi="Cambria Math"/>
-          </w:rPr>
-          <m:t>Gini Index(</m:t>
-        </m:r>
-        <m:sSub>
-          <m:sSubPr>
-            <m:ctrlPr>
-              <w:rPr>
-                <w:rFonts w:ascii="Cambria Math" w:hAnsi="Cambria Math"/>
-                <w:i/>
-              </w:rPr>
-            </m:ctrlPr>
-          </m:sSubPr>
-          <m:e>
-            <m:r>
-              <w:rPr>
-                <w:rFonts w:ascii="Cambria Math" w:hAnsi="Cambria Math"/>
-              </w:rPr>
-              <m:t>D</m:t>
-            </m:r>
-          </m:e>
-          <m:sub>
-            <m:r>
-              <w:rPr>
-                <w:rFonts w:ascii="Cambria Math" w:hAnsi="Cambria Math"/>
-              </w:rPr>
-              <m:t>1</m:t>
-            </m:r>
-          </m:sub>
-        </m:sSub>
-        <m:r>
-          <w:rPr>
-            <w:rFonts w:ascii="Cambria Math" w:hAnsi="Cambria Math"/>
-          </w:rPr>
-          <m:t xml:space="preserve">)+ </m:t>
-        </m:r>
-        <m:f>
-          <m:fPr>
-            <m:ctrlPr>
-              <w:rPr>
-                <w:rFonts w:ascii="Cambria Math" w:hAnsi="Cambria Math"/>
-                <w:i/>
-              </w:rPr>
-            </m:ctrlPr>
-          </m:fPr>
-          <m:num>
-            <m:sSub>
-              <m:sSubPr>
-                <m:ctrlPr>
-                  <w:rPr>
-                    <w:rFonts w:ascii="Cambria Math" w:hAnsi="Cambria Math"/>
-                    <w:i/>
-                  </w:rPr>
-                </m:ctrlPr>
-              </m:sSubPr>
-              <m:e>
-                <m:r>
-                  <w:rPr>
-                    <w:rFonts w:ascii="Cambria Math" w:hAnsi="Cambria Math"/>
-                  </w:rPr>
-                  <m:t>N</m:t>
-                </m:r>
-              </m:e>
-              <m:sub>
-                <m:r>
-                  <w:rPr>
-                    <w:rFonts w:ascii="Cambria Math" w:hAnsi="Cambria Math"/>
-                  </w:rPr>
-                  <m:t>2</m:t>
-                </m:r>
-              </m:sub>
-            </m:sSub>
-            <m:ctrlPr>
-              <w:rPr>
-                <w:rFonts w:ascii="Cambria Math" w:eastAsiaTheme="minorEastAsia" w:hAnsi="Cambria Math"/>
-                <w:i/>
-              </w:rPr>
-            </m:ctrlPr>
-          </m:num>
-          <m:den>
-            <m:r>
-              <w:rPr>
-                <w:rFonts w:ascii="Cambria Math" w:eastAsiaTheme="minorEastAsia" w:hAnsi="Cambria Math"/>
-              </w:rPr>
-              <m:t>N</m:t>
-            </m:r>
-          </m:den>
-        </m:f>
-        <m:r>
-          <w:rPr>
-            <w:rFonts w:ascii="Cambria Math" w:hAnsi="Cambria Math"/>
-          </w:rPr>
-          <m:t xml:space="preserve"> Gini Index(</m:t>
-        </m:r>
-        <m:sSub>
-          <m:sSubPr>
-            <m:ctrlPr>
-              <w:rPr>
-                <w:rFonts w:ascii="Cambria Math" w:hAnsi="Cambria Math"/>
-                <w:i/>
-              </w:rPr>
-            </m:ctrlPr>
-          </m:sSubPr>
-          <m:e>
-            <m:r>
-              <w:rPr>
-                <w:rFonts w:ascii="Cambria Math" w:hAnsi="Cambria Math"/>
-              </w:rPr>
-              <m:t>D</m:t>
-            </m:r>
-          </m:e>
-          <m:sub>
-            <m:r>
-              <w:rPr>
-                <w:rFonts w:ascii="Cambria Math" w:hAnsi="Cambria Math"/>
-              </w:rPr>
-              <m:t>2</m:t>
-            </m:r>
-          </m:sub>
-        </m:sSub>
-        <m:r>
-          <w:rPr>
-            <w:rFonts w:ascii="Cambria Math" w:hAnsi="Cambria Math"/>
-          </w:rPr>
-          <m:t>)</m:t>
-        </m:r>
-      </m:oMath>
-      <w:r>
-        <w:rPr>
-          <w:rFonts w:eastAsiaTheme="minorEastAsia"/>
-        </w:rPr>
-        <w:tab/>
-      </w:r>
-      <w:r>
-        <w:rPr>
-          <w:rFonts w:eastAsiaTheme="minorEastAsia"/>
-        </w:rPr>
-        <w:tab/>
-        <w:t>(</w:t>
-      </w:r>
-      <w:r>
-        <w:rPr>
-          <w:rFonts w:eastAsiaTheme="minorEastAsia"/>
-        </w:rPr>
-        <w:t>3</w:t>
-      </w:r>
-      <w:r>
-        <w:rPr>
-          <w:rFonts w:eastAsiaTheme="minorEastAsia"/>
-        </w:rPr>
-        <w:t>.</w:t>
-      </w:r>
-      <w:r>
-        <w:rPr>
-          <w:rFonts w:eastAsiaTheme="minorEastAsia"/>
-        </w:rPr>
-        <w:t>2</w:t>
-      </w:r>
-      <w:r>
-        <w:rPr>
-          <w:rFonts w:eastAsiaTheme="minorEastAsia"/>
-        </w:rPr>
-        <w:t>)</w:t>
-      </w:r>
-    </w:p>
-    <w:p>
-      <w:pPr>
-        <w:spacing w:after="0" w:line="480" w:lineRule="auto"/>
-        <w:rPr>
-          <w:rFonts w:eastAsiaTheme="minorEastAsia"/>
-        </w:rPr>
-      </w:pPr>
-      <w:r>
-        <w:t xml:space="preserve">di mana </w:t>
-      </w:r>
-      <m:oMath>
-        <m:sSub>
-          <m:sSubPr>
-            <m:ctrlPr>
-              <w:rPr>
-                <w:rFonts w:ascii="Cambria Math" w:hAnsi="Cambria Math"/>
-                <w:i/>
-              </w:rPr>
-            </m:ctrlPr>
-          </m:sSubPr>
-          <m:e>
-            <m:r>
-              <w:rPr>
-                <w:rFonts w:ascii="Cambria Math" w:hAnsi="Cambria Math"/>
-              </w:rPr>
-              <m:t>N</m:t>
-            </m:r>
-          </m:e>
-          <m:sub>
-            <m:r>
-              <w:rPr>
-                <w:rFonts w:ascii="Cambria Math" w:hAnsi="Cambria Math"/>
-              </w:rPr>
-              <m:t>1</m:t>
-            </m:r>
-          </m:sub>
-        </m:sSub>
-      </m:oMath>
-      <w:r>
-        <w:rPr>
-          <w:rFonts w:eastAsiaTheme="minorEastAsia"/>
-        </w:rPr>
-        <w:t xml:space="preserve"> dan </w:t>
-      </w:r>
-      <m:oMath>
-        <m:sSub>
-          <m:sSubPr>
-            <m:ctrlPr>
-              <w:rPr>
-                <w:rFonts w:ascii="Cambria Math" w:hAnsi="Cambria Math"/>
-                <w:i/>
-              </w:rPr>
-            </m:ctrlPr>
-          </m:sSubPr>
-          <m:e>
-            <m:r>
-              <w:rPr>
-                <w:rFonts w:ascii="Cambria Math" w:hAnsi="Cambria Math"/>
-              </w:rPr>
-              <m:t>N</m:t>
-            </m:r>
-          </m:e>
-          <m:sub>
-            <m:r>
-              <w:rPr>
-                <w:rFonts w:ascii="Cambria Math" w:hAnsi="Cambria Math"/>
-              </w:rPr>
-              <m:t>2</m:t>
-            </m:r>
-          </m:sub>
-        </m:sSub>
-      </m:oMath>
-      <w:r>
-        <w:rPr>
-          <w:rFonts w:eastAsiaTheme="minorEastAsia"/>
-        </w:rPr>
-        <w:t xml:space="preserve"> adalah jumlah sampel dalam subset setelah pemisahan, dan </w:t>
-      </w:r>
-      <m:oMath>
-        <m:r>
-          <w:rPr>
-            <w:rFonts w:ascii="Cambria Math" w:hAnsi="Cambria Math"/>
-          </w:rPr>
-          <m:t>N</m:t>
-        </m:r>
-      </m:oMath>
-      <w:r>
-        <w:rPr>
-          <w:rFonts w:eastAsiaTheme="minorEastAsia"/>
-        </w:rPr>
-        <w:t xml:space="preserve"> adalah jumlah total sampel pada </w:t>
-      </w:r>
-      <w:r>
-        <w:rPr>
-          <w:rFonts w:eastAsiaTheme="minorEastAsia"/>
-        </w:rPr>
-        <w:t>node</w:t>
-      </w:r>
-      <w:r>
-        <w:rPr>
-          <w:rFonts w:eastAsiaTheme="minorEastAsia"/>
-        </w:rPr>
-        <w:t xml:space="preserve"> yang diberikan.</w:t>
-      </w:r>
+    </w:p>
+    <w:p>
+      <w:pPr>
+        <w:pStyle w:val="Heading2"/>
+        <w:numPr>
+          <w:ilvl w:val="0"/>
+          <w:numId w:val="8"/>
+        </w:numPr>
+        <w:spacing w:before="0" w:line="480" w:lineRule="auto"/>
+        <w:ind w:left="567" w:hanging="567"/>
+        <w:rPr>
+          <w:b/>
+          <w:bCs/>
+        </w:rPr>
+      </w:pPr>
+      <w:bookmarkStart w:id="55" w:name="_Toc178662380"/>
+      <w:r>
+        <w:rPr>
+          <w:b/>
+          <w:bCs/>
+        </w:rPr>
+        <w:t>S</w:t>
+      </w:r>
+      <w:r>
+        <w:rPr>
+          <w:b/>
+          <w:bCs/>
+        </w:rPr>
+        <w:t>upport Vector Machine</w:t>
+      </w:r>
+      <w:bookmarkEnd w:id="55"/>
     </w:p>
     <w:p>
       <w:pPr>
         <w:spacing w:after="0" w:line="480" w:lineRule="auto"/>
         <w:ind w:firstLine="567"/>
-      </w:pPr>
-      <w:r>
-        <w:t xml:space="preserve">Perancangan sistem irigasi cerdas dengan implementasi </w:t>
-      </w:r>
-      <w:r>
-        <w:rPr>
-          <w:i/>
-          <w:iCs/>
+        <w:rPr>
+          <w:rFonts w:cs="Times New Roman"/>
+        </w:rPr>
+      </w:pPr>
+    </w:p>
+    <w:p>
+      <w:pPr>
+        <w:pStyle w:val="Heading2"/>
+        <w:numPr>
+          <w:ilvl w:val="0"/>
+          <w:numId w:val="8"/>
+        </w:numPr>
+        <w:spacing w:before="0" w:line="480" w:lineRule="auto"/>
+        <w:ind w:left="567" w:hanging="567"/>
+        <w:rPr>
+          <w:b/>
+          <w:bCs/>
+        </w:rPr>
+      </w:pPr>
+      <w:bookmarkStart w:id="56" w:name="_Toc178662381"/>
+      <w:bookmarkEnd w:id="50"/>
+      <w:bookmarkEnd w:id="51"/>
+      <w:bookmarkEnd w:id="52"/>
+      <w:r>
+        <w:rPr>
+          <w:b/>
+          <w:bCs/>
         </w:rPr>
         <w:t>Random Forest</w:t>
       </w:r>
-      <w:r>
-        <w:t xml:space="preserve">, merujuk pada penelitian berjudul </w:t>
-      </w:r>
-      <w:r>
-        <w:rPr>
-          <w:i/>
-          <w:iCs/>
-        </w:rPr>
-        <w:t>Machine Learning Techniques for the Classification of IoT-Enabled Smart Irrigation Data for Agricultural Purposes</w:t>
-      </w:r>
-      <w:r>
-        <w:t>, dengan</w:t>
-      </w:r>
-      <w:r>
-        <w:t xml:space="preserve"> membangun</w:t>
-      </w:r>
-      <w:r>
-        <w:t xml:space="preserve"> 100 pohon dan menggunakan Gini indeks menghasilkan akurasi </w:t>
-      </w:r>
-      <w:r>
-        <w:t>sebesar 99,98%, precision 99,96%, recall 99,99%, dan f1-score 99,97% (IORILAM, 2022).</w:t>
-      </w:r>
-    </w:p>
-    <w:p>
-      <w:pPr>
-        <w:pStyle w:val="Judul1"/>
+      <w:bookmarkEnd w:id="56"/>
+    </w:p>
+    <w:p>
+      <w:pPr>
+        <w:spacing w:after="0" w:line="480" w:lineRule="auto"/>
+        <w:ind w:firstLine="567"/>
+      </w:pPr>
+    </w:p>
+    <w:p>
+      <w:pPr>
+        <w:pStyle w:val="Heading1"/>
         <w:numPr>
           <w:ilvl w:val="0"/>
           <w:numId w:val="7"/>
@@ -4827,6 +4050,7 @@
       </w:pPr>
       <w:bookmarkStart w:id="57" w:name="_Toc178662382"/>
       <w:r>
+        <w:lastRenderedPageBreak/>
         <w:t>Analisis Pemilihan</w:t>
       </w:r>
       <w:r>
@@ -4871,7 +4095,7 @@
     </w:p>
     <w:tbl>
       <w:tblPr>
-        <w:tblStyle w:val="KisiTabel"/>
+        <w:tblStyle w:val="TableGrid"/>
         <w:tblW w:w="0" w:type="auto"/>
         <w:jc w:val="center"/>
         <w:tblLook w:val="04A0" w:firstRow="1" w:lastRow="0" w:firstColumn="1" w:lastColumn="0" w:noHBand="0" w:noVBand="1"/>
@@ -5109,13 +4333,6 @@
                 <w:szCs w:val="24"/>
               </w:rPr>
             </w:pPr>
-            <w:r>
-              <w:rPr>
-                <w:rFonts w:cs="Times New Roman"/>
-                <w:szCs w:val="24"/>
-              </w:rPr>
-              <w:t>Selama proses pelatihan KNN, kebutuhan komputasi dapat meningkat secara signifikan seiring dengan bertambahnya ukuran dataset (Ayabe, 2020).</w:t>
-            </w:r>
           </w:p>
           <w:p>
             <w:pPr>
@@ -5145,13 +4362,6 @@
                 <w:szCs w:val="24"/>
               </w:rPr>
             </w:pPr>
-            <w:r>
-              <w:rPr>
-                <w:rFonts w:cs="Times New Roman"/>
-                <w:szCs w:val="24"/>
-              </w:rPr>
-              <w:t xml:space="preserve">Selama proses pelatihan KNN, waktu pemrosesan dapat menjadi lebih lama seiring bertambahnya ukuran dataset (Ayabe, 2020). </w:t>
-            </w:r>
           </w:p>
           <w:p>
             <w:pPr>
@@ -5181,28 +4391,6 @@
                 <w:szCs w:val="24"/>
               </w:rPr>
             </w:pPr>
-            <w:r>
-              <w:rPr>
-                <w:rFonts w:cs="Times New Roman"/>
-                <w:szCs w:val="24"/>
-              </w:rPr>
-              <w:t xml:space="preserve">Metode ini sangat sensitif terhadap outlier, noise, dan missing data. Namun, noise dapat dikurangi dengan meningkatkan nilai </w:t>
-            </w:r>
-            <m:oMath>
-              <m:r>
-                <w:rPr>
-                  <w:rFonts w:ascii="Cambria Math" w:hAnsi="Cambria Math"/>
-                </w:rPr>
-                <m:t>k</m:t>
-              </m:r>
-            </m:oMath>
-            <w:r>
-              <w:rPr>
-                <w:rFonts w:cs="Times New Roman"/>
-                <w:szCs w:val="24"/>
-              </w:rPr>
-              <w:t>, meskipun hal ini dapat mengurangi responsivitas model (Ayabe, 2020).</w:t>
-            </w:r>
           </w:p>
         </w:tc>
         <w:tc>
@@ -5365,13 +4553,6 @@
                 <w:szCs w:val="24"/>
               </w:rPr>
             </w:pPr>
-            <w:r>
-              <w:rPr>
-                <w:rFonts w:cs="Times New Roman"/>
-                <w:szCs w:val="24"/>
-              </w:rPr>
-              <w:t>Selama proses pelatihan SVM</w:t>
-            </w:r>
           </w:p>
           <w:p>
             <w:pPr>
@@ -5590,34 +4771,6 @@
                 <w:szCs w:val="24"/>
               </w:rPr>
             </w:pPr>
-            <w:r>
-              <w:rPr>
-                <w:rFonts w:cs="Times New Roman"/>
-                <w:szCs w:val="24"/>
-              </w:rPr>
-              <w:t>RF membutuhkan komputasi yang tinggi untuk membangun banyak pohon keputusan. Meskipun pemrosesan paralel mempercepat waktu, hal ini tetap membebani CPU. Untuk mengurangi dan menyesuaikan kebutuhan komputasi, jumlah pohon, kedalaman maksimum pohon, dan jumlah minimum sampel untuk pemisahan dapat diatur (Zhu,</w:t>
-            </w:r>
-            <w:r>
-              <w:rPr>
-                <w:rFonts w:cs="Times New Roman"/>
-                <w:szCs w:val="24"/>
-              </w:rPr>
-              <w:t xml:space="preserve"> 2020</w:t>
-            </w:r>
-            <w:r>
-              <w:rPr>
-                <w:rFonts w:cs="Times New Roman"/>
-                <w:szCs w:val="24"/>
-              </w:rPr>
-              <w:t>)</w:t>
-            </w:r>
-            <w:r>
-              <w:rPr>
-                <w:rFonts w:cs="Times New Roman"/>
-                <w:szCs w:val="24"/>
-              </w:rPr>
-              <w:t>.</w:t>
-            </w:r>
           </w:p>
           <w:p>
             <w:pPr>
@@ -5647,27 +4800,6 @@
                 <w:szCs w:val="24"/>
               </w:rPr>
             </w:pPr>
-            <w:r>
-              <w:rPr>
-                <w:rFonts w:cs="Times New Roman"/>
-                <w:szCs w:val="24"/>
-              </w:rPr>
-              <w:t xml:space="preserve">Selama proses pelatihan, waktu pemrosesan bisa menjadi lebih lama karena banyaknya jumlah pohon dan besarnya dataset. Namun, ada dua cara untuk mempercepatnya: mengatur kedalaman dan jumlah </w:t>
-            </w:r>
-            <w:r>
-              <w:rPr>
-                <w:rFonts w:cs="Times New Roman"/>
-                <w:szCs w:val="24"/>
-              </w:rPr>
-              <w:t>maksimum</w:t>
-            </w:r>
-            <w:r>
-              <w:rPr>
-                <w:rFonts w:cs="Times New Roman"/>
-                <w:szCs w:val="24"/>
-              </w:rPr>
-              <w:t xml:space="preserve"> pohon, serta menggunakan pemrosesan paralel (Zhu, 2020).</w:t>
-            </w:r>
           </w:p>
           <w:p>
             <w:pPr>
@@ -5738,7 +4870,7 @@
     </w:p>
     <w:p>
       <w:pPr>
-        <w:pStyle w:val="Judul1"/>
+        <w:pStyle w:val="Heading1"/>
         <w:spacing w:line="480" w:lineRule="auto"/>
         <w:jc w:val="center"/>
         <w:rPr>
@@ -5754,6 +4886,7 @@
           <w:bCs/>
           <w:szCs w:val="24"/>
         </w:rPr>
+        <w:lastRenderedPageBreak/>
         <w:t>BAB III</w:t>
       </w:r>
       <w:r>
@@ -5776,7 +4909,7 @@
     </w:p>
     <w:p>
       <w:pPr>
-        <w:pStyle w:val="Judul1"/>
+        <w:pStyle w:val="Heading1"/>
         <w:numPr>
           <w:ilvl w:val="0"/>
           <w:numId w:val="26"/>
@@ -5801,7 +4934,7 @@
     </w:p>
     <w:p>
       <w:pPr>
-        <w:pStyle w:val="Judul1"/>
+        <w:pStyle w:val="Heading1"/>
         <w:numPr>
           <w:ilvl w:val="0"/>
           <w:numId w:val="26"/>
@@ -5841,7 +4974,7 @@
     </w:p>
     <w:p>
       <w:pPr>
-        <w:pStyle w:val="Judul1"/>
+        <w:pStyle w:val="Heading1"/>
         <w:numPr>
           <w:ilvl w:val="0"/>
           <w:numId w:val="26"/>
@@ -5873,6 +5006,7 @@
       <w:r>
         <w:t xml:space="preserve"> sebelum melakukan proses prediksi. Pada tahap ini, dataset tersebut diambil dari pelatihan yang dilakukan oleh (Kaur, 2024) yang tersedia di </w:t>
       </w:r>
+      <w:proofErr w:type="spellStart"/>
       <w:r>
         <w:rPr>
           <w:i/>
@@ -5880,6 +5014,7 @@
         </w:rPr>
         <w:t>Mendeley</w:t>
       </w:r>
+      <w:proofErr w:type="spellEnd"/>
       <w:r>
         <w:t xml:space="preserve"> Data yang dapat diakses melalui </w:t>
       </w:r>
@@ -5903,6 +5038,7 @@
         <w:spacing w:after="0"/>
       </w:pPr>
       <w:r>
+        <w:lastRenderedPageBreak/>
         <w:t>Tabel 3.</w:t>
       </w:r>
       <w:r>
@@ -5927,7 +5063,7 @@
     <w:p/>
     <w:p>
       <w:pPr>
-        <w:pStyle w:val="Judul1"/>
+        <w:pStyle w:val="Heading1"/>
         <w:numPr>
           <w:ilvl w:val="0"/>
           <w:numId w:val="26"/>
@@ -5952,7 +5088,7 @@
     </w:p>
     <w:p>
       <w:pPr>
-        <w:pStyle w:val="Judul1"/>
+        <w:pStyle w:val="Heading1"/>
         <w:numPr>
           <w:ilvl w:val="0"/>
           <w:numId w:val="26"/>
@@ -5968,7 +5104,7 @@
     </w:p>
     <w:p>
       <w:pPr>
-        <w:pStyle w:val="Judul1"/>
+        <w:pStyle w:val="Heading1"/>
         <w:numPr>
           <w:ilvl w:val="0"/>
           <w:numId w:val="26"/>
@@ -6010,6 +5146,7 @@
       <w:r>
         <w:t xml:space="preserve"> ke dalam </w:t>
       </w:r>
+      <w:proofErr w:type="spellStart"/>
       <w:r>
         <w:rPr>
           <w:i/>
@@ -6017,9 +5154,11 @@
         </w:rPr>
         <w:t>Arduino</w:t>
       </w:r>
+      <w:proofErr w:type="spellEnd"/>
       <w:r>
         <w:t xml:space="preserve"> ESP32. Proses ini dilakukan dengan menggunakan </w:t>
       </w:r>
+      <w:proofErr w:type="spellStart"/>
       <w:r>
         <w:rPr>
           <w:i/>
@@ -6027,9 +5166,11 @@
         </w:rPr>
         <w:t>micromlgen</w:t>
       </w:r>
+      <w:proofErr w:type="spellEnd"/>
       <w:r>
         <w:t xml:space="preserve"> sebuah </w:t>
       </w:r>
+      <w:proofErr w:type="spellStart"/>
       <w:r>
         <w:rPr>
           <w:i/>
@@ -6037,6 +5178,7 @@
         </w:rPr>
         <w:t>library</w:t>
       </w:r>
+      <w:proofErr w:type="spellEnd"/>
       <w:r>
         <w:t xml:space="preserve"> yang dapat mengonversi metode </w:t>
       </w:r>
@@ -6050,6 +5192,7 @@
       <w:r>
         <w:t xml:space="preserve"> yang ditulis dalam bahasa </w:t>
       </w:r>
+      <w:proofErr w:type="spellStart"/>
       <w:r>
         <w:rPr>
           <w:i/>
@@ -6057,9 +5200,11 @@
         </w:rPr>
         <w:t>Python</w:t>
       </w:r>
+      <w:proofErr w:type="spellEnd"/>
       <w:r>
         <w:t xml:space="preserve"> menjadi bahasa C++, sehingga memungkinkan implementasi pada </w:t>
       </w:r>
+      <w:proofErr w:type="spellStart"/>
       <w:r>
         <w:rPr>
           <w:i/>
@@ -6067,13 +5212,14 @@
         </w:rPr>
         <w:t>Arduino</w:t>
       </w:r>
+      <w:proofErr w:type="spellEnd"/>
       <w:r>
         <w:t>.</w:t>
       </w:r>
     </w:p>
     <w:p>
       <w:pPr>
-        <w:pStyle w:val="Judul1"/>
+        <w:pStyle w:val="Heading1"/>
         <w:numPr>
           <w:ilvl w:val="0"/>
           <w:numId w:val="26"/>
@@ -6118,7 +5264,7 @@
     </w:p>
     <w:p>
       <w:pPr>
-        <w:pStyle w:val="DaftarParagraf"/>
+        <w:pStyle w:val="ListParagraph"/>
         <w:numPr>
           <w:ilvl w:val="0"/>
           <w:numId w:val="5"/>
@@ -6132,7 +5278,7 @@
     </w:p>
     <w:p>
       <w:pPr>
-        <w:pStyle w:val="DaftarParagraf"/>
+        <w:pStyle w:val="ListParagraph"/>
         <w:spacing w:after="0" w:line="480" w:lineRule="auto"/>
         <w:jc w:val="center"/>
         <w:rPr>
@@ -6144,6 +5290,7 @@
           <w:rPr>
             <w:rFonts w:ascii="Cambria Math" w:hAnsi="Cambria Math"/>
           </w:rPr>
+          <w:lastRenderedPageBreak/>
           <m:t>Accuracy=</m:t>
         </m:r>
         <m:f>
@@ -6357,7 +5504,7 @@
     </w:p>
     <w:p>
       <w:pPr>
-        <w:pStyle w:val="DaftarParagraf"/>
+        <w:pStyle w:val="ListParagraph"/>
         <w:spacing w:after="0" w:line="480" w:lineRule="auto"/>
         <w:ind w:left="567"/>
       </w:pPr>
@@ -6367,7 +5514,7 @@
     </w:p>
     <w:p>
       <w:pPr>
-        <w:pStyle w:val="DaftarParagraf"/>
+        <w:pStyle w:val="ListParagraph"/>
         <w:spacing w:after="0" w:line="480" w:lineRule="auto"/>
         <w:ind w:left="567"/>
         <w:rPr>
@@ -6408,18 +5555,38 @@
         </w:rPr>
         <w:t xml:space="preserve"> : </w:t>
       </w:r>
+      <w:proofErr w:type="spellStart"/>
       <w:r>
         <w:rPr>
           <w:rFonts w:eastAsiaTheme="minorEastAsia"/>
           <w:i/>
           <w:iCs/>
         </w:rPr>
-        <w:t>True Positive</w:t>
-      </w:r>
-    </w:p>
-    <w:p>
-      <w:pPr>
-        <w:pStyle w:val="DaftarParagraf"/>
+        <w:t>True</w:t>
+      </w:r>
+      <w:proofErr w:type="spellEnd"/>
+      <w:r>
+        <w:rPr>
+          <w:rFonts w:eastAsiaTheme="minorEastAsia"/>
+          <w:i/>
+          <w:iCs/>
+        </w:rPr>
+        <w:t xml:space="preserve"> </w:t>
+      </w:r>
+      <w:proofErr w:type="spellStart"/>
+      <w:r>
+        <w:rPr>
+          <w:rFonts w:eastAsiaTheme="minorEastAsia"/>
+          <w:i/>
+          <w:iCs/>
+        </w:rPr>
+        <w:t>Positive</w:t>
+      </w:r>
+      <w:proofErr w:type="spellEnd"/>
+    </w:p>
+    <w:p>
+      <w:pPr>
+        <w:pStyle w:val="ListParagraph"/>
         <w:spacing w:after="0" w:line="480" w:lineRule="auto"/>
         <w:ind w:left="567"/>
         <w:rPr>
@@ -6460,18 +5627,38 @@
         </w:rPr>
         <w:t xml:space="preserve"> : </w:t>
       </w:r>
+      <w:proofErr w:type="spellStart"/>
       <w:r>
         <w:rPr>
           <w:rFonts w:eastAsiaTheme="minorEastAsia"/>
           <w:i/>
           <w:iCs/>
         </w:rPr>
-        <w:t>True Negative</w:t>
-      </w:r>
-    </w:p>
-    <w:p>
-      <w:pPr>
-        <w:pStyle w:val="DaftarParagraf"/>
+        <w:t>True</w:t>
+      </w:r>
+      <w:proofErr w:type="spellEnd"/>
+      <w:r>
+        <w:rPr>
+          <w:rFonts w:eastAsiaTheme="minorEastAsia"/>
+          <w:i/>
+          <w:iCs/>
+        </w:rPr>
+        <w:t xml:space="preserve"> </w:t>
+      </w:r>
+      <w:proofErr w:type="spellStart"/>
+      <w:r>
+        <w:rPr>
+          <w:rFonts w:eastAsiaTheme="minorEastAsia"/>
+          <w:i/>
+          <w:iCs/>
+        </w:rPr>
+        <w:t>Negative</w:t>
+      </w:r>
+      <w:proofErr w:type="spellEnd"/>
+    </w:p>
+    <w:p>
+      <w:pPr>
+        <w:pStyle w:val="ListParagraph"/>
         <w:spacing w:after="0" w:line="480" w:lineRule="auto"/>
         <w:ind w:left="567"/>
         <w:rPr>
@@ -6512,18 +5699,38 @@
         </w:rPr>
         <w:t xml:space="preserve"> : </w:t>
       </w:r>
+      <w:proofErr w:type="spellStart"/>
       <w:r>
         <w:rPr>
           <w:rFonts w:eastAsiaTheme="minorEastAsia"/>
           <w:i/>
           <w:iCs/>
         </w:rPr>
-        <w:t>False Positive</w:t>
-      </w:r>
-    </w:p>
-    <w:p>
-      <w:pPr>
-        <w:pStyle w:val="DaftarParagraf"/>
+        <w:t>False</w:t>
+      </w:r>
+      <w:proofErr w:type="spellEnd"/>
+      <w:r>
+        <w:rPr>
+          <w:rFonts w:eastAsiaTheme="minorEastAsia"/>
+          <w:i/>
+          <w:iCs/>
+        </w:rPr>
+        <w:t xml:space="preserve"> </w:t>
+      </w:r>
+      <w:proofErr w:type="spellStart"/>
+      <w:r>
+        <w:rPr>
+          <w:rFonts w:eastAsiaTheme="minorEastAsia"/>
+          <w:i/>
+          <w:iCs/>
+        </w:rPr>
+        <w:t>Positive</w:t>
+      </w:r>
+      <w:proofErr w:type="spellEnd"/>
+    </w:p>
+    <w:p>
+      <w:pPr>
+        <w:pStyle w:val="ListParagraph"/>
         <w:spacing w:after="0" w:line="480" w:lineRule="auto"/>
         <w:ind w:left="567"/>
         <w:rPr>
@@ -6564,18 +5771,38 @@
         </w:rPr>
         <w:t xml:space="preserve"> : </w:t>
       </w:r>
+      <w:proofErr w:type="spellStart"/>
       <w:r>
         <w:rPr>
           <w:rFonts w:eastAsiaTheme="minorEastAsia"/>
           <w:i/>
           <w:iCs/>
         </w:rPr>
-        <w:t>False Negative</w:t>
-      </w:r>
-    </w:p>
-    <w:p>
-      <w:pPr>
-        <w:pStyle w:val="DaftarParagraf"/>
+        <w:t>False</w:t>
+      </w:r>
+      <w:proofErr w:type="spellEnd"/>
+      <w:r>
+        <w:rPr>
+          <w:rFonts w:eastAsiaTheme="minorEastAsia"/>
+          <w:i/>
+          <w:iCs/>
+        </w:rPr>
+        <w:t xml:space="preserve"> </w:t>
+      </w:r>
+      <w:proofErr w:type="spellStart"/>
+      <w:r>
+        <w:rPr>
+          <w:rFonts w:eastAsiaTheme="minorEastAsia"/>
+          <w:i/>
+          <w:iCs/>
+        </w:rPr>
+        <w:t>Negative</w:t>
+      </w:r>
+      <w:proofErr w:type="spellEnd"/>
+    </w:p>
+    <w:p>
+      <w:pPr>
+        <w:pStyle w:val="ListParagraph"/>
         <w:numPr>
           <w:ilvl w:val="0"/>
           <w:numId w:val="5"/>
@@ -6589,7 +5816,7 @@
     </w:p>
     <w:p>
       <w:pPr>
-        <w:pStyle w:val="DaftarParagraf"/>
+        <w:pStyle w:val="ListParagraph"/>
         <w:spacing w:after="0" w:line="480" w:lineRule="auto"/>
         <w:ind w:left="567"/>
         <w:jc w:val="center"/>
@@ -6719,7 +5946,7 @@
     </w:p>
     <w:p>
       <w:pPr>
-        <w:pStyle w:val="DaftarParagraf"/>
+        <w:pStyle w:val="ListParagraph"/>
         <w:spacing w:after="0" w:line="480" w:lineRule="auto"/>
         <w:ind w:left="567"/>
       </w:pPr>
@@ -6729,7 +5956,7 @@
     </w:p>
     <w:p>
       <w:pPr>
-        <w:pStyle w:val="DaftarParagraf"/>
+        <w:pStyle w:val="ListParagraph"/>
         <w:spacing w:after="0" w:line="480" w:lineRule="auto"/>
         <w:ind w:left="567"/>
         <w:rPr>
@@ -6770,18 +5997,38 @@
         </w:rPr>
         <w:t xml:space="preserve"> : </w:t>
       </w:r>
+      <w:proofErr w:type="spellStart"/>
       <w:r>
         <w:rPr>
           <w:rFonts w:eastAsiaTheme="minorEastAsia"/>
           <w:i/>
           <w:iCs/>
         </w:rPr>
-        <w:t>True Positive</w:t>
-      </w:r>
-    </w:p>
-    <w:p>
-      <w:pPr>
-        <w:pStyle w:val="DaftarParagraf"/>
+        <w:t>True</w:t>
+      </w:r>
+      <w:proofErr w:type="spellEnd"/>
+      <w:r>
+        <w:rPr>
+          <w:rFonts w:eastAsiaTheme="minorEastAsia"/>
+          <w:i/>
+          <w:iCs/>
+        </w:rPr>
+        <w:t xml:space="preserve"> </w:t>
+      </w:r>
+      <w:proofErr w:type="spellStart"/>
+      <w:r>
+        <w:rPr>
+          <w:rFonts w:eastAsiaTheme="minorEastAsia"/>
+          <w:i/>
+          <w:iCs/>
+        </w:rPr>
+        <w:t>Positive</w:t>
+      </w:r>
+      <w:proofErr w:type="spellEnd"/>
+    </w:p>
+    <w:p>
+      <w:pPr>
+        <w:pStyle w:val="ListParagraph"/>
         <w:spacing w:after="0" w:line="480" w:lineRule="auto"/>
         <w:ind w:left="567"/>
       </w:pPr>
@@ -6819,18 +6066,38 @@
         </w:rPr>
         <w:t xml:space="preserve"> : </w:t>
       </w:r>
+      <w:proofErr w:type="spellStart"/>
       <w:r>
         <w:rPr>
           <w:rFonts w:eastAsiaTheme="minorEastAsia"/>
           <w:i/>
           <w:iCs/>
         </w:rPr>
-        <w:t>False Positive</w:t>
-      </w:r>
-    </w:p>
-    <w:p>
-      <w:pPr>
-        <w:pStyle w:val="DaftarParagraf"/>
+        <w:t>False</w:t>
+      </w:r>
+      <w:proofErr w:type="spellEnd"/>
+      <w:r>
+        <w:rPr>
+          <w:rFonts w:eastAsiaTheme="minorEastAsia"/>
+          <w:i/>
+          <w:iCs/>
+        </w:rPr>
+        <w:t xml:space="preserve"> </w:t>
+      </w:r>
+      <w:proofErr w:type="spellStart"/>
+      <w:r>
+        <w:rPr>
+          <w:rFonts w:eastAsiaTheme="minorEastAsia"/>
+          <w:i/>
+          <w:iCs/>
+        </w:rPr>
+        <w:t>Positive</w:t>
+      </w:r>
+      <w:proofErr w:type="spellEnd"/>
+    </w:p>
+    <w:p>
+      <w:pPr>
+        <w:pStyle w:val="ListParagraph"/>
         <w:numPr>
           <w:ilvl w:val="0"/>
           <w:numId w:val="5"/>
@@ -6984,7 +6251,7 @@
     </w:p>
     <w:p>
       <w:pPr>
-        <w:pStyle w:val="DaftarParagraf"/>
+        <w:pStyle w:val="ListParagraph"/>
         <w:spacing w:after="0" w:line="480" w:lineRule="auto"/>
         <w:ind w:left="567"/>
       </w:pPr>
@@ -6994,7 +6261,7 @@
     </w:p>
     <w:p>
       <w:pPr>
-        <w:pStyle w:val="DaftarParagraf"/>
+        <w:pStyle w:val="ListParagraph"/>
         <w:spacing w:after="0" w:line="480" w:lineRule="auto"/>
         <w:ind w:left="567"/>
         <w:rPr>
@@ -7035,18 +6302,38 @@
         </w:rPr>
         <w:t xml:space="preserve"> : </w:t>
       </w:r>
+      <w:proofErr w:type="spellStart"/>
       <w:r>
         <w:rPr>
           <w:rFonts w:eastAsiaTheme="minorEastAsia"/>
           <w:i/>
           <w:iCs/>
         </w:rPr>
-        <w:t>True Positive</w:t>
-      </w:r>
-    </w:p>
-    <w:p>
-      <w:pPr>
-        <w:pStyle w:val="DaftarParagraf"/>
+        <w:t>True</w:t>
+      </w:r>
+      <w:proofErr w:type="spellEnd"/>
+      <w:r>
+        <w:rPr>
+          <w:rFonts w:eastAsiaTheme="minorEastAsia"/>
+          <w:i/>
+          <w:iCs/>
+        </w:rPr>
+        <w:t xml:space="preserve"> </w:t>
+      </w:r>
+      <w:proofErr w:type="spellStart"/>
+      <w:r>
+        <w:rPr>
+          <w:rFonts w:eastAsiaTheme="minorEastAsia"/>
+          <w:i/>
+          <w:iCs/>
+        </w:rPr>
+        <w:t>Positive</w:t>
+      </w:r>
+      <w:proofErr w:type="spellEnd"/>
+    </w:p>
+    <w:p>
+      <w:pPr>
+        <w:pStyle w:val="ListParagraph"/>
         <w:spacing w:after="0" w:line="480" w:lineRule="auto"/>
         <w:ind w:left="567"/>
         <w:rPr>
@@ -7087,18 +6374,38 @@
         </w:rPr>
         <w:t xml:space="preserve"> : </w:t>
       </w:r>
+      <w:proofErr w:type="spellStart"/>
       <w:r>
         <w:rPr>
           <w:rFonts w:eastAsiaTheme="minorEastAsia"/>
           <w:i/>
           <w:iCs/>
         </w:rPr>
-        <w:t>False Negative</w:t>
-      </w:r>
-    </w:p>
-    <w:p>
-      <w:pPr>
-        <w:pStyle w:val="DaftarParagraf"/>
+        <w:t>False</w:t>
+      </w:r>
+      <w:proofErr w:type="spellEnd"/>
+      <w:r>
+        <w:rPr>
+          <w:rFonts w:eastAsiaTheme="minorEastAsia"/>
+          <w:i/>
+          <w:iCs/>
+        </w:rPr>
+        <w:t xml:space="preserve"> </w:t>
+      </w:r>
+      <w:proofErr w:type="spellStart"/>
+      <w:r>
+        <w:rPr>
+          <w:rFonts w:eastAsiaTheme="minorEastAsia"/>
+          <w:i/>
+          <w:iCs/>
+        </w:rPr>
+        <w:t>Negative</w:t>
+      </w:r>
+      <w:proofErr w:type="spellEnd"/>
+    </w:p>
+    <w:p>
+      <w:pPr>
+        <w:pStyle w:val="ListParagraph"/>
         <w:numPr>
           <w:ilvl w:val="0"/>
           <w:numId w:val="5"/>
@@ -7181,7 +6488,7 @@
     <w:p/>
     <w:p>
       <w:pPr>
-        <w:pStyle w:val="Judul1"/>
+        <w:pStyle w:val="Heading1"/>
         <w:numPr>
           <w:ilvl w:val="0"/>
           <w:numId w:val="26"/>
@@ -7191,6 +6498,7 @@
       </w:pPr>
       <w:bookmarkStart w:id="69" w:name="_Toc178662391"/>
       <w:r>
+        <w:lastRenderedPageBreak/>
         <w:t>Hasil</w:t>
       </w:r>
       <w:bookmarkEnd w:id="69"/>
@@ -7410,7 +6718,7 @@
     </w:p>
     <w:p>
       <w:pPr>
-        <w:pStyle w:val="Judul1"/>
+        <w:pStyle w:val="Heading1"/>
         <w:spacing w:line="480" w:lineRule="auto"/>
         <w:jc w:val="center"/>
         <w:rPr>
@@ -7426,6 +6734,7 @@
           <w:bCs/>
           <w:szCs w:val="24"/>
         </w:rPr>
+        <w:lastRenderedPageBreak/>
         <w:t>BAB IV</w:t>
       </w:r>
       <w:r>
@@ -7558,6 +6867,7 @@
           <w:b/>
           <w:bCs w:val="0"/>
         </w:rPr>
+        <w:lastRenderedPageBreak/>
         <w:t>DAFTAR PUSTAKA</w:t>
       </w:r>
       <w:bookmarkEnd w:id="71"/>
@@ -7595,6 +6905,7 @@
           <w14:ligatures w14:val="none"/>
         </w:rPr>
       </w:pPr>
+      <w:proofErr w:type="spellStart"/>
       <w:r>
         <w:rPr>
           <w:rFonts w:eastAsia="Times New Roman" w:cs="Times New Roman"/>
@@ -7604,7 +6915,19 @@
           <w:lang w:eastAsia="en-ID"/>
           <w14:ligatures w14:val="none"/>
         </w:rPr>
-        <w:t xml:space="preserve">Anggarda, M. F., Kustiawan, I., Nurjanah, D. R., &amp; Hakim, N. F. A. (2023). Pengembangan Sistem Prediksi Waktu Penyiraman Optimal pada Perkebunan: Pendekatan Machine Learning untuk Peningkatan Produktivitas Pertanian. </w:t>
+        <w:t>Anggarda</w:t>
+      </w:r>
+      <w:proofErr w:type="spellEnd"/>
+      <w:r>
+        <w:rPr>
+          <w:rFonts w:eastAsia="Times New Roman" w:cs="Times New Roman"/>
+          <w:color w:val="000000" w:themeColor="text1"/>
+          <w:kern w:val="0"/>
+          <w:szCs w:val="24"/>
+          <w:lang w:eastAsia="en-ID"/>
+          <w14:ligatures w14:val="none"/>
+        </w:rPr>
+        <w:t xml:space="preserve">, M. F., Kustiawan, I., Nurjanah, D. R., &amp; Hakim, N. F. A. (2023). Pengembangan Sistem Prediksi Waktu Penyiraman Optimal pada Perkebunan: Pendekatan Machine Learning untuk Peningkatan Produktivitas Pertanian. </w:t>
       </w:r>
       <w:r>
         <w:rPr>
@@ -7683,6 +7006,7 @@
           <w14:ligatures w14:val="none"/>
         </w:rPr>
       </w:pPr>
+      <w:proofErr w:type="spellStart"/>
       <w:r>
         <w:rPr>
           <w:rFonts w:eastAsia="Times New Roman" w:cs="Times New Roman"/>
@@ -7692,7 +7016,19 @@
           <w:lang w:eastAsia="en-ID"/>
           <w14:ligatures w14:val="none"/>
         </w:rPr>
-        <w:t xml:space="preserve">Bharata, W., Sutejo, M. S., Syarah, N. K., Ariani, N. A., Priambodo, F. A., Verdiansyah, V., &amp; Muhammad. (2023). Budidaya Tanaman </w:t>
+        <w:t>Bharata</w:t>
+      </w:r>
+      <w:proofErr w:type="spellEnd"/>
+      <w:r>
+        <w:rPr>
+          <w:rFonts w:eastAsia="Times New Roman" w:cs="Times New Roman"/>
+          <w:color w:val="000000" w:themeColor="text1"/>
+          <w:kern w:val="0"/>
+          <w:szCs w:val="24"/>
+          <w:lang w:eastAsia="en-ID"/>
+          <w14:ligatures w14:val="none"/>
+        </w:rPr>
+        <w:t xml:space="preserve">, W., Sutejo, M. S., Syarah, N. K., Ariani, N. A., Priambodo, F. A., Verdiansyah, V., &amp; Muhammad. (2023). Budidaya Tanaman </w:t>
       </w:r>
       <w:r>
         <w:rPr>
@@ -7745,6 +7081,7 @@
           <w14:ligatures w14:val="none"/>
         </w:rPr>
       </w:pPr>
+      <w:proofErr w:type="spellStart"/>
       <w:r>
         <w:rPr>
           <w:rFonts w:eastAsia="Times New Roman" w:cs="Times New Roman"/>
@@ -7754,7 +7091,43 @@
           <w:lang w:eastAsia="en-ID"/>
           <w14:ligatures w14:val="none"/>
         </w:rPr>
-        <w:t>Fausan, A., Setiawan, B. I., Arif, C., &amp; Saptomo, S. K. (2021). Analisa Model Evaporasi dan Evapotranspirasi Menggunakan Pemodelan Matematika pada Visual Basic di Kabupaten Maros. J-Sil (Jurnal Teknik Sipil Dan Lingkungan), 5(3), 179–196. https://doi.org/10.29244/jsil.5.3.179-196</w:t>
+        <w:t>Fausan</w:t>
+      </w:r>
+      <w:proofErr w:type="spellEnd"/>
+      <w:r>
+        <w:rPr>
+          <w:rFonts w:eastAsia="Times New Roman" w:cs="Times New Roman"/>
+          <w:color w:val="000000" w:themeColor="text1"/>
+          <w:kern w:val="0"/>
+          <w:szCs w:val="24"/>
+          <w:lang w:eastAsia="en-ID"/>
+          <w14:ligatures w14:val="none"/>
+        </w:rPr>
+        <w:t xml:space="preserve">, A., Setiawan, B. I., Arif, C., &amp; </w:t>
+      </w:r>
+      <w:proofErr w:type="spellStart"/>
+      <w:r>
+        <w:rPr>
+          <w:rFonts w:eastAsia="Times New Roman" w:cs="Times New Roman"/>
+          <w:color w:val="000000" w:themeColor="text1"/>
+          <w:kern w:val="0"/>
+          <w:szCs w:val="24"/>
+          <w:lang w:eastAsia="en-ID"/>
+          <w14:ligatures w14:val="none"/>
+        </w:rPr>
+        <w:t>Saptomo</w:t>
+      </w:r>
+      <w:proofErr w:type="spellEnd"/>
+      <w:r>
+        <w:rPr>
+          <w:rFonts w:eastAsia="Times New Roman" w:cs="Times New Roman"/>
+          <w:color w:val="000000" w:themeColor="text1"/>
+          <w:kern w:val="0"/>
+          <w:szCs w:val="24"/>
+          <w:lang w:eastAsia="en-ID"/>
+          <w14:ligatures w14:val="none"/>
+        </w:rPr>
+        <w:t>, S. K. (2021). Analisa Model Evaporasi dan Evapotranspirasi Menggunakan Pemodelan Matematika pada Visual Basic di Kabupaten Maros. J-Sil (Jurnal Teknik Sipil Dan Lingkungan), 5(3), 179–196. https://doi.org/10.29244/jsil.5.3.179-196</w:t>
       </w:r>
     </w:p>
     <w:p>
@@ -7779,7 +7152,79 @@
           <w:lang w:eastAsia="en-ID"/>
           <w14:ligatures w14:val="none"/>
         </w:rPr>
-        <w:t xml:space="preserve">Firmansyah, M. R., &amp; Tasqia, F. (2023). Pengukuran Kelembapan Tanah Berbasis IoT pada Greenhouse. Prosiding Patriot Mengabdi, 2(01), 331–346. </w:t>
+        <w:t xml:space="preserve">Firmansyah, M. R., &amp; </w:t>
+      </w:r>
+      <w:proofErr w:type="spellStart"/>
+      <w:r>
+        <w:rPr>
+          <w:rFonts w:eastAsia="Times New Roman" w:cs="Times New Roman"/>
+          <w:color w:val="000000" w:themeColor="text1"/>
+          <w:kern w:val="0"/>
+          <w:szCs w:val="24"/>
+          <w:lang w:eastAsia="en-ID"/>
+          <w14:ligatures w14:val="none"/>
+        </w:rPr>
+        <w:t>Tasqia</w:t>
+      </w:r>
+      <w:proofErr w:type="spellEnd"/>
+      <w:r>
+        <w:rPr>
+          <w:rFonts w:eastAsia="Times New Roman" w:cs="Times New Roman"/>
+          <w:color w:val="000000" w:themeColor="text1"/>
+          <w:kern w:val="0"/>
+          <w:szCs w:val="24"/>
+          <w:lang w:eastAsia="en-ID"/>
+          <w14:ligatures w14:val="none"/>
+        </w:rPr>
+        <w:t xml:space="preserve">, F. (2023). Pengukuran Kelembapan Tanah Berbasis IoT pada </w:t>
+      </w:r>
+      <w:proofErr w:type="spellStart"/>
+      <w:r>
+        <w:rPr>
+          <w:rFonts w:eastAsia="Times New Roman" w:cs="Times New Roman"/>
+          <w:color w:val="000000" w:themeColor="text1"/>
+          <w:kern w:val="0"/>
+          <w:szCs w:val="24"/>
+          <w:lang w:eastAsia="en-ID"/>
+          <w14:ligatures w14:val="none"/>
+        </w:rPr>
+        <w:t>Greenhouse</w:t>
+      </w:r>
+      <w:proofErr w:type="spellEnd"/>
+      <w:r>
+        <w:rPr>
+          <w:rFonts w:eastAsia="Times New Roman" w:cs="Times New Roman"/>
+          <w:color w:val="000000" w:themeColor="text1"/>
+          <w:kern w:val="0"/>
+          <w:szCs w:val="24"/>
+          <w:lang w:eastAsia="en-ID"/>
+          <w14:ligatures w14:val="none"/>
+        </w:rPr>
+        <w:t xml:space="preserve">. </w:t>
+      </w:r>
+      <w:proofErr w:type="spellStart"/>
+      <w:r>
+        <w:rPr>
+          <w:rFonts w:eastAsia="Times New Roman" w:cs="Times New Roman"/>
+          <w:color w:val="000000" w:themeColor="text1"/>
+          <w:kern w:val="0"/>
+          <w:szCs w:val="24"/>
+          <w:lang w:eastAsia="en-ID"/>
+          <w14:ligatures w14:val="none"/>
+        </w:rPr>
+        <w:t>Prosiding</w:t>
+      </w:r>
+      <w:proofErr w:type="spellEnd"/>
+      <w:r>
+        <w:rPr>
+          <w:rFonts w:eastAsia="Times New Roman" w:cs="Times New Roman"/>
+          <w:color w:val="000000" w:themeColor="text1"/>
+          <w:kern w:val="0"/>
+          <w:szCs w:val="24"/>
+          <w:lang w:eastAsia="en-ID"/>
+          <w14:ligatures w14:val="none"/>
+        </w:rPr>
+        <w:t xml:space="preserve"> Patriot Mengabdi, 2(01), 331–346. </w:t>
       </w:r>
       <w:hyperlink r:id="rId19" w:history="1">
         <w:r>
@@ -7832,8 +7277,163 @@
           <w:lang w:eastAsia="en-ID"/>
           <w14:ligatures w14:val="none"/>
         </w:rPr>
-        <w:t>ILKOMNIKA: Journal of Computer Science and Applied Informatics</w:t>
-      </w:r>
+        <w:t xml:space="preserve">ILKOMNIKA: </w:t>
+      </w:r>
+      <w:proofErr w:type="spellStart"/>
+      <w:r>
+        <w:rPr>
+          <w:rFonts w:eastAsia="Times New Roman" w:cs="Times New Roman"/>
+          <w:i/>
+          <w:iCs/>
+          <w:color w:val="000000" w:themeColor="text1"/>
+          <w:kern w:val="0"/>
+          <w:szCs w:val="24"/>
+          <w:lang w:eastAsia="en-ID"/>
+          <w14:ligatures w14:val="none"/>
+        </w:rPr>
+        <w:t>Journal</w:t>
+      </w:r>
+      <w:proofErr w:type="spellEnd"/>
+      <w:r>
+        <w:rPr>
+          <w:rFonts w:eastAsia="Times New Roman" w:cs="Times New Roman"/>
+          <w:i/>
+          <w:iCs/>
+          <w:color w:val="000000" w:themeColor="text1"/>
+          <w:kern w:val="0"/>
+          <w:szCs w:val="24"/>
+          <w:lang w:eastAsia="en-ID"/>
+          <w14:ligatures w14:val="none"/>
+        </w:rPr>
+        <w:t xml:space="preserve"> of </w:t>
+      </w:r>
+      <w:proofErr w:type="spellStart"/>
+      <w:r>
+        <w:rPr>
+          <w:rFonts w:eastAsia="Times New Roman" w:cs="Times New Roman"/>
+          <w:i/>
+          <w:iCs/>
+          <w:color w:val="000000" w:themeColor="text1"/>
+          <w:kern w:val="0"/>
+          <w:szCs w:val="24"/>
+          <w:lang w:eastAsia="en-ID"/>
+          <w14:ligatures w14:val="none"/>
+        </w:rPr>
+        <w:t>Computer</w:t>
+      </w:r>
+      <w:proofErr w:type="spellEnd"/>
+      <w:r>
+        <w:rPr>
+          <w:rFonts w:eastAsia="Times New Roman" w:cs="Times New Roman"/>
+          <w:i/>
+          <w:iCs/>
+          <w:color w:val="000000" w:themeColor="text1"/>
+          <w:kern w:val="0"/>
+          <w:szCs w:val="24"/>
+          <w:lang w:eastAsia="en-ID"/>
+          <w14:ligatures w14:val="none"/>
+        </w:rPr>
+        <w:t xml:space="preserve"> </w:t>
+      </w:r>
+      <w:proofErr w:type="spellStart"/>
+      <w:r>
+        <w:rPr>
+          <w:rFonts w:eastAsia="Times New Roman" w:cs="Times New Roman"/>
+          <w:i/>
+          <w:iCs/>
+          <w:color w:val="000000" w:themeColor="text1"/>
+          <w:kern w:val="0"/>
+          <w:szCs w:val="24"/>
+          <w:lang w:eastAsia="en-ID"/>
+          <w14:ligatures w14:val="none"/>
+        </w:rPr>
+        <w:t>Science</w:t>
+      </w:r>
+      <w:proofErr w:type="spellEnd"/>
+      <w:r>
+        <w:rPr>
+          <w:rFonts w:eastAsia="Times New Roman" w:cs="Times New Roman"/>
+          <w:i/>
+          <w:iCs/>
+          <w:color w:val="000000" w:themeColor="text1"/>
+          <w:kern w:val="0"/>
+          <w:szCs w:val="24"/>
+          <w:lang w:eastAsia="en-ID"/>
+          <w14:ligatures w14:val="none"/>
+        </w:rPr>
+        <w:t xml:space="preserve"> </w:t>
+      </w:r>
+      <w:proofErr w:type="spellStart"/>
+      <w:r>
+        <w:rPr>
+          <w:rFonts w:eastAsia="Times New Roman" w:cs="Times New Roman"/>
+          <w:i/>
+          <w:iCs/>
+          <w:color w:val="000000" w:themeColor="text1"/>
+          <w:kern w:val="0"/>
+          <w:szCs w:val="24"/>
+          <w:lang w:eastAsia="en-ID"/>
+          <w14:ligatures w14:val="none"/>
+        </w:rPr>
+        <w:t>and</w:t>
+      </w:r>
+      <w:proofErr w:type="spellEnd"/>
+      <w:r>
+        <w:rPr>
+          <w:rFonts w:eastAsia="Times New Roman" w:cs="Times New Roman"/>
+          <w:i/>
+          <w:iCs/>
+          <w:color w:val="000000" w:themeColor="text1"/>
+          <w:kern w:val="0"/>
+          <w:szCs w:val="24"/>
+          <w:lang w:eastAsia="en-ID"/>
+          <w14:ligatures w14:val="none"/>
+        </w:rPr>
+        <w:t xml:space="preserve"> </w:t>
+      </w:r>
+      <w:proofErr w:type="spellStart"/>
+      <w:r>
+        <w:rPr>
+          <w:rFonts w:eastAsia="Times New Roman" w:cs="Times New Roman"/>
+          <w:i/>
+          <w:iCs/>
+          <w:color w:val="000000" w:themeColor="text1"/>
+          <w:kern w:val="0"/>
+          <w:szCs w:val="24"/>
+          <w:lang w:eastAsia="en-ID"/>
+          <w14:ligatures w14:val="none"/>
+        </w:rPr>
+        <w:t>Applied</w:t>
+      </w:r>
+      <w:proofErr w:type="spellEnd"/>
+      <w:r>
+        <w:rPr>
+          <w:rFonts w:eastAsia="Times New Roman" w:cs="Times New Roman"/>
+          <w:i/>
+          <w:iCs/>
+          <w:color w:val="000000" w:themeColor="text1"/>
+          <w:kern w:val="0"/>
+          <w:szCs w:val="24"/>
+          <w:lang w:eastAsia="en-ID"/>
+          <w14:ligatures w14:val="none"/>
+        </w:rPr>
+        <w:t xml:space="preserve"> </w:t>
+      </w:r>
+      <w:proofErr w:type="spellStart"/>
+      <w:r>
+        <w:rPr>
+          <w:rFonts w:eastAsia="Times New Roman" w:cs="Times New Roman"/>
+          <w:i/>
+          <w:iCs/>
+          <w:color w:val="000000" w:themeColor="text1"/>
+          <w:kern w:val="0"/>
+          <w:szCs w:val="24"/>
+          <w:lang w:eastAsia="en-ID"/>
+          <w14:ligatures w14:val="none"/>
+        </w:rPr>
+        <w:t>Informatics</w:t>
+      </w:r>
+      <w:proofErr w:type="spellEnd"/>
       <w:r>
         <w:rPr>
           <w:rFonts w:eastAsia="Times New Roman" w:cs="Times New Roman"/>
@@ -7908,7 +7508,21 @@
         <w:rPr>
           <w:color w:val="000000" w:themeColor="text1"/>
         </w:rPr>
-        <w:t xml:space="preserve">Jatmiko, W., Ciptadi, P. W., &amp; Hardyanto, R. H. (2021). Sistem Penyiram Tanaman Otomatis Berbasis Mikrokontroler dan Panel Surya. </w:t>
+        <w:t xml:space="preserve">Jatmiko, W., Ciptadi, P. W., &amp; </w:t>
+      </w:r>
+      <w:proofErr w:type="spellStart"/>
+      <w:r>
+        <w:rPr>
+          <w:color w:val="000000" w:themeColor="text1"/>
+        </w:rPr>
+        <w:t>Hardyanto</w:t>
+      </w:r>
+      <w:proofErr w:type="spellEnd"/>
+      <w:r>
+        <w:rPr>
+          <w:color w:val="000000" w:themeColor="text1"/>
+        </w:rPr>
+        <w:t xml:space="preserve">, R. H. (2021). Sistem Penyiram Tanaman Otomatis Berbasis Mikrokontroler dan Panel Surya. </w:t>
       </w:r>
       <w:r>
         <w:rPr>
@@ -7916,7 +7530,25 @@
           <w:iCs/>
           <w:color w:val="000000" w:themeColor="text1"/>
         </w:rPr>
-        <w:t>Seri Prosiding Seminar Nasional Dinamika Informatika</w:t>
+        <w:t xml:space="preserve">Seri </w:t>
+      </w:r>
+      <w:proofErr w:type="spellStart"/>
+      <w:r>
+        <w:rPr>
+          <w:i/>
+          <w:iCs/>
+          <w:color w:val="000000" w:themeColor="text1"/>
+        </w:rPr>
+        <w:t>Prosiding</w:t>
+      </w:r>
+      <w:proofErr w:type="spellEnd"/>
+      <w:r>
+        <w:rPr>
+          <w:i/>
+          <w:iCs/>
+          <w:color w:val="000000" w:themeColor="text1"/>
+        </w:rPr>
+        <w:t xml:space="preserve"> Seminar Nasional Dinamika Informatika</w:t>
       </w:r>
       <w:r>
         <w:rPr>
@@ -7959,11 +7591,61 @@
           <w:u w:val="none"/>
         </w:rPr>
       </w:pPr>
-      <w:r>
-        <w:rPr>
-          <w:color w:val="000000" w:themeColor="text1"/>
-        </w:rPr>
-        <w:t xml:space="preserve">Kynta, D. P., Laksono, I. L., Wijaya, V., Fadli, M., &amp; Hermanto, D. (2024). Perancangan UI/UX Website Pengontrol Kelembapan Tanah Berbasis IoT dan Sensor. MDP Student Conference, 3(1), 71–78. </w:t>
+      <w:proofErr w:type="spellStart"/>
+      <w:r>
+        <w:rPr>
+          <w:color w:val="000000" w:themeColor="text1"/>
+        </w:rPr>
+        <w:t>Kynta</w:t>
+      </w:r>
+      <w:proofErr w:type="spellEnd"/>
+      <w:r>
+        <w:rPr>
+          <w:color w:val="000000" w:themeColor="text1"/>
+        </w:rPr>
+        <w:t xml:space="preserve">, D. P., Laksono, I. L., Wijaya, V., Fadli, M., &amp; Hermanto, D. (2024). Perancangan UI/UX </w:t>
+      </w:r>
+      <w:proofErr w:type="spellStart"/>
+      <w:r>
+        <w:rPr>
+          <w:color w:val="000000" w:themeColor="text1"/>
+        </w:rPr>
+        <w:t>Website</w:t>
+      </w:r>
+      <w:proofErr w:type="spellEnd"/>
+      <w:r>
+        <w:rPr>
+          <w:color w:val="000000" w:themeColor="text1"/>
+        </w:rPr>
+        <w:t xml:space="preserve"> Pengontrol Kelembapan Tanah Berbasis IoT dan Sensor. MDP </w:t>
+      </w:r>
+      <w:proofErr w:type="spellStart"/>
+      <w:r>
+        <w:rPr>
+          <w:color w:val="000000" w:themeColor="text1"/>
+        </w:rPr>
+        <w:t>Student</w:t>
+      </w:r>
+      <w:proofErr w:type="spellEnd"/>
+      <w:r>
+        <w:rPr>
+          <w:color w:val="000000" w:themeColor="text1"/>
+        </w:rPr>
+        <w:t xml:space="preserve"> </w:t>
+      </w:r>
+      <w:proofErr w:type="spellStart"/>
+      <w:r>
+        <w:rPr>
+          <w:color w:val="000000" w:themeColor="text1"/>
+        </w:rPr>
+        <w:t>Conference</w:t>
+      </w:r>
+      <w:proofErr w:type="spellEnd"/>
+      <w:r>
+        <w:rPr>
+          <w:color w:val="000000" w:themeColor="text1"/>
+        </w:rPr>
+        <w:t xml:space="preserve">, 3(1), 71–78. </w:t>
       </w:r>
       <w:hyperlink r:id="rId22" w:history="1">
         <w:r>
@@ -7998,8 +7680,105 @@
           <w:lang w:eastAsia="en-ID"/>
           <w14:ligatures w14:val="none"/>
         </w:rPr>
-        <w:t xml:space="preserve">Ningrum, N. K., Mulyono, I. U. W., Widyatmoko, K., &amp; Umami, Z. (2023). Monitoring Kondisi Tanaman berdasarkan Data Kelembaban Tanah dan Suhu dan Kelembaban Udara Melalui Website Thinkspeak. </w:t>
-      </w:r>
+        <w:t xml:space="preserve">Ningrum, N. K., Mulyono, I. U. W., </w:t>
+      </w:r>
+      <w:proofErr w:type="spellStart"/>
+      <w:r>
+        <w:rPr>
+          <w:rFonts w:eastAsia="Times New Roman" w:cs="Times New Roman"/>
+          <w:color w:val="000000" w:themeColor="text1"/>
+          <w:kern w:val="0"/>
+          <w:szCs w:val="24"/>
+          <w:lang w:eastAsia="en-ID"/>
+          <w14:ligatures w14:val="none"/>
+        </w:rPr>
+        <w:t>Widyatmoko</w:t>
+      </w:r>
+      <w:proofErr w:type="spellEnd"/>
+      <w:r>
+        <w:rPr>
+          <w:rFonts w:eastAsia="Times New Roman" w:cs="Times New Roman"/>
+          <w:color w:val="000000" w:themeColor="text1"/>
+          <w:kern w:val="0"/>
+          <w:szCs w:val="24"/>
+          <w:lang w:eastAsia="en-ID"/>
+          <w14:ligatures w14:val="none"/>
+        </w:rPr>
+        <w:t xml:space="preserve">, K., &amp; Umami, Z. (2023). </w:t>
+      </w:r>
+      <w:proofErr w:type="spellStart"/>
+      <w:r>
+        <w:rPr>
+          <w:rFonts w:eastAsia="Times New Roman" w:cs="Times New Roman"/>
+          <w:color w:val="000000" w:themeColor="text1"/>
+          <w:kern w:val="0"/>
+          <w:szCs w:val="24"/>
+          <w:lang w:eastAsia="en-ID"/>
+          <w14:ligatures w14:val="none"/>
+        </w:rPr>
+        <w:t>Monitoring</w:t>
+      </w:r>
+      <w:proofErr w:type="spellEnd"/>
+      <w:r>
+        <w:rPr>
+          <w:rFonts w:eastAsia="Times New Roman" w:cs="Times New Roman"/>
+          <w:color w:val="000000" w:themeColor="text1"/>
+          <w:kern w:val="0"/>
+          <w:szCs w:val="24"/>
+          <w:lang w:eastAsia="en-ID"/>
+          <w14:ligatures w14:val="none"/>
+        </w:rPr>
+        <w:t xml:space="preserve"> Kondisi Tanaman berdasarkan Data Kelembaban Tanah dan Suhu dan Kelembaban Udara Melalui </w:t>
+      </w:r>
+      <w:proofErr w:type="spellStart"/>
+      <w:r>
+        <w:rPr>
+          <w:rFonts w:eastAsia="Times New Roman" w:cs="Times New Roman"/>
+          <w:color w:val="000000" w:themeColor="text1"/>
+          <w:kern w:val="0"/>
+          <w:szCs w:val="24"/>
+          <w:lang w:eastAsia="en-ID"/>
+          <w14:ligatures w14:val="none"/>
+        </w:rPr>
+        <w:t>Website</w:t>
+      </w:r>
+      <w:proofErr w:type="spellEnd"/>
+      <w:r>
+        <w:rPr>
+          <w:rFonts w:eastAsia="Times New Roman" w:cs="Times New Roman"/>
+          <w:color w:val="000000" w:themeColor="text1"/>
+          <w:kern w:val="0"/>
+          <w:szCs w:val="24"/>
+          <w:lang w:eastAsia="en-ID"/>
+          <w14:ligatures w14:val="none"/>
+        </w:rPr>
+        <w:t xml:space="preserve"> </w:t>
+      </w:r>
+      <w:proofErr w:type="spellStart"/>
+      <w:r>
+        <w:rPr>
+          <w:rFonts w:eastAsia="Times New Roman" w:cs="Times New Roman"/>
+          <w:color w:val="000000" w:themeColor="text1"/>
+          <w:kern w:val="0"/>
+          <w:szCs w:val="24"/>
+          <w:lang w:eastAsia="en-ID"/>
+          <w14:ligatures w14:val="none"/>
+        </w:rPr>
+        <w:t>Thinkspeak</w:t>
+      </w:r>
+      <w:proofErr w:type="spellEnd"/>
+      <w:r>
+        <w:rPr>
+          <w:rFonts w:eastAsia="Times New Roman" w:cs="Times New Roman"/>
+          <w:color w:val="000000" w:themeColor="text1"/>
+          <w:kern w:val="0"/>
+          <w:szCs w:val="24"/>
+          <w:lang w:eastAsia="en-ID"/>
+          <w14:ligatures w14:val="none"/>
+        </w:rPr>
+        <w:t xml:space="preserve">. </w:t>
+      </w:r>
+      <w:proofErr w:type="spellStart"/>
       <w:r>
         <w:rPr>
           <w:rFonts w:eastAsia="Times New Roman" w:cs="Times New Roman"/>
@@ -8011,7 +7790,21 @@
           <w:lang w:eastAsia="en-ID"/>
           <w14:ligatures w14:val="none"/>
         </w:rPr>
-        <w:t>Prosiding Seminar Nasional Informatika</w:t>
+        <w:t>Prosiding</w:t>
+      </w:r>
+      <w:proofErr w:type="spellEnd"/>
+      <w:r>
+        <w:rPr>
+          <w:rFonts w:eastAsia="Times New Roman" w:cs="Times New Roman"/>
+          <w:i/>
+          <w:iCs/>
+          <w:color w:val="000000" w:themeColor="text1"/>
+          <w:kern w:val="0"/>
+          <w:szCs w:val="24"/>
+          <w:lang w:eastAsia="en-ID"/>
+          <w14:ligatures w14:val="none"/>
+        </w:rPr>
+        <w:t xml:space="preserve"> Seminar Nasional Informatika</w:t>
       </w:r>
       <w:r>
         <w:rPr>
@@ -8079,7 +7872,50 @@
         <w:rPr>
           <w:color w:val="000000" w:themeColor="text1"/>
         </w:rPr>
-        <w:t>Pratiwi, A., &amp; Nafira, A. F. (2021). PENGARUH FREKUENSI PENYIRAMAN TERHADAP PERTUMBUHAN BUNCIS (Phaseolus vulgaris L.). </w:t>
+        <w:lastRenderedPageBreak/>
+        <w:t xml:space="preserve">Pratiwi, A., &amp; </w:t>
+      </w:r>
+      <w:proofErr w:type="spellStart"/>
+      <w:r>
+        <w:rPr>
+          <w:color w:val="000000" w:themeColor="text1"/>
+        </w:rPr>
+        <w:t>Nafira</w:t>
+      </w:r>
+      <w:proofErr w:type="spellEnd"/>
+      <w:r>
+        <w:rPr>
+          <w:color w:val="000000" w:themeColor="text1"/>
+        </w:rPr>
+        <w:t>, A. F. (2021). PENGARUH FREKUENSI PENYIRAMAN TERHADAP PERTUMBUHAN BUNCIS (</w:t>
+      </w:r>
+      <w:proofErr w:type="spellStart"/>
+      <w:r>
+        <w:rPr>
+          <w:color w:val="000000" w:themeColor="text1"/>
+        </w:rPr>
+        <w:t>Phaseolus</w:t>
+      </w:r>
+      <w:proofErr w:type="spellEnd"/>
+      <w:r>
+        <w:rPr>
+          <w:color w:val="000000" w:themeColor="text1"/>
+        </w:rPr>
+        <w:t xml:space="preserve"> </w:t>
+      </w:r>
+      <w:proofErr w:type="spellStart"/>
+      <w:r>
+        <w:rPr>
+          <w:color w:val="000000" w:themeColor="text1"/>
+        </w:rPr>
+        <w:t>vulgaris</w:t>
+      </w:r>
+      <w:proofErr w:type="spellEnd"/>
+      <w:r>
+        <w:rPr>
+          <w:color w:val="000000" w:themeColor="text1"/>
+        </w:rPr>
+        <w:t xml:space="preserve"> L.). </w:t>
       </w:r>
       <w:r>
         <w:rPr>
@@ -8133,6 +7969,7 @@
           <w14:ligatures w14:val="none"/>
         </w:rPr>
       </w:pPr>
+      <w:proofErr w:type="spellStart"/>
       <w:r>
         <w:rPr>
           <w:rFonts w:eastAsia="Times New Roman" w:cs="Times New Roman"/>
@@ -8142,7 +7979,115 @@
           <w:lang w:eastAsia="en-ID"/>
           <w14:ligatures w14:val="none"/>
         </w:rPr>
-        <w:t xml:space="preserve">Rabbika, A. I., Nugraha, M., Rohman, A., Widyantoro, Kostaman, T., Fauzi, W. M., Mustofa, A., &amp; Widagdo, T. J. (2023). Rancang bangun sistem monitoring dan controlling penyiraman tanaman kangkung berbasis internet of things. Sintek Jurnal: Jurnal Ilmiah Teknik Mesin, 17(1), 17–17. </w:t>
+        <w:t>Rabbika</w:t>
+      </w:r>
+      <w:proofErr w:type="spellEnd"/>
+      <w:r>
+        <w:rPr>
+          <w:rFonts w:eastAsia="Times New Roman" w:cs="Times New Roman"/>
+          <w:color w:val="000000" w:themeColor="text1"/>
+          <w:kern w:val="0"/>
+          <w:szCs w:val="24"/>
+          <w:lang w:eastAsia="en-ID"/>
+          <w14:ligatures w14:val="none"/>
+        </w:rPr>
+        <w:t xml:space="preserve">, A. I., Nugraha, M., Rohman, A., Widyantoro, </w:t>
+      </w:r>
+      <w:proofErr w:type="spellStart"/>
+      <w:r>
+        <w:rPr>
+          <w:rFonts w:eastAsia="Times New Roman" w:cs="Times New Roman"/>
+          <w:color w:val="000000" w:themeColor="text1"/>
+          <w:kern w:val="0"/>
+          <w:szCs w:val="24"/>
+          <w:lang w:eastAsia="en-ID"/>
+          <w14:ligatures w14:val="none"/>
+        </w:rPr>
+        <w:t>Kostaman</w:t>
+      </w:r>
+      <w:proofErr w:type="spellEnd"/>
+      <w:r>
+        <w:rPr>
+          <w:rFonts w:eastAsia="Times New Roman" w:cs="Times New Roman"/>
+          <w:color w:val="000000" w:themeColor="text1"/>
+          <w:kern w:val="0"/>
+          <w:szCs w:val="24"/>
+          <w:lang w:eastAsia="en-ID"/>
+          <w14:ligatures w14:val="none"/>
+        </w:rPr>
+        <w:t xml:space="preserve">, T., Fauzi, W. M., Mustofa, A., &amp; Widagdo, T. J. (2023). Rancang bangun sistem </w:t>
+      </w:r>
+      <w:proofErr w:type="spellStart"/>
+      <w:r>
+        <w:rPr>
+          <w:rFonts w:eastAsia="Times New Roman" w:cs="Times New Roman"/>
+          <w:color w:val="000000" w:themeColor="text1"/>
+          <w:kern w:val="0"/>
+          <w:szCs w:val="24"/>
+          <w:lang w:eastAsia="en-ID"/>
+          <w14:ligatures w14:val="none"/>
+        </w:rPr>
+        <w:t>monitoring</w:t>
+      </w:r>
+      <w:proofErr w:type="spellEnd"/>
+      <w:r>
+        <w:rPr>
+          <w:rFonts w:eastAsia="Times New Roman" w:cs="Times New Roman"/>
+          <w:color w:val="000000" w:themeColor="text1"/>
+          <w:kern w:val="0"/>
+          <w:szCs w:val="24"/>
+          <w:lang w:eastAsia="en-ID"/>
+          <w14:ligatures w14:val="none"/>
+        </w:rPr>
+        <w:t xml:space="preserve"> dan </w:t>
+      </w:r>
+      <w:proofErr w:type="spellStart"/>
+      <w:r>
+        <w:rPr>
+          <w:rFonts w:eastAsia="Times New Roman" w:cs="Times New Roman"/>
+          <w:color w:val="000000" w:themeColor="text1"/>
+          <w:kern w:val="0"/>
+          <w:szCs w:val="24"/>
+          <w:lang w:eastAsia="en-ID"/>
+          <w14:ligatures w14:val="none"/>
+        </w:rPr>
+        <w:t>controlling</w:t>
+      </w:r>
+      <w:proofErr w:type="spellEnd"/>
+      <w:r>
+        <w:rPr>
+          <w:rFonts w:eastAsia="Times New Roman" w:cs="Times New Roman"/>
+          <w:color w:val="000000" w:themeColor="text1"/>
+          <w:kern w:val="0"/>
+          <w:szCs w:val="24"/>
+          <w:lang w:eastAsia="en-ID"/>
+          <w14:ligatures w14:val="none"/>
+        </w:rPr>
+        <w:t xml:space="preserve"> penyiraman tanaman kangkung berbasis internet of things. </w:t>
+      </w:r>
+      <w:proofErr w:type="spellStart"/>
+      <w:r>
+        <w:rPr>
+          <w:rFonts w:eastAsia="Times New Roman" w:cs="Times New Roman"/>
+          <w:color w:val="000000" w:themeColor="text1"/>
+          <w:kern w:val="0"/>
+          <w:szCs w:val="24"/>
+          <w:lang w:eastAsia="en-ID"/>
+          <w14:ligatures w14:val="none"/>
+        </w:rPr>
+        <w:t>Sintek</w:t>
+      </w:r>
+      <w:proofErr w:type="spellEnd"/>
+      <w:r>
+        <w:rPr>
+          <w:rFonts w:eastAsia="Times New Roman" w:cs="Times New Roman"/>
+          <w:color w:val="000000" w:themeColor="text1"/>
+          <w:kern w:val="0"/>
+          <w:szCs w:val="24"/>
+          <w:lang w:eastAsia="en-ID"/>
+          <w14:ligatures w14:val="none"/>
+        </w:rPr>
+        <w:t xml:space="preserve"> Jurnal: Jurnal Ilmiah Teknik Mesin, 17(1), 17–17. </w:t>
       </w:r>
       <w:hyperlink r:id="rId25" w:history="1">
         <w:r>
@@ -8182,7 +8127,31 @@
           <w:lang w:eastAsia="en-ID"/>
           <w14:ligatures w14:val="none"/>
         </w:rPr>
-        <w:t>Sofia, Hidayat, G., Risyandha, Moh. A., &amp; Rasyid, M. M. (2023). ANALISIS KETERSEDIAAN AIR PADA LAHAN PERTANIAN DAERAH PEMATANG PANJANG, KECAMATAN SUNGAI TABUK. Jukung (Jurnal Teknik Lingkungan), 9(2), 55–62. https://doi.org/10.20527/jukung.v9i2.17572</w:t>
+        <w:t xml:space="preserve">Sofia, Hidayat, G., </w:t>
+      </w:r>
+      <w:proofErr w:type="spellStart"/>
+      <w:r>
+        <w:rPr>
+          <w:rFonts w:eastAsia="Times New Roman" w:cs="Times New Roman"/>
+          <w:color w:val="000000" w:themeColor="text1"/>
+          <w:kern w:val="0"/>
+          <w:szCs w:val="24"/>
+          <w:lang w:eastAsia="en-ID"/>
+          <w14:ligatures w14:val="none"/>
+        </w:rPr>
+        <w:t>Risyandha</w:t>
+      </w:r>
+      <w:proofErr w:type="spellEnd"/>
+      <w:r>
+        <w:rPr>
+          <w:rFonts w:eastAsia="Times New Roman" w:cs="Times New Roman"/>
+          <w:color w:val="000000" w:themeColor="text1"/>
+          <w:kern w:val="0"/>
+          <w:szCs w:val="24"/>
+          <w:lang w:eastAsia="en-ID"/>
+          <w14:ligatures w14:val="none"/>
+        </w:rPr>
+        <w:t>, Moh. A., &amp; Rasyid, M. M. (2023). ANALISIS KETERSEDIAAN AIR PADA LAHAN PERTANIAN DAERAH PEMATANG PANJANG, KECAMATAN SUNGAI TABUK. Jukung (Jurnal Teknik Lingkungan), 9(2), 55–62. https://doi.org/10.20527/jukung.v9i2.17572</w:t>
       </w:r>
     </w:p>
     <w:p>
@@ -8207,7 +8176,31 @@
           <w:lang w:eastAsia="en-ID"/>
           <w14:ligatures w14:val="none"/>
         </w:rPr>
-        <w:t xml:space="preserve">Subagja, F. E., Supriyadi, A. P., Kurniadi, A. R., &amp; Saragih, Y. (2023). PENGUJIAN SISTEM PENYIRAMAN TANAMAN OTOMATIS BERBASIS IOT. Infotronik : Jurnal Teknologi Informasi Dan Elektronika, 8(2), 91–97. </w:t>
+        <w:t xml:space="preserve">Subagja, F. E., Supriyadi, A. P., Kurniadi, A. R., &amp; Saragih, Y. (2023). PENGUJIAN SISTEM PENYIRAMAN TANAMAN OTOMATIS BERBASIS IOT. </w:t>
+      </w:r>
+      <w:proofErr w:type="spellStart"/>
+      <w:r>
+        <w:rPr>
+          <w:rFonts w:eastAsia="Times New Roman" w:cs="Times New Roman"/>
+          <w:color w:val="000000" w:themeColor="text1"/>
+          <w:kern w:val="0"/>
+          <w:szCs w:val="24"/>
+          <w:lang w:eastAsia="en-ID"/>
+          <w14:ligatures w14:val="none"/>
+        </w:rPr>
+        <w:t>Infotronik</w:t>
+      </w:r>
+      <w:proofErr w:type="spellEnd"/>
+      <w:r>
+        <w:rPr>
+          <w:rFonts w:eastAsia="Times New Roman" w:cs="Times New Roman"/>
+          <w:color w:val="000000" w:themeColor="text1"/>
+          <w:kern w:val="0"/>
+          <w:szCs w:val="24"/>
+          <w:lang w:eastAsia="en-ID"/>
+          <w14:ligatures w14:val="none"/>
+        </w:rPr>
+        <w:t xml:space="preserve"> : Jurnal Teknologi Informasi Dan Elektronika, 8(2), 91–97. </w:t>
       </w:r>
       <w:hyperlink r:id="rId26" w:history="1">
         <w:r>
@@ -8233,11 +8226,47 @@
           <w:color w:val="000000" w:themeColor="text1"/>
         </w:rPr>
       </w:pPr>
-      <w:r>
-        <w:rPr>
-          <w:color w:val="000000" w:themeColor="text1"/>
-        </w:rPr>
-        <w:t xml:space="preserve">Sujjada, A., Maulana, R., &amp; Fergina, A. (2022). Rancang Bangun Penyiram Tanaman Otomatis Berbasis Internet of Things Menggunakan NodeMCU dan Telegram. Jurnal RESTIKOM Riset Teknik Informatika Dan Komputer, 4(1), 45–49. </w:t>
+      <w:proofErr w:type="spellStart"/>
+      <w:r>
+        <w:rPr>
+          <w:color w:val="000000" w:themeColor="text1"/>
+        </w:rPr>
+        <w:t>Sujjada</w:t>
+      </w:r>
+      <w:proofErr w:type="spellEnd"/>
+      <w:r>
+        <w:rPr>
+          <w:color w:val="000000" w:themeColor="text1"/>
+        </w:rPr>
+        <w:t xml:space="preserve">, A., Maulana, R., &amp; </w:t>
+      </w:r>
+      <w:proofErr w:type="spellStart"/>
+      <w:r>
+        <w:rPr>
+          <w:color w:val="000000" w:themeColor="text1"/>
+        </w:rPr>
+        <w:t>Fergina</w:t>
+      </w:r>
+      <w:proofErr w:type="spellEnd"/>
+      <w:r>
+        <w:rPr>
+          <w:color w:val="000000" w:themeColor="text1"/>
+        </w:rPr>
+        <w:t xml:space="preserve">, A. (2022). Rancang Bangun Penyiram Tanaman Otomatis Berbasis Internet of Things Menggunakan </w:t>
+      </w:r>
+      <w:proofErr w:type="spellStart"/>
+      <w:r>
+        <w:rPr>
+          <w:color w:val="000000" w:themeColor="text1"/>
+        </w:rPr>
+        <w:t>NodeMCU</w:t>
+      </w:r>
+      <w:proofErr w:type="spellEnd"/>
+      <w:r>
+        <w:rPr>
+          <w:color w:val="000000" w:themeColor="text1"/>
+        </w:rPr>
+        <w:t xml:space="preserve"> dan Telegram. Jurnal RESTIKOM Riset Teknik Informatika Dan Komputer, 4(1), 45–49. </w:t>
       </w:r>
       <w:hyperlink r:id="rId27" w:history="1">
         <w:r>
@@ -8276,6 +8305,7 @@
         </w:rPr>
         <w:t xml:space="preserve">Wardhana, R. G., Wang, G., &amp; Sibuea, F. (2023). PENERAPAN MACHINE LEARNING DALAM PREDIKSI TINGKAT KASUS PENYAKIT DI INDONESIA. </w:t>
       </w:r>
+      <w:proofErr w:type="spellStart"/>
       <w:r>
         <w:rPr>
           <w:rFonts w:eastAsia="Times New Roman" w:cs="Times New Roman"/>
@@ -8287,7 +8317,77 @@
           <w:lang w:eastAsia="en-ID"/>
           <w14:ligatures w14:val="none"/>
         </w:rPr>
-        <w:t>Journal of Information System Management (JOISM)</w:t>
+        <w:t>Journal</w:t>
+      </w:r>
+      <w:proofErr w:type="spellEnd"/>
+      <w:r>
+        <w:rPr>
+          <w:rFonts w:eastAsia="Times New Roman" w:cs="Times New Roman"/>
+          <w:i/>
+          <w:iCs/>
+          <w:color w:val="000000" w:themeColor="text1"/>
+          <w:kern w:val="0"/>
+          <w:szCs w:val="24"/>
+          <w:lang w:eastAsia="en-ID"/>
+          <w14:ligatures w14:val="none"/>
+        </w:rPr>
+        <w:t xml:space="preserve"> of </w:t>
+      </w:r>
+      <w:proofErr w:type="spellStart"/>
+      <w:r>
+        <w:rPr>
+          <w:rFonts w:eastAsia="Times New Roman" w:cs="Times New Roman"/>
+          <w:i/>
+          <w:iCs/>
+          <w:color w:val="000000" w:themeColor="text1"/>
+          <w:kern w:val="0"/>
+          <w:szCs w:val="24"/>
+          <w:lang w:eastAsia="en-ID"/>
+          <w14:ligatures w14:val="none"/>
+        </w:rPr>
+        <w:t>Information</w:t>
+      </w:r>
+      <w:proofErr w:type="spellEnd"/>
+      <w:r>
+        <w:rPr>
+          <w:rFonts w:eastAsia="Times New Roman" w:cs="Times New Roman"/>
+          <w:i/>
+          <w:iCs/>
+          <w:color w:val="000000" w:themeColor="text1"/>
+          <w:kern w:val="0"/>
+          <w:szCs w:val="24"/>
+          <w:lang w:eastAsia="en-ID"/>
+          <w14:ligatures w14:val="none"/>
+        </w:rPr>
+        <w:t xml:space="preserve"> System </w:t>
+      </w:r>
+      <w:proofErr w:type="spellStart"/>
+      <w:r>
+        <w:rPr>
+          <w:rFonts w:eastAsia="Times New Roman" w:cs="Times New Roman"/>
+          <w:i/>
+          <w:iCs/>
+          <w:color w:val="000000" w:themeColor="text1"/>
+          <w:kern w:val="0"/>
+          <w:szCs w:val="24"/>
+          <w:lang w:eastAsia="en-ID"/>
+          <w14:ligatures w14:val="none"/>
+        </w:rPr>
+        <w:t>Management</w:t>
+      </w:r>
+      <w:proofErr w:type="spellEnd"/>
+      <w:r>
+        <w:rPr>
+          <w:rFonts w:eastAsia="Times New Roman" w:cs="Times New Roman"/>
+          <w:i/>
+          <w:iCs/>
+          <w:color w:val="000000" w:themeColor="text1"/>
+          <w:kern w:val="0"/>
+          <w:szCs w:val="24"/>
+          <w:lang w:eastAsia="en-ID"/>
+          <w14:ligatures w14:val="none"/>
+        </w:rPr>
+        <w:t xml:space="preserve"> (JOISM)</w:t>
       </w:r>
       <w:r>
         <w:rPr>
@@ -8358,7 +8458,87 @@
           <w:rFonts w:eastAsiaTheme="minorEastAsia"/>
           <w:color w:val="000000" w:themeColor="text1"/>
         </w:rPr>
-        <w:t>Pangestu, M. S., &amp; Fitriani, M. A. (2022). Perbandingan Perhitungan Jarak Euclidean Distance, Manhattan Distance, dan Cosine Similarity dalam Pengelompokan Data Bibit Padi Menggunakan Algoritma K-Means. Sainteks, 19(2), 141–155. https://doi.org/10.30595/sainteks.v19i2.14495</w:t>
+        <w:t xml:space="preserve">Pangestu, M. S., &amp; Fitriani, M. A. (2022). Perbandingan Perhitungan Jarak </w:t>
+      </w:r>
+      <w:proofErr w:type="spellStart"/>
+      <w:r>
+        <w:rPr>
+          <w:rFonts w:eastAsiaTheme="minorEastAsia"/>
+          <w:color w:val="000000" w:themeColor="text1"/>
+        </w:rPr>
+        <w:t>Euclidean</w:t>
+      </w:r>
+      <w:proofErr w:type="spellEnd"/>
+      <w:r>
+        <w:rPr>
+          <w:rFonts w:eastAsiaTheme="minorEastAsia"/>
+          <w:color w:val="000000" w:themeColor="text1"/>
+        </w:rPr>
+        <w:t xml:space="preserve"> Distance, Manhattan Distance, dan </w:t>
+      </w:r>
+      <w:proofErr w:type="spellStart"/>
+      <w:r>
+        <w:rPr>
+          <w:rFonts w:eastAsiaTheme="minorEastAsia"/>
+          <w:color w:val="000000" w:themeColor="text1"/>
+        </w:rPr>
+        <w:t>Cosine</w:t>
+      </w:r>
+      <w:proofErr w:type="spellEnd"/>
+      <w:r>
+        <w:rPr>
+          <w:rFonts w:eastAsiaTheme="minorEastAsia"/>
+          <w:color w:val="000000" w:themeColor="text1"/>
+        </w:rPr>
+        <w:t xml:space="preserve"> </w:t>
+      </w:r>
+      <w:proofErr w:type="spellStart"/>
+      <w:r>
+        <w:rPr>
+          <w:rFonts w:eastAsiaTheme="minorEastAsia"/>
+          <w:color w:val="000000" w:themeColor="text1"/>
+        </w:rPr>
+        <w:t>Similarity</w:t>
+      </w:r>
+      <w:proofErr w:type="spellEnd"/>
+      <w:r>
+        <w:rPr>
+          <w:rFonts w:eastAsiaTheme="minorEastAsia"/>
+          <w:color w:val="000000" w:themeColor="text1"/>
+        </w:rPr>
+        <w:t xml:space="preserve"> dalam Pengelompokan Data Bibit Padi Menggunakan Algoritma K-</w:t>
+      </w:r>
+      <w:proofErr w:type="spellStart"/>
+      <w:r>
+        <w:rPr>
+          <w:rFonts w:eastAsiaTheme="minorEastAsia"/>
+          <w:color w:val="000000" w:themeColor="text1"/>
+        </w:rPr>
+        <w:t>Means</w:t>
+      </w:r>
+      <w:proofErr w:type="spellEnd"/>
+      <w:r>
+        <w:rPr>
+          <w:rFonts w:eastAsiaTheme="minorEastAsia"/>
+          <w:color w:val="000000" w:themeColor="text1"/>
+        </w:rPr>
+        <w:t xml:space="preserve">. </w:t>
+      </w:r>
+      <w:proofErr w:type="spellStart"/>
+      <w:r>
+        <w:rPr>
+          <w:rFonts w:eastAsiaTheme="minorEastAsia"/>
+          <w:color w:val="000000" w:themeColor="text1"/>
+        </w:rPr>
+        <w:t>Sainteks</w:t>
+      </w:r>
+      <w:proofErr w:type="spellEnd"/>
+      <w:r>
+        <w:rPr>
+          <w:rFonts w:eastAsiaTheme="minorEastAsia"/>
+          <w:color w:val="000000" w:themeColor="text1"/>
+        </w:rPr>
+        <w:t>, 19(2), 141–155. https://doi.org/10.30595/sainteks.v19i2.14495</w:t>
       </w:r>
     </w:p>
     <w:p>
@@ -8377,6 +8557,7 @@
           <w14:ligatures w14:val="none"/>
         </w:rPr>
       </w:pPr>
+      <w:proofErr w:type="spellStart"/>
       <w:r>
         <w:rPr>
           <w:rFonts w:eastAsia="Times New Roman" w:cs="Times New Roman"/>
@@ -8386,8 +8567,21 @@
           <w:lang w:eastAsia="en-ID"/>
           <w14:ligatures w14:val="none"/>
         </w:rPr>
-        <w:t xml:space="preserve">Buwarda, S., Lutfi, &amp; Makmur, I. (2023). PENGEMBANGAN SISTEM PENYIRAMAN TANAMAN HORTIKULTURA BERBASIS MIKROKONTROLLER ESP32 DAN APLIKASI TELEGRAM. </w:t>
-      </w:r>
+        <w:t>Buwarda</w:t>
+      </w:r>
+      <w:proofErr w:type="spellEnd"/>
+      <w:r>
+        <w:rPr>
+          <w:rFonts w:eastAsia="Times New Roman" w:cs="Times New Roman"/>
+          <w:color w:val="000000" w:themeColor="text1"/>
+          <w:kern w:val="0"/>
+          <w:szCs w:val="24"/>
+          <w:lang w:eastAsia="en-ID"/>
+          <w14:ligatures w14:val="none"/>
+        </w:rPr>
+        <w:t xml:space="preserve">, S., Lutfi, &amp; Makmur, I. (2023). PENGEMBANGAN SISTEM PENYIRAMAN TANAMAN HORTIKULTURA BERBASIS MIKROKONTROLLER ESP32 DAN APLIKASI TELEGRAM. </w:t>
+      </w:r>
+      <w:proofErr w:type="spellStart"/>
       <w:r>
         <w:rPr>
           <w:rFonts w:eastAsia="Times New Roman" w:cs="Times New Roman"/>
@@ -8399,7 +8593,21 @@
           <w:lang w:eastAsia="en-ID"/>
           <w14:ligatures w14:val="none"/>
         </w:rPr>
-        <w:t>Prosiding Seminar Nasional Teknologi Industri (SNTI)</w:t>
+        <w:t>Prosiding</w:t>
+      </w:r>
+      <w:proofErr w:type="spellEnd"/>
+      <w:r>
+        <w:rPr>
+          <w:rFonts w:eastAsia="Times New Roman" w:cs="Times New Roman"/>
+          <w:i/>
+          <w:iCs/>
+          <w:color w:val="000000" w:themeColor="text1"/>
+          <w:kern w:val="0"/>
+          <w:szCs w:val="24"/>
+          <w:lang w:eastAsia="en-ID"/>
+          <w14:ligatures w14:val="none"/>
+        </w:rPr>
+        <w:t xml:space="preserve"> Seminar Nasional Teknologi Industri (SNTI)</w:t>
       </w:r>
       <w:r>
         <w:rPr>
@@ -11887,11 +12095,11 @@
       <w:lang w:val="id-ID"/>
     </w:rPr>
   </w:style>
-  <w:style w:type="paragraph" w:styleId="Judul1">
+  <w:style w:type="paragraph" w:styleId="Heading1">
     <w:name w:val="heading 1"/>
     <w:basedOn w:val="Normal"/>
     <w:next w:val="Normal"/>
-    <w:link w:val="Judul1KAR"/>
+    <w:link w:val="Heading1Char"/>
     <w:uiPriority w:val="9"/>
     <w:qFormat/>
     <w:rsid w:val="00871597"/>
@@ -11907,11 +12115,11 @@
       <w:szCs w:val="32"/>
     </w:rPr>
   </w:style>
-  <w:style w:type="paragraph" w:styleId="Judul2">
+  <w:style w:type="paragraph" w:styleId="Heading2">
     <w:name w:val="heading 2"/>
     <w:basedOn w:val="Normal"/>
     <w:next w:val="Normal"/>
-    <w:link w:val="Judul2KAR"/>
+    <w:link w:val="Heading2Char"/>
     <w:uiPriority w:val="9"/>
     <w:unhideWhenUsed/>
     <w:qFormat/>
@@ -11927,11 +12135,11 @@
       <w:szCs w:val="26"/>
     </w:rPr>
   </w:style>
-  <w:style w:type="paragraph" w:styleId="Judul3">
+  <w:style w:type="paragraph" w:styleId="Heading3">
     <w:name w:val="heading 3"/>
     <w:basedOn w:val="Normal"/>
     <w:next w:val="Normal"/>
-    <w:link w:val="Judul3KAR"/>
+    <w:link w:val="Heading3Char"/>
     <w:uiPriority w:val="9"/>
     <w:unhideWhenUsed/>
     <w:qFormat/>
@@ -11947,13 +12155,13 @@
       <w:szCs w:val="24"/>
     </w:rPr>
   </w:style>
-  <w:style w:type="character" w:default="1" w:styleId="FontParagrafDefault">
+  <w:style w:type="character" w:default="1" w:styleId="DefaultParagraphFont">
     <w:name w:val="Default Paragraph Font"/>
     <w:uiPriority w:val="1"/>
     <w:semiHidden/>
     <w:unhideWhenUsed/>
   </w:style>
-  <w:style w:type="table" w:default="1" w:styleId="TabelNormal">
+  <w:style w:type="table" w:default="1" w:styleId="TableNormal">
     <w:name w:val="Normal Table"/>
     <w:uiPriority w:val="99"/>
     <w:semiHidden/>
@@ -11968,17 +12176,17 @@
       </w:tblCellMar>
     </w:tblPr>
   </w:style>
-  <w:style w:type="numbering" w:default="1" w:styleId="TidakAdaDaftar">
+  <w:style w:type="numbering" w:default="1" w:styleId="NoList">
     <w:name w:val="No List"/>
     <w:uiPriority w:val="99"/>
     <w:semiHidden/>
     <w:unhideWhenUsed/>
   </w:style>
-  <w:style w:type="paragraph" w:styleId="Kutipan">
+  <w:style w:type="paragraph" w:styleId="Quote">
     <w:name w:val="Quote"/>
-    <w:basedOn w:val="Judul1"/>
+    <w:basedOn w:val="Heading1"/>
     <w:next w:val="Normal"/>
-    <w:link w:val="KutipanKAR"/>
+    <w:link w:val="QuoteChar"/>
     <w:uiPriority w:val="29"/>
     <w:qFormat/>
     <w:rsid w:val="006025F2"/>
@@ -11993,10 +12201,10 @@
       <w:sz w:val="28"/>
     </w:rPr>
   </w:style>
-  <w:style w:type="character" w:customStyle="1" w:styleId="KutipanKAR">
-    <w:name w:val="Kutipan KAR"/>
-    <w:basedOn w:val="FontParagrafDefault"/>
-    <w:link w:val="Kutipan"/>
+  <w:style w:type="character" w:customStyle="1" w:styleId="QuoteChar">
+    <w:name w:val="Quote Char"/>
+    <w:basedOn w:val="DefaultParagraphFont"/>
+    <w:link w:val="Quote"/>
     <w:uiPriority w:val="29"/>
     <w:rsid w:val="006025F2"/>
     <w:rPr>
@@ -12009,10 +12217,10 @@
       <w:lang w:val="id-ID"/>
     </w:rPr>
   </w:style>
-  <w:style w:type="character" w:customStyle="1" w:styleId="Judul1KAR">
-    <w:name w:val="Judul 1 KAR"/>
-    <w:basedOn w:val="FontParagrafDefault"/>
-    <w:link w:val="Judul1"/>
+  <w:style w:type="character" w:customStyle="1" w:styleId="Heading1Char">
+    <w:name w:val="Heading 1 Char"/>
+    <w:basedOn w:val="DefaultParagraphFont"/>
+    <w:link w:val="Heading1"/>
     <w:uiPriority w:val="9"/>
     <w:rsid w:val="00871597"/>
     <w:rPr>
@@ -12024,9 +12232,9 @@
       <w:lang w:val="id-ID"/>
     </w:rPr>
   </w:style>
-  <w:style w:type="table" w:styleId="KisiTabel">
+  <w:style w:type="table" w:styleId="TableGrid">
     <w:name w:val="Table Grid"/>
-    <w:basedOn w:val="TabelNormal"/>
+    <w:basedOn w:val="TableNormal"/>
     <w:uiPriority w:val="39"/>
     <w:rsid w:val="006025F2"/>
     <w:pPr>
@@ -12043,7 +12251,7 @@
       </w:tblBorders>
     </w:tblPr>
   </w:style>
-  <w:style w:type="paragraph" w:styleId="DaftarParagraf">
+  <w:style w:type="paragraph" w:styleId="ListParagraph">
     <w:name w:val="List Paragraph"/>
     <w:basedOn w:val="Normal"/>
     <w:uiPriority w:val="1"/>
@@ -12057,7 +12265,7 @@
   <w:style w:type="paragraph" w:styleId="Header">
     <w:name w:val="header"/>
     <w:basedOn w:val="Normal"/>
-    <w:link w:val="HeaderKAR"/>
+    <w:link w:val="HeaderChar"/>
     <w:uiPriority w:val="99"/>
     <w:unhideWhenUsed/>
     <w:rsid w:val="004E68F0"/>
@@ -12069,9 +12277,9 @@
       <w:spacing w:after="0" w:line="240" w:lineRule="auto"/>
     </w:pPr>
   </w:style>
-  <w:style w:type="character" w:customStyle="1" w:styleId="HeaderKAR">
-    <w:name w:val="Header KAR"/>
-    <w:basedOn w:val="FontParagrafDefault"/>
+  <w:style w:type="character" w:customStyle="1" w:styleId="HeaderChar">
+    <w:name w:val="Header Char"/>
+    <w:basedOn w:val="DefaultParagraphFont"/>
     <w:link w:val="Header"/>
     <w:uiPriority w:val="99"/>
     <w:rsid w:val="004E68F0"/>
@@ -12085,7 +12293,7 @@
   <w:style w:type="paragraph" w:styleId="Footer">
     <w:name w:val="footer"/>
     <w:basedOn w:val="Normal"/>
-    <w:link w:val="FooterKAR"/>
+    <w:link w:val="FooterChar"/>
     <w:uiPriority w:val="99"/>
     <w:unhideWhenUsed/>
     <w:rsid w:val="004E68F0"/>
@@ -12097,9 +12305,9 @@
       <w:spacing w:after="0" w:line="240" w:lineRule="auto"/>
     </w:pPr>
   </w:style>
-  <w:style w:type="character" w:customStyle="1" w:styleId="FooterKAR">
-    <w:name w:val="Footer KAR"/>
-    <w:basedOn w:val="FontParagrafDefault"/>
+  <w:style w:type="character" w:customStyle="1" w:styleId="FooterChar">
+    <w:name w:val="Footer Char"/>
+    <w:basedOn w:val="DefaultParagraphFont"/>
     <w:link w:val="Footer"/>
     <w:uiPriority w:val="99"/>
     <w:rsid w:val="004E68F0"/>
@@ -12110,9 +12318,9 @@
       <w:lang w:val="id-ID"/>
     </w:rPr>
   </w:style>
-  <w:style w:type="paragraph" w:styleId="JudulTOC">
+  <w:style w:type="paragraph" w:styleId="TOCHeading">
     <w:name w:val="TOC Heading"/>
-    <w:basedOn w:val="Judul1"/>
+    <w:basedOn w:val="Heading1"/>
     <w:next w:val="Normal"/>
     <w:uiPriority w:val="39"/>
     <w:unhideWhenUsed/>
@@ -12147,7 +12355,7 @@
   </w:style>
   <w:style w:type="character" w:styleId="Hyperlink">
     <w:name w:val="Hyperlink"/>
-    <w:basedOn w:val="FontParagrafDefault"/>
+    <w:basedOn w:val="DefaultParagraphFont"/>
     <w:uiPriority w:val="99"/>
     <w:unhideWhenUsed/>
     <w:rsid w:val="00514A13"/>
@@ -12156,10 +12364,10 @@
       <w:u w:val="single"/>
     </w:rPr>
   </w:style>
-  <w:style w:type="character" w:customStyle="1" w:styleId="Judul2KAR">
-    <w:name w:val="Judul 2 KAR"/>
-    <w:basedOn w:val="FontParagrafDefault"/>
-    <w:link w:val="Judul2"/>
+  <w:style w:type="character" w:customStyle="1" w:styleId="Heading2Char">
+    <w:name w:val="Heading 2 Char"/>
+    <w:basedOn w:val="DefaultParagraphFont"/>
+    <w:link w:val="Heading2"/>
     <w:uiPriority w:val="9"/>
     <w:rsid w:val="008C2163"/>
     <w:rPr>
@@ -12170,10 +12378,10 @@
       <w:lang w:val="id-ID"/>
     </w:rPr>
   </w:style>
-  <w:style w:type="character" w:customStyle="1" w:styleId="Judul3KAR">
-    <w:name w:val="Judul 3 KAR"/>
-    <w:basedOn w:val="FontParagrafDefault"/>
-    <w:link w:val="Judul3"/>
+  <w:style w:type="character" w:customStyle="1" w:styleId="Heading3Char">
+    <w:name w:val="Heading 3 Char"/>
+    <w:basedOn w:val="DefaultParagraphFont"/>
+    <w:link w:val="Heading3"/>
     <w:uiPriority w:val="9"/>
     <w:rsid w:val="008C2163"/>
     <w:rPr>
@@ -12184,10 +12392,10 @@
       <w:lang w:val="id-ID"/>
     </w:rPr>
   </w:style>
-  <w:style w:type="paragraph" w:styleId="TeksIsi">
+  <w:style w:type="paragraph" w:styleId="BodyText">
     <w:name w:val="Body Text"/>
     <w:basedOn w:val="Normal"/>
-    <w:link w:val="TeksIsiKAR"/>
+    <w:link w:val="BodyTextChar"/>
     <w:uiPriority w:val="99"/>
     <w:unhideWhenUsed/>
     <w:rsid w:val="00A65E87"/>
@@ -12195,10 +12403,10 @@
       <w:spacing w:after="120"/>
     </w:pPr>
   </w:style>
-  <w:style w:type="character" w:customStyle="1" w:styleId="TeksIsiKAR">
-    <w:name w:val="Teks Isi KAR"/>
-    <w:basedOn w:val="FontParagrafDefault"/>
-    <w:link w:val="TeksIsi"/>
+  <w:style w:type="character" w:customStyle="1" w:styleId="BodyTextChar">
+    <w:name w:val="Body Text Char"/>
+    <w:basedOn w:val="DefaultParagraphFont"/>
+    <w:link w:val="BodyText"/>
     <w:uiPriority w:val="99"/>
     <w:rsid w:val="00A65E87"/>
     <w:rPr>
@@ -12208,11 +12416,11 @@
       <w:lang w:val="id-ID"/>
     </w:rPr>
   </w:style>
-  <w:style w:type="paragraph" w:styleId="Keterangan">
+  <w:style w:type="paragraph" w:styleId="Caption">
     <w:name w:val="caption"/>
     <w:basedOn w:val="Normal"/>
     <w:next w:val="Normal"/>
-    <w:link w:val="KeteranganKAR"/>
+    <w:link w:val="CaptionChar"/>
     <w:uiPriority w:val="35"/>
     <w:unhideWhenUsed/>
     <w:qFormat/>
@@ -12226,7 +12434,7 @@
       <w:szCs w:val="18"/>
     </w:rPr>
   </w:style>
-  <w:style w:type="paragraph" w:styleId="TabelGambar">
+  <w:style w:type="paragraph" w:styleId="TableofFigures">
     <w:name w:val="table of figures"/>
     <w:basedOn w:val="Normal"/>
     <w:next w:val="Normal"/>
@@ -12313,9 +12521,9 @@
       <w:szCs w:val="20"/>
     </w:rPr>
   </w:style>
-  <w:style w:type="character" w:styleId="Tempatpenampungteks">
+  <w:style w:type="character" w:styleId="PlaceholderText">
     <w:name w:val="Placeholder Text"/>
-    <w:basedOn w:val="FontParagrafDefault"/>
+    <w:basedOn w:val="DefaultParagraphFont"/>
     <w:uiPriority w:val="99"/>
     <w:semiHidden/>
     <w:rsid w:val="004070DB"/>
@@ -12336,7 +12544,7 @@
   </w:style>
   <w:style w:type="character" w:customStyle="1" w:styleId="PersamaanChar">
     <w:name w:val="Persamaan Char"/>
-    <w:basedOn w:val="FontParagrafDefault"/>
+    <w:basedOn w:val="DefaultParagraphFont"/>
     <w:link w:val="Persamaan"/>
     <w:rsid w:val="005F5646"/>
     <w:rPr>
@@ -12348,7 +12556,7 @@
   </w:style>
   <w:style w:type="paragraph" w:customStyle="1" w:styleId="TableCaption">
     <w:name w:val="Table Caption"/>
-    <w:basedOn w:val="Keterangan"/>
+    <w:basedOn w:val="Caption"/>
     <w:link w:val="TableCaptionChar"/>
     <w:qFormat/>
     <w:rsid w:val="00764212"/>
@@ -12359,7 +12567,7 @@
   </w:style>
   <w:style w:type="character" w:customStyle="1" w:styleId="TableCaptionChar">
     <w:name w:val="Table Caption Char"/>
-    <w:basedOn w:val="FontParagrafDefault"/>
+    <w:basedOn w:val="DefaultParagraphFont"/>
     <w:link w:val="TableCaption"/>
     <w:rsid w:val="00764212"/>
     <w:rPr>
@@ -12372,10 +12580,10 @@
       <w:lang w:val="id-ID"/>
     </w:rPr>
   </w:style>
-  <w:style w:type="character" w:customStyle="1" w:styleId="KeteranganKAR">
-    <w:name w:val="Keterangan KAR"/>
-    <w:basedOn w:val="FontParagrafDefault"/>
-    <w:link w:val="Keterangan"/>
+  <w:style w:type="character" w:customStyle="1" w:styleId="CaptionChar">
+    <w:name w:val="Caption Char"/>
+    <w:basedOn w:val="DefaultParagraphFont"/>
+    <w:link w:val="Caption"/>
     <w:uiPriority w:val="35"/>
     <w:rsid w:val="006A222D"/>
     <w:rPr>
@@ -12406,7 +12614,7 @@
   </w:style>
   <w:style w:type="character" w:customStyle="1" w:styleId="UnresolvedMention1">
     <w:name w:val="Unresolved Mention1"/>
-    <w:basedOn w:val="FontParagrafDefault"/>
+    <w:basedOn w:val="DefaultParagraphFont"/>
     <w:uiPriority w:val="99"/>
     <w:semiHidden/>
     <w:unhideWhenUsed/>
@@ -12416,10 +12624,10 @@
       <w:shd w:val="clear" w:color="auto" w:fill="E1DFDD"/>
     </w:rPr>
   </w:style>
-  <w:style w:type="paragraph" w:styleId="TeksCatatanKaki">
+  <w:style w:type="paragraph" w:styleId="FootnoteText">
     <w:name w:val="footnote text"/>
     <w:basedOn w:val="Normal"/>
-    <w:link w:val="TeksCatatanKakiKAR"/>
+    <w:link w:val="FootnoteTextChar"/>
     <w:uiPriority w:val="99"/>
     <w:semiHidden/>
     <w:unhideWhenUsed/>
@@ -12432,10 +12640,10 @@
       <w:szCs w:val="20"/>
     </w:rPr>
   </w:style>
-  <w:style w:type="character" w:customStyle="1" w:styleId="TeksCatatanKakiKAR">
-    <w:name w:val="Teks Catatan Kaki KAR"/>
-    <w:basedOn w:val="FontParagrafDefault"/>
-    <w:link w:val="TeksCatatanKaki"/>
+  <w:style w:type="character" w:customStyle="1" w:styleId="FootnoteTextChar">
+    <w:name w:val="Footnote Text Char"/>
+    <w:basedOn w:val="DefaultParagraphFont"/>
+    <w:link w:val="FootnoteText"/>
     <w:uiPriority w:val="99"/>
     <w:semiHidden/>
     <w:rsid w:val="008C78C1"/>
@@ -12447,9 +12655,9 @@
       <w:lang w:val="id-ID"/>
     </w:rPr>
   </w:style>
-  <w:style w:type="character" w:styleId="HiperlinkyangDiikuti">
+  <w:style w:type="character" w:styleId="FollowedHyperlink">
     <w:name w:val="FollowedHyperlink"/>
-    <w:basedOn w:val="FontParagrafDefault"/>
+    <w:basedOn w:val="DefaultParagraphFont"/>
     <w:uiPriority w:val="99"/>
     <w:semiHidden/>
     <w:unhideWhenUsed/>
@@ -12459,9 +12667,9 @@
       <w:u w:val="single"/>
     </w:rPr>
   </w:style>
-  <w:style w:type="character" w:styleId="ReferensiKomentar">
+  <w:style w:type="character" w:styleId="CommentReference">
     <w:name w:val="annotation reference"/>
-    <w:basedOn w:val="FontParagrafDefault"/>
+    <w:basedOn w:val="DefaultParagraphFont"/>
     <w:uiPriority w:val="99"/>
     <w:semiHidden/>
     <w:unhideWhenUsed/>
@@ -12471,10 +12679,10 @@
       <w:szCs w:val="16"/>
     </w:rPr>
   </w:style>
-  <w:style w:type="paragraph" w:styleId="TeksKomentar">
+  <w:style w:type="paragraph" w:styleId="CommentText">
     <w:name w:val="annotation text"/>
     <w:basedOn w:val="Normal"/>
-    <w:link w:val="TeksKomentarKAR"/>
+    <w:link w:val="CommentTextChar"/>
     <w:uiPriority w:val="99"/>
     <w:semiHidden/>
     <w:unhideWhenUsed/>
@@ -12487,10 +12695,10 @@
       <w:szCs w:val="20"/>
     </w:rPr>
   </w:style>
-  <w:style w:type="character" w:customStyle="1" w:styleId="TeksKomentarKAR">
-    <w:name w:val="Teks Komentar KAR"/>
-    <w:basedOn w:val="FontParagrafDefault"/>
-    <w:link w:val="TeksKomentar"/>
+  <w:style w:type="character" w:customStyle="1" w:styleId="CommentTextChar">
+    <w:name w:val="Comment Text Char"/>
+    <w:basedOn w:val="DefaultParagraphFont"/>
+    <w:link w:val="CommentText"/>
     <w:uiPriority w:val="99"/>
     <w:semiHidden/>
     <w:rsid w:val="004E646D"/>
@@ -12501,11 +12709,11 @@
       <w:lang w:val="id-ID"/>
     </w:rPr>
   </w:style>
-  <w:style w:type="paragraph" w:styleId="SubjekKomentar">
+  <w:style w:type="paragraph" w:styleId="CommentSubject">
     <w:name w:val="annotation subject"/>
-    <w:basedOn w:val="TeksKomentar"/>
-    <w:next w:val="TeksKomentar"/>
-    <w:link w:val="SubjekKomentarKAR"/>
+    <w:basedOn w:val="CommentText"/>
+    <w:next w:val="CommentText"/>
+    <w:link w:val="CommentSubjectChar"/>
     <w:uiPriority w:val="99"/>
     <w:semiHidden/>
     <w:unhideWhenUsed/>
@@ -12515,10 +12723,10 @@
       <w:bCs/>
     </w:rPr>
   </w:style>
-  <w:style w:type="character" w:customStyle="1" w:styleId="SubjekKomentarKAR">
-    <w:name w:val="Subjek Komentar KAR"/>
-    <w:basedOn w:val="TeksKomentarKAR"/>
-    <w:link w:val="SubjekKomentar"/>
+  <w:style w:type="character" w:customStyle="1" w:styleId="CommentSubjectChar">
+    <w:name w:val="Comment Subject Char"/>
+    <w:basedOn w:val="CommentTextChar"/>
+    <w:link w:val="CommentSubject"/>
     <w:uiPriority w:val="99"/>
     <w:semiHidden/>
     <w:rsid w:val="004E646D"/>
@@ -12531,9 +12739,9 @@
       <w:lang w:val="id-ID"/>
     </w:rPr>
   </w:style>
-  <w:style w:type="character" w:styleId="SebutanYangBelumTerselesaikan">
+  <w:style w:type="character" w:styleId="UnresolvedMention">
     <w:name w:val="Unresolved Mention"/>
-    <w:basedOn w:val="FontParagrafDefault"/>
+    <w:basedOn w:val="DefaultParagraphFont"/>
     <w:uiPriority w:val="99"/>
     <w:semiHidden/>
     <w:unhideWhenUsed/>
@@ -12545,7 +12753,7 @@
   </w:style>
   <w:style w:type="paragraph" w:customStyle="1" w:styleId="HeadingIntro">
     <w:name w:val="Heading Intro"/>
-    <w:basedOn w:val="Judul1"/>
+    <w:basedOn w:val="Heading1"/>
     <w:link w:val="HeadingIntroChar"/>
     <w:qFormat/>
     <w:rsid w:val="00D91D1F"/>
@@ -12559,7 +12767,7 @@
   </w:style>
   <w:style w:type="character" w:customStyle="1" w:styleId="HeadingIntroChar">
     <w:name w:val="Heading Intro Char"/>
-    <w:basedOn w:val="Judul1KAR"/>
+    <w:basedOn w:val="Heading1Char"/>
     <w:link w:val="HeadingIntro"/>
     <w:rsid w:val="00D91D1F"/>
     <w:rPr>

--- a/PROPOSAL TUGAS AKHIR.docx
+++ b/PROPOSAL TUGAS AKHIR.docx
@@ -630,7 +630,7 @@
     </w:p>
     <w:tbl>
       <w:tblPr>
-        <w:tblStyle w:val="TableGrid"/>
+        <w:tblStyle w:val="KisiTabel"/>
         <w:tblW w:w="8359" w:type="dxa"/>
         <w:jc w:val="center"/>
         <w:tblBorders>
@@ -990,7 +990,6 @@
           <w:b/>
           <w:bCs w:val="0"/>
         </w:rPr>
-        <w:lastRenderedPageBreak/>
         <w:t>KATA PENGANTAR</w:t>
       </w:r>
       <w:bookmarkEnd w:id="2"/>
@@ -1074,7 +1073,7 @@
     </w:p>
     <w:p>
       <w:pPr>
-        <w:pStyle w:val="ListParagraph"/>
+        <w:pStyle w:val="DaftarParagraf"/>
         <w:numPr>
           <w:ilvl w:val="0"/>
           <w:numId w:val="1"/>
@@ -1096,7 +1095,7 @@
     </w:p>
     <w:p>
       <w:pPr>
-        <w:pStyle w:val="ListParagraph"/>
+        <w:pStyle w:val="DaftarParagraf"/>
         <w:numPr>
           <w:ilvl w:val="0"/>
           <w:numId w:val="1"/>
@@ -1118,7 +1117,7 @@
     </w:p>
     <w:p>
       <w:pPr>
-        <w:pStyle w:val="ListParagraph"/>
+        <w:pStyle w:val="DaftarParagraf"/>
         <w:numPr>
           <w:ilvl w:val="0"/>
           <w:numId w:val="1"/>
@@ -1140,7 +1139,7 @@
     </w:p>
     <w:p>
       <w:pPr>
-        <w:pStyle w:val="ListParagraph"/>
+        <w:pStyle w:val="DaftarParagraf"/>
         <w:numPr>
           <w:ilvl w:val="0"/>
           <w:numId w:val="1"/>
@@ -1162,7 +1161,7 @@
     </w:p>
     <w:p>
       <w:pPr>
-        <w:pStyle w:val="ListParagraph"/>
+        <w:pStyle w:val="DaftarParagraf"/>
         <w:numPr>
           <w:ilvl w:val="0"/>
           <w:numId w:val="1"/>
@@ -1184,7 +1183,7 @@
     </w:p>
     <w:p>
       <w:pPr>
-        <w:pStyle w:val="ListParagraph"/>
+        <w:pStyle w:val="DaftarParagraf"/>
         <w:numPr>
           <w:ilvl w:val="0"/>
           <w:numId w:val="1"/>
@@ -1201,44 +1200,12 @@
           <w:rFonts w:cs="Times New Roman"/>
           <w:szCs w:val="24"/>
         </w:rPr>
-        <w:t xml:space="preserve">Bapak Dr. </w:t>
-      </w:r>
-      <w:proofErr w:type="spellStart"/>
-      <w:r>
-        <w:rPr>
-          <w:rFonts w:cs="Times New Roman"/>
-          <w:szCs w:val="24"/>
-        </w:rPr>
-        <w:t>Wijang</w:t>
-      </w:r>
-      <w:proofErr w:type="spellEnd"/>
-      <w:r>
-        <w:rPr>
-          <w:rFonts w:cs="Times New Roman"/>
-          <w:szCs w:val="24"/>
-        </w:rPr>
-        <w:t xml:space="preserve"> </w:t>
-      </w:r>
-      <w:proofErr w:type="spellStart"/>
-      <w:r>
-        <w:rPr>
-          <w:rFonts w:cs="Times New Roman"/>
-          <w:szCs w:val="24"/>
-        </w:rPr>
-        <w:t>Widhiarso</w:t>
-      </w:r>
-      <w:proofErr w:type="spellEnd"/>
-      <w:r>
-        <w:rPr>
-          <w:rFonts w:cs="Times New Roman"/>
-          <w:szCs w:val="24"/>
-        </w:rPr>
-        <w:t xml:space="preserve">, M.Kom., selaku Dekan Fakultas Ilmu Komputer dan Rekayasa. </w:t>
-      </w:r>
-    </w:p>
-    <w:p>
-      <w:pPr>
-        <w:pStyle w:val="ListParagraph"/>
+        <w:t xml:space="preserve">Bapak Dr. Wijang Widhiarso, M.Kom., selaku Dekan Fakultas Ilmu Komputer dan Rekayasa. </w:t>
+      </w:r>
+    </w:p>
+    <w:p>
+      <w:pPr>
+        <w:pStyle w:val="DaftarParagraf"/>
         <w:numPr>
           <w:ilvl w:val="0"/>
           <w:numId w:val="1"/>
@@ -1260,7 +1227,7 @@
     </w:p>
     <w:p>
       <w:pPr>
-        <w:pStyle w:val="ListParagraph"/>
+        <w:pStyle w:val="DaftarParagraf"/>
         <w:numPr>
           <w:ilvl w:val="0"/>
           <w:numId w:val="1"/>
@@ -1282,7 +1249,7 @@
     </w:p>
     <w:p>
       <w:pPr>
-        <w:pStyle w:val="ListParagraph"/>
+        <w:pStyle w:val="DaftarParagraf"/>
         <w:numPr>
           <w:ilvl w:val="0"/>
           <w:numId w:val="1"/>
@@ -1299,46 +1266,14 @@
           <w:rFonts w:cs="Times New Roman"/>
           <w:szCs w:val="24"/>
         </w:rPr>
-        <w:t xml:space="preserve">Bapak Daniel </w:t>
-      </w:r>
-      <w:proofErr w:type="spellStart"/>
-      <w:r>
-        <w:rPr>
-          <w:rFonts w:cs="Times New Roman"/>
-          <w:szCs w:val="24"/>
-        </w:rPr>
-        <w:t>Udju</w:t>
-      </w:r>
-      <w:r>
-        <w:rPr>
-          <w:rFonts w:cs="Times New Roman"/>
-          <w:szCs w:val="24"/>
-        </w:rPr>
-        <w:t>lalawa</w:t>
-      </w:r>
-      <w:proofErr w:type="spellEnd"/>
-      <w:r>
-        <w:rPr>
-          <w:rFonts w:cs="Times New Roman"/>
-          <w:szCs w:val="24"/>
-        </w:rPr>
-        <w:t xml:space="preserve">, </w:t>
-      </w:r>
-      <w:proofErr w:type="spellStart"/>
-      <w:r>
-        <w:rPr>
-          <w:rFonts w:cs="Times New Roman"/>
-          <w:szCs w:val="24"/>
-        </w:rPr>
-        <w:t>S.Kom.,M.T.I</w:t>
-      </w:r>
-      <w:proofErr w:type="spellEnd"/>
-      <w:r>
-        <w:rPr>
-          <w:rFonts w:cs="Times New Roman"/>
-          <w:szCs w:val="24"/>
-        </w:rPr>
-        <w:t>.., selaku P</w:t>
+        <w:t>Bapak Daniel Udju</w:t>
+      </w:r>
+      <w:r>
+        <w:rPr>
+          <w:rFonts w:cs="Times New Roman"/>
+          <w:szCs w:val="24"/>
+        </w:rPr>
+        <w:t>lalawa, S.Kom.,M.T.I.., selaku P</w:t>
       </w:r>
       <w:r>
         <w:rPr>
@@ -1357,7 +1292,7 @@
     </w:p>
     <w:p>
       <w:pPr>
-        <w:pStyle w:val="ListParagraph"/>
+        <w:pStyle w:val="DaftarParagraf"/>
         <w:numPr>
           <w:ilvl w:val="0"/>
           <w:numId w:val="1"/>
@@ -1400,7 +1335,7 @@
     </w:p>
     <w:p>
       <w:pPr>
-        <w:pStyle w:val="ListParagraph"/>
+        <w:pStyle w:val="DaftarParagraf"/>
         <w:numPr>
           <w:ilvl w:val="0"/>
           <w:numId w:val="1"/>
@@ -1417,13 +1352,12 @@
           <w:rFonts w:cs="Times New Roman"/>
           <w:szCs w:val="24"/>
         </w:rPr>
-        <w:lastRenderedPageBreak/>
         <w:t>Keluarga dan teman-teman yang telah memberikan dukungan dan saran selama proses pengerjaan tugas akhir.</w:t>
       </w:r>
     </w:p>
     <w:p>
       <w:pPr>
-        <w:pStyle w:val="ListParagraph"/>
+        <w:pStyle w:val="DaftarParagraf"/>
         <w:numPr>
           <w:ilvl w:val="0"/>
           <w:numId w:val="1"/>
@@ -1447,23 +1381,7 @@
           <w:rFonts w:cs="Times New Roman"/>
           <w:szCs w:val="24"/>
         </w:rPr>
-        <w:t xml:space="preserve">epada Aldo Kadafi, Muhammad Fadli dan </w:t>
-      </w:r>
-      <w:proofErr w:type="spellStart"/>
-      <w:r>
-        <w:rPr>
-          <w:rFonts w:cs="Times New Roman"/>
-          <w:szCs w:val="24"/>
-        </w:rPr>
-        <w:t>Kartiva</w:t>
-      </w:r>
-      <w:proofErr w:type="spellEnd"/>
-      <w:r>
-        <w:rPr>
-          <w:rFonts w:cs="Times New Roman"/>
-          <w:szCs w:val="24"/>
-        </w:rPr>
-        <w:t xml:space="preserve"> </w:t>
+        <w:t xml:space="preserve">epada Aldo Kadafi, Muhammad Fadli dan Kartiva </w:t>
       </w:r>
       <w:r>
         <w:rPr>
@@ -1500,7 +1418,7 @@
     </w:p>
     <w:tbl>
       <w:tblPr>
-        <w:tblStyle w:val="TableGrid"/>
+        <w:tblStyle w:val="KisiTabel"/>
         <w:tblW w:w="0" w:type="auto"/>
         <w:tblBorders>
           <w:top w:val="none" w:sz="0" w:space="0" w:color="auto"/>
@@ -1694,7 +1612,6 @@
           <w:b/>
           <w:bCs w:val="0"/>
         </w:rPr>
-        <w:lastRenderedPageBreak/>
         <w:t>DAFTAR ISI</w:t>
       </w:r>
       <w:bookmarkEnd w:id="8"/>
@@ -1886,7 +1803,6 @@
           <w:b/>
           <w:bCs w:val="0"/>
         </w:rPr>
-        <w:lastRenderedPageBreak/>
         <w:t>DAFTAR TABEL</w:t>
       </w:r>
       <w:bookmarkEnd w:id="11"/>
@@ -1896,7 +1812,7 @@
     <w:p/>
     <w:p>
       <w:pPr>
-        <w:pStyle w:val="TableofFigures"/>
+        <w:pStyle w:val="TabelGambar"/>
         <w:tabs>
           <w:tab w:val="right" w:leader="dot" w:pos="7927"/>
         </w:tabs>
@@ -1979,7 +1895,7 @@
     </w:p>
     <w:p>
       <w:pPr>
-        <w:pStyle w:val="TableofFigures"/>
+        <w:pStyle w:val="TabelGambar"/>
         <w:tabs>
           <w:tab w:val="right" w:leader="dot" w:pos="7927"/>
         </w:tabs>
@@ -2041,7 +1957,7 @@
     </w:p>
     <w:p>
       <w:pPr>
-        <w:pStyle w:val="TableofFigures"/>
+        <w:pStyle w:val="TabelGambar"/>
         <w:tabs>
           <w:tab w:val="right" w:leader="dot" w:pos="7927"/>
         </w:tabs>
@@ -2103,7 +2019,7 @@
     </w:p>
     <w:p>
       <w:pPr>
-        <w:pStyle w:val="TableofFigures"/>
+        <w:pStyle w:val="TabelGambar"/>
         <w:tabs>
           <w:tab w:val="right" w:leader="dot" w:pos="7927"/>
         </w:tabs>
@@ -2165,7 +2081,7 @@
     </w:p>
     <w:p>
       <w:pPr>
-        <w:pStyle w:val="TableofFigures"/>
+        <w:pStyle w:val="TabelGambar"/>
         <w:tabs>
           <w:tab w:val="right" w:leader="dot" w:pos="7927"/>
         </w:tabs>
@@ -2409,7 +2325,7 @@
     <w:p/>
     <w:p>
       <w:pPr>
-        <w:pStyle w:val="TableofFigures"/>
+        <w:pStyle w:val="TabelGambar"/>
         <w:tabs>
           <w:tab w:val="right" w:leader="dot" w:pos="7927"/>
         </w:tabs>
@@ -2494,7 +2410,7 @@
     </w:p>
     <w:p>
       <w:pPr>
-        <w:pStyle w:val="TableofFigures"/>
+        <w:pStyle w:val="TabelGambar"/>
         <w:tabs>
           <w:tab w:val="right" w:leader="dot" w:pos="7927"/>
         </w:tabs>
@@ -2558,7 +2474,7 @@
     </w:p>
     <w:p>
       <w:pPr>
-        <w:pStyle w:val="TableofFigures"/>
+        <w:pStyle w:val="TabelGambar"/>
         <w:tabs>
           <w:tab w:val="right" w:leader="dot" w:pos="7927"/>
         </w:tabs>
@@ -2726,7 +2642,7 @@
     </w:p>
     <w:p>
       <w:pPr>
-        <w:pStyle w:val="Heading1"/>
+        <w:pStyle w:val="Judul1"/>
         <w:spacing w:line="480" w:lineRule="auto"/>
         <w:jc w:val="center"/>
         <w:rPr>
@@ -2747,7 +2663,6 @@
           <w:bCs/>
           <w:szCs w:val="24"/>
         </w:rPr>
-        <w:lastRenderedPageBreak/>
         <w:t>BAB I</w:t>
       </w:r>
       <w:r>
@@ -2775,7 +2690,7 @@
     </w:p>
     <w:p>
       <w:pPr>
-        <w:pStyle w:val="Heading1"/>
+        <w:pStyle w:val="Judul1"/>
         <w:numPr>
           <w:ilvl w:val="0"/>
           <w:numId w:val="2"/>
@@ -2820,15 +2735,7 @@
         <w:t xml:space="preserve"> bagi</w:t>
       </w:r>
       <w:r>
-        <w:t xml:space="preserve"> manusia (</w:t>
-      </w:r>
-      <w:proofErr w:type="spellStart"/>
-      <w:r>
-        <w:t>Kynta</w:t>
-      </w:r>
-      <w:proofErr w:type="spellEnd"/>
-      <w:r>
-        <w:t>, 2024)</w:t>
+        <w:t xml:space="preserve"> manusia (Kynta, 2024)</w:t>
       </w:r>
       <w:r>
         <w:t>.</w:t>
@@ -2861,15 +2768,7 @@
         <w:t>buah-buahan</w:t>
       </w:r>
       <w:r>
-        <w:t>, dan tanaman hias (</w:t>
-      </w:r>
-      <w:proofErr w:type="spellStart"/>
-      <w:r>
-        <w:t>Bharata</w:t>
-      </w:r>
-      <w:proofErr w:type="spellEnd"/>
-      <w:r>
-        <w:t>, 2023).</w:t>
+        <w:t>, dan tanaman hias (Bharata, 2023).</w:t>
       </w:r>
     </w:p>
     <w:p>
@@ -2932,16 +2831,7 @@
         <w:ind w:firstLine="567"/>
       </w:pPr>
       <w:r>
-        <w:lastRenderedPageBreak/>
-        <w:t>Berbagai elemen dapat memengaruhi kondisi ini, di antaranya adalah curah hujan, tipe tanah, dan tingkat evapotranspirasi (Hermanto, 2023). Proses evapotranspirasi terdiri dari dua komponen utama, yaitu evaporasi, yang merupakan perubahan air menjadi uap, dan transpirasi, yang mengacu pada penguapan air dari permukaan tanah (Sofia, 2023). Tingkat evapotranspirasi sangat dipengaruhi oleh faktor-faktor iklim serta jenis tanaman yang ada (</w:t>
-      </w:r>
-      <w:proofErr w:type="spellStart"/>
-      <w:r>
-        <w:t>Fausan</w:t>
-      </w:r>
-      <w:proofErr w:type="spellEnd"/>
-      <w:r>
-        <w:t>, 2020). Oleh karena itu, ketersediaan air dan kelembaban tanah menjadi aspek yang krusial untuk menggantikan air yang hilang selama proses ini.</w:t>
+        <w:t>Berbagai elemen dapat memengaruhi kondisi ini, di antaranya adalah curah hujan, tipe tanah, dan tingkat evapotranspirasi (Hermanto, 2023). Proses evapotranspirasi terdiri dari dua komponen utama, yaitu evaporasi, yang merupakan perubahan air menjadi uap, dan transpirasi, yang mengacu pada penguapan air dari permukaan tanah (Sofia, 2023). Tingkat evapotranspirasi sangat dipengaruhi oleh faktor-faktor iklim serta jenis tanaman yang ada (Fausan, 2020). Oleh karena itu, ketersediaan air dan kelembaban tanah menjadi aspek yang krusial untuk menggantikan air yang hilang selama proses ini.</w:t>
       </w:r>
     </w:p>
     <w:p>
@@ -3001,11 +2891,7 @@
         <w:t xml:space="preserve">kesulitan dalam memprediksi kelembaban tanah secara akurat akibat perubahan cuaca yang mendadak (Ningrum, 2023). </w:t>
       </w:r>
       <w:r>
-        <w:t xml:space="preserve">Hal ini disebabkan oleh metode pengukuran yang </w:t>
-      </w:r>
-      <w:r>
-        <w:lastRenderedPageBreak/>
-        <w:t>masih dilakukan secara visual dengan menggunakan alat sederhana, yang tidak mampu memberikan data secara real</w:t>
+        <w:t>Hal ini disebabkan oleh metode pengukuran yang masih dilakukan secara visual dengan menggunakan alat sederhana, yang tidak mampu memberikan data secara real</w:t>
       </w:r>
       <w:r>
         <w:t>-</w:t>
@@ -3023,15 +2909,7 @@
         <w:t xml:space="preserve"> Mereka</w:t>
       </w:r>
       <w:r>
-        <w:t xml:space="preserve"> sering bergantung pada pengalaman pribadi untuk menentukan waktu dan jumlah air yang dibutuhkan dalam proses penyiraman tanaman (</w:t>
-      </w:r>
-      <w:proofErr w:type="spellStart"/>
-      <w:r>
-        <w:t>Anggarda</w:t>
-      </w:r>
-      <w:proofErr w:type="spellEnd"/>
-      <w:r>
-        <w:t>, 2023).</w:t>
+        <w:t xml:space="preserve"> sering bergantung pada pengalaman pribadi untuk menentukan waktu dan jumlah air yang dibutuhkan dalam proses penyiraman tanaman (Anggarda, 2023).</w:t>
       </w:r>
     </w:p>
     <w:p>
@@ -3076,11 +2954,7 @@
         <w:ind w:firstLine="567"/>
       </w:pPr>
       <w:r>
-        <w:t xml:space="preserve">Hasil wawancara dengan Kemas Muhammad Ridhuan, selaku penyuluh pertanian di UPTD Balai Pengembangan Dan Produksi Benih Tanaman Pangan Dan </w:t>
-      </w:r>
-      <w:r>
-        <w:lastRenderedPageBreak/>
-        <w:t xml:space="preserve">Hortikultura mengungkapkan bahwa petani sering menghadapi tantangan dalam memantau musim dan kelembaban tanah secara manual, yang tidak efisien dan bergantung pada fisik. Ketergantungan pada metode tradisional ini sering kali mengakibatkan kegagalan panen dan krisis ekonomi, terutama di bahwa pengaruh fenomena seperti El Nino, yang memperburuk efisiensi dan akurasi dalam pengelolaan tanaman. </w:t>
+        <w:t xml:space="preserve">Hasil wawancara dengan Kemas Muhammad Ridhuan, selaku penyuluh pertanian di UPTD Balai Pengembangan Dan Produksi Benih Tanaman Pangan Dan Hortikultura mengungkapkan bahwa petani sering menghadapi tantangan dalam memantau musim dan kelembaban tanah secara manual, yang tidak efisien dan bergantung pada fisik. Ketergantungan pada metode tradisional ini sering kali mengakibatkan kegagalan panen dan krisis ekonomi, terutama di bahwa pengaruh fenomena seperti El Nino, yang memperburuk efisiensi dan akurasi dalam pengelolaan tanaman. </w:t>
       </w:r>
     </w:p>
     <w:p>
@@ -3104,15 +2978,7 @@
         <w:ind w:firstLine="567"/>
       </w:pPr>
       <w:r>
-        <w:t xml:space="preserve">Hasil wawancara dengan Denny Satria Mandala Putra, selaku direktur </w:t>
-      </w:r>
-      <w:proofErr w:type="spellStart"/>
-      <w:r>
-        <w:t>Quranic</w:t>
-      </w:r>
-      <w:proofErr w:type="spellEnd"/>
-      <w:r>
-        <w:t xml:space="preserve"> Farm menjelaskan bahwa pemantauan kelembaban tanah secara konvensional tidak akurat dan memerlukan banyak tenaga, sedangkan penyiraman manual sering tidak merata, terutama di musim kemarau. Akibatnya, pertumbuhan tanaman menjadi tidak seragam dan risiko penyakit tanaman meningkat. Pemantauan secara manual yang memakan waktu juga mengganggu aktivitas lain di perkebunan yang cukup besar.</w:t>
+        <w:t>Hasil wawancara dengan Denny Satria Mandala Putra, selaku direktur Quranic Farm menjelaskan bahwa pemantauan kelembaban tanah secara konvensional tidak akurat dan memerlukan banyak tenaga, sedangkan penyiraman manual sering tidak merata, terutama di musim kemarau. Akibatnya, pertumbuhan tanaman menjadi tidak seragam dan risiko penyakit tanaman meningkat. Pemantauan secara manual yang memakan waktu juga mengganggu aktivitas lain di perkebunan yang cukup besar.</w:t>
       </w:r>
     </w:p>
     <w:p>
@@ -3131,11 +2997,7 @@
         <w:t>Internet of Things</w:t>
       </w:r>
       <w:r>
-        <w:t xml:space="preserve"> dan kecerdasan buatan memberikan dampak yang signifikan pada berbagai sektor </w:t>
-      </w:r>
-      <w:r>
-        <w:lastRenderedPageBreak/>
-        <w:t xml:space="preserve">pertanian. Salah satu teknologi yang diimplementasikan dalam bidang pertanian adalah </w:t>
+        <w:t xml:space="preserve"> dan kecerdasan buatan memberikan dampak yang signifikan pada berbagai sektor pertanian. Salah satu teknologi yang diimplementasikan dalam bidang pertanian adalah </w:t>
       </w:r>
       <w:r>
         <w:rPr>
@@ -3145,15 +3007,7 @@
         <w:t>Machine Learning</w:t>
       </w:r>
       <w:r>
-        <w:t>, yang merupakan bagian dari kecerdasan buatan yang melibatkan proses pembelajaran melalui komputasi dan identifikasi pola untuk melakukan prediksi serta pengambilan keputusan secara otomatis berdasarkan data yang tersedia (</w:t>
-      </w:r>
-      <w:proofErr w:type="spellStart"/>
-      <w:r>
-        <w:t>Anggarda</w:t>
-      </w:r>
-      <w:proofErr w:type="spellEnd"/>
-      <w:r>
-        <w:t xml:space="preserve">, 2023). </w:t>
+        <w:t xml:space="preserve">, yang merupakan bagian dari kecerdasan buatan yang melibatkan proses pembelajaran melalui komputasi dan identifikasi pola untuk melakukan prediksi serta pengambilan keputusan secara otomatis berdasarkan data yang tersedia (Anggarda, 2023). </w:t>
       </w:r>
     </w:p>
     <w:p>
@@ -3174,190 +3028,136 @@
       <w:r>
         <w:t xml:space="preserve">, yang memanfaatkan sensor </w:t>
       </w:r>
-      <w:proofErr w:type="spellStart"/>
       <w:r>
         <w:rPr>
           <w:i/>
           <w:iCs/>
         </w:rPr>
-        <w:t>Automatic</w:t>
-      </w:r>
-      <w:proofErr w:type="spellEnd"/>
+        <w:t>Automatic Weather Station</w:t>
+      </w:r>
+      <w:r>
+        <w:t xml:space="preserve"> (AWS), kelembaban tanah, dan berbagai faktor lingkungan lainnya</w:t>
+      </w:r>
+      <w:r>
+        <w:t xml:space="preserve">. </w:t>
+      </w:r>
+      <w:r>
+        <w:t xml:space="preserve">Setiap sensor menghasilkan data yang dikirimkan ke mikrokontroler </w:t>
+      </w:r>
+      <w:r>
+        <w:t>untuk analisis atau prediksi (Kaur, 2024).</w:t>
+      </w:r>
+      <w:r>
+        <w:t xml:space="preserve"> </w:t>
+      </w:r>
+      <w:r>
+        <w:t xml:space="preserve">Dengan </w:t>
+      </w:r>
+      <w:r>
+        <w:t>memanfaatkan</w:t>
+      </w:r>
+      <w:r>
+        <w:t xml:space="preserve"> </w:t>
+      </w:r>
       <w:r>
         <w:rPr>
           <w:i/>
           <w:iCs/>
         </w:rPr>
+        <w:t>Machine Learning</w:t>
+      </w:r>
+      <w:r>
+        <w:t xml:space="preserve">, </w:t>
+      </w:r>
+      <w:r>
+        <w:t>sistem</w:t>
+      </w:r>
+      <w:r>
         <w:t xml:space="preserve"> </w:t>
       </w:r>
-      <w:proofErr w:type="spellStart"/>
+      <w:r>
+        <w:t>ini</w:t>
+      </w:r>
+      <w:r>
+        <w:t xml:space="preserve"> dapat </w:t>
+      </w:r>
+      <w:r>
+        <w:t xml:space="preserve">memprediksi kebutuhan penyiraman dan memberikan rekomendasi </w:t>
+      </w:r>
+      <w:r>
+        <w:t>terkait</w:t>
+      </w:r>
+      <w:r>
+        <w:t xml:space="preserve"> waktu serta volume air yang diperlukan, berdasarkan </w:t>
+      </w:r>
+      <w:r>
+        <w:t>dataset yang</w:t>
+      </w:r>
+      <w:r>
+        <w:t xml:space="preserve"> </w:t>
+      </w:r>
+      <w:r>
+        <w:t>mencakup informasi mengenai</w:t>
+      </w:r>
+      <w:r>
+        <w:t xml:space="preserve"> cuaca hujan, suhu udara, kelembaban tanah, dan faktor-faktor lainnya</w:t>
+      </w:r>
+      <w:r>
+        <w:t xml:space="preserve"> (Anggarda, 2023).</w:t>
+      </w:r>
+    </w:p>
+    <w:p>
+      <w:pPr>
+        <w:spacing w:after="0" w:line="480" w:lineRule="auto"/>
+        <w:ind w:firstLine="567"/>
+      </w:pPr>
+      <w:r>
+        <w:t>Pengembangan sistem</w:t>
+      </w:r>
+      <w:r>
+        <w:t xml:space="preserve"> irigasi cerdas seperti prediksi penyiraman</w:t>
+      </w:r>
+      <w:r>
+        <w:t xml:space="preserve"> yang memanfaatkan </w:t>
+      </w:r>
       <w:r>
         <w:rPr>
           <w:i/>
           <w:iCs/>
         </w:rPr>
-        <w:t>Weather</w:t>
-      </w:r>
-      <w:proofErr w:type="spellEnd"/>
+        <w:t>Machine Learning</w:t>
+      </w:r>
+      <w:r>
+        <w:t xml:space="preserve"> untuk memprediksi waktu penyiraman optimal memiliki berbagai keuntungan. Pertama, sistem ini dapat menghemat waktu dan usaha petani dalam memerlukan kebutuhan air. Kedua, dengan tingkat akurasi prediksi yang tinggi, sistem ini berkontribusi dalam mengoptimalkan penggunaan air dan mengurangi pemborosan. Ketiga, rekomendasi yang akurat dari sistem ini dapat meningkatkan produktivitas pertanian dengan memastikan pemenuhan kebutuhan air yang tepat waktu untuk tanaman (Anggarda, 2023).</w:t>
+      </w:r>
+    </w:p>
+    <w:p>
+      <w:pPr>
+        <w:spacing w:after="0" w:line="480" w:lineRule="auto"/>
+        <w:ind w:firstLine="567"/>
+      </w:pPr>
+      <w:r>
+        <w:t xml:space="preserve">Secara keseluruhan, dapat disimpulkan bahwa sistem irigasi cerdas yang memanfaatkan teknologi </w:t>
+      </w:r>
       <w:r>
         <w:rPr>
           <w:i/>
           <w:iCs/>
         </w:rPr>
-        <w:t xml:space="preserve"> </w:t>
-      </w:r>
-      <w:proofErr w:type="spellStart"/>
+        <w:t>Internet of Things</w:t>
+      </w:r>
+      <w:r>
+        <w:t xml:space="preserve"> dan </w:t>
+      </w:r>
       <w:r>
         <w:rPr>
           <w:i/>
           <w:iCs/>
         </w:rPr>
-        <w:t>Station</w:t>
-      </w:r>
-      <w:proofErr w:type="spellEnd"/>
-      <w:r>
-        <w:t xml:space="preserve"> (AWS), kelembaban tanah, dan berbagai faktor lingkungan lainnya</w:t>
-      </w:r>
-      <w:r>
-        <w:t xml:space="preserve">. </w:t>
-      </w:r>
-      <w:r>
-        <w:t xml:space="preserve">Setiap sensor menghasilkan data yang dikirimkan ke mikrokontroler </w:t>
-      </w:r>
-      <w:r>
-        <w:t>untuk analisis atau prediksi (Kaur, 2024).</w:t>
-      </w:r>
-      <w:r>
-        <w:t xml:space="preserve"> </w:t>
-      </w:r>
-      <w:r>
-        <w:t xml:space="preserve">Dengan </w:t>
-      </w:r>
-      <w:r>
-        <w:t>memanfaatkan</w:t>
-      </w:r>
-      <w:r>
-        <w:t xml:space="preserve"> </w:t>
-      </w:r>
-      <w:r>
-        <w:rPr>
-          <w:i/>
-          <w:iCs/>
-        </w:rPr>
         <w:t>Machine Learning</w:t>
       </w:r>
       <w:r>
-        <w:t xml:space="preserve">, </w:t>
-      </w:r>
-      <w:r>
-        <w:t>sistem</w:t>
-      </w:r>
-      <w:r>
-        <w:t xml:space="preserve"> </w:t>
-      </w:r>
-      <w:r>
-        <w:t>ini</w:t>
-      </w:r>
-      <w:r>
-        <w:t xml:space="preserve"> dapat </w:t>
-      </w:r>
-      <w:r>
-        <w:t xml:space="preserve">memprediksi kebutuhan penyiraman dan memberikan rekomendasi </w:t>
-      </w:r>
-      <w:r>
-        <w:t>terkait</w:t>
-      </w:r>
-      <w:r>
-        <w:t xml:space="preserve"> waktu serta volume air yang diperlukan, berdasarkan </w:t>
-      </w:r>
-      <w:r>
-        <w:t>dataset yang</w:t>
-      </w:r>
-      <w:r>
-        <w:t xml:space="preserve"> </w:t>
-      </w:r>
-      <w:r>
-        <w:t>mencakup informasi mengenai</w:t>
-      </w:r>
-      <w:r>
-        <w:t xml:space="preserve"> cuaca hujan, suhu udara, kelembaban tanah, dan faktor-faktor lainnya</w:t>
-      </w:r>
-      <w:r>
-        <w:t xml:space="preserve"> (</w:t>
-      </w:r>
-      <w:proofErr w:type="spellStart"/>
-      <w:r>
-        <w:t>Anggarda</w:t>
-      </w:r>
-      <w:proofErr w:type="spellEnd"/>
-      <w:r>
-        <w:t>, 2023).</w:t>
-      </w:r>
-    </w:p>
-    <w:p>
-      <w:pPr>
-        <w:spacing w:after="0" w:line="480" w:lineRule="auto"/>
-        <w:ind w:firstLine="567"/>
-      </w:pPr>
-      <w:r>
-        <w:t>Pengembangan sistem</w:t>
-      </w:r>
-      <w:r>
-        <w:t xml:space="preserve"> irigasi cerdas seperti prediksi penyiraman</w:t>
-      </w:r>
-      <w:r>
-        <w:t xml:space="preserve"> yang memanfaatkan </w:t>
-      </w:r>
-      <w:r>
-        <w:rPr>
-          <w:i/>
-          <w:iCs/>
-        </w:rPr>
-        <w:t>Machine Learning</w:t>
-      </w:r>
-      <w:r>
-        <w:t xml:space="preserve"> untuk memprediksi waktu penyiraman optimal memiliki berbagai keuntungan. Pertama, sistem ini dapat menghemat waktu dan usaha petani dalam memerlukan kebutuhan air. Kedua, dengan tingkat akurasi prediksi yang tinggi, sistem ini berkontribusi dalam mengoptimalkan penggunaan air dan mengurangi pemborosan. Ketiga, rekomendasi yang akurat dari sistem ini dapat meningkatkan produktivitas pertanian dengan memastikan pemenuhan kebutuhan air yang tepat waktu untuk tanaman (</w:t>
-      </w:r>
-      <w:proofErr w:type="spellStart"/>
-      <w:r>
-        <w:t>Anggarda</w:t>
-      </w:r>
-      <w:proofErr w:type="spellEnd"/>
-      <w:r>
-        <w:t>, 2023).</w:t>
-      </w:r>
-    </w:p>
-    <w:p>
-      <w:pPr>
-        <w:spacing w:after="0" w:line="480" w:lineRule="auto"/>
-        <w:ind w:firstLine="567"/>
-      </w:pPr>
-      <w:r>
-        <w:t xml:space="preserve">Secara keseluruhan, dapat disimpulkan bahwa sistem irigasi cerdas yang memanfaatkan teknologi </w:t>
-      </w:r>
-      <w:r>
-        <w:rPr>
-          <w:i/>
-          <w:iCs/>
-        </w:rPr>
-        <w:t>Internet of Things</w:t>
-      </w:r>
-      <w:r>
-        <w:t xml:space="preserve"> dan </w:t>
-      </w:r>
-      <w:r>
-        <w:rPr>
-          <w:i/>
-          <w:iCs/>
-        </w:rPr>
-        <w:t>Machine Learning</w:t>
-      </w:r>
-      <w:r>
-        <w:t xml:space="preserve"> memberikan </w:t>
-      </w:r>
-      <w:r>
-        <w:lastRenderedPageBreak/>
-        <w:t>keuntungan signifikan bagi para petani. Sistem ini memungkinkan pemantauan, pengendalian, dan perencanaan irigasi yang lebih efisien dalam waktu, tenaga, dan sumber daya manusia</w:t>
+        <w:t xml:space="preserve"> memberikan keuntungan signifikan bagi para petani. Sistem ini memungkinkan pemantauan, pengendalian, dan perencanaan irigasi yang lebih efisien dalam waktu, tenaga, dan sumber daya manusia</w:t>
       </w:r>
       <w:r>
         <w:t xml:space="preserve">, serta berpotensi mengurangi biaya dan penggunaan air, dan meningkatkan hasil panen. Dengan demikian, penulis tertarik untuk merancang </w:t>
@@ -3371,7 +3171,7 @@
     </w:p>
     <w:p>
       <w:pPr>
-        <w:pStyle w:val="Heading1"/>
+        <w:pStyle w:val="Judul1"/>
         <w:numPr>
           <w:ilvl w:val="0"/>
           <w:numId w:val="2"/>
@@ -3415,7 +3215,7 @@
     </w:p>
     <w:p>
       <w:pPr>
-        <w:pStyle w:val="Heading1"/>
+        <w:pStyle w:val="Judul1"/>
         <w:numPr>
           <w:ilvl w:val="0"/>
           <w:numId w:val="2"/>
@@ -3434,7 +3234,7 @@
     </w:p>
     <w:p>
       <w:pPr>
-        <w:pStyle w:val="Heading2"/>
+        <w:pStyle w:val="Judul2"/>
         <w:numPr>
           <w:ilvl w:val="0"/>
           <w:numId w:val="3"/>
@@ -3463,7 +3263,7 @@
     </w:p>
     <w:p>
       <w:pPr>
-        <w:pStyle w:val="Heading2"/>
+        <w:pStyle w:val="Judul2"/>
         <w:numPr>
           <w:ilvl w:val="0"/>
           <w:numId w:val="3"/>
@@ -3499,7 +3299,7 @@
     </w:p>
     <w:p>
       <w:pPr>
-        <w:pStyle w:val="Heading2"/>
+        <w:pStyle w:val="Judul2"/>
         <w:numPr>
           <w:ilvl w:val="0"/>
           <w:numId w:val="3"/>
@@ -3532,7 +3332,7 @@
     </w:p>
     <w:p>
       <w:pPr>
-        <w:pStyle w:val="Heading1"/>
+        <w:pStyle w:val="Judul1"/>
         <w:numPr>
           <w:ilvl w:val="0"/>
           <w:numId w:val="2"/>
@@ -3542,7 +3342,6 @@
       </w:pPr>
       <w:bookmarkStart w:id="36" w:name="_Toc178662373"/>
       <w:r>
-        <w:lastRenderedPageBreak/>
         <w:t>Analisis Terhadap Karakteristik Solusi</w:t>
       </w:r>
       <w:bookmarkEnd w:id="36"/>
@@ -3555,7 +3354,7 @@
     </w:p>
     <w:p>
       <w:pPr>
-        <w:pStyle w:val="Heading1"/>
+        <w:pStyle w:val="Judul1"/>
         <w:numPr>
           <w:ilvl w:val="0"/>
           <w:numId w:val="2"/>
@@ -3577,7 +3376,7 @@
     </w:p>
     <w:p>
       <w:pPr>
-        <w:pStyle w:val="Heading1"/>
+        <w:pStyle w:val="Judul1"/>
         <w:numPr>
           <w:ilvl w:val="0"/>
           <w:numId w:val="2"/>
@@ -3639,7 +3438,6 @@
       <w:r>
         <w:t xml:space="preserve"> dan mengatur irigasi secara jauh melalui aplikasi </w:t>
       </w:r>
-      <w:proofErr w:type="spellStart"/>
       <w:r>
         <w:rPr>
           <w:i/>
@@ -3647,7 +3445,6 @@
         </w:rPr>
         <w:t>mobile</w:t>
       </w:r>
-      <w:proofErr w:type="spellEnd"/>
       <w:r>
         <w:t xml:space="preserve">. </w:t>
       </w:r>
@@ -3678,7 +3475,7 @@
     </w:p>
     <w:p>
       <w:pPr>
-        <w:pStyle w:val="Heading1"/>
+        <w:pStyle w:val="Judul1"/>
         <w:numPr>
           <w:ilvl w:val="0"/>
           <w:numId w:val="2"/>
@@ -3769,7 +3566,7 @@
     </w:p>
     <w:p>
       <w:pPr>
-        <w:pStyle w:val="Heading1"/>
+        <w:pStyle w:val="Judul1"/>
         <w:spacing w:line="480" w:lineRule="auto"/>
         <w:jc w:val="center"/>
         <w:rPr>
@@ -3786,7 +3583,6 @@
           <w:bCs/>
           <w:szCs w:val="24"/>
         </w:rPr>
-        <w:lastRenderedPageBreak/>
         <w:t>BAB II</w:t>
       </w:r>
       <w:r>
@@ -3803,7 +3599,7 @@
     </w:p>
     <w:p>
       <w:pPr>
-        <w:pStyle w:val="Heading1"/>
+        <w:pStyle w:val="Judul1"/>
         <w:numPr>
           <w:ilvl w:val="0"/>
           <w:numId w:val="7"/>
@@ -3824,7 +3620,7 @@
     </w:p>
     <w:p>
       <w:pPr>
-        <w:pStyle w:val="Heading2"/>
+        <w:pStyle w:val="Judul2"/>
         <w:numPr>
           <w:ilvl w:val="0"/>
           <w:numId w:val="8"/>
@@ -3932,7 +3728,7 @@
     </w:p>
     <w:p>
       <w:pPr>
-        <w:pStyle w:val="Caption"/>
+        <w:pStyle w:val="Keterangan"/>
         <w:spacing w:after="0" w:line="480" w:lineRule="auto"/>
         <w:jc w:val="center"/>
       </w:pPr>
@@ -3967,7 +3763,7 @@
     </w:p>
     <w:p>
       <w:pPr>
-        <w:pStyle w:val="Heading2"/>
+        <w:pStyle w:val="Judul2"/>
         <w:numPr>
           <w:ilvl w:val="0"/>
           <w:numId w:val="8"/>
@@ -4004,10 +3800,52 @@
           <w:rFonts w:cs="Times New Roman"/>
         </w:rPr>
       </w:pPr>
-    </w:p>
-    <w:p>
-      <w:pPr>
-        <w:pStyle w:val="Heading2"/>
+      <w:r>
+        <w:rPr>
+          <w:rFonts w:cs="Times New Roman"/>
+        </w:rPr>
+        <w:t>Solusi kedua adalah menggunakan Support Vector Machine (SVM) sebagai metode supervised learning yang sederhana dalam machine learning, yang diterapkan untuk menyelesaikan masalah klasifikasi maupun regresi. Metode ini dapat menangani data yang dapat dipisahkan secara linier maupun non linier. SVM bekerja dengan mencari hyperplane terbaik yang memaksimalkan dua kelas fitur dengan memaksimalkan margin (Ayabe, 2020).</w:t>
+      </w:r>
+    </w:p>
+    <w:p>
+      <w:pPr>
+        <w:spacing w:after="0" w:line="480" w:lineRule="auto"/>
+        <w:rPr>
+          <w:rFonts w:cs="Times New Roman"/>
+        </w:rPr>
+      </w:pPr>
+    </w:p>
+    <w:p>
+      <w:pPr>
+        <w:pStyle w:val="Keterangan"/>
+        <w:spacing w:after="0" w:line="480" w:lineRule="auto"/>
+        <w:jc w:val="center"/>
+      </w:pPr>
+      <w:r>
+        <w:t>Gambar 2.</w:t>
+      </w:r>
+      <w:r>
+        <w:t>2</w:t>
+      </w:r>
+      <w:r>
+        <w:t xml:space="preserve"> </w:t>
+      </w:r>
+      <w:r>
+        <w:t>Support Vector Machine</w:t>
+      </w:r>
+    </w:p>
+    <w:p>
+      <w:pPr>
+        <w:spacing w:after="0" w:line="480" w:lineRule="auto"/>
+        <w:ind w:firstLine="567"/>
+        <w:rPr>
+          <w:rFonts w:cs="Times New Roman"/>
+        </w:rPr>
+      </w:pPr>
+    </w:p>
+    <w:p>
+      <w:pPr>
+        <w:pStyle w:val="Judul2"/>
         <w:numPr>
           <w:ilvl w:val="0"/>
           <w:numId w:val="8"/>
@@ -4040,7 +3878,7 @@
     </w:p>
     <w:p>
       <w:pPr>
-        <w:pStyle w:val="Heading1"/>
+        <w:pStyle w:val="Judul1"/>
         <w:numPr>
           <w:ilvl w:val="0"/>
           <w:numId w:val="7"/>
@@ -4050,7 +3888,6 @@
       </w:pPr>
       <w:bookmarkStart w:id="57" w:name="_Toc178662382"/>
       <w:r>
-        <w:lastRenderedPageBreak/>
         <w:t>Analisis Pemilihan</w:t>
       </w:r>
       <w:r>
@@ -4095,7 +3932,7 @@
     </w:p>
     <w:tbl>
       <w:tblPr>
-        <w:tblStyle w:val="TableGrid"/>
+        <w:tblStyle w:val="KisiTabel"/>
         <w:tblW w:w="0" w:type="auto"/>
         <w:jc w:val="center"/>
         <w:tblLook w:val="04A0" w:firstRow="1" w:lastRow="0" w:firstColumn="1" w:lastColumn="0" w:noHBand="0" w:noVBand="1"/>
@@ -4870,7 +4707,7 @@
     </w:p>
     <w:p>
       <w:pPr>
-        <w:pStyle w:val="Heading1"/>
+        <w:pStyle w:val="Judul1"/>
         <w:spacing w:line="480" w:lineRule="auto"/>
         <w:jc w:val="center"/>
         <w:rPr>
@@ -4886,7 +4723,6 @@
           <w:bCs/>
           <w:szCs w:val="24"/>
         </w:rPr>
-        <w:lastRenderedPageBreak/>
         <w:t>BAB III</w:t>
       </w:r>
       <w:r>
@@ -4909,7 +4745,7 @@
     </w:p>
     <w:p>
       <w:pPr>
-        <w:pStyle w:val="Heading1"/>
+        <w:pStyle w:val="Judul1"/>
         <w:numPr>
           <w:ilvl w:val="0"/>
           <w:numId w:val="26"/>
@@ -4934,7 +4770,7 @@
     </w:p>
     <w:p>
       <w:pPr>
-        <w:pStyle w:val="Heading1"/>
+        <w:pStyle w:val="Judul1"/>
         <w:numPr>
           <w:ilvl w:val="0"/>
           <w:numId w:val="26"/>
@@ -4974,7 +4810,7 @@
     </w:p>
     <w:p>
       <w:pPr>
-        <w:pStyle w:val="Heading1"/>
+        <w:pStyle w:val="Judul1"/>
         <w:numPr>
           <w:ilvl w:val="0"/>
           <w:numId w:val="26"/>
@@ -5006,7 +4842,6 @@
       <w:r>
         <w:t xml:space="preserve"> sebelum melakukan proses prediksi. Pada tahap ini, dataset tersebut diambil dari pelatihan yang dilakukan oleh (Kaur, 2024) yang tersedia di </w:t>
       </w:r>
-      <w:proofErr w:type="spellStart"/>
       <w:r>
         <w:rPr>
           <w:i/>
@@ -5014,7 +4849,6 @@
         </w:rPr>
         <w:t>Mendeley</w:t>
       </w:r>
-      <w:proofErr w:type="spellEnd"/>
       <w:r>
         <w:t xml:space="preserve"> Data yang dapat diakses melalui </w:t>
       </w:r>
@@ -5038,7 +4872,6 @@
         <w:spacing w:after="0"/>
       </w:pPr>
       <w:r>
-        <w:lastRenderedPageBreak/>
         <w:t>Tabel 3.</w:t>
       </w:r>
       <w:r>
@@ -5063,7 +4896,7 @@
     <w:p/>
     <w:p>
       <w:pPr>
-        <w:pStyle w:val="Heading1"/>
+        <w:pStyle w:val="Judul1"/>
         <w:numPr>
           <w:ilvl w:val="0"/>
           <w:numId w:val="26"/>
@@ -5088,7 +4921,7 @@
     </w:p>
     <w:p>
       <w:pPr>
-        <w:pStyle w:val="Heading1"/>
+        <w:pStyle w:val="Judul1"/>
         <w:numPr>
           <w:ilvl w:val="0"/>
           <w:numId w:val="26"/>
@@ -5104,7 +4937,7 @@
     </w:p>
     <w:p>
       <w:pPr>
-        <w:pStyle w:val="Heading1"/>
+        <w:pStyle w:val="Judul1"/>
         <w:numPr>
           <w:ilvl w:val="0"/>
           <w:numId w:val="26"/>
@@ -5146,7 +4979,6 @@
       <w:r>
         <w:t xml:space="preserve"> ke dalam </w:t>
       </w:r>
-      <w:proofErr w:type="spellStart"/>
       <w:r>
         <w:rPr>
           <w:i/>
@@ -5154,11 +4986,9 @@
         </w:rPr>
         <w:t>Arduino</w:t>
       </w:r>
-      <w:proofErr w:type="spellEnd"/>
       <w:r>
         <w:t xml:space="preserve"> ESP32. Proses ini dilakukan dengan menggunakan </w:t>
       </w:r>
-      <w:proofErr w:type="spellStart"/>
       <w:r>
         <w:rPr>
           <w:i/>
@@ -5166,11 +4996,9 @@
         </w:rPr>
         <w:t>micromlgen</w:t>
       </w:r>
-      <w:proofErr w:type="spellEnd"/>
       <w:r>
         <w:t xml:space="preserve"> sebuah </w:t>
       </w:r>
-      <w:proofErr w:type="spellStart"/>
       <w:r>
         <w:rPr>
           <w:i/>
@@ -5178,7 +5006,6 @@
         </w:rPr>
         <w:t>library</w:t>
       </w:r>
-      <w:proofErr w:type="spellEnd"/>
       <w:r>
         <w:t xml:space="preserve"> yang dapat mengonversi metode </w:t>
       </w:r>
@@ -5192,7 +5019,6 @@
       <w:r>
         <w:t xml:space="preserve"> yang ditulis dalam bahasa </w:t>
       </w:r>
-      <w:proofErr w:type="spellStart"/>
       <w:r>
         <w:rPr>
           <w:i/>
@@ -5200,11 +5026,9 @@
         </w:rPr>
         <w:t>Python</w:t>
       </w:r>
-      <w:proofErr w:type="spellEnd"/>
       <w:r>
         <w:t xml:space="preserve"> menjadi bahasa C++, sehingga memungkinkan implementasi pada </w:t>
       </w:r>
-      <w:proofErr w:type="spellStart"/>
       <w:r>
         <w:rPr>
           <w:i/>
@@ -5212,14 +5036,13 @@
         </w:rPr>
         <w:t>Arduino</w:t>
       </w:r>
-      <w:proofErr w:type="spellEnd"/>
       <w:r>
         <w:t>.</w:t>
       </w:r>
     </w:p>
     <w:p>
       <w:pPr>
-        <w:pStyle w:val="Heading1"/>
+        <w:pStyle w:val="Judul1"/>
         <w:numPr>
           <w:ilvl w:val="0"/>
           <w:numId w:val="26"/>
@@ -5264,7 +5087,7 @@
     </w:p>
     <w:p>
       <w:pPr>
-        <w:pStyle w:val="ListParagraph"/>
+        <w:pStyle w:val="DaftarParagraf"/>
         <w:numPr>
           <w:ilvl w:val="0"/>
           <w:numId w:val="5"/>
@@ -5278,7 +5101,7 @@
     </w:p>
     <w:p>
       <w:pPr>
-        <w:pStyle w:val="ListParagraph"/>
+        <w:pStyle w:val="DaftarParagraf"/>
         <w:spacing w:after="0" w:line="480" w:lineRule="auto"/>
         <w:jc w:val="center"/>
         <w:rPr>
@@ -5290,7 +5113,6 @@
           <w:rPr>
             <w:rFonts w:ascii="Cambria Math" w:hAnsi="Cambria Math"/>
           </w:rPr>
-          <w:lastRenderedPageBreak/>
           <m:t>Accuracy=</m:t>
         </m:r>
         <m:f>
@@ -5504,7 +5326,7 @@
     </w:p>
     <w:p>
       <w:pPr>
-        <w:pStyle w:val="ListParagraph"/>
+        <w:pStyle w:val="DaftarParagraf"/>
         <w:spacing w:after="0" w:line="480" w:lineRule="auto"/>
         <w:ind w:left="567"/>
       </w:pPr>
@@ -5514,7 +5336,7 @@
     </w:p>
     <w:p>
       <w:pPr>
-        <w:pStyle w:val="ListParagraph"/>
+        <w:pStyle w:val="DaftarParagraf"/>
         <w:spacing w:after="0" w:line="480" w:lineRule="auto"/>
         <w:ind w:left="567"/>
         <w:rPr>
@@ -5555,38 +5377,18 @@
         </w:rPr>
         <w:t xml:space="preserve"> : </w:t>
       </w:r>
-      <w:proofErr w:type="spellStart"/>
       <w:r>
         <w:rPr>
           <w:rFonts w:eastAsiaTheme="minorEastAsia"/>
           <w:i/>
           <w:iCs/>
         </w:rPr>
-        <w:t>True</w:t>
-      </w:r>
-      <w:proofErr w:type="spellEnd"/>
-      <w:r>
-        <w:rPr>
-          <w:rFonts w:eastAsiaTheme="minorEastAsia"/>
-          <w:i/>
-          <w:iCs/>
-        </w:rPr>
-        <w:t xml:space="preserve"> </w:t>
-      </w:r>
-      <w:proofErr w:type="spellStart"/>
-      <w:r>
-        <w:rPr>
-          <w:rFonts w:eastAsiaTheme="minorEastAsia"/>
-          <w:i/>
-          <w:iCs/>
-        </w:rPr>
-        <w:t>Positive</w:t>
-      </w:r>
-      <w:proofErr w:type="spellEnd"/>
-    </w:p>
-    <w:p>
-      <w:pPr>
-        <w:pStyle w:val="ListParagraph"/>
+        <w:t>True Positive</w:t>
+      </w:r>
+    </w:p>
+    <w:p>
+      <w:pPr>
+        <w:pStyle w:val="DaftarParagraf"/>
         <w:spacing w:after="0" w:line="480" w:lineRule="auto"/>
         <w:ind w:left="567"/>
         <w:rPr>
@@ -5627,38 +5429,18 @@
         </w:rPr>
         <w:t xml:space="preserve"> : </w:t>
       </w:r>
-      <w:proofErr w:type="spellStart"/>
       <w:r>
         <w:rPr>
           <w:rFonts w:eastAsiaTheme="minorEastAsia"/>
           <w:i/>
           <w:iCs/>
         </w:rPr>
-        <w:t>True</w:t>
-      </w:r>
-      <w:proofErr w:type="spellEnd"/>
-      <w:r>
-        <w:rPr>
-          <w:rFonts w:eastAsiaTheme="minorEastAsia"/>
-          <w:i/>
-          <w:iCs/>
-        </w:rPr>
-        <w:t xml:space="preserve"> </w:t>
-      </w:r>
-      <w:proofErr w:type="spellStart"/>
-      <w:r>
-        <w:rPr>
-          <w:rFonts w:eastAsiaTheme="minorEastAsia"/>
-          <w:i/>
-          <w:iCs/>
-        </w:rPr>
-        <w:t>Negative</w:t>
-      </w:r>
-      <w:proofErr w:type="spellEnd"/>
-    </w:p>
-    <w:p>
-      <w:pPr>
-        <w:pStyle w:val="ListParagraph"/>
+        <w:t>True Negative</w:t>
+      </w:r>
+    </w:p>
+    <w:p>
+      <w:pPr>
+        <w:pStyle w:val="DaftarParagraf"/>
         <w:spacing w:after="0" w:line="480" w:lineRule="auto"/>
         <w:ind w:left="567"/>
         <w:rPr>
@@ -5699,38 +5481,18 @@
         </w:rPr>
         <w:t xml:space="preserve"> : </w:t>
       </w:r>
-      <w:proofErr w:type="spellStart"/>
       <w:r>
         <w:rPr>
           <w:rFonts w:eastAsiaTheme="minorEastAsia"/>
           <w:i/>
           <w:iCs/>
         </w:rPr>
-        <w:t>False</w:t>
-      </w:r>
-      <w:proofErr w:type="spellEnd"/>
-      <w:r>
-        <w:rPr>
-          <w:rFonts w:eastAsiaTheme="minorEastAsia"/>
-          <w:i/>
-          <w:iCs/>
-        </w:rPr>
-        <w:t xml:space="preserve"> </w:t>
-      </w:r>
-      <w:proofErr w:type="spellStart"/>
-      <w:r>
-        <w:rPr>
-          <w:rFonts w:eastAsiaTheme="minorEastAsia"/>
-          <w:i/>
-          <w:iCs/>
-        </w:rPr>
-        <w:t>Positive</w:t>
-      </w:r>
-      <w:proofErr w:type="spellEnd"/>
-    </w:p>
-    <w:p>
-      <w:pPr>
-        <w:pStyle w:val="ListParagraph"/>
+        <w:t>False Positive</w:t>
+      </w:r>
+    </w:p>
+    <w:p>
+      <w:pPr>
+        <w:pStyle w:val="DaftarParagraf"/>
         <w:spacing w:after="0" w:line="480" w:lineRule="auto"/>
         <w:ind w:left="567"/>
         <w:rPr>
@@ -5771,38 +5533,18 @@
         </w:rPr>
         <w:t xml:space="preserve"> : </w:t>
       </w:r>
-      <w:proofErr w:type="spellStart"/>
       <w:r>
         <w:rPr>
           <w:rFonts w:eastAsiaTheme="minorEastAsia"/>
           <w:i/>
           <w:iCs/>
         </w:rPr>
-        <w:t>False</w:t>
-      </w:r>
-      <w:proofErr w:type="spellEnd"/>
-      <w:r>
-        <w:rPr>
-          <w:rFonts w:eastAsiaTheme="minorEastAsia"/>
-          <w:i/>
-          <w:iCs/>
-        </w:rPr>
-        <w:t xml:space="preserve"> </w:t>
-      </w:r>
-      <w:proofErr w:type="spellStart"/>
-      <w:r>
-        <w:rPr>
-          <w:rFonts w:eastAsiaTheme="minorEastAsia"/>
-          <w:i/>
-          <w:iCs/>
-        </w:rPr>
-        <w:t>Negative</w:t>
-      </w:r>
-      <w:proofErr w:type="spellEnd"/>
-    </w:p>
-    <w:p>
-      <w:pPr>
-        <w:pStyle w:val="ListParagraph"/>
+        <w:t>False Negative</w:t>
+      </w:r>
+    </w:p>
+    <w:p>
+      <w:pPr>
+        <w:pStyle w:val="DaftarParagraf"/>
         <w:numPr>
           <w:ilvl w:val="0"/>
           <w:numId w:val="5"/>
@@ -5816,7 +5558,7 @@
     </w:p>
     <w:p>
       <w:pPr>
-        <w:pStyle w:val="ListParagraph"/>
+        <w:pStyle w:val="DaftarParagraf"/>
         <w:spacing w:after="0" w:line="480" w:lineRule="auto"/>
         <w:ind w:left="567"/>
         <w:jc w:val="center"/>
@@ -5946,7 +5688,7 @@
     </w:p>
     <w:p>
       <w:pPr>
-        <w:pStyle w:val="ListParagraph"/>
+        <w:pStyle w:val="DaftarParagraf"/>
         <w:spacing w:after="0" w:line="480" w:lineRule="auto"/>
         <w:ind w:left="567"/>
       </w:pPr>
@@ -5956,7 +5698,7 @@
     </w:p>
     <w:p>
       <w:pPr>
-        <w:pStyle w:val="ListParagraph"/>
+        <w:pStyle w:val="DaftarParagraf"/>
         <w:spacing w:after="0" w:line="480" w:lineRule="auto"/>
         <w:ind w:left="567"/>
         <w:rPr>
@@ -5997,38 +5739,18 @@
         </w:rPr>
         <w:t xml:space="preserve"> : </w:t>
       </w:r>
-      <w:proofErr w:type="spellStart"/>
       <w:r>
         <w:rPr>
           <w:rFonts w:eastAsiaTheme="minorEastAsia"/>
           <w:i/>
           <w:iCs/>
         </w:rPr>
-        <w:t>True</w:t>
-      </w:r>
-      <w:proofErr w:type="spellEnd"/>
-      <w:r>
-        <w:rPr>
-          <w:rFonts w:eastAsiaTheme="minorEastAsia"/>
-          <w:i/>
-          <w:iCs/>
-        </w:rPr>
-        <w:t xml:space="preserve"> </w:t>
-      </w:r>
-      <w:proofErr w:type="spellStart"/>
-      <w:r>
-        <w:rPr>
-          <w:rFonts w:eastAsiaTheme="minorEastAsia"/>
-          <w:i/>
-          <w:iCs/>
-        </w:rPr>
-        <w:t>Positive</w:t>
-      </w:r>
-      <w:proofErr w:type="spellEnd"/>
-    </w:p>
-    <w:p>
-      <w:pPr>
-        <w:pStyle w:val="ListParagraph"/>
+        <w:t>True Positive</w:t>
+      </w:r>
+    </w:p>
+    <w:p>
+      <w:pPr>
+        <w:pStyle w:val="DaftarParagraf"/>
         <w:spacing w:after="0" w:line="480" w:lineRule="auto"/>
         <w:ind w:left="567"/>
       </w:pPr>
@@ -6066,38 +5788,18 @@
         </w:rPr>
         <w:t xml:space="preserve"> : </w:t>
       </w:r>
-      <w:proofErr w:type="spellStart"/>
       <w:r>
         <w:rPr>
           <w:rFonts w:eastAsiaTheme="minorEastAsia"/>
           <w:i/>
           <w:iCs/>
         </w:rPr>
-        <w:t>False</w:t>
-      </w:r>
-      <w:proofErr w:type="spellEnd"/>
-      <w:r>
-        <w:rPr>
-          <w:rFonts w:eastAsiaTheme="minorEastAsia"/>
-          <w:i/>
-          <w:iCs/>
-        </w:rPr>
-        <w:t xml:space="preserve"> </w:t>
-      </w:r>
-      <w:proofErr w:type="spellStart"/>
-      <w:r>
-        <w:rPr>
-          <w:rFonts w:eastAsiaTheme="minorEastAsia"/>
-          <w:i/>
-          <w:iCs/>
-        </w:rPr>
-        <w:t>Positive</w:t>
-      </w:r>
-      <w:proofErr w:type="spellEnd"/>
-    </w:p>
-    <w:p>
-      <w:pPr>
-        <w:pStyle w:val="ListParagraph"/>
+        <w:t>False Positive</w:t>
+      </w:r>
+    </w:p>
+    <w:p>
+      <w:pPr>
+        <w:pStyle w:val="DaftarParagraf"/>
         <w:numPr>
           <w:ilvl w:val="0"/>
           <w:numId w:val="5"/>
@@ -6251,7 +5953,7 @@
     </w:p>
     <w:p>
       <w:pPr>
-        <w:pStyle w:val="ListParagraph"/>
+        <w:pStyle w:val="DaftarParagraf"/>
         <w:spacing w:after="0" w:line="480" w:lineRule="auto"/>
         <w:ind w:left="567"/>
       </w:pPr>
@@ -6261,7 +5963,7 @@
     </w:p>
     <w:p>
       <w:pPr>
-        <w:pStyle w:val="ListParagraph"/>
+        <w:pStyle w:val="DaftarParagraf"/>
         <w:spacing w:after="0" w:line="480" w:lineRule="auto"/>
         <w:ind w:left="567"/>
         <w:rPr>
@@ -6302,38 +6004,18 @@
         </w:rPr>
         <w:t xml:space="preserve"> : </w:t>
       </w:r>
-      <w:proofErr w:type="spellStart"/>
       <w:r>
         <w:rPr>
           <w:rFonts w:eastAsiaTheme="minorEastAsia"/>
           <w:i/>
           <w:iCs/>
         </w:rPr>
-        <w:t>True</w:t>
-      </w:r>
-      <w:proofErr w:type="spellEnd"/>
-      <w:r>
-        <w:rPr>
-          <w:rFonts w:eastAsiaTheme="minorEastAsia"/>
-          <w:i/>
-          <w:iCs/>
-        </w:rPr>
-        <w:t xml:space="preserve"> </w:t>
-      </w:r>
-      <w:proofErr w:type="spellStart"/>
-      <w:r>
-        <w:rPr>
-          <w:rFonts w:eastAsiaTheme="minorEastAsia"/>
-          <w:i/>
-          <w:iCs/>
-        </w:rPr>
-        <w:t>Positive</w:t>
-      </w:r>
-      <w:proofErr w:type="spellEnd"/>
-    </w:p>
-    <w:p>
-      <w:pPr>
-        <w:pStyle w:val="ListParagraph"/>
+        <w:t>True Positive</w:t>
+      </w:r>
+    </w:p>
+    <w:p>
+      <w:pPr>
+        <w:pStyle w:val="DaftarParagraf"/>
         <w:spacing w:after="0" w:line="480" w:lineRule="auto"/>
         <w:ind w:left="567"/>
         <w:rPr>
@@ -6374,38 +6056,18 @@
         </w:rPr>
         <w:t xml:space="preserve"> : </w:t>
       </w:r>
-      <w:proofErr w:type="spellStart"/>
       <w:r>
         <w:rPr>
           <w:rFonts w:eastAsiaTheme="minorEastAsia"/>
           <w:i/>
           <w:iCs/>
         </w:rPr>
-        <w:t>False</w:t>
-      </w:r>
-      <w:proofErr w:type="spellEnd"/>
-      <w:r>
-        <w:rPr>
-          <w:rFonts w:eastAsiaTheme="minorEastAsia"/>
-          <w:i/>
-          <w:iCs/>
-        </w:rPr>
-        <w:t xml:space="preserve"> </w:t>
-      </w:r>
-      <w:proofErr w:type="spellStart"/>
-      <w:r>
-        <w:rPr>
-          <w:rFonts w:eastAsiaTheme="minorEastAsia"/>
-          <w:i/>
-          <w:iCs/>
-        </w:rPr>
-        <w:t>Negative</w:t>
-      </w:r>
-      <w:proofErr w:type="spellEnd"/>
-    </w:p>
-    <w:p>
-      <w:pPr>
-        <w:pStyle w:val="ListParagraph"/>
+        <w:t>False Negative</w:t>
+      </w:r>
+    </w:p>
+    <w:p>
+      <w:pPr>
+        <w:pStyle w:val="DaftarParagraf"/>
         <w:numPr>
           <w:ilvl w:val="0"/>
           <w:numId w:val="5"/>
@@ -6488,7 +6150,7 @@
     <w:p/>
     <w:p>
       <w:pPr>
-        <w:pStyle w:val="Heading1"/>
+        <w:pStyle w:val="Judul1"/>
         <w:numPr>
           <w:ilvl w:val="0"/>
           <w:numId w:val="26"/>
@@ -6498,7 +6160,6 @@
       </w:pPr>
       <w:bookmarkStart w:id="69" w:name="_Toc178662391"/>
       <w:r>
-        <w:lastRenderedPageBreak/>
         <w:t>Hasil</w:t>
       </w:r>
       <w:bookmarkEnd w:id="69"/>
@@ -6718,7 +6379,7 @@
     </w:p>
     <w:p>
       <w:pPr>
-        <w:pStyle w:val="Heading1"/>
+        <w:pStyle w:val="Judul1"/>
         <w:spacing w:line="480" w:lineRule="auto"/>
         <w:jc w:val="center"/>
         <w:rPr>
@@ -6734,7 +6395,6 @@
           <w:bCs/>
           <w:szCs w:val="24"/>
         </w:rPr>
-        <w:lastRenderedPageBreak/>
         <w:t>BAB IV</w:t>
       </w:r>
       <w:r>
@@ -6867,7 +6527,6 @@
           <w:b/>
           <w:bCs w:val="0"/>
         </w:rPr>
-        <w:lastRenderedPageBreak/>
         <w:t>DAFTAR PUSTAKA</w:t>
       </w:r>
       <w:bookmarkEnd w:id="71"/>
@@ -6905,7 +6564,6 @@
           <w14:ligatures w14:val="none"/>
         </w:rPr>
       </w:pPr>
-      <w:proofErr w:type="spellStart"/>
       <w:r>
         <w:rPr>
           <w:rFonts w:eastAsia="Times New Roman" w:cs="Times New Roman"/>
@@ -6915,19 +6573,7 @@
           <w:lang w:eastAsia="en-ID"/>
           <w14:ligatures w14:val="none"/>
         </w:rPr>
-        <w:t>Anggarda</w:t>
-      </w:r>
-      <w:proofErr w:type="spellEnd"/>
-      <w:r>
-        <w:rPr>
-          <w:rFonts w:eastAsia="Times New Roman" w:cs="Times New Roman"/>
-          <w:color w:val="000000" w:themeColor="text1"/>
-          <w:kern w:val="0"/>
-          <w:szCs w:val="24"/>
-          <w:lang w:eastAsia="en-ID"/>
-          <w14:ligatures w14:val="none"/>
-        </w:rPr>
-        <w:t xml:space="preserve">, M. F., Kustiawan, I., Nurjanah, D. R., &amp; Hakim, N. F. A. (2023). Pengembangan Sistem Prediksi Waktu Penyiraman Optimal pada Perkebunan: Pendekatan Machine Learning untuk Peningkatan Produktivitas Pertanian. </w:t>
+        <w:t xml:space="preserve">Anggarda, M. F., Kustiawan, I., Nurjanah, D. R., &amp; Hakim, N. F. A. (2023). Pengembangan Sistem Prediksi Waktu Penyiraman Optimal pada Perkebunan: Pendekatan Machine Learning untuk Peningkatan Produktivitas Pertanian. </w:t>
       </w:r>
       <w:r>
         <w:rPr>
@@ -7006,7 +6652,6 @@
           <w14:ligatures w14:val="none"/>
         </w:rPr>
       </w:pPr>
-      <w:proofErr w:type="spellStart"/>
       <w:r>
         <w:rPr>
           <w:rFonts w:eastAsia="Times New Roman" w:cs="Times New Roman"/>
@@ -7016,19 +6661,7 @@
           <w:lang w:eastAsia="en-ID"/>
           <w14:ligatures w14:val="none"/>
         </w:rPr>
-        <w:t>Bharata</w:t>
-      </w:r>
-      <w:proofErr w:type="spellEnd"/>
-      <w:r>
-        <w:rPr>
-          <w:rFonts w:eastAsia="Times New Roman" w:cs="Times New Roman"/>
-          <w:color w:val="000000" w:themeColor="text1"/>
-          <w:kern w:val="0"/>
-          <w:szCs w:val="24"/>
-          <w:lang w:eastAsia="en-ID"/>
-          <w14:ligatures w14:val="none"/>
-        </w:rPr>
-        <w:t xml:space="preserve">, W., Sutejo, M. S., Syarah, N. K., Ariani, N. A., Priambodo, F. A., Verdiansyah, V., &amp; Muhammad. (2023). Budidaya Tanaman </w:t>
+        <w:t xml:space="preserve">Bharata, W., Sutejo, M. S., Syarah, N. K., Ariani, N. A., Priambodo, F. A., Verdiansyah, V., &amp; Muhammad. (2023). Budidaya Tanaman </w:t>
       </w:r>
       <w:r>
         <w:rPr>
@@ -7081,7 +6714,6 @@
           <w14:ligatures w14:val="none"/>
         </w:rPr>
       </w:pPr>
-      <w:proofErr w:type="spellStart"/>
       <w:r>
         <w:rPr>
           <w:rFonts w:eastAsia="Times New Roman" w:cs="Times New Roman"/>
@@ -7091,10 +6723,13 @@
           <w:lang w:eastAsia="en-ID"/>
           <w14:ligatures w14:val="none"/>
         </w:rPr>
-        <w:t>Fausan</w:t>
-      </w:r>
-      <w:proofErr w:type="spellEnd"/>
-      <w:r>
+        <w:t>Fausan, A., Setiawan, B. I., Arif, C., &amp; Saptomo, S. K. (2021). Analisa Model Evaporasi dan Evapotranspirasi Menggunakan Pemodelan Matematika pada Visual Basic di Kabupaten Maros. J-Sil (Jurnal Teknik Sipil Dan Lingkungan), 5(3), 179–196. https://doi.org/10.29244/jsil.5.3.179-196</w:t>
+      </w:r>
+    </w:p>
+    <w:p>
+      <w:pPr>
+        <w:spacing w:after="240" w:line="240" w:lineRule="auto"/>
+        <w:ind w:left="482" w:hanging="482"/>
         <w:rPr>
           <w:rFonts w:eastAsia="Times New Roman" w:cs="Times New Roman"/>
           <w:color w:val="000000" w:themeColor="text1"/>
@@ -7103,9 +6738,7 @@
           <w:lang w:eastAsia="en-ID"/>
           <w14:ligatures w14:val="none"/>
         </w:rPr>
-        <w:t xml:space="preserve">, A., Setiawan, B. I., Arif, C., &amp; </w:t>
-      </w:r>
-      <w:proofErr w:type="spellStart"/>
+      </w:pPr>
       <w:r>
         <w:rPr>
           <w:rFonts w:eastAsia="Times New Roman" w:cs="Times New Roman"/>
@@ -7115,116 +6748,7 @@
           <w:lang w:eastAsia="en-ID"/>
           <w14:ligatures w14:val="none"/>
         </w:rPr>
-        <w:t>Saptomo</w:t>
-      </w:r>
-      <w:proofErr w:type="spellEnd"/>
-      <w:r>
-        <w:rPr>
-          <w:rFonts w:eastAsia="Times New Roman" w:cs="Times New Roman"/>
-          <w:color w:val="000000" w:themeColor="text1"/>
-          <w:kern w:val="0"/>
-          <w:szCs w:val="24"/>
-          <w:lang w:eastAsia="en-ID"/>
-          <w14:ligatures w14:val="none"/>
-        </w:rPr>
-        <w:t>, S. K. (2021). Analisa Model Evaporasi dan Evapotranspirasi Menggunakan Pemodelan Matematika pada Visual Basic di Kabupaten Maros. J-Sil (Jurnal Teknik Sipil Dan Lingkungan), 5(3), 179–196. https://doi.org/10.29244/jsil.5.3.179-196</w:t>
-      </w:r>
-    </w:p>
-    <w:p>
-      <w:pPr>
-        <w:spacing w:after="240" w:line="240" w:lineRule="auto"/>
-        <w:ind w:left="482" w:hanging="482"/>
-        <w:rPr>
-          <w:rFonts w:eastAsia="Times New Roman" w:cs="Times New Roman"/>
-          <w:color w:val="000000" w:themeColor="text1"/>
-          <w:kern w:val="0"/>
-          <w:szCs w:val="24"/>
-          <w:lang w:eastAsia="en-ID"/>
-          <w14:ligatures w14:val="none"/>
-        </w:rPr>
-      </w:pPr>
-      <w:r>
-        <w:rPr>
-          <w:rFonts w:eastAsia="Times New Roman" w:cs="Times New Roman"/>
-          <w:color w:val="000000" w:themeColor="text1"/>
-          <w:kern w:val="0"/>
-          <w:szCs w:val="24"/>
-          <w:lang w:eastAsia="en-ID"/>
-          <w14:ligatures w14:val="none"/>
-        </w:rPr>
-        <w:t xml:space="preserve">Firmansyah, M. R., &amp; </w:t>
-      </w:r>
-      <w:proofErr w:type="spellStart"/>
-      <w:r>
-        <w:rPr>
-          <w:rFonts w:eastAsia="Times New Roman" w:cs="Times New Roman"/>
-          <w:color w:val="000000" w:themeColor="text1"/>
-          <w:kern w:val="0"/>
-          <w:szCs w:val="24"/>
-          <w:lang w:eastAsia="en-ID"/>
-          <w14:ligatures w14:val="none"/>
-        </w:rPr>
-        <w:t>Tasqia</w:t>
-      </w:r>
-      <w:proofErr w:type="spellEnd"/>
-      <w:r>
-        <w:rPr>
-          <w:rFonts w:eastAsia="Times New Roman" w:cs="Times New Roman"/>
-          <w:color w:val="000000" w:themeColor="text1"/>
-          <w:kern w:val="0"/>
-          <w:szCs w:val="24"/>
-          <w:lang w:eastAsia="en-ID"/>
-          <w14:ligatures w14:val="none"/>
-        </w:rPr>
-        <w:t xml:space="preserve">, F. (2023). Pengukuran Kelembapan Tanah Berbasis IoT pada </w:t>
-      </w:r>
-      <w:proofErr w:type="spellStart"/>
-      <w:r>
-        <w:rPr>
-          <w:rFonts w:eastAsia="Times New Roman" w:cs="Times New Roman"/>
-          <w:color w:val="000000" w:themeColor="text1"/>
-          <w:kern w:val="0"/>
-          <w:szCs w:val="24"/>
-          <w:lang w:eastAsia="en-ID"/>
-          <w14:ligatures w14:val="none"/>
-        </w:rPr>
-        <w:t>Greenhouse</w:t>
-      </w:r>
-      <w:proofErr w:type="spellEnd"/>
-      <w:r>
-        <w:rPr>
-          <w:rFonts w:eastAsia="Times New Roman" w:cs="Times New Roman"/>
-          <w:color w:val="000000" w:themeColor="text1"/>
-          <w:kern w:val="0"/>
-          <w:szCs w:val="24"/>
-          <w:lang w:eastAsia="en-ID"/>
-          <w14:ligatures w14:val="none"/>
-        </w:rPr>
-        <w:t xml:space="preserve">. </w:t>
-      </w:r>
-      <w:proofErr w:type="spellStart"/>
-      <w:r>
-        <w:rPr>
-          <w:rFonts w:eastAsia="Times New Roman" w:cs="Times New Roman"/>
-          <w:color w:val="000000" w:themeColor="text1"/>
-          <w:kern w:val="0"/>
-          <w:szCs w:val="24"/>
-          <w:lang w:eastAsia="en-ID"/>
-          <w14:ligatures w14:val="none"/>
-        </w:rPr>
-        <w:t>Prosiding</w:t>
-      </w:r>
-      <w:proofErr w:type="spellEnd"/>
-      <w:r>
-        <w:rPr>
-          <w:rFonts w:eastAsia="Times New Roman" w:cs="Times New Roman"/>
-          <w:color w:val="000000" w:themeColor="text1"/>
-          <w:kern w:val="0"/>
-          <w:szCs w:val="24"/>
-          <w:lang w:eastAsia="en-ID"/>
-          <w14:ligatures w14:val="none"/>
-        </w:rPr>
-        <w:t xml:space="preserve"> Patriot Mengabdi, 2(01), 331–346. </w:t>
+        <w:t xml:space="preserve">Firmansyah, M. R., &amp; Tasqia, F. (2023). Pengukuran Kelembapan Tanah Berbasis IoT pada Greenhouse. Prosiding Patriot Mengabdi, 2(01), 331–346. </w:t>
       </w:r>
       <w:hyperlink r:id="rId19" w:history="1">
         <w:r>
@@ -7277,163 +6801,8 @@
           <w:lang w:eastAsia="en-ID"/>
           <w14:ligatures w14:val="none"/>
         </w:rPr>
-        <w:t xml:space="preserve">ILKOMNIKA: </w:t>
-      </w:r>
-      <w:proofErr w:type="spellStart"/>
-      <w:r>
-        <w:rPr>
-          <w:rFonts w:eastAsia="Times New Roman" w:cs="Times New Roman"/>
-          <w:i/>
-          <w:iCs/>
-          <w:color w:val="000000" w:themeColor="text1"/>
-          <w:kern w:val="0"/>
-          <w:szCs w:val="24"/>
-          <w:lang w:eastAsia="en-ID"/>
-          <w14:ligatures w14:val="none"/>
-        </w:rPr>
-        <w:t>Journal</w:t>
-      </w:r>
-      <w:proofErr w:type="spellEnd"/>
-      <w:r>
-        <w:rPr>
-          <w:rFonts w:eastAsia="Times New Roman" w:cs="Times New Roman"/>
-          <w:i/>
-          <w:iCs/>
-          <w:color w:val="000000" w:themeColor="text1"/>
-          <w:kern w:val="0"/>
-          <w:szCs w:val="24"/>
-          <w:lang w:eastAsia="en-ID"/>
-          <w14:ligatures w14:val="none"/>
-        </w:rPr>
-        <w:t xml:space="preserve"> of </w:t>
-      </w:r>
-      <w:proofErr w:type="spellStart"/>
-      <w:r>
-        <w:rPr>
-          <w:rFonts w:eastAsia="Times New Roman" w:cs="Times New Roman"/>
-          <w:i/>
-          <w:iCs/>
-          <w:color w:val="000000" w:themeColor="text1"/>
-          <w:kern w:val="0"/>
-          <w:szCs w:val="24"/>
-          <w:lang w:eastAsia="en-ID"/>
-          <w14:ligatures w14:val="none"/>
-        </w:rPr>
-        <w:t>Computer</w:t>
-      </w:r>
-      <w:proofErr w:type="spellEnd"/>
-      <w:r>
-        <w:rPr>
-          <w:rFonts w:eastAsia="Times New Roman" w:cs="Times New Roman"/>
-          <w:i/>
-          <w:iCs/>
-          <w:color w:val="000000" w:themeColor="text1"/>
-          <w:kern w:val="0"/>
-          <w:szCs w:val="24"/>
-          <w:lang w:eastAsia="en-ID"/>
-          <w14:ligatures w14:val="none"/>
-        </w:rPr>
-        <w:t xml:space="preserve"> </w:t>
-      </w:r>
-      <w:proofErr w:type="spellStart"/>
-      <w:r>
-        <w:rPr>
-          <w:rFonts w:eastAsia="Times New Roman" w:cs="Times New Roman"/>
-          <w:i/>
-          <w:iCs/>
-          <w:color w:val="000000" w:themeColor="text1"/>
-          <w:kern w:val="0"/>
-          <w:szCs w:val="24"/>
-          <w:lang w:eastAsia="en-ID"/>
-          <w14:ligatures w14:val="none"/>
-        </w:rPr>
-        <w:t>Science</w:t>
-      </w:r>
-      <w:proofErr w:type="spellEnd"/>
-      <w:r>
-        <w:rPr>
-          <w:rFonts w:eastAsia="Times New Roman" w:cs="Times New Roman"/>
-          <w:i/>
-          <w:iCs/>
-          <w:color w:val="000000" w:themeColor="text1"/>
-          <w:kern w:val="0"/>
-          <w:szCs w:val="24"/>
-          <w:lang w:eastAsia="en-ID"/>
-          <w14:ligatures w14:val="none"/>
-        </w:rPr>
-        <w:t xml:space="preserve"> </w:t>
-      </w:r>
-      <w:proofErr w:type="spellStart"/>
-      <w:r>
-        <w:rPr>
-          <w:rFonts w:eastAsia="Times New Roman" w:cs="Times New Roman"/>
-          <w:i/>
-          <w:iCs/>
-          <w:color w:val="000000" w:themeColor="text1"/>
-          <w:kern w:val="0"/>
-          <w:szCs w:val="24"/>
-          <w:lang w:eastAsia="en-ID"/>
-          <w14:ligatures w14:val="none"/>
-        </w:rPr>
-        <w:t>and</w:t>
-      </w:r>
-      <w:proofErr w:type="spellEnd"/>
-      <w:r>
-        <w:rPr>
-          <w:rFonts w:eastAsia="Times New Roman" w:cs="Times New Roman"/>
-          <w:i/>
-          <w:iCs/>
-          <w:color w:val="000000" w:themeColor="text1"/>
-          <w:kern w:val="0"/>
-          <w:szCs w:val="24"/>
-          <w:lang w:eastAsia="en-ID"/>
-          <w14:ligatures w14:val="none"/>
-        </w:rPr>
-        <w:t xml:space="preserve"> </w:t>
-      </w:r>
-      <w:proofErr w:type="spellStart"/>
-      <w:r>
-        <w:rPr>
-          <w:rFonts w:eastAsia="Times New Roman" w:cs="Times New Roman"/>
-          <w:i/>
-          <w:iCs/>
-          <w:color w:val="000000" w:themeColor="text1"/>
-          <w:kern w:val="0"/>
-          <w:szCs w:val="24"/>
-          <w:lang w:eastAsia="en-ID"/>
-          <w14:ligatures w14:val="none"/>
-        </w:rPr>
-        <w:t>Applied</w:t>
-      </w:r>
-      <w:proofErr w:type="spellEnd"/>
-      <w:r>
-        <w:rPr>
-          <w:rFonts w:eastAsia="Times New Roman" w:cs="Times New Roman"/>
-          <w:i/>
-          <w:iCs/>
-          <w:color w:val="000000" w:themeColor="text1"/>
-          <w:kern w:val="0"/>
-          <w:szCs w:val="24"/>
-          <w:lang w:eastAsia="en-ID"/>
-          <w14:ligatures w14:val="none"/>
-        </w:rPr>
-        <w:t xml:space="preserve"> </w:t>
-      </w:r>
-      <w:proofErr w:type="spellStart"/>
-      <w:r>
-        <w:rPr>
-          <w:rFonts w:eastAsia="Times New Roman" w:cs="Times New Roman"/>
-          <w:i/>
-          <w:iCs/>
-          <w:color w:val="000000" w:themeColor="text1"/>
-          <w:kern w:val="0"/>
-          <w:szCs w:val="24"/>
-          <w:lang w:eastAsia="en-ID"/>
-          <w14:ligatures w14:val="none"/>
-        </w:rPr>
-        <w:t>Informatics</w:t>
-      </w:r>
-      <w:proofErr w:type="spellEnd"/>
+        <w:t>ILKOMNIKA: Journal of Computer Science and Applied Informatics</w:t>
+      </w:r>
       <w:r>
         <w:rPr>
           <w:rFonts w:eastAsia="Times New Roman" w:cs="Times New Roman"/>
@@ -7508,21 +6877,7 @@
         <w:rPr>
           <w:color w:val="000000" w:themeColor="text1"/>
         </w:rPr>
-        <w:t xml:space="preserve">Jatmiko, W., Ciptadi, P. W., &amp; </w:t>
-      </w:r>
-      <w:proofErr w:type="spellStart"/>
-      <w:r>
-        <w:rPr>
-          <w:color w:val="000000" w:themeColor="text1"/>
-        </w:rPr>
-        <w:t>Hardyanto</w:t>
-      </w:r>
-      <w:proofErr w:type="spellEnd"/>
-      <w:r>
-        <w:rPr>
-          <w:color w:val="000000" w:themeColor="text1"/>
-        </w:rPr>
-        <w:t xml:space="preserve">, R. H. (2021). Sistem Penyiram Tanaman Otomatis Berbasis Mikrokontroler dan Panel Surya. </w:t>
+        <w:t xml:space="preserve">Jatmiko, W., Ciptadi, P. W., &amp; Hardyanto, R. H. (2021). Sistem Penyiram Tanaman Otomatis Berbasis Mikrokontroler dan Panel Surya. </w:t>
       </w:r>
       <w:r>
         <w:rPr>
@@ -7530,25 +6885,7 @@
           <w:iCs/>
           <w:color w:val="000000" w:themeColor="text1"/>
         </w:rPr>
-        <w:t xml:space="preserve">Seri </w:t>
-      </w:r>
-      <w:proofErr w:type="spellStart"/>
-      <w:r>
-        <w:rPr>
-          <w:i/>
-          <w:iCs/>
-          <w:color w:val="000000" w:themeColor="text1"/>
-        </w:rPr>
-        <w:t>Prosiding</w:t>
-      </w:r>
-      <w:proofErr w:type="spellEnd"/>
-      <w:r>
-        <w:rPr>
-          <w:i/>
-          <w:iCs/>
-          <w:color w:val="000000" w:themeColor="text1"/>
-        </w:rPr>
-        <w:t xml:space="preserve"> Seminar Nasional Dinamika Informatika</w:t>
+        <w:t>Seri Prosiding Seminar Nasional Dinamika Informatika</w:t>
       </w:r>
       <w:r>
         <w:rPr>
@@ -7591,61 +6928,11 @@
           <w:u w:val="none"/>
         </w:rPr>
       </w:pPr>
-      <w:proofErr w:type="spellStart"/>
       <w:r>
         <w:rPr>
           <w:color w:val="000000" w:themeColor="text1"/>
         </w:rPr>
-        <w:t>Kynta</w:t>
-      </w:r>
-      <w:proofErr w:type="spellEnd"/>
-      <w:r>
-        <w:rPr>
-          <w:color w:val="000000" w:themeColor="text1"/>
-        </w:rPr>
-        <w:t xml:space="preserve">, D. P., Laksono, I. L., Wijaya, V., Fadli, M., &amp; Hermanto, D. (2024). Perancangan UI/UX </w:t>
-      </w:r>
-      <w:proofErr w:type="spellStart"/>
-      <w:r>
-        <w:rPr>
-          <w:color w:val="000000" w:themeColor="text1"/>
-        </w:rPr>
-        <w:t>Website</w:t>
-      </w:r>
-      <w:proofErr w:type="spellEnd"/>
-      <w:r>
-        <w:rPr>
-          <w:color w:val="000000" w:themeColor="text1"/>
-        </w:rPr>
-        <w:t xml:space="preserve"> Pengontrol Kelembapan Tanah Berbasis IoT dan Sensor. MDP </w:t>
-      </w:r>
-      <w:proofErr w:type="spellStart"/>
-      <w:r>
-        <w:rPr>
-          <w:color w:val="000000" w:themeColor="text1"/>
-        </w:rPr>
-        <w:t>Student</w:t>
-      </w:r>
-      <w:proofErr w:type="spellEnd"/>
-      <w:r>
-        <w:rPr>
-          <w:color w:val="000000" w:themeColor="text1"/>
-        </w:rPr>
-        <w:t xml:space="preserve"> </w:t>
-      </w:r>
-      <w:proofErr w:type="spellStart"/>
-      <w:r>
-        <w:rPr>
-          <w:color w:val="000000" w:themeColor="text1"/>
-        </w:rPr>
-        <w:t>Conference</w:t>
-      </w:r>
-      <w:proofErr w:type="spellEnd"/>
-      <w:r>
-        <w:rPr>
-          <w:color w:val="000000" w:themeColor="text1"/>
-        </w:rPr>
-        <w:t xml:space="preserve">, 3(1), 71–78. </w:t>
+        <w:t xml:space="preserve">Kynta, D. P., Laksono, I. L., Wijaya, V., Fadli, M., &amp; Hermanto, D. (2024). Perancangan UI/UX Website Pengontrol Kelembapan Tanah Berbasis IoT dan Sensor. MDP Student Conference, 3(1), 71–78. </w:t>
       </w:r>
       <w:hyperlink r:id="rId22" w:history="1">
         <w:r>
@@ -7680,105 +6967,8 @@
           <w:lang w:eastAsia="en-ID"/>
           <w14:ligatures w14:val="none"/>
         </w:rPr>
-        <w:t xml:space="preserve">Ningrum, N. K., Mulyono, I. U. W., </w:t>
-      </w:r>
-      <w:proofErr w:type="spellStart"/>
-      <w:r>
-        <w:rPr>
-          <w:rFonts w:eastAsia="Times New Roman" w:cs="Times New Roman"/>
-          <w:color w:val="000000" w:themeColor="text1"/>
-          <w:kern w:val="0"/>
-          <w:szCs w:val="24"/>
-          <w:lang w:eastAsia="en-ID"/>
-          <w14:ligatures w14:val="none"/>
-        </w:rPr>
-        <w:t>Widyatmoko</w:t>
-      </w:r>
-      <w:proofErr w:type="spellEnd"/>
-      <w:r>
-        <w:rPr>
-          <w:rFonts w:eastAsia="Times New Roman" w:cs="Times New Roman"/>
-          <w:color w:val="000000" w:themeColor="text1"/>
-          <w:kern w:val="0"/>
-          <w:szCs w:val="24"/>
-          <w:lang w:eastAsia="en-ID"/>
-          <w14:ligatures w14:val="none"/>
-        </w:rPr>
-        <w:t xml:space="preserve">, K., &amp; Umami, Z. (2023). </w:t>
-      </w:r>
-      <w:proofErr w:type="spellStart"/>
-      <w:r>
-        <w:rPr>
-          <w:rFonts w:eastAsia="Times New Roman" w:cs="Times New Roman"/>
-          <w:color w:val="000000" w:themeColor="text1"/>
-          <w:kern w:val="0"/>
-          <w:szCs w:val="24"/>
-          <w:lang w:eastAsia="en-ID"/>
-          <w14:ligatures w14:val="none"/>
-        </w:rPr>
-        <w:t>Monitoring</w:t>
-      </w:r>
-      <w:proofErr w:type="spellEnd"/>
-      <w:r>
-        <w:rPr>
-          <w:rFonts w:eastAsia="Times New Roman" w:cs="Times New Roman"/>
-          <w:color w:val="000000" w:themeColor="text1"/>
-          <w:kern w:val="0"/>
-          <w:szCs w:val="24"/>
-          <w:lang w:eastAsia="en-ID"/>
-          <w14:ligatures w14:val="none"/>
-        </w:rPr>
-        <w:t xml:space="preserve"> Kondisi Tanaman berdasarkan Data Kelembaban Tanah dan Suhu dan Kelembaban Udara Melalui </w:t>
-      </w:r>
-      <w:proofErr w:type="spellStart"/>
-      <w:r>
-        <w:rPr>
-          <w:rFonts w:eastAsia="Times New Roman" w:cs="Times New Roman"/>
-          <w:color w:val="000000" w:themeColor="text1"/>
-          <w:kern w:val="0"/>
-          <w:szCs w:val="24"/>
-          <w:lang w:eastAsia="en-ID"/>
-          <w14:ligatures w14:val="none"/>
-        </w:rPr>
-        <w:t>Website</w:t>
-      </w:r>
-      <w:proofErr w:type="spellEnd"/>
-      <w:r>
-        <w:rPr>
-          <w:rFonts w:eastAsia="Times New Roman" w:cs="Times New Roman"/>
-          <w:color w:val="000000" w:themeColor="text1"/>
-          <w:kern w:val="0"/>
-          <w:szCs w:val="24"/>
-          <w:lang w:eastAsia="en-ID"/>
-          <w14:ligatures w14:val="none"/>
-        </w:rPr>
-        <w:t xml:space="preserve"> </w:t>
-      </w:r>
-      <w:proofErr w:type="spellStart"/>
-      <w:r>
-        <w:rPr>
-          <w:rFonts w:eastAsia="Times New Roman" w:cs="Times New Roman"/>
-          <w:color w:val="000000" w:themeColor="text1"/>
-          <w:kern w:val="0"/>
-          <w:szCs w:val="24"/>
-          <w:lang w:eastAsia="en-ID"/>
-          <w14:ligatures w14:val="none"/>
-        </w:rPr>
-        <w:t>Thinkspeak</w:t>
-      </w:r>
-      <w:proofErr w:type="spellEnd"/>
-      <w:r>
-        <w:rPr>
-          <w:rFonts w:eastAsia="Times New Roman" w:cs="Times New Roman"/>
-          <w:color w:val="000000" w:themeColor="text1"/>
-          <w:kern w:val="0"/>
-          <w:szCs w:val="24"/>
-          <w:lang w:eastAsia="en-ID"/>
-          <w14:ligatures w14:val="none"/>
-        </w:rPr>
-        <w:t xml:space="preserve">. </w:t>
-      </w:r>
-      <w:proofErr w:type="spellStart"/>
+        <w:t xml:space="preserve">Ningrum, N. K., Mulyono, I. U. W., Widyatmoko, K., &amp; Umami, Z. (2023). Monitoring Kondisi Tanaman berdasarkan Data Kelembaban Tanah dan Suhu dan Kelembaban Udara Melalui Website Thinkspeak. </w:t>
+      </w:r>
       <w:r>
         <w:rPr>
           <w:rFonts w:eastAsia="Times New Roman" w:cs="Times New Roman"/>
@@ -7790,21 +6980,7 @@
           <w:lang w:eastAsia="en-ID"/>
           <w14:ligatures w14:val="none"/>
         </w:rPr>
-        <w:t>Prosiding</w:t>
-      </w:r>
-      <w:proofErr w:type="spellEnd"/>
-      <w:r>
-        <w:rPr>
-          <w:rFonts w:eastAsia="Times New Roman" w:cs="Times New Roman"/>
-          <w:i/>
-          <w:iCs/>
-          <w:color w:val="000000" w:themeColor="text1"/>
-          <w:kern w:val="0"/>
-          <w:szCs w:val="24"/>
-          <w:lang w:eastAsia="en-ID"/>
-          <w14:ligatures w14:val="none"/>
-        </w:rPr>
-        <w:t xml:space="preserve"> Seminar Nasional Informatika</w:t>
+        <w:t>Prosiding Seminar Nasional Informatika</w:t>
       </w:r>
       <w:r>
         <w:rPr>
@@ -7872,50 +7048,7 @@
         <w:rPr>
           <w:color w:val="000000" w:themeColor="text1"/>
         </w:rPr>
-        <w:lastRenderedPageBreak/>
-        <w:t xml:space="preserve">Pratiwi, A., &amp; </w:t>
-      </w:r>
-      <w:proofErr w:type="spellStart"/>
-      <w:r>
-        <w:rPr>
-          <w:color w:val="000000" w:themeColor="text1"/>
-        </w:rPr>
-        <w:t>Nafira</w:t>
-      </w:r>
-      <w:proofErr w:type="spellEnd"/>
-      <w:r>
-        <w:rPr>
-          <w:color w:val="000000" w:themeColor="text1"/>
-        </w:rPr>
-        <w:t>, A. F. (2021). PENGARUH FREKUENSI PENYIRAMAN TERHADAP PERTUMBUHAN BUNCIS (</w:t>
-      </w:r>
-      <w:proofErr w:type="spellStart"/>
-      <w:r>
-        <w:rPr>
-          <w:color w:val="000000" w:themeColor="text1"/>
-        </w:rPr>
-        <w:t>Phaseolus</w:t>
-      </w:r>
-      <w:proofErr w:type="spellEnd"/>
-      <w:r>
-        <w:rPr>
-          <w:color w:val="000000" w:themeColor="text1"/>
-        </w:rPr>
-        <w:t xml:space="preserve"> </w:t>
-      </w:r>
-      <w:proofErr w:type="spellStart"/>
-      <w:r>
-        <w:rPr>
-          <w:color w:val="000000" w:themeColor="text1"/>
-        </w:rPr>
-        <w:t>vulgaris</w:t>
-      </w:r>
-      <w:proofErr w:type="spellEnd"/>
-      <w:r>
-        <w:rPr>
-          <w:color w:val="000000" w:themeColor="text1"/>
-        </w:rPr>
-        <w:t xml:space="preserve"> L.). </w:t>
+        <w:t>Pratiwi, A., &amp; Nafira, A. F. (2021). PENGARUH FREKUENSI PENYIRAMAN TERHADAP PERTUMBUHAN BUNCIS (Phaseolus vulgaris L.). </w:t>
       </w:r>
       <w:r>
         <w:rPr>
@@ -7969,7 +7102,6 @@
           <w14:ligatures w14:val="none"/>
         </w:rPr>
       </w:pPr>
-      <w:proofErr w:type="spellStart"/>
       <w:r>
         <w:rPr>
           <w:rFonts w:eastAsia="Times New Roman" w:cs="Times New Roman"/>
@@ -7979,115 +7111,7 @@
           <w:lang w:eastAsia="en-ID"/>
           <w14:ligatures w14:val="none"/>
         </w:rPr>
-        <w:t>Rabbika</w:t>
-      </w:r>
-      <w:proofErr w:type="spellEnd"/>
-      <w:r>
-        <w:rPr>
-          <w:rFonts w:eastAsia="Times New Roman" w:cs="Times New Roman"/>
-          <w:color w:val="000000" w:themeColor="text1"/>
-          <w:kern w:val="0"/>
-          <w:szCs w:val="24"/>
-          <w:lang w:eastAsia="en-ID"/>
-          <w14:ligatures w14:val="none"/>
-        </w:rPr>
-        <w:t xml:space="preserve">, A. I., Nugraha, M., Rohman, A., Widyantoro, </w:t>
-      </w:r>
-      <w:proofErr w:type="spellStart"/>
-      <w:r>
-        <w:rPr>
-          <w:rFonts w:eastAsia="Times New Roman" w:cs="Times New Roman"/>
-          <w:color w:val="000000" w:themeColor="text1"/>
-          <w:kern w:val="0"/>
-          <w:szCs w:val="24"/>
-          <w:lang w:eastAsia="en-ID"/>
-          <w14:ligatures w14:val="none"/>
-        </w:rPr>
-        <w:t>Kostaman</w:t>
-      </w:r>
-      <w:proofErr w:type="spellEnd"/>
-      <w:r>
-        <w:rPr>
-          <w:rFonts w:eastAsia="Times New Roman" w:cs="Times New Roman"/>
-          <w:color w:val="000000" w:themeColor="text1"/>
-          <w:kern w:val="0"/>
-          <w:szCs w:val="24"/>
-          <w:lang w:eastAsia="en-ID"/>
-          <w14:ligatures w14:val="none"/>
-        </w:rPr>
-        <w:t xml:space="preserve">, T., Fauzi, W. M., Mustofa, A., &amp; Widagdo, T. J. (2023). Rancang bangun sistem </w:t>
-      </w:r>
-      <w:proofErr w:type="spellStart"/>
-      <w:r>
-        <w:rPr>
-          <w:rFonts w:eastAsia="Times New Roman" w:cs="Times New Roman"/>
-          <w:color w:val="000000" w:themeColor="text1"/>
-          <w:kern w:val="0"/>
-          <w:szCs w:val="24"/>
-          <w:lang w:eastAsia="en-ID"/>
-          <w14:ligatures w14:val="none"/>
-        </w:rPr>
-        <w:t>monitoring</w:t>
-      </w:r>
-      <w:proofErr w:type="spellEnd"/>
-      <w:r>
-        <w:rPr>
-          <w:rFonts w:eastAsia="Times New Roman" w:cs="Times New Roman"/>
-          <w:color w:val="000000" w:themeColor="text1"/>
-          <w:kern w:val="0"/>
-          <w:szCs w:val="24"/>
-          <w:lang w:eastAsia="en-ID"/>
-          <w14:ligatures w14:val="none"/>
-        </w:rPr>
-        <w:t xml:space="preserve"> dan </w:t>
-      </w:r>
-      <w:proofErr w:type="spellStart"/>
-      <w:r>
-        <w:rPr>
-          <w:rFonts w:eastAsia="Times New Roman" w:cs="Times New Roman"/>
-          <w:color w:val="000000" w:themeColor="text1"/>
-          <w:kern w:val="0"/>
-          <w:szCs w:val="24"/>
-          <w:lang w:eastAsia="en-ID"/>
-          <w14:ligatures w14:val="none"/>
-        </w:rPr>
-        <w:t>controlling</w:t>
-      </w:r>
-      <w:proofErr w:type="spellEnd"/>
-      <w:r>
-        <w:rPr>
-          <w:rFonts w:eastAsia="Times New Roman" w:cs="Times New Roman"/>
-          <w:color w:val="000000" w:themeColor="text1"/>
-          <w:kern w:val="0"/>
-          <w:szCs w:val="24"/>
-          <w:lang w:eastAsia="en-ID"/>
-          <w14:ligatures w14:val="none"/>
-        </w:rPr>
-        <w:t xml:space="preserve"> penyiraman tanaman kangkung berbasis internet of things. </w:t>
-      </w:r>
-      <w:proofErr w:type="spellStart"/>
-      <w:r>
-        <w:rPr>
-          <w:rFonts w:eastAsia="Times New Roman" w:cs="Times New Roman"/>
-          <w:color w:val="000000" w:themeColor="text1"/>
-          <w:kern w:val="0"/>
-          <w:szCs w:val="24"/>
-          <w:lang w:eastAsia="en-ID"/>
-          <w14:ligatures w14:val="none"/>
-        </w:rPr>
-        <w:t>Sintek</w:t>
-      </w:r>
-      <w:proofErr w:type="spellEnd"/>
-      <w:r>
-        <w:rPr>
-          <w:rFonts w:eastAsia="Times New Roman" w:cs="Times New Roman"/>
-          <w:color w:val="000000" w:themeColor="text1"/>
-          <w:kern w:val="0"/>
-          <w:szCs w:val="24"/>
-          <w:lang w:eastAsia="en-ID"/>
-          <w14:ligatures w14:val="none"/>
-        </w:rPr>
-        <w:t xml:space="preserve"> Jurnal: Jurnal Ilmiah Teknik Mesin, 17(1), 17–17. </w:t>
+        <w:t xml:space="preserve">Rabbika, A. I., Nugraha, M., Rohman, A., Widyantoro, Kostaman, T., Fauzi, W. M., Mustofa, A., &amp; Widagdo, T. J. (2023). Rancang bangun sistem monitoring dan controlling penyiraman tanaman kangkung berbasis internet of things. Sintek Jurnal: Jurnal Ilmiah Teknik Mesin, 17(1), 17–17. </w:t>
       </w:r>
       <w:hyperlink r:id="rId25" w:history="1">
         <w:r>
@@ -8127,10 +7151,13 @@
           <w:lang w:eastAsia="en-ID"/>
           <w14:ligatures w14:val="none"/>
         </w:rPr>
-        <w:t xml:space="preserve">Sofia, Hidayat, G., </w:t>
-      </w:r>
-      <w:proofErr w:type="spellStart"/>
-      <w:r>
+        <w:t>Sofia, Hidayat, G., Risyandha, Moh. A., &amp; Rasyid, M. M. (2023). ANALISIS KETERSEDIAAN AIR PADA LAHAN PERTANIAN DAERAH PEMATANG PANJANG, KECAMATAN SUNGAI TABUK. Jukung (Jurnal Teknik Lingkungan), 9(2), 55–62. https://doi.org/10.20527/jukung.v9i2.17572</w:t>
+      </w:r>
+    </w:p>
+    <w:p>
+      <w:pPr>
+        <w:spacing w:after="240" w:line="240" w:lineRule="auto"/>
+        <w:ind w:left="482" w:hanging="482"/>
         <w:rPr>
           <w:rFonts w:eastAsia="Times New Roman" w:cs="Times New Roman"/>
           <w:color w:val="000000" w:themeColor="text1"/>
@@ -8139,9 +7166,7 @@
           <w:lang w:eastAsia="en-ID"/>
           <w14:ligatures w14:val="none"/>
         </w:rPr>
-        <w:t>Risyandha</w:t>
-      </w:r>
-      <w:proofErr w:type="spellEnd"/>
+      </w:pPr>
       <w:r>
         <w:rPr>
           <w:rFonts w:eastAsia="Times New Roman" w:cs="Times New Roman"/>
@@ -8151,56 +7176,7 @@
           <w:lang w:eastAsia="en-ID"/>
           <w14:ligatures w14:val="none"/>
         </w:rPr>
-        <w:t>, Moh. A., &amp; Rasyid, M. M. (2023). ANALISIS KETERSEDIAAN AIR PADA LAHAN PERTANIAN DAERAH PEMATANG PANJANG, KECAMATAN SUNGAI TABUK. Jukung (Jurnal Teknik Lingkungan), 9(2), 55–62. https://doi.org/10.20527/jukung.v9i2.17572</w:t>
-      </w:r>
-    </w:p>
-    <w:p>
-      <w:pPr>
-        <w:spacing w:after="240" w:line="240" w:lineRule="auto"/>
-        <w:ind w:left="482" w:hanging="482"/>
-        <w:rPr>
-          <w:rFonts w:eastAsia="Times New Roman" w:cs="Times New Roman"/>
-          <w:color w:val="000000" w:themeColor="text1"/>
-          <w:kern w:val="0"/>
-          <w:szCs w:val="24"/>
-          <w:lang w:eastAsia="en-ID"/>
-          <w14:ligatures w14:val="none"/>
-        </w:rPr>
-      </w:pPr>
-      <w:r>
-        <w:rPr>
-          <w:rFonts w:eastAsia="Times New Roman" w:cs="Times New Roman"/>
-          <w:color w:val="000000" w:themeColor="text1"/>
-          <w:kern w:val="0"/>
-          <w:szCs w:val="24"/>
-          <w:lang w:eastAsia="en-ID"/>
-          <w14:ligatures w14:val="none"/>
-        </w:rPr>
-        <w:t xml:space="preserve">Subagja, F. E., Supriyadi, A. P., Kurniadi, A. R., &amp; Saragih, Y. (2023). PENGUJIAN SISTEM PENYIRAMAN TANAMAN OTOMATIS BERBASIS IOT. </w:t>
-      </w:r>
-      <w:proofErr w:type="spellStart"/>
-      <w:r>
-        <w:rPr>
-          <w:rFonts w:eastAsia="Times New Roman" w:cs="Times New Roman"/>
-          <w:color w:val="000000" w:themeColor="text1"/>
-          <w:kern w:val="0"/>
-          <w:szCs w:val="24"/>
-          <w:lang w:eastAsia="en-ID"/>
-          <w14:ligatures w14:val="none"/>
-        </w:rPr>
-        <w:t>Infotronik</w:t>
-      </w:r>
-      <w:proofErr w:type="spellEnd"/>
-      <w:r>
-        <w:rPr>
-          <w:rFonts w:eastAsia="Times New Roman" w:cs="Times New Roman"/>
-          <w:color w:val="000000" w:themeColor="text1"/>
-          <w:kern w:val="0"/>
-          <w:szCs w:val="24"/>
-          <w:lang w:eastAsia="en-ID"/>
-          <w14:ligatures w14:val="none"/>
-        </w:rPr>
-        <w:t xml:space="preserve"> : Jurnal Teknologi Informasi Dan Elektronika, 8(2), 91–97. </w:t>
+        <w:t xml:space="preserve">Subagja, F. E., Supriyadi, A. P., Kurniadi, A. R., &amp; Saragih, Y. (2023). PENGUJIAN SISTEM PENYIRAMAN TANAMAN OTOMATIS BERBASIS IOT. Infotronik : Jurnal Teknologi Informasi Dan Elektronika, 8(2), 91–97. </w:t>
       </w:r>
       <w:hyperlink r:id="rId26" w:history="1">
         <w:r>
@@ -8226,47 +7202,11 @@
           <w:color w:val="000000" w:themeColor="text1"/>
         </w:rPr>
       </w:pPr>
-      <w:proofErr w:type="spellStart"/>
       <w:r>
         <w:rPr>
           <w:color w:val="000000" w:themeColor="text1"/>
         </w:rPr>
-        <w:t>Sujjada</w:t>
-      </w:r>
-      <w:proofErr w:type="spellEnd"/>
-      <w:r>
-        <w:rPr>
-          <w:color w:val="000000" w:themeColor="text1"/>
-        </w:rPr>
-        <w:t xml:space="preserve">, A., Maulana, R., &amp; </w:t>
-      </w:r>
-      <w:proofErr w:type="spellStart"/>
-      <w:r>
-        <w:rPr>
-          <w:color w:val="000000" w:themeColor="text1"/>
-        </w:rPr>
-        <w:t>Fergina</w:t>
-      </w:r>
-      <w:proofErr w:type="spellEnd"/>
-      <w:r>
-        <w:rPr>
-          <w:color w:val="000000" w:themeColor="text1"/>
-        </w:rPr>
-        <w:t xml:space="preserve">, A. (2022). Rancang Bangun Penyiram Tanaman Otomatis Berbasis Internet of Things Menggunakan </w:t>
-      </w:r>
-      <w:proofErr w:type="spellStart"/>
-      <w:r>
-        <w:rPr>
-          <w:color w:val="000000" w:themeColor="text1"/>
-        </w:rPr>
-        <w:t>NodeMCU</w:t>
-      </w:r>
-      <w:proofErr w:type="spellEnd"/>
-      <w:r>
-        <w:rPr>
-          <w:color w:val="000000" w:themeColor="text1"/>
-        </w:rPr>
-        <w:t xml:space="preserve"> dan Telegram. Jurnal RESTIKOM Riset Teknik Informatika Dan Komputer, 4(1), 45–49. </w:t>
+        <w:t xml:space="preserve">Sujjada, A., Maulana, R., &amp; Fergina, A. (2022). Rancang Bangun Penyiram Tanaman Otomatis Berbasis Internet of Things Menggunakan NodeMCU dan Telegram. Jurnal RESTIKOM Riset Teknik Informatika Dan Komputer, 4(1), 45–49. </w:t>
       </w:r>
       <w:hyperlink r:id="rId27" w:history="1">
         <w:r>
@@ -8305,7 +7245,6 @@
         </w:rPr>
         <w:t xml:space="preserve">Wardhana, R. G., Wang, G., &amp; Sibuea, F. (2023). PENERAPAN MACHINE LEARNING DALAM PREDIKSI TINGKAT KASUS PENYAKIT DI INDONESIA. </w:t>
       </w:r>
-      <w:proofErr w:type="spellStart"/>
       <w:r>
         <w:rPr>
           <w:rFonts w:eastAsia="Times New Roman" w:cs="Times New Roman"/>
@@ -8317,77 +7256,7 @@
           <w:lang w:eastAsia="en-ID"/>
           <w14:ligatures w14:val="none"/>
         </w:rPr>
-        <w:t>Journal</w:t>
-      </w:r>
-      <w:proofErr w:type="spellEnd"/>
-      <w:r>
-        <w:rPr>
-          <w:rFonts w:eastAsia="Times New Roman" w:cs="Times New Roman"/>
-          <w:i/>
-          <w:iCs/>
-          <w:color w:val="000000" w:themeColor="text1"/>
-          <w:kern w:val="0"/>
-          <w:szCs w:val="24"/>
-          <w:lang w:eastAsia="en-ID"/>
-          <w14:ligatures w14:val="none"/>
-        </w:rPr>
-        <w:t xml:space="preserve"> of </w:t>
-      </w:r>
-      <w:proofErr w:type="spellStart"/>
-      <w:r>
-        <w:rPr>
-          <w:rFonts w:eastAsia="Times New Roman" w:cs="Times New Roman"/>
-          <w:i/>
-          <w:iCs/>
-          <w:color w:val="000000" w:themeColor="text1"/>
-          <w:kern w:val="0"/>
-          <w:szCs w:val="24"/>
-          <w:lang w:eastAsia="en-ID"/>
-          <w14:ligatures w14:val="none"/>
-        </w:rPr>
-        <w:t>Information</w:t>
-      </w:r>
-      <w:proofErr w:type="spellEnd"/>
-      <w:r>
-        <w:rPr>
-          <w:rFonts w:eastAsia="Times New Roman" w:cs="Times New Roman"/>
-          <w:i/>
-          <w:iCs/>
-          <w:color w:val="000000" w:themeColor="text1"/>
-          <w:kern w:val="0"/>
-          <w:szCs w:val="24"/>
-          <w:lang w:eastAsia="en-ID"/>
-          <w14:ligatures w14:val="none"/>
-        </w:rPr>
-        <w:t xml:space="preserve"> System </w:t>
-      </w:r>
-      <w:proofErr w:type="spellStart"/>
-      <w:r>
-        <w:rPr>
-          <w:rFonts w:eastAsia="Times New Roman" w:cs="Times New Roman"/>
-          <w:i/>
-          <w:iCs/>
-          <w:color w:val="000000" w:themeColor="text1"/>
-          <w:kern w:val="0"/>
-          <w:szCs w:val="24"/>
-          <w:lang w:eastAsia="en-ID"/>
-          <w14:ligatures w14:val="none"/>
-        </w:rPr>
-        <w:t>Management</w:t>
-      </w:r>
-      <w:proofErr w:type="spellEnd"/>
-      <w:r>
-        <w:rPr>
-          <w:rFonts w:eastAsia="Times New Roman" w:cs="Times New Roman"/>
-          <w:i/>
-          <w:iCs/>
-          <w:color w:val="000000" w:themeColor="text1"/>
-          <w:kern w:val="0"/>
-          <w:szCs w:val="24"/>
-          <w:lang w:eastAsia="en-ID"/>
-          <w14:ligatures w14:val="none"/>
-        </w:rPr>
-        <w:t xml:space="preserve"> (JOISM)</w:t>
+        <w:t>Journal of Information System Management (JOISM)</w:t>
       </w:r>
       <w:r>
         <w:rPr>
@@ -8458,87 +7327,7 @@
           <w:rFonts w:eastAsiaTheme="minorEastAsia"/>
           <w:color w:val="000000" w:themeColor="text1"/>
         </w:rPr>
-        <w:t xml:space="preserve">Pangestu, M. S., &amp; Fitriani, M. A. (2022). Perbandingan Perhitungan Jarak </w:t>
-      </w:r>
-      <w:proofErr w:type="spellStart"/>
-      <w:r>
-        <w:rPr>
-          <w:rFonts w:eastAsiaTheme="minorEastAsia"/>
-          <w:color w:val="000000" w:themeColor="text1"/>
-        </w:rPr>
-        <w:t>Euclidean</w:t>
-      </w:r>
-      <w:proofErr w:type="spellEnd"/>
-      <w:r>
-        <w:rPr>
-          <w:rFonts w:eastAsiaTheme="minorEastAsia"/>
-          <w:color w:val="000000" w:themeColor="text1"/>
-        </w:rPr>
-        <w:t xml:space="preserve"> Distance, Manhattan Distance, dan </w:t>
-      </w:r>
-      <w:proofErr w:type="spellStart"/>
-      <w:r>
-        <w:rPr>
-          <w:rFonts w:eastAsiaTheme="minorEastAsia"/>
-          <w:color w:val="000000" w:themeColor="text1"/>
-        </w:rPr>
-        <w:t>Cosine</w:t>
-      </w:r>
-      <w:proofErr w:type="spellEnd"/>
-      <w:r>
-        <w:rPr>
-          <w:rFonts w:eastAsiaTheme="minorEastAsia"/>
-          <w:color w:val="000000" w:themeColor="text1"/>
-        </w:rPr>
-        <w:t xml:space="preserve"> </w:t>
-      </w:r>
-      <w:proofErr w:type="spellStart"/>
-      <w:r>
-        <w:rPr>
-          <w:rFonts w:eastAsiaTheme="minorEastAsia"/>
-          <w:color w:val="000000" w:themeColor="text1"/>
-        </w:rPr>
-        <w:t>Similarity</w:t>
-      </w:r>
-      <w:proofErr w:type="spellEnd"/>
-      <w:r>
-        <w:rPr>
-          <w:rFonts w:eastAsiaTheme="minorEastAsia"/>
-          <w:color w:val="000000" w:themeColor="text1"/>
-        </w:rPr>
-        <w:t xml:space="preserve"> dalam Pengelompokan Data Bibit Padi Menggunakan Algoritma K-</w:t>
-      </w:r>
-      <w:proofErr w:type="spellStart"/>
-      <w:r>
-        <w:rPr>
-          <w:rFonts w:eastAsiaTheme="minorEastAsia"/>
-          <w:color w:val="000000" w:themeColor="text1"/>
-        </w:rPr>
-        <w:t>Means</w:t>
-      </w:r>
-      <w:proofErr w:type="spellEnd"/>
-      <w:r>
-        <w:rPr>
-          <w:rFonts w:eastAsiaTheme="minorEastAsia"/>
-          <w:color w:val="000000" w:themeColor="text1"/>
-        </w:rPr>
-        <w:t xml:space="preserve">. </w:t>
-      </w:r>
-      <w:proofErr w:type="spellStart"/>
-      <w:r>
-        <w:rPr>
-          <w:rFonts w:eastAsiaTheme="minorEastAsia"/>
-          <w:color w:val="000000" w:themeColor="text1"/>
-        </w:rPr>
-        <w:t>Sainteks</w:t>
-      </w:r>
-      <w:proofErr w:type="spellEnd"/>
-      <w:r>
-        <w:rPr>
-          <w:rFonts w:eastAsiaTheme="minorEastAsia"/>
-          <w:color w:val="000000" w:themeColor="text1"/>
-        </w:rPr>
-        <w:t>, 19(2), 141–155. https://doi.org/10.30595/sainteks.v19i2.14495</w:t>
+        <w:t>Pangestu, M. S., &amp; Fitriani, M. A. (2022). Perbandingan Perhitungan Jarak Euclidean Distance, Manhattan Distance, dan Cosine Similarity dalam Pengelompokan Data Bibit Padi Menggunakan Algoritma K-Means. Sainteks, 19(2), 141–155. https://doi.org/10.30595/sainteks.v19i2.14495</w:t>
       </w:r>
     </w:p>
     <w:p>
@@ -8557,7 +7346,6 @@
           <w14:ligatures w14:val="none"/>
         </w:rPr>
       </w:pPr>
-      <w:proofErr w:type="spellStart"/>
       <w:r>
         <w:rPr>
           <w:rFonts w:eastAsia="Times New Roman" w:cs="Times New Roman"/>
@@ -8567,21 +7355,8 @@
           <w:lang w:eastAsia="en-ID"/>
           <w14:ligatures w14:val="none"/>
         </w:rPr>
-        <w:t>Buwarda</w:t>
-      </w:r>
-      <w:proofErr w:type="spellEnd"/>
-      <w:r>
-        <w:rPr>
-          <w:rFonts w:eastAsia="Times New Roman" w:cs="Times New Roman"/>
-          <w:color w:val="000000" w:themeColor="text1"/>
-          <w:kern w:val="0"/>
-          <w:szCs w:val="24"/>
-          <w:lang w:eastAsia="en-ID"/>
-          <w14:ligatures w14:val="none"/>
-        </w:rPr>
-        <w:t xml:space="preserve">, S., Lutfi, &amp; Makmur, I. (2023). PENGEMBANGAN SISTEM PENYIRAMAN TANAMAN HORTIKULTURA BERBASIS MIKROKONTROLLER ESP32 DAN APLIKASI TELEGRAM. </w:t>
-      </w:r>
-      <w:proofErr w:type="spellStart"/>
+        <w:t xml:space="preserve">Buwarda, S., Lutfi, &amp; Makmur, I. (2023). PENGEMBANGAN SISTEM PENYIRAMAN TANAMAN HORTIKULTURA BERBASIS MIKROKONTROLLER ESP32 DAN APLIKASI TELEGRAM. </w:t>
+      </w:r>
       <w:r>
         <w:rPr>
           <w:rFonts w:eastAsia="Times New Roman" w:cs="Times New Roman"/>
@@ -8593,21 +7368,7 @@
           <w:lang w:eastAsia="en-ID"/>
           <w14:ligatures w14:val="none"/>
         </w:rPr>
-        <w:t>Prosiding</w:t>
-      </w:r>
-      <w:proofErr w:type="spellEnd"/>
-      <w:r>
-        <w:rPr>
-          <w:rFonts w:eastAsia="Times New Roman" w:cs="Times New Roman"/>
-          <w:i/>
-          <w:iCs/>
-          <w:color w:val="000000" w:themeColor="text1"/>
-          <w:kern w:val="0"/>
-          <w:szCs w:val="24"/>
-          <w:lang w:eastAsia="en-ID"/>
-          <w14:ligatures w14:val="none"/>
-        </w:rPr>
-        <w:t xml:space="preserve"> Seminar Nasional Teknologi Industri (SNTI)</w:t>
+        <w:t>Prosiding Seminar Nasional Teknologi Industri (SNTI)</w:t>
       </w:r>
       <w:r>
         <w:rPr>
@@ -12095,11 +10856,11 @@
       <w:lang w:val="id-ID"/>
     </w:rPr>
   </w:style>
-  <w:style w:type="paragraph" w:styleId="Heading1">
+  <w:style w:type="paragraph" w:styleId="Judul1">
     <w:name w:val="heading 1"/>
     <w:basedOn w:val="Normal"/>
     <w:next w:val="Normal"/>
-    <w:link w:val="Heading1Char"/>
+    <w:link w:val="Judul1KAR"/>
     <w:uiPriority w:val="9"/>
     <w:qFormat/>
     <w:rsid w:val="00871597"/>
@@ -12115,11 +10876,11 @@
       <w:szCs w:val="32"/>
     </w:rPr>
   </w:style>
-  <w:style w:type="paragraph" w:styleId="Heading2">
+  <w:style w:type="paragraph" w:styleId="Judul2">
     <w:name w:val="heading 2"/>
     <w:basedOn w:val="Normal"/>
     <w:next w:val="Normal"/>
-    <w:link w:val="Heading2Char"/>
+    <w:link w:val="Judul2KAR"/>
     <w:uiPriority w:val="9"/>
     <w:unhideWhenUsed/>
     <w:qFormat/>
@@ -12135,11 +10896,11 @@
       <w:szCs w:val="26"/>
     </w:rPr>
   </w:style>
-  <w:style w:type="paragraph" w:styleId="Heading3">
+  <w:style w:type="paragraph" w:styleId="Judul3">
     <w:name w:val="heading 3"/>
     <w:basedOn w:val="Normal"/>
     <w:next w:val="Normal"/>
-    <w:link w:val="Heading3Char"/>
+    <w:link w:val="Judul3KAR"/>
     <w:uiPriority w:val="9"/>
     <w:unhideWhenUsed/>
     <w:qFormat/>
@@ -12155,13 +10916,13 @@
       <w:szCs w:val="24"/>
     </w:rPr>
   </w:style>
-  <w:style w:type="character" w:default="1" w:styleId="DefaultParagraphFont">
+  <w:style w:type="character" w:default="1" w:styleId="FontParagrafDefault">
     <w:name w:val="Default Paragraph Font"/>
     <w:uiPriority w:val="1"/>
     <w:semiHidden/>
     <w:unhideWhenUsed/>
   </w:style>
-  <w:style w:type="table" w:default="1" w:styleId="TableNormal">
+  <w:style w:type="table" w:default="1" w:styleId="TabelNormal">
     <w:name w:val="Normal Table"/>
     <w:uiPriority w:val="99"/>
     <w:semiHidden/>
@@ -12176,17 +10937,17 @@
       </w:tblCellMar>
     </w:tblPr>
   </w:style>
-  <w:style w:type="numbering" w:default="1" w:styleId="NoList">
+  <w:style w:type="numbering" w:default="1" w:styleId="TidakAdaDaftar">
     <w:name w:val="No List"/>
     <w:uiPriority w:val="99"/>
     <w:semiHidden/>
     <w:unhideWhenUsed/>
   </w:style>
-  <w:style w:type="paragraph" w:styleId="Quote">
+  <w:style w:type="paragraph" w:styleId="Kutipan">
     <w:name w:val="Quote"/>
-    <w:basedOn w:val="Heading1"/>
+    <w:basedOn w:val="Judul1"/>
     <w:next w:val="Normal"/>
-    <w:link w:val="QuoteChar"/>
+    <w:link w:val="KutipanKAR"/>
     <w:uiPriority w:val="29"/>
     <w:qFormat/>
     <w:rsid w:val="006025F2"/>
@@ -12201,10 +10962,10 @@
       <w:sz w:val="28"/>
     </w:rPr>
   </w:style>
-  <w:style w:type="character" w:customStyle="1" w:styleId="QuoteChar">
-    <w:name w:val="Quote Char"/>
-    <w:basedOn w:val="DefaultParagraphFont"/>
-    <w:link w:val="Quote"/>
+  <w:style w:type="character" w:customStyle="1" w:styleId="KutipanKAR">
+    <w:name w:val="Kutipan KAR"/>
+    <w:basedOn w:val="FontParagrafDefault"/>
+    <w:link w:val="Kutipan"/>
     <w:uiPriority w:val="29"/>
     <w:rsid w:val="006025F2"/>
     <w:rPr>
@@ -12217,10 +10978,10 @@
       <w:lang w:val="id-ID"/>
     </w:rPr>
   </w:style>
-  <w:style w:type="character" w:customStyle="1" w:styleId="Heading1Char">
-    <w:name w:val="Heading 1 Char"/>
-    <w:basedOn w:val="DefaultParagraphFont"/>
-    <w:link w:val="Heading1"/>
+  <w:style w:type="character" w:customStyle="1" w:styleId="Judul1KAR">
+    <w:name w:val="Judul 1 KAR"/>
+    <w:basedOn w:val="FontParagrafDefault"/>
+    <w:link w:val="Judul1"/>
     <w:uiPriority w:val="9"/>
     <w:rsid w:val="00871597"/>
     <w:rPr>
@@ -12232,9 +10993,9 @@
       <w:lang w:val="id-ID"/>
     </w:rPr>
   </w:style>
-  <w:style w:type="table" w:styleId="TableGrid">
+  <w:style w:type="table" w:styleId="KisiTabel">
     <w:name w:val="Table Grid"/>
-    <w:basedOn w:val="TableNormal"/>
+    <w:basedOn w:val="TabelNormal"/>
     <w:uiPriority w:val="39"/>
     <w:rsid w:val="006025F2"/>
     <w:pPr>
@@ -12251,7 +11012,7 @@
       </w:tblBorders>
     </w:tblPr>
   </w:style>
-  <w:style w:type="paragraph" w:styleId="ListParagraph">
+  <w:style w:type="paragraph" w:styleId="DaftarParagraf">
     <w:name w:val="List Paragraph"/>
     <w:basedOn w:val="Normal"/>
     <w:uiPriority w:val="1"/>
@@ -12265,7 +11026,7 @@
   <w:style w:type="paragraph" w:styleId="Header">
     <w:name w:val="header"/>
     <w:basedOn w:val="Normal"/>
-    <w:link w:val="HeaderChar"/>
+    <w:link w:val="HeaderKAR"/>
     <w:uiPriority w:val="99"/>
     <w:unhideWhenUsed/>
     <w:rsid w:val="004E68F0"/>
@@ -12277,9 +11038,9 @@
       <w:spacing w:after="0" w:line="240" w:lineRule="auto"/>
     </w:pPr>
   </w:style>
-  <w:style w:type="character" w:customStyle="1" w:styleId="HeaderChar">
-    <w:name w:val="Header Char"/>
-    <w:basedOn w:val="DefaultParagraphFont"/>
+  <w:style w:type="character" w:customStyle="1" w:styleId="HeaderKAR">
+    <w:name w:val="Header KAR"/>
+    <w:basedOn w:val="FontParagrafDefault"/>
     <w:link w:val="Header"/>
     <w:uiPriority w:val="99"/>
     <w:rsid w:val="004E68F0"/>
@@ -12293,7 +11054,7 @@
   <w:style w:type="paragraph" w:styleId="Footer">
     <w:name w:val="footer"/>
     <w:basedOn w:val="Normal"/>
-    <w:link w:val="FooterChar"/>
+    <w:link w:val="FooterKAR"/>
     <w:uiPriority w:val="99"/>
     <w:unhideWhenUsed/>
     <w:rsid w:val="004E68F0"/>
@@ -12305,9 +11066,9 @@
       <w:spacing w:after="0" w:line="240" w:lineRule="auto"/>
     </w:pPr>
   </w:style>
-  <w:style w:type="character" w:customStyle="1" w:styleId="FooterChar">
-    <w:name w:val="Footer Char"/>
-    <w:basedOn w:val="DefaultParagraphFont"/>
+  <w:style w:type="character" w:customStyle="1" w:styleId="FooterKAR">
+    <w:name w:val="Footer KAR"/>
+    <w:basedOn w:val="FontParagrafDefault"/>
     <w:link w:val="Footer"/>
     <w:uiPriority w:val="99"/>
     <w:rsid w:val="004E68F0"/>
@@ -12318,9 +11079,9 @@
       <w:lang w:val="id-ID"/>
     </w:rPr>
   </w:style>
-  <w:style w:type="paragraph" w:styleId="TOCHeading">
+  <w:style w:type="paragraph" w:styleId="JudulTOC">
     <w:name w:val="TOC Heading"/>
-    <w:basedOn w:val="Heading1"/>
+    <w:basedOn w:val="Judul1"/>
     <w:next w:val="Normal"/>
     <w:uiPriority w:val="39"/>
     <w:unhideWhenUsed/>
@@ -12355,7 +11116,7 @@
   </w:style>
   <w:style w:type="character" w:styleId="Hyperlink">
     <w:name w:val="Hyperlink"/>
-    <w:basedOn w:val="DefaultParagraphFont"/>
+    <w:basedOn w:val="FontParagrafDefault"/>
     <w:uiPriority w:val="99"/>
     <w:unhideWhenUsed/>
     <w:rsid w:val="00514A13"/>
@@ -12364,10 +11125,10 @@
       <w:u w:val="single"/>
     </w:rPr>
   </w:style>
-  <w:style w:type="character" w:customStyle="1" w:styleId="Heading2Char">
-    <w:name w:val="Heading 2 Char"/>
-    <w:basedOn w:val="DefaultParagraphFont"/>
-    <w:link w:val="Heading2"/>
+  <w:style w:type="character" w:customStyle="1" w:styleId="Judul2KAR">
+    <w:name w:val="Judul 2 KAR"/>
+    <w:basedOn w:val="FontParagrafDefault"/>
+    <w:link w:val="Judul2"/>
     <w:uiPriority w:val="9"/>
     <w:rsid w:val="008C2163"/>
     <w:rPr>
@@ -12378,10 +11139,10 @@
       <w:lang w:val="id-ID"/>
     </w:rPr>
   </w:style>
-  <w:style w:type="character" w:customStyle="1" w:styleId="Heading3Char">
-    <w:name w:val="Heading 3 Char"/>
-    <w:basedOn w:val="DefaultParagraphFont"/>
-    <w:link w:val="Heading3"/>
+  <w:style w:type="character" w:customStyle="1" w:styleId="Judul3KAR">
+    <w:name w:val="Judul 3 KAR"/>
+    <w:basedOn w:val="FontParagrafDefault"/>
+    <w:link w:val="Judul3"/>
     <w:uiPriority w:val="9"/>
     <w:rsid w:val="008C2163"/>
     <w:rPr>
@@ -12392,10 +11153,10 @@
       <w:lang w:val="id-ID"/>
     </w:rPr>
   </w:style>
-  <w:style w:type="paragraph" w:styleId="BodyText">
+  <w:style w:type="paragraph" w:styleId="TeksIsi">
     <w:name w:val="Body Text"/>
     <w:basedOn w:val="Normal"/>
-    <w:link w:val="BodyTextChar"/>
+    <w:link w:val="TeksIsiKAR"/>
     <w:uiPriority w:val="99"/>
     <w:unhideWhenUsed/>
     <w:rsid w:val="00A65E87"/>
@@ -12403,10 +11164,10 @@
       <w:spacing w:after="120"/>
     </w:pPr>
   </w:style>
-  <w:style w:type="character" w:customStyle="1" w:styleId="BodyTextChar">
-    <w:name w:val="Body Text Char"/>
-    <w:basedOn w:val="DefaultParagraphFont"/>
-    <w:link w:val="BodyText"/>
+  <w:style w:type="character" w:customStyle="1" w:styleId="TeksIsiKAR">
+    <w:name w:val="Teks Isi KAR"/>
+    <w:basedOn w:val="FontParagrafDefault"/>
+    <w:link w:val="TeksIsi"/>
     <w:uiPriority w:val="99"/>
     <w:rsid w:val="00A65E87"/>
     <w:rPr>
@@ -12416,11 +11177,11 @@
       <w:lang w:val="id-ID"/>
     </w:rPr>
   </w:style>
-  <w:style w:type="paragraph" w:styleId="Caption">
+  <w:style w:type="paragraph" w:styleId="Keterangan">
     <w:name w:val="caption"/>
     <w:basedOn w:val="Normal"/>
     <w:next w:val="Normal"/>
-    <w:link w:val="CaptionChar"/>
+    <w:link w:val="KeteranganKAR"/>
     <w:uiPriority w:val="35"/>
     <w:unhideWhenUsed/>
     <w:qFormat/>
@@ -12434,7 +11195,7 @@
       <w:szCs w:val="18"/>
     </w:rPr>
   </w:style>
-  <w:style w:type="paragraph" w:styleId="TableofFigures">
+  <w:style w:type="paragraph" w:styleId="TabelGambar">
     <w:name w:val="table of figures"/>
     <w:basedOn w:val="Normal"/>
     <w:next w:val="Normal"/>
@@ -12521,9 +11282,9 @@
       <w:szCs w:val="20"/>
     </w:rPr>
   </w:style>
-  <w:style w:type="character" w:styleId="PlaceholderText">
+  <w:style w:type="character" w:styleId="Tempatpenampungteks">
     <w:name w:val="Placeholder Text"/>
-    <w:basedOn w:val="DefaultParagraphFont"/>
+    <w:basedOn w:val="FontParagrafDefault"/>
     <w:uiPriority w:val="99"/>
     <w:semiHidden/>
     <w:rsid w:val="004070DB"/>
@@ -12544,7 +11305,7 @@
   </w:style>
   <w:style w:type="character" w:customStyle="1" w:styleId="PersamaanChar">
     <w:name w:val="Persamaan Char"/>
-    <w:basedOn w:val="DefaultParagraphFont"/>
+    <w:basedOn w:val="FontParagrafDefault"/>
     <w:link w:val="Persamaan"/>
     <w:rsid w:val="005F5646"/>
     <w:rPr>
@@ -12556,7 +11317,7 @@
   </w:style>
   <w:style w:type="paragraph" w:customStyle="1" w:styleId="TableCaption">
     <w:name w:val="Table Caption"/>
-    <w:basedOn w:val="Caption"/>
+    <w:basedOn w:val="Keterangan"/>
     <w:link w:val="TableCaptionChar"/>
     <w:qFormat/>
     <w:rsid w:val="00764212"/>
@@ -12567,7 +11328,7 @@
   </w:style>
   <w:style w:type="character" w:customStyle="1" w:styleId="TableCaptionChar">
     <w:name w:val="Table Caption Char"/>
-    <w:basedOn w:val="DefaultParagraphFont"/>
+    <w:basedOn w:val="FontParagrafDefault"/>
     <w:link w:val="TableCaption"/>
     <w:rsid w:val="00764212"/>
     <w:rPr>
@@ -12580,10 +11341,10 @@
       <w:lang w:val="id-ID"/>
     </w:rPr>
   </w:style>
-  <w:style w:type="character" w:customStyle="1" w:styleId="CaptionChar">
-    <w:name w:val="Caption Char"/>
-    <w:basedOn w:val="DefaultParagraphFont"/>
-    <w:link w:val="Caption"/>
+  <w:style w:type="character" w:customStyle="1" w:styleId="KeteranganKAR">
+    <w:name w:val="Keterangan KAR"/>
+    <w:basedOn w:val="FontParagrafDefault"/>
+    <w:link w:val="Keterangan"/>
     <w:uiPriority w:val="35"/>
     <w:rsid w:val="006A222D"/>
     <w:rPr>
@@ -12614,7 +11375,7 @@
   </w:style>
   <w:style w:type="character" w:customStyle="1" w:styleId="UnresolvedMention1">
     <w:name w:val="Unresolved Mention1"/>
-    <w:basedOn w:val="DefaultParagraphFont"/>
+    <w:basedOn w:val="FontParagrafDefault"/>
     <w:uiPriority w:val="99"/>
     <w:semiHidden/>
     <w:unhideWhenUsed/>
@@ -12624,10 +11385,10 @@
       <w:shd w:val="clear" w:color="auto" w:fill="E1DFDD"/>
     </w:rPr>
   </w:style>
-  <w:style w:type="paragraph" w:styleId="FootnoteText">
+  <w:style w:type="paragraph" w:styleId="TeksCatatanKaki">
     <w:name w:val="footnote text"/>
     <w:basedOn w:val="Normal"/>
-    <w:link w:val="FootnoteTextChar"/>
+    <w:link w:val="TeksCatatanKakiKAR"/>
     <w:uiPriority w:val="99"/>
     <w:semiHidden/>
     <w:unhideWhenUsed/>
@@ -12640,10 +11401,10 @@
       <w:szCs w:val="20"/>
     </w:rPr>
   </w:style>
-  <w:style w:type="character" w:customStyle="1" w:styleId="FootnoteTextChar">
-    <w:name w:val="Footnote Text Char"/>
-    <w:basedOn w:val="DefaultParagraphFont"/>
-    <w:link w:val="FootnoteText"/>
+  <w:style w:type="character" w:customStyle="1" w:styleId="TeksCatatanKakiKAR">
+    <w:name w:val="Teks Catatan Kaki KAR"/>
+    <w:basedOn w:val="FontParagrafDefault"/>
+    <w:link w:val="TeksCatatanKaki"/>
     <w:uiPriority w:val="99"/>
     <w:semiHidden/>
     <w:rsid w:val="008C78C1"/>
@@ -12655,9 +11416,9 @@
       <w:lang w:val="id-ID"/>
     </w:rPr>
   </w:style>
-  <w:style w:type="character" w:styleId="FollowedHyperlink">
+  <w:style w:type="character" w:styleId="HiperlinkyangDiikuti">
     <w:name w:val="FollowedHyperlink"/>
-    <w:basedOn w:val="DefaultParagraphFont"/>
+    <w:basedOn w:val="FontParagrafDefault"/>
     <w:uiPriority w:val="99"/>
     <w:semiHidden/>
     <w:unhideWhenUsed/>
@@ -12667,9 +11428,9 @@
       <w:u w:val="single"/>
     </w:rPr>
   </w:style>
-  <w:style w:type="character" w:styleId="CommentReference">
+  <w:style w:type="character" w:styleId="ReferensiKomentar">
     <w:name w:val="annotation reference"/>
-    <w:basedOn w:val="DefaultParagraphFont"/>
+    <w:basedOn w:val="FontParagrafDefault"/>
     <w:uiPriority w:val="99"/>
     <w:semiHidden/>
     <w:unhideWhenUsed/>
@@ -12679,10 +11440,10 @@
       <w:szCs w:val="16"/>
     </w:rPr>
   </w:style>
-  <w:style w:type="paragraph" w:styleId="CommentText">
+  <w:style w:type="paragraph" w:styleId="TeksKomentar">
     <w:name w:val="annotation text"/>
     <w:basedOn w:val="Normal"/>
-    <w:link w:val="CommentTextChar"/>
+    <w:link w:val="TeksKomentarKAR"/>
     <w:uiPriority w:val="99"/>
     <w:semiHidden/>
     <w:unhideWhenUsed/>
@@ -12695,10 +11456,10 @@
       <w:szCs w:val="20"/>
     </w:rPr>
   </w:style>
-  <w:style w:type="character" w:customStyle="1" w:styleId="CommentTextChar">
-    <w:name w:val="Comment Text Char"/>
-    <w:basedOn w:val="DefaultParagraphFont"/>
-    <w:link w:val="CommentText"/>
+  <w:style w:type="character" w:customStyle="1" w:styleId="TeksKomentarKAR">
+    <w:name w:val="Teks Komentar KAR"/>
+    <w:basedOn w:val="FontParagrafDefault"/>
+    <w:link w:val="TeksKomentar"/>
     <w:uiPriority w:val="99"/>
     <w:semiHidden/>
     <w:rsid w:val="004E646D"/>
@@ -12709,11 +11470,11 @@
       <w:lang w:val="id-ID"/>
     </w:rPr>
   </w:style>
-  <w:style w:type="paragraph" w:styleId="CommentSubject">
+  <w:style w:type="paragraph" w:styleId="SubjekKomentar">
     <w:name w:val="annotation subject"/>
-    <w:basedOn w:val="CommentText"/>
-    <w:next w:val="CommentText"/>
-    <w:link w:val="CommentSubjectChar"/>
+    <w:basedOn w:val="TeksKomentar"/>
+    <w:next w:val="TeksKomentar"/>
+    <w:link w:val="SubjekKomentarKAR"/>
     <w:uiPriority w:val="99"/>
     <w:semiHidden/>
     <w:unhideWhenUsed/>
@@ -12723,10 +11484,10 @@
       <w:bCs/>
     </w:rPr>
   </w:style>
-  <w:style w:type="character" w:customStyle="1" w:styleId="CommentSubjectChar">
-    <w:name w:val="Comment Subject Char"/>
-    <w:basedOn w:val="CommentTextChar"/>
-    <w:link w:val="CommentSubject"/>
+  <w:style w:type="character" w:customStyle="1" w:styleId="SubjekKomentarKAR">
+    <w:name w:val="Subjek Komentar KAR"/>
+    <w:basedOn w:val="TeksKomentarKAR"/>
+    <w:link w:val="SubjekKomentar"/>
     <w:uiPriority w:val="99"/>
     <w:semiHidden/>
     <w:rsid w:val="004E646D"/>
@@ -12739,9 +11500,9 @@
       <w:lang w:val="id-ID"/>
     </w:rPr>
   </w:style>
-  <w:style w:type="character" w:styleId="UnresolvedMention">
+  <w:style w:type="character" w:styleId="SebutanYangBelumTerselesaikan">
     <w:name w:val="Unresolved Mention"/>
-    <w:basedOn w:val="DefaultParagraphFont"/>
+    <w:basedOn w:val="FontParagrafDefault"/>
     <w:uiPriority w:val="99"/>
     <w:semiHidden/>
     <w:unhideWhenUsed/>
@@ -12753,7 +11514,7 @@
   </w:style>
   <w:style w:type="paragraph" w:customStyle="1" w:styleId="HeadingIntro">
     <w:name w:val="Heading Intro"/>
-    <w:basedOn w:val="Heading1"/>
+    <w:basedOn w:val="Judul1"/>
     <w:link w:val="HeadingIntroChar"/>
     <w:qFormat/>
     <w:rsid w:val="00D91D1F"/>
@@ -12767,7 +11528,7 @@
   </w:style>
   <w:style w:type="character" w:customStyle="1" w:styleId="HeadingIntroChar">
     <w:name w:val="Heading Intro Char"/>
-    <w:basedOn w:val="Heading1Char"/>
+    <w:basedOn w:val="Judul1KAR"/>
     <w:link w:val="HeadingIntro"/>
     <w:rsid w:val="00D91D1F"/>
     <w:rPr>

--- a/PROPOSAL TUGAS AKHIR.docx
+++ b/PROPOSAL TUGAS AKHIR.docx
@@ -630,7 +630,7 @@
     </w:p>
     <w:tbl>
       <w:tblPr>
-        <w:tblStyle w:val="KisiTabel"/>
+        <w:tblStyle w:val="TableGrid"/>
         <w:tblW w:w="8359" w:type="dxa"/>
         <w:jc w:val="center"/>
         <w:tblBorders>
@@ -990,6 +990,7 @@
           <w:b/>
           <w:bCs w:val="0"/>
         </w:rPr>
+        <w:lastRenderedPageBreak/>
         <w:t>KATA PENGANTAR</w:t>
       </w:r>
       <w:bookmarkEnd w:id="2"/>
@@ -1073,7 +1074,7 @@
     </w:p>
     <w:p>
       <w:pPr>
-        <w:pStyle w:val="DaftarParagraf"/>
+        <w:pStyle w:val="ListParagraph"/>
         <w:numPr>
           <w:ilvl w:val="0"/>
           <w:numId w:val="1"/>
@@ -1095,7 +1096,7 @@
     </w:p>
     <w:p>
       <w:pPr>
-        <w:pStyle w:val="DaftarParagraf"/>
+        <w:pStyle w:val="ListParagraph"/>
         <w:numPr>
           <w:ilvl w:val="0"/>
           <w:numId w:val="1"/>
@@ -1117,7 +1118,7 @@
     </w:p>
     <w:p>
       <w:pPr>
-        <w:pStyle w:val="DaftarParagraf"/>
+        <w:pStyle w:val="ListParagraph"/>
         <w:numPr>
           <w:ilvl w:val="0"/>
           <w:numId w:val="1"/>
@@ -1139,7 +1140,7 @@
     </w:p>
     <w:p>
       <w:pPr>
-        <w:pStyle w:val="DaftarParagraf"/>
+        <w:pStyle w:val="ListParagraph"/>
         <w:numPr>
           <w:ilvl w:val="0"/>
           <w:numId w:val="1"/>
@@ -1161,7 +1162,7 @@
     </w:p>
     <w:p>
       <w:pPr>
-        <w:pStyle w:val="DaftarParagraf"/>
+        <w:pStyle w:val="ListParagraph"/>
         <w:numPr>
           <w:ilvl w:val="0"/>
           <w:numId w:val="1"/>
@@ -1183,7 +1184,7 @@
     </w:p>
     <w:p>
       <w:pPr>
-        <w:pStyle w:val="DaftarParagraf"/>
+        <w:pStyle w:val="ListParagraph"/>
         <w:numPr>
           <w:ilvl w:val="0"/>
           <w:numId w:val="1"/>
@@ -1205,7 +1206,7 @@
     </w:p>
     <w:p>
       <w:pPr>
-        <w:pStyle w:val="DaftarParagraf"/>
+        <w:pStyle w:val="ListParagraph"/>
         <w:numPr>
           <w:ilvl w:val="0"/>
           <w:numId w:val="1"/>
@@ -1227,7 +1228,7 @@
     </w:p>
     <w:p>
       <w:pPr>
-        <w:pStyle w:val="DaftarParagraf"/>
+        <w:pStyle w:val="ListParagraph"/>
         <w:numPr>
           <w:ilvl w:val="0"/>
           <w:numId w:val="1"/>
@@ -1249,7 +1250,7 @@
     </w:p>
     <w:p>
       <w:pPr>
-        <w:pStyle w:val="DaftarParagraf"/>
+        <w:pStyle w:val="ListParagraph"/>
         <w:numPr>
           <w:ilvl w:val="0"/>
           <w:numId w:val="1"/>
@@ -1292,7 +1293,7 @@
     </w:p>
     <w:p>
       <w:pPr>
-        <w:pStyle w:val="DaftarParagraf"/>
+        <w:pStyle w:val="ListParagraph"/>
         <w:numPr>
           <w:ilvl w:val="0"/>
           <w:numId w:val="1"/>
@@ -1335,7 +1336,7 @@
     </w:p>
     <w:p>
       <w:pPr>
-        <w:pStyle w:val="DaftarParagraf"/>
+        <w:pStyle w:val="ListParagraph"/>
         <w:numPr>
           <w:ilvl w:val="0"/>
           <w:numId w:val="1"/>
@@ -1352,12 +1353,13 @@
           <w:rFonts w:cs="Times New Roman"/>
           <w:szCs w:val="24"/>
         </w:rPr>
+        <w:lastRenderedPageBreak/>
         <w:t>Keluarga dan teman-teman yang telah memberikan dukungan dan saran selama proses pengerjaan tugas akhir.</w:t>
       </w:r>
     </w:p>
     <w:p>
       <w:pPr>
-        <w:pStyle w:val="DaftarParagraf"/>
+        <w:pStyle w:val="ListParagraph"/>
         <w:numPr>
           <w:ilvl w:val="0"/>
           <w:numId w:val="1"/>
@@ -1418,7 +1420,7 @@
     </w:p>
     <w:tbl>
       <w:tblPr>
-        <w:tblStyle w:val="KisiTabel"/>
+        <w:tblStyle w:val="TableGrid"/>
         <w:tblW w:w="0" w:type="auto"/>
         <w:tblBorders>
           <w:top w:val="none" w:sz="0" w:space="0" w:color="auto"/>
@@ -1612,6 +1614,7 @@
           <w:b/>
           <w:bCs w:val="0"/>
         </w:rPr>
+        <w:lastRenderedPageBreak/>
         <w:t>DAFTAR ISI</w:t>
       </w:r>
       <w:bookmarkEnd w:id="8"/>
@@ -1803,6 +1806,7 @@
           <w:b/>
           <w:bCs w:val="0"/>
         </w:rPr>
+        <w:lastRenderedPageBreak/>
         <w:t>DAFTAR TABEL</w:t>
       </w:r>
       <w:bookmarkEnd w:id="11"/>
@@ -1812,7 +1816,7 @@
     <w:p/>
     <w:p>
       <w:pPr>
-        <w:pStyle w:val="TabelGambar"/>
+        <w:pStyle w:val="TableofFigures"/>
         <w:tabs>
           <w:tab w:val="right" w:leader="dot" w:pos="7927"/>
         </w:tabs>
@@ -1895,7 +1899,7 @@
     </w:p>
     <w:p>
       <w:pPr>
-        <w:pStyle w:val="TabelGambar"/>
+        <w:pStyle w:val="TableofFigures"/>
         <w:tabs>
           <w:tab w:val="right" w:leader="dot" w:pos="7927"/>
         </w:tabs>
@@ -1957,7 +1961,7 @@
     </w:p>
     <w:p>
       <w:pPr>
-        <w:pStyle w:val="TabelGambar"/>
+        <w:pStyle w:val="TableofFigures"/>
         <w:tabs>
           <w:tab w:val="right" w:leader="dot" w:pos="7927"/>
         </w:tabs>
@@ -2019,7 +2023,7 @@
     </w:p>
     <w:p>
       <w:pPr>
-        <w:pStyle w:val="TabelGambar"/>
+        <w:pStyle w:val="TableofFigures"/>
         <w:tabs>
           <w:tab w:val="right" w:leader="dot" w:pos="7927"/>
         </w:tabs>
@@ -2081,7 +2085,7 @@
     </w:p>
     <w:p>
       <w:pPr>
-        <w:pStyle w:val="TabelGambar"/>
+        <w:pStyle w:val="TableofFigures"/>
         <w:tabs>
           <w:tab w:val="right" w:leader="dot" w:pos="7927"/>
         </w:tabs>
@@ -2325,7 +2329,7 @@
     <w:p/>
     <w:p>
       <w:pPr>
-        <w:pStyle w:val="TabelGambar"/>
+        <w:pStyle w:val="TableofFigures"/>
         <w:tabs>
           <w:tab w:val="right" w:leader="dot" w:pos="7927"/>
         </w:tabs>
@@ -2410,7 +2414,7 @@
     </w:p>
     <w:p>
       <w:pPr>
-        <w:pStyle w:val="TabelGambar"/>
+        <w:pStyle w:val="TableofFigures"/>
         <w:tabs>
           <w:tab w:val="right" w:leader="dot" w:pos="7927"/>
         </w:tabs>
@@ -2474,7 +2478,7 @@
     </w:p>
     <w:p>
       <w:pPr>
-        <w:pStyle w:val="TabelGambar"/>
+        <w:pStyle w:val="TableofFigures"/>
         <w:tabs>
           <w:tab w:val="right" w:leader="dot" w:pos="7927"/>
         </w:tabs>
@@ -2642,7 +2646,7 @@
     </w:p>
     <w:p>
       <w:pPr>
-        <w:pStyle w:val="Judul1"/>
+        <w:pStyle w:val="Heading1"/>
         <w:spacing w:line="480" w:lineRule="auto"/>
         <w:jc w:val="center"/>
         <w:rPr>
@@ -2663,6 +2667,7 @@
           <w:bCs/>
           <w:szCs w:val="24"/>
         </w:rPr>
+        <w:lastRenderedPageBreak/>
         <w:t>BAB I</w:t>
       </w:r>
       <w:r>
@@ -2690,7 +2695,7 @@
     </w:p>
     <w:p>
       <w:pPr>
-        <w:pStyle w:val="Judul1"/>
+        <w:pStyle w:val="Heading1"/>
         <w:numPr>
           <w:ilvl w:val="0"/>
           <w:numId w:val="2"/>
@@ -2831,6 +2836,7 @@
         <w:ind w:firstLine="567"/>
       </w:pPr>
       <w:r>
+        <w:lastRenderedPageBreak/>
         <w:t>Berbagai elemen dapat memengaruhi kondisi ini, di antaranya adalah curah hujan, tipe tanah, dan tingkat evapotranspirasi (Hermanto, 2023). Proses evapotranspirasi terdiri dari dua komponen utama, yaitu evaporasi, yang merupakan perubahan air menjadi uap, dan transpirasi, yang mengacu pada penguapan air dari permukaan tanah (Sofia, 2023). Tingkat evapotranspirasi sangat dipengaruhi oleh faktor-faktor iklim serta jenis tanaman yang ada (Fausan, 2020). Oleh karena itu, ketersediaan air dan kelembaban tanah menjadi aspek yang krusial untuk menggantikan air yang hilang selama proses ini.</w:t>
       </w:r>
     </w:p>
@@ -2891,7 +2897,11 @@
         <w:t xml:space="preserve">kesulitan dalam memprediksi kelembaban tanah secara akurat akibat perubahan cuaca yang mendadak (Ningrum, 2023). </w:t>
       </w:r>
       <w:r>
-        <w:t>Hal ini disebabkan oleh metode pengukuran yang masih dilakukan secara visual dengan menggunakan alat sederhana, yang tidak mampu memberikan data secara real</w:t>
+        <w:t xml:space="preserve">Hal ini disebabkan oleh metode pengukuran yang </w:t>
+      </w:r>
+      <w:r>
+        <w:lastRenderedPageBreak/>
+        <w:t>masih dilakukan secara visual dengan menggunakan alat sederhana, yang tidak mampu memberikan data secara real</w:t>
       </w:r>
       <w:r>
         <w:t>-</w:t>
@@ -2954,7 +2964,11 @@
         <w:ind w:firstLine="567"/>
       </w:pPr>
       <w:r>
-        <w:t xml:space="preserve">Hasil wawancara dengan Kemas Muhammad Ridhuan, selaku penyuluh pertanian di UPTD Balai Pengembangan Dan Produksi Benih Tanaman Pangan Dan Hortikultura mengungkapkan bahwa petani sering menghadapi tantangan dalam memantau musim dan kelembaban tanah secara manual, yang tidak efisien dan bergantung pada fisik. Ketergantungan pada metode tradisional ini sering kali mengakibatkan kegagalan panen dan krisis ekonomi, terutama di bahwa pengaruh fenomena seperti El Nino, yang memperburuk efisiensi dan akurasi dalam pengelolaan tanaman. </w:t>
+        <w:t xml:space="preserve">Hasil wawancara dengan Kemas Muhammad Ridhuan, selaku penyuluh pertanian di UPTD Balai Pengembangan Dan Produksi Benih Tanaman Pangan Dan </w:t>
+      </w:r>
+      <w:r>
+        <w:lastRenderedPageBreak/>
+        <w:t xml:space="preserve">Hortikultura mengungkapkan bahwa petani sering menghadapi tantangan dalam memantau musim dan kelembaban tanah secara manual, yang tidak efisien dan bergantung pada fisik. Ketergantungan pada metode tradisional ini sering kali mengakibatkan kegagalan panen dan krisis ekonomi, terutama di bahwa pengaruh fenomena seperti El Nino, yang memperburuk efisiensi dan akurasi dalam pengelolaan tanaman. </w:t>
       </w:r>
     </w:p>
     <w:p>
@@ -2997,7 +3011,11 @@
         <w:t>Internet of Things</w:t>
       </w:r>
       <w:r>
-        <w:t xml:space="preserve"> dan kecerdasan buatan memberikan dampak yang signifikan pada berbagai sektor pertanian. Salah satu teknologi yang diimplementasikan dalam bidang pertanian adalah </w:t>
+        <w:t xml:space="preserve"> dan kecerdasan buatan memberikan dampak yang signifikan pada berbagai sektor </w:t>
+      </w:r>
+      <w:r>
+        <w:lastRenderedPageBreak/>
+        <w:t xml:space="preserve">pertanian. Salah satu teknologi yang diimplementasikan dalam bidang pertanian adalah </w:t>
       </w:r>
       <w:r>
         <w:rPr>
@@ -3157,7 +3175,11 @@
         <w:t>Machine Learning</w:t>
       </w:r>
       <w:r>
-        <w:t xml:space="preserve"> memberikan keuntungan signifikan bagi para petani. Sistem ini memungkinkan pemantauan, pengendalian, dan perencanaan irigasi yang lebih efisien dalam waktu, tenaga, dan sumber daya manusia</w:t>
+        <w:t xml:space="preserve"> memberikan </w:t>
+      </w:r>
+      <w:r>
+        <w:lastRenderedPageBreak/>
+        <w:t>keuntungan signifikan bagi para petani. Sistem ini memungkinkan pemantauan, pengendalian, dan perencanaan irigasi yang lebih efisien dalam waktu, tenaga, dan sumber daya manusia</w:t>
       </w:r>
       <w:r>
         <w:t xml:space="preserve">, serta berpotensi mengurangi biaya dan penggunaan air, dan meningkatkan hasil panen. Dengan demikian, penulis tertarik untuk merancang </w:t>
@@ -3171,7 +3193,7 @@
     </w:p>
     <w:p>
       <w:pPr>
-        <w:pStyle w:val="Judul1"/>
+        <w:pStyle w:val="Heading1"/>
         <w:numPr>
           <w:ilvl w:val="0"/>
           <w:numId w:val="2"/>
@@ -3215,7 +3237,7 @@
     </w:p>
     <w:p>
       <w:pPr>
-        <w:pStyle w:val="Judul1"/>
+        <w:pStyle w:val="Heading1"/>
         <w:numPr>
           <w:ilvl w:val="0"/>
           <w:numId w:val="2"/>
@@ -3234,7 +3256,7 @@
     </w:p>
     <w:p>
       <w:pPr>
-        <w:pStyle w:val="Judul2"/>
+        <w:pStyle w:val="Heading2"/>
         <w:numPr>
           <w:ilvl w:val="0"/>
           <w:numId w:val="3"/>
@@ -3263,7 +3285,7 @@
     </w:p>
     <w:p>
       <w:pPr>
-        <w:pStyle w:val="Judul2"/>
+        <w:pStyle w:val="Heading2"/>
         <w:numPr>
           <w:ilvl w:val="0"/>
           <w:numId w:val="3"/>
@@ -3299,7 +3321,7 @@
     </w:p>
     <w:p>
       <w:pPr>
-        <w:pStyle w:val="Judul2"/>
+        <w:pStyle w:val="Heading2"/>
         <w:numPr>
           <w:ilvl w:val="0"/>
           <w:numId w:val="3"/>
@@ -3332,7 +3354,7 @@
     </w:p>
     <w:p>
       <w:pPr>
-        <w:pStyle w:val="Judul1"/>
+        <w:pStyle w:val="Heading1"/>
         <w:numPr>
           <w:ilvl w:val="0"/>
           <w:numId w:val="2"/>
@@ -3342,6 +3364,7 @@
       </w:pPr>
       <w:bookmarkStart w:id="36" w:name="_Toc178662373"/>
       <w:r>
+        <w:lastRenderedPageBreak/>
         <w:t>Analisis Terhadap Karakteristik Solusi</w:t>
       </w:r>
       <w:bookmarkEnd w:id="36"/>
@@ -3354,7 +3377,7 @@
     </w:p>
     <w:p>
       <w:pPr>
-        <w:pStyle w:val="Judul1"/>
+        <w:pStyle w:val="Heading1"/>
         <w:numPr>
           <w:ilvl w:val="0"/>
           <w:numId w:val="2"/>
@@ -3376,7 +3399,7 @@
     </w:p>
     <w:p>
       <w:pPr>
-        <w:pStyle w:val="Judul1"/>
+        <w:pStyle w:val="Heading1"/>
         <w:numPr>
           <w:ilvl w:val="0"/>
           <w:numId w:val="2"/>
@@ -3475,7 +3498,7 @@
     </w:p>
     <w:p>
       <w:pPr>
-        <w:pStyle w:val="Judul1"/>
+        <w:pStyle w:val="Heading1"/>
         <w:numPr>
           <w:ilvl w:val="0"/>
           <w:numId w:val="2"/>
@@ -3566,7 +3589,7 @@
     </w:p>
     <w:p>
       <w:pPr>
-        <w:pStyle w:val="Judul1"/>
+        <w:pStyle w:val="Heading1"/>
         <w:spacing w:line="480" w:lineRule="auto"/>
         <w:jc w:val="center"/>
         <w:rPr>
@@ -3583,6 +3606,7 @@
           <w:bCs/>
           <w:szCs w:val="24"/>
         </w:rPr>
+        <w:lastRenderedPageBreak/>
         <w:t>BAB II</w:t>
       </w:r>
       <w:r>
@@ -3599,7 +3623,7 @@
     </w:p>
     <w:p>
       <w:pPr>
-        <w:pStyle w:val="Judul1"/>
+        <w:pStyle w:val="Heading1"/>
         <w:numPr>
           <w:ilvl w:val="0"/>
           <w:numId w:val="7"/>
@@ -3620,7 +3644,7 @@
     </w:p>
     <w:p>
       <w:pPr>
-        <w:pStyle w:val="Judul2"/>
+        <w:pStyle w:val="Heading2"/>
         <w:numPr>
           <w:ilvl w:val="0"/>
           <w:numId w:val="8"/>
@@ -3661,11 +3685,309 @@
         <w:t>Solusi pertama adalah menggunakan K-Nearest Neighbors (KNN) sebagai metode supervised learning yang sederhana</w:t>
       </w:r>
       <w:r>
-        <w:t xml:space="preserve"> dalam machine learning. Metode ini didasarkan pada asumsi bahwa data baru akan memiliki kesamaan dengan data yang telah ada sebelumnya. Ketika data baru muncul</w:t>
-      </w:r>
-      <w:r>
-        <w:t xml:space="preserve">, metode ini akan mencari data terdekat (yang paling mirip) dan mengklasifikasi berdasarkan kategori data tetangga terdekat (Kaur, 2023). </w:t>
-      </w:r>
+        <w:t xml:space="preserve"> dalam machine learning. Metode </w:t>
+      </w:r>
+      <w:r>
+        <w:t xml:space="preserve">KNN bekerja dengan mengklasifikasikan data baru berdasarkan kesamaan dengan data yang sudah dilatih sebelumnya, di mana kesamaan tersebut dari nilai </w:t>
+      </w:r>
+      <m:oMath>
+        <m:r>
+          <w:rPr>
+            <w:rFonts w:ascii="Cambria Math" w:hAnsi="Cambria Math"/>
+          </w:rPr>
+          <m:t>k</m:t>
+        </m:r>
+      </m:oMath>
+      <w:r>
+        <w:t xml:space="preserve"> </w:t>
+      </w:r>
+      <w:r>
+        <w:t xml:space="preserve">sebagai tetangga terdekat </w:t>
+      </w:r>
+      <w:r>
+        <w:t xml:space="preserve">(Kaur, 2023). </w:t>
+      </w:r>
+    </w:p>
+    <w:p>
+      <w:pPr>
+        <w:spacing w:after="0" w:line="480" w:lineRule="auto"/>
+        <w:ind w:firstLine="567"/>
+      </w:pPr>
+    </w:p>
+    <w:p>
+      <w:pPr>
+        <w:spacing w:after="0" w:line="480" w:lineRule="auto"/>
+        <w:jc w:val="center"/>
+        <w:rPr>
+          <w:rFonts w:eastAsiaTheme="minorEastAsia"/>
+        </w:rPr>
+      </w:pPr>
+      <m:oMath>
+        <m:r>
+          <w:rPr>
+            <w:rFonts w:ascii="Cambria Math" w:hAnsi="Cambria Math"/>
+          </w:rPr>
+          <m:t>d</m:t>
+        </m:r>
+        <m:d>
+          <m:dPr>
+            <m:ctrlPr>
+              <w:rPr>
+                <w:rFonts w:ascii="Cambria Math" w:hAnsi="Cambria Math"/>
+                <w:i/>
+              </w:rPr>
+            </m:ctrlPr>
+          </m:dPr>
+          <m:e>
+            <m:r>
+              <w:rPr>
+                <w:rFonts w:ascii="Cambria Math" w:hAnsi="Cambria Math"/>
+              </w:rPr>
+              <m:t>x,y</m:t>
+            </m:r>
+          </m:e>
+        </m:d>
+        <m:r>
+          <w:rPr>
+            <w:rFonts w:ascii="Cambria Math" w:hAnsi="Cambria Math"/>
+          </w:rPr>
+          <m:t xml:space="preserve">= </m:t>
+        </m:r>
+        <m:nary>
+          <m:naryPr>
+            <m:chr m:val="∑"/>
+            <m:limLoc m:val="undOvr"/>
+            <m:ctrlPr>
+              <w:rPr>
+                <w:rFonts w:ascii="Cambria Math" w:hAnsi="Cambria Math" w:cs="Times New Roman"/>
+                <w:i/>
+                <w:szCs w:val="24"/>
+              </w:rPr>
+            </m:ctrlPr>
+          </m:naryPr>
+          <m:sub>
+            <m:r>
+              <w:rPr>
+                <w:rFonts w:ascii="Cambria Math" w:hAnsi="Cambria Math" w:cs="Times New Roman"/>
+                <w:szCs w:val="24"/>
+              </w:rPr>
+              <m:t>i=1</m:t>
+            </m:r>
+          </m:sub>
+          <m:sup>
+            <m:r>
+              <w:rPr>
+                <w:rFonts w:ascii="Cambria Math" w:hAnsi="Cambria Math" w:cs="Times New Roman"/>
+                <w:szCs w:val="24"/>
+              </w:rPr>
+              <m:t>n</m:t>
+            </m:r>
+          </m:sup>
+          <m:e>
+            <m:d>
+              <m:dPr>
+                <m:begChr m:val="|"/>
+                <m:endChr m:val="|"/>
+                <m:ctrlPr>
+                  <w:rPr>
+                    <w:rFonts w:ascii="Cambria Math" w:hAnsi="Cambria Math" w:cs="Times New Roman"/>
+                    <w:i/>
+                    <w:szCs w:val="24"/>
+                  </w:rPr>
+                </m:ctrlPr>
+              </m:dPr>
+              <m:e>
+                <m:sSub>
+                  <m:sSubPr>
+                    <m:ctrlPr>
+                      <w:rPr>
+                        <w:rFonts w:ascii="Cambria Math" w:hAnsi="Cambria Math" w:cs="Times New Roman"/>
+                        <w:i/>
+                        <w:szCs w:val="24"/>
+                      </w:rPr>
+                    </m:ctrlPr>
+                  </m:sSubPr>
+                  <m:e>
+                    <m:r>
+                      <w:rPr>
+                        <w:rFonts w:ascii="Cambria Math" w:hAnsi="Cambria Math" w:cs="Times New Roman"/>
+                        <w:szCs w:val="24"/>
+                      </w:rPr>
+                      <m:t>x</m:t>
+                    </m:r>
+                  </m:e>
+                  <m:sub>
+                    <m:r>
+                      <w:rPr>
+                        <w:rFonts w:ascii="Cambria Math" w:hAnsi="Cambria Math" w:cs="Times New Roman"/>
+                        <w:szCs w:val="24"/>
+                      </w:rPr>
+                      <m:t>i</m:t>
+                    </m:r>
+                  </m:sub>
+                </m:sSub>
+                <m:r>
+                  <w:rPr>
+                    <w:rFonts w:ascii="Cambria Math" w:hAnsi="Cambria Math" w:cs="Times New Roman"/>
+                    <w:szCs w:val="24"/>
+                  </w:rPr>
+                  <m:t xml:space="preserve">- </m:t>
+                </m:r>
+                <m:sSub>
+                  <m:sSubPr>
+                    <m:ctrlPr>
+                      <w:rPr>
+                        <w:rFonts w:ascii="Cambria Math" w:hAnsi="Cambria Math" w:cs="Times New Roman"/>
+                        <w:i/>
+                        <w:szCs w:val="24"/>
+                      </w:rPr>
+                    </m:ctrlPr>
+                  </m:sSubPr>
+                  <m:e>
+                    <m:r>
+                      <w:rPr>
+                        <w:rFonts w:ascii="Cambria Math" w:hAnsi="Cambria Math" w:cs="Times New Roman"/>
+                        <w:szCs w:val="24"/>
+                      </w:rPr>
+                      <m:t>y</m:t>
+                    </m:r>
+                  </m:e>
+                  <m:sub>
+                    <m:r>
+                      <w:rPr>
+                        <w:rFonts w:ascii="Cambria Math" w:hAnsi="Cambria Math" w:cs="Times New Roman"/>
+                        <w:szCs w:val="24"/>
+                      </w:rPr>
+                      <m:t>i</m:t>
+                    </m:r>
+                  </m:sub>
+                </m:sSub>
+              </m:e>
+            </m:d>
+          </m:e>
+        </m:nary>
+      </m:oMath>
+      <w:r>
+        <w:rPr>
+          <w:rFonts w:eastAsiaTheme="minorEastAsia"/>
+        </w:rPr>
+        <w:tab/>
+      </w:r>
+      <w:r>
+        <w:rPr>
+          <w:rFonts w:eastAsiaTheme="minorEastAsia"/>
+        </w:rPr>
+        <w:tab/>
+        <w:t>(2.1)</w:t>
+      </w:r>
+    </w:p>
+    <w:p>
+      <w:pPr>
+        <w:spacing w:after="0" w:line="480" w:lineRule="auto"/>
+      </w:pPr>
+      <w:r>
+        <w:t xml:space="preserve">di mana </w:t>
+      </w:r>
+      <m:oMath>
+        <m:r>
+          <w:rPr>
+            <w:rFonts w:ascii="Cambria Math" w:hAnsi="Cambria Math"/>
+          </w:rPr>
+          <m:t>d(x,y)</m:t>
+        </m:r>
+      </m:oMath>
+      <w:r>
+        <w:rPr>
+          <w:rFonts w:eastAsiaTheme="minorEastAsia"/>
+        </w:rPr>
+        <w:t xml:space="preserve"> adalah jarak antara vektor </w:t>
+      </w:r>
+      <m:oMath>
+        <m:r>
+          <w:rPr>
+            <w:rFonts w:ascii="Cambria Math" w:hAnsi="Cambria Math"/>
+          </w:rPr>
+          <m:t>x</m:t>
+        </m:r>
+      </m:oMath>
+      <w:r>
+        <w:rPr>
+          <w:rFonts w:eastAsiaTheme="minorEastAsia"/>
+        </w:rPr>
+        <w:t xml:space="preserve"> (sebagai sampel data latih) dan </w:t>
+      </w:r>
+      <m:oMath>
+        <m:r>
+          <w:rPr>
+            <w:rFonts w:ascii="Cambria Math" w:hAnsi="Cambria Math"/>
+          </w:rPr>
+          <m:t>y</m:t>
+        </m:r>
+      </m:oMath>
+      <w:r>
+        <w:rPr>
+          <w:rFonts w:eastAsiaTheme="minorEastAsia"/>
+        </w:rPr>
+        <w:t xml:space="preserve"> </w:t>
+      </w:r>
+      <w:r>
+        <w:rPr>
+          <w:rFonts w:eastAsiaTheme="minorEastAsia"/>
+        </w:rPr>
+        <w:t>(</w:t>
+      </w:r>
+      <w:r>
+        <w:rPr>
+          <w:rFonts w:eastAsiaTheme="minorEastAsia"/>
+        </w:rPr>
+        <w:t>sebagai data uji</w:t>
+      </w:r>
+      <w:r>
+        <w:rPr>
+          <w:rFonts w:eastAsiaTheme="minorEastAsia"/>
+        </w:rPr>
+        <w:t>)</w:t>
+      </w:r>
+      <w:r>
+        <w:rPr>
+          <w:rFonts w:eastAsiaTheme="minorEastAsia"/>
+        </w:rPr>
+        <w:t xml:space="preserve">, </w:t>
+      </w:r>
+      <m:oMath>
+        <m:r>
+          <w:rPr>
+            <w:rFonts w:ascii="Cambria Math" w:hAnsi="Cambria Math"/>
+          </w:rPr>
+          <m:t>n</m:t>
+        </m:r>
+      </m:oMath>
+      <w:r>
+        <w:rPr>
+          <w:rFonts w:eastAsiaTheme="minorEastAsia"/>
+        </w:rPr>
+        <w:t xml:space="preserve"> adalah jumlah atribut, dan </w:t>
+      </w:r>
+      <m:oMath>
+        <m:r>
+          <w:rPr>
+            <w:rFonts w:ascii="Cambria Math" w:hAnsi="Cambria Math"/>
+          </w:rPr>
+          <m:t>i</m:t>
+        </m:r>
+      </m:oMath>
+      <w:r>
+        <w:rPr>
+          <w:rFonts w:eastAsiaTheme="minorEastAsia"/>
+        </w:rPr>
+        <w:t xml:space="preserve"> adalah indeks atribut.</w:t>
+      </w:r>
+    </w:p>
+    <w:p>
+      <w:pPr>
+        <w:spacing w:after="0" w:line="480" w:lineRule="auto"/>
+        <w:ind w:firstLine="567"/>
+      </w:pPr>
     </w:p>
     <w:p>
       <w:pPr>
@@ -3728,7 +4050,7 @@
     </w:p>
     <w:p>
       <w:pPr>
-        <w:pStyle w:val="Keterangan"/>
+        <w:pStyle w:val="Caption"/>
         <w:spacing w:after="0" w:line="480" w:lineRule="auto"/>
         <w:jc w:val="center"/>
       </w:pPr>
@@ -3754,6 +4076,106 @@
         <w:spacing w:after="0" w:line="480" w:lineRule="auto"/>
         <w:ind w:firstLine="567"/>
       </w:pPr>
+      <w:r>
+        <w:t xml:space="preserve">Berdasarkan </w:t>
+      </w:r>
+      <w:r>
+        <w:t>Ga</w:t>
+      </w:r>
+      <w:r>
+        <w:t xml:space="preserve">mbar 2.1, cara kerja </w:t>
+      </w:r>
+      <w:r>
+        <w:t>K-Nearest Neighbors (KNN)</w:t>
+      </w:r>
+      <w:r>
+        <w:t xml:space="preserve"> melibatkan beberapa langkah dalam</w:t>
+      </w:r>
+      <w:r>
+        <w:t xml:space="preserve"> proses klasifikasi data:</w:t>
+      </w:r>
+    </w:p>
+    <w:p>
+      <w:pPr>
+        <w:pStyle w:val="ListParagraph"/>
+        <w:numPr>
+          <w:ilvl w:val="0"/>
+          <w:numId w:val="30"/>
+        </w:numPr>
+        <w:spacing w:after="0" w:line="480" w:lineRule="auto"/>
+        <w:ind w:left="567" w:hanging="567"/>
+      </w:pPr>
+      <w:r>
+        <w:lastRenderedPageBreak/>
+        <w:t xml:space="preserve">Menentukan nilai jumlah tetangga atau </w:t>
+      </w:r>
+      <m:oMath>
+        <m:r>
+          <w:rPr>
+            <w:rFonts w:ascii="Cambria Math" w:hAnsi="Cambria Math"/>
+          </w:rPr>
+          <m:t>k</m:t>
+        </m:r>
+      </m:oMath>
+      <w:r>
+        <w:rPr>
+          <w:rFonts w:eastAsiaTheme="minorEastAsia"/>
+        </w:rPr>
+        <w:t>.</w:t>
+      </w:r>
+    </w:p>
+    <w:p>
+      <w:pPr>
+        <w:pStyle w:val="ListParagraph"/>
+        <w:numPr>
+          <w:ilvl w:val="0"/>
+          <w:numId w:val="30"/>
+        </w:numPr>
+        <w:spacing w:after="0" w:line="480" w:lineRule="auto"/>
+        <w:ind w:left="567" w:hanging="567"/>
+      </w:pPr>
+      <w:r>
+        <w:t>Menghitung jarak setiap data pengujian terhadap seluruh data pelatihan dengan manhattan distance.</w:t>
+      </w:r>
+    </w:p>
+    <w:p>
+      <w:pPr>
+        <w:pStyle w:val="ListParagraph"/>
+        <w:numPr>
+          <w:ilvl w:val="0"/>
+          <w:numId w:val="30"/>
+        </w:numPr>
+        <w:spacing w:after="0" w:line="480" w:lineRule="auto"/>
+        <w:ind w:left="567" w:hanging="567"/>
+      </w:pPr>
+      <w:r>
+        <w:t>Mengurutkan hasil perhitungan jarak dari data pengujian terhadap data pelatihan, mulai dari jarak terkecil hingga nilai jarak terbesar.</w:t>
+      </w:r>
+    </w:p>
+    <w:p>
+      <w:pPr>
+        <w:pStyle w:val="ListParagraph"/>
+        <w:numPr>
+          <w:ilvl w:val="0"/>
+          <w:numId w:val="30"/>
+        </w:numPr>
+        <w:spacing w:after="0" w:line="480" w:lineRule="auto"/>
+        <w:ind w:left="567" w:hanging="567"/>
+      </w:pPr>
+      <w:r>
+        <w:t xml:space="preserve">Melakukan klasifikasi data berdasarkan kelas yang paling banyak muncul, sesuai dengan nilai </w:t>
+      </w:r>
+      <m:oMath>
+        <m:r>
+          <w:rPr>
+            <w:rFonts w:ascii="Cambria Math" w:hAnsi="Cambria Math"/>
+          </w:rPr>
+          <m:t>k</m:t>
+        </m:r>
+      </m:oMath>
+      <w:r>
+        <w:t xml:space="preserve"> yang telah ditentukan. </w:t>
+      </w:r>
     </w:p>
     <w:p>
       <w:pPr>
@@ -3763,7 +4185,7 @@
     </w:p>
     <w:p>
       <w:pPr>
-        <w:pStyle w:val="Judul2"/>
+        <w:pStyle w:val="Heading2"/>
         <w:numPr>
           <w:ilvl w:val="0"/>
           <w:numId w:val="8"/>
@@ -3817,7 +4239,7 @@
     </w:p>
     <w:p>
       <w:pPr>
-        <w:pStyle w:val="Keterangan"/>
+        <w:pStyle w:val="Caption"/>
         <w:spacing w:after="0" w:line="480" w:lineRule="auto"/>
         <w:jc w:val="center"/>
       </w:pPr>
@@ -3845,7 +4267,7 @@
     </w:p>
     <w:p>
       <w:pPr>
-        <w:pStyle w:val="Judul2"/>
+        <w:pStyle w:val="Heading2"/>
         <w:numPr>
           <w:ilvl w:val="0"/>
           <w:numId w:val="8"/>
@@ -3878,7 +4300,7 @@
     </w:p>
     <w:p>
       <w:pPr>
-        <w:pStyle w:val="Judul1"/>
+        <w:pStyle w:val="Heading1"/>
         <w:numPr>
           <w:ilvl w:val="0"/>
           <w:numId w:val="7"/>
@@ -3932,7 +4354,7 @@
     </w:p>
     <w:tbl>
       <w:tblPr>
-        <w:tblStyle w:val="KisiTabel"/>
+        <w:tblStyle w:val="TableGrid"/>
         <w:tblW w:w="0" w:type="auto"/>
         <w:jc w:val="center"/>
         <w:tblLook w:val="04A0" w:firstRow="1" w:lastRow="0" w:firstColumn="1" w:lastColumn="0" w:noHBand="0" w:noVBand="1"/>
@@ -3968,6 +4390,7 @@
                 <w:bCs/>
                 <w:szCs w:val="24"/>
               </w:rPr>
+              <w:lastRenderedPageBreak/>
               <w:t>Solusi</w:t>
             </w:r>
           </w:p>
@@ -4707,7 +5130,7 @@
     </w:p>
     <w:p>
       <w:pPr>
-        <w:pStyle w:val="Judul1"/>
+        <w:pStyle w:val="Heading1"/>
         <w:spacing w:line="480" w:lineRule="auto"/>
         <w:jc w:val="center"/>
         <w:rPr>
@@ -4723,6 +5146,7 @@
           <w:bCs/>
           <w:szCs w:val="24"/>
         </w:rPr>
+        <w:lastRenderedPageBreak/>
         <w:t>BAB III</w:t>
       </w:r>
       <w:r>
@@ -4745,7 +5169,7 @@
     </w:p>
     <w:p>
       <w:pPr>
-        <w:pStyle w:val="Judul1"/>
+        <w:pStyle w:val="Heading1"/>
         <w:numPr>
           <w:ilvl w:val="0"/>
           <w:numId w:val="26"/>
@@ -4770,7 +5194,7 @@
     </w:p>
     <w:p>
       <w:pPr>
-        <w:pStyle w:val="Judul1"/>
+        <w:pStyle w:val="Heading1"/>
         <w:numPr>
           <w:ilvl w:val="0"/>
           <w:numId w:val="26"/>
@@ -4810,7 +5234,7 @@
     </w:p>
     <w:p>
       <w:pPr>
-        <w:pStyle w:val="Judul1"/>
+        <w:pStyle w:val="Heading1"/>
         <w:numPr>
           <w:ilvl w:val="0"/>
           <w:numId w:val="26"/>
@@ -4872,6 +5296,7 @@
         <w:spacing w:after="0"/>
       </w:pPr>
       <w:r>
+        <w:lastRenderedPageBreak/>
         <w:t>Tabel 3.</w:t>
       </w:r>
       <w:r>
@@ -4896,7 +5321,7 @@
     <w:p/>
     <w:p>
       <w:pPr>
-        <w:pStyle w:val="Judul1"/>
+        <w:pStyle w:val="Heading1"/>
         <w:numPr>
           <w:ilvl w:val="0"/>
           <w:numId w:val="26"/>
@@ -4921,7 +5346,7 @@
     </w:p>
     <w:p>
       <w:pPr>
-        <w:pStyle w:val="Judul1"/>
+        <w:pStyle w:val="Heading1"/>
         <w:numPr>
           <w:ilvl w:val="0"/>
           <w:numId w:val="26"/>
@@ -4937,7 +5362,7 @@
     </w:p>
     <w:p>
       <w:pPr>
-        <w:pStyle w:val="Judul1"/>
+        <w:pStyle w:val="Heading1"/>
         <w:numPr>
           <w:ilvl w:val="0"/>
           <w:numId w:val="26"/>
@@ -5042,7 +5467,7 @@
     </w:p>
     <w:p>
       <w:pPr>
-        <w:pStyle w:val="Judul1"/>
+        <w:pStyle w:val="Heading1"/>
         <w:numPr>
           <w:ilvl w:val="0"/>
           <w:numId w:val="26"/>
@@ -5087,7 +5512,7 @@
     </w:p>
     <w:p>
       <w:pPr>
-        <w:pStyle w:val="DaftarParagraf"/>
+        <w:pStyle w:val="ListParagraph"/>
         <w:numPr>
           <w:ilvl w:val="0"/>
           <w:numId w:val="5"/>
@@ -5101,7 +5526,7 @@
     </w:p>
     <w:p>
       <w:pPr>
-        <w:pStyle w:val="DaftarParagraf"/>
+        <w:pStyle w:val="ListParagraph"/>
         <w:spacing w:after="0" w:line="480" w:lineRule="auto"/>
         <w:jc w:val="center"/>
         <w:rPr>
@@ -5113,6 +5538,7 @@
           <w:rPr>
             <w:rFonts w:ascii="Cambria Math" w:hAnsi="Cambria Math"/>
           </w:rPr>
+          <w:lastRenderedPageBreak/>
           <m:t>Accuracy=</m:t>
         </m:r>
         <m:f>
@@ -5326,7 +5752,7 @@
     </w:p>
     <w:p>
       <w:pPr>
-        <w:pStyle w:val="DaftarParagraf"/>
+        <w:pStyle w:val="ListParagraph"/>
         <w:spacing w:after="0" w:line="480" w:lineRule="auto"/>
         <w:ind w:left="567"/>
       </w:pPr>
@@ -5336,7 +5762,7 @@
     </w:p>
     <w:p>
       <w:pPr>
-        <w:pStyle w:val="DaftarParagraf"/>
+        <w:pStyle w:val="ListParagraph"/>
         <w:spacing w:after="0" w:line="480" w:lineRule="auto"/>
         <w:ind w:left="567"/>
         <w:rPr>
@@ -5388,7 +5814,7 @@
     </w:p>
     <w:p>
       <w:pPr>
-        <w:pStyle w:val="DaftarParagraf"/>
+        <w:pStyle w:val="ListParagraph"/>
         <w:spacing w:after="0" w:line="480" w:lineRule="auto"/>
         <w:ind w:left="567"/>
         <w:rPr>
@@ -5440,7 +5866,7 @@
     </w:p>
     <w:p>
       <w:pPr>
-        <w:pStyle w:val="DaftarParagraf"/>
+        <w:pStyle w:val="ListParagraph"/>
         <w:spacing w:after="0" w:line="480" w:lineRule="auto"/>
         <w:ind w:left="567"/>
         <w:rPr>
@@ -5492,7 +5918,7 @@
     </w:p>
     <w:p>
       <w:pPr>
-        <w:pStyle w:val="DaftarParagraf"/>
+        <w:pStyle w:val="ListParagraph"/>
         <w:spacing w:after="0" w:line="480" w:lineRule="auto"/>
         <w:ind w:left="567"/>
         <w:rPr>
@@ -5544,7 +5970,7 @@
     </w:p>
     <w:p>
       <w:pPr>
-        <w:pStyle w:val="DaftarParagraf"/>
+        <w:pStyle w:val="ListParagraph"/>
         <w:numPr>
           <w:ilvl w:val="0"/>
           <w:numId w:val="5"/>
@@ -5558,7 +5984,7 @@
     </w:p>
     <w:p>
       <w:pPr>
-        <w:pStyle w:val="DaftarParagraf"/>
+        <w:pStyle w:val="ListParagraph"/>
         <w:spacing w:after="0" w:line="480" w:lineRule="auto"/>
         <w:ind w:left="567"/>
         <w:jc w:val="center"/>
@@ -5688,7 +6114,7 @@
     </w:p>
     <w:p>
       <w:pPr>
-        <w:pStyle w:val="DaftarParagraf"/>
+        <w:pStyle w:val="ListParagraph"/>
         <w:spacing w:after="0" w:line="480" w:lineRule="auto"/>
         <w:ind w:left="567"/>
       </w:pPr>
@@ -5698,7 +6124,7 @@
     </w:p>
     <w:p>
       <w:pPr>
-        <w:pStyle w:val="DaftarParagraf"/>
+        <w:pStyle w:val="ListParagraph"/>
         <w:spacing w:after="0" w:line="480" w:lineRule="auto"/>
         <w:ind w:left="567"/>
         <w:rPr>
@@ -5750,7 +6176,7 @@
     </w:p>
     <w:p>
       <w:pPr>
-        <w:pStyle w:val="DaftarParagraf"/>
+        <w:pStyle w:val="ListParagraph"/>
         <w:spacing w:after="0" w:line="480" w:lineRule="auto"/>
         <w:ind w:left="567"/>
       </w:pPr>
@@ -5799,7 +6225,7 @@
     </w:p>
     <w:p>
       <w:pPr>
-        <w:pStyle w:val="DaftarParagraf"/>
+        <w:pStyle w:val="ListParagraph"/>
         <w:numPr>
           <w:ilvl w:val="0"/>
           <w:numId w:val="5"/>
@@ -5953,7 +6379,7 @@
     </w:p>
     <w:p>
       <w:pPr>
-        <w:pStyle w:val="DaftarParagraf"/>
+        <w:pStyle w:val="ListParagraph"/>
         <w:spacing w:after="0" w:line="480" w:lineRule="auto"/>
         <w:ind w:left="567"/>
       </w:pPr>
@@ -5963,7 +6389,7 @@
     </w:p>
     <w:p>
       <w:pPr>
-        <w:pStyle w:val="DaftarParagraf"/>
+        <w:pStyle w:val="ListParagraph"/>
         <w:spacing w:after="0" w:line="480" w:lineRule="auto"/>
         <w:ind w:left="567"/>
         <w:rPr>
@@ -6015,7 +6441,7 @@
     </w:p>
     <w:p>
       <w:pPr>
-        <w:pStyle w:val="DaftarParagraf"/>
+        <w:pStyle w:val="ListParagraph"/>
         <w:spacing w:after="0" w:line="480" w:lineRule="auto"/>
         <w:ind w:left="567"/>
         <w:rPr>
@@ -6067,7 +6493,7 @@
     </w:p>
     <w:p>
       <w:pPr>
-        <w:pStyle w:val="DaftarParagraf"/>
+        <w:pStyle w:val="ListParagraph"/>
         <w:numPr>
           <w:ilvl w:val="0"/>
           <w:numId w:val="5"/>
@@ -6150,7 +6576,7 @@
     <w:p/>
     <w:p>
       <w:pPr>
-        <w:pStyle w:val="Judul1"/>
+        <w:pStyle w:val="Heading1"/>
         <w:numPr>
           <w:ilvl w:val="0"/>
           <w:numId w:val="26"/>
@@ -6160,6 +6586,7 @@
       </w:pPr>
       <w:bookmarkStart w:id="69" w:name="_Toc178662391"/>
       <w:r>
+        <w:lastRenderedPageBreak/>
         <w:t>Hasil</w:t>
       </w:r>
       <w:bookmarkEnd w:id="69"/>
@@ -6379,7 +6806,7 @@
     </w:p>
     <w:p>
       <w:pPr>
-        <w:pStyle w:val="Judul1"/>
+        <w:pStyle w:val="Heading1"/>
         <w:spacing w:line="480" w:lineRule="auto"/>
         <w:jc w:val="center"/>
         <w:rPr>
@@ -6395,6 +6822,7 @@
           <w:bCs/>
           <w:szCs w:val="24"/>
         </w:rPr>
+        <w:lastRenderedPageBreak/>
         <w:t>BAB IV</w:t>
       </w:r>
       <w:r>
@@ -6527,6 +6955,7 @@
           <w:b/>
           <w:bCs w:val="0"/>
         </w:rPr>
+        <w:lastRenderedPageBreak/>
         <w:t>DAFTAR PUSTAKA</w:t>
       </w:r>
       <w:bookmarkEnd w:id="71"/>
@@ -7048,6 +7477,7 @@
         <w:rPr>
           <w:color w:val="000000" w:themeColor="text1"/>
         </w:rPr>
+        <w:lastRenderedPageBreak/>
         <w:t>Pratiwi, A., &amp; Nafira, A. F. (2021). PENGARUH FREKUENSI PENYIRAMAN TERHADAP PERTUMBUHAN BUNCIS (Phaseolus vulgaris L.). </w:t>
       </w:r>
       <w:r>
@@ -8372,6 +8802,95 @@
     </w:lvl>
   </w:abstractNum>
   <w:abstractNum w:abstractNumId="7" w15:restartNumberingAfterBreak="0">
+    <w:nsid w:val="24FF7E0F"/>
+    <w:multiLevelType w:val="hybridMultilevel"/>
+    <w:tmpl w:val="E1145AEC"/>
+    <w:lvl w:ilvl="0" w:tplc="BB18099C">
+      <w:start w:val="1"/>
+      <w:numFmt w:val="decimal"/>
+      <w:lvlText w:val="%1."/>
+      <w:lvlJc w:val="left"/>
+      <w:pPr>
+        <w:ind w:left="927" w:hanging="360"/>
+      </w:pPr>
+      <w:rPr>
+        <w:rFonts w:hint="default"/>
+      </w:rPr>
+    </w:lvl>
+    <w:lvl w:ilvl="1" w:tplc="38090019" w:tentative="1">
+      <w:start w:val="1"/>
+      <w:numFmt w:val="lowerLetter"/>
+      <w:lvlText w:val="%2."/>
+      <w:lvlJc w:val="left"/>
+      <w:pPr>
+        <w:ind w:left="1647" w:hanging="360"/>
+      </w:pPr>
+    </w:lvl>
+    <w:lvl w:ilvl="2" w:tplc="3809001B" w:tentative="1">
+      <w:start w:val="1"/>
+      <w:numFmt w:val="lowerRoman"/>
+      <w:lvlText w:val="%3."/>
+      <w:lvlJc w:val="right"/>
+      <w:pPr>
+        <w:ind w:left="2367" w:hanging="180"/>
+      </w:pPr>
+    </w:lvl>
+    <w:lvl w:ilvl="3" w:tplc="3809000F" w:tentative="1">
+      <w:start w:val="1"/>
+      <w:numFmt w:val="decimal"/>
+      <w:lvlText w:val="%4."/>
+      <w:lvlJc w:val="left"/>
+      <w:pPr>
+        <w:ind w:left="3087" w:hanging="360"/>
+      </w:pPr>
+    </w:lvl>
+    <w:lvl w:ilvl="4" w:tplc="38090019" w:tentative="1">
+      <w:start w:val="1"/>
+      <w:numFmt w:val="lowerLetter"/>
+      <w:lvlText w:val="%5."/>
+      <w:lvlJc w:val="left"/>
+      <w:pPr>
+        <w:ind w:left="3807" w:hanging="360"/>
+      </w:pPr>
+    </w:lvl>
+    <w:lvl w:ilvl="5" w:tplc="3809001B" w:tentative="1">
+      <w:start w:val="1"/>
+      <w:numFmt w:val="lowerRoman"/>
+      <w:lvlText w:val="%6."/>
+      <w:lvlJc w:val="right"/>
+      <w:pPr>
+        <w:ind w:left="4527" w:hanging="180"/>
+      </w:pPr>
+    </w:lvl>
+    <w:lvl w:ilvl="6" w:tplc="3809000F" w:tentative="1">
+      <w:start w:val="1"/>
+      <w:numFmt w:val="decimal"/>
+      <w:lvlText w:val="%7."/>
+      <w:lvlJc w:val="left"/>
+      <w:pPr>
+        <w:ind w:left="5247" w:hanging="360"/>
+      </w:pPr>
+    </w:lvl>
+    <w:lvl w:ilvl="7" w:tplc="38090019" w:tentative="1">
+      <w:start w:val="1"/>
+      <w:numFmt w:val="lowerLetter"/>
+      <w:lvlText w:val="%8."/>
+      <w:lvlJc w:val="left"/>
+      <w:pPr>
+        <w:ind w:left="5967" w:hanging="360"/>
+      </w:pPr>
+    </w:lvl>
+    <w:lvl w:ilvl="8" w:tplc="3809001B" w:tentative="1">
+      <w:start w:val="1"/>
+      <w:numFmt w:val="lowerRoman"/>
+      <w:lvlText w:val="%9."/>
+      <w:lvlJc w:val="right"/>
+      <w:pPr>
+        <w:ind w:left="6687" w:hanging="180"/>
+      </w:pPr>
+    </w:lvl>
+  </w:abstractNum>
+  <w:abstractNum w:abstractNumId="8" w15:restartNumberingAfterBreak="0">
     <w:nsid w:val="2CE87CE1"/>
     <w:multiLevelType w:val="hybridMultilevel"/>
     <w:tmpl w:val="6FB2619A"/>
@@ -8460,7 +8979,7 @@
       </w:pPr>
     </w:lvl>
   </w:abstractNum>
-  <w:abstractNum w:abstractNumId="8" w15:restartNumberingAfterBreak="0">
+  <w:abstractNum w:abstractNumId="9" w15:restartNumberingAfterBreak="0">
     <w:nsid w:val="2D0E30B8"/>
     <w:multiLevelType w:val="hybridMultilevel"/>
     <w:tmpl w:val="87D8CCBE"/>
@@ -8549,7 +9068,7 @@
       </w:pPr>
     </w:lvl>
   </w:abstractNum>
-  <w:abstractNum w:abstractNumId="9" w15:restartNumberingAfterBreak="0">
+  <w:abstractNum w:abstractNumId="10" w15:restartNumberingAfterBreak="0">
     <w:nsid w:val="2D106811"/>
     <w:multiLevelType w:val="hybridMultilevel"/>
     <w:tmpl w:val="8C1A3800"/>
@@ -8638,7 +9157,7 @@
       </w:pPr>
     </w:lvl>
   </w:abstractNum>
-  <w:abstractNum w:abstractNumId="10" w15:restartNumberingAfterBreak="0">
+  <w:abstractNum w:abstractNumId="11" w15:restartNumberingAfterBreak="0">
     <w:nsid w:val="2DFC4D27"/>
     <w:multiLevelType w:val="hybridMultilevel"/>
     <w:tmpl w:val="43F2FC54"/>
@@ -8727,7 +9246,7 @@
       </w:pPr>
     </w:lvl>
   </w:abstractNum>
-  <w:abstractNum w:abstractNumId="11" w15:restartNumberingAfterBreak="0">
+  <w:abstractNum w:abstractNumId="12" w15:restartNumberingAfterBreak="0">
     <w:nsid w:val="3814178C"/>
     <w:multiLevelType w:val="hybridMultilevel"/>
     <w:tmpl w:val="02CCC7FC"/>
@@ -8818,7 +9337,7 @@
       </w:pPr>
     </w:lvl>
   </w:abstractNum>
-  <w:abstractNum w:abstractNumId="12" w15:restartNumberingAfterBreak="0">
+  <w:abstractNum w:abstractNumId="13" w15:restartNumberingAfterBreak="0">
     <w:nsid w:val="49B9159D"/>
     <w:multiLevelType w:val="hybridMultilevel"/>
     <w:tmpl w:val="378A3258"/>
@@ -8907,7 +9426,7 @@
       </w:pPr>
     </w:lvl>
   </w:abstractNum>
-  <w:abstractNum w:abstractNumId="13" w15:restartNumberingAfterBreak="0">
+  <w:abstractNum w:abstractNumId="14" w15:restartNumberingAfterBreak="0">
     <w:nsid w:val="4D0919DE"/>
     <w:multiLevelType w:val="hybridMultilevel"/>
     <w:tmpl w:val="1838622E"/>
@@ -8996,7 +9515,7 @@
       </w:pPr>
     </w:lvl>
   </w:abstractNum>
-  <w:abstractNum w:abstractNumId="14" w15:restartNumberingAfterBreak="0">
+  <w:abstractNum w:abstractNumId="15" w15:restartNumberingAfterBreak="0">
     <w:nsid w:val="4D9E7894"/>
     <w:multiLevelType w:val="hybridMultilevel"/>
     <w:tmpl w:val="1D522BAC"/>
@@ -9085,7 +9604,7 @@
       </w:pPr>
     </w:lvl>
   </w:abstractNum>
-  <w:abstractNum w:abstractNumId="15" w15:restartNumberingAfterBreak="0">
+  <w:abstractNum w:abstractNumId="16" w15:restartNumberingAfterBreak="0">
     <w:nsid w:val="4E3B026B"/>
     <w:multiLevelType w:val="hybridMultilevel"/>
     <w:tmpl w:val="FEB03228"/>
@@ -9174,7 +9693,7 @@
       </w:pPr>
     </w:lvl>
   </w:abstractNum>
-  <w:abstractNum w:abstractNumId="16" w15:restartNumberingAfterBreak="0">
+  <w:abstractNum w:abstractNumId="17" w15:restartNumberingAfterBreak="0">
     <w:nsid w:val="4E4B69A6"/>
     <w:multiLevelType w:val="hybridMultilevel"/>
     <w:tmpl w:val="29CCC712"/>
@@ -9263,7 +9782,7 @@
       </w:pPr>
     </w:lvl>
   </w:abstractNum>
-  <w:abstractNum w:abstractNumId="17" w15:restartNumberingAfterBreak="0">
+  <w:abstractNum w:abstractNumId="18" w15:restartNumberingAfterBreak="0">
     <w:nsid w:val="50F8066A"/>
     <w:multiLevelType w:val="hybridMultilevel"/>
     <w:tmpl w:val="9C9A4832"/>
@@ -9376,7 +9895,7 @@
       </w:rPr>
     </w:lvl>
   </w:abstractNum>
-  <w:abstractNum w:abstractNumId="18" w15:restartNumberingAfterBreak="0">
+  <w:abstractNum w:abstractNumId="19" w15:restartNumberingAfterBreak="0">
     <w:nsid w:val="54307926"/>
     <w:multiLevelType w:val="hybridMultilevel"/>
     <w:tmpl w:val="1FE62B60"/>
@@ -9465,7 +9984,7 @@
       </w:pPr>
     </w:lvl>
   </w:abstractNum>
-  <w:abstractNum w:abstractNumId="19" w15:restartNumberingAfterBreak="0">
+  <w:abstractNum w:abstractNumId="20" w15:restartNumberingAfterBreak="0">
     <w:nsid w:val="60DC1907"/>
     <w:multiLevelType w:val="hybridMultilevel"/>
     <w:tmpl w:val="B83C8680"/>
@@ -9554,7 +10073,7 @@
       </w:pPr>
     </w:lvl>
   </w:abstractNum>
-  <w:abstractNum w:abstractNumId="20" w15:restartNumberingAfterBreak="0">
+  <w:abstractNum w:abstractNumId="21" w15:restartNumberingAfterBreak="0">
     <w:nsid w:val="69E2520E"/>
     <w:multiLevelType w:val="hybridMultilevel"/>
     <w:tmpl w:val="50D8CC4E"/>
@@ -9643,7 +10162,7 @@
       </w:pPr>
     </w:lvl>
   </w:abstractNum>
-  <w:abstractNum w:abstractNumId="21" w15:restartNumberingAfterBreak="0">
+  <w:abstractNum w:abstractNumId="22" w15:restartNumberingAfterBreak="0">
     <w:nsid w:val="70721A17"/>
     <w:multiLevelType w:val="hybridMultilevel"/>
     <w:tmpl w:val="37A4E95C"/>
@@ -9732,7 +10251,7 @@
       </w:pPr>
     </w:lvl>
   </w:abstractNum>
-  <w:abstractNum w:abstractNumId="22" w15:restartNumberingAfterBreak="0">
+  <w:abstractNum w:abstractNumId="23" w15:restartNumberingAfterBreak="0">
     <w:nsid w:val="70971B1F"/>
     <w:multiLevelType w:val="hybridMultilevel"/>
     <w:tmpl w:val="35BCEA6A"/>
@@ -9823,7 +10342,7 @@
       </w:pPr>
     </w:lvl>
   </w:abstractNum>
-  <w:abstractNum w:abstractNumId="23" w15:restartNumberingAfterBreak="0">
+  <w:abstractNum w:abstractNumId="24" w15:restartNumberingAfterBreak="0">
     <w:nsid w:val="718C591D"/>
     <w:multiLevelType w:val="hybridMultilevel"/>
     <w:tmpl w:val="3222BA86"/>
@@ -9912,7 +10431,7 @@
       </w:pPr>
     </w:lvl>
   </w:abstractNum>
-  <w:abstractNum w:abstractNumId="24" w15:restartNumberingAfterBreak="0">
+  <w:abstractNum w:abstractNumId="25" w15:restartNumberingAfterBreak="0">
     <w:nsid w:val="72E45BE0"/>
     <w:multiLevelType w:val="hybridMultilevel"/>
     <w:tmpl w:val="B470DCF2"/>
@@ -9998,7 +10517,7 @@
       </w:pPr>
     </w:lvl>
   </w:abstractNum>
-  <w:abstractNum w:abstractNumId="25" w15:restartNumberingAfterBreak="0">
+  <w:abstractNum w:abstractNumId="26" w15:restartNumberingAfterBreak="0">
     <w:nsid w:val="77BE0B4F"/>
     <w:multiLevelType w:val="hybridMultilevel"/>
     <w:tmpl w:val="62B8A5FA"/>
@@ -10087,7 +10606,7 @@
       </w:pPr>
     </w:lvl>
   </w:abstractNum>
-  <w:abstractNum w:abstractNumId="26" w15:restartNumberingAfterBreak="0">
+  <w:abstractNum w:abstractNumId="27" w15:restartNumberingAfterBreak="0">
     <w:nsid w:val="78A05364"/>
     <w:multiLevelType w:val="hybridMultilevel"/>
     <w:tmpl w:val="AF2CD948"/>
@@ -10176,7 +10695,7 @@
       </w:pPr>
     </w:lvl>
   </w:abstractNum>
-  <w:abstractNum w:abstractNumId="27" w15:restartNumberingAfterBreak="0">
+  <w:abstractNum w:abstractNumId="28" w15:restartNumberingAfterBreak="0">
     <w:nsid w:val="7DB85723"/>
     <w:multiLevelType w:val="hybridMultilevel"/>
     <w:tmpl w:val="61126EE8"/>
@@ -10265,7 +10784,7 @@
       </w:pPr>
     </w:lvl>
   </w:abstractNum>
-  <w:abstractNum w:abstractNumId="28" w15:restartNumberingAfterBreak="0">
+  <w:abstractNum w:abstractNumId="29" w15:restartNumberingAfterBreak="0">
     <w:nsid w:val="7FAF3819"/>
     <w:multiLevelType w:val="hybridMultilevel"/>
     <w:tmpl w:val="B1381D6C"/>
@@ -10355,91 +10874,94 @@
     </w:lvl>
   </w:abstractNum>
   <w:num w:numId="1" w16cid:durableId="1038969312">
-    <w:abstractNumId w:val="24"/>
+    <w:abstractNumId w:val="25"/>
   </w:num>
   <w:num w:numId="2" w16cid:durableId="437456272">
-    <w:abstractNumId w:val="15"/>
+    <w:abstractNumId w:val="16"/>
   </w:num>
   <w:num w:numId="3" w16cid:durableId="2030712180">
-    <w:abstractNumId w:val="27"/>
+    <w:abstractNumId w:val="28"/>
   </w:num>
   <w:num w:numId="4" w16cid:durableId="762460363">
-    <w:abstractNumId w:val="26"/>
+    <w:abstractNumId w:val="27"/>
   </w:num>
   <w:num w:numId="5" w16cid:durableId="1328359413">
     <w:abstractNumId w:val="0"/>
   </w:num>
   <w:num w:numId="6" w16cid:durableId="1158502463">
-    <w:abstractNumId w:val="9"/>
+    <w:abstractNumId w:val="10"/>
   </w:num>
   <w:num w:numId="7" w16cid:durableId="673412094">
     <w:abstractNumId w:val="3"/>
   </w:num>
   <w:num w:numId="8" w16cid:durableId="943808526">
-    <w:abstractNumId w:val="11"/>
+    <w:abstractNumId w:val="12"/>
   </w:num>
   <w:num w:numId="9" w16cid:durableId="477461334">
     <w:abstractNumId w:val="2"/>
   </w:num>
   <w:num w:numId="10" w16cid:durableId="721487365">
-    <w:abstractNumId w:val="21"/>
+    <w:abstractNumId w:val="22"/>
   </w:num>
   <w:num w:numId="11" w16cid:durableId="60758938">
     <w:abstractNumId w:val="6"/>
   </w:num>
   <w:num w:numId="12" w16cid:durableId="1156919216">
-    <w:abstractNumId w:val="7"/>
+    <w:abstractNumId w:val="8"/>
   </w:num>
   <w:num w:numId="13" w16cid:durableId="1499811511">
-    <w:abstractNumId w:val="10"/>
+    <w:abstractNumId w:val="11"/>
   </w:num>
   <w:num w:numId="14" w16cid:durableId="1294558229">
-    <w:abstractNumId w:val="8"/>
+    <w:abstractNumId w:val="9"/>
   </w:num>
   <w:num w:numId="15" w16cid:durableId="1029186140">
-    <w:abstractNumId w:val="16"/>
+    <w:abstractNumId w:val="17"/>
   </w:num>
   <w:num w:numId="16" w16cid:durableId="827333180">
+    <w:abstractNumId w:val="19"/>
+  </w:num>
+  <w:num w:numId="17" w16cid:durableId="578368165">
+    <w:abstractNumId w:val="23"/>
+  </w:num>
+  <w:num w:numId="18" w16cid:durableId="325286845">
     <w:abstractNumId w:val="18"/>
   </w:num>
-  <w:num w:numId="17" w16cid:durableId="578368165">
-    <w:abstractNumId w:val="22"/>
-  </w:num>
-  <w:num w:numId="18" w16cid:durableId="325286845">
-    <w:abstractNumId w:val="17"/>
-  </w:num>
   <w:num w:numId="19" w16cid:durableId="366639024">
-    <w:abstractNumId w:val="13"/>
+    <w:abstractNumId w:val="14"/>
   </w:num>
   <w:num w:numId="20" w16cid:durableId="347219453">
     <w:abstractNumId w:val="4"/>
   </w:num>
   <w:num w:numId="21" w16cid:durableId="909341136">
-    <w:abstractNumId w:val="12"/>
+    <w:abstractNumId w:val="13"/>
   </w:num>
   <w:num w:numId="22" w16cid:durableId="1263956269">
-    <w:abstractNumId w:val="23"/>
+    <w:abstractNumId w:val="24"/>
   </w:num>
   <w:num w:numId="23" w16cid:durableId="1502433072">
     <w:abstractNumId w:val="1"/>
   </w:num>
   <w:num w:numId="24" w16cid:durableId="1738279166">
-    <w:abstractNumId w:val="28"/>
+    <w:abstractNumId w:val="29"/>
   </w:num>
   <w:num w:numId="25" w16cid:durableId="2021466969">
-    <w:abstractNumId w:val="14"/>
+    <w:abstractNumId w:val="15"/>
   </w:num>
   <w:num w:numId="26" w16cid:durableId="410204407">
     <w:abstractNumId w:val="5"/>
   </w:num>
   <w:num w:numId="27" w16cid:durableId="1417635253">
-    <w:abstractNumId w:val="19"/>
+    <w:abstractNumId w:val="20"/>
   </w:num>
   <w:num w:numId="28" w16cid:durableId="406417123">
-    <w:abstractNumId w:val="25"/>
+    <w:abstractNumId w:val="26"/>
   </w:num>
   <w:num w:numId="29" w16cid:durableId="748771152">
-    <w:abstractNumId w:val="20"/>
+    <w:abstractNumId w:val="21"/>
+  </w:num>
+  <w:num w:numId="30" w16cid:durableId="190648739">
+    <w:abstractNumId w:val="7"/>
   </w:num>
   <w:numIdMacAtCleanup w:val="9"/>
 </w:numbering>
@@ -10856,11 +11378,11 @@
       <w:lang w:val="id-ID"/>
     </w:rPr>
   </w:style>
-  <w:style w:type="paragraph" w:styleId="Judul1">
+  <w:style w:type="paragraph" w:styleId="Heading1">
     <w:name w:val="heading 1"/>
     <w:basedOn w:val="Normal"/>
     <w:next w:val="Normal"/>
-    <w:link w:val="Judul1KAR"/>
+    <w:link w:val="Heading1Char"/>
     <w:uiPriority w:val="9"/>
     <w:qFormat/>
     <w:rsid w:val="00871597"/>
@@ -10876,11 +11398,11 @@
       <w:szCs w:val="32"/>
     </w:rPr>
   </w:style>
-  <w:style w:type="paragraph" w:styleId="Judul2">
+  <w:style w:type="paragraph" w:styleId="Heading2">
     <w:name w:val="heading 2"/>
     <w:basedOn w:val="Normal"/>
     <w:next w:val="Normal"/>
-    <w:link w:val="Judul2KAR"/>
+    <w:link w:val="Heading2Char"/>
     <w:uiPriority w:val="9"/>
     <w:unhideWhenUsed/>
     <w:qFormat/>
@@ -10896,11 +11418,11 @@
       <w:szCs w:val="26"/>
     </w:rPr>
   </w:style>
-  <w:style w:type="paragraph" w:styleId="Judul3">
+  <w:style w:type="paragraph" w:styleId="Heading3">
     <w:name w:val="heading 3"/>
     <w:basedOn w:val="Normal"/>
     <w:next w:val="Normal"/>
-    <w:link w:val="Judul3KAR"/>
+    <w:link w:val="Heading3Char"/>
     <w:uiPriority w:val="9"/>
     <w:unhideWhenUsed/>
     <w:qFormat/>
@@ -10916,13 +11438,13 @@
       <w:szCs w:val="24"/>
     </w:rPr>
   </w:style>
-  <w:style w:type="character" w:default="1" w:styleId="FontParagrafDefault">
+  <w:style w:type="character" w:default="1" w:styleId="DefaultParagraphFont">
     <w:name w:val="Default Paragraph Font"/>
     <w:uiPriority w:val="1"/>
     <w:semiHidden/>
     <w:unhideWhenUsed/>
   </w:style>
-  <w:style w:type="table" w:default="1" w:styleId="TabelNormal">
+  <w:style w:type="table" w:default="1" w:styleId="TableNormal">
     <w:name w:val="Normal Table"/>
     <w:uiPriority w:val="99"/>
     <w:semiHidden/>
@@ -10937,17 +11459,17 @@
       </w:tblCellMar>
     </w:tblPr>
   </w:style>
-  <w:style w:type="numbering" w:default="1" w:styleId="TidakAdaDaftar">
+  <w:style w:type="numbering" w:default="1" w:styleId="NoList">
     <w:name w:val="No List"/>
     <w:uiPriority w:val="99"/>
     <w:semiHidden/>
     <w:unhideWhenUsed/>
   </w:style>
-  <w:style w:type="paragraph" w:styleId="Kutipan">
+  <w:style w:type="paragraph" w:styleId="Quote">
     <w:name w:val="Quote"/>
-    <w:basedOn w:val="Judul1"/>
+    <w:basedOn w:val="Heading1"/>
     <w:next w:val="Normal"/>
-    <w:link w:val="KutipanKAR"/>
+    <w:link w:val="QuoteChar"/>
     <w:uiPriority w:val="29"/>
     <w:qFormat/>
     <w:rsid w:val="006025F2"/>
@@ -10962,10 +11484,10 @@
       <w:sz w:val="28"/>
     </w:rPr>
   </w:style>
-  <w:style w:type="character" w:customStyle="1" w:styleId="KutipanKAR">
-    <w:name w:val="Kutipan KAR"/>
-    <w:basedOn w:val="FontParagrafDefault"/>
-    <w:link w:val="Kutipan"/>
+  <w:style w:type="character" w:customStyle="1" w:styleId="QuoteChar">
+    <w:name w:val="Quote Char"/>
+    <w:basedOn w:val="DefaultParagraphFont"/>
+    <w:link w:val="Quote"/>
     <w:uiPriority w:val="29"/>
     <w:rsid w:val="006025F2"/>
     <w:rPr>
@@ -10978,10 +11500,10 @@
       <w:lang w:val="id-ID"/>
     </w:rPr>
   </w:style>
-  <w:style w:type="character" w:customStyle="1" w:styleId="Judul1KAR">
-    <w:name w:val="Judul 1 KAR"/>
-    <w:basedOn w:val="FontParagrafDefault"/>
-    <w:link w:val="Judul1"/>
+  <w:style w:type="character" w:customStyle="1" w:styleId="Heading1Char">
+    <w:name w:val="Heading 1 Char"/>
+    <w:basedOn w:val="DefaultParagraphFont"/>
+    <w:link w:val="Heading1"/>
     <w:uiPriority w:val="9"/>
     <w:rsid w:val="00871597"/>
     <w:rPr>
@@ -10993,9 +11515,9 @@
       <w:lang w:val="id-ID"/>
     </w:rPr>
   </w:style>
-  <w:style w:type="table" w:styleId="KisiTabel">
+  <w:style w:type="table" w:styleId="TableGrid">
     <w:name w:val="Table Grid"/>
-    <w:basedOn w:val="TabelNormal"/>
+    <w:basedOn w:val="TableNormal"/>
     <w:uiPriority w:val="39"/>
     <w:rsid w:val="006025F2"/>
     <w:pPr>
@@ -11012,7 +11534,7 @@
       </w:tblBorders>
     </w:tblPr>
   </w:style>
-  <w:style w:type="paragraph" w:styleId="DaftarParagraf">
+  <w:style w:type="paragraph" w:styleId="ListParagraph">
     <w:name w:val="List Paragraph"/>
     <w:basedOn w:val="Normal"/>
     <w:uiPriority w:val="1"/>
@@ -11026,7 +11548,7 @@
   <w:style w:type="paragraph" w:styleId="Header">
     <w:name w:val="header"/>
     <w:basedOn w:val="Normal"/>
-    <w:link w:val="HeaderKAR"/>
+    <w:link w:val="HeaderChar"/>
     <w:uiPriority w:val="99"/>
     <w:unhideWhenUsed/>
     <w:rsid w:val="004E68F0"/>
@@ -11038,9 +11560,9 @@
       <w:spacing w:after="0" w:line="240" w:lineRule="auto"/>
     </w:pPr>
   </w:style>
-  <w:style w:type="character" w:customStyle="1" w:styleId="HeaderKAR">
-    <w:name w:val="Header KAR"/>
-    <w:basedOn w:val="FontParagrafDefault"/>
+  <w:style w:type="character" w:customStyle="1" w:styleId="HeaderChar">
+    <w:name w:val="Header Char"/>
+    <w:basedOn w:val="DefaultParagraphFont"/>
     <w:link w:val="Header"/>
     <w:uiPriority w:val="99"/>
     <w:rsid w:val="004E68F0"/>
@@ -11054,7 +11576,7 @@
   <w:style w:type="paragraph" w:styleId="Footer">
     <w:name w:val="footer"/>
     <w:basedOn w:val="Normal"/>
-    <w:link w:val="FooterKAR"/>
+    <w:link w:val="FooterChar"/>
     <w:uiPriority w:val="99"/>
     <w:unhideWhenUsed/>
     <w:rsid w:val="004E68F0"/>
@@ -11066,9 +11588,9 @@
       <w:spacing w:after="0" w:line="240" w:lineRule="auto"/>
     </w:pPr>
   </w:style>
-  <w:style w:type="character" w:customStyle="1" w:styleId="FooterKAR">
-    <w:name w:val="Footer KAR"/>
-    <w:basedOn w:val="FontParagrafDefault"/>
+  <w:style w:type="character" w:customStyle="1" w:styleId="FooterChar">
+    <w:name w:val="Footer Char"/>
+    <w:basedOn w:val="DefaultParagraphFont"/>
     <w:link w:val="Footer"/>
     <w:uiPriority w:val="99"/>
     <w:rsid w:val="004E68F0"/>
@@ -11079,9 +11601,9 @@
       <w:lang w:val="id-ID"/>
     </w:rPr>
   </w:style>
-  <w:style w:type="paragraph" w:styleId="JudulTOC">
+  <w:style w:type="paragraph" w:styleId="TOCHeading">
     <w:name w:val="TOC Heading"/>
-    <w:basedOn w:val="Judul1"/>
+    <w:basedOn w:val="Heading1"/>
     <w:next w:val="Normal"/>
     <w:uiPriority w:val="39"/>
     <w:unhideWhenUsed/>
@@ -11116,7 +11638,7 @@
   </w:style>
   <w:style w:type="character" w:styleId="Hyperlink">
     <w:name w:val="Hyperlink"/>
-    <w:basedOn w:val="FontParagrafDefault"/>
+    <w:basedOn w:val="DefaultParagraphFont"/>
     <w:uiPriority w:val="99"/>
     <w:unhideWhenUsed/>
     <w:rsid w:val="00514A13"/>
@@ -11125,10 +11647,10 @@
       <w:u w:val="single"/>
     </w:rPr>
   </w:style>
-  <w:style w:type="character" w:customStyle="1" w:styleId="Judul2KAR">
-    <w:name w:val="Judul 2 KAR"/>
-    <w:basedOn w:val="FontParagrafDefault"/>
-    <w:link w:val="Judul2"/>
+  <w:style w:type="character" w:customStyle="1" w:styleId="Heading2Char">
+    <w:name w:val="Heading 2 Char"/>
+    <w:basedOn w:val="DefaultParagraphFont"/>
+    <w:link w:val="Heading2"/>
     <w:uiPriority w:val="9"/>
     <w:rsid w:val="008C2163"/>
     <w:rPr>
@@ -11139,10 +11661,10 @@
       <w:lang w:val="id-ID"/>
     </w:rPr>
   </w:style>
-  <w:style w:type="character" w:customStyle="1" w:styleId="Judul3KAR">
-    <w:name w:val="Judul 3 KAR"/>
-    <w:basedOn w:val="FontParagrafDefault"/>
-    <w:link w:val="Judul3"/>
+  <w:style w:type="character" w:customStyle="1" w:styleId="Heading3Char">
+    <w:name w:val="Heading 3 Char"/>
+    <w:basedOn w:val="DefaultParagraphFont"/>
+    <w:link w:val="Heading3"/>
     <w:uiPriority w:val="9"/>
     <w:rsid w:val="008C2163"/>
     <w:rPr>
@@ -11153,10 +11675,10 @@
       <w:lang w:val="id-ID"/>
     </w:rPr>
   </w:style>
-  <w:style w:type="paragraph" w:styleId="TeksIsi">
+  <w:style w:type="paragraph" w:styleId="BodyText">
     <w:name w:val="Body Text"/>
     <w:basedOn w:val="Normal"/>
-    <w:link w:val="TeksIsiKAR"/>
+    <w:link w:val="BodyTextChar"/>
     <w:uiPriority w:val="99"/>
     <w:unhideWhenUsed/>
     <w:rsid w:val="00A65E87"/>
@@ -11164,10 +11686,10 @@
       <w:spacing w:after="120"/>
     </w:pPr>
   </w:style>
-  <w:style w:type="character" w:customStyle="1" w:styleId="TeksIsiKAR">
-    <w:name w:val="Teks Isi KAR"/>
-    <w:basedOn w:val="FontParagrafDefault"/>
-    <w:link w:val="TeksIsi"/>
+  <w:style w:type="character" w:customStyle="1" w:styleId="BodyTextChar">
+    <w:name w:val="Body Text Char"/>
+    <w:basedOn w:val="DefaultParagraphFont"/>
+    <w:link w:val="BodyText"/>
     <w:uiPriority w:val="99"/>
     <w:rsid w:val="00A65E87"/>
     <w:rPr>
@@ -11177,11 +11699,11 @@
       <w:lang w:val="id-ID"/>
     </w:rPr>
   </w:style>
-  <w:style w:type="paragraph" w:styleId="Keterangan">
+  <w:style w:type="paragraph" w:styleId="Caption">
     <w:name w:val="caption"/>
     <w:basedOn w:val="Normal"/>
     <w:next w:val="Normal"/>
-    <w:link w:val="KeteranganKAR"/>
+    <w:link w:val="CaptionChar"/>
     <w:uiPriority w:val="35"/>
     <w:unhideWhenUsed/>
     <w:qFormat/>
@@ -11195,7 +11717,7 @@
       <w:szCs w:val="18"/>
     </w:rPr>
   </w:style>
-  <w:style w:type="paragraph" w:styleId="TabelGambar">
+  <w:style w:type="paragraph" w:styleId="TableofFigures">
     <w:name w:val="table of figures"/>
     <w:basedOn w:val="Normal"/>
     <w:next w:val="Normal"/>
@@ -11282,9 +11804,9 @@
       <w:szCs w:val="20"/>
     </w:rPr>
   </w:style>
-  <w:style w:type="character" w:styleId="Tempatpenampungteks">
+  <w:style w:type="character" w:styleId="PlaceholderText">
     <w:name w:val="Placeholder Text"/>
-    <w:basedOn w:val="FontParagrafDefault"/>
+    <w:basedOn w:val="DefaultParagraphFont"/>
     <w:uiPriority w:val="99"/>
     <w:semiHidden/>
     <w:rsid w:val="004070DB"/>
@@ -11305,7 +11827,7 @@
   </w:style>
   <w:style w:type="character" w:customStyle="1" w:styleId="PersamaanChar">
     <w:name w:val="Persamaan Char"/>
-    <w:basedOn w:val="FontParagrafDefault"/>
+    <w:basedOn w:val="DefaultParagraphFont"/>
     <w:link w:val="Persamaan"/>
     <w:rsid w:val="005F5646"/>
     <w:rPr>
@@ -11317,7 +11839,7 @@
   </w:style>
   <w:style w:type="paragraph" w:customStyle="1" w:styleId="TableCaption">
     <w:name w:val="Table Caption"/>
-    <w:basedOn w:val="Keterangan"/>
+    <w:basedOn w:val="Caption"/>
     <w:link w:val="TableCaptionChar"/>
     <w:qFormat/>
     <w:rsid w:val="00764212"/>
@@ -11328,7 +11850,7 @@
   </w:style>
   <w:style w:type="character" w:customStyle="1" w:styleId="TableCaptionChar">
     <w:name w:val="Table Caption Char"/>
-    <w:basedOn w:val="FontParagrafDefault"/>
+    <w:basedOn w:val="DefaultParagraphFont"/>
     <w:link w:val="TableCaption"/>
     <w:rsid w:val="00764212"/>
     <w:rPr>
@@ -11341,10 +11863,10 @@
       <w:lang w:val="id-ID"/>
     </w:rPr>
   </w:style>
-  <w:style w:type="character" w:customStyle="1" w:styleId="KeteranganKAR">
-    <w:name w:val="Keterangan KAR"/>
-    <w:basedOn w:val="FontParagrafDefault"/>
-    <w:link w:val="Keterangan"/>
+  <w:style w:type="character" w:customStyle="1" w:styleId="CaptionChar">
+    <w:name w:val="Caption Char"/>
+    <w:basedOn w:val="DefaultParagraphFont"/>
+    <w:link w:val="Caption"/>
     <w:uiPriority w:val="35"/>
     <w:rsid w:val="006A222D"/>
     <w:rPr>
@@ -11375,7 +11897,7 @@
   </w:style>
   <w:style w:type="character" w:customStyle="1" w:styleId="UnresolvedMention1">
     <w:name w:val="Unresolved Mention1"/>
-    <w:basedOn w:val="FontParagrafDefault"/>
+    <w:basedOn w:val="DefaultParagraphFont"/>
     <w:uiPriority w:val="99"/>
     <w:semiHidden/>
     <w:unhideWhenUsed/>
@@ -11385,10 +11907,10 @@
       <w:shd w:val="clear" w:color="auto" w:fill="E1DFDD"/>
     </w:rPr>
   </w:style>
-  <w:style w:type="paragraph" w:styleId="TeksCatatanKaki">
+  <w:style w:type="paragraph" w:styleId="FootnoteText">
     <w:name w:val="footnote text"/>
     <w:basedOn w:val="Normal"/>
-    <w:link w:val="TeksCatatanKakiKAR"/>
+    <w:link w:val="FootnoteTextChar"/>
     <w:uiPriority w:val="99"/>
     <w:semiHidden/>
     <w:unhideWhenUsed/>
@@ -11401,10 +11923,10 @@
       <w:szCs w:val="20"/>
     </w:rPr>
   </w:style>
-  <w:style w:type="character" w:customStyle="1" w:styleId="TeksCatatanKakiKAR">
-    <w:name w:val="Teks Catatan Kaki KAR"/>
-    <w:basedOn w:val="FontParagrafDefault"/>
-    <w:link w:val="TeksCatatanKaki"/>
+  <w:style w:type="character" w:customStyle="1" w:styleId="FootnoteTextChar">
+    <w:name w:val="Footnote Text Char"/>
+    <w:basedOn w:val="DefaultParagraphFont"/>
+    <w:link w:val="FootnoteText"/>
     <w:uiPriority w:val="99"/>
     <w:semiHidden/>
     <w:rsid w:val="008C78C1"/>
@@ -11416,9 +11938,9 @@
       <w:lang w:val="id-ID"/>
     </w:rPr>
   </w:style>
-  <w:style w:type="character" w:styleId="HiperlinkyangDiikuti">
+  <w:style w:type="character" w:styleId="FollowedHyperlink">
     <w:name w:val="FollowedHyperlink"/>
-    <w:basedOn w:val="FontParagrafDefault"/>
+    <w:basedOn w:val="DefaultParagraphFont"/>
     <w:uiPriority w:val="99"/>
     <w:semiHidden/>
     <w:unhideWhenUsed/>
@@ -11428,9 +11950,9 @@
       <w:u w:val="single"/>
     </w:rPr>
   </w:style>
-  <w:style w:type="character" w:styleId="ReferensiKomentar">
+  <w:style w:type="character" w:styleId="CommentReference">
     <w:name w:val="annotation reference"/>
-    <w:basedOn w:val="FontParagrafDefault"/>
+    <w:basedOn w:val="DefaultParagraphFont"/>
     <w:uiPriority w:val="99"/>
     <w:semiHidden/>
     <w:unhideWhenUsed/>
@@ -11440,10 +11962,10 @@
       <w:szCs w:val="16"/>
     </w:rPr>
   </w:style>
-  <w:style w:type="paragraph" w:styleId="TeksKomentar">
+  <w:style w:type="paragraph" w:styleId="CommentText">
     <w:name w:val="annotation text"/>
     <w:basedOn w:val="Normal"/>
-    <w:link w:val="TeksKomentarKAR"/>
+    <w:link w:val="CommentTextChar"/>
     <w:uiPriority w:val="99"/>
     <w:semiHidden/>
     <w:unhideWhenUsed/>
@@ -11456,10 +11978,10 @@
       <w:szCs w:val="20"/>
     </w:rPr>
   </w:style>
-  <w:style w:type="character" w:customStyle="1" w:styleId="TeksKomentarKAR">
-    <w:name w:val="Teks Komentar KAR"/>
-    <w:basedOn w:val="FontParagrafDefault"/>
-    <w:link w:val="TeksKomentar"/>
+  <w:style w:type="character" w:customStyle="1" w:styleId="CommentTextChar">
+    <w:name w:val="Comment Text Char"/>
+    <w:basedOn w:val="DefaultParagraphFont"/>
+    <w:link w:val="CommentText"/>
     <w:uiPriority w:val="99"/>
     <w:semiHidden/>
     <w:rsid w:val="004E646D"/>
@@ -11470,11 +11992,11 @@
       <w:lang w:val="id-ID"/>
     </w:rPr>
   </w:style>
-  <w:style w:type="paragraph" w:styleId="SubjekKomentar">
+  <w:style w:type="paragraph" w:styleId="CommentSubject">
     <w:name w:val="annotation subject"/>
-    <w:basedOn w:val="TeksKomentar"/>
-    <w:next w:val="TeksKomentar"/>
-    <w:link w:val="SubjekKomentarKAR"/>
+    <w:basedOn w:val="CommentText"/>
+    <w:next w:val="CommentText"/>
+    <w:link w:val="CommentSubjectChar"/>
     <w:uiPriority w:val="99"/>
     <w:semiHidden/>
     <w:unhideWhenUsed/>
@@ -11484,10 +12006,10 @@
       <w:bCs/>
     </w:rPr>
   </w:style>
-  <w:style w:type="character" w:customStyle="1" w:styleId="SubjekKomentarKAR">
-    <w:name w:val="Subjek Komentar KAR"/>
-    <w:basedOn w:val="TeksKomentarKAR"/>
-    <w:link w:val="SubjekKomentar"/>
+  <w:style w:type="character" w:customStyle="1" w:styleId="CommentSubjectChar">
+    <w:name w:val="Comment Subject Char"/>
+    <w:basedOn w:val="CommentTextChar"/>
+    <w:link w:val="CommentSubject"/>
     <w:uiPriority w:val="99"/>
     <w:semiHidden/>
     <w:rsid w:val="004E646D"/>
@@ -11500,9 +12022,9 @@
       <w:lang w:val="id-ID"/>
     </w:rPr>
   </w:style>
-  <w:style w:type="character" w:styleId="SebutanYangBelumTerselesaikan">
+  <w:style w:type="character" w:styleId="UnresolvedMention">
     <w:name w:val="Unresolved Mention"/>
-    <w:basedOn w:val="FontParagrafDefault"/>
+    <w:basedOn w:val="DefaultParagraphFont"/>
     <w:uiPriority w:val="99"/>
     <w:semiHidden/>
     <w:unhideWhenUsed/>
@@ -11514,7 +12036,7 @@
   </w:style>
   <w:style w:type="paragraph" w:customStyle="1" w:styleId="HeadingIntro">
     <w:name w:val="Heading Intro"/>
-    <w:basedOn w:val="Judul1"/>
+    <w:basedOn w:val="Heading1"/>
     <w:link w:val="HeadingIntroChar"/>
     <w:qFormat/>
     <w:rsid w:val="00D91D1F"/>
@@ -11528,7 +12050,7 @@
   </w:style>
   <w:style w:type="character" w:customStyle="1" w:styleId="HeadingIntroChar">
     <w:name w:val="Heading Intro Char"/>
-    <w:basedOn w:val="Judul1KAR"/>
+    <w:basedOn w:val="Heading1Char"/>
     <w:link w:val="HeadingIntro"/>
     <w:rsid w:val="00D91D1F"/>
     <w:rPr>

--- a/PROPOSAL TUGAS AKHIR.docx
+++ b/PROPOSAL TUGAS AKHIR.docx
@@ -630,7 +630,7 @@
     </w:p>
     <w:tbl>
       <w:tblPr>
-        <w:tblStyle w:val="TableGrid"/>
+        <w:tblStyle w:val="KisiTabel"/>
         <w:tblW w:w="8359" w:type="dxa"/>
         <w:jc w:val="center"/>
         <w:tblBorders>
@@ -990,7 +990,6 @@
           <w:b/>
           <w:bCs w:val="0"/>
         </w:rPr>
-        <w:lastRenderedPageBreak/>
         <w:t>KATA PENGANTAR</w:t>
       </w:r>
       <w:bookmarkEnd w:id="2"/>
@@ -1074,7 +1073,7 @@
     </w:p>
     <w:p>
       <w:pPr>
-        <w:pStyle w:val="ListParagraph"/>
+        <w:pStyle w:val="DaftarParagraf"/>
         <w:numPr>
           <w:ilvl w:val="0"/>
           <w:numId w:val="1"/>
@@ -1096,7 +1095,7 @@
     </w:p>
     <w:p>
       <w:pPr>
-        <w:pStyle w:val="ListParagraph"/>
+        <w:pStyle w:val="DaftarParagraf"/>
         <w:numPr>
           <w:ilvl w:val="0"/>
           <w:numId w:val="1"/>
@@ -1118,7 +1117,7 @@
     </w:p>
     <w:p>
       <w:pPr>
-        <w:pStyle w:val="ListParagraph"/>
+        <w:pStyle w:val="DaftarParagraf"/>
         <w:numPr>
           <w:ilvl w:val="0"/>
           <w:numId w:val="1"/>
@@ -1140,7 +1139,7 @@
     </w:p>
     <w:p>
       <w:pPr>
-        <w:pStyle w:val="ListParagraph"/>
+        <w:pStyle w:val="DaftarParagraf"/>
         <w:numPr>
           <w:ilvl w:val="0"/>
           <w:numId w:val="1"/>
@@ -1162,7 +1161,7 @@
     </w:p>
     <w:p>
       <w:pPr>
-        <w:pStyle w:val="ListParagraph"/>
+        <w:pStyle w:val="DaftarParagraf"/>
         <w:numPr>
           <w:ilvl w:val="0"/>
           <w:numId w:val="1"/>
@@ -1184,7 +1183,7 @@
     </w:p>
     <w:p>
       <w:pPr>
-        <w:pStyle w:val="ListParagraph"/>
+        <w:pStyle w:val="DaftarParagraf"/>
         <w:numPr>
           <w:ilvl w:val="0"/>
           <w:numId w:val="1"/>
@@ -1201,12 +1200,44 @@
           <w:rFonts w:cs="Times New Roman"/>
           <w:szCs w:val="24"/>
         </w:rPr>
-        <w:t xml:space="preserve">Bapak Dr. Wijang Widhiarso, M.Kom., selaku Dekan Fakultas Ilmu Komputer dan Rekayasa. </w:t>
-      </w:r>
-    </w:p>
-    <w:p>
-      <w:pPr>
-        <w:pStyle w:val="ListParagraph"/>
+        <w:t xml:space="preserve">Bapak Dr. </w:t>
+      </w:r>
+      <w:proofErr w:type="spellStart"/>
+      <w:r>
+        <w:rPr>
+          <w:rFonts w:cs="Times New Roman"/>
+          <w:szCs w:val="24"/>
+        </w:rPr>
+        <w:t>Wijang</w:t>
+      </w:r>
+      <w:proofErr w:type="spellEnd"/>
+      <w:r>
+        <w:rPr>
+          <w:rFonts w:cs="Times New Roman"/>
+          <w:szCs w:val="24"/>
+        </w:rPr>
+        <w:t xml:space="preserve"> </w:t>
+      </w:r>
+      <w:proofErr w:type="spellStart"/>
+      <w:r>
+        <w:rPr>
+          <w:rFonts w:cs="Times New Roman"/>
+          <w:szCs w:val="24"/>
+        </w:rPr>
+        <w:t>Widhiarso</w:t>
+      </w:r>
+      <w:proofErr w:type="spellEnd"/>
+      <w:r>
+        <w:rPr>
+          <w:rFonts w:cs="Times New Roman"/>
+          <w:szCs w:val="24"/>
+        </w:rPr>
+        <w:t xml:space="preserve">, M.Kom., selaku Dekan Fakultas Ilmu Komputer dan Rekayasa. </w:t>
+      </w:r>
+    </w:p>
+    <w:p>
+      <w:pPr>
+        <w:pStyle w:val="DaftarParagraf"/>
         <w:numPr>
           <w:ilvl w:val="0"/>
           <w:numId w:val="1"/>
@@ -1228,7 +1259,7 @@
     </w:p>
     <w:p>
       <w:pPr>
-        <w:pStyle w:val="ListParagraph"/>
+        <w:pStyle w:val="DaftarParagraf"/>
         <w:numPr>
           <w:ilvl w:val="0"/>
           <w:numId w:val="1"/>
@@ -1250,7 +1281,7 @@
     </w:p>
     <w:p>
       <w:pPr>
-        <w:pStyle w:val="ListParagraph"/>
+        <w:pStyle w:val="DaftarParagraf"/>
         <w:numPr>
           <w:ilvl w:val="0"/>
           <w:numId w:val="1"/>
@@ -1267,14 +1298,46 @@
           <w:rFonts w:cs="Times New Roman"/>
           <w:szCs w:val="24"/>
         </w:rPr>
-        <w:t>Bapak Daniel Udju</w:t>
-      </w:r>
-      <w:r>
-        <w:rPr>
-          <w:rFonts w:cs="Times New Roman"/>
-          <w:szCs w:val="24"/>
-        </w:rPr>
-        <w:t>lalawa, S.Kom.,M.T.I.., selaku P</w:t>
+        <w:t xml:space="preserve">Bapak Daniel </w:t>
+      </w:r>
+      <w:proofErr w:type="spellStart"/>
+      <w:r>
+        <w:rPr>
+          <w:rFonts w:cs="Times New Roman"/>
+          <w:szCs w:val="24"/>
+        </w:rPr>
+        <w:t>Udju</w:t>
+      </w:r>
+      <w:r>
+        <w:rPr>
+          <w:rFonts w:cs="Times New Roman"/>
+          <w:szCs w:val="24"/>
+        </w:rPr>
+        <w:t>lalawa</w:t>
+      </w:r>
+      <w:proofErr w:type="spellEnd"/>
+      <w:r>
+        <w:rPr>
+          <w:rFonts w:cs="Times New Roman"/>
+          <w:szCs w:val="24"/>
+        </w:rPr>
+        <w:t xml:space="preserve">, </w:t>
+      </w:r>
+      <w:proofErr w:type="spellStart"/>
+      <w:r>
+        <w:rPr>
+          <w:rFonts w:cs="Times New Roman"/>
+          <w:szCs w:val="24"/>
+        </w:rPr>
+        <w:t>S.Kom.,M.T.I</w:t>
+      </w:r>
+      <w:proofErr w:type="spellEnd"/>
+      <w:r>
+        <w:rPr>
+          <w:rFonts w:cs="Times New Roman"/>
+          <w:szCs w:val="24"/>
+        </w:rPr>
+        <w:t>.., selaku P</w:t>
       </w:r>
       <w:r>
         <w:rPr>
@@ -1293,7 +1356,7 @@
     </w:p>
     <w:p>
       <w:pPr>
-        <w:pStyle w:val="ListParagraph"/>
+        <w:pStyle w:val="DaftarParagraf"/>
         <w:numPr>
           <w:ilvl w:val="0"/>
           <w:numId w:val="1"/>
@@ -1336,7 +1399,7 @@
     </w:p>
     <w:p>
       <w:pPr>
-        <w:pStyle w:val="ListParagraph"/>
+        <w:pStyle w:val="DaftarParagraf"/>
         <w:numPr>
           <w:ilvl w:val="0"/>
           <w:numId w:val="1"/>
@@ -1353,13 +1416,12 @@
           <w:rFonts w:cs="Times New Roman"/>
           <w:szCs w:val="24"/>
         </w:rPr>
-        <w:lastRenderedPageBreak/>
         <w:t>Keluarga dan teman-teman yang telah memberikan dukungan dan saran selama proses pengerjaan tugas akhir.</w:t>
       </w:r>
     </w:p>
     <w:p>
       <w:pPr>
-        <w:pStyle w:val="ListParagraph"/>
+        <w:pStyle w:val="DaftarParagraf"/>
         <w:numPr>
           <w:ilvl w:val="0"/>
           <w:numId w:val="1"/>
@@ -1383,7 +1445,23 @@
           <w:rFonts w:cs="Times New Roman"/>
           <w:szCs w:val="24"/>
         </w:rPr>
-        <w:t xml:space="preserve">epada Aldo Kadafi, Muhammad Fadli dan Kartiva </w:t>
+        <w:t xml:space="preserve">epada Aldo Kadafi, Muhammad Fadli dan </w:t>
+      </w:r>
+      <w:proofErr w:type="spellStart"/>
+      <w:r>
+        <w:rPr>
+          <w:rFonts w:cs="Times New Roman"/>
+          <w:szCs w:val="24"/>
+        </w:rPr>
+        <w:t>Kartiva</w:t>
+      </w:r>
+      <w:proofErr w:type="spellEnd"/>
+      <w:r>
+        <w:rPr>
+          <w:rFonts w:cs="Times New Roman"/>
+          <w:szCs w:val="24"/>
+        </w:rPr>
+        <w:t xml:space="preserve"> </w:t>
       </w:r>
       <w:r>
         <w:rPr>
@@ -1420,7 +1498,7 @@
     </w:p>
     <w:tbl>
       <w:tblPr>
-        <w:tblStyle w:val="TableGrid"/>
+        <w:tblStyle w:val="KisiTabel"/>
         <w:tblW w:w="0" w:type="auto"/>
         <w:tblBorders>
           <w:top w:val="none" w:sz="0" w:space="0" w:color="auto"/>
@@ -1614,7 +1692,6 @@
           <w:b/>
           <w:bCs w:val="0"/>
         </w:rPr>
-        <w:lastRenderedPageBreak/>
         <w:t>DAFTAR ISI</w:t>
       </w:r>
       <w:bookmarkEnd w:id="8"/>
@@ -1806,7 +1883,6 @@
           <w:b/>
           <w:bCs w:val="0"/>
         </w:rPr>
-        <w:lastRenderedPageBreak/>
         <w:t>DAFTAR TABEL</w:t>
       </w:r>
       <w:bookmarkEnd w:id="11"/>
@@ -1816,7 +1892,7 @@
     <w:p/>
     <w:p>
       <w:pPr>
-        <w:pStyle w:val="TableofFigures"/>
+        <w:pStyle w:val="TabelGambar"/>
         <w:tabs>
           <w:tab w:val="right" w:leader="dot" w:pos="7927"/>
         </w:tabs>
@@ -1899,7 +1975,7 @@
     </w:p>
     <w:p>
       <w:pPr>
-        <w:pStyle w:val="TableofFigures"/>
+        <w:pStyle w:val="TabelGambar"/>
         <w:tabs>
           <w:tab w:val="right" w:leader="dot" w:pos="7927"/>
         </w:tabs>
@@ -1961,7 +2037,7 @@
     </w:p>
     <w:p>
       <w:pPr>
-        <w:pStyle w:val="TableofFigures"/>
+        <w:pStyle w:val="TabelGambar"/>
         <w:tabs>
           <w:tab w:val="right" w:leader="dot" w:pos="7927"/>
         </w:tabs>
@@ -2023,7 +2099,7 @@
     </w:p>
     <w:p>
       <w:pPr>
-        <w:pStyle w:val="TableofFigures"/>
+        <w:pStyle w:val="TabelGambar"/>
         <w:tabs>
           <w:tab w:val="right" w:leader="dot" w:pos="7927"/>
         </w:tabs>
@@ -2085,7 +2161,7 @@
     </w:p>
     <w:p>
       <w:pPr>
-        <w:pStyle w:val="TableofFigures"/>
+        <w:pStyle w:val="TabelGambar"/>
         <w:tabs>
           <w:tab w:val="right" w:leader="dot" w:pos="7927"/>
         </w:tabs>
@@ -2329,7 +2405,7 @@
     <w:p/>
     <w:p>
       <w:pPr>
-        <w:pStyle w:val="TableofFigures"/>
+        <w:pStyle w:val="TabelGambar"/>
         <w:tabs>
           <w:tab w:val="right" w:leader="dot" w:pos="7927"/>
         </w:tabs>
@@ -2414,7 +2490,7 @@
     </w:p>
     <w:p>
       <w:pPr>
-        <w:pStyle w:val="TableofFigures"/>
+        <w:pStyle w:val="TabelGambar"/>
         <w:tabs>
           <w:tab w:val="right" w:leader="dot" w:pos="7927"/>
         </w:tabs>
@@ -2478,7 +2554,7 @@
     </w:p>
     <w:p>
       <w:pPr>
-        <w:pStyle w:val="TableofFigures"/>
+        <w:pStyle w:val="TabelGambar"/>
         <w:tabs>
           <w:tab w:val="right" w:leader="dot" w:pos="7927"/>
         </w:tabs>
@@ -2646,7 +2722,7 @@
     </w:p>
     <w:p>
       <w:pPr>
-        <w:pStyle w:val="Heading1"/>
+        <w:pStyle w:val="Judul1"/>
         <w:spacing w:line="480" w:lineRule="auto"/>
         <w:jc w:val="center"/>
         <w:rPr>
@@ -2667,7 +2743,6 @@
           <w:bCs/>
           <w:szCs w:val="24"/>
         </w:rPr>
-        <w:lastRenderedPageBreak/>
         <w:t>BAB I</w:t>
       </w:r>
       <w:r>
@@ -2695,7 +2770,7 @@
     </w:p>
     <w:p>
       <w:pPr>
-        <w:pStyle w:val="Heading1"/>
+        <w:pStyle w:val="Judul1"/>
         <w:numPr>
           <w:ilvl w:val="0"/>
           <w:numId w:val="2"/>
@@ -2740,7 +2815,15 @@
         <w:t xml:space="preserve"> bagi</w:t>
       </w:r>
       <w:r>
-        <w:t xml:space="preserve"> manusia (Kynta, 2024)</w:t>
+        <w:t xml:space="preserve"> manusia (</w:t>
+      </w:r>
+      <w:proofErr w:type="spellStart"/>
+      <w:r>
+        <w:t>Kynta</w:t>
+      </w:r>
+      <w:proofErr w:type="spellEnd"/>
+      <w:r>
+        <w:t>, 2024)</w:t>
       </w:r>
       <w:r>
         <w:t>.</w:t>
@@ -2773,7 +2856,15 @@
         <w:t>buah-buahan</w:t>
       </w:r>
       <w:r>
-        <w:t>, dan tanaman hias (Bharata, 2023).</w:t>
+        <w:t>, dan tanaman hias (</w:t>
+      </w:r>
+      <w:proofErr w:type="spellStart"/>
+      <w:r>
+        <w:t>Bharata</w:t>
+      </w:r>
+      <w:proofErr w:type="spellEnd"/>
+      <w:r>
+        <w:t>, 2023).</w:t>
       </w:r>
     </w:p>
     <w:p>
@@ -2836,8 +2927,15 @@
         <w:ind w:firstLine="567"/>
       </w:pPr>
       <w:r>
-        <w:lastRenderedPageBreak/>
-        <w:t>Berbagai elemen dapat memengaruhi kondisi ini, di antaranya adalah curah hujan, tipe tanah, dan tingkat evapotranspirasi (Hermanto, 2023). Proses evapotranspirasi terdiri dari dua komponen utama, yaitu evaporasi, yang merupakan perubahan air menjadi uap, dan transpirasi, yang mengacu pada penguapan air dari permukaan tanah (Sofia, 2023). Tingkat evapotranspirasi sangat dipengaruhi oleh faktor-faktor iklim serta jenis tanaman yang ada (Fausan, 2020). Oleh karena itu, ketersediaan air dan kelembaban tanah menjadi aspek yang krusial untuk menggantikan air yang hilang selama proses ini.</w:t>
+        <w:t>Berbagai elemen dapat memengaruhi kondisi ini, di antaranya adalah curah hujan, tipe tanah, dan tingkat evapotranspirasi (Hermanto, 2023). Proses evapotranspirasi terdiri dari dua komponen utama, yaitu evaporasi, yang merupakan perubahan air menjadi uap, dan transpirasi, yang mengacu pada penguapan air dari permukaan tanah (Sofia, 2023). Tingkat evapotranspirasi sangat dipengaruhi oleh faktor-faktor iklim serta jenis tanaman yang ada (</w:t>
+      </w:r>
+      <w:proofErr w:type="spellStart"/>
+      <w:r>
+        <w:t>Fausan</w:t>
+      </w:r>
+      <w:proofErr w:type="spellEnd"/>
+      <w:r>
+        <w:t>, 2020). Oleh karena itu, ketersediaan air dan kelembaban tanah menjadi aspek yang krusial untuk menggantikan air yang hilang selama proses ini.</w:t>
       </w:r>
     </w:p>
     <w:p>
@@ -2897,11 +2995,7 @@
         <w:t xml:space="preserve">kesulitan dalam memprediksi kelembaban tanah secara akurat akibat perubahan cuaca yang mendadak (Ningrum, 2023). </w:t>
       </w:r>
       <w:r>
-        <w:t xml:space="preserve">Hal ini disebabkan oleh metode pengukuran yang </w:t>
-      </w:r>
-      <w:r>
-        <w:lastRenderedPageBreak/>
-        <w:t>masih dilakukan secara visual dengan menggunakan alat sederhana, yang tidak mampu memberikan data secara real</w:t>
+        <w:t>Hal ini disebabkan oleh metode pengukuran yang masih dilakukan secara visual dengan menggunakan alat sederhana, yang tidak mampu memberikan data secara real</w:t>
       </w:r>
       <w:r>
         <w:t>-</w:t>
@@ -2919,7 +3013,15 @@
         <w:t xml:space="preserve"> Mereka</w:t>
       </w:r>
       <w:r>
-        <w:t xml:space="preserve"> sering bergantung pada pengalaman pribadi untuk menentukan waktu dan jumlah air yang dibutuhkan dalam proses penyiraman tanaman (Anggarda, 2023).</w:t>
+        <w:t xml:space="preserve"> sering bergantung pada pengalaman pribadi untuk menentukan waktu dan jumlah air yang dibutuhkan dalam proses penyiraman tanaman (</w:t>
+      </w:r>
+      <w:proofErr w:type="spellStart"/>
+      <w:r>
+        <w:t>Anggarda</w:t>
+      </w:r>
+      <w:proofErr w:type="spellEnd"/>
+      <w:r>
+        <w:t>, 2023).</w:t>
       </w:r>
     </w:p>
     <w:p>
@@ -2964,11 +3066,7 @@
         <w:ind w:firstLine="567"/>
       </w:pPr>
       <w:r>
-        <w:t xml:space="preserve">Hasil wawancara dengan Kemas Muhammad Ridhuan, selaku penyuluh pertanian di UPTD Balai Pengembangan Dan Produksi Benih Tanaman Pangan Dan </w:t>
-      </w:r>
-      <w:r>
-        <w:lastRenderedPageBreak/>
-        <w:t xml:space="preserve">Hortikultura mengungkapkan bahwa petani sering menghadapi tantangan dalam memantau musim dan kelembaban tanah secara manual, yang tidak efisien dan bergantung pada fisik. Ketergantungan pada metode tradisional ini sering kali mengakibatkan kegagalan panen dan krisis ekonomi, terutama di bahwa pengaruh fenomena seperti El Nino, yang memperburuk efisiensi dan akurasi dalam pengelolaan tanaman. </w:t>
+        <w:t xml:space="preserve">Hasil wawancara dengan Kemas Muhammad Ridhuan, selaku penyuluh pertanian di UPTD Balai Pengembangan Dan Produksi Benih Tanaman Pangan Dan Hortikultura mengungkapkan bahwa petani sering menghadapi tantangan dalam memantau musim dan kelembaban tanah secara manual, yang tidak efisien dan bergantung pada fisik. Ketergantungan pada metode tradisional ini sering kali mengakibatkan kegagalan panen dan krisis ekonomi, terutama di bahwa pengaruh fenomena seperti El Nino, yang memperburuk efisiensi dan akurasi dalam pengelolaan tanaman. </w:t>
       </w:r>
     </w:p>
     <w:p>
@@ -2992,7 +3090,15 @@
         <w:ind w:firstLine="567"/>
       </w:pPr>
       <w:r>
-        <w:t>Hasil wawancara dengan Denny Satria Mandala Putra, selaku direktur Quranic Farm menjelaskan bahwa pemantauan kelembaban tanah secara konvensional tidak akurat dan memerlukan banyak tenaga, sedangkan penyiraman manual sering tidak merata, terutama di musim kemarau. Akibatnya, pertumbuhan tanaman menjadi tidak seragam dan risiko penyakit tanaman meningkat. Pemantauan secara manual yang memakan waktu juga mengganggu aktivitas lain di perkebunan yang cukup besar.</w:t>
+        <w:t xml:space="preserve">Hasil wawancara dengan Denny Satria Mandala Putra, selaku direktur </w:t>
+      </w:r>
+      <w:proofErr w:type="spellStart"/>
+      <w:r>
+        <w:t>Quranic</w:t>
+      </w:r>
+      <w:proofErr w:type="spellEnd"/>
+      <w:r>
+        <w:t xml:space="preserve"> Farm menjelaskan bahwa pemantauan kelembaban tanah secara konvensional tidak akurat dan memerlukan banyak tenaga, sedangkan penyiraman manual sering tidak merata, terutama di musim kemarau. Akibatnya, pertumbuhan tanaman menjadi tidak seragam dan risiko penyakit tanaman meningkat. Pemantauan secara manual yang memakan waktu juga mengganggu aktivitas lain di perkebunan yang cukup besar.</w:t>
       </w:r>
     </w:p>
     <w:p>
@@ -3011,11 +3117,7 @@
         <w:t>Internet of Things</w:t>
       </w:r>
       <w:r>
-        <w:t xml:space="preserve"> dan kecerdasan buatan memberikan dampak yang signifikan pada berbagai sektor </w:t>
-      </w:r>
-      <w:r>
-        <w:lastRenderedPageBreak/>
-        <w:t xml:space="preserve">pertanian. Salah satu teknologi yang diimplementasikan dalam bidang pertanian adalah </w:t>
+        <w:t xml:space="preserve"> dan kecerdasan buatan memberikan dampak yang signifikan pada berbagai sektor pertanian. Salah satu teknologi yang diimplementasikan dalam bidang pertanian adalah </w:t>
       </w:r>
       <w:r>
         <w:rPr>
@@ -3025,7 +3127,15 @@
         <w:t>Machine Learning</w:t>
       </w:r>
       <w:r>
-        <w:t xml:space="preserve">, yang merupakan bagian dari kecerdasan buatan yang melibatkan proses pembelajaran melalui komputasi dan identifikasi pola untuk melakukan prediksi serta pengambilan keputusan secara otomatis berdasarkan data yang tersedia (Anggarda, 2023). </w:t>
+        <w:t>, yang merupakan bagian dari kecerdasan buatan yang melibatkan proses pembelajaran melalui komputasi dan identifikasi pola untuk melakukan prediksi serta pengambilan keputusan secara otomatis berdasarkan data yang tersedia (</w:t>
+      </w:r>
+      <w:proofErr w:type="spellStart"/>
+      <w:r>
+        <w:t>Anggarda</w:t>
+      </w:r>
+      <w:proofErr w:type="spellEnd"/>
+      <w:r>
+        <w:t xml:space="preserve">, 2023). </w:t>
       </w:r>
     </w:p>
     <w:p>
@@ -3046,42 +3156,76 @@
       <w:r>
         <w:t xml:space="preserve">, yang memanfaatkan sensor </w:t>
       </w:r>
+      <w:proofErr w:type="spellStart"/>
       <w:r>
         <w:rPr>
           <w:i/>
           <w:iCs/>
         </w:rPr>
-        <w:t>Automatic Weather Station</w:t>
-      </w:r>
-      <w:r>
-        <w:t xml:space="preserve"> (AWS), kelembaban tanah, dan berbagai faktor lingkungan lainnya</w:t>
-      </w:r>
-      <w:r>
-        <w:t xml:space="preserve">. </w:t>
-      </w:r>
-      <w:r>
-        <w:t xml:space="preserve">Setiap sensor menghasilkan data yang dikirimkan ke mikrokontroler </w:t>
-      </w:r>
-      <w:r>
-        <w:t>untuk analisis atau prediksi (Kaur, 2024).</w:t>
-      </w:r>
-      <w:r>
-        <w:t xml:space="preserve"> </w:t>
-      </w:r>
-      <w:r>
-        <w:t xml:space="preserve">Dengan </w:t>
-      </w:r>
-      <w:r>
-        <w:t>memanfaatkan</w:t>
-      </w:r>
-      <w:r>
-        <w:t xml:space="preserve"> </w:t>
-      </w:r>
+        <w:t>Automatic</w:t>
+      </w:r>
+      <w:proofErr w:type="spellEnd"/>
       <w:r>
         <w:rPr>
           <w:i/>
           <w:iCs/>
         </w:rPr>
+        <w:t xml:space="preserve"> </w:t>
+      </w:r>
+      <w:proofErr w:type="spellStart"/>
+      <w:r>
+        <w:rPr>
+          <w:i/>
+          <w:iCs/>
+        </w:rPr>
+        <w:t>Weather</w:t>
+      </w:r>
+      <w:proofErr w:type="spellEnd"/>
+      <w:r>
+        <w:rPr>
+          <w:i/>
+          <w:iCs/>
+        </w:rPr>
+        <w:t xml:space="preserve"> </w:t>
+      </w:r>
+      <w:proofErr w:type="spellStart"/>
+      <w:r>
+        <w:rPr>
+          <w:i/>
+          <w:iCs/>
+        </w:rPr>
+        <w:t>Station</w:t>
+      </w:r>
+      <w:proofErr w:type="spellEnd"/>
+      <w:r>
+        <w:t xml:space="preserve"> (AWS), kelembaban tanah, dan berbagai faktor lingkungan lainnya</w:t>
+      </w:r>
+      <w:r>
+        <w:t xml:space="preserve">. </w:t>
+      </w:r>
+      <w:r>
+        <w:t xml:space="preserve">Setiap sensor menghasilkan data yang dikirimkan ke mikrokontroler </w:t>
+      </w:r>
+      <w:r>
+        <w:t>untuk analisis atau prediksi (Kaur, 2024).</w:t>
+      </w:r>
+      <w:r>
+        <w:t xml:space="preserve"> </w:t>
+      </w:r>
+      <w:r>
+        <w:t xml:space="preserve">Dengan </w:t>
+      </w:r>
+      <w:r>
+        <w:t>memanfaatkan</w:t>
+      </w:r>
+      <w:r>
+        <w:t xml:space="preserve"> </w:t>
+      </w:r>
+      <w:r>
+        <w:rPr>
+          <w:i/>
+          <w:iCs/>
+        </w:rPr>
         <w:t>Machine Learning</w:t>
       </w:r>
       <w:r>
@@ -3121,7 +3265,15 @@
         <w:t xml:space="preserve"> cuaca hujan, suhu udara, kelembaban tanah, dan faktor-faktor lainnya</w:t>
       </w:r>
       <w:r>
-        <w:t xml:space="preserve"> (Anggarda, 2023).</w:t>
+        <w:t xml:space="preserve"> (</w:t>
+      </w:r>
+      <w:proofErr w:type="spellStart"/>
+      <w:r>
+        <w:t>Anggarda</w:t>
+      </w:r>
+      <w:proofErr w:type="spellEnd"/>
+      <w:r>
+        <w:t>, 2023).</w:t>
       </w:r>
     </w:p>
     <w:p>
@@ -3146,7 +3298,15 @@
         <w:t>Machine Learning</w:t>
       </w:r>
       <w:r>
-        <w:t xml:space="preserve"> untuk memprediksi waktu penyiraman optimal memiliki berbagai keuntungan. Pertama, sistem ini dapat menghemat waktu dan usaha petani dalam memerlukan kebutuhan air. Kedua, dengan tingkat akurasi prediksi yang tinggi, sistem ini berkontribusi dalam mengoptimalkan penggunaan air dan mengurangi pemborosan. Ketiga, rekomendasi yang akurat dari sistem ini dapat meningkatkan produktivitas pertanian dengan memastikan pemenuhan kebutuhan air yang tepat waktu untuk tanaman (Anggarda, 2023).</w:t>
+        <w:t xml:space="preserve"> untuk memprediksi waktu penyiraman optimal memiliki berbagai keuntungan. Pertama, sistem ini dapat menghemat waktu dan usaha petani dalam memerlukan kebutuhan air. Kedua, dengan tingkat akurasi prediksi yang tinggi, sistem ini berkontribusi dalam mengoptimalkan penggunaan air dan mengurangi pemborosan. Ketiga, rekomendasi yang akurat dari sistem ini dapat meningkatkan produktivitas pertanian dengan memastikan pemenuhan kebutuhan air yang tepat waktu untuk tanaman (</w:t>
+      </w:r>
+      <w:proofErr w:type="spellStart"/>
+      <w:r>
+        <w:t>Anggarda</w:t>
+      </w:r>
+      <w:proofErr w:type="spellEnd"/>
+      <w:r>
+        <w:t>, 2023).</w:t>
       </w:r>
     </w:p>
     <w:p>
@@ -3175,11 +3335,7 @@
         <w:t>Machine Learning</w:t>
       </w:r>
       <w:r>
-        <w:t xml:space="preserve"> memberikan </w:t>
-      </w:r>
-      <w:r>
-        <w:lastRenderedPageBreak/>
-        <w:t>keuntungan signifikan bagi para petani. Sistem ini memungkinkan pemantauan, pengendalian, dan perencanaan irigasi yang lebih efisien dalam waktu, tenaga, dan sumber daya manusia</w:t>
+        <w:t xml:space="preserve"> memberikan keuntungan signifikan bagi para petani. Sistem ini memungkinkan pemantauan, pengendalian, dan perencanaan irigasi yang lebih efisien dalam waktu, tenaga, dan sumber daya manusia</w:t>
       </w:r>
       <w:r>
         <w:t xml:space="preserve">, serta berpotensi mengurangi biaya dan penggunaan air, dan meningkatkan hasil panen. Dengan demikian, penulis tertarik untuk merancang </w:t>
@@ -3193,7 +3349,7 @@
     </w:p>
     <w:p>
       <w:pPr>
-        <w:pStyle w:val="Heading1"/>
+        <w:pStyle w:val="Judul1"/>
         <w:numPr>
           <w:ilvl w:val="0"/>
           <w:numId w:val="2"/>
@@ -3237,7 +3393,7 @@
     </w:p>
     <w:p>
       <w:pPr>
-        <w:pStyle w:val="Heading1"/>
+        <w:pStyle w:val="Judul1"/>
         <w:numPr>
           <w:ilvl w:val="0"/>
           <w:numId w:val="2"/>
@@ -3256,7 +3412,7 @@
     </w:p>
     <w:p>
       <w:pPr>
-        <w:pStyle w:val="Heading2"/>
+        <w:pStyle w:val="Judul2"/>
         <w:numPr>
           <w:ilvl w:val="0"/>
           <w:numId w:val="3"/>
@@ -3285,7 +3441,7 @@
     </w:p>
     <w:p>
       <w:pPr>
-        <w:pStyle w:val="Heading2"/>
+        <w:pStyle w:val="Judul2"/>
         <w:numPr>
           <w:ilvl w:val="0"/>
           <w:numId w:val="3"/>
@@ -3321,7 +3477,7 @@
     </w:p>
     <w:p>
       <w:pPr>
-        <w:pStyle w:val="Heading2"/>
+        <w:pStyle w:val="Judul2"/>
         <w:numPr>
           <w:ilvl w:val="0"/>
           <w:numId w:val="3"/>
@@ -3354,7 +3510,7 @@
     </w:p>
     <w:p>
       <w:pPr>
-        <w:pStyle w:val="Heading1"/>
+        <w:pStyle w:val="Judul1"/>
         <w:numPr>
           <w:ilvl w:val="0"/>
           <w:numId w:val="2"/>
@@ -3364,7 +3520,6 @@
       </w:pPr>
       <w:bookmarkStart w:id="36" w:name="_Toc178662373"/>
       <w:r>
-        <w:lastRenderedPageBreak/>
         <w:t>Analisis Terhadap Karakteristik Solusi</w:t>
       </w:r>
       <w:bookmarkEnd w:id="36"/>
@@ -3377,7 +3532,7 @@
     </w:p>
     <w:p>
       <w:pPr>
-        <w:pStyle w:val="Heading1"/>
+        <w:pStyle w:val="Judul1"/>
         <w:numPr>
           <w:ilvl w:val="0"/>
           <w:numId w:val="2"/>
@@ -3399,7 +3554,7 @@
     </w:p>
     <w:p>
       <w:pPr>
-        <w:pStyle w:val="Heading1"/>
+        <w:pStyle w:val="Judul1"/>
         <w:numPr>
           <w:ilvl w:val="0"/>
           <w:numId w:val="2"/>
@@ -3461,6 +3616,7 @@
       <w:r>
         <w:t xml:space="preserve"> dan mengatur irigasi secara jauh melalui aplikasi </w:t>
       </w:r>
+      <w:proofErr w:type="spellStart"/>
       <w:r>
         <w:rPr>
           <w:i/>
@@ -3468,6 +3624,7 @@
         </w:rPr>
         <w:t>mobile</w:t>
       </w:r>
+      <w:proofErr w:type="spellEnd"/>
       <w:r>
         <w:t xml:space="preserve">. </w:t>
       </w:r>
@@ -3498,7 +3655,7 @@
     </w:p>
     <w:p>
       <w:pPr>
-        <w:pStyle w:val="Heading1"/>
+        <w:pStyle w:val="Judul1"/>
         <w:numPr>
           <w:ilvl w:val="0"/>
           <w:numId w:val="2"/>
@@ -3589,7 +3746,7 @@
     </w:p>
     <w:p>
       <w:pPr>
-        <w:pStyle w:val="Heading1"/>
+        <w:pStyle w:val="Judul1"/>
         <w:spacing w:line="480" w:lineRule="auto"/>
         <w:jc w:val="center"/>
         <w:rPr>
@@ -3606,7 +3763,6 @@
           <w:bCs/>
           <w:szCs w:val="24"/>
         </w:rPr>
-        <w:lastRenderedPageBreak/>
         <w:t>BAB II</w:t>
       </w:r>
       <w:r>
@@ -3623,7 +3779,7 @@
     </w:p>
     <w:p>
       <w:pPr>
-        <w:pStyle w:val="Heading1"/>
+        <w:pStyle w:val="Judul1"/>
         <w:numPr>
           <w:ilvl w:val="0"/>
           <w:numId w:val="7"/>
@@ -3644,7 +3800,7 @@
     </w:p>
     <w:p>
       <w:pPr>
-        <w:pStyle w:val="Heading2"/>
+        <w:pStyle w:val="Judul2"/>
         <w:numPr>
           <w:ilvl w:val="0"/>
           <w:numId w:val="8"/>
@@ -3705,14 +3861,35 @@
         <w:t xml:space="preserve">sebagai tetangga terdekat </w:t>
       </w:r>
       <w:r>
-        <w:t xml:space="preserve">(Kaur, 2023). </w:t>
-      </w:r>
-    </w:p>
-    <w:p>
-      <w:pPr>
-        <w:spacing w:after="0" w:line="480" w:lineRule="auto"/>
-        <w:ind w:firstLine="567"/>
-      </w:pPr>
+        <w:t>(Kaur, 2023).</w:t>
+      </w:r>
+      <w:r>
+        <w:t xml:space="preserve"> </w:t>
+      </w:r>
+      <w:r>
+        <w:t>Klasifikasi dilakukan</w:t>
+      </w:r>
+      <w:r>
+        <w:t xml:space="preserve"> </w:t>
+      </w:r>
+      <w:r>
+        <w:t>berdasarkan</w:t>
+      </w:r>
+      <w:r>
+        <w:t xml:space="preserve"> suara mayoritas dari tetangga terdekat, menggunakan fungsi jarak sebagai pengukur kesamaan (Tace, 2022).</w:t>
+      </w:r>
+      <w:r>
+        <w:t xml:space="preserve"> </w:t>
+      </w:r>
+      <w:r>
+        <w:t xml:space="preserve">Fungsi jarak yang digunakan </w:t>
+      </w:r>
+      <w:r>
+        <w:t>adalah manhattan distance</w:t>
+      </w:r>
+      <w:r>
+        <w:t>, yang didefinisikan sebagai:</w:t>
+      </w:r>
     </w:p>
     <w:p>
       <w:pPr>
@@ -3934,19 +4111,7 @@
         <w:rPr>
           <w:rFonts w:eastAsiaTheme="minorEastAsia"/>
         </w:rPr>
-        <w:t>(</w:t>
-      </w:r>
-      <w:r>
-        <w:rPr>
-          <w:rFonts w:eastAsiaTheme="minorEastAsia"/>
-        </w:rPr>
-        <w:t>sebagai data uji</w:t>
-      </w:r>
-      <w:r>
-        <w:rPr>
-          <w:rFonts w:eastAsiaTheme="minorEastAsia"/>
-        </w:rPr>
-        <w:t>)</w:t>
+        <w:t>(sebagai data uji)</w:t>
       </w:r>
       <w:r>
         <w:rPr>
@@ -3988,6 +4153,105 @@
         <w:spacing w:after="0" w:line="480" w:lineRule="auto"/>
         <w:ind w:firstLine="567"/>
       </w:pPr>
+      <w:r>
+        <w:t>Metode ini memiliki fleksibilitas tinggi dan mampu menangani batas keputusan yang kompleks serta menangkap hubungan non-linear yang terdapat dalam data (</w:t>
+      </w:r>
+      <w:proofErr w:type="spellStart"/>
+      <w:r>
+        <w:t>Palaniappan</w:t>
+      </w:r>
+      <w:proofErr w:type="spellEnd"/>
+      <w:r>
+        <w:t>, 2024).</w:t>
+      </w:r>
+      <w:r>
+        <w:t xml:space="preserve"> </w:t>
+      </w:r>
+      <w:r>
+        <w:t>KNN mudah dan sederhana, dengan parameter seperti jumlah tetangga dan pengukuran jarak. Namun, pemilihan parameter harus dilakukan dengan cermat (</w:t>
+      </w:r>
+      <w:proofErr w:type="spellStart"/>
+      <w:r>
+        <w:t>Ayabe</w:t>
+      </w:r>
+      <w:proofErr w:type="spellEnd"/>
+      <w:r>
+        <w:t xml:space="preserve">, 2020). </w:t>
+      </w:r>
+      <w:r>
+        <w:t xml:space="preserve">Nilai </w:t>
+      </w:r>
+      <m:oMath>
+        <m:r>
+          <w:rPr>
+            <w:rFonts w:ascii="Cambria Math" w:hAnsi="Cambria Math"/>
+          </w:rPr>
+          <m:t>k</m:t>
+        </m:r>
+      </m:oMath>
+      <w:r>
+        <w:rPr>
+          <w:rFonts w:eastAsiaTheme="minorEastAsia"/>
+        </w:rPr>
+        <w:t xml:space="preserve"> yang kecil sangat sensitif terhadap noise, sementara nilai </w:t>
+      </w:r>
+      <m:oMath>
+        <m:r>
+          <w:rPr>
+            <w:rFonts w:ascii="Cambria Math" w:hAnsi="Cambria Math"/>
+          </w:rPr>
+          <m:t>k</m:t>
+        </m:r>
+      </m:oMath>
+      <w:r>
+        <w:rPr>
+          <w:rFonts w:eastAsiaTheme="minorEastAsia"/>
+        </w:rPr>
+        <w:t xml:space="preserve"> yang besar dapat mengurangi pengaruh noise, tetapi membuat metode kurang responsif (</w:t>
+      </w:r>
+      <w:proofErr w:type="spellStart"/>
+      <w:r>
+        <w:rPr>
+          <w:rFonts w:eastAsiaTheme="minorEastAsia"/>
+        </w:rPr>
+        <w:t>Choil</w:t>
+      </w:r>
+      <w:proofErr w:type="spellEnd"/>
+      <w:r>
+        <w:rPr>
+          <w:rFonts w:eastAsiaTheme="minorEastAsia"/>
+        </w:rPr>
+        <w:t>, 2021).</w:t>
+      </w:r>
+    </w:p>
+    <w:p>
+      <w:pPr>
+        <w:spacing w:after="0" w:line="480" w:lineRule="auto"/>
+        <w:ind w:firstLine="567"/>
+      </w:pPr>
+      <w:r>
+        <w:t xml:space="preserve">Kelemahan </w:t>
+      </w:r>
+      <w:r>
+        <w:t xml:space="preserve">KNN </w:t>
+      </w:r>
+      <w:r>
+        <w:t xml:space="preserve">mencakup sensitivitas terhadap outlier dan missing data, serta ketidakcocokan untuk </w:t>
+      </w:r>
+      <w:r>
+        <w:t xml:space="preserve">data berdimensi </w:t>
+      </w:r>
+      <w:r>
+        <w:t>tinggi (Rahmadini, 2022). Selain itu, metode ini memerlukan komputasi intensif dan waktu pemrosesan yang lebih lama seiring bertambahnya ukuran dataset (</w:t>
+      </w:r>
+      <w:proofErr w:type="spellStart"/>
+      <w:r>
+        <w:t>Ayabe</w:t>
+      </w:r>
+      <w:proofErr w:type="spellEnd"/>
+      <w:r>
+        <w:t>, 2020).</w:t>
+      </w:r>
     </w:p>
     <w:p>
       <w:pPr>
@@ -4050,7 +4314,7 @@
     </w:p>
     <w:p>
       <w:pPr>
-        <w:pStyle w:val="Caption"/>
+        <w:pStyle w:val="Keterangan"/>
         <w:spacing w:after="0" w:line="480" w:lineRule="auto"/>
         <w:jc w:val="center"/>
       </w:pPr>
@@ -4097,7 +4361,7 @@
     </w:p>
     <w:p>
       <w:pPr>
-        <w:pStyle w:val="ListParagraph"/>
+        <w:pStyle w:val="DaftarParagraf"/>
         <w:numPr>
           <w:ilvl w:val="0"/>
           <w:numId w:val="30"/>
@@ -4106,7 +4370,6 @@
         <w:ind w:left="567" w:hanging="567"/>
       </w:pPr>
       <w:r>
-        <w:lastRenderedPageBreak/>
         <w:t xml:space="preserve">Menentukan nilai jumlah tetangga atau </w:t>
       </w:r>
       <m:oMath>
@@ -4126,7 +4389,7 @@
     </w:p>
     <w:p>
       <w:pPr>
-        <w:pStyle w:val="ListParagraph"/>
+        <w:pStyle w:val="DaftarParagraf"/>
         <w:numPr>
           <w:ilvl w:val="0"/>
           <w:numId w:val="30"/>
@@ -4140,7 +4403,7 @@
     </w:p>
     <w:p>
       <w:pPr>
-        <w:pStyle w:val="ListParagraph"/>
+        <w:pStyle w:val="DaftarParagraf"/>
         <w:numPr>
           <w:ilvl w:val="0"/>
           <w:numId w:val="30"/>
@@ -4154,7 +4417,7 @@
     </w:p>
     <w:p>
       <w:pPr>
-        <w:pStyle w:val="ListParagraph"/>
+        <w:pStyle w:val="DaftarParagraf"/>
         <w:numPr>
           <w:ilvl w:val="0"/>
           <w:numId w:val="30"/>
@@ -4182,10 +4445,148 @@
         <w:spacing w:after="0" w:line="480" w:lineRule="auto"/>
         <w:ind w:firstLine="567"/>
       </w:pPr>
-    </w:p>
-    <w:p>
-      <w:pPr>
-        <w:pStyle w:val="Heading2"/>
+      <w:r>
+        <w:t>Dalam perancangan sistem irigasi cerdas dengan implementasi K-Nearest Neighbors, merujuk</w:t>
+      </w:r>
+      <w:r>
+        <w:t xml:space="preserve"> pada</w:t>
+      </w:r>
+      <w:r>
+        <w:t xml:space="preserve"> </w:t>
+      </w:r>
+      <w:r>
+        <w:rPr>
+          <w:bCs/>
+        </w:rPr>
+        <w:t>penelitian berjudul</w:t>
+      </w:r>
+      <w:r>
+        <w:rPr>
+          <w:bCs/>
+        </w:rPr>
+        <w:t xml:space="preserve"> </w:t>
+      </w:r>
+      <w:proofErr w:type="spellStart"/>
+      <w:r>
+        <w:rPr>
+          <w:rFonts w:eastAsiaTheme="minorEastAsia" w:cs="Times New Roman"/>
+          <w:szCs w:val="24"/>
+        </w:rPr>
+        <w:t>Developing</w:t>
+      </w:r>
+      <w:proofErr w:type="spellEnd"/>
+      <w:r>
+        <w:rPr>
+          <w:rFonts w:eastAsiaTheme="minorEastAsia" w:cs="Times New Roman"/>
+          <w:szCs w:val="24"/>
+        </w:rPr>
+        <w:t xml:space="preserve"> </w:t>
+      </w:r>
+      <w:proofErr w:type="spellStart"/>
+      <w:r>
+        <w:rPr>
+          <w:rFonts w:eastAsiaTheme="minorEastAsia" w:cs="Times New Roman"/>
+          <w:szCs w:val="24"/>
+        </w:rPr>
+        <w:t>Hybrid</w:t>
+      </w:r>
+      <w:proofErr w:type="spellEnd"/>
+      <w:r>
+        <w:rPr>
+          <w:rFonts w:eastAsiaTheme="minorEastAsia" w:cs="Times New Roman"/>
+          <w:szCs w:val="24"/>
+        </w:rPr>
+        <w:t xml:space="preserve"> </w:t>
+      </w:r>
+      <w:proofErr w:type="spellStart"/>
+      <w:r>
+        <w:rPr>
+          <w:rFonts w:eastAsiaTheme="minorEastAsia" w:cs="Times New Roman"/>
+          <w:szCs w:val="24"/>
+        </w:rPr>
+        <w:t>Irrigration</w:t>
+      </w:r>
+      <w:proofErr w:type="spellEnd"/>
+      <w:r>
+        <w:rPr>
+          <w:rFonts w:eastAsiaTheme="minorEastAsia" w:cs="Times New Roman"/>
+          <w:szCs w:val="24"/>
+        </w:rPr>
+        <w:t xml:space="preserve"> System for Smart Agriculture Using IoT </w:t>
+      </w:r>
+      <w:proofErr w:type="spellStart"/>
+      <w:r>
+        <w:rPr>
+          <w:rFonts w:eastAsiaTheme="minorEastAsia" w:cs="Times New Roman"/>
+          <w:szCs w:val="24"/>
+        </w:rPr>
+        <w:t>Sensors</w:t>
+      </w:r>
+      <w:proofErr w:type="spellEnd"/>
+      <w:r>
+        <w:rPr>
+          <w:rFonts w:eastAsiaTheme="minorEastAsia" w:cs="Times New Roman"/>
+          <w:szCs w:val="24"/>
+        </w:rPr>
+        <w:t xml:space="preserve"> </w:t>
+      </w:r>
+      <w:proofErr w:type="spellStart"/>
+      <w:r>
+        <w:rPr>
+          <w:rFonts w:eastAsiaTheme="minorEastAsia" w:cs="Times New Roman"/>
+          <w:szCs w:val="24"/>
+        </w:rPr>
+        <w:t>and</w:t>
+      </w:r>
+      <w:proofErr w:type="spellEnd"/>
+      <w:r>
+        <w:rPr>
+          <w:rFonts w:eastAsiaTheme="minorEastAsia" w:cs="Times New Roman"/>
+          <w:szCs w:val="24"/>
+        </w:rPr>
+        <w:t xml:space="preserve"> Machine Learning in Sri </w:t>
+      </w:r>
+      <w:proofErr w:type="spellStart"/>
+      <w:r>
+        <w:rPr>
+          <w:rFonts w:eastAsiaTheme="minorEastAsia" w:cs="Times New Roman"/>
+          <w:szCs w:val="24"/>
+        </w:rPr>
+        <w:t>Ganganagar</w:t>
+      </w:r>
+      <w:proofErr w:type="spellEnd"/>
+      <w:r>
+        <w:rPr>
+          <w:rFonts w:eastAsiaTheme="minorEastAsia" w:cs="Times New Roman"/>
+          <w:szCs w:val="24"/>
+        </w:rPr>
+        <w:t xml:space="preserve">, </w:t>
+      </w:r>
+      <w:proofErr w:type="spellStart"/>
+      <w:r>
+        <w:rPr>
+          <w:rFonts w:eastAsiaTheme="minorEastAsia" w:cs="Times New Roman"/>
+          <w:szCs w:val="24"/>
+        </w:rPr>
+        <w:t>Rajasthan</w:t>
+      </w:r>
+      <w:proofErr w:type="spellEnd"/>
+      <w:r>
+        <w:rPr>
+          <w:bCs/>
+        </w:rPr>
+        <w:t xml:space="preserve">, </w:t>
+      </w:r>
+      <w:r>
+        <w:t>K-Nearest Neighbors dengan manhattan distance dan k = 5 mencapai akurasi sebesar 99,3% dan MSE sebesar 1,66 (Kaur, 2024).</w:t>
+      </w:r>
+      <w:r>
+        <w:t xml:space="preserve"> </w:t>
+      </w:r>
+    </w:p>
+    <w:p>
+      <w:pPr>
+        <w:pStyle w:val="Judul2"/>
         <w:numPr>
           <w:ilvl w:val="0"/>
           <w:numId w:val="8"/>
@@ -4226,22 +4627,93 @@
         <w:rPr>
           <w:rFonts w:cs="Times New Roman"/>
         </w:rPr>
-        <w:t>Solusi kedua adalah menggunakan Support Vector Machine (SVM) sebagai metode supervised learning yang sederhana dalam machine learning, yang diterapkan untuk menyelesaikan masalah klasifikasi maupun regresi. Metode ini dapat menangani data yang dapat dipisahkan secara linier maupun non linier. SVM bekerja dengan mencari hyperplane terbaik yang memaksimalkan dua kelas fitur dengan memaksimalkan margin (Ayabe, 2020).</w:t>
-      </w:r>
-    </w:p>
-    <w:p>
-      <w:pPr>
-        <w:spacing w:after="0" w:line="480" w:lineRule="auto"/>
-        <w:rPr>
-          <w:rFonts w:cs="Times New Roman"/>
-        </w:rPr>
-      </w:pPr>
-    </w:p>
-    <w:p>
-      <w:pPr>
-        <w:pStyle w:val="Caption"/>
+        <w:t>Solusi kedua adalah menggunakan Support Vector Machine (SVM) sebagai metode supervised learning yang sederhana dalam machine learning, yang diterapkan untuk menyelesaikan masalah klasifikasi maupun regresi. Metode ini dapat menangani data yang dapat dipisahkan secara linier maupun non linier. SVM bekerja dengan mencari hyperplane terbaik yang memaksimalkan dua kelas fitur dengan memaksimalkan margin (</w:t>
+      </w:r>
+      <w:proofErr w:type="spellStart"/>
+      <w:r>
+        <w:rPr>
+          <w:rFonts w:cs="Times New Roman"/>
+        </w:rPr>
+        <w:t>Ayabe</w:t>
+      </w:r>
+      <w:proofErr w:type="spellEnd"/>
+      <w:r>
+        <w:rPr>
+          <w:rFonts w:cs="Times New Roman"/>
+        </w:rPr>
+        <w:t>, 2020).</w:t>
+      </w:r>
+    </w:p>
+    <w:p>
+      <w:pPr>
         <w:spacing w:after="0" w:line="480" w:lineRule="auto"/>
         <w:jc w:val="center"/>
+        <w:rPr>
+          <w:rFonts w:cs="Times New Roman"/>
+        </w:rPr>
+      </w:pPr>
+      <w:r>
+        <w:rPr>
+          <w:noProof/>
+        </w:rPr>
+        <w:drawing>
+          <wp:inline distT="0" distB="0" distL="0" distR="0" wp14:anchorId="6BE9A666" wp14:editId="5086341A">
+            <wp:extent cx="4258101" cy="1807210"/>
+            <wp:effectExtent l="0" t="0" r="9525" b="2540"/>
+            <wp:docPr id="1728371386" name="Gambar 1"/>
+            <wp:cNvGraphicFramePr>
+              <a:graphicFrameLocks xmlns:a="http://schemas.openxmlformats.org/drawingml/2006/main" noChangeAspect="1"/>
+            </wp:cNvGraphicFramePr>
+            <a:graphic xmlns:a="http://schemas.openxmlformats.org/drawingml/2006/main">
+              <a:graphicData uri="http://schemas.openxmlformats.org/drawingml/2006/picture">
+                <pic:pic xmlns:pic="http://schemas.openxmlformats.org/drawingml/2006/picture">
+                  <pic:nvPicPr>
+                    <pic:cNvPr id="0" name="Picture 1"/>
+                    <pic:cNvPicPr>
+                      <a:picLocks noChangeAspect="1" noChangeArrowheads="1"/>
+                    </pic:cNvPicPr>
+                  </pic:nvPicPr>
+                  <pic:blipFill rotWithShape="1">
+                    <a:blip r:embed="rId14">
+                      <a:extLst>
+                        <a:ext uri="{28A0092B-C50C-407E-A947-70E740481C1C}">
+                          <a14:useLocalDpi xmlns:a14="http://schemas.microsoft.com/office/drawing/2010/main" val="0"/>
+                        </a:ext>
+                      </a:extLst>
+                    </a:blip>
+                    <a:srcRect l="4001" t="5286" r="3448" b="7065"/>
+                    <a:stretch/>
+                  </pic:blipFill>
+                  <pic:spPr bwMode="auto">
+                    <a:xfrm>
+                      <a:off x="0" y="0"/>
+                      <a:ext cx="4274837" cy="1814313"/>
+                    </a:xfrm>
+                    <a:prstGeom prst="rect">
+                      <a:avLst/>
+                    </a:prstGeom>
+                    <a:noFill/>
+                    <a:ln>
+                      <a:noFill/>
+                    </a:ln>
+                    <a:extLst>
+                      <a:ext uri="{53640926-AAD7-44D8-BBD7-CCE9431645EC}">
+                        <a14:shadowObscured xmlns:a14="http://schemas.microsoft.com/office/drawing/2010/main"/>
+                      </a:ext>
+                    </a:extLst>
+                  </pic:spPr>
+                </pic:pic>
+              </a:graphicData>
+            </a:graphic>
+          </wp:inline>
+        </w:drawing>
+      </w:r>
+    </w:p>
+    <w:p>
+      <w:pPr>
+        <w:pStyle w:val="Keterangan"/>
+        <w:spacing w:after="0" w:line="480" w:lineRule="auto"/>
+        <w:jc w:val="center"/>
       </w:pPr>
       <w:r>
         <w:t>Gambar 2.</w:t>
@@ -4264,10 +4736,919 @@
           <w:rFonts w:cs="Times New Roman"/>
         </w:rPr>
       </w:pPr>
-    </w:p>
-    <w:p>
-      <w:pPr>
-        <w:pStyle w:val="Heading2"/>
+      <w:r>
+        <w:rPr>
+          <w:rFonts w:cs="Times New Roman"/>
+        </w:rPr>
+        <w:t xml:space="preserve">Gambar 2.2 menunjukkan proses kerja dalam menentukan hyperplane dan memaksimalkan margin, serta komponen-komponen dari SVM. </w:t>
+      </w:r>
+      <w:r>
+        <w:rPr>
+          <w:rFonts w:cs="Times New Roman"/>
+        </w:rPr>
+        <w:t>Komponen SVM terdiri dari tiga elemen utama, yaitu hyperplane yang berfungsi sebagai bidang pemisah optimal antara dua kelas, margin yang merupakan jarak antara hyperplane dan jarak terdekat dari masing-masing kelas, serta support vector yang merupakan data yang paling dekat dengan hyperplane (Junus, 2023).</w:t>
+      </w:r>
+    </w:p>
+    <w:p>
+      <w:pPr>
+        <w:spacing w:after="0" w:line="480" w:lineRule="auto"/>
+        <w:ind w:firstLine="567"/>
+        <w:rPr>
+          <w:rFonts w:eastAsiaTheme="minorEastAsia"/>
+        </w:rPr>
+      </w:pPr>
+      <w:r>
+        <w:rPr>
+          <w:rFonts w:cs="Times New Roman"/>
+        </w:rPr>
+        <w:t xml:space="preserve">Proses pelatihan SVM dimulai dengan himpunan data pelatihan </w:t>
+      </w:r>
+      <m:oMath>
+        <m:r>
+          <w:rPr>
+            <w:rFonts w:ascii="Cambria Math" w:hAnsi="Cambria Math"/>
+          </w:rPr>
+          <m:t>{</m:t>
+        </m:r>
+        <m:d>
+          <m:dPr>
+            <m:ctrlPr>
+              <w:rPr>
+                <w:rFonts w:ascii="Cambria Math" w:hAnsi="Cambria Math"/>
+                <w:i/>
+              </w:rPr>
+            </m:ctrlPr>
+          </m:dPr>
+          <m:e>
+            <m:sSub>
+              <m:sSubPr>
+                <m:ctrlPr>
+                  <w:rPr>
+                    <w:rFonts w:ascii="Cambria Math" w:hAnsi="Cambria Math"/>
+                    <w:i/>
+                  </w:rPr>
+                </m:ctrlPr>
+              </m:sSubPr>
+              <m:e>
+                <m:r>
+                  <w:rPr>
+                    <w:rFonts w:ascii="Cambria Math" w:hAnsi="Cambria Math"/>
+                  </w:rPr>
+                  <m:t>x</m:t>
+                </m:r>
+              </m:e>
+              <m:sub>
+                <m:r>
+                  <w:rPr>
+                    <w:rFonts w:ascii="Cambria Math" w:hAnsi="Cambria Math"/>
+                  </w:rPr>
+                  <m:t>1</m:t>
+                </m:r>
+              </m:sub>
+            </m:sSub>
+            <m:r>
+              <w:rPr>
+                <w:rFonts w:ascii="Cambria Math" w:hAnsi="Cambria Math"/>
+              </w:rPr>
+              <m:t>,</m:t>
+            </m:r>
+            <m:sSub>
+              <m:sSubPr>
+                <m:ctrlPr>
+                  <w:rPr>
+                    <w:rFonts w:ascii="Cambria Math" w:hAnsi="Cambria Math"/>
+                    <w:i/>
+                  </w:rPr>
+                </m:ctrlPr>
+              </m:sSubPr>
+              <m:e>
+                <m:r>
+                  <w:rPr>
+                    <w:rFonts w:ascii="Cambria Math" w:hAnsi="Cambria Math"/>
+                  </w:rPr>
+                  <m:t>y</m:t>
+                </m:r>
+              </m:e>
+              <m:sub>
+                <m:r>
+                  <w:rPr>
+                    <w:rFonts w:ascii="Cambria Math" w:hAnsi="Cambria Math"/>
+                  </w:rPr>
+                  <m:t>1</m:t>
+                </m:r>
+              </m:sub>
+            </m:sSub>
+          </m:e>
+        </m:d>
+        <m:r>
+          <w:rPr>
+            <w:rFonts w:ascii="Cambria Math" w:hAnsi="Cambria Math"/>
+          </w:rPr>
+          <m:t xml:space="preserve">, </m:t>
+        </m:r>
+        <m:d>
+          <m:dPr>
+            <m:ctrlPr>
+              <w:rPr>
+                <w:rFonts w:ascii="Cambria Math" w:hAnsi="Cambria Math"/>
+                <w:i/>
+              </w:rPr>
+            </m:ctrlPr>
+          </m:dPr>
+          <m:e>
+            <m:sSub>
+              <m:sSubPr>
+                <m:ctrlPr>
+                  <w:rPr>
+                    <w:rFonts w:ascii="Cambria Math" w:hAnsi="Cambria Math"/>
+                    <w:i/>
+                  </w:rPr>
+                </m:ctrlPr>
+              </m:sSubPr>
+              <m:e>
+                <m:r>
+                  <w:rPr>
+                    <w:rFonts w:ascii="Cambria Math" w:hAnsi="Cambria Math"/>
+                  </w:rPr>
+                  <m:t>x</m:t>
+                </m:r>
+              </m:e>
+              <m:sub>
+                <m:r>
+                  <w:rPr>
+                    <w:rFonts w:ascii="Cambria Math" w:hAnsi="Cambria Math"/>
+                  </w:rPr>
+                  <m:t>2</m:t>
+                </m:r>
+              </m:sub>
+            </m:sSub>
+            <m:r>
+              <w:rPr>
+                <w:rFonts w:ascii="Cambria Math" w:hAnsi="Cambria Math"/>
+              </w:rPr>
+              <m:t>,</m:t>
+            </m:r>
+            <m:sSub>
+              <m:sSubPr>
+                <m:ctrlPr>
+                  <w:rPr>
+                    <w:rFonts w:ascii="Cambria Math" w:hAnsi="Cambria Math"/>
+                    <w:i/>
+                  </w:rPr>
+                </m:ctrlPr>
+              </m:sSubPr>
+              <m:e>
+                <m:r>
+                  <w:rPr>
+                    <w:rFonts w:ascii="Cambria Math" w:hAnsi="Cambria Math"/>
+                  </w:rPr>
+                  <m:t>y</m:t>
+                </m:r>
+              </m:e>
+              <m:sub>
+                <m:r>
+                  <w:rPr>
+                    <w:rFonts w:ascii="Cambria Math" w:hAnsi="Cambria Math"/>
+                  </w:rPr>
+                  <m:t>2</m:t>
+                </m:r>
+              </m:sub>
+            </m:sSub>
+          </m:e>
+        </m:d>
+        <m:r>
+          <w:rPr>
+            <w:rFonts w:ascii="Cambria Math" w:hAnsi="Cambria Math"/>
+          </w:rPr>
+          <m:t>, …,(</m:t>
+        </m:r>
+        <m:sSub>
+          <m:sSubPr>
+            <m:ctrlPr>
+              <w:rPr>
+                <w:rFonts w:ascii="Cambria Math" w:hAnsi="Cambria Math"/>
+                <w:i/>
+              </w:rPr>
+            </m:ctrlPr>
+          </m:sSubPr>
+          <m:e>
+            <m:r>
+              <w:rPr>
+                <w:rFonts w:ascii="Cambria Math" w:hAnsi="Cambria Math"/>
+              </w:rPr>
+              <m:t>x</m:t>
+            </m:r>
+          </m:e>
+          <m:sub>
+            <m:r>
+              <w:rPr>
+                <w:rFonts w:ascii="Cambria Math" w:hAnsi="Cambria Math"/>
+              </w:rPr>
+              <m:t>i</m:t>
+            </m:r>
+          </m:sub>
+        </m:sSub>
+        <m:r>
+          <w:rPr>
+            <w:rFonts w:ascii="Cambria Math" w:hAnsi="Cambria Math"/>
+          </w:rPr>
+          <m:t>,</m:t>
+        </m:r>
+        <m:sSub>
+          <m:sSubPr>
+            <m:ctrlPr>
+              <w:rPr>
+                <w:rFonts w:ascii="Cambria Math" w:hAnsi="Cambria Math"/>
+                <w:i/>
+              </w:rPr>
+            </m:ctrlPr>
+          </m:sSubPr>
+          <m:e>
+            <m:r>
+              <w:rPr>
+                <w:rFonts w:ascii="Cambria Math" w:hAnsi="Cambria Math"/>
+              </w:rPr>
+              <m:t>y</m:t>
+            </m:r>
+          </m:e>
+          <m:sub>
+            <m:r>
+              <w:rPr>
+                <w:rFonts w:ascii="Cambria Math" w:hAnsi="Cambria Math"/>
+              </w:rPr>
+              <m:t>i</m:t>
+            </m:r>
+          </m:sub>
+        </m:sSub>
+        <m:r>
+          <w:rPr>
+            <w:rFonts w:ascii="Cambria Math" w:hAnsi="Cambria Math"/>
+          </w:rPr>
+          <m:t>)}</m:t>
+        </m:r>
+      </m:oMath>
+      <w:r>
+        <w:rPr>
+          <w:rFonts w:eastAsiaTheme="minorEastAsia"/>
+        </w:rPr>
+        <w:t xml:space="preserve">, di mana </w:t>
+      </w:r>
+      <m:oMath>
+        <m:sSub>
+          <m:sSubPr>
+            <m:ctrlPr>
+              <w:rPr>
+                <w:rFonts w:ascii="Cambria Math" w:hAnsi="Cambria Math"/>
+                <w:i/>
+              </w:rPr>
+            </m:ctrlPr>
+          </m:sSubPr>
+          <m:e>
+            <m:r>
+              <w:rPr>
+                <w:rFonts w:ascii="Cambria Math" w:hAnsi="Cambria Math"/>
+              </w:rPr>
+              <m:t>x</m:t>
+            </m:r>
+          </m:e>
+          <m:sub>
+            <m:r>
+              <w:rPr>
+                <w:rFonts w:ascii="Cambria Math" w:hAnsi="Cambria Math"/>
+              </w:rPr>
+              <m:t>i</m:t>
+            </m:r>
+          </m:sub>
+        </m:sSub>
+        <m:r>
+          <w:rPr>
+            <w:rFonts w:ascii="Cambria Math" w:hAnsi="Cambria Math"/>
+          </w:rPr>
+          <m:t>∈</m:t>
+        </m:r>
+        <m:sSup>
+          <m:sSupPr>
+            <m:ctrlPr>
+              <w:rPr>
+                <w:rFonts w:ascii="Cambria Math" w:hAnsi="Cambria Math"/>
+                <w:i/>
+              </w:rPr>
+            </m:ctrlPr>
+          </m:sSupPr>
+          <m:e>
+            <m:r>
+              <w:rPr>
+                <w:rFonts w:ascii="Cambria Math" w:hAnsi="Cambria Math"/>
+              </w:rPr>
+              <m:t>R</m:t>
+            </m:r>
+          </m:e>
+          <m:sup>
+            <m:r>
+              <w:rPr>
+                <w:rFonts w:ascii="Cambria Math" w:hAnsi="Cambria Math"/>
+              </w:rPr>
+              <m:t>n</m:t>
+            </m:r>
+          </m:sup>
+        </m:sSup>
+      </m:oMath>
+      <w:r>
+        <w:rPr>
+          <w:rFonts w:eastAsiaTheme="minorEastAsia"/>
+        </w:rPr>
+        <w:t xml:space="preserve"> mewakili vektor fitur, dan </w:t>
+      </w:r>
+      <m:oMath>
+        <m:sSub>
+          <m:sSubPr>
+            <m:ctrlPr>
+              <w:rPr>
+                <w:rFonts w:ascii="Cambria Math" w:hAnsi="Cambria Math"/>
+                <w:i/>
+              </w:rPr>
+            </m:ctrlPr>
+          </m:sSubPr>
+          <m:e>
+            <m:r>
+              <w:rPr>
+                <w:rFonts w:ascii="Cambria Math" w:hAnsi="Cambria Math"/>
+              </w:rPr>
+              <m:t>y</m:t>
+            </m:r>
+          </m:e>
+          <m:sub>
+            <m:r>
+              <w:rPr>
+                <w:rFonts w:ascii="Cambria Math" w:hAnsi="Cambria Math"/>
+              </w:rPr>
+              <m:t>i</m:t>
+            </m:r>
+          </m:sub>
+        </m:sSub>
+        <m:r>
+          <w:rPr>
+            <w:rFonts w:ascii="Cambria Math" w:hAnsi="Cambria Math"/>
+          </w:rPr>
+          <m:t>∈</m:t>
+        </m:r>
+        <m:sSup>
+          <m:sSupPr>
+            <m:ctrlPr>
+              <w:rPr>
+                <w:rFonts w:ascii="Cambria Math" w:hAnsi="Cambria Math"/>
+                <w:i/>
+              </w:rPr>
+            </m:ctrlPr>
+          </m:sSupPr>
+          <m:e>
+            <m:r>
+              <w:rPr>
+                <w:rFonts w:ascii="Cambria Math" w:hAnsi="Cambria Math"/>
+              </w:rPr>
+              <m:t>R</m:t>
+            </m:r>
+          </m:e>
+          <m:sup>
+            <m:r>
+              <w:rPr>
+                <w:rFonts w:ascii="Cambria Math" w:hAnsi="Cambria Math"/>
+              </w:rPr>
+              <m:t>n</m:t>
+            </m:r>
+          </m:sup>
+        </m:sSup>
+      </m:oMath>
+      <w:r>
+        <w:rPr>
+          <w:rFonts w:eastAsiaTheme="minorEastAsia"/>
+        </w:rPr>
+        <w:t xml:space="preserve"> menunjukkan label kelas</w:t>
+      </w:r>
+      <w:r>
+        <w:rPr>
+          <w:rFonts w:eastAsiaTheme="minorEastAsia"/>
+        </w:rPr>
+        <w:t xml:space="preserve">. Masing-masing kelas dipisahkan secara sempurna oleh sebuah </w:t>
+      </w:r>
+      <w:r>
+        <w:rPr>
+          <w:rFonts w:eastAsiaTheme="minorEastAsia"/>
+        </w:rPr>
+        <w:t>hyperplane</w:t>
+      </w:r>
+      <w:r>
+        <w:rPr>
+          <w:rFonts w:eastAsiaTheme="minorEastAsia"/>
+        </w:rPr>
+        <w:t>, yang dinyatakan dengan persamaan:</w:t>
+      </w:r>
+    </w:p>
+    <w:p>
+      <w:pPr>
+        <w:pStyle w:val="DaftarParagraf"/>
+        <w:spacing w:after="0" w:line="480" w:lineRule="auto"/>
+        <w:ind w:left="0"/>
+        <w:jc w:val="center"/>
+        <w:rPr>
+          <w:rFonts w:eastAsiaTheme="minorEastAsia"/>
+        </w:rPr>
+      </w:pPr>
+      <m:oMath>
+        <m:sSup>
+          <m:sSupPr>
+            <m:ctrlPr>
+              <w:rPr>
+                <w:rFonts w:ascii="Cambria Math" w:eastAsiaTheme="minorEastAsia" w:hAnsi="Cambria Math"/>
+                <w:i/>
+              </w:rPr>
+            </m:ctrlPr>
+          </m:sSupPr>
+          <m:e>
+            <m:r>
+              <w:rPr>
+                <w:rFonts w:ascii="Cambria Math" w:eastAsiaTheme="minorEastAsia" w:hAnsi="Cambria Math"/>
+              </w:rPr>
+              <m:t>w</m:t>
+            </m:r>
+          </m:e>
+          <m:sup>
+            <m:r>
+              <w:rPr>
+                <w:rFonts w:ascii="Cambria Math" w:eastAsiaTheme="minorEastAsia" w:hAnsi="Cambria Math"/>
+              </w:rPr>
+              <m:t>T</m:t>
+            </m:r>
+          </m:sup>
+        </m:sSup>
+        <m:r>
+          <w:rPr>
+            <w:rFonts w:ascii="Cambria Math" w:eastAsiaTheme="minorEastAsia" w:hAnsi="Cambria Math"/>
+          </w:rPr>
+          <m:t>⋅x+b=0</m:t>
+        </m:r>
+      </m:oMath>
+      <w:r>
+        <w:rPr>
+          <w:rFonts w:eastAsiaTheme="minorEastAsia"/>
+        </w:rPr>
+        <w:tab/>
+      </w:r>
+      <w:r>
+        <w:rPr>
+          <w:rFonts w:eastAsiaTheme="minorEastAsia"/>
+        </w:rPr>
+        <w:tab/>
+      </w:r>
+      <w:r>
+        <w:rPr>
+          <w:rFonts w:eastAsiaTheme="minorEastAsia"/>
+        </w:rPr>
+        <w:t>(2.3)</w:t>
+      </w:r>
+    </w:p>
+    <w:p>
+      <w:pPr>
+        <w:spacing w:after="0" w:line="480" w:lineRule="auto"/>
+        <w:rPr>
+          <w:rFonts w:eastAsiaTheme="minorEastAsia"/>
+        </w:rPr>
+      </w:pPr>
+      <w:r>
+        <w:t xml:space="preserve">di mana </w:t>
+      </w:r>
+      <m:oMath>
+        <m:r>
+          <w:rPr>
+            <w:rFonts w:ascii="Cambria Math" w:eastAsiaTheme="minorEastAsia" w:hAnsi="Cambria Math"/>
+          </w:rPr>
+          <m:t>w</m:t>
+        </m:r>
+      </m:oMath>
+      <w:r>
+        <w:rPr>
+          <w:rFonts w:eastAsiaTheme="minorEastAsia"/>
+        </w:rPr>
+        <w:t xml:space="preserve"> adalah vektor bobot yang terkait dengan masing-masing fitur data, </w:t>
+      </w:r>
+      <m:oMath>
+        <m:r>
+          <w:rPr>
+            <w:rFonts w:ascii="Cambria Math" w:eastAsiaTheme="minorEastAsia" w:hAnsi="Cambria Math"/>
+          </w:rPr>
+          <m:t>x</m:t>
+        </m:r>
+      </m:oMath>
+      <w:r>
+        <w:rPr>
+          <w:rFonts w:eastAsiaTheme="minorEastAsia"/>
+        </w:rPr>
+        <w:t xml:space="preserve"> adalah vektor fitur data, dan </w:t>
+      </w:r>
+      <m:oMath>
+        <m:r>
+          <w:rPr>
+            <w:rFonts w:ascii="Cambria Math" w:eastAsiaTheme="minorEastAsia" w:hAnsi="Cambria Math"/>
+          </w:rPr>
+          <m:t>b</m:t>
+        </m:r>
+      </m:oMath>
+      <w:r>
+        <w:rPr>
+          <w:rFonts w:eastAsiaTheme="minorEastAsia"/>
+        </w:rPr>
+        <w:t xml:space="preserve"> adalah nilai bias.</w:t>
+      </w:r>
+      <w:r>
+        <w:rPr>
+          <w:rFonts w:eastAsiaTheme="minorEastAsia"/>
+        </w:rPr>
+        <w:t xml:space="preserve"> </w:t>
+      </w:r>
+    </w:p>
+    <w:p>
+      <w:pPr>
+        <w:spacing w:after="0" w:line="480" w:lineRule="auto"/>
+        <w:ind w:firstLine="567"/>
+        <w:rPr>
+          <w:rFonts w:cs="Times New Roman"/>
+        </w:rPr>
+      </w:pPr>
+      <w:r>
+        <w:rPr>
+          <w:rFonts w:cs="Times New Roman"/>
+        </w:rPr>
+        <w:t>Setelah hyperplane ditetapkan, langkah selanjutnya adalah memaksimalkan margin</w:t>
+      </w:r>
+      <w:r>
+        <w:rPr>
+          <w:rFonts w:cs="Times New Roman"/>
+        </w:rPr>
+        <w:t xml:space="preserve">, yaitu </w:t>
+      </w:r>
+      <w:r>
+        <w:rPr>
+          <w:rFonts w:cs="Times New Roman"/>
+        </w:rPr>
+        <w:t>jarak antara dua kelompok kelas yang berbeda</w:t>
+      </w:r>
+      <w:r>
+        <w:rPr>
+          <w:rFonts w:cs="Times New Roman"/>
+        </w:rPr>
+        <w:t xml:space="preserve">, yang </w:t>
+      </w:r>
+      <w:r>
+        <w:rPr>
+          <w:rFonts w:cs="Times New Roman"/>
+        </w:rPr>
+        <w:t xml:space="preserve">dapat didefinisikan sebagai </w:t>
+      </w:r>
+      <m:oMath>
+        <m:f>
+          <m:fPr>
+            <m:ctrlPr>
+              <w:rPr>
+                <w:rFonts w:ascii="Cambria Math" w:eastAsiaTheme="minorEastAsia" w:hAnsi="Cambria Math"/>
+                <w:i/>
+              </w:rPr>
+            </m:ctrlPr>
+          </m:fPr>
+          <m:num>
+            <m:r>
+              <w:rPr>
+                <w:rFonts w:ascii="Cambria Math" w:eastAsiaTheme="minorEastAsia" w:hAnsi="Cambria Math"/>
+              </w:rPr>
+              <m:t>2</m:t>
+            </m:r>
+          </m:num>
+          <m:den>
+            <m:d>
+              <m:dPr>
+                <m:begChr m:val="‖"/>
+                <m:endChr m:val="‖"/>
+                <m:ctrlPr>
+                  <w:rPr>
+                    <w:rFonts w:ascii="Cambria Math" w:eastAsiaTheme="minorEastAsia" w:hAnsi="Cambria Math"/>
+                    <w:i/>
+                  </w:rPr>
+                </m:ctrlPr>
+              </m:dPr>
+              <m:e>
+                <m:r>
+                  <w:rPr>
+                    <w:rFonts w:ascii="Cambria Math" w:eastAsiaTheme="minorEastAsia" w:hAnsi="Cambria Math"/>
+                  </w:rPr>
+                  <m:t>w</m:t>
+                </m:r>
+              </m:e>
+            </m:d>
+          </m:den>
+        </m:f>
+      </m:oMath>
+      <w:r>
+        <w:rPr>
+          <w:rFonts w:cs="Times New Roman"/>
+        </w:rPr>
+        <w:t>.</w:t>
+      </w:r>
+      <w:r>
+        <w:rPr>
+          <w:rFonts w:cs="Times New Roman"/>
+        </w:rPr>
+        <w:t xml:space="preserve"> Hyperplane terbaik dapat dicari dengan memaksimalkan margin melalui masalah quadratic </w:t>
+      </w:r>
+      <w:r>
+        <w:rPr>
+          <w:rFonts w:cs="Times New Roman"/>
+        </w:rPr>
+        <w:t>programming</w:t>
+      </w:r>
+      <w:r>
+        <w:rPr>
+          <w:rFonts w:cs="Times New Roman"/>
+        </w:rPr>
+        <w:t xml:space="preserve"> </w:t>
+      </w:r>
+      <w:r>
+        <w:rPr>
+          <w:rFonts w:cs="Times New Roman"/>
+        </w:rPr>
+        <w:t>dengan meminimalkan:</w:t>
+      </w:r>
+    </w:p>
+    <w:p>
+      <w:pPr>
+        <w:pStyle w:val="DaftarParagraf"/>
+        <w:spacing w:after="0" w:line="480" w:lineRule="auto"/>
+        <w:ind w:left="0"/>
+        <w:jc w:val="center"/>
+        <w:rPr>
+          <w:rFonts w:eastAsiaTheme="minorEastAsia"/>
+          <w:iCs/>
+        </w:rPr>
+      </w:pPr>
+      <m:oMath>
+        <m:func>
+          <m:funcPr>
+            <m:ctrlPr>
+              <w:rPr>
+                <w:rFonts w:ascii="Cambria Math" w:eastAsiaTheme="minorEastAsia" w:hAnsi="Cambria Math"/>
+                <w:iCs/>
+              </w:rPr>
+            </m:ctrlPr>
+          </m:funcPr>
+          <m:fName>
+            <m:r>
+              <m:rPr>
+                <m:sty m:val="p"/>
+              </m:rPr>
+              <w:rPr>
+                <w:rFonts w:ascii="Cambria Math" w:eastAsiaTheme="minorEastAsia" w:hAnsi="Cambria Math"/>
+              </w:rPr>
+              <m:t>min</m:t>
+            </m:r>
+          </m:fName>
+          <m:e>
+            <m:f>
+              <m:fPr>
+                <m:ctrlPr>
+                  <w:rPr>
+                    <w:rFonts w:ascii="Cambria Math" w:eastAsiaTheme="minorEastAsia" w:hAnsi="Cambria Math"/>
+                    <w:iCs/>
+                  </w:rPr>
+                </m:ctrlPr>
+              </m:fPr>
+              <m:num>
+                <m:r>
+                  <m:rPr>
+                    <m:sty m:val="p"/>
+                  </m:rPr>
+                  <w:rPr>
+                    <w:rFonts w:ascii="Cambria Math" w:eastAsiaTheme="minorEastAsia" w:hAnsi="Cambria Math"/>
+                  </w:rPr>
+                  <m:t>1</m:t>
+                </m:r>
+              </m:num>
+              <m:den>
+                <m:r>
+                  <m:rPr>
+                    <m:sty m:val="p"/>
+                  </m:rPr>
+                  <w:rPr>
+                    <w:rFonts w:ascii="Cambria Math" w:eastAsiaTheme="minorEastAsia" w:hAnsi="Cambria Math"/>
+                  </w:rPr>
+                  <m:t>2</m:t>
+                </m:r>
+              </m:den>
+            </m:f>
+            <m:sSup>
+              <m:sSupPr>
+                <m:ctrlPr>
+                  <w:rPr>
+                    <w:rFonts w:ascii="Cambria Math" w:eastAsiaTheme="minorEastAsia" w:hAnsi="Cambria Math"/>
+                    <w:iCs/>
+                  </w:rPr>
+                </m:ctrlPr>
+              </m:sSupPr>
+              <m:e>
+                <m:d>
+                  <m:dPr>
+                    <m:begChr m:val="‖"/>
+                    <m:endChr m:val="‖"/>
+                    <m:ctrlPr>
+                      <w:rPr>
+                        <w:rFonts w:ascii="Cambria Math" w:eastAsiaTheme="minorEastAsia" w:hAnsi="Cambria Math"/>
+                        <w:iCs/>
+                      </w:rPr>
+                    </m:ctrlPr>
+                  </m:dPr>
+                  <m:e>
+                    <m:r>
+                      <m:rPr>
+                        <m:sty m:val="p"/>
+                      </m:rPr>
+                      <w:rPr>
+                        <w:rFonts w:ascii="Cambria Math" w:eastAsiaTheme="minorEastAsia" w:hAnsi="Cambria Math"/>
+                      </w:rPr>
+                      <m:t>w</m:t>
+                    </m:r>
+                  </m:e>
+                </m:d>
+              </m:e>
+              <m:sup>
+                <m:r>
+                  <m:rPr>
+                    <m:sty m:val="p"/>
+                  </m:rPr>
+                  <w:rPr>
+                    <w:rFonts w:ascii="Cambria Math" w:eastAsiaTheme="minorEastAsia" w:hAnsi="Cambria Math"/>
+                  </w:rPr>
+                  <m:t>2</m:t>
+                </m:r>
+              </m:sup>
+            </m:sSup>
+          </m:e>
+        </m:func>
+      </m:oMath>
+      <w:r>
+        <w:rPr>
+          <w:rFonts w:eastAsiaTheme="minorEastAsia"/>
+          <w:iCs/>
+        </w:rPr>
+        <w:tab/>
+      </w:r>
+      <w:r>
+        <w:rPr>
+          <w:rFonts w:eastAsiaTheme="minorEastAsia"/>
+          <w:iCs/>
+        </w:rPr>
+        <w:tab/>
+        <w:t>(2.4)</w:t>
+      </w:r>
+    </w:p>
+    <w:p>
+      <w:pPr>
+        <w:spacing w:after="0" w:line="480" w:lineRule="auto"/>
+      </w:pPr>
+      <w:r>
+        <w:t xml:space="preserve">dengan syarat: </w:t>
+      </w:r>
+    </w:p>
+    <w:p>
+      <w:pPr>
+        <w:pStyle w:val="DaftarParagraf"/>
+        <w:spacing w:after="0" w:line="480" w:lineRule="auto"/>
+        <w:ind w:left="0"/>
+        <w:jc w:val="center"/>
+        <w:rPr>
+          <w:rFonts w:eastAsiaTheme="minorEastAsia"/>
+        </w:rPr>
+      </w:pPr>
+      <m:oMath>
+        <m:sSub>
+          <m:sSubPr>
+            <m:ctrlPr>
+              <w:rPr>
+                <w:rFonts w:ascii="Cambria Math" w:eastAsiaTheme="minorEastAsia" w:hAnsi="Cambria Math"/>
+                <w:i/>
+              </w:rPr>
+            </m:ctrlPr>
+          </m:sSubPr>
+          <m:e>
+            <m:r>
+              <w:rPr>
+                <w:rFonts w:ascii="Cambria Math" w:eastAsiaTheme="minorEastAsia" w:hAnsi="Cambria Math"/>
+              </w:rPr>
+              <m:t>y</m:t>
+            </m:r>
+          </m:e>
+          <m:sub>
+            <m:r>
+              <w:rPr>
+                <w:rFonts w:ascii="Cambria Math" w:eastAsiaTheme="minorEastAsia" w:hAnsi="Cambria Math"/>
+              </w:rPr>
+              <m:t>i</m:t>
+            </m:r>
+          </m:sub>
+        </m:sSub>
+        <m:d>
+          <m:dPr>
+            <m:ctrlPr>
+              <w:rPr>
+                <w:rFonts w:ascii="Cambria Math" w:eastAsiaTheme="minorEastAsia" w:hAnsi="Cambria Math"/>
+                <w:i/>
+              </w:rPr>
+            </m:ctrlPr>
+          </m:dPr>
+          <m:e>
+            <m:r>
+              <w:rPr>
+                <w:rFonts w:ascii="Cambria Math" w:eastAsiaTheme="minorEastAsia" w:hAnsi="Cambria Math"/>
+              </w:rPr>
+              <m:t>w⋅</m:t>
+            </m:r>
+            <m:sSub>
+              <m:sSubPr>
+                <m:ctrlPr>
+                  <w:rPr>
+                    <w:rFonts w:ascii="Cambria Math" w:eastAsiaTheme="minorEastAsia" w:hAnsi="Cambria Math"/>
+                    <w:i/>
+                  </w:rPr>
+                </m:ctrlPr>
+              </m:sSubPr>
+              <m:e>
+                <m:r>
+                  <w:rPr>
+                    <w:rFonts w:ascii="Cambria Math" w:eastAsiaTheme="minorEastAsia" w:hAnsi="Cambria Math"/>
+                  </w:rPr>
+                  <m:t>x</m:t>
+                </m:r>
+              </m:e>
+              <m:sub>
+                <m:r>
+                  <w:rPr>
+                    <w:rFonts w:ascii="Cambria Math" w:eastAsiaTheme="minorEastAsia" w:hAnsi="Cambria Math"/>
+                  </w:rPr>
+                  <m:t>i</m:t>
+                </m:r>
+              </m:sub>
+            </m:sSub>
+            <m:r>
+              <w:rPr>
+                <w:rFonts w:ascii="Cambria Math" w:eastAsiaTheme="minorEastAsia" w:hAnsi="Cambria Math"/>
+              </w:rPr>
+              <m:t>+b</m:t>
+            </m:r>
+          </m:e>
+        </m:d>
+        <m:r>
+          <w:rPr>
+            <w:rFonts w:ascii="Cambria Math" w:eastAsiaTheme="minorEastAsia" w:hAnsi="Cambria Math"/>
+          </w:rPr>
+          <m:t>≥1,   i=1,2,3,…n</m:t>
+        </m:r>
+      </m:oMath>
+      <w:r>
+        <w:rPr>
+          <w:rFonts w:eastAsiaTheme="minorEastAsia"/>
+        </w:rPr>
+        <w:tab/>
+      </w:r>
+      <w:r>
+        <w:rPr>
+          <w:rFonts w:eastAsiaTheme="minorEastAsia"/>
+        </w:rPr>
+        <w:tab/>
+      </w:r>
+      <w:r>
+        <w:rPr>
+          <w:rFonts w:eastAsiaTheme="minorEastAsia"/>
+        </w:rPr>
+        <w:t>(2.5)</w:t>
+      </w:r>
+    </w:p>
+    <w:p>
+      <w:pPr>
+        <w:spacing w:after="0" w:line="480" w:lineRule="auto"/>
+        <w:ind w:firstLine="567"/>
+        <w:rPr>
+          <w:rFonts w:cs="Times New Roman"/>
+        </w:rPr>
+      </w:pPr>
+    </w:p>
+    <w:p>
+      <w:pPr>
+        <w:spacing w:after="0" w:line="480" w:lineRule="auto"/>
+        <w:ind w:firstLine="567"/>
+        <w:rPr>
+          <w:rFonts w:cs="Times New Roman"/>
+        </w:rPr>
+      </w:pPr>
+    </w:p>
+    <w:p>
+      <w:pPr>
+        <w:pStyle w:val="Judul2"/>
         <w:numPr>
           <w:ilvl w:val="0"/>
           <w:numId w:val="8"/>
@@ -4300,7 +5681,7 @@
     </w:p>
     <w:p>
       <w:pPr>
-        <w:pStyle w:val="Heading1"/>
+        <w:pStyle w:val="Judul1"/>
         <w:numPr>
           <w:ilvl w:val="0"/>
           <w:numId w:val="7"/>
@@ -4354,7 +5735,7 @@
     </w:p>
     <w:tbl>
       <w:tblPr>
-        <w:tblStyle w:val="TableGrid"/>
+        <w:tblStyle w:val="KisiTabel"/>
         <w:tblW w:w="0" w:type="auto"/>
         <w:jc w:val="center"/>
         <w:tblLook w:val="04A0" w:firstRow="1" w:lastRow="0" w:firstColumn="1" w:lastColumn="0" w:noHBand="0" w:noVBand="1"/>
@@ -4390,7 +5771,6 @@
                 <w:bCs/>
                 <w:szCs w:val="24"/>
               </w:rPr>
-              <w:lastRenderedPageBreak/>
               <w:t>Solusi</w:t>
             </w:r>
           </w:p>
@@ -4593,6 +5973,29 @@
                 <w:szCs w:val="24"/>
               </w:rPr>
             </w:pPr>
+            <w:r>
+              <w:rPr>
+                <w:rFonts w:cs="Times New Roman"/>
+                <w:szCs w:val="24"/>
+              </w:rPr>
+              <w:t>Selama proses pelatihan KNN, kebutuhan komputasi dapat meningkat secara signifikan seiring dengan bertambahnya ukuran dataset (</w:t>
+            </w:r>
+            <w:proofErr w:type="spellStart"/>
+            <w:r>
+              <w:rPr>
+                <w:rFonts w:cs="Times New Roman"/>
+                <w:szCs w:val="24"/>
+              </w:rPr>
+              <w:t>Ayabe</w:t>
+            </w:r>
+            <w:proofErr w:type="spellEnd"/>
+            <w:r>
+              <w:rPr>
+                <w:rFonts w:cs="Times New Roman"/>
+                <w:szCs w:val="24"/>
+              </w:rPr>
+              <w:t>, 2020).</w:t>
+            </w:r>
           </w:p>
           <w:p>
             <w:pPr>
@@ -4622,6 +6025,29 @@
                 <w:szCs w:val="24"/>
               </w:rPr>
             </w:pPr>
+            <w:r>
+              <w:rPr>
+                <w:rFonts w:cs="Times New Roman"/>
+                <w:szCs w:val="24"/>
+              </w:rPr>
+              <w:t>Selama proses pelatihan KNN, waktu pemrosesan dapat menjadi lebih lama seiring bertambahnya ukuran dataset (</w:t>
+            </w:r>
+            <w:proofErr w:type="spellStart"/>
+            <w:r>
+              <w:rPr>
+                <w:rFonts w:cs="Times New Roman"/>
+                <w:szCs w:val="24"/>
+              </w:rPr>
+              <w:t>Ayabe</w:t>
+            </w:r>
+            <w:proofErr w:type="spellEnd"/>
+            <w:r>
+              <w:rPr>
+                <w:rFonts w:cs="Times New Roman"/>
+                <w:szCs w:val="24"/>
+              </w:rPr>
+              <w:t>, 2020).</w:t>
+            </w:r>
           </w:p>
           <w:p>
             <w:pPr>
@@ -4651,6 +6077,29 @@
                 <w:szCs w:val="24"/>
               </w:rPr>
             </w:pPr>
+            <w:r>
+              <w:rPr>
+                <w:rFonts w:cs="Times New Roman"/>
+                <w:szCs w:val="24"/>
+              </w:rPr>
+              <w:t xml:space="preserve">Metode ini sangat sensitif terhadap outlier, noise, dan missing data. Namun, noise dapat dikurangi dengan meningkatkan nilai </w:t>
+            </w:r>
+            <m:oMath>
+              <m:r>
+                <w:rPr>
+                  <w:rFonts w:ascii="Cambria Math" w:hAnsi="Cambria Math" w:cs="Times New Roman"/>
+                  <w:szCs w:val="24"/>
+                </w:rPr>
+                <m:t>k</m:t>
+              </m:r>
+            </m:oMath>
+            <w:r>
+              <w:rPr>
+                <w:rFonts w:cs="Times New Roman"/>
+                <w:szCs w:val="24"/>
+              </w:rPr>
+              <w:t>, meskipun hal ini dapat mengurangi responsivitas model (Ayabe, 2020).</w:t>
+            </w:r>
           </w:p>
         </w:tc>
         <w:tc>
@@ -5118,7 +6567,7 @@
     <w:p>
       <w:pPr>
         <w:sectPr>
-          <w:footerReference w:type="first" r:id="rId14"/>
+          <w:footerReference w:type="first" r:id="rId15"/>
           <w:pgSz w:w="11906" w:h="16838"/>
           <w:pgMar w:top="2268" w:right="1701" w:bottom="1701" w:left="2268" w:header="1134" w:footer="708" w:gutter="0"/>
           <w:pgNumType w:start="14"/>
@@ -5130,7 +6579,7 @@
     </w:p>
     <w:p>
       <w:pPr>
-        <w:pStyle w:val="Heading1"/>
+        <w:pStyle w:val="Judul1"/>
         <w:spacing w:line="480" w:lineRule="auto"/>
         <w:jc w:val="center"/>
         <w:rPr>
@@ -5146,7 +6595,6 @@
           <w:bCs/>
           <w:szCs w:val="24"/>
         </w:rPr>
-        <w:lastRenderedPageBreak/>
         <w:t>BAB III</w:t>
       </w:r>
       <w:r>
@@ -5169,7 +6617,7 @@
     </w:p>
     <w:p>
       <w:pPr>
-        <w:pStyle w:val="Heading1"/>
+        <w:pStyle w:val="Judul1"/>
         <w:numPr>
           <w:ilvl w:val="0"/>
           <w:numId w:val="26"/>
@@ -5194,7 +6642,7 @@
     </w:p>
     <w:p>
       <w:pPr>
-        <w:pStyle w:val="Heading1"/>
+        <w:pStyle w:val="Judul1"/>
         <w:numPr>
           <w:ilvl w:val="0"/>
           <w:numId w:val="26"/>
@@ -5234,7 +6682,7 @@
     </w:p>
     <w:p>
       <w:pPr>
-        <w:pStyle w:val="Heading1"/>
+        <w:pStyle w:val="Judul1"/>
         <w:numPr>
           <w:ilvl w:val="0"/>
           <w:numId w:val="26"/>
@@ -5266,6 +6714,7 @@
       <w:r>
         <w:t xml:space="preserve"> sebelum melakukan proses prediksi. Pada tahap ini, dataset tersebut diambil dari pelatihan yang dilakukan oleh (Kaur, 2024) yang tersedia di </w:t>
       </w:r>
+      <w:proofErr w:type="spellStart"/>
       <w:r>
         <w:rPr>
           <w:i/>
@@ -5273,10 +6722,11 @@
         </w:rPr>
         <w:t>Mendeley</w:t>
       </w:r>
+      <w:proofErr w:type="spellEnd"/>
       <w:r>
         <w:t xml:space="preserve"> Data yang dapat diakses melalui </w:t>
       </w:r>
-      <w:hyperlink r:id="rId15" w:history="1">
+      <w:hyperlink r:id="rId16" w:history="1">
         <w:r>
           <w:rPr>
             <w:rStyle w:val="Hyperlink"/>
@@ -5296,7 +6746,6 @@
         <w:spacing w:after="0"/>
       </w:pPr>
       <w:r>
-        <w:lastRenderedPageBreak/>
         <w:t>Tabel 3.</w:t>
       </w:r>
       <w:r>
@@ -5321,7 +6770,7 @@
     <w:p/>
     <w:p>
       <w:pPr>
-        <w:pStyle w:val="Heading1"/>
+        <w:pStyle w:val="Judul1"/>
         <w:numPr>
           <w:ilvl w:val="0"/>
           <w:numId w:val="26"/>
@@ -5346,7 +6795,7 @@
     </w:p>
     <w:p>
       <w:pPr>
-        <w:pStyle w:val="Heading1"/>
+        <w:pStyle w:val="Judul1"/>
         <w:numPr>
           <w:ilvl w:val="0"/>
           <w:numId w:val="26"/>
@@ -5362,7 +6811,7 @@
     </w:p>
     <w:p>
       <w:pPr>
-        <w:pStyle w:val="Heading1"/>
+        <w:pStyle w:val="Judul1"/>
         <w:numPr>
           <w:ilvl w:val="0"/>
           <w:numId w:val="26"/>
@@ -5404,6 +6853,7 @@
       <w:r>
         <w:t xml:space="preserve"> ke dalam </w:t>
       </w:r>
+      <w:proofErr w:type="spellStart"/>
       <w:r>
         <w:rPr>
           <w:i/>
@@ -5411,9 +6861,11 @@
         </w:rPr>
         <w:t>Arduino</w:t>
       </w:r>
+      <w:proofErr w:type="spellEnd"/>
       <w:r>
         <w:t xml:space="preserve"> ESP32. Proses ini dilakukan dengan menggunakan </w:t>
       </w:r>
+      <w:proofErr w:type="spellStart"/>
       <w:r>
         <w:rPr>
           <w:i/>
@@ -5421,9 +6873,11 @@
         </w:rPr>
         <w:t>micromlgen</w:t>
       </w:r>
+      <w:proofErr w:type="spellEnd"/>
       <w:r>
         <w:t xml:space="preserve"> sebuah </w:t>
       </w:r>
+      <w:proofErr w:type="spellStart"/>
       <w:r>
         <w:rPr>
           <w:i/>
@@ -5431,6 +6885,7 @@
         </w:rPr>
         <w:t>library</w:t>
       </w:r>
+      <w:proofErr w:type="spellEnd"/>
       <w:r>
         <w:t xml:space="preserve"> yang dapat mengonversi metode </w:t>
       </w:r>
@@ -5444,6 +6899,7 @@
       <w:r>
         <w:t xml:space="preserve"> yang ditulis dalam bahasa </w:t>
       </w:r>
+      <w:proofErr w:type="spellStart"/>
       <w:r>
         <w:rPr>
           <w:i/>
@@ -5451,9 +6907,11 @@
         </w:rPr>
         <w:t>Python</w:t>
       </w:r>
+      <w:proofErr w:type="spellEnd"/>
       <w:r>
         <w:t xml:space="preserve"> menjadi bahasa C++, sehingga memungkinkan implementasi pada </w:t>
       </w:r>
+      <w:proofErr w:type="spellStart"/>
       <w:r>
         <w:rPr>
           <w:i/>
@@ -5461,13 +6919,14 @@
         </w:rPr>
         <w:t>Arduino</w:t>
       </w:r>
+      <w:proofErr w:type="spellEnd"/>
       <w:r>
         <w:t>.</w:t>
       </w:r>
     </w:p>
     <w:p>
       <w:pPr>
-        <w:pStyle w:val="Heading1"/>
+        <w:pStyle w:val="Judul1"/>
         <w:numPr>
           <w:ilvl w:val="0"/>
           <w:numId w:val="26"/>
@@ -5512,7 +6971,7 @@
     </w:p>
     <w:p>
       <w:pPr>
-        <w:pStyle w:val="ListParagraph"/>
+        <w:pStyle w:val="DaftarParagraf"/>
         <w:numPr>
           <w:ilvl w:val="0"/>
           <w:numId w:val="5"/>
@@ -5526,7 +6985,7 @@
     </w:p>
     <w:p>
       <w:pPr>
-        <w:pStyle w:val="ListParagraph"/>
+        <w:pStyle w:val="DaftarParagraf"/>
         <w:spacing w:after="0" w:line="480" w:lineRule="auto"/>
         <w:jc w:val="center"/>
         <w:rPr>
@@ -5538,7 +6997,6 @@
           <w:rPr>
             <w:rFonts w:ascii="Cambria Math" w:hAnsi="Cambria Math"/>
           </w:rPr>
-          <w:lastRenderedPageBreak/>
           <m:t>Accuracy=</m:t>
         </m:r>
         <m:f>
@@ -5752,7 +7210,7 @@
     </w:p>
     <w:p>
       <w:pPr>
-        <w:pStyle w:val="ListParagraph"/>
+        <w:pStyle w:val="DaftarParagraf"/>
         <w:spacing w:after="0" w:line="480" w:lineRule="auto"/>
         <w:ind w:left="567"/>
       </w:pPr>
@@ -5762,7 +7220,7 @@
     </w:p>
     <w:p>
       <w:pPr>
-        <w:pStyle w:val="ListParagraph"/>
+        <w:pStyle w:val="DaftarParagraf"/>
         <w:spacing w:after="0" w:line="480" w:lineRule="auto"/>
         <w:ind w:left="567"/>
         <w:rPr>
@@ -5803,18 +7261,38 @@
         </w:rPr>
         <w:t xml:space="preserve"> : </w:t>
       </w:r>
+      <w:proofErr w:type="spellStart"/>
       <w:r>
         <w:rPr>
           <w:rFonts w:eastAsiaTheme="minorEastAsia"/>
           <w:i/>
           <w:iCs/>
         </w:rPr>
-        <w:t>True Positive</w:t>
-      </w:r>
-    </w:p>
-    <w:p>
-      <w:pPr>
-        <w:pStyle w:val="ListParagraph"/>
+        <w:t>True</w:t>
+      </w:r>
+      <w:proofErr w:type="spellEnd"/>
+      <w:r>
+        <w:rPr>
+          <w:rFonts w:eastAsiaTheme="minorEastAsia"/>
+          <w:i/>
+          <w:iCs/>
+        </w:rPr>
+        <w:t xml:space="preserve"> </w:t>
+      </w:r>
+      <w:proofErr w:type="spellStart"/>
+      <w:r>
+        <w:rPr>
+          <w:rFonts w:eastAsiaTheme="minorEastAsia"/>
+          <w:i/>
+          <w:iCs/>
+        </w:rPr>
+        <w:t>Positive</w:t>
+      </w:r>
+      <w:proofErr w:type="spellEnd"/>
+    </w:p>
+    <w:p>
+      <w:pPr>
+        <w:pStyle w:val="DaftarParagraf"/>
         <w:spacing w:after="0" w:line="480" w:lineRule="auto"/>
         <w:ind w:left="567"/>
         <w:rPr>
@@ -5855,18 +7333,38 @@
         </w:rPr>
         <w:t xml:space="preserve"> : </w:t>
       </w:r>
+      <w:proofErr w:type="spellStart"/>
       <w:r>
         <w:rPr>
           <w:rFonts w:eastAsiaTheme="minorEastAsia"/>
           <w:i/>
           <w:iCs/>
         </w:rPr>
-        <w:t>True Negative</w:t>
-      </w:r>
-    </w:p>
-    <w:p>
-      <w:pPr>
-        <w:pStyle w:val="ListParagraph"/>
+        <w:t>True</w:t>
+      </w:r>
+      <w:proofErr w:type="spellEnd"/>
+      <w:r>
+        <w:rPr>
+          <w:rFonts w:eastAsiaTheme="minorEastAsia"/>
+          <w:i/>
+          <w:iCs/>
+        </w:rPr>
+        <w:t xml:space="preserve"> </w:t>
+      </w:r>
+      <w:proofErr w:type="spellStart"/>
+      <w:r>
+        <w:rPr>
+          <w:rFonts w:eastAsiaTheme="minorEastAsia"/>
+          <w:i/>
+          <w:iCs/>
+        </w:rPr>
+        <w:t>Negative</w:t>
+      </w:r>
+      <w:proofErr w:type="spellEnd"/>
+    </w:p>
+    <w:p>
+      <w:pPr>
+        <w:pStyle w:val="DaftarParagraf"/>
         <w:spacing w:after="0" w:line="480" w:lineRule="auto"/>
         <w:ind w:left="567"/>
         <w:rPr>
@@ -5907,18 +7405,38 @@
         </w:rPr>
         <w:t xml:space="preserve"> : </w:t>
       </w:r>
+      <w:proofErr w:type="spellStart"/>
       <w:r>
         <w:rPr>
           <w:rFonts w:eastAsiaTheme="minorEastAsia"/>
           <w:i/>
           <w:iCs/>
         </w:rPr>
-        <w:t>False Positive</w:t>
-      </w:r>
-    </w:p>
-    <w:p>
-      <w:pPr>
-        <w:pStyle w:val="ListParagraph"/>
+        <w:t>False</w:t>
+      </w:r>
+      <w:proofErr w:type="spellEnd"/>
+      <w:r>
+        <w:rPr>
+          <w:rFonts w:eastAsiaTheme="minorEastAsia"/>
+          <w:i/>
+          <w:iCs/>
+        </w:rPr>
+        <w:t xml:space="preserve"> </w:t>
+      </w:r>
+      <w:proofErr w:type="spellStart"/>
+      <w:r>
+        <w:rPr>
+          <w:rFonts w:eastAsiaTheme="minorEastAsia"/>
+          <w:i/>
+          <w:iCs/>
+        </w:rPr>
+        <w:t>Positive</w:t>
+      </w:r>
+      <w:proofErr w:type="spellEnd"/>
+    </w:p>
+    <w:p>
+      <w:pPr>
+        <w:pStyle w:val="DaftarParagraf"/>
         <w:spacing w:after="0" w:line="480" w:lineRule="auto"/>
         <w:ind w:left="567"/>
         <w:rPr>
@@ -5959,18 +7477,38 @@
         </w:rPr>
         <w:t xml:space="preserve"> : </w:t>
       </w:r>
+      <w:proofErr w:type="spellStart"/>
       <w:r>
         <w:rPr>
           <w:rFonts w:eastAsiaTheme="minorEastAsia"/>
           <w:i/>
           <w:iCs/>
         </w:rPr>
-        <w:t>False Negative</w:t>
-      </w:r>
-    </w:p>
-    <w:p>
-      <w:pPr>
-        <w:pStyle w:val="ListParagraph"/>
+        <w:t>False</w:t>
+      </w:r>
+      <w:proofErr w:type="spellEnd"/>
+      <w:r>
+        <w:rPr>
+          <w:rFonts w:eastAsiaTheme="minorEastAsia"/>
+          <w:i/>
+          <w:iCs/>
+        </w:rPr>
+        <w:t xml:space="preserve"> </w:t>
+      </w:r>
+      <w:proofErr w:type="spellStart"/>
+      <w:r>
+        <w:rPr>
+          <w:rFonts w:eastAsiaTheme="minorEastAsia"/>
+          <w:i/>
+          <w:iCs/>
+        </w:rPr>
+        <w:t>Negative</w:t>
+      </w:r>
+      <w:proofErr w:type="spellEnd"/>
+    </w:p>
+    <w:p>
+      <w:pPr>
+        <w:pStyle w:val="DaftarParagraf"/>
         <w:numPr>
           <w:ilvl w:val="0"/>
           <w:numId w:val="5"/>
@@ -5984,7 +7522,7 @@
     </w:p>
     <w:p>
       <w:pPr>
-        <w:pStyle w:val="ListParagraph"/>
+        <w:pStyle w:val="DaftarParagraf"/>
         <w:spacing w:after="0" w:line="480" w:lineRule="auto"/>
         <w:ind w:left="567"/>
         <w:jc w:val="center"/>
@@ -6114,7 +7652,7 @@
     </w:p>
     <w:p>
       <w:pPr>
-        <w:pStyle w:val="ListParagraph"/>
+        <w:pStyle w:val="DaftarParagraf"/>
         <w:spacing w:after="0" w:line="480" w:lineRule="auto"/>
         <w:ind w:left="567"/>
       </w:pPr>
@@ -6124,7 +7662,7 @@
     </w:p>
     <w:p>
       <w:pPr>
-        <w:pStyle w:val="ListParagraph"/>
+        <w:pStyle w:val="DaftarParagraf"/>
         <w:spacing w:after="0" w:line="480" w:lineRule="auto"/>
         <w:ind w:left="567"/>
         <w:rPr>
@@ -6165,18 +7703,38 @@
         </w:rPr>
         <w:t xml:space="preserve"> : </w:t>
       </w:r>
+      <w:proofErr w:type="spellStart"/>
       <w:r>
         <w:rPr>
           <w:rFonts w:eastAsiaTheme="minorEastAsia"/>
           <w:i/>
           <w:iCs/>
         </w:rPr>
-        <w:t>True Positive</w:t>
-      </w:r>
-    </w:p>
-    <w:p>
-      <w:pPr>
-        <w:pStyle w:val="ListParagraph"/>
+        <w:t>True</w:t>
+      </w:r>
+      <w:proofErr w:type="spellEnd"/>
+      <w:r>
+        <w:rPr>
+          <w:rFonts w:eastAsiaTheme="minorEastAsia"/>
+          <w:i/>
+          <w:iCs/>
+        </w:rPr>
+        <w:t xml:space="preserve"> </w:t>
+      </w:r>
+      <w:proofErr w:type="spellStart"/>
+      <w:r>
+        <w:rPr>
+          <w:rFonts w:eastAsiaTheme="minorEastAsia"/>
+          <w:i/>
+          <w:iCs/>
+        </w:rPr>
+        <w:t>Positive</w:t>
+      </w:r>
+      <w:proofErr w:type="spellEnd"/>
+    </w:p>
+    <w:p>
+      <w:pPr>
+        <w:pStyle w:val="DaftarParagraf"/>
         <w:spacing w:after="0" w:line="480" w:lineRule="auto"/>
         <w:ind w:left="567"/>
       </w:pPr>
@@ -6214,18 +7772,38 @@
         </w:rPr>
         <w:t xml:space="preserve"> : </w:t>
       </w:r>
+      <w:proofErr w:type="spellStart"/>
       <w:r>
         <w:rPr>
           <w:rFonts w:eastAsiaTheme="minorEastAsia"/>
           <w:i/>
           <w:iCs/>
         </w:rPr>
-        <w:t>False Positive</w:t>
-      </w:r>
-    </w:p>
-    <w:p>
-      <w:pPr>
-        <w:pStyle w:val="ListParagraph"/>
+        <w:t>False</w:t>
+      </w:r>
+      <w:proofErr w:type="spellEnd"/>
+      <w:r>
+        <w:rPr>
+          <w:rFonts w:eastAsiaTheme="minorEastAsia"/>
+          <w:i/>
+          <w:iCs/>
+        </w:rPr>
+        <w:t xml:space="preserve"> </w:t>
+      </w:r>
+      <w:proofErr w:type="spellStart"/>
+      <w:r>
+        <w:rPr>
+          <w:rFonts w:eastAsiaTheme="minorEastAsia"/>
+          <w:i/>
+          <w:iCs/>
+        </w:rPr>
+        <w:t>Positive</w:t>
+      </w:r>
+      <w:proofErr w:type="spellEnd"/>
+    </w:p>
+    <w:p>
+      <w:pPr>
+        <w:pStyle w:val="DaftarParagraf"/>
         <w:numPr>
           <w:ilvl w:val="0"/>
           <w:numId w:val="5"/>
@@ -6379,7 +7957,7 @@
     </w:p>
     <w:p>
       <w:pPr>
-        <w:pStyle w:val="ListParagraph"/>
+        <w:pStyle w:val="DaftarParagraf"/>
         <w:spacing w:after="0" w:line="480" w:lineRule="auto"/>
         <w:ind w:left="567"/>
       </w:pPr>
@@ -6389,7 +7967,7 @@
     </w:p>
     <w:p>
       <w:pPr>
-        <w:pStyle w:val="ListParagraph"/>
+        <w:pStyle w:val="DaftarParagraf"/>
         <w:spacing w:after="0" w:line="480" w:lineRule="auto"/>
         <w:ind w:left="567"/>
         <w:rPr>
@@ -6430,18 +8008,38 @@
         </w:rPr>
         <w:t xml:space="preserve"> : </w:t>
       </w:r>
+      <w:proofErr w:type="spellStart"/>
       <w:r>
         <w:rPr>
           <w:rFonts w:eastAsiaTheme="minorEastAsia"/>
           <w:i/>
           <w:iCs/>
         </w:rPr>
-        <w:t>True Positive</w:t>
-      </w:r>
-    </w:p>
-    <w:p>
-      <w:pPr>
-        <w:pStyle w:val="ListParagraph"/>
+        <w:t>True</w:t>
+      </w:r>
+      <w:proofErr w:type="spellEnd"/>
+      <w:r>
+        <w:rPr>
+          <w:rFonts w:eastAsiaTheme="minorEastAsia"/>
+          <w:i/>
+          <w:iCs/>
+        </w:rPr>
+        <w:t xml:space="preserve"> </w:t>
+      </w:r>
+      <w:proofErr w:type="spellStart"/>
+      <w:r>
+        <w:rPr>
+          <w:rFonts w:eastAsiaTheme="minorEastAsia"/>
+          <w:i/>
+          <w:iCs/>
+        </w:rPr>
+        <w:t>Positive</w:t>
+      </w:r>
+      <w:proofErr w:type="spellEnd"/>
+    </w:p>
+    <w:p>
+      <w:pPr>
+        <w:pStyle w:val="DaftarParagraf"/>
         <w:spacing w:after="0" w:line="480" w:lineRule="auto"/>
         <w:ind w:left="567"/>
         <w:rPr>
@@ -6482,18 +8080,38 @@
         </w:rPr>
         <w:t xml:space="preserve"> : </w:t>
       </w:r>
+      <w:proofErr w:type="spellStart"/>
       <w:r>
         <w:rPr>
           <w:rFonts w:eastAsiaTheme="minorEastAsia"/>
           <w:i/>
           <w:iCs/>
         </w:rPr>
-        <w:t>False Negative</w:t>
-      </w:r>
-    </w:p>
-    <w:p>
-      <w:pPr>
-        <w:pStyle w:val="ListParagraph"/>
+        <w:t>False</w:t>
+      </w:r>
+      <w:proofErr w:type="spellEnd"/>
+      <w:r>
+        <w:rPr>
+          <w:rFonts w:eastAsiaTheme="minorEastAsia"/>
+          <w:i/>
+          <w:iCs/>
+        </w:rPr>
+        <w:t xml:space="preserve"> </w:t>
+      </w:r>
+      <w:proofErr w:type="spellStart"/>
+      <w:r>
+        <w:rPr>
+          <w:rFonts w:eastAsiaTheme="minorEastAsia"/>
+          <w:i/>
+          <w:iCs/>
+        </w:rPr>
+        <w:t>Negative</w:t>
+      </w:r>
+      <w:proofErr w:type="spellEnd"/>
+    </w:p>
+    <w:p>
+      <w:pPr>
+        <w:pStyle w:val="DaftarParagraf"/>
         <w:numPr>
           <w:ilvl w:val="0"/>
           <w:numId w:val="5"/>
@@ -6576,7 +8194,7 @@
     <w:p/>
     <w:p>
       <w:pPr>
-        <w:pStyle w:val="Heading1"/>
+        <w:pStyle w:val="Judul1"/>
         <w:numPr>
           <w:ilvl w:val="0"/>
           <w:numId w:val="26"/>
@@ -6586,7 +8204,6 @@
       </w:pPr>
       <w:bookmarkStart w:id="69" w:name="_Toc178662391"/>
       <w:r>
-        <w:lastRenderedPageBreak/>
         <w:t>Hasil</w:t>
       </w:r>
       <w:bookmarkEnd w:id="69"/>
@@ -6794,7 +8411,7 @@
           <w:vertAlign w:val="subscript"/>
         </w:rPr>
         <w:sectPr>
-          <w:footerReference w:type="first" r:id="rId16"/>
+          <w:footerReference w:type="first" r:id="rId17"/>
           <w:pgSz w:w="11906" w:h="16838"/>
           <w:pgMar w:top="2268" w:right="1701" w:bottom="1701" w:left="2268" w:header="1134" w:footer="708" w:gutter="0"/>
           <w:pgNumType w:start="15"/>
@@ -6806,7 +8423,7 @@
     </w:p>
     <w:p>
       <w:pPr>
-        <w:pStyle w:val="Heading1"/>
+        <w:pStyle w:val="Judul1"/>
         <w:spacing w:line="480" w:lineRule="auto"/>
         <w:jc w:val="center"/>
         <w:rPr>
@@ -6822,7 +8439,6 @@
           <w:bCs/>
           <w:szCs w:val="24"/>
         </w:rPr>
-        <w:lastRenderedPageBreak/>
         <w:t>BAB IV</w:t>
       </w:r>
       <w:r>
@@ -6955,7 +8571,6 @@
           <w:b/>
           <w:bCs w:val="0"/>
         </w:rPr>
-        <w:lastRenderedPageBreak/>
         <w:t>DAFTAR PUSTAKA</w:t>
       </w:r>
       <w:bookmarkEnd w:id="71"/>
@@ -6993,6 +8608,7 @@
           <w14:ligatures w14:val="none"/>
         </w:rPr>
       </w:pPr>
+      <w:proofErr w:type="spellStart"/>
       <w:r>
         <w:rPr>
           <w:rFonts w:eastAsia="Times New Roman" w:cs="Times New Roman"/>
@@ -7002,7 +8618,19 @@
           <w:lang w:eastAsia="en-ID"/>
           <w14:ligatures w14:val="none"/>
         </w:rPr>
-        <w:t xml:space="preserve">Anggarda, M. F., Kustiawan, I., Nurjanah, D. R., &amp; Hakim, N. F. A. (2023). Pengembangan Sistem Prediksi Waktu Penyiraman Optimal pada Perkebunan: Pendekatan Machine Learning untuk Peningkatan Produktivitas Pertanian. </w:t>
+        <w:t>Anggarda</w:t>
+      </w:r>
+      <w:proofErr w:type="spellEnd"/>
+      <w:r>
+        <w:rPr>
+          <w:rFonts w:eastAsia="Times New Roman" w:cs="Times New Roman"/>
+          <w:color w:val="000000" w:themeColor="text1"/>
+          <w:kern w:val="0"/>
+          <w:szCs w:val="24"/>
+          <w:lang w:eastAsia="en-ID"/>
+          <w14:ligatures w14:val="none"/>
+        </w:rPr>
+        <w:t xml:space="preserve">, M. F., Kustiawan, I., Nurjanah, D. R., &amp; Hakim, N. F. A. (2023). Pengembangan Sistem Prediksi Waktu Penyiraman Optimal pada Perkebunan: Pendekatan Machine Learning untuk Peningkatan Produktivitas Pertanian. </w:t>
       </w:r>
       <w:r>
         <w:rPr>
@@ -7052,7 +8680,7 @@
         </w:rPr>
         <w:t xml:space="preserve">(2), 124–136. </w:t>
       </w:r>
-      <w:hyperlink r:id="rId17" w:history="1">
+      <w:hyperlink r:id="rId18" w:history="1">
         <w:r>
           <w:rPr>
             <w:rStyle w:val="Hyperlink"/>
@@ -7081,6 +8709,7 @@
           <w14:ligatures w14:val="none"/>
         </w:rPr>
       </w:pPr>
+      <w:proofErr w:type="spellStart"/>
       <w:r>
         <w:rPr>
           <w:rFonts w:eastAsia="Times New Roman" w:cs="Times New Roman"/>
@@ -7090,8 +8719,9 @@
           <w:lang w:eastAsia="en-ID"/>
           <w14:ligatures w14:val="none"/>
         </w:rPr>
-        <w:t xml:space="preserve">Bharata, W., Sutejo, M. S., Syarah, N. K., Ariani, N. A., Priambodo, F. A., Verdiansyah, V., &amp; Muhammad. (2023). Budidaya Tanaman </w:t>
-      </w:r>
+        <w:t>Bharata</w:t>
+      </w:r>
+      <w:proofErr w:type="spellEnd"/>
       <w:r>
         <w:rPr>
           <w:rFonts w:eastAsia="Times New Roman" w:cs="Times New Roman"/>
@@ -7101,7 +8731,7 @@
           <w:lang w:eastAsia="en-ID"/>
           <w14:ligatures w14:val="none"/>
         </w:rPr>
-        <w:t>Hortikultura</w:t>
+        <w:t xml:space="preserve">, W., Sutejo, M. S., Syarah, N. K., Ariani, N. A., Priambodo, F. A., Verdiansyah, V., &amp; Muhammad. (2023). Budidaya Tanaman </w:t>
       </w:r>
       <w:r>
         <w:rPr>
@@ -7112,9 +8742,20 @@
           <w:lang w:eastAsia="en-ID"/>
           <w14:ligatures w14:val="none"/>
         </w:rPr>
+        <w:t>Hortikultura</w:t>
+      </w:r>
+      <w:r>
+        <w:rPr>
+          <w:rFonts w:eastAsia="Times New Roman" w:cs="Times New Roman"/>
+          <w:color w:val="000000" w:themeColor="text1"/>
+          <w:kern w:val="0"/>
+          <w:szCs w:val="24"/>
+          <w:lang w:eastAsia="en-ID"/>
+          <w14:ligatures w14:val="none"/>
+        </w:rPr>
         <w:t xml:space="preserve"> Sebagai Perwujudan Ketahanan Pangan Masyarakat Desa Liang Ulu. Darmabakti Jurnal Pengabdian Dan Pemberdayaan Masyarakat, 4(1), 64–69. </w:t>
       </w:r>
-      <w:hyperlink r:id="rId18" w:history="1">
+      <w:hyperlink r:id="rId19" w:history="1">
         <w:r>
           <w:rPr>
             <w:rStyle w:val="Hyperlink"/>
@@ -7143,6 +8784,7 @@
           <w14:ligatures w14:val="none"/>
         </w:rPr>
       </w:pPr>
+      <w:proofErr w:type="spellStart"/>
       <w:r>
         <w:rPr>
           <w:rFonts w:eastAsia="Times New Roman" w:cs="Times New Roman"/>
@@ -7152,13 +8794,10 @@
           <w:lang w:eastAsia="en-ID"/>
           <w14:ligatures w14:val="none"/>
         </w:rPr>
-        <w:t>Fausan, A., Setiawan, B. I., Arif, C., &amp; Saptomo, S. K. (2021). Analisa Model Evaporasi dan Evapotranspirasi Menggunakan Pemodelan Matematika pada Visual Basic di Kabupaten Maros. J-Sil (Jurnal Teknik Sipil Dan Lingkungan), 5(3), 179–196. https://doi.org/10.29244/jsil.5.3.179-196</w:t>
-      </w:r>
-    </w:p>
-    <w:p>
-      <w:pPr>
-        <w:spacing w:after="240" w:line="240" w:lineRule="auto"/>
-        <w:ind w:left="482" w:hanging="482"/>
+        <w:t>Fausan</w:t>
+      </w:r>
+      <w:proofErr w:type="spellEnd"/>
+      <w:r>
         <w:rPr>
           <w:rFonts w:eastAsia="Times New Roman" w:cs="Times New Roman"/>
           <w:color w:val="000000" w:themeColor="text1"/>
@@ -7167,7 +8806,9 @@
           <w:lang w:eastAsia="en-ID"/>
           <w14:ligatures w14:val="none"/>
         </w:rPr>
-      </w:pPr>
+        <w:t xml:space="preserve">, A., Setiawan, B. I., Arif, C., &amp; </w:t>
+      </w:r>
+      <w:proofErr w:type="spellStart"/>
       <w:r>
         <w:rPr>
           <w:rFonts w:eastAsia="Times New Roman" w:cs="Times New Roman"/>
@@ -7177,9 +8818,118 @@
           <w:lang w:eastAsia="en-ID"/>
           <w14:ligatures w14:val="none"/>
         </w:rPr>
-        <w:t xml:space="preserve">Firmansyah, M. R., &amp; Tasqia, F. (2023). Pengukuran Kelembapan Tanah Berbasis IoT pada Greenhouse. Prosiding Patriot Mengabdi, 2(01), 331–346. </w:t>
-      </w:r>
-      <w:hyperlink r:id="rId19" w:history="1">
+        <w:t>Saptomo</w:t>
+      </w:r>
+      <w:proofErr w:type="spellEnd"/>
+      <w:r>
+        <w:rPr>
+          <w:rFonts w:eastAsia="Times New Roman" w:cs="Times New Roman"/>
+          <w:color w:val="000000" w:themeColor="text1"/>
+          <w:kern w:val="0"/>
+          <w:szCs w:val="24"/>
+          <w:lang w:eastAsia="en-ID"/>
+          <w14:ligatures w14:val="none"/>
+        </w:rPr>
+        <w:t>, S. K. (2021). Analisa Model Evaporasi dan Evapotranspirasi Menggunakan Pemodelan Matematika pada Visual Basic di Kabupaten Maros. J-Sil (Jurnal Teknik Sipil Dan Lingkungan), 5(3), 179–196. https://doi.org/10.29244/jsil.5.3.179-196</w:t>
+      </w:r>
+    </w:p>
+    <w:p>
+      <w:pPr>
+        <w:spacing w:after="240" w:line="240" w:lineRule="auto"/>
+        <w:ind w:left="482" w:hanging="482"/>
+        <w:rPr>
+          <w:rFonts w:eastAsia="Times New Roman" w:cs="Times New Roman"/>
+          <w:color w:val="000000" w:themeColor="text1"/>
+          <w:kern w:val="0"/>
+          <w:szCs w:val="24"/>
+          <w:lang w:eastAsia="en-ID"/>
+          <w14:ligatures w14:val="none"/>
+        </w:rPr>
+      </w:pPr>
+      <w:r>
+        <w:rPr>
+          <w:rFonts w:eastAsia="Times New Roman" w:cs="Times New Roman"/>
+          <w:color w:val="000000" w:themeColor="text1"/>
+          <w:kern w:val="0"/>
+          <w:szCs w:val="24"/>
+          <w:lang w:eastAsia="en-ID"/>
+          <w14:ligatures w14:val="none"/>
+        </w:rPr>
+        <w:t xml:space="preserve">Firmansyah, M. R., &amp; </w:t>
+      </w:r>
+      <w:proofErr w:type="spellStart"/>
+      <w:r>
+        <w:rPr>
+          <w:rFonts w:eastAsia="Times New Roman" w:cs="Times New Roman"/>
+          <w:color w:val="000000" w:themeColor="text1"/>
+          <w:kern w:val="0"/>
+          <w:szCs w:val="24"/>
+          <w:lang w:eastAsia="en-ID"/>
+          <w14:ligatures w14:val="none"/>
+        </w:rPr>
+        <w:t>Tasqia</w:t>
+      </w:r>
+      <w:proofErr w:type="spellEnd"/>
+      <w:r>
+        <w:rPr>
+          <w:rFonts w:eastAsia="Times New Roman" w:cs="Times New Roman"/>
+          <w:color w:val="000000" w:themeColor="text1"/>
+          <w:kern w:val="0"/>
+          <w:szCs w:val="24"/>
+          <w:lang w:eastAsia="en-ID"/>
+          <w14:ligatures w14:val="none"/>
+        </w:rPr>
+        <w:t xml:space="preserve">, F. (2023). Pengukuran Kelembapan Tanah Berbasis IoT pada </w:t>
+      </w:r>
+      <w:proofErr w:type="spellStart"/>
+      <w:r>
+        <w:rPr>
+          <w:rFonts w:eastAsia="Times New Roman" w:cs="Times New Roman"/>
+          <w:color w:val="000000" w:themeColor="text1"/>
+          <w:kern w:val="0"/>
+          <w:szCs w:val="24"/>
+          <w:lang w:eastAsia="en-ID"/>
+          <w14:ligatures w14:val="none"/>
+        </w:rPr>
+        <w:t>Greenhouse</w:t>
+      </w:r>
+      <w:proofErr w:type="spellEnd"/>
+      <w:r>
+        <w:rPr>
+          <w:rFonts w:eastAsia="Times New Roman" w:cs="Times New Roman"/>
+          <w:color w:val="000000" w:themeColor="text1"/>
+          <w:kern w:val="0"/>
+          <w:szCs w:val="24"/>
+          <w:lang w:eastAsia="en-ID"/>
+          <w14:ligatures w14:val="none"/>
+        </w:rPr>
+        <w:t xml:space="preserve">. </w:t>
+      </w:r>
+      <w:proofErr w:type="spellStart"/>
+      <w:r>
+        <w:rPr>
+          <w:rFonts w:eastAsia="Times New Roman" w:cs="Times New Roman"/>
+          <w:color w:val="000000" w:themeColor="text1"/>
+          <w:kern w:val="0"/>
+          <w:szCs w:val="24"/>
+          <w:lang w:eastAsia="en-ID"/>
+          <w14:ligatures w14:val="none"/>
+        </w:rPr>
+        <w:t>Prosiding</w:t>
+      </w:r>
+      <w:proofErr w:type="spellEnd"/>
+      <w:r>
+        <w:rPr>
+          <w:rFonts w:eastAsia="Times New Roman" w:cs="Times New Roman"/>
+          <w:color w:val="000000" w:themeColor="text1"/>
+          <w:kern w:val="0"/>
+          <w:szCs w:val="24"/>
+          <w:lang w:eastAsia="en-ID"/>
+          <w14:ligatures w14:val="none"/>
+        </w:rPr>
+        <w:t xml:space="preserve"> Patriot Mengabdi, 2(01), 331–346. </w:t>
+      </w:r>
+      <w:hyperlink r:id="rId20" w:history="1">
         <w:r>
           <w:rPr>
             <w:rStyle w:val="Hyperlink"/>
@@ -7230,19 +8980,9 @@
           <w:lang w:eastAsia="en-ID"/>
           <w14:ligatures w14:val="none"/>
         </w:rPr>
-        <w:t>ILKOMNIKA: Journal of Computer Science and Applied Informatics</w:t>
-      </w:r>
-      <w:r>
-        <w:rPr>
-          <w:rFonts w:eastAsia="Times New Roman" w:cs="Times New Roman"/>
-          <w:color w:val="000000" w:themeColor="text1"/>
-          <w:kern w:val="0"/>
-          <w:szCs w:val="24"/>
-          <w:lang w:eastAsia="en-ID"/>
-          <w14:ligatures w14:val="none"/>
-        </w:rPr>
-        <w:t xml:space="preserve">, </w:t>
-      </w:r>
+        <w:t xml:space="preserve">ILKOMNIKA: </w:t>
+      </w:r>
+      <w:proofErr w:type="spellStart"/>
       <w:r>
         <w:rPr>
           <w:rFonts w:eastAsia="Times New Roman" w:cs="Times New Roman"/>
@@ -7254,8 +8994,149 @@
           <w:lang w:eastAsia="en-ID"/>
           <w14:ligatures w14:val="none"/>
         </w:rPr>
-        <w:t>5</w:t>
-      </w:r>
+        <w:t>Journal</w:t>
+      </w:r>
+      <w:proofErr w:type="spellEnd"/>
+      <w:r>
+        <w:rPr>
+          <w:rFonts w:eastAsia="Times New Roman" w:cs="Times New Roman"/>
+          <w:i/>
+          <w:iCs/>
+          <w:color w:val="000000" w:themeColor="text1"/>
+          <w:kern w:val="0"/>
+          <w:szCs w:val="24"/>
+          <w:lang w:eastAsia="en-ID"/>
+          <w14:ligatures w14:val="none"/>
+        </w:rPr>
+        <w:t xml:space="preserve"> of </w:t>
+      </w:r>
+      <w:proofErr w:type="spellStart"/>
+      <w:r>
+        <w:rPr>
+          <w:rFonts w:eastAsia="Times New Roman" w:cs="Times New Roman"/>
+          <w:i/>
+          <w:iCs/>
+          <w:color w:val="000000" w:themeColor="text1"/>
+          <w:kern w:val="0"/>
+          <w:szCs w:val="24"/>
+          <w:lang w:eastAsia="en-ID"/>
+          <w14:ligatures w14:val="none"/>
+        </w:rPr>
+        <w:t>Computer</w:t>
+      </w:r>
+      <w:proofErr w:type="spellEnd"/>
+      <w:r>
+        <w:rPr>
+          <w:rFonts w:eastAsia="Times New Roman" w:cs="Times New Roman"/>
+          <w:i/>
+          <w:iCs/>
+          <w:color w:val="000000" w:themeColor="text1"/>
+          <w:kern w:val="0"/>
+          <w:szCs w:val="24"/>
+          <w:lang w:eastAsia="en-ID"/>
+          <w14:ligatures w14:val="none"/>
+        </w:rPr>
+        <w:t xml:space="preserve"> </w:t>
+      </w:r>
+      <w:proofErr w:type="spellStart"/>
+      <w:r>
+        <w:rPr>
+          <w:rFonts w:eastAsia="Times New Roman" w:cs="Times New Roman"/>
+          <w:i/>
+          <w:iCs/>
+          <w:color w:val="000000" w:themeColor="text1"/>
+          <w:kern w:val="0"/>
+          <w:szCs w:val="24"/>
+          <w:lang w:eastAsia="en-ID"/>
+          <w14:ligatures w14:val="none"/>
+        </w:rPr>
+        <w:t>Science</w:t>
+      </w:r>
+      <w:proofErr w:type="spellEnd"/>
+      <w:r>
+        <w:rPr>
+          <w:rFonts w:eastAsia="Times New Roman" w:cs="Times New Roman"/>
+          <w:i/>
+          <w:iCs/>
+          <w:color w:val="000000" w:themeColor="text1"/>
+          <w:kern w:val="0"/>
+          <w:szCs w:val="24"/>
+          <w:lang w:eastAsia="en-ID"/>
+          <w14:ligatures w14:val="none"/>
+        </w:rPr>
+        <w:t xml:space="preserve"> </w:t>
+      </w:r>
+      <w:proofErr w:type="spellStart"/>
+      <w:r>
+        <w:rPr>
+          <w:rFonts w:eastAsia="Times New Roman" w:cs="Times New Roman"/>
+          <w:i/>
+          <w:iCs/>
+          <w:color w:val="000000" w:themeColor="text1"/>
+          <w:kern w:val="0"/>
+          <w:szCs w:val="24"/>
+          <w:lang w:eastAsia="en-ID"/>
+          <w14:ligatures w14:val="none"/>
+        </w:rPr>
+        <w:t>and</w:t>
+      </w:r>
+      <w:proofErr w:type="spellEnd"/>
+      <w:r>
+        <w:rPr>
+          <w:rFonts w:eastAsia="Times New Roman" w:cs="Times New Roman"/>
+          <w:i/>
+          <w:iCs/>
+          <w:color w:val="000000" w:themeColor="text1"/>
+          <w:kern w:val="0"/>
+          <w:szCs w:val="24"/>
+          <w:lang w:eastAsia="en-ID"/>
+          <w14:ligatures w14:val="none"/>
+        </w:rPr>
+        <w:t xml:space="preserve"> </w:t>
+      </w:r>
+      <w:proofErr w:type="spellStart"/>
+      <w:r>
+        <w:rPr>
+          <w:rFonts w:eastAsia="Times New Roman" w:cs="Times New Roman"/>
+          <w:i/>
+          <w:iCs/>
+          <w:color w:val="000000" w:themeColor="text1"/>
+          <w:kern w:val="0"/>
+          <w:szCs w:val="24"/>
+          <w:lang w:eastAsia="en-ID"/>
+          <w14:ligatures w14:val="none"/>
+        </w:rPr>
+        <w:t>Applied</w:t>
+      </w:r>
+      <w:proofErr w:type="spellEnd"/>
+      <w:r>
+        <w:rPr>
+          <w:rFonts w:eastAsia="Times New Roman" w:cs="Times New Roman"/>
+          <w:i/>
+          <w:iCs/>
+          <w:color w:val="000000" w:themeColor="text1"/>
+          <w:kern w:val="0"/>
+          <w:szCs w:val="24"/>
+          <w:lang w:eastAsia="en-ID"/>
+          <w14:ligatures w14:val="none"/>
+        </w:rPr>
+        <w:t xml:space="preserve"> </w:t>
+      </w:r>
+      <w:proofErr w:type="spellStart"/>
+      <w:r>
+        <w:rPr>
+          <w:rFonts w:eastAsia="Times New Roman" w:cs="Times New Roman"/>
+          <w:i/>
+          <w:iCs/>
+          <w:color w:val="000000" w:themeColor="text1"/>
+          <w:kern w:val="0"/>
+          <w:szCs w:val="24"/>
+          <w:lang w:eastAsia="en-ID"/>
+          <w14:ligatures w14:val="none"/>
+        </w:rPr>
+        <w:t>Informatics</w:t>
+      </w:r>
+      <w:proofErr w:type="spellEnd"/>
       <w:r>
         <w:rPr>
           <w:rFonts w:eastAsia="Times New Roman" w:cs="Times New Roman"/>
@@ -7265,9 +9146,33 @@
           <w:lang w:eastAsia="en-ID"/>
           <w14:ligatures w14:val="none"/>
         </w:rPr>
+        <w:t xml:space="preserve">, </w:t>
+      </w:r>
+      <w:r>
+        <w:rPr>
+          <w:rFonts w:eastAsia="Times New Roman" w:cs="Times New Roman"/>
+          <w:i/>
+          <w:iCs/>
+          <w:color w:val="000000" w:themeColor="text1"/>
+          <w:kern w:val="0"/>
+          <w:szCs w:val="24"/>
+          <w:lang w:eastAsia="en-ID"/>
+          <w14:ligatures w14:val="none"/>
+        </w:rPr>
+        <w:t>5</w:t>
+      </w:r>
+      <w:r>
+        <w:rPr>
+          <w:rFonts w:eastAsia="Times New Roman" w:cs="Times New Roman"/>
+          <w:color w:val="000000" w:themeColor="text1"/>
+          <w:kern w:val="0"/>
+          <w:szCs w:val="24"/>
+          <w:lang w:eastAsia="en-ID"/>
+          <w14:ligatures w14:val="none"/>
+        </w:rPr>
         <w:t xml:space="preserve">(3), 149–161. </w:t>
       </w:r>
-      <w:hyperlink r:id="rId20" w:history="1">
+      <w:hyperlink r:id="rId21" w:history="1">
         <w:r>
           <w:rPr>
             <w:rStyle w:val="Hyperlink"/>
@@ -7306,7 +9211,21 @@
         <w:rPr>
           <w:color w:val="000000" w:themeColor="text1"/>
         </w:rPr>
-        <w:t xml:space="preserve">Jatmiko, W., Ciptadi, P. W., &amp; Hardyanto, R. H. (2021). Sistem Penyiram Tanaman Otomatis Berbasis Mikrokontroler dan Panel Surya. </w:t>
+        <w:t xml:space="preserve">Jatmiko, W., Ciptadi, P. W., &amp; </w:t>
+      </w:r>
+      <w:proofErr w:type="spellStart"/>
+      <w:r>
+        <w:rPr>
+          <w:color w:val="000000" w:themeColor="text1"/>
+        </w:rPr>
+        <w:t>Hardyanto</w:t>
+      </w:r>
+      <w:proofErr w:type="spellEnd"/>
+      <w:r>
+        <w:rPr>
+          <w:color w:val="000000" w:themeColor="text1"/>
+        </w:rPr>
+        <w:t xml:space="preserve">, R. H. (2021). Sistem Penyiram Tanaman Otomatis Berbasis Mikrokontroler dan Panel Surya. </w:t>
       </w:r>
       <w:r>
         <w:rPr>
@@ -7314,20 +9233,38 @@
           <w:iCs/>
           <w:color w:val="000000" w:themeColor="text1"/>
         </w:rPr>
-        <w:t>Seri Prosiding Seminar Nasional Dinamika Informatika</w:t>
-      </w:r>
-      <w:r>
-        <w:rPr>
-          <w:color w:val="000000" w:themeColor="text1"/>
-        </w:rPr>
-        <w:t xml:space="preserve">, </w:t>
-      </w:r>
+        <w:t xml:space="preserve">Seri </w:t>
+      </w:r>
+      <w:proofErr w:type="spellStart"/>
       <w:r>
         <w:rPr>
           <w:i/>
           <w:iCs/>
           <w:color w:val="000000" w:themeColor="text1"/>
         </w:rPr>
+        <w:t>Prosiding</w:t>
+      </w:r>
+      <w:proofErr w:type="spellEnd"/>
+      <w:r>
+        <w:rPr>
+          <w:i/>
+          <w:iCs/>
+          <w:color w:val="000000" w:themeColor="text1"/>
+        </w:rPr>
+        <w:t xml:space="preserve"> Seminar Nasional Dinamika Informatika</w:t>
+      </w:r>
+      <w:r>
+        <w:rPr>
+          <w:color w:val="000000" w:themeColor="text1"/>
+        </w:rPr>
+        <w:t xml:space="preserve">, </w:t>
+      </w:r>
+      <w:r>
+        <w:rPr>
+          <w:i/>
+          <w:iCs/>
+          <w:color w:val="000000" w:themeColor="text1"/>
+        </w:rPr>
         <w:t>5</w:t>
       </w:r>
       <w:r>
@@ -7336,7 +9273,7 @@
         </w:rPr>
         <w:t xml:space="preserve">(1), 199–203. </w:t>
       </w:r>
-      <w:hyperlink r:id="rId21" w:history="1">
+      <w:hyperlink r:id="rId22" w:history="1">
         <w:r>
           <w:rPr>
             <w:rStyle w:val="Hyperlink"/>
@@ -7357,13 +9294,63 @@
           <w:u w:val="none"/>
         </w:rPr>
       </w:pPr>
+      <w:proofErr w:type="spellStart"/>
       <w:r>
         <w:rPr>
           <w:color w:val="000000" w:themeColor="text1"/>
         </w:rPr>
-        <w:t xml:space="preserve">Kynta, D. P., Laksono, I. L., Wijaya, V., Fadli, M., &amp; Hermanto, D. (2024). Perancangan UI/UX Website Pengontrol Kelembapan Tanah Berbasis IoT dan Sensor. MDP Student Conference, 3(1), 71–78. </w:t>
-      </w:r>
-      <w:hyperlink r:id="rId22" w:history="1">
+        <w:t>Kynta</w:t>
+      </w:r>
+      <w:proofErr w:type="spellEnd"/>
+      <w:r>
+        <w:rPr>
+          <w:color w:val="000000" w:themeColor="text1"/>
+        </w:rPr>
+        <w:t xml:space="preserve">, D. P., Laksono, I. L., Wijaya, V., Fadli, M., &amp; Hermanto, D. (2024). Perancangan UI/UX </w:t>
+      </w:r>
+      <w:proofErr w:type="spellStart"/>
+      <w:r>
+        <w:rPr>
+          <w:color w:val="000000" w:themeColor="text1"/>
+        </w:rPr>
+        <w:t>Website</w:t>
+      </w:r>
+      <w:proofErr w:type="spellEnd"/>
+      <w:r>
+        <w:rPr>
+          <w:color w:val="000000" w:themeColor="text1"/>
+        </w:rPr>
+        <w:t xml:space="preserve"> Pengontrol Kelembapan Tanah Berbasis IoT dan Sensor. MDP </w:t>
+      </w:r>
+      <w:proofErr w:type="spellStart"/>
+      <w:r>
+        <w:rPr>
+          <w:color w:val="000000" w:themeColor="text1"/>
+        </w:rPr>
+        <w:t>Student</w:t>
+      </w:r>
+      <w:proofErr w:type="spellEnd"/>
+      <w:r>
+        <w:rPr>
+          <w:color w:val="000000" w:themeColor="text1"/>
+        </w:rPr>
+        <w:t xml:space="preserve"> </w:t>
+      </w:r>
+      <w:proofErr w:type="spellStart"/>
+      <w:r>
+        <w:rPr>
+          <w:color w:val="000000" w:themeColor="text1"/>
+        </w:rPr>
+        <w:t>Conference</w:t>
+      </w:r>
+      <w:proofErr w:type="spellEnd"/>
+      <w:r>
+        <w:rPr>
+          <w:color w:val="000000" w:themeColor="text1"/>
+        </w:rPr>
+        <w:t xml:space="preserve">, 3(1), 71–78. </w:t>
+      </w:r>
+      <w:hyperlink r:id="rId23" w:history="1">
         <w:r>
           <w:rPr>
             <w:rStyle w:val="Hyperlink"/>
@@ -7396,8 +9383,105 @@
           <w:lang w:eastAsia="en-ID"/>
           <w14:ligatures w14:val="none"/>
         </w:rPr>
-        <w:t xml:space="preserve">Ningrum, N. K., Mulyono, I. U. W., Widyatmoko, K., &amp; Umami, Z. (2023). Monitoring Kondisi Tanaman berdasarkan Data Kelembaban Tanah dan Suhu dan Kelembaban Udara Melalui Website Thinkspeak. </w:t>
-      </w:r>
+        <w:t xml:space="preserve">Ningrum, N. K., Mulyono, I. U. W., </w:t>
+      </w:r>
+      <w:proofErr w:type="spellStart"/>
+      <w:r>
+        <w:rPr>
+          <w:rFonts w:eastAsia="Times New Roman" w:cs="Times New Roman"/>
+          <w:color w:val="000000" w:themeColor="text1"/>
+          <w:kern w:val="0"/>
+          <w:szCs w:val="24"/>
+          <w:lang w:eastAsia="en-ID"/>
+          <w14:ligatures w14:val="none"/>
+        </w:rPr>
+        <w:t>Widyatmoko</w:t>
+      </w:r>
+      <w:proofErr w:type="spellEnd"/>
+      <w:r>
+        <w:rPr>
+          <w:rFonts w:eastAsia="Times New Roman" w:cs="Times New Roman"/>
+          <w:color w:val="000000" w:themeColor="text1"/>
+          <w:kern w:val="0"/>
+          <w:szCs w:val="24"/>
+          <w:lang w:eastAsia="en-ID"/>
+          <w14:ligatures w14:val="none"/>
+        </w:rPr>
+        <w:t xml:space="preserve">, K., &amp; Umami, Z. (2023). </w:t>
+      </w:r>
+      <w:proofErr w:type="spellStart"/>
+      <w:r>
+        <w:rPr>
+          <w:rFonts w:eastAsia="Times New Roman" w:cs="Times New Roman"/>
+          <w:color w:val="000000" w:themeColor="text1"/>
+          <w:kern w:val="0"/>
+          <w:szCs w:val="24"/>
+          <w:lang w:eastAsia="en-ID"/>
+          <w14:ligatures w14:val="none"/>
+        </w:rPr>
+        <w:t>Monitoring</w:t>
+      </w:r>
+      <w:proofErr w:type="spellEnd"/>
+      <w:r>
+        <w:rPr>
+          <w:rFonts w:eastAsia="Times New Roman" w:cs="Times New Roman"/>
+          <w:color w:val="000000" w:themeColor="text1"/>
+          <w:kern w:val="0"/>
+          <w:szCs w:val="24"/>
+          <w:lang w:eastAsia="en-ID"/>
+          <w14:ligatures w14:val="none"/>
+        </w:rPr>
+        <w:t xml:space="preserve"> Kondisi Tanaman berdasarkan Data Kelembaban Tanah dan Suhu dan Kelembaban Udara Melalui </w:t>
+      </w:r>
+      <w:proofErr w:type="spellStart"/>
+      <w:r>
+        <w:rPr>
+          <w:rFonts w:eastAsia="Times New Roman" w:cs="Times New Roman"/>
+          <w:color w:val="000000" w:themeColor="text1"/>
+          <w:kern w:val="0"/>
+          <w:szCs w:val="24"/>
+          <w:lang w:eastAsia="en-ID"/>
+          <w14:ligatures w14:val="none"/>
+        </w:rPr>
+        <w:t>Website</w:t>
+      </w:r>
+      <w:proofErr w:type="spellEnd"/>
+      <w:r>
+        <w:rPr>
+          <w:rFonts w:eastAsia="Times New Roman" w:cs="Times New Roman"/>
+          <w:color w:val="000000" w:themeColor="text1"/>
+          <w:kern w:val="0"/>
+          <w:szCs w:val="24"/>
+          <w:lang w:eastAsia="en-ID"/>
+          <w14:ligatures w14:val="none"/>
+        </w:rPr>
+        <w:t xml:space="preserve"> </w:t>
+      </w:r>
+      <w:proofErr w:type="spellStart"/>
+      <w:r>
+        <w:rPr>
+          <w:rFonts w:eastAsia="Times New Roman" w:cs="Times New Roman"/>
+          <w:color w:val="000000" w:themeColor="text1"/>
+          <w:kern w:val="0"/>
+          <w:szCs w:val="24"/>
+          <w:lang w:eastAsia="en-ID"/>
+          <w14:ligatures w14:val="none"/>
+        </w:rPr>
+        <w:t>Thinkspeak</w:t>
+      </w:r>
+      <w:proofErr w:type="spellEnd"/>
+      <w:r>
+        <w:rPr>
+          <w:rFonts w:eastAsia="Times New Roman" w:cs="Times New Roman"/>
+          <w:color w:val="000000" w:themeColor="text1"/>
+          <w:kern w:val="0"/>
+          <w:szCs w:val="24"/>
+          <w:lang w:eastAsia="en-ID"/>
+          <w14:ligatures w14:val="none"/>
+        </w:rPr>
+        <w:t xml:space="preserve">. </w:t>
+      </w:r>
+      <w:proofErr w:type="spellStart"/>
       <w:r>
         <w:rPr>
           <w:rFonts w:eastAsia="Times New Roman" w:cs="Times New Roman"/>
@@ -7409,19 +9493,9 @@
           <w:lang w:eastAsia="en-ID"/>
           <w14:ligatures w14:val="none"/>
         </w:rPr>
-        <w:t>Prosiding Seminar Nasional Informatika</w:t>
-      </w:r>
-      <w:r>
-        <w:rPr>
-          <w:rFonts w:eastAsia="Times New Roman" w:cs="Times New Roman"/>
-          <w:color w:val="000000" w:themeColor="text1"/>
-          <w:kern w:val="0"/>
-          <w:szCs w:val="24"/>
-          <w:lang w:eastAsia="en-ID"/>
-          <w14:ligatures w14:val="none"/>
-        </w:rPr>
-        <w:t xml:space="preserve">, </w:t>
-      </w:r>
+        <w:t>Prosiding</w:t>
+      </w:r>
+      <w:proofErr w:type="spellEnd"/>
       <w:r>
         <w:rPr>
           <w:rFonts w:eastAsia="Times New Roman" w:cs="Times New Roman"/>
@@ -7433,7 +9507,7 @@
           <w:lang w:eastAsia="en-ID"/>
           <w14:ligatures w14:val="none"/>
         </w:rPr>
-        <w:t>1</w:t>
+        <w:t xml:space="preserve"> Seminar Nasional Informatika</w:t>
       </w:r>
       <w:r>
         <w:rPr>
@@ -7444,9 +9518,33 @@
           <w:lang w:eastAsia="en-ID"/>
           <w14:ligatures w14:val="none"/>
         </w:rPr>
+        <w:t xml:space="preserve">, </w:t>
+      </w:r>
+      <w:r>
+        <w:rPr>
+          <w:rFonts w:eastAsia="Times New Roman" w:cs="Times New Roman"/>
+          <w:i/>
+          <w:iCs/>
+          <w:color w:val="000000" w:themeColor="text1"/>
+          <w:kern w:val="0"/>
+          <w:szCs w:val="24"/>
+          <w:lang w:eastAsia="en-ID"/>
+          <w14:ligatures w14:val="none"/>
+        </w:rPr>
+        <w:t>1</w:t>
+      </w:r>
+      <w:r>
+        <w:rPr>
+          <w:rFonts w:eastAsia="Times New Roman" w:cs="Times New Roman"/>
+          <w:color w:val="000000" w:themeColor="text1"/>
+          <w:kern w:val="0"/>
+          <w:szCs w:val="24"/>
+          <w:lang w:eastAsia="en-ID"/>
+          <w14:ligatures w14:val="none"/>
+        </w:rPr>
         <w:t xml:space="preserve">(1), 586–593. </w:t>
       </w:r>
-      <w:hyperlink r:id="rId23" w:history="1">
+      <w:hyperlink r:id="rId24" w:history="1">
         <w:r>
           <w:rPr>
             <w:rStyle w:val="Hyperlink"/>
@@ -7477,8 +9575,49 @@
         <w:rPr>
           <w:color w:val="000000" w:themeColor="text1"/>
         </w:rPr>
-        <w:lastRenderedPageBreak/>
-        <w:t>Pratiwi, A., &amp; Nafira, A. F. (2021). PENGARUH FREKUENSI PENYIRAMAN TERHADAP PERTUMBUHAN BUNCIS (Phaseolus vulgaris L.). </w:t>
+        <w:t xml:space="preserve">Pratiwi, A., &amp; </w:t>
+      </w:r>
+      <w:proofErr w:type="spellStart"/>
+      <w:r>
+        <w:rPr>
+          <w:color w:val="000000" w:themeColor="text1"/>
+        </w:rPr>
+        <w:t>Nafira</w:t>
+      </w:r>
+      <w:proofErr w:type="spellEnd"/>
+      <w:r>
+        <w:rPr>
+          <w:color w:val="000000" w:themeColor="text1"/>
+        </w:rPr>
+        <w:t>, A. F. (2021). PENGARUH FREKUENSI PENYIRAMAN TERHADAP PERTUMBUHAN BUNCIS (</w:t>
+      </w:r>
+      <w:proofErr w:type="spellStart"/>
+      <w:r>
+        <w:rPr>
+          <w:color w:val="000000" w:themeColor="text1"/>
+        </w:rPr>
+        <w:t>Phaseolus</w:t>
+      </w:r>
+      <w:proofErr w:type="spellEnd"/>
+      <w:r>
+        <w:rPr>
+          <w:color w:val="000000" w:themeColor="text1"/>
+        </w:rPr>
+        <w:t xml:space="preserve"> </w:t>
+      </w:r>
+      <w:proofErr w:type="spellStart"/>
+      <w:r>
+        <w:rPr>
+          <w:color w:val="000000" w:themeColor="text1"/>
+        </w:rPr>
+        <w:t>vulgaris</w:t>
+      </w:r>
+      <w:proofErr w:type="spellEnd"/>
+      <w:r>
+        <w:rPr>
+          <w:color w:val="000000" w:themeColor="text1"/>
+        </w:rPr>
+        <w:t xml:space="preserve"> L.). </w:t>
       </w:r>
       <w:r>
         <w:rPr>
@@ -7508,7 +9647,7 @@
         </w:rPr>
         <w:t xml:space="preserve">(2), 75–84. </w:t>
       </w:r>
-      <w:hyperlink r:id="rId24" w:history="1">
+      <w:hyperlink r:id="rId25" w:history="1">
         <w:r>
           <w:rPr>
             <w:rStyle w:val="Hyperlink"/>
@@ -7532,6 +9671,7 @@
           <w14:ligatures w14:val="none"/>
         </w:rPr>
       </w:pPr>
+      <w:proofErr w:type="spellStart"/>
       <w:r>
         <w:rPr>
           <w:rFonts w:eastAsia="Times New Roman" w:cs="Times New Roman"/>
@@ -7541,9 +9681,117 @@
           <w:lang w:eastAsia="en-ID"/>
           <w14:ligatures w14:val="none"/>
         </w:rPr>
-        <w:t xml:space="preserve">Rabbika, A. I., Nugraha, M., Rohman, A., Widyantoro, Kostaman, T., Fauzi, W. M., Mustofa, A., &amp; Widagdo, T. J. (2023). Rancang bangun sistem monitoring dan controlling penyiraman tanaman kangkung berbasis internet of things. Sintek Jurnal: Jurnal Ilmiah Teknik Mesin, 17(1), 17–17. </w:t>
-      </w:r>
-      <w:hyperlink r:id="rId25" w:history="1">
+        <w:t>Rabbika</w:t>
+      </w:r>
+      <w:proofErr w:type="spellEnd"/>
+      <w:r>
+        <w:rPr>
+          <w:rFonts w:eastAsia="Times New Roman" w:cs="Times New Roman"/>
+          <w:color w:val="000000" w:themeColor="text1"/>
+          <w:kern w:val="0"/>
+          <w:szCs w:val="24"/>
+          <w:lang w:eastAsia="en-ID"/>
+          <w14:ligatures w14:val="none"/>
+        </w:rPr>
+        <w:t xml:space="preserve">, A. I., Nugraha, M., Rohman, A., Widyantoro, </w:t>
+      </w:r>
+      <w:proofErr w:type="spellStart"/>
+      <w:r>
+        <w:rPr>
+          <w:rFonts w:eastAsia="Times New Roman" w:cs="Times New Roman"/>
+          <w:color w:val="000000" w:themeColor="text1"/>
+          <w:kern w:val="0"/>
+          <w:szCs w:val="24"/>
+          <w:lang w:eastAsia="en-ID"/>
+          <w14:ligatures w14:val="none"/>
+        </w:rPr>
+        <w:t>Kostaman</w:t>
+      </w:r>
+      <w:proofErr w:type="spellEnd"/>
+      <w:r>
+        <w:rPr>
+          <w:rFonts w:eastAsia="Times New Roman" w:cs="Times New Roman"/>
+          <w:color w:val="000000" w:themeColor="text1"/>
+          <w:kern w:val="0"/>
+          <w:szCs w:val="24"/>
+          <w:lang w:eastAsia="en-ID"/>
+          <w14:ligatures w14:val="none"/>
+        </w:rPr>
+        <w:t xml:space="preserve">, T., Fauzi, W. M., Mustofa, A., &amp; Widagdo, T. J. (2023). Rancang bangun sistem </w:t>
+      </w:r>
+      <w:proofErr w:type="spellStart"/>
+      <w:r>
+        <w:rPr>
+          <w:rFonts w:eastAsia="Times New Roman" w:cs="Times New Roman"/>
+          <w:color w:val="000000" w:themeColor="text1"/>
+          <w:kern w:val="0"/>
+          <w:szCs w:val="24"/>
+          <w:lang w:eastAsia="en-ID"/>
+          <w14:ligatures w14:val="none"/>
+        </w:rPr>
+        <w:t>monitoring</w:t>
+      </w:r>
+      <w:proofErr w:type="spellEnd"/>
+      <w:r>
+        <w:rPr>
+          <w:rFonts w:eastAsia="Times New Roman" w:cs="Times New Roman"/>
+          <w:color w:val="000000" w:themeColor="text1"/>
+          <w:kern w:val="0"/>
+          <w:szCs w:val="24"/>
+          <w:lang w:eastAsia="en-ID"/>
+          <w14:ligatures w14:val="none"/>
+        </w:rPr>
+        <w:t xml:space="preserve"> dan </w:t>
+      </w:r>
+      <w:proofErr w:type="spellStart"/>
+      <w:r>
+        <w:rPr>
+          <w:rFonts w:eastAsia="Times New Roman" w:cs="Times New Roman"/>
+          <w:color w:val="000000" w:themeColor="text1"/>
+          <w:kern w:val="0"/>
+          <w:szCs w:val="24"/>
+          <w:lang w:eastAsia="en-ID"/>
+          <w14:ligatures w14:val="none"/>
+        </w:rPr>
+        <w:t>controlling</w:t>
+      </w:r>
+      <w:proofErr w:type="spellEnd"/>
+      <w:r>
+        <w:rPr>
+          <w:rFonts w:eastAsia="Times New Roman" w:cs="Times New Roman"/>
+          <w:color w:val="000000" w:themeColor="text1"/>
+          <w:kern w:val="0"/>
+          <w:szCs w:val="24"/>
+          <w:lang w:eastAsia="en-ID"/>
+          <w14:ligatures w14:val="none"/>
+        </w:rPr>
+        <w:t xml:space="preserve"> penyiraman tanaman kangkung berbasis internet of things. </w:t>
+      </w:r>
+      <w:proofErr w:type="spellStart"/>
+      <w:r>
+        <w:rPr>
+          <w:rFonts w:eastAsia="Times New Roman" w:cs="Times New Roman"/>
+          <w:color w:val="000000" w:themeColor="text1"/>
+          <w:kern w:val="0"/>
+          <w:szCs w:val="24"/>
+          <w:lang w:eastAsia="en-ID"/>
+          <w14:ligatures w14:val="none"/>
+        </w:rPr>
+        <w:t>Sintek</w:t>
+      </w:r>
+      <w:proofErr w:type="spellEnd"/>
+      <w:r>
+        <w:rPr>
+          <w:rFonts w:eastAsia="Times New Roman" w:cs="Times New Roman"/>
+          <w:color w:val="000000" w:themeColor="text1"/>
+          <w:kern w:val="0"/>
+          <w:szCs w:val="24"/>
+          <w:lang w:eastAsia="en-ID"/>
+          <w14:ligatures w14:val="none"/>
+        </w:rPr>
+        <w:t xml:space="preserve"> Jurnal: Jurnal Ilmiah Teknik Mesin, 17(1), 17–17. </w:t>
+      </w:r>
+      <w:hyperlink r:id="rId26" w:history="1">
         <w:r>
           <w:rPr>
             <w:rStyle w:val="Hyperlink"/>
@@ -7581,13 +9829,10 @@
           <w:lang w:eastAsia="en-ID"/>
           <w14:ligatures w14:val="none"/>
         </w:rPr>
-        <w:t>Sofia, Hidayat, G., Risyandha, Moh. A., &amp; Rasyid, M. M. (2023). ANALISIS KETERSEDIAAN AIR PADA LAHAN PERTANIAN DAERAH PEMATANG PANJANG, KECAMATAN SUNGAI TABUK. Jukung (Jurnal Teknik Lingkungan), 9(2), 55–62. https://doi.org/10.20527/jukung.v9i2.17572</w:t>
-      </w:r>
-    </w:p>
-    <w:p>
-      <w:pPr>
-        <w:spacing w:after="240" w:line="240" w:lineRule="auto"/>
-        <w:ind w:left="482" w:hanging="482"/>
+        <w:t xml:space="preserve">Sofia, Hidayat, G., </w:t>
+      </w:r>
+      <w:proofErr w:type="spellStart"/>
+      <w:r>
         <w:rPr>
           <w:rFonts w:eastAsia="Times New Roman" w:cs="Times New Roman"/>
           <w:color w:val="000000" w:themeColor="text1"/>
@@ -7596,7 +9841,9 @@
           <w:lang w:eastAsia="en-ID"/>
           <w14:ligatures w14:val="none"/>
         </w:rPr>
-      </w:pPr>
+        <w:t>Risyandha</w:t>
+      </w:r>
+      <w:proofErr w:type="spellEnd"/>
       <w:r>
         <w:rPr>
           <w:rFonts w:eastAsia="Times New Roman" w:cs="Times New Roman"/>
@@ -7606,9 +9853,58 @@
           <w:lang w:eastAsia="en-ID"/>
           <w14:ligatures w14:val="none"/>
         </w:rPr>
-        <w:t xml:space="preserve">Subagja, F. E., Supriyadi, A. P., Kurniadi, A. R., &amp; Saragih, Y. (2023). PENGUJIAN SISTEM PENYIRAMAN TANAMAN OTOMATIS BERBASIS IOT. Infotronik : Jurnal Teknologi Informasi Dan Elektronika, 8(2), 91–97. </w:t>
-      </w:r>
-      <w:hyperlink r:id="rId26" w:history="1">
+        <w:t>, Moh. A., &amp; Rasyid, M. M. (2023). ANALISIS KETERSEDIAAN AIR PADA LAHAN PERTANIAN DAERAH PEMATANG PANJANG, KECAMATAN SUNGAI TABUK. Jukung (Jurnal Teknik Lingkungan), 9(2), 55–62. https://doi.org/10.20527/jukung.v9i2.17572</w:t>
+      </w:r>
+    </w:p>
+    <w:p>
+      <w:pPr>
+        <w:spacing w:after="240" w:line="240" w:lineRule="auto"/>
+        <w:ind w:left="482" w:hanging="482"/>
+        <w:rPr>
+          <w:rFonts w:eastAsia="Times New Roman" w:cs="Times New Roman"/>
+          <w:color w:val="000000" w:themeColor="text1"/>
+          <w:kern w:val="0"/>
+          <w:szCs w:val="24"/>
+          <w:lang w:eastAsia="en-ID"/>
+          <w14:ligatures w14:val="none"/>
+        </w:rPr>
+      </w:pPr>
+      <w:r>
+        <w:rPr>
+          <w:rFonts w:eastAsia="Times New Roman" w:cs="Times New Roman"/>
+          <w:color w:val="000000" w:themeColor="text1"/>
+          <w:kern w:val="0"/>
+          <w:szCs w:val="24"/>
+          <w:lang w:eastAsia="en-ID"/>
+          <w14:ligatures w14:val="none"/>
+        </w:rPr>
+        <w:t xml:space="preserve">Subagja, F. E., Supriyadi, A. P., Kurniadi, A. R., &amp; Saragih, Y. (2023). PENGUJIAN SISTEM PENYIRAMAN TANAMAN OTOMATIS BERBASIS IOT. </w:t>
+      </w:r>
+      <w:proofErr w:type="spellStart"/>
+      <w:r>
+        <w:rPr>
+          <w:rFonts w:eastAsia="Times New Roman" w:cs="Times New Roman"/>
+          <w:color w:val="000000" w:themeColor="text1"/>
+          <w:kern w:val="0"/>
+          <w:szCs w:val="24"/>
+          <w:lang w:eastAsia="en-ID"/>
+          <w14:ligatures w14:val="none"/>
+        </w:rPr>
+        <w:t>Infotronik</w:t>
+      </w:r>
+      <w:proofErr w:type="spellEnd"/>
+      <w:r>
+        <w:rPr>
+          <w:rFonts w:eastAsia="Times New Roman" w:cs="Times New Roman"/>
+          <w:color w:val="000000" w:themeColor="text1"/>
+          <w:kern w:val="0"/>
+          <w:szCs w:val="24"/>
+          <w:lang w:eastAsia="en-ID"/>
+          <w14:ligatures w14:val="none"/>
+        </w:rPr>
+        <w:t xml:space="preserve"> : Jurnal Teknologi Informasi Dan Elektronika, 8(2), 91–97. </w:t>
+      </w:r>
+      <w:hyperlink r:id="rId27" w:history="1">
         <w:r>
           <w:rPr>
             <w:rStyle w:val="Hyperlink"/>
@@ -7632,13 +9928,49 @@
           <w:color w:val="000000" w:themeColor="text1"/>
         </w:rPr>
       </w:pPr>
+      <w:proofErr w:type="spellStart"/>
       <w:r>
         <w:rPr>
           <w:color w:val="000000" w:themeColor="text1"/>
         </w:rPr>
-        <w:t xml:space="preserve">Sujjada, A., Maulana, R., &amp; Fergina, A. (2022). Rancang Bangun Penyiram Tanaman Otomatis Berbasis Internet of Things Menggunakan NodeMCU dan Telegram. Jurnal RESTIKOM Riset Teknik Informatika Dan Komputer, 4(1), 45–49. </w:t>
-      </w:r>
-      <w:hyperlink r:id="rId27" w:history="1">
+        <w:t>Sujjada</w:t>
+      </w:r>
+      <w:proofErr w:type="spellEnd"/>
+      <w:r>
+        <w:rPr>
+          <w:color w:val="000000" w:themeColor="text1"/>
+        </w:rPr>
+        <w:t xml:space="preserve">, A., Maulana, R., &amp; </w:t>
+      </w:r>
+      <w:proofErr w:type="spellStart"/>
+      <w:r>
+        <w:rPr>
+          <w:color w:val="000000" w:themeColor="text1"/>
+        </w:rPr>
+        <w:t>Fergina</w:t>
+      </w:r>
+      <w:proofErr w:type="spellEnd"/>
+      <w:r>
+        <w:rPr>
+          <w:color w:val="000000" w:themeColor="text1"/>
+        </w:rPr>
+        <w:t xml:space="preserve">, A. (2022). Rancang Bangun Penyiram Tanaman Otomatis Berbasis Internet of Things Menggunakan </w:t>
+      </w:r>
+      <w:proofErr w:type="spellStart"/>
+      <w:r>
+        <w:rPr>
+          <w:color w:val="000000" w:themeColor="text1"/>
+        </w:rPr>
+        <w:t>NodeMCU</w:t>
+      </w:r>
+      <w:proofErr w:type="spellEnd"/>
+      <w:r>
+        <w:rPr>
+          <w:color w:val="000000" w:themeColor="text1"/>
+        </w:rPr>
+        <w:t xml:space="preserve"> dan Telegram. Jurnal RESTIKOM Riset Teknik Informatika Dan Komputer, 4(1), 45–49. </w:t>
+      </w:r>
+      <w:hyperlink r:id="rId28" w:history="1">
         <w:r>
           <w:rPr>
             <w:rStyle w:val="Hyperlink"/>
@@ -7675,6 +10007,7 @@
         </w:rPr>
         <w:t xml:space="preserve">Wardhana, R. G., Wang, G., &amp; Sibuea, F. (2023). PENERAPAN MACHINE LEARNING DALAM PREDIKSI TINGKAT KASUS PENYAKIT DI INDONESIA. </w:t>
       </w:r>
+      <w:proofErr w:type="spellStart"/>
       <w:r>
         <w:rPr>
           <w:rFonts w:eastAsia="Times New Roman" w:cs="Times New Roman"/>
@@ -7686,19 +10019,9 @@
           <w:lang w:eastAsia="en-ID"/>
           <w14:ligatures w14:val="none"/>
         </w:rPr>
-        <w:t>Journal of Information System Management (JOISM)</w:t>
-      </w:r>
-      <w:r>
-        <w:rPr>
-          <w:rFonts w:eastAsia="Times New Roman" w:cs="Times New Roman"/>
-          <w:color w:val="000000" w:themeColor="text1"/>
-          <w:kern w:val="0"/>
-          <w:szCs w:val="24"/>
-          <w:lang w:eastAsia="en-ID"/>
-          <w14:ligatures w14:val="none"/>
-        </w:rPr>
-        <w:t xml:space="preserve">, </w:t>
-      </w:r>
+        <w:t>Journal</w:t>
+      </w:r>
+      <w:proofErr w:type="spellEnd"/>
       <w:r>
         <w:rPr>
           <w:rFonts w:eastAsia="Times New Roman" w:cs="Times New Roman"/>
@@ -7710,7 +10033,63 @@
           <w:lang w:eastAsia="en-ID"/>
           <w14:ligatures w14:val="none"/>
         </w:rPr>
-        <w:t>5</w:t>
+        <w:t xml:space="preserve"> of </w:t>
+      </w:r>
+      <w:proofErr w:type="spellStart"/>
+      <w:r>
+        <w:rPr>
+          <w:rFonts w:eastAsia="Times New Roman" w:cs="Times New Roman"/>
+          <w:i/>
+          <w:iCs/>
+          <w:color w:val="000000" w:themeColor="text1"/>
+          <w:kern w:val="0"/>
+          <w:szCs w:val="24"/>
+          <w:lang w:eastAsia="en-ID"/>
+          <w14:ligatures w14:val="none"/>
+        </w:rPr>
+        <w:t>Information</w:t>
+      </w:r>
+      <w:proofErr w:type="spellEnd"/>
+      <w:r>
+        <w:rPr>
+          <w:rFonts w:eastAsia="Times New Roman" w:cs="Times New Roman"/>
+          <w:i/>
+          <w:iCs/>
+          <w:color w:val="000000" w:themeColor="text1"/>
+          <w:kern w:val="0"/>
+          <w:szCs w:val="24"/>
+          <w:lang w:eastAsia="en-ID"/>
+          <w14:ligatures w14:val="none"/>
+        </w:rPr>
+        <w:t xml:space="preserve"> System </w:t>
+      </w:r>
+      <w:proofErr w:type="spellStart"/>
+      <w:r>
+        <w:rPr>
+          <w:rFonts w:eastAsia="Times New Roman" w:cs="Times New Roman"/>
+          <w:i/>
+          <w:iCs/>
+          <w:color w:val="000000" w:themeColor="text1"/>
+          <w:kern w:val="0"/>
+          <w:szCs w:val="24"/>
+          <w:lang w:eastAsia="en-ID"/>
+          <w14:ligatures w14:val="none"/>
+        </w:rPr>
+        <w:t>Management</w:t>
+      </w:r>
+      <w:proofErr w:type="spellEnd"/>
+      <w:r>
+        <w:rPr>
+          <w:rFonts w:eastAsia="Times New Roman" w:cs="Times New Roman"/>
+          <w:i/>
+          <w:iCs/>
+          <w:color w:val="000000" w:themeColor="text1"/>
+          <w:kern w:val="0"/>
+          <w:szCs w:val="24"/>
+          <w:lang w:eastAsia="en-ID"/>
+          <w14:ligatures w14:val="none"/>
+        </w:rPr>
+        <w:t xml:space="preserve"> (JOISM)</w:t>
       </w:r>
       <w:r>
         <w:rPr>
@@ -7721,9 +10100,33 @@
           <w:lang w:eastAsia="en-ID"/>
           <w14:ligatures w14:val="none"/>
         </w:rPr>
+        <w:t xml:space="preserve">, </w:t>
+      </w:r>
+      <w:r>
+        <w:rPr>
+          <w:rFonts w:eastAsia="Times New Roman" w:cs="Times New Roman"/>
+          <w:i/>
+          <w:iCs/>
+          <w:color w:val="000000" w:themeColor="text1"/>
+          <w:kern w:val="0"/>
+          <w:szCs w:val="24"/>
+          <w:lang w:eastAsia="en-ID"/>
+          <w14:ligatures w14:val="none"/>
+        </w:rPr>
+        <w:t>5</w:t>
+      </w:r>
+      <w:r>
+        <w:rPr>
+          <w:rFonts w:eastAsia="Times New Roman" w:cs="Times New Roman"/>
+          <w:color w:val="000000" w:themeColor="text1"/>
+          <w:kern w:val="0"/>
+          <w:szCs w:val="24"/>
+          <w:lang w:eastAsia="en-ID"/>
+          <w14:ligatures w14:val="none"/>
+        </w:rPr>
         <w:t xml:space="preserve">(1), 40–45. </w:t>
       </w:r>
-      <w:hyperlink r:id="rId28" w:history="1">
+      <w:hyperlink r:id="rId29" w:history="1">
         <w:r>
           <w:rPr>
             <w:rStyle w:val="Hyperlink"/>
@@ -7757,7 +10160,87 @@
           <w:rFonts w:eastAsiaTheme="minorEastAsia"/>
           <w:color w:val="000000" w:themeColor="text1"/>
         </w:rPr>
-        <w:t>Pangestu, M. S., &amp; Fitriani, M. A. (2022). Perbandingan Perhitungan Jarak Euclidean Distance, Manhattan Distance, dan Cosine Similarity dalam Pengelompokan Data Bibit Padi Menggunakan Algoritma K-Means. Sainteks, 19(2), 141–155. https://doi.org/10.30595/sainteks.v19i2.14495</w:t>
+        <w:t xml:space="preserve">Pangestu, M. S., &amp; Fitriani, M. A. (2022). Perbandingan Perhitungan Jarak </w:t>
+      </w:r>
+      <w:proofErr w:type="spellStart"/>
+      <w:r>
+        <w:rPr>
+          <w:rFonts w:eastAsiaTheme="minorEastAsia"/>
+          <w:color w:val="000000" w:themeColor="text1"/>
+        </w:rPr>
+        <w:t>Euclidean</w:t>
+      </w:r>
+      <w:proofErr w:type="spellEnd"/>
+      <w:r>
+        <w:rPr>
+          <w:rFonts w:eastAsiaTheme="minorEastAsia"/>
+          <w:color w:val="000000" w:themeColor="text1"/>
+        </w:rPr>
+        <w:t xml:space="preserve"> Distance, Manhattan Distance, dan </w:t>
+      </w:r>
+      <w:proofErr w:type="spellStart"/>
+      <w:r>
+        <w:rPr>
+          <w:rFonts w:eastAsiaTheme="minorEastAsia"/>
+          <w:color w:val="000000" w:themeColor="text1"/>
+        </w:rPr>
+        <w:t>Cosine</w:t>
+      </w:r>
+      <w:proofErr w:type="spellEnd"/>
+      <w:r>
+        <w:rPr>
+          <w:rFonts w:eastAsiaTheme="minorEastAsia"/>
+          <w:color w:val="000000" w:themeColor="text1"/>
+        </w:rPr>
+        <w:t xml:space="preserve"> </w:t>
+      </w:r>
+      <w:proofErr w:type="spellStart"/>
+      <w:r>
+        <w:rPr>
+          <w:rFonts w:eastAsiaTheme="minorEastAsia"/>
+          <w:color w:val="000000" w:themeColor="text1"/>
+        </w:rPr>
+        <w:t>Similarity</w:t>
+      </w:r>
+      <w:proofErr w:type="spellEnd"/>
+      <w:r>
+        <w:rPr>
+          <w:rFonts w:eastAsiaTheme="minorEastAsia"/>
+          <w:color w:val="000000" w:themeColor="text1"/>
+        </w:rPr>
+        <w:t xml:space="preserve"> dalam Pengelompokan Data Bibit Padi Menggunakan Algoritma K-</w:t>
+      </w:r>
+      <w:proofErr w:type="spellStart"/>
+      <w:r>
+        <w:rPr>
+          <w:rFonts w:eastAsiaTheme="minorEastAsia"/>
+          <w:color w:val="000000" w:themeColor="text1"/>
+        </w:rPr>
+        <w:t>Means</w:t>
+      </w:r>
+      <w:proofErr w:type="spellEnd"/>
+      <w:r>
+        <w:rPr>
+          <w:rFonts w:eastAsiaTheme="minorEastAsia"/>
+          <w:color w:val="000000" w:themeColor="text1"/>
+        </w:rPr>
+        <w:t xml:space="preserve">. </w:t>
+      </w:r>
+      <w:proofErr w:type="spellStart"/>
+      <w:r>
+        <w:rPr>
+          <w:rFonts w:eastAsiaTheme="minorEastAsia"/>
+          <w:color w:val="000000" w:themeColor="text1"/>
+        </w:rPr>
+        <w:t>Sainteks</w:t>
+      </w:r>
+      <w:proofErr w:type="spellEnd"/>
+      <w:r>
+        <w:rPr>
+          <w:rFonts w:eastAsiaTheme="minorEastAsia"/>
+          <w:color w:val="000000" w:themeColor="text1"/>
+        </w:rPr>
+        <w:t>, 19(2), 141–155. https://doi.org/10.30595/sainteks.v19i2.14495</w:t>
       </w:r>
     </w:p>
     <w:p>
@@ -7776,6 +10259,7 @@
           <w14:ligatures w14:val="none"/>
         </w:rPr>
       </w:pPr>
+      <w:proofErr w:type="spellStart"/>
       <w:r>
         <w:rPr>
           <w:rFonts w:eastAsia="Times New Roman" w:cs="Times New Roman"/>
@@ -7785,8 +10269,21 @@
           <w:lang w:eastAsia="en-ID"/>
           <w14:ligatures w14:val="none"/>
         </w:rPr>
-        <w:t xml:space="preserve">Buwarda, S., Lutfi, &amp; Makmur, I. (2023). PENGEMBANGAN SISTEM PENYIRAMAN TANAMAN HORTIKULTURA BERBASIS MIKROKONTROLLER ESP32 DAN APLIKASI TELEGRAM. </w:t>
-      </w:r>
+        <w:t>Buwarda</w:t>
+      </w:r>
+      <w:proofErr w:type="spellEnd"/>
+      <w:r>
+        <w:rPr>
+          <w:rFonts w:eastAsia="Times New Roman" w:cs="Times New Roman"/>
+          <w:color w:val="000000" w:themeColor="text1"/>
+          <w:kern w:val="0"/>
+          <w:szCs w:val="24"/>
+          <w:lang w:eastAsia="en-ID"/>
+          <w14:ligatures w14:val="none"/>
+        </w:rPr>
+        <w:t xml:space="preserve">, S., Lutfi, &amp; Makmur, I. (2023). PENGEMBANGAN SISTEM PENYIRAMAN TANAMAN HORTIKULTURA BERBASIS MIKROKONTROLLER ESP32 DAN APLIKASI TELEGRAM. </w:t>
+      </w:r>
+      <w:proofErr w:type="spellStart"/>
       <w:r>
         <w:rPr>
           <w:rFonts w:eastAsia="Times New Roman" w:cs="Times New Roman"/>
@@ -7798,7 +10295,21 @@
           <w:lang w:eastAsia="en-ID"/>
           <w14:ligatures w14:val="none"/>
         </w:rPr>
-        <w:t>Prosiding Seminar Nasional Teknologi Industri (SNTI)</w:t>
+        <w:t>Prosiding</w:t>
+      </w:r>
+      <w:proofErr w:type="spellEnd"/>
+      <w:r>
+        <w:rPr>
+          <w:rFonts w:eastAsia="Times New Roman" w:cs="Times New Roman"/>
+          <w:i/>
+          <w:iCs/>
+          <w:color w:val="000000" w:themeColor="text1"/>
+          <w:kern w:val="0"/>
+          <w:szCs w:val="24"/>
+          <w:lang w:eastAsia="en-ID"/>
+          <w14:ligatures w14:val="none"/>
+        </w:rPr>
+        <w:t xml:space="preserve"> Seminar Nasional Teknologi Industri (SNTI)</w:t>
       </w:r>
       <w:r>
         <w:rPr>
@@ -8047,7 +10558,10 @@
           <w:fldChar w:fldCharType="separate"/>
         </w:r>
         <w:r>
-          <w:t>15</w:t>
+          <w:t>1</w:t>
+        </w:r>
+        <w:r>
+          <w:t>5</w:t>
         </w:r>
         <w:r>
           <w:fldChar w:fldCharType="end"/>
@@ -11378,11 +13892,11 @@
       <w:lang w:val="id-ID"/>
     </w:rPr>
   </w:style>
-  <w:style w:type="paragraph" w:styleId="Heading1">
+  <w:style w:type="paragraph" w:styleId="Judul1">
     <w:name w:val="heading 1"/>
     <w:basedOn w:val="Normal"/>
     <w:next w:val="Normal"/>
-    <w:link w:val="Heading1Char"/>
+    <w:link w:val="Judul1KAR"/>
     <w:uiPriority w:val="9"/>
     <w:qFormat/>
     <w:rsid w:val="00871597"/>
@@ -11398,11 +13912,11 @@
       <w:szCs w:val="32"/>
     </w:rPr>
   </w:style>
-  <w:style w:type="paragraph" w:styleId="Heading2">
+  <w:style w:type="paragraph" w:styleId="Judul2">
     <w:name w:val="heading 2"/>
     <w:basedOn w:val="Normal"/>
     <w:next w:val="Normal"/>
-    <w:link w:val="Heading2Char"/>
+    <w:link w:val="Judul2KAR"/>
     <w:uiPriority w:val="9"/>
     <w:unhideWhenUsed/>
     <w:qFormat/>
@@ -11418,11 +13932,11 @@
       <w:szCs w:val="26"/>
     </w:rPr>
   </w:style>
-  <w:style w:type="paragraph" w:styleId="Heading3">
+  <w:style w:type="paragraph" w:styleId="Judul3">
     <w:name w:val="heading 3"/>
     <w:basedOn w:val="Normal"/>
     <w:next w:val="Normal"/>
-    <w:link w:val="Heading3Char"/>
+    <w:link w:val="Judul3KAR"/>
     <w:uiPriority w:val="9"/>
     <w:unhideWhenUsed/>
     <w:qFormat/>
@@ -11438,13 +13952,13 @@
       <w:szCs w:val="24"/>
     </w:rPr>
   </w:style>
-  <w:style w:type="character" w:default="1" w:styleId="DefaultParagraphFont">
+  <w:style w:type="character" w:default="1" w:styleId="FontParagrafDefault">
     <w:name w:val="Default Paragraph Font"/>
     <w:uiPriority w:val="1"/>
     <w:semiHidden/>
     <w:unhideWhenUsed/>
   </w:style>
-  <w:style w:type="table" w:default="1" w:styleId="TableNormal">
+  <w:style w:type="table" w:default="1" w:styleId="TabelNormal">
     <w:name w:val="Normal Table"/>
     <w:uiPriority w:val="99"/>
     <w:semiHidden/>
@@ -11459,17 +13973,17 @@
       </w:tblCellMar>
     </w:tblPr>
   </w:style>
-  <w:style w:type="numbering" w:default="1" w:styleId="NoList">
+  <w:style w:type="numbering" w:default="1" w:styleId="TidakAdaDaftar">
     <w:name w:val="No List"/>
     <w:uiPriority w:val="99"/>
     <w:semiHidden/>
     <w:unhideWhenUsed/>
   </w:style>
-  <w:style w:type="paragraph" w:styleId="Quote">
+  <w:style w:type="paragraph" w:styleId="Kutipan">
     <w:name w:val="Quote"/>
-    <w:basedOn w:val="Heading1"/>
+    <w:basedOn w:val="Judul1"/>
     <w:next w:val="Normal"/>
-    <w:link w:val="QuoteChar"/>
+    <w:link w:val="KutipanKAR"/>
     <w:uiPriority w:val="29"/>
     <w:qFormat/>
     <w:rsid w:val="006025F2"/>
@@ -11484,10 +13998,10 @@
       <w:sz w:val="28"/>
     </w:rPr>
   </w:style>
-  <w:style w:type="character" w:customStyle="1" w:styleId="QuoteChar">
-    <w:name w:val="Quote Char"/>
-    <w:basedOn w:val="DefaultParagraphFont"/>
-    <w:link w:val="Quote"/>
+  <w:style w:type="character" w:customStyle="1" w:styleId="KutipanKAR">
+    <w:name w:val="Kutipan KAR"/>
+    <w:basedOn w:val="FontParagrafDefault"/>
+    <w:link w:val="Kutipan"/>
     <w:uiPriority w:val="29"/>
     <w:rsid w:val="006025F2"/>
     <w:rPr>
@@ -11500,10 +14014,10 @@
       <w:lang w:val="id-ID"/>
     </w:rPr>
   </w:style>
-  <w:style w:type="character" w:customStyle="1" w:styleId="Heading1Char">
-    <w:name w:val="Heading 1 Char"/>
-    <w:basedOn w:val="DefaultParagraphFont"/>
-    <w:link w:val="Heading1"/>
+  <w:style w:type="character" w:customStyle="1" w:styleId="Judul1KAR">
+    <w:name w:val="Judul 1 KAR"/>
+    <w:basedOn w:val="FontParagrafDefault"/>
+    <w:link w:val="Judul1"/>
     <w:uiPriority w:val="9"/>
     <w:rsid w:val="00871597"/>
     <w:rPr>
@@ -11515,9 +14029,9 @@
       <w:lang w:val="id-ID"/>
     </w:rPr>
   </w:style>
-  <w:style w:type="table" w:styleId="TableGrid">
+  <w:style w:type="table" w:styleId="KisiTabel">
     <w:name w:val="Table Grid"/>
-    <w:basedOn w:val="TableNormal"/>
+    <w:basedOn w:val="TabelNormal"/>
     <w:uiPriority w:val="39"/>
     <w:rsid w:val="006025F2"/>
     <w:pPr>
@@ -11534,7 +14048,7 @@
       </w:tblBorders>
     </w:tblPr>
   </w:style>
-  <w:style w:type="paragraph" w:styleId="ListParagraph">
+  <w:style w:type="paragraph" w:styleId="DaftarParagraf">
     <w:name w:val="List Paragraph"/>
     <w:basedOn w:val="Normal"/>
     <w:uiPriority w:val="1"/>
@@ -11548,7 +14062,7 @@
   <w:style w:type="paragraph" w:styleId="Header">
     <w:name w:val="header"/>
     <w:basedOn w:val="Normal"/>
-    <w:link w:val="HeaderChar"/>
+    <w:link w:val="HeaderKAR"/>
     <w:uiPriority w:val="99"/>
     <w:unhideWhenUsed/>
     <w:rsid w:val="004E68F0"/>
@@ -11560,9 +14074,9 @@
       <w:spacing w:after="0" w:line="240" w:lineRule="auto"/>
     </w:pPr>
   </w:style>
-  <w:style w:type="character" w:customStyle="1" w:styleId="HeaderChar">
-    <w:name w:val="Header Char"/>
-    <w:basedOn w:val="DefaultParagraphFont"/>
+  <w:style w:type="character" w:customStyle="1" w:styleId="HeaderKAR">
+    <w:name w:val="Header KAR"/>
+    <w:basedOn w:val="FontParagrafDefault"/>
     <w:link w:val="Header"/>
     <w:uiPriority w:val="99"/>
     <w:rsid w:val="004E68F0"/>
@@ -11576,7 +14090,7 @@
   <w:style w:type="paragraph" w:styleId="Footer">
     <w:name w:val="footer"/>
     <w:basedOn w:val="Normal"/>
-    <w:link w:val="FooterChar"/>
+    <w:link w:val="FooterKAR"/>
     <w:uiPriority w:val="99"/>
     <w:unhideWhenUsed/>
     <w:rsid w:val="004E68F0"/>
@@ -11588,9 +14102,9 @@
       <w:spacing w:after="0" w:line="240" w:lineRule="auto"/>
     </w:pPr>
   </w:style>
-  <w:style w:type="character" w:customStyle="1" w:styleId="FooterChar">
-    <w:name w:val="Footer Char"/>
-    <w:basedOn w:val="DefaultParagraphFont"/>
+  <w:style w:type="character" w:customStyle="1" w:styleId="FooterKAR">
+    <w:name w:val="Footer KAR"/>
+    <w:basedOn w:val="FontParagrafDefault"/>
     <w:link w:val="Footer"/>
     <w:uiPriority w:val="99"/>
     <w:rsid w:val="004E68F0"/>
@@ -11601,9 +14115,9 @@
       <w:lang w:val="id-ID"/>
     </w:rPr>
   </w:style>
-  <w:style w:type="paragraph" w:styleId="TOCHeading">
+  <w:style w:type="paragraph" w:styleId="JudulTOC">
     <w:name w:val="TOC Heading"/>
-    <w:basedOn w:val="Heading1"/>
+    <w:basedOn w:val="Judul1"/>
     <w:next w:val="Normal"/>
     <w:uiPriority w:val="39"/>
     <w:unhideWhenUsed/>
@@ -11638,7 +14152,7 @@
   </w:style>
   <w:style w:type="character" w:styleId="Hyperlink">
     <w:name w:val="Hyperlink"/>
-    <w:basedOn w:val="DefaultParagraphFont"/>
+    <w:basedOn w:val="FontParagrafDefault"/>
     <w:uiPriority w:val="99"/>
     <w:unhideWhenUsed/>
     <w:rsid w:val="00514A13"/>
@@ -11647,10 +14161,10 @@
       <w:u w:val="single"/>
     </w:rPr>
   </w:style>
-  <w:style w:type="character" w:customStyle="1" w:styleId="Heading2Char">
-    <w:name w:val="Heading 2 Char"/>
-    <w:basedOn w:val="DefaultParagraphFont"/>
-    <w:link w:val="Heading2"/>
+  <w:style w:type="character" w:customStyle="1" w:styleId="Judul2KAR">
+    <w:name w:val="Judul 2 KAR"/>
+    <w:basedOn w:val="FontParagrafDefault"/>
+    <w:link w:val="Judul2"/>
     <w:uiPriority w:val="9"/>
     <w:rsid w:val="008C2163"/>
     <w:rPr>
@@ -11661,10 +14175,10 @@
       <w:lang w:val="id-ID"/>
     </w:rPr>
   </w:style>
-  <w:style w:type="character" w:customStyle="1" w:styleId="Heading3Char">
-    <w:name w:val="Heading 3 Char"/>
-    <w:basedOn w:val="DefaultParagraphFont"/>
-    <w:link w:val="Heading3"/>
+  <w:style w:type="character" w:customStyle="1" w:styleId="Judul3KAR">
+    <w:name w:val="Judul 3 KAR"/>
+    <w:basedOn w:val="FontParagrafDefault"/>
+    <w:link w:val="Judul3"/>
     <w:uiPriority w:val="9"/>
     <w:rsid w:val="008C2163"/>
     <w:rPr>
@@ -11675,10 +14189,10 @@
       <w:lang w:val="id-ID"/>
     </w:rPr>
   </w:style>
-  <w:style w:type="paragraph" w:styleId="BodyText">
+  <w:style w:type="paragraph" w:styleId="TeksIsi">
     <w:name w:val="Body Text"/>
     <w:basedOn w:val="Normal"/>
-    <w:link w:val="BodyTextChar"/>
+    <w:link w:val="TeksIsiKAR"/>
     <w:uiPriority w:val="99"/>
     <w:unhideWhenUsed/>
     <w:rsid w:val="00A65E87"/>
@@ -11686,10 +14200,10 @@
       <w:spacing w:after="120"/>
     </w:pPr>
   </w:style>
-  <w:style w:type="character" w:customStyle="1" w:styleId="BodyTextChar">
-    <w:name w:val="Body Text Char"/>
-    <w:basedOn w:val="DefaultParagraphFont"/>
-    <w:link w:val="BodyText"/>
+  <w:style w:type="character" w:customStyle="1" w:styleId="TeksIsiKAR">
+    <w:name w:val="Teks Isi KAR"/>
+    <w:basedOn w:val="FontParagrafDefault"/>
+    <w:link w:val="TeksIsi"/>
     <w:uiPriority w:val="99"/>
     <w:rsid w:val="00A65E87"/>
     <w:rPr>
@@ -11699,11 +14213,11 @@
       <w:lang w:val="id-ID"/>
     </w:rPr>
   </w:style>
-  <w:style w:type="paragraph" w:styleId="Caption">
+  <w:style w:type="paragraph" w:styleId="Keterangan">
     <w:name w:val="caption"/>
     <w:basedOn w:val="Normal"/>
     <w:next w:val="Normal"/>
-    <w:link w:val="CaptionChar"/>
+    <w:link w:val="KeteranganKAR"/>
     <w:uiPriority w:val="35"/>
     <w:unhideWhenUsed/>
     <w:qFormat/>
@@ -11717,7 +14231,7 @@
       <w:szCs w:val="18"/>
     </w:rPr>
   </w:style>
-  <w:style w:type="paragraph" w:styleId="TableofFigures">
+  <w:style w:type="paragraph" w:styleId="TabelGambar">
     <w:name w:val="table of figures"/>
     <w:basedOn w:val="Normal"/>
     <w:next w:val="Normal"/>
@@ -11804,9 +14318,9 @@
       <w:szCs w:val="20"/>
     </w:rPr>
   </w:style>
-  <w:style w:type="character" w:styleId="PlaceholderText">
+  <w:style w:type="character" w:styleId="Tempatpenampungteks">
     <w:name w:val="Placeholder Text"/>
-    <w:basedOn w:val="DefaultParagraphFont"/>
+    <w:basedOn w:val="FontParagrafDefault"/>
     <w:uiPriority w:val="99"/>
     <w:semiHidden/>
     <w:rsid w:val="004070DB"/>
@@ -11827,7 +14341,7 @@
   </w:style>
   <w:style w:type="character" w:customStyle="1" w:styleId="PersamaanChar">
     <w:name w:val="Persamaan Char"/>
-    <w:basedOn w:val="DefaultParagraphFont"/>
+    <w:basedOn w:val="FontParagrafDefault"/>
     <w:link w:val="Persamaan"/>
     <w:rsid w:val="005F5646"/>
     <w:rPr>
@@ -11839,7 +14353,7 @@
   </w:style>
   <w:style w:type="paragraph" w:customStyle="1" w:styleId="TableCaption">
     <w:name w:val="Table Caption"/>
-    <w:basedOn w:val="Caption"/>
+    <w:basedOn w:val="Keterangan"/>
     <w:link w:val="TableCaptionChar"/>
     <w:qFormat/>
     <w:rsid w:val="00764212"/>
@@ -11850,7 +14364,7 @@
   </w:style>
   <w:style w:type="character" w:customStyle="1" w:styleId="TableCaptionChar">
     <w:name w:val="Table Caption Char"/>
-    <w:basedOn w:val="DefaultParagraphFont"/>
+    <w:basedOn w:val="FontParagrafDefault"/>
     <w:link w:val="TableCaption"/>
     <w:rsid w:val="00764212"/>
     <w:rPr>
@@ -11863,10 +14377,10 @@
       <w:lang w:val="id-ID"/>
     </w:rPr>
   </w:style>
-  <w:style w:type="character" w:customStyle="1" w:styleId="CaptionChar">
-    <w:name w:val="Caption Char"/>
-    <w:basedOn w:val="DefaultParagraphFont"/>
-    <w:link w:val="Caption"/>
+  <w:style w:type="character" w:customStyle="1" w:styleId="KeteranganKAR">
+    <w:name w:val="Keterangan KAR"/>
+    <w:basedOn w:val="FontParagrafDefault"/>
+    <w:link w:val="Keterangan"/>
     <w:uiPriority w:val="35"/>
     <w:rsid w:val="006A222D"/>
     <w:rPr>
@@ -11897,7 +14411,7 @@
   </w:style>
   <w:style w:type="character" w:customStyle="1" w:styleId="UnresolvedMention1">
     <w:name w:val="Unresolved Mention1"/>
-    <w:basedOn w:val="DefaultParagraphFont"/>
+    <w:basedOn w:val="FontParagrafDefault"/>
     <w:uiPriority w:val="99"/>
     <w:semiHidden/>
     <w:unhideWhenUsed/>
@@ -11907,10 +14421,10 @@
       <w:shd w:val="clear" w:color="auto" w:fill="E1DFDD"/>
     </w:rPr>
   </w:style>
-  <w:style w:type="paragraph" w:styleId="FootnoteText">
+  <w:style w:type="paragraph" w:styleId="TeksCatatanKaki">
     <w:name w:val="footnote text"/>
     <w:basedOn w:val="Normal"/>
-    <w:link w:val="FootnoteTextChar"/>
+    <w:link w:val="TeksCatatanKakiKAR"/>
     <w:uiPriority w:val="99"/>
     <w:semiHidden/>
     <w:unhideWhenUsed/>
@@ -11923,10 +14437,10 @@
       <w:szCs w:val="20"/>
     </w:rPr>
   </w:style>
-  <w:style w:type="character" w:customStyle="1" w:styleId="FootnoteTextChar">
-    <w:name w:val="Footnote Text Char"/>
-    <w:basedOn w:val="DefaultParagraphFont"/>
-    <w:link w:val="FootnoteText"/>
+  <w:style w:type="character" w:customStyle="1" w:styleId="TeksCatatanKakiKAR">
+    <w:name w:val="Teks Catatan Kaki KAR"/>
+    <w:basedOn w:val="FontParagrafDefault"/>
+    <w:link w:val="TeksCatatanKaki"/>
     <w:uiPriority w:val="99"/>
     <w:semiHidden/>
     <w:rsid w:val="008C78C1"/>
@@ -11938,9 +14452,9 @@
       <w:lang w:val="id-ID"/>
     </w:rPr>
   </w:style>
-  <w:style w:type="character" w:styleId="FollowedHyperlink">
+  <w:style w:type="character" w:styleId="HiperlinkyangDiikuti">
     <w:name w:val="FollowedHyperlink"/>
-    <w:basedOn w:val="DefaultParagraphFont"/>
+    <w:basedOn w:val="FontParagrafDefault"/>
     <w:uiPriority w:val="99"/>
     <w:semiHidden/>
     <w:unhideWhenUsed/>
@@ -11950,9 +14464,9 @@
       <w:u w:val="single"/>
     </w:rPr>
   </w:style>
-  <w:style w:type="character" w:styleId="CommentReference">
+  <w:style w:type="character" w:styleId="ReferensiKomentar">
     <w:name w:val="annotation reference"/>
-    <w:basedOn w:val="DefaultParagraphFont"/>
+    <w:basedOn w:val="FontParagrafDefault"/>
     <w:uiPriority w:val="99"/>
     <w:semiHidden/>
     <w:unhideWhenUsed/>
@@ -11962,10 +14476,10 @@
       <w:szCs w:val="16"/>
     </w:rPr>
   </w:style>
-  <w:style w:type="paragraph" w:styleId="CommentText">
+  <w:style w:type="paragraph" w:styleId="TeksKomentar">
     <w:name w:val="annotation text"/>
     <w:basedOn w:val="Normal"/>
-    <w:link w:val="CommentTextChar"/>
+    <w:link w:val="TeksKomentarKAR"/>
     <w:uiPriority w:val="99"/>
     <w:semiHidden/>
     <w:unhideWhenUsed/>
@@ -11978,10 +14492,10 @@
       <w:szCs w:val="20"/>
     </w:rPr>
   </w:style>
-  <w:style w:type="character" w:customStyle="1" w:styleId="CommentTextChar">
-    <w:name w:val="Comment Text Char"/>
-    <w:basedOn w:val="DefaultParagraphFont"/>
-    <w:link w:val="CommentText"/>
+  <w:style w:type="character" w:customStyle="1" w:styleId="TeksKomentarKAR">
+    <w:name w:val="Teks Komentar KAR"/>
+    <w:basedOn w:val="FontParagrafDefault"/>
+    <w:link w:val="TeksKomentar"/>
     <w:uiPriority w:val="99"/>
     <w:semiHidden/>
     <w:rsid w:val="004E646D"/>
@@ -11992,11 +14506,11 @@
       <w:lang w:val="id-ID"/>
     </w:rPr>
   </w:style>
-  <w:style w:type="paragraph" w:styleId="CommentSubject">
+  <w:style w:type="paragraph" w:styleId="SubjekKomentar">
     <w:name w:val="annotation subject"/>
-    <w:basedOn w:val="CommentText"/>
-    <w:next w:val="CommentText"/>
-    <w:link w:val="CommentSubjectChar"/>
+    <w:basedOn w:val="TeksKomentar"/>
+    <w:next w:val="TeksKomentar"/>
+    <w:link w:val="SubjekKomentarKAR"/>
     <w:uiPriority w:val="99"/>
     <w:semiHidden/>
     <w:unhideWhenUsed/>
@@ -12006,10 +14520,10 @@
       <w:bCs/>
     </w:rPr>
   </w:style>
-  <w:style w:type="character" w:customStyle="1" w:styleId="CommentSubjectChar">
-    <w:name w:val="Comment Subject Char"/>
-    <w:basedOn w:val="CommentTextChar"/>
-    <w:link w:val="CommentSubject"/>
+  <w:style w:type="character" w:customStyle="1" w:styleId="SubjekKomentarKAR">
+    <w:name w:val="Subjek Komentar KAR"/>
+    <w:basedOn w:val="TeksKomentarKAR"/>
+    <w:link w:val="SubjekKomentar"/>
     <w:uiPriority w:val="99"/>
     <w:semiHidden/>
     <w:rsid w:val="004E646D"/>
@@ -12022,9 +14536,9 @@
       <w:lang w:val="id-ID"/>
     </w:rPr>
   </w:style>
-  <w:style w:type="character" w:styleId="UnresolvedMention">
+  <w:style w:type="character" w:styleId="SebutanYangBelumTerselesaikan">
     <w:name w:val="Unresolved Mention"/>
-    <w:basedOn w:val="DefaultParagraphFont"/>
+    <w:basedOn w:val="FontParagrafDefault"/>
     <w:uiPriority w:val="99"/>
     <w:semiHidden/>
     <w:unhideWhenUsed/>
@@ -12036,7 +14550,7 @@
   </w:style>
   <w:style w:type="paragraph" w:customStyle="1" w:styleId="HeadingIntro">
     <w:name w:val="Heading Intro"/>
-    <w:basedOn w:val="Heading1"/>
+    <w:basedOn w:val="Judul1"/>
     <w:link w:val="HeadingIntroChar"/>
     <w:qFormat/>
     <w:rsid w:val="00D91D1F"/>
@@ -12050,7 +14564,7 @@
   </w:style>
   <w:style w:type="character" w:customStyle="1" w:styleId="HeadingIntroChar">
     <w:name w:val="Heading Intro Char"/>
-    <w:basedOn w:val="Heading1Char"/>
+    <w:basedOn w:val="Judul1KAR"/>
     <w:link w:val="HeadingIntro"/>
     <w:rsid w:val="00D91D1F"/>
     <w:rPr>

--- a/PROPOSAL TUGAS AKHIR.docx
+++ b/PROPOSAL TUGAS AKHIR.docx
@@ -4207,21 +4207,7 @@
         <w:rPr>
           <w:rFonts w:eastAsiaTheme="minorEastAsia"/>
         </w:rPr>
-        <w:t xml:space="preserve"> yang besar dapat mengurangi pengaruh noise, tetapi membuat metode kurang responsif (</w:t>
-      </w:r>
-      <w:proofErr w:type="spellStart"/>
-      <w:r>
-        <w:rPr>
-          <w:rFonts w:eastAsiaTheme="minorEastAsia"/>
-        </w:rPr>
-        <w:t>Choil</w:t>
-      </w:r>
-      <w:proofErr w:type="spellEnd"/>
-      <w:r>
-        <w:rPr>
-          <w:rFonts w:eastAsiaTheme="minorEastAsia"/>
-        </w:rPr>
-        <w:t>, 2021).</w:t>
+        <w:t xml:space="preserve"> yang besar dapat mengurangi pengaruh noise, tetapi membuat metode kurang responsif (Choil, 2021).</w:t>
       </w:r>
     </w:p>
     <w:p>
@@ -4628,6 +4614,41 @@
           <w:rFonts w:cs="Times New Roman"/>
         </w:rPr>
         <w:t>Solusi kedua adalah menggunakan Support Vector Machine (SVM) sebagai metode supervised learning yang sederhana dalam machine learning, yang diterapkan untuk menyelesaikan masalah klasifikasi maupun regresi. Metode ini dapat menangani data yang dapat dipisahkan secara linier maupun non linier. SVM bekerja dengan mencari hyperplane terbaik yang memaksimalkan dua kelas fitur dengan memaksimalkan margin (</w:t>
+      </w:r>
+      <w:proofErr w:type="spellStart"/>
+      <w:r>
+        <w:rPr>
+          <w:rFonts w:cs="Times New Roman"/>
+        </w:rPr>
+        <w:t>Ayabe</w:t>
+      </w:r>
+      <w:proofErr w:type="spellEnd"/>
+      <w:r>
+        <w:rPr>
+          <w:rFonts w:cs="Times New Roman"/>
+        </w:rPr>
+        <w:t>, 2020).</w:t>
+      </w:r>
+    </w:p>
+    <w:p>
+      <w:pPr>
+        <w:spacing w:after="0" w:line="480" w:lineRule="auto"/>
+        <w:ind w:firstLine="567"/>
+        <w:rPr>
+          <w:rFonts w:cs="Times New Roman"/>
+        </w:rPr>
+      </w:pPr>
+      <w:r>
+        <w:rPr>
+          <w:rFonts w:cs="Times New Roman"/>
+        </w:rPr>
+        <w:t>Keunggulan SVM terletak pada kemampuannya menghasilkan generalisasi yang tinggi</w:t>
+      </w:r>
+      <w:r>
+        <w:rPr>
+          <w:rFonts w:cs="Times New Roman"/>
+        </w:rPr>
+        <w:t>, sehingga dapat mengurangi risiko overfitting. Selain itu, SVM juga mampu menangani data berdimensi tinggi meskipun jumlah sampelnya sedikit. Metode ini tahan terhadap outlier dan noise, serta tetap efektif saat diterapkan pada data yang tidak seimbang (</w:t>
       </w:r>
       <w:proofErr w:type="spellStart"/>
       <w:r>
@@ -4751,903 +4772,6 @@
     </w:p>
     <w:p>
       <w:pPr>
-        <w:spacing w:after="0" w:line="480" w:lineRule="auto"/>
-        <w:ind w:firstLine="567"/>
-        <w:rPr>
-          <w:rFonts w:eastAsiaTheme="minorEastAsia"/>
-        </w:rPr>
-      </w:pPr>
-      <w:r>
-        <w:rPr>
-          <w:rFonts w:cs="Times New Roman"/>
-        </w:rPr>
-        <w:t xml:space="preserve">Proses pelatihan SVM dimulai dengan himpunan data pelatihan </w:t>
-      </w:r>
-      <m:oMath>
-        <m:r>
-          <w:rPr>
-            <w:rFonts w:ascii="Cambria Math" w:hAnsi="Cambria Math"/>
-          </w:rPr>
-          <m:t>{</m:t>
-        </m:r>
-        <m:d>
-          <m:dPr>
-            <m:ctrlPr>
-              <w:rPr>
-                <w:rFonts w:ascii="Cambria Math" w:hAnsi="Cambria Math"/>
-                <w:i/>
-              </w:rPr>
-            </m:ctrlPr>
-          </m:dPr>
-          <m:e>
-            <m:sSub>
-              <m:sSubPr>
-                <m:ctrlPr>
-                  <w:rPr>
-                    <w:rFonts w:ascii="Cambria Math" w:hAnsi="Cambria Math"/>
-                    <w:i/>
-                  </w:rPr>
-                </m:ctrlPr>
-              </m:sSubPr>
-              <m:e>
-                <m:r>
-                  <w:rPr>
-                    <w:rFonts w:ascii="Cambria Math" w:hAnsi="Cambria Math"/>
-                  </w:rPr>
-                  <m:t>x</m:t>
-                </m:r>
-              </m:e>
-              <m:sub>
-                <m:r>
-                  <w:rPr>
-                    <w:rFonts w:ascii="Cambria Math" w:hAnsi="Cambria Math"/>
-                  </w:rPr>
-                  <m:t>1</m:t>
-                </m:r>
-              </m:sub>
-            </m:sSub>
-            <m:r>
-              <w:rPr>
-                <w:rFonts w:ascii="Cambria Math" w:hAnsi="Cambria Math"/>
-              </w:rPr>
-              <m:t>,</m:t>
-            </m:r>
-            <m:sSub>
-              <m:sSubPr>
-                <m:ctrlPr>
-                  <w:rPr>
-                    <w:rFonts w:ascii="Cambria Math" w:hAnsi="Cambria Math"/>
-                    <w:i/>
-                  </w:rPr>
-                </m:ctrlPr>
-              </m:sSubPr>
-              <m:e>
-                <m:r>
-                  <w:rPr>
-                    <w:rFonts w:ascii="Cambria Math" w:hAnsi="Cambria Math"/>
-                  </w:rPr>
-                  <m:t>y</m:t>
-                </m:r>
-              </m:e>
-              <m:sub>
-                <m:r>
-                  <w:rPr>
-                    <w:rFonts w:ascii="Cambria Math" w:hAnsi="Cambria Math"/>
-                  </w:rPr>
-                  <m:t>1</m:t>
-                </m:r>
-              </m:sub>
-            </m:sSub>
-          </m:e>
-        </m:d>
-        <m:r>
-          <w:rPr>
-            <w:rFonts w:ascii="Cambria Math" w:hAnsi="Cambria Math"/>
-          </w:rPr>
-          <m:t xml:space="preserve">, </m:t>
-        </m:r>
-        <m:d>
-          <m:dPr>
-            <m:ctrlPr>
-              <w:rPr>
-                <w:rFonts w:ascii="Cambria Math" w:hAnsi="Cambria Math"/>
-                <w:i/>
-              </w:rPr>
-            </m:ctrlPr>
-          </m:dPr>
-          <m:e>
-            <m:sSub>
-              <m:sSubPr>
-                <m:ctrlPr>
-                  <w:rPr>
-                    <w:rFonts w:ascii="Cambria Math" w:hAnsi="Cambria Math"/>
-                    <w:i/>
-                  </w:rPr>
-                </m:ctrlPr>
-              </m:sSubPr>
-              <m:e>
-                <m:r>
-                  <w:rPr>
-                    <w:rFonts w:ascii="Cambria Math" w:hAnsi="Cambria Math"/>
-                  </w:rPr>
-                  <m:t>x</m:t>
-                </m:r>
-              </m:e>
-              <m:sub>
-                <m:r>
-                  <w:rPr>
-                    <w:rFonts w:ascii="Cambria Math" w:hAnsi="Cambria Math"/>
-                  </w:rPr>
-                  <m:t>2</m:t>
-                </m:r>
-              </m:sub>
-            </m:sSub>
-            <m:r>
-              <w:rPr>
-                <w:rFonts w:ascii="Cambria Math" w:hAnsi="Cambria Math"/>
-              </w:rPr>
-              <m:t>,</m:t>
-            </m:r>
-            <m:sSub>
-              <m:sSubPr>
-                <m:ctrlPr>
-                  <w:rPr>
-                    <w:rFonts w:ascii="Cambria Math" w:hAnsi="Cambria Math"/>
-                    <w:i/>
-                  </w:rPr>
-                </m:ctrlPr>
-              </m:sSubPr>
-              <m:e>
-                <m:r>
-                  <w:rPr>
-                    <w:rFonts w:ascii="Cambria Math" w:hAnsi="Cambria Math"/>
-                  </w:rPr>
-                  <m:t>y</m:t>
-                </m:r>
-              </m:e>
-              <m:sub>
-                <m:r>
-                  <w:rPr>
-                    <w:rFonts w:ascii="Cambria Math" w:hAnsi="Cambria Math"/>
-                  </w:rPr>
-                  <m:t>2</m:t>
-                </m:r>
-              </m:sub>
-            </m:sSub>
-          </m:e>
-        </m:d>
-        <m:r>
-          <w:rPr>
-            <w:rFonts w:ascii="Cambria Math" w:hAnsi="Cambria Math"/>
-          </w:rPr>
-          <m:t>, …,(</m:t>
-        </m:r>
-        <m:sSub>
-          <m:sSubPr>
-            <m:ctrlPr>
-              <w:rPr>
-                <w:rFonts w:ascii="Cambria Math" w:hAnsi="Cambria Math"/>
-                <w:i/>
-              </w:rPr>
-            </m:ctrlPr>
-          </m:sSubPr>
-          <m:e>
-            <m:r>
-              <w:rPr>
-                <w:rFonts w:ascii="Cambria Math" w:hAnsi="Cambria Math"/>
-              </w:rPr>
-              <m:t>x</m:t>
-            </m:r>
-          </m:e>
-          <m:sub>
-            <m:r>
-              <w:rPr>
-                <w:rFonts w:ascii="Cambria Math" w:hAnsi="Cambria Math"/>
-              </w:rPr>
-              <m:t>i</m:t>
-            </m:r>
-          </m:sub>
-        </m:sSub>
-        <m:r>
-          <w:rPr>
-            <w:rFonts w:ascii="Cambria Math" w:hAnsi="Cambria Math"/>
-          </w:rPr>
-          <m:t>,</m:t>
-        </m:r>
-        <m:sSub>
-          <m:sSubPr>
-            <m:ctrlPr>
-              <w:rPr>
-                <w:rFonts w:ascii="Cambria Math" w:hAnsi="Cambria Math"/>
-                <w:i/>
-              </w:rPr>
-            </m:ctrlPr>
-          </m:sSubPr>
-          <m:e>
-            <m:r>
-              <w:rPr>
-                <w:rFonts w:ascii="Cambria Math" w:hAnsi="Cambria Math"/>
-              </w:rPr>
-              <m:t>y</m:t>
-            </m:r>
-          </m:e>
-          <m:sub>
-            <m:r>
-              <w:rPr>
-                <w:rFonts w:ascii="Cambria Math" w:hAnsi="Cambria Math"/>
-              </w:rPr>
-              <m:t>i</m:t>
-            </m:r>
-          </m:sub>
-        </m:sSub>
-        <m:r>
-          <w:rPr>
-            <w:rFonts w:ascii="Cambria Math" w:hAnsi="Cambria Math"/>
-          </w:rPr>
-          <m:t>)}</m:t>
-        </m:r>
-      </m:oMath>
-      <w:r>
-        <w:rPr>
-          <w:rFonts w:eastAsiaTheme="minorEastAsia"/>
-        </w:rPr>
-        <w:t xml:space="preserve">, di mana </w:t>
-      </w:r>
-      <m:oMath>
-        <m:sSub>
-          <m:sSubPr>
-            <m:ctrlPr>
-              <w:rPr>
-                <w:rFonts w:ascii="Cambria Math" w:hAnsi="Cambria Math"/>
-                <w:i/>
-              </w:rPr>
-            </m:ctrlPr>
-          </m:sSubPr>
-          <m:e>
-            <m:r>
-              <w:rPr>
-                <w:rFonts w:ascii="Cambria Math" w:hAnsi="Cambria Math"/>
-              </w:rPr>
-              <m:t>x</m:t>
-            </m:r>
-          </m:e>
-          <m:sub>
-            <m:r>
-              <w:rPr>
-                <w:rFonts w:ascii="Cambria Math" w:hAnsi="Cambria Math"/>
-              </w:rPr>
-              <m:t>i</m:t>
-            </m:r>
-          </m:sub>
-        </m:sSub>
-        <m:r>
-          <w:rPr>
-            <w:rFonts w:ascii="Cambria Math" w:hAnsi="Cambria Math"/>
-          </w:rPr>
-          <m:t>∈</m:t>
-        </m:r>
-        <m:sSup>
-          <m:sSupPr>
-            <m:ctrlPr>
-              <w:rPr>
-                <w:rFonts w:ascii="Cambria Math" w:hAnsi="Cambria Math"/>
-                <w:i/>
-              </w:rPr>
-            </m:ctrlPr>
-          </m:sSupPr>
-          <m:e>
-            <m:r>
-              <w:rPr>
-                <w:rFonts w:ascii="Cambria Math" w:hAnsi="Cambria Math"/>
-              </w:rPr>
-              <m:t>R</m:t>
-            </m:r>
-          </m:e>
-          <m:sup>
-            <m:r>
-              <w:rPr>
-                <w:rFonts w:ascii="Cambria Math" w:hAnsi="Cambria Math"/>
-              </w:rPr>
-              <m:t>n</m:t>
-            </m:r>
-          </m:sup>
-        </m:sSup>
-      </m:oMath>
-      <w:r>
-        <w:rPr>
-          <w:rFonts w:eastAsiaTheme="minorEastAsia"/>
-        </w:rPr>
-        <w:t xml:space="preserve"> mewakili vektor fitur, dan </w:t>
-      </w:r>
-      <m:oMath>
-        <m:sSub>
-          <m:sSubPr>
-            <m:ctrlPr>
-              <w:rPr>
-                <w:rFonts w:ascii="Cambria Math" w:hAnsi="Cambria Math"/>
-                <w:i/>
-              </w:rPr>
-            </m:ctrlPr>
-          </m:sSubPr>
-          <m:e>
-            <m:r>
-              <w:rPr>
-                <w:rFonts w:ascii="Cambria Math" w:hAnsi="Cambria Math"/>
-              </w:rPr>
-              <m:t>y</m:t>
-            </m:r>
-          </m:e>
-          <m:sub>
-            <m:r>
-              <w:rPr>
-                <w:rFonts w:ascii="Cambria Math" w:hAnsi="Cambria Math"/>
-              </w:rPr>
-              <m:t>i</m:t>
-            </m:r>
-          </m:sub>
-        </m:sSub>
-        <m:r>
-          <w:rPr>
-            <w:rFonts w:ascii="Cambria Math" w:hAnsi="Cambria Math"/>
-          </w:rPr>
-          <m:t>∈</m:t>
-        </m:r>
-        <m:sSup>
-          <m:sSupPr>
-            <m:ctrlPr>
-              <w:rPr>
-                <w:rFonts w:ascii="Cambria Math" w:hAnsi="Cambria Math"/>
-                <w:i/>
-              </w:rPr>
-            </m:ctrlPr>
-          </m:sSupPr>
-          <m:e>
-            <m:r>
-              <w:rPr>
-                <w:rFonts w:ascii="Cambria Math" w:hAnsi="Cambria Math"/>
-              </w:rPr>
-              <m:t>R</m:t>
-            </m:r>
-          </m:e>
-          <m:sup>
-            <m:r>
-              <w:rPr>
-                <w:rFonts w:ascii="Cambria Math" w:hAnsi="Cambria Math"/>
-              </w:rPr>
-              <m:t>n</m:t>
-            </m:r>
-          </m:sup>
-        </m:sSup>
-      </m:oMath>
-      <w:r>
-        <w:rPr>
-          <w:rFonts w:eastAsiaTheme="minorEastAsia"/>
-        </w:rPr>
-        <w:t xml:space="preserve"> menunjukkan label kelas</w:t>
-      </w:r>
-      <w:r>
-        <w:rPr>
-          <w:rFonts w:eastAsiaTheme="minorEastAsia"/>
-        </w:rPr>
-        <w:t xml:space="preserve">. Masing-masing kelas dipisahkan secara sempurna oleh sebuah </w:t>
-      </w:r>
-      <w:r>
-        <w:rPr>
-          <w:rFonts w:eastAsiaTheme="minorEastAsia"/>
-        </w:rPr>
-        <w:t>hyperplane</w:t>
-      </w:r>
-      <w:r>
-        <w:rPr>
-          <w:rFonts w:eastAsiaTheme="minorEastAsia"/>
-        </w:rPr>
-        <w:t>, yang dinyatakan dengan persamaan:</w:t>
-      </w:r>
-    </w:p>
-    <w:p>
-      <w:pPr>
-        <w:pStyle w:val="DaftarParagraf"/>
-        <w:spacing w:after="0" w:line="480" w:lineRule="auto"/>
-        <w:ind w:left="0"/>
-        <w:jc w:val="center"/>
-        <w:rPr>
-          <w:rFonts w:eastAsiaTheme="minorEastAsia"/>
-        </w:rPr>
-      </w:pPr>
-      <m:oMath>
-        <m:sSup>
-          <m:sSupPr>
-            <m:ctrlPr>
-              <w:rPr>
-                <w:rFonts w:ascii="Cambria Math" w:eastAsiaTheme="minorEastAsia" w:hAnsi="Cambria Math"/>
-                <w:i/>
-              </w:rPr>
-            </m:ctrlPr>
-          </m:sSupPr>
-          <m:e>
-            <m:r>
-              <w:rPr>
-                <w:rFonts w:ascii="Cambria Math" w:eastAsiaTheme="minorEastAsia" w:hAnsi="Cambria Math"/>
-              </w:rPr>
-              <m:t>w</m:t>
-            </m:r>
-          </m:e>
-          <m:sup>
-            <m:r>
-              <w:rPr>
-                <w:rFonts w:ascii="Cambria Math" w:eastAsiaTheme="minorEastAsia" w:hAnsi="Cambria Math"/>
-              </w:rPr>
-              <m:t>T</m:t>
-            </m:r>
-          </m:sup>
-        </m:sSup>
-        <m:r>
-          <w:rPr>
-            <w:rFonts w:ascii="Cambria Math" w:eastAsiaTheme="minorEastAsia" w:hAnsi="Cambria Math"/>
-          </w:rPr>
-          <m:t>⋅x+b=0</m:t>
-        </m:r>
-      </m:oMath>
-      <w:r>
-        <w:rPr>
-          <w:rFonts w:eastAsiaTheme="minorEastAsia"/>
-        </w:rPr>
-        <w:tab/>
-      </w:r>
-      <w:r>
-        <w:rPr>
-          <w:rFonts w:eastAsiaTheme="minorEastAsia"/>
-        </w:rPr>
-        <w:tab/>
-      </w:r>
-      <w:r>
-        <w:rPr>
-          <w:rFonts w:eastAsiaTheme="minorEastAsia"/>
-        </w:rPr>
-        <w:t>(2.3)</w:t>
-      </w:r>
-    </w:p>
-    <w:p>
-      <w:pPr>
-        <w:spacing w:after="0" w:line="480" w:lineRule="auto"/>
-        <w:rPr>
-          <w:rFonts w:eastAsiaTheme="minorEastAsia"/>
-        </w:rPr>
-      </w:pPr>
-      <w:r>
-        <w:t xml:space="preserve">di mana </w:t>
-      </w:r>
-      <m:oMath>
-        <m:r>
-          <w:rPr>
-            <w:rFonts w:ascii="Cambria Math" w:eastAsiaTheme="minorEastAsia" w:hAnsi="Cambria Math"/>
-          </w:rPr>
-          <m:t>w</m:t>
-        </m:r>
-      </m:oMath>
-      <w:r>
-        <w:rPr>
-          <w:rFonts w:eastAsiaTheme="minorEastAsia"/>
-        </w:rPr>
-        <w:t xml:space="preserve"> adalah vektor bobot yang terkait dengan masing-masing fitur data, </w:t>
-      </w:r>
-      <m:oMath>
-        <m:r>
-          <w:rPr>
-            <w:rFonts w:ascii="Cambria Math" w:eastAsiaTheme="minorEastAsia" w:hAnsi="Cambria Math"/>
-          </w:rPr>
-          <m:t>x</m:t>
-        </m:r>
-      </m:oMath>
-      <w:r>
-        <w:rPr>
-          <w:rFonts w:eastAsiaTheme="minorEastAsia"/>
-        </w:rPr>
-        <w:t xml:space="preserve"> adalah vektor fitur data, dan </w:t>
-      </w:r>
-      <m:oMath>
-        <m:r>
-          <w:rPr>
-            <w:rFonts w:ascii="Cambria Math" w:eastAsiaTheme="minorEastAsia" w:hAnsi="Cambria Math"/>
-          </w:rPr>
-          <m:t>b</m:t>
-        </m:r>
-      </m:oMath>
-      <w:r>
-        <w:rPr>
-          <w:rFonts w:eastAsiaTheme="minorEastAsia"/>
-        </w:rPr>
-        <w:t xml:space="preserve"> adalah nilai bias.</w:t>
-      </w:r>
-      <w:r>
-        <w:rPr>
-          <w:rFonts w:eastAsiaTheme="minorEastAsia"/>
-        </w:rPr>
-        <w:t xml:space="preserve"> </w:t>
-      </w:r>
-    </w:p>
-    <w:p>
-      <w:pPr>
-        <w:spacing w:after="0" w:line="480" w:lineRule="auto"/>
-        <w:ind w:firstLine="567"/>
-        <w:rPr>
-          <w:rFonts w:cs="Times New Roman"/>
-        </w:rPr>
-      </w:pPr>
-      <w:r>
-        <w:rPr>
-          <w:rFonts w:cs="Times New Roman"/>
-        </w:rPr>
-        <w:t>Setelah hyperplane ditetapkan, langkah selanjutnya adalah memaksimalkan margin</w:t>
-      </w:r>
-      <w:r>
-        <w:rPr>
-          <w:rFonts w:cs="Times New Roman"/>
-        </w:rPr>
-        <w:t xml:space="preserve">, yaitu </w:t>
-      </w:r>
-      <w:r>
-        <w:rPr>
-          <w:rFonts w:cs="Times New Roman"/>
-        </w:rPr>
-        <w:t>jarak antara dua kelompok kelas yang berbeda</w:t>
-      </w:r>
-      <w:r>
-        <w:rPr>
-          <w:rFonts w:cs="Times New Roman"/>
-        </w:rPr>
-        <w:t xml:space="preserve">, yang </w:t>
-      </w:r>
-      <w:r>
-        <w:rPr>
-          <w:rFonts w:cs="Times New Roman"/>
-        </w:rPr>
-        <w:t xml:space="preserve">dapat didefinisikan sebagai </w:t>
-      </w:r>
-      <m:oMath>
-        <m:f>
-          <m:fPr>
-            <m:ctrlPr>
-              <w:rPr>
-                <w:rFonts w:ascii="Cambria Math" w:eastAsiaTheme="minorEastAsia" w:hAnsi="Cambria Math"/>
-                <w:i/>
-              </w:rPr>
-            </m:ctrlPr>
-          </m:fPr>
-          <m:num>
-            <m:r>
-              <w:rPr>
-                <w:rFonts w:ascii="Cambria Math" w:eastAsiaTheme="minorEastAsia" w:hAnsi="Cambria Math"/>
-              </w:rPr>
-              <m:t>2</m:t>
-            </m:r>
-          </m:num>
-          <m:den>
-            <m:d>
-              <m:dPr>
-                <m:begChr m:val="‖"/>
-                <m:endChr m:val="‖"/>
-                <m:ctrlPr>
-                  <w:rPr>
-                    <w:rFonts w:ascii="Cambria Math" w:eastAsiaTheme="minorEastAsia" w:hAnsi="Cambria Math"/>
-                    <w:i/>
-                  </w:rPr>
-                </m:ctrlPr>
-              </m:dPr>
-              <m:e>
-                <m:r>
-                  <w:rPr>
-                    <w:rFonts w:ascii="Cambria Math" w:eastAsiaTheme="minorEastAsia" w:hAnsi="Cambria Math"/>
-                  </w:rPr>
-                  <m:t>w</m:t>
-                </m:r>
-              </m:e>
-            </m:d>
-          </m:den>
-        </m:f>
-      </m:oMath>
-      <w:r>
-        <w:rPr>
-          <w:rFonts w:cs="Times New Roman"/>
-        </w:rPr>
-        <w:t>.</w:t>
-      </w:r>
-      <w:r>
-        <w:rPr>
-          <w:rFonts w:cs="Times New Roman"/>
-        </w:rPr>
-        <w:t xml:space="preserve"> Hyperplane terbaik dapat dicari dengan memaksimalkan margin melalui masalah quadratic </w:t>
-      </w:r>
-      <w:r>
-        <w:rPr>
-          <w:rFonts w:cs="Times New Roman"/>
-        </w:rPr>
-        <w:t>programming</w:t>
-      </w:r>
-      <w:r>
-        <w:rPr>
-          <w:rFonts w:cs="Times New Roman"/>
-        </w:rPr>
-        <w:t xml:space="preserve"> </w:t>
-      </w:r>
-      <w:r>
-        <w:rPr>
-          <w:rFonts w:cs="Times New Roman"/>
-        </w:rPr>
-        <w:t>dengan meminimalkan:</w:t>
-      </w:r>
-    </w:p>
-    <w:p>
-      <w:pPr>
-        <w:pStyle w:val="DaftarParagraf"/>
-        <w:spacing w:after="0" w:line="480" w:lineRule="auto"/>
-        <w:ind w:left="0"/>
-        <w:jc w:val="center"/>
-        <w:rPr>
-          <w:rFonts w:eastAsiaTheme="minorEastAsia"/>
-          <w:iCs/>
-        </w:rPr>
-      </w:pPr>
-      <m:oMath>
-        <m:func>
-          <m:funcPr>
-            <m:ctrlPr>
-              <w:rPr>
-                <w:rFonts w:ascii="Cambria Math" w:eastAsiaTheme="minorEastAsia" w:hAnsi="Cambria Math"/>
-                <w:iCs/>
-              </w:rPr>
-            </m:ctrlPr>
-          </m:funcPr>
-          <m:fName>
-            <m:r>
-              <m:rPr>
-                <m:sty m:val="p"/>
-              </m:rPr>
-              <w:rPr>
-                <w:rFonts w:ascii="Cambria Math" w:eastAsiaTheme="minorEastAsia" w:hAnsi="Cambria Math"/>
-              </w:rPr>
-              <m:t>min</m:t>
-            </m:r>
-          </m:fName>
-          <m:e>
-            <m:f>
-              <m:fPr>
-                <m:ctrlPr>
-                  <w:rPr>
-                    <w:rFonts w:ascii="Cambria Math" w:eastAsiaTheme="minorEastAsia" w:hAnsi="Cambria Math"/>
-                    <w:iCs/>
-                  </w:rPr>
-                </m:ctrlPr>
-              </m:fPr>
-              <m:num>
-                <m:r>
-                  <m:rPr>
-                    <m:sty m:val="p"/>
-                  </m:rPr>
-                  <w:rPr>
-                    <w:rFonts w:ascii="Cambria Math" w:eastAsiaTheme="minorEastAsia" w:hAnsi="Cambria Math"/>
-                  </w:rPr>
-                  <m:t>1</m:t>
-                </m:r>
-              </m:num>
-              <m:den>
-                <m:r>
-                  <m:rPr>
-                    <m:sty m:val="p"/>
-                  </m:rPr>
-                  <w:rPr>
-                    <w:rFonts w:ascii="Cambria Math" w:eastAsiaTheme="minorEastAsia" w:hAnsi="Cambria Math"/>
-                  </w:rPr>
-                  <m:t>2</m:t>
-                </m:r>
-              </m:den>
-            </m:f>
-            <m:sSup>
-              <m:sSupPr>
-                <m:ctrlPr>
-                  <w:rPr>
-                    <w:rFonts w:ascii="Cambria Math" w:eastAsiaTheme="minorEastAsia" w:hAnsi="Cambria Math"/>
-                    <w:iCs/>
-                  </w:rPr>
-                </m:ctrlPr>
-              </m:sSupPr>
-              <m:e>
-                <m:d>
-                  <m:dPr>
-                    <m:begChr m:val="‖"/>
-                    <m:endChr m:val="‖"/>
-                    <m:ctrlPr>
-                      <w:rPr>
-                        <w:rFonts w:ascii="Cambria Math" w:eastAsiaTheme="minorEastAsia" w:hAnsi="Cambria Math"/>
-                        <w:iCs/>
-                      </w:rPr>
-                    </m:ctrlPr>
-                  </m:dPr>
-                  <m:e>
-                    <m:r>
-                      <m:rPr>
-                        <m:sty m:val="p"/>
-                      </m:rPr>
-                      <w:rPr>
-                        <w:rFonts w:ascii="Cambria Math" w:eastAsiaTheme="minorEastAsia" w:hAnsi="Cambria Math"/>
-                      </w:rPr>
-                      <m:t>w</m:t>
-                    </m:r>
-                  </m:e>
-                </m:d>
-              </m:e>
-              <m:sup>
-                <m:r>
-                  <m:rPr>
-                    <m:sty m:val="p"/>
-                  </m:rPr>
-                  <w:rPr>
-                    <w:rFonts w:ascii="Cambria Math" w:eastAsiaTheme="minorEastAsia" w:hAnsi="Cambria Math"/>
-                  </w:rPr>
-                  <m:t>2</m:t>
-                </m:r>
-              </m:sup>
-            </m:sSup>
-          </m:e>
-        </m:func>
-      </m:oMath>
-      <w:r>
-        <w:rPr>
-          <w:rFonts w:eastAsiaTheme="minorEastAsia"/>
-          <w:iCs/>
-        </w:rPr>
-        <w:tab/>
-      </w:r>
-      <w:r>
-        <w:rPr>
-          <w:rFonts w:eastAsiaTheme="minorEastAsia"/>
-          <w:iCs/>
-        </w:rPr>
-        <w:tab/>
-        <w:t>(2.4)</w:t>
-      </w:r>
-    </w:p>
-    <w:p>
-      <w:pPr>
-        <w:spacing w:after="0" w:line="480" w:lineRule="auto"/>
-      </w:pPr>
-      <w:r>
-        <w:t xml:space="preserve">dengan syarat: </w:t>
-      </w:r>
-    </w:p>
-    <w:p>
-      <w:pPr>
-        <w:pStyle w:val="DaftarParagraf"/>
-        <w:spacing w:after="0" w:line="480" w:lineRule="auto"/>
-        <w:ind w:left="0"/>
-        <w:jc w:val="center"/>
-        <w:rPr>
-          <w:rFonts w:eastAsiaTheme="minorEastAsia"/>
-        </w:rPr>
-      </w:pPr>
-      <m:oMath>
-        <m:sSub>
-          <m:sSubPr>
-            <m:ctrlPr>
-              <w:rPr>
-                <w:rFonts w:ascii="Cambria Math" w:eastAsiaTheme="minorEastAsia" w:hAnsi="Cambria Math"/>
-                <w:i/>
-              </w:rPr>
-            </m:ctrlPr>
-          </m:sSubPr>
-          <m:e>
-            <m:r>
-              <w:rPr>
-                <w:rFonts w:ascii="Cambria Math" w:eastAsiaTheme="minorEastAsia" w:hAnsi="Cambria Math"/>
-              </w:rPr>
-              <m:t>y</m:t>
-            </m:r>
-          </m:e>
-          <m:sub>
-            <m:r>
-              <w:rPr>
-                <w:rFonts w:ascii="Cambria Math" w:eastAsiaTheme="minorEastAsia" w:hAnsi="Cambria Math"/>
-              </w:rPr>
-              <m:t>i</m:t>
-            </m:r>
-          </m:sub>
-        </m:sSub>
-        <m:d>
-          <m:dPr>
-            <m:ctrlPr>
-              <w:rPr>
-                <w:rFonts w:ascii="Cambria Math" w:eastAsiaTheme="minorEastAsia" w:hAnsi="Cambria Math"/>
-                <w:i/>
-              </w:rPr>
-            </m:ctrlPr>
-          </m:dPr>
-          <m:e>
-            <m:r>
-              <w:rPr>
-                <w:rFonts w:ascii="Cambria Math" w:eastAsiaTheme="minorEastAsia" w:hAnsi="Cambria Math"/>
-              </w:rPr>
-              <m:t>w⋅</m:t>
-            </m:r>
-            <m:sSub>
-              <m:sSubPr>
-                <m:ctrlPr>
-                  <w:rPr>
-                    <w:rFonts w:ascii="Cambria Math" w:eastAsiaTheme="minorEastAsia" w:hAnsi="Cambria Math"/>
-                    <w:i/>
-                  </w:rPr>
-                </m:ctrlPr>
-              </m:sSubPr>
-              <m:e>
-                <m:r>
-                  <w:rPr>
-                    <w:rFonts w:ascii="Cambria Math" w:eastAsiaTheme="minorEastAsia" w:hAnsi="Cambria Math"/>
-                  </w:rPr>
-                  <m:t>x</m:t>
-                </m:r>
-              </m:e>
-              <m:sub>
-                <m:r>
-                  <w:rPr>
-                    <w:rFonts w:ascii="Cambria Math" w:eastAsiaTheme="minorEastAsia" w:hAnsi="Cambria Math"/>
-                  </w:rPr>
-                  <m:t>i</m:t>
-                </m:r>
-              </m:sub>
-            </m:sSub>
-            <m:r>
-              <w:rPr>
-                <w:rFonts w:ascii="Cambria Math" w:eastAsiaTheme="minorEastAsia" w:hAnsi="Cambria Math"/>
-              </w:rPr>
-              <m:t>+b</m:t>
-            </m:r>
-          </m:e>
-        </m:d>
-        <m:r>
-          <w:rPr>
-            <w:rFonts w:ascii="Cambria Math" w:eastAsiaTheme="minorEastAsia" w:hAnsi="Cambria Math"/>
-          </w:rPr>
-          <m:t>≥1,   i=1,2,3,…n</m:t>
-        </m:r>
-      </m:oMath>
-      <w:r>
-        <w:rPr>
-          <w:rFonts w:eastAsiaTheme="minorEastAsia"/>
-        </w:rPr>
-        <w:tab/>
-      </w:r>
-      <w:r>
-        <w:rPr>
-          <w:rFonts w:eastAsiaTheme="minorEastAsia"/>
-        </w:rPr>
-        <w:tab/>
-      </w:r>
-      <w:r>
-        <w:rPr>
-          <w:rFonts w:eastAsiaTheme="minorEastAsia"/>
-        </w:rPr>
-        <w:t>(2.5)</w:t>
-      </w:r>
-    </w:p>
-    <w:p>
-      <w:pPr>
-        <w:spacing w:after="0" w:line="480" w:lineRule="auto"/>
-        <w:ind w:firstLine="567"/>
-        <w:rPr>
-          <w:rFonts w:cs="Times New Roman"/>
-        </w:rPr>
-      </w:pPr>
-    </w:p>
-    <w:p>
-      <w:pPr>
-        <w:spacing w:after="0" w:line="480" w:lineRule="auto"/>
-        <w:ind w:firstLine="567"/>
-        <w:rPr>
-          <w:rFonts w:cs="Times New Roman"/>
-        </w:rPr>
-      </w:pPr>
-    </w:p>
-    <w:p>
-      <w:pPr>
         <w:pStyle w:val="Judul2"/>
         <w:numPr>
           <w:ilvl w:val="0"/>
@@ -5678,6 +4802,9 @@
         <w:spacing w:after="0" w:line="480" w:lineRule="auto"/>
         <w:ind w:firstLine="567"/>
       </w:pPr>
+      <w:r>
+        <w:t xml:space="preserve">Solusi ketiga adalah menggunakan Random Forest sebagai metode ensemble learning yang populer, baik untuk tugas klasifikasi maupun regresi. Metode ini bekerja dengan menggabungkan prediksi dari beberapa pohon keputusan yang dibangun secara independen yang acak, yang kemudian digabungkan untuk </w:t>
+      </w:r>
     </w:p>
     <w:p>
       <w:pPr>
@@ -10558,10 +9685,7 @@
           <w:fldChar w:fldCharType="separate"/>
         </w:r>
         <w:r>
-          <w:t>1</w:t>
-        </w:r>
-        <w:r>
-          <w:t>5</w:t>
+          <w:t>15</w:t>
         </w:r>
         <w:r>
           <w:fldChar w:fldCharType="end"/>

--- a/PROPOSAL TUGAS AKHIR.docx
+++ b/PROPOSAL TUGAS AKHIR.docx
@@ -3816,6 +3816,7 @@
       <w:bookmarkStart w:id="50" w:name="_Toc168494997"/>
       <w:bookmarkStart w:id="51" w:name="_Toc168511180"/>
       <w:bookmarkStart w:id="52" w:name="_Toc168564251"/>
+      <w:bookmarkStart w:id="53" w:name="_Hlk179466491"/>
       <w:r>
         <w:rPr>
           <w:b/>
@@ -3838,733 +3839,7 @@
         <w:ind w:firstLine="567"/>
       </w:pPr>
       <w:r>
-        <w:t>Solusi pertama adalah menggunakan K-Nearest Neighbors (KNN) sebagai metode supervised learning yang sederhana</w:t>
-      </w:r>
-      <w:r>
-        <w:t xml:space="preserve"> dalam machine learning. Metode </w:t>
-      </w:r>
-      <w:r>
-        <w:t xml:space="preserve">KNN bekerja dengan mengklasifikasikan data baru berdasarkan kesamaan dengan data yang sudah dilatih sebelumnya, di mana kesamaan tersebut dari nilai </w:t>
-      </w:r>
-      <m:oMath>
-        <m:r>
-          <w:rPr>
-            <w:rFonts w:ascii="Cambria Math" w:hAnsi="Cambria Math"/>
-          </w:rPr>
-          <m:t>k</m:t>
-        </m:r>
-      </m:oMath>
-      <w:r>
-        <w:t xml:space="preserve"> </w:t>
-      </w:r>
-      <w:r>
-        <w:t xml:space="preserve">sebagai tetangga terdekat </w:t>
-      </w:r>
-      <w:r>
-        <w:t>(Kaur, 2023).</w:t>
-      </w:r>
-      <w:r>
-        <w:t xml:space="preserve"> </w:t>
-      </w:r>
-      <w:r>
-        <w:t>Klasifikasi dilakukan</w:t>
-      </w:r>
-      <w:r>
-        <w:t xml:space="preserve"> </w:t>
-      </w:r>
-      <w:r>
-        <w:t>berdasarkan</w:t>
-      </w:r>
-      <w:r>
-        <w:t xml:space="preserve"> suara mayoritas dari tetangga terdekat, menggunakan fungsi jarak sebagai pengukur kesamaan (Tace, 2022).</w:t>
-      </w:r>
-      <w:r>
-        <w:t xml:space="preserve"> </w:t>
-      </w:r>
-      <w:r>
-        <w:t xml:space="preserve">Fungsi jarak yang digunakan </w:t>
-      </w:r>
-      <w:r>
-        <w:t>adalah manhattan distance</w:t>
-      </w:r>
-      <w:r>
-        <w:t>, yang didefinisikan sebagai:</w:t>
-      </w:r>
-    </w:p>
-    <w:p>
-      <w:pPr>
-        <w:spacing w:after="0" w:line="480" w:lineRule="auto"/>
-        <w:jc w:val="center"/>
-        <w:rPr>
-          <w:rFonts w:eastAsiaTheme="minorEastAsia"/>
-        </w:rPr>
-      </w:pPr>
-      <m:oMath>
-        <m:r>
-          <w:rPr>
-            <w:rFonts w:ascii="Cambria Math" w:hAnsi="Cambria Math"/>
-          </w:rPr>
-          <m:t>d</m:t>
-        </m:r>
-        <m:d>
-          <m:dPr>
-            <m:ctrlPr>
-              <w:rPr>
-                <w:rFonts w:ascii="Cambria Math" w:hAnsi="Cambria Math"/>
-                <w:i/>
-              </w:rPr>
-            </m:ctrlPr>
-          </m:dPr>
-          <m:e>
-            <m:r>
-              <w:rPr>
-                <w:rFonts w:ascii="Cambria Math" w:hAnsi="Cambria Math"/>
-              </w:rPr>
-              <m:t>x,y</m:t>
-            </m:r>
-          </m:e>
-        </m:d>
-        <m:r>
-          <w:rPr>
-            <w:rFonts w:ascii="Cambria Math" w:hAnsi="Cambria Math"/>
-          </w:rPr>
-          <m:t xml:space="preserve">= </m:t>
-        </m:r>
-        <m:nary>
-          <m:naryPr>
-            <m:chr m:val="∑"/>
-            <m:limLoc m:val="undOvr"/>
-            <m:ctrlPr>
-              <w:rPr>
-                <w:rFonts w:ascii="Cambria Math" w:hAnsi="Cambria Math" w:cs="Times New Roman"/>
-                <w:i/>
-                <w:szCs w:val="24"/>
-              </w:rPr>
-            </m:ctrlPr>
-          </m:naryPr>
-          <m:sub>
-            <m:r>
-              <w:rPr>
-                <w:rFonts w:ascii="Cambria Math" w:hAnsi="Cambria Math" w:cs="Times New Roman"/>
-                <w:szCs w:val="24"/>
-              </w:rPr>
-              <m:t>i=1</m:t>
-            </m:r>
-          </m:sub>
-          <m:sup>
-            <m:r>
-              <w:rPr>
-                <w:rFonts w:ascii="Cambria Math" w:hAnsi="Cambria Math" w:cs="Times New Roman"/>
-                <w:szCs w:val="24"/>
-              </w:rPr>
-              <m:t>n</m:t>
-            </m:r>
-          </m:sup>
-          <m:e>
-            <m:d>
-              <m:dPr>
-                <m:begChr m:val="|"/>
-                <m:endChr m:val="|"/>
-                <m:ctrlPr>
-                  <w:rPr>
-                    <w:rFonts w:ascii="Cambria Math" w:hAnsi="Cambria Math" w:cs="Times New Roman"/>
-                    <w:i/>
-                    <w:szCs w:val="24"/>
-                  </w:rPr>
-                </m:ctrlPr>
-              </m:dPr>
-              <m:e>
-                <m:sSub>
-                  <m:sSubPr>
-                    <m:ctrlPr>
-                      <w:rPr>
-                        <w:rFonts w:ascii="Cambria Math" w:hAnsi="Cambria Math" w:cs="Times New Roman"/>
-                        <w:i/>
-                        <w:szCs w:val="24"/>
-                      </w:rPr>
-                    </m:ctrlPr>
-                  </m:sSubPr>
-                  <m:e>
-                    <m:r>
-                      <w:rPr>
-                        <w:rFonts w:ascii="Cambria Math" w:hAnsi="Cambria Math" w:cs="Times New Roman"/>
-                        <w:szCs w:val="24"/>
-                      </w:rPr>
-                      <m:t>x</m:t>
-                    </m:r>
-                  </m:e>
-                  <m:sub>
-                    <m:r>
-                      <w:rPr>
-                        <w:rFonts w:ascii="Cambria Math" w:hAnsi="Cambria Math" w:cs="Times New Roman"/>
-                        <w:szCs w:val="24"/>
-                      </w:rPr>
-                      <m:t>i</m:t>
-                    </m:r>
-                  </m:sub>
-                </m:sSub>
-                <m:r>
-                  <w:rPr>
-                    <w:rFonts w:ascii="Cambria Math" w:hAnsi="Cambria Math" w:cs="Times New Roman"/>
-                    <w:szCs w:val="24"/>
-                  </w:rPr>
-                  <m:t xml:space="preserve">- </m:t>
-                </m:r>
-                <m:sSub>
-                  <m:sSubPr>
-                    <m:ctrlPr>
-                      <w:rPr>
-                        <w:rFonts w:ascii="Cambria Math" w:hAnsi="Cambria Math" w:cs="Times New Roman"/>
-                        <w:i/>
-                        <w:szCs w:val="24"/>
-                      </w:rPr>
-                    </m:ctrlPr>
-                  </m:sSubPr>
-                  <m:e>
-                    <m:r>
-                      <w:rPr>
-                        <w:rFonts w:ascii="Cambria Math" w:hAnsi="Cambria Math" w:cs="Times New Roman"/>
-                        <w:szCs w:val="24"/>
-                      </w:rPr>
-                      <m:t>y</m:t>
-                    </m:r>
-                  </m:e>
-                  <m:sub>
-                    <m:r>
-                      <w:rPr>
-                        <w:rFonts w:ascii="Cambria Math" w:hAnsi="Cambria Math" w:cs="Times New Roman"/>
-                        <w:szCs w:val="24"/>
-                      </w:rPr>
-                      <m:t>i</m:t>
-                    </m:r>
-                  </m:sub>
-                </m:sSub>
-              </m:e>
-            </m:d>
-          </m:e>
-        </m:nary>
-      </m:oMath>
-      <w:r>
-        <w:rPr>
-          <w:rFonts w:eastAsiaTheme="minorEastAsia"/>
-        </w:rPr>
-        <w:tab/>
-      </w:r>
-      <w:r>
-        <w:rPr>
-          <w:rFonts w:eastAsiaTheme="minorEastAsia"/>
-        </w:rPr>
-        <w:tab/>
-        <w:t>(2.1)</w:t>
-      </w:r>
-    </w:p>
-    <w:p>
-      <w:pPr>
-        <w:spacing w:after="0" w:line="480" w:lineRule="auto"/>
-      </w:pPr>
-      <w:r>
-        <w:t xml:space="preserve">di mana </w:t>
-      </w:r>
-      <m:oMath>
-        <m:r>
-          <w:rPr>
-            <w:rFonts w:ascii="Cambria Math" w:hAnsi="Cambria Math"/>
-          </w:rPr>
-          <m:t>d(x,y)</m:t>
-        </m:r>
-      </m:oMath>
-      <w:r>
-        <w:rPr>
-          <w:rFonts w:eastAsiaTheme="minorEastAsia"/>
-        </w:rPr>
-        <w:t xml:space="preserve"> adalah jarak antara vektor </w:t>
-      </w:r>
-      <m:oMath>
-        <m:r>
-          <w:rPr>
-            <w:rFonts w:ascii="Cambria Math" w:hAnsi="Cambria Math"/>
-          </w:rPr>
-          <m:t>x</m:t>
-        </m:r>
-      </m:oMath>
-      <w:r>
-        <w:rPr>
-          <w:rFonts w:eastAsiaTheme="minorEastAsia"/>
-        </w:rPr>
-        <w:t xml:space="preserve"> (sebagai sampel data latih) dan </w:t>
-      </w:r>
-      <m:oMath>
-        <m:r>
-          <w:rPr>
-            <w:rFonts w:ascii="Cambria Math" w:hAnsi="Cambria Math"/>
-          </w:rPr>
-          <m:t>y</m:t>
-        </m:r>
-      </m:oMath>
-      <w:r>
-        <w:rPr>
-          <w:rFonts w:eastAsiaTheme="minorEastAsia"/>
-        </w:rPr>
-        <w:t xml:space="preserve"> </w:t>
-      </w:r>
-      <w:r>
-        <w:rPr>
-          <w:rFonts w:eastAsiaTheme="minorEastAsia"/>
-        </w:rPr>
-        <w:t>(sebagai data uji)</w:t>
-      </w:r>
-      <w:r>
-        <w:rPr>
-          <w:rFonts w:eastAsiaTheme="minorEastAsia"/>
-        </w:rPr>
-        <w:t xml:space="preserve">, </w:t>
-      </w:r>
-      <m:oMath>
-        <m:r>
-          <w:rPr>
-            <w:rFonts w:ascii="Cambria Math" w:hAnsi="Cambria Math"/>
-          </w:rPr>
-          <m:t>n</m:t>
-        </m:r>
-      </m:oMath>
-      <w:r>
-        <w:rPr>
-          <w:rFonts w:eastAsiaTheme="minorEastAsia"/>
-        </w:rPr>
-        <w:t xml:space="preserve"> adalah jumlah atribut, dan </w:t>
-      </w:r>
-      <m:oMath>
-        <m:r>
-          <w:rPr>
-            <w:rFonts w:ascii="Cambria Math" w:hAnsi="Cambria Math"/>
-          </w:rPr>
-          <m:t>i</m:t>
-        </m:r>
-      </m:oMath>
-      <w:r>
-        <w:rPr>
-          <w:rFonts w:eastAsiaTheme="minorEastAsia"/>
-        </w:rPr>
-        <w:t xml:space="preserve"> adalah indeks atribut.</w:t>
-      </w:r>
-    </w:p>
-    <w:p>
-      <w:pPr>
-        <w:spacing w:after="0" w:line="480" w:lineRule="auto"/>
-        <w:ind w:firstLine="567"/>
-      </w:pPr>
-      <w:r>
-        <w:t>Metode ini memiliki fleksibilitas tinggi dan mampu menangani batas keputusan yang kompleks serta menangkap hubungan non-linear yang terdapat dalam data (</w:t>
-      </w:r>
-      <w:proofErr w:type="spellStart"/>
-      <w:r>
-        <w:t>Palaniappan</w:t>
-      </w:r>
-      <w:proofErr w:type="spellEnd"/>
-      <w:r>
-        <w:t>, 2024).</w:t>
-      </w:r>
-      <w:r>
-        <w:t xml:space="preserve"> </w:t>
-      </w:r>
-      <w:r>
-        <w:t>KNN mudah dan sederhana, dengan parameter seperti jumlah tetangga dan pengukuran jarak. Namun, pemilihan parameter harus dilakukan dengan cermat (</w:t>
-      </w:r>
-      <w:proofErr w:type="spellStart"/>
-      <w:r>
-        <w:t>Ayabe</w:t>
-      </w:r>
-      <w:proofErr w:type="spellEnd"/>
-      <w:r>
-        <w:t xml:space="preserve">, 2020). </w:t>
-      </w:r>
-      <w:r>
-        <w:t xml:space="preserve">Nilai </w:t>
-      </w:r>
-      <m:oMath>
-        <m:r>
-          <w:rPr>
-            <w:rFonts w:ascii="Cambria Math" w:hAnsi="Cambria Math"/>
-          </w:rPr>
-          <m:t>k</m:t>
-        </m:r>
-      </m:oMath>
-      <w:r>
-        <w:rPr>
-          <w:rFonts w:eastAsiaTheme="minorEastAsia"/>
-        </w:rPr>
-        <w:t xml:space="preserve"> yang kecil sangat sensitif terhadap noise, sementara nilai </w:t>
-      </w:r>
-      <m:oMath>
-        <m:r>
-          <w:rPr>
-            <w:rFonts w:ascii="Cambria Math" w:hAnsi="Cambria Math"/>
-          </w:rPr>
-          <m:t>k</m:t>
-        </m:r>
-      </m:oMath>
-      <w:r>
-        <w:rPr>
-          <w:rFonts w:eastAsiaTheme="minorEastAsia"/>
-        </w:rPr>
-        <w:t xml:space="preserve"> yang besar dapat mengurangi pengaruh noise, tetapi membuat metode kurang responsif (Choil, 2021).</w:t>
-      </w:r>
-    </w:p>
-    <w:p>
-      <w:pPr>
-        <w:spacing w:after="0" w:line="480" w:lineRule="auto"/>
-        <w:ind w:firstLine="567"/>
-      </w:pPr>
-      <w:r>
-        <w:t xml:space="preserve">Kelemahan </w:t>
-      </w:r>
-      <w:r>
-        <w:t xml:space="preserve">KNN </w:t>
-      </w:r>
-      <w:r>
-        <w:t xml:space="preserve">mencakup sensitivitas terhadap outlier dan missing data, serta ketidakcocokan untuk </w:t>
-      </w:r>
-      <w:r>
-        <w:t xml:space="preserve">data berdimensi </w:t>
-      </w:r>
-      <w:r>
-        <w:t>tinggi (Rahmadini, 2022). Selain itu, metode ini memerlukan komputasi intensif dan waktu pemrosesan yang lebih lama seiring bertambahnya ukuran dataset (</w:t>
-      </w:r>
-      <w:proofErr w:type="spellStart"/>
-      <w:r>
-        <w:t>Ayabe</w:t>
-      </w:r>
-      <w:proofErr w:type="spellEnd"/>
-      <w:r>
-        <w:t>, 2020).</w:t>
-      </w:r>
-    </w:p>
-    <w:p>
-      <w:pPr>
-        <w:spacing w:after="0" w:line="480" w:lineRule="auto"/>
-        <w:jc w:val="center"/>
-      </w:pPr>
-      <w:r>
-        <w:rPr>
-          <w:noProof/>
-        </w:rPr>
-        <w:drawing>
-          <wp:inline distT="0" distB="0" distL="0" distR="0" wp14:anchorId="38071E71" wp14:editId="0A5DB9AD">
-            <wp:extent cx="4209691" cy="2020779"/>
-            <wp:effectExtent l="0" t="0" r="635" b="0"/>
-            <wp:docPr id="672479875" name="Picture 1"/>
-            <wp:cNvGraphicFramePr>
-              <a:graphicFrameLocks xmlns:a="http://schemas.openxmlformats.org/drawingml/2006/main" noChangeAspect="1"/>
-            </wp:cNvGraphicFramePr>
-            <a:graphic xmlns:a="http://schemas.openxmlformats.org/drawingml/2006/main">
-              <a:graphicData uri="http://schemas.openxmlformats.org/drawingml/2006/picture">
-                <pic:pic xmlns:pic="http://schemas.openxmlformats.org/drawingml/2006/picture">
-                  <pic:nvPicPr>
-                    <pic:cNvPr id="0" name="Picture 1"/>
-                    <pic:cNvPicPr>
-                      <a:picLocks noChangeAspect="1" noChangeArrowheads="1"/>
-                    </pic:cNvPicPr>
-                  </pic:nvPicPr>
-                  <pic:blipFill>
-                    <a:blip r:embed="rId13" cstate="print">
-                      <a:extLst>
-                        <a:ext uri="{28A0092B-C50C-407E-A947-70E740481C1C}">
-                          <a14:useLocalDpi xmlns:a14="http://schemas.microsoft.com/office/drawing/2010/main" val="0"/>
-                        </a:ext>
-                      </a:extLst>
-                    </a:blip>
-                    <a:srcRect/>
-                    <a:stretch>
-                      <a:fillRect/>
-                    </a:stretch>
-                  </pic:blipFill>
-                  <pic:spPr bwMode="auto">
-                    <a:xfrm>
-                      <a:off x="0" y="0"/>
-                      <a:ext cx="4220366" cy="2025904"/>
-                    </a:xfrm>
-                    <a:prstGeom prst="rect">
-                      <a:avLst/>
-                    </a:prstGeom>
-                    <a:noFill/>
-                    <a:ln>
-                      <a:noFill/>
-                    </a:ln>
-                  </pic:spPr>
-                </pic:pic>
-              </a:graphicData>
-            </a:graphic>
-          </wp:inline>
-        </w:drawing>
-      </w:r>
-    </w:p>
-    <w:p>
-      <w:pPr>
-        <w:pStyle w:val="Keterangan"/>
-        <w:spacing w:after="0" w:line="480" w:lineRule="auto"/>
-        <w:jc w:val="center"/>
-      </w:pPr>
-      <w:bookmarkStart w:id="53" w:name="_Toc168511123"/>
-      <w:bookmarkStart w:id="54" w:name="_Toc168524002"/>
-      <w:r>
-        <w:t>Gambar 2.</w:t>
-      </w:r>
-      <w:r>
-        <w:t>1</w:t>
-      </w:r>
-      <w:r>
-        <w:t xml:space="preserve"> </w:t>
-      </w:r>
-      <w:bookmarkEnd w:id="53"/>
-      <w:bookmarkEnd w:id="54"/>
-      <w:r>
-        <w:t>K-Nearest Neighbors</w:t>
-      </w:r>
-    </w:p>
-    <w:p>
-      <w:pPr>
-        <w:spacing w:after="0" w:line="480" w:lineRule="auto"/>
-        <w:ind w:firstLine="567"/>
-      </w:pPr>
-      <w:r>
-        <w:t xml:space="preserve">Berdasarkan </w:t>
-      </w:r>
-      <w:r>
-        <w:t>Ga</w:t>
-      </w:r>
-      <w:r>
-        <w:t xml:space="preserve">mbar 2.1, cara kerja </w:t>
-      </w:r>
-      <w:r>
-        <w:t>K-Nearest Neighbors (KNN)</w:t>
-      </w:r>
-      <w:r>
-        <w:t xml:space="preserve"> melibatkan beberapa langkah dalam</w:t>
-      </w:r>
-      <w:r>
-        <w:t xml:space="preserve"> proses klasifikasi data:</w:t>
-      </w:r>
-    </w:p>
-    <w:p>
-      <w:pPr>
-        <w:pStyle w:val="DaftarParagraf"/>
-        <w:numPr>
-          <w:ilvl w:val="0"/>
-          <w:numId w:val="30"/>
-        </w:numPr>
-        <w:spacing w:after="0" w:line="480" w:lineRule="auto"/>
-        <w:ind w:left="567" w:hanging="567"/>
-      </w:pPr>
-      <w:r>
-        <w:t xml:space="preserve">Menentukan nilai jumlah tetangga atau </w:t>
-      </w:r>
-      <m:oMath>
-        <m:r>
-          <w:rPr>
-            <w:rFonts w:ascii="Cambria Math" w:hAnsi="Cambria Math"/>
-          </w:rPr>
-          <m:t>k</m:t>
-        </m:r>
-      </m:oMath>
-      <w:r>
-        <w:rPr>
-          <w:rFonts w:eastAsiaTheme="minorEastAsia"/>
-        </w:rPr>
-        <w:t>.</w:t>
-      </w:r>
-    </w:p>
-    <w:p>
-      <w:pPr>
-        <w:pStyle w:val="DaftarParagraf"/>
-        <w:numPr>
-          <w:ilvl w:val="0"/>
-          <w:numId w:val="30"/>
-        </w:numPr>
-        <w:spacing w:after="0" w:line="480" w:lineRule="auto"/>
-        <w:ind w:left="567" w:hanging="567"/>
-      </w:pPr>
-      <w:r>
-        <w:t>Menghitung jarak setiap data pengujian terhadap seluruh data pelatihan dengan manhattan distance.</w:t>
-      </w:r>
-    </w:p>
-    <w:p>
-      <w:pPr>
-        <w:pStyle w:val="DaftarParagraf"/>
-        <w:numPr>
-          <w:ilvl w:val="0"/>
-          <w:numId w:val="30"/>
-        </w:numPr>
-        <w:spacing w:after="0" w:line="480" w:lineRule="auto"/>
-        <w:ind w:left="567" w:hanging="567"/>
-      </w:pPr>
-      <w:r>
-        <w:t>Mengurutkan hasil perhitungan jarak dari data pengujian terhadap data pelatihan, mulai dari jarak terkecil hingga nilai jarak terbesar.</w:t>
-      </w:r>
-    </w:p>
-    <w:p>
-      <w:pPr>
-        <w:pStyle w:val="DaftarParagraf"/>
-        <w:numPr>
-          <w:ilvl w:val="0"/>
-          <w:numId w:val="30"/>
-        </w:numPr>
-        <w:spacing w:after="0" w:line="480" w:lineRule="auto"/>
-        <w:ind w:left="567" w:hanging="567"/>
-      </w:pPr>
-      <w:r>
-        <w:t xml:space="preserve">Melakukan klasifikasi data berdasarkan kelas yang paling banyak muncul, sesuai dengan nilai </w:t>
-      </w:r>
-      <m:oMath>
-        <m:r>
-          <w:rPr>
-            <w:rFonts w:ascii="Cambria Math" w:hAnsi="Cambria Math"/>
-          </w:rPr>
-          <m:t>k</m:t>
-        </m:r>
-      </m:oMath>
-      <w:r>
-        <w:t xml:space="preserve"> yang telah ditentukan. </w:t>
-      </w:r>
-    </w:p>
-    <w:p>
-      <w:pPr>
-        <w:spacing w:after="0" w:line="480" w:lineRule="auto"/>
-        <w:ind w:firstLine="567"/>
-      </w:pPr>
-      <w:r>
-        <w:t>Dalam perancangan sistem irigasi cerdas dengan implementasi K-Nearest Neighbors, merujuk</w:t>
-      </w:r>
-      <w:r>
-        <w:t xml:space="preserve"> pada</w:t>
-      </w:r>
-      <w:r>
-        <w:t xml:space="preserve"> </w:t>
-      </w:r>
-      <w:r>
-        <w:rPr>
-          <w:bCs/>
-        </w:rPr>
-        <w:t>penelitian berjudul</w:t>
-      </w:r>
-      <w:r>
-        <w:rPr>
-          <w:bCs/>
-        </w:rPr>
-        <w:t xml:space="preserve"> </w:t>
-      </w:r>
-      <w:proofErr w:type="spellStart"/>
-      <w:r>
-        <w:rPr>
-          <w:rFonts w:eastAsiaTheme="minorEastAsia" w:cs="Times New Roman"/>
-          <w:szCs w:val="24"/>
-        </w:rPr>
-        <w:t>Developing</w:t>
-      </w:r>
-      <w:proofErr w:type="spellEnd"/>
-      <w:r>
-        <w:rPr>
-          <w:rFonts w:eastAsiaTheme="minorEastAsia" w:cs="Times New Roman"/>
-          <w:szCs w:val="24"/>
-        </w:rPr>
-        <w:t xml:space="preserve"> </w:t>
-      </w:r>
-      <w:proofErr w:type="spellStart"/>
-      <w:r>
-        <w:rPr>
-          <w:rFonts w:eastAsiaTheme="minorEastAsia" w:cs="Times New Roman"/>
-          <w:szCs w:val="24"/>
-        </w:rPr>
-        <w:t>Hybrid</w:t>
-      </w:r>
-      <w:proofErr w:type="spellEnd"/>
-      <w:r>
-        <w:rPr>
-          <w:rFonts w:eastAsiaTheme="minorEastAsia" w:cs="Times New Roman"/>
-          <w:szCs w:val="24"/>
-        </w:rPr>
-        <w:t xml:space="preserve"> </w:t>
-      </w:r>
-      <w:proofErr w:type="spellStart"/>
-      <w:r>
-        <w:rPr>
-          <w:rFonts w:eastAsiaTheme="minorEastAsia" w:cs="Times New Roman"/>
-          <w:szCs w:val="24"/>
-        </w:rPr>
-        <w:t>Irrigration</w:t>
-      </w:r>
-      <w:proofErr w:type="spellEnd"/>
-      <w:r>
-        <w:rPr>
-          <w:rFonts w:eastAsiaTheme="minorEastAsia" w:cs="Times New Roman"/>
-          <w:szCs w:val="24"/>
-        </w:rPr>
-        <w:t xml:space="preserve"> System for Smart Agriculture Using IoT </w:t>
-      </w:r>
-      <w:proofErr w:type="spellStart"/>
-      <w:r>
-        <w:rPr>
-          <w:rFonts w:eastAsiaTheme="minorEastAsia" w:cs="Times New Roman"/>
-          <w:szCs w:val="24"/>
-        </w:rPr>
-        <w:t>Sensors</w:t>
-      </w:r>
-      <w:proofErr w:type="spellEnd"/>
-      <w:r>
-        <w:rPr>
-          <w:rFonts w:eastAsiaTheme="minorEastAsia" w:cs="Times New Roman"/>
-          <w:szCs w:val="24"/>
-        </w:rPr>
-        <w:t xml:space="preserve"> </w:t>
-      </w:r>
-      <w:proofErr w:type="spellStart"/>
-      <w:r>
-        <w:rPr>
-          <w:rFonts w:eastAsiaTheme="minorEastAsia" w:cs="Times New Roman"/>
-          <w:szCs w:val="24"/>
-        </w:rPr>
-        <w:t>and</w:t>
-      </w:r>
-      <w:proofErr w:type="spellEnd"/>
-      <w:r>
-        <w:rPr>
-          <w:rFonts w:eastAsiaTheme="minorEastAsia" w:cs="Times New Roman"/>
-          <w:szCs w:val="24"/>
-        </w:rPr>
-        <w:t xml:space="preserve"> Machine Learning in Sri </w:t>
-      </w:r>
-      <w:proofErr w:type="spellStart"/>
-      <w:r>
-        <w:rPr>
-          <w:rFonts w:eastAsiaTheme="minorEastAsia" w:cs="Times New Roman"/>
-          <w:szCs w:val="24"/>
-        </w:rPr>
-        <w:t>Ganganagar</w:t>
-      </w:r>
-      <w:proofErr w:type="spellEnd"/>
-      <w:r>
-        <w:rPr>
-          <w:rFonts w:eastAsiaTheme="minorEastAsia" w:cs="Times New Roman"/>
-          <w:szCs w:val="24"/>
-        </w:rPr>
-        <w:t xml:space="preserve">, </w:t>
-      </w:r>
-      <w:proofErr w:type="spellStart"/>
-      <w:r>
-        <w:rPr>
-          <w:rFonts w:eastAsiaTheme="minorEastAsia" w:cs="Times New Roman"/>
-          <w:szCs w:val="24"/>
-        </w:rPr>
-        <w:t>Rajasthan</w:t>
-      </w:r>
-      <w:proofErr w:type="spellEnd"/>
-      <w:r>
-        <w:rPr>
-          <w:bCs/>
-        </w:rPr>
-        <w:t xml:space="preserve">, </w:t>
-      </w:r>
-      <w:r>
-        <w:t>K-Nearest Neighbors dengan manhattan distance dan k = 5 mencapai akurasi sebesar 99,3% dan MSE sebesar 1,66 (Kaur, 2024).</w:t>
+        <w:t>Solusi pertama menggunakan K-Nearest Neighbors sebagai metode supervised learning yang sederhana dalam machine learning.</w:t>
       </w:r>
       <w:r>
         <w:t xml:space="preserve"> </w:t>
@@ -4584,7 +3859,7 @@
           <w:bCs/>
         </w:rPr>
       </w:pPr>
-      <w:bookmarkStart w:id="55" w:name="_Toc178662380"/>
+      <w:bookmarkStart w:id="54" w:name="_Toc178662380"/>
       <w:r>
         <w:rPr>
           <w:b/>
@@ -4599,7 +3874,7 @@
         </w:rPr>
         <w:t>upport Vector Machine</w:t>
       </w:r>
-      <w:bookmarkEnd w:id="55"/>
+      <w:bookmarkEnd w:id="54"/>
     </w:p>
     <w:p>
       <w:pPr>
@@ -4609,166 +3884,6 @@
           <w:rFonts w:cs="Times New Roman"/>
         </w:rPr>
       </w:pPr>
-      <w:r>
-        <w:rPr>
-          <w:rFonts w:cs="Times New Roman"/>
-        </w:rPr>
-        <w:t>Solusi kedua adalah menggunakan Support Vector Machine (SVM) sebagai metode supervised learning yang sederhana dalam machine learning, yang diterapkan untuk menyelesaikan masalah klasifikasi maupun regresi. Metode ini dapat menangani data yang dapat dipisahkan secara linier maupun non linier. SVM bekerja dengan mencari hyperplane terbaik yang memaksimalkan dua kelas fitur dengan memaksimalkan margin (</w:t>
-      </w:r>
-      <w:proofErr w:type="spellStart"/>
-      <w:r>
-        <w:rPr>
-          <w:rFonts w:cs="Times New Roman"/>
-        </w:rPr>
-        <w:t>Ayabe</w:t>
-      </w:r>
-      <w:proofErr w:type="spellEnd"/>
-      <w:r>
-        <w:rPr>
-          <w:rFonts w:cs="Times New Roman"/>
-        </w:rPr>
-        <w:t>, 2020).</w:t>
-      </w:r>
-    </w:p>
-    <w:p>
-      <w:pPr>
-        <w:spacing w:after="0" w:line="480" w:lineRule="auto"/>
-        <w:ind w:firstLine="567"/>
-        <w:rPr>
-          <w:rFonts w:cs="Times New Roman"/>
-        </w:rPr>
-      </w:pPr>
-      <w:r>
-        <w:rPr>
-          <w:rFonts w:cs="Times New Roman"/>
-        </w:rPr>
-        <w:t>Keunggulan SVM terletak pada kemampuannya menghasilkan generalisasi yang tinggi</w:t>
-      </w:r>
-      <w:r>
-        <w:rPr>
-          <w:rFonts w:cs="Times New Roman"/>
-        </w:rPr>
-        <w:t>, sehingga dapat mengurangi risiko overfitting. Selain itu, SVM juga mampu menangani data berdimensi tinggi meskipun jumlah sampelnya sedikit. Metode ini tahan terhadap outlier dan noise, serta tetap efektif saat diterapkan pada data yang tidak seimbang (</w:t>
-      </w:r>
-      <w:proofErr w:type="spellStart"/>
-      <w:r>
-        <w:rPr>
-          <w:rFonts w:cs="Times New Roman"/>
-        </w:rPr>
-        <w:t>Ayabe</w:t>
-      </w:r>
-      <w:proofErr w:type="spellEnd"/>
-      <w:r>
-        <w:rPr>
-          <w:rFonts w:cs="Times New Roman"/>
-        </w:rPr>
-        <w:t>, 2020).</w:t>
-      </w:r>
-    </w:p>
-    <w:p>
-      <w:pPr>
-        <w:spacing w:after="0" w:line="480" w:lineRule="auto"/>
-        <w:jc w:val="center"/>
-        <w:rPr>
-          <w:rFonts w:cs="Times New Roman"/>
-        </w:rPr>
-      </w:pPr>
-      <w:r>
-        <w:rPr>
-          <w:noProof/>
-        </w:rPr>
-        <w:drawing>
-          <wp:inline distT="0" distB="0" distL="0" distR="0" wp14:anchorId="6BE9A666" wp14:editId="5086341A">
-            <wp:extent cx="4258101" cy="1807210"/>
-            <wp:effectExtent l="0" t="0" r="9525" b="2540"/>
-            <wp:docPr id="1728371386" name="Gambar 1"/>
-            <wp:cNvGraphicFramePr>
-              <a:graphicFrameLocks xmlns:a="http://schemas.openxmlformats.org/drawingml/2006/main" noChangeAspect="1"/>
-            </wp:cNvGraphicFramePr>
-            <a:graphic xmlns:a="http://schemas.openxmlformats.org/drawingml/2006/main">
-              <a:graphicData uri="http://schemas.openxmlformats.org/drawingml/2006/picture">
-                <pic:pic xmlns:pic="http://schemas.openxmlformats.org/drawingml/2006/picture">
-                  <pic:nvPicPr>
-                    <pic:cNvPr id="0" name="Picture 1"/>
-                    <pic:cNvPicPr>
-                      <a:picLocks noChangeAspect="1" noChangeArrowheads="1"/>
-                    </pic:cNvPicPr>
-                  </pic:nvPicPr>
-                  <pic:blipFill rotWithShape="1">
-                    <a:blip r:embed="rId14">
-                      <a:extLst>
-                        <a:ext uri="{28A0092B-C50C-407E-A947-70E740481C1C}">
-                          <a14:useLocalDpi xmlns:a14="http://schemas.microsoft.com/office/drawing/2010/main" val="0"/>
-                        </a:ext>
-                      </a:extLst>
-                    </a:blip>
-                    <a:srcRect l="4001" t="5286" r="3448" b="7065"/>
-                    <a:stretch/>
-                  </pic:blipFill>
-                  <pic:spPr bwMode="auto">
-                    <a:xfrm>
-                      <a:off x="0" y="0"/>
-                      <a:ext cx="4274837" cy="1814313"/>
-                    </a:xfrm>
-                    <a:prstGeom prst="rect">
-                      <a:avLst/>
-                    </a:prstGeom>
-                    <a:noFill/>
-                    <a:ln>
-                      <a:noFill/>
-                    </a:ln>
-                    <a:extLst>
-                      <a:ext uri="{53640926-AAD7-44D8-BBD7-CCE9431645EC}">
-                        <a14:shadowObscured xmlns:a14="http://schemas.microsoft.com/office/drawing/2010/main"/>
-                      </a:ext>
-                    </a:extLst>
-                  </pic:spPr>
-                </pic:pic>
-              </a:graphicData>
-            </a:graphic>
-          </wp:inline>
-        </w:drawing>
-      </w:r>
-    </w:p>
-    <w:p>
-      <w:pPr>
-        <w:pStyle w:val="Keterangan"/>
-        <w:spacing w:after="0" w:line="480" w:lineRule="auto"/>
-        <w:jc w:val="center"/>
-      </w:pPr>
-      <w:r>
-        <w:t>Gambar 2.</w:t>
-      </w:r>
-      <w:r>
-        <w:t>2</w:t>
-      </w:r>
-      <w:r>
-        <w:t xml:space="preserve"> </w:t>
-      </w:r>
-      <w:r>
-        <w:t>Support Vector Machine</w:t>
-      </w:r>
-    </w:p>
-    <w:p>
-      <w:pPr>
-        <w:spacing w:after="0" w:line="480" w:lineRule="auto"/>
-        <w:ind w:firstLine="567"/>
-        <w:rPr>
-          <w:rFonts w:cs="Times New Roman"/>
-        </w:rPr>
-      </w:pPr>
-      <w:r>
-        <w:rPr>
-          <w:rFonts w:cs="Times New Roman"/>
-        </w:rPr>
-        <w:t xml:space="preserve">Gambar 2.2 menunjukkan proses kerja dalam menentukan hyperplane dan memaksimalkan margin, serta komponen-komponen dari SVM. </w:t>
-      </w:r>
-      <w:r>
-        <w:rPr>
-          <w:rFonts w:cs="Times New Roman"/>
-        </w:rPr>
-        <w:t>Komponen SVM terdiri dari tiga elemen utama, yaitu hyperplane yang berfungsi sebagai bidang pemisah optimal antara dua kelas, margin yang merupakan jarak antara hyperplane dan jarak terdekat dari masing-masing kelas, serta support vector yang merupakan data yang paling dekat dengan hyperplane (Junus, 2023).</w:t>
-      </w:r>
     </w:p>
     <w:p>
       <w:pPr>
@@ -4784,7 +3899,7 @@
           <w:bCs/>
         </w:rPr>
       </w:pPr>
-      <w:bookmarkStart w:id="56" w:name="_Toc178662381"/>
+      <w:bookmarkStart w:id="55" w:name="_Toc178662381"/>
       <w:bookmarkEnd w:id="50"/>
       <w:bookmarkEnd w:id="51"/>
       <w:bookmarkEnd w:id="52"/>
@@ -4795,16 +3910,13 @@
         </w:rPr>
         <w:t>Random Forest</w:t>
       </w:r>
-      <w:bookmarkEnd w:id="56"/>
+      <w:bookmarkEnd w:id="55"/>
     </w:p>
     <w:p>
       <w:pPr>
         <w:spacing w:after="0" w:line="480" w:lineRule="auto"/>
         <w:ind w:firstLine="567"/>
       </w:pPr>
-      <w:r>
-        <w:t xml:space="preserve">Solusi ketiga adalah menggunakan Random Forest sebagai metode ensemble learning yang populer, baik untuk tugas klasifikasi maupun regresi. Metode ini bekerja dengan menggabungkan prediksi dari beberapa pohon keputusan yang dibangun secara independen yang acak, yang kemudian digabungkan untuk </w:t>
-      </w:r>
     </w:p>
     <w:p>
       <w:pPr>
@@ -4816,7 +3928,8 @@
         <w:spacing w:before="0" w:line="480" w:lineRule="auto"/>
         <w:ind w:left="567" w:hanging="567"/>
       </w:pPr>
-      <w:bookmarkStart w:id="57" w:name="_Toc178662382"/>
+      <w:bookmarkStart w:id="56" w:name="_Toc178662382"/>
+      <w:bookmarkEnd w:id="53"/>
       <w:r>
         <w:t>Analisis Pemilihan</w:t>
       </w:r>
@@ -4828,37 +3941,37 @@
       <w:bookmarkEnd w:id="46"/>
       <w:bookmarkEnd w:id="47"/>
       <w:bookmarkEnd w:id="48"/>
+      <w:bookmarkEnd w:id="56"/>
+    </w:p>
+    <w:p>
+      <w:pPr>
+        <w:pStyle w:val="TableCaption"/>
+      </w:pPr>
+      <w:bookmarkStart w:id="57" w:name="_Toc168602312"/>
+      <w:bookmarkStart w:id="58" w:name="_Toc176858178"/>
+      <w:r>
+        <w:t>Tabel 2.</w:t>
+      </w:r>
+      <w:r>
+        <w:fldChar w:fldCharType="begin"/>
+      </w:r>
+      <w:r>
+        <w:instrText xml:space="preserve"> SEQ Tabel_2. \* ARABIC </w:instrText>
+      </w:r>
+      <w:r>
+        <w:fldChar w:fldCharType="separate"/>
+      </w:r>
+      <w:r>
+        <w:t>1</w:t>
+      </w:r>
+      <w:r>
+        <w:fldChar w:fldCharType="end"/>
+      </w:r>
+      <w:r>
+        <w:t xml:space="preserve"> Analisis Pemilihan Solusi</w:t>
+      </w:r>
       <w:bookmarkEnd w:id="57"/>
-    </w:p>
-    <w:p>
-      <w:pPr>
-        <w:pStyle w:val="TableCaption"/>
-      </w:pPr>
-      <w:bookmarkStart w:id="58" w:name="_Toc168602312"/>
-      <w:bookmarkStart w:id="59" w:name="_Toc176858178"/>
-      <w:r>
-        <w:t>Tabel 2.</w:t>
-      </w:r>
-      <w:r>
-        <w:fldChar w:fldCharType="begin"/>
-      </w:r>
-      <w:r>
-        <w:instrText xml:space="preserve"> SEQ Tabel_2. \* ARABIC </w:instrText>
-      </w:r>
-      <w:r>
-        <w:fldChar w:fldCharType="separate"/>
-      </w:r>
-      <w:r>
-        <w:t>1</w:t>
-      </w:r>
-      <w:r>
-        <w:fldChar w:fldCharType="end"/>
-      </w:r>
-      <w:r>
-        <w:t xml:space="preserve"> Analisis Pemilihan Solusi</w:t>
-      </w:r>
       <w:bookmarkEnd w:id="58"/>
-      <w:bookmarkEnd w:id="59"/>
     </w:p>
     <w:tbl>
       <w:tblPr>
@@ -4891,7 +4004,7 @@
                 <w:szCs w:val="24"/>
               </w:rPr>
             </w:pPr>
-            <w:bookmarkStart w:id="60" w:name="_Hlk169276389"/>
+            <w:bookmarkStart w:id="59" w:name="_Hlk169276389"/>
             <w:r>
               <w:rPr>
                 <w:b/>
@@ -5252,7 +4365,7 @@
           </w:p>
         </w:tc>
       </w:tr>
-      <w:bookmarkEnd w:id="60"/>
+      <w:bookmarkEnd w:id="59"/>
       <w:tr>
         <w:tblPrEx>
           <w:jc w:val="left"/>
@@ -5694,7 +4807,7 @@
     <w:p>
       <w:pPr>
         <w:sectPr>
-          <w:footerReference w:type="first" r:id="rId15"/>
+          <w:footerReference w:type="first" r:id="rId13"/>
           <w:pgSz w:w="11906" w:h="16838"/>
           <w:pgMar w:top="2268" w:right="1701" w:bottom="1701" w:left="2268" w:header="1134" w:footer="708" w:gutter="0"/>
           <w:pgNumType w:start="14"/>
@@ -5715,7 +4828,7 @@
           <w:szCs w:val="24"/>
         </w:rPr>
       </w:pPr>
-      <w:bookmarkStart w:id="61" w:name="_Toc178662383"/>
+      <w:bookmarkStart w:id="60" w:name="_Toc178662383"/>
       <w:r>
         <w:rPr>
           <w:rFonts w:cs="Times New Roman"/>
@@ -5740,7 +4853,7 @@
         </w:rPr>
         <w:t>METODOLOGI</w:t>
       </w:r>
-      <w:bookmarkEnd w:id="61"/>
+      <w:bookmarkEnd w:id="60"/>
     </w:p>
     <w:p>
       <w:pPr>
@@ -5752,11 +4865,11 @@
         <w:spacing w:before="0" w:line="480" w:lineRule="auto"/>
         <w:ind w:left="567" w:hanging="567"/>
       </w:pPr>
-      <w:bookmarkStart w:id="62" w:name="_Toc178662384"/>
+      <w:bookmarkStart w:id="61" w:name="_Toc178662384"/>
       <w:r>
         <w:t>Identifikasi Masalah</w:t>
       </w:r>
-      <w:bookmarkEnd w:id="62"/>
+      <w:bookmarkEnd w:id="61"/>
     </w:p>
     <w:p>
       <w:pPr>
@@ -5777,11 +4890,11 @@
         <w:spacing w:before="0" w:line="480" w:lineRule="auto"/>
         <w:ind w:left="567" w:hanging="567"/>
       </w:pPr>
-      <w:bookmarkStart w:id="63" w:name="_Toc178662385"/>
+      <w:bookmarkStart w:id="62" w:name="_Toc178662385"/>
       <w:r>
         <w:t>Analisis Solusi</w:t>
       </w:r>
-      <w:bookmarkEnd w:id="63"/>
+      <w:bookmarkEnd w:id="62"/>
     </w:p>
     <w:p>
       <w:pPr>
@@ -5817,11 +4930,11 @@
         <w:spacing w:before="0" w:line="480" w:lineRule="auto"/>
         <w:ind w:left="567" w:hanging="567"/>
       </w:pPr>
-      <w:bookmarkStart w:id="64" w:name="_Toc178662386"/>
+      <w:bookmarkStart w:id="63" w:name="_Toc178662386"/>
       <w:r>
         <w:t>Pengumpulan Data</w:t>
       </w:r>
-      <w:bookmarkEnd w:id="64"/>
+      <w:bookmarkEnd w:id="63"/>
     </w:p>
     <w:p>
       <w:pPr>
@@ -5853,7 +4966,7 @@
       <w:r>
         <w:t xml:space="preserve"> Data yang dapat diakses melalui </w:t>
       </w:r>
-      <w:hyperlink r:id="rId16" w:history="1">
+      <w:hyperlink r:id="rId14" w:history="1">
         <w:r>
           <w:rPr>
             <w:rStyle w:val="Hyperlink"/>
@@ -5905,11 +5018,11 @@
         <w:spacing w:before="0" w:line="480" w:lineRule="auto"/>
         <w:ind w:left="567" w:hanging="567"/>
       </w:pPr>
-      <w:bookmarkStart w:id="65" w:name="_Toc178662387"/>
+      <w:bookmarkStart w:id="64" w:name="_Toc178662387"/>
       <w:r>
         <w:t>Preprocessing Data</w:t>
       </w:r>
-      <w:bookmarkEnd w:id="65"/>
+      <w:bookmarkEnd w:id="64"/>
     </w:p>
     <w:p>
       <w:pPr>
@@ -5930,11 +5043,11 @@
         <w:spacing w:before="0" w:line="480" w:lineRule="auto"/>
         <w:ind w:left="567" w:hanging="567"/>
       </w:pPr>
-      <w:bookmarkStart w:id="66" w:name="_Toc178662388"/>
+      <w:bookmarkStart w:id="65" w:name="_Toc178662388"/>
       <w:r>
         <w:t>Perancangan Model</w:t>
       </w:r>
-      <w:bookmarkEnd w:id="66"/>
+      <w:bookmarkEnd w:id="65"/>
     </w:p>
     <w:p>
       <w:pPr>
@@ -5946,11 +5059,11 @@
         <w:spacing w:before="0" w:line="480" w:lineRule="auto"/>
         <w:ind w:left="567" w:hanging="567"/>
       </w:pPr>
-      <w:bookmarkStart w:id="67" w:name="_Toc178662389"/>
+      <w:bookmarkStart w:id="66" w:name="_Toc178662389"/>
       <w:r>
         <w:t>Implementasi Model</w:t>
       </w:r>
-      <w:bookmarkEnd w:id="67"/>
+      <w:bookmarkEnd w:id="66"/>
     </w:p>
     <w:p>
       <w:pPr>
@@ -6061,11 +5174,11 @@
         <w:spacing w:before="0" w:line="480" w:lineRule="auto"/>
         <w:ind w:left="567" w:hanging="567"/>
       </w:pPr>
-      <w:bookmarkStart w:id="68" w:name="_Toc178662390"/>
+      <w:bookmarkStart w:id="67" w:name="_Toc178662390"/>
       <w:r>
         <w:t>Pengujian</w:t>
       </w:r>
-      <w:bookmarkEnd w:id="68"/>
+      <w:bookmarkEnd w:id="67"/>
     </w:p>
     <w:p>
       <w:pPr>
@@ -7329,11 +6442,11 @@
         <w:spacing w:before="0" w:line="480" w:lineRule="auto"/>
         <w:ind w:left="567" w:hanging="567"/>
       </w:pPr>
-      <w:bookmarkStart w:id="69" w:name="_Toc178662391"/>
+      <w:bookmarkStart w:id="68" w:name="_Toc178662391"/>
       <w:r>
         <w:t>Hasil</w:t>
       </w:r>
-      <w:bookmarkEnd w:id="69"/>
+      <w:bookmarkEnd w:id="68"/>
     </w:p>
     <w:p/>
     <w:p>
@@ -7538,7 +6651,7 @@
           <w:vertAlign w:val="subscript"/>
         </w:rPr>
         <w:sectPr>
-          <w:footerReference w:type="first" r:id="rId17"/>
+          <w:footerReference w:type="first" r:id="rId15"/>
           <w:pgSz w:w="11906" w:h="16838"/>
           <w:pgMar w:top="2268" w:right="1701" w:bottom="1701" w:left="2268" w:header="1134" w:footer="708" w:gutter="0"/>
           <w:pgNumType w:start="15"/>
@@ -7559,7 +6672,7 @@
           <w:szCs w:val="24"/>
         </w:rPr>
       </w:pPr>
-      <w:bookmarkStart w:id="70" w:name="_Toc178662392"/>
+      <w:bookmarkStart w:id="69" w:name="_Toc178662392"/>
       <w:r>
         <w:rPr>
           <w:rFonts w:cs="Times New Roman"/>
@@ -7584,7 +6697,7 @@
         </w:rPr>
         <w:t>PERANCANGAN</w:t>
       </w:r>
-      <w:bookmarkEnd w:id="70"/>
+      <w:bookmarkEnd w:id="69"/>
     </w:p>
     <w:p/>
     <w:p/>
@@ -7692,7 +6805,7 @@
           <w:bCs w:val="0"/>
         </w:rPr>
       </w:pPr>
-      <w:bookmarkStart w:id="71" w:name="_Toc178662393"/>
+      <w:bookmarkStart w:id="70" w:name="_Toc178662393"/>
       <w:r>
         <w:rPr>
           <w:b/>
@@ -7700,7 +6813,7 @@
         </w:rPr>
         <w:t>DAFTAR PUSTAKA</w:t>
       </w:r>
-      <w:bookmarkEnd w:id="71"/>
+      <w:bookmarkEnd w:id="70"/>
     </w:p>
     <w:p>
       <w:pPr>
@@ -7807,7 +6920,7 @@
         </w:rPr>
         <w:t xml:space="preserve">(2), 124–136. </w:t>
       </w:r>
-      <w:hyperlink r:id="rId18" w:history="1">
+      <w:hyperlink r:id="rId16" w:history="1">
         <w:r>
           <w:rPr>
             <w:rStyle w:val="Hyperlink"/>
@@ -7882,7 +6995,7 @@
         </w:rPr>
         <w:t xml:space="preserve"> Sebagai Perwujudan Ketahanan Pangan Masyarakat Desa Liang Ulu. Darmabakti Jurnal Pengabdian Dan Pemberdayaan Masyarakat, 4(1), 64–69. </w:t>
       </w:r>
-      <w:hyperlink r:id="rId19" w:history="1">
+      <w:hyperlink r:id="rId17" w:history="1">
         <w:r>
           <w:rPr>
             <w:rStyle w:val="Hyperlink"/>
@@ -8056,7 +7169,7 @@
         </w:rPr>
         <w:t xml:space="preserve"> Patriot Mengabdi, 2(01), 331–346. </w:t>
       </w:r>
-      <w:hyperlink r:id="rId20" w:history="1">
+      <w:hyperlink r:id="rId18" w:history="1">
         <w:r>
           <w:rPr>
             <w:rStyle w:val="Hyperlink"/>
@@ -8299,7 +7412,7 @@
         </w:rPr>
         <w:t xml:space="preserve">(3), 149–161. </w:t>
       </w:r>
-      <w:hyperlink r:id="rId21" w:history="1">
+      <w:hyperlink r:id="rId19" w:history="1">
         <w:r>
           <w:rPr>
             <w:rStyle w:val="Hyperlink"/>
@@ -8400,7 +7513,7 @@
         </w:rPr>
         <w:t xml:space="preserve">(1), 199–203. </w:t>
       </w:r>
-      <w:hyperlink r:id="rId22" w:history="1">
+      <w:hyperlink r:id="rId20" w:history="1">
         <w:r>
           <w:rPr>
             <w:rStyle w:val="Hyperlink"/>
@@ -8477,7 +7590,7 @@
         </w:rPr>
         <w:t xml:space="preserve">, 3(1), 71–78. </w:t>
       </w:r>
-      <w:hyperlink r:id="rId23" w:history="1">
+      <w:hyperlink r:id="rId21" w:history="1">
         <w:r>
           <w:rPr>
             <w:rStyle w:val="Hyperlink"/>
@@ -8671,7 +7784,7 @@
         </w:rPr>
         <w:t xml:space="preserve">(1), 586–593. </w:t>
       </w:r>
-      <w:hyperlink r:id="rId24" w:history="1">
+      <w:hyperlink r:id="rId22" w:history="1">
         <w:r>
           <w:rPr>
             <w:rStyle w:val="Hyperlink"/>
@@ -8774,7 +7887,7 @@
         </w:rPr>
         <w:t xml:space="preserve">(2), 75–84. </w:t>
       </w:r>
-      <w:hyperlink r:id="rId25" w:history="1">
+      <w:hyperlink r:id="rId23" w:history="1">
         <w:r>
           <w:rPr>
             <w:rStyle w:val="Hyperlink"/>
@@ -8918,7 +8031,7 @@
         </w:rPr>
         <w:t xml:space="preserve"> Jurnal: Jurnal Ilmiah Teknik Mesin, 17(1), 17–17. </w:t>
       </w:r>
-      <w:hyperlink r:id="rId26" w:history="1">
+      <w:hyperlink r:id="rId24" w:history="1">
         <w:r>
           <w:rPr>
             <w:rStyle w:val="Hyperlink"/>
@@ -9031,7 +8144,7 @@
         </w:rPr>
         <w:t xml:space="preserve"> : Jurnal Teknologi Informasi Dan Elektronika, 8(2), 91–97. </w:t>
       </w:r>
-      <w:hyperlink r:id="rId27" w:history="1">
+      <w:hyperlink r:id="rId25" w:history="1">
         <w:r>
           <w:rPr>
             <w:rStyle w:val="Hyperlink"/>
@@ -9097,7 +8210,7 @@
         </w:rPr>
         <w:t xml:space="preserve"> dan Telegram. Jurnal RESTIKOM Riset Teknik Informatika Dan Komputer, 4(1), 45–49. </w:t>
       </w:r>
-      <w:hyperlink r:id="rId28" w:history="1">
+      <w:hyperlink r:id="rId26" w:history="1">
         <w:r>
           <w:rPr>
             <w:rStyle w:val="Hyperlink"/>
@@ -9253,7 +8366,7 @@
         </w:rPr>
         <w:t xml:space="preserve">(1), 40–45. </w:t>
       </w:r>
-      <w:hyperlink r:id="rId29" w:history="1">
+      <w:hyperlink r:id="rId27" w:history="1">
         <w:r>
           <w:rPr>
             <w:rStyle w:val="Hyperlink"/>
@@ -13079,7 +12192,6 @@
   <w:style w:type="character" w:default="1" w:styleId="FontParagrafDefault">
     <w:name w:val="Default Paragraph Font"/>
     <w:uiPriority w:val="1"/>
-    <w:semiHidden/>
     <w:unhideWhenUsed/>
   </w:style>
   <w:style w:type="table" w:default="1" w:styleId="TabelNormal">

--- a/PROPOSAL TUGAS AKHIR.docx
+++ b/PROPOSAL TUGAS AKHIR.docx
@@ -630,7 +630,7 @@
     </w:p>
     <w:tbl>
       <w:tblPr>
-        <w:tblStyle w:val="KisiTabel"/>
+        <w:tblStyle w:val="TableGrid"/>
         <w:tblW w:w="8359" w:type="dxa"/>
         <w:jc w:val="center"/>
         <w:tblBorders>
@@ -990,6 +990,7 @@
           <w:b/>
           <w:bCs w:val="0"/>
         </w:rPr>
+        <w:lastRenderedPageBreak/>
         <w:t>KATA PENGANTAR</w:t>
       </w:r>
       <w:bookmarkEnd w:id="2"/>
@@ -1073,7 +1074,7 @@
     </w:p>
     <w:p>
       <w:pPr>
-        <w:pStyle w:val="DaftarParagraf"/>
+        <w:pStyle w:val="ListParagraph"/>
         <w:numPr>
           <w:ilvl w:val="0"/>
           <w:numId w:val="1"/>
@@ -1095,7 +1096,7 @@
     </w:p>
     <w:p>
       <w:pPr>
-        <w:pStyle w:val="DaftarParagraf"/>
+        <w:pStyle w:val="ListParagraph"/>
         <w:numPr>
           <w:ilvl w:val="0"/>
           <w:numId w:val="1"/>
@@ -1117,7 +1118,7 @@
     </w:p>
     <w:p>
       <w:pPr>
-        <w:pStyle w:val="DaftarParagraf"/>
+        <w:pStyle w:val="ListParagraph"/>
         <w:numPr>
           <w:ilvl w:val="0"/>
           <w:numId w:val="1"/>
@@ -1139,7 +1140,7 @@
     </w:p>
     <w:p>
       <w:pPr>
-        <w:pStyle w:val="DaftarParagraf"/>
+        <w:pStyle w:val="ListParagraph"/>
         <w:numPr>
           <w:ilvl w:val="0"/>
           <w:numId w:val="1"/>
@@ -1161,7 +1162,7 @@
     </w:p>
     <w:p>
       <w:pPr>
-        <w:pStyle w:val="DaftarParagraf"/>
+        <w:pStyle w:val="ListParagraph"/>
         <w:numPr>
           <w:ilvl w:val="0"/>
           <w:numId w:val="1"/>
@@ -1183,7 +1184,7 @@
     </w:p>
     <w:p>
       <w:pPr>
-        <w:pStyle w:val="DaftarParagraf"/>
+        <w:pStyle w:val="ListParagraph"/>
         <w:numPr>
           <w:ilvl w:val="0"/>
           <w:numId w:val="1"/>
@@ -1237,7 +1238,7 @@
     </w:p>
     <w:p>
       <w:pPr>
-        <w:pStyle w:val="DaftarParagraf"/>
+        <w:pStyle w:val="ListParagraph"/>
         <w:numPr>
           <w:ilvl w:val="0"/>
           <w:numId w:val="1"/>
@@ -1259,7 +1260,7 @@
     </w:p>
     <w:p>
       <w:pPr>
-        <w:pStyle w:val="DaftarParagraf"/>
+        <w:pStyle w:val="ListParagraph"/>
         <w:numPr>
           <w:ilvl w:val="0"/>
           <w:numId w:val="1"/>
@@ -1281,7 +1282,7 @@
     </w:p>
     <w:p>
       <w:pPr>
-        <w:pStyle w:val="DaftarParagraf"/>
+        <w:pStyle w:val="ListParagraph"/>
         <w:numPr>
           <w:ilvl w:val="0"/>
           <w:numId w:val="1"/>
@@ -1356,7 +1357,7 @@
     </w:p>
     <w:p>
       <w:pPr>
-        <w:pStyle w:val="DaftarParagraf"/>
+        <w:pStyle w:val="ListParagraph"/>
         <w:numPr>
           <w:ilvl w:val="0"/>
           <w:numId w:val="1"/>
@@ -1399,7 +1400,7 @@
     </w:p>
     <w:p>
       <w:pPr>
-        <w:pStyle w:val="DaftarParagraf"/>
+        <w:pStyle w:val="ListParagraph"/>
         <w:numPr>
           <w:ilvl w:val="0"/>
           <w:numId w:val="1"/>
@@ -1416,12 +1417,13 @@
           <w:rFonts w:cs="Times New Roman"/>
           <w:szCs w:val="24"/>
         </w:rPr>
+        <w:lastRenderedPageBreak/>
         <w:t>Keluarga dan teman-teman yang telah memberikan dukungan dan saran selama proses pengerjaan tugas akhir.</w:t>
       </w:r>
     </w:p>
     <w:p>
       <w:pPr>
-        <w:pStyle w:val="DaftarParagraf"/>
+        <w:pStyle w:val="ListParagraph"/>
         <w:numPr>
           <w:ilvl w:val="0"/>
           <w:numId w:val="1"/>
@@ -1498,7 +1500,7 @@
     </w:p>
     <w:tbl>
       <w:tblPr>
-        <w:tblStyle w:val="KisiTabel"/>
+        <w:tblStyle w:val="TableGrid"/>
         <w:tblW w:w="0" w:type="auto"/>
         <w:tblBorders>
           <w:top w:val="none" w:sz="0" w:space="0" w:color="auto"/>
@@ -1692,6 +1694,7 @@
           <w:b/>
           <w:bCs w:val="0"/>
         </w:rPr>
+        <w:lastRenderedPageBreak/>
         <w:t>DAFTAR ISI</w:t>
       </w:r>
       <w:bookmarkEnd w:id="8"/>
@@ -1883,6 +1886,7 @@
           <w:b/>
           <w:bCs w:val="0"/>
         </w:rPr>
+        <w:lastRenderedPageBreak/>
         <w:t>DAFTAR TABEL</w:t>
       </w:r>
       <w:bookmarkEnd w:id="11"/>
@@ -1892,7 +1896,7 @@
     <w:p/>
     <w:p>
       <w:pPr>
-        <w:pStyle w:val="TabelGambar"/>
+        <w:pStyle w:val="TableofFigures"/>
         <w:tabs>
           <w:tab w:val="right" w:leader="dot" w:pos="7927"/>
         </w:tabs>
@@ -1975,7 +1979,7 @@
     </w:p>
     <w:p>
       <w:pPr>
-        <w:pStyle w:val="TabelGambar"/>
+        <w:pStyle w:val="TableofFigures"/>
         <w:tabs>
           <w:tab w:val="right" w:leader="dot" w:pos="7927"/>
         </w:tabs>
@@ -2037,7 +2041,7 @@
     </w:p>
     <w:p>
       <w:pPr>
-        <w:pStyle w:val="TabelGambar"/>
+        <w:pStyle w:val="TableofFigures"/>
         <w:tabs>
           <w:tab w:val="right" w:leader="dot" w:pos="7927"/>
         </w:tabs>
@@ -2099,7 +2103,7 @@
     </w:p>
     <w:p>
       <w:pPr>
-        <w:pStyle w:val="TabelGambar"/>
+        <w:pStyle w:val="TableofFigures"/>
         <w:tabs>
           <w:tab w:val="right" w:leader="dot" w:pos="7927"/>
         </w:tabs>
@@ -2161,7 +2165,7 @@
     </w:p>
     <w:p>
       <w:pPr>
-        <w:pStyle w:val="TabelGambar"/>
+        <w:pStyle w:val="TableofFigures"/>
         <w:tabs>
           <w:tab w:val="right" w:leader="dot" w:pos="7927"/>
         </w:tabs>
@@ -2405,7 +2409,7 @@
     <w:p/>
     <w:p>
       <w:pPr>
-        <w:pStyle w:val="TabelGambar"/>
+        <w:pStyle w:val="TableofFigures"/>
         <w:tabs>
           <w:tab w:val="right" w:leader="dot" w:pos="7927"/>
         </w:tabs>
@@ -2490,7 +2494,7 @@
     </w:p>
     <w:p>
       <w:pPr>
-        <w:pStyle w:val="TabelGambar"/>
+        <w:pStyle w:val="TableofFigures"/>
         <w:tabs>
           <w:tab w:val="right" w:leader="dot" w:pos="7927"/>
         </w:tabs>
@@ -2554,7 +2558,7 @@
     </w:p>
     <w:p>
       <w:pPr>
-        <w:pStyle w:val="TabelGambar"/>
+        <w:pStyle w:val="TableofFigures"/>
         <w:tabs>
           <w:tab w:val="right" w:leader="dot" w:pos="7927"/>
         </w:tabs>
@@ -2722,7 +2726,7 @@
     </w:p>
     <w:p>
       <w:pPr>
-        <w:pStyle w:val="Judul1"/>
+        <w:pStyle w:val="Heading1"/>
         <w:spacing w:line="480" w:lineRule="auto"/>
         <w:jc w:val="center"/>
         <w:rPr>
@@ -2743,6 +2747,7 @@
           <w:bCs/>
           <w:szCs w:val="24"/>
         </w:rPr>
+        <w:lastRenderedPageBreak/>
         <w:t>BAB I</w:t>
       </w:r>
       <w:r>
@@ -2770,7 +2775,7 @@
     </w:p>
     <w:p>
       <w:pPr>
-        <w:pStyle w:val="Judul1"/>
+        <w:pStyle w:val="Heading1"/>
         <w:numPr>
           <w:ilvl w:val="0"/>
           <w:numId w:val="2"/>
@@ -2927,6 +2932,7 @@
         <w:ind w:firstLine="567"/>
       </w:pPr>
       <w:r>
+        <w:lastRenderedPageBreak/>
         <w:t>Berbagai elemen dapat memengaruhi kondisi ini, di antaranya adalah curah hujan, tipe tanah, dan tingkat evapotranspirasi (Hermanto, 2023). Proses evapotranspirasi terdiri dari dua komponen utama, yaitu evaporasi, yang merupakan perubahan air menjadi uap, dan transpirasi, yang mengacu pada penguapan air dari permukaan tanah (Sofia, 2023). Tingkat evapotranspirasi sangat dipengaruhi oleh faktor-faktor iklim serta jenis tanaman yang ada (</w:t>
       </w:r>
       <w:proofErr w:type="spellStart"/>
@@ -2995,7 +3001,11 @@
         <w:t xml:space="preserve">kesulitan dalam memprediksi kelembaban tanah secara akurat akibat perubahan cuaca yang mendadak (Ningrum, 2023). </w:t>
       </w:r>
       <w:r>
-        <w:t>Hal ini disebabkan oleh metode pengukuran yang masih dilakukan secara visual dengan menggunakan alat sederhana, yang tidak mampu memberikan data secara real</w:t>
+        <w:t xml:space="preserve">Hal ini disebabkan oleh metode pengukuran yang </w:t>
+      </w:r>
+      <w:r>
+        <w:lastRenderedPageBreak/>
+        <w:t>masih dilakukan secara visual dengan menggunakan alat sederhana, yang tidak mampu memberikan data secara real</w:t>
       </w:r>
       <w:r>
         <w:t>-</w:t>
@@ -3066,7 +3076,11 @@
         <w:ind w:firstLine="567"/>
       </w:pPr>
       <w:r>
-        <w:t xml:space="preserve">Hasil wawancara dengan Kemas Muhammad Ridhuan, selaku penyuluh pertanian di UPTD Balai Pengembangan Dan Produksi Benih Tanaman Pangan Dan Hortikultura mengungkapkan bahwa petani sering menghadapi tantangan dalam memantau musim dan kelembaban tanah secara manual, yang tidak efisien dan bergantung pada fisik. Ketergantungan pada metode tradisional ini sering kali mengakibatkan kegagalan panen dan krisis ekonomi, terutama di bahwa pengaruh fenomena seperti El Nino, yang memperburuk efisiensi dan akurasi dalam pengelolaan tanaman. </w:t>
+        <w:t xml:space="preserve">Hasil wawancara dengan Kemas Muhammad Ridhuan, selaku penyuluh pertanian di UPTD Balai Pengembangan Dan Produksi Benih Tanaman Pangan Dan </w:t>
+      </w:r>
+      <w:r>
+        <w:lastRenderedPageBreak/>
+        <w:t xml:space="preserve">Hortikultura mengungkapkan bahwa petani sering menghadapi tantangan dalam memantau musim dan kelembaban tanah secara manual, yang tidak efisien dan bergantung pada fisik. Ketergantungan pada metode tradisional ini sering kali mengakibatkan kegagalan panen dan krisis ekonomi, terutama di bahwa pengaruh fenomena seperti El Nino, yang memperburuk efisiensi dan akurasi dalam pengelolaan tanaman. </w:t>
       </w:r>
     </w:p>
     <w:p>
@@ -3117,7 +3131,11 @@
         <w:t>Internet of Things</w:t>
       </w:r>
       <w:r>
-        <w:t xml:space="preserve"> dan kecerdasan buatan memberikan dampak yang signifikan pada berbagai sektor pertanian. Salah satu teknologi yang diimplementasikan dalam bidang pertanian adalah </w:t>
+        <w:t xml:space="preserve"> dan kecerdasan buatan memberikan dampak yang signifikan pada berbagai sektor </w:t>
+      </w:r>
+      <w:r>
+        <w:lastRenderedPageBreak/>
+        <w:t xml:space="preserve">pertanian. Salah satu teknologi yang diimplementasikan dalam bidang pertanian adalah </w:t>
       </w:r>
       <w:r>
         <w:rPr>
@@ -3335,7 +3353,11 @@
         <w:t>Machine Learning</w:t>
       </w:r>
       <w:r>
-        <w:t xml:space="preserve"> memberikan keuntungan signifikan bagi para petani. Sistem ini memungkinkan pemantauan, pengendalian, dan perencanaan irigasi yang lebih efisien dalam waktu, tenaga, dan sumber daya manusia</w:t>
+        <w:t xml:space="preserve"> memberikan </w:t>
+      </w:r>
+      <w:r>
+        <w:lastRenderedPageBreak/>
+        <w:t>keuntungan signifikan bagi para petani. Sistem ini memungkinkan pemantauan, pengendalian, dan perencanaan irigasi yang lebih efisien dalam waktu, tenaga, dan sumber daya manusia</w:t>
       </w:r>
       <w:r>
         <w:t xml:space="preserve">, serta berpotensi mengurangi biaya dan penggunaan air, dan meningkatkan hasil panen. Dengan demikian, penulis tertarik untuk merancang </w:t>
@@ -3349,7 +3371,7 @@
     </w:p>
     <w:p>
       <w:pPr>
-        <w:pStyle w:val="Judul1"/>
+        <w:pStyle w:val="Heading1"/>
         <w:numPr>
           <w:ilvl w:val="0"/>
           <w:numId w:val="2"/>
@@ -3393,7 +3415,7 @@
     </w:p>
     <w:p>
       <w:pPr>
-        <w:pStyle w:val="Judul1"/>
+        <w:pStyle w:val="Heading1"/>
         <w:numPr>
           <w:ilvl w:val="0"/>
           <w:numId w:val="2"/>
@@ -3412,7 +3434,7 @@
     </w:p>
     <w:p>
       <w:pPr>
-        <w:pStyle w:val="Judul2"/>
+        <w:pStyle w:val="Heading2"/>
         <w:numPr>
           <w:ilvl w:val="0"/>
           <w:numId w:val="3"/>
@@ -3441,7 +3463,7 @@
     </w:p>
     <w:p>
       <w:pPr>
-        <w:pStyle w:val="Judul2"/>
+        <w:pStyle w:val="Heading2"/>
         <w:numPr>
           <w:ilvl w:val="0"/>
           <w:numId w:val="3"/>
@@ -3477,7 +3499,7 @@
     </w:p>
     <w:p>
       <w:pPr>
-        <w:pStyle w:val="Judul2"/>
+        <w:pStyle w:val="Heading2"/>
         <w:numPr>
           <w:ilvl w:val="0"/>
           <w:numId w:val="3"/>
@@ -3510,7 +3532,7 @@
     </w:p>
     <w:p>
       <w:pPr>
-        <w:pStyle w:val="Judul1"/>
+        <w:pStyle w:val="Heading1"/>
         <w:numPr>
           <w:ilvl w:val="0"/>
           <w:numId w:val="2"/>
@@ -3520,6 +3542,7 @@
       </w:pPr>
       <w:bookmarkStart w:id="36" w:name="_Toc178662373"/>
       <w:r>
+        <w:lastRenderedPageBreak/>
         <w:t>Analisis Terhadap Karakteristik Solusi</w:t>
       </w:r>
       <w:bookmarkEnd w:id="36"/>
@@ -3532,7 +3555,7 @@
     </w:p>
     <w:p>
       <w:pPr>
-        <w:pStyle w:val="Judul1"/>
+        <w:pStyle w:val="Heading1"/>
         <w:numPr>
           <w:ilvl w:val="0"/>
           <w:numId w:val="2"/>
@@ -3554,7 +3577,7 @@
     </w:p>
     <w:p>
       <w:pPr>
-        <w:pStyle w:val="Judul1"/>
+        <w:pStyle w:val="Heading1"/>
         <w:numPr>
           <w:ilvl w:val="0"/>
           <w:numId w:val="2"/>
@@ -3655,7 +3678,7 @@
     </w:p>
     <w:p>
       <w:pPr>
-        <w:pStyle w:val="Judul1"/>
+        <w:pStyle w:val="Heading1"/>
         <w:numPr>
           <w:ilvl w:val="0"/>
           <w:numId w:val="2"/>
@@ -3746,7 +3769,7 @@
     </w:p>
     <w:p>
       <w:pPr>
-        <w:pStyle w:val="Judul1"/>
+        <w:pStyle w:val="Heading1"/>
         <w:spacing w:line="480" w:lineRule="auto"/>
         <w:jc w:val="center"/>
         <w:rPr>
@@ -3763,6 +3786,7 @@
           <w:bCs/>
           <w:szCs w:val="24"/>
         </w:rPr>
+        <w:lastRenderedPageBreak/>
         <w:t>BAB II</w:t>
       </w:r>
       <w:r>
@@ -3779,7 +3803,7 @@
     </w:p>
     <w:p>
       <w:pPr>
-        <w:pStyle w:val="Judul1"/>
+        <w:pStyle w:val="Heading1"/>
         <w:numPr>
           <w:ilvl w:val="0"/>
           <w:numId w:val="7"/>
@@ -3800,7 +3824,7 @@
     </w:p>
     <w:p>
       <w:pPr>
-        <w:pStyle w:val="Judul2"/>
+        <w:pStyle w:val="Heading2"/>
         <w:numPr>
           <w:ilvl w:val="0"/>
           <w:numId w:val="8"/>
@@ -3837,17 +3861,345 @@
       <w:pPr>
         <w:spacing w:after="0" w:line="480" w:lineRule="auto"/>
         <w:ind w:firstLine="567"/>
-      </w:pPr>
-      <w:r>
-        <w:t>Solusi pertama menggunakan K-Nearest Neighbors sebagai metode supervised learning yang sederhana dalam machine learning.</w:t>
+        <w:rPr>
+          <w:rFonts w:eastAsiaTheme="minorEastAsia"/>
+        </w:rPr>
+      </w:pPr>
+      <w:r>
+        <w:t xml:space="preserve">Solusi pertama </w:t>
+      </w:r>
+      <w:r>
+        <w:t xml:space="preserve">adalah </w:t>
+      </w:r>
+      <w:r>
+        <w:t>menggunakan K-Nearest Neighbors</w:t>
+      </w:r>
+      <w:r>
+        <w:t xml:space="preserve"> (KNN)</w:t>
+      </w:r>
+      <w:r>
+        <w:t xml:space="preserve"> sebagai metode supervised learning yang sederhana dalam machine learning.</w:t>
       </w:r>
       <w:r>
         <w:t xml:space="preserve"> </w:t>
       </w:r>
-    </w:p>
-    <w:p>
-      <w:pPr>
-        <w:pStyle w:val="Judul2"/>
+      <w:r>
+        <w:t>Metode</w:t>
+      </w:r>
+      <w:r>
+        <w:t xml:space="preserve"> </w:t>
+      </w:r>
+      <w:r>
+        <w:t xml:space="preserve">KNN bekerja dengan mengklasifikasikan data baru berdasarkan kesamaan dengan data yang sudah dilatih sebelumnya, di mana kesamaan tersebut </w:t>
+      </w:r>
+      <w:r>
+        <w:t xml:space="preserve">dihitung dari jarak antara data menggunakan nilai </w:t>
+      </w:r>
+      <m:oMath>
+        <m:r>
+          <w:rPr>
+            <w:rFonts w:ascii="Cambria Math" w:hAnsi="Cambria Math"/>
+          </w:rPr>
+          <m:t>k</m:t>
+        </m:r>
+      </m:oMath>
+      <w:r>
+        <w:rPr>
+          <w:rFonts w:eastAsiaTheme="minorEastAsia"/>
+        </w:rPr>
+        <w:t xml:space="preserve"> sebagai jumlah tetangga terdekat</w:t>
+      </w:r>
+      <w:r>
+        <w:rPr>
+          <w:rFonts w:eastAsiaTheme="minorEastAsia"/>
+        </w:rPr>
+        <w:t xml:space="preserve"> (Kaur, 2023).</w:t>
+      </w:r>
+      <w:r>
+        <w:rPr>
+          <w:rFonts w:eastAsiaTheme="minorEastAsia"/>
+        </w:rPr>
+        <w:t xml:space="preserve"> </w:t>
+      </w:r>
+    </w:p>
+    <w:p>
+      <w:pPr>
+        <w:spacing w:after="0" w:line="480" w:lineRule="auto"/>
+        <w:ind w:firstLine="567"/>
+        <w:rPr>
+          <w:rFonts w:eastAsiaTheme="minorEastAsia"/>
+        </w:rPr>
+      </w:pPr>
+      <w:r>
+        <w:rPr>
+          <w:rFonts w:eastAsiaTheme="minorEastAsia"/>
+        </w:rPr>
+        <w:t>Metode KNN mengukur jarak antara data latih dan data uji untuk menentukan kesamaan berdasarkan jumlah tetangga terdekat, dengan menggunakan jenis jarak yang sangat bervariasi. Salah satu metrik yang digunakan adalah jarak manhattan, yang dijelaskan dengan persamaan berikut</w:t>
+      </w:r>
+      <w:r>
+        <w:rPr>
+          <w:rFonts w:eastAsiaTheme="minorEastAsia"/>
+        </w:rPr>
+        <w:t>:</w:t>
+      </w:r>
+    </w:p>
+    <w:p>
+      <w:pPr>
+        <w:spacing w:after="0" w:line="480" w:lineRule="auto"/>
+        <w:jc w:val="center"/>
+        <w:rPr>
+          <w:rFonts w:eastAsiaTheme="minorEastAsia"/>
+        </w:rPr>
+      </w:pPr>
+      <m:oMath>
+        <m:r>
+          <w:rPr>
+            <w:rFonts w:ascii="Cambria Math" w:hAnsi="Cambria Math"/>
+          </w:rPr>
+          <m:t>d</m:t>
+        </m:r>
+        <m:d>
+          <m:dPr>
+            <m:ctrlPr>
+              <w:rPr>
+                <w:rFonts w:ascii="Cambria Math" w:hAnsi="Cambria Math"/>
+                <w:i/>
+              </w:rPr>
+            </m:ctrlPr>
+          </m:dPr>
+          <m:e>
+            <m:r>
+              <w:rPr>
+                <w:rFonts w:ascii="Cambria Math" w:hAnsi="Cambria Math"/>
+              </w:rPr>
+              <m:t>x,y</m:t>
+            </m:r>
+          </m:e>
+        </m:d>
+        <m:r>
+          <w:rPr>
+            <w:rFonts w:ascii="Cambria Math" w:hAnsi="Cambria Math"/>
+          </w:rPr>
+          <m:t xml:space="preserve">= </m:t>
+        </m:r>
+        <m:nary>
+          <m:naryPr>
+            <m:chr m:val="∑"/>
+            <m:limLoc m:val="undOvr"/>
+            <m:ctrlPr>
+              <w:rPr>
+                <w:rFonts w:ascii="Cambria Math" w:hAnsi="Cambria Math" w:cs="Times New Roman"/>
+                <w:i/>
+                <w:szCs w:val="24"/>
+              </w:rPr>
+            </m:ctrlPr>
+          </m:naryPr>
+          <m:sub>
+            <m:r>
+              <w:rPr>
+                <w:rFonts w:ascii="Cambria Math" w:hAnsi="Cambria Math" w:cs="Times New Roman"/>
+                <w:szCs w:val="24"/>
+              </w:rPr>
+              <m:t>i=1</m:t>
+            </m:r>
+          </m:sub>
+          <m:sup>
+            <m:r>
+              <w:rPr>
+                <w:rFonts w:ascii="Cambria Math" w:hAnsi="Cambria Math" w:cs="Times New Roman"/>
+                <w:szCs w:val="24"/>
+              </w:rPr>
+              <m:t>n</m:t>
+            </m:r>
+          </m:sup>
+          <m:e>
+            <m:d>
+              <m:dPr>
+                <m:begChr m:val="|"/>
+                <m:endChr m:val="|"/>
+                <m:ctrlPr>
+                  <w:rPr>
+                    <w:rFonts w:ascii="Cambria Math" w:hAnsi="Cambria Math" w:cs="Times New Roman"/>
+                    <w:i/>
+                    <w:szCs w:val="24"/>
+                  </w:rPr>
+                </m:ctrlPr>
+              </m:dPr>
+              <m:e>
+                <m:sSub>
+                  <m:sSubPr>
+                    <m:ctrlPr>
+                      <w:rPr>
+                        <w:rFonts w:ascii="Cambria Math" w:hAnsi="Cambria Math" w:cs="Times New Roman"/>
+                        <w:i/>
+                        <w:szCs w:val="24"/>
+                      </w:rPr>
+                    </m:ctrlPr>
+                  </m:sSubPr>
+                  <m:e>
+                    <m:r>
+                      <w:rPr>
+                        <w:rFonts w:ascii="Cambria Math" w:hAnsi="Cambria Math" w:cs="Times New Roman"/>
+                        <w:szCs w:val="24"/>
+                      </w:rPr>
+                      <m:t>x</m:t>
+                    </m:r>
+                  </m:e>
+                  <m:sub>
+                    <m:r>
+                      <w:rPr>
+                        <w:rFonts w:ascii="Cambria Math" w:hAnsi="Cambria Math" w:cs="Times New Roman"/>
+                        <w:szCs w:val="24"/>
+                      </w:rPr>
+                      <m:t>i</m:t>
+                    </m:r>
+                  </m:sub>
+                </m:sSub>
+                <m:r>
+                  <w:rPr>
+                    <w:rFonts w:ascii="Cambria Math" w:hAnsi="Cambria Math" w:cs="Times New Roman"/>
+                    <w:szCs w:val="24"/>
+                  </w:rPr>
+                  <m:t xml:space="preserve">- </m:t>
+                </m:r>
+                <m:sSub>
+                  <m:sSubPr>
+                    <m:ctrlPr>
+                      <w:rPr>
+                        <w:rFonts w:ascii="Cambria Math" w:hAnsi="Cambria Math" w:cs="Times New Roman"/>
+                        <w:i/>
+                        <w:szCs w:val="24"/>
+                      </w:rPr>
+                    </m:ctrlPr>
+                  </m:sSubPr>
+                  <m:e>
+                    <m:r>
+                      <w:rPr>
+                        <w:rFonts w:ascii="Cambria Math" w:hAnsi="Cambria Math" w:cs="Times New Roman"/>
+                        <w:szCs w:val="24"/>
+                      </w:rPr>
+                      <m:t>y</m:t>
+                    </m:r>
+                  </m:e>
+                  <m:sub>
+                    <m:r>
+                      <w:rPr>
+                        <w:rFonts w:ascii="Cambria Math" w:hAnsi="Cambria Math" w:cs="Times New Roman"/>
+                        <w:szCs w:val="24"/>
+                      </w:rPr>
+                      <m:t>i</m:t>
+                    </m:r>
+                  </m:sub>
+                </m:sSub>
+              </m:e>
+            </m:d>
+          </m:e>
+        </m:nary>
+      </m:oMath>
+      <w:r>
+        <w:rPr>
+          <w:rFonts w:eastAsiaTheme="minorEastAsia"/>
+        </w:rPr>
+        <w:tab/>
+      </w:r>
+      <w:r>
+        <w:rPr>
+          <w:rFonts w:eastAsiaTheme="minorEastAsia"/>
+        </w:rPr>
+        <w:tab/>
+        <w:t>(2.1)</w:t>
+      </w:r>
+    </w:p>
+    <w:p>
+      <w:pPr>
+        <w:spacing w:after="0" w:line="480" w:lineRule="auto"/>
+        <w:rPr>
+          <w:rFonts w:eastAsiaTheme="minorEastAsia"/>
+        </w:rPr>
+      </w:pPr>
+      <w:r>
+        <w:t xml:space="preserve">di mana </w:t>
+      </w:r>
+      <m:oMath>
+        <m:r>
+          <w:rPr>
+            <w:rFonts w:ascii="Cambria Math" w:hAnsi="Cambria Math"/>
+          </w:rPr>
+          <m:t>d(x,y)</m:t>
+        </m:r>
+      </m:oMath>
+      <w:r>
+        <w:rPr>
+          <w:rFonts w:eastAsiaTheme="minorEastAsia"/>
+        </w:rPr>
+        <w:t xml:space="preserve"> adalah jarak antara vektor </w:t>
+      </w:r>
+      <m:oMath>
+        <m:r>
+          <w:rPr>
+            <w:rFonts w:ascii="Cambria Math" w:hAnsi="Cambria Math"/>
+          </w:rPr>
+          <m:t>x</m:t>
+        </m:r>
+      </m:oMath>
+      <w:r>
+        <w:rPr>
+          <w:rFonts w:eastAsiaTheme="minorEastAsia"/>
+        </w:rPr>
+        <w:t xml:space="preserve"> (sebagai sampel data latih) dan </w:t>
+      </w:r>
+      <m:oMath>
+        <m:r>
+          <w:rPr>
+            <w:rFonts w:ascii="Cambria Math" w:hAnsi="Cambria Math"/>
+          </w:rPr>
+          <m:t>y</m:t>
+        </m:r>
+      </m:oMath>
+      <w:r>
+        <w:rPr>
+          <w:rFonts w:eastAsiaTheme="minorEastAsia"/>
+        </w:rPr>
+        <w:t xml:space="preserve"> (sebagai data uji), </w:t>
+      </w:r>
+      <m:oMath>
+        <m:r>
+          <w:rPr>
+            <w:rFonts w:ascii="Cambria Math" w:hAnsi="Cambria Math"/>
+          </w:rPr>
+          <m:t>n</m:t>
+        </m:r>
+      </m:oMath>
+      <w:r>
+        <w:rPr>
+          <w:rFonts w:eastAsiaTheme="minorEastAsia"/>
+        </w:rPr>
+        <w:t xml:space="preserve"> adalah jumlah atribut, dan </w:t>
+      </w:r>
+      <m:oMath>
+        <m:r>
+          <w:rPr>
+            <w:rFonts w:ascii="Cambria Math" w:hAnsi="Cambria Math"/>
+          </w:rPr>
+          <m:t>i</m:t>
+        </m:r>
+      </m:oMath>
+      <w:r>
+        <w:rPr>
+          <w:rFonts w:eastAsiaTheme="minorEastAsia"/>
+        </w:rPr>
+        <w:t xml:space="preserve"> adalah indeks atribut.</w:t>
+      </w:r>
+    </w:p>
+    <w:p>
+      <w:pPr>
+        <w:spacing w:after="0" w:line="480" w:lineRule="auto"/>
+        <w:ind w:firstLine="567"/>
+      </w:pPr>
+    </w:p>
+    <w:p>
+      <w:pPr>
+        <w:pStyle w:val="Heading2"/>
         <w:numPr>
           <w:ilvl w:val="0"/>
           <w:numId w:val="8"/>
@@ -3884,10 +4236,174 @@
           <w:rFonts w:cs="Times New Roman"/>
         </w:rPr>
       </w:pPr>
-    </w:p>
-    <w:p>
-      <w:pPr>
-        <w:pStyle w:val="Judul2"/>
+      <w:r>
+        <w:rPr>
+          <w:rFonts w:cs="Times New Roman"/>
+        </w:rPr>
+        <w:t xml:space="preserve">Solusi kedua adalah menggunakan Support Vector Machine (SVM) sebagai metode supervised learning yang sederhana dalam machine learning, yang diterapkan untuk menyelesaikan masalah klasifikasi maupun regresi. Metode ini dapat menangani data yang dapat dipisahkan secara linier maupun non linier. SVM </w:t>
+      </w:r>
+      <w:r>
+        <w:rPr>
+          <w:rFonts w:cs="Times New Roman"/>
+        </w:rPr>
+        <w:lastRenderedPageBreak/>
+        <w:t>bekerja dengan mencari hyperplane terbaik yang memaksimalkan dua kelas fitur dengan memaksimalkan margin (</w:t>
+      </w:r>
+      <w:proofErr w:type="spellStart"/>
+      <w:r>
+        <w:rPr>
+          <w:rFonts w:cs="Times New Roman"/>
+        </w:rPr>
+        <w:t>Ayabe</w:t>
+      </w:r>
+      <w:proofErr w:type="spellEnd"/>
+      <w:r>
+        <w:rPr>
+          <w:rFonts w:cs="Times New Roman"/>
+        </w:rPr>
+        <w:t>, 2020).</w:t>
+      </w:r>
+    </w:p>
+    <w:p>
+      <w:pPr>
+        <w:spacing w:after="0" w:line="480" w:lineRule="auto"/>
+        <w:ind w:firstLine="567"/>
+        <w:rPr>
+          <w:rFonts w:cs="Times New Roman"/>
+        </w:rPr>
+      </w:pPr>
+      <w:r>
+        <w:rPr>
+          <w:rFonts w:cs="Times New Roman"/>
+        </w:rPr>
+        <w:t>Keunggulan SVM terletak pada kemampuannya menghasilkan generalisasi yang tinggi, sehingga dapat mengurangi risiko overfitting. Selain itu, SVM juga mampu menangani data berdimensi tinggi meskipun jumlah sampelnya sedikit. Metode ini tahan terhadap outlier dan noise, serta tetap efektif saat diterapkan pada data yang tidak seimbang (</w:t>
+      </w:r>
+      <w:proofErr w:type="spellStart"/>
+      <w:r>
+        <w:rPr>
+          <w:rFonts w:cs="Times New Roman"/>
+        </w:rPr>
+        <w:t>Ayabe</w:t>
+      </w:r>
+      <w:proofErr w:type="spellEnd"/>
+      <w:r>
+        <w:rPr>
+          <w:rFonts w:cs="Times New Roman"/>
+        </w:rPr>
+        <w:t>, 2020).</w:t>
+      </w:r>
+    </w:p>
+    <w:p>
+      <w:pPr>
+        <w:spacing w:after="0" w:line="480" w:lineRule="auto"/>
+        <w:jc w:val="center"/>
+        <w:rPr>
+          <w:rFonts w:cs="Times New Roman"/>
+        </w:rPr>
+      </w:pPr>
+      <w:r>
+        <w:rPr>
+          <w:noProof/>
+        </w:rPr>
+        <w:drawing>
+          <wp:inline distT="0" distB="0" distL="0" distR="0" wp14:anchorId="21B7B00B" wp14:editId="1EE9651F">
+            <wp:extent cx="4258101" cy="1807210"/>
+            <wp:effectExtent l="0" t="0" r="9525" b="2540"/>
+            <wp:docPr id="1728371386" name="Gambar 1"/>
+            <wp:cNvGraphicFramePr>
+              <a:graphicFrameLocks xmlns:a="http://schemas.openxmlformats.org/drawingml/2006/main" noChangeAspect="1"/>
+            </wp:cNvGraphicFramePr>
+            <a:graphic xmlns:a="http://schemas.openxmlformats.org/drawingml/2006/main">
+              <a:graphicData uri="http://schemas.openxmlformats.org/drawingml/2006/picture">
+                <pic:pic xmlns:pic="http://schemas.openxmlformats.org/drawingml/2006/picture">
+                  <pic:nvPicPr>
+                    <pic:cNvPr id="0" name="Picture 1"/>
+                    <pic:cNvPicPr>
+                      <a:picLocks noChangeAspect="1" noChangeArrowheads="1"/>
+                    </pic:cNvPicPr>
+                  </pic:nvPicPr>
+                  <pic:blipFill rotWithShape="1">
+                    <a:blip r:embed="rId13">
+                      <a:extLst>
+                        <a:ext uri="{28A0092B-C50C-407E-A947-70E740481C1C}">
+                          <a14:useLocalDpi xmlns:a14="http://schemas.microsoft.com/office/drawing/2010/main" val="0"/>
+                        </a:ext>
+                      </a:extLst>
+                    </a:blip>
+                    <a:srcRect l="4001" t="5286" r="3448" b="7065"/>
+                    <a:stretch/>
+                  </pic:blipFill>
+                  <pic:spPr bwMode="auto">
+                    <a:xfrm>
+                      <a:off x="0" y="0"/>
+                      <a:ext cx="4274837" cy="1814313"/>
+                    </a:xfrm>
+                    <a:prstGeom prst="rect">
+                      <a:avLst/>
+                    </a:prstGeom>
+                    <a:noFill/>
+                    <a:ln>
+                      <a:noFill/>
+                    </a:ln>
+                    <a:extLst>
+                      <a:ext uri="{53640926-AAD7-44D8-BBD7-CCE9431645EC}">
+                        <a14:shadowObscured xmlns:a14="http://schemas.microsoft.com/office/drawing/2010/main"/>
+                      </a:ext>
+                    </a:extLst>
+                  </pic:spPr>
+                </pic:pic>
+              </a:graphicData>
+            </a:graphic>
+          </wp:inline>
+        </w:drawing>
+      </w:r>
+    </w:p>
+    <w:p>
+      <w:pPr>
+        <w:pStyle w:val="Caption"/>
+        <w:spacing w:after="0" w:line="480" w:lineRule="auto"/>
+        <w:jc w:val="center"/>
+      </w:pPr>
+      <w:r>
+        <w:t>Gambar 2.</w:t>
+      </w:r>
+      <w:r>
+        <w:t>2</w:t>
+      </w:r>
+      <w:r>
+        <w:t xml:space="preserve"> </w:t>
+      </w:r>
+      <w:r>
+        <w:t>Support Vector Machine</w:t>
+      </w:r>
+    </w:p>
+    <w:p>
+      <w:pPr>
+        <w:spacing w:after="0" w:line="480" w:lineRule="auto"/>
+        <w:ind w:firstLine="567"/>
+        <w:rPr>
+          <w:rFonts w:cs="Times New Roman"/>
+        </w:rPr>
+      </w:pPr>
+      <w:r>
+        <w:rPr>
+          <w:rFonts w:cs="Times New Roman"/>
+        </w:rPr>
+        <w:t>Gambar 2.2 menunjukkan proses kerja dalam menentukan hyperplane dan memaksimalkan margin, serta komponen-komponen dari SVM. Komponen SVM terdiri dari tiga elemen utama, yaitu hyperplane yang berfungsi sebagai bidang pemisah optimal antara dua kelas, margin yang merupakan jarak antara hyperplane dan jarak terdekat dari masing-masing kelas, serta support vector yang merupakan data yang paling dekat dengan hyperplane (Junus, 2023).</w:t>
+      </w:r>
+    </w:p>
+    <w:p>
+      <w:pPr>
+        <w:spacing w:after="0" w:line="480" w:lineRule="auto"/>
+        <w:ind w:firstLine="567"/>
+        <w:rPr>
+          <w:rFonts w:cs="Times New Roman"/>
+        </w:rPr>
+      </w:pPr>
+    </w:p>
+    <w:p>
+      <w:pPr>
+        <w:pStyle w:val="Heading2"/>
         <w:numPr>
           <w:ilvl w:val="0"/>
           <w:numId w:val="8"/>
@@ -3920,7 +4436,7 @@
     </w:p>
     <w:p>
       <w:pPr>
-        <w:pStyle w:val="Judul1"/>
+        <w:pStyle w:val="Heading1"/>
         <w:numPr>
           <w:ilvl w:val="0"/>
           <w:numId w:val="7"/>
@@ -3931,6 +4447,7 @@
       <w:bookmarkStart w:id="56" w:name="_Toc178662382"/>
       <w:bookmarkEnd w:id="53"/>
       <w:r>
+        <w:lastRenderedPageBreak/>
         <w:t>Analisis Pemilihan</w:t>
       </w:r>
       <w:r>
@@ -3975,7 +4492,7 @@
     </w:p>
     <w:tbl>
       <w:tblPr>
-        <w:tblStyle w:val="KisiTabel"/>
+        <w:tblStyle w:val="TableGrid"/>
         <w:tblW w:w="0" w:type="auto"/>
         <w:jc w:val="center"/>
         <w:tblLook w:val="04A0" w:firstRow="1" w:lastRow="0" w:firstColumn="1" w:lastColumn="0" w:noHBand="0" w:noVBand="1"/>
@@ -4466,6 +4983,7 @@
                 <w:iCs/>
                 <w:szCs w:val="24"/>
               </w:rPr>
+              <w:lastRenderedPageBreak/>
               <w:t>Support Vector Machine</w:t>
             </w:r>
           </w:p>
@@ -4491,6 +5009,7 @@
                 <w:bCs/>
                 <w:szCs w:val="24"/>
               </w:rPr>
+              <w:lastRenderedPageBreak/>
               <w:t>Aspek Ekonomis</w:t>
             </w:r>
           </w:p>
@@ -4549,6 +5068,7 @@
                 <w:bCs/>
                 <w:szCs w:val="24"/>
               </w:rPr>
+              <w:lastRenderedPageBreak/>
               <w:t>Aspek Sustainbilitas</w:t>
             </w:r>
           </w:p>
@@ -4580,6 +5100,7 @@
                 <w:rFonts w:ascii="Segoe UI Symbol" w:hAnsi="Segoe UI Symbol" w:cs="Segoe UI Symbol"/>
                 <w:szCs w:val="24"/>
               </w:rPr>
+              <w:lastRenderedPageBreak/>
               <w:t>🗸</w:t>
             </w:r>
           </w:p>
@@ -4807,7 +5328,7 @@
     <w:p>
       <w:pPr>
         <w:sectPr>
-          <w:footerReference w:type="first" r:id="rId13"/>
+          <w:footerReference w:type="first" r:id="rId14"/>
           <w:pgSz w:w="11906" w:h="16838"/>
           <w:pgMar w:top="2268" w:right="1701" w:bottom="1701" w:left="2268" w:header="1134" w:footer="708" w:gutter="0"/>
           <w:pgNumType w:start="14"/>
@@ -4819,7 +5340,7 @@
     </w:p>
     <w:p>
       <w:pPr>
-        <w:pStyle w:val="Judul1"/>
+        <w:pStyle w:val="Heading1"/>
         <w:spacing w:line="480" w:lineRule="auto"/>
         <w:jc w:val="center"/>
         <w:rPr>
@@ -4835,6 +5356,7 @@
           <w:bCs/>
           <w:szCs w:val="24"/>
         </w:rPr>
+        <w:lastRenderedPageBreak/>
         <w:t>BAB III</w:t>
       </w:r>
       <w:r>
@@ -4857,7 +5379,7 @@
     </w:p>
     <w:p>
       <w:pPr>
-        <w:pStyle w:val="Judul1"/>
+        <w:pStyle w:val="Heading1"/>
         <w:numPr>
           <w:ilvl w:val="0"/>
           <w:numId w:val="26"/>
@@ -4882,7 +5404,7 @@
     </w:p>
     <w:p>
       <w:pPr>
-        <w:pStyle w:val="Judul1"/>
+        <w:pStyle w:val="Heading1"/>
         <w:numPr>
           <w:ilvl w:val="0"/>
           <w:numId w:val="26"/>
@@ -4922,7 +5444,7 @@
     </w:p>
     <w:p>
       <w:pPr>
-        <w:pStyle w:val="Judul1"/>
+        <w:pStyle w:val="Heading1"/>
         <w:numPr>
           <w:ilvl w:val="0"/>
           <w:numId w:val="26"/>
@@ -4966,7 +5488,7 @@
       <w:r>
         <w:t xml:space="preserve"> Data yang dapat diakses melalui </w:t>
       </w:r>
-      <w:hyperlink r:id="rId14" w:history="1">
+      <w:hyperlink r:id="rId15" w:history="1">
         <w:r>
           <w:rPr>
             <w:rStyle w:val="Hyperlink"/>
@@ -4986,6 +5508,7 @@
         <w:spacing w:after="0"/>
       </w:pPr>
       <w:r>
+        <w:lastRenderedPageBreak/>
         <w:t>Tabel 3.</w:t>
       </w:r>
       <w:r>
@@ -5010,7 +5533,7 @@
     <w:p/>
     <w:p>
       <w:pPr>
-        <w:pStyle w:val="Judul1"/>
+        <w:pStyle w:val="Heading1"/>
         <w:numPr>
           <w:ilvl w:val="0"/>
           <w:numId w:val="26"/>
@@ -5035,7 +5558,7 @@
     </w:p>
     <w:p>
       <w:pPr>
-        <w:pStyle w:val="Judul1"/>
+        <w:pStyle w:val="Heading1"/>
         <w:numPr>
           <w:ilvl w:val="0"/>
           <w:numId w:val="26"/>
@@ -5051,7 +5574,7 @@
     </w:p>
     <w:p>
       <w:pPr>
-        <w:pStyle w:val="Judul1"/>
+        <w:pStyle w:val="Heading1"/>
         <w:numPr>
           <w:ilvl w:val="0"/>
           <w:numId w:val="26"/>
@@ -5166,7 +5689,7 @@
     </w:p>
     <w:p>
       <w:pPr>
-        <w:pStyle w:val="Judul1"/>
+        <w:pStyle w:val="Heading1"/>
         <w:numPr>
           <w:ilvl w:val="0"/>
           <w:numId w:val="26"/>
@@ -5211,7 +5734,7 @@
     </w:p>
     <w:p>
       <w:pPr>
-        <w:pStyle w:val="DaftarParagraf"/>
+        <w:pStyle w:val="ListParagraph"/>
         <w:numPr>
           <w:ilvl w:val="0"/>
           <w:numId w:val="5"/>
@@ -5225,7 +5748,7 @@
     </w:p>
     <w:p>
       <w:pPr>
-        <w:pStyle w:val="DaftarParagraf"/>
+        <w:pStyle w:val="ListParagraph"/>
         <w:spacing w:after="0" w:line="480" w:lineRule="auto"/>
         <w:jc w:val="center"/>
         <w:rPr>
@@ -5237,6 +5760,7 @@
           <w:rPr>
             <w:rFonts w:ascii="Cambria Math" w:hAnsi="Cambria Math"/>
           </w:rPr>
+          <w:lastRenderedPageBreak/>
           <m:t>Accuracy=</m:t>
         </m:r>
         <m:f>
@@ -5450,7 +5974,7 @@
     </w:p>
     <w:p>
       <w:pPr>
-        <w:pStyle w:val="DaftarParagraf"/>
+        <w:pStyle w:val="ListParagraph"/>
         <w:spacing w:after="0" w:line="480" w:lineRule="auto"/>
         <w:ind w:left="567"/>
       </w:pPr>
@@ -5460,7 +5984,7 @@
     </w:p>
     <w:p>
       <w:pPr>
-        <w:pStyle w:val="DaftarParagraf"/>
+        <w:pStyle w:val="ListParagraph"/>
         <w:spacing w:after="0" w:line="480" w:lineRule="auto"/>
         <w:ind w:left="567"/>
         <w:rPr>
@@ -5532,7 +6056,7 @@
     </w:p>
     <w:p>
       <w:pPr>
-        <w:pStyle w:val="DaftarParagraf"/>
+        <w:pStyle w:val="ListParagraph"/>
         <w:spacing w:after="0" w:line="480" w:lineRule="auto"/>
         <w:ind w:left="567"/>
         <w:rPr>
@@ -5604,7 +6128,7 @@
     </w:p>
     <w:p>
       <w:pPr>
-        <w:pStyle w:val="DaftarParagraf"/>
+        <w:pStyle w:val="ListParagraph"/>
         <w:spacing w:after="0" w:line="480" w:lineRule="auto"/>
         <w:ind w:left="567"/>
         <w:rPr>
@@ -5676,7 +6200,7 @@
     </w:p>
     <w:p>
       <w:pPr>
-        <w:pStyle w:val="DaftarParagraf"/>
+        <w:pStyle w:val="ListParagraph"/>
         <w:spacing w:after="0" w:line="480" w:lineRule="auto"/>
         <w:ind w:left="567"/>
         <w:rPr>
@@ -5748,7 +6272,7 @@
     </w:p>
     <w:p>
       <w:pPr>
-        <w:pStyle w:val="DaftarParagraf"/>
+        <w:pStyle w:val="ListParagraph"/>
         <w:numPr>
           <w:ilvl w:val="0"/>
           <w:numId w:val="5"/>
@@ -5762,7 +6286,7 @@
     </w:p>
     <w:p>
       <w:pPr>
-        <w:pStyle w:val="DaftarParagraf"/>
+        <w:pStyle w:val="ListParagraph"/>
         <w:spacing w:after="0" w:line="480" w:lineRule="auto"/>
         <w:ind w:left="567"/>
         <w:jc w:val="center"/>
@@ -5892,7 +6416,7 @@
     </w:p>
     <w:p>
       <w:pPr>
-        <w:pStyle w:val="DaftarParagraf"/>
+        <w:pStyle w:val="ListParagraph"/>
         <w:spacing w:after="0" w:line="480" w:lineRule="auto"/>
         <w:ind w:left="567"/>
       </w:pPr>
@@ -5902,7 +6426,7 @@
     </w:p>
     <w:p>
       <w:pPr>
-        <w:pStyle w:val="DaftarParagraf"/>
+        <w:pStyle w:val="ListParagraph"/>
         <w:spacing w:after="0" w:line="480" w:lineRule="auto"/>
         <w:ind w:left="567"/>
         <w:rPr>
@@ -5974,7 +6498,7 @@
     </w:p>
     <w:p>
       <w:pPr>
-        <w:pStyle w:val="DaftarParagraf"/>
+        <w:pStyle w:val="ListParagraph"/>
         <w:spacing w:after="0" w:line="480" w:lineRule="auto"/>
         <w:ind w:left="567"/>
       </w:pPr>
@@ -6043,7 +6567,7 @@
     </w:p>
     <w:p>
       <w:pPr>
-        <w:pStyle w:val="DaftarParagraf"/>
+        <w:pStyle w:val="ListParagraph"/>
         <w:numPr>
           <w:ilvl w:val="0"/>
           <w:numId w:val="5"/>
@@ -6197,7 +6721,7 @@
     </w:p>
     <w:p>
       <w:pPr>
-        <w:pStyle w:val="DaftarParagraf"/>
+        <w:pStyle w:val="ListParagraph"/>
         <w:spacing w:after="0" w:line="480" w:lineRule="auto"/>
         <w:ind w:left="567"/>
       </w:pPr>
@@ -6207,7 +6731,7 @@
     </w:p>
     <w:p>
       <w:pPr>
-        <w:pStyle w:val="DaftarParagraf"/>
+        <w:pStyle w:val="ListParagraph"/>
         <w:spacing w:after="0" w:line="480" w:lineRule="auto"/>
         <w:ind w:left="567"/>
         <w:rPr>
@@ -6279,7 +6803,7 @@
     </w:p>
     <w:p>
       <w:pPr>
-        <w:pStyle w:val="DaftarParagraf"/>
+        <w:pStyle w:val="ListParagraph"/>
         <w:spacing w:after="0" w:line="480" w:lineRule="auto"/>
         <w:ind w:left="567"/>
         <w:rPr>
@@ -6351,7 +6875,7 @@
     </w:p>
     <w:p>
       <w:pPr>
-        <w:pStyle w:val="DaftarParagraf"/>
+        <w:pStyle w:val="ListParagraph"/>
         <w:numPr>
           <w:ilvl w:val="0"/>
           <w:numId w:val="5"/>
@@ -6434,7 +6958,7 @@
     <w:p/>
     <w:p>
       <w:pPr>
-        <w:pStyle w:val="Judul1"/>
+        <w:pStyle w:val="Heading1"/>
         <w:numPr>
           <w:ilvl w:val="0"/>
           <w:numId w:val="26"/>
@@ -6444,6 +6968,7 @@
       </w:pPr>
       <w:bookmarkStart w:id="68" w:name="_Toc178662391"/>
       <w:r>
+        <w:lastRenderedPageBreak/>
         <w:t>Hasil</w:t>
       </w:r>
       <w:bookmarkEnd w:id="68"/>
@@ -6651,7 +7176,7 @@
           <w:vertAlign w:val="subscript"/>
         </w:rPr>
         <w:sectPr>
-          <w:footerReference w:type="first" r:id="rId15"/>
+          <w:footerReference w:type="first" r:id="rId16"/>
           <w:pgSz w:w="11906" w:h="16838"/>
           <w:pgMar w:top="2268" w:right="1701" w:bottom="1701" w:left="2268" w:header="1134" w:footer="708" w:gutter="0"/>
           <w:pgNumType w:start="15"/>
@@ -6663,7 +7188,7 @@
     </w:p>
     <w:p>
       <w:pPr>
-        <w:pStyle w:val="Judul1"/>
+        <w:pStyle w:val="Heading1"/>
         <w:spacing w:line="480" w:lineRule="auto"/>
         <w:jc w:val="center"/>
         <w:rPr>
@@ -6679,6 +7204,7 @@
           <w:bCs/>
           <w:szCs w:val="24"/>
         </w:rPr>
+        <w:lastRenderedPageBreak/>
         <w:t>BAB IV</w:t>
       </w:r>
       <w:r>
@@ -6811,6 +7337,7 @@
           <w:b/>
           <w:bCs w:val="0"/>
         </w:rPr>
+        <w:lastRenderedPageBreak/>
         <w:t>DAFTAR PUSTAKA</w:t>
       </w:r>
       <w:bookmarkEnd w:id="70"/>
@@ -6920,7 +7447,7 @@
         </w:rPr>
         <w:t xml:space="preserve">(2), 124–136. </w:t>
       </w:r>
-      <w:hyperlink r:id="rId16" w:history="1">
+      <w:hyperlink r:id="rId17" w:history="1">
         <w:r>
           <w:rPr>
             <w:rStyle w:val="Hyperlink"/>
@@ -6995,7 +7522,7 @@
         </w:rPr>
         <w:t xml:space="preserve"> Sebagai Perwujudan Ketahanan Pangan Masyarakat Desa Liang Ulu. Darmabakti Jurnal Pengabdian Dan Pemberdayaan Masyarakat, 4(1), 64–69. </w:t>
       </w:r>
-      <w:hyperlink r:id="rId17" w:history="1">
+      <w:hyperlink r:id="rId18" w:history="1">
         <w:r>
           <w:rPr>
             <w:rStyle w:val="Hyperlink"/>
@@ -7169,7 +7696,7 @@
         </w:rPr>
         <w:t xml:space="preserve"> Patriot Mengabdi, 2(01), 331–346. </w:t>
       </w:r>
-      <w:hyperlink r:id="rId18" w:history="1">
+      <w:hyperlink r:id="rId19" w:history="1">
         <w:r>
           <w:rPr>
             <w:rStyle w:val="Hyperlink"/>
@@ -7412,7 +7939,7 @@
         </w:rPr>
         <w:t xml:space="preserve">(3), 149–161. </w:t>
       </w:r>
-      <w:hyperlink r:id="rId19" w:history="1">
+      <w:hyperlink r:id="rId20" w:history="1">
         <w:r>
           <w:rPr>
             <w:rStyle w:val="Hyperlink"/>
@@ -7513,7 +8040,7 @@
         </w:rPr>
         <w:t xml:space="preserve">(1), 199–203. </w:t>
       </w:r>
-      <w:hyperlink r:id="rId20" w:history="1">
+      <w:hyperlink r:id="rId21" w:history="1">
         <w:r>
           <w:rPr>
             <w:rStyle w:val="Hyperlink"/>
@@ -7590,7 +8117,7 @@
         </w:rPr>
         <w:t xml:space="preserve">, 3(1), 71–78. </w:t>
       </w:r>
-      <w:hyperlink r:id="rId21" w:history="1">
+      <w:hyperlink r:id="rId22" w:history="1">
         <w:r>
           <w:rPr>
             <w:rStyle w:val="Hyperlink"/>
@@ -7784,7 +8311,7 @@
         </w:rPr>
         <w:t xml:space="preserve">(1), 586–593. </w:t>
       </w:r>
-      <w:hyperlink r:id="rId22" w:history="1">
+      <w:hyperlink r:id="rId23" w:history="1">
         <w:r>
           <w:rPr>
             <w:rStyle w:val="Hyperlink"/>
@@ -7815,6 +8342,7 @@
         <w:rPr>
           <w:color w:val="000000" w:themeColor="text1"/>
         </w:rPr>
+        <w:lastRenderedPageBreak/>
         <w:t xml:space="preserve">Pratiwi, A., &amp; </w:t>
       </w:r>
       <w:proofErr w:type="spellStart"/>
@@ -7887,7 +8415,7 @@
         </w:rPr>
         <w:t xml:space="preserve">(2), 75–84. </w:t>
       </w:r>
-      <w:hyperlink r:id="rId23" w:history="1">
+      <w:hyperlink r:id="rId24" w:history="1">
         <w:r>
           <w:rPr>
             <w:rStyle w:val="Hyperlink"/>
@@ -8031,7 +8559,7 @@
         </w:rPr>
         <w:t xml:space="preserve"> Jurnal: Jurnal Ilmiah Teknik Mesin, 17(1), 17–17. </w:t>
       </w:r>
-      <w:hyperlink r:id="rId24" w:history="1">
+      <w:hyperlink r:id="rId25" w:history="1">
         <w:r>
           <w:rPr>
             <w:rStyle w:val="Hyperlink"/>
@@ -8144,7 +8672,7 @@
         </w:rPr>
         <w:t xml:space="preserve"> : Jurnal Teknologi Informasi Dan Elektronika, 8(2), 91–97. </w:t>
       </w:r>
-      <w:hyperlink r:id="rId25" w:history="1">
+      <w:hyperlink r:id="rId26" w:history="1">
         <w:r>
           <w:rPr>
             <w:rStyle w:val="Hyperlink"/>
@@ -8210,7 +8738,7 @@
         </w:rPr>
         <w:t xml:space="preserve"> dan Telegram. Jurnal RESTIKOM Riset Teknik Informatika Dan Komputer, 4(1), 45–49. </w:t>
       </w:r>
-      <w:hyperlink r:id="rId26" w:history="1">
+      <w:hyperlink r:id="rId27" w:history="1">
         <w:r>
           <w:rPr>
             <w:rStyle w:val="Hyperlink"/>
@@ -8366,7 +8894,7 @@
         </w:rPr>
         <w:t xml:space="preserve">(1), 40–45. </w:t>
       </w:r>
-      <w:hyperlink r:id="rId27" w:history="1">
+      <w:hyperlink r:id="rId28" w:history="1">
         <w:r>
           <w:rPr>
             <w:rStyle w:val="Hyperlink"/>
@@ -8798,7 +9326,10 @@
           <w:fldChar w:fldCharType="separate"/>
         </w:r>
         <w:r>
-          <w:t>15</w:t>
+          <w:t>1</w:t>
+        </w:r>
+        <w:r>
+          <w:t>5</w:t>
         </w:r>
         <w:r>
           <w:fldChar w:fldCharType="end"/>
@@ -12129,11 +12660,11 @@
       <w:lang w:val="id-ID"/>
     </w:rPr>
   </w:style>
-  <w:style w:type="paragraph" w:styleId="Judul1">
+  <w:style w:type="paragraph" w:styleId="Heading1">
     <w:name w:val="heading 1"/>
     <w:basedOn w:val="Normal"/>
     <w:next w:val="Normal"/>
-    <w:link w:val="Judul1KAR"/>
+    <w:link w:val="Heading1Char"/>
     <w:uiPriority w:val="9"/>
     <w:qFormat/>
     <w:rsid w:val="00871597"/>
@@ -12149,11 +12680,11 @@
       <w:szCs w:val="32"/>
     </w:rPr>
   </w:style>
-  <w:style w:type="paragraph" w:styleId="Judul2">
+  <w:style w:type="paragraph" w:styleId="Heading2">
     <w:name w:val="heading 2"/>
     <w:basedOn w:val="Normal"/>
     <w:next w:val="Normal"/>
-    <w:link w:val="Judul2KAR"/>
+    <w:link w:val="Heading2Char"/>
     <w:uiPriority w:val="9"/>
     <w:unhideWhenUsed/>
     <w:qFormat/>
@@ -12169,11 +12700,11 @@
       <w:szCs w:val="26"/>
     </w:rPr>
   </w:style>
-  <w:style w:type="paragraph" w:styleId="Judul3">
+  <w:style w:type="paragraph" w:styleId="Heading3">
     <w:name w:val="heading 3"/>
     <w:basedOn w:val="Normal"/>
     <w:next w:val="Normal"/>
-    <w:link w:val="Judul3KAR"/>
+    <w:link w:val="Heading3Char"/>
     <w:uiPriority w:val="9"/>
     <w:unhideWhenUsed/>
     <w:qFormat/>
@@ -12189,12 +12720,12 @@
       <w:szCs w:val="24"/>
     </w:rPr>
   </w:style>
-  <w:style w:type="character" w:default="1" w:styleId="FontParagrafDefault">
+  <w:style w:type="character" w:default="1" w:styleId="DefaultParagraphFont">
     <w:name w:val="Default Paragraph Font"/>
     <w:uiPriority w:val="1"/>
     <w:unhideWhenUsed/>
   </w:style>
-  <w:style w:type="table" w:default="1" w:styleId="TabelNormal">
+  <w:style w:type="table" w:default="1" w:styleId="TableNormal">
     <w:name w:val="Normal Table"/>
     <w:uiPriority w:val="99"/>
     <w:semiHidden/>
@@ -12209,17 +12740,17 @@
       </w:tblCellMar>
     </w:tblPr>
   </w:style>
-  <w:style w:type="numbering" w:default="1" w:styleId="TidakAdaDaftar">
+  <w:style w:type="numbering" w:default="1" w:styleId="NoList">
     <w:name w:val="No List"/>
     <w:uiPriority w:val="99"/>
     <w:semiHidden/>
     <w:unhideWhenUsed/>
   </w:style>
-  <w:style w:type="paragraph" w:styleId="Kutipan">
+  <w:style w:type="paragraph" w:styleId="Quote">
     <w:name w:val="Quote"/>
-    <w:basedOn w:val="Judul1"/>
+    <w:basedOn w:val="Heading1"/>
     <w:next w:val="Normal"/>
-    <w:link w:val="KutipanKAR"/>
+    <w:link w:val="QuoteChar"/>
     <w:uiPriority w:val="29"/>
     <w:qFormat/>
     <w:rsid w:val="006025F2"/>
@@ -12234,10 +12765,10 @@
       <w:sz w:val="28"/>
     </w:rPr>
   </w:style>
-  <w:style w:type="character" w:customStyle="1" w:styleId="KutipanKAR">
-    <w:name w:val="Kutipan KAR"/>
-    <w:basedOn w:val="FontParagrafDefault"/>
-    <w:link w:val="Kutipan"/>
+  <w:style w:type="character" w:customStyle="1" w:styleId="QuoteChar">
+    <w:name w:val="Quote Char"/>
+    <w:basedOn w:val="DefaultParagraphFont"/>
+    <w:link w:val="Quote"/>
     <w:uiPriority w:val="29"/>
     <w:rsid w:val="006025F2"/>
     <w:rPr>
@@ -12250,10 +12781,10 @@
       <w:lang w:val="id-ID"/>
     </w:rPr>
   </w:style>
-  <w:style w:type="character" w:customStyle="1" w:styleId="Judul1KAR">
-    <w:name w:val="Judul 1 KAR"/>
-    <w:basedOn w:val="FontParagrafDefault"/>
-    <w:link w:val="Judul1"/>
+  <w:style w:type="character" w:customStyle="1" w:styleId="Heading1Char">
+    <w:name w:val="Heading 1 Char"/>
+    <w:basedOn w:val="DefaultParagraphFont"/>
+    <w:link w:val="Heading1"/>
     <w:uiPriority w:val="9"/>
     <w:rsid w:val="00871597"/>
     <w:rPr>
@@ -12265,9 +12796,9 @@
       <w:lang w:val="id-ID"/>
     </w:rPr>
   </w:style>
-  <w:style w:type="table" w:styleId="KisiTabel">
+  <w:style w:type="table" w:styleId="TableGrid">
     <w:name w:val="Table Grid"/>
-    <w:basedOn w:val="TabelNormal"/>
+    <w:basedOn w:val="TableNormal"/>
     <w:uiPriority w:val="39"/>
     <w:rsid w:val="006025F2"/>
     <w:pPr>
@@ -12284,7 +12815,7 @@
       </w:tblBorders>
     </w:tblPr>
   </w:style>
-  <w:style w:type="paragraph" w:styleId="DaftarParagraf">
+  <w:style w:type="paragraph" w:styleId="ListParagraph">
     <w:name w:val="List Paragraph"/>
     <w:basedOn w:val="Normal"/>
     <w:uiPriority w:val="1"/>
@@ -12298,7 +12829,7 @@
   <w:style w:type="paragraph" w:styleId="Header">
     <w:name w:val="header"/>
     <w:basedOn w:val="Normal"/>
-    <w:link w:val="HeaderKAR"/>
+    <w:link w:val="HeaderChar"/>
     <w:uiPriority w:val="99"/>
     <w:unhideWhenUsed/>
     <w:rsid w:val="004E68F0"/>
@@ -12310,9 +12841,9 @@
       <w:spacing w:after="0" w:line="240" w:lineRule="auto"/>
     </w:pPr>
   </w:style>
-  <w:style w:type="character" w:customStyle="1" w:styleId="HeaderKAR">
-    <w:name w:val="Header KAR"/>
-    <w:basedOn w:val="FontParagrafDefault"/>
+  <w:style w:type="character" w:customStyle="1" w:styleId="HeaderChar">
+    <w:name w:val="Header Char"/>
+    <w:basedOn w:val="DefaultParagraphFont"/>
     <w:link w:val="Header"/>
     <w:uiPriority w:val="99"/>
     <w:rsid w:val="004E68F0"/>
@@ -12326,7 +12857,7 @@
   <w:style w:type="paragraph" w:styleId="Footer">
     <w:name w:val="footer"/>
     <w:basedOn w:val="Normal"/>
-    <w:link w:val="FooterKAR"/>
+    <w:link w:val="FooterChar"/>
     <w:uiPriority w:val="99"/>
     <w:unhideWhenUsed/>
     <w:rsid w:val="004E68F0"/>
@@ -12338,9 +12869,9 @@
       <w:spacing w:after="0" w:line="240" w:lineRule="auto"/>
     </w:pPr>
   </w:style>
-  <w:style w:type="character" w:customStyle="1" w:styleId="FooterKAR">
-    <w:name w:val="Footer KAR"/>
-    <w:basedOn w:val="FontParagrafDefault"/>
+  <w:style w:type="character" w:customStyle="1" w:styleId="FooterChar">
+    <w:name w:val="Footer Char"/>
+    <w:basedOn w:val="DefaultParagraphFont"/>
     <w:link w:val="Footer"/>
     <w:uiPriority w:val="99"/>
     <w:rsid w:val="004E68F0"/>
@@ -12351,9 +12882,9 @@
       <w:lang w:val="id-ID"/>
     </w:rPr>
   </w:style>
-  <w:style w:type="paragraph" w:styleId="JudulTOC">
+  <w:style w:type="paragraph" w:styleId="TOCHeading">
     <w:name w:val="TOC Heading"/>
-    <w:basedOn w:val="Judul1"/>
+    <w:basedOn w:val="Heading1"/>
     <w:next w:val="Normal"/>
     <w:uiPriority w:val="39"/>
     <w:unhideWhenUsed/>
@@ -12388,7 +12919,7 @@
   </w:style>
   <w:style w:type="character" w:styleId="Hyperlink">
     <w:name w:val="Hyperlink"/>
-    <w:basedOn w:val="FontParagrafDefault"/>
+    <w:basedOn w:val="DefaultParagraphFont"/>
     <w:uiPriority w:val="99"/>
     <w:unhideWhenUsed/>
     <w:rsid w:val="00514A13"/>
@@ -12397,10 +12928,10 @@
       <w:u w:val="single"/>
     </w:rPr>
   </w:style>
-  <w:style w:type="character" w:customStyle="1" w:styleId="Judul2KAR">
-    <w:name w:val="Judul 2 KAR"/>
-    <w:basedOn w:val="FontParagrafDefault"/>
-    <w:link w:val="Judul2"/>
+  <w:style w:type="character" w:customStyle="1" w:styleId="Heading2Char">
+    <w:name w:val="Heading 2 Char"/>
+    <w:basedOn w:val="DefaultParagraphFont"/>
+    <w:link w:val="Heading2"/>
     <w:uiPriority w:val="9"/>
     <w:rsid w:val="008C2163"/>
     <w:rPr>
@@ -12411,10 +12942,10 @@
       <w:lang w:val="id-ID"/>
     </w:rPr>
   </w:style>
-  <w:style w:type="character" w:customStyle="1" w:styleId="Judul3KAR">
-    <w:name w:val="Judul 3 KAR"/>
-    <w:basedOn w:val="FontParagrafDefault"/>
-    <w:link w:val="Judul3"/>
+  <w:style w:type="character" w:customStyle="1" w:styleId="Heading3Char">
+    <w:name w:val="Heading 3 Char"/>
+    <w:basedOn w:val="DefaultParagraphFont"/>
+    <w:link w:val="Heading3"/>
     <w:uiPriority w:val="9"/>
     <w:rsid w:val="008C2163"/>
     <w:rPr>
@@ -12425,10 +12956,10 @@
       <w:lang w:val="id-ID"/>
     </w:rPr>
   </w:style>
-  <w:style w:type="paragraph" w:styleId="TeksIsi">
+  <w:style w:type="paragraph" w:styleId="BodyText">
     <w:name w:val="Body Text"/>
     <w:basedOn w:val="Normal"/>
-    <w:link w:val="TeksIsiKAR"/>
+    <w:link w:val="BodyTextChar"/>
     <w:uiPriority w:val="99"/>
     <w:unhideWhenUsed/>
     <w:rsid w:val="00A65E87"/>
@@ -12436,10 +12967,10 @@
       <w:spacing w:after="120"/>
     </w:pPr>
   </w:style>
-  <w:style w:type="character" w:customStyle="1" w:styleId="TeksIsiKAR">
-    <w:name w:val="Teks Isi KAR"/>
-    <w:basedOn w:val="FontParagrafDefault"/>
-    <w:link w:val="TeksIsi"/>
+  <w:style w:type="character" w:customStyle="1" w:styleId="BodyTextChar">
+    <w:name w:val="Body Text Char"/>
+    <w:basedOn w:val="DefaultParagraphFont"/>
+    <w:link w:val="BodyText"/>
     <w:uiPriority w:val="99"/>
     <w:rsid w:val="00A65E87"/>
     <w:rPr>
@@ -12449,11 +12980,11 @@
       <w:lang w:val="id-ID"/>
     </w:rPr>
   </w:style>
-  <w:style w:type="paragraph" w:styleId="Keterangan">
+  <w:style w:type="paragraph" w:styleId="Caption">
     <w:name w:val="caption"/>
     <w:basedOn w:val="Normal"/>
     <w:next w:val="Normal"/>
-    <w:link w:val="KeteranganKAR"/>
+    <w:link w:val="CaptionChar"/>
     <w:uiPriority w:val="35"/>
     <w:unhideWhenUsed/>
     <w:qFormat/>
@@ -12467,7 +12998,7 @@
       <w:szCs w:val="18"/>
     </w:rPr>
   </w:style>
-  <w:style w:type="paragraph" w:styleId="TabelGambar">
+  <w:style w:type="paragraph" w:styleId="TableofFigures">
     <w:name w:val="table of figures"/>
     <w:basedOn w:val="Normal"/>
     <w:next w:val="Normal"/>
@@ -12554,9 +13085,9 @@
       <w:szCs w:val="20"/>
     </w:rPr>
   </w:style>
-  <w:style w:type="character" w:styleId="Tempatpenampungteks">
+  <w:style w:type="character" w:styleId="PlaceholderText">
     <w:name w:val="Placeholder Text"/>
-    <w:basedOn w:val="FontParagrafDefault"/>
+    <w:basedOn w:val="DefaultParagraphFont"/>
     <w:uiPriority w:val="99"/>
     <w:semiHidden/>
     <w:rsid w:val="004070DB"/>
@@ -12577,7 +13108,7 @@
   </w:style>
   <w:style w:type="character" w:customStyle="1" w:styleId="PersamaanChar">
     <w:name w:val="Persamaan Char"/>
-    <w:basedOn w:val="FontParagrafDefault"/>
+    <w:basedOn w:val="DefaultParagraphFont"/>
     <w:link w:val="Persamaan"/>
     <w:rsid w:val="005F5646"/>
     <w:rPr>
@@ -12589,7 +13120,7 @@
   </w:style>
   <w:style w:type="paragraph" w:customStyle="1" w:styleId="TableCaption">
     <w:name w:val="Table Caption"/>
-    <w:basedOn w:val="Keterangan"/>
+    <w:basedOn w:val="Caption"/>
     <w:link w:val="TableCaptionChar"/>
     <w:qFormat/>
     <w:rsid w:val="00764212"/>
@@ -12600,7 +13131,7 @@
   </w:style>
   <w:style w:type="character" w:customStyle="1" w:styleId="TableCaptionChar">
     <w:name w:val="Table Caption Char"/>
-    <w:basedOn w:val="FontParagrafDefault"/>
+    <w:basedOn w:val="DefaultParagraphFont"/>
     <w:link w:val="TableCaption"/>
     <w:rsid w:val="00764212"/>
     <w:rPr>
@@ -12613,10 +13144,10 @@
       <w:lang w:val="id-ID"/>
     </w:rPr>
   </w:style>
-  <w:style w:type="character" w:customStyle="1" w:styleId="KeteranganKAR">
-    <w:name w:val="Keterangan KAR"/>
-    <w:basedOn w:val="FontParagrafDefault"/>
-    <w:link w:val="Keterangan"/>
+  <w:style w:type="character" w:customStyle="1" w:styleId="CaptionChar">
+    <w:name w:val="Caption Char"/>
+    <w:basedOn w:val="DefaultParagraphFont"/>
+    <w:link w:val="Caption"/>
     <w:uiPriority w:val="35"/>
     <w:rsid w:val="006A222D"/>
     <w:rPr>
@@ -12647,7 +13178,7 @@
   </w:style>
   <w:style w:type="character" w:customStyle="1" w:styleId="UnresolvedMention1">
     <w:name w:val="Unresolved Mention1"/>
-    <w:basedOn w:val="FontParagrafDefault"/>
+    <w:basedOn w:val="DefaultParagraphFont"/>
     <w:uiPriority w:val="99"/>
     <w:semiHidden/>
     <w:unhideWhenUsed/>
@@ -12657,10 +13188,10 @@
       <w:shd w:val="clear" w:color="auto" w:fill="E1DFDD"/>
     </w:rPr>
   </w:style>
-  <w:style w:type="paragraph" w:styleId="TeksCatatanKaki">
+  <w:style w:type="paragraph" w:styleId="FootnoteText">
     <w:name w:val="footnote text"/>
     <w:basedOn w:val="Normal"/>
-    <w:link w:val="TeksCatatanKakiKAR"/>
+    <w:link w:val="FootnoteTextChar"/>
     <w:uiPriority w:val="99"/>
     <w:semiHidden/>
     <w:unhideWhenUsed/>
@@ -12673,10 +13204,10 @@
       <w:szCs w:val="20"/>
     </w:rPr>
   </w:style>
-  <w:style w:type="character" w:customStyle="1" w:styleId="TeksCatatanKakiKAR">
-    <w:name w:val="Teks Catatan Kaki KAR"/>
-    <w:basedOn w:val="FontParagrafDefault"/>
-    <w:link w:val="TeksCatatanKaki"/>
+  <w:style w:type="character" w:customStyle="1" w:styleId="FootnoteTextChar">
+    <w:name w:val="Footnote Text Char"/>
+    <w:basedOn w:val="DefaultParagraphFont"/>
+    <w:link w:val="FootnoteText"/>
     <w:uiPriority w:val="99"/>
     <w:semiHidden/>
     <w:rsid w:val="008C78C1"/>
@@ -12688,9 +13219,9 @@
       <w:lang w:val="id-ID"/>
     </w:rPr>
   </w:style>
-  <w:style w:type="character" w:styleId="HiperlinkyangDiikuti">
+  <w:style w:type="character" w:styleId="FollowedHyperlink">
     <w:name w:val="FollowedHyperlink"/>
-    <w:basedOn w:val="FontParagrafDefault"/>
+    <w:basedOn w:val="DefaultParagraphFont"/>
     <w:uiPriority w:val="99"/>
     <w:semiHidden/>
     <w:unhideWhenUsed/>
@@ -12700,9 +13231,9 @@
       <w:u w:val="single"/>
     </w:rPr>
   </w:style>
-  <w:style w:type="character" w:styleId="ReferensiKomentar">
+  <w:style w:type="character" w:styleId="CommentReference">
     <w:name w:val="annotation reference"/>
-    <w:basedOn w:val="FontParagrafDefault"/>
+    <w:basedOn w:val="DefaultParagraphFont"/>
     <w:uiPriority w:val="99"/>
     <w:semiHidden/>
     <w:unhideWhenUsed/>
@@ -12712,10 +13243,10 @@
       <w:szCs w:val="16"/>
     </w:rPr>
   </w:style>
-  <w:style w:type="paragraph" w:styleId="TeksKomentar">
+  <w:style w:type="paragraph" w:styleId="CommentText">
     <w:name w:val="annotation text"/>
     <w:basedOn w:val="Normal"/>
-    <w:link w:val="TeksKomentarKAR"/>
+    <w:link w:val="CommentTextChar"/>
     <w:uiPriority w:val="99"/>
     <w:semiHidden/>
     <w:unhideWhenUsed/>
@@ -12728,10 +13259,10 @@
       <w:szCs w:val="20"/>
     </w:rPr>
   </w:style>
-  <w:style w:type="character" w:customStyle="1" w:styleId="TeksKomentarKAR">
-    <w:name w:val="Teks Komentar KAR"/>
-    <w:basedOn w:val="FontParagrafDefault"/>
-    <w:link w:val="TeksKomentar"/>
+  <w:style w:type="character" w:customStyle="1" w:styleId="CommentTextChar">
+    <w:name w:val="Comment Text Char"/>
+    <w:basedOn w:val="DefaultParagraphFont"/>
+    <w:link w:val="CommentText"/>
     <w:uiPriority w:val="99"/>
     <w:semiHidden/>
     <w:rsid w:val="004E646D"/>
@@ -12742,11 +13273,11 @@
       <w:lang w:val="id-ID"/>
     </w:rPr>
   </w:style>
-  <w:style w:type="paragraph" w:styleId="SubjekKomentar">
+  <w:style w:type="paragraph" w:styleId="CommentSubject">
     <w:name w:val="annotation subject"/>
-    <w:basedOn w:val="TeksKomentar"/>
-    <w:next w:val="TeksKomentar"/>
-    <w:link w:val="SubjekKomentarKAR"/>
+    <w:basedOn w:val="CommentText"/>
+    <w:next w:val="CommentText"/>
+    <w:link w:val="CommentSubjectChar"/>
     <w:uiPriority w:val="99"/>
     <w:semiHidden/>
     <w:unhideWhenUsed/>
@@ -12756,10 +13287,10 @@
       <w:bCs/>
     </w:rPr>
   </w:style>
-  <w:style w:type="character" w:customStyle="1" w:styleId="SubjekKomentarKAR">
-    <w:name w:val="Subjek Komentar KAR"/>
-    <w:basedOn w:val="TeksKomentarKAR"/>
-    <w:link w:val="SubjekKomentar"/>
+  <w:style w:type="character" w:customStyle="1" w:styleId="CommentSubjectChar">
+    <w:name w:val="Comment Subject Char"/>
+    <w:basedOn w:val="CommentTextChar"/>
+    <w:link w:val="CommentSubject"/>
     <w:uiPriority w:val="99"/>
     <w:semiHidden/>
     <w:rsid w:val="004E646D"/>
@@ -12772,9 +13303,9 @@
       <w:lang w:val="id-ID"/>
     </w:rPr>
   </w:style>
-  <w:style w:type="character" w:styleId="SebutanYangBelumTerselesaikan">
+  <w:style w:type="character" w:styleId="UnresolvedMention">
     <w:name w:val="Unresolved Mention"/>
-    <w:basedOn w:val="FontParagrafDefault"/>
+    <w:basedOn w:val="DefaultParagraphFont"/>
     <w:uiPriority w:val="99"/>
     <w:semiHidden/>
     <w:unhideWhenUsed/>
@@ -12786,7 +13317,7 @@
   </w:style>
   <w:style w:type="paragraph" w:customStyle="1" w:styleId="HeadingIntro">
     <w:name w:val="Heading Intro"/>
-    <w:basedOn w:val="Judul1"/>
+    <w:basedOn w:val="Heading1"/>
     <w:link w:val="HeadingIntroChar"/>
     <w:qFormat/>
     <w:rsid w:val="00D91D1F"/>
@@ -12800,7 +13331,7 @@
   </w:style>
   <w:style w:type="character" w:customStyle="1" w:styleId="HeadingIntroChar">
     <w:name w:val="Heading Intro Char"/>
-    <w:basedOn w:val="Judul1KAR"/>
+    <w:basedOn w:val="Heading1Char"/>
     <w:link w:val="HeadingIntro"/>
     <w:rsid w:val="00D91D1F"/>
     <w:rPr>

--- a/PROPOSAL TUGAS AKHIR.docx
+++ b/PROPOSAL TUGAS AKHIR.docx
@@ -630,7 +630,7 @@
     </w:p>
     <w:tbl>
       <w:tblPr>
-        <w:tblStyle w:val="TableGrid"/>
+        <w:tblStyle w:val="KisiTabel"/>
         <w:tblW w:w="8359" w:type="dxa"/>
         <w:jc w:val="center"/>
         <w:tblBorders>
@@ -990,7 +990,6 @@
           <w:b/>
           <w:bCs w:val="0"/>
         </w:rPr>
-        <w:lastRenderedPageBreak/>
         <w:t>KATA PENGANTAR</w:t>
       </w:r>
       <w:bookmarkEnd w:id="2"/>
@@ -1074,7 +1073,7 @@
     </w:p>
     <w:p>
       <w:pPr>
-        <w:pStyle w:val="ListParagraph"/>
+        <w:pStyle w:val="DaftarParagraf"/>
         <w:numPr>
           <w:ilvl w:val="0"/>
           <w:numId w:val="1"/>
@@ -1096,7 +1095,7 @@
     </w:p>
     <w:p>
       <w:pPr>
-        <w:pStyle w:val="ListParagraph"/>
+        <w:pStyle w:val="DaftarParagraf"/>
         <w:numPr>
           <w:ilvl w:val="0"/>
           <w:numId w:val="1"/>
@@ -1118,7 +1117,7 @@
     </w:p>
     <w:p>
       <w:pPr>
-        <w:pStyle w:val="ListParagraph"/>
+        <w:pStyle w:val="DaftarParagraf"/>
         <w:numPr>
           <w:ilvl w:val="0"/>
           <w:numId w:val="1"/>
@@ -1140,7 +1139,7 @@
     </w:p>
     <w:p>
       <w:pPr>
-        <w:pStyle w:val="ListParagraph"/>
+        <w:pStyle w:val="DaftarParagraf"/>
         <w:numPr>
           <w:ilvl w:val="0"/>
           <w:numId w:val="1"/>
@@ -1162,7 +1161,7 @@
     </w:p>
     <w:p>
       <w:pPr>
-        <w:pStyle w:val="ListParagraph"/>
+        <w:pStyle w:val="DaftarParagraf"/>
         <w:numPr>
           <w:ilvl w:val="0"/>
           <w:numId w:val="1"/>
@@ -1184,7 +1183,7 @@
     </w:p>
     <w:p>
       <w:pPr>
-        <w:pStyle w:val="ListParagraph"/>
+        <w:pStyle w:val="DaftarParagraf"/>
         <w:numPr>
           <w:ilvl w:val="0"/>
           <w:numId w:val="1"/>
@@ -1238,7 +1237,7 @@
     </w:p>
     <w:p>
       <w:pPr>
-        <w:pStyle w:val="ListParagraph"/>
+        <w:pStyle w:val="DaftarParagraf"/>
         <w:numPr>
           <w:ilvl w:val="0"/>
           <w:numId w:val="1"/>
@@ -1260,7 +1259,7 @@
     </w:p>
     <w:p>
       <w:pPr>
-        <w:pStyle w:val="ListParagraph"/>
+        <w:pStyle w:val="DaftarParagraf"/>
         <w:numPr>
           <w:ilvl w:val="0"/>
           <w:numId w:val="1"/>
@@ -1282,7 +1281,7 @@
     </w:p>
     <w:p>
       <w:pPr>
-        <w:pStyle w:val="ListParagraph"/>
+        <w:pStyle w:val="DaftarParagraf"/>
         <w:numPr>
           <w:ilvl w:val="0"/>
           <w:numId w:val="1"/>
@@ -1357,7 +1356,7 @@
     </w:p>
     <w:p>
       <w:pPr>
-        <w:pStyle w:val="ListParagraph"/>
+        <w:pStyle w:val="DaftarParagraf"/>
         <w:numPr>
           <w:ilvl w:val="0"/>
           <w:numId w:val="1"/>
@@ -1400,7 +1399,7 @@
     </w:p>
     <w:p>
       <w:pPr>
-        <w:pStyle w:val="ListParagraph"/>
+        <w:pStyle w:val="DaftarParagraf"/>
         <w:numPr>
           <w:ilvl w:val="0"/>
           <w:numId w:val="1"/>
@@ -1417,13 +1416,12 @@
           <w:rFonts w:cs="Times New Roman"/>
           <w:szCs w:val="24"/>
         </w:rPr>
-        <w:lastRenderedPageBreak/>
         <w:t>Keluarga dan teman-teman yang telah memberikan dukungan dan saran selama proses pengerjaan tugas akhir.</w:t>
       </w:r>
     </w:p>
     <w:p>
       <w:pPr>
-        <w:pStyle w:val="ListParagraph"/>
+        <w:pStyle w:val="DaftarParagraf"/>
         <w:numPr>
           <w:ilvl w:val="0"/>
           <w:numId w:val="1"/>
@@ -1500,7 +1498,7 @@
     </w:p>
     <w:tbl>
       <w:tblPr>
-        <w:tblStyle w:val="TableGrid"/>
+        <w:tblStyle w:val="KisiTabel"/>
         <w:tblW w:w="0" w:type="auto"/>
         <w:tblBorders>
           <w:top w:val="none" w:sz="0" w:space="0" w:color="auto"/>
@@ -1694,7 +1692,6 @@
           <w:b/>
           <w:bCs w:val="0"/>
         </w:rPr>
-        <w:lastRenderedPageBreak/>
         <w:t>DAFTAR ISI</w:t>
       </w:r>
       <w:bookmarkEnd w:id="8"/>
@@ -1886,7 +1883,6 @@
           <w:b/>
           <w:bCs w:val="0"/>
         </w:rPr>
-        <w:lastRenderedPageBreak/>
         <w:t>DAFTAR TABEL</w:t>
       </w:r>
       <w:bookmarkEnd w:id="11"/>
@@ -1896,7 +1892,7 @@
     <w:p/>
     <w:p>
       <w:pPr>
-        <w:pStyle w:val="TableofFigures"/>
+        <w:pStyle w:val="TabelGambar"/>
         <w:tabs>
           <w:tab w:val="right" w:leader="dot" w:pos="7927"/>
         </w:tabs>
@@ -1979,7 +1975,7 @@
     </w:p>
     <w:p>
       <w:pPr>
-        <w:pStyle w:val="TableofFigures"/>
+        <w:pStyle w:val="TabelGambar"/>
         <w:tabs>
           <w:tab w:val="right" w:leader="dot" w:pos="7927"/>
         </w:tabs>
@@ -2041,7 +2037,7 @@
     </w:p>
     <w:p>
       <w:pPr>
-        <w:pStyle w:val="TableofFigures"/>
+        <w:pStyle w:val="TabelGambar"/>
         <w:tabs>
           <w:tab w:val="right" w:leader="dot" w:pos="7927"/>
         </w:tabs>
@@ -2103,7 +2099,7 @@
     </w:p>
     <w:p>
       <w:pPr>
-        <w:pStyle w:val="TableofFigures"/>
+        <w:pStyle w:val="TabelGambar"/>
         <w:tabs>
           <w:tab w:val="right" w:leader="dot" w:pos="7927"/>
         </w:tabs>
@@ -2165,7 +2161,7 @@
     </w:p>
     <w:p>
       <w:pPr>
-        <w:pStyle w:val="TableofFigures"/>
+        <w:pStyle w:val="TabelGambar"/>
         <w:tabs>
           <w:tab w:val="right" w:leader="dot" w:pos="7927"/>
         </w:tabs>
@@ -2409,7 +2405,7 @@
     <w:p/>
     <w:p>
       <w:pPr>
-        <w:pStyle w:val="TableofFigures"/>
+        <w:pStyle w:val="TabelGambar"/>
         <w:tabs>
           <w:tab w:val="right" w:leader="dot" w:pos="7927"/>
         </w:tabs>
@@ -2494,7 +2490,7 @@
     </w:p>
     <w:p>
       <w:pPr>
-        <w:pStyle w:val="TableofFigures"/>
+        <w:pStyle w:val="TabelGambar"/>
         <w:tabs>
           <w:tab w:val="right" w:leader="dot" w:pos="7927"/>
         </w:tabs>
@@ -2558,7 +2554,7 @@
     </w:p>
     <w:p>
       <w:pPr>
-        <w:pStyle w:val="TableofFigures"/>
+        <w:pStyle w:val="TabelGambar"/>
         <w:tabs>
           <w:tab w:val="right" w:leader="dot" w:pos="7927"/>
         </w:tabs>
@@ -2726,7 +2722,7 @@
     </w:p>
     <w:p>
       <w:pPr>
-        <w:pStyle w:val="Heading1"/>
+        <w:pStyle w:val="Judul1"/>
         <w:spacing w:line="480" w:lineRule="auto"/>
         <w:jc w:val="center"/>
         <w:rPr>
@@ -2747,7 +2743,6 @@
           <w:bCs/>
           <w:szCs w:val="24"/>
         </w:rPr>
-        <w:lastRenderedPageBreak/>
         <w:t>BAB I</w:t>
       </w:r>
       <w:r>
@@ -2775,7 +2770,7 @@
     </w:p>
     <w:p>
       <w:pPr>
-        <w:pStyle w:val="Heading1"/>
+        <w:pStyle w:val="Judul1"/>
         <w:numPr>
           <w:ilvl w:val="0"/>
           <w:numId w:val="2"/>
@@ -2932,7 +2927,6 @@
         <w:ind w:firstLine="567"/>
       </w:pPr>
       <w:r>
-        <w:lastRenderedPageBreak/>
         <w:t>Berbagai elemen dapat memengaruhi kondisi ini, di antaranya adalah curah hujan, tipe tanah, dan tingkat evapotranspirasi (Hermanto, 2023). Proses evapotranspirasi terdiri dari dua komponen utama, yaitu evaporasi, yang merupakan perubahan air menjadi uap, dan transpirasi, yang mengacu pada penguapan air dari permukaan tanah (Sofia, 2023). Tingkat evapotranspirasi sangat dipengaruhi oleh faktor-faktor iklim serta jenis tanaman yang ada (</w:t>
       </w:r>
       <w:proofErr w:type="spellStart"/>
@@ -3001,11 +2995,7 @@
         <w:t xml:space="preserve">kesulitan dalam memprediksi kelembaban tanah secara akurat akibat perubahan cuaca yang mendadak (Ningrum, 2023). </w:t>
       </w:r>
       <w:r>
-        <w:t xml:space="preserve">Hal ini disebabkan oleh metode pengukuran yang </w:t>
-      </w:r>
-      <w:r>
-        <w:lastRenderedPageBreak/>
-        <w:t>masih dilakukan secara visual dengan menggunakan alat sederhana, yang tidak mampu memberikan data secara real</w:t>
+        <w:t>Hal ini disebabkan oleh metode pengukuran yang masih dilakukan secara visual dengan menggunakan alat sederhana, yang tidak mampu memberikan data secara real</w:t>
       </w:r>
       <w:r>
         <w:t>-</w:t>
@@ -3076,11 +3066,7 @@
         <w:ind w:firstLine="567"/>
       </w:pPr>
       <w:r>
-        <w:t xml:space="preserve">Hasil wawancara dengan Kemas Muhammad Ridhuan, selaku penyuluh pertanian di UPTD Balai Pengembangan Dan Produksi Benih Tanaman Pangan Dan </w:t>
-      </w:r>
-      <w:r>
-        <w:lastRenderedPageBreak/>
-        <w:t xml:space="preserve">Hortikultura mengungkapkan bahwa petani sering menghadapi tantangan dalam memantau musim dan kelembaban tanah secara manual, yang tidak efisien dan bergantung pada fisik. Ketergantungan pada metode tradisional ini sering kali mengakibatkan kegagalan panen dan krisis ekonomi, terutama di bahwa pengaruh fenomena seperti El Nino, yang memperburuk efisiensi dan akurasi dalam pengelolaan tanaman. </w:t>
+        <w:t xml:space="preserve">Hasil wawancara dengan Kemas Muhammad Ridhuan, selaku penyuluh pertanian di UPTD Balai Pengembangan Dan Produksi Benih Tanaman Pangan Dan Hortikultura mengungkapkan bahwa petani sering menghadapi tantangan dalam memantau musim dan kelembaban tanah secara manual, yang tidak efisien dan bergantung pada fisik. Ketergantungan pada metode tradisional ini sering kali mengakibatkan kegagalan panen dan krisis ekonomi, terutama di bahwa pengaruh fenomena seperti El Nino, yang memperburuk efisiensi dan akurasi dalam pengelolaan tanaman. </w:t>
       </w:r>
     </w:p>
     <w:p>
@@ -3131,11 +3117,7 @@
         <w:t>Internet of Things</w:t>
       </w:r>
       <w:r>
-        <w:t xml:space="preserve"> dan kecerdasan buatan memberikan dampak yang signifikan pada berbagai sektor </w:t>
-      </w:r>
-      <w:r>
-        <w:lastRenderedPageBreak/>
-        <w:t xml:space="preserve">pertanian. Salah satu teknologi yang diimplementasikan dalam bidang pertanian adalah </w:t>
+        <w:t xml:space="preserve"> dan kecerdasan buatan memberikan dampak yang signifikan pada berbagai sektor pertanian. Salah satu teknologi yang diimplementasikan dalam bidang pertanian adalah </w:t>
       </w:r>
       <w:r>
         <w:rPr>
@@ -3353,11 +3335,7 @@
         <w:t>Machine Learning</w:t>
       </w:r>
       <w:r>
-        <w:t xml:space="preserve"> memberikan </w:t>
-      </w:r>
-      <w:r>
-        <w:lastRenderedPageBreak/>
-        <w:t>keuntungan signifikan bagi para petani. Sistem ini memungkinkan pemantauan, pengendalian, dan perencanaan irigasi yang lebih efisien dalam waktu, tenaga, dan sumber daya manusia</w:t>
+        <w:t xml:space="preserve"> memberikan keuntungan signifikan bagi para petani. Sistem ini memungkinkan pemantauan, pengendalian, dan perencanaan irigasi yang lebih efisien dalam waktu, tenaga, dan sumber daya manusia</w:t>
       </w:r>
       <w:r>
         <w:t xml:space="preserve">, serta berpotensi mengurangi biaya dan penggunaan air, dan meningkatkan hasil panen. Dengan demikian, penulis tertarik untuk merancang </w:t>
@@ -3371,7 +3349,7 @@
     </w:p>
     <w:p>
       <w:pPr>
-        <w:pStyle w:val="Heading1"/>
+        <w:pStyle w:val="Judul1"/>
         <w:numPr>
           <w:ilvl w:val="0"/>
           <w:numId w:val="2"/>
@@ -3415,7 +3393,7 @@
     </w:p>
     <w:p>
       <w:pPr>
-        <w:pStyle w:val="Heading1"/>
+        <w:pStyle w:val="Judul1"/>
         <w:numPr>
           <w:ilvl w:val="0"/>
           <w:numId w:val="2"/>
@@ -3434,7 +3412,7 @@
     </w:p>
     <w:p>
       <w:pPr>
-        <w:pStyle w:val="Heading2"/>
+        <w:pStyle w:val="Judul2"/>
         <w:numPr>
           <w:ilvl w:val="0"/>
           <w:numId w:val="3"/>
@@ -3463,7 +3441,7 @@
     </w:p>
     <w:p>
       <w:pPr>
-        <w:pStyle w:val="Heading2"/>
+        <w:pStyle w:val="Judul2"/>
         <w:numPr>
           <w:ilvl w:val="0"/>
           <w:numId w:val="3"/>
@@ -3499,7 +3477,7 @@
     </w:p>
     <w:p>
       <w:pPr>
-        <w:pStyle w:val="Heading2"/>
+        <w:pStyle w:val="Judul2"/>
         <w:numPr>
           <w:ilvl w:val="0"/>
           <w:numId w:val="3"/>
@@ -3532,7 +3510,7 @@
     </w:p>
     <w:p>
       <w:pPr>
-        <w:pStyle w:val="Heading1"/>
+        <w:pStyle w:val="Judul1"/>
         <w:numPr>
           <w:ilvl w:val="0"/>
           <w:numId w:val="2"/>
@@ -3542,7 +3520,6 @@
       </w:pPr>
       <w:bookmarkStart w:id="36" w:name="_Toc178662373"/>
       <w:r>
-        <w:lastRenderedPageBreak/>
         <w:t>Analisis Terhadap Karakteristik Solusi</w:t>
       </w:r>
       <w:bookmarkEnd w:id="36"/>
@@ -3555,7 +3532,7 @@
     </w:p>
     <w:p>
       <w:pPr>
-        <w:pStyle w:val="Heading1"/>
+        <w:pStyle w:val="Judul1"/>
         <w:numPr>
           <w:ilvl w:val="0"/>
           <w:numId w:val="2"/>
@@ -3577,7 +3554,7 @@
     </w:p>
     <w:p>
       <w:pPr>
-        <w:pStyle w:val="Heading1"/>
+        <w:pStyle w:val="Judul1"/>
         <w:numPr>
           <w:ilvl w:val="0"/>
           <w:numId w:val="2"/>
@@ -3678,7 +3655,7 @@
     </w:p>
     <w:p>
       <w:pPr>
-        <w:pStyle w:val="Heading1"/>
+        <w:pStyle w:val="Judul1"/>
         <w:numPr>
           <w:ilvl w:val="0"/>
           <w:numId w:val="2"/>
@@ -3769,7 +3746,7 @@
     </w:p>
     <w:p>
       <w:pPr>
-        <w:pStyle w:val="Heading1"/>
+        <w:pStyle w:val="Judul1"/>
         <w:spacing w:line="480" w:lineRule="auto"/>
         <w:jc w:val="center"/>
         <w:rPr>
@@ -3786,7 +3763,6 @@
           <w:bCs/>
           <w:szCs w:val="24"/>
         </w:rPr>
-        <w:lastRenderedPageBreak/>
         <w:t>BAB II</w:t>
       </w:r>
       <w:r>
@@ -3803,7 +3779,7 @@
     </w:p>
     <w:p>
       <w:pPr>
-        <w:pStyle w:val="Heading1"/>
+        <w:pStyle w:val="Judul1"/>
         <w:numPr>
           <w:ilvl w:val="0"/>
           <w:numId w:val="7"/>
@@ -3824,7 +3800,7 @@
     </w:p>
     <w:p>
       <w:pPr>
-        <w:pStyle w:val="Heading2"/>
+        <w:pStyle w:val="Judul2"/>
         <w:numPr>
           <w:ilvl w:val="0"/>
           <w:numId w:val="8"/>
@@ -3934,7 +3910,19 @@
         <w:rPr>
           <w:rFonts w:eastAsiaTheme="minorEastAsia"/>
         </w:rPr>
-        <w:t>Metode KNN mengukur jarak antara data latih dan data uji untuk menentukan kesamaan berdasarkan jumlah tetangga terdekat, dengan menggunakan jenis jarak yang sangat bervariasi. Salah satu metrik yang digunakan adalah jarak manhattan, yang dijelaskan dengan persamaan berikut</w:t>
+        <w:t>Metode KNN mengukur jarak antara data latih dan data uji untuk menentukan kesamaan berdasarkan jumlah tetangga terdekat, dengan menggunakan jenis jarak yang sangat bervariasi</w:t>
+      </w:r>
+      <w:r>
+        <w:rPr>
+          <w:rFonts w:eastAsiaTheme="minorEastAsia"/>
+        </w:rPr>
+        <w:t xml:space="preserve"> (Tace, 2022)</w:t>
+      </w:r>
+      <w:r>
+        <w:rPr>
+          <w:rFonts w:eastAsiaTheme="minorEastAsia"/>
+        </w:rPr>
+        <w:t>. Salah satu metrik yang digunakan adalah jarak manhattan, yang dijelaskan dengan persamaan berikut</w:t>
       </w:r>
       <w:r>
         <w:rPr>
@@ -4195,11 +4183,531 @@
       <w:pPr>
         <w:spacing w:after="0" w:line="480" w:lineRule="auto"/>
         <w:ind w:firstLine="567"/>
-      </w:pPr>
-    </w:p>
-    <w:p>
-      <w:pPr>
-        <w:pStyle w:val="Heading2"/>
+        <w:rPr>
+          <w:rFonts w:eastAsiaTheme="minorEastAsia"/>
+        </w:rPr>
+      </w:pPr>
+      <w:r>
+        <w:t xml:space="preserve">Keunggulan KNN terletak pada kesederhanaannya, ditentukan oleh jumlah tetangga </w:t>
+      </w:r>
+      <w:r>
+        <w:rPr>
+          <w:rFonts w:eastAsiaTheme="minorEastAsia"/>
+        </w:rPr>
+        <w:t>(</w:t>
+      </w:r>
+      <m:oMath>
+        <m:r>
+          <w:rPr>
+            <w:rFonts w:ascii="Cambria Math" w:hAnsi="Cambria Math"/>
+          </w:rPr>
+          <m:t>k</m:t>
+        </m:r>
+      </m:oMath>
+      <w:r>
+        <w:rPr>
+          <w:rFonts w:eastAsiaTheme="minorEastAsia"/>
+        </w:rPr>
+        <w:t>)</w:t>
+      </w:r>
+      <w:r>
+        <w:t xml:space="preserve"> </w:t>
+      </w:r>
+      <w:r>
+        <w:t xml:space="preserve">dan metode pengukuran jarak. </w:t>
+      </w:r>
+      <w:r>
+        <w:t>Namun,</w:t>
+      </w:r>
+      <w:r>
+        <w:t xml:space="preserve"> pemilihan nilai </w:t>
+      </w:r>
+      <m:oMath>
+        <m:r>
+          <w:rPr>
+            <w:rFonts w:ascii="Cambria Math" w:hAnsi="Cambria Math"/>
+          </w:rPr>
+          <m:t>k</m:t>
+        </m:r>
+      </m:oMath>
+      <w:r>
+        <w:rPr>
+          <w:rFonts w:eastAsiaTheme="minorEastAsia"/>
+        </w:rPr>
+        <w:t xml:space="preserve"> harus </w:t>
+      </w:r>
+      <w:r>
+        <w:rPr>
+          <w:rFonts w:eastAsiaTheme="minorEastAsia"/>
+        </w:rPr>
+        <w:t>dilakukan dengan cermat (</w:t>
+      </w:r>
+      <w:proofErr w:type="spellStart"/>
+      <w:r>
+        <w:rPr>
+          <w:rFonts w:eastAsiaTheme="minorEastAsia"/>
+        </w:rPr>
+        <w:t>Ayabe</w:t>
+      </w:r>
+      <w:proofErr w:type="spellEnd"/>
+      <w:r>
+        <w:rPr>
+          <w:rFonts w:eastAsiaTheme="minorEastAsia"/>
+        </w:rPr>
+        <w:t xml:space="preserve">, 2020). </w:t>
+      </w:r>
+      <w:r>
+        <w:rPr>
+          <w:rFonts w:eastAsiaTheme="minorEastAsia"/>
+        </w:rPr>
+        <w:t xml:space="preserve">Nilai </w:t>
+      </w:r>
+      <m:oMath>
+        <m:r>
+          <w:rPr>
+            <w:rFonts w:ascii="Cambria Math" w:hAnsi="Cambria Math"/>
+          </w:rPr>
+          <m:t>k</m:t>
+        </m:r>
+      </m:oMath>
+      <w:r>
+        <w:rPr>
+          <w:rFonts w:eastAsiaTheme="minorEastAsia"/>
+        </w:rPr>
+        <w:t xml:space="preserve"> yang kecil sangat sensitif terhadap noise dan menyebabkan overfitting, sementara nilai </w:t>
+      </w:r>
+      <m:oMath>
+        <m:r>
+          <w:rPr>
+            <w:rFonts w:ascii="Cambria Math" w:hAnsi="Cambria Math"/>
+          </w:rPr>
+          <m:t>k</m:t>
+        </m:r>
+      </m:oMath>
+      <w:r>
+        <w:rPr>
+          <w:rFonts w:eastAsiaTheme="minorEastAsia"/>
+        </w:rPr>
+        <w:t xml:space="preserve"> yang besar membantu mengurangi pengaruh noise, tetapi metode </w:t>
+      </w:r>
+      <w:r>
+        <w:rPr>
+          <w:rFonts w:eastAsiaTheme="minorEastAsia"/>
+        </w:rPr>
+        <w:t xml:space="preserve">menjadi </w:t>
+      </w:r>
+      <w:r>
+        <w:rPr>
+          <w:rFonts w:eastAsiaTheme="minorEastAsia"/>
+        </w:rPr>
+        <w:t>lebih kompleks (</w:t>
+      </w:r>
+      <w:proofErr w:type="spellStart"/>
+      <w:r>
+        <w:rPr>
+          <w:rFonts w:eastAsiaTheme="minorEastAsia"/>
+        </w:rPr>
+        <w:t>Choil</w:t>
+      </w:r>
+      <w:proofErr w:type="spellEnd"/>
+      <w:r>
+        <w:rPr>
+          <w:rFonts w:eastAsiaTheme="minorEastAsia"/>
+        </w:rPr>
+        <w:t>, 202</w:t>
+      </w:r>
+      <w:r>
+        <w:rPr>
+          <w:rFonts w:eastAsiaTheme="minorEastAsia"/>
+        </w:rPr>
+        <w:t>1</w:t>
+      </w:r>
+      <w:r>
+        <w:rPr>
+          <w:rFonts w:eastAsiaTheme="minorEastAsia"/>
+        </w:rPr>
+        <w:t>).</w:t>
+      </w:r>
+    </w:p>
+    <w:p>
+      <w:pPr>
+        <w:spacing w:after="0" w:line="480" w:lineRule="auto"/>
+        <w:ind w:firstLine="567"/>
+      </w:pPr>
+      <w:r>
+        <w:t xml:space="preserve">Kelemahan KNN bergantung pada kualitas dan ukuran dataset. Metode ini sangat sensitif terhadap outlier dan missing data, serta tidak cocok untuk data berdimensi tinggi </w:t>
+      </w:r>
+      <w:r>
+        <w:t xml:space="preserve">karena mengalami </w:t>
+      </w:r>
+      <w:proofErr w:type="spellStart"/>
+      <w:r>
+        <w:t>curse</w:t>
+      </w:r>
+      <w:proofErr w:type="spellEnd"/>
+      <w:r>
+        <w:t xml:space="preserve"> of </w:t>
+      </w:r>
+      <w:proofErr w:type="spellStart"/>
+      <w:r>
+        <w:t>dimensionality</w:t>
+      </w:r>
+      <w:proofErr w:type="spellEnd"/>
+      <w:r>
+        <w:t xml:space="preserve"> </w:t>
+      </w:r>
+      <w:r>
+        <w:t>(Rahmadini, 2022)</w:t>
+      </w:r>
+      <w:r>
+        <w:t xml:space="preserve">. Selain itu, metode ini membutuhkan komputasi yang besar, dan waktu pemrosesan meningkat seiring </w:t>
+      </w:r>
+      <w:r>
+        <w:t>bertambahnya</w:t>
+      </w:r>
+      <w:r>
+        <w:t xml:space="preserve"> ukuran dataset (</w:t>
+      </w:r>
+      <w:proofErr w:type="spellStart"/>
+      <w:r>
+        <w:t>Ayabe</w:t>
+      </w:r>
+      <w:proofErr w:type="spellEnd"/>
+      <w:r>
+        <w:t>, 2022)</w:t>
+      </w:r>
+      <w:r>
+        <w:t>.</w:t>
+      </w:r>
+    </w:p>
+    <w:p>
+      <w:pPr>
+        <w:spacing w:after="0" w:line="480" w:lineRule="auto"/>
+        <w:jc w:val="center"/>
+      </w:pPr>
+      <w:r>
+        <w:rPr>
+          <w:noProof/>
+        </w:rPr>
+        <w:drawing>
+          <wp:inline distT="0" distB="0" distL="0" distR="0" wp14:anchorId="3A5152F0" wp14:editId="5CE7A30B">
+            <wp:extent cx="4209691" cy="2020779"/>
+            <wp:effectExtent l="0" t="0" r="635" b="0"/>
+            <wp:docPr id="672479875" name="Picture 1"/>
+            <wp:cNvGraphicFramePr>
+              <a:graphicFrameLocks xmlns:a="http://schemas.openxmlformats.org/drawingml/2006/main" noChangeAspect="1"/>
+            </wp:cNvGraphicFramePr>
+            <a:graphic xmlns:a="http://schemas.openxmlformats.org/drawingml/2006/main">
+              <a:graphicData uri="http://schemas.openxmlformats.org/drawingml/2006/picture">
+                <pic:pic xmlns:pic="http://schemas.openxmlformats.org/drawingml/2006/picture">
+                  <pic:nvPicPr>
+                    <pic:cNvPr id="0" name="Picture 1"/>
+                    <pic:cNvPicPr>
+                      <a:picLocks noChangeAspect="1" noChangeArrowheads="1"/>
+                    </pic:cNvPicPr>
+                  </pic:nvPicPr>
+                  <pic:blipFill>
+                    <a:blip r:embed="rId13" cstate="print">
+                      <a:extLst>
+                        <a:ext uri="{28A0092B-C50C-407E-A947-70E740481C1C}">
+                          <a14:useLocalDpi xmlns:a14="http://schemas.microsoft.com/office/drawing/2010/main" val="0"/>
+                        </a:ext>
+                      </a:extLst>
+                    </a:blip>
+                    <a:srcRect/>
+                    <a:stretch>
+                      <a:fillRect/>
+                    </a:stretch>
+                  </pic:blipFill>
+                  <pic:spPr bwMode="auto">
+                    <a:xfrm>
+                      <a:off x="0" y="0"/>
+                      <a:ext cx="4220366" cy="2025904"/>
+                    </a:xfrm>
+                    <a:prstGeom prst="rect">
+                      <a:avLst/>
+                    </a:prstGeom>
+                    <a:noFill/>
+                    <a:ln>
+                      <a:noFill/>
+                    </a:ln>
+                  </pic:spPr>
+                </pic:pic>
+              </a:graphicData>
+            </a:graphic>
+          </wp:inline>
+        </w:drawing>
+      </w:r>
+    </w:p>
+    <w:p>
+      <w:pPr>
+        <w:pStyle w:val="Keterangan"/>
+        <w:spacing w:after="0" w:line="480" w:lineRule="auto"/>
+        <w:jc w:val="center"/>
+      </w:pPr>
+      <w:bookmarkStart w:id="54" w:name="_Toc168511123"/>
+      <w:bookmarkStart w:id="55" w:name="_Toc168524002"/>
+      <w:r>
+        <w:t>Gambar 2.</w:t>
+      </w:r>
+      <w:r>
+        <w:t>1</w:t>
+      </w:r>
+      <w:r>
+        <w:t xml:space="preserve"> </w:t>
+      </w:r>
+      <w:bookmarkEnd w:id="54"/>
+      <w:bookmarkEnd w:id="55"/>
+      <w:r>
+        <w:t>K-Nearest Neighbors</w:t>
+      </w:r>
+    </w:p>
+    <w:p>
+      <w:pPr>
+        <w:spacing w:after="0" w:line="480" w:lineRule="auto"/>
+        <w:ind w:firstLine="567"/>
+      </w:pPr>
+      <w:r>
+        <w:t>Berdasarkan Gambar 2.1, cara kerja K-Nearest Neighbors (KNN) melibatkan beberapa langkah dalam proses klasifikasi data:</w:t>
+      </w:r>
+    </w:p>
+    <w:p>
+      <w:pPr>
+        <w:pStyle w:val="DaftarParagraf"/>
+        <w:numPr>
+          <w:ilvl w:val="0"/>
+          <w:numId w:val="30"/>
+        </w:numPr>
+        <w:spacing w:after="0" w:line="480" w:lineRule="auto"/>
+        <w:ind w:left="567" w:hanging="567"/>
+      </w:pPr>
+      <w:r>
+        <w:t xml:space="preserve">Menentukan nilai jumlah tetangga atau </w:t>
+      </w:r>
+      <m:oMath>
+        <m:r>
+          <w:rPr>
+            <w:rFonts w:ascii="Cambria Math" w:hAnsi="Cambria Math"/>
+          </w:rPr>
+          <m:t>k</m:t>
+        </m:r>
+      </m:oMath>
+      <w:r>
+        <w:rPr>
+          <w:rFonts w:eastAsiaTheme="minorEastAsia"/>
+        </w:rPr>
+        <w:t>.</w:t>
+      </w:r>
+    </w:p>
+    <w:p>
+      <w:pPr>
+        <w:pStyle w:val="DaftarParagraf"/>
+        <w:numPr>
+          <w:ilvl w:val="0"/>
+          <w:numId w:val="30"/>
+        </w:numPr>
+        <w:spacing w:after="0" w:line="480" w:lineRule="auto"/>
+        <w:ind w:left="567" w:hanging="567"/>
+      </w:pPr>
+      <w:r>
+        <w:t>Menghitung jarak setiap data pengujian terhadap seluruh data pelatihan dengan manhattan distance.</w:t>
+      </w:r>
+    </w:p>
+    <w:p>
+      <w:pPr>
+        <w:pStyle w:val="DaftarParagraf"/>
+        <w:numPr>
+          <w:ilvl w:val="0"/>
+          <w:numId w:val="30"/>
+        </w:numPr>
+        <w:spacing w:after="0" w:line="480" w:lineRule="auto"/>
+        <w:ind w:left="567" w:hanging="567"/>
+      </w:pPr>
+      <w:r>
+        <w:t>Mengurutkan hasil perhitungan jarak dari data pengujian terhadap data pelatihan, mulai dari jarak terkecil hingga nilai jarak terbesar.</w:t>
+      </w:r>
+    </w:p>
+    <w:p>
+      <w:pPr>
+        <w:pStyle w:val="DaftarParagraf"/>
+        <w:numPr>
+          <w:ilvl w:val="0"/>
+          <w:numId w:val="30"/>
+        </w:numPr>
+        <w:spacing w:after="0" w:line="480" w:lineRule="auto"/>
+        <w:ind w:left="567" w:hanging="567"/>
+      </w:pPr>
+      <w:r>
+        <w:t xml:space="preserve">Melakukan klasifikasi data berdasarkan kelas </w:t>
+      </w:r>
+      <w:r>
+        <w:t xml:space="preserve">mayoritas </w:t>
+      </w:r>
+      <w:r>
+        <w:t>yang paling banyak muncul</w:t>
+      </w:r>
+      <w:r>
+        <w:t xml:space="preserve"> s</w:t>
+      </w:r>
+      <w:r>
+        <w:t xml:space="preserve">esuai dengan nilai </w:t>
+      </w:r>
+      <m:oMath>
+        <m:r>
+          <w:rPr>
+            <w:rFonts w:ascii="Cambria Math" w:hAnsi="Cambria Math"/>
+          </w:rPr>
+          <m:t>k</m:t>
+        </m:r>
+      </m:oMath>
+      <w:r>
+        <w:t xml:space="preserve"> yang telah ditentukan. </w:t>
+      </w:r>
+    </w:p>
+    <w:p>
+      <w:pPr>
+        <w:spacing w:after="0" w:line="480" w:lineRule="auto"/>
+        <w:ind w:firstLine="567"/>
+      </w:pPr>
+      <w:r>
+        <w:t>Dalam perancangan sistem irigasi cerdas dengan implementasi K-Nearest Neighbors, merujuk pada</w:t>
+      </w:r>
+      <w:r>
+        <w:t xml:space="preserve"> </w:t>
+      </w:r>
+      <w:r>
+        <w:rPr>
+          <w:bCs/>
+        </w:rPr>
+        <w:t>penelitian berjudul</w:t>
+      </w:r>
+      <w:r>
+        <w:rPr>
+          <w:bCs/>
+        </w:rPr>
+        <w:t xml:space="preserve"> </w:t>
+      </w:r>
+      <w:proofErr w:type="spellStart"/>
+      <w:r>
+        <w:rPr>
+          <w:rFonts w:eastAsiaTheme="minorEastAsia" w:cs="Times New Roman"/>
+          <w:szCs w:val="24"/>
+        </w:rPr>
+        <w:t>Developing</w:t>
+      </w:r>
+      <w:proofErr w:type="spellEnd"/>
+      <w:r>
+        <w:rPr>
+          <w:rFonts w:eastAsiaTheme="minorEastAsia" w:cs="Times New Roman"/>
+          <w:szCs w:val="24"/>
+        </w:rPr>
+        <w:t xml:space="preserve"> </w:t>
+      </w:r>
+      <w:proofErr w:type="spellStart"/>
+      <w:r>
+        <w:rPr>
+          <w:rFonts w:eastAsiaTheme="minorEastAsia" w:cs="Times New Roman"/>
+          <w:szCs w:val="24"/>
+        </w:rPr>
+        <w:t>Hybrid</w:t>
+      </w:r>
+      <w:proofErr w:type="spellEnd"/>
+      <w:r>
+        <w:rPr>
+          <w:rFonts w:eastAsiaTheme="minorEastAsia" w:cs="Times New Roman"/>
+          <w:szCs w:val="24"/>
+        </w:rPr>
+        <w:t xml:space="preserve"> </w:t>
+      </w:r>
+      <w:proofErr w:type="spellStart"/>
+      <w:r>
+        <w:rPr>
+          <w:rFonts w:eastAsiaTheme="minorEastAsia" w:cs="Times New Roman"/>
+          <w:szCs w:val="24"/>
+        </w:rPr>
+        <w:t>Irrigration</w:t>
+      </w:r>
+      <w:proofErr w:type="spellEnd"/>
+      <w:r>
+        <w:rPr>
+          <w:rFonts w:eastAsiaTheme="minorEastAsia" w:cs="Times New Roman"/>
+          <w:szCs w:val="24"/>
+        </w:rPr>
+        <w:t xml:space="preserve"> System for Smart Agriculture Using IoT </w:t>
+      </w:r>
+      <w:proofErr w:type="spellStart"/>
+      <w:r>
+        <w:rPr>
+          <w:rFonts w:eastAsiaTheme="minorEastAsia" w:cs="Times New Roman"/>
+          <w:szCs w:val="24"/>
+        </w:rPr>
+        <w:t>Sensors</w:t>
+      </w:r>
+      <w:proofErr w:type="spellEnd"/>
+      <w:r>
+        <w:rPr>
+          <w:rFonts w:eastAsiaTheme="minorEastAsia" w:cs="Times New Roman"/>
+          <w:szCs w:val="24"/>
+        </w:rPr>
+        <w:t xml:space="preserve"> </w:t>
+      </w:r>
+      <w:proofErr w:type="spellStart"/>
+      <w:r>
+        <w:rPr>
+          <w:rFonts w:eastAsiaTheme="minorEastAsia" w:cs="Times New Roman"/>
+          <w:szCs w:val="24"/>
+        </w:rPr>
+        <w:t>and</w:t>
+      </w:r>
+      <w:proofErr w:type="spellEnd"/>
+      <w:r>
+        <w:rPr>
+          <w:rFonts w:eastAsiaTheme="minorEastAsia" w:cs="Times New Roman"/>
+          <w:szCs w:val="24"/>
+        </w:rPr>
+        <w:t xml:space="preserve"> Machine Learning in Sri </w:t>
+      </w:r>
+      <w:proofErr w:type="spellStart"/>
+      <w:r>
+        <w:rPr>
+          <w:rFonts w:eastAsiaTheme="minorEastAsia" w:cs="Times New Roman"/>
+          <w:szCs w:val="24"/>
+        </w:rPr>
+        <w:t>Ganganagar</w:t>
+      </w:r>
+      <w:proofErr w:type="spellEnd"/>
+      <w:r>
+        <w:rPr>
+          <w:rFonts w:eastAsiaTheme="minorEastAsia" w:cs="Times New Roman"/>
+          <w:szCs w:val="24"/>
+        </w:rPr>
+        <w:t xml:space="preserve">, </w:t>
+      </w:r>
+      <w:proofErr w:type="spellStart"/>
+      <w:r>
+        <w:rPr>
+          <w:rFonts w:eastAsiaTheme="minorEastAsia" w:cs="Times New Roman"/>
+          <w:szCs w:val="24"/>
+        </w:rPr>
+        <w:t>Rajasthan</w:t>
+      </w:r>
+      <w:proofErr w:type="spellEnd"/>
+      <w:r>
+        <w:rPr>
+          <w:bCs/>
+        </w:rPr>
+        <w:t xml:space="preserve">, </w:t>
+      </w:r>
+      <w:r>
+        <w:t>K-Nearest Neighbors dengan manhattan distance dan k = 5 mencapai akurasi sebesar 99,3% dan MSE sebesar 1,66 (Kaur, 2024).</w:t>
+      </w:r>
+      <w:r>
+        <w:t xml:space="preserve"> </w:t>
+      </w:r>
+    </w:p>
+    <w:p>
+      <w:pPr>
+        <w:pStyle w:val="Judul2"/>
         <w:numPr>
           <w:ilvl w:val="0"/>
           <w:numId w:val="8"/>
@@ -4211,7 +4719,7 @@
           <w:bCs/>
         </w:rPr>
       </w:pPr>
-      <w:bookmarkStart w:id="54" w:name="_Toc178662380"/>
+      <w:bookmarkStart w:id="56" w:name="_Toc178662380"/>
       <w:r>
         <w:rPr>
           <w:b/>
@@ -4226,7 +4734,7 @@
         </w:rPr>
         <w:t>upport Vector Machine</w:t>
       </w:r>
-      <w:bookmarkEnd w:id="54"/>
+      <w:bookmarkEnd w:id="56"/>
     </w:p>
     <w:p>
       <w:pPr>
@@ -4240,14 +4748,7 @@
         <w:rPr>
           <w:rFonts w:cs="Times New Roman"/>
         </w:rPr>
-        <w:t xml:space="preserve">Solusi kedua adalah menggunakan Support Vector Machine (SVM) sebagai metode supervised learning yang sederhana dalam machine learning, yang diterapkan untuk menyelesaikan masalah klasifikasi maupun regresi. Metode ini dapat menangani data yang dapat dipisahkan secara linier maupun non linier. SVM </w:t>
-      </w:r>
-      <w:r>
-        <w:rPr>
-          <w:rFonts w:cs="Times New Roman"/>
-        </w:rPr>
-        <w:lastRenderedPageBreak/>
-        <w:t>bekerja dengan mencari hyperplane terbaik yang memaksimalkan dua kelas fitur dengan memaksimalkan margin (</w:t>
+        <w:t>Solusi kedua adalah menggunakan Support Vector Machine (SVM) sebagai metode supervised learning yang sederhana dalam machine learning, yang diterapkan untuk menyelesaikan masalah klasifikasi maupun regresi. Metode ini dapat menangani data yang dapat dipisahkan secara linier maupun non linier. SVM bekerja dengan mencari hyperplane terbaik yang memaksimalkan dua kelas fitur dengan memaksimalkan margin (</w:t>
       </w:r>
       <w:proofErr w:type="spellStart"/>
       <w:r>
@@ -4292,6 +4793,15 @@
         </w:rPr>
         <w:t>, 2020).</w:t>
       </w:r>
+    </w:p>
+    <w:p>
+      <w:pPr>
+        <w:spacing w:after="0" w:line="480" w:lineRule="auto"/>
+        <w:ind w:firstLine="567"/>
+        <w:rPr>
+          <w:rFonts w:cs="Times New Roman"/>
+        </w:rPr>
+      </w:pPr>
     </w:p>
     <w:p>
       <w:pPr>
@@ -4323,7 +4833,7 @@
                     </pic:cNvPicPr>
                   </pic:nvPicPr>
                   <pic:blipFill rotWithShape="1">
-                    <a:blip r:embed="rId13">
+                    <a:blip r:embed="rId14">
                       <a:extLst>
                         <a:ext uri="{28A0092B-C50C-407E-A947-70E740481C1C}">
                           <a14:useLocalDpi xmlns:a14="http://schemas.microsoft.com/office/drawing/2010/main" val="0"/>
@@ -4360,7 +4870,7 @@
     </w:p>
     <w:p>
       <w:pPr>
-        <w:pStyle w:val="Caption"/>
+        <w:pStyle w:val="Keterangan"/>
         <w:spacing w:after="0" w:line="480" w:lineRule="auto"/>
         <w:jc w:val="center"/>
       </w:pPr>
@@ -4403,7 +4913,7 @@
     </w:p>
     <w:p>
       <w:pPr>
-        <w:pStyle w:val="Heading2"/>
+        <w:pStyle w:val="Judul2"/>
         <w:numPr>
           <w:ilvl w:val="0"/>
           <w:numId w:val="8"/>
@@ -4415,7 +4925,7 @@
           <w:bCs/>
         </w:rPr>
       </w:pPr>
-      <w:bookmarkStart w:id="55" w:name="_Toc178662381"/>
+      <w:bookmarkStart w:id="57" w:name="_Toc178662381"/>
       <w:bookmarkEnd w:id="50"/>
       <w:bookmarkEnd w:id="51"/>
       <w:bookmarkEnd w:id="52"/>
@@ -4426,7 +4936,7 @@
         </w:rPr>
         <w:t>Random Forest</w:t>
       </w:r>
-      <w:bookmarkEnd w:id="55"/>
+      <w:bookmarkEnd w:id="57"/>
     </w:p>
     <w:p>
       <w:pPr>
@@ -4436,7 +4946,7 @@
     </w:p>
     <w:p>
       <w:pPr>
-        <w:pStyle w:val="Heading1"/>
+        <w:pStyle w:val="Judul1"/>
         <w:numPr>
           <w:ilvl w:val="0"/>
           <w:numId w:val="7"/>
@@ -4444,10 +4954,9 @@
         <w:spacing w:before="0" w:line="480" w:lineRule="auto"/>
         <w:ind w:left="567" w:hanging="567"/>
       </w:pPr>
-      <w:bookmarkStart w:id="56" w:name="_Toc178662382"/>
+      <w:bookmarkStart w:id="58" w:name="_Toc178662382"/>
       <w:bookmarkEnd w:id="53"/>
       <w:r>
-        <w:lastRenderedPageBreak/>
         <w:t>Analisis Pemilihan</w:t>
       </w:r>
       <w:r>
@@ -4458,14 +4967,14 @@
       <w:bookmarkEnd w:id="46"/>
       <w:bookmarkEnd w:id="47"/>
       <w:bookmarkEnd w:id="48"/>
-      <w:bookmarkEnd w:id="56"/>
+      <w:bookmarkEnd w:id="58"/>
     </w:p>
     <w:p>
       <w:pPr>
         <w:pStyle w:val="TableCaption"/>
       </w:pPr>
-      <w:bookmarkStart w:id="57" w:name="_Toc168602312"/>
-      <w:bookmarkStart w:id="58" w:name="_Toc176858178"/>
+      <w:bookmarkStart w:id="59" w:name="_Toc168602312"/>
+      <w:bookmarkStart w:id="60" w:name="_Toc176858178"/>
       <w:r>
         <w:t>Tabel 2.</w:t>
       </w:r>
@@ -4487,12 +4996,12 @@
       <w:r>
         <w:t xml:space="preserve"> Analisis Pemilihan Solusi</w:t>
       </w:r>
-      <w:bookmarkEnd w:id="57"/>
-      <w:bookmarkEnd w:id="58"/>
+      <w:bookmarkEnd w:id="59"/>
+      <w:bookmarkEnd w:id="60"/>
     </w:p>
     <w:tbl>
       <w:tblPr>
-        <w:tblStyle w:val="TableGrid"/>
+        <w:tblStyle w:val="KisiTabel"/>
         <w:tblW w:w="0" w:type="auto"/>
         <w:jc w:val="center"/>
         <w:tblLook w:val="04A0" w:firstRow="1" w:lastRow="0" w:firstColumn="1" w:lastColumn="0" w:noHBand="0" w:noVBand="1"/>
@@ -4521,7 +5030,7 @@
                 <w:szCs w:val="24"/>
               </w:rPr>
             </w:pPr>
-            <w:bookmarkStart w:id="59" w:name="_Hlk169276389"/>
+            <w:bookmarkStart w:id="61" w:name="_Hlk169276389"/>
             <w:r>
               <w:rPr>
                 <w:b/>
@@ -4839,7 +5348,35 @@
                 <w:rFonts w:cs="Times New Roman"/>
                 <w:szCs w:val="24"/>
               </w:rPr>
-              <w:t xml:space="preserve">Metode ini sangat sensitif terhadap outlier, noise, dan missing data. Namun, noise dapat dikurangi dengan meningkatkan nilai </w:t>
+              <w:t>Metode ini sangat sensitif terhadap outlier, noise, dan missing data</w:t>
+            </w:r>
+            <w:r>
+              <w:rPr>
+                <w:rFonts w:cs="Times New Roman"/>
+                <w:szCs w:val="24"/>
+              </w:rPr>
+              <w:t xml:space="preserve">, serta kurang </w:t>
+            </w:r>
+            <w:r>
+              <w:rPr>
+                <w:rFonts w:cs="Times New Roman"/>
+                <w:szCs w:val="24"/>
+              </w:rPr>
+              <w:t xml:space="preserve">cocok </w:t>
+            </w:r>
+            <w:r>
+              <w:rPr>
+                <w:rFonts w:cs="Times New Roman"/>
+                <w:szCs w:val="24"/>
+              </w:rPr>
+              <w:t>untuk data dengan dimensi yang besar</w:t>
+            </w:r>
+            <w:r>
+              <w:rPr>
+                <w:rFonts w:cs="Times New Roman"/>
+                <w:szCs w:val="24"/>
+              </w:rPr>
+              <w:t xml:space="preserve">. Namun, noise dapat dikurangi dengan meningkatkan nilai </w:t>
             </w:r>
             <m:oMath>
               <m:r>
@@ -4882,7 +5419,7 @@
           </w:p>
         </w:tc>
       </w:tr>
-      <w:bookmarkEnd w:id="59"/>
+      <w:bookmarkEnd w:id="61"/>
       <w:tr>
         <w:tblPrEx>
           <w:jc w:val="left"/>
@@ -4983,7 +5520,6 @@
                 <w:iCs/>
                 <w:szCs w:val="24"/>
               </w:rPr>
-              <w:lastRenderedPageBreak/>
               <w:t>Support Vector Machine</w:t>
             </w:r>
           </w:p>
@@ -5009,7 +5545,6 @@
                 <w:bCs/>
                 <w:szCs w:val="24"/>
               </w:rPr>
-              <w:lastRenderedPageBreak/>
               <w:t>Aspek Ekonomis</w:t>
             </w:r>
           </w:p>
@@ -5068,7 +5603,6 @@
                 <w:bCs/>
                 <w:szCs w:val="24"/>
               </w:rPr>
-              <w:lastRenderedPageBreak/>
               <w:t>Aspek Sustainbilitas</w:t>
             </w:r>
           </w:p>
@@ -5080,6 +5614,13 @@
                 <w:szCs w:val="24"/>
               </w:rPr>
             </w:pPr>
+            <w:r>
+              <w:rPr>
+                <w:rFonts w:cs="Times New Roman"/>
+                <w:szCs w:val="24"/>
+              </w:rPr>
+              <w:t xml:space="preserve"> </w:t>
+            </w:r>
           </w:p>
         </w:tc>
         <w:tc>
@@ -5100,7 +5641,6 @@
                 <w:rFonts w:ascii="Segoe UI Symbol" w:hAnsi="Segoe UI Symbol" w:cs="Segoe UI Symbol"/>
                 <w:szCs w:val="24"/>
               </w:rPr>
-              <w:lastRenderedPageBreak/>
               <w:t>🗸</w:t>
             </w:r>
           </w:p>
@@ -5328,7 +5868,7 @@
     <w:p>
       <w:pPr>
         <w:sectPr>
-          <w:footerReference w:type="first" r:id="rId14"/>
+          <w:footerReference w:type="first" r:id="rId15"/>
           <w:pgSz w:w="11906" w:h="16838"/>
           <w:pgMar w:top="2268" w:right="1701" w:bottom="1701" w:left="2268" w:header="1134" w:footer="708" w:gutter="0"/>
           <w:pgNumType w:start="14"/>
@@ -5340,7 +5880,7 @@
     </w:p>
     <w:p>
       <w:pPr>
-        <w:pStyle w:val="Heading1"/>
+        <w:pStyle w:val="Judul1"/>
         <w:spacing w:line="480" w:lineRule="auto"/>
         <w:jc w:val="center"/>
         <w:rPr>
@@ -5349,14 +5889,13 @@
           <w:szCs w:val="24"/>
         </w:rPr>
       </w:pPr>
-      <w:bookmarkStart w:id="60" w:name="_Toc178662383"/>
+      <w:bookmarkStart w:id="62" w:name="_Toc178662383"/>
       <w:r>
         <w:rPr>
           <w:rFonts w:cs="Times New Roman"/>
           <w:bCs/>
           <w:szCs w:val="24"/>
         </w:rPr>
-        <w:lastRenderedPageBreak/>
         <w:t>BAB III</w:t>
       </w:r>
       <w:r>
@@ -5375,11 +5914,11 @@
         </w:rPr>
         <w:t>METODOLOGI</w:t>
       </w:r>
-      <w:bookmarkEnd w:id="60"/>
-    </w:p>
-    <w:p>
-      <w:pPr>
-        <w:pStyle w:val="Heading1"/>
+      <w:bookmarkEnd w:id="62"/>
+    </w:p>
+    <w:p>
+      <w:pPr>
+        <w:pStyle w:val="Judul1"/>
         <w:numPr>
           <w:ilvl w:val="0"/>
           <w:numId w:val="26"/>
@@ -5387,11 +5926,11 @@
         <w:spacing w:before="0" w:line="480" w:lineRule="auto"/>
         <w:ind w:left="567" w:hanging="567"/>
       </w:pPr>
-      <w:bookmarkStart w:id="61" w:name="_Toc178662384"/>
+      <w:bookmarkStart w:id="63" w:name="_Toc178662384"/>
       <w:r>
         <w:t>Identifikasi Masalah</w:t>
       </w:r>
-      <w:bookmarkEnd w:id="61"/>
+      <w:bookmarkEnd w:id="63"/>
     </w:p>
     <w:p>
       <w:pPr>
@@ -5404,7 +5943,7 @@
     </w:p>
     <w:p>
       <w:pPr>
-        <w:pStyle w:val="Heading1"/>
+        <w:pStyle w:val="Judul1"/>
         <w:numPr>
           <w:ilvl w:val="0"/>
           <w:numId w:val="26"/>
@@ -5412,11 +5951,11 @@
         <w:spacing w:before="0" w:line="480" w:lineRule="auto"/>
         <w:ind w:left="567" w:hanging="567"/>
       </w:pPr>
-      <w:bookmarkStart w:id="62" w:name="_Toc178662385"/>
+      <w:bookmarkStart w:id="64" w:name="_Toc178662385"/>
       <w:r>
         <w:t>Analisis Solusi</w:t>
       </w:r>
-      <w:bookmarkEnd w:id="62"/>
+      <w:bookmarkEnd w:id="64"/>
     </w:p>
     <w:p>
       <w:pPr>
@@ -5444,7 +5983,7 @@
     </w:p>
     <w:p>
       <w:pPr>
-        <w:pStyle w:val="Heading1"/>
+        <w:pStyle w:val="Judul1"/>
         <w:numPr>
           <w:ilvl w:val="0"/>
           <w:numId w:val="26"/>
@@ -5452,11 +5991,11 @@
         <w:spacing w:before="0" w:line="480" w:lineRule="auto"/>
         <w:ind w:left="567" w:hanging="567"/>
       </w:pPr>
-      <w:bookmarkStart w:id="63" w:name="_Toc178662386"/>
+      <w:bookmarkStart w:id="65" w:name="_Toc178662386"/>
       <w:r>
         <w:t>Pengumpulan Data</w:t>
       </w:r>
-      <w:bookmarkEnd w:id="63"/>
+      <w:bookmarkEnd w:id="65"/>
     </w:p>
     <w:p>
       <w:pPr>
@@ -5488,7 +6027,7 @@
       <w:r>
         <w:t xml:space="preserve"> Data yang dapat diakses melalui </w:t>
       </w:r>
-      <w:hyperlink r:id="rId15" w:history="1">
+      <w:hyperlink r:id="rId16" w:history="1">
         <w:r>
           <w:rPr>
             <w:rStyle w:val="Hyperlink"/>
@@ -5508,7 +6047,6 @@
         <w:spacing w:after="0"/>
       </w:pPr>
       <w:r>
-        <w:lastRenderedPageBreak/>
         <w:t>Tabel 3.</w:t>
       </w:r>
       <w:r>
@@ -5533,7 +6071,7 @@
     <w:p/>
     <w:p>
       <w:pPr>
-        <w:pStyle w:val="Heading1"/>
+        <w:pStyle w:val="Judul1"/>
         <w:numPr>
           <w:ilvl w:val="0"/>
           <w:numId w:val="26"/>
@@ -5541,11 +6079,11 @@
         <w:spacing w:before="0" w:line="480" w:lineRule="auto"/>
         <w:ind w:left="567" w:hanging="567"/>
       </w:pPr>
-      <w:bookmarkStart w:id="64" w:name="_Toc178662387"/>
+      <w:bookmarkStart w:id="66" w:name="_Toc178662387"/>
       <w:r>
         <w:t>Preprocessing Data</w:t>
       </w:r>
-      <w:bookmarkEnd w:id="64"/>
+      <w:bookmarkEnd w:id="66"/>
     </w:p>
     <w:p>
       <w:pPr>
@@ -5558,7 +6096,7 @@
     </w:p>
     <w:p>
       <w:pPr>
-        <w:pStyle w:val="Heading1"/>
+        <w:pStyle w:val="Judul1"/>
         <w:numPr>
           <w:ilvl w:val="0"/>
           <w:numId w:val="26"/>
@@ -5566,15 +6104,15 @@
         <w:spacing w:before="0" w:line="480" w:lineRule="auto"/>
         <w:ind w:left="567" w:hanging="567"/>
       </w:pPr>
-      <w:bookmarkStart w:id="65" w:name="_Toc178662388"/>
+      <w:bookmarkStart w:id="67" w:name="_Toc178662388"/>
       <w:r>
         <w:t>Perancangan Model</w:t>
       </w:r>
-      <w:bookmarkEnd w:id="65"/>
-    </w:p>
-    <w:p>
-      <w:pPr>
-        <w:pStyle w:val="Heading1"/>
+      <w:bookmarkEnd w:id="67"/>
+    </w:p>
+    <w:p>
+      <w:pPr>
+        <w:pStyle w:val="Judul1"/>
         <w:numPr>
           <w:ilvl w:val="0"/>
           <w:numId w:val="26"/>
@@ -5582,11 +6120,11 @@
         <w:spacing w:before="0" w:line="480" w:lineRule="auto"/>
         <w:ind w:left="567" w:hanging="567"/>
       </w:pPr>
-      <w:bookmarkStart w:id="66" w:name="_Toc178662389"/>
+      <w:bookmarkStart w:id="68" w:name="_Toc178662389"/>
       <w:r>
         <w:t>Implementasi Model</w:t>
       </w:r>
-      <w:bookmarkEnd w:id="66"/>
+      <w:bookmarkEnd w:id="68"/>
     </w:p>
     <w:p>
       <w:pPr>
@@ -5689,7 +6227,7 @@
     </w:p>
     <w:p>
       <w:pPr>
-        <w:pStyle w:val="Heading1"/>
+        <w:pStyle w:val="Judul1"/>
         <w:numPr>
           <w:ilvl w:val="0"/>
           <w:numId w:val="26"/>
@@ -5697,11 +6235,11 @@
         <w:spacing w:before="0" w:line="480" w:lineRule="auto"/>
         <w:ind w:left="567" w:hanging="567"/>
       </w:pPr>
-      <w:bookmarkStart w:id="67" w:name="_Toc178662390"/>
+      <w:bookmarkStart w:id="69" w:name="_Toc178662390"/>
       <w:r>
         <w:t>Pengujian</w:t>
       </w:r>
-      <w:bookmarkEnd w:id="67"/>
+      <w:bookmarkEnd w:id="69"/>
     </w:p>
     <w:p>
       <w:pPr>
@@ -5734,7 +6272,7 @@
     </w:p>
     <w:p>
       <w:pPr>
-        <w:pStyle w:val="ListParagraph"/>
+        <w:pStyle w:val="DaftarParagraf"/>
         <w:numPr>
           <w:ilvl w:val="0"/>
           <w:numId w:val="5"/>
@@ -5748,7 +6286,7 @@
     </w:p>
     <w:p>
       <w:pPr>
-        <w:pStyle w:val="ListParagraph"/>
+        <w:pStyle w:val="DaftarParagraf"/>
         <w:spacing w:after="0" w:line="480" w:lineRule="auto"/>
         <w:jc w:val="center"/>
         <w:rPr>
@@ -5760,7 +6298,6 @@
           <w:rPr>
             <w:rFonts w:ascii="Cambria Math" w:hAnsi="Cambria Math"/>
           </w:rPr>
-          <w:lastRenderedPageBreak/>
           <m:t>Accuracy=</m:t>
         </m:r>
         <m:f>
@@ -5974,7 +6511,7 @@
     </w:p>
     <w:p>
       <w:pPr>
-        <w:pStyle w:val="ListParagraph"/>
+        <w:pStyle w:val="DaftarParagraf"/>
         <w:spacing w:after="0" w:line="480" w:lineRule="auto"/>
         <w:ind w:left="567"/>
       </w:pPr>
@@ -5984,7 +6521,7 @@
     </w:p>
     <w:p>
       <w:pPr>
-        <w:pStyle w:val="ListParagraph"/>
+        <w:pStyle w:val="DaftarParagraf"/>
         <w:spacing w:after="0" w:line="480" w:lineRule="auto"/>
         <w:ind w:left="567"/>
         <w:rPr>
@@ -6056,7 +6593,7 @@
     </w:p>
     <w:p>
       <w:pPr>
-        <w:pStyle w:val="ListParagraph"/>
+        <w:pStyle w:val="DaftarParagraf"/>
         <w:spacing w:after="0" w:line="480" w:lineRule="auto"/>
         <w:ind w:left="567"/>
         <w:rPr>
@@ -6128,7 +6665,7 @@
     </w:p>
     <w:p>
       <w:pPr>
-        <w:pStyle w:val="ListParagraph"/>
+        <w:pStyle w:val="DaftarParagraf"/>
         <w:spacing w:after="0" w:line="480" w:lineRule="auto"/>
         <w:ind w:left="567"/>
         <w:rPr>
@@ -6200,7 +6737,7 @@
     </w:p>
     <w:p>
       <w:pPr>
-        <w:pStyle w:val="ListParagraph"/>
+        <w:pStyle w:val="DaftarParagraf"/>
         <w:spacing w:after="0" w:line="480" w:lineRule="auto"/>
         <w:ind w:left="567"/>
         <w:rPr>
@@ -6272,7 +6809,7 @@
     </w:p>
     <w:p>
       <w:pPr>
-        <w:pStyle w:val="ListParagraph"/>
+        <w:pStyle w:val="DaftarParagraf"/>
         <w:numPr>
           <w:ilvl w:val="0"/>
           <w:numId w:val="5"/>
@@ -6286,7 +6823,7 @@
     </w:p>
     <w:p>
       <w:pPr>
-        <w:pStyle w:val="ListParagraph"/>
+        <w:pStyle w:val="DaftarParagraf"/>
         <w:spacing w:after="0" w:line="480" w:lineRule="auto"/>
         <w:ind w:left="567"/>
         <w:jc w:val="center"/>
@@ -6416,7 +6953,7 @@
     </w:p>
     <w:p>
       <w:pPr>
-        <w:pStyle w:val="ListParagraph"/>
+        <w:pStyle w:val="DaftarParagraf"/>
         <w:spacing w:after="0" w:line="480" w:lineRule="auto"/>
         <w:ind w:left="567"/>
       </w:pPr>
@@ -6426,7 +6963,7 @@
     </w:p>
     <w:p>
       <w:pPr>
-        <w:pStyle w:val="ListParagraph"/>
+        <w:pStyle w:val="DaftarParagraf"/>
         <w:spacing w:after="0" w:line="480" w:lineRule="auto"/>
         <w:ind w:left="567"/>
         <w:rPr>
@@ -6498,7 +7035,7 @@
     </w:p>
     <w:p>
       <w:pPr>
-        <w:pStyle w:val="ListParagraph"/>
+        <w:pStyle w:val="DaftarParagraf"/>
         <w:spacing w:after="0" w:line="480" w:lineRule="auto"/>
         <w:ind w:left="567"/>
       </w:pPr>
@@ -6567,7 +7104,7 @@
     </w:p>
     <w:p>
       <w:pPr>
-        <w:pStyle w:val="ListParagraph"/>
+        <w:pStyle w:val="DaftarParagraf"/>
         <w:numPr>
           <w:ilvl w:val="0"/>
           <w:numId w:val="5"/>
@@ -6721,7 +7258,7 @@
     </w:p>
     <w:p>
       <w:pPr>
-        <w:pStyle w:val="ListParagraph"/>
+        <w:pStyle w:val="DaftarParagraf"/>
         <w:spacing w:after="0" w:line="480" w:lineRule="auto"/>
         <w:ind w:left="567"/>
       </w:pPr>
@@ -6731,7 +7268,7 @@
     </w:p>
     <w:p>
       <w:pPr>
-        <w:pStyle w:val="ListParagraph"/>
+        <w:pStyle w:val="DaftarParagraf"/>
         <w:spacing w:after="0" w:line="480" w:lineRule="auto"/>
         <w:ind w:left="567"/>
         <w:rPr>
@@ -6803,7 +7340,7 @@
     </w:p>
     <w:p>
       <w:pPr>
-        <w:pStyle w:val="ListParagraph"/>
+        <w:pStyle w:val="DaftarParagraf"/>
         <w:spacing w:after="0" w:line="480" w:lineRule="auto"/>
         <w:ind w:left="567"/>
         <w:rPr>
@@ -6875,7 +7412,7 @@
     </w:p>
     <w:p>
       <w:pPr>
-        <w:pStyle w:val="ListParagraph"/>
+        <w:pStyle w:val="DaftarParagraf"/>
         <w:numPr>
           <w:ilvl w:val="0"/>
           <w:numId w:val="5"/>
@@ -6958,7 +7495,7 @@
     <w:p/>
     <w:p>
       <w:pPr>
-        <w:pStyle w:val="Heading1"/>
+        <w:pStyle w:val="Judul1"/>
         <w:numPr>
           <w:ilvl w:val="0"/>
           <w:numId w:val="26"/>
@@ -6966,12 +7503,11 @@
         <w:spacing w:before="0" w:line="480" w:lineRule="auto"/>
         <w:ind w:left="567" w:hanging="567"/>
       </w:pPr>
-      <w:bookmarkStart w:id="68" w:name="_Toc178662391"/>
-      <w:r>
-        <w:lastRenderedPageBreak/>
+      <w:bookmarkStart w:id="70" w:name="_Toc178662391"/>
+      <w:r>
         <w:t>Hasil</w:t>
       </w:r>
-      <w:bookmarkEnd w:id="68"/>
+      <w:bookmarkEnd w:id="70"/>
     </w:p>
     <w:p/>
     <w:p>
@@ -7176,7 +7712,7 @@
           <w:vertAlign w:val="subscript"/>
         </w:rPr>
         <w:sectPr>
-          <w:footerReference w:type="first" r:id="rId16"/>
+          <w:footerReference w:type="first" r:id="rId17"/>
           <w:pgSz w:w="11906" w:h="16838"/>
           <w:pgMar w:top="2268" w:right="1701" w:bottom="1701" w:left="2268" w:header="1134" w:footer="708" w:gutter="0"/>
           <w:pgNumType w:start="15"/>
@@ -7188,7 +7724,7 @@
     </w:p>
     <w:p>
       <w:pPr>
-        <w:pStyle w:val="Heading1"/>
+        <w:pStyle w:val="Judul1"/>
         <w:spacing w:line="480" w:lineRule="auto"/>
         <w:jc w:val="center"/>
         <w:rPr>
@@ -7197,14 +7733,13 @@
           <w:szCs w:val="24"/>
         </w:rPr>
       </w:pPr>
-      <w:bookmarkStart w:id="69" w:name="_Toc178662392"/>
+      <w:bookmarkStart w:id="71" w:name="_Toc178662392"/>
       <w:r>
         <w:rPr>
           <w:rFonts w:cs="Times New Roman"/>
           <w:bCs/>
           <w:szCs w:val="24"/>
         </w:rPr>
-        <w:lastRenderedPageBreak/>
         <w:t>BAB IV</w:t>
       </w:r>
       <w:r>
@@ -7223,7 +7758,7 @@
         </w:rPr>
         <w:t>PERANCANGAN</w:t>
       </w:r>
-      <w:bookmarkEnd w:id="69"/>
+      <w:bookmarkEnd w:id="71"/>
     </w:p>
     <w:p/>
     <w:p/>
@@ -7331,16 +7866,15 @@
           <w:bCs w:val="0"/>
         </w:rPr>
       </w:pPr>
-      <w:bookmarkStart w:id="70" w:name="_Toc178662393"/>
+      <w:bookmarkStart w:id="72" w:name="_Toc178662393"/>
       <w:r>
         <w:rPr>
           <w:b/>
           <w:bCs w:val="0"/>
         </w:rPr>
-        <w:lastRenderedPageBreak/>
         <w:t>DAFTAR PUSTAKA</w:t>
       </w:r>
-      <w:bookmarkEnd w:id="70"/>
+      <w:bookmarkEnd w:id="72"/>
     </w:p>
     <w:p>
       <w:pPr>
@@ -7447,7 +7981,7 @@
         </w:rPr>
         <w:t xml:space="preserve">(2), 124–136. </w:t>
       </w:r>
-      <w:hyperlink r:id="rId17" w:history="1">
+      <w:hyperlink r:id="rId18" w:history="1">
         <w:r>
           <w:rPr>
             <w:rStyle w:val="Hyperlink"/>
@@ -7522,7 +8056,7 @@
         </w:rPr>
         <w:t xml:space="preserve"> Sebagai Perwujudan Ketahanan Pangan Masyarakat Desa Liang Ulu. Darmabakti Jurnal Pengabdian Dan Pemberdayaan Masyarakat, 4(1), 64–69. </w:t>
       </w:r>
-      <w:hyperlink r:id="rId18" w:history="1">
+      <w:hyperlink r:id="rId19" w:history="1">
         <w:r>
           <w:rPr>
             <w:rStyle w:val="Hyperlink"/>
@@ -7696,7 +8230,7 @@
         </w:rPr>
         <w:t xml:space="preserve"> Patriot Mengabdi, 2(01), 331–346. </w:t>
       </w:r>
-      <w:hyperlink r:id="rId19" w:history="1">
+      <w:hyperlink r:id="rId20" w:history="1">
         <w:r>
           <w:rPr>
             <w:rStyle w:val="Hyperlink"/>
@@ -7939,7 +8473,7 @@
         </w:rPr>
         <w:t xml:space="preserve">(3), 149–161. </w:t>
       </w:r>
-      <w:hyperlink r:id="rId20" w:history="1">
+      <w:hyperlink r:id="rId21" w:history="1">
         <w:r>
           <w:rPr>
             <w:rStyle w:val="Hyperlink"/>
@@ -8040,7 +8574,7 @@
         </w:rPr>
         <w:t xml:space="preserve">(1), 199–203. </w:t>
       </w:r>
-      <w:hyperlink r:id="rId21" w:history="1">
+      <w:hyperlink r:id="rId22" w:history="1">
         <w:r>
           <w:rPr>
             <w:rStyle w:val="Hyperlink"/>
@@ -8117,7 +8651,7 @@
         </w:rPr>
         <w:t xml:space="preserve">, 3(1), 71–78. </w:t>
       </w:r>
-      <w:hyperlink r:id="rId22" w:history="1">
+      <w:hyperlink r:id="rId23" w:history="1">
         <w:r>
           <w:rPr>
             <w:rStyle w:val="Hyperlink"/>
@@ -8311,7 +8845,7 @@
         </w:rPr>
         <w:t xml:space="preserve">(1), 586–593. </w:t>
       </w:r>
-      <w:hyperlink r:id="rId23" w:history="1">
+      <w:hyperlink r:id="rId24" w:history="1">
         <w:r>
           <w:rPr>
             <w:rStyle w:val="Hyperlink"/>
@@ -8342,7 +8876,6 @@
         <w:rPr>
           <w:color w:val="000000" w:themeColor="text1"/>
         </w:rPr>
-        <w:lastRenderedPageBreak/>
         <w:t xml:space="preserve">Pratiwi, A., &amp; </w:t>
       </w:r>
       <w:proofErr w:type="spellStart"/>
@@ -8415,7 +8948,7 @@
         </w:rPr>
         <w:t xml:space="preserve">(2), 75–84. </w:t>
       </w:r>
-      <w:hyperlink r:id="rId24" w:history="1">
+      <w:hyperlink r:id="rId25" w:history="1">
         <w:r>
           <w:rPr>
             <w:rStyle w:val="Hyperlink"/>
@@ -8559,7 +9092,7 @@
         </w:rPr>
         <w:t xml:space="preserve"> Jurnal: Jurnal Ilmiah Teknik Mesin, 17(1), 17–17. </w:t>
       </w:r>
-      <w:hyperlink r:id="rId25" w:history="1">
+      <w:hyperlink r:id="rId26" w:history="1">
         <w:r>
           <w:rPr>
             <w:rStyle w:val="Hyperlink"/>
@@ -8672,7 +9205,7 @@
         </w:rPr>
         <w:t xml:space="preserve"> : Jurnal Teknologi Informasi Dan Elektronika, 8(2), 91–97. </w:t>
       </w:r>
-      <w:hyperlink r:id="rId26" w:history="1">
+      <w:hyperlink r:id="rId27" w:history="1">
         <w:r>
           <w:rPr>
             <w:rStyle w:val="Hyperlink"/>
@@ -8738,7 +9271,7 @@
         </w:rPr>
         <w:t xml:space="preserve"> dan Telegram. Jurnal RESTIKOM Riset Teknik Informatika Dan Komputer, 4(1), 45–49. </w:t>
       </w:r>
-      <w:hyperlink r:id="rId27" w:history="1">
+      <w:hyperlink r:id="rId28" w:history="1">
         <w:r>
           <w:rPr>
             <w:rStyle w:val="Hyperlink"/>
@@ -8894,7 +9427,7 @@
         </w:rPr>
         <w:t xml:space="preserve">(1), 40–45. </w:t>
       </w:r>
-      <w:hyperlink r:id="rId28" w:history="1">
+      <w:hyperlink r:id="rId29" w:history="1">
         <w:r>
           <w:rPr>
             <w:rStyle w:val="Hyperlink"/>
@@ -9326,10 +9859,7 @@
           <w:fldChar w:fldCharType="separate"/>
         </w:r>
         <w:r>
-          <w:t>1</w:t>
-        </w:r>
-        <w:r>
-          <w:t>5</w:t>
+          <w:t>15</w:t>
         </w:r>
         <w:r>
           <w:fldChar w:fldCharType="end"/>
@@ -12660,11 +13190,11 @@
       <w:lang w:val="id-ID"/>
     </w:rPr>
   </w:style>
-  <w:style w:type="paragraph" w:styleId="Heading1">
+  <w:style w:type="paragraph" w:styleId="Judul1">
     <w:name w:val="heading 1"/>
     <w:basedOn w:val="Normal"/>
     <w:next w:val="Normal"/>
-    <w:link w:val="Heading1Char"/>
+    <w:link w:val="Judul1KAR"/>
     <w:uiPriority w:val="9"/>
     <w:qFormat/>
     <w:rsid w:val="00871597"/>
@@ -12680,11 +13210,11 @@
       <w:szCs w:val="32"/>
     </w:rPr>
   </w:style>
-  <w:style w:type="paragraph" w:styleId="Heading2">
+  <w:style w:type="paragraph" w:styleId="Judul2">
     <w:name w:val="heading 2"/>
     <w:basedOn w:val="Normal"/>
     <w:next w:val="Normal"/>
-    <w:link w:val="Heading2Char"/>
+    <w:link w:val="Judul2KAR"/>
     <w:uiPriority w:val="9"/>
     <w:unhideWhenUsed/>
     <w:qFormat/>
@@ -12700,11 +13230,11 @@
       <w:szCs w:val="26"/>
     </w:rPr>
   </w:style>
-  <w:style w:type="paragraph" w:styleId="Heading3">
+  <w:style w:type="paragraph" w:styleId="Judul3">
     <w:name w:val="heading 3"/>
     <w:basedOn w:val="Normal"/>
     <w:next w:val="Normal"/>
-    <w:link w:val="Heading3Char"/>
+    <w:link w:val="Judul3KAR"/>
     <w:uiPriority w:val="9"/>
     <w:unhideWhenUsed/>
     <w:qFormat/>
@@ -12720,12 +13250,13 @@
       <w:szCs w:val="24"/>
     </w:rPr>
   </w:style>
-  <w:style w:type="character" w:default="1" w:styleId="DefaultParagraphFont">
+  <w:style w:type="character" w:default="1" w:styleId="FontParagrafDefault">
     <w:name w:val="Default Paragraph Font"/>
     <w:uiPriority w:val="1"/>
+    <w:semiHidden/>
     <w:unhideWhenUsed/>
   </w:style>
-  <w:style w:type="table" w:default="1" w:styleId="TableNormal">
+  <w:style w:type="table" w:default="1" w:styleId="TabelNormal">
     <w:name w:val="Normal Table"/>
     <w:uiPriority w:val="99"/>
     <w:semiHidden/>
@@ -12740,17 +13271,17 @@
       </w:tblCellMar>
     </w:tblPr>
   </w:style>
-  <w:style w:type="numbering" w:default="1" w:styleId="NoList">
+  <w:style w:type="numbering" w:default="1" w:styleId="TidakAdaDaftar">
     <w:name w:val="No List"/>
     <w:uiPriority w:val="99"/>
     <w:semiHidden/>
     <w:unhideWhenUsed/>
   </w:style>
-  <w:style w:type="paragraph" w:styleId="Quote">
+  <w:style w:type="paragraph" w:styleId="Kutipan">
     <w:name w:val="Quote"/>
-    <w:basedOn w:val="Heading1"/>
+    <w:basedOn w:val="Judul1"/>
     <w:next w:val="Normal"/>
-    <w:link w:val="QuoteChar"/>
+    <w:link w:val="KutipanKAR"/>
     <w:uiPriority w:val="29"/>
     <w:qFormat/>
     <w:rsid w:val="006025F2"/>
@@ -12765,10 +13296,10 @@
       <w:sz w:val="28"/>
     </w:rPr>
   </w:style>
-  <w:style w:type="character" w:customStyle="1" w:styleId="QuoteChar">
-    <w:name w:val="Quote Char"/>
-    <w:basedOn w:val="DefaultParagraphFont"/>
-    <w:link w:val="Quote"/>
+  <w:style w:type="character" w:customStyle="1" w:styleId="KutipanKAR">
+    <w:name w:val="Kutipan KAR"/>
+    <w:basedOn w:val="FontParagrafDefault"/>
+    <w:link w:val="Kutipan"/>
     <w:uiPriority w:val="29"/>
     <w:rsid w:val="006025F2"/>
     <w:rPr>
@@ -12781,10 +13312,10 @@
       <w:lang w:val="id-ID"/>
     </w:rPr>
   </w:style>
-  <w:style w:type="character" w:customStyle="1" w:styleId="Heading1Char">
-    <w:name w:val="Heading 1 Char"/>
-    <w:basedOn w:val="DefaultParagraphFont"/>
-    <w:link w:val="Heading1"/>
+  <w:style w:type="character" w:customStyle="1" w:styleId="Judul1KAR">
+    <w:name w:val="Judul 1 KAR"/>
+    <w:basedOn w:val="FontParagrafDefault"/>
+    <w:link w:val="Judul1"/>
     <w:uiPriority w:val="9"/>
     <w:rsid w:val="00871597"/>
     <w:rPr>
@@ -12796,9 +13327,9 @@
       <w:lang w:val="id-ID"/>
     </w:rPr>
   </w:style>
-  <w:style w:type="table" w:styleId="TableGrid">
+  <w:style w:type="table" w:styleId="KisiTabel">
     <w:name w:val="Table Grid"/>
-    <w:basedOn w:val="TableNormal"/>
+    <w:basedOn w:val="TabelNormal"/>
     <w:uiPriority w:val="39"/>
     <w:rsid w:val="006025F2"/>
     <w:pPr>
@@ -12815,7 +13346,7 @@
       </w:tblBorders>
     </w:tblPr>
   </w:style>
-  <w:style w:type="paragraph" w:styleId="ListParagraph">
+  <w:style w:type="paragraph" w:styleId="DaftarParagraf">
     <w:name w:val="List Paragraph"/>
     <w:basedOn w:val="Normal"/>
     <w:uiPriority w:val="1"/>
@@ -12829,7 +13360,7 @@
   <w:style w:type="paragraph" w:styleId="Header">
     <w:name w:val="header"/>
     <w:basedOn w:val="Normal"/>
-    <w:link w:val="HeaderChar"/>
+    <w:link w:val="HeaderKAR"/>
     <w:uiPriority w:val="99"/>
     <w:unhideWhenUsed/>
     <w:rsid w:val="004E68F0"/>
@@ -12841,9 +13372,9 @@
       <w:spacing w:after="0" w:line="240" w:lineRule="auto"/>
     </w:pPr>
   </w:style>
-  <w:style w:type="character" w:customStyle="1" w:styleId="HeaderChar">
-    <w:name w:val="Header Char"/>
-    <w:basedOn w:val="DefaultParagraphFont"/>
+  <w:style w:type="character" w:customStyle="1" w:styleId="HeaderKAR">
+    <w:name w:val="Header KAR"/>
+    <w:basedOn w:val="FontParagrafDefault"/>
     <w:link w:val="Header"/>
     <w:uiPriority w:val="99"/>
     <w:rsid w:val="004E68F0"/>
@@ -12857,7 +13388,7 @@
   <w:style w:type="paragraph" w:styleId="Footer">
     <w:name w:val="footer"/>
     <w:basedOn w:val="Normal"/>
-    <w:link w:val="FooterChar"/>
+    <w:link w:val="FooterKAR"/>
     <w:uiPriority w:val="99"/>
     <w:unhideWhenUsed/>
     <w:rsid w:val="004E68F0"/>
@@ -12869,9 +13400,9 @@
       <w:spacing w:after="0" w:line="240" w:lineRule="auto"/>
     </w:pPr>
   </w:style>
-  <w:style w:type="character" w:customStyle="1" w:styleId="FooterChar">
-    <w:name w:val="Footer Char"/>
-    <w:basedOn w:val="DefaultParagraphFont"/>
+  <w:style w:type="character" w:customStyle="1" w:styleId="FooterKAR">
+    <w:name w:val="Footer KAR"/>
+    <w:basedOn w:val="FontParagrafDefault"/>
     <w:link w:val="Footer"/>
     <w:uiPriority w:val="99"/>
     <w:rsid w:val="004E68F0"/>
@@ -12882,9 +13413,9 @@
       <w:lang w:val="id-ID"/>
     </w:rPr>
   </w:style>
-  <w:style w:type="paragraph" w:styleId="TOCHeading">
+  <w:style w:type="paragraph" w:styleId="JudulTOC">
     <w:name w:val="TOC Heading"/>
-    <w:basedOn w:val="Heading1"/>
+    <w:basedOn w:val="Judul1"/>
     <w:next w:val="Normal"/>
     <w:uiPriority w:val="39"/>
     <w:unhideWhenUsed/>
@@ -12919,7 +13450,7 @@
   </w:style>
   <w:style w:type="character" w:styleId="Hyperlink">
     <w:name w:val="Hyperlink"/>
-    <w:basedOn w:val="DefaultParagraphFont"/>
+    <w:basedOn w:val="FontParagrafDefault"/>
     <w:uiPriority w:val="99"/>
     <w:unhideWhenUsed/>
     <w:rsid w:val="00514A13"/>
@@ -12928,10 +13459,10 @@
       <w:u w:val="single"/>
     </w:rPr>
   </w:style>
-  <w:style w:type="character" w:customStyle="1" w:styleId="Heading2Char">
-    <w:name w:val="Heading 2 Char"/>
-    <w:basedOn w:val="DefaultParagraphFont"/>
-    <w:link w:val="Heading2"/>
+  <w:style w:type="character" w:customStyle="1" w:styleId="Judul2KAR">
+    <w:name w:val="Judul 2 KAR"/>
+    <w:basedOn w:val="FontParagrafDefault"/>
+    <w:link w:val="Judul2"/>
     <w:uiPriority w:val="9"/>
     <w:rsid w:val="008C2163"/>
     <w:rPr>
@@ -12942,10 +13473,10 @@
       <w:lang w:val="id-ID"/>
     </w:rPr>
   </w:style>
-  <w:style w:type="character" w:customStyle="1" w:styleId="Heading3Char">
-    <w:name w:val="Heading 3 Char"/>
-    <w:basedOn w:val="DefaultParagraphFont"/>
-    <w:link w:val="Heading3"/>
+  <w:style w:type="character" w:customStyle="1" w:styleId="Judul3KAR">
+    <w:name w:val="Judul 3 KAR"/>
+    <w:basedOn w:val="FontParagrafDefault"/>
+    <w:link w:val="Judul3"/>
     <w:uiPriority w:val="9"/>
     <w:rsid w:val="008C2163"/>
     <w:rPr>
@@ -12956,10 +13487,10 @@
       <w:lang w:val="id-ID"/>
     </w:rPr>
   </w:style>
-  <w:style w:type="paragraph" w:styleId="BodyText">
+  <w:style w:type="paragraph" w:styleId="TeksIsi">
     <w:name w:val="Body Text"/>
     <w:basedOn w:val="Normal"/>
-    <w:link w:val="BodyTextChar"/>
+    <w:link w:val="TeksIsiKAR"/>
     <w:uiPriority w:val="99"/>
     <w:unhideWhenUsed/>
     <w:rsid w:val="00A65E87"/>
@@ -12967,10 +13498,10 @@
       <w:spacing w:after="120"/>
     </w:pPr>
   </w:style>
-  <w:style w:type="character" w:customStyle="1" w:styleId="BodyTextChar">
-    <w:name w:val="Body Text Char"/>
-    <w:basedOn w:val="DefaultParagraphFont"/>
-    <w:link w:val="BodyText"/>
+  <w:style w:type="character" w:customStyle="1" w:styleId="TeksIsiKAR">
+    <w:name w:val="Teks Isi KAR"/>
+    <w:basedOn w:val="FontParagrafDefault"/>
+    <w:link w:val="TeksIsi"/>
     <w:uiPriority w:val="99"/>
     <w:rsid w:val="00A65E87"/>
     <w:rPr>
@@ -12980,11 +13511,11 @@
       <w:lang w:val="id-ID"/>
     </w:rPr>
   </w:style>
-  <w:style w:type="paragraph" w:styleId="Caption">
+  <w:style w:type="paragraph" w:styleId="Keterangan">
     <w:name w:val="caption"/>
     <w:basedOn w:val="Normal"/>
     <w:next w:val="Normal"/>
-    <w:link w:val="CaptionChar"/>
+    <w:link w:val="KeteranganKAR"/>
     <w:uiPriority w:val="35"/>
     <w:unhideWhenUsed/>
     <w:qFormat/>
@@ -12998,7 +13529,7 @@
       <w:szCs w:val="18"/>
     </w:rPr>
   </w:style>
-  <w:style w:type="paragraph" w:styleId="TableofFigures">
+  <w:style w:type="paragraph" w:styleId="TabelGambar">
     <w:name w:val="table of figures"/>
     <w:basedOn w:val="Normal"/>
     <w:next w:val="Normal"/>
@@ -13085,9 +13616,9 @@
       <w:szCs w:val="20"/>
     </w:rPr>
   </w:style>
-  <w:style w:type="character" w:styleId="PlaceholderText">
+  <w:style w:type="character" w:styleId="Tempatpenampungteks">
     <w:name w:val="Placeholder Text"/>
-    <w:basedOn w:val="DefaultParagraphFont"/>
+    <w:basedOn w:val="FontParagrafDefault"/>
     <w:uiPriority w:val="99"/>
     <w:semiHidden/>
     <w:rsid w:val="004070DB"/>
@@ -13108,7 +13639,7 @@
   </w:style>
   <w:style w:type="character" w:customStyle="1" w:styleId="PersamaanChar">
     <w:name w:val="Persamaan Char"/>
-    <w:basedOn w:val="DefaultParagraphFont"/>
+    <w:basedOn w:val="FontParagrafDefault"/>
     <w:link w:val="Persamaan"/>
     <w:rsid w:val="005F5646"/>
     <w:rPr>
@@ -13120,7 +13651,7 @@
   </w:style>
   <w:style w:type="paragraph" w:customStyle="1" w:styleId="TableCaption">
     <w:name w:val="Table Caption"/>
-    <w:basedOn w:val="Caption"/>
+    <w:basedOn w:val="Keterangan"/>
     <w:link w:val="TableCaptionChar"/>
     <w:qFormat/>
     <w:rsid w:val="00764212"/>
@@ -13131,7 +13662,7 @@
   </w:style>
   <w:style w:type="character" w:customStyle="1" w:styleId="TableCaptionChar">
     <w:name w:val="Table Caption Char"/>
-    <w:basedOn w:val="DefaultParagraphFont"/>
+    <w:basedOn w:val="FontParagrafDefault"/>
     <w:link w:val="TableCaption"/>
     <w:rsid w:val="00764212"/>
     <w:rPr>
@@ -13144,10 +13675,10 @@
       <w:lang w:val="id-ID"/>
     </w:rPr>
   </w:style>
-  <w:style w:type="character" w:customStyle="1" w:styleId="CaptionChar">
-    <w:name w:val="Caption Char"/>
-    <w:basedOn w:val="DefaultParagraphFont"/>
-    <w:link w:val="Caption"/>
+  <w:style w:type="character" w:customStyle="1" w:styleId="KeteranganKAR">
+    <w:name w:val="Keterangan KAR"/>
+    <w:basedOn w:val="FontParagrafDefault"/>
+    <w:link w:val="Keterangan"/>
     <w:uiPriority w:val="35"/>
     <w:rsid w:val="006A222D"/>
     <w:rPr>
@@ -13178,7 +13709,7 @@
   </w:style>
   <w:style w:type="character" w:customStyle="1" w:styleId="UnresolvedMention1">
     <w:name w:val="Unresolved Mention1"/>
-    <w:basedOn w:val="DefaultParagraphFont"/>
+    <w:basedOn w:val="FontParagrafDefault"/>
     <w:uiPriority w:val="99"/>
     <w:semiHidden/>
     <w:unhideWhenUsed/>
@@ -13188,10 +13719,10 @@
       <w:shd w:val="clear" w:color="auto" w:fill="E1DFDD"/>
     </w:rPr>
   </w:style>
-  <w:style w:type="paragraph" w:styleId="FootnoteText">
+  <w:style w:type="paragraph" w:styleId="TeksCatatanKaki">
     <w:name w:val="footnote text"/>
     <w:basedOn w:val="Normal"/>
-    <w:link w:val="FootnoteTextChar"/>
+    <w:link w:val="TeksCatatanKakiKAR"/>
     <w:uiPriority w:val="99"/>
     <w:semiHidden/>
     <w:unhideWhenUsed/>
@@ -13204,10 +13735,10 @@
       <w:szCs w:val="20"/>
     </w:rPr>
   </w:style>
-  <w:style w:type="character" w:customStyle="1" w:styleId="FootnoteTextChar">
-    <w:name w:val="Footnote Text Char"/>
-    <w:basedOn w:val="DefaultParagraphFont"/>
-    <w:link w:val="FootnoteText"/>
+  <w:style w:type="character" w:customStyle="1" w:styleId="TeksCatatanKakiKAR">
+    <w:name w:val="Teks Catatan Kaki KAR"/>
+    <w:basedOn w:val="FontParagrafDefault"/>
+    <w:link w:val="TeksCatatanKaki"/>
     <w:uiPriority w:val="99"/>
     <w:semiHidden/>
     <w:rsid w:val="008C78C1"/>
@@ -13219,9 +13750,9 @@
       <w:lang w:val="id-ID"/>
     </w:rPr>
   </w:style>
-  <w:style w:type="character" w:styleId="FollowedHyperlink">
+  <w:style w:type="character" w:styleId="HiperlinkyangDiikuti">
     <w:name w:val="FollowedHyperlink"/>
-    <w:basedOn w:val="DefaultParagraphFont"/>
+    <w:basedOn w:val="FontParagrafDefault"/>
     <w:uiPriority w:val="99"/>
     <w:semiHidden/>
     <w:unhideWhenUsed/>
@@ -13231,9 +13762,9 @@
       <w:u w:val="single"/>
     </w:rPr>
   </w:style>
-  <w:style w:type="character" w:styleId="CommentReference">
+  <w:style w:type="character" w:styleId="ReferensiKomentar">
     <w:name w:val="annotation reference"/>
-    <w:basedOn w:val="DefaultParagraphFont"/>
+    <w:basedOn w:val="FontParagrafDefault"/>
     <w:uiPriority w:val="99"/>
     <w:semiHidden/>
     <w:unhideWhenUsed/>
@@ -13243,10 +13774,10 @@
       <w:szCs w:val="16"/>
     </w:rPr>
   </w:style>
-  <w:style w:type="paragraph" w:styleId="CommentText">
+  <w:style w:type="paragraph" w:styleId="TeksKomentar">
     <w:name w:val="annotation text"/>
     <w:basedOn w:val="Normal"/>
-    <w:link w:val="CommentTextChar"/>
+    <w:link w:val="TeksKomentarKAR"/>
     <w:uiPriority w:val="99"/>
     <w:semiHidden/>
     <w:unhideWhenUsed/>
@@ -13259,10 +13790,10 @@
       <w:szCs w:val="20"/>
     </w:rPr>
   </w:style>
-  <w:style w:type="character" w:customStyle="1" w:styleId="CommentTextChar">
-    <w:name w:val="Comment Text Char"/>
-    <w:basedOn w:val="DefaultParagraphFont"/>
-    <w:link w:val="CommentText"/>
+  <w:style w:type="character" w:customStyle="1" w:styleId="TeksKomentarKAR">
+    <w:name w:val="Teks Komentar KAR"/>
+    <w:basedOn w:val="FontParagrafDefault"/>
+    <w:link w:val="TeksKomentar"/>
     <w:uiPriority w:val="99"/>
     <w:semiHidden/>
     <w:rsid w:val="004E646D"/>
@@ -13273,11 +13804,11 @@
       <w:lang w:val="id-ID"/>
     </w:rPr>
   </w:style>
-  <w:style w:type="paragraph" w:styleId="CommentSubject">
+  <w:style w:type="paragraph" w:styleId="SubjekKomentar">
     <w:name w:val="annotation subject"/>
-    <w:basedOn w:val="CommentText"/>
-    <w:next w:val="CommentText"/>
-    <w:link w:val="CommentSubjectChar"/>
+    <w:basedOn w:val="TeksKomentar"/>
+    <w:next w:val="TeksKomentar"/>
+    <w:link w:val="SubjekKomentarKAR"/>
     <w:uiPriority w:val="99"/>
     <w:semiHidden/>
     <w:unhideWhenUsed/>
@@ -13287,10 +13818,10 @@
       <w:bCs/>
     </w:rPr>
   </w:style>
-  <w:style w:type="character" w:customStyle="1" w:styleId="CommentSubjectChar">
-    <w:name w:val="Comment Subject Char"/>
-    <w:basedOn w:val="CommentTextChar"/>
-    <w:link w:val="CommentSubject"/>
+  <w:style w:type="character" w:customStyle="1" w:styleId="SubjekKomentarKAR">
+    <w:name w:val="Subjek Komentar KAR"/>
+    <w:basedOn w:val="TeksKomentarKAR"/>
+    <w:link w:val="SubjekKomentar"/>
     <w:uiPriority w:val="99"/>
     <w:semiHidden/>
     <w:rsid w:val="004E646D"/>
@@ -13303,9 +13834,9 @@
       <w:lang w:val="id-ID"/>
     </w:rPr>
   </w:style>
-  <w:style w:type="character" w:styleId="UnresolvedMention">
+  <w:style w:type="character" w:styleId="SebutanYangBelumTerselesaikan">
     <w:name w:val="Unresolved Mention"/>
-    <w:basedOn w:val="DefaultParagraphFont"/>
+    <w:basedOn w:val="FontParagrafDefault"/>
     <w:uiPriority w:val="99"/>
     <w:semiHidden/>
     <w:unhideWhenUsed/>
@@ -13317,7 +13848,7 @@
   </w:style>
   <w:style w:type="paragraph" w:customStyle="1" w:styleId="HeadingIntro">
     <w:name w:val="Heading Intro"/>
-    <w:basedOn w:val="Heading1"/>
+    <w:basedOn w:val="Judul1"/>
     <w:link w:val="HeadingIntroChar"/>
     <w:qFormat/>
     <w:rsid w:val="00D91D1F"/>
@@ -13331,7 +13862,7 @@
   </w:style>
   <w:style w:type="character" w:customStyle="1" w:styleId="HeadingIntroChar">
     <w:name w:val="Heading Intro Char"/>
-    <w:basedOn w:val="Heading1Char"/>
+    <w:basedOn w:val="Judul1KAR"/>
     <w:link w:val="HeadingIntro"/>
     <w:rsid w:val="00D91D1F"/>
     <w:rPr>

--- a/PROPOSAL TUGAS AKHIR.docx
+++ b/PROPOSAL TUGAS AKHIR.docx
@@ -1200,39 +1200,7 @@
           <w:rFonts w:cs="Times New Roman"/>
           <w:szCs w:val="24"/>
         </w:rPr>
-        <w:t xml:space="preserve">Bapak Dr. </w:t>
-      </w:r>
-      <w:proofErr w:type="spellStart"/>
-      <w:r>
-        <w:rPr>
-          <w:rFonts w:cs="Times New Roman"/>
-          <w:szCs w:val="24"/>
-        </w:rPr>
-        <w:t>Wijang</w:t>
-      </w:r>
-      <w:proofErr w:type="spellEnd"/>
-      <w:r>
-        <w:rPr>
-          <w:rFonts w:cs="Times New Roman"/>
-          <w:szCs w:val="24"/>
-        </w:rPr>
-        <w:t xml:space="preserve"> </w:t>
-      </w:r>
-      <w:proofErr w:type="spellStart"/>
-      <w:r>
-        <w:rPr>
-          <w:rFonts w:cs="Times New Roman"/>
-          <w:szCs w:val="24"/>
-        </w:rPr>
-        <w:t>Widhiarso</w:t>
-      </w:r>
-      <w:proofErr w:type="spellEnd"/>
-      <w:r>
-        <w:rPr>
-          <w:rFonts w:cs="Times New Roman"/>
-          <w:szCs w:val="24"/>
-        </w:rPr>
-        <w:t xml:space="preserve">, M.Kom., selaku Dekan Fakultas Ilmu Komputer dan Rekayasa. </w:t>
+        <w:t xml:space="preserve">Bapak Dr. Wijang Widhiarso, M.Kom., selaku Dekan Fakultas Ilmu Komputer dan Rekayasa. </w:t>
       </w:r>
     </w:p>
     <w:p>
@@ -1298,46 +1266,14 @@
           <w:rFonts w:cs="Times New Roman"/>
           <w:szCs w:val="24"/>
         </w:rPr>
-        <w:t xml:space="preserve">Bapak Daniel </w:t>
-      </w:r>
-      <w:proofErr w:type="spellStart"/>
-      <w:r>
-        <w:rPr>
-          <w:rFonts w:cs="Times New Roman"/>
-          <w:szCs w:val="24"/>
-        </w:rPr>
-        <w:t>Udju</w:t>
-      </w:r>
-      <w:r>
-        <w:rPr>
-          <w:rFonts w:cs="Times New Roman"/>
-          <w:szCs w:val="24"/>
-        </w:rPr>
-        <w:t>lalawa</w:t>
-      </w:r>
-      <w:proofErr w:type="spellEnd"/>
-      <w:r>
-        <w:rPr>
-          <w:rFonts w:cs="Times New Roman"/>
-          <w:szCs w:val="24"/>
-        </w:rPr>
-        <w:t xml:space="preserve">, </w:t>
-      </w:r>
-      <w:proofErr w:type="spellStart"/>
-      <w:r>
-        <w:rPr>
-          <w:rFonts w:cs="Times New Roman"/>
-          <w:szCs w:val="24"/>
-        </w:rPr>
-        <w:t>S.Kom.,M.T.I</w:t>
-      </w:r>
-      <w:proofErr w:type="spellEnd"/>
-      <w:r>
-        <w:rPr>
-          <w:rFonts w:cs="Times New Roman"/>
-          <w:szCs w:val="24"/>
-        </w:rPr>
-        <w:t>.., selaku P</w:t>
+        <w:t>Bapak Daniel Udju</w:t>
+      </w:r>
+      <w:r>
+        <w:rPr>
+          <w:rFonts w:cs="Times New Roman"/>
+          <w:szCs w:val="24"/>
+        </w:rPr>
+        <w:t>lalawa, S.Kom.,M.T.I.., selaku P</w:t>
       </w:r>
       <w:r>
         <w:rPr>
@@ -1445,23 +1381,7 @@
           <w:rFonts w:cs="Times New Roman"/>
           <w:szCs w:val="24"/>
         </w:rPr>
-        <w:t xml:space="preserve">epada Aldo Kadafi, Muhammad Fadli dan </w:t>
-      </w:r>
-      <w:proofErr w:type="spellStart"/>
-      <w:r>
-        <w:rPr>
-          <w:rFonts w:cs="Times New Roman"/>
-          <w:szCs w:val="24"/>
-        </w:rPr>
-        <w:t>Kartiva</w:t>
-      </w:r>
-      <w:proofErr w:type="spellEnd"/>
-      <w:r>
-        <w:rPr>
-          <w:rFonts w:cs="Times New Roman"/>
-          <w:szCs w:val="24"/>
-        </w:rPr>
-        <w:t xml:space="preserve"> </w:t>
+        <w:t xml:space="preserve">epada Aldo Kadafi, Muhammad Fadli dan Kartiva </w:t>
       </w:r>
       <w:r>
         <w:rPr>
@@ -2815,15 +2735,7 @@
         <w:t xml:space="preserve"> bagi</w:t>
       </w:r>
       <w:r>
-        <w:t xml:space="preserve"> manusia (</w:t>
-      </w:r>
-      <w:proofErr w:type="spellStart"/>
-      <w:r>
-        <w:t>Kynta</w:t>
-      </w:r>
-      <w:proofErr w:type="spellEnd"/>
-      <w:r>
-        <w:t>, 2024)</w:t>
+        <w:t xml:space="preserve"> manusia (Kynta, 2024)</w:t>
       </w:r>
       <w:r>
         <w:t>.</w:t>
@@ -2856,15 +2768,7 @@
         <w:t>buah-buahan</w:t>
       </w:r>
       <w:r>
-        <w:t>, dan tanaman hias (</w:t>
-      </w:r>
-      <w:proofErr w:type="spellStart"/>
-      <w:r>
-        <w:t>Bharata</w:t>
-      </w:r>
-      <w:proofErr w:type="spellEnd"/>
-      <w:r>
-        <w:t>, 2023).</w:t>
+        <w:t>, dan tanaman hias (Bharata, 2023).</w:t>
       </w:r>
     </w:p>
     <w:p>
@@ -2927,15 +2831,7 @@
         <w:ind w:firstLine="567"/>
       </w:pPr>
       <w:r>
-        <w:t>Berbagai elemen dapat memengaruhi kondisi ini, di antaranya adalah curah hujan, tipe tanah, dan tingkat evapotranspirasi (Hermanto, 2023). Proses evapotranspirasi terdiri dari dua komponen utama, yaitu evaporasi, yang merupakan perubahan air menjadi uap, dan transpirasi, yang mengacu pada penguapan air dari permukaan tanah (Sofia, 2023). Tingkat evapotranspirasi sangat dipengaruhi oleh faktor-faktor iklim serta jenis tanaman yang ada (</w:t>
-      </w:r>
-      <w:proofErr w:type="spellStart"/>
-      <w:r>
-        <w:t>Fausan</w:t>
-      </w:r>
-      <w:proofErr w:type="spellEnd"/>
-      <w:r>
-        <w:t>, 2020). Oleh karena itu, ketersediaan air dan kelembaban tanah menjadi aspek yang krusial untuk menggantikan air yang hilang selama proses ini.</w:t>
+        <w:t>Berbagai elemen dapat memengaruhi kondisi ini, di antaranya adalah curah hujan, tipe tanah, dan tingkat evapotranspirasi (Hermanto, 2023). Proses evapotranspirasi terdiri dari dua komponen utama, yaitu evaporasi, yang merupakan perubahan air menjadi uap, dan transpirasi, yang mengacu pada penguapan air dari permukaan tanah (Sofia, 2023). Tingkat evapotranspirasi sangat dipengaruhi oleh faktor-faktor iklim serta jenis tanaman yang ada (Fausan, 2020). Oleh karena itu, ketersediaan air dan kelembaban tanah menjadi aspek yang krusial untuk menggantikan air yang hilang selama proses ini.</w:t>
       </w:r>
     </w:p>
     <w:p>
@@ -3013,15 +2909,7 @@
         <w:t xml:space="preserve"> Mereka</w:t>
       </w:r>
       <w:r>
-        <w:t xml:space="preserve"> sering bergantung pada pengalaman pribadi untuk menentukan waktu dan jumlah air yang dibutuhkan dalam proses penyiraman tanaman (</w:t>
-      </w:r>
-      <w:proofErr w:type="spellStart"/>
-      <w:r>
-        <w:t>Anggarda</w:t>
-      </w:r>
-      <w:proofErr w:type="spellEnd"/>
-      <w:r>
-        <w:t>, 2023).</w:t>
+        <w:t xml:space="preserve"> sering bergantung pada pengalaman pribadi untuk menentukan waktu dan jumlah air yang dibutuhkan dalam proses penyiraman tanaman (Anggarda, 2023).</w:t>
       </w:r>
     </w:p>
     <w:p>
@@ -3090,15 +2978,7 @@
         <w:ind w:firstLine="567"/>
       </w:pPr>
       <w:r>
-        <w:t xml:space="preserve">Hasil wawancara dengan Denny Satria Mandala Putra, selaku direktur </w:t>
-      </w:r>
-      <w:proofErr w:type="spellStart"/>
-      <w:r>
-        <w:t>Quranic</w:t>
-      </w:r>
-      <w:proofErr w:type="spellEnd"/>
-      <w:r>
-        <w:t xml:space="preserve"> Farm menjelaskan bahwa pemantauan kelembaban tanah secara konvensional tidak akurat dan memerlukan banyak tenaga, sedangkan penyiraman manual sering tidak merata, terutama di musim kemarau. Akibatnya, pertumbuhan tanaman menjadi tidak seragam dan risiko penyakit tanaman meningkat. Pemantauan secara manual yang memakan waktu juga mengganggu aktivitas lain di perkebunan yang cukup besar.</w:t>
+        <w:t>Hasil wawancara dengan Denny Satria Mandala Putra, selaku direktur Quranic Farm menjelaskan bahwa pemantauan kelembaban tanah secara konvensional tidak akurat dan memerlukan banyak tenaga, sedangkan penyiraman manual sering tidak merata, terutama di musim kemarau. Akibatnya, pertumbuhan tanaman menjadi tidak seragam dan risiko penyakit tanaman meningkat. Pemantauan secara manual yang memakan waktu juga mengganggu aktivitas lain di perkebunan yang cukup besar.</w:t>
       </w:r>
     </w:p>
     <w:p>
@@ -3127,15 +3007,7 @@
         <w:t>Machine Learning</w:t>
       </w:r>
       <w:r>
-        <w:t>, yang merupakan bagian dari kecerdasan buatan yang melibatkan proses pembelajaran melalui komputasi dan identifikasi pola untuk melakukan prediksi serta pengambilan keputusan secara otomatis berdasarkan data yang tersedia (</w:t>
-      </w:r>
-      <w:proofErr w:type="spellStart"/>
-      <w:r>
-        <w:t>Anggarda</w:t>
-      </w:r>
-      <w:proofErr w:type="spellEnd"/>
-      <w:r>
-        <w:t xml:space="preserve">, 2023). </w:t>
+        <w:t xml:space="preserve">, yang merupakan bagian dari kecerdasan buatan yang melibatkan proses pembelajaran melalui komputasi dan identifikasi pola untuk melakukan prediksi serta pengambilan keputusan secara otomatis berdasarkan data yang tersedia (Anggarda, 2023). </w:t>
       </w:r>
     </w:p>
     <w:p>
@@ -3156,157 +3028,107 @@
       <w:r>
         <w:t xml:space="preserve">, yang memanfaatkan sensor </w:t>
       </w:r>
-      <w:proofErr w:type="spellStart"/>
       <w:r>
         <w:rPr>
           <w:i/>
           <w:iCs/>
         </w:rPr>
-        <w:t>Automatic</w:t>
-      </w:r>
-      <w:proofErr w:type="spellEnd"/>
+        <w:t>Automatic Weather Station</w:t>
+      </w:r>
+      <w:r>
+        <w:t xml:space="preserve"> (AWS), kelembaban tanah, dan berbagai faktor lingkungan lainnya</w:t>
+      </w:r>
+      <w:r>
+        <w:t xml:space="preserve">. </w:t>
+      </w:r>
+      <w:r>
+        <w:t xml:space="preserve">Setiap sensor menghasilkan data yang dikirimkan ke mikrokontroler </w:t>
+      </w:r>
+      <w:r>
+        <w:t>untuk analisis atau prediksi (Kaur, 2024).</w:t>
+      </w:r>
+      <w:r>
+        <w:t xml:space="preserve"> </w:t>
+      </w:r>
+      <w:r>
+        <w:t xml:space="preserve">Dengan </w:t>
+      </w:r>
+      <w:r>
+        <w:t>memanfaatkan</w:t>
+      </w:r>
+      <w:r>
+        <w:t xml:space="preserve"> </w:t>
+      </w:r>
       <w:r>
         <w:rPr>
           <w:i/>
           <w:iCs/>
         </w:rPr>
+        <w:t>Machine Learning</w:t>
+      </w:r>
+      <w:r>
+        <w:t xml:space="preserve">, </w:t>
+      </w:r>
+      <w:r>
+        <w:t>sistem</w:t>
+      </w:r>
+      <w:r>
         <w:t xml:space="preserve"> </w:t>
       </w:r>
-      <w:proofErr w:type="spellStart"/>
+      <w:r>
+        <w:t>ini</w:t>
+      </w:r>
+      <w:r>
+        <w:t xml:space="preserve"> dapat </w:t>
+      </w:r>
+      <w:r>
+        <w:t xml:space="preserve">memprediksi kebutuhan penyiraman dan memberikan rekomendasi </w:t>
+      </w:r>
+      <w:r>
+        <w:t>terkait</w:t>
+      </w:r>
+      <w:r>
+        <w:t xml:space="preserve"> waktu serta volume air yang diperlukan, berdasarkan </w:t>
+      </w:r>
+      <w:r>
+        <w:t>dataset yang</w:t>
+      </w:r>
+      <w:r>
+        <w:t xml:space="preserve"> </w:t>
+      </w:r>
+      <w:r>
+        <w:t>mencakup informasi mengenai</w:t>
+      </w:r>
+      <w:r>
+        <w:t xml:space="preserve"> cuaca hujan, suhu udara, kelembaban tanah, dan faktor-faktor lainnya</w:t>
+      </w:r>
+      <w:r>
+        <w:t xml:space="preserve"> (Anggarda, 2023).</w:t>
+      </w:r>
+    </w:p>
+    <w:p>
+      <w:pPr>
+        <w:spacing w:after="0" w:line="480" w:lineRule="auto"/>
+        <w:ind w:firstLine="567"/>
+      </w:pPr>
+      <w:r>
+        <w:t>Pengembangan sistem</w:t>
+      </w:r>
+      <w:r>
+        <w:t xml:space="preserve"> irigasi cerdas seperti prediksi penyiraman</w:t>
+      </w:r>
+      <w:r>
+        <w:t xml:space="preserve"> yang memanfaatkan </w:t>
+      </w:r>
       <w:r>
         <w:rPr>
           <w:i/>
           <w:iCs/>
         </w:rPr>
-        <w:t>Weather</w:t>
-      </w:r>
-      <w:proofErr w:type="spellEnd"/>
-      <w:r>
-        <w:rPr>
-          <w:i/>
-          <w:iCs/>
-        </w:rPr>
-        <w:t xml:space="preserve"> </w:t>
-      </w:r>
-      <w:proofErr w:type="spellStart"/>
-      <w:r>
-        <w:rPr>
-          <w:i/>
-          <w:iCs/>
-        </w:rPr>
-        <w:t>Station</w:t>
-      </w:r>
-      <w:proofErr w:type="spellEnd"/>
-      <w:r>
-        <w:t xml:space="preserve"> (AWS), kelembaban tanah, dan berbagai faktor lingkungan lainnya</w:t>
-      </w:r>
-      <w:r>
-        <w:t xml:space="preserve">. </w:t>
-      </w:r>
-      <w:r>
-        <w:t xml:space="preserve">Setiap sensor menghasilkan data yang dikirimkan ke mikrokontroler </w:t>
-      </w:r>
-      <w:r>
-        <w:t>untuk analisis atau prediksi (Kaur, 2024).</w:t>
-      </w:r>
-      <w:r>
-        <w:t xml:space="preserve"> </w:t>
-      </w:r>
-      <w:r>
-        <w:t xml:space="preserve">Dengan </w:t>
-      </w:r>
-      <w:r>
-        <w:t>memanfaatkan</w:t>
-      </w:r>
-      <w:r>
-        <w:t xml:space="preserve"> </w:t>
-      </w:r>
-      <w:r>
-        <w:rPr>
-          <w:i/>
-          <w:iCs/>
-        </w:rPr>
         <w:t>Machine Learning</w:t>
       </w:r>
       <w:r>
-        <w:t xml:space="preserve">, </w:t>
-      </w:r>
-      <w:r>
-        <w:t>sistem</w:t>
-      </w:r>
-      <w:r>
-        <w:t xml:space="preserve"> </w:t>
-      </w:r>
-      <w:r>
-        <w:t>ini</w:t>
-      </w:r>
-      <w:r>
-        <w:t xml:space="preserve"> dapat </w:t>
-      </w:r>
-      <w:r>
-        <w:t xml:space="preserve">memprediksi kebutuhan penyiraman dan memberikan rekomendasi </w:t>
-      </w:r>
-      <w:r>
-        <w:t>terkait</w:t>
-      </w:r>
-      <w:r>
-        <w:t xml:space="preserve"> waktu serta volume air yang diperlukan, berdasarkan </w:t>
-      </w:r>
-      <w:r>
-        <w:t>dataset yang</w:t>
-      </w:r>
-      <w:r>
-        <w:t xml:space="preserve"> </w:t>
-      </w:r>
-      <w:r>
-        <w:t>mencakup informasi mengenai</w:t>
-      </w:r>
-      <w:r>
-        <w:t xml:space="preserve"> cuaca hujan, suhu udara, kelembaban tanah, dan faktor-faktor lainnya</w:t>
-      </w:r>
-      <w:r>
-        <w:t xml:space="preserve"> (</w:t>
-      </w:r>
-      <w:proofErr w:type="spellStart"/>
-      <w:r>
-        <w:t>Anggarda</w:t>
-      </w:r>
-      <w:proofErr w:type="spellEnd"/>
-      <w:r>
-        <w:t>, 2023).</w:t>
-      </w:r>
-    </w:p>
-    <w:p>
-      <w:pPr>
-        <w:spacing w:after="0" w:line="480" w:lineRule="auto"/>
-        <w:ind w:firstLine="567"/>
-      </w:pPr>
-      <w:r>
-        <w:t>Pengembangan sistem</w:t>
-      </w:r>
-      <w:r>
-        <w:t xml:space="preserve"> irigasi cerdas seperti prediksi penyiraman</w:t>
-      </w:r>
-      <w:r>
-        <w:t xml:space="preserve"> yang memanfaatkan </w:t>
-      </w:r>
-      <w:r>
-        <w:rPr>
-          <w:i/>
-          <w:iCs/>
-        </w:rPr>
-        <w:t>Machine Learning</w:t>
-      </w:r>
-      <w:r>
-        <w:t xml:space="preserve"> untuk memprediksi waktu penyiraman optimal memiliki berbagai keuntungan. Pertama, sistem ini dapat menghemat waktu dan usaha petani dalam memerlukan kebutuhan air. Kedua, dengan tingkat akurasi prediksi yang tinggi, sistem ini berkontribusi dalam mengoptimalkan penggunaan air dan mengurangi pemborosan. Ketiga, rekomendasi yang akurat dari sistem ini dapat meningkatkan produktivitas pertanian dengan memastikan pemenuhan kebutuhan air yang tepat waktu untuk tanaman (</w:t>
-      </w:r>
-      <w:proofErr w:type="spellStart"/>
-      <w:r>
-        <w:t>Anggarda</w:t>
-      </w:r>
-      <w:proofErr w:type="spellEnd"/>
-      <w:r>
-        <w:t>, 2023).</w:t>
+        <w:t xml:space="preserve"> untuk memprediksi waktu penyiraman optimal memiliki berbagai keuntungan. Pertama, sistem ini dapat menghemat waktu dan usaha petani dalam memerlukan kebutuhan air. Kedua, dengan tingkat akurasi prediksi yang tinggi, sistem ini berkontribusi dalam mengoptimalkan penggunaan air dan mengurangi pemborosan. Ketiga, rekomendasi yang akurat dari sistem ini dapat meningkatkan produktivitas pertanian dengan memastikan pemenuhan kebutuhan air yang tepat waktu untuk tanaman (Anggarda, 2023).</w:t>
       </w:r>
     </w:p>
     <w:p>
@@ -3616,7 +3438,6 @@
       <w:r>
         <w:t xml:space="preserve"> dan mengatur irigasi secara jauh melalui aplikasi </w:t>
       </w:r>
-      <w:proofErr w:type="spellStart"/>
       <w:r>
         <w:rPr>
           <w:i/>
@@ -3624,7 +3445,6 @@
         </w:rPr>
         <w:t>mobile</w:t>
       </w:r>
-      <w:proofErr w:type="spellEnd"/>
       <w:r>
         <w:t xml:space="preserve">. </w:t>
       </w:r>
@@ -4240,21 +4060,7 @@
         <w:rPr>
           <w:rFonts w:eastAsiaTheme="minorEastAsia"/>
         </w:rPr>
-        <w:t>dilakukan dengan cermat (</w:t>
-      </w:r>
-      <w:proofErr w:type="spellStart"/>
-      <w:r>
-        <w:rPr>
-          <w:rFonts w:eastAsiaTheme="minorEastAsia"/>
-        </w:rPr>
-        <w:t>Ayabe</w:t>
-      </w:r>
-      <w:proofErr w:type="spellEnd"/>
-      <w:r>
-        <w:rPr>
-          <w:rFonts w:eastAsiaTheme="minorEastAsia"/>
-        </w:rPr>
-        <w:t xml:space="preserve">, 2020). </w:t>
+        <w:t xml:space="preserve">dilakukan dengan cermat (Ayabe, 2020). </w:t>
       </w:r>
       <w:r>
         <w:rPr>
@@ -4300,21 +4106,7 @@
         <w:rPr>
           <w:rFonts w:eastAsiaTheme="minorEastAsia"/>
         </w:rPr>
-        <w:t>lebih kompleks (</w:t>
-      </w:r>
-      <w:proofErr w:type="spellStart"/>
-      <w:r>
-        <w:rPr>
-          <w:rFonts w:eastAsiaTheme="minorEastAsia"/>
-        </w:rPr>
-        <w:t>Choil</w:t>
-      </w:r>
-      <w:proofErr w:type="spellEnd"/>
-      <w:r>
-        <w:rPr>
-          <w:rFonts w:eastAsiaTheme="minorEastAsia"/>
-        </w:rPr>
-        <w:t>, 202</w:t>
+        <w:t>lebih kompleks (Choil, 202</w:t>
       </w:r>
       <w:r>
         <w:rPr>
@@ -4338,23 +4130,7 @@
         <w:t xml:space="preserve">Kelemahan KNN bergantung pada kualitas dan ukuran dataset. Metode ini sangat sensitif terhadap outlier dan missing data, serta tidak cocok untuk data berdimensi tinggi </w:t>
       </w:r>
       <w:r>
-        <w:t xml:space="preserve">karena mengalami </w:t>
-      </w:r>
-      <w:proofErr w:type="spellStart"/>
-      <w:r>
-        <w:t>curse</w:t>
-      </w:r>
-      <w:proofErr w:type="spellEnd"/>
-      <w:r>
-        <w:t xml:space="preserve"> of </w:t>
-      </w:r>
-      <w:proofErr w:type="spellStart"/>
-      <w:r>
-        <w:t>dimensionality</w:t>
-      </w:r>
-      <w:proofErr w:type="spellEnd"/>
-      <w:r>
-        <w:t xml:space="preserve"> </w:t>
+        <w:t xml:space="preserve">karena mengalami curse of dimensionality </w:t>
       </w:r>
       <w:r>
         <w:t>(Rahmadini, 2022)</w:t>
@@ -4366,15 +4142,7 @@
         <w:t>bertambahnya</w:t>
       </w:r>
       <w:r>
-        <w:t xml:space="preserve"> ukuran dataset (</w:t>
-      </w:r>
-      <w:proofErr w:type="spellStart"/>
-      <w:r>
-        <w:t>Ayabe</w:t>
-      </w:r>
-      <w:proofErr w:type="spellEnd"/>
-      <w:r>
-        <w:t>, 2022)</w:t>
+        <w:t xml:space="preserve"> ukuran dataset (Ayabe, 2022)</w:t>
       </w:r>
       <w:r>
         <w:t>.</w:t>
@@ -4587,119 +4355,32 @@
         </w:rPr>
         <w:t xml:space="preserve"> </w:t>
       </w:r>
-      <w:proofErr w:type="spellStart"/>
       <w:r>
         <w:rPr>
           <w:rFonts w:eastAsiaTheme="minorEastAsia" w:cs="Times New Roman"/>
           <w:szCs w:val="24"/>
         </w:rPr>
-        <w:t>Developing</w:t>
-      </w:r>
-      <w:proofErr w:type="spellEnd"/>
-      <w:r>
-        <w:rPr>
-          <w:rFonts w:eastAsiaTheme="minorEastAsia" w:cs="Times New Roman"/>
-          <w:szCs w:val="24"/>
-        </w:rPr>
-        <w:t xml:space="preserve"> </w:t>
-      </w:r>
-      <w:proofErr w:type="spellStart"/>
-      <w:r>
-        <w:rPr>
-          <w:rFonts w:eastAsiaTheme="minorEastAsia" w:cs="Times New Roman"/>
-          <w:szCs w:val="24"/>
-        </w:rPr>
-        <w:t>Hybrid</w:t>
-      </w:r>
-      <w:proofErr w:type="spellEnd"/>
-      <w:r>
-        <w:rPr>
-          <w:rFonts w:eastAsiaTheme="minorEastAsia" w:cs="Times New Roman"/>
-          <w:szCs w:val="24"/>
-        </w:rPr>
-        <w:t xml:space="preserve"> </w:t>
-      </w:r>
-      <w:proofErr w:type="spellStart"/>
-      <w:r>
-        <w:rPr>
-          <w:rFonts w:eastAsiaTheme="minorEastAsia" w:cs="Times New Roman"/>
-          <w:szCs w:val="24"/>
-        </w:rPr>
-        <w:t>Irrigration</w:t>
-      </w:r>
-      <w:proofErr w:type="spellEnd"/>
-      <w:r>
-        <w:rPr>
-          <w:rFonts w:eastAsiaTheme="minorEastAsia" w:cs="Times New Roman"/>
-          <w:szCs w:val="24"/>
-        </w:rPr>
-        <w:t xml:space="preserve"> System for Smart Agriculture Using IoT </w:t>
-      </w:r>
-      <w:proofErr w:type="spellStart"/>
-      <w:r>
-        <w:rPr>
-          <w:rFonts w:eastAsiaTheme="minorEastAsia" w:cs="Times New Roman"/>
-          <w:szCs w:val="24"/>
-        </w:rPr>
-        <w:t>Sensors</w:t>
-      </w:r>
-      <w:proofErr w:type="spellEnd"/>
-      <w:r>
-        <w:rPr>
-          <w:rFonts w:eastAsiaTheme="minorEastAsia" w:cs="Times New Roman"/>
-          <w:szCs w:val="24"/>
-        </w:rPr>
-        <w:t xml:space="preserve"> </w:t>
-      </w:r>
-      <w:proofErr w:type="spellStart"/>
-      <w:r>
-        <w:rPr>
-          <w:rFonts w:eastAsiaTheme="minorEastAsia" w:cs="Times New Roman"/>
-          <w:szCs w:val="24"/>
-        </w:rPr>
-        <w:t>and</w:t>
-      </w:r>
-      <w:proofErr w:type="spellEnd"/>
-      <w:r>
-        <w:rPr>
-          <w:rFonts w:eastAsiaTheme="minorEastAsia" w:cs="Times New Roman"/>
-          <w:szCs w:val="24"/>
-        </w:rPr>
-        <w:t xml:space="preserve"> Machine Learning in Sri </w:t>
-      </w:r>
-      <w:proofErr w:type="spellStart"/>
-      <w:r>
-        <w:rPr>
-          <w:rFonts w:eastAsiaTheme="minorEastAsia" w:cs="Times New Roman"/>
-          <w:szCs w:val="24"/>
-        </w:rPr>
-        <w:t>Ganganagar</w:t>
-      </w:r>
-      <w:proofErr w:type="spellEnd"/>
-      <w:r>
-        <w:rPr>
-          <w:rFonts w:eastAsiaTheme="minorEastAsia" w:cs="Times New Roman"/>
-          <w:szCs w:val="24"/>
+        <w:t>Developing Hybrid Irrigration System for Smart Agriculture Using IoT Sensors and Machine Learning in Sri Ganganagar, Rajasthan</w:t>
+      </w:r>
+      <w:r>
+        <w:rPr>
+          <w:bCs/>
         </w:rPr>
         <w:t xml:space="preserve">, </w:t>
       </w:r>
-      <w:proofErr w:type="spellStart"/>
-      <w:r>
-        <w:rPr>
-          <w:rFonts w:eastAsiaTheme="minorEastAsia" w:cs="Times New Roman"/>
-          <w:szCs w:val="24"/>
-        </w:rPr>
-        <w:t>Rajasthan</w:t>
-      </w:r>
-      <w:proofErr w:type="spellEnd"/>
-      <w:r>
-        <w:rPr>
-          <w:bCs/>
-        </w:rPr>
-        <w:t xml:space="preserve">, </w:t>
-      </w:r>
-      <w:r>
-        <w:t>K-Nearest Neighbors dengan manhattan distance dan k = 5 mencapai akurasi sebesar 99,3% dan MSE sebesar 1,66 (Kaur, 2024).</w:t>
+      <w:r>
+        <w:t xml:space="preserve">K-Nearest Neighbors dengan manhattan distance dan </w:t>
+      </w:r>
+      <m:oMath>
+        <m:r>
+          <w:rPr>
+            <w:rFonts w:ascii="Cambria Math" w:hAnsi="Cambria Math"/>
+          </w:rPr>
+          <m:t>k</m:t>
+        </m:r>
+      </m:oMath>
+      <w:r>
+        <w:t xml:space="preserve"> = 5 mencapai akurasi sebesar 99,3% dan MSE sebesar 1,66 (Kaur, 2024).</w:t>
       </w:r>
       <w:r>
         <w:t xml:space="preserve"> </w:t>
@@ -4748,21 +4429,7 @@
         <w:rPr>
           <w:rFonts w:cs="Times New Roman"/>
         </w:rPr>
-        <w:t>Solusi kedua adalah menggunakan Support Vector Machine (SVM) sebagai metode supervised learning yang sederhana dalam machine learning, yang diterapkan untuk menyelesaikan masalah klasifikasi maupun regresi. Metode ini dapat menangani data yang dapat dipisahkan secara linier maupun non linier. SVM bekerja dengan mencari hyperplane terbaik yang memaksimalkan dua kelas fitur dengan memaksimalkan margin (</w:t>
-      </w:r>
-      <w:proofErr w:type="spellStart"/>
-      <w:r>
-        <w:rPr>
-          <w:rFonts w:cs="Times New Roman"/>
-        </w:rPr>
-        <w:t>Ayabe</w:t>
-      </w:r>
-      <w:proofErr w:type="spellEnd"/>
-      <w:r>
-        <w:rPr>
-          <w:rFonts w:cs="Times New Roman"/>
-        </w:rPr>
-        <w:t>, 2020).</w:t>
+        <w:t>Solusi kedua adalah menggunakan Support Vector Machine (SVM) sebagai metode supervised learning yang sederhana dalam machine learning, yang diterapkan untuk menyelesaikan masalah klasifikasi maupun regresi. Metode ini dapat menangani data yang dapat dipisahkan secara linier maupun non linier. SVM bekerja dengan mencari hyperplane terbaik yang memaksimalkan dua kelas fitur dengan memaksimalkan margin (Ayabe, 2020).</w:t>
       </w:r>
     </w:p>
     <w:p>
@@ -4777,21 +4444,7 @@
         <w:rPr>
           <w:rFonts w:cs="Times New Roman"/>
         </w:rPr>
-        <w:t>Keunggulan SVM terletak pada kemampuannya menghasilkan generalisasi yang tinggi, sehingga dapat mengurangi risiko overfitting. Selain itu, SVM juga mampu menangani data berdimensi tinggi meskipun jumlah sampelnya sedikit. Metode ini tahan terhadap outlier dan noise, serta tetap efektif saat diterapkan pada data yang tidak seimbang (</w:t>
-      </w:r>
-      <w:proofErr w:type="spellStart"/>
-      <w:r>
-        <w:rPr>
-          <w:rFonts w:cs="Times New Roman"/>
-        </w:rPr>
-        <w:t>Ayabe</w:t>
-      </w:r>
-      <w:proofErr w:type="spellEnd"/>
-      <w:r>
-        <w:rPr>
-          <w:rFonts w:cs="Times New Roman"/>
-        </w:rPr>
-        <w:t>, 2020).</w:t>
+        <w:t>Keunggulan SVM terletak pada kemampuannya menghasilkan generalisasi yang tinggi, sehingga dapat mengurangi risiko overfitting. Selain itu, SVM juga mampu menangani data berdimensi tinggi meskipun jumlah sampelnya sedikit. Metode ini tahan terhadap outlier dan noise, serta tetap efektif saat diterapkan pada data yang tidak seimbang (Ayabe, 2020).</w:t>
       </w:r>
     </w:p>
     <w:p>
@@ -5004,38 +4657,38 @@
         <w:tblStyle w:val="KisiTabel"/>
         <w:tblW w:w="0" w:type="auto"/>
         <w:jc w:val="center"/>
+        <w:tblCellMar>
+          <w:top w:w="20" w:type="dxa"/>
+        </w:tblCellMar>
         <w:tblLook w:val="04A0" w:firstRow="1" w:lastRow="0" w:firstColumn="1" w:lastColumn="0" w:noHBand="0" w:noVBand="1"/>
       </w:tblPr>
       <w:tblGrid>
-        <w:gridCol w:w="2122"/>
-        <w:gridCol w:w="4677"/>
-        <w:gridCol w:w="979"/>
+        <w:gridCol w:w="2627"/>
+        <w:gridCol w:w="4265"/>
+        <w:gridCol w:w="1035"/>
       </w:tblGrid>
       <w:tr>
         <w:trPr>
-          <w:trHeight w:val="998"/>
           <w:jc w:val="center"/>
         </w:trPr>
         <w:tc>
           <w:tcPr>
-            <w:tcW w:w="2122" w:type="dxa"/>
+            <w:tcW w:w="2627" w:type="dxa"/>
             <w:vAlign w:val="center"/>
           </w:tcPr>
           <w:p>
             <w:pPr>
+              <w:spacing w:before="240" w:line="480" w:lineRule="auto"/>
               <w:jc w:val="center"/>
               <w:rPr>
                 <w:b/>
                 <w:bCs/>
-                <w:szCs w:val="24"/>
               </w:rPr>
             </w:pPr>
-            <w:bookmarkStart w:id="61" w:name="_Hlk169276389"/>
             <w:r>
               <w:rPr>
                 <w:b/>
                 <w:bCs/>
-                <w:szCs w:val="24"/>
               </w:rPr>
               <w:t>Solusi</w:t>
             </w:r>
@@ -5043,69 +4696,54 @@
         </w:tc>
         <w:tc>
           <w:tcPr>
-            <w:tcW w:w="4677" w:type="dxa"/>
+            <w:tcW w:w="4265" w:type="dxa"/>
             <w:vAlign w:val="center"/>
           </w:tcPr>
           <w:p>
             <w:pPr>
+              <w:spacing w:before="240" w:line="480" w:lineRule="auto"/>
               <w:jc w:val="center"/>
               <w:rPr>
                 <w:b/>
                 <w:bCs/>
-                <w:szCs w:val="24"/>
               </w:rPr>
             </w:pPr>
             <w:r>
               <w:rPr>
                 <w:b/>
                 <w:bCs/>
-                <w:szCs w:val="24"/>
               </w:rPr>
-              <w:t>Karakteristik Pendekatan Berdasarkan</w:t>
+              <w:t>Karakteristik Pendekatan Berdasarkan Aspek Analisis</w:t>
             </w:r>
           </w:p>
+        </w:tc>
+        <w:tc>
+          <w:tcPr>
+            <w:tcW w:w="1035" w:type="dxa"/>
+            <w:vAlign w:val="center"/>
+          </w:tcPr>
           <w:p>
             <w:pPr>
+              <w:spacing w:before="240" w:line="480" w:lineRule="auto"/>
               <w:jc w:val="center"/>
               <w:rPr>
                 <w:b/>
                 <w:bCs/>
-                <w:szCs w:val="24"/>
               </w:rPr>
             </w:pPr>
             <w:r>
               <w:rPr>
                 <w:b/>
                 <w:bCs/>
-                <w:szCs w:val="24"/>
               </w:rPr>
-              <w:t xml:space="preserve"> Aspek Analisis</w:t>
+              <w:t>Solusi</w:t>
             </w:r>
-          </w:p>
-        </w:tc>
-        <w:tc>
-          <w:tcPr>
-            <w:tcW w:w="979" w:type="dxa"/>
-            <w:vAlign w:val="center"/>
-          </w:tcPr>
-          <w:p>
-            <w:pPr>
-              <w:jc w:val="center"/>
-              <w:rPr>
-                <w:b/>
-                <w:bCs/>
-                <w:sz w:val="20"/>
-                <w:szCs w:val="20"/>
-              </w:rPr>
-            </w:pPr>
             <w:r>
               <w:rPr>
                 <w:b/>
                 <w:bCs/>
-                <w:sz w:val="20"/>
-                <w:szCs w:val="20"/>
               </w:rPr>
-              <w:t>Solusi Terpilih</w:t>
+              <w:t xml:space="preserve"> Terpilih</w:t>
             </w:r>
           </w:p>
         </w:tc>
@@ -5116,222 +4754,120 @@
         </w:trPr>
         <w:tc>
           <w:tcPr>
-            <w:tcW w:w="2122" w:type="dxa"/>
-            <w:vAlign w:val="center"/>
+            <w:tcW w:w="2627" w:type="dxa"/>
           </w:tcPr>
           <w:p>
             <w:pPr>
-              <w:jc w:val="left"/>
-              <w:rPr>
-                <w:rFonts w:cs="Times New Roman"/>
-                <w:b/>
-                <w:bCs/>
-                <w:szCs w:val="24"/>
-              </w:rPr>
+              <w:spacing w:line="480" w:lineRule="auto"/>
             </w:pPr>
             <w:r>
-              <w:rPr>
-                <w:rFonts w:cs="Times New Roman"/>
-                <w:b/>
-                <w:bCs/>
-                <w:szCs w:val="24"/>
-              </w:rPr>
-              <w:t xml:space="preserve">Pendekatan -1 </w:t>
+              <w:t>Pendekatan -1</w:t>
             </w:r>
           </w:p>
           <w:p>
             <w:pPr>
-              <w:jc w:val="left"/>
-              <w:rPr>
-                <w:rFonts w:cs="Times New Roman"/>
-                <w:szCs w:val="24"/>
-              </w:rPr>
+              <w:spacing w:line="480" w:lineRule="auto"/>
+            </w:pPr>
+            <w:r>
+              <w:t>Preprocessing</w:t>
+            </w:r>
+            <w:r>
+              <w:t>:</w:t>
+            </w:r>
+          </w:p>
+          <w:p>
+            <w:pPr>
+              <w:spacing w:line="480" w:lineRule="auto"/>
             </w:pPr>
           </w:p>
           <w:p>
             <w:pPr>
               <w:spacing w:line="480" w:lineRule="auto"/>
-              <w:jc w:val="left"/>
-              <w:rPr>
-                <w:rFonts w:cs="Times New Roman"/>
-                <w:szCs w:val="24"/>
-              </w:rPr>
             </w:pPr>
           </w:p>
           <w:p>
             <w:pPr>
               <w:spacing w:line="480" w:lineRule="auto"/>
-              <w:jc w:val="left"/>
-              <w:rPr>
-                <w:rFonts w:cs="Times New Roman"/>
-                <w:szCs w:val="24"/>
-              </w:rPr>
             </w:pPr>
             <w:r>
-              <w:rPr>
-                <w:rFonts w:cs="Times New Roman"/>
-                <w:b/>
-                <w:bCs/>
-                <w:i/>
-                <w:iCs/>
-                <w:szCs w:val="24"/>
-              </w:rPr>
-              <w:t>Classifier</w:t>
-            </w:r>
-            <w:r>
-              <w:rPr>
-                <w:rFonts w:cs="Times New Roman"/>
-                <w:szCs w:val="24"/>
-              </w:rPr>
-              <w:t xml:space="preserve">: </w:t>
+              <w:t>Classifier:</w:t>
             </w:r>
           </w:p>
           <w:p>
             <w:pPr>
               <w:spacing w:line="480" w:lineRule="auto"/>
-              <w:jc w:val="left"/>
-              <w:rPr>
-                <w:rFonts w:cs="Times New Roman"/>
-                <w:szCs w:val="24"/>
-              </w:rPr>
             </w:pPr>
             <w:r>
-              <w:rPr>
-                <w:rFonts w:cs="Times New Roman"/>
-                <w:i/>
-                <w:iCs/>
-                <w:szCs w:val="24"/>
-              </w:rPr>
-              <w:t>K-Nearest Neighbor</w:t>
+              <w:t>K-Nearest Neighbors</w:t>
+            </w:r>
+          </w:p>
+          <w:p>
+            <w:pPr>
+              <w:spacing w:line="480" w:lineRule="auto"/>
+            </w:pPr>
+            <w:r>
+              <w:t>(</w:t>
+            </w:r>
+            <m:oMath>
+              <m:r>
+                <w:rPr>
+                  <w:rFonts w:ascii="Cambria Math" w:hAnsi="Cambria Math"/>
+                </w:rPr>
+                <m:t>k</m:t>
+              </m:r>
+            </m:oMath>
+            <w:r>
+              <w:t>: 5, metric: manhattan)</w:t>
             </w:r>
           </w:p>
         </w:tc>
         <w:tc>
           <w:tcPr>
-            <w:tcW w:w="4677" w:type="dxa"/>
-            <w:vAlign w:val="center"/>
+            <w:tcW w:w="4265" w:type="dxa"/>
           </w:tcPr>
           <w:p>
             <w:pPr>
               <w:spacing w:line="480" w:lineRule="auto"/>
-              <w:rPr>
-                <w:rFonts w:cs="Times New Roman"/>
-                <w:b/>
-                <w:bCs/>
-                <w:szCs w:val="24"/>
-              </w:rPr>
             </w:pPr>
             <w:r>
-              <w:rPr>
-                <w:rFonts w:cs="Times New Roman"/>
-                <w:b/>
-                <w:bCs/>
-                <w:szCs w:val="24"/>
-              </w:rPr>
               <w:t>Aspek Ekonomis</w:t>
             </w:r>
           </w:p>
           <w:p>
             <w:pPr>
               <w:spacing w:line="480" w:lineRule="auto"/>
-              <w:rPr>
-                <w:rFonts w:cs="Times New Roman"/>
-                <w:szCs w:val="24"/>
-              </w:rPr>
             </w:pPr>
             <w:r>
-              <w:rPr>
-                <w:rFonts w:cs="Times New Roman"/>
-                <w:szCs w:val="24"/>
-              </w:rPr>
-              <w:t>Selama proses pelatihan KNN, kebutuhan komputasi dapat meningkat secara signifikan seiring dengan bertambahnya ukuran dataset (</w:t>
-            </w:r>
-            <w:proofErr w:type="spellStart"/>
-            <w:r>
-              <w:rPr>
-                <w:rFonts w:cs="Times New Roman"/>
-                <w:szCs w:val="24"/>
-              </w:rPr>
-              <w:t>Ayabe</w:t>
-            </w:r>
-            <w:proofErr w:type="spellEnd"/>
-            <w:r>
-              <w:rPr>
-                <w:rFonts w:cs="Times New Roman"/>
-                <w:szCs w:val="24"/>
-              </w:rPr>
-              <w:t>, 2020).</w:t>
+              <w:t>Selama proses pelatihan KNN, kebutuhan komputasi dapat meningkat secara signifikan seiring dengan bertambahnya ukuran dataset (Ayabe, 2020).</w:t>
             </w:r>
           </w:p>
           <w:p>
             <w:pPr>
               <w:spacing w:line="480" w:lineRule="auto"/>
-              <w:rPr>
-                <w:rFonts w:cs="Times New Roman"/>
-                <w:b/>
-                <w:bCs/>
-                <w:szCs w:val="24"/>
-              </w:rPr>
             </w:pPr>
             <w:r>
-              <w:rPr>
-                <w:rFonts w:cs="Times New Roman"/>
-                <w:b/>
-                <w:bCs/>
-                <w:szCs w:val="24"/>
-              </w:rPr>
-              <w:t>Aspek Manufrakturabilitas</w:t>
+              <w:t>Aspek Manufakturabilitas</w:t>
             </w:r>
           </w:p>
           <w:p>
             <w:pPr>
               <w:spacing w:line="480" w:lineRule="auto"/>
-              <w:rPr>
-                <w:rFonts w:cs="Times New Roman"/>
-                <w:szCs w:val="24"/>
-              </w:rPr>
             </w:pPr>
             <w:r>
-              <w:rPr>
-                <w:rFonts w:cs="Times New Roman"/>
-                <w:szCs w:val="24"/>
-              </w:rPr>
-              <w:t>Selama proses pelatihan KNN, waktu pemrosesan dapat menjadi lebih lama seiring bertambahnya ukuran dataset (</w:t>
+              <w:t xml:space="preserve">Selama proses pelatihan KNN, waktu pemrosesan dapat menjadi lebih lama seiring </w:t>
             </w:r>
-            <w:proofErr w:type="spellStart"/>
             <w:r>
-              <w:rPr>
-                <w:rFonts w:cs="Times New Roman"/>
-                <w:szCs w:val="24"/>
-              </w:rPr>
-              <w:t>Ayabe</w:t>
+              <w:t>bertambahnya</w:t>
             </w:r>
-            <w:proofErr w:type="spellEnd"/>
             <w:r>
-              <w:rPr>
-                <w:rFonts w:cs="Times New Roman"/>
-                <w:szCs w:val="24"/>
-              </w:rPr>
-              <w:t>, 2020).</w:t>
+              <w:t xml:space="preserve"> ukuran dataset (Ayabe, 2020).</w:t>
             </w:r>
           </w:p>
           <w:p>
             <w:pPr>
               <w:spacing w:line="480" w:lineRule="auto"/>
-              <w:rPr>
-                <w:rFonts w:cs="Times New Roman"/>
-                <w:b/>
-                <w:bCs/>
-                <w:szCs w:val="24"/>
-              </w:rPr>
             </w:pPr>
             <w:r>
-              <w:rPr>
-                <w:rFonts w:cs="Times New Roman"/>
-                <w:b/>
-                <w:bCs/>
-                <w:szCs w:val="24"/>
-              </w:rPr>
               <w:t>Aspek Sustainbilitas</w:t>
             </w:r>
           </w:p>
@@ -5339,532 +4875,187 @@
             <w:pPr>
               <w:spacing w:line="480" w:lineRule="auto"/>
               <w:rPr>
-                <w:rFonts w:cs="Times New Roman"/>
-                <w:szCs w:val="24"/>
+                <w:rFonts w:ascii="Cambria Math" w:hAnsi="Cambria Math"/>
+                <w:i/>
               </w:rPr>
             </w:pPr>
             <w:r>
-              <w:rPr>
-                <w:rFonts w:cs="Times New Roman"/>
-                <w:szCs w:val="24"/>
-              </w:rPr>
-              <w:t>Metode ini sangat sensitif terhadap outlier, noise, dan missing data</w:t>
+              <w:t xml:space="preserve">Metode ini </w:t>
             </w:r>
             <w:r>
-              <w:rPr>
-                <w:rFonts w:cs="Times New Roman"/>
-                <w:szCs w:val="24"/>
-              </w:rPr>
-              <w:t xml:space="preserve">, serta kurang </w:t>
+              <w:t xml:space="preserve">menghasilkan akurasi sebesar </w:t>
             </w:r>
             <w:r>
-              <w:rPr>
-                <w:rFonts w:cs="Times New Roman"/>
-                <w:szCs w:val="24"/>
-              </w:rPr>
-              <w:t xml:space="preserve">cocok </w:t>
+              <w:t>99,3% dan MSE sebesar 1,66 (Kaur, 2024).</w:t>
             </w:r>
             <w:r>
-              <w:rPr>
-                <w:rFonts w:cs="Times New Roman"/>
-                <w:szCs w:val="24"/>
-              </w:rPr>
-              <w:t>untuk data dengan dimensi yang besar</w:t>
-            </w:r>
-            <w:r>
-              <w:rPr>
-                <w:rFonts w:cs="Times New Roman"/>
-                <w:szCs w:val="24"/>
-              </w:rPr>
-              <w:t xml:space="preserve">. Namun, noise dapat dikurangi dengan meningkatkan nilai </w:t>
+              <w:t xml:space="preserve"> Metode ini sangat sensitif terhadap outlier, noise, dan missing data, serta kurang cocok untuk data dengan dimensi yang besar. Namun, noise dapat dikurangi dengan meningkatkan nilai </w:t>
             </w:r>
             <m:oMath>
               <m:r>
                 <w:rPr>
-                  <w:rFonts w:ascii="Cambria Math" w:hAnsi="Cambria Math" w:cs="Times New Roman"/>
-                  <w:szCs w:val="24"/>
+                  <w:rFonts w:ascii="Cambria Math" w:hAnsi="Cambria Math"/>
                 </w:rPr>
                 <m:t>k</m:t>
               </m:r>
             </m:oMath>
             <w:r>
               <w:rPr>
-                <w:rFonts w:cs="Times New Roman"/>
-                <w:szCs w:val="24"/>
+                <w:rFonts w:eastAsiaTheme="minorEastAsia"/>
               </w:rPr>
-              <w:t>, meskipun hal ini dapat mengurangi responsivitas model (Ayabe, 2020).</w:t>
+              <w:t xml:space="preserve">, meskipun </w:t>
+            </w:r>
+            <w:r>
+              <w:rPr>
+                <w:rFonts w:eastAsiaTheme="minorEastAsia"/>
+              </w:rPr>
+              <w:t xml:space="preserve"> </w:t>
+            </w:r>
+            <w:r>
+              <w:rPr>
+                <w:rFonts w:eastAsiaTheme="minorEastAsia"/>
+              </w:rPr>
+              <w:t>(Ayabe, 2020)</w:t>
             </w:r>
           </w:p>
         </w:tc>
         <w:tc>
           <w:tcPr>
-            <w:tcW w:w="979" w:type="dxa"/>
+            <w:tcW w:w="1035" w:type="dxa"/>
             <w:vAlign w:val="center"/>
           </w:tcPr>
           <w:p>
             <w:pPr>
+              <w:spacing w:line="480" w:lineRule="auto"/>
               <w:jc w:val="center"/>
-              <w:rPr>
-                <w:rFonts w:cs="Times New Roman"/>
-                <w:szCs w:val="24"/>
-              </w:rPr>
             </w:pPr>
-            <w:r>
-              <w:rPr>
-                <w:rFonts w:cs="Times New Roman"/>
-                <w:szCs w:val="24"/>
-              </w:rPr>
-              <w:t>-</w:t>
-            </w:r>
           </w:p>
         </w:tc>
       </w:tr>
-      <w:bookmarkEnd w:id="61"/>
       <w:tr>
-        <w:tblPrEx>
-          <w:jc w:val="left"/>
-        </w:tblPrEx>
+        <w:trPr>
+          <w:jc w:val="center"/>
+        </w:trPr>
         <w:tc>
           <w:tcPr>
-            <w:tcW w:w="2122" w:type="dxa"/>
+            <w:tcW w:w="2627" w:type="dxa"/>
           </w:tcPr>
           <w:p>
             <w:pPr>
-              <w:jc w:val="left"/>
-              <w:rPr>
-                <w:rFonts w:cs="Times New Roman"/>
-                <w:b/>
-                <w:bCs/>
-                <w:szCs w:val="24"/>
-              </w:rPr>
+              <w:spacing w:line="480" w:lineRule="auto"/>
             </w:pPr>
             <w:r>
-              <w:rPr>
-                <w:rFonts w:cs="Times New Roman"/>
-                <w:b/>
-                <w:bCs/>
-                <w:szCs w:val="24"/>
-              </w:rPr>
               <w:t>Pendekatan -</w:t>
             </w:r>
             <w:r>
-              <w:rPr>
-                <w:rFonts w:cs="Times New Roman"/>
-                <w:b/>
-                <w:bCs/>
-                <w:szCs w:val="24"/>
-              </w:rPr>
               <w:t>2</w:t>
             </w:r>
           </w:p>
           <w:p>
             <w:pPr>
-              <w:jc w:val="left"/>
-              <w:rPr>
-                <w:rFonts w:cs="Times New Roman"/>
-                <w:szCs w:val="24"/>
-              </w:rPr>
+              <w:spacing w:line="480" w:lineRule="auto"/>
+            </w:pPr>
+            <w:r>
+              <w:t>Preprocessing:</w:t>
+            </w:r>
+          </w:p>
+          <w:p>
+            <w:pPr>
+              <w:spacing w:line="480" w:lineRule="auto"/>
             </w:pPr>
           </w:p>
           <w:p>
             <w:pPr>
               <w:spacing w:line="480" w:lineRule="auto"/>
-              <w:jc w:val="left"/>
-              <w:rPr>
-                <w:rFonts w:cs="Times New Roman"/>
-                <w:szCs w:val="24"/>
-              </w:rPr>
-            </w:pPr>
-          </w:p>
-          <w:p>
-            <w:pPr>
-              <w:spacing w:line="480" w:lineRule="auto"/>
-              <w:jc w:val="left"/>
-              <w:rPr>
-                <w:rFonts w:cs="Times New Roman"/>
-                <w:szCs w:val="24"/>
-              </w:rPr>
             </w:pPr>
             <w:r>
-              <w:rPr>
-                <w:rFonts w:cs="Times New Roman"/>
-                <w:b/>
-                <w:bCs/>
-                <w:i/>
-                <w:iCs/>
-                <w:szCs w:val="24"/>
-              </w:rPr>
-              <w:t>Classifier</w:t>
-            </w:r>
-            <w:r>
-              <w:rPr>
-                <w:rFonts w:cs="Times New Roman"/>
-                <w:szCs w:val="24"/>
-              </w:rPr>
-              <w:t xml:space="preserve">: </w:t>
+              <w:t>Classifier:</w:t>
             </w:r>
           </w:p>
           <w:p>
             <w:pPr>
               <w:spacing w:line="480" w:lineRule="auto"/>
-              <w:jc w:val="left"/>
-              <w:rPr>
-                <w:rFonts w:cs="Times New Roman"/>
-                <w:szCs w:val="24"/>
-              </w:rPr>
             </w:pPr>
             <w:r>
-              <w:rPr>
-                <w:rFonts w:cs="Times New Roman"/>
-                <w:i/>
-                <w:iCs/>
-                <w:szCs w:val="24"/>
-              </w:rPr>
               <w:t>Support Vector Machine</w:t>
+            </w:r>
+          </w:p>
+          <w:p>
+            <w:pPr>
+              <w:spacing w:line="480" w:lineRule="auto"/>
+            </w:pPr>
+            <w:r>
+              <w:t>(</w:t>
+            </w:r>
+            <m:oMath>
+              <m:r>
+                <w:rPr>
+                  <w:rFonts w:ascii="Cambria Math" w:hAnsi="Cambria Math"/>
+                </w:rPr>
+                <m:t>C</m:t>
+              </m:r>
+            </m:oMath>
+            <w:r>
+              <w:t xml:space="preserve">: </w:t>
+            </w:r>
+            <w:r>
+              <w:t>1.0</w:t>
+            </w:r>
+            <w:r>
+              <w:t>,</w:t>
+            </w:r>
+            <w:r>
+              <w:t xml:space="preserve"> kernel: linear</w:t>
+            </w:r>
+            <w:r>
+              <w:t>)</w:t>
             </w:r>
           </w:p>
         </w:tc>
         <w:tc>
           <w:tcPr>
-            <w:tcW w:w="4677" w:type="dxa"/>
+            <w:tcW w:w="4265" w:type="dxa"/>
           </w:tcPr>
           <w:p>
             <w:pPr>
               <w:spacing w:line="480" w:lineRule="auto"/>
-              <w:rPr>
-                <w:rFonts w:cs="Times New Roman"/>
-                <w:b/>
-                <w:bCs/>
-                <w:szCs w:val="24"/>
-              </w:rPr>
             </w:pPr>
             <w:r>
-              <w:rPr>
-                <w:rFonts w:cs="Times New Roman"/>
-                <w:b/>
-                <w:bCs/>
-                <w:szCs w:val="24"/>
-              </w:rPr>
               <w:t>Aspek Ekonomis</w:t>
             </w:r>
           </w:p>
           <w:p>
             <w:pPr>
               <w:spacing w:line="480" w:lineRule="auto"/>
-              <w:rPr>
-                <w:rFonts w:cs="Times New Roman"/>
-                <w:szCs w:val="24"/>
-              </w:rPr>
-            </w:pPr>
-          </w:p>
-          <w:p>
-            <w:pPr>
-              <w:spacing w:line="480" w:lineRule="auto"/>
-              <w:rPr>
-                <w:rFonts w:cs="Times New Roman"/>
-                <w:b/>
-                <w:bCs/>
-                <w:szCs w:val="24"/>
-              </w:rPr>
             </w:pPr>
             <w:r>
-              <w:rPr>
-                <w:rFonts w:cs="Times New Roman"/>
-                <w:b/>
-                <w:bCs/>
-                <w:szCs w:val="24"/>
-              </w:rPr>
-              <w:t>Aspek Manufrakturabilitas</w:t>
+              <w:t>Aspek Manufakturabilitas</w:t>
             </w:r>
           </w:p>
           <w:p>
             <w:pPr>
               <w:spacing w:line="480" w:lineRule="auto"/>
-              <w:rPr>
-                <w:rFonts w:cs="Times New Roman"/>
-                <w:szCs w:val="24"/>
-              </w:rPr>
-            </w:pPr>
-          </w:p>
-          <w:p>
-            <w:pPr>
-              <w:spacing w:line="480" w:lineRule="auto"/>
-              <w:rPr>
-                <w:rFonts w:cs="Times New Roman"/>
-                <w:b/>
-                <w:bCs/>
-                <w:szCs w:val="24"/>
-              </w:rPr>
             </w:pPr>
             <w:r>
-              <w:rPr>
-                <w:rFonts w:cs="Times New Roman"/>
-                <w:b/>
-                <w:bCs/>
-                <w:szCs w:val="24"/>
-              </w:rPr>
               <w:t>Aspek Sustainbilitas</w:t>
-            </w:r>
-          </w:p>
-          <w:p>
-            <w:pPr>
-              <w:spacing w:line="480" w:lineRule="auto"/>
-              <w:rPr>
-                <w:rFonts w:cs="Times New Roman"/>
-                <w:szCs w:val="24"/>
-              </w:rPr>
-            </w:pPr>
-            <w:r>
-              <w:rPr>
-                <w:rFonts w:cs="Times New Roman"/>
-                <w:szCs w:val="24"/>
-              </w:rPr>
-              <w:t xml:space="preserve"> </w:t>
             </w:r>
           </w:p>
         </w:tc>
         <w:tc>
           <w:tcPr>
-            <w:tcW w:w="979" w:type="dxa"/>
+            <w:tcW w:w="1035" w:type="dxa"/>
             <w:vAlign w:val="center"/>
           </w:tcPr>
           <w:p>
             <w:pPr>
+              <w:spacing w:line="480" w:lineRule="auto"/>
               <w:jc w:val="center"/>
-              <w:rPr>
-                <w:rFonts w:cs="Times New Roman"/>
-                <w:szCs w:val="24"/>
-              </w:rPr>
             </w:pPr>
-            <w:r>
-              <w:rPr>
-                <w:rFonts w:ascii="Segoe UI Symbol" w:hAnsi="Segoe UI Symbol" w:cs="Segoe UI Symbol"/>
-                <w:szCs w:val="24"/>
-              </w:rPr>
-              <w:t>🗸</w:t>
-            </w:r>
-          </w:p>
-        </w:tc>
-      </w:tr>
-      <w:tr>
-        <w:tblPrEx>
-          <w:jc w:val="left"/>
-        </w:tblPrEx>
-        <w:tc>
-          <w:tcPr>
-            <w:tcW w:w="2122" w:type="dxa"/>
-          </w:tcPr>
-          <w:p>
-            <w:pPr>
-              <w:jc w:val="left"/>
-              <w:rPr>
-                <w:rFonts w:cs="Times New Roman"/>
-                <w:b/>
-                <w:bCs/>
-                <w:szCs w:val="24"/>
-              </w:rPr>
-            </w:pPr>
-            <w:r>
-              <w:rPr>
-                <w:rFonts w:cs="Times New Roman"/>
-                <w:b/>
-                <w:bCs/>
-                <w:szCs w:val="24"/>
-              </w:rPr>
-              <w:t>Pendekatan -3</w:t>
-            </w:r>
-          </w:p>
-          <w:p>
-            <w:pPr>
-              <w:jc w:val="left"/>
-              <w:rPr>
-                <w:rFonts w:cs="Times New Roman"/>
-                <w:szCs w:val="24"/>
-              </w:rPr>
-            </w:pPr>
-          </w:p>
-          <w:p>
-            <w:pPr>
-              <w:spacing w:line="480" w:lineRule="auto"/>
-              <w:jc w:val="left"/>
-              <w:rPr>
-                <w:rFonts w:cs="Times New Roman"/>
-                <w:szCs w:val="24"/>
-              </w:rPr>
-            </w:pPr>
-          </w:p>
-          <w:p>
-            <w:pPr>
-              <w:spacing w:line="480" w:lineRule="auto"/>
-              <w:jc w:val="left"/>
-              <w:rPr>
-                <w:rFonts w:cs="Times New Roman"/>
-                <w:szCs w:val="24"/>
-              </w:rPr>
-            </w:pPr>
-            <w:r>
-              <w:rPr>
-                <w:rFonts w:cs="Times New Roman"/>
-                <w:b/>
-                <w:bCs/>
-                <w:i/>
-                <w:iCs/>
-                <w:szCs w:val="24"/>
-              </w:rPr>
-              <w:t>Classifier</w:t>
-            </w:r>
-            <w:r>
-              <w:rPr>
-                <w:rFonts w:cs="Times New Roman"/>
-                <w:szCs w:val="24"/>
-              </w:rPr>
-              <w:t xml:space="preserve">: </w:t>
-            </w:r>
-          </w:p>
-          <w:p>
-            <w:pPr>
-              <w:jc w:val="left"/>
-              <w:rPr>
-                <w:rFonts w:cs="Times New Roman"/>
-                <w:b/>
-                <w:bCs/>
-                <w:szCs w:val="24"/>
-              </w:rPr>
-            </w:pPr>
-            <w:r>
-              <w:rPr>
-                <w:rFonts w:cs="Times New Roman"/>
-                <w:i/>
-                <w:iCs/>
-                <w:szCs w:val="24"/>
-              </w:rPr>
-              <w:t>Random Forest</w:t>
-            </w:r>
-            <w:r>
-              <w:rPr>
-                <w:rFonts w:cs="Times New Roman"/>
-                <w:szCs w:val="24"/>
-              </w:rPr>
-              <w:t xml:space="preserve"> </w:t>
-            </w:r>
-          </w:p>
-        </w:tc>
-        <w:tc>
-          <w:tcPr>
-            <w:tcW w:w="4677" w:type="dxa"/>
-          </w:tcPr>
-          <w:p>
-            <w:pPr>
-              <w:spacing w:line="480" w:lineRule="auto"/>
-              <w:rPr>
-                <w:rFonts w:cs="Times New Roman"/>
-                <w:b/>
-                <w:bCs/>
-                <w:szCs w:val="24"/>
-              </w:rPr>
-            </w:pPr>
-            <w:r>
-              <w:rPr>
-                <w:rFonts w:cs="Times New Roman"/>
-                <w:b/>
-                <w:bCs/>
-                <w:szCs w:val="24"/>
-              </w:rPr>
-              <w:t>Aspek Ekonomis</w:t>
-            </w:r>
-          </w:p>
-          <w:p>
-            <w:pPr>
-              <w:spacing w:line="480" w:lineRule="auto"/>
-              <w:rPr>
-                <w:rFonts w:cs="Times New Roman"/>
-                <w:szCs w:val="24"/>
-              </w:rPr>
-            </w:pPr>
-          </w:p>
-          <w:p>
-            <w:pPr>
-              <w:spacing w:line="480" w:lineRule="auto"/>
-              <w:rPr>
-                <w:rFonts w:cs="Times New Roman"/>
-                <w:b/>
-                <w:bCs/>
-                <w:szCs w:val="24"/>
-              </w:rPr>
-            </w:pPr>
-            <w:r>
-              <w:rPr>
-                <w:rFonts w:cs="Times New Roman"/>
-                <w:b/>
-                <w:bCs/>
-                <w:szCs w:val="24"/>
-              </w:rPr>
-              <w:t>Aspek Manufrakturabilitas</w:t>
-            </w:r>
-          </w:p>
-          <w:p>
-            <w:pPr>
-              <w:spacing w:line="480" w:lineRule="auto"/>
-              <w:rPr>
-                <w:rFonts w:cs="Times New Roman"/>
-                <w:szCs w:val="24"/>
-              </w:rPr>
-            </w:pPr>
-          </w:p>
-          <w:p>
-            <w:pPr>
-              <w:spacing w:line="480" w:lineRule="auto"/>
-              <w:rPr>
-                <w:rFonts w:cs="Times New Roman"/>
-                <w:b/>
-                <w:bCs/>
-                <w:szCs w:val="24"/>
-              </w:rPr>
-            </w:pPr>
-            <w:r>
-              <w:rPr>
-                <w:rFonts w:cs="Times New Roman"/>
-                <w:b/>
-                <w:bCs/>
-                <w:szCs w:val="24"/>
-              </w:rPr>
-              <w:t>Aspek Sustainbilitas</w:t>
-            </w:r>
-          </w:p>
-          <w:p>
-            <w:pPr>
-              <w:spacing w:line="480" w:lineRule="auto"/>
-              <w:rPr>
-                <w:rFonts w:cs="Times New Roman"/>
-                <w:szCs w:val="24"/>
-              </w:rPr>
-            </w:pPr>
-          </w:p>
-        </w:tc>
-        <w:tc>
-          <w:tcPr>
-            <w:tcW w:w="979" w:type="dxa"/>
-            <w:vAlign w:val="center"/>
-          </w:tcPr>
-          <w:p>
-            <w:pPr>
-              <w:jc w:val="center"/>
-              <w:rPr>
-                <w:rFonts w:cs="Times New Roman"/>
-                <w:szCs w:val="24"/>
-              </w:rPr>
-            </w:pPr>
-            <w:r>
-              <w:rPr>
-                <w:rFonts w:ascii="Segoe UI Symbol" w:hAnsi="Segoe UI Symbol" w:cs="Segoe UI Symbol"/>
-                <w:szCs w:val="24"/>
-              </w:rPr>
-              <w:t>-</w:t>
-            </w:r>
           </w:p>
         </w:tc>
       </w:tr>
     </w:tbl>
+    <w:p/>
     <w:p>
       <w:pPr>
         <w:sectPr>
@@ -5889,7 +5080,7 @@
           <w:szCs w:val="24"/>
         </w:rPr>
       </w:pPr>
-      <w:bookmarkStart w:id="62" w:name="_Toc178662383"/>
+      <w:bookmarkStart w:id="61" w:name="_Toc178662383"/>
       <w:r>
         <w:rPr>
           <w:rFonts w:cs="Times New Roman"/>
@@ -5914,7 +5105,7 @@
         </w:rPr>
         <w:t>METODOLOGI</w:t>
       </w:r>
-      <w:bookmarkEnd w:id="62"/>
+      <w:bookmarkEnd w:id="61"/>
     </w:p>
     <w:p>
       <w:pPr>
@@ -5926,11 +5117,11 @@
         <w:spacing w:before="0" w:line="480" w:lineRule="auto"/>
         <w:ind w:left="567" w:hanging="567"/>
       </w:pPr>
-      <w:bookmarkStart w:id="63" w:name="_Toc178662384"/>
+      <w:bookmarkStart w:id="62" w:name="_Toc178662384"/>
       <w:r>
         <w:t>Identifikasi Masalah</w:t>
       </w:r>
-      <w:bookmarkEnd w:id="63"/>
+      <w:bookmarkEnd w:id="62"/>
     </w:p>
     <w:p>
       <w:pPr>
@@ -5951,11 +5142,11 @@
         <w:spacing w:before="0" w:line="480" w:lineRule="auto"/>
         <w:ind w:left="567" w:hanging="567"/>
       </w:pPr>
-      <w:bookmarkStart w:id="64" w:name="_Toc178662385"/>
+      <w:bookmarkStart w:id="63" w:name="_Toc178662385"/>
       <w:r>
         <w:t>Analisis Solusi</w:t>
       </w:r>
-      <w:bookmarkEnd w:id="64"/>
+      <w:bookmarkEnd w:id="63"/>
     </w:p>
     <w:p>
       <w:pPr>
@@ -5991,11 +5182,11 @@
         <w:spacing w:before="0" w:line="480" w:lineRule="auto"/>
         <w:ind w:left="567" w:hanging="567"/>
       </w:pPr>
-      <w:bookmarkStart w:id="65" w:name="_Toc178662386"/>
+      <w:bookmarkStart w:id="64" w:name="_Toc178662386"/>
       <w:r>
         <w:t>Pengumpulan Data</w:t>
       </w:r>
-      <w:bookmarkEnd w:id="65"/>
+      <w:bookmarkEnd w:id="64"/>
     </w:p>
     <w:p>
       <w:pPr>
@@ -6015,7 +5206,6 @@
       <w:r>
         <w:t xml:space="preserve"> sebelum melakukan proses prediksi. Pada tahap ini, dataset tersebut diambil dari pelatihan yang dilakukan oleh (Kaur, 2024) yang tersedia di </w:t>
       </w:r>
-      <w:proofErr w:type="spellStart"/>
       <w:r>
         <w:rPr>
           <w:i/>
@@ -6023,7 +5213,6 @@
         </w:rPr>
         <w:t>Mendeley</w:t>
       </w:r>
-      <w:proofErr w:type="spellEnd"/>
       <w:r>
         <w:t xml:space="preserve"> Data yang dapat diakses melalui </w:t>
       </w:r>
@@ -6079,11 +5268,11 @@
         <w:spacing w:before="0" w:line="480" w:lineRule="auto"/>
         <w:ind w:left="567" w:hanging="567"/>
       </w:pPr>
-      <w:bookmarkStart w:id="66" w:name="_Toc178662387"/>
+      <w:bookmarkStart w:id="65" w:name="_Toc178662387"/>
       <w:r>
         <w:t>Preprocessing Data</w:t>
       </w:r>
-      <w:bookmarkEnd w:id="66"/>
+      <w:bookmarkEnd w:id="65"/>
     </w:p>
     <w:p>
       <w:pPr>
@@ -6104,11 +5293,11 @@
         <w:spacing w:before="0" w:line="480" w:lineRule="auto"/>
         <w:ind w:left="567" w:hanging="567"/>
       </w:pPr>
-      <w:bookmarkStart w:id="67" w:name="_Toc178662388"/>
+      <w:bookmarkStart w:id="66" w:name="_Toc178662388"/>
       <w:r>
         <w:t>Perancangan Model</w:t>
       </w:r>
-      <w:bookmarkEnd w:id="67"/>
+      <w:bookmarkEnd w:id="66"/>
     </w:p>
     <w:p>
       <w:pPr>
@@ -6120,11 +5309,11 @@
         <w:spacing w:before="0" w:line="480" w:lineRule="auto"/>
         <w:ind w:left="567" w:hanging="567"/>
       </w:pPr>
-      <w:bookmarkStart w:id="68" w:name="_Toc178662389"/>
+      <w:bookmarkStart w:id="67" w:name="_Toc178662389"/>
       <w:r>
         <w:t>Implementasi Model</w:t>
       </w:r>
-      <w:bookmarkEnd w:id="68"/>
+      <w:bookmarkEnd w:id="67"/>
     </w:p>
     <w:p>
       <w:pPr>
@@ -6154,7 +5343,6 @@
       <w:r>
         <w:t xml:space="preserve"> ke dalam </w:t>
       </w:r>
-      <w:proofErr w:type="spellStart"/>
       <w:r>
         <w:rPr>
           <w:i/>
@@ -6162,11 +5350,9 @@
         </w:rPr>
         <w:t>Arduino</w:t>
       </w:r>
-      <w:proofErr w:type="spellEnd"/>
       <w:r>
         <w:t xml:space="preserve"> ESP32. Proses ini dilakukan dengan menggunakan </w:t>
       </w:r>
-      <w:proofErr w:type="spellStart"/>
       <w:r>
         <w:rPr>
           <w:i/>
@@ -6174,11 +5360,9 @@
         </w:rPr>
         <w:t>micromlgen</w:t>
       </w:r>
-      <w:proofErr w:type="spellEnd"/>
       <w:r>
         <w:t xml:space="preserve"> sebuah </w:t>
       </w:r>
-      <w:proofErr w:type="spellStart"/>
       <w:r>
         <w:rPr>
           <w:i/>
@@ -6186,7 +5370,6 @@
         </w:rPr>
         <w:t>library</w:t>
       </w:r>
-      <w:proofErr w:type="spellEnd"/>
       <w:r>
         <w:t xml:space="preserve"> yang dapat mengonversi metode </w:t>
       </w:r>
@@ -6200,7 +5383,6 @@
       <w:r>
         <w:t xml:space="preserve"> yang ditulis dalam bahasa </w:t>
       </w:r>
-      <w:proofErr w:type="spellStart"/>
       <w:r>
         <w:rPr>
           <w:i/>
@@ -6208,11 +5390,9 @@
         </w:rPr>
         <w:t>Python</w:t>
       </w:r>
-      <w:proofErr w:type="spellEnd"/>
       <w:r>
         <w:t xml:space="preserve"> menjadi bahasa C++, sehingga memungkinkan implementasi pada </w:t>
       </w:r>
-      <w:proofErr w:type="spellStart"/>
       <w:r>
         <w:rPr>
           <w:i/>
@@ -6220,7 +5400,6 @@
         </w:rPr>
         <w:t>Arduino</w:t>
       </w:r>
-      <w:proofErr w:type="spellEnd"/>
       <w:r>
         <w:t>.</w:t>
       </w:r>
@@ -6235,11 +5414,11 @@
         <w:spacing w:before="0" w:line="480" w:lineRule="auto"/>
         <w:ind w:left="567" w:hanging="567"/>
       </w:pPr>
-      <w:bookmarkStart w:id="69" w:name="_Toc178662390"/>
+      <w:bookmarkStart w:id="68" w:name="_Toc178662390"/>
       <w:r>
         <w:t>Pengujian</w:t>
       </w:r>
-      <w:bookmarkEnd w:id="69"/>
+      <w:bookmarkEnd w:id="68"/>
     </w:p>
     <w:p>
       <w:pPr>
@@ -6562,34 +5741,14 @@
         </w:rPr>
         <w:t xml:space="preserve"> : </w:t>
       </w:r>
-      <w:proofErr w:type="spellStart"/>
       <w:r>
         <w:rPr>
           <w:rFonts w:eastAsiaTheme="minorEastAsia"/>
           <w:i/>
           <w:iCs/>
         </w:rPr>
-        <w:t>True</w:t>
-      </w:r>
-      <w:proofErr w:type="spellEnd"/>
-      <w:r>
-        <w:rPr>
-          <w:rFonts w:eastAsiaTheme="minorEastAsia"/>
-          <w:i/>
-          <w:iCs/>
-        </w:rPr>
-        <w:t xml:space="preserve"> </w:t>
-      </w:r>
-      <w:proofErr w:type="spellStart"/>
-      <w:r>
-        <w:rPr>
-          <w:rFonts w:eastAsiaTheme="minorEastAsia"/>
-          <w:i/>
-          <w:iCs/>
-        </w:rPr>
-        <w:t>Positive</w:t>
-      </w:r>
-      <w:proofErr w:type="spellEnd"/>
+        <w:t>True Positive</w:t>
+      </w:r>
     </w:p>
     <w:p>
       <w:pPr>
@@ -6634,34 +5793,14 @@
         </w:rPr>
         <w:t xml:space="preserve"> : </w:t>
       </w:r>
-      <w:proofErr w:type="spellStart"/>
       <w:r>
         <w:rPr>
           <w:rFonts w:eastAsiaTheme="minorEastAsia"/>
           <w:i/>
           <w:iCs/>
         </w:rPr>
-        <w:t>True</w:t>
-      </w:r>
-      <w:proofErr w:type="spellEnd"/>
-      <w:r>
-        <w:rPr>
-          <w:rFonts w:eastAsiaTheme="minorEastAsia"/>
-          <w:i/>
-          <w:iCs/>
-        </w:rPr>
-        <w:t xml:space="preserve"> </w:t>
-      </w:r>
-      <w:proofErr w:type="spellStart"/>
-      <w:r>
-        <w:rPr>
-          <w:rFonts w:eastAsiaTheme="minorEastAsia"/>
-          <w:i/>
-          <w:iCs/>
-        </w:rPr>
-        <w:t>Negative</w:t>
-      </w:r>
-      <w:proofErr w:type="spellEnd"/>
+        <w:t>True Negative</w:t>
+      </w:r>
     </w:p>
     <w:p>
       <w:pPr>
@@ -6706,34 +5845,14 @@
         </w:rPr>
         <w:t xml:space="preserve"> : </w:t>
       </w:r>
-      <w:proofErr w:type="spellStart"/>
       <w:r>
         <w:rPr>
           <w:rFonts w:eastAsiaTheme="minorEastAsia"/>
           <w:i/>
           <w:iCs/>
         </w:rPr>
-        <w:t>False</w:t>
-      </w:r>
-      <w:proofErr w:type="spellEnd"/>
-      <w:r>
-        <w:rPr>
-          <w:rFonts w:eastAsiaTheme="minorEastAsia"/>
-          <w:i/>
-          <w:iCs/>
-        </w:rPr>
-        <w:t xml:space="preserve"> </w:t>
-      </w:r>
-      <w:proofErr w:type="spellStart"/>
-      <w:r>
-        <w:rPr>
-          <w:rFonts w:eastAsiaTheme="minorEastAsia"/>
-          <w:i/>
-          <w:iCs/>
-        </w:rPr>
-        <w:t>Positive</w:t>
-      </w:r>
-      <w:proofErr w:type="spellEnd"/>
+        <w:t>False Positive</w:t>
+      </w:r>
     </w:p>
     <w:p>
       <w:pPr>
@@ -6778,34 +5897,14 @@
         </w:rPr>
         <w:t xml:space="preserve"> : </w:t>
       </w:r>
-      <w:proofErr w:type="spellStart"/>
       <w:r>
         <w:rPr>
           <w:rFonts w:eastAsiaTheme="minorEastAsia"/>
           <w:i/>
           <w:iCs/>
         </w:rPr>
-        <w:t>False</w:t>
-      </w:r>
-      <w:proofErr w:type="spellEnd"/>
-      <w:r>
-        <w:rPr>
-          <w:rFonts w:eastAsiaTheme="minorEastAsia"/>
-          <w:i/>
-          <w:iCs/>
-        </w:rPr>
-        <w:t xml:space="preserve"> </w:t>
-      </w:r>
-      <w:proofErr w:type="spellStart"/>
-      <w:r>
-        <w:rPr>
-          <w:rFonts w:eastAsiaTheme="minorEastAsia"/>
-          <w:i/>
-          <w:iCs/>
-        </w:rPr>
-        <w:t>Negative</w:t>
-      </w:r>
-      <w:proofErr w:type="spellEnd"/>
+        <w:t>False Negative</w:t>
+      </w:r>
     </w:p>
     <w:p>
       <w:pPr>
@@ -7004,34 +6103,14 @@
         </w:rPr>
         <w:t xml:space="preserve"> : </w:t>
       </w:r>
-      <w:proofErr w:type="spellStart"/>
       <w:r>
         <w:rPr>
           <w:rFonts w:eastAsiaTheme="minorEastAsia"/>
           <w:i/>
           <w:iCs/>
         </w:rPr>
-        <w:t>True</w:t>
-      </w:r>
-      <w:proofErr w:type="spellEnd"/>
-      <w:r>
-        <w:rPr>
-          <w:rFonts w:eastAsiaTheme="minorEastAsia"/>
-          <w:i/>
-          <w:iCs/>
-        </w:rPr>
-        <w:t xml:space="preserve"> </w:t>
-      </w:r>
-      <w:proofErr w:type="spellStart"/>
-      <w:r>
-        <w:rPr>
-          <w:rFonts w:eastAsiaTheme="minorEastAsia"/>
-          <w:i/>
-          <w:iCs/>
-        </w:rPr>
-        <w:t>Positive</w:t>
-      </w:r>
-      <w:proofErr w:type="spellEnd"/>
+        <w:t>True Positive</w:t>
+      </w:r>
     </w:p>
     <w:p>
       <w:pPr>
@@ -7073,34 +6152,14 @@
         </w:rPr>
         <w:t xml:space="preserve"> : </w:t>
       </w:r>
-      <w:proofErr w:type="spellStart"/>
       <w:r>
         <w:rPr>
           <w:rFonts w:eastAsiaTheme="minorEastAsia"/>
           <w:i/>
           <w:iCs/>
         </w:rPr>
-        <w:t>False</w:t>
-      </w:r>
-      <w:proofErr w:type="spellEnd"/>
-      <w:r>
-        <w:rPr>
-          <w:rFonts w:eastAsiaTheme="minorEastAsia"/>
-          <w:i/>
-          <w:iCs/>
-        </w:rPr>
-        <w:t xml:space="preserve"> </w:t>
-      </w:r>
-      <w:proofErr w:type="spellStart"/>
-      <w:r>
-        <w:rPr>
-          <w:rFonts w:eastAsiaTheme="minorEastAsia"/>
-          <w:i/>
-          <w:iCs/>
-        </w:rPr>
-        <w:t>Positive</w:t>
-      </w:r>
-      <w:proofErr w:type="spellEnd"/>
+        <w:t>False Positive</w:t>
+      </w:r>
     </w:p>
     <w:p>
       <w:pPr>
@@ -7309,34 +6368,14 @@
         </w:rPr>
         <w:t xml:space="preserve"> : </w:t>
       </w:r>
-      <w:proofErr w:type="spellStart"/>
       <w:r>
         <w:rPr>
           <w:rFonts w:eastAsiaTheme="minorEastAsia"/>
           <w:i/>
           <w:iCs/>
         </w:rPr>
-        <w:t>True</w:t>
-      </w:r>
-      <w:proofErr w:type="spellEnd"/>
-      <w:r>
-        <w:rPr>
-          <w:rFonts w:eastAsiaTheme="minorEastAsia"/>
-          <w:i/>
-          <w:iCs/>
-        </w:rPr>
-        <w:t xml:space="preserve"> </w:t>
-      </w:r>
-      <w:proofErr w:type="spellStart"/>
-      <w:r>
-        <w:rPr>
-          <w:rFonts w:eastAsiaTheme="minorEastAsia"/>
-          <w:i/>
-          <w:iCs/>
-        </w:rPr>
-        <w:t>Positive</w:t>
-      </w:r>
-      <w:proofErr w:type="spellEnd"/>
+        <w:t>True Positive</w:t>
+      </w:r>
     </w:p>
     <w:p>
       <w:pPr>
@@ -7381,34 +6420,14 @@
         </w:rPr>
         <w:t xml:space="preserve"> : </w:t>
       </w:r>
-      <w:proofErr w:type="spellStart"/>
       <w:r>
         <w:rPr>
           <w:rFonts w:eastAsiaTheme="minorEastAsia"/>
           <w:i/>
           <w:iCs/>
         </w:rPr>
-        <w:t>False</w:t>
-      </w:r>
-      <w:proofErr w:type="spellEnd"/>
-      <w:r>
-        <w:rPr>
-          <w:rFonts w:eastAsiaTheme="minorEastAsia"/>
-          <w:i/>
-          <w:iCs/>
-        </w:rPr>
-        <w:t xml:space="preserve"> </w:t>
-      </w:r>
-      <w:proofErr w:type="spellStart"/>
-      <w:r>
-        <w:rPr>
-          <w:rFonts w:eastAsiaTheme="minorEastAsia"/>
-          <w:i/>
-          <w:iCs/>
-        </w:rPr>
-        <w:t>Negative</w:t>
-      </w:r>
-      <w:proofErr w:type="spellEnd"/>
+        <w:t>False Negative</w:t>
+      </w:r>
     </w:p>
     <w:p>
       <w:pPr>
@@ -7503,11 +6522,11 @@
         <w:spacing w:before="0" w:line="480" w:lineRule="auto"/>
         <w:ind w:left="567" w:hanging="567"/>
       </w:pPr>
-      <w:bookmarkStart w:id="70" w:name="_Toc178662391"/>
+      <w:bookmarkStart w:id="69" w:name="_Toc178662391"/>
       <w:r>
         <w:t>Hasil</w:t>
       </w:r>
-      <w:bookmarkEnd w:id="70"/>
+      <w:bookmarkEnd w:id="69"/>
     </w:p>
     <w:p/>
     <w:p>
@@ -7733,7 +6752,7 @@
           <w:szCs w:val="24"/>
         </w:rPr>
       </w:pPr>
-      <w:bookmarkStart w:id="71" w:name="_Toc178662392"/>
+      <w:bookmarkStart w:id="70" w:name="_Toc178662392"/>
       <w:r>
         <w:rPr>
           <w:rFonts w:cs="Times New Roman"/>
@@ -7758,7 +6777,7 @@
         </w:rPr>
         <w:t>PERANCANGAN</w:t>
       </w:r>
-      <w:bookmarkEnd w:id="71"/>
+      <w:bookmarkEnd w:id="70"/>
     </w:p>
     <w:p/>
     <w:p/>
@@ -7866,7 +6885,7 @@
           <w:bCs w:val="0"/>
         </w:rPr>
       </w:pPr>
-      <w:bookmarkStart w:id="72" w:name="_Toc178662393"/>
+      <w:bookmarkStart w:id="71" w:name="_Toc178662393"/>
       <w:r>
         <w:rPr>
           <w:b/>
@@ -7874,7 +6893,7 @@
         </w:rPr>
         <w:t>DAFTAR PUSTAKA</w:t>
       </w:r>
-      <w:bookmarkEnd w:id="72"/>
+      <w:bookmarkEnd w:id="71"/>
     </w:p>
     <w:p>
       <w:pPr>
@@ -7909,7 +6928,6 @@
           <w14:ligatures w14:val="none"/>
         </w:rPr>
       </w:pPr>
-      <w:proofErr w:type="spellStart"/>
       <w:r>
         <w:rPr>
           <w:rFonts w:eastAsia="Times New Roman" w:cs="Times New Roman"/>
@@ -7919,19 +6937,7 @@
           <w:lang w:eastAsia="en-ID"/>
           <w14:ligatures w14:val="none"/>
         </w:rPr>
-        <w:t>Anggarda</w:t>
-      </w:r>
-      <w:proofErr w:type="spellEnd"/>
-      <w:r>
-        <w:rPr>
-          <w:rFonts w:eastAsia="Times New Roman" w:cs="Times New Roman"/>
-          <w:color w:val="000000" w:themeColor="text1"/>
-          <w:kern w:val="0"/>
-          <w:szCs w:val="24"/>
-          <w:lang w:eastAsia="en-ID"/>
-          <w14:ligatures w14:val="none"/>
-        </w:rPr>
-        <w:t xml:space="preserve">, M. F., Kustiawan, I., Nurjanah, D. R., &amp; Hakim, N. F. A. (2023). Pengembangan Sistem Prediksi Waktu Penyiraman Optimal pada Perkebunan: Pendekatan Machine Learning untuk Peningkatan Produktivitas Pertanian. </w:t>
+        <w:t xml:space="preserve">Anggarda, M. F., Kustiawan, I., Nurjanah, D. R., &amp; Hakim, N. F. A. (2023). Pengembangan Sistem Prediksi Waktu Penyiraman Optimal pada Perkebunan: Pendekatan Machine Learning untuk Peningkatan Produktivitas Pertanian. </w:t>
       </w:r>
       <w:r>
         <w:rPr>
@@ -8010,7 +7016,6 @@
           <w14:ligatures w14:val="none"/>
         </w:rPr>
       </w:pPr>
-      <w:proofErr w:type="spellStart"/>
       <w:r>
         <w:rPr>
           <w:rFonts w:eastAsia="Times New Roman" w:cs="Times New Roman"/>
@@ -8020,19 +7025,7 @@
           <w:lang w:eastAsia="en-ID"/>
           <w14:ligatures w14:val="none"/>
         </w:rPr>
-        <w:t>Bharata</w:t>
-      </w:r>
-      <w:proofErr w:type="spellEnd"/>
-      <w:r>
-        <w:rPr>
-          <w:rFonts w:eastAsia="Times New Roman" w:cs="Times New Roman"/>
-          <w:color w:val="000000" w:themeColor="text1"/>
-          <w:kern w:val="0"/>
-          <w:szCs w:val="24"/>
-          <w:lang w:eastAsia="en-ID"/>
-          <w14:ligatures w14:val="none"/>
-        </w:rPr>
-        <w:t xml:space="preserve">, W., Sutejo, M. S., Syarah, N. K., Ariani, N. A., Priambodo, F. A., Verdiansyah, V., &amp; Muhammad. (2023). Budidaya Tanaman </w:t>
+        <w:t xml:space="preserve">Bharata, W., Sutejo, M. S., Syarah, N. K., Ariani, N. A., Priambodo, F. A., Verdiansyah, V., &amp; Muhammad. (2023). Budidaya Tanaman </w:t>
       </w:r>
       <w:r>
         <w:rPr>
@@ -8085,7 +7078,6 @@
           <w14:ligatures w14:val="none"/>
         </w:rPr>
       </w:pPr>
-      <w:proofErr w:type="spellStart"/>
       <w:r>
         <w:rPr>
           <w:rFonts w:eastAsia="Times New Roman" w:cs="Times New Roman"/>
@@ -8095,10 +7087,13 @@
           <w:lang w:eastAsia="en-ID"/>
           <w14:ligatures w14:val="none"/>
         </w:rPr>
-        <w:t>Fausan</w:t>
-      </w:r>
-      <w:proofErr w:type="spellEnd"/>
-      <w:r>
+        <w:t>Fausan, A., Setiawan, B. I., Arif, C., &amp; Saptomo, S. K. (2021). Analisa Model Evaporasi dan Evapotranspirasi Menggunakan Pemodelan Matematika pada Visual Basic di Kabupaten Maros. J-Sil (Jurnal Teknik Sipil Dan Lingkungan), 5(3), 179–196. https://doi.org/10.29244/jsil.5.3.179-196</w:t>
+      </w:r>
+    </w:p>
+    <w:p>
+      <w:pPr>
+        <w:spacing w:after="240" w:line="240" w:lineRule="auto"/>
+        <w:ind w:left="482" w:hanging="482"/>
         <w:rPr>
           <w:rFonts w:eastAsia="Times New Roman" w:cs="Times New Roman"/>
           <w:color w:val="000000" w:themeColor="text1"/>
@@ -8107,9 +7102,7 @@
           <w:lang w:eastAsia="en-ID"/>
           <w14:ligatures w14:val="none"/>
         </w:rPr>
-        <w:t xml:space="preserve">, A., Setiawan, B. I., Arif, C., &amp; </w:t>
-      </w:r>
-      <w:proofErr w:type="spellStart"/>
+      </w:pPr>
       <w:r>
         <w:rPr>
           <w:rFonts w:eastAsia="Times New Roman" w:cs="Times New Roman"/>
@@ -8119,116 +7112,7 @@
           <w:lang w:eastAsia="en-ID"/>
           <w14:ligatures w14:val="none"/>
         </w:rPr>
-        <w:t>Saptomo</w:t>
-      </w:r>
-      <w:proofErr w:type="spellEnd"/>
-      <w:r>
-        <w:rPr>
-          <w:rFonts w:eastAsia="Times New Roman" w:cs="Times New Roman"/>
-          <w:color w:val="000000" w:themeColor="text1"/>
-          <w:kern w:val="0"/>
-          <w:szCs w:val="24"/>
-          <w:lang w:eastAsia="en-ID"/>
-          <w14:ligatures w14:val="none"/>
-        </w:rPr>
-        <w:t>, S. K. (2021). Analisa Model Evaporasi dan Evapotranspirasi Menggunakan Pemodelan Matematika pada Visual Basic di Kabupaten Maros. J-Sil (Jurnal Teknik Sipil Dan Lingkungan), 5(3), 179–196. https://doi.org/10.29244/jsil.5.3.179-196</w:t>
-      </w:r>
-    </w:p>
-    <w:p>
-      <w:pPr>
-        <w:spacing w:after="240" w:line="240" w:lineRule="auto"/>
-        <w:ind w:left="482" w:hanging="482"/>
-        <w:rPr>
-          <w:rFonts w:eastAsia="Times New Roman" w:cs="Times New Roman"/>
-          <w:color w:val="000000" w:themeColor="text1"/>
-          <w:kern w:val="0"/>
-          <w:szCs w:val="24"/>
-          <w:lang w:eastAsia="en-ID"/>
-          <w14:ligatures w14:val="none"/>
-        </w:rPr>
-      </w:pPr>
-      <w:r>
-        <w:rPr>
-          <w:rFonts w:eastAsia="Times New Roman" w:cs="Times New Roman"/>
-          <w:color w:val="000000" w:themeColor="text1"/>
-          <w:kern w:val="0"/>
-          <w:szCs w:val="24"/>
-          <w:lang w:eastAsia="en-ID"/>
-          <w14:ligatures w14:val="none"/>
-        </w:rPr>
-        <w:t xml:space="preserve">Firmansyah, M. R., &amp; </w:t>
-      </w:r>
-      <w:proofErr w:type="spellStart"/>
-      <w:r>
-        <w:rPr>
-          <w:rFonts w:eastAsia="Times New Roman" w:cs="Times New Roman"/>
-          <w:color w:val="000000" w:themeColor="text1"/>
-          <w:kern w:val="0"/>
-          <w:szCs w:val="24"/>
-          <w:lang w:eastAsia="en-ID"/>
-          <w14:ligatures w14:val="none"/>
-        </w:rPr>
-        <w:t>Tasqia</w:t>
-      </w:r>
-      <w:proofErr w:type="spellEnd"/>
-      <w:r>
-        <w:rPr>
-          <w:rFonts w:eastAsia="Times New Roman" w:cs="Times New Roman"/>
-          <w:color w:val="000000" w:themeColor="text1"/>
-          <w:kern w:val="0"/>
-          <w:szCs w:val="24"/>
-          <w:lang w:eastAsia="en-ID"/>
-          <w14:ligatures w14:val="none"/>
-        </w:rPr>
-        <w:t xml:space="preserve">, F. (2023). Pengukuran Kelembapan Tanah Berbasis IoT pada </w:t>
-      </w:r>
-      <w:proofErr w:type="spellStart"/>
-      <w:r>
-        <w:rPr>
-          <w:rFonts w:eastAsia="Times New Roman" w:cs="Times New Roman"/>
-          <w:color w:val="000000" w:themeColor="text1"/>
-          <w:kern w:val="0"/>
-          <w:szCs w:val="24"/>
-          <w:lang w:eastAsia="en-ID"/>
-          <w14:ligatures w14:val="none"/>
-        </w:rPr>
-        <w:t>Greenhouse</w:t>
-      </w:r>
-      <w:proofErr w:type="spellEnd"/>
-      <w:r>
-        <w:rPr>
-          <w:rFonts w:eastAsia="Times New Roman" w:cs="Times New Roman"/>
-          <w:color w:val="000000" w:themeColor="text1"/>
-          <w:kern w:val="0"/>
-          <w:szCs w:val="24"/>
-          <w:lang w:eastAsia="en-ID"/>
-          <w14:ligatures w14:val="none"/>
-        </w:rPr>
-        <w:t xml:space="preserve">. </w:t>
-      </w:r>
-      <w:proofErr w:type="spellStart"/>
-      <w:r>
-        <w:rPr>
-          <w:rFonts w:eastAsia="Times New Roman" w:cs="Times New Roman"/>
-          <w:color w:val="000000" w:themeColor="text1"/>
-          <w:kern w:val="0"/>
-          <w:szCs w:val="24"/>
-          <w:lang w:eastAsia="en-ID"/>
-          <w14:ligatures w14:val="none"/>
-        </w:rPr>
-        <w:t>Prosiding</w:t>
-      </w:r>
-      <w:proofErr w:type="spellEnd"/>
-      <w:r>
-        <w:rPr>
-          <w:rFonts w:eastAsia="Times New Roman" w:cs="Times New Roman"/>
-          <w:color w:val="000000" w:themeColor="text1"/>
-          <w:kern w:val="0"/>
-          <w:szCs w:val="24"/>
-          <w:lang w:eastAsia="en-ID"/>
-          <w14:ligatures w14:val="none"/>
-        </w:rPr>
-        <w:t xml:space="preserve"> Patriot Mengabdi, 2(01), 331–346. </w:t>
+        <w:t xml:space="preserve">Firmansyah, M. R., &amp; Tasqia, F. (2023). Pengukuran Kelembapan Tanah Berbasis IoT pada Greenhouse. Prosiding Patriot Mengabdi, 2(01), 331–346. </w:t>
       </w:r>
       <w:hyperlink r:id="rId20" w:history="1">
         <w:r>
@@ -8281,163 +7165,8 @@
           <w:lang w:eastAsia="en-ID"/>
           <w14:ligatures w14:val="none"/>
         </w:rPr>
-        <w:t xml:space="preserve">ILKOMNIKA: </w:t>
-      </w:r>
-      <w:proofErr w:type="spellStart"/>
-      <w:r>
-        <w:rPr>
-          <w:rFonts w:eastAsia="Times New Roman" w:cs="Times New Roman"/>
-          <w:i/>
-          <w:iCs/>
-          <w:color w:val="000000" w:themeColor="text1"/>
-          <w:kern w:val="0"/>
-          <w:szCs w:val="24"/>
-          <w:lang w:eastAsia="en-ID"/>
-          <w14:ligatures w14:val="none"/>
-        </w:rPr>
-        <w:t>Journal</w:t>
-      </w:r>
-      <w:proofErr w:type="spellEnd"/>
-      <w:r>
-        <w:rPr>
-          <w:rFonts w:eastAsia="Times New Roman" w:cs="Times New Roman"/>
-          <w:i/>
-          <w:iCs/>
-          <w:color w:val="000000" w:themeColor="text1"/>
-          <w:kern w:val="0"/>
-          <w:szCs w:val="24"/>
-          <w:lang w:eastAsia="en-ID"/>
-          <w14:ligatures w14:val="none"/>
-        </w:rPr>
-        <w:t xml:space="preserve"> of </w:t>
-      </w:r>
-      <w:proofErr w:type="spellStart"/>
-      <w:r>
-        <w:rPr>
-          <w:rFonts w:eastAsia="Times New Roman" w:cs="Times New Roman"/>
-          <w:i/>
-          <w:iCs/>
-          <w:color w:val="000000" w:themeColor="text1"/>
-          <w:kern w:val="0"/>
-          <w:szCs w:val="24"/>
-          <w:lang w:eastAsia="en-ID"/>
-          <w14:ligatures w14:val="none"/>
-        </w:rPr>
-        <w:t>Computer</w:t>
-      </w:r>
-      <w:proofErr w:type="spellEnd"/>
-      <w:r>
-        <w:rPr>
-          <w:rFonts w:eastAsia="Times New Roman" w:cs="Times New Roman"/>
-          <w:i/>
-          <w:iCs/>
-          <w:color w:val="000000" w:themeColor="text1"/>
-          <w:kern w:val="0"/>
-          <w:szCs w:val="24"/>
-          <w:lang w:eastAsia="en-ID"/>
-          <w14:ligatures w14:val="none"/>
-        </w:rPr>
-        <w:t xml:space="preserve"> </w:t>
-      </w:r>
-      <w:proofErr w:type="spellStart"/>
-      <w:r>
-        <w:rPr>
-          <w:rFonts w:eastAsia="Times New Roman" w:cs="Times New Roman"/>
-          <w:i/>
-          <w:iCs/>
-          <w:color w:val="000000" w:themeColor="text1"/>
-          <w:kern w:val="0"/>
-          <w:szCs w:val="24"/>
-          <w:lang w:eastAsia="en-ID"/>
-          <w14:ligatures w14:val="none"/>
-        </w:rPr>
-        <w:t>Science</w:t>
-      </w:r>
-      <w:proofErr w:type="spellEnd"/>
-      <w:r>
-        <w:rPr>
-          <w:rFonts w:eastAsia="Times New Roman" w:cs="Times New Roman"/>
-          <w:i/>
-          <w:iCs/>
-          <w:color w:val="000000" w:themeColor="text1"/>
-          <w:kern w:val="0"/>
-          <w:szCs w:val="24"/>
-          <w:lang w:eastAsia="en-ID"/>
-          <w14:ligatures w14:val="none"/>
-        </w:rPr>
-        <w:t xml:space="preserve"> </w:t>
-      </w:r>
-      <w:proofErr w:type="spellStart"/>
-      <w:r>
-        <w:rPr>
-          <w:rFonts w:eastAsia="Times New Roman" w:cs="Times New Roman"/>
-          <w:i/>
-          <w:iCs/>
-          <w:color w:val="000000" w:themeColor="text1"/>
-          <w:kern w:val="0"/>
-          <w:szCs w:val="24"/>
-          <w:lang w:eastAsia="en-ID"/>
-          <w14:ligatures w14:val="none"/>
-        </w:rPr>
-        <w:t>and</w:t>
-      </w:r>
-      <w:proofErr w:type="spellEnd"/>
-      <w:r>
-        <w:rPr>
-          <w:rFonts w:eastAsia="Times New Roman" w:cs="Times New Roman"/>
-          <w:i/>
-          <w:iCs/>
-          <w:color w:val="000000" w:themeColor="text1"/>
-          <w:kern w:val="0"/>
-          <w:szCs w:val="24"/>
-          <w:lang w:eastAsia="en-ID"/>
-          <w14:ligatures w14:val="none"/>
-        </w:rPr>
-        <w:t xml:space="preserve"> </w:t>
-      </w:r>
-      <w:proofErr w:type="spellStart"/>
-      <w:r>
-        <w:rPr>
-          <w:rFonts w:eastAsia="Times New Roman" w:cs="Times New Roman"/>
-          <w:i/>
-          <w:iCs/>
-          <w:color w:val="000000" w:themeColor="text1"/>
-          <w:kern w:val="0"/>
-          <w:szCs w:val="24"/>
-          <w:lang w:eastAsia="en-ID"/>
-          <w14:ligatures w14:val="none"/>
-        </w:rPr>
-        <w:t>Applied</w:t>
-      </w:r>
-      <w:proofErr w:type="spellEnd"/>
-      <w:r>
-        <w:rPr>
-          <w:rFonts w:eastAsia="Times New Roman" w:cs="Times New Roman"/>
-          <w:i/>
-          <w:iCs/>
-          <w:color w:val="000000" w:themeColor="text1"/>
-          <w:kern w:val="0"/>
-          <w:szCs w:val="24"/>
-          <w:lang w:eastAsia="en-ID"/>
-          <w14:ligatures w14:val="none"/>
-        </w:rPr>
-        <w:t xml:space="preserve"> </w:t>
-      </w:r>
-      <w:proofErr w:type="spellStart"/>
-      <w:r>
-        <w:rPr>
-          <w:rFonts w:eastAsia="Times New Roman" w:cs="Times New Roman"/>
-          <w:i/>
-          <w:iCs/>
-          <w:color w:val="000000" w:themeColor="text1"/>
-          <w:kern w:val="0"/>
-          <w:szCs w:val="24"/>
-          <w:lang w:eastAsia="en-ID"/>
-          <w14:ligatures w14:val="none"/>
-        </w:rPr>
-        <w:t>Informatics</w:t>
-      </w:r>
-      <w:proofErr w:type="spellEnd"/>
+        <w:t>ILKOMNIKA: Journal of Computer Science and Applied Informatics</w:t>
+      </w:r>
       <w:r>
         <w:rPr>
           <w:rFonts w:eastAsia="Times New Roman" w:cs="Times New Roman"/>
@@ -8512,21 +7241,7 @@
         <w:rPr>
           <w:color w:val="000000" w:themeColor="text1"/>
         </w:rPr>
-        <w:t xml:space="preserve">Jatmiko, W., Ciptadi, P. W., &amp; </w:t>
-      </w:r>
-      <w:proofErr w:type="spellStart"/>
-      <w:r>
-        <w:rPr>
-          <w:color w:val="000000" w:themeColor="text1"/>
-        </w:rPr>
-        <w:t>Hardyanto</w:t>
-      </w:r>
-      <w:proofErr w:type="spellEnd"/>
-      <w:r>
-        <w:rPr>
-          <w:color w:val="000000" w:themeColor="text1"/>
-        </w:rPr>
-        <w:t xml:space="preserve">, R. H. (2021). Sistem Penyiram Tanaman Otomatis Berbasis Mikrokontroler dan Panel Surya. </w:t>
+        <w:t xml:space="preserve">Jatmiko, W., Ciptadi, P. W., &amp; Hardyanto, R. H. (2021). Sistem Penyiram Tanaman Otomatis Berbasis Mikrokontroler dan Panel Surya. </w:t>
       </w:r>
       <w:r>
         <w:rPr>
@@ -8534,25 +7249,7 @@
           <w:iCs/>
           <w:color w:val="000000" w:themeColor="text1"/>
         </w:rPr>
-        <w:t xml:space="preserve">Seri </w:t>
-      </w:r>
-      <w:proofErr w:type="spellStart"/>
-      <w:r>
-        <w:rPr>
-          <w:i/>
-          <w:iCs/>
-          <w:color w:val="000000" w:themeColor="text1"/>
-        </w:rPr>
-        <w:t>Prosiding</w:t>
-      </w:r>
-      <w:proofErr w:type="spellEnd"/>
-      <w:r>
-        <w:rPr>
-          <w:i/>
-          <w:iCs/>
-          <w:color w:val="000000" w:themeColor="text1"/>
-        </w:rPr>
-        <w:t xml:space="preserve"> Seminar Nasional Dinamika Informatika</w:t>
+        <w:t>Seri Prosiding Seminar Nasional Dinamika Informatika</w:t>
       </w:r>
       <w:r>
         <w:rPr>
@@ -8595,61 +7292,11 @@
           <w:u w:val="none"/>
         </w:rPr>
       </w:pPr>
-      <w:proofErr w:type="spellStart"/>
       <w:r>
         <w:rPr>
           <w:color w:val="000000" w:themeColor="text1"/>
         </w:rPr>
-        <w:t>Kynta</w:t>
-      </w:r>
-      <w:proofErr w:type="spellEnd"/>
-      <w:r>
-        <w:rPr>
-          <w:color w:val="000000" w:themeColor="text1"/>
-        </w:rPr>
-        <w:t xml:space="preserve">, D. P., Laksono, I. L., Wijaya, V., Fadli, M., &amp; Hermanto, D. (2024). Perancangan UI/UX </w:t>
-      </w:r>
-      <w:proofErr w:type="spellStart"/>
-      <w:r>
-        <w:rPr>
-          <w:color w:val="000000" w:themeColor="text1"/>
-        </w:rPr>
-        <w:t>Website</w:t>
-      </w:r>
-      <w:proofErr w:type="spellEnd"/>
-      <w:r>
-        <w:rPr>
-          <w:color w:val="000000" w:themeColor="text1"/>
-        </w:rPr>
-        <w:t xml:space="preserve"> Pengontrol Kelembapan Tanah Berbasis IoT dan Sensor. MDP </w:t>
-      </w:r>
-      <w:proofErr w:type="spellStart"/>
-      <w:r>
-        <w:rPr>
-          <w:color w:val="000000" w:themeColor="text1"/>
-        </w:rPr>
-        <w:t>Student</w:t>
-      </w:r>
-      <w:proofErr w:type="spellEnd"/>
-      <w:r>
-        <w:rPr>
-          <w:color w:val="000000" w:themeColor="text1"/>
-        </w:rPr>
-        <w:t xml:space="preserve"> </w:t>
-      </w:r>
-      <w:proofErr w:type="spellStart"/>
-      <w:r>
-        <w:rPr>
-          <w:color w:val="000000" w:themeColor="text1"/>
-        </w:rPr>
-        <w:t>Conference</w:t>
-      </w:r>
-      <w:proofErr w:type="spellEnd"/>
-      <w:r>
-        <w:rPr>
-          <w:color w:val="000000" w:themeColor="text1"/>
-        </w:rPr>
-        <w:t xml:space="preserve">, 3(1), 71–78. </w:t>
+        <w:t xml:space="preserve">Kynta, D. P., Laksono, I. L., Wijaya, V., Fadli, M., &amp; Hermanto, D. (2024). Perancangan UI/UX Website Pengontrol Kelembapan Tanah Berbasis IoT dan Sensor. MDP Student Conference, 3(1), 71–78. </w:t>
       </w:r>
       <w:hyperlink r:id="rId23" w:history="1">
         <w:r>
@@ -8684,105 +7331,8 @@
           <w:lang w:eastAsia="en-ID"/>
           <w14:ligatures w14:val="none"/>
         </w:rPr>
-        <w:t xml:space="preserve">Ningrum, N. K., Mulyono, I. U. W., </w:t>
-      </w:r>
-      <w:proofErr w:type="spellStart"/>
-      <w:r>
-        <w:rPr>
-          <w:rFonts w:eastAsia="Times New Roman" w:cs="Times New Roman"/>
-          <w:color w:val="000000" w:themeColor="text1"/>
-          <w:kern w:val="0"/>
-          <w:szCs w:val="24"/>
-          <w:lang w:eastAsia="en-ID"/>
-          <w14:ligatures w14:val="none"/>
-        </w:rPr>
-        <w:t>Widyatmoko</w:t>
-      </w:r>
-      <w:proofErr w:type="spellEnd"/>
-      <w:r>
-        <w:rPr>
-          <w:rFonts w:eastAsia="Times New Roman" w:cs="Times New Roman"/>
-          <w:color w:val="000000" w:themeColor="text1"/>
-          <w:kern w:val="0"/>
-          <w:szCs w:val="24"/>
-          <w:lang w:eastAsia="en-ID"/>
-          <w14:ligatures w14:val="none"/>
-        </w:rPr>
-        <w:t xml:space="preserve">, K., &amp; Umami, Z. (2023). </w:t>
-      </w:r>
-      <w:proofErr w:type="spellStart"/>
-      <w:r>
-        <w:rPr>
-          <w:rFonts w:eastAsia="Times New Roman" w:cs="Times New Roman"/>
-          <w:color w:val="000000" w:themeColor="text1"/>
-          <w:kern w:val="0"/>
-          <w:szCs w:val="24"/>
-          <w:lang w:eastAsia="en-ID"/>
-          <w14:ligatures w14:val="none"/>
-        </w:rPr>
-        <w:t>Monitoring</w:t>
-      </w:r>
-      <w:proofErr w:type="spellEnd"/>
-      <w:r>
-        <w:rPr>
-          <w:rFonts w:eastAsia="Times New Roman" w:cs="Times New Roman"/>
-          <w:color w:val="000000" w:themeColor="text1"/>
-          <w:kern w:val="0"/>
-          <w:szCs w:val="24"/>
-          <w:lang w:eastAsia="en-ID"/>
-          <w14:ligatures w14:val="none"/>
-        </w:rPr>
-        <w:t xml:space="preserve"> Kondisi Tanaman berdasarkan Data Kelembaban Tanah dan Suhu dan Kelembaban Udara Melalui </w:t>
-      </w:r>
-      <w:proofErr w:type="spellStart"/>
-      <w:r>
-        <w:rPr>
-          <w:rFonts w:eastAsia="Times New Roman" w:cs="Times New Roman"/>
-          <w:color w:val="000000" w:themeColor="text1"/>
-          <w:kern w:val="0"/>
-          <w:szCs w:val="24"/>
-          <w:lang w:eastAsia="en-ID"/>
-          <w14:ligatures w14:val="none"/>
-        </w:rPr>
-        <w:t>Website</w:t>
-      </w:r>
-      <w:proofErr w:type="spellEnd"/>
-      <w:r>
-        <w:rPr>
-          <w:rFonts w:eastAsia="Times New Roman" w:cs="Times New Roman"/>
-          <w:color w:val="000000" w:themeColor="text1"/>
-          <w:kern w:val="0"/>
-          <w:szCs w:val="24"/>
-          <w:lang w:eastAsia="en-ID"/>
-          <w14:ligatures w14:val="none"/>
-        </w:rPr>
-        <w:t xml:space="preserve"> </w:t>
-      </w:r>
-      <w:proofErr w:type="spellStart"/>
-      <w:r>
-        <w:rPr>
-          <w:rFonts w:eastAsia="Times New Roman" w:cs="Times New Roman"/>
-          <w:color w:val="000000" w:themeColor="text1"/>
-          <w:kern w:val="0"/>
-          <w:szCs w:val="24"/>
-          <w:lang w:eastAsia="en-ID"/>
-          <w14:ligatures w14:val="none"/>
-        </w:rPr>
-        <w:t>Thinkspeak</w:t>
-      </w:r>
-      <w:proofErr w:type="spellEnd"/>
-      <w:r>
-        <w:rPr>
-          <w:rFonts w:eastAsia="Times New Roman" w:cs="Times New Roman"/>
-          <w:color w:val="000000" w:themeColor="text1"/>
-          <w:kern w:val="0"/>
-          <w:szCs w:val="24"/>
-          <w:lang w:eastAsia="en-ID"/>
-          <w14:ligatures w14:val="none"/>
-        </w:rPr>
-        <w:t xml:space="preserve">. </w:t>
-      </w:r>
-      <w:proofErr w:type="spellStart"/>
+        <w:t xml:space="preserve">Ningrum, N. K., Mulyono, I. U. W., Widyatmoko, K., &amp; Umami, Z. (2023). Monitoring Kondisi Tanaman berdasarkan Data Kelembaban Tanah dan Suhu dan Kelembaban Udara Melalui Website Thinkspeak. </w:t>
+      </w:r>
       <w:r>
         <w:rPr>
           <w:rFonts w:eastAsia="Times New Roman" w:cs="Times New Roman"/>
@@ -8794,21 +7344,7 @@
           <w:lang w:eastAsia="en-ID"/>
           <w14:ligatures w14:val="none"/>
         </w:rPr>
-        <w:t>Prosiding</w:t>
-      </w:r>
-      <w:proofErr w:type="spellEnd"/>
-      <w:r>
-        <w:rPr>
-          <w:rFonts w:eastAsia="Times New Roman" w:cs="Times New Roman"/>
-          <w:i/>
-          <w:iCs/>
-          <w:color w:val="000000" w:themeColor="text1"/>
-          <w:kern w:val="0"/>
-          <w:szCs w:val="24"/>
-          <w:lang w:eastAsia="en-ID"/>
-          <w14:ligatures w14:val="none"/>
-        </w:rPr>
-        <w:t xml:space="preserve"> Seminar Nasional Informatika</w:t>
+        <w:t>Prosiding Seminar Nasional Informatika</w:t>
       </w:r>
       <w:r>
         <w:rPr>
@@ -8876,49 +7412,7 @@
         <w:rPr>
           <w:color w:val="000000" w:themeColor="text1"/>
         </w:rPr>
-        <w:t xml:space="preserve">Pratiwi, A., &amp; </w:t>
-      </w:r>
-      <w:proofErr w:type="spellStart"/>
-      <w:r>
-        <w:rPr>
-          <w:color w:val="000000" w:themeColor="text1"/>
-        </w:rPr>
-        <w:t>Nafira</w:t>
-      </w:r>
-      <w:proofErr w:type="spellEnd"/>
-      <w:r>
-        <w:rPr>
-          <w:color w:val="000000" w:themeColor="text1"/>
-        </w:rPr>
-        <w:t>, A. F. (2021). PENGARUH FREKUENSI PENYIRAMAN TERHADAP PERTUMBUHAN BUNCIS (</w:t>
-      </w:r>
-      <w:proofErr w:type="spellStart"/>
-      <w:r>
-        <w:rPr>
-          <w:color w:val="000000" w:themeColor="text1"/>
-        </w:rPr>
-        <w:t>Phaseolus</w:t>
-      </w:r>
-      <w:proofErr w:type="spellEnd"/>
-      <w:r>
-        <w:rPr>
-          <w:color w:val="000000" w:themeColor="text1"/>
-        </w:rPr>
-        <w:t xml:space="preserve"> </w:t>
-      </w:r>
-      <w:proofErr w:type="spellStart"/>
-      <w:r>
-        <w:rPr>
-          <w:color w:val="000000" w:themeColor="text1"/>
-        </w:rPr>
-        <w:t>vulgaris</w:t>
-      </w:r>
-      <w:proofErr w:type="spellEnd"/>
-      <w:r>
-        <w:rPr>
-          <w:color w:val="000000" w:themeColor="text1"/>
-        </w:rPr>
-        <w:t xml:space="preserve"> L.). </w:t>
+        <w:t>Pratiwi, A., &amp; Nafira, A. F. (2021). PENGARUH FREKUENSI PENYIRAMAN TERHADAP PERTUMBUHAN BUNCIS (Phaseolus vulgaris L.). </w:t>
       </w:r>
       <w:r>
         <w:rPr>
@@ -8972,7 +7466,6 @@
           <w14:ligatures w14:val="none"/>
         </w:rPr>
       </w:pPr>
-      <w:proofErr w:type="spellStart"/>
       <w:r>
         <w:rPr>
           <w:rFonts w:eastAsia="Times New Roman" w:cs="Times New Roman"/>
@@ -8982,115 +7475,7 @@
           <w:lang w:eastAsia="en-ID"/>
           <w14:ligatures w14:val="none"/>
         </w:rPr>
-        <w:t>Rabbika</w:t>
-      </w:r>
-      <w:proofErr w:type="spellEnd"/>
-      <w:r>
-        <w:rPr>
-          <w:rFonts w:eastAsia="Times New Roman" w:cs="Times New Roman"/>
-          <w:color w:val="000000" w:themeColor="text1"/>
-          <w:kern w:val="0"/>
-          <w:szCs w:val="24"/>
-          <w:lang w:eastAsia="en-ID"/>
-          <w14:ligatures w14:val="none"/>
-        </w:rPr>
-        <w:t xml:space="preserve">, A. I., Nugraha, M., Rohman, A., Widyantoro, </w:t>
-      </w:r>
-      <w:proofErr w:type="spellStart"/>
-      <w:r>
-        <w:rPr>
-          <w:rFonts w:eastAsia="Times New Roman" w:cs="Times New Roman"/>
-          <w:color w:val="000000" w:themeColor="text1"/>
-          <w:kern w:val="0"/>
-          <w:szCs w:val="24"/>
-          <w:lang w:eastAsia="en-ID"/>
-          <w14:ligatures w14:val="none"/>
-        </w:rPr>
-        <w:t>Kostaman</w:t>
-      </w:r>
-      <w:proofErr w:type="spellEnd"/>
-      <w:r>
-        <w:rPr>
-          <w:rFonts w:eastAsia="Times New Roman" w:cs="Times New Roman"/>
-          <w:color w:val="000000" w:themeColor="text1"/>
-          <w:kern w:val="0"/>
-          <w:szCs w:val="24"/>
-          <w:lang w:eastAsia="en-ID"/>
-          <w14:ligatures w14:val="none"/>
-        </w:rPr>
-        <w:t xml:space="preserve">, T., Fauzi, W. M., Mustofa, A., &amp; Widagdo, T. J. (2023). Rancang bangun sistem </w:t>
-      </w:r>
-      <w:proofErr w:type="spellStart"/>
-      <w:r>
-        <w:rPr>
-          <w:rFonts w:eastAsia="Times New Roman" w:cs="Times New Roman"/>
-          <w:color w:val="000000" w:themeColor="text1"/>
-          <w:kern w:val="0"/>
-          <w:szCs w:val="24"/>
-          <w:lang w:eastAsia="en-ID"/>
-          <w14:ligatures w14:val="none"/>
-        </w:rPr>
-        <w:t>monitoring</w:t>
-      </w:r>
-      <w:proofErr w:type="spellEnd"/>
-      <w:r>
-        <w:rPr>
-          <w:rFonts w:eastAsia="Times New Roman" w:cs="Times New Roman"/>
-          <w:color w:val="000000" w:themeColor="text1"/>
-          <w:kern w:val="0"/>
-          <w:szCs w:val="24"/>
-          <w:lang w:eastAsia="en-ID"/>
-          <w14:ligatures w14:val="none"/>
-        </w:rPr>
-        <w:t xml:space="preserve"> dan </w:t>
-      </w:r>
-      <w:proofErr w:type="spellStart"/>
-      <w:r>
-        <w:rPr>
-          <w:rFonts w:eastAsia="Times New Roman" w:cs="Times New Roman"/>
-          <w:color w:val="000000" w:themeColor="text1"/>
-          <w:kern w:val="0"/>
-          <w:szCs w:val="24"/>
-          <w:lang w:eastAsia="en-ID"/>
-          <w14:ligatures w14:val="none"/>
-        </w:rPr>
-        <w:t>controlling</w:t>
-      </w:r>
-      <w:proofErr w:type="spellEnd"/>
-      <w:r>
-        <w:rPr>
-          <w:rFonts w:eastAsia="Times New Roman" w:cs="Times New Roman"/>
-          <w:color w:val="000000" w:themeColor="text1"/>
-          <w:kern w:val="0"/>
-          <w:szCs w:val="24"/>
-          <w:lang w:eastAsia="en-ID"/>
-          <w14:ligatures w14:val="none"/>
-        </w:rPr>
-        <w:t xml:space="preserve"> penyiraman tanaman kangkung berbasis internet of things. </w:t>
-      </w:r>
-      <w:proofErr w:type="spellStart"/>
-      <w:r>
-        <w:rPr>
-          <w:rFonts w:eastAsia="Times New Roman" w:cs="Times New Roman"/>
-          <w:color w:val="000000" w:themeColor="text1"/>
-          <w:kern w:val="0"/>
-          <w:szCs w:val="24"/>
-          <w:lang w:eastAsia="en-ID"/>
-          <w14:ligatures w14:val="none"/>
-        </w:rPr>
-        <w:t>Sintek</w:t>
-      </w:r>
-      <w:proofErr w:type="spellEnd"/>
-      <w:r>
-        <w:rPr>
-          <w:rFonts w:eastAsia="Times New Roman" w:cs="Times New Roman"/>
-          <w:color w:val="000000" w:themeColor="text1"/>
-          <w:kern w:val="0"/>
-          <w:szCs w:val="24"/>
-          <w:lang w:eastAsia="en-ID"/>
-          <w14:ligatures w14:val="none"/>
-        </w:rPr>
-        <w:t xml:space="preserve"> Jurnal: Jurnal Ilmiah Teknik Mesin, 17(1), 17–17. </w:t>
+        <w:t xml:space="preserve">Rabbika, A. I., Nugraha, M., Rohman, A., Widyantoro, Kostaman, T., Fauzi, W. M., Mustofa, A., &amp; Widagdo, T. J. (2023). Rancang bangun sistem monitoring dan controlling penyiraman tanaman kangkung berbasis internet of things. Sintek Jurnal: Jurnal Ilmiah Teknik Mesin, 17(1), 17–17. </w:t>
       </w:r>
       <w:hyperlink r:id="rId26" w:history="1">
         <w:r>
@@ -9130,10 +7515,13 @@
           <w:lang w:eastAsia="en-ID"/>
           <w14:ligatures w14:val="none"/>
         </w:rPr>
-        <w:t xml:space="preserve">Sofia, Hidayat, G., </w:t>
-      </w:r>
-      <w:proofErr w:type="spellStart"/>
-      <w:r>
+        <w:t>Sofia, Hidayat, G., Risyandha, Moh. A., &amp; Rasyid, M. M. (2023). ANALISIS KETERSEDIAAN AIR PADA LAHAN PERTANIAN DAERAH PEMATANG PANJANG, KECAMATAN SUNGAI TABUK. Jukung (Jurnal Teknik Lingkungan), 9(2), 55–62. https://doi.org/10.20527/jukung.v9i2.17572</w:t>
+      </w:r>
+    </w:p>
+    <w:p>
+      <w:pPr>
+        <w:spacing w:after="240" w:line="240" w:lineRule="auto"/>
+        <w:ind w:left="482" w:hanging="482"/>
         <w:rPr>
           <w:rFonts w:eastAsia="Times New Roman" w:cs="Times New Roman"/>
           <w:color w:val="000000" w:themeColor="text1"/>
@@ -9142,9 +7530,7 @@
           <w:lang w:eastAsia="en-ID"/>
           <w14:ligatures w14:val="none"/>
         </w:rPr>
-        <w:t>Risyandha</w:t>
-      </w:r>
-      <w:proofErr w:type="spellEnd"/>
+      </w:pPr>
       <w:r>
         <w:rPr>
           <w:rFonts w:eastAsia="Times New Roman" w:cs="Times New Roman"/>
@@ -9154,56 +7540,7 @@
           <w:lang w:eastAsia="en-ID"/>
           <w14:ligatures w14:val="none"/>
         </w:rPr>
-        <w:t>, Moh. A., &amp; Rasyid, M. M. (2023). ANALISIS KETERSEDIAAN AIR PADA LAHAN PERTANIAN DAERAH PEMATANG PANJANG, KECAMATAN SUNGAI TABUK. Jukung (Jurnal Teknik Lingkungan), 9(2), 55–62. https://doi.org/10.20527/jukung.v9i2.17572</w:t>
-      </w:r>
-    </w:p>
-    <w:p>
-      <w:pPr>
-        <w:spacing w:after="240" w:line="240" w:lineRule="auto"/>
-        <w:ind w:left="482" w:hanging="482"/>
-        <w:rPr>
-          <w:rFonts w:eastAsia="Times New Roman" w:cs="Times New Roman"/>
-          <w:color w:val="000000" w:themeColor="text1"/>
-          <w:kern w:val="0"/>
-          <w:szCs w:val="24"/>
-          <w:lang w:eastAsia="en-ID"/>
-          <w14:ligatures w14:val="none"/>
-        </w:rPr>
-      </w:pPr>
-      <w:r>
-        <w:rPr>
-          <w:rFonts w:eastAsia="Times New Roman" w:cs="Times New Roman"/>
-          <w:color w:val="000000" w:themeColor="text1"/>
-          <w:kern w:val="0"/>
-          <w:szCs w:val="24"/>
-          <w:lang w:eastAsia="en-ID"/>
-          <w14:ligatures w14:val="none"/>
-        </w:rPr>
-        <w:t xml:space="preserve">Subagja, F. E., Supriyadi, A. P., Kurniadi, A. R., &amp; Saragih, Y. (2023). PENGUJIAN SISTEM PENYIRAMAN TANAMAN OTOMATIS BERBASIS IOT. </w:t>
-      </w:r>
-      <w:proofErr w:type="spellStart"/>
-      <w:r>
-        <w:rPr>
-          <w:rFonts w:eastAsia="Times New Roman" w:cs="Times New Roman"/>
-          <w:color w:val="000000" w:themeColor="text1"/>
-          <w:kern w:val="0"/>
-          <w:szCs w:val="24"/>
-          <w:lang w:eastAsia="en-ID"/>
-          <w14:ligatures w14:val="none"/>
-        </w:rPr>
-        <w:t>Infotronik</w:t>
-      </w:r>
-      <w:proofErr w:type="spellEnd"/>
-      <w:r>
-        <w:rPr>
-          <w:rFonts w:eastAsia="Times New Roman" w:cs="Times New Roman"/>
-          <w:color w:val="000000" w:themeColor="text1"/>
-          <w:kern w:val="0"/>
-          <w:szCs w:val="24"/>
-          <w:lang w:eastAsia="en-ID"/>
-          <w14:ligatures w14:val="none"/>
-        </w:rPr>
-        <w:t xml:space="preserve"> : Jurnal Teknologi Informasi Dan Elektronika, 8(2), 91–97. </w:t>
+        <w:t xml:space="preserve">Subagja, F. E., Supriyadi, A. P., Kurniadi, A. R., &amp; Saragih, Y. (2023). PENGUJIAN SISTEM PENYIRAMAN TANAMAN OTOMATIS BERBASIS IOT. Infotronik : Jurnal Teknologi Informasi Dan Elektronika, 8(2), 91–97. </w:t>
       </w:r>
       <w:hyperlink r:id="rId27" w:history="1">
         <w:r>
@@ -9229,47 +7566,11 @@
           <w:color w:val="000000" w:themeColor="text1"/>
         </w:rPr>
       </w:pPr>
-      <w:proofErr w:type="spellStart"/>
       <w:r>
         <w:rPr>
           <w:color w:val="000000" w:themeColor="text1"/>
         </w:rPr>
-        <w:t>Sujjada</w:t>
-      </w:r>
-      <w:proofErr w:type="spellEnd"/>
-      <w:r>
-        <w:rPr>
-          <w:color w:val="000000" w:themeColor="text1"/>
-        </w:rPr>
-        <w:t xml:space="preserve">, A., Maulana, R., &amp; </w:t>
-      </w:r>
-      <w:proofErr w:type="spellStart"/>
-      <w:r>
-        <w:rPr>
-          <w:color w:val="000000" w:themeColor="text1"/>
-        </w:rPr>
-        <w:t>Fergina</w:t>
-      </w:r>
-      <w:proofErr w:type="spellEnd"/>
-      <w:r>
-        <w:rPr>
-          <w:color w:val="000000" w:themeColor="text1"/>
-        </w:rPr>
-        <w:t xml:space="preserve">, A. (2022). Rancang Bangun Penyiram Tanaman Otomatis Berbasis Internet of Things Menggunakan </w:t>
-      </w:r>
-      <w:proofErr w:type="spellStart"/>
-      <w:r>
-        <w:rPr>
-          <w:color w:val="000000" w:themeColor="text1"/>
-        </w:rPr>
-        <w:t>NodeMCU</w:t>
-      </w:r>
-      <w:proofErr w:type="spellEnd"/>
-      <w:r>
-        <w:rPr>
-          <w:color w:val="000000" w:themeColor="text1"/>
-        </w:rPr>
-        <w:t xml:space="preserve"> dan Telegram. Jurnal RESTIKOM Riset Teknik Informatika Dan Komputer, 4(1), 45–49. </w:t>
+        <w:t xml:space="preserve">Sujjada, A., Maulana, R., &amp; Fergina, A. (2022). Rancang Bangun Penyiram Tanaman Otomatis Berbasis Internet of Things Menggunakan NodeMCU dan Telegram. Jurnal RESTIKOM Riset Teknik Informatika Dan Komputer, 4(1), 45–49. </w:t>
       </w:r>
       <w:hyperlink r:id="rId28" w:history="1">
         <w:r>
@@ -9308,7 +7609,6 @@
         </w:rPr>
         <w:t xml:space="preserve">Wardhana, R. G., Wang, G., &amp; Sibuea, F. (2023). PENERAPAN MACHINE LEARNING DALAM PREDIKSI TINGKAT KASUS PENYAKIT DI INDONESIA. </w:t>
       </w:r>
-      <w:proofErr w:type="spellStart"/>
       <w:r>
         <w:rPr>
           <w:rFonts w:eastAsia="Times New Roman" w:cs="Times New Roman"/>
@@ -9320,77 +7620,7 @@
           <w:lang w:eastAsia="en-ID"/>
           <w14:ligatures w14:val="none"/>
         </w:rPr>
-        <w:t>Journal</w:t>
-      </w:r>
-      <w:proofErr w:type="spellEnd"/>
-      <w:r>
-        <w:rPr>
-          <w:rFonts w:eastAsia="Times New Roman" w:cs="Times New Roman"/>
-          <w:i/>
-          <w:iCs/>
-          <w:color w:val="000000" w:themeColor="text1"/>
-          <w:kern w:val="0"/>
-          <w:szCs w:val="24"/>
-          <w:lang w:eastAsia="en-ID"/>
-          <w14:ligatures w14:val="none"/>
-        </w:rPr>
-        <w:t xml:space="preserve"> of </w:t>
-      </w:r>
-      <w:proofErr w:type="spellStart"/>
-      <w:r>
-        <w:rPr>
-          <w:rFonts w:eastAsia="Times New Roman" w:cs="Times New Roman"/>
-          <w:i/>
-          <w:iCs/>
-          <w:color w:val="000000" w:themeColor="text1"/>
-          <w:kern w:val="0"/>
-          <w:szCs w:val="24"/>
-          <w:lang w:eastAsia="en-ID"/>
-          <w14:ligatures w14:val="none"/>
-        </w:rPr>
-        <w:t>Information</w:t>
-      </w:r>
-      <w:proofErr w:type="spellEnd"/>
-      <w:r>
-        <w:rPr>
-          <w:rFonts w:eastAsia="Times New Roman" w:cs="Times New Roman"/>
-          <w:i/>
-          <w:iCs/>
-          <w:color w:val="000000" w:themeColor="text1"/>
-          <w:kern w:val="0"/>
-          <w:szCs w:val="24"/>
-          <w:lang w:eastAsia="en-ID"/>
-          <w14:ligatures w14:val="none"/>
-        </w:rPr>
-        <w:t xml:space="preserve"> System </w:t>
-      </w:r>
-      <w:proofErr w:type="spellStart"/>
-      <w:r>
-        <w:rPr>
-          <w:rFonts w:eastAsia="Times New Roman" w:cs="Times New Roman"/>
-          <w:i/>
-          <w:iCs/>
-          <w:color w:val="000000" w:themeColor="text1"/>
-          <w:kern w:val="0"/>
-          <w:szCs w:val="24"/>
-          <w:lang w:eastAsia="en-ID"/>
-          <w14:ligatures w14:val="none"/>
-        </w:rPr>
-        <w:t>Management</w:t>
-      </w:r>
-      <w:proofErr w:type="spellEnd"/>
-      <w:r>
-        <w:rPr>
-          <w:rFonts w:eastAsia="Times New Roman" w:cs="Times New Roman"/>
-          <w:i/>
-          <w:iCs/>
-          <w:color w:val="000000" w:themeColor="text1"/>
-          <w:kern w:val="0"/>
-          <w:szCs w:val="24"/>
-          <w:lang w:eastAsia="en-ID"/>
-          <w14:ligatures w14:val="none"/>
-        </w:rPr>
-        <w:t xml:space="preserve"> (JOISM)</w:t>
+        <w:t>Journal of Information System Management (JOISM)</w:t>
       </w:r>
       <w:r>
         <w:rPr>
@@ -9461,87 +7691,7 @@
           <w:rFonts w:eastAsiaTheme="minorEastAsia"/>
           <w:color w:val="000000" w:themeColor="text1"/>
         </w:rPr>
-        <w:t xml:space="preserve">Pangestu, M. S., &amp; Fitriani, M. A. (2022). Perbandingan Perhitungan Jarak </w:t>
-      </w:r>
-      <w:proofErr w:type="spellStart"/>
-      <w:r>
-        <w:rPr>
-          <w:rFonts w:eastAsiaTheme="minorEastAsia"/>
-          <w:color w:val="000000" w:themeColor="text1"/>
-        </w:rPr>
-        <w:t>Euclidean</w:t>
-      </w:r>
-      <w:proofErr w:type="spellEnd"/>
-      <w:r>
-        <w:rPr>
-          <w:rFonts w:eastAsiaTheme="minorEastAsia"/>
-          <w:color w:val="000000" w:themeColor="text1"/>
-        </w:rPr>
-        <w:t xml:space="preserve"> Distance, Manhattan Distance, dan </w:t>
-      </w:r>
-      <w:proofErr w:type="spellStart"/>
-      <w:r>
-        <w:rPr>
-          <w:rFonts w:eastAsiaTheme="minorEastAsia"/>
-          <w:color w:val="000000" w:themeColor="text1"/>
-        </w:rPr>
-        <w:t>Cosine</w:t>
-      </w:r>
-      <w:proofErr w:type="spellEnd"/>
-      <w:r>
-        <w:rPr>
-          <w:rFonts w:eastAsiaTheme="minorEastAsia"/>
-          <w:color w:val="000000" w:themeColor="text1"/>
-        </w:rPr>
-        <w:t xml:space="preserve"> </w:t>
-      </w:r>
-      <w:proofErr w:type="spellStart"/>
-      <w:r>
-        <w:rPr>
-          <w:rFonts w:eastAsiaTheme="minorEastAsia"/>
-          <w:color w:val="000000" w:themeColor="text1"/>
-        </w:rPr>
-        <w:t>Similarity</w:t>
-      </w:r>
-      <w:proofErr w:type="spellEnd"/>
-      <w:r>
-        <w:rPr>
-          <w:rFonts w:eastAsiaTheme="minorEastAsia"/>
-          <w:color w:val="000000" w:themeColor="text1"/>
-        </w:rPr>
-        <w:t xml:space="preserve"> dalam Pengelompokan Data Bibit Padi Menggunakan Algoritma K-</w:t>
-      </w:r>
-      <w:proofErr w:type="spellStart"/>
-      <w:r>
-        <w:rPr>
-          <w:rFonts w:eastAsiaTheme="minorEastAsia"/>
-          <w:color w:val="000000" w:themeColor="text1"/>
-        </w:rPr>
-        <w:t>Means</w:t>
-      </w:r>
-      <w:proofErr w:type="spellEnd"/>
-      <w:r>
-        <w:rPr>
-          <w:rFonts w:eastAsiaTheme="minorEastAsia"/>
-          <w:color w:val="000000" w:themeColor="text1"/>
-        </w:rPr>
-        <w:t xml:space="preserve">. </w:t>
-      </w:r>
-      <w:proofErr w:type="spellStart"/>
-      <w:r>
-        <w:rPr>
-          <w:rFonts w:eastAsiaTheme="minorEastAsia"/>
-          <w:color w:val="000000" w:themeColor="text1"/>
-        </w:rPr>
-        <w:t>Sainteks</w:t>
-      </w:r>
-      <w:proofErr w:type="spellEnd"/>
-      <w:r>
-        <w:rPr>
-          <w:rFonts w:eastAsiaTheme="minorEastAsia"/>
-          <w:color w:val="000000" w:themeColor="text1"/>
-        </w:rPr>
-        <w:t>, 19(2), 141–155. https://doi.org/10.30595/sainteks.v19i2.14495</w:t>
+        <w:t>Pangestu, M. S., &amp; Fitriani, M. A. (2022). Perbandingan Perhitungan Jarak Euclidean Distance, Manhattan Distance, dan Cosine Similarity dalam Pengelompokan Data Bibit Padi Menggunakan Algoritma K-Means. Sainteks, 19(2), 141–155. https://doi.org/10.30595/sainteks.v19i2.14495</w:t>
       </w:r>
     </w:p>
     <w:p>
@@ -9560,7 +7710,6 @@
           <w14:ligatures w14:val="none"/>
         </w:rPr>
       </w:pPr>
-      <w:proofErr w:type="spellStart"/>
       <w:r>
         <w:rPr>
           <w:rFonts w:eastAsia="Times New Roman" w:cs="Times New Roman"/>
@@ -9570,21 +7719,8 @@
           <w:lang w:eastAsia="en-ID"/>
           <w14:ligatures w14:val="none"/>
         </w:rPr>
-        <w:t>Buwarda</w:t>
-      </w:r>
-      <w:proofErr w:type="spellEnd"/>
-      <w:r>
-        <w:rPr>
-          <w:rFonts w:eastAsia="Times New Roman" w:cs="Times New Roman"/>
-          <w:color w:val="000000" w:themeColor="text1"/>
-          <w:kern w:val="0"/>
-          <w:szCs w:val="24"/>
-          <w:lang w:eastAsia="en-ID"/>
-          <w14:ligatures w14:val="none"/>
-        </w:rPr>
-        <w:t xml:space="preserve">, S., Lutfi, &amp; Makmur, I. (2023). PENGEMBANGAN SISTEM PENYIRAMAN TANAMAN HORTIKULTURA BERBASIS MIKROKONTROLLER ESP32 DAN APLIKASI TELEGRAM. </w:t>
-      </w:r>
-      <w:proofErr w:type="spellStart"/>
+        <w:t xml:space="preserve">Buwarda, S., Lutfi, &amp; Makmur, I. (2023). PENGEMBANGAN SISTEM PENYIRAMAN TANAMAN HORTIKULTURA BERBASIS MIKROKONTROLLER ESP32 DAN APLIKASI TELEGRAM. </w:t>
+      </w:r>
       <w:r>
         <w:rPr>
           <w:rFonts w:eastAsia="Times New Roman" w:cs="Times New Roman"/>
@@ -9596,21 +7732,7 @@
           <w:lang w:eastAsia="en-ID"/>
           <w14:ligatures w14:val="none"/>
         </w:rPr>
-        <w:t>Prosiding</w:t>
-      </w:r>
-      <w:proofErr w:type="spellEnd"/>
-      <w:r>
-        <w:rPr>
-          <w:rFonts w:eastAsia="Times New Roman" w:cs="Times New Roman"/>
-          <w:i/>
-          <w:iCs/>
-          <w:color w:val="000000" w:themeColor="text1"/>
-          <w:kern w:val="0"/>
-          <w:szCs w:val="24"/>
-          <w:lang w:eastAsia="en-ID"/>
-          <w14:ligatures w14:val="none"/>
-        </w:rPr>
-        <w:t xml:space="preserve"> Seminar Nasional Teknologi Industri (SNTI)</w:t>
+        <w:t>Prosiding Seminar Nasional Teknologi Industri (SNTI)</w:t>
       </w:r>
       <w:r>
         <w:rPr>

--- a/PROPOSAL TUGAS AKHIR.docx
+++ b/PROPOSAL TUGAS AKHIR.docx
@@ -630,7 +630,7 @@
     </w:p>
     <w:tbl>
       <w:tblPr>
-        <w:tblStyle w:val="KisiTabel"/>
+        <w:tblStyle w:val="TableGrid"/>
         <w:tblW w:w="8359" w:type="dxa"/>
         <w:jc w:val="center"/>
         <w:tblBorders>
@@ -990,6 +990,7 @@
           <w:b/>
           <w:bCs w:val="0"/>
         </w:rPr>
+        <w:lastRenderedPageBreak/>
         <w:t>KATA PENGANTAR</w:t>
       </w:r>
       <w:bookmarkEnd w:id="2"/>
@@ -1073,7 +1074,7 @@
     </w:p>
     <w:p>
       <w:pPr>
-        <w:pStyle w:val="DaftarParagraf"/>
+        <w:pStyle w:val="ListParagraph"/>
         <w:numPr>
           <w:ilvl w:val="0"/>
           <w:numId w:val="1"/>
@@ -1095,7 +1096,7 @@
     </w:p>
     <w:p>
       <w:pPr>
-        <w:pStyle w:val="DaftarParagraf"/>
+        <w:pStyle w:val="ListParagraph"/>
         <w:numPr>
           <w:ilvl w:val="0"/>
           <w:numId w:val="1"/>
@@ -1117,7 +1118,7 @@
     </w:p>
     <w:p>
       <w:pPr>
-        <w:pStyle w:val="DaftarParagraf"/>
+        <w:pStyle w:val="ListParagraph"/>
         <w:numPr>
           <w:ilvl w:val="0"/>
           <w:numId w:val="1"/>
@@ -1139,7 +1140,7 @@
     </w:p>
     <w:p>
       <w:pPr>
-        <w:pStyle w:val="DaftarParagraf"/>
+        <w:pStyle w:val="ListParagraph"/>
         <w:numPr>
           <w:ilvl w:val="0"/>
           <w:numId w:val="1"/>
@@ -1161,7 +1162,7 @@
     </w:p>
     <w:p>
       <w:pPr>
-        <w:pStyle w:val="DaftarParagraf"/>
+        <w:pStyle w:val="ListParagraph"/>
         <w:numPr>
           <w:ilvl w:val="0"/>
           <w:numId w:val="1"/>
@@ -1183,7 +1184,7 @@
     </w:p>
     <w:p>
       <w:pPr>
-        <w:pStyle w:val="DaftarParagraf"/>
+        <w:pStyle w:val="ListParagraph"/>
         <w:numPr>
           <w:ilvl w:val="0"/>
           <w:numId w:val="1"/>
@@ -1200,12 +1201,44 @@
           <w:rFonts w:cs="Times New Roman"/>
           <w:szCs w:val="24"/>
         </w:rPr>
-        <w:t xml:space="preserve">Bapak Dr. Wijang Widhiarso, M.Kom., selaku Dekan Fakultas Ilmu Komputer dan Rekayasa. </w:t>
-      </w:r>
-    </w:p>
-    <w:p>
-      <w:pPr>
-        <w:pStyle w:val="DaftarParagraf"/>
+        <w:t xml:space="preserve">Bapak Dr. </w:t>
+      </w:r>
+      <w:proofErr w:type="spellStart"/>
+      <w:r>
+        <w:rPr>
+          <w:rFonts w:cs="Times New Roman"/>
+          <w:szCs w:val="24"/>
+        </w:rPr>
+        <w:t>Wijang</w:t>
+      </w:r>
+      <w:proofErr w:type="spellEnd"/>
+      <w:r>
+        <w:rPr>
+          <w:rFonts w:cs="Times New Roman"/>
+          <w:szCs w:val="24"/>
+        </w:rPr>
+        <w:t xml:space="preserve"> </w:t>
+      </w:r>
+      <w:proofErr w:type="spellStart"/>
+      <w:r>
+        <w:rPr>
+          <w:rFonts w:cs="Times New Roman"/>
+          <w:szCs w:val="24"/>
+        </w:rPr>
+        <w:t>Widhiarso</w:t>
+      </w:r>
+      <w:proofErr w:type="spellEnd"/>
+      <w:r>
+        <w:rPr>
+          <w:rFonts w:cs="Times New Roman"/>
+          <w:szCs w:val="24"/>
+        </w:rPr>
+        <w:t xml:space="preserve">, M.Kom., selaku Dekan Fakultas Ilmu Komputer dan Rekayasa. </w:t>
+      </w:r>
+    </w:p>
+    <w:p>
+      <w:pPr>
+        <w:pStyle w:val="ListParagraph"/>
         <w:numPr>
           <w:ilvl w:val="0"/>
           <w:numId w:val="1"/>
@@ -1227,7 +1260,7 @@
     </w:p>
     <w:p>
       <w:pPr>
-        <w:pStyle w:val="DaftarParagraf"/>
+        <w:pStyle w:val="ListParagraph"/>
         <w:numPr>
           <w:ilvl w:val="0"/>
           <w:numId w:val="1"/>
@@ -1249,7 +1282,7 @@
     </w:p>
     <w:p>
       <w:pPr>
-        <w:pStyle w:val="DaftarParagraf"/>
+        <w:pStyle w:val="ListParagraph"/>
         <w:numPr>
           <w:ilvl w:val="0"/>
           <w:numId w:val="1"/>
@@ -1266,14 +1299,46 @@
           <w:rFonts w:cs="Times New Roman"/>
           <w:szCs w:val="24"/>
         </w:rPr>
-        <w:t>Bapak Daniel Udju</w:t>
-      </w:r>
-      <w:r>
-        <w:rPr>
-          <w:rFonts w:cs="Times New Roman"/>
-          <w:szCs w:val="24"/>
-        </w:rPr>
-        <w:t>lalawa, S.Kom.,M.T.I.., selaku P</w:t>
+        <w:t xml:space="preserve">Bapak Daniel </w:t>
+      </w:r>
+      <w:proofErr w:type="spellStart"/>
+      <w:r>
+        <w:rPr>
+          <w:rFonts w:cs="Times New Roman"/>
+          <w:szCs w:val="24"/>
+        </w:rPr>
+        <w:t>Udju</w:t>
+      </w:r>
+      <w:r>
+        <w:rPr>
+          <w:rFonts w:cs="Times New Roman"/>
+          <w:szCs w:val="24"/>
+        </w:rPr>
+        <w:t>lalawa</w:t>
+      </w:r>
+      <w:proofErr w:type="spellEnd"/>
+      <w:r>
+        <w:rPr>
+          <w:rFonts w:cs="Times New Roman"/>
+          <w:szCs w:val="24"/>
+        </w:rPr>
+        <w:t xml:space="preserve">, </w:t>
+      </w:r>
+      <w:proofErr w:type="spellStart"/>
+      <w:r>
+        <w:rPr>
+          <w:rFonts w:cs="Times New Roman"/>
+          <w:szCs w:val="24"/>
+        </w:rPr>
+        <w:t>S.Kom.,M.T.I</w:t>
+      </w:r>
+      <w:proofErr w:type="spellEnd"/>
+      <w:r>
+        <w:rPr>
+          <w:rFonts w:cs="Times New Roman"/>
+          <w:szCs w:val="24"/>
+        </w:rPr>
+        <w:t>.., selaku P</w:t>
       </w:r>
       <w:r>
         <w:rPr>
@@ -1292,7 +1357,7 @@
     </w:p>
     <w:p>
       <w:pPr>
-        <w:pStyle w:val="DaftarParagraf"/>
+        <w:pStyle w:val="ListParagraph"/>
         <w:numPr>
           <w:ilvl w:val="0"/>
           <w:numId w:val="1"/>
@@ -1335,7 +1400,7 @@
     </w:p>
     <w:p>
       <w:pPr>
-        <w:pStyle w:val="DaftarParagraf"/>
+        <w:pStyle w:val="ListParagraph"/>
         <w:numPr>
           <w:ilvl w:val="0"/>
           <w:numId w:val="1"/>
@@ -1352,12 +1417,13 @@
           <w:rFonts w:cs="Times New Roman"/>
           <w:szCs w:val="24"/>
         </w:rPr>
+        <w:lastRenderedPageBreak/>
         <w:t>Keluarga dan teman-teman yang telah memberikan dukungan dan saran selama proses pengerjaan tugas akhir.</w:t>
       </w:r>
     </w:p>
     <w:p>
       <w:pPr>
-        <w:pStyle w:val="DaftarParagraf"/>
+        <w:pStyle w:val="ListParagraph"/>
         <w:numPr>
           <w:ilvl w:val="0"/>
           <w:numId w:val="1"/>
@@ -1381,7 +1447,23 @@
           <w:rFonts w:cs="Times New Roman"/>
           <w:szCs w:val="24"/>
         </w:rPr>
-        <w:t xml:space="preserve">epada Aldo Kadafi, Muhammad Fadli dan Kartiva </w:t>
+        <w:t xml:space="preserve">epada Aldo Kadafi, Muhammad Fadli dan </w:t>
+      </w:r>
+      <w:proofErr w:type="spellStart"/>
+      <w:r>
+        <w:rPr>
+          <w:rFonts w:cs="Times New Roman"/>
+          <w:szCs w:val="24"/>
+        </w:rPr>
+        <w:t>Kartiva</w:t>
+      </w:r>
+      <w:proofErr w:type="spellEnd"/>
+      <w:r>
+        <w:rPr>
+          <w:rFonts w:cs="Times New Roman"/>
+          <w:szCs w:val="24"/>
+        </w:rPr>
+        <w:t xml:space="preserve"> </w:t>
       </w:r>
       <w:r>
         <w:rPr>
@@ -1418,7 +1500,7 @@
     </w:p>
     <w:tbl>
       <w:tblPr>
-        <w:tblStyle w:val="KisiTabel"/>
+        <w:tblStyle w:val="TableGrid"/>
         <w:tblW w:w="0" w:type="auto"/>
         <w:tblBorders>
           <w:top w:val="none" w:sz="0" w:space="0" w:color="auto"/>
@@ -1612,6 +1694,7 @@
           <w:b/>
           <w:bCs w:val="0"/>
         </w:rPr>
+        <w:lastRenderedPageBreak/>
         <w:t>DAFTAR ISI</w:t>
       </w:r>
       <w:bookmarkEnd w:id="8"/>
@@ -1803,6 +1886,7 @@
           <w:b/>
           <w:bCs w:val="0"/>
         </w:rPr>
+        <w:lastRenderedPageBreak/>
         <w:t>DAFTAR TABEL</w:t>
       </w:r>
       <w:bookmarkEnd w:id="11"/>
@@ -1812,7 +1896,7 @@
     <w:p/>
     <w:p>
       <w:pPr>
-        <w:pStyle w:val="TabelGambar"/>
+        <w:pStyle w:val="TableofFigures"/>
         <w:tabs>
           <w:tab w:val="right" w:leader="dot" w:pos="7927"/>
         </w:tabs>
@@ -1895,7 +1979,7 @@
     </w:p>
     <w:p>
       <w:pPr>
-        <w:pStyle w:val="TabelGambar"/>
+        <w:pStyle w:val="TableofFigures"/>
         <w:tabs>
           <w:tab w:val="right" w:leader="dot" w:pos="7927"/>
         </w:tabs>
@@ -1957,7 +2041,7 @@
     </w:p>
     <w:p>
       <w:pPr>
-        <w:pStyle w:val="TabelGambar"/>
+        <w:pStyle w:val="TableofFigures"/>
         <w:tabs>
           <w:tab w:val="right" w:leader="dot" w:pos="7927"/>
         </w:tabs>
@@ -2019,7 +2103,7 @@
     </w:p>
     <w:p>
       <w:pPr>
-        <w:pStyle w:val="TabelGambar"/>
+        <w:pStyle w:val="TableofFigures"/>
         <w:tabs>
           <w:tab w:val="right" w:leader="dot" w:pos="7927"/>
         </w:tabs>
@@ -2081,7 +2165,7 @@
     </w:p>
     <w:p>
       <w:pPr>
-        <w:pStyle w:val="TabelGambar"/>
+        <w:pStyle w:val="TableofFigures"/>
         <w:tabs>
           <w:tab w:val="right" w:leader="dot" w:pos="7927"/>
         </w:tabs>
@@ -2325,7 +2409,7 @@
     <w:p/>
     <w:p>
       <w:pPr>
-        <w:pStyle w:val="TabelGambar"/>
+        <w:pStyle w:val="TableofFigures"/>
         <w:tabs>
           <w:tab w:val="right" w:leader="dot" w:pos="7927"/>
         </w:tabs>
@@ -2410,7 +2494,7 @@
     </w:p>
     <w:p>
       <w:pPr>
-        <w:pStyle w:val="TabelGambar"/>
+        <w:pStyle w:val="TableofFigures"/>
         <w:tabs>
           <w:tab w:val="right" w:leader="dot" w:pos="7927"/>
         </w:tabs>
@@ -2474,7 +2558,7 @@
     </w:p>
     <w:p>
       <w:pPr>
-        <w:pStyle w:val="TabelGambar"/>
+        <w:pStyle w:val="TableofFigures"/>
         <w:tabs>
           <w:tab w:val="right" w:leader="dot" w:pos="7927"/>
         </w:tabs>
@@ -2642,7 +2726,7 @@
     </w:p>
     <w:p>
       <w:pPr>
-        <w:pStyle w:val="Judul1"/>
+        <w:pStyle w:val="Heading1"/>
         <w:spacing w:line="480" w:lineRule="auto"/>
         <w:jc w:val="center"/>
         <w:rPr>
@@ -2663,6 +2747,7 @@
           <w:bCs/>
           <w:szCs w:val="24"/>
         </w:rPr>
+        <w:lastRenderedPageBreak/>
         <w:t>BAB I</w:t>
       </w:r>
       <w:r>
@@ -2690,7 +2775,7 @@
     </w:p>
     <w:p>
       <w:pPr>
-        <w:pStyle w:val="Judul1"/>
+        <w:pStyle w:val="Heading1"/>
         <w:numPr>
           <w:ilvl w:val="0"/>
           <w:numId w:val="2"/>
@@ -2735,7 +2820,15 @@
         <w:t xml:space="preserve"> bagi</w:t>
       </w:r>
       <w:r>
-        <w:t xml:space="preserve"> manusia (Kynta, 2024)</w:t>
+        <w:t xml:space="preserve"> manusia (</w:t>
+      </w:r>
+      <w:proofErr w:type="spellStart"/>
+      <w:r>
+        <w:t>Kynta</w:t>
+      </w:r>
+      <w:proofErr w:type="spellEnd"/>
+      <w:r>
+        <w:t>, 2024)</w:t>
       </w:r>
       <w:r>
         <w:t>.</w:t>
@@ -2768,7 +2861,15 @@
         <w:t>buah-buahan</w:t>
       </w:r>
       <w:r>
-        <w:t>, dan tanaman hias (Bharata, 2023).</w:t>
+        <w:t>, dan tanaman hias (</w:t>
+      </w:r>
+      <w:proofErr w:type="spellStart"/>
+      <w:r>
+        <w:t>Bharata</w:t>
+      </w:r>
+      <w:proofErr w:type="spellEnd"/>
+      <w:r>
+        <w:t>, 2023).</w:t>
       </w:r>
     </w:p>
     <w:p>
@@ -2831,7 +2932,16 @@
         <w:ind w:firstLine="567"/>
       </w:pPr>
       <w:r>
-        <w:t>Berbagai elemen dapat memengaruhi kondisi ini, di antaranya adalah curah hujan, tipe tanah, dan tingkat evapotranspirasi (Hermanto, 2023). Proses evapotranspirasi terdiri dari dua komponen utama, yaitu evaporasi, yang merupakan perubahan air menjadi uap, dan transpirasi, yang mengacu pada penguapan air dari permukaan tanah (Sofia, 2023). Tingkat evapotranspirasi sangat dipengaruhi oleh faktor-faktor iklim serta jenis tanaman yang ada (Fausan, 2020). Oleh karena itu, ketersediaan air dan kelembaban tanah menjadi aspek yang krusial untuk menggantikan air yang hilang selama proses ini.</w:t>
+        <w:lastRenderedPageBreak/>
+        <w:t>Berbagai elemen dapat memengaruhi kondisi ini, di antaranya adalah curah hujan, tipe tanah, dan tingkat evapotranspirasi (Hermanto, 2023). Proses evapotranspirasi terdiri dari dua komponen utama, yaitu evaporasi, yang merupakan perubahan air menjadi uap, dan transpirasi, yang mengacu pada penguapan air dari permukaan tanah (Sofia, 2023). Tingkat evapotranspirasi sangat dipengaruhi oleh faktor-faktor iklim serta jenis tanaman yang ada (</w:t>
+      </w:r>
+      <w:proofErr w:type="spellStart"/>
+      <w:r>
+        <w:t>Fausan</w:t>
+      </w:r>
+      <w:proofErr w:type="spellEnd"/>
+      <w:r>
+        <w:t>, 2020). Oleh karena itu, ketersediaan air dan kelembaban tanah menjadi aspek yang krusial untuk menggantikan air yang hilang selama proses ini.</w:t>
       </w:r>
     </w:p>
     <w:p>
@@ -2891,7 +3001,11 @@
         <w:t xml:space="preserve">kesulitan dalam memprediksi kelembaban tanah secara akurat akibat perubahan cuaca yang mendadak (Ningrum, 2023). </w:t>
       </w:r>
       <w:r>
-        <w:t>Hal ini disebabkan oleh metode pengukuran yang masih dilakukan secara visual dengan menggunakan alat sederhana, yang tidak mampu memberikan data secara real</w:t>
+        <w:t xml:space="preserve">Hal ini disebabkan oleh metode pengukuran yang </w:t>
+      </w:r>
+      <w:r>
+        <w:lastRenderedPageBreak/>
+        <w:t>masih dilakukan secara visual dengan menggunakan alat sederhana, yang tidak mampu memberikan data secara real</w:t>
       </w:r>
       <w:r>
         <w:t>-</w:t>
@@ -2909,7 +3023,15 @@
         <w:t xml:space="preserve"> Mereka</w:t>
       </w:r>
       <w:r>
-        <w:t xml:space="preserve"> sering bergantung pada pengalaman pribadi untuk menentukan waktu dan jumlah air yang dibutuhkan dalam proses penyiraman tanaman (Anggarda, 2023).</w:t>
+        <w:t xml:space="preserve"> sering bergantung pada pengalaman pribadi untuk menentukan waktu dan jumlah air yang dibutuhkan dalam proses penyiraman tanaman (</w:t>
+      </w:r>
+      <w:proofErr w:type="spellStart"/>
+      <w:r>
+        <w:t>Anggarda</w:t>
+      </w:r>
+      <w:proofErr w:type="spellEnd"/>
+      <w:r>
+        <w:t>, 2023).</w:t>
       </w:r>
     </w:p>
     <w:p>
@@ -2954,7 +3076,11 @@
         <w:ind w:firstLine="567"/>
       </w:pPr>
       <w:r>
-        <w:t xml:space="preserve">Hasil wawancara dengan Kemas Muhammad Ridhuan, selaku penyuluh pertanian di UPTD Balai Pengembangan Dan Produksi Benih Tanaman Pangan Dan Hortikultura mengungkapkan bahwa petani sering menghadapi tantangan dalam memantau musim dan kelembaban tanah secara manual, yang tidak efisien dan bergantung pada fisik. Ketergantungan pada metode tradisional ini sering kali mengakibatkan kegagalan panen dan krisis ekonomi, terutama di bahwa pengaruh fenomena seperti El Nino, yang memperburuk efisiensi dan akurasi dalam pengelolaan tanaman. </w:t>
+        <w:t xml:space="preserve">Hasil wawancara dengan Kemas Muhammad Ridhuan, selaku penyuluh pertanian di UPTD Balai Pengembangan Dan Produksi Benih Tanaman Pangan Dan </w:t>
+      </w:r>
+      <w:r>
+        <w:lastRenderedPageBreak/>
+        <w:t xml:space="preserve">Hortikultura mengungkapkan bahwa petani sering menghadapi tantangan dalam memantau musim dan kelembaban tanah secara manual, yang tidak efisien dan bergantung pada fisik. Ketergantungan pada metode tradisional ini sering kali mengakibatkan kegagalan panen dan krisis ekonomi, terutama di bahwa pengaruh fenomena seperti El Nino, yang memperburuk efisiensi dan akurasi dalam pengelolaan tanaman. </w:t>
       </w:r>
     </w:p>
     <w:p>
@@ -2978,7 +3104,15 @@
         <w:ind w:firstLine="567"/>
       </w:pPr>
       <w:r>
-        <w:t>Hasil wawancara dengan Denny Satria Mandala Putra, selaku direktur Quranic Farm menjelaskan bahwa pemantauan kelembaban tanah secara konvensional tidak akurat dan memerlukan banyak tenaga, sedangkan penyiraman manual sering tidak merata, terutama di musim kemarau. Akibatnya, pertumbuhan tanaman menjadi tidak seragam dan risiko penyakit tanaman meningkat. Pemantauan secara manual yang memakan waktu juga mengganggu aktivitas lain di perkebunan yang cukup besar.</w:t>
+        <w:t xml:space="preserve">Hasil wawancara dengan Denny Satria Mandala Putra, selaku direktur </w:t>
+      </w:r>
+      <w:proofErr w:type="spellStart"/>
+      <w:r>
+        <w:t>Quranic</w:t>
+      </w:r>
+      <w:proofErr w:type="spellEnd"/>
+      <w:r>
+        <w:t xml:space="preserve"> Farm menjelaskan bahwa pemantauan kelembaban tanah secara konvensional tidak akurat dan memerlukan banyak tenaga, sedangkan penyiraman manual sering tidak merata, terutama di musim kemarau. Akibatnya, pertumbuhan tanaman menjadi tidak seragam dan risiko penyakit tanaman meningkat. Pemantauan secara manual yang memakan waktu juga mengganggu aktivitas lain di perkebunan yang cukup besar.</w:t>
       </w:r>
     </w:p>
     <w:p>
@@ -2997,7 +3131,11 @@
         <w:t>Internet of Things</w:t>
       </w:r>
       <w:r>
-        <w:t xml:space="preserve"> dan kecerdasan buatan memberikan dampak yang signifikan pada berbagai sektor pertanian. Salah satu teknologi yang diimplementasikan dalam bidang pertanian adalah </w:t>
+        <w:t xml:space="preserve"> dan kecerdasan buatan memberikan dampak yang signifikan pada berbagai sektor </w:t>
+      </w:r>
+      <w:r>
+        <w:lastRenderedPageBreak/>
+        <w:t xml:space="preserve">pertanian. Salah satu teknologi yang diimplementasikan dalam bidang pertanian adalah </w:t>
       </w:r>
       <w:r>
         <w:rPr>
@@ -3007,7 +3145,15 @@
         <w:t>Machine Learning</w:t>
       </w:r>
       <w:r>
-        <w:t xml:space="preserve">, yang merupakan bagian dari kecerdasan buatan yang melibatkan proses pembelajaran melalui komputasi dan identifikasi pola untuk melakukan prediksi serta pengambilan keputusan secara otomatis berdasarkan data yang tersedia (Anggarda, 2023). </w:t>
+        <w:t>, yang merupakan bagian dari kecerdasan buatan yang melibatkan proses pembelajaran melalui komputasi dan identifikasi pola untuk melakukan prediksi serta pengambilan keputusan secara otomatis berdasarkan data yang tersedia (</w:t>
+      </w:r>
+      <w:proofErr w:type="spellStart"/>
+      <w:r>
+        <w:t>Anggarda</w:t>
+      </w:r>
+      <w:proofErr w:type="spellEnd"/>
+      <w:r>
+        <w:t xml:space="preserve">, 2023). </w:t>
       </w:r>
     </w:p>
     <w:p>
@@ -3028,42 +3174,76 @@
       <w:r>
         <w:t xml:space="preserve">, yang memanfaatkan sensor </w:t>
       </w:r>
+      <w:proofErr w:type="spellStart"/>
       <w:r>
         <w:rPr>
           <w:i/>
           <w:iCs/>
         </w:rPr>
-        <w:t>Automatic Weather Station</w:t>
-      </w:r>
-      <w:r>
-        <w:t xml:space="preserve"> (AWS), kelembaban tanah, dan berbagai faktor lingkungan lainnya</w:t>
-      </w:r>
-      <w:r>
-        <w:t xml:space="preserve">. </w:t>
-      </w:r>
-      <w:r>
-        <w:t xml:space="preserve">Setiap sensor menghasilkan data yang dikirimkan ke mikrokontroler </w:t>
-      </w:r>
-      <w:r>
-        <w:t>untuk analisis atau prediksi (Kaur, 2024).</w:t>
-      </w:r>
-      <w:r>
-        <w:t xml:space="preserve"> </w:t>
-      </w:r>
-      <w:r>
-        <w:t xml:space="preserve">Dengan </w:t>
-      </w:r>
-      <w:r>
-        <w:t>memanfaatkan</w:t>
-      </w:r>
-      <w:r>
-        <w:t xml:space="preserve"> </w:t>
-      </w:r>
+        <w:t>Automatic</w:t>
+      </w:r>
+      <w:proofErr w:type="spellEnd"/>
       <w:r>
         <w:rPr>
           <w:i/>
           <w:iCs/>
         </w:rPr>
+        <w:t xml:space="preserve"> </w:t>
+      </w:r>
+      <w:proofErr w:type="spellStart"/>
+      <w:r>
+        <w:rPr>
+          <w:i/>
+          <w:iCs/>
+        </w:rPr>
+        <w:t>Weather</w:t>
+      </w:r>
+      <w:proofErr w:type="spellEnd"/>
+      <w:r>
+        <w:rPr>
+          <w:i/>
+          <w:iCs/>
+        </w:rPr>
+        <w:t xml:space="preserve"> </w:t>
+      </w:r>
+      <w:proofErr w:type="spellStart"/>
+      <w:r>
+        <w:rPr>
+          <w:i/>
+          <w:iCs/>
+        </w:rPr>
+        <w:t>Station</w:t>
+      </w:r>
+      <w:proofErr w:type="spellEnd"/>
+      <w:r>
+        <w:t xml:space="preserve"> (AWS), kelembaban tanah, dan berbagai faktor lingkungan lainnya</w:t>
+      </w:r>
+      <w:r>
+        <w:t xml:space="preserve">. </w:t>
+      </w:r>
+      <w:r>
+        <w:t xml:space="preserve">Setiap sensor menghasilkan data yang dikirimkan ke mikrokontroler </w:t>
+      </w:r>
+      <w:r>
+        <w:t>untuk analisis atau prediksi (Kaur, 2024).</w:t>
+      </w:r>
+      <w:r>
+        <w:t xml:space="preserve"> </w:t>
+      </w:r>
+      <w:r>
+        <w:t xml:space="preserve">Dengan </w:t>
+      </w:r>
+      <w:r>
+        <w:t>memanfaatkan</w:t>
+      </w:r>
+      <w:r>
+        <w:t xml:space="preserve"> </w:t>
+      </w:r>
+      <w:r>
+        <w:rPr>
+          <w:i/>
+          <w:iCs/>
+        </w:rPr>
         <w:t>Machine Learning</w:t>
       </w:r>
       <w:r>
@@ -3103,7 +3283,15 @@
         <w:t xml:space="preserve"> cuaca hujan, suhu udara, kelembaban tanah, dan faktor-faktor lainnya</w:t>
       </w:r>
       <w:r>
-        <w:t xml:space="preserve"> (Anggarda, 2023).</w:t>
+        <w:t xml:space="preserve"> (</w:t>
+      </w:r>
+      <w:proofErr w:type="spellStart"/>
+      <w:r>
+        <w:t>Anggarda</w:t>
+      </w:r>
+      <w:proofErr w:type="spellEnd"/>
+      <w:r>
+        <w:t>, 2023).</w:t>
       </w:r>
     </w:p>
     <w:p>
@@ -3128,7 +3316,15 @@
         <w:t>Machine Learning</w:t>
       </w:r>
       <w:r>
-        <w:t xml:space="preserve"> untuk memprediksi waktu penyiraman optimal memiliki berbagai keuntungan. Pertama, sistem ini dapat menghemat waktu dan usaha petani dalam memerlukan kebutuhan air. Kedua, dengan tingkat akurasi prediksi yang tinggi, sistem ini berkontribusi dalam mengoptimalkan penggunaan air dan mengurangi pemborosan. Ketiga, rekomendasi yang akurat dari sistem ini dapat meningkatkan produktivitas pertanian dengan memastikan pemenuhan kebutuhan air yang tepat waktu untuk tanaman (Anggarda, 2023).</w:t>
+        <w:t xml:space="preserve"> untuk memprediksi waktu penyiraman optimal memiliki berbagai keuntungan. Pertama, sistem ini dapat menghemat waktu dan usaha petani dalam memerlukan kebutuhan air. Kedua, dengan tingkat akurasi prediksi yang tinggi, sistem ini berkontribusi dalam mengoptimalkan penggunaan air dan mengurangi pemborosan. Ketiga, rekomendasi yang akurat dari sistem ini dapat meningkatkan produktivitas pertanian dengan memastikan pemenuhan kebutuhan air yang tepat waktu untuk tanaman (</w:t>
+      </w:r>
+      <w:proofErr w:type="spellStart"/>
+      <w:r>
+        <w:t>Anggarda</w:t>
+      </w:r>
+      <w:proofErr w:type="spellEnd"/>
+      <w:r>
+        <w:t>, 2023).</w:t>
       </w:r>
     </w:p>
     <w:p>
@@ -3157,7 +3353,11 @@
         <w:t>Machine Learning</w:t>
       </w:r>
       <w:r>
-        <w:t xml:space="preserve"> memberikan keuntungan signifikan bagi para petani. Sistem ini memungkinkan pemantauan, pengendalian, dan perencanaan irigasi yang lebih efisien dalam waktu, tenaga, dan sumber daya manusia</w:t>
+        <w:t xml:space="preserve"> memberikan </w:t>
+      </w:r>
+      <w:r>
+        <w:lastRenderedPageBreak/>
+        <w:t>keuntungan signifikan bagi para petani. Sistem ini memungkinkan pemantauan, pengendalian, dan perencanaan irigasi yang lebih efisien dalam waktu, tenaga, dan sumber daya manusia</w:t>
       </w:r>
       <w:r>
         <w:t xml:space="preserve">, serta berpotensi mengurangi biaya dan penggunaan air, dan meningkatkan hasil panen. Dengan demikian, penulis tertarik untuk merancang </w:t>
@@ -3171,7 +3371,7 @@
     </w:p>
     <w:p>
       <w:pPr>
-        <w:pStyle w:val="Judul1"/>
+        <w:pStyle w:val="Heading1"/>
         <w:numPr>
           <w:ilvl w:val="0"/>
           <w:numId w:val="2"/>
@@ -3215,7 +3415,7 @@
     </w:p>
     <w:p>
       <w:pPr>
-        <w:pStyle w:val="Judul1"/>
+        <w:pStyle w:val="Heading1"/>
         <w:numPr>
           <w:ilvl w:val="0"/>
           <w:numId w:val="2"/>
@@ -3234,7 +3434,7 @@
     </w:p>
     <w:p>
       <w:pPr>
-        <w:pStyle w:val="Judul2"/>
+        <w:pStyle w:val="Heading2"/>
         <w:numPr>
           <w:ilvl w:val="0"/>
           <w:numId w:val="3"/>
@@ -3263,7 +3463,7 @@
     </w:p>
     <w:p>
       <w:pPr>
-        <w:pStyle w:val="Judul2"/>
+        <w:pStyle w:val="Heading2"/>
         <w:numPr>
           <w:ilvl w:val="0"/>
           <w:numId w:val="3"/>
@@ -3299,7 +3499,7 @@
     </w:p>
     <w:p>
       <w:pPr>
-        <w:pStyle w:val="Judul2"/>
+        <w:pStyle w:val="Heading2"/>
         <w:numPr>
           <w:ilvl w:val="0"/>
           <w:numId w:val="3"/>
@@ -3332,7 +3532,7 @@
     </w:p>
     <w:p>
       <w:pPr>
-        <w:pStyle w:val="Judul1"/>
+        <w:pStyle w:val="Heading1"/>
         <w:numPr>
           <w:ilvl w:val="0"/>
           <w:numId w:val="2"/>
@@ -3342,6 +3542,7 @@
       </w:pPr>
       <w:bookmarkStart w:id="36" w:name="_Toc178662373"/>
       <w:r>
+        <w:lastRenderedPageBreak/>
         <w:t>Analisis Terhadap Karakteristik Solusi</w:t>
       </w:r>
       <w:bookmarkEnd w:id="36"/>
@@ -3354,7 +3555,7 @@
     </w:p>
     <w:p>
       <w:pPr>
-        <w:pStyle w:val="Judul1"/>
+        <w:pStyle w:val="Heading1"/>
         <w:numPr>
           <w:ilvl w:val="0"/>
           <w:numId w:val="2"/>
@@ -3376,7 +3577,7 @@
     </w:p>
     <w:p>
       <w:pPr>
-        <w:pStyle w:val="Judul1"/>
+        <w:pStyle w:val="Heading1"/>
         <w:numPr>
           <w:ilvl w:val="0"/>
           <w:numId w:val="2"/>
@@ -3438,6 +3639,7 @@
       <w:r>
         <w:t xml:space="preserve"> dan mengatur irigasi secara jauh melalui aplikasi </w:t>
       </w:r>
+      <w:proofErr w:type="spellStart"/>
       <w:r>
         <w:rPr>
           <w:i/>
@@ -3445,6 +3647,7 @@
         </w:rPr>
         <w:t>mobile</w:t>
       </w:r>
+      <w:proofErr w:type="spellEnd"/>
       <w:r>
         <w:t xml:space="preserve">. </w:t>
       </w:r>
@@ -3475,7 +3678,7 @@
     </w:p>
     <w:p>
       <w:pPr>
-        <w:pStyle w:val="Judul1"/>
+        <w:pStyle w:val="Heading1"/>
         <w:numPr>
           <w:ilvl w:val="0"/>
           <w:numId w:val="2"/>
@@ -3566,7 +3769,7 @@
     </w:p>
     <w:p>
       <w:pPr>
-        <w:pStyle w:val="Judul1"/>
+        <w:pStyle w:val="Heading1"/>
         <w:spacing w:line="480" w:lineRule="auto"/>
         <w:jc w:val="center"/>
         <w:rPr>
@@ -3583,6 +3786,7 @@
           <w:bCs/>
           <w:szCs w:val="24"/>
         </w:rPr>
+        <w:lastRenderedPageBreak/>
         <w:t>BAB II</w:t>
       </w:r>
       <w:r>
@@ -3599,7 +3803,7 @@
     </w:p>
     <w:p>
       <w:pPr>
-        <w:pStyle w:val="Judul1"/>
+        <w:pStyle w:val="Heading1"/>
         <w:numPr>
           <w:ilvl w:val="0"/>
           <w:numId w:val="7"/>
@@ -3620,7 +3824,7 @@
     </w:p>
     <w:p>
       <w:pPr>
-        <w:pStyle w:val="Judul2"/>
+        <w:pStyle w:val="Heading2"/>
         <w:numPr>
           <w:ilvl w:val="0"/>
           <w:numId w:val="8"/>
@@ -4060,7 +4264,21 @@
         <w:rPr>
           <w:rFonts w:eastAsiaTheme="minorEastAsia"/>
         </w:rPr>
-        <w:t xml:space="preserve">dilakukan dengan cermat (Ayabe, 2020). </w:t>
+        <w:t>dilakukan dengan cermat (</w:t>
+      </w:r>
+      <w:proofErr w:type="spellStart"/>
+      <w:r>
+        <w:rPr>
+          <w:rFonts w:eastAsiaTheme="minorEastAsia"/>
+        </w:rPr>
+        <w:t>Ayabe</w:t>
+      </w:r>
+      <w:proofErr w:type="spellEnd"/>
+      <w:r>
+        <w:rPr>
+          <w:rFonts w:eastAsiaTheme="minorEastAsia"/>
+        </w:rPr>
+        <w:t xml:space="preserve">, 2020). </w:t>
       </w:r>
       <w:r>
         <w:rPr>
@@ -4106,7 +4324,21 @@
         <w:rPr>
           <w:rFonts w:eastAsiaTheme="minorEastAsia"/>
         </w:rPr>
-        <w:t>lebih kompleks (Choil, 202</w:t>
+        <w:t>lebih kompleks (</w:t>
+      </w:r>
+      <w:proofErr w:type="spellStart"/>
+      <w:r>
+        <w:rPr>
+          <w:rFonts w:eastAsiaTheme="minorEastAsia"/>
+        </w:rPr>
+        <w:t>Choil</w:t>
+      </w:r>
+      <w:proofErr w:type="spellEnd"/>
+      <w:r>
+        <w:rPr>
+          <w:rFonts w:eastAsiaTheme="minorEastAsia"/>
+        </w:rPr>
+        <w:t>, 202</w:t>
       </w:r>
       <w:r>
         <w:rPr>
@@ -4127,10 +4359,30 @@
         <w:ind w:firstLine="567"/>
       </w:pPr>
       <w:r>
-        <w:t xml:space="preserve">Kelemahan KNN bergantung pada kualitas dan ukuran dataset. Metode ini sangat sensitif terhadap outlier dan missing data, serta tidak cocok untuk data berdimensi tinggi </w:t>
-      </w:r>
-      <w:r>
-        <w:t xml:space="preserve">karena mengalami curse of dimensionality </w:t>
+        <w:t xml:space="preserve">Kelemahan KNN bergantung pada kualitas dan ukuran dataset. Metode ini sangat sensitif terhadap outlier dan missing data, serta tidak cocok untuk data </w:t>
+      </w:r>
+      <w:r>
+        <w:lastRenderedPageBreak/>
+        <w:t xml:space="preserve">berdimensi tinggi </w:t>
+      </w:r>
+      <w:r>
+        <w:t xml:space="preserve">karena mengalami </w:t>
+      </w:r>
+      <w:proofErr w:type="spellStart"/>
+      <w:r>
+        <w:t>curse</w:t>
+      </w:r>
+      <w:proofErr w:type="spellEnd"/>
+      <w:r>
+        <w:t xml:space="preserve"> of </w:t>
+      </w:r>
+      <w:proofErr w:type="spellStart"/>
+      <w:r>
+        <w:t>dimensionality</w:t>
+      </w:r>
+      <w:proofErr w:type="spellEnd"/>
+      <w:r>
+        <w:t xml:space="preserve"> </w:t>
       </w:r>
       <w:r>
         <w:t>(Rahmadini, 2022)</w:t>
@@ -4142,7 +4394,15 @@
         <w:t>bertambahnya</w:t>
       </w:r>
       <w:r>
-        <w:t xml:space="preserve"> ukuran dataset (Ayabe, 2022)</w:t>
+        <w:t xml:space="preserve"> ukuran dataset (</w:t>
+      </w:r>
+      <w:proofErr w:type="spellStart"/>
+      <w:r>
+        <w:t>Ayabe</w:t>
+      </w:r>
+      <w:proofErr w:type="spellEnd"/>
+      <w:r>
+        <w:t>, 2022)</w:t>
       </w:r>
       <w:r>
         <w:t>.</w:t>
@@ -4209,7 +4469,7 @@
     </w:p>
     <w:p>
       <w:pPr>
-        <w:pStyle w:val="Keterangan"/>
+        <w:pStyle w:val="Caption"/>
         <w:spacing w:after="0" w:line="480" w:lineRule="auto"/>
         <w:jc w:val="center"/>
       </w:pPr>
@@ -4241,7 +4501,7 @@
     </w:p>
     <w:p>
       <w:pPr>
-        <w:pStyle w:val="DaftarParagraf"/>
+        <w:pStyle w:val="ListParagraph"/>
         <w:numPr>
           <w:ilvl w:val="0"/>
           <w:numId w:val="30"/>
@@ -4269,7 +4529,7 @@
     </w:p>
     <w:p>
       <w:pPr>
-        <w:pStyle w:val="DaftarParagraf"/>
+        <w:pStyle w:val="ListParagraph"/>
         <w:numPr>
           <w:ilvl w:val="0"/>
           <w:numId w:val="30"/>
@@ -4283,7 +4543,7 @@
     </w:p>
     <w:p>
       <w:pPr>
-        <w:pStyle w:val="DaftarParagraf"/>
+        <w:pStyle w:val="ListParagraph"/>
         <w:numPr>
           <w:ilvl w:val="0"/>
           <w:numId w:val="30"/>
@@ -4297,7 +4557,7 @@
     </w:p>
     <w:p>
       <w:pPr>
-        <w:pStyle w:val="DaftarParagraf"/>
+        <w:pStyle w:val="ListParagraph"/>
         <w:numPr>
           <w:ilvl w:val="0"/>
           <w:numId w:val="30"/>
@@ -4337,58 +4597,10 @@
         <w:spacing w:after="0" w:line="480" w:lineRule="auto"/>
         <w:ind w:firstLine="567"/>
       </w:pPr>
-      <w:r>
-        <w:t>Dalam perancangan sistem irigasi cerdas dengan implementasi K-Nearest Neighbors, merujuk pada</w:t>
-      </w:r>
-      <w:r>
-        <w:t xml:space="preserve"> </w:t>
-      </w:r>
-      <w:r>
-        <w:rPr>
-          <w:bCs/>
-        </w:rPr>
-        <w:t>penelitian berjudul</w:t>
-      </w:r>
-      <w:r>
-        <w:rPr>
-          <w:bCs/>
-        </w:rPr>
-        <w:t xml:space="preserve"> </w:t>
-      </w:r>
-      <w:r>
-        <w:rPr>
-          <w:rFonts w:eastAsiaTheme="minorEastAsia" w:cs="Times New Roman"/>
-          <w:szCs w:val="24"/>
-        </w:rPr>
-        <w:t>Developing Hybrid Irrigration System for Smart Agriculture Using IoT Sensors and Machine Learning in Sri Ganganagar, Rajasthan</w:t>
-      </w:r>
-      <w:r>
-        <w:rPr>
-          <w:bCs/>
-        </w:rPr>
-        <w:t xml:space="preserve">, </w:t>
-      </w:r>
-      <w:r>
-        <w:t xml:space="preserve">K-Nearest Neighbors dengan manhattan distance dan </w:t>
-      </w:r>
-      <m:oMath>
-        <m:r>
-          <w:rPr>
-            <w:rFonts w:ascii="Cambria Math" w:hAnsi="Cambria Math"/>
-          </w:rPr>
-          <m:t>k</m:t>
-        </m:r>
-      </m:oMath>
-      <w:r>
-        <w:t xml:space="preserve"> = 5 mencapai akurasi sebesar 99,3% dan MSE sebesar 1,66 (Kaur, 2024).</w:t>
-      </w:r>
-      <w:r>
-        <w:t xml:space="preserve"> </w:t>
-      </w:r>
-    </w:p>
-    <w:p>
-      <w:pPr>
-        <w:pStyle w:val="Judul2"/>
+    </w:p>
+    <w:p>
+      <w:pPr>
+        <w:pStyle w:val="Heading2"/>
         <w:numPr>
           <w:ilvl w:val="0"/>
           <w:numId w:val="8"/>
@@ -4429,7 +4641,28 @@
         <w:rPr>
           <w:rFonts w:cs="Times New Roman"/>
         </w:rPr>
-        <w:t>Solusi kedua adalah menggunakan Support Vector Machine (SVM) sebagai metode supervised learning yang sederhana dalam machine learning, yang diterapkan untuk menyelesaikan masalah klasifikasi maupun regresi. Metode ini dapat menangani data yang dapat dipisahkan secara linier maupun non linier. SVM bekerja dengan mencari hyperplane terbaik yang memaksimalkan dua kelas fitur dengan memaksimalkan margin (Ayabe, 2020).</w:t>
+        <w:t xml:space="preserve">Solusi kedua adalah menggunakan Support Vector Machine (SVM) sebagai metode supervised learning yang sederhana dalam machine learning, yang </w:t>
+      </w:r>
+      <w:r>
+        <w:rPr>
+          <w:rFonts w:cs="Times New Roman"/>
+        </w:rPr>
+        <w:lastRenderedPageBreak/>
+        <w:t>diterapkan untuk menyelesaikan masalah klasifikasi maupun regresi. Metode ini dapat menangani data yang dapat dipisahkan secara linier maupun non linier. SVM bekerja dengan mencari hyperplane terbaik yang memaksimalkan dua kelas fitur dengan memaksimalkan margin (</w:t>
+      </w:r>
+      <w:proofErr w:type="spellStart"/>
+      <w:r>
+        <w:rPr>
+          <w:rFonts w:cs="Times New Roman"/>
+        </w:rPr>
+        <w:t>Ayabe</w:t>
+      </w:r>
+      <w:proofErr w:type="spellEnd"/>
+      <w:r>
+        <w:rPr>
+          <w:rFonts w:cs="Times New Roman"/>
+        </w:rPr>
+        <w:t>, 2020).</w:t>
       </w:r>
     </w:p>
     <w:p>
@@ -4444,7 +4677,21 @@
         <w:rPr>
           <w:rFonts w:cs="Times New Roman"/>
         </w:rPr>
-        <w:t>Keunggulan SVM terletak pada kemampuannya menghasilkan generalisasi yang tinggi, sehingga dapat mengurangi risiko overfitting. Selain itu, SVM juga mampu menangani data berdimensi tinggi meskipun jumlah sampelnya sedikit. Metode ini tahan terhadap outlier dan noise, serta tetap efektif saat diterapkan pada data yang tidak seimbang (Ayabe, 2020).</w:t>
+        <w:t>Keunggulan SVM terletak pada kemampuannya menghasilkan generalisasi yang tinggi, sehingga dapat mengurangi risiko overfitting. Selain itu, SVM juga mampu menangani data berdimensi tinggi meskipun jumlah sampelnya sedikit. Metode ini tahan terhadap outlier dan noise, serta tetap efektif saat diterapkan pada data yang tidak seimbang (</w:t>
+      </w:r>
+      <w:proofErr w:type="spellStart"/>
+      <w:r>
+        <w:rPr>
+          <w:rFonts w:cs="Times New Roman"/>
+        </w:rPr>
+        <w:t>Ayabe</w:t>
+      </w:r>
+      <w:proofErr w:type="spellEnd"/>
+      <w:r>
+        <w:rPr>
+          <w:rFonts w:cs="Times New Roman"/>
+        </w:rPr>
+        <w:t>, 2020).</w:t>
       </w:r>
     </w:p>
     <w:p>
@@ -4523,7 +4770,7 @@
     </w:p>
     <w:p>
       <w:pPr>
-        <w:pStyle w:val="Keterangan"/>
+        <w:pStyle w:val="Caption"/>
         <w:spacing w:after="0" w:line="480" w:lineRule="auto"/>
         <w:jc w:val="center"/>
       </w:pPr>
@@ -4566,7 +4813,7 @@
     </w:p>
     <w:p>
       <w:pPr>
-        <w:pStyle w:val="Judul2"/>
+        <w:pStyle w:val="Heading2"/>
         <w:numPr>
           <w:ilvl w:val="0"/>
           <w:numId w:val="8"/>
@@ -4587,6 +4834,7 @@
           <w:b/>
           <w:bCs/>
         </w:rPr>
+        <w:lastRenderedPageBreak/>
         <w:t>Random Forest</w:t>
       </w:r>
       <w:bookmarkEnd w:id="57"/>
@@ -4599,7 +4847,7 @@
     </w:p>
     <w:p>
       <w:pPr>
-        <w:pStyle w:val="Judul1"/>
+        <w:pStyle w:val="Heading1"/>
         <w:numPr>
           <w:ilvl w:val="0"/>
           <w:numId w:val="7"/>
@@ -4654,7 +4902,7 @@
     </w:p>
     <w:tbl>
       <w:tblPr>
-        <w:tblStyle w:val="KisiTabel"/>
+        <w:tblStyle w:val="TableGrid"/>
         <w:tblW w:w="0" w:type="auto"/>
         <w:jc w:val="center"/>
         <w:tblCellMar>
@@ -4838,7 +5086,15 @@
               <w:spacing w:line="480" w:lineRule="auto"/>
             </w:pPr>
             <w:r>
-              <w:t>Selama proses pelatihan KNN, kebutuhan komputasi dapat meningkat secara signifikan seiring dengan bertambahnya ukuran dataset (Ayabe, 2020).</w:t>
+              <w:t>Selama proses pelatihan KNN, kebutuhan komputasi dapat meningkat secara signifikan seiring dengan bertambahnya ukuran dataset (</w:t>
+            </w:r>
+            <w:proofErr w:type="spellStart"/>
+            <w:r>
+              <w:t>Ayabe</w:t>
+            </w:r>
+            <w:proofErr w:type="spellEnd"/>
+            <w:r>
+              <w:t>, 2020).</w:t>
             </w:r>
           </w:p>
           <w:p>
@@ -4860,7 +5116,15 @@
               <w:t>bertambahnya</w:t>
             </w:r>
             <w:r>
-              <w:t xml:space="preserve"> ukuran dataset (Ayabe, 2020).</w:t>
+              <w:t xml:space="preserve"> ukuran dataset (</w:t>
+            </w:r>
+            <w:proofErr w:type="spellStart"/>
+            <w:r>
+              <w:t>Ayabe</w:t>
+            </w:r>
+            <w:proofErr w:type="spellEnd"/>
+            <w:r>
+              <w:t>, 2020).</w:t>
             </w:r>
           </w:p>
           <w:p>
@@ -4879,44 +5143,6 @@
                 <w:i/>
               </w:rPr>
             </w:pPr>
-            <w:r>
-              <w:t xml:space="preserve">Metode ini </w:t>
-            </w:r>
-            <w:r>
-              <w:t xml:space="preserve">menghasilkan akurasi sebesar </w:t>
-            </w:r>
-            <w:r>
-              <w:t>99,3% dan MSE sebesar 1,66 (Kaur, 2024).</w:t>
-            </w:r>
-            <w:r>
-              <w:t xml:space="preserve"> Metode ini sangat sensitif terhadap outlier, noise, dan missing data, serta kurang cocok untuk data dengan dimensi yang besar. Namun, noise dapat dikurangi dengan meningkatkan nilai </w:t>
-            </w:r>
-            <m:oMath>
-              <m:r>
-                <w:rPr>
-                  <w:rFonts w:ascii="Cambria Math" w:hAnsi="Cambria Math"/>
-                </w:rPr>
-                <m:t>k</m:t>
-              </m:r>
-            </m:oMath>
-            <w:r>
-              <w:rPr>
-                <w:rFonts w:eastAsiaTheme="minorEastAsia"/>
-              </w:rPr>
-              <w:t xml:space="preserve">, meskipun </w:t>
-            </w:r>
-            <w:r>
-              <w:rPr>
-                <w:rFonts w:eastAsiaTheme="minorEastAsia"/>
-              </w:rPr>
-              <w:t xml:space="preserve"> </w:t>
-            </w:r>
-            <w:r>
-              <w:rPr>
-                <w:rFonts w:eastAsiaTheme="minorEastAsia"/>
-              </w:rPr>
-              <w:t>(Ayabe, 2020)</w:t>
-            </w:r>
           </w:p>
         </w:tc>
         <w:tc>
@@ -4977,6 +5203,7 @@
               <w:spacing w:line="480" w:lineRule="auto"/>
             </w:pPr>
             <w:r>
+              <w:lastRenderedPageBreak/>
               <w:t>Support Vector Machine</w:t>
             </w:r>
           </w:p>
@@ -5021,6 +5248,7 @@
               <w:spacing w:line="480" w:lineRule="auto"/>
             </w:pPr>
             <w:r>
+              <w:lastRenderedPageBreak/>
               <w:t>Aspek Ekonomis</w:t>
             </w:r>
           </w:p>
@@ -5040,6 +5268,14 @@
               <w:t>Aspek Sustainbilitas</w:t>
             </w:r>
           </w:p>
+          <w:p>
+            <w:pPr>
+              <w:spacing w:line="480" w:lineRule="auto"/>
+            </w:pPr>
+            <w:r>
+              <w:t xml:space="preserve">Metode </w:t>
+            </w:r>
+          </w:p>
         </w:tc>
         <w:tc>
           <w:tcPr>
@@ -5071,7 +5307,7 @@
     </w:p>
     <w:p>
       <w:pPr>
-        <w:pStyle w:val="Judul1"/>
+        <w:pStyle w:val="Heading1"/>
         <w:spacing w:line="480" w:lineRule="auto"/>
         <w:jc w:val="center"/>
         <w:rPr>
@@ -5087,6 +5323,7 @@
           <w:bCs/>
           <w:szCs w:val="24"/>
         </w:rPr>
+        <w:lastRenderedPageBreak/>
         <w:t>BAB III</w:t>
       </w:r>
       <w:r>
@@ -5109,7 +5346,7 @@
     </w:p>
     <w:p>
       <w:pPr>
-        <w:pStyle w:val="Judul1"/>
+        <w:pStyle w:val="Heading1"/>
         <w:numPr>
           <w:ilvl w:val="0"/>
           <w:numId w:val="26"/>
@@ -5134,7 +5371,7 @@
     </w:p>
     <w:p>
       <w:pPr>
-        <w:pStyle w:val="Judul1"/>
+        <w:pStyle w:val="Heading1"/>
         <w:numPr>
           <w:ilvl w:val="0"/>
           <w:numId w:val="26"/>
@@ -5174,7 +5411,7 @@
     </w:p>
     <w:p>
       <w:pPr>
-        <w:pStyle w:val="Judul1"/>
+        <w:pStyle w:val="Heading1"/>
         <w:numPr>
           <w:ilvl w:val="0"/>
           <w:numId w:val="26"/>
@@ -5206,6 +5443,7 @@
       <w:r>
         <w:t xml:space="preserve"> sebelum melakukan proses prediksi. Pada tahap ini, dataset tersebut diambil dari pelatihan yang dilakukan oleh (Kaur, 2024) yang tersedia di </w:t>
       </w:r>
+      <w:proofErr w:type="spellStart"/>
       <w:r>
         <w:rPr>
           <w:i/>
@@ -5213,6 +5451,7 @@
         </w:rPr>
         <w:t>Mendeley</w:t>
       </w:r>
+      <w:proofErr w:type="spellEnd"/>
       <w:r>
         <w:t xml:space="preserve"> Data yang dapat diakses melalui </w:t>
       </w:r>
@@ -5236,6 +5475,7 @@
         <w:spacing w:after="0"/>
       </w:pPr>
       <w:r>
+        <w:lastRenderedPageBreak/>
         <w:t>Tabel 3.</w:t>
       </w:r>
       <w:r>
@@ -5260,7 +5500,7 @@
     <w:p/>
     <w:p>
       <w:pPr>
-        <w:pStyle w:val="Judul1"/>
+        <w:pStyle w:val="Heading1"/>
         <w:numPr>
           <w:ilvl w:val="0"/>
           <w:numId w:val="26"/>
@@ -5285,7 +5525,7 @@
     </w:p>
     <w:p>
       <w:pPr>
-        <w:pStyle w:val="Judul1"/>
+        <w:pStyle w:val="Heading1"/>
         <w:numPr>
           <w:ilvl w:val="0"/>
           <w:numId w:val="26"/>
@@ -5301,7 +5541,7 @@
     </w:p>
     <w:p>
       <w:pPr>
-        <w:pStyle w:val="Judul1"/>
+        <w:pStyle w:val="Heading1"/>
         <w:numPr>
           <w:ilvl w:val="0"/>
           <w:numId w:val="26"/>
@@ -5343,6 +5583,7 @@
       <w:r>
         <w:t xml:space="preserve"> ke dalam </w:t>
       </w:r>
+      <w:proofErr w:type="spellStart"/>
       <w:r>
         <w:rPr>
           <w:i/>
@@ -5350,9 +5591,11 @@
         </w:rPr>
         <w:t>Arduino</w:t>
       </w:r>
+      <w:proofErr w:type="spellEnd"/>
       <w:r>
         <w:t xml:space="preserve"> ESP32. Proses ini dilakukan dengan menggunakan </w:t>
       </w:r>
+      <w:proofErr w:type="spellStart"/>
       <w:r>
         <w:rPr>
           <w:i/>
@@ -5360,9 +5603,11 @@
         </w:rPr>
         <w:t>micromlgen</w:t>
       </w:r>
+      <w:proofErr w:type="spellEnd"/>
       <w:r>
         <w:t xml:space="preserve"> sebuah </w:t>
       </w:r>
+      <w:proofErr w:type="spellStart"/>
       <w:r>
         <w:rPr>
           <w:i/>
@@ -5370,6 +5615,7 @@
         </w:rPr>
         <w:t>library</w:t>
       </w:r>
+      <w:proofErr w:type="spellEnd"/>
       <w:r>
         <w:t xml:space="preserve"> yang dapat mengonversi metode </w:t>
       </w:r>
@@ -5383,6 +5629,7 @@
       <w:r>
         <w:t xml:space="preserve"> yang ditulis dalam bahasa </w:t>
       </w:r>
+      <w:proofErr w:type="spellStart"/>
       <w:r>
         <w:rPr>
           <w:i/>
@@ -5390,9 +5637,11 @@
         </w:rPr>
         <w:t>Python</w:t>
       </w:r>
+      <w:proofErr w:type="spellEnd"/>
       <w:r>
         <w:t xml:space="preserve"> menjadi bahasa C++, sehingga memungkinkan implementasi pada </w:t>
       </w:r>
+      <w:proofErr w:type="spellStart"/>
       <w:r>
         <w:rPr>
           <w:i/>
@@ -5400,13 +5649,14 @@
         </w:rPr>
         <w:t>Arduino</w:t>
       </w:r>
+      <w:proofErr w:type="spellEnd"/>
       <w:r>
         <w:t>.</w:t>
       </w:r>
     </w:p>
     <w:p>
       <w:pPr>
-        <w:pStyle w:val="Judul1"/>
+        <w:pStyle w:val="Heading1"/>
         <w:numPr>
           <w:ilvl w:val="0"/>
           <w:numId w:val="26"/>
@@ -5451,7 +5701,7 @@
     </w:p>
     <w:p>
       <w:pPr>
-        <w:pStyle w:val="DaftarParagraf"/>
+        <w:pStyle w:val="ListParagraph"/>
         <w:numPr>
           <w:ilvl w:val="0"/>
           <w:numId w:val="5"/>
@@ -5465,7 +5715,7 @@
     </w:p>
     <w:p>
       <w:pPr>
-        <w:pStyle w:val="DaftarParagraf"/>
+        <w:pStyle w:val="ListParagraph"/>
         <w:spacing w:after="0" w:line="480" w:lineRule="auto"/>
         <w:jc w:val="center"/>
         <w:rPr>
@@ -5477,6 +5727,7 @@
           <w:rPr>
             <w:rFonts w:ascii="Cambria Math" w:hAnsi="Cambria Math"/>
           </w:rPr>
+          <w:lastRenderedPageBreak/>
           <m:t>Accuracy=</m:t>
         </m:r>
         <m:f>
@@ -5690,7 +5941,7 @@
     </w:p>
     <w:p>
       <w:pPr>
-        <w:pStyle w:val="DaftarParagraf"/>
+        <w:pStyle w:val="ListParagraph"/>
         <w:spacing w:after="0" w:line="480" w:lineRule="auto"/>
         <w:ind w:left="567"/>
       </w:pPr>
@@ -5700,7 +5951,7 @@
     </w:p>
     <w:p>
       <w:pPr>
-        <w:pStyle w:val="DaftarParagraf"/>
+        <w:pStyle w:val="ListParagraph"/>
         <w:spacing w:after="0" w:line="480" w:lineRule="auto"/>
         <w:ind w:left="567"/>
         <w:rPr>
@@ -5741,18 +5992,38 @@
         </w:rPr>
         <w:t xml:space="preserve"> : </w:t>
       </w:r>
+      <w:proofErr w:type="spellStart"/>
       <w:r>
         <w:rPr>
           <w:rFonts w:eastAsiaTheme="minorEastAsia"/>
           <w:i/>
           <w:iCs/>
         </w:rPr>
-        <w:t>True Positive</w:t>
-      </w:r>
-    </w:p>
-    <w:p>
-      <w:pPr>
-        <w:pStyle w:val="DaftarParagraf"/>
+        <w:t>True</w:t>
+      </w:r>
+      <w:proofErr w:type="spellEnd"/>
+      <w:r>
+        <w:rPr>
+          <w:rFonts w:eastAsiaTheme="minorEastAsia"/>
+          <w:i/>
+          <w:iCs/>
+        </w:rPr>
+        <w:t xml:space="preserve"> </w:t>
+      </w:r>
+      <w:proofErr w:type="spellStart"/>
+      <w:r>
+        <w:rPr>
+          <w:rFonts w:eastAsiaTheme="minorEastAsia"/>
+          <w:i/>
+          <w:iCs/>
+        </w:rPr>
+        <w:t>Positive</w:t>
+      </w:r>
+      <w:proofErr w:type="spellEnd"/>
+    </w:p>
+    <w:p>
+      <w:pPr>
+        <w:pStyle w:val="ListParagraph"/>
         <w:spacing w:after="0" w:line="480" w:lineRule="auto"/>
         <w:ind w:left="567"/>
         <w:rPr>
@@ -5793,18 +6064,38 @@
         </w:rPr>
         <w:t xml:space="preserve"> : </w:t>
       </w:r>
+      <w:proofErr w:type="spellStart"/>
       <w:r>
         <w:rPr>
           <w:rFonts w:eastAsiaTheme="minorEastAsia"/>
           <w:i/>
           <w:iCs/>
         </w:rPr>
-        <w:t>True Negative</w:t>
-      </w:r>
-    </w:p>
-    <w:p>
-      <w:pPr>
-        <w:pStyle w:val="DaftarParagraf"/>
+        <w:t>True</w:t>
+      </w:r>
+      <w:proofErr w:type="spellEnd"/>
+      <w:r>
+        <w:rPr>
+          <w:rFonts w:eastAsiaTheme="minorEastAsia"/>
+          <w:i/>
+          <w:iCs/>
+        </w:rPr>
+        <w:t xml:space="preserve"> </w:t>
+      </w:r>
+      <w:proofErr w:type="spellStart"/>
+      <w:r>
+        <w:rPr>
+          <w:rFonts w:eastAsiaTheme="minorEastAsia"/>
+          <w:i/>
+          <w:iCs/>
+        </w:rPr>
+        <w:t>Negative</w:t>
+      </w:r>
+      <w:proofErr w:type="spellEnd"/>
+    </w:p>
+    <w:p>
+      <w:pPr>
+        <w:pStyle w:val="ListParagraph"/>
         <w:spacing w:after="0" w:line="480" w:lineRule="auto"/>
         <w:ind w:left="567"/>
         <w:rPr>
@@ -5845,18 +6136,38 @@
         </w:rPr>
         <w:t xml:space="preserve"> : </w:t>
       </w:r>
+      <w:proofErr w:type="spellStart"/>
       <w:r>
         <w:rPr>
           <w:rFonts w:eastAsiaTheme="minorEastAsia"/>
           <w:i/>
           <w:iCs/>
         </w:rPr>
-        <w:t>False Positive</w:t>
-      </w:r>
-    </w:p>
-    <w:p>
-      <w:pPr>
-        <w:pStyle w:val="DaftarParagraf"/>
+        <w:t>False</w:t>
+      </w:r>
+      <w:proofErr w:type="spellEnd"/>
+      <w:r>
+        <w:rPr>
+          <w:rFonts w:eastAsiaTheme="minorEastAsia"/>
+          <w:i/>
+          <w:iCs/>
+        </w:rPr>
+        <w:t xml:space="preserve"> </w:t>
+      </w:r>
+      <w:proofErr w:type="spellStart"/>
+      <w:r>
+        <w:rPr>
+          <w:rFonts w:eastAsiaTheme="minorEastAsia"/>
+          <w:i/>
+          <w:iCs/>
+        </w:rPr>
+        <w:t>Positive</w:t>
+      </w:r>
+      <w:proofErr w:type="spellEnd"/>
+    </w:p>
+    <w:p>
+      <w:pPr>
+        <w:pStyle w:val="ListParagraph"/>
         <w:spacing w:after="0" w:line="480" w:lineRule="auto"/>
         <w:ind w:left="567"/>
         <w:rPr>
@@ -5897,18 +6208,38 @@
         </w:rPr>
         <w:t xml:space="preserve"> : </w:t>
       </w:r>
+      <w:proofErr w:type="spellStart"/>
       <w:r>
         <w:rPr>
           <w:rFonts w:eastAsiaTheme="minorEastAsia"/>
           <w:i/>
           <w:iCs/>
         </w:rPr>
-        <w:t>False Negative</w:t>
-      </w:r>
-    </w:p>
-    <w:p>
-      <w:pPr>
-        <w:pStyle w:val="DaftarParagraf"/>
+        <w:t>False</w:t>
+      </w:r>
+      <w:proofErr w:type="spellEnd"/>
+      <w:r>
+        <w:rPr>
+          <w:rFonts w:eastAsiaTheme="minorEastAsia"/>
+          <w:i/>
+          <w:iCs/>
+        </w:rPr>
+        <w:t xml:space="preserve"> </w:t>
+      </w:r>
+      <w:proofErr w:type="spellStart"/>
+      <w:r>
+        <w:rPr>
+          <w:rFonts w:eastAsiaTheme="minorEastAsia"/>
+          <w:i/>
+          <w:iCs/>
+        </w:rPr>
+        <w:t>Negative</w:t>
+      </w:r>
+      <w:proofErr w:type="spellEnd"/>
+    </w:p>
+    <w:p>
+      <w:pPr>
+        <w:pStyle w:val="ListParagraph"/>
         <w:numPr>
           <w:ilvl w:val="0"/>
           <w:numId w:val="5"/>
@@ -5922,7 +6253,7 @@
     </w:p>
     <w:p>
       <w:pPr>
-        <w:pStyle w:val="DaftarParagraf"/>
+        <w:pStyle w:val="ListParagraph"/>
         <w:spacing w:after="0" w:line="480" w:lineRule="auto"/>
         <w:ind w:left="567"/>
         <w:jc w:val="center"/>
@@ -6052,7 +6383,7 @@
     </w:p>
     <w:p>
       <w:pPr>
-        <w:pStyle w:val="DaftarParagraf"/>
+        <w:pStyle w:val="ListParagraph"/>
         <w:spacing w:after="0" w:line="480" w:lineRule="auto"/>
         <w:ind w:left="567"/>
       </w:pPr>
@@ -6062,7 +6393,7 @@
     </w:p>
     <w:p>
       <w:pPr>
-        <w:pStyle w:val="DaftarParagraf"/>
+        <w:pStyle w:val="ListParagraph"/>
         <w:spacing w:after="0" w:line="480" w:lineRule="auto"/>
         <w:ind w:left="567"/>
         <w:rPr>
@@ -6103,18 +6434,38 @@
         </w:rPr>
         <w:t xml:space="preserve"> : </w:t>
       </w:r>
+      <w:proofErr w:type="spellStart"/>
       <w:r>
         <w:rPr>
           <w:rFonts w:eastAsiaTheme="minorEastAsia"/>
           <w:i/>
           <w:iCs/>
         </w:rPr>
-        <w:t>True Positive</w:t>
-      </w:r>
-    </w:p>
-    <w:p>
-      <w:pPr>
-        <w:pStyle w:val="DaftarParagraf"/>
+        <w:t>True</w:t>
+      </w:r>
+      <w:proofErr w:type="spellEnd"/>
+      <w:r>
+        <w:rPr>
+          <w:rFonts w:eastAsiaTheme="minorEastAsia"/>
+          <w:i/>
+          <w:iCs/>
+        </w:rPr>
+        <w:t xml:space="preserve"> </w:t>
+      </w:r>
+      <w:proofErr w:type="spellStart"/>
+      <w:r>
+        <w:rPr>
+          <w:rFonts w:eastAsiaTheme="minorEastAsia"/>
+          <w:i/>
+          <w:iCs/>
+        </w:rPr>
+        <w:t>Positive</w:t>
+      </w:r>
+      <w:proofErr w:type="spellEnd"/>
+    </w:p>
+    <w:p>
+      <w:pPr>
+        <w:pStyle w:val="ListParagraph"/>
         <w:spacing w:after="0" w:line="480" w:lineRule="auto"/>
         <w:ind w:left="567"/>
       </w:pPr>
@@ -6152,18 +6503,38 @@
         </w:rPr>
         <w:t xml:space="preserve"> : </w:t>
       </w:r>
+      <w:proofErr w:type="spellStart"/>
       <w:r>
         <w:rPr>
           <w:rFonts w:eastAsiaTheme="minorEastAsia"/>
           <w:i/>
           <w:iCs/>
         </w:rPr>
-        <w:t>False Positive</w:t>
-      </w:r>
-    </w:p>
-    <w:p>
-      <w:pPr>
-        <w:pStyle w:val="DaftarParagraf"/>
+        <w:t>False</w:t>
+      </w:r>
+      <w:proofErr w:type="spellEnd"/>
+      <w:r>
+        <w:rPr>
+          <w:rFonts w:eastAsiaTheme="minorEastAsia"/>
+          <w:i/>
+          <w:iCs/>
+        </w:rPr>
+        <w:t xml:space="preserve"> </w:t>
+      </w:r>
+      <w:proofErr w:type="spellStart"/>
+      <w:r>
+        <w:rPr>
+          <w:rFonts w:eastAsiaTheme="minorEastAsia"/>
+          <w:i/>
+          <w:iCs/>
+        </w:rPr>
+        <w:t>Positive</w:t>
+      </w:r>
+      <w:proofErr w:type="spellEnd"/>
+    </w:p>
+    <w:p>
+      <w:pPr>
+        <w:pStyle w:val="ListParagraph"/>
         <w:numPr>
           <w:ilvl w:val="0"/>
           <w:numId w:val="5"/>
@@ -6317,7 +6688,7 @@
     </w:p>
     <w:p>
       <w:pPr>
-        <w:pStyle w:val="DaftarParagraf"/>
+        <w:pStyle w:val="ListParagraph"/>
         <w:spacing w:after="0" w:line="480" w:lineRule="auto"/>
         <w:ind w:left="567"/>
       </w:pPr>
@@ -6327,7 +6698,7 @@
     </w:p>
     <w:p>
       <w:pPr>
-        <w:pStyle w:val="DaftarParagraf"/>
+        <w:pStyle w:val="ListParagraph"/>
         <w:spacing w:after="0" w:line="480" w:lineRule="auto"/>
         <w:ind w:left="567"/>
         <w:rPr>
@@ -6368,18 +6739,38 @@
         </w:rPr>
         <w:t xml:space="preserve"> : </w:t>
       </w:r>
+      <w:proofErr w:type="spellStart"/>
       <w:r>
         <w:rPr>
           <w:rFonts w:eastAsiaTheme="minorEastAsia"/>
           <w:i/>
           <w:iCs/>
         </w:rPr>
-        <w:t>True Positive</w:t>
-      </w:r>
-    </w:p>
-    <w:p>
-      <w:pPr>
-        <w:pStyle w:val="DaftarParagraf"/>
+        <w:t>True</w:t>
+      </w:r>
+      <w:proofErr w:type="spellEnd"/>
+      <w:r>
+        <w:rPr>
+          <w:rFonts w:eastAsiaTheme="minorEastAsia"/>
+          <w:i/>
+          <w:iCs/>
+        </w:rPr>
+        <w:t xml:space="preserve"> </w:t>
+      </w:r>
+      <w:proofErr w:type="spellStart"/>
+      <w:r>
+        <w:rPr>
+          <w:rFonts w:eastAsiaTheme="minorEastAsia"/>
+          <w:i/>
+          <w:iCs/>
+        </w:rPr>
+        <w:t>Positive</w:t>
+      </w:r>
+      <w:proofErr w:type="spellEnd"/>
+    </w:p>
+    <w:p>
+      <w:pPr>
+        <w:pStyle w:val="ListParagraph"/>
         <w:spacing w:after="0" w:line="480" w:lineRule="auto"/>
         <w:ind w:left="567"/>
         <w:rPr>
@@ -6420,18 +6811,38 @@
         </w:rPr>
         <w:t xml:space="preserve"> : </w:t>
       </w:r>
+      <w:proofErr w:type="spellStart"/>
       <w:r>
         <w:rPr>
           <w:rFonts w:eastAsiaTheme="minorEastAsia"/>
           <w:i/>
           <w:iCs/>
         </w:rPr>
-        <w:t>False Negative</w:t>
-      </w:r>
-    </w:p>
-    <w:p>
-      <w:pPr>
-        <w:pStyle w:val="DaftarParagraf"/>
+        <w:t>False</w:t>
+      </w:r>
+      <w:proofErr w:type="spellEnd"/>
+      <w:r>
+        <w:rPr>
+          <w:rFonts w:eastAsiaTheme="minorEastAsia"/>
+          <w:i/>
+          <w:iCs/>
+        </w:rPr>
+        <w:t xml:space="preserve"> </w:t>
+      </w:r>
+      <w:proofErr w:type="spellStart"/>
+      <w:r>
+        <w:rPr>
+          <w:rFonts w:eastAsiaTheme="minorEastAsia"/>
+          <w:i/>
+          <w:iCs/>
+        </w:rPr>
+        <w:t>Negative</w:t>
+      </w:r>
+      <w:proofErr w:type="spellEnd"/>
+    </w:p>
+    <w:p>
+      <w:pPr>
+        <w:pStyle w:val="ListParagraph"/>
         <w:numPr>
           <w:ilvl w:val="0"/>
           <w:numId w:val="5"/>
@@ -6514,7 +6925,7 @@
     <w:p/>
     <w:p>
       <w:pPr>
-        <w:pStyle w:val="Judul1"/>
+        <w:pStyle w:val="Heading1"/>
         <w:numPr>
           <w:ilvl w:val="0"/>
           <w:numId w:val="26"/>
@@ -6524,6 +6935,7 @@
       </w:pPr>
       <w:bookmarkStart w:id="69" w:name="_Toc178662391"/>
       <w:r>
+        <w:lastRenderedPageBreak/>
         <w:t>Hasil</w:t>
       </w:r>
       <w:bookmarkEnd w:id="69"/>
@@ -6743,7 +7155,7 @@
     </w:p>
     <w:p>
       <w:pPr>
-        <w:pStyle w:val="Judul1"/>
+        <w:pStyle w:val="Heading1"/>
         <w:spacing w:line="480" w:lineRule="auto"/>
         <w:jc w:val="center"/>
         <w:rPr>
@@ -6759,6 +7171,7 @@
           <w:bCs/>
           <w:szCs w:val="24"/>
         </w:rPr>
+        <w:lastRenderedPageBreak/>
         <w:t>BAB IV</w:t>
       </w:r>
       <w:r>
@@ -6891,6 +7304,7 @@
           <w:b/>
           <w:bCs w:val="0"/>
         </w:rPr>
+        <w:lastRenderedPageBreak/>
         <w:t>DAFTAR PUSTAKA</w:t>
       </w:r>
       <w:bookmarkEnd w:id="71"/>
@@ -6928,6 +7342,7 @@
           <w14:ligatures w14:val="none"/>
         </w:rPr>
       </w:pPr>
+      <w:proofErr w:type="spellStart"/>
       <w:r>
         <w:rPr>
           <w:rFonts w:eastAsia="Times New Roman" w:cs="Times New Roman"/>
@@ -6937,7 +7352,19 @@
           <w:lang w:eastAsia="en-ID"/>
           <w14:ligatures w14:val="none"/>
         </w:rPr>
-        <w:t xml:space="preserve">Anggarda, M. F., Kustiawan, I., Nurjanah, D. R., &amp; Hakim, N. F. A. (2023). Pengembangan Sistem Prediksi Waktu Penyiraman Optimal pada Perkebunan: Pendekatan Machine Learning untuk Peningkatan Produktivitas Pertanian. </w:t>
+        <w:t>Anggarda</w:t>
+      </w:r>
+      <w:proofErr w:type="spellEnd"/>
+      <w:r>
+        <w:rPr>
+          <w:rFonts w:eastAsia="Times New Roman" w:cs="Times New Roman"/>
+          <w:color w:val="000000" w:themeColor="text1"/>
+          <w:kern w:val="0"/>
+          <w:szCs w:val="24"/>
+          <w:lang w:eastAsia="en-ID"/>
+          <w14:ligatures w14:val="none"/>
+        </w:rPr>
+        <w:t xml:space="preserve">, M. F., Kustiawan, I., Nurjanah, D. R., &amp; Hakim, N. F. A. (2023). Pengembangan Sistem Prediksi Waktu Penyiraman Optimal pada Perkebunan: Pendekatan Machine Learning untuk Peningkatan Produktivitas Pertanian. </w:t>
       </w:r>
       <w:r>
         <w:rPr>
@@ -7016,6 +7443,7 @@
           <w14:ligatures w14:val="none"/>
         </w:rPr>
       </w:pPr>
+      <w:proofErr w:type="spellStart"/>
       <w:r>
         <w:rPr>
           <w:rFonts w:eastAsia="Times New Roman" w:cs="Times New Roman"/>
@@ -7025,7 +7453,19 @@
           <w:lang w:eastAsia="en-ID"/>
           <w14:ligatures w14:val="none"/>
         </w:rPr>
-        <w:t xml:space="preserve">Bharata, W., Sutejo, M. S., Syarah, N. K., Ariani, N. A., Priambodo, F. A., Verdiansyah, V., &amp; Muhammad. (2023). Budidaya Tanaman </w:t>
+        <w:t>Bharata</w:t>
+      </w:r>
+      <w:proofErr w:type="spellEnd"/>
+      <w:r>
+        <w:rPr>
+          <w:rFonts w:eastAsia="Times New Roman" w:cs="Times New Roman"/>
+          <w:color w:val="000000" w:themeColor="text1"/>
+          <w:kern w:val="0"/>
+          <w:szCs w:val="24"/>
+          <w:lang w:eastAsia="en-ID"/>
+          <w14:ligatures w14:val="none"/>
+        </w:rPr>
+        <w:t xml:space="preserve">, W., Sutejo, M. S., Syarah, N. K., Ariani, N. A., Priambodo, F. A., Verdiansyah, V., &amp; Muhammad. (2023). Budidaya Tanaman </w:t>
       </w:r>
       <w:r>
         <w:rPr>
@@ -7078,6 +7518,7 @@
           <w14:ligatures w14:val="none"/>
         </w:rPr>
       </w:pPr>
+      <w:proofErr w:type="spellStart"/>
       <w:r>
         <w:rPr>
           <w:rFonts w:eastAsia="Times New Roman" w:cs="Times New Roman"/>
@@ -7087,7 +7528,43 @@
           <w:lang w:eastAsia="en-ID"/>
           <w14:ligatures w14:val="none"/>
         </w:rPr>
-        <w:t>Fausan, A., Setiawan, B. I., Arif, C., &amp; Saptomo, S. K. (2021). Analisa Model Evaporasi dan Evapotranspirasi Menggunakan Pemodelan Matematika pada Visual Basic di Kabupaten Maros. J-Sil (Jurnal Teknik Sipil Dan Lingkungan), 5(3), 179–196. https://doi.org/10.29244/jsil.5.3.179-196</w:t>
+        <w:t>Fausan</w:t>
+      </w:r>
+      <w:proofErr w:type="spellEnd"/>
+      <w:r>
+        <w:rPr>
+          <w:rFonts w:eastAsia="Times New Roman" w:cs="Times New Roman"/>
+          <w:color w:val="000000" w:themeColor="text1"/>
+          <w:kern w:val="0"/>
+          <w:szCs w:val="24"/>
+          <w:lang w:eastAsia="en-ID"/>
+          <w14:ligatures w14:val="none"/>
+        </w:rPr>
+        <w:t xml:space="preserve">, A., Setiawan, B. I., Arif, C., &amp; </w:t>
+      </w:r>
+      <w:proofErr w:type="spellStart"/>
+      <w:r>
+        <w:rPr>
+          <w:rFonts w:eastAsia="Times New Roman" w:cs="Times New Roman"/>
+          <w:color w:val="000000" w:themeColor="text1"/>
+          <w:kern w:val="0"/>
+          <w:szCs w:val="24"/>
+          <w:lang w:eastAsia="en-ID"/>
+          <w14:ligatures w14:val="none"/>
+        </w:rPr>
+        <w:t>Saptomo</w:t>
+      </w:r>
+      <w:proofErr w:type="spellEnd"/>
+      <w:r>
+        <w:rPr>
+          <w:rFonts w:eastAsia="Times New Roman" w:cs="Times New Roman"/>
+          <w:color w:val="000000" w:themeColor="text1"/>
+          <w:kern w:val="0"/>
+          <w:szCs w:val="24"/>
+          <w:lang w:eastAsia="en-ID"/>
+          <w14:ligatures w14:val="none"/>
+        </w:rPr>
+        <w:t>, S. K. (2021). Analisa Model Evaporasi dan Evapotranspirasi Menggunakan Pemodelan Matematika pada Visual Basic di Kabupaten Maros. J-Sil (Jurnal Teknik Sipil Dan Lingkungan), 5(3), 179–196. https://doi.org/10.29244/jsil.5.3.179-196</w:t>
       </w:r>
     </w:p>
     <w:p>
@@ -7112,7 +7589,79 @@
           <w:lang w:eastAsia="en-ID"/>
           <w14:ligatures w14:val="none"/>
         </w:rPr>
-        <w:t xml:space="preserve">Firmansyah, M. R., &amp; Tasqia, F. (2023). Pengukuran Kelembapan Tanah Berbasis IoT pada Greenhouse. Prosiding Patriot Mengabdi, 2(01), 331–346. </w:t>
+        <w:t xml:space="preserve">Firmansyah, M. R., &amp; </w:t>
+      </w:r>
+      <w:proofErr w:type="spellStart"/>
+      <w:r>
+        <w:rPr>
+          <w:rFonts w:eastAsia="Times New Roman" w:cs="Times New Roman"/>
+          <w:color w:val="000000" w:themeColor="text1"/>
+          <w:kern w:val="0"/>
+          <w:szCs w:val="24"/>
+          <w:lang w:eastAsia="en-ID"/>
+          <w14:ligatures w14:val="none"/>
+        </w:rPr>
+        <w:t>Tasqia</w:t>
+      </w:r>
+      <w:proofErr w:type="spellEnd"/>
+      <w:r>
+        <w:rPr>
+          <w:rFonts w:eastAsia="Times New Roman" w:cs="Times New Roman"/>
+          <w:color w:val="000000" w:themeColor="text1"/>
+          <w:kern w:val="0"/>
+          <w:szCs w:val="24"/>
+          <w:lang w:eastAsia="en-ID"/>
+          <w14:ligatures w14:val="none"/>
+        </w:rPr>
+        <w:t xml:space="preserve">, F. (2023). Pengukuran Kelembapan Tanah Berbasis IoT pada </w:t>
+      </w:r>
+      <w:proofErr w:type="spellStart"/>
+      <w:r>
+        <w:rPr>
+          <w:rFonts w:eastAsia="Times New Roman" w:cs="Times New Roman"/>
+          <w:color w:val="000000" w:themeColor="text1"/>
+          <w:kern w:val="0"/>
+          <w:szCs w:val="24"/>
+          <w:lang w:eastAsia="en-ID"/>
+          <w14:ligatures w14:val="none"/>
+        </w:rPr>
+        <w:t>Greenhouse</w:t>
+      </w:r>
+      <w:proofErr w:type="spellEnd"/>
+      <w:r>
+        <w:rPr>
+          <w:rFonts w:eastAsia="Times New Roman" w:cs="Times New Roman"/>
+          <w:color w:val="000000" w:themeColor="text1"/>
+          <w:kern w:val="0"/>
+          <w:szCs w:val="24"/>
+          <w:lang w:eastAsia="en-ID"/>
+          <w14:ligatures w14:val="none"/>
+        </w:rPr>
+        <w:t xml:space="preserve">. </w:t>
+      </w:r>
+      <w:proofErr w:type="spellStart"/>
+      <w:r>
+        <w:rPr>
+          <w:rFonts w:eastAsia="Times New Roman" w:cs="Times New Roman"/>
+          <w:color w:val="000000" w:themeColor="text1"/>
+          <w:kern w:val="0"/>
+          <w:szCs w:val="24"/>
+          <w:lang w:eastAsia="en-ID"/>
+          <w14:ligatures w14:val="none"/>
+        </w:rPr>
+        <w:t>Prosiding</w:t>
+      </w:r>
+      <w:proofErr w:type="spellEnd"/>
+      <w:r>
+        <w:rPr>
+          <w:rFonts w:eastAsia="Times New Roman" w:cs="Times New Roman"/>
+          <w:color w:val="000000" w:themeColor="text1"/>
+          <w:kern w:val="0"/>
+          <w:szCs w:val="24"/>
+          <w:lang w:eastAsia="en-ID"/>
+          <w14:ligatures w14:val="none"/>
+        </w:rPr>
+        <w:t xml:space="preserve"> Patriot Mengabdi, 2(01), 331–346. </w:t>
       </w:r>
       <w:hyperlink r:id="rId20" w:history="1">
         <w:r>
@@ -7165,8 +7714,163 @@
           <w:lang w:eastAsia="en-ID"/>
           <w14:ligatures w14:val="none"/>
         </w:rPr>
-        <w:t>ILKOMNIKA: Journal of Computer Science and Applied Informatics</w:t>
-      </w:r>
+        <w:t xml:space="preserve">ILKOMNIKA: </w:t>
+      </w:r>
+      <w:proofErr w:type="spellStart"/>
+      <w:r>
+        <w:rPr>
+          <w:rFonts w:eastAsia="Times New Roman" w:cs="Times New Roman"/>
+          <w:i/>
+          <w:iCs/>
+          <w:color w:val="000000" w:themeColor="text1"/>
+          <w:kern w:val="0"/>
+          <w:szCs w:val="24"/>
+          <w:lang w:eastAsia="en-ID"/>
+          <w14:ligatures w14:val="none"/>
+        </w:rPr>
+        <w:t>Journal</w:t>
+      </w:r>
+      <w:proofErr w:type="spellEnd"/>
+      <w:r>
+        <w:rPr>
+          <w:rFonts w:eastAsia="Times New Roman" w:cs="Times New Roman"/>
+          <w:i/>
+          <w:iCs/>
+          <w:color w:val="000000" w:themeColor="text1"/>
+          <w:kern w:val="0"/>
+          <w:szCs w:val="24"/>
+          <w:lang w:eastAsia="en-ID"/>
+          <w14:ligatures w14:val="none"/>
+        </w:rPr>
+        <w:t xml:space="preserve"> of </w:t>
+      </w:r>
+      <w:proofErr w:type="spellStart"/>
+      <w:r>
+        <w:rPr>
+          <w:rFonts w:eastAsia="Times New Roman" w:cs="Times New Roman"/>
+          <w:i/>
+          <w:iCs/>
+          <w:color w:val="000000" w:themeColor="text1"/>
+          <w:kern w:val="0"/>
+          <w:szCs w:val="24"/>
+          <w:lang w:eastAsia="en-ID"/>
+          <w14:ligatures w14:val="none"/>
+        </w:rPr>
+        <w:t>Computer</w:t>
+      </w:r>
+      <w:proofErr w:type="spellEnd"/>
+      <w:r>
+        <w:rPr>
+          <w:rFonts w:eastAsia="Times New Roman" w:cs="Times New Roman"/>
+          <w:i/>
+          <w:iCs/>
+          <w:color w:val="000000" w:themeColor="text1"/>
+          <w:kern w:val="0"/>
+          <w:szCs w:val="24"/>
+          <w:lang w:eastAsia="en-ID"/>
+          <w14:ligatures w14:val="none"/>
+        </w:rPr>
+        <w:t xml:space="preserve"> </w:t>
+      </w:r>
+      <w:proofErr w:type="spellStart"/>
+      <w:r>
+        <w:rPr>
+          <w:rFonts w:eastAsia="Times New Roman" w:cs="Times New Roman"/>
+          <w:i/>
+          <w:iCs/>
+          <w:color w:val="000000" w:themeColor="text1"/>
+          <w:kern w:val="0"/>
+          <w:szCs w:val="24"/>
+          <w:lang w:eastAsia="en-ID"/>
+          <w14:ligatures w14:val="none"/>
+        </w:rPr>
+        <w:t>Science</w:t>
+      </w:r>
+      <w:proofErr w:type="spellEnd"/>
+      <w:r>
+        <w:rPr>
+          <w:rFonts w:eastAsia="Times New Roman" w:cs="Times New Roman"/>
+          <w:i/>
+          <w:iCs/>
+          <w:color w:val="000000" w:themeColor="text1"/>
+          <w:kern w:val="0"/>
+          <w:szCs w:val="24"/>
+          <w:lang w:eastAsia="en-ID"/>
+          <w14:ligatures w14:val="none"/>
+        </w:rPr>
+        <w:t xml:space="preserve"> </w:t>
+      </w:r>
+      <w:proofErr w:type="spellStart"/>
+      <w:r>
+        <w:rPr>
+          <w:rFonts w:eastAsia="Times New Roman" w:cs="Times New Roman"/>
+          <w:i/>
+          <w:iCs/>
+          <w:color w:val="000000" w:themeColor="text1"/>
+          <w:kern w:val="0"/>
+          <w:szCs w:val="24"/>
+          <w:lang w:eastAsia="en-ID"/>
+          <w14:ligatures w14:val="none"/>
+        </w:rPr>
+        <w:t>and</w:t>
+      </w:r>
+      <w:proofErr w:type="spellEnd"/>
+      <w:r>
+        <w:rPr>
+          <w:rFonts w:eastAsia="Times New Roman" w:cs="Times New Roman"/>
+          <w:i/>
+          <w:iCs/>
+          <w:color w:val="000000" w:themeColor="text1"/>
+          <w:kern w:val="0"/>
+          <w:szCs w:val="24"/>
+          <w:lang w:eastAsia="en-ID"/>
+          <w14:ligatures w14:val="none"/>
+        </w:rPr>
+        <w:t xml:space="preserve"> </w:t>
+      </w:r>
+      <w:proofErr w:type="spellStart"/>
+      <w:r>
+        <w:rPr>
+          <w:rFonts w:eastAsia="Times New Roman" w:cs="Times New Roman"/>
+          <w:i/>
+          <w:iCs/>
+          <w:color w:val="000000" w:themeColor="text1"/>
+          <w:kern w:val="0"/>
+          <w:szCs w:val="24"/>
+          <w:lang w:eastAsia="en-ID"/>
+          <w14:ligatures w14:val="none"/>
+        </w:rPr>
+        <w:t>Applied</w:t>
+      </w:r>
+      <w:proofErr w:type="spellEnd"/>
+      <w:r>
+        <w:rPr>
+          <w:rFonts w:eastAsia="Times New Roman" w:cs="Times New Roman"/>
+          <w:i/>
+          <w:iCs/>
+          <w:color w:val="000000" w:themeColor="text1"/>
+          <w:kern w:val="0"/>
+          <w:szCs w:val="24"/>
+          <w:lang w:eastAsia="en-ID"/>
+          <w14:ligatures w14:val="none"/>
+        </w:rPr>
+        <w:t xml:space="preserve"> </w:t>
+      </w:r>
+      <w:proofErr w:type="spellStart"/>
+      <w:r>
+        <w:rPr>
+          <w:rFonts w:eastAsia="Times New Roman" w:cs="Times New Roman"/>
+          <w:i/>
+          <w:iCs/>
+          <w:color w:val="000000" w:themeColor="text1"/>
+          <w:kern w:val="0"/>
+          <w:szCs w:val="24"/>
+          <w:lang w:eastAsia="en-ID"/>
+          <w14:ligatures w14:val="none"/>
+        </w:rPr>
+        <w:t>Informatics</w:t>
+      </w:r>
+      <w:proofErr w:type="spellEnd"/>
       <w:r>
         <w:rPr>
           <w:rFonts w:eastAsia="Times New Roman" w:cs="Times New Roman"/>
@@ -7241,7 +7945,21 @@
         <w:rPr>
           <w:color w:val="000000" w:themeColor="text1"/>
         </w:rPr>
-        <w:t xml:space="preserve">Jatmiko, W., Ciptadi, P. W., &amp; Hardyanto, R. H. (2021). Sistem Penyiram Tanaman Otomatis Berbasis Mikrokontroler dan Panel Surya. </w:t>
+        <w:t xml:space="preserve">Jatmiko, W., Ciptadi, P. W., &amp; </w:t>
+      </w:r>
+      <w:proofErr w:type="spellStart"/>
+      <w:r>
+        <w:rPr>
+          <w:color w:val="000000" w:themeColor="text1"/>
+        </w:rPr>
+        <w:t>Hardyanto</w:t>
+      </w:r>
+      <w:proofErr w:type="spellEnd"/>
+      <w:r>
+        <w:rPr>
+          <w:color w:val="000000" w:themeColor="text1"/>
+        </w:rPr>
+        <w:t xml:space="preserve">, R. H. (2021). Sistem Penyiram Tanaman Otomatis Berbasis Mikrokontroler dan Panel Surya. </w:t>
       </w:r>
       <w:r>
         <w:rPr>
@@ -7249,7 +7967,25 @@
           <w:iCs/>
           <w:color w:val="000000" w:themeColor="text1"/>
         </w:rPr>
-        <w:t>Seri Prosiding Seminar Nasional Dinamika Informatika</w:t>
+        <w:t xml:space="preserve">Seri </w:t>
+      </w:r>
+      <w:proofErr w:type="spellStart"/>
+      <w:r>
+        <w:rPr>
+          <w:i/>
+          <w:iCs/>
+          <w:color w:val="000000" w:themeColor="text1"/>
+        </w:rPr>
+        <w:t>Prosiding</w:t>
+      </w:r>
+      <w:proofErr w:type="spellEnd"/>
+      <w:r>
+        <w:rPr>
+          <w:i/>
+          <w:iCs/>
+          <w:color w:val="000000" w:themeColor="text1"/>
+        </w:rPr>
+        <w:t xml:space="preserve"> Seminar Nasional Dinamika Informatika</w:t>
       </w:r>
       <w:r>
         <w:rPr>
@@ -7292,11 +8028,61 @@
           <w:u w:val="none"/>
         </w:rPr>
       </w:pPr>
-      <w:r>
-        <w:rPr>
-          <w:color w:val="000000" w:themeColor="text1"/>
-        </w:rPr>
-        <w:t xml:space="preserve">Kynta, D. P., Laksono, I. L., Wijaya, V., Fadli, M., &amp; Hermanto, D. (2024). Perancangan UI/UX Website Pengontrol Kelembapan Tanah Berbasis IoT dan Sensor. MDP Student Conference, 3(1), 71–78. </w:t>
+      <w:proofErr w:type="spellStart"/>
+      <w:r>
+        <w:rPr>
+          <w:color w:val="000000" w:themeColor="text1"/>
+        </w:rPr>
+        <w:t>Kynta</w:t>
+      </w:r>
+      <w:proofErr w:type="spellEnd"/>
+      <w:r>
+        <w:rPr>
+          <w:color w:val="000000" w:themeColor="text1"/>
+        </w:rPr>
+        <w:t xml:space="preserve">, D. P., Laksono, I. L., Wijaya, V., Fadli, M., &amp; Hermanto, D. (2024). Perancangan UI/UX </w:t>
+      </w:r>
+      <w:proofErr w:type="spellStart"/>
+      <w:r>
+        <w:rPr>
+          <w:color w:val="000000" w:themeColor="text1"/>
+        </w:rPr>
+        <w:t>Website</w:t>
+      </w:r>
+      <w:proofErr w:type="spellEnd"/>
+      <w:r>
+        <w:rPr>
+          <w:color w:val="000000" w:themeColor="text1"/>
+        </w:rPr>
+        <w:t xml:space="preserve"> Pengontrol Kelembapan Tanah Berbasis IoT dan Sensor. MDP </w:t>
+      </w:r>
+      <w:proofErr w:type="spellStart"/>
+      <w:r>
+        <w:rPr>
+          <w:color w:val="000000" w:themeColor="text1"/>
+        </w:rPr>
+        <w:t>Student</w:t>
+      </w:r>
+      <w:proofErr w:type="spellEnd"/>
+      <w:r>
+        <w:rPr>
+          <w:color w:val="000000" w:themeColor="text1"/>
+        </w:rPr>
+        <w:t xml:space="preserve"> </w:t>
+      </w:r>
+      <w:proofErr w:type="spellStart"/>
+      <w:r>
+        <w:rPr>
+          <w:color w:val="000000" w:themeColor="text1"/>
+        </w:rPr>
+        <w:t>Conference</w:t>
+      </w:r>
+      <w:proofErr w:type="spellEnd"/>
+      <w:r>
+        <w:rPr>
+          <w:color w:val="000000" w:themeColor="text1"/>
+        </w:rPr>
+        <w:t xml:space="preserve">, 3(1), 71–78. </w:t>
       </w:r>
       <w:hyperlink r:id="rId23" w:history="1">
         <w:r>
@@ -7331,8 +8117,105 @@
           <w:lang w:eastAsia="en-ID"/>
           <w14:ligatures w14:val="none"/>
         </w:rPr>
-        <w:t xml:space="preserve">Ningrum, N. K., Mulyono, I. U. W., Widyatmoko, K., &amp; Umami, Z. (2023). Monitoring Kondisi Tanaman berdasarkan Data Kelembaban Tanah dan Suhu dan Kelembaban Udara Melalui Website Thinkspeak. </w:t>
-      </w:r>
+        <w:t xml:space="preserve">Ningrum, N. K., Mulyono, I. U. W., </w:t>
+      </w:r>
+      <w:proofErr w:type="spellStart"/>
+      <w:r>
+        <w:rPr>
+          <w:rFonts w:eastAsia="Times New Roman" w:cs="Times New Roman"/>
+          <w:color w:val="000000" w:themeColor="text1"/>
+          <w:kern w:val="0"/>
+          <w:szCs w:val="24"/>
+          <w:lang w:eastAsia="en-ID"/>
+          <w14:ligatures w14:val="none"/>
+        </w:rPr>
+        <w:t>Widyatmoko</w:t>
+      </w:r>
+      <w:proofErr w:type="spellEnd"/>
+      <w:r>
+        <w:rPr>
+          <w:rFonts w:eastAsia="Times New Roman" w:cs="Times New Roman"/>
+          <w:color w:val="000000" w:themeColor="text1"/>
+          <w:kern w:val="0"/>
+          <w:szCs w:val="24"/>
+          <w:lang w:eastAsia="en-ID"/>
+          <w14:ligatures w14:val="none"/>
+        </w:rPr>
+        <w:t xml:space="preserve">, K., &amp; Umami, Z. (2023). </w:t>
+      </w:r>
+      <w:proofErr w:type="spellStart"/>
+      <w:r>
+        <w:rPr>
+          <w:rFonts w:eastAsia="Times New Roman" w:cs="Times New Roman"/>
+          <w:color w:val="000000" w:themeColor="text1"/>
+          <w:kern w:val="0"/>
+          <w:szCs w:val="24"/>
+          <w:lang w:eastAsia="en-ID"/>
+          <w14:ligatures w14:val="none"/>
+        </w:rPr>
+        <w:t>Monitoring</w:t>
+      </w:r>
+      <w:proofErr w:type="spellEnd"/>
+      <w:r>
+        <w:rPr>
+          <w:rFonts w:eastAsia="Times New Roman" w:cs="Times New Roman"/>
+          <w:color w:val="000000" w:themeColor="text1"/>
+          <w:kern w:val="0"/>
+          <w:szCs w:val="24"/>
+          <w:lang w:eastAsia="en-ID"/>
+          <w14:ligatures w14:val="none"/>
+        </w:rPr>
+        <w:t xml:space="preserve"> Kondisi Tanaman berdasarkan Data Kelembaban Tanah dan Suhu dan Kelembaban Udara Melalui </w:t>
+      </w:r>
+      <w:proofErr w:type="spellStart"/>
+      <w:r>
+        <w:rPr>
+          <w:rFonts w:eastAsia="Times New Roman" w:cs="Times New Roman"/>
+          <w:color w:val="000000" w:themeColor="text1"/>
+          <w:kern w:val="0"/>
+          <w:szCs w:val="24"/>
+          <w:lang w:eastAsia="en-ID"/>
+          <w14:ligatures w14:val="none"/>
+        </w:rPr>
+        <w:t>Website</w:t>
+      </w:r>
+      <w:proofErr w:type="spellEnd"/>
+      <w:r>
+        <w:rPr>
+          <w:rFonts w:eastAsia="Times New Roman" w:cs="Times New Roman"/>
+          <w:color w:val="000000" w:themeColor="text1"/>
+          <w:kern w:val="0"/>
+          <w:szCs w:val="24"/>
+          <w:lang w:eastAsia="en-ID"/>
+          <w14:ligatures w14:val="none"/>
+        </w:rPr>
+        <w:t xml:space="preserve"> </w:t>
+      </w:r>
+      <w:proofErr w:type="spellStart"/>
+      <w:r>
+        <w:rPr>
+          <w:rFonts w:eastAsia="Times New Roman" w:cs="Times New Roman"/>
+          <w:color w:val="000000" w:themeColor="text1"/>
+          <w:kern w:val="0"/>
+          <w:szCs w:val="24"/>
+          <w:lang w:eastAsia="en-ID"/>
+          <w14:ligatures w14:val="none"/>
+        </w:rPr>
+        <w:t>Thinkspeak</w:t>
+      </w:r>
+      <w:proofErr w:type="spellEnd"/>
+      <w:r>
+        <w:rPr>
+          <w:rFonts w:eastAsia="Times New Roman" w:cs="Times New Roman"/>
+          <w:color w:val="000000" w:themeColor="text1"/>
+          <w:kern w:val="0"/>
+          <w:szCs w:val="24"/>
+          <w:lang w:eastAsia="en-ID"/>
+          <w14:ligatures w14:val="none"/>
+        </w:rPr>
+        <w:t xml:space="preserve">. </w:t>
+      </w:r>
+      <w:proofErr w:type="spellStart"/>
       <w:r>
         <w:rPr>
           <w:rFonts w:eastAsia="Times New Roman" w:cs="Times New Roman"/>
@@ -7344,7 +8227,21 @@
           <w:lang w:eastAsia="en-ID"/>
           <w14:ligatures w14:val="none"/>
         </w:rPr>
-        <w:t>Prosiding Seminar Nasional Informatika</w:t>
+        <w:t>Prosiding</w:t>
+      </w:r>
+      <w:proofErr w:type="spellEnd"/>
+      <w:r>
+        <w:rPr>
+          <w:rFonts w:eastAsia="Times New Roman" w:cs="Times New Roman"/>
+          <w:i/>
+          <w:iCs/>
+          <w:color w:val="000000" w:themeColor="text1"/>
+          <w:kern w:val="0"/>
+          <w:szCs w:val="24"/>
+          <w:lang w:eastAsia="en-ID"/>
+          <w14:ligatures w14:val="none"/>
+        </w:rPr>
+        <w:t xml:space="preserve"> Seminar Nasional Informatika</w:t>
       </w:r>
       <w:r>
         <w:rPr>
@@ -7412,7 +8309,50 @@
         <w:rPr>
           <w:color w:val="000000" w:themeColor="text1"/>
         </w:rPr>
-        <w:t>Pratiwi, A., &amp; Nafira, A. F. (2021). PENGARUH FREKUENSI PENYIRAMAN TERHADAP PERTUMBUHAN BUNCIS (Phaseolus vulgaris L.). </w:t>
+        <w:lastRenderedPageBreak/>
+        <w:t xml:space="preserve">Pratiwi, A., &amp; </w:t>
+      </w:r>
+      <w:proofErr w:type="spellStart"/>
+      <w:r>
+        <w:rPr>
+          <w:color w:val="000000" w:themeColor="text1"/>
+        </w:rPr>
+        <w:t>Nafira</w:t>
+      </w:r>
+      <w:proofErr w:type="spellEnd"/>
+      <w:r>
+        <w:rPr>
+          <w:color w:val="000000" w:themeColor="text1"/>
+        </w:rPr>
+        <w:t>, A. F. (2021). PENGARUH FREKUENSI PENYIRAMAN TERHADAP PERTUMBUHAN BUNCIS (</w:t>
+      </w:r>
+      <w:proofErr w:type="spellStart"/>
+      <w:r>
+        <w:rPr>
+          <w:color w:val="000000" w:themeColor="text1"/>
+        </w:rPr>
+        <w:t>Phaseolus</w:t>
+      </w:r>
+      <w:proofErr w:type="spellEnd"/>
+      <w:r>
+        <w:rPr>
+          <w:color w:val="000000" w:themeColor="text1"/>
+        </w:rPr>
+        <w:t xml:space="preserve"> </w:t>
+      </w:r>
+      <w:proofErr w:type="spellStart"/>
+      <w:r>
+        <w:rPr>
+          <w:color w:val="000000" w:themeColor="text1"/>
+        </w:rPr>
+        <w:t>vulgaris</w:t>
+      </w:r>
+      <w:proofErr w:type="spellEnd"/>
+      <w:r>
+        <w:rPr>
+          <w:color w:val="000000" w:themeColor="text1"/>
+        </w:rPr>
+        <w:t xml:space="preserve"> L.). </w:t>
       </w:r>
       <w:r>
         <w:rPr>
@@ -7466,6 +8406,7 @@
           <w14:ligatures w14:val="none"/>
         </w:rPr>
       </w:pPr>
+      <w:proofErr w:type="spellStart"/>
       <w:r>
         <w:rPr>
           <w:rFonts w:eastAsia="Times New Roman" w:cs="Times New Roman"/>
@@ -7475,7 +8416,115 @@
           <w:lang w:eastAsia="en-ID"/>
           <w14:ligatures w14:val="none"/>
         </w:rPr>
-        <w:t xml:space="preserve">Rabbika, A. I., Nugraha, M., Rohman, A., Widyantoro, Kostaman, T., Fauzi, W. M., Mustofa, A., &amp; Widagdo, T. J. (2023). Rancang bangun sistem monitoring dan controlling penyiraman tanaman kangkung berbasis internet of things. Sintek Jurnal: Jurnal Ilmiah Teknik Mesin, 17(1), 17–17. </w:t>
+        <w:t>Rabbika</w:t>
+      </w:r>
+      <w:proofErr w:type="spellEnd"/>
+      <w:r>
+        <w:rPr>
+          <w:rFonts w:eastAsia="Times New Roman" w:cs="Times New Roman"/>
+          <w:color w:val="000000" w:themeColor="text1"/>
+          <w:kern w:val="0"/>
+          <w:szCs w:val="24"/>
+          <w:lang w:eastAsia="en-ID"/>
+          <w14:ligatures w14:val="none"/>
+        </w:rPr>
+        <w:t xml:space="preserve">, A. I., Nugraha, M., Rohman, A., Widyantoro, </w:t>
+      </w:r>
+      <w:proofErr w:type="spellStart"/>
+      <w:r>
+        <w:rPr>
+          <w:rFonts w:eastAsia="Times New Roman" w:cs="Times New Roman"/>
+          <w:color w:val="000000" w:themeColor="text1"/>
+          <w:kern w:val="0"/>
+          <w:szCs w:val="24"/>
+          <w:lang w:eastAsia="en-ID"/>
+          <w14:ligatures w14:val="none"/>
+        </w:rPr>
+        <w:t>Kostaman</w:t>
+      </w:r>
+      <w:proofErr w:type="spellEnd"/>
+      <w:r>
+        <w:rPr>
+          <w:rFonts w:eastAsia="Times New Roman" w:cs="Times New Roman"/>
+          <w:color w:val="000000" w:themeColor="text1"/>
+          <w:kern w:val="0"/>
+          <w:szCs w:val="24"/>
+          <w:lang w:eastAsia="en-ID"/>
+          <w14:ligatures w14:val="none"/>
+        </w:rPr>
+        <w:t xml:space="preserve">, T., Fauzi, W. M., Mustofa, A., &amp; Widagdo, T. J. (2023). Rancang bangun sistem </w:t>
+      </w:r>
+      <w:proofErr w:type="spellStart"/>
+      <w:r>
+        <w:rPr>
+          <w:rFonts w:eastAsia="Times New Roman" w:cs="Times New Roman"/>
+          <w:color w:val="000000" w:themeColor="text1"/>
+          <w:kern w:val="0"/>
+          <w:szCs w:val="24"/>
+          <w:lang w:eastAsia="en-ID"/>
+          <w14:ligatures w14:val="none"/>
+        </w:rPr>
+        <w:t>monitoring</w:t>
+      </w:r>
+      <w:proofErr w:type="spellEnd"/>
+      <w:r>
+        <w:rPr>
+          <w:rFonts w:eastAsia="Times New Roman" w:cs="Times New Roman"/>
+          <w:color w:val="000000" w:themeColor="text1"/>
+          <w:kern w:val="0"/>
+          <w:szCs w:val="24"/>
+          <w:lang w:eastAsia="en-ID"/>
+          <w14:ligatures w14:val="none"/>
+        </w:rPr>
+        <w:t xml:space="preserve"> dan </w:t>
+      </w:r>
+      <w:proofErr w:type="spellStart"/>
+      <w:r>
+        <w:rPr>
+          <w:rFonts w:eastAsia="Times New Roman" w:cs="Times New Roman"/>
+          <w:color w:val="000000" w:themeColor="text1"/>
+          <w:kern w:val="0"/>
+          <w:szCs w:val="24"/>
+          <w:lang w:eastAsia="en-ID"/>
+          <w14:ligatures w14:val="none"/>
+        </w:rPr>
+        <w:t>controlling</w:t>
+      </w:r>
+      <w:proofErr w:type="spellEnd"/>
+      <w:r>
+        <w:rPr>
+          <w:rFonts w:eastAsia="Times New Roman" w:cs="Times New Roman"/>
+          <w:color w:val="000000" w:themeColor="text1"/>
+          <w:kern w:val="0"/>
+          <w:szCs w:val="24"/>
+          <w:lang w:eastAsia="en-ID"/>
+          <w14:ligatures w14:val="none"/>
+        </w:rPr>
+        <w:t xml:space="preserve"> penyiraman tanaman kangkung berbasis internet of things. </w:t>
+      </w:r>
+      <w:proofErr w:type="spellStart"/>
+      <w:r>
+        <w:rPr>
+          <w:rFonts w:eastAsia="Times New Roman" w:cs="Times New Roman"/>
+          <w:color w:val="000000" w:themeColor="text1"/>
+          <w:kern w:val="0"/>
+          <w:szCs w:val="24"/>
+          <w:lang w:eastAsia="en-ID"/>
+          <w14:ligatures w14:val="none"/>
+        </w:rPr>
+        <w:t>Sintek</w:t>
+      </w:r>
+      <w:proofErr w:type="spellEnd"/>
+      <w:r>
+        <w:rPr>
+          <w:rFonts w:eastAsia="Times New Roman" w:cs="Times New Roman"/>
+          <w:color w:val="000000" w:themeColor="text1"/>
+          <w:kern w:val="0"/>
+          <w:szCs w:val="24"/>
+          <w:lang w:eastAsia="en-ID"/>
+          <w14:ligatures w14:val="none"/>
+        </w:rPr>
+        <w:t xml:space="preserve"> Jurnal: Jurnal Ilmiah Teknik Mesin, 17(1), 17–17. </w:t>
       </w:r>
       <w:hyperlink r:id="rId26" w:history="1">
         <w:r>
@@ -7515,7 +8564,31 @@
           <w:lang w:eastAsia="en-ID"/>
           <w14:ligatures w14:val="none"/>
         </w:rPr>
-        <w:t>Sofia, Hidayat, G., Risyandha, Moh. A., &amp; Rasyid, M. M. (2023). ANALISIS KETERSEDIAAN AIR PADA LAHAN PERTANIAN DAERAH PEMATANG PANJANG, KECAMATAN SUNGAI TABUK. Jukung (Jurnal Teknik Lingkungan), 9(2), 55–62. https://doi.org/10.20527/jukung.v9i2.17572</w:t>
+        <w:t xml:space="preserve">Sofia, Hidayat, G., </w:t>
+      </w:r>
+      <w:proofErr w:type="spellStart"/>
+      <w:r>
+        <w:rPr>
+          <w:rFonts w:eastAsia="Times New Roman" w:cs="Times New Roman"/>
+          <w:color w:val="000000" w:themeColor="text1"/>
+          <w:kern w:val="0"/>
+          <w:szCs w:val="24"/>
+          <w:lang w:eastAsia="en-ID"/>
+          <w14:ligatures w14:val="none"/>
+        </w:rPr>
+        <w:t>Risyandha</w:t>
+      </w:r>
+      <w:proofErr w:type="spellEnd"/>
+      <w:r>
+        <w:rPr>
+          <w:rFonts w:eastAsia="Times New Roman" w:cs="Times New Roman"/>
+          <w:color w:val="000000" w:themeColor="text1"/>
+          <w:kern w:val="0"/>
+          <w:szCs w:val="24"/>
+          <w:lang w:eastAsia="en-ID"/>
+          <w14:ligatures w14:val="none"/>
+        </w:rPr>
+        <w:t>, Moh. A., &amp; Rasyid, M. M. (2023). ANALISIS KETERSEDIAAN AIR PADA LAHAN PERTANIAN DAERAH PEMATANG PANJANG, KECAMATAN SUNGAI TABUK. Jukung (Jurnal Teknik Lingkungan), 9(2), 55–62. https://doi.org/10.20527/jukung.v9i2.17572</w:t>
       </w:r>
     </w:p>
     <w:p>
@@ -7540,7 +8613,31 @@
           <w:lang w:eastAsia="en-ID"/>
           <w14:ligatures w14:val="none"/>
         </w:rPr>
-        <w:t xml:space="preserve">Subagja, F. E., Supriyadi, A. P., Kurniadi, A. R., &amp; Saragih, Y. (2023). PENGUJIAN SISTEM PENYIRAMAN TANAMAN OTOMATIS BERBASIS IOT. Infotronik : Jurnal Teknologi Informasi Dan Elektronika, 8(2), 91–97. </w:t>
+        <w:t xml:space="preserve">Subagja, F. E., Supriyadi, A. P., Kurniadi, A. R., &amp; Saragih, Y. (2023). PENGUJIAN SISTEM PENYIRAMAN TANAMAN OTOMATIS BERBASIS IOT. </w:t>
+      </w:r>
+      <w:proofErr w:type="spellStart"/>
+      <w:r>
+        <w:rPr>
+          <w:rFonts w:eastAsia="Times New Roman" w:cs="Times New Roman"/>
+          <w:color w:val="000000" w:themeColor="text1"/>
+          <w:kern w:val="0"/>
+          <w:szCs w:val="24"/>
+          <w:lang w:eastAsia="en-ID"/>
+          <w14:ligatures w14:val="none"/>
+        </w:rPr>
+        <w:t>Infotronik</w:t>
+      </w:r>
+      <w:proofErr w:type="spellEnd"/>
+      <w:r>
+        <w:rPr>
+          <w:rFonts w:eastAsia="Times New Roman" w:cs="Times New Roman"/>
+          <w:color w:val="000000" w:themeColor="text1"/>
+          <w:kern w:val="0"/>
+          <w:szCs w:val="24"/>
+          <w:lang w:eastAsia="en-ID"/>
+          <w14:ligatures w14:val="none"/>
+        </w:rPr>
+        <w:t xml:space="preserve"> : Jurnal Teknologi Informasi Dan Elektronika, 8(2), 91–97. </w:t>
       </w:r>
       <w:hyperlink r:id="rId27" w:history="1">
         <w:r>
@@ -7566,11 +8663,47 @@
           <w:color w:val="000000" w:themeColor="text1"/>
         </w:rPr>
       </w:pPr>
-      <w:r>
-        <w:rPr>
-          <w:color w:val="000000" w:themeColor="text1"/>
-        </w:rPr>
-        <w:t xml:space="preserve">Sujjada, A., Maulana, R., &amp; Fergina, A. (2022). Rancang Bangun Penyiram Tanaman Otomatis Berbasis Internet of Things Menggunakan NodeMCU dan Telegram. Jurnal RESTIKOM Riset Teknik Informatika Dan Komputer, 4(1), 45–49. </w:t>
+      <w:proofErr w:type="spellStart"/>
+      <w:r>
+        <w:rPr>
+          <w:color w:val="000000" w:themeColor="text1"/>
+        </w:rPr>
+        <w:t>Sujjada</w:t>
+      </w:r>
+      <w:proofErr w:type="spellEnd"/>
+      <w:r>
+        <w:rPr>
+          <w:color w:val="000000" w:themeColor="text1"/>
+        </w:rPr>
+        <w:t xml:space="preserve">, A., Maulana, R., &amp; </w:t>
+      </w:r>
+      <w:proofErr w:type="spellStart"/>
+      <w:r>
+        <w:rPr>
+          <w:color w:val="000000" w:themeColor="text1"/>
+        </w:rPr>
+        <w:t>Fergina</w:t>
+      </w:r>
+      <w:proofErr w:type="spellEnd"/>
+      <w:r>
+        <w:rPr>
+          <w:color w:val="000000" w:themeColor="text1"/>
+        </w:rPr>
+        <w:t xml:space="preserve">, A. (2022). Rancang Bangun Penyiram Tanaman Otomatis Berbasis Internet of Things Menggunakan </w:t>
+      </w:r>
+      <w:proofErr w:type="spellStart"/>
+      <w:r>
+        <w:rPr>
+          <w:color w:val="000000" w:themeColor="text1"/>
+        </w:rPr>
+        <w:t>NodeMCU</w:t>
+      </w:r>
+      <w:proofErr w:type="spellEnd"/>
+      <w:r>
+        <w:rPr>
+          <w:color w:val="000000" w:themeColor="text1"/>
+        </w:rPr>
+        <w:t xml:space="preserve"> dan Telegram. Jurnal RESTIKOM Riset Teknik Informatika Dan Komputer, 4(1), 45–49. </w:t>
       </w:r>
       <w:hyperlink r:id="rId28" w:history="1">
         <w:r>
@@ -7609,6 +8742,7 @@
         </w:rPr>
         <w:t xml:space="preserve">Wardhana, R. G., Wang, G., &amp; Sibuea, F. (2023). PENERAPAN MACHINE LEARNING DALAM PREDIKSI TINGKAT KASUS PENYAKIT DI INDONESIA. </w:t>
       </w:r>
+      <w:proofErr w:type="spellStart"/>
       <w:r>
         <w:rPr>
           <w:rFonts w:eastAsia="Times New Roman" w:cs="Times New Roman"/>
@@ -7620,7 +8754,77 @@
           <w:lang w:eastAsia="en-ID"/>
           <w14:ligatures w14:val="none"/>
         </w:rPr>
-        <w:t>Journal of Information System Management (JOISM)</w:t>
+        <w:t>Journal</w:t>
+      </w:r>
+      <w:proofErr w:type="spellEnd"/>
+      <w:r>
+        <w:rPr>
+          <w:rFonts w:eastAsia="Times New Roman" w:cs="Times New Roman"/>
+          <w:i/>
+          <w:iCs/>
+          <w:color w:val="000000" w:themeColor="text1"/>
+          <w:kern w:val="0"/>
+          <w:szCs w:val="24"/>
+          <w:lang w:eastAsia="en-ID"/>
+          <w14:ligatures w14:val="none"/>
+        </w:rPr>
+        <w:t xml:space="preserve"> of </w:t>
+      </w:r>
+      <w:proofErr w:type="spellStart"/>
+      <w:r>
+        <w:rPr>
+          <w:rFonts w:eastAsia="Times New Roman" w:cs="Times New Roman"/>
+          <w:i/>
+          <w:iCs/>
+          <w:color w:val="000000" w:themeColor="text1"/>
+          <w:kern w:val="0"/>
+          <w:szCs w:val="24"/>
+          <w:lang w:eastAsia="en-ID"/>
+          <w14:ligatures w14:val="none"/>
+        </w:rPr>
+        <w:t>Information</w:t>
+      </w:r>
+      <w:proofErr w:type="spellEnd"/>
+      <w:r>
+        <w:rPr>
+          <w:rFonts w:eastAsia="Times New Roman" w:cs="Times New Roman"/>
+          <w:i/>
+          <w:iCs/>
+          <w:color w:val="000000" w:themeColor="text1"/>
+          <w:kern w:val="0"/>
+          <w:szCs w:val="24"/>
+          <w:lang w:eastAsia="en-ID"/>
+          <w14:ligatures w14:val="none"/>
+        </w:rPr>
+        <w:t xml:space="preserve"> System </w:t>
+      </w:r>
+      <w:proofErr w:type="spellStart"/>
+      <w:r>
+        <w:rPr>
+          <w:rFonts w:eastAsia="Times New Roman" w:cs="Times New Roman"/>
+          <w:i/>
+          <w:iCs/>
+          <w:color w:val="000000" w:themeColor="text1"/>
+          <w:kern w:val="0"/>
+          <w:szCs w:val="24"/>
+          <w:lang w:eastAsia="en-ID"/>
+          <w14:ligatures w14:val="none"/>
+        </w:rPr>
+        <w:t>Management</w:t>
+      </w:r>
+      <w:proofErr w:type="spellEnd"/>
+      <w:r>
+        <w:rPr>
+          <w:rFonts w:eastAsia="Times New Roman" w:cs="Times New Roman"/>
+          <w:i/>
+          <w:iCs/>
+          <w:color w:val="000000" w:themeColor="text1"/>
+          <w:kern w:val="0"/>
+          <w:szCs w:val="24"/>
+          <w:lang w:eastAsia="en-ID"/>
+          <w14:ligatures w14:val="none"/>
+        </w:rPr>
+        <w:t xml:space="preserve"> (JOISM)</w:t>
       </w:r>
       <w:r>
         <w:rPr>
@@ -7691,7 +8895,87 @@
           <w:rFonts w:eastAsiaTheme="minorEastAsia"/>
           <w:color w:val="000000" w:themeColor="text1"/>
         </w:rPr>
-        <w:t>Pangestu, M. S., &amp; Fitriani, M. A. (2022). Perbandingan Perhitungan Jarak Euclidean Distance, Manhattan Distance, dan Cosine Similarity dalam Pengelompokan Data Bibit Padi Menggunakan Algoritma K-Means. Sainteks, 19(2), 141–155. https://doi.org/10.30595/sainteks.v19i2.14495</w:t>
+        <w:t xml:space="preserve">Pangestu, M. S., &amp; Fitriani, M. A. (2022). Perbandingan Perhitungan Jarak </w:t>
+      </w:r>
+      <w:proofErr w:type="spellStart"/>
+      <w:r>
+        <w:rPr>
+          <w:rFonts w:eastAsiaTheme="minorEastAsia"/>
+          <w:color w:val="000000" w:themeColor="text1"/>
+        </w:rPr>
+        <w:t>Euclidean</w:t>
+      </w:r>
+      <w:proofErr w:type="spellEnd"/>
+      <w:r>
+        <w:rPr>
+          <w:rFonts w:eastAsiaTheme="minorEastAsia"/>
+          <w:color w:val="000000" w:themeColor="text1"/>
+        </w:rPr>
+        <w:t xml:space="preserve"> Distance, Manhattan Distance, dan </w:t>
+      </w:r>
+      <w:proofErr w:type="spellStart"/>
+      <w:r>
+        <w:rPr>
+          <w:rFonts w:eastAsiaTheme="minorEastAsia"/>
+          <w:color w:val="000000" w:themeColor="text1"/>
+        </w:rPr>
+        <w:t>Cosine</w:t>
+      </w:r>
+      <w:proofErr w:type="spellEnd"/>
+      <w:r>
+        <w:rPr>
+          <w:rFonts w:eastAsiaTheme="minorEastAsia"/>
+          <w:color w:val="000000" w:themeColor="text1"/>
+        </w:rPr>
+        <w:t xml:space="preserve"> </w:t>
+      </w:r>
+      <w:proofErr w:type="spellStart"/>
+      <w:r>
+        <w:rPr>
+          <w:rFonts w:eastAsiaTheme="minorEastAsia"/>
+          <w:color w:val="000000" w:themeColor="text1"/>
+        </w:rPr>
+        <w:t>Similarity</w:t>
+      </w:r>
+      <w:proofErr w:type="spellEnd"/>
+      <w:r>
+        <w:rPr>
+          <w:rFonts w:eastAsiaTheme="minorEastAsia"/>
+          <w:color w:val="000000" w:themeColor="text1"/>
+        </w:rPr>
+        <w:t xml:space="preserve"> dalam Pengelompokan Data Bibit Padi Menggunakan Algoritma K-</w:t>
+      </w:r>
+      <w:proofErr w:type="spellStart"/>
+      <w:r>
+        <w:rPr>
+          <w:rFonts w:eastAsiaTheme="minorEastAsia"/>
+          <w:color w:val="000000" w:themeColor="text1"/>
+        </w:rPr>
+        <w:t>Means</w:t>
+      </w:r>
+      <w:proofErr w:type="spellEnd"/>
+      <w:r>
+        <w:rPr>
+          <w:rFonts w:eastAsiaTheme="minorEastAsia"/>
+          <w:color w:val="000000" w:themeColor="text1"/>
+        </w:rPr>
+        <w:t xml:space="preserve">. </w:t>
+      </w:r>
+      <w:proofErr w:type="spellStart"/>
+      <w:r>
+        <w:rPr>
+          <w:rFonts w:eastAsiaTheme="minorEastAsia"/>
+          <w:color w:val="000000" w:themeColor="text1"/>
+        </w:rPr>
+        <w:t>Sainteks</w:t>
+      </w:r>
+      <w:proofErr w:type="spellEnd"/>
+      <w:r>
+        <w:rPr>
+          <w:rFonts w:eastAsiaTheme="minorEastAsia"/>
+          <w:color w:val="000000" w:themeColor="text1"/>
+        </w:rPr>
+        <w:t>, 19(2), 141–155. https://doi.org/10.30595/sainteks.v19i2.14495</w:t>
       </w:r>
     </w:p>
     <w:p>
@@ -7710,6 +8994,7 @@
           <w14:ligatures w14:val="none"/>
         </w:rPr>
       </w:pPr>
+      <w:proofErr w:type="spellStart"/>
       <w:r>
         <w:rPr>
           <w:rFonts w:eastAsia="Times New Roman" w:cs="Times New Roman"/>
@@ -7719,8 +9004,21 @@
           <w:lang w:eastAsia="en-ID"/>
           <w14:ligatures w14:val="none"/>
         </w:rPr>
-        <w:t xml:space="preserve">Buwarda, S., Lutfi, &amp; Makmur, I. (2023). PENGEMBANGAN SISTEM PENYIRAMAN TANAMAN HORTIKULTURA BERBASIS MIKROKONTROLLER ESP32 DAN APLIKASI TELEGRAM. </w:t>
-      </w:r>
+        <w:t>Buwarda</w:t>
+      </w:r>
+      <w:proofErr w:type="spellEnd"/>
+      <w:r>
+        <w:rPr>
+          <w:rFonts w:eastAsia="Times New Roman" w:cs="Times New Roman"/>
+          <w:color w:val="000000" w:themeColor="text1"/>
+          <w:kern w:val="0"/>
+          <w:szCs w:val="24"/>
+          <w:lang w:eastAsia="en-ID"/>
+          <w14:ligatures w14:val="none"/>
+        </w:rPr>
+        <w:t xml:space="preserve">, S., Lutfi, &amp; Makmur, I. (2023). PENGEMBANGAN SISTEM PENYIRAMAN TANAMAN HORTIKULTURA BERBASIS MIKROKONTROLLER ESP32 DAN APLIKASI TELEGRAM. </w:t>
+      </w:r>
+      <w:proofErr w:type="spellStart"/>
       <w:r>
         <w:rPr>
           <w:rFonts w:eastAsia="Times New Roman" w:cs="Times New Roman"/>
@@ -7732,7 +9030,21 @@
           <w:lang w:eastAsia="en-ID"/>
           <w14:ligatures w14:val="none"/>
         </w:rPr>
-        <w:t>Prosiding Seminar Nasional Teknologi Industri (SNTI)</w:t>
+        <w:t>Prosiding</w:t>
+      </w:r>
+      <w:proofErr w:type="spellEnd"/>
+      <w:r>
+        <w:rPr>
+          <w:rFonts w:eastAsia="Times New Roman" w:cs="Times New Roman"/>
+          <w:i/>
+          <w:iCs/>
+          <w:color w:val="000000" w:themeColor="text1"/>
+          <w:kern w:val="0"/>
+          <w:szCs w:val="24"/>
+          <w:lang w:eastAsia="en-ID"/>
+          <w14:ligatures w14:val="none"/>
+        </w:rPr>
+        <w:t xml:space="preserve"> Seminar Nasional Teknologi Industri (SNTI)</w:t>
       </w:r>
       <w:r>
         <w:rPr>
@@ -11312,11 +12624,11 @@
       <w:lang w:val="id-ID"/>
     </w:rPr>
   </w:style>
-  <w:style w:type="paragraph" w:styleId="Judul1">
+  <w:style w:type="paragraph" w:styleId="Heading1">
     <w:name w:val="heading 1"/>
     <w:basedOn w:val="Normal"/>
     <w:next w:val="Normal"/>
-    <w:link w:val="Judul1KAR"/>
+    <w:link w:val="Heading1Char"/>
     <w:uiPriority w:val="9"/>
     <w:qFormat/>
     <w:rsid w:val="00871597"/>
@@ -11332,11 +12644,11 @@
       <w:szCs w:val="32"/>
     </w:rPr>
   </w:style>
-  <w:style w:type="paragraph" w:styleId="Judul2">
+  <w:style w:type="paragraph" w:styleId="Heading2">
     <w:name w:val="heading 2"/>
     <w:basedOn w:val="Normal"/>
     <w:next w:val="Normal"/>
-    <w:link w:val="Judul2KAR"/>
+    <w:link w:val="Heading2Char"/>
     <w:uiPriority w:val="9"/>
     <w:unhideWhenUsed/>
     <w:qFormat/>
@@ -11352,11 +12664,11 @@
       <w:szCs w:val="26"/>
     </w:rPr>
   </w:style>
-  <w:style w:type="paragraph" w:styleId="Judul3">
+  <w:style w:type="paragraph" w:styleId="Heading3">
     <w:name w:val="heading 3"/>
     <w:basedOn w:val="Normal"/>
     <w:next w:val="Normal"/>
-    <w:link w:val="Judul3KAR"/>
+    <w:link w:val="Heading3Char"/>
     <w:uiPriority w:val="9"/>
     <w:unhideWhenUsed/>
     <w:qFormat/>
@@ -11372,13 +12684,13 @@
       <w:szCs w:val="24"/>
     </w:rPr>
   </w:style>
-  <w:style w:type="character" w:default="1" w:styleId="FontParagrafDefault">
+  <w:style w:type="character" w:default="1" w:styleId="DefaultParagraphFont">
     <w:name w:val="Default Paragraph Font"/>
     <w:uiPriority w:val="1"/>
     <w:semiHidden/>
     <w:unhideWhenUsed/>
   </w:style>
-  <w:style w:type="table" w:default="1" w:styleId="TabelNormal">
+  <w:style w:type="table" w:default="1" w:styleId="TableNormal">
     <w:name w:val="Normal Table"/>
     <w:uiPriority w:val="99"/>
     <w:semiHidden/>
@@ -11393,17 +12705,17 @@
       </w:tblCellMar>
     </w:tblPr>
   </w:style>
-  <w:style w:type="numbering" w:default="1" w:styleId="TidakAdaDaftar">
+  <w:style w:type="numbering" w:default="1" w:styleId="NoList">
     <w:name w:val="No List"/>
     <w:uiPriority w:val="99"/>
     <w:semiHidden/>
     <w:unhideWhenUsed/>
   </w:style>
-  <w:style w:type="paragraph" w:styleId="Kutipan">
+  <w:style w:type="paragraph" w:styleId="Quote">
     <w:name w:val="Quote"/>
-    <w:basedOn w:val="Judul1"/>
+    <w:basedOn w:val="Heading1"/>
     <w:next w:val="Normal"/>
-    <w:link w:val="KutipanKAR"/>
+    <w:link w:val="QuoteChar"/>
     <w:uiPriority w:val="29"/>
     <w:qFormat/>
     <w:rsid w:val="006025F2"/>
@@ -11418,10 +12730,10 @@
       <w:sz w:val="28"/>
     </w:rPr>
   </w:style>
-  <w:style w:type="character" w:customStyle="1" w:styleId="KutipanKAR">
-    <w:name w:val="Kutipan KAR"/>
-    <w:basedOn w:val="FontParagrafDefault"/>
-    <w:link w:val="Kutipan"/>
+  <w:style w:type="character" w:customStyle="1" w:styleId="QuoteChar">
+    <w:name w:val="Quote Char"/>
+    <w:basedOn w:val="DefaultParagraphFont"/>
+    <w:link w:val="Quote"/>
     <w:uiPriority w:val="29"/>
     <w:rsid w:val="006025F2"/>
     <w:rPr>
@@ -11434,10 +12746,10 @@
       <w:lang w:val="id-ID"/>
     </w:rPr>
   </w:style>
-  <w:style w:type="character" w:customStyle="1" w:styleId="Judul1KAR">
-    <w:name w:val="Judul 1 KAR"/>
-    <w:basedOn w:val="FontParagrafDefault"/>
-    <w:link w:val="Judul1"/>
+  <w:style w:type="character" w:customStyle="1" w:styleId="Heading1Char">
+    <w:name w:val="Heading 1 Char"/>
+    <w:basedOn w:val="DefaultParagraphFont"/>
+    <w:link w:val="Heading1"/>
     <w:uiPriority w:val="9"/>
     <w:rsid w:val="00871597"/>
     <w:rPr>
@@ -11449,9 +12761,9 @@
       <w:lang w:val="id-ID"/>
     </w:rPr>
   </w:style>
-  <w:style w:type="table" w:styleId="KisiTabel">
+  <w:style w:type="table" w:styleId="TableGrid">
     <w:name w:val="Table Grid"/>
-    <w:basedOn w:val="TabelNormal"/>
+    <w:basedOn w:val="TableNormal"/>
     <w:uiPriority w:val="39"/>
     <w:rsid w:val="006025F2"/>
     <w:pPr>
@@ -11468,7 +12780,7 @@
       </w:tblBorders>
     </w:tblPr>
   </w:style>
-  <w:style w:type="paragraph" w:styleId="DaftarParagraf">
+  <w:style w:type="paragraph" w:styleId="ListParagraph">
     <w:name w:val="List Paragraph"/>
     <w:basedOn w:val="Normal"/>
     <w:uiPriority w:val="1"/>
@@ -11482,7 +12794,7 @@
   <w:style w:type="paragraph" w:styleId="Header">
     <w:name w:val="header"/>
     <w:basedOn w:val="Normal"/>
-    <w:link w:val="HeaderKAR"/>
+    <w:link w:val="HeaderChar"/>
     <w:uiPriority w:val="99"/>
     <w:unhideWhenUsed/>
     <w:rsid w:val="004E68F0"/>
@@ -11494,9 +12806,9 @@
       <w:spacing w:after="0" w:line="240" w:lineRule="auto"/>
     </w:pPr>
   </w:style>
-  <w:style w:type="character" w:customStyle="1" w:styleId="HeaderKAR">
-    <w:name w:val="Header KAR"/>
-    <w:basedOn w:val="FontParagrafDefault"/>
+  <w:style w:type="character" w:customStyle="1" w:styleId="HeaderChar">
+    <w:name w:val="Header Char"/>
+    <w:basedOn w:val="DefaultParagraphFont"/>
     <w:link w:val="Header"/>
     <w:uiPriority w:val="99"/>
     <w:rsid w:val="004E68F0"/>
@@ -11510,7 +12822,7 @@
   <w:style w:type="paragraph" w:styleId="Footer">
     <w:name w:val="footer"/>
     <w:basedOn w:val="Normal"/>
-    <w:link w:val="FooterKAR"/>
+    <w:link w:val="FooterChar"/>
     <w:uiPriority w:val="99"/>
     <w:unhideWhenUsed/>
     <w:rsid w:val="004E68F0"/>
@@ -11522,9 +12834,9 @@
       <w:spacing w:after="0" w:line="240" w:lineRule="auto"/>
     </w:pPr>
   </w:style>
-  <w:style w:type="character" w:customStyle="1" w:styleId="FooterKAR">
-    <w:name w:val="Footer KAR"/>
-    <w:basedOn w:val="FontParagrafDefault"/>
+  <w:style w:type="character" w:customStyle="1" w:styleId="FooterChar">
+    <w:name w:val="Footer Char"/>
+    <w:basedOn w:val="DefaultParagraphFont"/>
     <w:link w:val="Footer"/>
     <w:uiPriority w:val="99"/>
     <w:rsid w:val="004E68F0"/>
@@ -11535,9 +12847,9 @@
       <w:lang w:val="id-ID"/>
     </w:rPr>
   </w:style>
-  <w:style w:type="paragraph" w:styleId="JudulTOC">
+  <w:style w:type="paragraph" w:styleId="TOCHeading">
     <w:name w:val="TOC Heading"/>
-    <w:basedOn w:val="Judul1"/>
+    <w:basedOn w:val="Heading1"/>
     <w:next w:val="Normal"/>
     <w:uiPriority w:val="39"/>
     <w:unhideWhenUsed/>
@@ -11572,7 +12884,7 @@
   </w:style>
   <w:style w:type="character" w:styleId="Hyperlink">
     <w:name w:val="Hyperlink"/>
-    <w:basedOn w:val="FontParagrafDefault"/>
+    <w:basedOn w:val="DefaultParagraphFont"/>
     <w:uiPriority w:val="99"/>
     <w:unhideWhenUsed/>
     <w:rsid w:val="00514A13"/>
@@ -11581,10 +12893,10 @@
       <w:u w:val="single"/>
     </w:rPr>
   </w:style>
-  <w:style w:type="character" w:customStyle="1" w:styleId="Judul2KAR">
-    <w:name w:val="Judul 2 KAR"/>
-    <w:basedOn w:val="FontParagrafDefault"/>
-    <w:link w:val="Judul2"/>
+  <w:style w:type="character" w:customStyle="1" w:styleId="Heading2Char">
+    <w:name w:val="Heading 2 Char"/>
+    <w:basedOn w:val="DefaultParagraphFont"/>
+    <w:link w:val="Heading2"/>
     <w:uiPriority w:val="9"/>
     <w:rsid w:val="008C2163"/>
     <w:rPr>
@@ -11595,10 +12907,10 @@
       <w:lang w:val="id-ID"/>
     </w:rPr>
   </w:style>
-  <w:style w:type="character" w:customStyle="1" w:styleId="Judul3KAR">
-    <w:name w:val="Judul 3 KAR"/>
-    <w:basedOn w:val="FontParagrafDefault"/>
-    <w:link w:val="Judul3"/>
+  <w:style w:type="character" w:customStyle="1" w:styleId="Heading3Char">
+    <w:name w:val="Heading 3 Char"/>
+    <w:basedOn w:val="DefaultParagraphFont"/>
+    <w:link w:val="Heading3"/>
     <w:uiPriority w:val="9"/>
     <w:rsid w:val="008C2163"/>
     <w:rPr>
@@ -11609,10 +12921,10 @@
       <w:lang w:val="id-ID"/>
     </w:rPr>
   </w:style>
-  <w:style w:type="paragraph" w:styleId="TeksIsi">
+  <w:style w:type="paragraph" w:styleId="BodyText">
     <w:name w:val="Body Text"/>
     <w:basedOn w:val="Normal"/>
-    <w:link w:val="TeksIsiKAR"/>
+    <w:link w:val="BodyTextChar"/>
     <w:uiPriority w:val="99"/>
     <w:unhideWhenUsed/>
     <w:rsid w:val="00A65E87"/>
@@ -11620,10 +12932,10 @@
       <w:spacing w:after="120"/>
     </w:pPr>
   </w:style>
-  <w:style w:type="character" w:customStyle="1" w:styleId="TeksIsiKAR">
-    <w:name w:val="Teks Isi KAR"/>
-    <w:basedOn w:val="FontParagrafDefault"/>
-    <w:link w:val="TeksIsi"/>
+  <w:style w:type="character" w:customStyle="1" w:styleId="BodyTextChar">
+    <w:name w:val="Body Text Char"/>
+    <w:basedOn w:val="DefaultParagraphFont"/>
+    <w:link w:val="BodyText"/>
     <w:uiPriority w:val="99"/>
     <w:rsid w:val="00A65E87"/>
     <w:rPr>
@@ -11633,11 +12945,11 @@
       <w:lang w:val="id-ID"/>
     </w:rPr>
   </w:style>
-  <w:style w:type="paragraph" w:styleId="Keterangan">
+  <w:style w:type="paragraph" w:styleId="Caption">
     <w:name w:val="caption"/>
     <w:basedOn w:val="Normal"/>
     <w:next w:val="Normal"/>
-    <w:link w:val="KeteranganKAR"/>
+    <w:link w:val="CaptionChar"/>
     <w:uiPriority w:val="35"/>
     <w:unhideWhenUsed/>
     <w:qFormat/>
@@ -11651,7 +12963,7 @@
       <w:szCs w:val="18"/>
     </w:rPr>
   </w:style>
-  <w:style w:type="paragraph" w:styleId="TabelGambar">
+  <w:style w:type="paragraph" w:styleId="TableofFigures">
     <w:name w:val="table of figures"/>
     <w:basedOn w:val="Normal"/>
     <w:next w:val="Normal"/>
@@ -11738,9 +13050,9 @@
       <w:szCs w:val="20"/>
     </w:rPr>
   </w:style>
-  <w:style w:type="character" w:styleId="Tempatpenampungteks">
+  <w:style w:type="character" w:styleId="PlaceholderText">
     <w:name w:val="Placeholder Text"/>
-    <w:basedOn w:val="FontParagrafDefault"/>
+    <w:basedOn w:val="DefaultParagraphFont"/>
     <w:uiPriority w:val="99"/>
     <w:semiHidden/>
     <w:rsid w:val="004070DB"/>
@@ -11761,7 +13073,7 @@
   </w:style>
   <w:style w:type="character" w:customStyle="1" w:styleId="PersamaanChar">
     <w:name w:val="Persamaan Char"/>
-    <w:basedOn w:val="FontParagrafDefault"/>
+    <w:basedOn w:val="DefaultParagraphFont"/>
     <w:link w:val="Persamaan"/>
     <w:rsid w:val="005F5646"/>
     <w:rPr>
@@ -11773,7 +13085,7 @@
   </w:style>
   <w:style w:type="paragraph" w:customStyle="1" w:styleId="TableCaption">
     <w:name w:val="Table Caption"/>
-    <w:basedOn w:val="Keterangan"/>
+    <w:basedOn w:val="Caption"/>
     <w:link w:val="TableCaptionChar"/>
     <w:qFormat/>
     <w:rsid w:val="00764212"/>
@@ -11784,7 +13096,7 @@
   </w:style>
   <w:style w:type="character" w:customStyle="1" w:styleId="TableCaptionChar">
     <w:name w:val="Table Caption Char"/>
-    <w:basedOn w:val="FontParagrafDefault"/>
+    <w:basedOn w:val="DefaultParagraphFont"/>
     <w:link w:val="TableCaption"/>
     <w:rsid w:val="00764212"/>
     <w:rPr>
@@ -11797,10 +13109,10 @@
       <w:lang w:val="id-ID"/>
     </w:rPr>
   </w:style>
-  <w:style w:type="character" w:customStyle="1" w:styleId="KeteranganKAR">
-    <w:name w:val="Keterangan KAR"/>
-    <w:basedOn w:val="FontParagrafDefault"/>
-    <w:link w:val="Keterangan"/>
+  <w:style w:type="character" w:customStyle="1" w:styleId="CaptionChar">
+    <w:name w:val="Caption Char"/>
+    <w:basedOn w:val="DefaultParagraphFont"/>
+    <w:link w:val="Caption"/>
     <w:uiPriority w:val="35"/>
     <w:rsid w:val="006A222D"/>
     <w:rPr>
@@ -11831,7 +13143,7 @@
   </w:style>
   <w:style w:type="character" w:customStyle="1" w:styleId="UnresolvedMention1">
     <w:name w:val="Unresolved Mention1"/>
-    <w:basedOn w:val="FontParagrafDefault"/>
+    <w:basedOn w:val="DefaultParagraphFont"/>
     <w:uiPriority w:val="99"/>
     <w:semiHidden/>
     <w:unhideWhenUsed/>
@@ -11841,10 +13153,10 @@
       <w:shd w:val="clear" w:color="auto" w:fill="E1DFDD"/>
     </w:rPr>
   </w:style>
-  <w:style w:type="paragraph" w:styleId="TeksCatatanKaki">
+  <w:style w:type="paragraph" w:styleId="FootnoteText">
     <w:name w:val="footnote text"/>
     <w:basedOn w:val="Normal"/>
-    <w:link w:val="TeksCatatanKakiKAR"/>
+    <w:link w:val="FootnoteTextChar"/>
     <w:uiPriority w:val="99"/>
     <w:semiHidden/>
     <w:unhideWhenUsed/>
@@ -11857,10 +13169,10 @@
       <w:szCs w:val="20"/>
     </w:rPr>
   </w:style>
-  <w:style w:type="character" w:customStyle="1" w:styleId="TeksCatatanKakiKAR">
-    <w:name w:val="Teks Catatan Kaki KAR"/>
-    <w:basedOn w:val="FontParagrafDefault"/>
-    <w:link w:val="TeksCatatanKaki"/>
+  <w:style w:type="character" w:customStyle="1" w:styleId="FootnoteTextChar">
+    <w:name w:val="Footnote Text Char"/>
+    <w:basedOn w:val="DefaultParagraphFont"/>
+    <w:link w:val="FootnoteText"/>
     <w:uiPriority w:val="99"/>
     <w:semiHidden/>
     <w:rsid w:val="008C78C1"/>
@@ -11872,9 +13184,9 @@
       <w:lang w:val="id-ID"/>
     </w:rPr>
   </w:style>
-  <w:style w:type="character" w:styleId="HiperlinkyangDiikuti">
+  <w:style w:type="character" w:styleId="FollowedHyperlink">
     <w:name w:val="FollowedHyperlink"/>
-    <w:basedOn w:val="FontParagrafDefault"/>
+    <w:basedOn w:val="DefaultParagraphFont"/>
     <w:uiPriority w:val="99"/>
     <w:semiHidden/>
     <w:unhideWhenUsed/>
@@ -11884,9 +13196,9 @@
       <w:u w:val="single"/>
     </w:rPr>
   </w:style>
-  <w:style w:type="character" w:styleId="ReferensiKomentar">
+  <w:style w:type="character" w:styleId="CommentReference">
     <w:name w:val="annotation reference"/>
-    <w:basedOn w:val="FontParagrafDefault"/>
+    <w:basedOn w:val="DefaultParagraphFont"/>
     <w:uiPriority w:val="99"/>
     <w:semiHidden/>
     <w:unhideWhenUsed/>
@@ -11896,10 +13208,10 @@
       <w:szCs w:val="16"/>
     </w:rPr>
   </w:style>
-  <w:style w:type="paragraph" w:styleId="TeksKomentar">
+  <w:style w:type="paragraph" w:styleId="CommentText">
     <w:name w:val="annotation text"/>
     <w:basedOn w:val="Normal"/>
-    <w:link w:val="TeksKomentarKAR"/>
+    <w:link w:val="CommentTextChar"/>
     <w:uiPriority w:val="99"/>
     <w:semiHidden/>
     <w:unhideWhenUsed/>
@@ -11912,10 +13224,10 @@
       <w:szCs w:val="20"/>
     </w:rPr>
   </w:style>
-  <w:style w:type="character" w:customStyle="1" w:styleId="TeksKomentarKAR">
-    <w:name w:val="Teks Komentar KAR"/>
-    <w:basedOn w:val="FontParagrafDefault"/>
-    <w:link w:val="TeksKomentar"/>
+  <w:style w:type="character" w:customStyle="1" w:styleId="CommentTextChar">
+    <w:name w:val="Comment Text Char"/>
+    <w:basedOn w:val="DefaultParagraphFont"/>
+    <w:link w:val="CommentText"/>
     <w:uiPriority w:val="99"/>
     <w:semiHidden/>
     <w:rsid w:val="004E646D"/>
@@ -11926,11 +13238,11 @@
       <w:lang w:val="id-ID"/>
     </w:rPr>
   </w:style>
-  <w:style w:type="paragraph" w:styleId="SubjekKomentar">
+  <w:style w:type="paragraph" w:styleId="CommentSubject">
     <w:name w:val="annotation subject"/>
-    <w:basedOn w:val="TeksKomentar"/>
-    <w:next w:val="TeksKomentar"/>
-    <w:link w:val="SubjekKomentarKAR"/>
+    <w:basedOn w:val="CommentText"/>
+    <w:next w:val="CommentText"/>
+    <w:link w:val="CommentSubjectChar"/>
     <w:uiPriority w:val="99"/>
     <w:semiHidden/>
     <w:unhideWhenUsed/>
@@ -11940,10 +13252,10 @@
       <w:bCs/>
     </w:rPr>
   </w:style>
-  <w:style w:type="character" w:customStyle="1" w:styleId="SubjekKomentarKAR">
-    <w:name w:val="Subjek Komentar KAR"/>
-    <w:basedOn w:val="TeksKomentarKAR"/>
-    <w:link w:val="SubjekKomentar"/>
+  <w:style w:type="character" w:customStyle="1" w:styleId="CommentSubjectChar">
+    <w:name w:val="Comment Subject Char"/>
+    <w:basedOn w:val="CommentTextChar"/>
+    <w:link w:val="CommentSubject"/>
     <w:uiPriority w:val="99"/>
     <w:semiHidden/>
     <w:rsid w:val="004E646D"/>
@@ -11956,9 +13268,9 @@
       <w:lang w:val="id-ID"/>
     </w:rPr>
   </w:style>
-  <w:style w:type="character" w:styleId="SebutanYangBelumTerselesaikan">
+  <w:style w:type="character" w:styleId="UnresolvedMention">
     <w:name w:val="Unresolved Mention"/>
-    <w:basedOn w:val="FontParagrafDefault"/>
+    <w:basedOn w:val="DefaultParagraphFont"/>
     <w:uiPriority w:val="99"/>
     <w:semiHidden/>
     <w:unhideWhenUsed/>
@@ -11970,7 +13282,7 @@
   </w:style>
   <w:style w:type="paragraph" w:customStyle="1" w:styleId="HeadingIntro">
     <w:name w:val="Heading Intro"/>
-    <w:basedOn w:val="Judul1"/>
+    <w:basedOn w:val="Heading1"/>
     <w:link w:val="HeadingIntroChar"/>
     <w:qFormat/>
     <w:rsid w:val="00D91D1F"/>
@@ -11984,7 +13296,7 @@
   </w:style>
   <w:style w:type="character" w:customStyle="1" w:styleId="HeadingIntroChar">
     <w:name w:val="Heading Intro Char"/>
-    <w:basedOn w:val="Judul1KAR"/>
+    <w:basedOn w:val="Heading1Char"/>
     <w:link w:val="HeadingIntro"/>
     <w:rsid w:val="00D91D1F"/>
     <w:rPr>

--- a/PROPOSAL TUGAS AKHIR.docx
+++ b/PROPOSAL TUGAS AKHIR.docx
@@ -630,7 +630,7 @@
     </w:p>
     <w:tbl>
       <w:tblPr>
-        <w:tblStyle w:val="TableGrid"/>
+        <w:tblStyle w:val="KisiTabel"/>
         <w:tblW w:w="8359" w:type="dxa"/>
         <w:jc w:val="center"/>
         <w:tblBorders>
@@ -990,7 +990,6 @@
           <w:b/>
           <w:bCs w:val="0"/>
         </w:rPr>
-        <w:lastRenderedPageBreak/>
         <w:t>KATA PENGANTAR</w:t>
       </w:r>
       <w:bookmarkEnd w:id="2"/>
@@ -1074,7 +1073,7 @@
     </w:p>
     <w:p>
       <w:pPr>
-        <w:pStyle w:val="ListParagraph"/>
+        <w:pStyle w:val="DaftarParagraf"/>
         <w:numPr>
           <w:ilvl w:val="0"/>
           <w:numId w:val="1"/>
@@ -1096,7 +1095,7 @@
     </w:p>
     <w:p>
       <w:pPr>
-        <w:pStyle w:val="ListParagraph"/>
+        <w:pStyle w:val="DaftarParagraf"/>
         <w:numPr>
           <w:ilvl w:val="0"/>
           <w:numId w:val="1"/>
@@ -1118,7 +1117,7 @@
     </w:p>
     <w:p>
       <w:pPr>
-        <w:pStyle w:val="ListParagraph"/>
+        <w:pStyle w:val="DaftarParagraf"/>
         <w:numPr>
           <w:ilvl w:val="0"/>
           <w:numId w:val="1"/>
@@ -1140,7 +1139,7 @@
     </w:p>
     <w:p>
       <w:pPr>
-        <w:pStyle w:val="ListParagraph"/>
+        <w:pStyle w:val="DaftarParagraf"/>
         <w:numPr>
           <w:ilvl w:val="0"/>
           <w:numId w:val="1"/>
@@ -1162,7 +1161,7 @@
     </w:p>
     <w:p>
       <w:pPr>
-        <w:pStyle w:val="ListParagraph"/>
+        <w:pStyle w:val="DaftarParagraf"/>
         <w:numPr>
           <w:ilvl w:val="0"/>
           <w:numId w:val="1"/>
@@ -1184,7 +1183,7 @@
     </w:p>
     <w:p>
       <w:pPr>
-        <w:pStyle w:val="ListParagraph"/>
+        <w:pStyle w:val="DaftarParagraf"/>
         <w:numPr>
           <w:ilvl w:val="0"/>
           <w:numId w:val="1"/>
@@ -1238,7 +1237,7 @@
     </w:p>
     <w:p>
       <w:pPr>
-        <w:pStyle w:val="ListParagraph"/>
+        <w:pStyle w:val="DaftarParagraf"/>
         <w:numPr>
           <w:ilvl w:val="0"/>
           <w:numId w:val="1"/>
@@ -1260,7 +1259,7 @@
     </w:p>
     <w:p>
       <w:pPr>
-        <w:pStyle w:val="ListParagraph"/>
+        <w:pStyle w:val="DaftarParagraf"/>
         <w:numPr>
           <w:ilvl w:val="0"/>
           <w:numId w:val="1"/>
@@ -1282,7 +1281,7 @@
     </w:p>
     <w:p>
       <w:pPr>
-        <w:pStyle w:val="ListParagraph"/>
+        <w:pStyle w:val="DaftarParagraf"/>
         <w:numPr>
           <w:ilvl w:val="0"/>
           <w:numId w:val="1"/>
@@ -1357,7 +1356,7 @@
     </w:p>
     <w:p>
       <w:pPr>
-        <w:pStyle w:val="ListParagraph"/>
+        <w:pStyle w:val="DaftarParagraf"/>
         <w:numPr>
           <w:ilvl w:val="0"/>
           <w:numId w:val="1"/>
@@ -1400,7 +1399,7 @@
     </w:p>
     <w:p>
       <w:pPr>
-        <w:pStyle w:val="ListParagraph"/>
+        <w:pStyle w:val="DaftarParagraf"/>
         <w:numPr>
           <w:ilvl w:val="0"/>
           <w:numId w:val="1"/>
@@ -1417,13 +1416,12 @@
           <w:rFonts w:cs="Times New Roman"/>
           <w:szCs w:val="24"/>
         </w:rPr>
-        <w:lastRenderedPageBreak/>
         <w:t>Keluarga dan teman-teman yang telah memberikan dukungan dan saran selama proses pengerjaan tugas akhir.</w:t>
       </w:r>
     </w:p>
     <w:p>
       <w:pPr>
-        <w:pStyle w:val="ListParagraph"/>
+        <w:pStyle w:val="DaftarParagraf"/>
         <w:numPr>
           <w:ilvl w:val="0"/>
           <w:numId w:val="1"/>
@@ -1500,7 +1498,7 @@
     </w:p>
     <w:tbl>
       <w:tblPr>
-        <w:tblStyle w:val="TableGrid"/>
+        <w:tblStyle w:val="KisiTabel"/>
         <w:tblW w:w="0" w:type="auto"/>
         <w:tblBorders>
           <w:top w:val="none" w:sz="0" w:space="0" w:color="auto"/>
@@ -1694,7 +1692,6 @@
           <w:b/>
           <w:bCs w:val="0"/>
         </w:rPr>
-        <w:lastRenderedPageBreak/>
         <w:t>DAFTAR ISI</w:t>
       </w:r>
       <w:bookmarkEnd w:id="8"/>
@@ -1886,7 +1883,6 @@
           <w:b/>
           <w:bCs w:val="0"/>
         </w:rPr>
-        <w:lastRenderedPageBreak/>
         <w:t>DAFTAR TABEL</w:t>
       </w:r>
       <w:bookmarkEnd w:id="11"/>
@@ -1896,7 +1892,7 @@
     <w:p/>
     <w:p>
       <w:pPr>
-        <w:pStyle w:val="TableofFigures"/>
+        <w:pStyle w:val="TabelGambar"/>
         <w:tabs>
           <w:tab w:val="right" w:leader="dot" w:pos="7927"/>
         </w:tabs>
@@ -1979,7 +1975,7 @@
     </w:p>
     <w:p>
       <w:pPr>
-        <w:pStyle w:val="TableofFigures"/>
+        <w:pStyle w:val="TabelGambar"/>
         <w:tabs>
           <w:tab w:val="right" w:leader="dot" w:pos="7927"/>
         </w:tabs>
@@ -2041,7 +2037,7 @@
     </w:p>
     <w:p>
       <w:pPr>
-        <w:pStyle w:val="TableofFigures"/>
+        <w:pStyle w:val="TabelGambar"/>
         <w:tabs>
           <w:tab w:val="right" w:leader="dot" w:pos="7927"/>
         </w:tabs>
@@ -2103,7 +2099,7 @@
     </w:p>
     <w:p>
       <w:pPr>
-        <w:pStyle w:val="TableofFigures"/>
+        <w:pStyle w:val="TabelGambar"/>
         <w:tabs>
           <w:tab w:val="right" w:leader="dot" w:pos="7927"/>
         </w:tabs>
@@ -2165,7 +2161,7 @@
     </w:p>
     <w:p>
       <w:pPr>
-        <w:pStyle w:val="TableofFigures"/>
+        <w:pStyle w:val="TabelGambar"/>
         <w:tabs>
           <w:tab w:val="right" w:leader="dot" w:pos="7927"/>
         </w:tabs>
@@ -2409,7 +2405,7 @@
     <w:p/>
     <w:p>
       <w:pPr>
-        <w:pStyle w:val="TableofFigures"/>
+        <w:pStyle w:val="TabelGambar"/>
         <w:tabs>
           <w:tab w:val="right" w:leader="dot" w:pos="7927"/>
         </w:tabs>
@@ -2494,7 +2490,7 @@
     </w:p>
     <w:p>
       <w:pPr>
-        <w:pStyle w:val="TableofFigures"/>
+        <w:pStyle w:val="TabelGambar"/>
         <w:tabs>
           <w:tab w:val="right" w:leader="dot" w:pos="7927"/>
         </w:tabs>
@@ -2558,7 +2554,7 @@
     </w:p>
     <w:p>
       <w:pPr>
-        <w:pStyle w:val="TableofFigures"/>
+        <w:pStyle w:val="TabelGambar"/>
         <w:tabs>
           <w:tab w:val="right" w:leader="dot" w:pos="7927"/>
         </w:tabs>
@@ -2726,7 +2722,7 @@
     </w:p>
     <w:p>
       <w:pPr>
-        <w:pStyle w:val="Heading1"/>
+        <w:pStyle w:val="Judul1"/>
         <w:spacing w:line="480" w:lineRule="auto"/>
         <w:jc w:val="center"/>
         <w:rPr>
@@ -2747,7 +2743,6 @@
           <w:bCs/>
           <w:szCs w:val="24"/>
         </w:rPr>
-        <w:lastRenderedPageBreak/>
         <w:t>BAB I</w:t>
       </w:r>
       <w:r>
@@ -2775,7 +2770,7 @@
     </w:p>
     <w:p>
       <w:pPr>
-        <w:pStyle w:val="Heading1"/>
+        <w:pStyle w:val="Judul1"/>
         <w:numPr>
           <w:ilvl w:val="0"/>
           <w:numId w:val="2"/>
@@ -2932,7 +2927,6 @@
         <w:ind w:firstLine="567"/>
       </w:pPr>
       <w:r>
-        <w:lastRenderedPageBreak/>
         <w:t>Berbagai elemen dapat memengaruhi kondisi ini, di antaranya adalah curah hujan, tipe tanah, dan tingkat evapotranspirasi (Hermanto, 2023). Proses evapotranspirasi terdiri dari dua komponen utama, yaitu evaporasi, yang merupakan perubahan air menjadi uap, dan transpirasi, yang mengacu pada penguapan air dari permukaan tanah (Sofia, 2023). Tingkat evapotranspirasi sangat dipengaruhi oleh faktor-faktor iklim serta jenis tanaman yang ada (</w:t>
       </w:r>
       <w:proofErr w:type="spellStart"/>
@@ -3001,11 +2995,7 @@
         <w:t xml:space="preserve">kesulitan dalam memprediksi kelembaban tanah secara akurat akibat perubahan cuaca yang mendadak (Ningrum, 2023). </w:t>
       </w:r>
       <w:r>
-        <w:t xml:space="preserve">Hal ini disebabkan oleh metode pengukuran yang </w:t>
-      </w:r>
-      <w:r>
-        <w:lastRenderedPageBreak/>
-        <w:t>masih dilakukan secara visual dengan menggunakan alat sederhana, yang tidak mampu memberikan data secara real</w:t>
+        <w:t>Hal ini disebabkan oleh metode pengukuran yang masih dilakukan secara visual dengan menggunakan alat sederhana, yang tidak mampu memberikan data secara real</w:t>
       </w:r>
       <w:r>
         <w:t>-</w:t>
@@ -3076,11 +3066,7 @@
         <w:ind w:firstLine="567"/>
       </w:pPr>
       <w:r>
-        <w:t xml:space="preserve">Hasil wawancara dengan Kemas Muhammad Ridhuan, selaku penyuluh pertanian di UPTD Balai Pengembangan Dan Produksi Benih Tanaman Pangan Dan </w:t>
-      </w:r>
-      <w:r>
-        <w:lastRenderedPageBreak/>
-        <w:t xml:space="preserve">Hortikultura mengungkapkan bahwa petani sering menghadapi tantangan dalam memantau musim dan kelembaban tanah secara manual, yang tidak efisien dan bergantung pada fisik. Ketergantungan pada metode tradisional ini sering kali mengakibatkan kegagalan panen dan krisis ekonomi, terutama di bahwa pengaruh fenomena seperti El Nino, yang memperburuk efisiensi dan akurasi dalam pengelolaan tanaman. </w:t>
+        <w:t xml:space="preserve">Hasil wawancara dengan Kemas Muhammad Ridhuan, selaku penyuluh pertanian di UPTD Balai Pengembangan Dan Produksi Benih Tanaman Pangan Dan Hortikultura mengungkapkan bahwa petani sering menghadapi tantangan dalam memantau musim dan kelembaban tanah secara manual, yang tidak efisien dan bergantung pada fisik. Ketergantungan pada metode tradisional ini sering kali mengakibatkan kegagalan panen dan krisis ekonomi, terutama di bahwa pengaruh fenomena seperti El Nino, yang memperburuk efisiensi dan akurasi dalam pengelolaan tanaman. </w:t>
       </w:r>
     </w:p>
     <w:p>
@@ -3131,11 +3117,7 @@
         <w:t>Internet of Things</w:t>
       </w:r>
       <w:r>
-        <w:t xml:space="preserve"> dan kecerdasan buatan memberikan dampak yang signifikan pada berbagai sektor </w:t>
-      </w:r>
-      <w:r>
-        <w:lastRenderedPageBreak/>
-        <w:t xml:space="preserve">pertanian. Salah satu teknologi yang diimplementasikan dalam bidang pertanian adalah </w:t>
+        <w:t xml:space="preserve"> dan kecerdasan buatan memberikan dampak yang signifikan pada berbagai sektor pertanian. Salah satu teknologi yang diimplementasikan dalam bidang pertanian adalah </w:t>
       </w:r>
       <w:r>
         <w:rPr>
@@ -3353,11 +3335,7 @@
         <w:t>Machine Learning</w:t>
       </w:r>
       <w:r>
-        <w:t xml:space="preserve"> memberikan </w:t>
-      </w:r>
-      <w:r>
-        <w:lastRenderedPageBreak/>
-        <w:t>keuntungan signifikan bagi para petani. Sistem ini memungkinkan pemantauan, pengendalian, dan perencanaan irigasi yang lebih efisien dalam waktu, tenaga, dan sumber daya manusia</w:t>
+        <w:t xml:space="preserve"> memberikan keuntungan signifikan bagi para petani. Sistem ini memungkinkan pemantauan, pengendalian, dan perencanaan irigasi yang lebih efisien dalam waktu, tenaga, dan sumber daya manusia</w:t>
       </w:r>
       <w:r>
         <w:t xml:space="preserve">, serta berpotensi mengurangi biaya dan penggunaan air, dan meningkatkan hasil panen. Dengan demikian, penulis tertarik untuk merancang </w:t>
@@ -3371,7 +3349,7 @@
     </w:p>
     <w:p>
       <w:pPr>
-        <w:pStyle w:val="Heading1"/>
+        <w:pStyle w:val="Judul1"/>
         <w:numPr>
           <w:ilvl w:val="0"/>
           <w:numId w:val="2"/>
@@ -3415,7 +3393,7 @@
     </w:p>
     <w:p>
       <w:pPr>
-        <w:pStyle w:val="Heading1"/>
+        <w:pStyle w:val="Judul1"/>
         <w:numPr>
           <w:ilvl w:val="0"/>
           <w:numId w:val="2"/>
@@ -3434,7 +3412,7 @@
     </w:p>
     <w:p>
       <w:pPr>
-        <w:pStyle w:val="Heading2"/>
+        <w:pStyle w:val="Judul2"/>
         <w:numPr>
           <w:ilvl w:val="0"/>
           <w:numId w:val="3"/>
@@ -3463,7 +3441,7 @@
     </w:p>
     <w:p>
       <w:pPr>
-        <w:pStyle w:val="Heading2"/>
+        <w:pStyle w:val="Judul2"/>
         <w:numPr>
           <w:ilvl w:val="0"/>
           <w:numId w:val="3"/>
@@ -3499,7 +3477,7 @@
     </w:p>
     <w:p>
       <w:pPr>
-        <w:pStyle w:val="Heading2"/>
+        <w:pStyle w:val="Judul2"/>
         <w:numPr>
           <w:ilvl w:val="0"/>
           <w:numId w:val="3"/>
@@ -3532,7 +3510,7 @@
     </w:p>
     <w:p>
       <w:pPr>
-        <w:pStyle w:val="Heading1"/>
+        <w:pStyle w:val="Judul1"/>
         <w:numPr>
           <w:ilvl w:val="0"/>
           <w:numId w:val="2"/>
@@ -3542,7 +3520,6 @@
       </w:pPr>
       <w:bookmarkStart w:id="36" w:name="_Toc178662373"/>
       <w:r>
-        <w:lastRenderedPageBreak/>
         <w:t>Analisis Terhadap Karakteristik Solusi</w:t>
       </w:r>
       <w:bookmarkEnd w:id="36"/>
@@ -3555,7 +3532,7 @@
     </w:p>
     <w:p>
       <w:pPr>
-        <w:pStyle w:val="Heading1"/>
+        <w:pStyle w:val="Judul1"/>
         <w:numPr>
           <w:ilvl w:val="0"/>
           <w:numId w:val="2"/>
@@ -3577,7 +3554,7 @@
     </w:p>
     <w:p>
       <w:pPr>
-        <w:pStyle w:val="Heading1"/>
+        <w:pStyle w:val="Judul1"/>
         <w:numPr>
           <w:ilvl w:val="0"/>
           <w:numId w:val="2"/>
@@ -3678,7 +3655,7 @@
     </w:p>
     <w:p>
       <w:pPr>
-        <w:pStyle w:val="Heading1"/>
+        <w:pStyle w:val="Judul1"/>
         <w:numPr>
           <w:ilvl w:val="0"/>
           <w:numId w:val="2"/>
@@ -3769,7 +3746,7 @@
     </w:p>
     <w:p>
       <w:pPr>
-        <w:pStyle w:val="Heading1"/>
+        <w:pStyle w:val="Judul1"/>
         <w:spacing w:line="480" w:lineRule="auto"/>
         <w:jc w:val="center"/>
         <w:rPr>
@@ -3786,7 +3763,6 @@
           <w:bCs/>
           <w:szCs w:val="24"/>
         </w:rPr>
-        <w:lastRenderedPageBreak/>
         <w:t>BAB II</w:t>
       </w:r>
       <w:r>
@@ -3803,7 +3779,7 @@
     </w:p>
     <w:p>
       <w:pPr>
-        <w:pStyle w:val="Heading1"/>
+        <w:pStyle w:val="Judul1"/>
         <w:numPr>
           <w:ilvl w:val="0"/>
           <w:numId w:val="7"/>
@@ -3824,7 +3800,7 @@
     </w:p>
     <w:p>
       <w:pPr>
-        <w:pStyle w:val="Heading2"/>
+        <w:pStyle w:val="Judul2"/>
         <w:numPr>
           <w:ilvl w:val="0"/>
           <w:numId w:val="8"/>
@@ -4359,11 +4335,7 @@
         <w:ind w:firstLine="567"/>
       </w:pPr>
       <w:r>
-        <w:t xml:space="preserve">Kelemahan KNN bergantung pada kualitas dan ukuran dataset. Metode ini sangat sensitif terhadap outlier dan missing data, serta tidak cocok untuk data </w:t>
-      </w:r>
-      <w:r>
-        <w:lastRenderedPageBreak/>
-        <w:t xml:space="preserve">berdimensi tinggi </w:t>
+        <w:t xml:space="preserve">Kelemahan KNN bergantung pada kualitas dan ukuran dataset. Metode ini sangat sensitif terhadap outlier dan missing data, serta tidak cocok untuk data berdimensi tinggi </w:t>
       </w:r>
       <w:r>
         <w:t xml:space="preserve">karena mengalami </w:t>
@@ -4469,7 +4441,7 @@
     </w:p>
     <w:p>
       <w:pPr>
-        <w:pStyle w:val="Caption"/>
+        <w:pStyle w:val="Keterangan"/>
         <w:spacing w:after="0" w:line="480" w:lineRule="auto"/>
         <w:jc w:val="center"/>
       </w:pPr>
@@ -4496,12 +4468,12 @@
         <w:ind w:firstLine="567"/>
       </w:pPr>
       <w:r>
-        <w:t>Berdasarkan Gambar 2.1, cara kerja K-Nearest Neighbors (KNN) melibatkan beberapa langkah dalam proses klasifikasi data:</w:t>
-      </w:r>
-    </w:p>
-    <w:p>
-      <w:pPr>
-        <w:pStyle w:val="ListParagraph"/>
+        <w:t>Berdasarkan Gambar 2.1, K-Nearest Neighbors (KNN) melibatkan beberapa langkah dalam proses klasifikasi data:</w:t>
+      </w:r>
+    </w:p>
+    <w:p>
+      <w:pPr>
+        <w:pStyle w:val="DaftarParagraf"/>
         <w:numPr>
           <w:ilvl w:val="0"/>
           <w:numId w:val="30"/>
@@ -4529,7 +4501,7 @@
     </w:p>
     <w:p>
       <w:pPr>
-        <w:pStyle w:val="ListParagraph"/>
+        <w:pStyle w:val="DaftarParagraf"/>
         <w:numPr>
           <w:ilvl w:val="0"/>
           <w:numId w:val="30"/>
@@ -4543,7 +4515,7 @@
     </w:p>
     <w:p>
       <w:pPr>
-        <w:pStyle w:val="ListParagraph"/>
+        <w:pStyle w:val="DaftarParagraf"/>
         <w:numPr>
           <w:ilvl w:val="0"/>
           <w:numId w:val="30"/>
@@ -4557,7 +4529,7 @@
     </w:p>
     <w:p>
       <w:pPr>
-        <w:pStyle w:val="ListParagraph"/>
+        <w:pStyle w:val="DaftarParagraf"/>
         <w:numPr>
           <w:ilvl w:val="0"/>
           <w:numId w:val="30"/>
@@ -4597,10 +4569,36 @@
         <w:spacing w:after="0" w:line="480" w:lineRule="auto"/>
         <w:ind w:firstLine="567"/>
       </w:pPr>
-    </w:p>
-    <w:p>
-      <w:pPr>
-        <w:pStyle w:val="Heading2"/>
+      <w:r>
+        <w:t xml:space="preserve">Pada </w:t>
+      </w:r>
+      <w:r>
+        <w:t>solusi</w:t>
+      </w:r>
+      <w:r>
+        <w:t xml:space="preserve"> pertama, perancangan</w:t>
+      </w:r>
+      <w:r>
+        <w:t xml:space="preserve"> sistem irigasi menggunaakan K-Nearest Neighbors (KNN), parameter yang digunakan adalah </w:t>
+      </w:r>
+      <m:oMath>
+        <m:r>
+          <w:rPr>
+            <w:rFonts w:ascii="Cambria Math" w:hAnsi="Cambria Math"/>
+          </w:rPr>
+          <m:t>k</m:t>
+        </m:r>
+      </m:oMath>
+      <w:r>
+        <w:rPr>
+          <w:rFonts w:eastAsiaTheme="minorEastAsia"/>
+        </w:rPr>
+        <w:t xml:space="preserve"> = 5 dan jenis jarak yang digunakan adalah manhattan distance. Dataset ini dibagi menjadi 80% data latih dan 20% data uji, menghasilkan akurasi sebesar 99,3% (Kaur, 2024).</w:t>
+      </w:r>
+    </w:p>
+    <w:p>
+      <w:pPr>
+        <w:pStyle w:val="Judul2"/>
         <w:numPr>
           <w:ilvl w:val="0"/>
           <w:numId w:val="8"/>
@@ -4641,14 +4639,7 @@
         <w:rPr>
           <w:rFonts w:cs="Times New Roman"/>
         </w:rPr>
-        <w:t xml:space="preserve">Solusi kedua adalah menggunakan Support Vector Machine (SVM) sebagai metode supervised learning yang sederhana dalam machine learning, yang </w:t>
-      </w:r>
-      <w:r>
-        <w:rPr>
-          <w:rFonts w:cs="Times New Roman"/>
-        </w:rPr>
-        <w:lastRenderedPageBreak/>
-        <w:t>diterapkan untuk menyelesaikan masalah klasifikasi maupun regresi. Metode ini dapat menangani data yang dapat dipisahkan secara linier maupun non linier. SVM bekerja dengan mencari hyperplane terbaik yang memaksimalkan dua kelas fitur dengan memaksimalkan margin (</w:t>
+        <w:t>Solusi kedua adalah menggunakan Support Vector Machine (SVM) sebagai metode supervised learning yang sederhana dalam machine learning, yang diterapkan untuk menyelesaikan masalah klasifikasi maupun regresi. Metode ini dapat menangani data yang dapat dipisahkan secara linier maupun non linier. SVM bekerja dengan mencari hyperplane terbaik yang memaksimalkan dua kelas fitur dengan memaksimalkan margin (</w:t>
       </w:r>
       <w:proofErr w:type="spellStart"/>
       <w:r>
@@ -4770,7 +4761,7 @@
     </w:p>
     <w:p>
       <w:pPr>
-        <w:pStyle w:val="Caption"/>
+        <w:pStyle w:val="Keterangan"/>
         <w:spacing w:after="0" w:line="480" w:lineRule="auto"/>
         <w:jc w:val="center"/>
       </w:pPr>
@@ -4806,14 +4797,70 @@
       <w:pPr>
         <w:spacing w:after="0" w:line="480" w:lineRule="auto"/>
         <w:ind w:firstLine="567"/>
-        <w:rPr>
-          <w:rFonts w:cs="Times New Roman"/>
-        </w:rPr>
-      </w:pPr>
-    </w:p>
-    <w:p>
-      <w:pPr>
-        <w:pStyle w:val="Heading2"/>
+      </w:pPr>
+      <w:r>
+        <w:t xml:space="preserve">Pada solusi </w:t>
+      </w:r>
+      <w:r>
+        <w:t>kedua</w:t>
+      </w:r>
+      <w:r>
+        <w:t xml:space="preserve">, perancangan sistem irigasi menggunaakan </w:t>
+      </w:r>
+      <w:r>
+        <w:t xml:space="preserve">Support Vector Machine </w:t>
+      </w:r>
+      <w:r>
+        <w:t>(</w:t>
+      </w:r>
+      <w:r>
+        <w:t>SVM</w:t>
+      </w:r>
+      <w:r>
+        <w:t xml:space="preserve">), parameter yang digunakan adalah </w:t>
+      </w:r>
+      <m:oMath>
+        <m:r>
+          <w:rPr>
+            <w:rFonts w:ascii="Cambria Math" w:hAnsi="Cambria Math"/>
+          </w:rPr>
+          <m:t>C</m:t>
+        </m:r>
+      </m:oMath>
+      <w:r>
+        <w:rPr>
+          <w:rFonts w:eastAsiaTheme="minorEastAsia"/>
+        </w:rPr>
+        <w:t xml:space="preserve"> = </w:t>
+      </w:r>
+      <w:r>
+        <w:rPr>
+          <w:rFonts w:eastAsiaTheme="minorEastAsia"/>
+        </w:rPr>
+        <w:t>1.0</w:t>
+      </w:r>
+      <w:r>
+        <w:rPr>
+          <w:rFonts w:eastAsiaTheme="minorEastAsia"/>
+        </w:rPr>
+        <w:t xml:space="preserve"> dan</w:t>
+      </w:r>
+      <w:r>
+        <w:rPr>
+          <w:rFonts w:eastAsiaTheme="minorEastAsia"/>
+        </w:rPr>
+        <w:t xml:space="preserve"> kernel yang digunakan adalah linear</w:t>
+      </w:r>
+      <w:r>
+        <w:rPr>
+          <w:rFonts w:eastAsiaTheme="minorEastAsia"/>
+        </w:rPr>
+        <w:t>. Dataset ini dibagi menjadi 80% data latih dan 20% data uji, menghasilkan akurasi sebesar 99,3% (Kaur, 2024).</w:t>
+      </w:r>
+    </w:p>
+    <w:p>
+      <w:pPr>
+        <w:pStyle w:val="Judul2"/>
         <w:numPr>
           <w:ilvl w:val="0"/>
           <w:numId w:val="8"/>
@@ -4834,7 +4881,6 @@
           <w:b/>
           <w:bCs/>
         </w:rPr>
-        <w:lastRenderedPageBreak/>
         <w:t>Random Forest</w:t>
       </w:r>
       <w:bookmarkEnd w:id="57"/>
@@ -4847,7 +4893,7 @@
     </w:p>
     <w:p>
       <w:pPr>
-        <w:pStyle w:val="Heading1"/>
+        <w:pStyle w:val="Judul1"/>
         <w:numPr>
           <w:ilvl w:val="0"/>
           <w:numId w:val="7"/>
@@ -4902,7 +4948,7 @@
     </w:p>
     <w:tbl>
       <w:tblPr>
-        <w:tblStyle w:val="TableGrid"/>
+        <w:tblStyle w:val="KisiTabel"/>
         <w:tblW w:w="0" w:type="auto"/>
         <w:jc w:val="center"/>
         <w:tblCellMar>
@@ -5140,9 +5186,44 @@
               <w:spacing w:line="480" w:lineRule="auto"/>
               <w:rPr>
                 <w:rFonts w:ascii="Cambria Math" w:hAnsi="Cambria Math"/>
-                <w:i/>
+                <w:iCs/>
               </w:rPr>
             </w:pPr>
+            <w:r>
+              <w:rPr>
+                <w:rFonts w:ascii="Cambria Math" w:hAnsi="Cambria Math"/>
+                <w:iCs/>
+              </w:rPr>
+              <w:t>KNN menghasilkan akurasi sebesar 99,3%</w:t>
+            </w:r>
+            <w:r>
+              <w:rPr>
+                <w:rFonts w:ascii="Cambria Math" w:hAnsi="Cambria Math"/>
+                <w:iCs/>
+              </w:rPr>
+              <w:t xml:space="preserve">, </w:t>
+            </w:r>
+            <w:r>
+              <w:rPr>
+                <w:rFonts w:ascii="Cambria Math" w:hAnsi="Cambria Math"/>
+                <w:iCs/>
+              </w:rPr>
+              <w:t>yang memungkinkan sistem ini memprediksi kebutuhan irigasi dengan baik dan mendukung berkelanjutan penggunaan air dalam pertanian</w:t>
+            </w:r>
+            <w:r>
+              <w:rPr>
+                <w:rFonts w:ascii="Cambria Math" w:hAnsi="Cambria Math"/>
+                <w:iCs/>
+              </w:rPr>
+              <w:t xml:space="preserve"> </w:t>
+            </w:r>
+            <w:r>
+              <w:rPr>
+                <w:rFonts w:ascii="Cambria Math" w:hAnsi="Cambria Math"/>
+                <w:iCs/>
+              </w:rPr>
+              <w:t xml:space="preserve">(Kaur, 2024). </w:t>
+            </w:r>
           </w:p>
         </w:tc>
         <w:tc>
@@ -5203,7 +5284,6 @@
               <w:spacing w:line="480" w:lineRule="auto"/>
             </w:pPr>
             <w:r>
-              <w:lastRenderedPageBreak/>
               <w:t>Support Vector Machine</w:t>
             </w:r>
           </w:p>
@@ -5248,9 +5328,13 @@
               <w:spacing w:line="480" w:lineRule="auto"/>
             </w:pPr>
             <w:r>
-              <w:lastRenderedPageBreak/>
               <w:t>Aspek Ekonomis</w:t>
             </w:r>
+          </w:p>
+          <w:p>
+            <w:pPr>
+              <w:spacing w:line="480" w:lineRule="auto"/>
+            </w:pPr>
           </w:p>
           <w:p>
             <w:pPr>
@@ -5259,6 +5343,11 @@
             <w:r>
               <w:t>Aspek Manufakturabilitas</w:t>
             </w:r>
+          </w:p>
+          <w:p>
+            <w:pPr>
+              <w:spacing w:line="480" w:lineRule="auto"/>
+            </w:pPr>
           </w:p>
           <w:p>
             <w:pPr>
@@ -5273,7 +5362,38 @@
               <w:spacing w:line="480" w:lineRule="auto"/>
             </w:pPr>
             <w:r>
-              <w:t xml:space="preserve">Metode </w:t>
+              <w:t>SVM menghasilkan akurasi sebesar 99,3%</w:t>
+            </w:r>
+            <w:r>
+              <w:t xml:space="preserve">, </w:t>
+            </w:r>
+            <w:r>
+              <w:rPr>
+                <w:rFonts w:ascii="Cambria Math" w:hAnsi="Cambria Math"/>
+                <w:iCs/>
+              </w:rPr>
+              <w:t>yang memungkinkan sistem ini memprediksi kebutuhan irigasi dengan baik dan mendukung berkelanjutan penggunaan air dalam pertanian</w:t>
+            </w:r>
+            <w:r>
+              <w:rPr>
+                <w:rFonts w:ascii="Cambria Math" w:hAnsi="Cambria Math"/>
+                <w:iCs/>
+              </w:rPr>
+              <w:t xml:space="preserve"> </w:t>
+            </w:r>
+            <w:r>
+              <w:rPr>
+                <w:rFonts w:ascii="Cambria Math" w:hAnsi="Cambria Math"/>
+                <w:iCs/>
+              </w:rPr>
+              <w:t>(Kaur, 2024).</w:t>
+            </w:r>
+            <w:r>
+              <w:rPr>
+                <w:rFonts w:ascii="Cambria Math" w:hAnsi="Cambria Math"/>
+                <w:iCs/>
+              </w:rPr>
+              <w:t xml:space="preserve"> </w:t>
             </w:r>
           </w:p>
         </w:tc>
@@ -5307,7 +5427,7 @@
     </w:p>
     <w:p>
       <w:pPr>
-        <w:pStyle w:val="Heading1"/>
+        <w:pStyle w:val="Judul1"/>
         <w:spacing w:line="480" w:lineRule="auto"/>
         <w:jc w:val="center"/>
         <w:rPr>
@@ -5323,7 +5443,6 @@
           <w:bCs/>
           <w:szCs w:val="24"/>
         </w:rPr>
-        <w:lastRenderedPageBreak/>
         <w:t>BAB III</w:t>
       </w:r>
       <w:r>
@@ -5346,7 +5465,7 @@
     </w:p>
     <w:p>
       <w:pPr>
-        <w:pStyle w:val="Heading1"/>
+        <w:pStyle w:val="Judul1"/>
         <w:numPr>
           <w:ilvl w:val="0"/>
           <w:numId w:val="26"/>
@@ -5371,7 +5490,7 @@
     </w:p>
     <w:p>
       <w:pPr>
-        <w:pStyle w:val="Heading1"/>
+        <w:pStyle w:val="Judul1"/>
         <w:numPr>
           <w:ilvl w:val="0"/>
           <w:numId w:val="26"/>
@@ -5411,7 +5530,7 @@
     </w:p>
     <w:p>
       <w:pPr>
-        <w:pStyle w:val="Heading1"/>
+        <w:pStyle w:val="Judul1"/>
         <w:numPr>
           <w:ilvl w:val="0"/>
           <w:numId w:val="26"/>
@@ -5475,7 +5594,6 @@
         <w:spacing w:after="0"/>
       </w:pPr>
       <w:r>
-        <w:lastRenderedPageBreak/>
         <w:t>Tabel 3.</w:t>
       </w:r>
       <w:r>
@@ -5500,7 +5618,7 @@
     <w:p/>
     <w:p>
       <w:pPr>
-        <w:pStyle w:val="Heading1"/>
+        <w:pStyle w:val="Judul1"/>
         <w:numPr>
           <w:ilvl w:val="0"/>
           <w:numId w:val="26"/>
@@ -5525,7 +5643,7 @@
     </w:p>
     <w:p>
       <w:pPr>
-        <w:pStyle w:val="Heading1"/>
+        <w:pStyle w:val="Judul1"/>
         <w:numPr>
           <w:ilvl w:val="0"/>
           <w:numId w:val="26"/>
@@ -5541,7 +5659,7 @@
     </w:p>
     <w:p>
       <w:pPr>
-        <w:pStyle w:val="Heading1"/>
+        <w:pStyle w:val="Judul1"/>
         <w:numPr>
           <w:ilvl w:val="0"/>
           <w:numId w:val="26"/>
@@ -5656,7 +5774,7 @@
     </w:p>
     <w:p>
       <w:pPr>
-        <w:pStyle w:val="Heading1"/>
+        <w:pStyle w:val="Judul1"/>
         <w:numPr>
           <w:ilvl w:val="0"/>
           <w:numId w:val="26"/>
@@ -5701,7 +5819,7 @@
     </w:p>
     <w:p>
       <w:pPr>
-        <w:pStyle w:val="ListParagraph"/>
+        <w:pStyle w:val="DaftarParagraf"/>
         <w:numPr>
           <w:ilvl w:val="0"/>
           <w:numId w:val="5"/>
@@ -5715,7 +5833,7 @@
     </w:p>
     <w:p>
       <w:pPr>
-        <w:pStyle w:val="ListParagraph"/>
+        <w:pStyle w:val="DaftarParagraf"/>
         <w:spacing w:after="0" w:line="480" w:lineRule="auto"/>
         <w:jc w:val="center"/>
         <w:rPr>
@@ -5727,7 +5845,6 @@
           <w:rPr>
             <w:rFonts w:ascii="Cambria Math" w:hAnsi="Cambria Math"/>
           </w:rPr>
-          <w:lastRenderedPageBreak/>
           <m:t>Accuracy=</m:t>
         </m:r>
         <m:f>
@@ -5941,7 +6058,7 @@
     </w:p>
     <w:p>
       <w:pPr>
-        <w:pStyle w:val="ListParagraph"/>
+        <w:pStyle w:val="DaftarParagraf"/>
         <w:spacing w:after="0" w:line="480" w:lineRule="auto"/>
         <w:ind w:left="567"/>
       </w:pPr>
@@ -5951,7 +6068,7 @@
     </w:p>
     <w:p>
       <w:pPr>
-        <w:pStyle w:val="ListParagraph"/>
+        <w:pStyle w:val="DaftarParagraf"/>
         <w:spacing w:after="0" w:line="480" w:lineRule="auto"/>
         <w:ind w:left="567"/>
         <w:rPr>
@@ -6023,7 +6140,7 @@
     </w:p>
     <w:p>
       <w:pPr>
-        <w:pStyle w:val="ListParagraph"/>
+        <w:pStyle w:val="DaftarParagraf"/>
         <w:spacing w:after="0" w:line="480" w:lineRule="auto"/>
         <w:ind w:left="567"/>
         <w:rPr>
@@ -6095,7 +6212,7 @@
     </w:p>
     <w:p>
       <w:pPr>
-        <w:pStyle w:val="ListParagraph"/>
+        <w:pStyle w:val="DaftarParagraf"/>
         <w:spacing w:after="0" w:line="480" w:lineRule="auto"/>
         <w:ind w:left="567"/>
         <w:rPr>
@@ -6167,7 +6284,7 @@
     </w:p>
     <w:p>
       <w:pPr>
-        <w:pStyle w:val="ListParagraph"/>
+        <w:pStyle w:val="DaftarParagraf"/>
         <w:spacing w:after="0" w:line="480" w:lineRule="auto"/>
         <w:ind w:left="567"/>
         <w:rPr>
@@ -6239,7 +6356,7 @@
     </w:p>
     <w:p>
       <w:pPr>
-        <w:pStyle w:val="ListParagraph"/>
+        <w:pStyle w:val="DaftarParagraf"/>
         <w:numPr>
           <w:ilvl w:val="0"/>
           <w:numId w:val="5"/>
@@ -6253,7 +6370,7 @@
     </w:p>
     <w:p>
       <w:pPr>
-        <w:pStyle w:val="ListParagraph"/>
+        <w:pStyle w:val="DaftarParagraf"/>
         <w:spacing w:after="0" w:line="480" w:lineRule="auto"/>
         <w:ind w:left="567"/>
         <w:jc w:val="center"/>
@@ -6383,7 +6500,7 @@
     </w:p>
     <w:p>
       <w:pPr>
-        <w:pStyle w:val="ListParagraph"/>
+        <w:pStyle w:val="DaftarParagraf"/>
         <w:spacing w:after="0" w:line="480" w:lineRule="auto"/>
         <w:ind w:left="567"/>
       </w:pPr>
@@ -6393,7 +6510,7 @@
     </w:p>
     <w:p>
       <w:pPr>
-        <w:pStyle w:val="ListParagraph"/>
+        <w:pStyle w:val="DaftarParagraf"/>
         <w:spacing w:after="0" w:line="480" w:lineRule="auto"/>
         <w:ind w:left="567"/>
         <w:rPr>
@@ -6465,7 +6582,7 @@
     </w:p>
     <w:p>
       <w:pPr>
-        <w:pStyle w:val="ListParagraph"/>
+        <w:pStyle w:val="DaftarParagraf"/>
         <w:spacing w:after="0" w:line="480" w:lineRule="auto"/>
         <w:ind w:left="567"/>
       </w:pPr>
@@ -6534,7 +6651,7 @@
     </w:p>
     <w:p>
       <w:pPr>
-        <w:pStyle w:val="ListParagraph"/>
+        <w:pStyle w:val="DaftarParagraf"/>
         <w:numPr>
           <w:ilvl w:val="0"/>
           <w:numId w:val="5"/>
@@ -6688,7 +6805,7 @@
     </w:p>
     <w:p>
       <w:pPr>
-        <w:pStyle w:val="ListParagraph"/>
+        <w:pStyle w:val="DaftarParagraf"/>
         <w:spacing w:after="0" w:line="480" w:lineRule="auto"/>
         <w:ind w:left="567"/>
       </w:pPr>
@@ -6698,7 +6815,7 @@
     </w:p>
     <w:p>
       <w:pPr>
-        <w:pStyle w:val="ListParagraph"/>
+        <w:pStyle w:val="DaftarParagraf"/>
         <w:spacing w:after="0" w:line="480" w:lineRule="auto"/>
         <w:ind w:left="567"/>
         <w:rPr>
@@ -6770,7 +6887,7 @@
     </w:p>
     <w:p>
       <w:pPr>
-        <w:pStyle w:val="ListParagraph"/>
+        <w:pStyle w:val="DaftarParagraf"/>
         <w:spacing w:after="0" w:line="480" w:lineRule="auto"/>
         <w:ind w:left="567"/>
         <w:rPr>
@@ -6842,7 +6959,7 @@
     </w:p>
     <w:p>
       <w:pPr>
-        <w:pStyle w:val="ListParagraph"/>
+        <w:pStyle w:val="DaftarParagraf"/>
         <w:numPr>
           <w:ilvl w:val="0"/>
           <w:numId w:val="5"/>
@@ -6925,7 +7042,7 @@
     <w:p/>
     <w:p>
       <w:pPr>
-        <w:pStyle w:val="Heading1"/>
+        <w:pStyle w:val="Judul1"/>
         <w:numPr>
           <w:ilvl w:val="0"/>
           <w:numId w:val="26"/>
@@ -6935,7 +7052,6 @@
       </w:pPr>
       <w:bookmarkStart w:id="69" w:name="_Toc178662391"/>
       <w:r>
-        <w:lastRenderedPageBreak/>
         <w:t>Hasil</w:t>
       </w:r>
       <w:bookmarkEnd w:id="69"/>
@@ -7155,7 +7271,7 @@
     </w:p>
     <w:p>
       <w:pPr>
-        <w:pStyle w:val="Heading1"/>
+        <w:pStyle w:val="Judul1"/>
         <w:spacing w:line="480" w:lineRule="auto"/>
         <w:jc w:val="center"/>
         <w:rPr>
@@ -7171,7 +7287,6 @@
           <w:bCs/>
           <w:szCs w:val="24"/>
         </w:rPr>
-        <w:lastRenderedPageBreak/>
         <w:t>BAB IV</w:t>
       </w:r>
       <w:r>
@@ -7304,7 +7419,6 @@
           <w:b/>
           <w:bCs w:val="0"/>
         </w:rPr>
-        <w:lastRenderedPageBreak/>
         <w:t>DAFTAR PUSTAKA</w:t>
       </w:r>
       <w:bookmarkEnd w:id="71"/>
@@ -8309,7 +8423,6 @@
         <w:rPr>
           <w:color w:val="000000" w:themeColor="text1"/>
         </w:rPr>
-        <w:lastRenderedPageBreak/>
         <w:t xml:space="preserve">Pratiwi, A., &amp; </w:t>
       </w:r>
       <w:proofErr w:type="spellStart"/>
@@ -9293,7 +9406,10 @@
           <w:fldChar w:fldCharType="separate"/>
         </w:r>
         <w:r>
-          <w:t>15</w:t>
+          <w:t>1</w:t>
+        </w:r>
+        <w:r>
+          <w:t>5</w:t>
         </w:r>
         <w:r>
           <w:fldChar w:fldCharType="end"/>
@@ -12624,11 +12740,11 @@
       <w:lang w:val="id-ID"/>
     </w:rPr>
   </w:style>
-  <w:style w:type="paragraph" w:styleId="Heading1">
+  <w:style w:type="paragraph" w:styleId="Judul1">
     <w:name w:val="heading 1"/>
     <w:basedOn w:val="Normal"/>
     <w:next w:val="Normal"/>
-    <w:link w:val="Heading1Char"/>
+    <w:link w:val="Judul1KAR"/>
     <w:uiPriority w:val="9"/>
     <w:qFormat/>
     <w:rsid w:val="00871597"/>
@@ -12644,11 +12760,11 @@
       <w:szCs w:val="32"/>
     </w:rPr>
   </w:style>
-  <w:style w:type="paragraph" w:styleId="Heading2">
+  <w:style w:type="paragraph" w:styleId="Judul2">
     <w:name w:val="heading 2"/>
     <w:basedOn w:val="Normal"/>
     <w:next w:val="Normal"/>
-    <w:link w:val="Heading2Char"/>
+    <w:link w:val="Judul2KAR"/>
     <w:uiPriority w:val="9"/>
     <w:unhideWhenUsed/>
     <w:qFormat/>
@@ -12664,11 +12780,11 @@
       <w:szCs w:val="26"/>
     </w:rPr>
   </w:style>
-  <w:style w:type="paragraph" w:styleId="Heading3">
+  <w:style w:type="paragraph" w:styleId="Judul3">
     <w:name w:val="heading 3"/>
     <w:basedOn w:val="Normal"/>
     <w:next w:val="Normal"/>
-    <w:link w:val="Heading3Char"/>
+    <w:link w:val="Judul3KAR"/>
     <w:uiPriority w:val="9"/>
     <w:unhideWhenUsed/>
     <w:qFormat/>
@@ -12684,13 +12800,13 @@
       <w:szCs w:val="24"/>
     </w:rPr>
   </w:style>
-  <w:style w:type="character" w:default="1" w:styleId="DefaultParagraphFont">
+  <w:style w:type="character" w:default="1" w:styleId="FontParagrafDefault">
     <w:name w:val="Default Paragraph Font"/>
     <w:uiPriority w:val="1"/>
     <w:semiHidden/>
     <w:unhideWhenUsed/>
   </w:style>
-  <w:style w:type="table" w:default="1" w:styleId="TableNormal">
+  <w:style w:type="table" w:default="1" w:styleId="TabelNormal">
     <w:name w:val="Normal Table"/>
     <w:uiPriority w:val="99"/>
     <w:semiHidden/>
@@ -12705,17 +12821,17 @@
       </w:tblCellMar>
     </w:tblPr>
   </w:style>
-  <w:style w:type="numbering" w:default="1" w:styleId="NoList">
+  <w:style w:type="numbering" w:default="1" w:styleId="TidakAdaDaftar">
     <w:name w:val="No List"/>
     <w:uiPriority w:val="99"/>
     <w:semiHidden/>
     <w:unhideWhenUsed/>
   </w:style>
-  <w:style w:type="paragraph" w:styleId="Quote">
+  <w:style w:type="paragraph" w:styleId="Kutipan">
     <w:name w:val="Quote"/>
-    <w:basedOn w:val="Heading1"/>
+    <w:basedOn w:val="Judul1"/>
     <w:next w:val="Normal"/>
-    <w:link w:val="QuoteChar"/>
+    <w:link w:val="KutipanKAR"/>
     <w:uiPriority w:val="29"/>
     <w:qFormat/>
     <w:rsid w:val="006025F2"/>
@@ -12730,10 +12846,10 @@
       <w:sz w:val="28"/>
     </w:rPr>
   </w:style>
-  <w:style w:type="character" w:customStyle="1" w:styleId="QuoteChar">
-    <w:name w:val="Quote Char"/>
-    <w:basedOn w:val="DefaultParagraphFont"/>
-    <w:link w:val="Quote"/>
+  <w:style w:type="character" w:customStyle="1" w:styleId="KutipanKAR">
+    <w:name w:val="Kutipan KAR"/>
+    <w:basedOn w:val="FontParagrafDefault"/>
+    <w:link w:val="Kutipan"/>
     <w:uiPriority w:val="29"/>
     <w:rsid w:val="006025F2"/>
     <w:rPr>
@@ -12746,10 +12862,10 @@
       <w:lang w:val="id-ID"/>
     </w:rPr>
   </w:style>
-  <w:style w:type="character" w:customStyle="1" w:styleId="Heading1Char">
-    <w:name w:val="Heading 1 Char"/>
-    <w:basedOn w:val="DefaultParagraphFont"/>
-    <w:link w:val="Heading1"/>
+  <w:style w:type="character" w:customStyle="1" w:styleId="Judul1KAR">
+    <w:name w:val="Judul 1 KAR"/>
+    <w:basedOn w:val="FontParagrafDefault"/>
+    <w:link w:val="Judul1"/>
     <w:uiPriority w:val="9"/>
     <w:rsid w:val="00871597"/>
     <w:rPr>
@@ -12761,9 +12877,9 @@
       <w:lang w:val="id-ID"/>
     </w:rPr>
   </w:style>
-  <w:style w:type="table" w:styleId="TableGrid">
+  <w:style w:type="table" w:styleId="KisiTabel">
     <w:name w:val="Table Grid"/>
-    <w:basedOn w:val="TableNormal"/>
+    <w:basedOn w:val="TabelNormal"/>
     <w:uiPriority w:val="39"/>
     <w:rsid w:val="006025F2"/>
     <w:pPr>
@@ -12780,7 +12896,7 @@
       </w:tblBorders>
     </w:tblPr>
   </w:style>
-  <w:style w:type="paragraph" w:styleId="ListParagraph">
+  <w:style w:type="paragraph" w:styleId="DaftarParagraf">
     <w:name w:val="List Paragraph"/>
     <w:basedOn w:val="Normal"/>
     <w:uiPriority w:val="1"/>
@@ -12794,7 +12910,7 @@
   <w:style w:type="paragraph" w:styleId="Header">
     <w:name w:val="header"/>
     <w:basedOn w:val="Normal"/>
-    <w:link w:val="HeaderChar"/>
+    <w:link w:val="HeaderKAR"/>
     <w:uiPriority w:val="99"/>
     <w:unhideWhenUsed/>
     <w:rsid w:val="004E68F0"/>
@@ -12806,9 +12922,9 @@
       <w:spacing w:after="0" w:line="240" w:lineRule="auto"/>
     </w:pPr>
   </w:style>
-  <w:style w:type="character" w:customStyle="1" w:styleId="HeaderChar">
-    <w:name w:val="Header Char"/>
-    <w:basedOn w:val="DefaultParagraphFont"/>
+  <w:style w:type="character" w:customStyle="1" w:styleId="HeaderKAR">
+    <w:name w:val="Header KAR"/>
+    <w:basedOn w:val="FontParagrafDefault"/>
     <w:link w:val="Header"/>
     <w:uiPriority w:val="99"/>
     <w:rsid w:val="004E68F0"/>
@@ -12822,7 +12938,7 @@
   <w:style w:type="paragraph" w:styleId="Footer">
     <w:name w:val="footer"/>
     <w:basedOn w:val="Normal"/>
-    <w:link w:val="FooterChar"/>
+    <w:link w:val="FooterKAR"/>
     <w:uiPriority w:val="99"/>
     <w:unhideWhenUsed/>
     <w:rsid w:val="004E68F0"/>
@@ -12834,9 +12950,9 @@
       <w:spacing w:after="0" w:line="240" w:lineRule="auto"/>
     </w:pPr>
   </w:style>
-  <w:style w:type="character" w:customStyle="1" w:styleId="FooterChar">
-    <w:name w:val="Footer Char"/>
-    <w:basedOn w:val="DefaultParagraphFont"/>
+  <w:style w:type="character" w:customStyle="1" w:styleId="FooterKAR">
+    <w:name w:val="Footer KAR"/>
+    <w:basedOn w:val="FontParagrafDefault"/>
     <w:link w:val="Footer"/>
     <w:uiPriority w:val="99"/>
     <w:rsid w:val="004E68F0"/>
@@ -12847,9 +12963,9 @@
       <w:lang w:val="id-ID"/>
     </w:rPr>
   </w:style>
-  <w:style w:type="paragraph" w:styleId="TOCHeading">
+  <w:style w:type="paragraph" w:styleId="JudulTOC">
     <w:name w:val="TOC Heading"/>
-    <w:basedOn w:val="Heading1"/>
+    <w:basedOn w:val="Judul1"/>
     <w:next w:val="Normal"/>
     <w:uiPriority w:val="39"/>
     <w:unhideWhenUsed/>
@@ -12884,7 +13000,7 @@
   </w:style>
   <w:style w:type="character" w:styleId="Hyperlink">
     <w:name w:val="Hyperlink"/>
-    <w:basedOn w:val="DefaultParagraphFont"/>
+    <w:basedOn w:val="FontParagrafDefault"/>
     <w:uiPriority w:val="99"/>
     <w:unhideWhenUsed/>
     <w:rsid w:val="00514A13"/>
@@ -12893,10 +13009,10 @@
       <w:u w:val="single"/>
     </w:rPr>
   </w:style>
-  <w:style w:type="character" w:customStyle="1" w:styleId="Heading2Char">
-    <w:name w:val="Heading 2 Char"/>
-    <w:basedOn w:val="DefaultParagraphFont"/>
-    <w:link w:val="Heading2"/>
+  <w:style w:type="character" w:customStyle="1" w:styleId="Judul2KAR">
+    <w:name w:val="Judul 2 KAR"/>
+    <w:basedOn w:val="FontParagrafDefault"/>
+    <w:link w:val="Judul2"/>
     <w:uiPriority w:val="9"/>
     <w:rsid w:val="008C2163"/>
     <w:rPr>
@@ -12907,10 +13023,10 @@
       <w:lang w:val="id-ID"/>
     </w:rPr>
   </w:style>
-  <w:style w:type="character" w:customStyle="1" w:styleId="Heading3Char">
-    <w:name w:val="Heading 3 Char"/>
-    <w:basedOn w:val="DefaultParagraphFont"/>
-    <w:link w:val="Heading3"/>
+  <w:style w:type="character" w:customStyle="1" w:styleId="Judul3KAR">
+    <w:name w:val="Judul 3 KAR"/>
+    <w:basedOn w:val="FontParagrafDefault"/>
+    <w:link w:val="Judul3"/>
     <w:uiPriority w:val="9"/>
     <w:rsid w:val="008C2163"/>
     <w:rPr>
@@ -12921,10 +13037,10 @@
       <w:lang w:val="id-ID"/>
     </w:rPr>
   </w:style>
-  <w:style w:type="paragraph" w:styleId="BodyText">
+  <w:style w:type="paragraph" w:styleId="TeksIsi">
     <w:name w:val="Body Text"/>
     <w:basedOn w:val="Normal"/>
-    <w:link w:val="BodyTextChar"/>
+    <w:link w:val="TeksIsiKAR"/>
     <w:uiPriority w:val="99"/>
     <w:unhideWhenUsed/>
     <w:rsid w:val="00A65E87"/>
@@ -12932,10 +13048,10 @@
       <w:spacing w:after="120"/>
     </w:pPr>
   </w:style>
-  <w:style w:type="character" w:customStyle="1" w:styleId="BodyTextChar">
-    <w:name w:val="Body Text Char"/>
-    <w:basedOn w:val="DefaultParagraphFont"/>
-    <w:link w:val="BodyText"/>
+  <w:style w:type="character" w:customStyle="1" w:styleId="TeksIsiKAR">
+    <w:name w:val="Teks Isi KAR"/>
+    <w:basedOn w:val="FontParagrafDefault"/>
+    <w:link w:val="TeksIsi"/>
     <w:uiPriority w:val="99"/>
     <w:rsid w:val="00A65E87"/>
     <w:rPr>
@@ -12945,11 +13061,11 @@
       <w:lang w:val="id-ID"/>
     </w:rPr>
   </w:style>
-  <w:style w:type="paragraph" w:styleId="Caption">
+  <w:style w:type="paragraph" w:styleId="Keterangan">
     <w:name w:val="caption"/>
     <w:basedOn w:val="Normal"/>
     <w:next w:val="Normal"/>
-    <w:link w:val="CaptionChar"/>
+    <w:link w:val="KeteranganKAR"/>
     <w:uiPriority w:val="35"/>
     <w:unhideWhenUsed/>
     <w:qFormat/>
@@ -12963,7 +13079,7 @@
       <w:szCs w:val="18"/>
     </w:rPr>
   </w:style>
-  <w:style w:type="paragraph" w:styleId="TableofFigures">
+  <w:style w:type="paragraph" w:styleId="TabelGambar">
     <w:name w:val="table of figures"/>
     <w:basedOn w:val="Normal"/>
     <w:next w:val="Normal"/>
@@ -13050,9 +13166,9 @@
       <w:szCs w:val="20"/>
     </w:rPr>
   </w:style>
-  <w:style w:type="character" w:styleId="PlaceholderText">
+  <w:style w:type="character" w:styleId="Tempatpenampungteks">
     <w:name w:val="Placeholder Text"/>
-    <w:basedOn w:val="DefaultParagraphFont"/>
+    <w:basedOn w:val="FontParagrafDefault"/>
     <w:uiPriority w:val="99"/>
     <w:semiHidden/>
     <w:rsid w:val="004070DB"/>
@@ -13073,7 +13189,7 @@
   </w:style>
   <w:style w:type="character" w:customStyle="1" w:styleId="PersamaanChar">
     <w:name w:val="Persamaan Char"/>
-    <w:basedOn w:val="DefaultParagraphFont"/>
+    <w:basedOn w:val="FontParagrafDefault"/>
     <w:link w:val="Persamaan"/>
     <w:rsid w:val="005F5646"/>
     <w:rPr>
@@ -13085,7 +13201,7 @@
   </w:style>
   <w:style w:type="paragraph" w:customStyle="1" w:styleId="TableCaption">
     <w:name w:val="Table Caption"/>
-    <w:basedOn w:val="Caption"/>
+    <w:basedOn w:val="Keterangan"/>
     <w:link w:val="TableCaptionChar"/>
     <w:qFormat/>
     <w:rsid w:val="00764212"/>
@@ -13096,7 +13212,7 @@
   </w:style>
   <w:style w:type="character" w:customStyle="1" w:styleId="TableCaptionChar">
     <w:name w:val="Table Caption Char"/>
-    <w:basedOn w:val="DefaultParagraphFont"/>
+    <w:basedOn w:val="FontParagrafDefault"/>
     <w:link w:val="TableCaption"/>
     <w:rsid w:val="00764212"/>
     <w:rPr>
@@ -13109,10 +13225,10 @@
       <w:lang w:val="id-ID"/>
     </w:rPr>
   </w:style>
-  <w:style w:type="character" w:customStyle="1" w:styleId="CaptionChar">
-    <w:name w:val="Caption Char"/>
-    <w:basedOn w:val="DefaultParagraphFont"/>
-    <w:link w:val="Caption"/>
+  <w:style w:type="character" w:customStyle="1" w:styleId="KeteranganKAR">
+    <w:name w:val="Keterangan KAR"/>
+    <w:basedOn w:val="FontParagrafDefault"/>
+    <w:link w:val="Keterangan"/>
     <w:uiPriority w:val="35"/>
     <w:rsid w:val="006A222D"/>
     <w:rPr>
@@ -13143,7 +13259,7 @@
   </w:style>
   <w:style w:type="character" w:customStyle="1" w:styleId="UnresolvedMention1">
     <w:name w:val="Unresolved Mention1"/>
-    <w:basedOn w:val="DefaultParagraphFont"/>
+    <w:basedOn w:val="FontParagrafDefault"/>
     <w:uiPriority w:val="99"/>
     <w:semiHidden/>
     <w:unhideWhenUsed/>
@@ -13153,10 +13269,10 @@
       <w:shd w:val="clear" w:color="auto" w:fill="E1DFDD"/>
     </w:rPr>
   </w:style>
-  <w:style w:type="paragraph" w:styleId="FootnoteText">
+  <w:style w:type="paragraph" w:styleId="TeksCatatanKaki">
     <w:name w:val="footnote text"/>
     <w:basedOn w:val="Normal"/>
-    <w:link w:val="FootnoteTextChar"/>
+    <w:link w:val="TeksCatatanKakiKAR"/>
     <w:uiPriority w:val="99"/>
     <w:semiHidden/>
     <w:unhideWhenUsed/>
@@ -13169,10 +13285,10 @@
       <w:szCs w:val="20"/>
     </w:rPr>
   </w:style>
-  <w:style w:type="character" w:customStyle="1" w:styleId="FootnoteTextChar">
-    <w:name w:val="Footnote Text Char"/>
-    <w:basedOn w:val="DefaultParagraphFont"/>
-    <w:link w:val="FootnoteText"/>
+  <w:style w:type="character" w:customStyle="1" w:styleId="TeksCatatanKakiKAR">
+    <w:name w:val="Teks Catatan Kaki KAR"/>
+    <w:basedOn w:val="FontParagrafDefault"/>
+    <w:link w:val="TeksCatatanKaki"/>
     <w:uiPriority w:val="99"/>
     <w:semiHidden/>
     <w:rsid w:val="008C78C1"/>
@@ -13184,9 +13300,9 @@
       <w:lang w:val="id-ID"/>
     </w:rPr>
   </w:style>
-  <w:style w:type="character" w:styleId="FollowedHyperlink">
+  <w:style w:type="character" w:styleId="HiperlinkyangDiikuti">
     <w:name w:val="FollowedHyperlink"/>
-    <w:basedOn w:val="DefaultParagraphFont"/>
+    <w:basedOn w:val="FontParagrafDefault"/>
     <w:uiPriority w:val="99"/>
     <w:semiHidden/>
     <w:unhideWhenUsed/>
@@ -13196,9 +13312,9 @@
       <w:u w:val="single"/>
     </w:rPr>
   </w:style>
-  <w:style w:type="character" w:styleId="CommentReference">
+  <w:style w:type="character" w:styleId="ReferensiKomentar">
     <w:name w:val="annotation reference"/>
-    <w:basedOn w:val="DefaultParagraphFont"/>
+    <w:basedOn w:val="FontParagrafDefault"/>
     <w:uiPriority w:val="99"/>
     <w:semiHidden/>
     <w:unhideWhenUsed/>
@@ -13208,10 +13324,10 @@
       <w:szCs w:val="16"/>
     </w:rPr>
   </w:style>
-  <w:style w:type="paragraph" w:styleId="CommentText">
+  <w:style w:type="paragraph" w:styleId="TeksKomentar">
     <w:name w:val="annotation text"/>
     <w:basedOn w:val="Normal"/>
-    <w:link w:val="CommentTextChar"/>
+    <w:link w:val="TeksKomentarKAR"/>
     <w:uiPriority w:val="99"/>
     <w:semiHidden/>
     <w:unhideWhenUsed/>
@@ -13224,10 +13340,10 @@
       <w:szCs w:val="20"/>
     </w:rPr>
   </w:style>
-  <w:style w:type="character" w:customStyle="1" w:styleId="CommentTextChar">
-    <w:name w:val="Comment Text Char"/>
-    <w:basedOn w:val="DefaultParagraphFont"/>
-    <w:link w:val="CommentText"/>
+  <w:style w:type="character" w:customStyle="1" w:styleId="TeksKomentarKAR">
+    <w:name w:val="Teks Komentar KAR"/>
+    <w:basedOn w:val="FontParagrafDefault"/>
+    <w:link w:val="TeksKomentar"/>
     <w:uiPriority w:val="99"/>
     <w:semiHidden/>
     <w:rsid w:val="004E646D"/>
@@ -13238,11 +13354,11 @@
       <w:lang w:val="id-ID"/>
     </w:rPr>
   </w:style>
-  <w:style w:type="paragraph" w:styleId="CommentSubject">
+  <w:style w:type="paragraph" w:styleId="SubjekKomentar">
     <w:name w:val="annotation subject"/>
-    <w:basedOn w:val="CommentText"/>
-    <w:next w:val="CommentText"/>
-    <w:link w:val="CommentSubjectChar"/>
+    <w:basedOn w:val="TeksKomentar"/>
+    <w:next w:val="TeksKomentar"/>
+    <w:link w:val="SubjekKomentarKAR"/>
     <w:uiPriority w:val="99"/>
     <w:semiHidden/>
     <w:unhideWhenUsed/>
@@ -13252,10 +13368,10 @@
       <w:bCs/>
     </w:rPr>
   </w:style>
-  <w:style w:type="character" w:customStyle="1" w:styleId="CommentSubjectChar">
-    <w:name w:val="Comment Subject Char"/>
-    <w:basedOn w:val="CommentTextChar"/>
-    <w:link w:val="CommentSubject"/>
+  <w:style w:type="character" w:customStyle="1" w:styleId="SubjekKomentarKAR">
+    <w:name w:val="Subjek Komentar KAR"/>
+    <w:basedOn w:val="TeksKomentarKAR"/>
+    <w:link w:val="SubjekKomentar"/>
     <w:uiPriority w:val="99"/>
     <w:semiHidden/>
     <w:rsid w:val="004E646D"/>
@@ -13268,9 +13384,9 @@
       <w:lang w:val="id-ID"/>
     </w:rPr>
   </w:style>
-  <w:style w:type="character" w:styleId="UnresolvedMention">
+  <w:style w:type="character" w:styleId="SebutanYangBelumTerselesaikan">
     <w:name w:val="Unresolved Mention"/>
-    <w:basedOn w:val="DefaultParagraphFont"/>
+    <w:basedOn w:val="FontParagrafDefault"/>
     <w:uiPriority w:val="99"/>
     <w:semiHidden/>
     <w:unhideWhenUsed/>
@@ -13282,7 +13398,7 @@
   </w:style>
   <w:style w:type="paragraph" w:customStyle="1" w:styleId="HeadingIntro">
     <w:name w:val="Heading Intro"/>
-    <w:basedOn w:val="Heading1"/>
+    <w:basedOn w:val="Judul1"/>
     <w:link w:val="HeadingIntroChar"/>
     <w:qFormat/>
     <w:rsid w:val="00D91D1F"/>
@@ -13296,7 +13412,7 @@
   </w:style>
   <w:style w:type="character" w:customStyle="1" w:styleId="HeadingIntroChar">
     <w:name w:val="Heading Intro Char"/>
-    <w:basedOn w:val="Heading1Char"/>
+    <w:basedOn w:val="Judul1KAR"/>
     <w:link w:val="HeadingIntro"/>
     <w:rsid w:val="00D91D1F"/>
     <w:rPr>

--- a/PROPOSAL TUGAS AKHIR.docx
+++ b/PROPOSAL TUGAS AKHIR.docx
@@ -3574,84 +3574,6 @@
         <w:ind w:firstLine="567"/>
       </w:pPr>
       <w:bookmarkStart w:id="39" w:name="_Hlk176002763"/>
-      <w:r>
-        <w:t xml:space="preserve">Pengembangan sistem ini dimulai dengan </w:t>
-      </w:r>
-      <w:r>
-        <w:t xml:space="preserve">integrasi </w:t>
-      </w:r>
-      <w:r>
-        <w:t xml:space="preserve">mikrokontroler yang </w:t>
-      </w:r>
-      <w:r>
-        <w:t>terhubung</w:t>
-      </w:r>
-      <w:r>
-        <w:t xml:space="preserve"> ke server melalui internet dan sensor-sensor</w:t>
-      </w:r>
-      <w:r>
-        <w:t xml:space="preserve"> secara real-time</w:t>
-      </w:r>
-      <w:r>
-        <w:t xml:space="preserve"> ya</w:t>
-      </w:r>
-      <w:r>
-        <w:t xml:space="preserve">ng memantau kondisi tanaman, termasuk </w:t>
-      </w:r>
-      <w:r>
-        <w:t>kebutuhan ai</w:t>
-      </w:r>
-      <w:r>
-        <w:t xml:space="preserve">r. Hal ini </w:t>
-      </w:r>
-      <w:r>
-        <w:t>memungkinkan petani memantau</w:t>
-      </w:r>
-      <w:r>
-        <w:t xml:space="preserve"> </w:t>
-      </w:r>
-      <w:r>
-        <w:t>kondisi tanaman</w:t>
-      </w:r>
-      <w:r>
-        <w:t xml:space="preserve"> dan mengatur irigasi secara jauh melalui aplikasi </w:t>
-      </w:r>
-      <w:proofErr w:type="spellStart"/>
-      <w:r>
-        <w:rPr>
-          <w:i/>
-          <w:iCs/>
-        </w:rPr>
-        <w:t>mobile</w:t>
-      </w:r>
-      <w:proofErr w:type="spellEnd"/>
-      <w:r>
-        <w:t xml:space="preserve">. </w:t>
-      </w:r>
-      <w:r>
-        <w:t xml:space="preserve">Selain itu, aplikasi </w:t>
-      </w:r>
-      <w:r>
-        <w:t xml:space="preserve">tersebut </w:t>
-      </w:r>
-      <w:r>
-        <w:t xml:space="preserve">juga </w:t>
-      </w:r>
-      <w:r>
-        <w:t>menyediakan fitur untuk</w:t>
-      </w:r>
-      <w:r>
-        <w:t xml:space="preserve"> mengonfigurasi mikrokontroler </w:t>
-      </w:r>
-      <w:r>
-        <w:t>terkait dengan koneksi</w:t>
-      </w:r>
-      <w:r>
-        <w:t xml:space="preserve"> internet dan penamaan perangkat</w:t>
-      </w:r>
-      <w:r>
-        <w:t>.</w:t>
-      </w:r>
     </w:p>
     <w:p>
       <w:pPr>
@@ -3675,53 +3597,6 @@
         <w:spacing w:after="0" w:line="480" w:lineRule="auto"/>
         <w:ind w:firstLine="567"/>
       </w:pPr>
-      <w:r>
-        <w:t>Tujuan dari capstone project ini adalah mengembangkan dan memperkenalkan</w:t>
-      </w:r>
-      <w:r>
-        <w:t xml:space="preserve"> sistem irigasi cerdas berbasis </w:t>
-      </w:r>
-      <w:r>
-        <w:rPr>
-          <w:i/>
-          <w:iCs/>
-        </w:rPr>
-        <w:t>Internet</w:t>
-      </w:r>
-      <w:r>
-        <w:rPr>
-          <w:i/>
-          <w:iCs/>
-        </w:rPr>
-        <w:t xml:space="preserve"> of </w:t>
-      </w:r>
-      <w:r>
-        <w:rPr>
-          <w:i/>
-          <w:iCs/>
-        </w:rPr>
-        <w:t>T</w:t>
-      </w:r>
-      <w:r>
-        <w:rPr>
-          <w:i/>
-          <w:iCs/>
-        </w:rPr>
-        <w:t>hings</w:t>
-      </w:r>
-      <w:r>
-        <w:t xml:space="preserve"> dan </w:t>
-      </w:r>
-      <w:r>
-        <w:rPr>
-          <w:i/>
-          <w:iCs/>
-        </w:rPr>
-        <w:t>Machine Learning</w:t>
-      </w:r>
-      <w:r>
-        <w:t xml:space="preserve"> untuk membantu petani dalam otomatisasi penyiraman tanaman, sehingga meningkatkan efisiensi penggunaan air, waktu, dan tenaga, serta meningkatkan produktivitas pertanian.</w:t>
-      </w:r>
     </w:p>
     <w:p>
       <w:pPr>
@@ -3797,6 +3672,63 @@
         <w:t>Alternatif Solusi</w:t>
       </w:r>
       <w:bookmarkEnd w:id="43"/>
+    </w:p>
+    <w:p>
+      <w:pPr>
+        <w:spacing w:after="0" w:line="480" w:lineRule="auto"/>
+        <w:ind w:firstLine="567"/>
+      </w:pPr>
+      <w:r>
+        <w:t xml:space="preserve">Bagian ini menjelaskan karakteristik metode machine learning </w:t>
+      </w:r>
+      <w:r>
+        <w:t>seperti K-</w:t>
+      </w:r>
+      <w:r>
+        <w:t>Nearest</w:t>
+      </w:r>
+      <w:r>
+        <w:t xml:space="preserve"> Neighbors, Support Vector Machine, dan Random Forest </w:t>
+      </w:r>
+      <w:r>
+        <w:t xml:space="preserve">yang </w:t>
+      </w:r>
+      <w:r>
+        <w:t xml:space="preserve">salah satu </w:t>
+      </w:r>
+      <w:r>
+        <w:t xml:space="preserve">diantarnya </w:t>
+      </w:r>
+      <w:r>
+        <w:t>akan digunakan untuk memprediksi kebutuhan air tanaman</w:t>
+      </w:r>
+      <w:r>
+        <w:t xml:space="preserve">. Metode ini bertujuan untuk </w:t>
+      </w:r>
+      <w:r>
+        <w:t>memberikan rekomendasi, serta secara otomatis menyiram sesuai faktor lingkungan</w:t>
+      </w:r>
+      <w:r>
+        <w:t xml:space="preserve"> melalui konsep internet of things</w:t>
+      </w:r>
+      <w:r>
+        <w:t>,</w:t>
+      </w:r>
+      <w:r>
+        <w:t xml:space="preserve"> </w:t>
+      </w:r>
+      <w:r>
+        <w:t xml:space="preserve">seperti </w:t>
+      </w:r>
+      <w:r>
+        <w:t xml:space="preserve">penggunaan </w:t>
+      </w:r>
+      <w:r>
+        <w:t>sensor</w:t>
+      </w:r>
+      <w:r>
+        <w:t>.</w:t>
+      </w:r>
     </w:p>
     <w:p>
       <w:pPr>
@@ -4448,13 +4380,7 @@
       <w:bookmarkStart w:id="54" w:name="_Toc168511123"/>
       <w:bookmarkStart w:id="55" w:name="_Toc168524002"/>
       <w:r>
-        <w:t>Gambar 2.</w:t>
-      </w:r>
-      <w:r>
-        <w:t>1</w:t>
-      </w:r>
-      <w:r>
-        <w:t xml:space="preserve"> </w:t>
+        <w:t xml:space="preserve">Gambar 2.1 </w:t>
       </w:r>
       <w:bookmarkEnd w:id="54"/>
       <w:bookmarkEnd w:id="55"/>
@@ -4468,21 +4394,22 @@
         <w:ind w:firstLine="567"/>
       </w:pPr>
       <w:r>
-        <w:t>Berdasarkan Gambar 2.1, K-Nearest Neighbors (KNN) melibatkan beberapa langkah dalam proses klasifikasi data:</w:t>
-      </w:r>
-    </w:p>
-    <w:p>
-      <w:pPr>
-        <w:pStyle w:val="DaftarParagraf"/>
-        <w:numPr>
-          <w:ilvl w:val="0"/>
-          <w:numId w:val="30"/>
-        </w:numPr>
-        <w:spacing w:after="0" w:line="480" w:lineRule="auto"/>
-        <w:ind w:left="567" w:hanging="567"/>
-      </w:pPr>
-      <w:r>
-        <w:t xml:space="preserve">Menentukan nilai jumlah tetangga atau </w:t>
+        <w:t xml:space="preserve">Pada </w:t>
+      </w:r>
+      <w:r>
+        <w:t>solusi</w:t>
+      </w:r>
+      <w:r>
+        <w:t xml:space="preserve"> pertama, perancangan</w:t>
+      </w:r>
+      <w:r>
+        <w:t xml:space="preserve"> sistem irigasi </w:t>
+      </w:r>
+      <w:r>
+        <w:t>menggunakan</w:t>
+      </w:r>
+      <w:r>
+        <w:t xml:space="preserve"> K-Nearest Neighbors (KNN), parameter yang digunakan adalah </w:t>
       </w:r>
       <m:oMath>
         <m:r>
@@ -4496,103 +4423,6 @@
         <w:rPr>
           <w:rFonts w:eastAsiaTheme="minorEastAsia"/>
         </w:rPr>
-        <w:t>.</w:t>
-      </w:r>
-    </w:p>
-    <w:p>
-      <w:pPr>
-        <w:pStyle w:val="DaftarParagraf"/>
-        <w:numPr>
-          <w:ilvl w:val="0"/>
-          <w:numId w:val="30"/>
-        </w:numPr>
-        <w:spacing w:after="0" w:line="480" w:lineRule="auto"/>
-        <w:ind w:left="567" w:hanging="567"/>
-      </w:pPr>
-      <w:r>
-        <w:t>Menghitung jarak setiap data pengujian terhadap seluruh data pelatihan dengan manhattan distance.</w:t>
-      </w:r>
-    </w:p>
-    <w:p>
-      <w:pPr>
-        <w:pStyle w:val="DaftarParagraf"/>
-        <w:numPr>
-          <w:ilvl w:val="0"/>
-          <w:numId w:val="30"/>
-        </w:numPr>
-        <w:spacing w:after="0" w:line="480" w:lineRule="auto"/>
-        <w:ind w:left="567" w:hanging="567"/>
-      </w:pPr>
-      <w:r>
-        <w:t>Mengurutkan hasil perhitungan jarak dari data pengujian terhadap data pelatihan, mulai dari jarak terkecil hingga nilai jarak terbesar.</w:t>
-      </w:r>
-    </w:p>
-    <w:p>
-      <w:pPr>
-        <w:pStyle w:val="DaftarParagraf"/>
-        <w:numPr>
-          <w:ilvl w:val="0"/>
-          <w:numId w:val="30"/>
-        </w:numPr>
-        <w:spacing w:after="0" w:line="480" w:lineRule="auto"/>
-        <w:ind w:left="567" w:hanging="567"/>
-      </w:pPr>
-      <w:r>
-        <w:t xml:space="preserve">Melakukan klasifikasi data berdasarkan kelas </w:t>
-      </w:r>
-      <w:r>
-        <w:t xml:space="preserve">mayoritas </w:t>
-      </w:r>
-      <w:r>
-        <w:t>yang paling banyak muncul</w:t>
-      </w:r>
-      <w:r>
-        <w:t xml:space="preserve"> s</w:t>
-      </w:r>
-      <w:r>
-        <w:t xml:space="preserve">esuai dengan nilai </w:t>
-      </w:r>
-      <m:oMath>
-        <m:r>
-          <w:rPr>
-            <w:rFonts w:ascii="Cambria Math" w:hAnsi="Cambria Math"/>
-          </w:rPr>
-          <m:t>k</m:t>
-        </m:r>
-      </m:oMath>
-      <w:r>
-        <w:t xml:space="preserve"> yang telah ditentukan. </w:t>
-      </w:r>
-    </w:p>
-    <w:p>
-      <w:pPr>
-        <w:spacing w:after="0" w:line="480" w:lineRule="auto"/>
-        <w:ind w:firstLine="567"/>
-      </w:pPr>
-      <w:r>
-        <w:t xml:space="preserve">Pada </w:t>
-      </w:r>
-      <w:r>
-        <w:t>solusi</w:t>
-      </w:r>
-      <w:r>
-        <w:t xml:space="preserve"> pertama, perancangan</w:t>
-      </w:r>
-      <w:r>
-        <w:t xml:space="preserve"> sistem irigasi menggunaakan K-Nearest Neighbors (KNN), parameter yang digunakan adalah </w:t>
-      </w:r>
-      <m:oMath>
-        <m:r>
-          <w:rPr>
-            <w:rFonts w:ascii="Cambria Math" w:hAnsi="Cambria Math"/>
-          </w:rPr>
-          <m:t>k</m:t>
-        </m:r>
-      </m:oMath>
-      <w:r>
-        <w:rPr>
-          <w:rFonts w:eastAsiaTheme="minorEastAsia"/>
-        </w:rPr>
         <w:t xml:space="preserve"> = 5 dan jenis jarak yang digunakan adalah manhattan distance. Dataset ini dibagi menjadi 80% data latih dan 20% data uji, menghasilkan akurasi sebesar 99,3% (Kaur, 2024).</w:t>
       </w:r>
     </w:p>
@@ -4668,7 +4498,19 @@
         <w:rPr>
           <w:rFonts w:cs="Times New Roman"/>
         </w:rPr>
-        <w:t>Keunggulan SVM terletak pada kemampuannya menghasilkan generalisasi yang tinggi, sehingga dapat mengurangi risiko overfitting. Selain itu, SVM juga mampu menangani data berdimensi tinggi meskipun jumlah sampelnya sedikit. Metode ini tahan terhadap outlier dan noise, serta tetap efektif saat diterapkan pada data yang tidak seimbang (</w:t>
+        <w:t>Keunggulan SVM terletak pada kemampuannya menghasilkan generalisasi yang tinggi, sehingga dapat mengurangi risiko overfitting. Selain itu, SVM juga mampu menangani data berdimensi tinggi meskipun jumlah sampelnya sedikit. Metode ini tahan terhadap outlier dan noise, serta tetap efektif saat diterapkan pada data yang tidak seimbang</w:t>
+      </w:r>
+      <w:r>
+        <w:rPr>
+          <w:rFonts w:cs="Times New Roman"/>
+        </w:rPr>
+        <w:t xml:space="preserve"> </w:t>
+      </w:r>
+      <w:r>
+        <w:rPr>
+          <w:rFonts w:cs="Times New Roman"/>
+        </w:rPr>
+        <w:t>(</w:t>
       </w:r>
       <w:proofErr w:type="spellStart"/>
       <w:r>
@@ -4682,7 +4524,7 @@
         <w:rPr>
           <w:rFonts w:cs="Times New Roman"/>
         </w:rPr>
-        <w:t>, 2020).</w:t>
+        <w:t xml:space="preserve">, 2020). </w:t>
       </w:r>
     </w:p>
     <w:p>
@@ -4693,6 +4535,56 @@
           <w:rFonts w:cs="Times New Roman"/>
         </w:rPr>
       </w:pPr>
+      <w:r>
+        <w:rPr>
+          <w:rFonts w:cs="Times New Roman"/>
+        </w:rPr>
+        <w:t xml:space="preserve">Kelemahan SVM </w:t>
+      </w:r>
+      <w:r>
+        <w:rPr>
+          <w:rFonts w:cs="Times New Roman"/>
+        </w:rPr>
+        <w:t xml:space="preserve">terletak pada variasi kecepatan dan kebutuhan komputasinya yang bergantung pada ukuran dataset serta pemilihan parameter seperti kernel. Di samping itu, metode ini kurang efektif dalam menangani jumlah sampel yang besar, karena intensitas komputasi akan meningkat seiring dengan </w:t>
+      </w:r>
+      <w:r>
+        <w:rPr>
+          <w:rFonts w:cs="Times New Roman"/>
+        </w:rPr>
+        <w:t>bertambahnya</w:t>
+      </w:r>
+      <w:r>
+        <w:rPr>
+          <w:rFonts w:cs="Times New Roman"/>
+        </w:rPr>
+        <w:t xml:space="preserve"> jumlah sampel dan fitur </w:t>
+      </w:r>
+      <w:r>
+        <w:rPr>
+          <w:rFonts w:cs="Times New Roman"/>
+        </w:rPr>
+        <w:t>(</w:t>
+      </w:r>
+      <w:proofErr w:type="spellStart"/>
+      <w:r>
+        <w:rPr>
+          <w:rFonts w:cs="Times New Roman"/>
+        </w:rPr>
+        <w:t>Ayabe</w:t>
+      </w:r>
+      <w:proofErr w:type="spellEnd"/>
+      <w:r>
+        <w:rPr>
+          <w:rFonts w:cs="Times New Roman"/>
+        </w:rPr>
+        <w:t>, 2020).</w:t>
+      </w:r>
+      <w:r>
+        <w:rPr>
+          <w:rFonts w:cs="Times New Roman"/>
+        </w:rPr>
+        <w:t xml:space="preserve"> </w:t>
+      </w:r>
     </w:p>
     <w:p>
       <w:pPr>
@@ -4707,7 +4599,7 @@
           <w:noProof/>
         </w:rPr>
         <w:drawing>
-          <wp:inline distT="0" distB="0" distL="0" distR="0" wp14:anchorId="21B7B00B" wp14:editId="1EE9651F">
+          <wp:inline distT="0" distB="0" distL="0" distR="0" wp14:anchorId="7EEAD695" wp14:editId="1236FDA7">
             <wp:extent cx="4258101" cy="1807210"/>
             <wp:effectExtent l="0" t="0" r="9525" b="2540"/>
             <wp:docPr id="1728371386" name="Gambar 1"/>
@@ -4766,16 +4658,7 @@
         <w:jc w:val="center"/>
       </w:pPr>
       <w:r>
-        <w:t>Gambar 2.</w:t>
-      </w:r>
-      <w:r>
-        <w:t>2</w:t>
-      </w:r>
-      <w:r>
-        <w:t xml:space="preserve"> </w:t>
-      </w:r>
-      <w:r>
-        <w:t>Support Vector Machine</w:t>
+        <w:t>Gambar 2.2 Support Vector Machine</w:t>
       </w:r>
     </w:p>
     <w:p>
@@ -4797,6 +4680,3057 @@
       <w:pPr>
         <w:spacing w:after="0" w:line="480" w:lineRule="auto"/>
         <w:ind w:firstLine="567"/>
+        <w:rPr>
+          <w:rFonts w:eastAsiaTheme="minorEastAsia"/>
+        </w:rPr>
+      </w:pPr>
+      <w:r>
+        <w:t xml:space="preserve">Proses </w:t>
+      </w:r>
+      <w:r>
+        <w:t xml:space="preserve">pelatihan </w:t>
+      </w:r>
+      <w:r>
+        <w:t xml:space="preserve">SVM dimulai dengan himpunan data pelatihan </w:t>
+      </w:r>
+      <m:oMath>
+        <m:r>
+          <w:rPr>
+            <w:rFonts w:ascii="Cambria Math" w:hAnsi="Cambria Math"/>
+          </w:rPr>
+          <m:t>{</m:t>
+        </m:r>
+        <m:d>
+          <m:dPr>
+            <m:ctrlPr>
+              <w:rPr>
+                <w:rFonts w:ascii="Cambria Math" w:hAnsi="Cambria Math"/>
+                <w:i/>
+              </w:rPr>
+            </m:ctrlPr>
+          </m:dPr>
+          <m:e>
+            <m:sSub>
+              <m:sSubPr>
+                <m:ctrlPr>
+                  <w:rPr>
+                    <w:rFonts w:ascii="Cambria Math" w:hAnsi="Cambria Math"/>
+                    <w:i/>
+                  </w:rPr>
+                </m:ctrlPr>
+              </m:sSubPr>
+              <m:e>
+                <m:r>
+                  <w:rPr>
+                    <w:rFonts w:ascii="Cambria Math" w:hAnsi="Cambria Math"/>
+                  </w:rPr>
+                  <m:t>x</m:t>
+                </m:r>
+              </m:e>
+              <m:sub>
+                <m:r>
+                  <w:rPr>
+                    <w:rFonts w:ascii="Cambria Math" w:hAnsi="Cambria Math"/>
+                  </w:rPr>
+                  <m:t>1</m:t>
+                </m:r>
+              </m:sub>
+            </m:sSub>
+            <m:r>
+              <w:rPr>
+                <w:rFonts w:ascii="Cambria Math" w:hAnsi="Cambria Math"/>
+              </w:rPr>
+              <m:t>,</m:t>
+            </m:r>
+            <m:sSub>
+              <m:sSubPr>
+                <m:ctrlPr>
+                  <w:rPr>
+                    <w:rFonts w:ascii="Cambria Math" w:hAnsi="Cambria Math"/>
+                    <w:i/>
+                  </w:rPr>
+                </m:ctrlPr>
+              </m:sSubPr>
+              <m:e>
+                <m:r>
+                  <w:rPr>
+                    <w:rFonts w:ascii="Cambria Math" w:hAnsi="Cambria Math"/>
+                  </w:rPr>
+                  <m:t>y</m:t>
+                </m:r>
+              </m:e>
+              <m:sub>
+                <m:r>
+                  <w:rPr>
+                    <w:rFonts w:ascii="Cambria Math" w:hAnsi="Cambria Math"/>
+                  </w:rPr>
+                  <m:t>1</m:t>
+                </m:r>
+              </m:sub>
+            </m:sSub>
+          </m:e>
+        </m:d>
+        <m:r>
+          <w:rPr>
+            <w:rFonts w:ascii="Cambria Math" w:hAnsi="Cambria Math"/>
+          </w:rPr>
+          <m:t xml:space="preserve">, </m:t>
+        </m:r>
+        <m:d>
+          <m:dPr>
+            <m:ctrlPr>
+              <w:rPr>
+                <w:rFonts w:ascii="Cambria Math" w:hAnsi="Cambria Math"/>
+                <w:i/>
+              </w:rPr>
+            </m:ctrlPr>
+          </m:dPr>
+          <m:e>
+            <m:sSub>
+              <m:sSubPr>
+                <m:ctrlPr>
+                  <w:rPr>
+                    <w:rFonts w:ascii="Cambria Math" w:hAnsi="Cambria Math"/>
+                    <w:i/>
+                  </w:rPr>
+                </m:ctrlPr>
+              </m:sSubPr>
+              <m:e>
+                <m:r>
+                  <w:rPr>
+                    <w:rFonts w:ascii="Cambria Math" w:hAnsi="Cambria Math"/>
+                  </w:rPr>
+                  <m:t>x</m:t>
+                </m:r>
+              </m:e>
+              <m:sub>
+                <m:r>
+                  <w:rPr>
+                    <w:rFonts w:ascii="Cambria Math" w:hAnsi="Cambria Math"/>
+                  </w:rPr>
+                  <m:t>2</m:t>
+                </m:r>
+              </m:sub>
+            </m:sSub>
+            <m:r>
+              <w:rPr>
+                <w:rFonts w:ascii="Cambria Math" w:hAnsi="Cambria Math"/>
+              </w:rPr>
+              <m:t>,</m:t>
+            </m:r>
+            <m:sSub>
+              <m:sSubPr>
+                <m:ctrlPr>
+                  <w:rPr>
+                    <w:rFonts w:ascii="Cambria Math" w:hAnsi="Cambria Math"/>
+                    <w:i/>
+                  </w:rPr>
+                </m:ctrlPr>
+              </m:sSubPr>
+              <m:e>
+                <m:r>
+                  <w:rPr>
+                    <w:rFonts w:ascii="Cambria Math" w:hAnsi="Cambria Math"/>
+                  </w:rPr>
+                  <m:t>y</m:t>
+                </m:r>
+              </m:e>
+              <m:sub>
+                <m:r>
+                  <w:rPr>
+                    <w:rFonts w:ascii="Cambria Math" w:hAnsi="Cambria Math"/>
+                  </w:rPr>
+                  <m:t>2</m:t>
+                </m:r>
+              </m:sub>
+            </m:sSub>
+          </m:e>
+        </m:d>
+        <m:r>
+          <w:rPr>
+            <w:rFonts w:ascii="Cambria Math" w:hAnsi="Cambria Math"/>
+          </w:rPr>
+          <m:t>, …,(</m:t>
+        </m:r>
+        <m:sSub>
+          <m:sSubPr>
+            <m:ctrlPr>
+              <w:rPr>
+                <w:rFonts w:ascii="Cambria Math" w:hAnsi="Cambria Math"/>
+                <w:i/>
+              </w:rPr>
+            </m:ctrlPr>
+          </m:sSubPr>
+          <m:e>
+            <m:r>
+              <w:rPr>
+                <w:rFonts w:ascii="Cambria Math" w:hAnsi="Cambria Math"/>
+              </w:rPr>
+              <m:t>x</m:t>
+            </m:r>
+          </m:e>
+          <m:sub>
+            <m:r>
+              <w:rPr>
+                <w:rFonts w:ascii="Cambria Math" w:hAnsi="Cambria Math"/>
+              </w:rPr>
+              <m:t>i</m:t>
+            </m:r>
+          </m:sub>
+        </m:sSub>
+        <m:r>
+          <w:rPr>
+            <w:rFonts w:ascii="Cambria Math" w:hAnsi="Cambria Math"/>
+          </w:rPr>
+          <m:t>,</m:t>
+        </m:r>
+        <m:sSub>
+          <m:sSubPr>
+            <m:ctrlPr>
+              <w:rPr>
+                <w:rFonts w:ascii="Cambria Math" w:hAnsi="Cambria Math"/>
+                <w:i/>
+              </w:rPr>
+            </m:ctrlPr>
+          </m:sSubPr>
+          <m:e>
+            <m:r>
+              <w:rPr>
+                <w:rFonts w:ascii="Cambria Math" w:hAnsi="Cambria Math"/>
+              </w:rPr>
+              <m:t>y</m:t>
+            </m:r>
+          </m:e>
+          <m:sub>
+            <m:r>
+              <w:rPr>
+                <w:rFonts w:ascii="Cambria Math" w:hAnsi="Cambria Math"/>
+              </w:rPr>
+              <m:t>i</m:t>
+            </m:r>
+          </m:sub>
+        </m:sSub>
+        <m:r>
+          <w:rPr>
+            <w:rFonts w:ascii="Cambria Math" w:hAnsi="Cambria Math"/>
+          </w:rPr>
+          <m:t>)}</m:t>
+        </m:r>
+      </m:oMath>
+      <w:r>
+        <w:rPr>
+          <w:rFonts w:eastAsiaTheme="minorEastAsia"/>
+        </w:rPr>
+        <w:t xml:space="preserve">, di mana </w:t>
+      </w:r>
+      <m:oMath>
+        <m:sSub>
+          <m:sSubPr>
+            <m:ctrlPr>
+              <w:rPr>
+                <w:rFonts w:ascii="Cambria Math" w:hAnsi="Cambria Math"/>
+                <w:i/>
+              </w:rPr>
+            </m:ctrlPr>
+          </m:sSubPr>
+          <m:e>
+            <m:r>
+              <w:rPr>
+                <w:rFonts w:ascii="Cambria Math" w:hAnsi="Cambria Math"/>
+              </w:rPr>
+              <m:t>x</m:t>
+            </m:r>
+          </m:e>
+          <m:sub>
+            <m:r>
+              <w:rPr>
+                <w:rFonts w:ascii="Cambria Math" w:hAnsi="Cambria Math"/>
+              </w:rPr>
+              <m:t>i</m:t>
+            </m:r>
+          </m:sub>
+        </m:sSub>
+        <m:r>
+          <w:rPr>
+            <w:rFonts w:ascii="Cambria Math" w:hAnsi="Cambria Math"/>
+          </w:rPr>
+          <m:t>∈</m:t>
+        </m:r>
+        <m:sSup>
+          <m:sSupPr>
+            <m:ctrlPr>
+              <w:rPr>
+                <w:rFonts w:ascii="Cambria Math" w:hAnsi="Cambria Math"/>
+                <w:i/>
+              </w:rPr>
+            </m:ctrlPr>
+          </m:sSupPr>
+          <m:e>
+            <m:r>
+              <w:rPr>
+                <w:rFonts w:ascii="Cambria Math" w:hAnsi="Cambria Math"/>
+              </w:rPr>
+              <m:t>R</m:t>
+            </m:r>
+          </m:e>
+          <m:sup>
+            <m:r>
+              <w:rPr>
+                <w:rFonts w:ascii="Cambria Math" w:hAnsi="Cambria Math"/>
+              </w:rPr>
+              <m:t>n</m:t>
+            </m:r>
+          </m:sup>
+        </m:sSup>
+      </m:oMath>
+      <w:r>
+        <w:rPr>
+          <w:rFonts w:eastAsiaTheme="minorEastAsia"/>
+        </w:rPr>
+        <w:t xml:space="preserve"> mewakili vektor fitur, dan </w:t>
+      </w:r>
+      <m:oMath>
+        <m:sSub>
+          <m:sSubPr>
+            <m:ctrlPr>
+              <w:rPr>
+                <w:rFonts w:ascii="Cambria Math" w:hAnsi="Cambria Math"/>
+                <w:i/>
+              </w:rPr>
+            </m:ctrlPr>
+          </m:sSubPr>
+          <m:e>
+            <m:r>
+              <w:rPr>
+                <w:rFonts w:ascii="Cambria Math" w:hAnsi="Cambria Math"/>
+              </w:rPr>
+              <m:t>y</m:t>
+            </m:r>
+          </m:e>
+          <m:sub>
+            <m:r>
+              <w:rPr>
+                <w:rFonts w:ascii="Cambria Math" w:hAnsi="Cambria Math"/>
+              </w:rPr>
+              <m:t>i</m:t>
+            </m:r>
+          </m:sub>
+        </m:sSub>
+        <m:r>
+          <w:rPr>
+            <w:rFonts w:ascii="Cambria Math" w:hAnsi="Cambria Math"/>
+          </w:rPr>
+          <m:t>∈</m:t>
+        </m:r>
+        <m:sSup>
+          <m:sSupPr>
+            <m:ctrlPr>
+              <w:rPr>
+                <w:rFonts w:ascii="Cambria Math" w:hAnsi="Cambria Math"/>
+                <w:i/>
+              </w:rPr>
+            </m:ctrlPr>
+          </m:sSupPr>
+          <m:e>
+            <m:r>
+              <w:rPr>
+                <w:rFonts w:ascii="Cambria Math" w:hAnsi="Cambria Math"/>
+              </w:rPr>
+              <m:t>R</m:t>
+            </m:r>
+          </m:e>
+          <m:sup>
+            <m:r>
+              <w:rPr>
+                <w:rFonts w:ascii="Cambria Math" w:hAnsi="Cambria Math"/>
+              </w:rPr>
+              <m:t>n</m:t>
+            </m:r>
+          </m:sup>
+        </m:sSup>
+      </m:oMath>
+      <w:r>
+        <w:rPr>
+          <w:rFonts w:eastAsiaTheme="minorEastAsia"/>
+        </w:rPr>
+        <w:t xml:space="preserve"> menunjukkan label kelas</w:t>
+      </w:r>
+      <w:r>
+        <w:rPr>
+          <w:rFonts w:eastAsiaTheme="minorEastAsia"/>
+        </w:rPr>
+        <w:t xml:space="preserve">. Masing-masing kelas dipisahkan secara sempurna oleh sebuah </w:t>
+      </w:r>
+      <w:r>
+        <w:rPr>
+          <w:rFonts w:eastAsiaTheme="minorEastAsia"/>
+          <w:i/>
+          <w:iCs/>
+        </w:rPr>
+        <w:t>hyperplane</w:t>
+      </w:r>
+      <w:r>
+        <w:rPr>
+          <w:rFonts w:eastAsiaTheme="minorEastAsia"/>
+        </w:rPr>
+        <w:t>, yang dinyatakan dengan persamaan:</w:t>
+      </w:r>
+    </w:p>
+    <w:p>
+      <w:pPr>
+        <w:pStyle w:val="DaftarParagraf"/>
+        <w:spacing w:after="0" w:line="480" w:lineRule="auto"/>
+        <w:ind w:left="0"/>
+        <w:jc w:val="center"/>
+        <w:rPr>
+          <w:rFonts w:eastAsiaTheme="minorEastAsia"/>
+        </w:rPr>
+      </w:pPr>
+      <m:oMath>
+        <m:sSup>
+          <m:sSupPr>
+            <m:ctrlPr>
+              <w:rPr>
+                <w:rFonts w:ascii="Cambria Math" w:eastAsiaTheme="minorEastAsia" w:hAnsi="Cambria Math"/>
+                <w:i/>
+              </w:rPr>
+            </m:ctrlPr>
+          </m:sSupPr>
+          <m:e>
+            <m:r>
+              <w:rPr>
+                <w:rFonts w:ascii="Cambria Math" w:eastAsiaTheme="minorEastAsia" w:hAnsi="Cambria Math"/>
+              </w:rPr>
+              <m:t>w</m:t>
+            </m:r>
+          </m:e>
+          <m:sup>
+            <m:r>
+              <w:rPr>
+                <w:rFonts w:ascii="Cambria Math" w:eastAsiaTheme="minorEastAsia" w:hAnsi="Cambria Math"/>
+              </w:rPr>
+              <m:t>T</m:t>
+            </m:r>
+          </m:sup>
+        </m:sSup>
+        <m:r>
+          <w:rPr>
+            <w:rFonts w:ascii="Cambria Math" w:eastAsiaTheme="minorEastAsia" w:hAnsi="Cambria Math"/>
+          </w:rPr>
+          <m:t>⋅x+b=0</m:t>
+        </m:r>
+      </m:oMath>
+      <w:r>
+        <w:rPr>
+          <w:rFonts w:eastAsiaTheme="minorEastAsia"/>
+        </w:rPr>
+        <w:tab/>
+      </w:r>
+      <w:r>
+        <w:rPr>
+          <w:rFonts w:eastAsiaTheme="minorEastAsia"/>
+        </w:rPr>
+        <w:tab/>
+      </w:r>
+      <w:r>
+        <w:rPr>
+          <w:rFonts w:eastAsiaTheme="minorEastAsia"/>
+        </w:rPr>
+        <w:t>(2.3)</w:t>
+      </w:r>
+    </w:p>
+    <w:p>
+      <w:pPr>
+        <w:spacing w:after="0" w:line="480" w:lineRule="auto"/>
+        <w:rPr>
+          <w:rFonts w:eastAsiaTheme="minorEastAsia"/>
+        </w:rPr>
+      </w:pPr>
+      <w:r>
+        <w:t xml:space="preserve">di mana </w:t>
+      </w:r>
+      <m:oMath>
+        <m:r>
+          <w:rPr>
+            <w:rFonts w:ascii="Cambria Math" w:eastAsiaTheme="minorEastAsia" w:hAnsi="Cambria Math"/>
+          </w:rPr>
+          <m:t>w</m:t>
+        </m:r>
+      </m:oMath>
+      <w:r>
+        <w:rPr>
+          <w:rFonts w:eastAsiaTheme="minorEastAsia"/>
+        </w:rPr>
+        <w:t xml:space="preserve"> adalah vektor bobot yang terkait dengan masing-masing fitur data, </w:t>
+      </w:r>
+      <m:oMath>
+        <m:r>
+          <w:rPr>
+            <w:rFonts w:ascii="Cambria Math" w:eastAsiaTheme="minorEastAsia" w:hAnsi="Cambria Math"/>
+          </w:rPr>
+          <m:t>x</m:t>
+        </m:r>
+      </m:oMath>
+      <w:r>
+        <w:rPr>
+          <w:rFonts w:eastAsiaTheme="minorEastAsia"/>
+        </w:rPr>
+        <w:t xml:space="preserve"> adalah vektor fitur data, dan </w:t>
+      </w:r>
+      <m:oMath>
+        <m:r>
+          <w:rPr>
+            <w:rFonts w:ascii="Cambria Math" w:eastAsiaTheme="minorEastAsia" w:hAnsi="Cambria Math"/>
+          </w:rPr>
+          <m:t>b</m:t>
+        </m:r>
+      </m:oMath>
+      <w:r>
+        <w:rPr>
+          <w:rFonts w:eastAsiaTheme="minorEastAsia"/>
+        </w:rPr>
+        <w:t xml:space="preserve"> adalah nilai bias.</w:t>
+      </w:r>
+      <w:r>
+        <w:rPr>
+          <w:rFonts w:eastAsiaTheme="minorEastAsia"/>
+        </w:rPr>
+        <w:t xml:space="preserve"> </w:t>
+      </w:r>
+    </w:p>
+    <w:p>
+      <w:pPr>
+        <w:spacing w:after="0" w:line="480" w:lineRule="auto"/>
+        <w:ind w:firstLine="567"/>
+        <w:rPr>
+          <w:rFonts w:cs="Times New Roman"/>
+        </w:rPr>
+      </w:pPr>
+      <w:r>
+        <w:rPr>
+          <w:rFonts w:cs="Times New Roman"/>
+        </w:rPr>
+        <w:t xml:space="preserve">Setelah </w:t>
+      </w:r>
+      <w:r>
+        <w:rPr>
+          <w:rFonts w:cs="Times New Roman"/>
+          <w:i/>
+          <w:iCs/>
+        </w:rPr>
+        <w:t>hyperplane</w:t>
+      </w:r>
+      <w:r>
+        <w:rPr>
+          <w:rFonts w:cs="Times New Roman"/>
+        </w:rPr>
+        <w:t xml:space="preserve"> ditetapkan, langkah selanjutnya adalah memaksimalkan </w:t>
+      </w:r>
+      <w:r>
+        <w:rPr>
+          <w:rFonts w:cs="Times New Roman"/>
+          <w:i/>
+          <w:iCs/>
+        </w:rPr>
+        <w:t>margin</w:t>
+      </w:r>
+      <w:r>
+        <w:rPr>
+          <w:rFonts w:cs="Times New Roman"/>
+        </w:rPr>
+        <w:t xml:space="preserve">, yaitu jarak antara dua kelompok kelas yang berbeda, yang didefinisikan sebagai </w:t>
+      </w:r>
+      <m:oMath>
+        <m:f>
+          <m:fPr>
+            <m:ctrlPr>
+              <w:rPr>
+                <w:rFonts w:ascii="Cambria Math" w:eastAsiaTheme="minorEastAsia" w:hAnsi="Cambria Math"/>
+                <w:i/>
+              </w:rPr>
+            </m:ctrlPr>
+          </m:fPr>
+          <m:num>
+            <m:r>
+              <w:rPr>
+                <w:rFonts w:ascii="Cambria Math" w:eastAsiaTheme="minorEastAsia" w:hAnsi="Cambria Math"/>
+              </w:rPr>
+              <m:t>2</m:t>
+            </m:r>
+          </m:num>
+          <m:den>
+            <m:d>
+              <m:dPr>
+                <m:begChr m:val="‖"/>
+                <m:endChr m:val="‖"/>
+                <m:ctrlPr>
+                  <w:rPr>
+                    <w:rFonts w:ascii="Cambria Math" w:eastAsiaTheme="minorEastAsia" w:hAnsi="Cambria Math"/>
+                    <w:i/>
+                  </w:rPr>
+                </m:ctrlPr>
+              </m:dPr>
+              <m:e>
+                <m:r>
+                  <w:rPr>
+                    <w:rFonts w:ascii="Cambria Math" w:eastAsiaTheme="minorEastAsia" w:hAnsi="Cambria Math"/>
+                  </w:rPr>
+                  <m:t>w</m:t>
+                </m:r>
+              </m:e>
+            </m:d>
+          </m:den>
+        </m:f>
+      </m:oMath>
+      <w:r>
+        <w:rPr>
+          <w:rFonts w:cs="Times New Roman"/>
+        </w:rPr>
+        <w:t xml:space="preserve">. </w:t>
+      </w:r>
+      <w:r>
+        <w:rPr>
+          <w:rFonts w:cs="Times New Roman"/>
+          <w:i/>
+          <w:iCs/>
+        </w:rPr>
+        <w:t>Hyperplane</w:t>
+      </w:r>
+      <w:r>
+        <w:rPr>
+          <w:rFonts w:cs="Times New Roman"/>
+        </w:rPr>
+        <w:t xml:space="preserve"> terbaik dicari dengan memaksimalkan </w:t>
+      </w:r>
+      <w:r>
+        <w:rPr>
+          <w:rFonts w:cs="Times New Roman"/>
+          <w:i/>
+          <w:iCs/>
+        </w:rPr>
+        <w:t>margin</w:t>
+      </w:r>
+      <w:r>
+        <w:rPr>
+          <w:rFonts w:cs="Times New Roman"/>
+        </w:rPr>
+        <w:t xml:space="preserve"> melalui </w:t>
+      </w:r>
+      <w:r>
+        <w:rPr>
+          <w:rFonts w:cs="Times New Roman"/>
+          <w:i/>
+          <w:iCs/>
+        </w:rPr>
+        <w:t>Quadratic Programming</w:t>
+      </w:r>
+      <w:r>
+        <w:rPr>
+          <w:rFonts w:cs="Times New Roman"/>
+        </w:rPr>
+        <w:t xml:space="preserve"> dengan meminimalkan:</w:t>
+      </w:r>
+    </w:p>
+    <w:p>
+      <w:pPr>
+        <w:pStyle w:val="DaftarParagraf"/>
+        <w:spacing w:after="0" w:line="480" w:lineRule="auto"/>
+        <w:ind w:left="0"/>
+        <w:jc w:val="center"/>
+        <w:rPr>
+          <w:rFonts w:eastAsiaTheme="minorEastAsia"/>
+          <w:iCs/>
+        </w:rPr>
+      </w:pPr>
+      <m:oMath>
+        <m:func>
+          <m:funcPr>
+            <m:ctrlPr>
+              <w:rPr>
+                <w:rFonts w:ascii="Cambria Math" w:eastAsiaTheme="minorEastAsia" w:hAnsi="Cambria Math"/>
+                <w:iCs/>
+              </w:rPr>
+            </m:ctrlPr>
+          </m:funcPr>
+          <m:fName>
+            <m:r>
+              <m:rPr>
+                <m:sty m:val="p"/>
+              </m:rPr>
+              <w:rPr>
+                <w:rFonts w:ascii="Cambria Math" w:eastAsiaTheme="minorEastAsia" w:hAnsi="Cambria Math"/>
+              </w:rPr>
+              <m:t>min</m:t>
+            </m:r>
+          </m:fName>
+          <m:e>
+            <m:f>
+              <m:fPr>
+                <m:ctrlPr>
+                  <w:rPr>
+                    <w:rFonts w:ascii="Cambria Math" w:eastAsiaTheme="minorEastAsia" w:hAnsi="Cambria Math"/>
+                    <w:iCs/>
+                  </w:rPr>
+                </m:ctrlPr>
+              </m:fPr>
+              <m:num>
+                <m:r>
+                  <m:rPr>
+                    <m:sty m:val="p"/>
+                  </m:rPr>
+                  <w:rPr>
+                    <w:rFonts w:ascii="Cambria Math" w:eastAsiaTheme="minorEastAsia" w:hAnsi="Cambria Math"/>
+                  </w:rPr>
+                  <m:t>1</m:t>
+                </m:r>
+              </m:num>
+              <m:den>
+                <m:r>
+                  <m:rPr>
+                    <m:sty m:val="p"/>
+                  </m:rPr>
+                  <w:rPr>
+                    <w:rFonts w:ascii="Cambria Math" w:eastAsiaTheme="minorEastAsia" w:hAnsi="Cambria Math"/>
+                  </w:rPr>
+                  <m:t>2</m:t>
+                </m:r>
+              </m:den>
+            </m:f>
+            <m:sSup>
+              <m:sSupPr>
+                <m:ctrlPr>
+                  <w:rPr>
+                    <w:rFonts w:ascii="Cambria Math" w:eastAsiaTheme="minorEastAsia" w:hAnsi="Cambria Math"/>
+                    <w:iCs/>
+                  </w:rPr>
+                </m:ctrlPr>
+              </m:sSupPr>
+              <m:e>
+                <m:d>
+                  <m:dPr>
+                    <m:begChr m:val="‖"/>
+                    <m:endChr m:val="‖"/>
+                    <m:ctrlPr>
+                      <w:rPr>
+                        <w:rFonts w:ascii="Cambria Math" w:eastAsiaTheme="minorEastAsia" w:hAnsi="Cambria Math"/>
+                        <w:iCs/>
+                      </w:rPr>
+                    </m:ctrlPr>
+                  </m:dPr>
+                  <m:e>
+                    <m:r>
+                      <m:rPr>
+                        <m:sty m:val="p"/>
+                      </m:rPr>
+                      <w:rPr>
+                        <w:rFonts w:ascii="Cambria Math" w:eastAsiaTheme="minorEastAsia" w:hAnsi="Cambria Math"/>
+                      </w:rPr>
+                      <m:t>w</m:t>
+                    </m:r>
+                  </m:e>
+                </m:d>
+              </m:e>
+              <m:sup>
+                <m:r>
+                  <m:rPr>
+                    <m:sty m:val="p"/>
+                  </m:rPr>
+                  <w:rPr>
+                    <w:rFonts w:ascii="Cambria Math" w:eastAsiaTheme="minorEastAsia" w:hAnsi="Cambria Math"/>
+                  </w:rPr>
+                  <m:t>2</m:t>
+                </m:r>
+              </m:sup>
+            </m:sSup>
+          </m:e>
+        </m:func>
+      </m:oMath>
+      <w:r>
+        <w:rPr>
+          <w:rFonts w:eastAsiaTheme="minorEastAsia"/>
+          <w:iCs/>
+        </w:rPr>
+        <w:tab/>
+      </w:r>
+      <w:r>
+        <w:rPr>
+          <w:rFonts w:eastAsiaTheme="minorEastAsia"/>
+          <w:iCs/>
+        </w:rPr>
+        <w:tab/>
+        <w:t>(2.4)</w:t>
+      </w:r>
+    </w:p>
+    <w:p>
+      <w:pPr>
+        <w:spacing w:after="0" w:line="480" w:lineRule="auto"/>
+      </w:pPr>
+      <w:r>
+        <w:t xml:space="preserve">dengan syarat: </w:t>
+      </w:r>
+    </w:p>
+    <w:p>
+      <w:pPr>
+        <w:pStyle w:val="DaftarParagraf"/>
+        <w:spacing w:after="0" w:line="480" w:lineRule="auto"/>
+        <w:ind w:left="0"/>
+        <w:jc w:val="center"/>
+        <w:rPr>
+          <w:rFonts w:eastAsiaTheme="minorEastAsia"/>
+        </w:rPr>
+      </w:pPr>
+      <m:oMath>
+        <m:sSub>
+          <m:sSubPr>
+            <m:ctrlPr>
+              <w:rPr>
+                <w:rFonts w:ascii="Cambria Math" w:eastAsiaTheme="minorEastAsia" w:hAnsi="Cambria Math"/>
+                <w:i/>
+              </w:rPr>
+            </m:ctrlPr>
+          </m:sSubPr>
+          <m:e>
+            <m:r>
+              <w:rPr>
+                <w:rFonts w:ascii="Cambria Math" w:eastAsiaTheme="minorEastAsia" w:hAnsi="Cambria Math"/>
+              </w:rPr>
+              <m:t>y</m:t>
+            </m:r>
+          </m:e>
+          <m:sub>
+            <m:r>
+              <w:rPr>
+                <w:rFonts w:ascii="Cambria Math" w:eastAsiaTheme="minorEastAsia" w:hAnsi="Cambria Math"/>
+              </w:rPr>
+              <m:t>i</m:t>
+            </m:r>
+          </m:sub>
+        </m:sSub>
+        <m:d>
+          <m:dPr>
+            <m:ctrlPr>
+              <w:rPr>
+                <w:rFonts w:ascii="Cambria Math" w:eastAsiaTheme="minorEastAsia" w:hAnsi="Cambria Math"/>
+                <w:i/>
+              </w:rPr>
+            </m:ctrlPr>
+          </m:dPr>
+          <m:e>
+            <m:r>
+              <w:rPr>
+                <w:rFonts w:ascii="Cambria Math" w:eastAsiaTheme="minorEastAsia" w:hAnsi="Cambria Math"/>
+              </w:rPr>
+              <m:t>w⋅</m:t>
+            </m:r>
+            <m:sSub>
+              <m:sSubPr>
+                <m:ctrlPr>
+                  <w:rPr>
+                    <w:rFonts w:ascii="Cambria Math" w:eastAsiaTheme="minorEastAsia" w:hAnsi="Cambria Math"/>
+                    <w:i/>
+                  </w:rPr>
+                </m:ctrlPr>
+              </m:sSubPr>
+              <m:e>
+                <m:r>
+                  <w:rPr>
+                    <w:rFonts w:ascii="Cambria Math" w:eastAsiaTheme="minorEastAsia" w:hAnsi="Cambria Math"/>
+                  </w:rPr>
+                  <m:t>x</m:t>
+                </m:r>
+              </m:e>
+              <m:sub>
+                <m:r>
+                  <w:rPr>
+                    <w:rFonts w:ascii="Cambria Math" w:eastAsiaTheme="minorEastAsia" w:hAnsi="Cambria Math"/>
+                  </w:rPr>
+                  <m:t>i</m:t>
+                </m:r>
+              </m:sub>
+            </m:sSub>
+            <m:r>
+              <w:rPr>
+                <w:rFonts w:ascii="Cambria Math" w:eastAsiaTheme="minorEastAsia" w:hAnsi="Cambria Math"/>
+              </w:rPr>
+              <m:t>+b</m:t>
+            </m:r>
+          </m:e>
+        </m:d>
+        <m:r>
+          <w:rPr>
+            <w:rFonts w:ascii="Cambria Math" w:eastAsiaTheme="minorEastAsia" w:hAnsi="Cambria Math"/>
+          </w:rPr>
+          <m:t>≥1,   i=1,2,3,…n</m:t>
+        </m:r>
+      </m:oMath>
+      <w:r>
+        <w:rPr>
+          <w:rFonts w:eastAsiaTheme="minorEastAsia"/>
+        </w:rPr>
+        <w:tab/>
+      </w:r>
+      <w:r>
+        <w:rPr>
+          <w:rFonts w:eastAsiaTheme="minorEastAsia"/>
+        </w:rPr>
+        <w:tab/>
+      </w:r>
+      <w:r>
+        <w:rPr>
+          <w:rFonts w:eastAsiaTheme="minorEastAsia"/>
+        </w:rPr>
+        <w:t>(2.5)</w:t>
+      </w:r>
+    </w:p>
+    <w:p>
+      <w:pPr>
+        <w:spacing w:after="0" w:line="480" w:lineRule="auto"/>
+        <w:ind w:firstLine="567"/>
+        <w:rPr>
+          <w:rFonts w:cs="Times New Roman"/>
+        </w:rPr>
+      </w:pPr>
+      <w:r>
+        <w:rPr>
+          <w:rFonts w:cs="Times New Roman"/>
+        </w:rPr>
+        <w:t xml:space="preserve">Optimalisasi ini dapat dilakukan dengan menerapkan metode </w:t>
+      </w:r>
+      <w:r>
+        <w:rPr>
+          <w:rFonts w:cs="Times New Roman"/>
+          <w:i/>
+          <w:iCs/>
+        </w:rPr>
+        <w:t>Lagrange</w:t>
+      </w:r>
+      <w:r>
+        <w:rPr>
+          <w:rFonts w:cs="Times New Roman"/>
+        </w:rPr>
+        <w:t xml:space="preserve"> </w:t>
+      </w:r>
+      <w:r>
+        <w:rPr>
+          <w:rFonts w:cs="Times New Roman"/>
+          <w:i/>
+          <w:iCs/>
+        </w:rPr>
+        <w:t>Multiplier</w:t>
+      </w:r>
+      <w:r>
+        <w:rPr>
+          <w:rFonts w:cs="Times New Roman"/>
+        </w:rPr>
+        <w:t xml:space="preserve"> dengan menyisipkan </w:t>
+      </w:r>
+      <m:oMath>
+        <m:r>
+          <w:rPr>
+            <w:rFonts w:ascii="Cambria Math" w:hAnsi="Cambria Math" w:cs="Times New Roman"/>
+          </w:rPr>
+          <m:t>α</m:t>
+        </m:r>
+      </m:oMath>
+      <w:r>
+        <w:rPr>
+          <w:rFonts w:eastAsiaTheme="minorEastAsia" w:cs="Times New Roman"/>
+        </w:rPr>
+        <w:t xml:space="preserve"> ke dalam kombinasi syarat kendala (2.5) dengan fungsi tujuan (2.4), sehingga fungsi ini dapat dinyatakan sebagai berikut:</w:t>
+      </w:r>
+    </w:p>
+    <w:p>
+      <w:pPr>
+        <w:pStyle w:val="DaftarParagraf"/>
+        <w:spacing w:after="0" w:line="480" w:lineRule="auto"/>
+        <w:ind w:left="0"/>
+        <w:jc w:val="center"/>
+        <w:rPr>
+          <w:rFonts w:eastAsiaTheme="minorEastAsia"/>
+        </w:rPr>
+      </w:pPr>
+      <m:oMath>
+        <m:sSub>
+          <m:sSubPr>
+            <m:ctrlPr>
+              <w:rPr>
+                <w:rFonts w:ascii="Cambria Math" w:hAnsi="Cambria Math" w:cs="Times New Roman"/>
+                <w:i/>
+              </w:rPr>
+            </m:ctrlPr>
+          </m:sSubPr>
+          <m:e>
+            <m:r>
+              <w:rPr>
+                <w:rFonts w:ascii="Cambria Math" w:hAnsi="Cambria Math" w:cs="Times New Roman"/>
+              </w:rPr>
+              <m:t>L</m:t>
+            </m:r>
+          </m:e>
+          <m:sub>
+            <m:r>
+              <w:rPr>
+                <w:rFonts w:ascii="Cambria Math" w:hAnsi="Cambria Math" w:cs="Times New Roman"/>
+              </w:rPr>
+              <m:t>p</m:t>
+            </m:r>
+          </m:sub>
+        </m:sSub>
+        <m:d>
+          <m:dPr>
+            <m:ctrlPr>
+              <w:rPr>
+                <w:rFonts w:ascii="Cambria Math" w:hAnsi="Cambria Math" w:cs="Times New Roman"/>
+                <w:i/>
+              </w:rPr>
+            </m:ctrlPr>
+          </m:dPr>
+          <m:e>
+            <m:r>
+              <w:rPr>
+                <w:rFonts w:ascii="Cambria Math" w:hAnsi="Cambria Math" w:cs="Times New Roman"/>
+              </w:rPr>
+              <m:t>w, b, α</m:t>
+            </m:r>
+          </m:e>
+        </m:d>
+        <m:r>
+          <w:rPr>
+            <w:rFonts w:ascii="Cambria Math" w:hAnsi="Cambria Math" w:cs="Times New Roman"/>
+          </w:rPr>
+          <m:t xml:space="preserve">= </m:t>
+        </m:r>
+        <m:f>
+          <m:fPr>
+            <m:ctrlPr>
+              <w:rPr>
+                <w:rFonts w:ascii="Cambria Math" w:eastAsiaTheme="minorEastAsia" w:hAnsi="Cambria Math"/>
+                <w:iCs/>
+              </w:rPr>
+            </m:ctrlPr>
+          </m:fPr>
+          <m:num>
+            <m:r>
+              <m:rPr>
+                <m:sty m:val="p"/>
+              </m:rPr>
+              <w:rPr>
+                <w:rFonts w:ascii="Cambria Math" w:eastAsiaTheme="minorEastAsia" w:hAnsi="Cambria Math"/>
+              </w:rPr>
+              <m:t>1</m:t>
+            </m:r>
+          </m:num>
+          <m:den>
+            <m:r>
+              <m:rPr>
+                <m:sty m:val="p"/>
+              </m:rPr>
+              <w:rPr>
+                <w:rFonts w:ascii="Cambria Math" w:eastAsiaTheme="minorEastAsia" w:hAnsi="Cambria Math"/>
+              </w:rPr>
+              <m:t>2</m:t>
+            </m:r>
+          </m:den>
+        </m:f>
+        <m:sSup>
+          <m:sSupPr>
+            <m:ctrlPr>
+              <w:rPr>
+                <w:rFonts w:ascii="Cambria Math" w:eastAsiaTheme="minorEastAsia" w:hAnsi="Cambria Math"/>
+                <w:iCs/>
+              </w:rPr>
+            </m:ctrlPr>
+          </m:sSupPr>
+          <m:e>
+            <m:d>
+              <m:dPr>
+                <m:begChr m:val="‖"/>
+                <m:endChr m:val="‖"/>
+                <m:ctrlPr>
+                  <w:rPr>
+                    <w:rFonts w:ascii="Cambria Math" w:eastAsiaTheme="minorEastAsia" w:hAnsi="Cambria Math"/>
+                    <w:iCs/>
+                  </w:rPr>
+                </m:ctrlPr>
+              </m:dPr>
+              <m:e>
+                <m:r>
+                  <m:rPr>
+                    <m:sty m:val="p"/>
+                  </m:rPr>
+                  <w:rPr>
+                    <w:rFonts w:ascii="Cambria Math" w:eastAsiaTheme="minorEastAsia" w:hAnsi="Cambria Math"/>
+                  </w:rPr>
+                  <m:t>w</m:t>
+                </m:r>
+              </m:e>
+            </m:d>
+          </m:e>
+          <m:sup>
+            <m:r>
+              <m:rPr>
+                <m:sty m:val="p"/>
+              </m:rPr>
+              <w:rPr>
+                <w:rFonts w:ascii="Cambria Math" w:eastAsiaTheme="minorEastAsia" w:hAnsi="Cambria Math"/>
+              </w:rPr>
+              <m:t>2</m:t>
+            </m:r>
+          </m:sup>
+        </m:sSup>
+        <m:r>
+          <w:rPr>
+            <w:rFonts w:ascii="Cambria Math" w:eastAsiaTheme="minorEastAsia" w:hAnsi="Cambria Math"/>
+          </w:rPr>
+          <m:t xml:space="preserve">- </m:t>
+        </m:r>
+        <m:nary>
+          <m:naryPr>
+            <m:chr m:val="∑"/>
+            <m:limLoc m:val="undOvr"/>
+            <m:ctrlPr>
+              <w:rPr>
+                <w:rFonts w:ascii="Cambria Math" w:eastAsiaTheme="minorEastAsia" w:hAnsi="Cambria Math"/>
+                <w:i/>
+                <w:iCs/>
+              </w:rPr>
+            </m:ctrlPr>
+          </m:naryPr>
+          <m:sub>
+            <m:r>
+              <w:rPr>
+                <w:rFonts w:ascii="Cambria Math" w:eastAsiaTheme="minorEastAsia" w:hAnsi="Cambria Math"/>
+              </w:rPr>
+              <m:t>i=1</m:t>
+            </m:r>
+          </m:sub>
+          <m:sup>
+            <m:r>
+              <w:rPr>
+                <w:rFonts w:ascii="Cambria Math" w:eastAsiaTheme="minorEastAsia" w:hAnsi="Cambria Math"/>
+              </w:rPr>
+              <m:t>n</m:t>
+            </m:r>
+          </m:sup>
+          <m:e>
+            <m:sSub>
+              <m:sSubPr>
+                <m:ctrlPr>
+                  <w:rPr>
+                    <w:rFonts w:ascii="Cambria Math" w:eastAsiaTheme="minorEastAsia" w:hAnsi="Cambria Math"/>
+                    <w:i/>
+                  </w:rPr>
+                </m:ctrlPr>
+              </m:sSubPr>
+              <m:e>
+                <m:r>
+                  <w:rPr>
+                    <w:rFonts w:ascii="Cambria Math" w:hAnsi="Cambria Math" w:cs="Times New Roman"/>
+                  </w:rPr>
+                  <m:t>α</m:t>
+                </m:r>
+              </m:e>
+              <m:sub>
+                <m:r>
+                  <w:rPr>
+                    <w:rFonts w:ascii="Cambria Math" w:eastAsiaTheme="minorEastAsia" w:hAnsi="Cambria Math"/>
+                  </w:rPr>
+                  <m:t>i</m:t>
+                </m:r>
+              </m:sub>
+            </m:sSub>
+            <m:r>
+              <w:rPr>
+                <w:rFonts w:ascii="Cambria Math" w:eastAsiaTheme="minorEastAsia" w:hAnsi="Cambria Math"/>
+              </w:rPr>
+              <m:t>[</m:t>
+            </m:r>
+            <m:sSub>
+              <m:sSubPr>
+                <m:ctrlPr>
+                  <w:rPr>
+                    <w:rFonts w:ascii="Cambria Math" w:eastAsiaTheme="minorEastAsia" w:hAnsi="Cambria Math"/>
+                    <w:i/>
+                  </w:rPr>
+                </m:ctrlPr>
+              </m:sSubPr>
+              <m:e>
+                <m:r>
+                  <w:rPr>
+                    <w:rFonts w:ascii="Cambria Math" w:eastAsiaTheme="minorEastAsia" w:hAnsi="Cambria Math"/>
+                  </w:rPr>
+                  <m:t>y</m:t>
+                </m:r>
+              </m:e>
+              <m:sub>
+                <m:r>
+                  <w:rPr>
+                    <w:rFonts w:ascii="Cambria Math" w:eastAsiaTheme="minorEastAsia" w:hAnsi="Cambria Math"/>
+                  </w:rPr>
+                  <m:t>i</m:t>
+                </m:r>
+              </m:sub>
+            </m:sSub>
+            <m:d>
+              <m:dPr>
+                <m:ctrlPr>
+                  <w:rPr>
+                    <w:rFonts w:ascii="Cambria Math" w:eastAsiaTheme="minorEastAsia" w:hAnsi="Cambria Math"/>
+                    <w:i/>
+                  </w:rPr>
+                </m:ctrlPr>
+              </m:dPr>
+              <m:e>
+                <m:r>
+                  <w:rPr>
+                    <w:rFonts w:ascii="Cambria Math" w:eastAsiaTheme="minorEastAsia" w:hAnsi="Cambria Math"/>
+                  </w:rPr>
+                  <m:t>w⋅</m:t>
+                </m:r>
+                <m:sSub>
+                  <m:sSubPr>
+                    <m:ctrlPr>
+                      <w:rPr>
+                        <w:rFonts w:ascii="Cambria Math" w:eastAsiaTheme="minorEastAsia" w:hAnsi="Cambria Math"/>
+                        <w:i/>
+                      </w:rPr>
+                    </m:ctrlPr>
+                  </m:sSubPr>
+                  <m:e>
+                    <m:r>
+                      <w:rPr>
+                        <w:rFonts w:ascii="Cambria Math" w:eastAsiaTheme="minorEastAsia" w:hAnsi="Cambria Math"/>
+                      </w:rPr>
+                      <m:t>x</m:t>
+                    </m:r>
+                  </m:e>
+                  <m:sub>
+                    <m:r>
+                      <w:rPr>
+                        <w:rFonts w:ascii="Cambria Math" w:eastAsiaTheme="minorEastAsia" w:hAnsi="Cambria Math"/>
+                      </w:rPr>
+                      <m:t>i</m:t>
+                    </m:r>
+                  </m:sub>
+                </m:sSub>
+                <m:r>
+                  <w:rPr>
+                    <w:rFonts w:ascii="Cambria Math" w:eastAsiaTheme="minorEastAsia" w:hAnsi="Cambria Math"/>
+                  </w:rPr>
+                  <m:t>+b</m:t>
+                </m:r>
+              </m:e>
+            </m:d>
+            <m:r>
+              <w:rPr>
+                <w:rFonts w:ascii="Cambria Math" w:eastAsiaTheme="minorEastAsia" w:hAnsi="Cambria Math"/>
+              </w:rPr>
+              <m:t>-1]</m:t>
+            </m:r>
+          </m:e>
+        </m:nary>
+      </m:oMath>
+      <w:r>
+        <w:rPr>
+          <w:rFonts w:eastAsiaTheme="minorEastAsia"/>
+        </w:rPr>
+        <w:tab/>
+        <w:t>(2.6)</w:t>
+      </w:r>
+    </w:p>
+    <w:p>
+      <w:pPr>
+        <w:tabs>
+          <w:tab w:val="left" w:pos="1956"/>
+        </w:tabs>
+        <w:spacing w:after="0" w:line="480" w:lineRule="auto"/>
+        <w:rPr>
+          <w:rFonts w:eastAsiaTheme="minorEastAsia" w:cs="Times New Roman"/>
+        </w:rPr>
+      </w:pPr>
+      <w:r>
+        <w:rPr>
+          <w:rFonts w:cs="Times New Roman"/>
+        </w:rPr>
+        <w:t>d</w:t>
+      </w:r>
+      <w:r>
+        <w:rPr>
+          <w:rFonts w:cs="Times New Roman"/>
+        </w:rPr>
+        <w:t xml:space="preserve">i mana </w:t>
+      </w:r>
+      <m:oMath>
+        <m:sSub>
+          <m:sSubPr>
+            <m:ctrlPr>
+              <w:rPr>
+                <w:rFonts w:ascii="Cambria Math" w:eastAsiaTheme="minorEastAsia" w:hAnsi="Cambria Math"/>
+                <w:i/>
+              </w:rPr>
+            </m:ctrlPr>
+          </m:sSubPr>
+          <m:e>
+            <m:r>
+              <w:rPr>
+                <w:rFonts w:ascii="Cambria Math" w:hAnsi="Cambria Math" w:cs="Times New Roman"/>
+              </w:rPr>
+              <m:t>α</m:t>
+            </m:r>
+          </m:e>
+          <m:sub>
+            <m:r>
+              <w:rPr>
+                <w:rFonts w:ascii="Cambria Math" w:eastAsiaTheme="minorEastAsia" w:hAnsi="Cambria Math"/>
+              </w:rPr>
+              <m:t>i</m:t>
+            </m:r>
+          </m:sub>
+        </m:sSub>
+        <m:r>
+          <w:rPr>
+            <w:rFonts w:ascii="Cambria Math" w:eastAsiaTheme="minorEastAsia" w:hAnsi="Cambria Math"/>
+          </w:rPr>
+          <m:t>≥0</m:t>
+        </m:r>
+      </m:oMath>
+      <w:r>
+        <w:rPr>
+          <w:rFonts w:eastAsiaTheme="minorEastAsia" w:cs="Times New Roman"/>
+        </w:rPr>
+        <w:t xml:space="preserve"> adalah </w:t>
+      </w:r>
+      <w:r>
+        <w:rPr>
+          <w:rFonts w:cs="Times New Roman"/>
+          <w:i/>
+          <w:iCs/>
+        </w:rPr>
+        <w:t>Lagrange</w:t>
+      </w:r>
+      <w:r>
+        <w:rPr>
+          <w:rFonts w:cs="Times New Roman"/>
+        </w:rPr>
+        <w:t xml:space="preserve"> </w:t>
+      </w:r>
+      <w:r>
+        <w:rPr>
+          <w:rFonts w:cs="Times New Roman"/>
+          <w:i/>
+          <w:iCs/>
+        </w:rPr>
+        <w:t>Multiplier</w:t>
+      </w:r>
+      <w:r>
+        <w:rPr>
+          <w:rFonts w:eastAsiaTheme="minorEastAsia"/>
+        </w:rPr>
+        <w:t xml:space="preserve"> </w:t>
+      </w:r>
+      <w:r>
+        <w:rPr>
+          <w:rFonts w:eastAsiaTheme="minorEastAsia" w:cs="Times New Roman"/>
+        </w:rPr>
+        <w:t>yang memperhitungkan syarat kendala (2.5) untuk setiap data pelatihan.</w:t>
+      </w:r>
+      <w:r>
+        <w:rPr>
+          <w:rFonts w:eastAsiaTheme="minorEastAsia" w:cs="Times New Roman"/>
+        </w:rPr>
+        <w:t xml:space="preserve"> </w:t>
+      </w:r>
+    </w:p>
+    <w:p>
+      <w:pPr>
+        <w:spacing w:after="0" w:line="480" w:lineRule="auto"/>
+        <w:ind w:firstLine="567"/>
+        <w:rPr>
+          <w:rFonts w:cs="Times New Roman"/>
+        </w:rPr>
+      </w:pPr>
+      <w:r>
+        <w:rPr>
+          <w:rFonts w:cs="Times New Roman"/>
+        </w:rPr>
+        <w:t xml:space="preserve">Nilai optimal dapat diperoleh dari persamaan (2.6) dengan cara memaksimalkan </w:t>
+      </w:r>
+      <m:oMath>
+        <m:sSub>
+          <m:sSubPr>
+            <m:ctrlPr>
+              <w:rPr>
+                <w:rFonts w:ascii="Cambria Math" w:hAnsi="Cambria Math" w:cs="Times New Roman"/>
+                <w:i/>
+              </w:rPr>
+            </m:ctrlPr>
+          </m:sSubPr>
+          <m:e>
+            <m:r>
+              <w:rPr>
+                <w:rFonts w:ascii="Cambria Math" w:hAnsi="Cambria Math" w:cs="Times New Roman"/>
+              </w:rPr>
+              <m:t>L</m:t>
+            </m:r>
+          </m:e>
+          <m:sub>
+            <m:r>
+              <w:rPr>
+                <w:rFonts w:ascii="Cambria Math" w:hAnsi="Cambria Math" w:cs="Times New Roman"/>
+              </w:rPr>
+              <m:t>p</m:t>
+            </m:r>
+          </m:sub>
+        </m:sSub>
+      </m:oMath>
+      <w:r>
+        <w:rPr>
+          <w:rFonts w:eastAsiaTheme="minorEastAsia" w:cs="Times New Roman"/>
+        </w:rPr>
+        <w:t xml:space="preserve"> terhadap </w:t>
+      </w:r>
+      <m:oMath>
+        <m:sSub>
+          <m:sSubPr>
+            <m:ctrlPr>
+              <w:rPr>
+                <w:rFonts w:ascii="Cambria Math" w:eastAsiaTheme="minorEastAsia" w:hAnsi="Cambria Math"/>
+                <w:i/>
+              </w:rPr>
+            </m:ctrlPr>
+          </m:sSubPr>
+          <m:e>
+            <m:r>
+              <w:rPr>
+                <w:rFonts w:ascii="Cambria Math" w:hAnsi="Cambria Math" w:cs="Times New Roman"/>
+              </w:rPr>
+              <m:t>α</m:t>
+            </m:r>
+          </m:e>
+          <m:sub>
+            <m:r>
+              <w:rPr>
+                <w:rFonts w:ascii="Cambria Math" w:eastAsiaTheme="minorEastAsia" w:hAnsi="Cambria Math"/>
+              </w:rPr>
+              <m:t>i</m:t>
+            </m:r>
+          </m:sub>
+        </m:sSub>
+      </m:oMath>
+      <w:r>
+        <w:rPr>
+          <w:rFonts w:eastAsiaTheme="minorEastAsia" w:cs="Times New Roman"/>
+        </w:rPr>
+        <w:t xml:space="preserve"> dan meminimalkan </w:t>
+      </w:r>
+      <m:oMath>
+        <m:sSub>
+          <m:sSubPr>
+            <m:ctrlPr>
+              <w:rPr>
+                <w:rFonts w:ascii="Cambria Math" w:hAnsi="Cambria Math" w:cs="Times New Roman"/>
+                <w:i/>
+              </w:rPr>
+            </m:ctrlPr>
+          </m:sSubPr>
+          <m:e>
+            <m:r>
+              <w:rPr>
+                <w:rFonts w:ascii="Cambria Math" w:hAnsi="Cambria Math" w:cs="Times New Roman"/>
+              </w:rPr>
+              <m:t>L</m:t>
+            </m:r>
+          </m:e>
+          <m:sub>
+            <m:r>
+              <w:rPr>
+                <w:rFonts w:ascii="Cambria Math" w:hAnsi="Cambria Math" w:cs="Times New Roman"/>
+              </w:rPr>
+              <m:t>p</m:t>
+            </m:r>
+          </m:sub>
+        </m:sSub>
+      </m:oMath>
+      <w:r>
+        <w:rPr>
+          <w:rFonts w:eastAsiaTheme="minorEastAsia" w:cs="Times New Roman"/>
+        </w:rPr>
+        <w:t xml:space="preserve"> terhadap </w:t>
+      </w:r>
+      <m:oMath>
+        <m:r>
+          <w:rPr>
+            <w:rFonts w:ascii="Cambria Math" w:hAnsi="Cambria Math" w:cs="Times New Roman"/>
+          </w:rPr>
+          <m:t>w</m:t>
+        </m:r>
+      </m:oMath>
+      <w:r>
+        <w:rPr>
+          <w:rFonts w:eastAsiaTheme="minorEastAsia" w:cs="Times New Roman"/>
+        </w:rPr>
+        <w:t xml:space="preserve"> dan </w:t>
+      </w:r>
+      <m:oMath>
+        <m:r>
+          <w:rPr>
+            <w:rFonts w:ascii="Cambria Math" w:hAnsi="Cambria Math" w:cs="Times New Roman"/>
+          </w:rPr>
+          <m:t>b</m:t>
+        </m:r>
+      </m:oMath>
+      <w:r>
+        <w:rPr>
+          <w:rFonts w:eastAsiaTheme="minorEastAsia" w:cs="Times New Roman"/>
+        </w:rPr>
+        <w:t xml:space="preserve">. Oleh karena itu, nilai-nilai optimal ini dapat dihitung dengan menurunkan </w:t>
+      </w:r>
+      <m:oMath>
+        <m:sSub>
+          <m:sSubPr>
+            <m:ctrlPr>
+              <w:rPr>
+                <w:rFonts w:ascii="Cambria Math" w:hAnsi="Cambria Math" w:cs="Times New Roman"/>
+                <w:i/>
+              </w:rPr>
+            </m:ctrlPr>
+          </m:sSubPr>
+          <m:e>
+            <m:r>
+              <w:rPr>
+                <w:rFonts w:ascii="Cambria Math" w:hAnsi="Cambria Math" w:cs="Times New Roman"/>
+              </w:rPr>
+              <m:t>L</m:t>
+            </m:r>
+          </m:e>
+          <m:sub>
+            <m:r>
+              <w:rPr>
+                <w:rFonts w:ascii="Cambria Math" w:hAnsi="Cambria Math" w:cs="Times New Roman"/>
+              </w:rPr>
+              <m:t>p</m:t>
+            </m:r>
+          </m:sub>
+        </m:sSub>
+        <m:r>
+          <w:rPr>
+            <w:rFonts w:ascii="Cambria Math" w:hAnsi="Cambria Math" w:cs="Times New Roman"/>
+          </w:rPr>
+          <m:t xml:space="preserve"> </m:t>
+        </m:r>
+      </m:oMath>
+      <w:r>
+        <w:rPr>
+          <w:rFonts w:eastAsiaTheme="minorEastAsia" w:cs="Times New Roman"/>
+        </w:rPr>
+        <w:t xml:space="preserve">terhadap </w:t>
+      </w:r>
+      <m:oMath>
+        <m:r>
+          <w:rPr>
+            <w:rFonts w:ascii="Cambria Math" w:hAnsi="Cambria Math" w:cs="Times New Roman"/>
+          </w:rPr>
+          <m:t>w</m:t>
+        </m:r>
+      </m:oMath>
+      <w:r>
+        <w:rPr>
+          <w:rFonts w:eastAsiaTheme="minorEastAsia" w:cs="Times New Roman"/>
+        </w:rPr>
+        <w:t xml:space="preserve"> dan </w:t>
+      </w:r>
+      <m:oMath>
+        <m:r>
+          <w:rPr>
+            <w:rFonts w:ascii="Cambria Math" w:hAnsi="Cambria Math" w:cs="Times New Roman"/>
+          </w:rPr>
+          <m:t>b</m:t>
+        </m:r>
+      </m:oMath>
+      <w:r>
+        <w:rPr>
+          <w:rFonts w:eastAsiaTheme="minorEastAsia" w:cs="Times New Roman"/>
+        </w:rPr>
+        <w:t>, kemudian menyamakan turunan tersebut dengan nol sebagai berikut:</w:t>
+      </w:r>
+    </w:p>
+    <w:p>
+      <w:pPr>
+        <w:pStyle w:val="DaftarParagraf"/>
+        <w:spacing w:after="0" w:line="480" w:lineRule="auto"/>
+        <w:ind w:left="0"/>
+        <w:jc w:val="center"/>
+        <w:rPr>
+          <w:rFonts w:eastAsiaTheme="minorEastAsia"/>
+        </w:rPr>
+      </w:pPr>
+      <m:oMath>
+        <m:f>
+          <m:fPr>
+            <m:ctrlPr>
+              <w:rPr>
+                <w:rFonts w:ascii="Cambria Math" w:eastAsiaTheme="minorEastAsia" w:hAnsi="Cambria Math" w:cs="Times New Roman"/>
+                <w:i/>
+                <w:iCs/>
+              </w:rPr>
+            </m:ctrlPr>
+          </m:fPr>
+          <m:num>
+            <m:r>
+              <w:rPr>
+                <w:rFonts w:ascii="Cambria Math" w:eastAsiaTheme="minorEastAsia" w:hAnsi="Cambria Math" w:cs="Times New Roman"/>
+              </w:rPr>
+              <m:t>δL</m:t>
+            </m:r>
+            <m:ctrlPr>
+              <w:rPr>
+                <w:rFonts w:ascii="Cambria Math" w:eastAsiaTheme="minorEastAsia" w:hAnsi="Cambria Math"/>
+                <w:i/>
+                <w:iCs/>
+              </w:rPr>
+            </m:ctrlPr>
+          </m:num>
+          <m:den>
+            <m:r>
+              <w:rPr>
+                <w:rFonts w:ascii="Cambria Math" w:eastAsiaTheme="minorEastAsia" w:hAnsi="Cambria Math"/>
+              </w:rPr>
+              <m:t>δb</m:t>
+            </m:r>
+          </m:den>
+        </m:f>
+        <m:r>
+          <w:rPr>
+            <w:rFonts w:ascii="Cambria Math" w:eastAsiaTheme="minorEastAsia" w:hAnsi="Cambria Math"/>
+          </w:rPr>
+          <m:t>=0→</m:t>
+        </m:r>
+        <m:nary>
+          <m:naryPr>
+            <m:chr m:val="∑"/>
+            <m:limLoc m:val="undOvr"/>
+            <m:ctrlPr>
+              <w:rPr>
+                <w:rFonts w:ascii="Cambria Math" w:eastAsiaTheme="minorEastAsia" w:hAnsi="Cambria Math"/>
+                <w:i/>
+                <w:iCs/>
+              </w:rPr>
+            </m:ctrlPr>
+          </m:naryPr>
+          <m:sub>
+            <m:r>
+              <w:rPr>
+                <w:rFonts w:ascii="Cambria Math" w:eastAsiaTheme="minorEastAsia" w:hAnsi="Cambria Math"/>
+              </w:rPr>
+              <m:t>i=1</m:t>
+            </m:r>
+          </m:sub>
+          <m:sup>
+            <m:r>
+              <w:rPr>
+                <w:rFonts w:ascii="Cambria Math" w:eastAsiaTheme="minorEastAsia" w:hAnsi="Cambria Math"/>
+              </w:rPr>
+              <m:t>n</m:t>
+            </m:r>
+          </m:sup>
+          <m:e>
+            <m:sSub>
+              <m:sSubPr>
+                <m:ctrlPr>
+                  <w:rPr>
+                    <w:rFonts w:ascii="Cambria Math" w:eastAsiaTheme="minorEastAsia" w:hAnsi="Cambria Math"/>
+                    <w:i/>
+                  </w:rPr>
+                </m:ctrlPr>
+              </m:sSubPr>
+              <m:e>
+                <m:r>
+                  <w:rPr>
+                    <w:rFonts w:ascii="Cambria Math" w:hAnsi="Cambria Math" w:cs="Times New Roman"/>
+                  </w:rPr>
+                  <m:t>α</m:t>
+                </m:r>
+              </m:e>
+              <m:sub>
+                <m:r>
+                  <w:rPr>
+                    <w:rFonts w:ascii="Cambria Math" w:eastAsiaTheme="minorEastAsia" w:hAnsi="Cambria Math"/>
+                  </w:rPr>
+                  <m:t>i</m:t>
+                </m:r>
+              </m:sub>
+            </m:sSub>
+            <m:r>
+              <w:rPr>
+                <w:rFonts w:ascii="Cambria Math" w:eastAsiaTheme="minorEastAsia" w:hAnsi="Cambria Math"/>
+              </w:rPr>
+              <m:t xml:space="preserve"> </m:t>
+            </m:r>
+            <m:sSub>
+              <m:sSubPr>
+                <m:ctrlPr>
+                  <w:rPr>
+                    <w:rFonts w:ascii="Cambria Math" w:eastAsiaTheme="minorEastAsia" w:hAnsi="Cambria Math"/>
+                    <w:i/>
+                  </w:rPr>
+                </m:ctrlPr>
+              </m:sSubPr>
+              <m:e>
+                <m:r>
+                  <w:rPr>
+                    <w:rFonts w:ascii="Cambria Math" w:eastAsiaTheme="minorEastAsia" w:hAnsi="Cambria Math"/>
+                  </w:rPr>
+                  <m:t>y</m:t>
+                </m:r>
+              </m:e>
+              <m:sub>
+                <m:r>
+                  <w:rPr>
+                    <w:rFonts w:ascii="Cambria Math" w:eastAsiaTheme="minorEastAsia" w:hAnsi="Cambria Math"/>
+                  </w:rPr>
+                  <m:t>i</m:t>
+                </m:r>
+              </m:sub>
+            </m:sSub>
+          </m:e>
+        </m:nary>
+        <m:r>
+          <w:rPr>
+            <w:rFonts w:ascii="Cambria Math" w:eastAsiaTheme="minorEastAsia" w:hAnsi="Cambria Math"/>
+          </w:rPr>
+          <m:t>=0</m:t>
+        </m:r>
+      </m:oMath>
+      <w:r>
+        <w:rPr>
+          <w:rFonts w:eastAsiaTheme="minorEastAsia"/>
+        </w:rPr>
+        <w:tab/>
+      </w:r>
+      <w:r>
+        <w:rPr>
+          <w:rFonts w:eastAsiaTheme="minorEastAsia"/>
+        </w:rPr>
+        <w:tab/>
+      </w:r>
+      <w:r>
+        <w:rPr>
+          <w:rFonts w:eastAsiaTheme="minorEastAsia"/>
+        </w:rPr>
+        <w:t>(2.</w:t>
+      </w:r>
+      <w:r>
+        <w:rPr>
+          <w:rFonts w:eastAsiaTheme="minorEastAsia"/>
+        </w:rPr>
+        <w:t>7</w:t>
+      </w:r>
+      <w:r>
+        <w:rPr>
+          <w:rFonts w:eastAsiaTheme="minorEastAsia"/>
+        </w:rPr>
+        <w:t>)</w:t>
+      </w:r>
+    </w:p>
+    <w:p>
+      <w:pPr>
+        <w:pStyle w:val="DaftarParagraf"/>
+        <w:spacing w:after="0" w:line="480" w:lineRule="auto"/>
+        <w:ind w:left="0"/>
+        <w:jc w:val="center"/>
+        <w:rPr>
+          <w:rFonts w:eastAsiaTheme="minorEastAsia"/>
+        </w:rPr>
+      </w:pPr>
+      <m:oMath>
+        <m:f>
+          <m:fPr>
+            <m:ctrlPr>
+              <w:rPr>
+                <w:rFonts w:ascii="Cambria Math" w:eastAsiaTheme="minorEastAsia" w:hAnsi="Cambria Math" w:cs="Times New Roman"/>
+                <w:i/>
+                <w:iCs/>
+              </w:rPr>
+            </m:ctrlPr>
+          </m:fPr>
+          <m:num>
+            <m:r>
+              <w:rPr>
+                <w:rFonts w:ascii="Cambria Math" w:eastAsiaTheme="minorEastAsia" w:hAnsi="Cambria Math" w:cs="Times New Roman"/>
+              </w:rPr>
+              <m:t>δL</m:t>
+            </m:r>
+            <m:ctrlPr>
+              <w:rPr>
+                <w:rFonts w:ascii="Cambria Math" w:eastAsiaTheme="minorEastAsia" w:hAnsi="Cambria Math"/>
+                <w:i/>
+                <w:iCs/>
+              </w:rPr>
+            </m:ctrlPr>
+          </m:num>
+          <m:den>
+            <m:r>
+              <w:rPr>
+                <w:rFonts w:ascii="Cambria Math" w:eastAsiaTheme="minorEastAsia" w:hAnsi="Cambria Math"/>
+              </w:rPr>
+              <m:t>δw</m:t>
+            </m:r>
+          </m:den>
+        </m:f>
+        <m:r>
+          <w:rPr>
+            <w:rFonts w:ascii="Cambria Math" w:eastAsiaTheme="minorEastAsia" w:hAnsi="Cambria Math"/>
+          </w:rPr>
+          <m:t>=0→</m:t>
+        </m:r>
+        <m:nary>
+          <m:naryPr>
+            <m:chr m:val="∑"/>
+            <m:limLoc m:val="undOvr"/>
+            <m:ctrlPr>
+              <w:rPr>
+                <w:rFonts w:ascii="Cambria Math" w:eastAsiaTheme="minorEastAsia" w:hAnsi="Cambria Math"/>
+                <w:i/>
+                <w:iCs/>
+              </w:rPr>
+            </m:ctrlPr>
+          </m:naryPr>
+          <m:sub>
+            <m:r>
+              <w:rPr>
+                <w:rFonts w:ascii="Cambria Math" w:eastAsiaTheme="minorEastAsia" w:hAnsi="Cambria Math"/>
+              </w:rPr>
+              <m:t>i=1</m:t>
+            </m:r>
+          </m:sub>
+          <m:sup>
+            <m:r>
+              <w:rPr>
+                <w:rFonts w:ascii="Cambria Math" w:eastAsiaTheme="minorEastAsia" w:hAnsi="Cambria Math"/>
+              </w:rPr>
+              <m:t>n</m:t>
+            </m:r>
+          </m:sup>
+          <m:e>
+            <m:sSub>
+              <m:sSubPr>
+                <m:ctrlPr>
+                  <w:rPr>
+                    <w:rFonts w:ascii="Cambria Math" w:eastAsiaTheme="minorEastAsia" w:hAnsi="Cambria Math"/>
+                    <w:i/>
+                  </w:rPr>
+                </m:ctrlPr>
+              </m:sSubPr>
+              <m:e>
+                <m:r>
+                  <w:rPr>
+                    <w:rFonts w:ascii="Cambria Math" w:hAnsi="Cambria Math" w:cs="Times New Roman"/>
+                  </w:rPr>
+                  <m:t>α</m:t>
+                </m:r>
+              </m:e>
+              <m:sub>
+                <m:r>
+                  <w:rPr>
+                    <w:rFonts w:ascii="Cambria Math" w:eastAsiaTheme="minorEastAsia" w:hAnsi="Cambria Math"/>
+                  </w:rPr>
+                  <m:t>i</m:t>
+                </m:r>
+              </m:sub>
+            </m:sSub>
+            <m:r>
+              <w:rPr>
+                <w:rFonts w:ascii="Cambria Math" w:eastAsiaTheme="minorEastAsia" w:hAnsi="Cambria Math"/>
+              </w:rPr>
+              <m:t xml:space="preserve"> </m:t>
+            </m:r>
+            <m:sSub>
+              <m:sSubPr>
+                <m:ctrlPr>
+                  <w:rPr>
+                    <w:rFonts w:ascii="Cambria Math" w:eastAsiaTheme="minorEastAsia" w:hAnsi="Cambria Math"/>
+                    <w:i/>
+                  </w:rPr>
+                </m:ctrlPr>
+              </m:sSubPr>
+              <m:e>
+                <m:r>
+                  <w:rPr>
+                    <w:rFonts w:ascii="Cambria Math" w:eastAsiaTheme="minorEastAsia" w:hAnsi="Cambria Math"/>
+                  </w:rPr>
+                  <m:t>x</m:t>
+                </m:r>
+              </m:e>
+              <m:sub>
+                <m:r>
+                  <w:rPr>
+                    <w:rFonts w:ascii="Cambria Math" w:eastAsiaTheme="minorEastAsia" w:hAnsi="Cambria Math"/>
+                  </w:rPr>
+                  <m:t>i</m:t>
+                </m:r>
+              </m:sub>
+            </m:sSub>
+            <m:r>
+              <w:rPr>
+                <w:rFonts w:ascii="Cambria Math" w:eastAsiaTheme="minorEastAsia" w:hAnsi="Cambria Math"/>
+              </w:rPr>
+              <m:t xml:space="preserve"> </m:t>
+            </m:r>
+            <m:sSub>
+              <m:sSubPr>
+                <m:ctrlPr>
+                  <w:rPr>
+                    <w:rFonts w:ascii="Cambria Math" w:eastAsiaTheme="minorEastAsia" w:hAnsi="Cambria Math"/>
+                    <w:i/>
+                  </w:rPr>
+                </m:ctrlPr>
+              </m:sSubPr>
+              <m:e>
+                <m:r>
+                  <w:rPr>
+                    <w:rFonts w:ascii="Cambria Math" w:eastAsiaTheme="minorEastAsia" w:hAnsi="Cambria Math"/>
+                  </w:rPr>
+                  <m:t>y</m:t>
+                </m:r>
+              </m:e>
+              <m:sub>
+                <m:r>
+                  <w:rPr>
+                    <w:rFonts w:ascii="Cambria Math" w:eastAsiaTheme="minorEastAsia" w:hAnsi="Cambria Math"/>
+                  </w:rPr>
+                  <m:t>i</m:t>
+                </m:r>
+              </m:sub>
+            </m:sSub>
+          </m:e>
+        </m:nary>
+        <m:r>
+          <w:rPr>
+            <w:rFonts w:ascii="Cambria Math" w:eastAsiaTheme="minorEastAsia" w:hAnsi="Cambria Math"/>
+          </w:rPr>
+          <m:t>=w</m:t>
+        </m:r>
+      </m:oMath>
+      <w:r>
+        <w:rPr>
+          <w:rFonts w:eastAsiaTheme="minorEastAsia"/>
+        </w:rPr>
+        <w:tab/>
+      </w:r>
+      <w:r>
+        <w:rPr>
+          <w:rFonts w:eastAsiaTheme="minorEastAsia"/>
+        </w:rPr>
+        <w:tab/>
+      </w:r>
+      <w:r>
+        <w:rPr>
+          <w:rFonts w:eastAsiaTheme="minorEastAsia"/>
+        </w:rPr>
+        <w:t>(2.</w:t>
+      </w:r>
+      <w:r>
+        <w:rPr>
+          <w:rFonts w:eastAsiaTheme="minorEastAsia"/>
+        </w:rPr>
+        <w:t>8</w:t>
+      </w:r>
+      <w:r>
+        <w:rPr>
+          <w:rFonts w:eastAsiaTheme="minorEastAsia"/>
+        </w:rPr>
+        <w:t>)</w:t>
+      </w:r>
+    </w:p>
+    <w:p>
+      <w:pPr>
+        <w:spacing w:after="0" w:line="480" w:lineRule="auto"/>
+        <w:ind w:firstLine="567"/>
+        <w:rPr>
+          <w:rFonts w:eastAsiaTheme="minorEastAsia" w:cs="Times New Roman"/>
+        </w:rPr>
+      </w:pPr>
+      <w:r>
+        <w:rPr>
+          <w:rFonts w:cs="Times New Roman"/>
+        </w:rPr>
+        <w:t xml:space="preserve">Substitusi nilai </w:t>
+      </w:r>
+      <m:oMath>
+        <m:r>
+          <w:rPr>
+            <w:rFonts w:ascii="Cambria Math" w:eastAsiaTheme="minorEastAsia" w:hAnsi="Cambria Math"/>
+          </w:rPr>
+          <m:t>w</m:t>
+        </m:r>
+      </m:oMath>
+      <w:r>
+        <w:rPr>
+          <w:rFonts w:eastAsiaTheme="minorEastAsia" w:cs="Times New Roman"/>
+        </w:rPr>
+        <w:t xml:space="preserve"> dari persamaan (2.8) dan </w:t>
+      </w:r>
+      <m:oMath>
+        <m:r>
+          <w:rPr>
+            <w:rFonts w:ascii="Cambria Math" w:eastAsiaTheme="minorEastAsia" w:hAnsi="Cambria Math"/>
+          </w:rPr>
+          <m:t>b</m:t>
+        </m:r>
+      </m:oMath>
+      <w:r>
+        <w:rPr>
+          <w:rFonts w:eastAsiaTheme="minorEastAsia" w:cs="Times New Roman"/>
+        </w:rPr>
+        <w:t xml:space="preserve"> dari persamaan (2.7) ke dalam fungsi </w:t>
+      </w:r>
+      <w:r>
+        <w:rPr>
+          <w:rFonts w:cs="Times New Roman"/>
+          <w:i/>
+          <w:iCs/>
+        </w:rPr>
+        <w:t>Lagrange</w:t>
+      </w:r>
+      <w:r>
+        <w:rPr>
+          <w:rFonts w:cs="Times New Roman"/>
+        </w:rPr>
+        <w:t xml:space="preserve"> </w:t>
+      </w:r>
+      <w:r>
+        <w:rPr>
+          <w:rFonts w:eastAsiaTheme="minorEastAsia" w:cs="Times New Roman"/>
+        </w:rPr>
+        <w:t>berdasarkan kondisi KKT (</w:t>
+      </w:r>
+      <w:proofErr w:type="spellStart"/>
+      <w:r>
+        <w:rPr>
+          <w:rFonts w:eastAsiaTheme="minorEastAsia" w:cs="Times New Roman"/>
+          <w:i/>
+          <w:iCs/>
+        </w:rPr>
+        <w:t>Karush-Kuhn-Tucker</w:t>
+      </w:r>
+      <w:proofErr w:type="spellEnd"/>
+      <w:r>
+        <w:rPr>
+          <w:rFonts w:eastAsiaTheme="minorEastAsia" w:cs="Times New Roman"/>
+        </w:rPr>
+        <w:t xml:space="preserve">), sehingga fungsi </w:t>
+      </w:r>
+      <w:r>
+        <w:rPr>
+          <w:rFonts w:cs="Times New Roman"/>
+          <w:i/>
+          <w:iCs/>
+        </w:rPr>
+        <w:t>Lagrange</w:t>
+      </w:r>
+      <w:r>
+        <w:rPr>
+          <w:rFonts w:cs="Times New Roman"/>
+        </w:rPr>
+        <w:t xml:space="preserve"> dapat</w:t>
+      </w:r>
+      <w:r>
+        <w:rPr>
+          <w:rFonts w:eastAsiaTheme="minorEastAsia" w:cs="Times New Roman"/>
+        </w:rPr>
+        <w:t xml:space="preserve"> diubah menjadi bentuk </w:t>
+      </w:r>
+      <w:proofErr w:type="spellStart"/>
+      <w:r>
+        <w:rPr>
+          <w:rFonts w:eastAsiaTheme="minorEastAsia" w:cs="Times New Roman"/>
+        </w:rPr>
+        <w:t>dual</w:t>
+      </w:r>
+      <w:proofErr w:type="spellEnd"/>
+      <w:r>
+        <w:rPr>
+          <w:rFonts w:eastAsiaTheme="minorEastAsia" w:cs="Times New Roman"/>
+        </w:rPr>
+        <w:t xml:space="preserve"> dan dimaksimalkan menjadi berikut:</w:t>
+      </w:r>
+    </w:p>
+    <w:p>
+      <w:pPr>
+        <w:spacing w:after="0" w:line="480" w:lineRule="auto"/>
+        <w:jc w:val="center"/>
+        <w:rPr>
+          <w:rFonts w:cs="Times New Roman"/>
+        </w:rPr>
+      </w:pPr>
+      <m:oMath>
+        <m:func>
+          <m:funcPr>
+            <m:ctrlPr>
+              <w:rPr>
+                <w:rFonts w:ascii="Cambria Math" w:hAnsi="Cambria Math" w:cs="Times New Roman"/>
+                <w:i/>
+              </w:rPr>
+            </m:ctrlPr>
+          </m:funcPr>
+          <m:fName>
+            <m:limLow>
+              <m:limLowPr>
+                <m:ctrlPr>
+                  <w:rPr>
+                    <w:rFonts w:ascii="Cambria Math" w:hAnsi="Cambria Math" w:cs="Times New Roman"/>
+                    <w:i/>
+                  </w:rPr>
+                </m:ctrlPr>
+              </m:limLowPr>
+              <m:e>
+                <m:r>
+                  <m:rPr>
+                    <m:sty m:val="p"/>
+                  </m:rPr>
+                  <w:rPr>
+                    <w:rFonts w:ascii="Cambria Math" w:hAnsi="Cambria Math" w:cs="Times New Roman"/>
+                  </w:rPr>
+                  <m:t>max</m:t>
+                </m:r>
+              </m:e>
+              <m:lim>
+                <m:r>
+                  <w:rPr>
+                    <w:rFonts w:ascii="Cambria Math" w:hAnsi="Cambria Math" w:cs="Times New Roman"/>
+                  </w:rPr>
+                  <m:t>α</m:t>
+                </m:r>
+              </m:lim>
+            </m:limLow>
+          </m:fName>
+          <m:e>
+            <m:sSub>
+              <m:sSubPr>
+                <m:ctrlPr>
+                  <w:rPr>
+                    <w:rFonts w:ascii="Cambria Math" w:hAnsi="Cambria Math" w:cs="Times New Roman"/>
+                    <w:i/>
+                  </w:rPr>
+                </m:ctrlPr>
+              </m:sSubPr>
+              <m:e>
+                <m:r>
+                  <w:rPr>
+                    <w:rFonts w:ascii="Cambria Math" w:hAnsi="Cambria Math" w:cs="Times New Roman"/>
+                  </w:rPr>
+                  <m:t>L</m:t>
+                </m:r>
+              </m:e>
+              <m:sub>
+                <m:r>
+                  <w:rPr>
+                    <w:rFonts w:ascii="Cambria Math" w:hAnsi="Cambria Math" w:cs="Times New Roman"/>
+                  </w:rPr>
+                  <m:t>p</m:t>
+                </m:r>
+              </m:sub>
+            </m:sSub>
+          </m:e>
+        </m:func>
+        <m:r>
+          <w:rPr>
+            <w:rFonts w:ascii="Cambria Math" w:hAnsi="Cambria Math" w:cs="Times New Roman"/>
+          </w:rPr>
+          <m:t xml:space="preserve">= </m:t>
+        </m:r>
+        <m:nary>
+          <m:naryPr>
+            <m:chr m:val="∑"/>
+            <m:limLoc m:val="undOvr"/>
+            <m:ctrlPr>
+              <w:rPr>
+                <w:rFonts w:ascii="Cambria Math" w:eastAsiaTheme="minorEastAsia" w:hAnsi="Cambria Math"/>
+                <w:i/>
+                <w:iCs/>
+              </w:rPr>
+            </m:ctrlPr>
+          </m:naryPr>
+          <m:sub>
+            <m:r>
+              <w:rPr>
+                <w:rFonts w:ascii="Cambria Math" w:eastAsiaTheme="minorEastAsia" w:hAnsi="Cambria Math"/>
+              </w:rPr>
+              <m:t>i=1</m:t>
+            </m:r>
+          </m:sub>
+          <m:sup>
+            <m:r>
+              <w:rPr>
+                <w:rFonts w:ascii="Cambria Math" w:eastAsiaTheme="minorEastAsia" w:hAnsi="Cambria Math"/>
+              </w:rPr>
+              <m:t>n</m:t>
+            </m:r>
+          </m:sup>
+          <m:e>
+            <m:sSub>
+              <m:sSubPr>
+                <m:ctrlPr>
+                  <w:rPr>
+                    <w:rFonts w:ascii="Cambria Math" w:eastAsiaTheme="minorEastAsia" w:hAnsi="Cambria Math"/>
+                    <w:i/>
+                  </w:rPr>
+                </m:ctrlPr>
+              </m:sSubPr>
+              <m:e>
+                <m:r>
+                  <w:rPr>
+                    <w:rFonts w:ascii="Cambria Math" w:hAnsi="Cambria Math" w:cs="Times New Roman"/>
+                  </w:rPr>
+                  <m:t>α</m:t>
+                </m:r>
+              </m:e>
+              <m:sub>
+                <m:r>
+                  <w:rPr>
+                    <w:rFonts w:ascii="Cambria Math" w:eastAsiaTheme="minorEastAsia" w:hAnsi="Cambria Math"/>
+                  </w:rPr>
+                  <m:t>i</m:t>
+                </m:r>
+              </m:sub>
+            </m:sSub>
+          </m:e>
+        </m:nary>
+        <m:r>
+          <w:rPr>
+            <w:rFonts w:ascii="Cambria Math" w:eastAsiaTheme="minorEastAsia" w:hAnsi="Cambria Math"/>
+          </w:rPr>
+          <m:t xml:space="preserve">- </m:t>
+        </m:r>
+        <m:f>
+          <m:fPr>
+            <m:ctrlPr>
+              <w:rPr>
+                <w:rFonts w:ascii="Cambria Math" w:eastAsiaTheme="minorEastAsia" w:hAnsi="Cambria Math"/>
+                <w:iCs/>
+              </w:rPr>
+            </m:ctrlPr>
+          </m:fPr>
+          <m:num>
+            <m:r>
+              <m:rPr>
+                <m:sty m:val="p"/>
+              </m:rPr>
+              <w:rPr>
+                <w:rFonts w:ascii="Cambria Math" w:eastAsiaTheme="minorEastAsia" w:hAnsi="Cambria Math"/>
+              </w:rPr>
+              <m:t>1</m:t>
+            </m:r>
+          </m:num>
+          <m:den>
+            <m:r>
+              <m:rPr>
+                <m:sty m:val="p"/>
+              </m:rPr>
+              <w:rPr>
+                <w:rFonts w:ascii="Cambria Math" w:eastAsiaTheme="minorEastAsia" w:hAnsi="Cambria Math"/>
+              </w:rPr>
+              <m:t>2</m:t>
+            </m:r>
+          </m:den>
+        </m:f>
+        <m:nary>
+          <m:naryPr>
+            <m:chr m:val="∑"/>
+            <m:limLoc m:val="undOvr"/>
+            <m:ctrlPr>
+              <w:rPr>
+                <w:rFonts w:ascii="Cambria Math" w:eastAsiaTheme="minorEastAsia" w:hAnsi="Cambria Math"/>
+                <w:i/>
+                <w:iCs/>
+              </w:rPr>
+            </m:ctrlPr>
+          </m:naryPr>
+          <m:sub>
+            <m:r>
+              <w:rPr>
+                <w:rFonts w:ascii="Cambria Math" w:eastAsiaTheme="minorEastAsia" w:hAnsi="Cambria Math"/>
+              </w:rPr>
+              <m:t>i,  j=1</m:t>
+            </m:r>
+          </m:sub>
+          <m:sup>
+            <m:r>
+              <w:rPr>
+                <w:rFonts w:ascii="Cambria Math" w:eastAsiaTheme="minorEastAsia" w:hAnsi="Cambria Math"/>
+              </w:rPr>
+              <m:t>n</m:t>
+            </m:r>
+          </m:sup>
+          <m:e>
+            <m:sSub>
+              <m:sSubPr>
+                <m:ctrlPr>
+                  <w:rPr>
+                    <w:rFonts w:ascii="Cambria Math" w:eastAsiaTheme="minorEastAsia" w:hAnsi="Cambria Math"/>
+                    <w:i/>
+                  </w:rPr>
+                </m:ctrlPr>
+              </m:sSubPr>
+              <m:e>
+                <m:r>
+                  <w:rPr>
+                    <w:rFonts w:ascii="Cambria Math" w:hAnsi="Cambria Math" w:cs="Times New Roman"/>
+                  </w:rPr>
+                  <m:t>α</m:t>
+                </m:r>
+              </m:e>
+              <m:sub>
+                <m:r>
+                  <w:rPr>
+                    <w:rFonts w:ascii="Cambria Math" w:eastAsiaTheme="minorEastAsia" w:hAnsi="Cambria Math"/>
+                  </w:rPr>
+                  <m:t>i</m:t>
+                </m:r>
+              </m:sub>
+            </m:sSub>
+            <m:r>
+              <w:rPr>
+                <w:rFonts w:ascii="Cambria Math" w:eastAsiaTheme="minorEastAsia" w:hAnsi="Cambria Math"/>
+              </w:rPr>
+              <m:t xml:space="preserve"> </m:t>
+            </m:r>
+            <m:sSub>
+              <m:sSubPr>
+                <m:ctrlPr>
+                  <w:rPr>
+                    <w:rFonts w:ascii="Cambria Math" w:eastAsiaTheme="minorEastAsia" w:hAnsi="Cambria Math"/>
+                    <w:i/>
+                  </w:rPr>
+                </m:ctrlPr>
+              </m:sSubPr>
+              <m:e>
+                <m:r>
+                  <w:rPr>
+                    <w:rFonts w:ascii="Cambria Math" w:hAnsi="Cambria Math" w:cs="Times New Roman"/>
+                  </w:rPr>
+                  <m:t>α</m:t>
+                </m:r>
+              </m:e>
+              <m:sub>
+                <m:r>
+                  <w:rPr>
+                    <w:rFonts w:ascii="Cambria Math" w:eastAsiaTheme="minorEastAsia" w:hAnsi="Cambria Math"/>
+                  </w:rPr>
+                  <m:t>j</m:t>
+                </m:r>
+              </m:sub>
+            </m:sSub>
+            <m:r>
+              <w:rPr>
+                <w:rFonts w:ascii="Cambria Math" w:eastAsiaTheme="minorEastAsia" w:hAnsi="Cambria Math"/>
+              </w:rPr>
+              <m:t xml:space="preserve"> </m:t>
+            </m:r>
+            <m:sSub>
+              <m:sSubPr>
+                <m:ctrlPr>
+                  <w:rPr>
+                    <w:rFonts w:ascii="Cambria Math" w:eastAsiaTheme="minorEastAsia" w:hAnsi="Cambria Math"/>
+                    <w:i/>
+                  </w:rPr>
+                </m:ctrlPr>
+              </m:sSubPr>
+              <m:e>
+                <m:r>
+                  <w:rPr>
+                    <w:rFonts w:ascii="Cambria Math" w:eastAsiaTheme="minorEastAsia" w:hAnsi="Cambria Math"/>
+                  </w:rPr>
+                  <m:t>y</m:t>
+                </m:r>
+              </m:e>
+              <m:sub>
+                <m:r>
+                  <w:rPr>
+                    <w:rFonts w:ascii="Cambria Math" w:eastAsiaTheme="minorEastAsia" w:hAnsi="Cambria Math"/>
+                  </w:rPr>
+                  <m:t>i</m:t>
+                </m:r>
+              </m:sub>
+            </m:sSub>
+            <m:r>
+              <w:rPr>
+                <w:rFonts w:ascii="Cambria Math" w:eastAsiaTheme="minorEastAsia" w:hAnsi="Cambria Math"/>
+              </w:rPr>
+              <m:t xml:space="preserve"> </m:t>
+            </m:r>
+            <m:sSub>
+              <m:sSubPr>
+                <m:ctrlPr>
+                  <w:rPr>
+                    <w:rFonts w:ascii="Cambria Math" w:eastAsiaTheme="minorEastAsia" w:hAnsi="Cambria Math"/>
+                    <w:i/>
+                  </w:rPr>
+                </m:ctrlPr>
+              </m:sSubPr>
+              <m:e>
+                <m:r>
+                  <w:rPr>
+                    <w:rFonts w:ascii="Cambria Math" w:eastAsiaTheme="minorEastAsia" w:hAnsi="Cambria Math"/>
+                  </w:rPr>
+                  <m:t>y</m:t>
+                </m:r>
+              </m:e>
+              <m:sub>
+                <m:r>
+                  <w:rPr>
+                    <w:rFonts w:ascii="Cambria Math" w:eastAsiaTheme="minorEastAsia" w:hAnsi="Cambria Math"/>
+                  </w:rPr>
+                  <m:t>j</m:t>
+                </m:r>
+              </m:sub>
+            </m:sSub>
+            <m:r>
+              <w:rPr>
+                <w:rFonts w:ascii="Cambria Math" w:eastAsiaTheme="minorEastAsia" w:hAnsi="Cambria Math"/>
+              </w:rPr>
+              <m:t>(</m:t>
+            </m:r>
+            <m:sSub>
+              <m:sSubPr>
+                <m:ctrlPr>
+                  <w:rPr>
+                    <w:rFonts w:ascii="Cambria Math" w:eastAsiaTheme="minorEastAsia" w:hAnsi="Cambria Math"/>
+                    <w:i/>
+                  </w:rPr>
+                </m:ctrlPr>
+              </m:sSubPr>
+              <m:e>
+                <m:r>
+                  <w:rPr>
+                    <w:rFonts w:ascii="Cambria Math" w:eastAsiaTheme="minorEastAsia" w:hAnsi="Cambria Math"/>
+                  </w:rPr>
+                  <m:t>x</m:t>
+                </m:r>
+              </m:e>
+              <m:sub>
+                <m:r>
+                  <w:rPr>
+                    <w:rFonts w:ascii="Cambria Math" w:eastAsiaTheme="minorEastAsia" w:hAnsi="Cambria Math"/>
+                  </w:rPr>
+                  <m:t>i</m:t>
+                </m:r>
+              </m:sub>
+            </m:sSub>
+            <m:r>
+              <w:rPr>
+                <w:rFonts w:ascii="Cambria Math" w:eastAsiaTheme="minorEastAsia" w:hAnsi="Cambria Math"/>
+              </w:rPr>
+              <m:t>⋅</m:t>
+            </m:r>
+            <m:sSub>
+              <m:sSubPr>
+                <m:ctrlPr>
+                  <w:rPr>
+                    <w:rFonts w:ascii="Cambria Math" w:eastAsiaTheme="minorEastAsia" w:hAnsi="Cambria Math"/>
+                    <w:i/>
+                  </w:rPr>
+                </m:ctrlPr>
+              </m:sSubPr>
+              <m:e>
+                <m:r>
+                  <w:rPr>
+                    <w:rFonts w:ascii="Cambria Math" w:eastAsiaTheme="minorEastAsia" w:hAnsi="Cambria Math"/>
+                  </w:rPr>
+                  <m:t>x</m:t>
+                </m:r>
+              </m:e>
+              <m:sub>
+                <m:r>
+                  <w:rPr>
+                    <w:rFonts w:ascii="Cambria Math" w:eastAsiaTheme="minorEastAsia" w:hAnsi="Cambria Math"/>
+                  </w:rPr>
+                  <m:t>j</m:t>
+                </m:r>
+              </m:sub>
+            </m:sSub>
+            <m:r>
+              <w:rPr>
+                <w:rFonts w:ascii="Cambria Math" w:eastAsiaTheme="minorEastAsia" w:hAnsi="Cambria Math"/>
+              </w:rPr>
+              <m:t>)</m:t>
+            </m:r>
+          </m:e>
+        </m:nary>
+      </m:oMath>
+      <w:r>
+        <w:rPr>
+          <w:rFonts w:eastAsiaTheme="minorEastAsia"/>
+        </w:rPr>
+        <w:tab/>
+        <w:t>(2.</w:t>
+      </w:r>
+      <w:r>
+        <w:rPr>
+          <w:rFonts w:eastAsiaTheme="minorEastAsia"/>
+        </w:rPr>
+        <w:t>9</w:t>
+      </w:r>
+      <w:r>
+        <w:rPr>
+          <w:rFonts w:eastAsiaTheme="minorEastAsia"/>
+        </w:rPr>
+        <w:t>)</w:t>
+      </w:r>
+    </w:p>
+    <w:p>
+      <w:pPr>
+        <w:spacing w:after="0" w:line="480" w:lineRule="auto"/>
+        <w:rPr>
+          <w:rFonts w:eastAsiaTheme="minorEastAsia"/>
+        </w:rPr>
+      </w:pPr>
+      <w:r>
+        <w:t xml:space="preserve">dengan syarat: </w:t>
+      </w:r>
+      <m:oMath>
+        <m:sSub>
+          <m:sSubPr>
+            <m:ctrlPr>
+              <w:rPr>
+                <w:rFonts w:ascii="Cambria Math" w:eastAsiaTheme="minorEastAsia" w:hAnsi="Cambria Math"/>
+                <w:i/>
+              </w:rPr>
+            </m:ctrlPr>
+          </m:sSubPr>
+          <m:e>
+            <m:r>
+              <w:rPr>
+                <w:rFonts w:ascii="Cambria Math" w:hAnsi="Cambria Math" w:cs="Times New Roman"/>
+              </w:rPr>
+              <m:t>α</m:t>
+            </m:r>
+          </m:e>
+          <m:sub>
+            <m:r>
+              <w:rPr>
+                <w:rFonts w:ascii="Cambria Math" w:eastAsiaTheme="minorEastAsia" w:hAnsi="Cambria Math"/>
+              </w:rPr>
+              <m:t>i</m:t>
+            </m:r>
+          </m:sub>
+        </m:sSub>
+        <m:r>
+          <w:rPr>
+            <w:rFonts w:ascii="Cambria Math" w:eastAsiaTheme="minorEastAsia" w:hAnsi="Cambria Math"/>
+          </w:rPr>
+          <m:t>≥0</m:t>
+        </m:r>
+      </m:oMath>
+      <w:r>
+        <w:rPr>
+          <w:rFonts w:eastAsiaTheme="minorEastAsia"/>
+        </w:rPr>
+        <w:t xml:space="preserve">;  </w:t>
+      </w:r>
+      <m:oMath>
+        <m:r>
+          <w:rPr>
+            <w:rFonts w:ascii="Cambria Math" w:eastAsiaTheme="minorEastAsia" w:hAnsi="Cambria Math"/>
+          </w:rPr>
+          <m:t>i=1,2,3,…n</m:t>
+        </m:r>
+      </m:oMath>
+      <w:r>
+        <w:rPr>
+          <w:rFonts w:eastAsiaTheme="minorEastAsia"/>
+        </w:rPr>
+        <w:t xml:space="preserve">;  </w:t>
+      </w:r>
+      <m:oMath>
+        <m:nary>
+          <m:naryPr>
+            <m:chr m:val="∑"/>
+            <m:limLoc m:val="undOvr"/>
+            <m:ctrlPr>
+              <w:rPr>
+                <w:rFonts w:ascii="Cambria Math" w:eastAsiaTheme="minorEastAsia" w:hAnsi="Cambria Math"/>
+                <w:i/>
+                <w:iCs/>
+              </w:rPr>
+            </m:ctrlPr>
+          </m:naryPr>
+          <m:sub>
+            <m:r>
+              <w:rPr>
+                <w:rFonts w:ascii="Cambria Math" w:eastAsiaTheme="minorEastAsia" w:hAnsi="Cambria Math"/>
+              </w:rPr>
+              <m:t>i=1</m:t>
+            </m:r>
+          </m:sub>
+          <m:sup>
+            <m:r>
+              <w:rPr>
+                <w:rFonts w:ascii="Cambria Math" w:eastAsiaTheme="minorEastAsia" w:hAnsi="Cambria Math"/>
+              </w:rPr>
+              <m:t>n</m:t>
+            </m:r>
+          </m:sup>
+          <m:e>
+            <m:sSub>
+              <m:sSubPr>
+                <m:ctrlPr>
+                  <w:rPr>
+                    <w:rFonts w:ascii="Cambria Math" w:eastAsiaTheme="minorEastAsia" w:hAnsi="Cambria Math"/>
+                    <w:i/>
+                  </w:rPr>
+                </m:ctrlPr>
+              </m:sSubPr>
+              <m:e>
+                <m:r>
+                  <w:rPr>
+                    <w:rFonts w:ascii="Cambria Math" w:hAnsi="Cambria Math" w:cs="Times New Roman"/>
+                  </w:rPr>
+                  <m:t>α</m:t>
+                </m:r>
+              </m:e>
+              <m:sub>
+                <m:r>
+                  <w:rPr>
+                    <w:rFonts w:ascii="Cambria Math" w:eastAsiaTheme="minorEastAsia" w:hAnsi="Cambria Math"/>
+                  </w:rPr>
+                  <m:t>i</m:t>
+                </m:r>
+              </m:sub>
+            </m:sSub>
+            <m:r>
+              <w:rPr>
+                <w:rFonts w:ascii="Cambria Math" w:eastAsiaTheme="minorEastAsia" w:hAnsi="Cambria Math"/>
+              </w:rPr>
+              <m:t xml:space="preserve"> </m:t>
+            </m:r>
+            <m:sSub>
+              <m:sSubPr>
+                <m:ctrlPr>
+                  <w:rPr>
+                    <w:rFonts w:ascii="Cambria Math" w:eastAsiaTheme="minorEastAsia" w:hAnsi="Cambria Math"/>
+                    <w:i/>
+                  </w:rPr>
+                </m:ctrlPr>
+              </m:sSubPr>
+              <m:e>
+                <m:r>
+                  <w:rPr>
+                    <w:rFonts w:ascii="Cambria Math" w:eastAsiaTheme="minorEastAsia" w:hAnsi="Cambria Math"/>
+                  </w:rPr>
+                  <m:t>y</m:t>
+                </m:r>
+              </m:e>
+              <m:sub>
+                <m:r>
+                  <w:rPr>
+                    <w:rFonts w:ascii="Cambria Math" w:eastAsiaTheme="minorEastAsia" w:hAnsi="Cambria Math"/>
+                  </w:rPr>
+                  <m:t>i</m:t>
+                </m:r>
+              </m:sub>
+            </m:sSub>
+          </m:e>
+        </m:nary>
+        <m:r>
+          <w:rPr>
+            <w:rFonts w:ascii="Cambria Math" w:eastAsiaTheme="minorEastAsia" w:hAnsi="Cambria Math"/>
+          </w:rPr>
+          <m:t>=0</m:t>
+        </m:r>
+      </m:oMath>
+      <w:r>
+        <w:rPr>
+          <w:rFonts w:eastAsiaTheme="minorEastAsia"/>
+        </w:rPr>
+        <w:t>.</w:t>
+      </w:r>
+    </w:p>
+    <w:p>
+      <w:pPr>
+        <w:spacing w:after="0" w:line="480" w:lineRule="auto"/>
+        <w:ind w:firstLine="567"/>
+        <w:rPr>
+          <w:rFonts w:eastAsiaTheme="minorEastAsia" w:cs="Times New Roman"/>
+        </w:rPr>
+      </w:pPr>
+      <w:r>
+        <w:rPr>
+          <w:rFonts w:cs="Times New Roman"/>
+        </w:rPr>
+        <w:t xml:space="preserve">Hasil perhitungan pada persamaan (2.9) menghasilkan nilai </w:t>
+      </w:r>
+      <m:oMath>
+        <m:sSub>
+          <m:sSubPr>
+            <m:ctrlPr>
+              <w:rPr>
+                <w:rFonts w:ascii="Cambria Math" w:eastAsiaTheme="minorEastAsia" w:hAnsi="Cambria Math"/>
+                <w:i/>
+              </w:rPr>
+            </m:ctrlPr>
+          </m:sSubPr>
+          <m:e>
+            <m:r>
+              <w:rPr>
+                <w:rFonts w:ascii="Cambria Math" w:hAnsi="Cambria Math" w:cs="Times New Roman"/>
+              </w:rPr>
+              <m:t>α</m:t>
+            </m:r>
+          </m:e>
+          <m:sub>
+            <m:r>
+              <w:rPr>
+                <w:rFonts w:ascii="Cambria Math" w:eastAsiaTheme="minorEastAsia" w:hAnsi="Cambria Math"/>
+              </w:rPr>
+              <m:t>i</m:t>
+            </m:r>
+          </m:sub>
+        </m:sSub>
+      </m:oMath>
+      <w:r>
+        <w:rPr>
+          <w:rFonts w:cs="Times New Roman"/>
+        </w:rPr>
+        <w:t xml:space="preserve"> untuk setiap data pelatihan. Data yang memiliki </w:t>
+      </w:r>
+      <m:oMath>
+        <m:sSub>
+          <m:sSubPr>
+            <m:ctrlPr>
+              <w:rPr>
+                <w:rFonts w:ascii="Cambria Math" w:eastAsiaTheme="minorEastAsia" w:hAnsi="Cambria Math"/>
+                <w:i/>
+              </w:rPr>
+            </m:ctrlPr>
+          </m:sSubPr>
+          <m:e>
+            <m:r>
+              <w:rPr>
+                <w:rFonts w:ascii="Cambria Math" w:hAnsi="Cambria Math" w:cs="Times New Roman"/>
+              </w:rPr>
+              <m:t>α</m:t>
+            </m:r>
+          </m:e>
+          <m:sub>
+            <m:r>
+              <w:rPr>
+                <w:rFonts w:ascii="Cambria Math" w:eastAsiaTheme="minorEastAsia" w:hAnsi="Cambria Math"/>
+              </w:rPr>
+              <m:t>i</m:t>
+            </m:r>
+          </m:sub>
+        </m:sSub>
+        <m:r>
+          <w:rPr>
+            <w:rFonts w:ascii="Cambria Math" w:eastAsiaTheme="minorEastAsia" w:hAnsi="Cambria Math"/>
+          </w:rPr>
+          <m:t>&gt;0</m:t>
+        </m:r>
+      </m:oMath>
+      <w:r>
+        <w:rPr>
+          <w:rFonts w:eastAsiaTheme="minorEastAsia" w:cs="Times New Roman"/>
+        </w:rPr>
+        <w:t xml:space="preserve"> dikategorikan sebagai support vector, sedangkan </w:t>
+      </w:r>
+      <m:oMath>
+        <m:sSub>
+          <m:sSubPr>
+            <m:ctrlPr>
+              <w:rPr>
+                <w:rFonts w:ascii="Cambria Math" w:eastAsiaTheme="minorEastAsia" w:hAnsi="Cambria Math"/>
+                <w:i/>
+              </w:rPr>
+            </m:ctrlPr>
+          </m:sSubPr>
+          <m:e>
+            <m:r>
+              <w:rPr>
+                <w:rFonts w:ascii="Cambria Math" w:hAnsi="Cambria Math" w:cs="Times New Roman"/>
+              </w:rPr>
+              <m:t>α</m:t>
+            </m:r>
+          </m:e>
+          <m:sub>
+            <m:r>
+              <w:rPr>
+                <w:rFonts w:ascii="Cambria Math" w:eastAsiaTheme="minorEastAsia" w:hAnsi="Cambria Math"/>
+              </w:rPr>
+              <m:t>i</m:t>
+            </m:r>
+          </m:sub>
+        </m:sSub>
+        <m:r>
+          <w:rPr>
+            <w:rFonts w:ascii="Cambria Math" w:eastAsiaTheme="minorEastAsia" w:hAnsi="Cambria Math"/>
+          </w:rPr>
+          <m:t>= 0</m:t>
+        </m:r>
+      </m:oMath>
+      <w:r>
+        <w:rPr>
+          <w:rFonts w:eastAsiaTheme="minorEastAsia" w:cs="Times New Roman"/>
+        </w:rPr>
+        <w:t xml:space="preserve"> disebut non-support vector, karena tidak berkontribusi pada penentuan posisi hyperplane dan terletak jauh dari batas margin.</w:t>
+      </w:r>
+    </w:p>
+    <w:p>
+      <w:pPr>
+        <w:pStyle w:val="DaftarParagraf"/>
+        <w:spacing w:after="0" w:line="480" w:lineRule="auto"/>
+        <w:ind w:left="0"/>
+        <w:jc w:val="center"/>
+        <w:rPr>
+          <w:rFonts w:eastAsiaTheme="minorEastAsia"/>
+        </w:rPr>
+      </w:pPr>
+      <m:oMath>
+        <m:r>
+          <w:rPr>
+            <w:rFonts w:ascii="Cambria Math" w:eastAsiaTheme="minorEastAsia" w:hAnsi="Cambria Math"/>
+          </w:rPr>
+          <m:t>f</m:t>
+        </m:r>
+        <m:d>
+          <m:dPr>
+            <m:ctrlPr>
+              <w:rPr>
+                <w:rFonts w:ascii="Cambria Math" w:eastAsiaTheme="minorEastAsia" w:hAnsi="Cambria Math"/>
+                <w:i/>
+              </w:rPr>
+            </m:ctrlPr>
+          </m:dPr>
+          <m:e>
+            <m:r>
+              <w:rPr>
+                <w:rFonts w:ascii="Cambria Math" w:eastAsiaTheme="minorEastAsia" w:hAnsi="Cambria Math"/>
+              </w:rPr>
+              <m:t>x</m:t>
+            </m:r>
+          </m:e>
+        </m:d>
+        <m:r>
+          <w:rPr>
+            <w:rFonts w:ascii="Cambria Math" w:eastAsiaTheme="minorEastAsia" w:hAnsi="Cambria Math"/>
+          </w:rPr>
+          <m:t>=</m:t>
+        </m:r>
+        <m:d>
+          <m:dPr>
+            <m:ctrlPr>
+              <w:rPr>
+                <w:rFonts w:ascii="Cambria Math" w:eastAsiaTheme="minorEastAsia" w:hAnsi="Cambria Math"/>
+                <w:i/>
+              </w:rPr>
+            </m:ctrlPr>
+          </m:dPr>
+          <m:e>
+            <m:nary>
+              <m:naryPr>
+                <m:chr m:val="∑"/>
+                <m:limLoc m:val="undOvr"/>
+                <m:ctrlPr>
+                  <w:rPr>
+                    <w:rFonts w:ascii="Cambria Math" w:eastAsiaTheme="minorEastAsia" w:hAnsi="Cambria Math"/>
+                    <w:i/>
+                    <w:iCs/>
+                  </w:rPr>
+                </m:ctrlPr>
+              </m:naryPr>
+              <m:sub>
+                <m:r>
+                  <w:rPr>
+                    <w:rFonts w:ascii="Cambria Math" w:eastAsiaTheme="minorEastAsia" w:hAnsi="Cambria Math"/>
+                  </w:rPr>
+                  <m:t>i,  j=1</m:t>
+                </m:r>
+              </m:sub>
+              <m:sup>
+                <m:r>
+                  <w:rPr>
+                    <w:rFonts w:ascii="Cambria Math" w:eastAsiaTheme="minorEastAsia" w:hAnsi="Cambria Math"/>
+                  </w:rPr>
+                  <m:t>m</m:t>
+                </m:r>
+              </m:sup>
+              <m:e>
+                <m:sSub>
+                  <m:sSubPr>
+                    <m:ctrlPr>
+                      <w:rPr>
+                        <w:rFonts w:ascii="Cambria Math" w:eastAsiaTheme="minorEastAsia" w:hAnsi="Cambria Math"/>
+                        <w:i/>
+                      </w:rPr>
+                    </m:ctrlPr>
+                  </m:sSubPr>
+                  <m:e>
+                    <m:r>
+                      <w:rPr>
+                        <w:rFonts w:ascii="Cambria Math" w:hAnsi="Cambria Math" w:cs="Times New Roman"/>
+                      </w:rPr>
+                      <m:t>α</m:t>
+                    </m:r>
+                  </m:e>
+                  <m:sub>
+                    <m:r>
+                      <w:rPr>
+                        <w:rFonts w:ascii="Cambria Math" w:eastAsiaTheme="minorEastAsia" w:hAnsi="Cambria Math"/>
+                      </w:rPr>
+                      <m:t>i</m:t>
+                    </m:r>
+                  </m:sub>
+                </m:sSub>
+                <m:r>
+                  <w:rPr>
+                    <w:rFonts w:ascii="Cambria Math" w:eastAsiaTheme="minorEastAsia" w:hAnsi="Cambria Math"/>
+                  </w:rPr>
+                  <m:t xml:space="preserve"> </m:t>
+                </m:r>
+                <m:sSub>
+                  <m:sSubPr>
+                    <m:ctrlPr>
+                      <w:rPr>
+                        <w:rFonts w:ascii="Cambria Math" w:eastAsiaTheme="minorEastAsia" w:hAnsi="Cambria Math"/>
+                        <w:i/>
+                      </w:rPr>
+                    </m:ctrlPr>
+                  </m:sSubPr>
+                  <m:e>
+                    <m:r>
+                      <w:rPr>
+                        <w:rFonts w:ascii="Cambria Math" w:eastAsiaTheme="minorEastAsia" w:hAnsi="Cambria Math"/>
+                      </w:rPr>
+                      <m:t>y</m:t>
+                    </m:r>
+                  </m:e>
+                  <m:sub>
+                    <m:r>
+                      <w:rPr>
+                        <w:rFonts w:ascii="Cambria Math" w:eastAsiaTheme="minorEastAsia" w:hAnsi="Cambria Math"/>
+                      </w:rPr>
+                      <m:t>i</m:t>
+                    </m:r>
+                  </m:sub>
+                </m:sSub>
+                <m:r>
+                  <w:rPr>
+                    <w:rFonts w:ascii="Cambria Math" w:eastAsiaTheme="minorEastAsia" w:hAnsi="Cambria Math"/>
+                  </w:rPr>
+                  <m:t xml:space="preserve"> </m:t>
+                </m:r>
+                <m:sSub>
+                  <m:sSubPr>
+                    <m:ctrlPr>
+                      <w:rPr>
+                        <w:rFonts w:ascii="Cambria Math" w:eastAsiaTheme="minorEastAsia" w:hAnsi="Cambria Math"/>
+                        <w:b/>
+                        <w:bCs/>
+                        <w:i/>
+                      </w:rPr>
+                    </m:ctrlPr>
+                  </m:sSubPr>
+                  <m:e>
+                    <m:r>
+                      <m:rPr>
+                        <m:sty m:val="bi"/>
+                      </m:rPr>
+                      <w:rPr>
+                        <w:rFonts w:ascii="Cambria Math" w:eastAsiaTheme="minorEastAsia" w:hAnsi="Cambria Math"/>
+                      </w:rPr>
+                      <m:t>x</m:t>
+                    </m:r>
+                  </m:e>
+                  <m:sub>
+                    <m:r>
+                      <m:rPr>
+                        <m:sty m:val="bi"/>
+                      </m:rPr>
+                      <w:rPr>
+                        <w:rFonts w:ascii="Cambria Math" w:eastAsiaTheme="minorEastAsia" w:hAnsi="Cambria Math"/>
+                      </w:rPr>
+                      <m:t>s</m:t>
+                    </m:r>
+                  </m:sub>
+                </m:sSub>
+                <m:r>
+                  <m:rPr>
+                    <m:sty m:val="bi"/>
+                  </m:rPr>
+                  <w:rPr>
+                    <w:rFonts w:ascii="Cambria Math" w:eastAsiaTheme="minorEastAsia" w:hAnsi="Cambria Math"/>
+                  </w:rPr>
+                  <m:t xml:space="preserve"> </m:t>
+                </m:r>
+                <m:sSub>
+                  <m:sSubPr>
+                    <m:ctrlPr>
+                      <w:rPr>
+                        <w:rFonts w:ascii="Cambria Math" w:eastAsiaTheme="minorEastAsia" w:hAnsi="Cambria Math"/>
+                        <w:b/>
+                        <w:bCs/>
+                        <w:i/>
+                      </w:rPr>
+                    </m:ctrlPr>
+                  </m:sSubPr>
+                  <m:e>
+                    <m:r>
+                      <m:rPr>
+                        <m:sty m:val="bi"/>
+                      </m:rPr>
+                      <w:rPr>
+                        <w:rFonts w:ascii="Cambria Math" w:eastAsiaTheme="minorEastAsia" w:hAnsi="Cambria Math"/>
+                      </w:rPr>
+                      <m:t>x</m:t>
+                    </m:r>
+                  </m:e>
+                  <m:sub>
+                    <m:r>
+                      <m:rPr>
+                        <m:sty m:val="bi"/>
+                      </m:rPr>
+                      <w:rPr>
+                        <w:rFonts w:ascii="Cambria Math" w:eastAsiaTheme="minorEastAsia" w:hAnsi="Cambria Math"/>
+                      </w:rPr>
+                      <m:t>t</m:t>
+                    </m:r>
+                  </m:sub>
+                </m:sSub>
+                <m:r>
+                  <w:rPr>
+                    <w:rFonts w:ascii="Cambria Math" w:eastAsiaTheme="minorEastAsia" w:hAnsi="Cambria Math"/>
+                  </w:rPr>
+                  <m:t xml:space="preserve"> </m:t>
+                </m:r>
+              </m:e>
+            </m:nary>
+          </m:e>
+        </m:d>
+        <m:r>
+          <w:rPr>
+            <w:rFonts w:ascii="Cambria Math" w:eastAsiaTheme="minorEastAsia" w:hAnsi="Cambria Math"/>
+          </w:rPr>
+          <m:t>+b</m:t>
+        </m:r>
+      </m:oMath>
+      <w:r>
+        <w:rPr>
+          <w:rFonts w:eastAsiaTheme="minorEastAsia"/>
+        </w:rPr>
+        <w:tab/>
+        <w:t>(2.3)</w:t>
+      </w:r>
+    </w:p>
+    <w:p>
+      <w:pPr>
+        <w:spacing w:after="0" w:line="480" w:lineRule="auto"/>
+        <w:ind w:firstLine="567"/>
+      </w:pPr>
+    </w:p>
+    <w:p>
+      <w:pPr>
+        <w:spacing w:after="0" w:line="480" w:lineRule="auto"/>
+        <w:ind w:firstLine="567"/>
       </w:pPr>
       <w:r>
         <w:t xml:space="preserve">Pada solusi </w:t>
@@ -4805,7 +7739,13 @@
         <w:t>kedua</w:t>
       </w:r>
       <w:r>
-        <w:t xml:space="preserve">, perancangan sistem irigasi menggunaakan </w:t>
+        <w:t xml:space="preserve">, perancangan sistem irigasi </w:t>
+      </w:r>
+      <w:r>
+        <w:t>menggunakan</w:t>
+      </w:r>
+      <w:r>
+        <w:t xml:space="preserve"> </w:t>
       </w:r>
       <w:r>
         <w:t xml:space="preserve">Support Vector Machine </w:t>
@@ -4915,6 +7855,51 @@
       <w:bookmarkEnd w:id="47"/>
       <w:bookmarkEnd w:id="48"/>
       <w:bookmarkEnd w:id="58"/>
+    </w:p>
+    <w:p>
+      <w:pPr>
+        <w:spacing w:after="0" w:line="480" w:lineRule="auto"/>
+        <w:ind w:firstLine="567"/>
+      </w:pPr>
+      <w:r>
+        <w:t xml:space="preserve">Pengembangan sistem irigasi cerdas yang mengombinasikan </w:t>
+      </w:r>
+      <w:r>
+        <w:t>internet</w:t>
+      </w:r>
+      <w:r>
+        <w:t xml:space="preserve"> of things dan machine learning melibatkan proses pemilihan solusi berdasarkan tiga aspek utama, yaitu aspek ekonomis, aspek </w:t>
+      </w:r>
+      <w:r>
+        <w:t>manufrakturabilitas</w:t>
+      </w:r>
+      <w:r>
+        <w:t xml:space="preserve">, dan aspek </w:t>
+      </w:r>
+      <w:r>
+        <w:t>sustainbilitas</w:t>
+      </w:r>
+      <w:r>
+        <w:t xml:space="preserve">. Ketiga aspek ini </w:t>
+      </w:r>
+      <w:r>
+        <w:t>penting</w:t>
+      </w:r>
+      <w:r>
+        <w:t xml:space="preserve"> dalam menentukan metode yang paling efisien dan efektif </w:t>
+      </w:r>
+      <w:r>
+        <w:t>untuk</w:t>
+      </w:r>
+      <w:r>
+        <w:t xml:space="preserve"> memastikan sistem irigasi dapat beroperasi dengan baik, memberikan </w:t>
+      </w:r>
+      <w:r>
+        <w:t>manfaat</w:t>
+      </w:r>
+      <w:r>
+        <w:t xml:space="preserve"> ekonomi, dan mendukung berkelanjutan lingkungan.</w:t>
+      </w:r>
     </w:p>
     <w:p>
       <w:pPr>
@@ -5053,37 +8038,99 @@
           <w:p>
             <w:pPr>
               <w:spacing w:line="480" w:lineRule="auto"/>
+              <w:rPr>
+                <w:b/>
+                <w:bCs/>
+              </w:rPr>
             </w:pPr>
             <w:r>
-              <w:t>Pendekatan -1</w:t>
+              <w:rPr>
+                <w:b/>
+                <w:bCs/>
+              </w:rPr>
+              <w:t>Pendekatan-1</w:t>
             </w:r>
           </w:p>
           <w:p>
             <w:pPr>
               <w:spacing w:line="480" w:lineRule="auto"/>
+              <w:rPr>
+                <w:b/>
+                <w:bCs/>
+              </w:rPr>
             </w:pPr>
             <w:r>
+              <w:rPr>
+                <w:b/>
+                <w:bCs/>
+              </w:rPr>
               <w:t>Preprocessing</w:t>
             </w:r>
             <w:r>
+              <w:rPr>
+                <w:b/>
+                <w:bCs/>
+              </w:rPr>
               <w:t>:</w:t>
             </w:r>
           </w:p>
           <w:p>
             <w:pPr>
+              <w:pStyle w:val="DaftarParagraf"/>
+              <w:numPr>
+                <w:ilvl w:val="0"/>
+                <w:numId w:val="31"/>
+              </w:numPr>
               <w:spacing w:line="480" w:lineRule="auto"/>
+              <w:ind w:left="284" w:hanging="284"/>
+            </w:pPr>
+            <w:proofErr w:type="spellStart"/>
+            <w:r>
+              <w:t>train_test_split</w:t>
+            </w:r>
+            <w:proofErr w:type="spellEnd"/>
+            <w:r>
+              <w:t xml:space="preserve"> (80 : 20)</w:t>
+            </w:r>
+          </w:p>
+          <w:p>
+            <w:pPr>
+              <w:pStyle w:val="DaftarParagraf"/>
+              <w:numPr>
+                <w:ilvl w:val="0"/>
+                <w:numId w:val="31"/>
+              </w:numPr>
+              <w:spacing w:line="480" w:lineRule="auto"/>
+              <w:ind w:left="284" w:hanging="284"/>
+            </w:pPr>
+            <w:proofErr w:type="spellStart"/>
+            <w:r>
+              <w:t>StandarScaler</w:t>
+            </w:r>
+            <w:proofErr w:type="spellEnd"/>
+          </w:p>
+          <w:p>
+            <w:pPr>
+              <w:spacing w:line="480" w:lineRule="auto"/>
+              <w:rPr>
+                <w:b/>
+                <w:bCs/>
+              </w:rPr>
             </w:pPr>
           </w:p>
           <w:p>
             <w:pPr>
               <w:spacing w:line="480" w:lineRule="auto"/>
-            </w:pPr>
-          </w:p>
-          <w:p>
-            <w:pPr>
-              <w:spacing w:line="480" w:lineRule="auto"/>
+              <w:rPr>
+                <w:b/>
+                <w:bCs/>
+              </w:rPr>
             </w:pPr>
             <w:r>
+              <w:rPr>
+                <w:b/>
+                <w:bCs/>
+              </w:rPr>
               <w:t>Classifier:</w:t>
             </w:r>
           </w:p>
@@ -5122,8 +8169,16 @@
           <w:p>
             <w:pPr>
               <w:spacing w:line="480" w:lineRule="auto"/>
+              <w:rPr>
+                <w:b/>
+                <w:bCs/>
+              </w:rPr>
             </w:pPr>
             <w:r>
+              <w:rPr>
+                <w:b/>
+                <w:bCs/>
+              </w:rPr>
               <w:t>Aspek Ekonomis</w:t>
             </w:r>
           </w:p>
@@ -5132,7 +8187,49 @@
               <w:spacing w:line="480" w:lineRule="auto"/>
             </w:pPr>
             <w:r>
-              <w:t>Selama proses pelatihan KNN, kebutuhan komputasi dapat meningkat secara signifikan seiring dengan bertambahnya ukuran dataset (</w:t>
+              <w:t>Selama proses pelatihan K-Nearest Neighbors (KNN), kebutuhan komputasi dapat meningkat secara signifikan seiring dengan bertambahnya ukuran dataset (</w:t>
+            </w:r>
+            <w:proofErr w:type="spellStart"/>
+            <w:r>
+              <w:t>Ayabe</w:t>
+            </w:r>
+            <w:proofErr w:type="spellEnd"/>
+            <w:r>
+              <w:t xml:space="preserve">, 2020). </w:t>
+            </w:r>
+          </w:p>
+          <w:p>
+            <w:pPr>
+              <w:spacing w:line="480" w:lineRule="auto"/>
+              <w:rPr>
+                <w:b/>
+                <w:bCs/>
+              </w:rPr>
+            </w:pPr>
+            <w:r>
+              <w:rPr>
+                <w:b/>
+                <w:bCs/>
+              </w:rPr>
+              <w:t>Aspek Manufakturabilitas</w:t>
+            </w:r>
+          </w:p>
+          <w:p>
+            <w:pPr>
+              <w:spacing w:line="480" w:lineRule="auto"/>
+            </w:pPr>
+            <w:r>
+              <w:t xml:space="preserve">Selama proses pelatihan </w:t>
+            </w:r>
+            <w:r>
+              <w:rPr>
+                <w:rFonts w:ascii="Cambria Math" w:hAnsi="Cambria Math"/>
+                <w:iCs/>
+              </w:rPr>
+              <w:t>K-Nearest Neighbors (KNN)</w:t>
+            </w:r>
+            <w:r>
+              <w:t>, waktu pemrosesan dapat menjadi lebih lama seiring bertambahnya ukuran dataset (</w:t>
             </w:r>
             <w:proofErr w:type="spellStart"/>
             <w:r>
@@ -5146,38 +8243,16 @@
           <w:p>
             <w:pPr>
               <w:spacing w:line="480" w:lineRule="auto"/>
+              <w:rPr>
+                <w:b/>
+                <w:bCs/>
+              </w:rPr>
             </w:pPr>
             <w:r>
-              <w:t>Aspek Manufakturabilitas</w:t>
-            </w:r>
-          </w:p>
-          <w:p>
-            <w:pPr>
-              <w:spacing w:line="480" w:lineRule="auto"/>
-            </w:pPr>
-            <w:r>
-              <w:t xml:space="preserve">Selama proses pelatihan KNN, waktu pemrosesan dapat menjadi lebih lama seiring </w:t>
-            </w:r>
-            <w:r>
-              <w:t>bertambahnya</w:t>
-            </w:r>
-            <w:r>
-              <w:t xml:space="preserve"> ukuran dataset (</w:t>
-            </w:r>
-            <w:proofErr w:type="spellStart"/>
-            <w:r>
-              <w:t>Ayabe</w:t>
-            </w:r>
-            <w:proofErr w:type="spellEnd"/>
-            <w:r>
-              <w:t>, 2020).</w:t>
-            </w:r>
-          </w:p>
-          <w:p>
-            <w:pPr>
-              <w:spacing w:line="480" w:lineRule="auto"/>
-            </w:pPr>
-            <w:r>
+              <w:rPr>
+                <w:b/>
+                <w:bCs/>
+              </w:rPr>
               <w:t>Aspek Sustainbilitas</w:t>
             </w:r>
           </w:p>
@@ -5194,21 +8269,7 @@
                 <w:rFonts w:ascii="Cambria Math" w:hAnsi="Cambria Math"/>
                 <w:iCs/>
               </w:rPr>
-              <w:t>KNN menghasilkan akurasi sebesar 99,3%</w:t>
-            </w:r>
-            <w:r>
-              <w:rPr>
-                <w:rFonts w:ascii="Cambria Math" w:hAnsi="Cambria Math"/>
-                <w:iCs/>
-              </w:rPr>
-              <w:t xml:space="preserve">, </w:t>
-            </w:r>
-            <w:r>
-              <w:rPr>
-                <w:rFonts w:ascii="Cambria Math" w:hAnsi="Cambria Math"/>
-                <w:iCs/>
-              </w:rPr>
-              <w:t>yang memungkinkan sistem ini memprediksi kebutuhan irigasi dengan baik dan mendukung berkelanjutan penggunaan air dalam pertanian</w:t>
+              <w:t>K-Nearest Neighbors (KNN) menghasilkan akurasi sebesar 99,3%, yang memungkinkan sistem ini memprediksi kebutuhan irigasi dengan baik dan mendukung berkelanjutan penggunaan air dalam pertanian</w:t>
             </w:r>
             <w:r>
               <w:rPr>
@@ -5222,7 +8283,7 @@
                 <w:rFonts w:ascii="Cambria Math" w:hAnsi="Cambria Math"/>
                 <w:iCs/>
               </w:rPr>
-              <w:t xml:space="preserve">(Kaur, 2024). </w:t>
+              <w:t>(Kaur, 2024).</w:t>
             </w:r>
           </w:p>
         </w:tc>
@@ -5236,6 +8297,9 @@
               <w:spacing w:line="480" w:lineRule="auto"/>
               <w:jc w:val="center"/>
             </w:pPr>
+            <w:r>
+              <w:t>-</w:t>
+            </w:r>
           </w:p>
         </w:tc>
       </w:tr>
@@ -5250,21 +8314,76 @@
           <w:p>
             <w:pPr>
               <w:spacing w:line="480" w:lineRule="auto"/>
+              <w:rPr>
+                <w:b/>
+                <w:bCs/>
+              </w:rPr>
             </w:pPr>
             <w:r>
-              <w:t>Pendekatan -</w:t>
+              <w:rPr>
+                <w:b/>
+                <w:bCs/>
+              </w:rPr>
+              <w:t>Pendekatan-</w:t>
             </w:r>
             <w:r>
+              <w:rPr>
+                <w:b/>
+                <w:bCs/>
+              </w:rPr>
               <w:t>2</w:t>
             </w:r>
           </w:p>
           <w:p>
             <w:pPr>
               <w:spacing w:line="480" w:lineRule="auto"/>
+              <w:rPr>
+                <w:b/>
+                <w:bCs/>
+              </w:rPr>
             </w:pPr>
             <w:r>
+              <w:rPr>
+                <w:b/>
+                <w:bCs/>
+              </w:rPr>
               <w:t>Preprocessing:</w:t>
             </w:r>
+          </w:p>
+          <w:p>
+            <w:pPr>
+              <w:pStyle w:val="DaftarParagraf"/>
+              <w:numPr>
+                <w:ilvl w:val="0"/>
+                <w:numId w:val="31"/>
+              </w:numPr>
+              <w:spacing w:line="480" w:lineRule="auto"/>
+              <w:ind w:left="284" w:hanging="284"/>
+            </w:pPr>
+            <w:proofErr w:type="spellStart"/>
+            <w:r>
+              <w:t>train_test_split</w:t>
+            </w:r>
+            <w:proofErr w:type="spellEnd"/>
+            <w:r>
+              <w:t xml:space="preserve"> (80 : 20)</w:t>
+            </w:r>
+          </w:p>
+          <w:p>
+            <w:pPr>
+              <w:pStyle w:val="DaftarParagraf"/>
+              <w:numPr>
+                <w:ilvl w:val="0"/>
+                <w:numId w:val="31"/>
+              </w:numPr>
+              <w:spacing w:line="480" w:lineRule="auto"/>
+              <w:ind w:left="284" w:hanging="284"/>
+            </w:pPr>
+            <w:proofErr w:type="spellStart"/>
+            <w:r>
+              <w:t>StandarScaler</w:t>
+            </w:r>
+            <w:proofErr w:type="spellEnd"/>
           </w:p>
           <w:p>
             <w:pPr>
@@ -5274,8 +8393,16 @@
           <w:p>
             <w:pPr>
               <w:spacing w:line="480" w:lineRule="auto"/>
+              <w:rPr>
+                <w:b/>
+                <w:bCs/>
+              </w:rPr>
             </w:pPr>
             <w:r>
+              <w:rPr>
+                <w:b/>
+                <w:bCs/>
+              </w:rPr>
               <w:t>Classifier:</w:t>
             </w:r>
           </w:p>
@@ -5326,8 +8453,16 @@
           <w:p>
             <w:pPr>
               <w:spacing w:line="480" w:lineRule="auto"/>
+              <w:rPr>
+                <w:b/>
+                <w:bCs/>
+              </w:rPr>
             </w:pPr>
             <w:r>
+              <w:rPr>
+                <w:b/>
+                <w:bCs/>
+              </w:rPr>
               <w:t>Aspek Ekonomis</w:t>
             </w:r>
           </w:p>
@@ -5335,12 +8470,47 @@
             <w:pPr>
               <w:spacing w:line="480" w:lineRule="auto"/>
             </w:pPr>
+            <w:r>
+              <w:t xml:space="preserve">Selama pelatihan, Support Vector Machine (SVM) menghemat memori dengan hanya menggunakan support </w:t>
+            </w:r>
+            <w:proofErr w:type="spellStart"/>
+            <w:r>
+              <w:t>vectors</w:t>
+            </w:r>
+            <w:proofErr w:type="spellEnd"/>
+            <w:r>
+              <w:t xml:space="preserve"> (</w:t>
+            </w:r>
+            <w:proofErr w:type="spellStart"/>
+            <w:r>
+              <w:t>Palaniapan</w:t>
+            </w:r>
+            <w:proofErr w:type="spellEnd"/>
+            <w:r>
+              <w:t>, 2024). Namun, pemilihan kernel yang kompleks dan ukuran dataset yang besar dapat meningkatkan kebutuhan komputasi (</w:t>
+            </w:r>
+            <w:proofErr w:type="spellStart"/>
+            <w:r>
+              <w:t>Ayabe</w:t>
+            </w:r>
+            <w:proofErr w:type="spellEnd"/>
+            <w:r>
+              <w:t>, 2020).</w:t>
+            </w:r>
           </w:p>
           <w:p>
             <w:pPr>
               <w:spacing w:line="480" w:lineRule="auto"/>
+              <w:rPr>
+                <w:b/>
+                <w:bCs/>
+              </w:rPr>
             </w:pPr>
             <w:r>
+              <w:rPr>
+                <w:b/>
+                <w:bCs/>
+              </w:rPr>
               <w:t>Aspek Manufakturabilitas</w:t>
             </w:r>
           </w:p>
@@ -5348,12 +8518,34 @@
             <w:pPr>
               <w:spacing w:line="480" w:lineRule="auto"/>
             </w:pPr>
+            <w:r>
+              <w:t>Penggunaan kernel linear dalam Support Vector Machine (SVM) memang memerlukan waktu pelatihan yang lebih cepat dibandingkan kernel non-linear. Namun, ketika menghadapi dataset yang sangat besar, durasi proses pelatihan dapat menjadi sangat lama (</w:t>
+            </w:r>
+            <w:proofErr w:type="spellStart"/>
+            <w:r>
+              <w:t>Ayabe</w:t>
+            </w:r>
+            <w:proofErr w:type="spellEnd"/>
+            <w:r>
+              <w:t xml:space="preserve">, 2020). </w:t>
+            </w:r>
+            <w:r>
+              <w:tab/>
+            </w:r>
           </w:p>
           <w:p>
             <w:pPr>
               <w:spacing w:line="480" w:lineRule="auto"/>
+              <w:rPr>
+                <w:b/>
+                <w:bCs/>
+              </w:rPr>
             </w:pPr>
             <w:r>
+              <w:rPr>
+                <w:b/>
+                <w:bCs/>
+              </w:rPr>
               <w:t>Aspek Sustainbilitas</w:t>
             </w:r>
           </w:p>
@@ -5362,38 +8554,11 @@
               <w:spacing w:line="480" w:lineRule="auto"/>
             </w:pPr>
             <w:r>
-              <w:t>SVM menghasilkan akurasi sebesar 99,3%</w:t>
-            </w:r>
-            <w:r>
-              <w:t xml:space="preserve">, </w:t>
-            </w:r>
-            <w:r>
               <w:rPr>
                 <w:rFonts w:ascii="Cambria Math" w:hAnsi="Cambria Math"/>
                 <w:iCs/>
               </w:rPr>
-              <w:t>yang memungkinkan sistem ini memprediksi kebutuhan irigasi dengan baik dan mendukung berkelanjutan penggunaan air dalam pertanian</w:t>
-            </w:r>
-            <w:r>
-              <w:rPr>
-                <w:rFonts w:ascii="Cambria Math" w:hAnsi="Cambria Math"/>
-                <w:iCs/>
-              </w:rPr>
-              <w:t xml:space="preserve"> </w:t>
-            </w:r>
-            <w:r>
-              <w:rPr>
-                <w:rFonts w:ascii="Cambria Math" w:hAnsi="Cambria Math"/>
-                <w:iCs/>
-              </w:rPr>
-              <w:t>(Kaur, 2024).</w:t>
-            </w:r>
-            <w:r>
-              <w:rPr>
-                <w:rFonts w:ascii="Cambria Math" w:hAnsi="Cambria Math"/>
-                <w:iCs/>
-              </w:rPr>
-              <w:t xml:space="preserve"> </w:t>
+              <w:t>Support Vector Machine (SVM) menghasilkan akurasi sebesar 99,3%, yang memungkinkan sistem ini memprediksi kebutuhan irigasi dengan baik dan mendukung berkelanjutan penggunaan air dalam pertanian (Kaur, 2024).</w:t>
             </w:r>
           </w:p>
         </w:tc>
@@ -5407,11 +8572,302 @@
               <w:spacing w:line="480" w:lineRule="auto"/>
               <w:jc w:val="center"/>
             </w:pPr>
+            <w:r>
+              <w:t>-</w:t>
+            </w:r>
+          </w:p>
+        </w:tc>
+      </w:tr>
+      <w:tr>
+        <w:trPr>
+          <w:jc w:val="center"/>
+        </w:trPr>
+        <w:tc>
+          <w:tcPr>
+            <w:tcW w:w="2627" w:type="dxa"/>
+          </w:tcPr>
+          <w:p>
+            <w:pPr>
+              <w:spacing w:line="480" w:lineRule="auto"/>
+              <w:rPr>
+                <w:b/>
+                <w:bCs/>
+              </w:rPr>
+            </w:pPr>
+            <w:r>
+              <w:rPr>
+                <w:b/>
+                <w:bCs/>
+              </w:rPr>
+              <w:t>Pendekatan-3</w:t>
+            </w:r>
+          </w:p>
+          <w:p>
+            <w:pPr>
+              <w:spacing w:line="480" w:lineRule="auto"/>
+              <w:rPr>
+                <w:b/>
+                <w:bCs/>
+              </w:rPr>
+            </w:pPr>
+            <w:r>
+              <w:rPr>
+                <w:b/>
+                <w:bCs/>
+              </w:rPr>
+              <w:t>Preprocessing:</w:t>
+            </w:r>
+          </w:p>
+          <w:p>
+            <w:pPr>
+              <w:spacing w:line="480" w:lineRule="auto"/>
+            </w:pPr>
+            <w:proofErr w:type="spellStart"/>
+            <w:r>
+              <w:t>train_test_split</w:t>
+            </w:r>
+            <w:proofErr w:type="spellEnd"/>
+            <w:r>
+              <w:t xml:space="preserve"> (80</w:t>
+            </w:r>
+            <w:r>
+              <w:t xml:space="preserve"> </w:t>
+            </w:r>
+            <w:r>
+              <w:t>:</w:t>
+            </w:r>
+            <w:r>
+              <w:t xml:space="preserve"> </w:t>
+            </w:r>
+            <w:r>
+              <w:t>20)</w:t>
+            </w:r>
+          </w:p>
+          <w:p>
+            <w:pPr>
+              <w:spacing w:line="480" w:lineRule="auto"/>
+            </w:pPr>
+          </w:p>
+          <w:p>
+            <w:pPr>
+              <w:spacing w:line="480" w:lineRule="auto"/>
+              <w:rPr>
+                <w:b/>
+                <w:bCs/>
+              </w:rPr>
+            </w:pPr>
+            <w:r>
+              <w:rPr>
+                <w:b/>
+                <w:bCs/>
+              </w:rPr>
+              <w:t>Classifier:</w:t>
+            </w:r>
+          </w:p>
+          <w:p>
+            <w:pPr>
+              <w:spacing w:line="480" w:lineRule="auto"/>
+            </w:pPr>
+            <w:r>
+              <w:t>Random Forest</w:t>
+            </w:r>
+          </w:p>
+          <w:p>
+            <w:pPr>
+              <w:spacing w:line="480" w:lineRule="auto"/>
+            </w:pPr>
+            <w:r>
+              <w:t>(</w:t>
+            </w:r>
+            <w:proofErr w:type="spellStart"/>
+            <w:r>
+              <w:t>n_estimators</w:t>
+            </w:r>
+            <w:proofErr w:type="spellEnd"/>
+            <w:r>
+              <w:t>: 100 ,</w:t>
+            </w:r>
+          </w:p>
+          <w:p>
+            <w:pPr>
+              <w:spacing w:line="480" w:lineRule="auto"/>
+            </w:pPr>
+            <w:r>
+              <w:t>criterion: ‘gini’,</w:t>
+            </w:r>
+          </w:p>
+          <w:p>
+            <w:pPr>
+              <w:spacing w:line="480" w:lineRule="auto"/>
+            </w:pPr>
+            <w:proofErr w:type="spellStart"/>
+            <w:r>
+              <w:t>max_features</w:t>
+            </w:r>
+            <w:proofErr w:type="spellEnd"/>
+            <w:r>
+              <w:t xml:space="preserve">: ’ </w:t>
+            </w:r>
+            <w:proofErr w:type="spellStart"/>
+            <w:r>
+              <w:t>sqrt</w:t>
+            </w:r>
+            <w:proofErr w:type="spellEnd"/>
+            <w:r>
+              <w:t>’,</w:t>
+            </w:r>
+          </w:p>
+          <w:p>
+            <w:pPr>
+              <w:spacing w:line="480" w:lineRule="auto"/>
+            </w:pPr>
+            <w:r>
+              <w:t xml:space="preserve">bootstrap: </w:t>
+            </w:r>
+            <w:proofErr w:type="spellStart"/>
+            <w:r>
+              <w:t>True</w:t>
+            </w:r>
+            <w:proofErr w:type="spellEnd"/>
+            <w:r>
+              <w:t xml:space="preserve">, </w:t>
+            </w:r>
+          </w:p>
+          <w:p>
+            <w:pPr>
+              <w:spacing w:line="480" w:lineRule="auto"/>
+            </w:pPr>
+            <w:proofErr w:type="spellStart"/>
+            <w:r>
+              <w:t>n_job</w:t>
+            </w:r>
+            <w:proofErr w:type="spellEnd"/>
+            <w:r>
+              <w:t>: -1</w:t>
+            </w:r>
+            <w:r>
+              <w:t>)</w:t>
+            </w:r>
+          </w:p>
+        </w:tc>
+        <w:tc>
+          <w:tcPr>
+            <w:tcW w:w="4265" w:type="dxa"/>
+          </w:tcPr>
+          <w:p>
+            <w:pPr>
+              <w:spacing w:line="480" w:lineRule="auto"/>
+              <w:rPr>
+                <w:b/>
+                <w:bCs/>
+              </w:rPr>
+            </w:pPr>
+            <w:r>
+              <w:rPr>
+                <w:b/>
+                <w:bCs/>
+              </w:rPr>
+              <w:t>Aspek Ekonomis</w:t>
+            </w:r>
+          </w:p>
+          <w:p>
+            <w:pPr>
+              <w:spacing w:line="480" w:lineRule="auto"/>
+            </w:pPr>
+            <w:r>
+              <w:t>Penggunaan komputasi Random Forest (RF) dapat meningkat seiring bertambahnya jumlah pohon yang dibangun dan kedalaman pohon yang lebih dalam. Pemrosesan paralel yang diterapkan dalam RF dapat membantu mempercepat proses pelatihan pada dataset besar, namun bisa menambah biaya komputasi menjadi tinggi (</w:t>
+            </w:r>
+            <w:proofErr w:type="spellStart"/>
+            <w:r>
+              <w:t>Zhu</w:t>
+            </w:r>
+            <w:proofErr w:type="spellEnd"/>
+            <w:r>
+              <w:t>, 2022).</w:t>
+            </w:r>
+          </w:p>
+          <w:p>
+            <w:pPr>
+              <w:spacing w:line="480" w:lineRule="auto"/>
+              <w:rPr>
+                <w:b/>
+                <w:bCs/>
+              </w:rPr>
+            </w:pPr>
+            <w:r>
+              <w:rPr>
+                <w:b/>
+                <w:bCs/>
+              </w:rPr>
+              <w:t>Aspek Manufakturabilitas</w:t>
+            </w:r>
+          </w:p>
+          <w:p>
+            <w:pPr>
+              <w:spacing w:line="480" w:lineRule="auto"/>
+            </w:pPr>
+            <w:r>
+              <w:t>Selama pelatihan, Random Forest (RF) setidaknya ada dua parameter dapat mempengaruhi waktu pelatihan yaitu jumlah pohon dan kedalaman pohon, terutama dataset yang lebih besar, namun bisa dipercepat dengan menerapkan pemrosesan paralel meskipun memakan kebutuhan komputasi (</w:t>
+            </w:r>
+            <w:proofErr w:type="spellStart"/>
+            <w:r>
+              <w:t>Zhu</w:t>
+            </w:r>
+            <w:proofErr w:type="spellEnd"/>
+            <w:r>
+              <w:t xml:space="preserve">, 2020). </w:t>
+            </w:r>
+          </w:p>
+          <w:p>
+            <w:pPr>
+              <w:spacing w:line="480" w:lineRule="auto"/>
+              <w:rPr>
+                <w:b/>
+                <w:bCs/>
+              </w:rPr>
+            </w:pPr>
+            <w:r>
+              <w:rPr>
+                <w:b/>
+                <w:bCs/>
+              </w:rPr>
+              <w:t>Aspek Sustainbilitas</w:t>
+            </w:r>
+          </w:p>
+          <w:p>
+            <w:pPr>
+              <w:spacing w:line="480" w:lineRule="auto"/>
+              <w:rPr>
+                <w:b/>
+                <w:bCs/>
+              </w:rPr>
+            </w:pPr>
+            <w:r>
+              <w:rPr>
+                <w:rFonts w:ascii="Cambria Math" w:hAnsi="Cambria Math"/>
+                <w:iCs/>
+              </w:rPr>
+              <w:t>Random Forest (RF) menghasilkan akurasi sebesar 99,98%, yang memungkinkan sistem ini memprediksi kebutuhan irigasi dengan akurasi tinggi. Prediksi yang tepat ini mendukung penggunaan air yang berkelanjutan, membantu pemborosan dan mengoptimalkan sumber daya dalam pertanian dalam pertanian (IORILAM, 2022).</w:t>
+            </w:r>
+          </w:p>
+        </w:tc>
+        <w:tc>
+          <w:tcPr>
+            <w:tcW w:w="1035" w:type="dxa"/>
+            <w:vAlign w:val="center"/>
+          </w:tcPr>
+          <w:p>
+            <w:pPr>
+              <w:spacing w:line="480" w:lineRule="auto"/>
+              <w:jc w:val="center"/>
+            </w:pPr>
+            <w:r>
+              <w:t>-</w:t>
+            </w:r>
           </w:p>
         </w:tc>
       </w:tr>
     </w:tbl>
-    <w:p/>
     <w:p>
       <w:pPr>
         <w:sectPr>
@@ -9406,10 +12862,7 @@
           <w:fldChar w:fldCharType="separate"/>
         </w:r>
         <w:r>
-          <w:t>1</w:t>
-        </w:r>
-        <w:r>
-          <w:t>5</w:t>
+          <w:t>15</w:t>
         </w:r>
         <w:r>
           <w:fldChar w:fldCharType="end"/>
@@ -10789,6 +14242,119 @@
     </w:lvl>
   </w:abstractNum>
   <w:abstractNum w:abstractNumId="14" w15:restartNumberingAfterBreak="0">
+    <w:nsid w:val="4AA72A66"/>
+    <w:multiLevelType w:val="hybridMultilevel"/>
+    <w:tmpl w:val="E68649EC"/>
+    <w:lvl w:ilvl="0" w:tplc="050E44C0">
+      <w:start w:val="11"/>
+      <w:numFmt w:val="bullet"/>
+      <w:lvlText w:val="-"/>
+      <w:lvlJc w:val="left"/>
+      <w:pPr>
+        <w:ind w:left="720" w:hanging="360"/>
+      </w:pPr>
+      <w:rPr>
+        <w:rFonts w:ascii="Times New Roman" w:eastAsiaTheme="minorHAnsi" w:hAnsi="Times New Roman" w:cs="Times New Roman" w:hint="default"/>
+      </w:rPr>
+    </w:lvl>
+    <w:lvl w:ilvl="1" w:tplc="04210003" w:tentative="1">
+      <w:start w:val="1"/>
+      <w:numFmt w:val="bullet"/>
+      <w:lvlText w:val="o"/>
+      <w:lvlJc w:val="left"/>
+      <w:pPr>
+        <w:ind w:left="1440" w:hanging="360"/>
+      </w:pPr>
+      <w:rPr>
+        <w:rFonts w:ascii="Courier New" w:hAnsi="Courier New" w:cs="Courier New" w:hint="default"/>
+      </w:rPr>
+    </w:lvl>
+    <w:lvl w:ilvl="2" w:tplc="04210005" w:tentative="1">
+      <w:start w:val="1"/>
+      <w:numFmt w:val="bullet"/>
+      <w:lvlText w:val=""/>
+      <w:lvlJc w:val="left"/>
+      <w:pPr>
+        <w:ind w:left="2160" w:hanging="360"/>
+      </w:pPr>
+      <w:rPr>
+        <w:rFonts w:ascii="Wingdings" w:hAnsi="Wingdings" w:hint="default"/>
+      </w:rPr>
+    </w:lvl>
+    <w:lvl w:ilvl="3" w:tplc="04210001" w:tentative="1">
+      <w:start w:val="1"/>
+      <w:numFmt w:val="bullet"/>
+      <w:lvlText w:val=""/>
+      <w:lvlJc w:val="left"/>
+      <w:pPr>
+        <w:ind w:left="2880" w:hanging="360"/>
+      </w:pPr>
+      <w:rPr>
+        <w:rFonts w:ascii="Symbol" w:hAnsi="Symbol" w:hint="default"/>
+      </w:rPr>
+    </w:lvl>
+    <w:lvl w:ilvl="4" w:tplc="04210003" w:tentative="1">
+      <w:start w:val="1"/>
+      <w:numFmt w:val="bullet"/>
+      <w:lvlText w:val="o"/>
+      <w:lvlJc w:val="left"/>
+      <w:pPr>
+        <w:ind w:left="3600" w:hanging="360"/>
+      </w:pPr>
+      <w:rPr>
+        <w:rFonts w:ascii="Courier New" w:hAnsi="Courier New" w:cs="Courier New" w:hint="default"/>
+      </w:rPr>
+    </w:lvl>
+    <w:lvl w:ilvl="5" w:tplc="04210005" w:tentative="1">
+      <w:start w:val="1"/>
+      <w:numFmt w:val="bullet"/>
+      <w:lvlText w:val=""/>
+      <w:lvlJc w:val="left"/>
+      <w:pPr>
+        <w:ind w:left="4320" w:hanging="360"/>
+      </w:pPr>
+      <w:rPr>
+        <w:rFonts w:ascii="Wingdings" w:hAnsi="Wingdings" w:hint="default"/>
+      </w:rPr>
+    </w:lvl>
+    <w:lvl w:ilvl="6" w:tplc="04210001" w:tentative="1">
+      <w:start w:val="1"/>
+      <w:numFmt w:val="bullet"/>
+      <w:lvlText w:val=""/>
+      <w:lvlJc w:val="left"/>
+      <w:pPr>
+        <w:ind w:left="5040" w:hanging="360"/>
+      </w:pPr>
+      <w:rPr>
+        <w:rFonts w:ascii="Symbol" w:hAnsi="Symbol" w:hint="default"/>
+      </w:rPr>
+    </w:lvl>
+    <w:lvl w:ilvl="7" w:tplc="04210003" w:tentative="1">
+      <w:start w:val="1"/>
+      <w:numFmt w:val="bullet"/>
+      <w:lvlText w:val="o"/>
+      <w:lvlJc w:val="left"/>
+      <w:pPr>
+        <w:ind w:left="5760" w:hanging="360"/>
+      </w:pPr>
+      <w:rPr>
+        <w:rFonts w:ascii="Courier New" w:hAnsi="Courier New" w:cs="Courier New" w:hint="default"/>
+      </w:rPr>
+    </w:lvl>
+    <w:lvl w:ilvl="8" w:tplc="04210005" w:tentative="1">
+      <w:start w:val="1"/>
+      <w:numFmt w:val="bullet"/>
+      <w:lvlText w:val=""/>
+      <w:lvlJc w:val="left"/>
+      <w:pPr>
+        <w:ind w:left="6480" w:hanging="360"/>
+      </w:pPr>
+      <w:rPr>
+        <w:rFonts w:ascii="Wingdings" w:hAnsi="Wingdings" w:hint="default"/>
+      </w:rPr>
+    </w:lvl>
+  </w:abstractNum>
+  <w:abstractNum w:abstractNumId="15" w15:restartNumberingAfterBreak="0">
     <w:nsid w:val="4D0919DE"/>
     <w:multiLevelType w:val="hybridMultilevel"/>
     <w:tmpl w:val="1838622E"/>
@@ -10877,7 +14443,7 @@
       </w:pPr>
     </w:lvl>
   </w:abstractNum>
-  <w:abstractNum w:abstractNumId="15" w15:restartNumberingAfterBreak="0">
+  <w:abstractNum w:abstractNumId="16" w15:restartNumberingAfterBreak="0">
     <w:nsid w:val="4D9E7894"/>
     <w:multiLevelType w:val="hybridMultilevel"/>
     <w:tmpl w:val="1D522BAC"/>
@@ -10966,7 +14532,7 @@
       </w:pPr>
     </w:lvl>
   </w:abstractNum>
-  <w:abstractNum w:abstractNumId="16" w15:restartNumberingAfterBreak="0">
+  <w:abstractNum w:abstractNumId="17" w15:restartNumberingAfterBreak="0">
     <w:nsid w:val="4E3B026B"/>
     <w:multiLevelType w:val="hybridMultilevel"/>
     <w:tmpl w:val="FEB03228"/>
@@ -11055,7 +14621,7 @@
       </w:pPr>
     </w:lvl>
   </w:abstractNum>
-  <w:abstractNum w:abstractNumId="17" w15:restartNumberingAfterBreak="0">
+  <w:abstractNum w:abstractNumId="18" w15:restartNumberingAfterBreak="0">
     <w:nsid w:val="4E4B69A6"/>
     <w:multiLevelType w:val="hybridMultilevel"/>
     <w:tmpl w:val="29CCC712"/>
@@ -11144,7 +14710,7 @@
       </w:pPr>
     </w:lvl>
   </w:abstractNum>
-  <w:abstractNum w:abstractNumId="18" w15:restartNumberingAfterBreak="0">
+  <w:abstractNum w:abstractNumId="19" w15:restartNumberingAfterBreak="0">
     <w:nsid w:val="50F8066A"/>
     <w:multiLevelType w:val="hybridMultilevel"/>
     <w:tmpl w:val="9C9A4832"/>
@@ -11257,7 +14823,7 @@
       </w:rPr>
     </w:lvl>
   </w:abstractNum>
-  <w:abstractNum w:abstractNumId="19" w15:restartNumberingAfterBreak="0">
+  <w:abstractNum w:abstractNumId="20" w15:restartNumberingAfterBreak="0">
     <w:nsid w:val="54307926"/>
     <w:multiLevelType w:val="hybridMultilevel"/>
     <w:tmpl w:val="1FE62B60"/>
@@ -11346,7 +14912,7 @@
       </w:pPr>
     </w:lvl>
   </w:abstractNum>
-  <w:abstractNum w:abstractNumId="20" w15:restartNumberingAfterBreak="0">
+  <w:abstractNum w:abstractNumId="21" w15:restartNumberingAfterBreak="0">
     <w:nsid w:val="60DC1907"/>
     <w:multiLevelType w:val="hybridMultilevel"/>
     <w:tmpl w:val="B83C8680"/>
@@ -11435,7 +15001,7 @@
       </w:pPr>
     </w:lvl>
   </w:abstractNum>
-  <w:abstractNum w:abstractNumId="21" w15:restartNumberingAfterBreak="0">
+  <w:abstractNum w:abstractNumId="22" w15:restartNumberingAfterBreak="0">
     <w:nsid w:val="69E2520E"/>
     <w:multiLevelType w:val="hybridMultilevel"/>
     <w:tmpl w:val="50D8CC4E"/>
@@ -11524,7 +15090,7 @@
       </w:pPr>
     </w:lvl>
   </w:abstractNum>
-  <w:abstractNum w:abstractNumId="22" w15:restartNumberingAfterBreak="0">
+  <w:abstractNum w:abstractNumId="23" w15:restartNumberingAfterBreak="0">
     <w:nsid w:val="70721A17"/>
     <w:multiLevelType w:val="hybridMultilevel"/>
     <w:tmpl w:val="37A4E95C"/>
@@ -11613,7 +15179,7 @@
       </w:pPr>
     </w:lvl>
   </w:abstractNum>
-  <w:abstractNum w:abstractNumId="23" w15:restartNumberingAfterBreak="0">
+  <w:abstractNum w:abstractNumId="24" w15:restartNumberingAfterBreak="0">
     <w:nsid w:val="70971B1F"/>
     <w:multiLevelType w:val="hybridMultilevel"/>
     <w:tmpl w:val="35BCEA6A"/>
@@ -11704,7 +15270,7 @@
       </w:pPr>
     </w:lvl>
   </w:abstractNum>
-  <w:abstractNum w:abstractNumId="24" w15:restartNumberingAfterBreak="0">
+  <w:abstractNum w:abstractNumId="25" w15:restartNumberingAfterBreak="0">
     <w:nsid w:val="718C591D"/>
     <w:multiLevelType w:val="hybridMultilevel"/>
     <w:tmpl w:val="3222BA86"/>
@@ -11793,7 +15359,7 @@
       </w:pPr>
     </w:lvl>
   </w:abstractNum>
-  <w:abstractNum w:abstractNumId="25" w15:restartNumberingAfterBreak="0">
+  <w:abstractNum w:abstractNumId="26" w15:restartNumberingAfterBreak="0">
     <w:nsid w:val="72E45BE0"/>
     <w:multiLevelType w:val="hybridMultilevel"/>
     <w:tmpl w:val="B470DCF2"/>
@@ -11879,7 +15445,7 @@
       </w:pPr>
     </w:lvl>
   </w:abstractNum>
-  <w:abstractNum w:abstractNumId="26" w15:restartNumberingAfterBreak="0">
+  <w:abstractNum w:abstractNumId="27" w15:restartNumberingAfterBreak="0">
     <w:nsid w:val="77BE0B4F"/>
     <w:multiLevelType w:val="hybridMultilevel"/>
     <w:tmpl w:val="62B8A5FA"/>
@@ -11968,7 +15534,7 @@
       </w:pPr>
     </w:lvl>
   </w:abstractNum>
-  <w:abstractNum w:abstractNumId="27" w15:restartNumberingAfterBreak="0">
+  <w:abstractNum w:abstractNumId="28" w15:restartNumberingAfterBreak="0">
     <w:nsid w:val="78A05364"/>
     <w:multiLevelType w:val="hybridMultilevel"/>
     <w:tmpl w:val="AF2CD948"/>
@@ -12057,7 +15623,7 @@
       </w:pPr>
     </w:lvl>
   </w:abstractNum>
-  <w:abstractNum w:abstractNumId="28" w15:restartNumberingAfterBreak="0">
+  <w:abstractNum w:abstractNumId="29" w15:restartNumberingAfterBreak="0">
     <w:nsid w:val="7DB85723"/>
     <w:multiLevelType w:val="hybridMultilevel"/>
     <w:tmpl w:val="61126EE8"/>
@@ -12146,7 +15712,7 @@
       </w:pPr>
     </w:lvl>
   </w:abstractNum>
-  <w:abstractNum w:abstractNumId="29" w15:restartNumberingAfterBreak="0">
+  <w:abstractNum w:abstractNumId="30" w15:restartNumberingAfterBreak="0">
     <w:nsid w:val="7FAF3819"/>
     <w:multiLevelType w:val="hybridMultilevel"/>
     <w:tmpl w:val="B1381D6C"/>
@@ -12236,16 +15802,16 @@
     </w:lvl>
   </w:abstractNum>
   <w:num w:numId="1" w16cid:durableId="1038969312">
-    <w:abstractNumId w:val="25"/>
+    <w:abstractNumId w:val="26"/>
   </w:num>
   <w:num w:numId="2" w16cid:durableId="437456272">
-    <w:abstractNumId w:val="16"/>
+    <w:abstractNumId w:val="17"/>
   </w:num>
   <w:num w:numId="3" w16cid:durableId="2030712180">
-    <w:abstractNumId w:val="28"/>
+    <w:abstractNumId w:val="29"/>
   </w:num>
   <w:num w:numId="4" w16cid:durableId="762460363">
-    <w:abstractNumId w:val="27"/>
+    <w:abstractNumId w:val="28"/>
   </w:num>
   <w:num w:numId="5" w16cid:durableId="1328359413">
     <w:abstractNumId w:val="0"/>
@@ -12263,7 +15829,7 @@
     <w:abstractNumId w:val="2"/>
   </w:num>
   <w:num w:numId="10" w16cid:durableId="721487365">
-    <w:abstractNumId w:val="22"/>
+    <w:abstractNumId w:val="23"/>
   </w:num>
   <w:num w:numId="11" w16cid:durableId="60758938">
     <w:abstractNumId w:val="6"/>
@@ -12278,19 +15844,19 @@
     <w:abstractNumId w:val="9"/>
   </w:num>
   <w:num w:numId="15" w16cid:durableId="1029186140">
-    <w:abstractNumId w:val="17"/>
+    <w:abstractNumId w:val="18"/>
   </w:num>
   <w:num w:numId="16" w16cid:durableId="827333180">
+    <w:abstractNumId w:val="20"/>
+  </w:num>
+  <w:num w:numId="17" w16cid:durableId="578368165">
+    <w:abstractNumId w:val="24"/>
+  </w:num>
+  <w:num w:numId="18" w16cid:durableId="325286845">
     <w:abstractNumId w:val="19"/>
   </w:num>
-  <w:num w:numId="17" w16cid:durableId="578368165">
-    <w:abstractNumId w:val="23"/>
-  </w:num>
-  <w:num w:numId="18" w16cid:durableId="325286845">
-    <w:abstractNumId w:val="18"/>
-  </w:num>
   <w:num w:numId="19" w16cid:durableId="366639024">
-    <w:abstractNumId w:val="14"/>
+    <w:abstractNumId w:val="15"/>
   </w:num>
   <w:num w:numId="20" w16cid:durableId="347219453">
     <w:abstractNumId w:val="4"/>
@@ -12299,31 +15865,34 @@
     <w:abstractNumId w:val="13"/>
   </w:num>
   <w:num w:numId="22" w16cid:durableId="1263956269">
-    <w:abstractNumId w:val="24"/>
+    <w:abstractNumId w:val="25"/>
   </w:num>
   <w:num w:numId="23" w16cid:durableId="1502433072">
     <w:abstractNumId w:val="1"/>
   </w:num>
   <w:num w:numId="24" w16cid:durableId="1738279166">
-    <w:abstractNumId w:val="29"/>
+    <w:abstractNumId w:val="30"/>
   </w:num>
   <w:num w:numId="25" w16cid:durableId="2021466969">
-    <w:abstractNumId w:val="15"/>
+    <w:abstractNumId w:val="16"/>
   </w:num>
   <w:num w:numId="26" w16cid:durableId="410204407">
     <w:abstractNumId w:val="5"/>
   </w:num>
   <w:num w:numId="27" w16cid:durableId="1417635253">
-    <w:abstractNumId w:val="20"/>
+    <w:abstractNumId w:val="21"/>
   </w:num>
   <w:num w:numId="28" w16cid:durableId="406417123">
-    <w:abstractNumId w:val="26"/>
+    <w:abstractNumId w:val="27"/>
   </w:num>
   <w:num w:numId="29" w16cid:durableId="748771152">
-    <w:abstractNumId w:val="21"/>
+    <w:abstractNumId w:val="22"/>
   </w:num>
   <w:num w:numId="30" w16cid:durableId="190648739">
     <w:abstractNumId w:val="7"/>
+  </w:num>
+  <w:num w:numId="31" w16cid:durableId="203295130">
+    <w:abstractNumId w:val="14"/>
   </w:num>
   <w:numIdMacAtCleanup w:val="9"/>
 </w:numbering>

--- a/PROPOSAL TUGAS AKHIR.docx
+++ b/PROPOSAL TUGAS AKHIR.docx
@@ -630,7 +630,7 @@
     </w:p>
     <w:tbl>
       <w:tblPr>
-        <w:tblStyle w:val="KisiTabel"/>
+        <w:tblStyle w:val="TableGrid"/>
         <w:tblW w:w="8359" w:type="dxa"/>
         <w:jc w:val="center"/>
         <w:tblBorders>
@@ -990,6 +990,7 @@
           <w:b/>
           <w:bCs w:val="0"/>
         </w:rPr>
+        <w:lastRenderedPageBreak/>
         <w:t>KATA PENGANTAR</w:t>
       </w:r>
       <w:bookmarkEnd w:id="2"/>
@@ -1073,7 +1074,7 @@
     </w:p>
     <w:p>
       <w:pPr>
-        <w:pStyle w:val="DaftarParagraf"/>
+        <w:pStyle w:val="ListParagraph"/>
         <w:numPr>
           <w:ilvl w:val="0"/>
           <w:numId w:val="1"/>
@@ -1095,7 +1096,7 @@
     </w:p>
     <w:p>
       <w:pPr>
-        <w:pStyle w:val="DaftarParagraf"/>
+        <w:pStyle w:val="ListParagraph"/>
         <w:numPr>
           <w:ilvl w:val="0"/>
           <w:numId w:val="1"/>
@@ -1117,7 +1118,7 @@
     </w:p>
     <w:p>
       <w:pPr>
-        <w:pStyle w:val="DaftarParagraf"/>
+        <w:pStyle w:val="ListParagraph"/>
         <w:numPr>
           <w:ilvl w:val="0"/>
           <w:numId w:val="1"/>
@@ -1139,7 +1140,7 @@
     </w:p>
     <w:p>
       <w:pPr>
-        <w:pStyle w:val="DaftarParagraf"/>
+        <w:pStyle w:val="ListParagraph"/>
         <w:numPr>
           <w:ilvl w:val="0"/>
           <w:numId w:val="1"/>
@@ -1161,7 +1162,7 @@
     </w:p>
     <w:p>
       <w:pPr>
-        <w:pStyle w:val="DaftarParagraf"/>
+        <w:pStyle w:val="ListParagraph"/>
         <w:numPr>
           <w:ilvl w:val="0"/>
           <w:numId w:val="1"/>
@@ -1183,7 +1184,7 @@
     </w:p>
     <w:p>
       <w:pPr>
-        <w:pStyle w:val="DaftarParagraf"/>
+        <w:pStyle w:val="ListParagraph"/>
         <w:numPr>
           <w:ilvl w:val="0"/>
           <w:numId w:val="1"/>
@@ -1200,44 +1201,12 @@
           <w:rFonts w:cs="Times New Roman"/>
           <w:szCs w:val="24"/>
         </w:rPr>
-        <w:t xml:space="preserve">Bapak Dr. </w:t>
-      </w:r>
-      <w:proofErr w:type="spellStart"/>
-      <w:r>
-        <w:rPr>
-          <w:rFonts w:cs="Times New Roman"/>
-          <w:szCs w:val="24"/>
-        </w:rPr>
-        <w:t>Wijang</w:t>
-      </w:r>
-      <w:proofErr w:type="spellEnd"/>
-      <w:r>
-        <w:rPr>
-          <w:rFonts w:cs="Times New Roman"/>
-          <w:szCs w:val="24"/>
-        </w:rPr>
-        <w:t xml:space="preserve"> </w:t>
-      </w:r>
-      <w:proofErr w:type="spellStart"/>
-      <w:r>
-        <w:rPr>
-          <w:rFonts w:cs="Times New Roman"/>
-          <w:szCs w:val="24"/>
-        </w:rPr>
-        <w:t>Widhiarso</w:t>
-      </w:r>
-      <w:proofErr w:type="spellEnd"/>
-      <w:r>
-        <w:rPr>
-          <w:rFonts w:cs="Times New Roman"/>
-          <w:szCs w:val="24"/>
-        </w:rPr>
-        <w:t xml:space="preserve">, M.Kom., selaku Dekan Fakultas Ilmu Komputer dan Rekayasa. </w:t>
-      </w:r>
-    </w:p>
-    <w:p>
-      <w:pPr>
-        <w:pStyle w:val="DaftarParagraf"/>
+        <w:t xml:space="preserve">Bapak Dr. Wijang Widhiarso, M.Kom., selaku Dekan Fakultas Ilmu Komputer dan Rekayasa. </w:t>
+      </w:r>
+    </w:p>
+    <w:p>
+      <w:pPr>
+        <w:pStyle w:val="ListParagraph"/>
         <w:numPr>
           <w:ilvl w:val="0"/>
           <w:numId w:val="1"/>
@@ -1259,7 +1228,7 @@
     </w:p>
     <w:p>
       <w:pPr>
-        <w:pStyle w:val="DaftarParagraf"/>
+        <w:pStyle w:val="ListParagraph"/>
         <w:numPr>
           <w:ilvl w:val="0"/>
           <w:numId w:val="1"/>
@@ -1281,7 +1250,7 @@
     </w:p>
     <w:p>
       <w:pPr>
-        <w:pStyle w:val="DaftarParagraf"/>
+        <w:pStyle w:val="ListParagraph"/>
         <w:numPr>
           <w:ilvl w:val="0"/>
           <w:numId w:val="1"/>
@@ -1298,46 +1267,14 @@
           <w:rFonts w:cs="Times New Roman"/>
           <w:szCs w:val="24"/>
         </w:rPr>
-        <w:t xml:space="preserve">Bapak Daniel </w:t>
-      </w:r>
-      <w:proofErr w:type="spellStart"/>
-      <w:r>
-        <w:rPr>
-          <w:rFonts w:cs="Times New Roman"/>
-          <w:szCs w:val="24"/>
-        </w:rPr>
-        <w:t>Udju</w:t>
-      </w:r>
-      <w:r>
-        <w:rPr>
-          <w:rFonts w:cs="Times New Roman"/>
-          <w:szCs w:val="24"/>
-        </w:rPr>
-        <w:t>lalawa</w:t>
-      </w:r>
-      <w:proofErr w:type="spellEnd"/>
-      <w:r>
-        <w:rPr>
-          <w:rFonts w:cs="Times New Roman"/>
-          <w:szCs w:val="24"/>
-        </w:rPr>
-        <w:t xml:space="preserve">, </w:t>
-      </w:r>
-      <w:proofErr w:type="spellStart"/>
-      <w:r>
-        <w:rPr>
-          <w:rFonts w:cs="Times New Roman"/>
-          <w:szCs w:val="24"/>
-        </w:rPr>
-        <w:t>S.Kom.,M.T.I</w:t>
-      </w:r>
-      <w:proofErr w:type="spellEnd"/>
-      <w:r>
-        <w:rPr>
-          <w:rFonts w:cs="Times New Roman"/>
-          <w:szCs w:val="24"/>
-        </w:rPr>
-        <w:t>.., selaku P</w:t>
+        <w:t>Bapak Daniel Udju</w:t>
+      </w:r>
+      <w:r>
+        <w:rPr>
+          <w:rFonts w:cs="Times New Roman"/>
+          <w:szCs w:val="24"/>
+        </w:rPr>
+        <w:t>lalawa, S.Kom.,M.T.I.., selaku P</w:t>
       </w:r>
       <w:r>
         <w:rPr>
@@ -1356,7 +1293,7 @@
     </w:p>
     <w:p>
       <w:pPr>
-        <w:pStyle w:val="DaftarParagraf"/>
+        <w:pStyle w:val="ListParagraph"/>
         <w:numPr>
           <w:ilvl w:val="0"/>
           <w:numId w:val="1"/>
@@ -1399,7 +1336,7 @@
     </w:p>
     <w:p>
       <w:pPr>
-        <w:pStyle w:val="DaftarParagraf"/>
+        <w:pStyle w:val="ListParagraph"/>
         <w:numPr>
           <w:ilvl w:val="0"/>
           <w:numId w:val="1"/>
@@ -1416,12 +1353,13 @@
           <w:rFonts w:cs="Times New Roman"/>
           <w:szCs w:val="24"/>
         </w:rPr>
+        <w:lastRenderedPageBreak/>
         <w:t>Keluarga dan teman-teman yang telah memberikan dukungan dan saran selama proses pengerjaan tugas akhir.</w:t>
       </w:r>
     </w:p>
     <w:p>
       <w:pPr>
-        <w:pStyle w:val="DaftarParagraf"/>
+        <w:pStyle w:val="ListParagraph"/>
         <w:numPr>
           <w:ilvl w:val="0"/>
           <w:numId w:val="1"/>
@@ -1445,23 +1383,7 @@
           <w:rFonts w:cs="Times New Roman"/>
           <w:szCs w:val="24"/>
         </w:rPr>
-        <w:t xml:space="preserve">epada Aldo Kadafi, Muhammad Fadli dan </w:t>
-      </w:r>
-      <w:proofErr w:type="spellStart"/>
-      <w:r>
-        <w:rPr>
-          <w:rFonts w:cs="Times New Roman"/>
-          <w:szCs w:val="24"/>
-        </w:rPr>
-        <w:t>Kartiva</w:t>
-      </w:r>
-      <w:proofErr w:type="spellEnd"/>
-      <w:r>
-        <w:rPr>
-          <w:rFonts w:cs="Times New Roman"/>
-          <w:szCs w:val="24"/>
-        </w:rPr>
-        <w:t xml:space="preserve"> </w:t>
+        <w:t xml:space="preserve">epada Aldo Kadafi, Muhammad Fadli dan Kartiva </w:t>
       </w:r>
       <w:r>
         <w:rPr>
@@ -1498,7 +1420,7 @@
     </w:p>
     <w:tbl>
       <w:tblPr>
-        <w:tblStyle w:val="KisiTabel"/>
+        <w:tblStyle w:val="TableGrid"/>
         <w:tblW w:w="0" w:type="auto"/>
         <w:tblBorders>
           <w:top w:val="none" w:sz="0" w:space="0" w:color="auto"/>
@@ -1692,6 +1614,7 @@
           <w:b/>
           <w:bCs w:val="0"/>
         </w:rPr>
+        <w:lastRenderedPageBreak/>
         <w:t>DAFTAR ISI</w:t>
       </w:r>
       <w:bookmarkEnd w:id="8"/>
@@ -1883,6 +1806,7 @@
           <w:b/>
           <w:bCs w:val="0"/>
         </w:rPr>
+        <w:lastRenderedPageBreak/>
         <w:t>DAFTAR TABEL</w:t>
       </w:r>
       <w:bookmarkEnd w:id="11"/>
@@ -1892,7 +1816,7 @@
     <w:p/>
     <w:p>
       <w:pPr>
-        <w:pStyle w:val="TabelGambar"/>
+        <w:pStyle w:val="TableofFigures"/>
         <w:tabs>
           <w:tab w:val="right" w:leader="dot" w:pos="7927"/>
         </w:tabs>
@@ -1975,7 +1899,7 @@
     </w:p>
     <w:p>
       <w:pPr>
-        <w:pStyle w:val="TabelGambar"/>
+        <w:pStyle w:val="TableofFigures"/>
         <w:tabs>
           <w:tab w:val="right" w:leader="dot" w:pos="7927"/>
         </w:tabs>
@@ -2037,7 +1961,7 @@
     </w:p>
     <w:p>
       <w:pPr>
-        <w:pStyle w:val="TabelGambar"/>
+        <w:pStyle w:val="TableofFigures"/>
         <w:tabs>
           <w:tab w:val="right" w:leader="dot" w:pos="7927"/>
         </w:tabs>
@@ -2099,7 +2023,7 @@
     </w:p>
     <w:p>
       <w:pPr>
-        <w:pStyle w:val="TabelGambar"/>
+        <w:pStyle w:val="TableofFigures"/>
         <w:tabs>
           <w:tab w:val="right" w:leader="dot" w:pos="7927"/>
         </w:tabs>
@@ -2161,7 +2085,7 @@
     </w:p>
     <w:p>
       <w:pPr>
-        <w:pStyle w:val="TabelGambar"/>
+        <w:pStyle w:val="TableofFigures"/>
         <w:tabs>
           <w:tab w:val="right" w:leader="dot" w:pos="7927"/>
         </w:tabs>
@@ -2405,7 +2329,7 @@
     <w:p/>
     <w:p>
       <w:pPr>
-        <w:pStyle w:val="TabelGambar"/>
+        <w:pStyle w:val="TableofFigures"/>
         <w:tabs>
           <w:tab w:val="right" w:leader="dot" w:pos="7927"/>
         </w:tabs>
@@ -2490,7 +2414,7 @@
     </w:p>
     <w:p>
       <w:pPr>
-        <w:pStyle w:val="TabelGambar"/>
+        <w:pStyle w:val="TableofFigures"/>
         <w:tabs>
           <w:tab w:val="right" w:leader="dot" w:pos="7927"/>
         </w:tabs>
@@ -2554,7 +2478,7 @@
     </w:p>
     <w:p>
       <w:pPr>
-        <w:pStyle w:val="TabelGambar"/>
+        <w:pStyle w:val="TableofFigures"/>
         <w:tabs>
           <w:tab w:val="right" w:leader="dot" w:pos="7927"/>
         </w:tabs>
@@ -2722,7 +2646,7 @@
     </w:p>
     <w:p>
       <w:pPr>
-        <w:pStyle w:val="Judul1"/>
+        <w:pStyle w:val="Heading1"/>
         <w:spacing w:line="480" w:lineRule="auto"/>
         <w:jc w:val="center"/>
         <w:rPr>
@@ -2743,6 +2667,7 @@
           <w:bCs/>
           <w:szCs w:val="24"/>
         </w:rPr>
+        <w:lastRenderedPageBreak/>
         <w:t>BAB I</w:t>
       </w:r>
       <w:r>
@@ -2770,7 +2695,7 @@
     </w:p>
     <w:p>
       <w:pPr>
-        <w:pStyle w:val="Judul1"/>
+        <w:pStyle w:val="Heading1"/>
         <w:numPr>
           <w:ilvl w:val="0"/>
           <w:numId w:val="2"/>
@@ -2815,15 +2740,7 @@
         <w:t xml:space="preserve"> bagi</w:t>
       </w:r>
       <w:r>
-        <w:t xml:space="preserve"> manusia (</w:t>
-      </w:r>
-      <w:proofErr w:type="spellStart"/>
-      <w:r>
-        <w:t>Kynta</w:t>
-      </w:r>
-      <w:proofErr w:type="spellEnd"/>
-      <w:r>
-        <w:t>, 2024)</w:t>
+        <w:t xml:space="preserve"> manusia (Kynta, 2024)</w:t>
       </w:r>
       <w:r>
         <w:t>.</w:t>
@@ -2856,15 +2773,7 @@
         <w:t>buah-buahan</w:t>
       </w:r>
       <w:r>
-        <w:t>, dan tanaman hias (</w:t>
-      </w:r>
-      <w:proofErr w:type="spellStart"/>
-      <w:r>
-        <w:t>Bharata</w:t>
-      </w:r>
-      <w:proofErr w:type="spellEnd"/>
-      <w:r>
-        <w:t>, 2023).</w:t>
+        <w:t>, dan tanaman hias (Bharata, 2023).</w:t>
       </w:r>
     </w:p>
     <w:p>
@@ -2927,15 +2836,8 @@
         <w:ind w:firstLine="567"/>
       </w:pPr>
       <w:r>
-        <w:t>Berbagai elemen dapat memengaruhi kondisi ini, di antaranya adalah curah hujan, tipe tanah, dan tingkat evapotranspirasi (Hermanto, 2023). Proses evapotranspirasi terdiri dari dua komponen utama, yaitu evaporasi, yang merupakan perubahan air menjadi uap, dan transpirasi, yang mengacu pada penguapan air dari permukaan tanah (Sofia, 2023). Tingkat evapotranspirasi sangat dipengaruhi oleh faktor-faktor iklim serta jenis tanaman yang ada (</w:t>
-      </w:r>
-      <w:proofErr w:type="spellStart"/>
-      <w:r>
-        <w:t>Fausan</w:t>
-      </w:r>
-      <w:proofErr w:type="spellEnd"/>
-      <w:r>
-        <w:t>, 2020). Oleh karena itu, ketersediaan air dan kelembaban tanah menjadi aspek yang krusial untuk menggantikan air yang hilang selama proses ini.</w:t>
+        <w:lastRenderedPageBreak/>
+        <w:t>Berbagai elemen dapat memengaruhi kondisi ini, di antaranya adalah curah hujan, tipe tanah, dan tingkat evapotranspirasi (Hermanto, 2023). Proses evapotranspirasi terdiri dari dua komponen utama, yaitu evaporasi, yang merupakan perubahan air menjadi uap, dan transpirasi, yang mengacu pada penguapan air dari permukaan tanah (Sofia, 2023). Tingkat evapotranspirasi sangat dipengaruhi oleh faktor-faktor iklim serta jenis tanaman yang ada (Fausan, 2020). Oleh karena itu, ketersediaan air dan kelembaban tanah menjadi aspek yang krusial untuk menggantikan air yang hilang selama proses ini.</w:t>
       </w:r>
     </w:p>
     <w:p>
@@ -2995,7 +2897,11 @@
         <w:t xml:space="preserve">kesulitan dalam memprediksi kelembaban tanah secara akurat akibat perubahan cuaca yang mendadak (Ningrum, 2023). </w:t>
       </w:r>
       <w:r>
-        <w:t>Hal ini disebabkan oleh metode pengukuran yang masih dilakukan secara visual dengan menggunakan alat sederhana, yang tidak mampu memberikan data secara real</w:t>
+        <w:t xml:space="preserve">Hal ini disebabkan oleh metode pengukuran yang </w:t>
+      </w:r>
+      <w:r>
+        <w:lastRenderedPageBreak/>
+        <w:t>masih dilakukan secara visual dengan menggunakan alat sederhana, yang tidak mampu memberikan data secara real</w:t>
       </w:r>
       <w:r>
         <w:t>-</w:t>
@@ -3013,15 +2919,7 @@
         <w:t xml:space="preserve"> Mereka</w:t>
       </w:r>
       <w:r>
-        <w:t xml:space="preserve"> sering bergantung pada pengalaman pribadi untuk menentukan waktu dan jumlah air yang dibutuhkan dalam proses penyiraman tanaman (</w:t>
-      </w:r>
-      <w:proofErr w:type="spellStart"/>
-      <w:r>
-        <w:t>Anggarda</w:t>
-      </w:r>
-      <w:proofErr w:type="spellEnd"/>
-      <w:r>
-        <w:t>, 2023).</w:t>
+        <w:t xml:space="preserve"> sering bergantung pada pengalaman pribadi untuk menentukan waktu dan jumlah air yang dibutuhkan dalam proses penyiraman tanaman (Anggarda, 2023).</w:t>
       </w:r>
     </w:p>
     <w:p>
@@ -3066,7 +2964,11 @@
         <w:ind w:firstLine="567"/>
       </w:pPr>
       <w:r>
-        <w:t xml:space="preserve">Hasil wawancara dengan Kemas Muhammad Ridhuan, selaku penyuluh pertanian di UPTD Balai Pengembangan Dan Produksi Benih Tanaman Pangan Dan Hortikultura mengungkapkan bahwa petani sering menghadapi tantangan dalam memantau musim dan kelembaban tanah secara manual, yang tidak efisien dan bergantung pada fisik. Ketergantungan pada metode tradisional ini sering kali mengakibatkan kegagalan panen dan krisis ekonomi, terutama di bahwa pengaruh fenomena seperti El Nino, yang memperburuk efisiensi dan akurasi dalam pengelolaan tanaman. </w:t>
+        <w:t xml:space="preserve">Hasil wawancara dengan Kemas Muhammad Ridhuan, selaku penyuluh pertanian di UPTD Balai Pengembangan Dan Produksi Benih Tanaman Pangan Dan </w:t>
+      </w:r>
+      <w:r>
+        <w:lastRenderedPageBreak/>
+        <w:t xml:space="preserve">Hortikultura mengungkapkan bahwa petani sering menghadapi tantangan dalam memantau musim dan kelembaban tanah secara manual, yang tidak efisien dan bergantung pada fisik. Ketergantungan pada metode tradisional ini sering kali mengakibatkan kegagalan panen dan krisis ekonomi, terutama di bahwa pengaruh fenomena seperti El Nino, yang memperburuk efisiensi dan akurasi dalam pengelolaan tanaman. </w:t>
       </w:r>
     </w:p>
     <w:p>
@@ -3090,15 +2992,7 @@
         <w:ind w:firstLine="567"/>
       </w:pPr>
       <w:r>
-        <w:t xml:space="preserve">Hasil wawancara dengan Denny Satria Mandala Putra, selaku direktur </w:t>
-      </w:r>
-      <w:proofErr w:type="spellStart"/>
-      <w:r>
-        <w:t>Quranic</w:t>
-      </w:r>
-      <w:proofErr w:type="spellEnd"/>
-      <w:r>
-        <w:t xml:space="preserve"> Farm menjelaskan bahwa pemantauan kelembaban tanah secara konvensional tidak akurat dan memerlukan banyak tenaga, sedangkan penyiraman manual sering tidak merata, terutama di musim kemarau. Akibatnya, pertumbuhan tanaman menjadi tidak seragam dan risiko penyakit tanaman meningkat. Pemantauan secara manual yang memakan waktu juga mengganggu aktivitas lain di perkebunan yang cukup besar.</w:t>
+        <w:t>Hasil wawancara dengan Denny Satria Mandala Putra, selaku direktur Quranic Farm menjelaskan bahwa pemantauan kelembaban tanah secara konvensional tidak akurat dan memerlukan banyak tenaga, sedangkan penyiraman manual sering tidak merata, terutama di musim kemarau. Akibatnya, pertumbuhan tanaman menjadi tidak seragam dan risiko penyakit tanaman meningkat. Pemantauan secara manual yang memakan waktu juga mengganggu aktivitas lain di perkebunan yang cukup besar.</w:t>
       </w:r>
     </w:p>
     <w:p>
@@ -3117,7 +3011,11 @@
         <w:t>Internet of Things</w:t>
       </w:r>
       <w:r>
-        <w:t xml:space="preserve"> dan kecerdasan buatan memberikan dampak yang signifikan pada berbagai sektor pertanian. Salah satu teknologi yang diimplementasikan dalam bidang pertanian adalah </w:t>
+        <w:t xml:space="preserve"> dan kecerdasan buatan memberikan dampak yang signifikan pada berbagai sektor </w:t>
+      </w:r>
+      <w:r>
+        <w:lastRenderedPageBreak/>
+        <w:t xml:space="preserve">pertanian. Salah satu teknologi yang diimplementasikan dalam bidang pertanian adalah </w:t>
       </w:r>
       <w:r>
         <w:rPr>
@@ -3127,15 +3025,7 @@
         <w:t>Machine Learning</w:t>
       </w:r>
       <w:r>
-        <w:t>, yang merupakan bagian dari kecerdasan buatan yang melibatkan proses pembelajaran melalui komputasi dan identifikasi pola untuk melakukan prediksi serta pengambilan keputusan secara otomatis berdasarkan data yang tersedia (</w:t>
-      </w:r>
-      <w:proofErr w:type="spellStart"/>
-      <w:r>
-        <w:t>Anggarda</w:t>
-      </w:r>
-      <w:proofErr w:type="spellEnd"/>
-      <w:r>
-        <w:t xml:space="preserve">, 2023). </w:t>
+        <w:t xml:space="preserve">, yang merupakan bagian dari kecerdasan buatan yang melibatkan proses pembelajaran melalui komputasi dan identifikasi pola untuk melakukan prediksi serta pengambilan keputusan secara otomatis berdasarkan data yang tersedia (Anggarda, 2023). </w:t>
       </w:r>
     </w:p>
     <w:p>
@@ -3156,186 +3046,140 @@
       <w:r>
         <w:t xml:space="preserve">, yang memanfaatkan sensor </w:t>
       </w:r>
-      <w:proofErr w:type="spellStart"/>
       <w:r>
         <w:rPr>
           <w:i/>
           <w:iCs/>
         </w:rPr>
-        <w:t>Automatic</w:t>
-      </w:r>
-      <w:proofErr w:type="spellEnd"/>
+        <w:t>Automatic Weather Station</w:t>
+      </w:r>
+      <w:r>
+        <w:t xml:space="preserve"> (AWS), kelembaban tanah, dan berbagai faktor lingkungan lainnya</w:t>
+      </w:r>
+      <w:r>
+        <w:t xml:space="preserve">. </w:t>
+      </w:r>
+      <w:r>
+        <w:t xml:space="preserve">Setiap sensor menghasilkan data yang dikirimkan ke mikrokontroler </w:t>
+      </w:r>
+      <w:r>
+        <w:t>untuk analisis atau prediksi (Kaur, 2024).</w:t>
+      </w:r>
+      <w:r>
+        <w:t xml:space="preserve"> </w:t>
+      </w:r>
+      <w:r>
+        <w:t xml:space="preserve">Dengan </w:t>
+      </w:r>
+      <w:r>
+        <w:t>memanfaatkan</w:t>
+      </w:r>
+      <w:r>
+        <w:t xml:space="preserve"> </w:t>
+      </w:r>
       <w:r>
         <w:rPr>
           <w:i/>
           <w:iCs/>
         </w:rPr>
+        <w:t>Machine Learning</w:t>
+      </w:r>
+      <w:r>
+        <w:t xml:space="preserve">, </w:t>
+      </w:r>
+      <w:r>
+        <w:t>sistem</w:t>
+      </w:r>
+      <w:r>
         <w:t xml:space="preserve"> </w:t>
       </w:r>
-      <w:proofErr w:type="spellStart"/>
+      <w:r>
+        <w:t>ini</w:t>
+      </w:r>
+      <w:r>
+        <w:t xml:space="preserve"> dapat </w:t>
+      </w:r>
+      <w:r>
+        <w:t xml:space="preserve">memprediksi kebutuhan penyiraman dan memberikan rekomendasi </w:t>
+      </w:r>
+      <w:r>
+        <w:t>terkait</w:t>
+      </w:r>
+      <w:r>
+        <w:t xml:space="preserve"> waktu serta volume air yang diperlukan, berdasarkan </w:t>
+      </w:r>
+      <w:r>
+        <w:t>dataset yang</w:t>
+      </w:r>
+      <w:r>
+        <w:t xml:space="preserve"> </w:t>
+      </w:r>
+      <w:r>
+        <w:t>mencakup informasi mengenai</w:t>
+      </w:r>
+      <w:r>
+        <w:t xml:space="preserve"> cuaca hujan, suhu udara, kelembaban tanah, dan faktor-faktor lainnya</w:t>
+      </w:r>
+      <w:r>
+        <w:t xml:space="preserve"> (Anggarda, 2023).</w:t>
+      </w:r>
+    </w:p>
+    <w:p>
+      <w:pPr>
+        <w:spacing w:after="0" w:line="480" w:lineRule="auto"/>
+        <w:ind w:firstLine="567"/>
+      </w:pPr>
+      <w:r>
+        <w:t>Pengembangan sistem</w:t>
+      </w:r>
+      <w:r>
+        <w:t xml:space="preserve"> irigasi cerdas seperti prediksi penyiraman</w:t>
+      </w:r>
+      <w:r>
+        <w:t xml:space="preserve"> yang memanfaatkan </w:t>
+      </w:r>
       <w:r>
         <w:rPr>
           <w:i/>
           <w:iCs/>
         </w:rPr>
-        <w:t>Weather</w:t>
-      </w:r>
-      <w:proofErr w:type="spellEnd"/>
+        <w:t>Machine Learning</w:t>
+      </w:r>
+      <w:r>
+        <w:t xml:space="preserve"> untuk memprediksi waktu penyiraman optimal memiliki berbagai keuntungan. Pertama, sistem ini dapat menghemat waktu dan usaha petani dalam memerlukan kebutuhan air. Kedua, dengan tingkat akurasi prediksi yang tinggi, sistem ini berkontribusi dalam mengoptimalkan penggunaan air dan mengurangi pemborosan. Ketiga, rekomendasi yang akurat dari sistem ini dapat meningkatkan produktivitas pertanian dengan memastikan pemenuhan kebutuhan air yang tepat waktu untuk tanaman (Anggarda, 2023).</w:t>
+      </w:r>
+    </w:p>
+    <w:p>
+      <w:pPr>
+        <w:spacing w:after="0" w:line="480" w:lineRule="auto"/>
+        <w:ind w:firstLine="567"/>
+      </w:pPr>
+      <w:r>
+        <w:t xml:space="preserve">Secara keseluruhan, dapat disimpulkan bahwa sistem irigasi cerdas yang memanfaatkan teknologi </w:t>
+      </w:r>
       <w:r>
         <w:rPr>
           <w:i/>
           <w:iCs/>
         </w:rPr>
-        <w:t xml:space="preserve"> </w:t>
-      </w:r>
-      <w:proofErr w:type="spellStart"/>
+        <w:t>Internet of Things</w:t>
+      </w:r>
+      <w:r>
+        <w:t xml:space="preserve"> dan </w:t>
+      </w:r>
       <w:r>
         <w:rPr>
           <w:i/>
           <w:iCs/>
         </w:rPr>
-        <w:t>Station</w:t>
-      </w:r>
-      <w:proofErr w:type="spellEnd"/>
-      <w:r>
-        <w:t xml:space="preserve"> (AWS), kelembaban tanah, dan berbagai faktor lingkungan lainnya</w:t>
-      </w:r>
-      <w:r>
-        <w:t xml:space="preserve">. </w:t>
-      </w:r>
-      <w:r>
-        <w:t xml:space="preserve">Setiap sensor menghasilkan data yang dikirimkan ke mikrokontroler </w:t>
-      </w:r>
-      <w:r>
-        <w:t>untuk analisis atau prediksi (Kaur, 2024).</w:t>
-      </w:r>
-      <w:r>
-        <w:t xml:space="preserve"> </w:t>
-      </w:r>
-      <w:r>
-        <w:t xml:space="preserve">Dengan </w:t>
-      </w:r>
-      <w:r>
-        <w:t>memanfaatkan</w:t>
-      </w:r>
-      <w:r>
-        <w:t xml:space="preserve"> </w:t>
-      </w:r>
-      <w:r>
-        <w:rPr>
-          <w:i/>
-          <w:iCs/>
-        </w:rPr>
         <w:t>Machine Learning</w:t>
       </w:r>
       <w:r>
-        <w:t xml:space="preserve">, </w:t>
-      </w:r>
-      <w:r>
-        <w:t>sistem</w:t>
-      </w:r>
-      <w:r>
-        <w:t xml:space="preserve"> </w:t>
-      </w:r>
-      <w:r>
-        <w:t>ini</w:t>
-      </w:r>
-      <w:r>
-        <w:t xml:space="preserve"> dapat </w:t>
-      </w:r>
-      <w:r>
-        <w:t xml:space="preserve">memprediksi kebutuhan penyiraman dan memberikan rekomendasi </w:t>
-      </w:r>
-      <w:r>
-        <w:t>terkait</w:t>
-      </w:r>
-      <w:r>
-        <w:t xml:space="preserve"> waktu serta volume air yang diperlukan, berdasarkan </w:t>
-      </w:r>
-      <w:r>
-        <w:t>dataset yang</w:t>
-      </w:r>
-      <w:r>
-        <w:t xml:space="preserve"> </w:t>
-      </w:r>
-      <w:r>
-        <w:t>mencakup informasi mengenai</w:t>
-      </w:r>
-      <w:r>
-        <w:t xml:space="preserve"> cuaca hujan, suhu udara, kelembaban tanah, dan faktor-faktor lainnya</w:t>
-      </w:r>
-      <w:r>
-        <w:t xml:space="preserve"> (</w:t>
-      </w:r>
-      <w:proofErr w:type="spellStart"/>
-      <w:r>
-        <w:t>Anggarda</w:t>
-      </w:r>
-      <w:proofErr w:type="spellEnd"/>
-      <w:r>
-        <w:t>, 2023).</w:t>
-      </w:r>
-    </w:p>
-    <w:p>
-      <w:pPr>
-        <w:spacing w:after="0" w:line="480" w:lineRule="auto"/>
-        <w:ind w:firstLine="567"/>
-      </w:pPr>
-      <w:r>
-        <w:t>Pengembangan sistem</w:t>
-      </w:r>
-      <w:r>
-        <w:t xml:space="preserve"> irigasi cerdas seperti prediksi penyiraman</w:t>
-      </w:r>
-      <w:r>
-        <w:t xml:space="preserve"> yang memanfaatkan </w:t>
-      </w:r>
-      <w:r>
-        <w:rPr>
-          <w:i/>
-          <w:iCs/>
-        </w:rPr>
-        <w:t>Machine Learning</w:t>
-      </w:r>
-      <w:r>
-        <w:t xml:space="preserve"> untuk memprediksi waktu penyiraman optimal memiliki berbagai keuntungan. Pertama, sistem ini dapat menghemat waktu dan usaha petani dalam memerlukan kebutuhan air. Kedua, dengan tingkat akurasi prediksi yang tinggi, sistem ini berkontribusi dalam mengoptimalkan penggunaan air dan mengurangi pemborosan. Ketiga, rekomendasi yang akurat dari sistem ini dapat meningkatkan produktivitas pertanian dengan memastikan pemenuhan kebutuhan air yang tepat waktu untuk tanaman (</w:t>
-      </w:r>
-      <w:proofErr w:type="spellStart"/>
-      <w:r>
-        <w:t>Anggarda</w:t>
-      </w:r>
-      <w:proofErr w:type="spellEnd"/>
-      <w:r>
-        <w:t>, 2023).</w:t>
-      </w:r>
-    </w:p>
-    <w:p>
-      <w:pPr>
-        <w:spacing w:after="0" w:line="480" w:lineRule="auto"/>
-        <w:ind w:firstLine="567"/>
-      </w:pPr>
-      <w:r>
-        <w:t xml:space="preserve">Secara keseluruhan, dapat disimpulkan bahwa sistem irigasi cerdas yang memanfaatkan teknologi </w:t>
-      </w:r>
-      <w:r>
-        <w:rPr>
-          <w:i/>
-          <w:iCs/>
-        </w:rPr>
-        <w:t>Internet of Things</w:t>
-      </w:r>
-      <w:r>
-        <w:t xml:space="preserve"> dan </w:t>
-      </w:r>
-      <w:r>
-        <w:rPr>
-          <w:i/>
-          <w:iCs/>
-        </w:rPr>
-        <w:t>Machine Learning</w:t>
-      </w:r>
-      <w:r>
-        <w:t xml:space="preserve"> memberikan keuntungan signifikan bagi para petani. Sistem ini memungkinkan pemantauan, pengendalian, dan perencanaan irigasi yang lebih efisien dalam waktu, tenaga, dan sumber daya manusia</w:t>
+        <w:t xml:space="preserve"> memberikan </w:t>
+      </w:r>
+      <w:r>
+        <w:lastRenderedPageBreak/>
+        <w:t>keuntungan signifikan bagi para petani. Sistem ini memungkinkan pemantauan, pengendalian, dan perencanaan irigasi yang lebih efisien dalam waktu, tenaga, dan sumber daya manusia</w:t>
       </w:r>
       <w:r>
         <w:t xml:space="preserve">, serta berpotensi mengurangi biaya dan penggunaan air, dan meningkatkan hasil panen. Dengan demikian, penulis tertarik untuk merancang </w:t>
@@ -3349,7 +3193,7 @@
     </w:p>
     <w:p>
       <w:pPr>
-        <w:pStyle w:val="Judul1"/>
+        <w:pStyle w:val="Heading1"/>
         <w:numPr>
           <w:ilvl w:val="0"/>
           <w:numId w:val="2"/>
@@ -3393,7 +3237,7 @@
     </w:p>
     <w:p>
       <w:pPr>
-        <w:pStyle w:val="Judul1"/>
+        <w:pStyle w:val="Heading1"/>
         <w:numPr>
           <w:ilvl w:val="0"/>
           <w:numId w:val="2"/>
@@ -3412,7 +3256,7 @@
     </w:p>
     <w:p>
       <w:pPr>
-        <w:pStyle w:val="Judul2"/>
+        <w:pStyle w:val="Heading2"/>
         <w:numPr>
           <w:ilvl w:val="0"/>
           <w:numId w:val="3"/>
@@ -3441,7 +3285,7 @@
     </w:p>
     <w:p>
       <w:pPr>
-        <w:pStyle w:val="Judul2"/>
+        <w:pStyle w:val="Heading2"/>
         <w:numPr>
           <w:ilvl w:val="0"/>
           <w:numId w:val="3"/>
@@ -3477,7 +3321,7 @@
     </w:p>
     <w:p>
       <w:pPr>
-        <w:pStyle w:val="Judul2"/>
+        <w:pStyle w:val="Heading2"/>
         <w:numPr>
           <w:ilvl w:val="0"/>
           <w:numId w:val="3"/>
@@ -3510,7 +3354,7 @@
     </w:p>
     <w:p>
       <w:pPr>
-        <w:pStyle w:val="Judul1"/>
+        <w:pStyle w:val="Heading1"/>
         <w:numPr>
           <w:ilvl w:val="0"/>
           <w:numId w:val="2"/>
@@ -3520,6 +3364,7 @@
       </w:pPr>
       <w:bookmarkStart w:id="36" w:name="_Toc178662373"/>
       <w:r>
+        <w:lastRenderedPageBreak/>
         <w:t>Analisis Terhadap Karakteristik Solusi</w:t>
       </w:r>
       <w:bookmarkEnd w:id="36"/>
@@ -3532,7 +3377,7 @@
     </w:p>
     <w:p>
       <w:pPr>
-        <w:pStyle w:val="Judul1"/>
+        <w:pStyle w:val="Heading1"/>
         <w:numPr>
           <w:ilvl w:val="0"/>
           <w:numId w:val="2"/>
@@ -3554,7 +3399,7 @@
     </w:p>
     <w:p>
       <w:pPr>
-        <w:pStyle w:val="Judul1"/>
+        <w:pStyle w:val="Heading1"/>
         <w:numPr>
           <w:ilvl w:val="0"/>
           <w:numId w:val="2"/>
@@ -3577,7 +3422,7 @@
     </w:p>
     <w:p>
       <w:pPr>
-        <w:pStyle w:val="Judul1"/>
+        <w:pStyle w:val="Heading1"/>
         <w:numPr>
           <w:ilvl w:val="0"/>
           <w:numId w:val="2"/>
@@ -3621,7 +3466,7 @@
     </w:p>
     <w:p>
       <w:pPr>
-        <w:pStyle w:val="Judul1"/>
+        <w:pStyle w:val="Heading1"/>
         <w:spacing w:line="480" w:lineRule="auto"/>
         <w:jc w:val="center"/>
         <w:rPr>
@@ -3638,6 +3483,7 @@
           <w:bCs/>
           <w:szCs w:val="24"/>
         </w:rPr>
+        <w:lastRenderedPageBreak/>
         <w:t>BAB II</w:t>
       </w:r>
       <w:r>
@@ -3654,7 +3500,7 @@
     </w:p>
     <w:p>
       <w:pPr>
-        <w:pStyle w:val="Judul1"/>
+        <w:pStyle w:val="Heading1"/>
         <w:numPr>
           <w:ilvl w:val="0"/>
           <w:numId w:val="7"/>
@@ -3732,7 +3578,7 @@
     </w:p>
     <w:p>
       <w:pPr>
-        <w:pStyle w:val="Judul2"/>
+        <w:pStyle w:val="Heading2"/>
         <w:numPr>
           <w:ilvl w:val="0"/>
           <w:numId w:val="8"/>
@@ -4172,21 +4018,8 @@
         <w:rPr>
           <w:rFonts w:eastAsiaTheme="minorEastAsia"/>
         </w:rPr>
-        <w:t>dilakukan dengan cermat (</w:t>
-      </w:r>
-      <w:proofErr w:type="spellStart"/>
-      <w:r>
-        <w:rPr>
-          <w:rFonts w:eastAsiaTheme="minorEastAsia"/>
-        </w:rPr>
-        <w:t>Ayabe</w:t>
-      </w:r>
-      <w:proofErr w:type="spellEnd"/>
-      <w:r>
-        <w:rPr>
-          <w:rFonts w:eastAsiaTheme="minorEastAsia"/>
-        </w:rPr>
-        <w:t xml:space="preserve">, 2020). </w:t>
+        <w:lastRenderedPageBreak/>
+        <w:t xml:space="preserve">dilakukan dengan cermat (Ayabe, 2020). </w:t>
       </w:r>
       <w:r>
         <w:rPr>
@@ -4232,21 +4065,7 @@
         <w:rPr>
           <w:rFonts w:eastAsiaTheme="minorEastAsia"/>
         </w:rPr>
-        <w:t>lebih kompleks (</w:t>
-      </w:r>
-      <w:proofErr w:type="spellStart"/>
-      <w:r>
-        <w:rPr>
-          <w:rFonts w:eastAsiaTheme="minorEastAsia"/>
-        </w:rPr>
-        <w:t>Choil</w:t>
-      </w:r>
-      <w:proofErr w:type="spellEnd"/>
-      <w:r>
-        <w:rPr>
-          <w:rFonts w:eastAsiaTheme="minorEastAsia"/>
-        </w:rPr>
-        <w:t>, 202</w:t>
+        <w:t>lebih kompleks (Choil, 202</w:t>
       </w:r>
       <w:r>
         <w:rPr>
@@ -4270,23 +4089,7 @@
         <w:t xml:space="preserve">Kelemahan KNN bergantung pada kualitas dan ukuran dataset. Metode ini sangat sensitif terhadap outlier dan missing data, serta tidak cocok untuk data berdimensi tinggi </w:t>
       </w:r>
       <w:r>
-        <w:t xml:space="preserve">karena mengalami </w:t>
-      </w:r>
-      <w:proofErr w:type="spellStart"/>
-      <w:r>
-        <w:t>curse</w:t>
-      </w:r>
-      <w:proofErr w:type="spellEnd"/>
-      <w:r>
-        <w:t xml:space="preserve"> of </w:t>
-      </w:r>
-      <w:proofErr w:type="spellStart"/>
-      <w:r>
-        <w:t>dimensionality</w:t>
-      </w:r>
-      <w:proofErr w:type="spellEnd"/>
-      <w:r>
-        <w:t xml:space="preserve"> </w:t>
+        <w:t xml:space="preserve">karena mengalami curse of dimensionality </w:t>
       </w:r>
       <w:r>
         <w:t>(Rahmadini, 2022)</w:t>
@@ -4298,15 +4101,7 @@
         <w:t>bertambahnya</w:t>
       </w:r>
       <w:r>
-        <w:t xml:space="preserve"> ukuran dataset (</w:t>
-      </w:r>
-      <w:proofErr w:type="spellStart"/>
-      <w:r>
-        <w:t>Ayabe</w:t>
-      </w:r>
-      <w:proofErr w:type="spellEnd"/>
-      <w:r>
-        <w:t>, 2022)</w:t>
+        <w:t xml:space="preserve"> ukuran dataset (Ayabe, 2022)</w:t>
       </w:r>
       <w:r>
         <w:t>.</w:t>
@@ -4373,7 +4168,7 @@
     </w:p>
     <w:p>
       <w:pPr>
-        <w:pStyle w:val="Keterangan"/>
+        <w:pStyle w:val="Caption"/>
         <w:spacing w:after="0" w:line="480" w:lineRule="auto"/>
         <w:jc w:val="center"/>
       </w:pPr>
@@ -4423,12 +4218,24 @@
         <w:rPr>
           <w:rFonts w:eastAsiaTheme="minorEastAsia"/>
         </w:rPr>
-        <w:t xml:space="preserve"> = 5 dan jenis jarak yang digunakan adalah manhattan distance. Dataset ini dibagi menjadi 80% data latih dan 20% data uji, menghasilkan akurasi sebesar 99,3% (Kaur, 2024).</w:t>
-      </w:r>
-    </w:p>
-    <w:p>
-      <w:pPr>
-        <w:pStyle w:val="Judul2"/>
+        <w:t xml:space="preserve"> = 5 dan jenis jarak yang digunakan adalah manhattan distance. Dataset ini dibagi menjadi 80% data latih dan 20% data uji, menghasilkan akurasi sebesar 99,</w:t>
+      </w:r>
+      <w:r>
+        <w:rPr>
+          <w:rFonts w:eastAsiaTheme="minorEastAsia"/>
+        </w:rPr>
+        <w:t>8</w:t>
+      </w:r>
+      <w:r>
+        <w:rPr>
+          <w:rFonts w:eastAsiaTheme="minorEastAsia"/>
+        </w:rPr>
+        <w:t>% (Kaur, 2024).</w:t>
+      </w:r>
+    </w:p>
+    <w:p>
+      <w:pPr>
+        <w:pStyle w:val="Heading2"/>
         <w:numPr>
           <w:ilvl w:val="0"/>
           <w:numId w:val="8"/>
@@ -4469,21 +4276,14 @@
         <w:rPr>
           <w:rFonts w:cs="Times New Roman"/>
         </w:rPr>
-        <w:t>Solusi kedua adalah menggunakan Support Vector Machine (SVM) sebagai metode supervised learning yang sederhana dalam machine learning, yang diterapkan untuk menyelesaikan masalah klasifikasi maupun regresi. Metode ini dapat menangani data yang dapat dipisahkan secara linier maupun non linier. SVM bekerja dengan mencari hyperplane terbaik yang memaksimalkan dua kelas fitur dengan memaksimalkan margin (</w:t>
-      </w:r>
-      <w:proofErr w:type="spellStart"/>
-      <w:r>
-        <w:rPr>
-          <w:rFonts w:cs="Times New Roman"/>
-        </w:rPr>
-        <w:t>Ayabe</w:t>
-      </w:r>
-      <w:proofErr w:type="spellEnd"/>
-      <w:r>
-        <w:rPr>
-          <w:rFonts w:cs="Times New Roman"/>
-        </w:rPr>
-        <w:t>, 2020).</w:t>
+        <w:t xml:space="preserve">Solusi kedua adalah menggunakan Support Vector Machine (SVM) sebagai metode supervised learning yang sederhana dalam machine learning, yang diterapkan untuk menyelesaikan masalah klasifikasi maupun regresi. Metode ini </w:t>
+      </w:r>
+      <w:r>
+        <w:rPr>
+          <w:rFonts w:cs="Times New Roman"/>
+        </w:rPr>
+        <w:lastRenderedPageBreak/>
+        <w:t>dapat menangani data yang dapat dipisahkan secara linier maupun non linier. SVM bekerja dengan mencari hyperplane terbaik yang memaksimalkan dua kelas fitur dengan memaksimalkan margin (Ayabe, 2020).</w:t>
       </w:r>
     </w:p>
     <w:p>
@@ -4510,21 +4310,7 @@
         <w:rPr>
           <w:rFonts w:cs="Times New Roman"/>
         </w:rPr>
-        <w:t>(</w:t>
-      </w:r>
-      <w:proofErr w:type="spellStart"/>
-      <w:r>
-        <w:rPr>
-          <w:rFonts w:cs="Times New Roman"/>
-        </w:rPr>
-        <w:t>Ayabe</w:t>
-      </w:r>
-      <w:proofErr w:type="spellEnd"/>
-      <w:r>
-        <w:rPr>
-          <w:rFonts w:cs="Times New Roman"/>
-        </w:rPr>
-        <w:t xml:space="preserve">, 2020). </w:t>
+        <w:t xml:space="preserve">(Ayabe, 2020). </w:t>
       </w:r>
     </w:p>
     <w:p>
@@ -4563,21 +4349,7 @@
         <w:rPr>
           <w:rFonts w:cs="Times New Roman"/>
         </w:rPr>
-        <w:t>(</w:t>
-      </w:r>
-      <w:proofErr w:type="spellStart"/>
-      <w:r>
-        <w:rPr>
-          <w:rFonts w:cs="Times New Roman"/>
-        </w:rPr>
-        <w:t>Ayabe</w:t>
-      </w:r>
-      <w:proofErr w:type="spellEnd"/>
-      <w:r>
-        <w:rPr>
-          <w:rFonts w:cs="Times New Roman"/>
-        </w:rPr>
-        <w:t>, 2020).</w:t>
+        <w:t>(Ayabe, 2020).</w:t>
       </w:r>
       <w:r>
         <w:rPr>
@@ -4653,7 +4425,7 @@
     </w:p>
     <w:p>
       <w:pPr>
-        <w:pStyle w:val="Keterangan"/>
+        <w:pStyle w:val="Caption"/>
         <w:spacing w:after="0" w:line="480" w:lineRule="auto"/>
         <w:jc w:val="center"/>
       </w:pPr>
@@ -4673,7 +4445,14 @@
         <w:rPr>
           <w:rFonts w:cs="Times New Roman"/>
         </w:rPr>
-        <w:t>Gambar 2.2 menunjukkan proses kerja dalam menentukan hyperplane dan memaksimalkan margin, serta komponen-komponen dari SVM. Komponen SVM terdiri dari tiga elemen utama, yaitu hyperplane yang berfungsi sebagai bidang pemisah optimal antara dua kelas, margin yang merupakan jarak antara hyperplane dan jarak terdekat dari masing-masing kelas, serta support vector yang merupakan data yang paling dekat dengan hyperplane (Junus, 2023).</w:t>
+        <w:t xml:space="preserve">Gambar 2.2 menunjukkan proses kerja dalam menentukan hyperplane dan memaksimalkan margin, serta komponen-komponen dari SVM. Komponen SVM terdiri dari tiga elemen utama, yaitu hyperplane yang berfungsi sebagai bidang pemisah optimal antara dua kelas, margin yang merupakan jarak antara hyperplane </w:t>
+      </w:r>
+      <w:r>
+        <w:rPr>
+          <w:rFonts w:cs="Times New Roman"/>
+        </w:rPr>
+        <w:lastRenderedPageBreak/>
+        <w:t>dan jarak terdekat dari masing-masing kelas, serta support vector yang merupakan data yang paling dekat dengan hyperplane (Junus, 2023).</w:t>
       </w:r>
     </w:p>
     <w:p>
@@ -4685,21 +4464,12 @@
         </w:rPr>
       </w:pPr>
       <w:r>
-        <w:t xml:space="preserve">Proses </w:t>
-      </w:r>
-      <w:r>
-        <w:t xml:space="preserve">pelatihan </w:t>
-      </w:r>
-      <w:r>
-        <w:t xml:space="preserve">SVM dimulai dengan himpunan data pelatihan </w:t>
+        <w:rPr>
+          <w:rFonts w:cs="Times New Roman"/>
+        </w:rPr>
+        <w:t xml:space="preserve">Proses pelatihan SVM dimulai dengan himpunan data pelatihan </w:t>
       </w:r>
       <m:oMath>
-        <m:r>
-          <w:rPr>
-            <w:rFonts w:ascii="Cambria Math" w:hAnsi="Cambria Math"/>
-          </w:rPr>
-          <m:t>{</m:t>
-        </m:r>
         <m:d>
           <m:dPr>
             <m:ctrlPr>
@@ -4914,12 +4684,12 @@
           <w:rPr>
             <w:rFonts w:ascii="Cambria Math" w:hAnsi="Cambria Math"/>
           </w:rPr>
-          <m:t>)}</m:t>
+          <m:t>)</m:t>
         </m:r>
       </m:oMath>
       <w:r>
         <w:rPr>
-          <w:rFonts w:eastAsiaTheme="minorEastAsia"/>
+          <w:rFonts w:cs="Times New Roman"/>
         </w:rPr>
         <w:t xml:space="preserve">, di mana </w:t>
       </w:r>
@@ -5059,26 +4829,18 @@
         <w:rPr>
           <w:rFonts w:eastAsiaTheme="minorEastAsia"/>
         </w:rPr>
-        <w:t xml:space="preserve">. Masing-masing kelas dipisahkan secara sempurna oleh sebuah </w:t>
+        <w:t xml:space="preserve">. </w:t>
       </w:r>
       <w:r>
         <w:rPr>
           <w:rFonts w:eastAsiaTheme="minorEastAsia"/>
-          <w:i/>
-          <w:iCs/>
-        </w:rPr>
-        <w:t>hyperplane</w:t>
-      </w:r>
-      <w:r>
-        <w:rPr>
-          <w:rFonts w:eastAsiaTheme="minorEastAsia"/>
-        </w:rPr>
-        <w:t>, yang dinyatakan dengan persamaan:</w:t>
-      </w:r>
-    </w:p>
-    <w:p>
-      <w:pPr>
-        <w:pStyle w:val="DaftarParagraf"/>
+        </w:rPr>
+        <w:t>Dua kelas data dipisahkan secara sempurna oleh hyperplane, yang didefinisikan dengan persamaan:</w:t>
+      </w:r>
+    </w:p>
+    <w:p>
+      <w:pPr>
+        <w:pStyle w:val="ListParagraph"/>
         <w:spacing w:after="0" w:line="480" w:lineRule="auto"/>
         <w:ind w:left="0"/>
         <w:jc w:val="center"/>
@@ -5142,105 +4904,45 @@
     <w:p>
       <w:pPr>
         <w:spacing w:after="0" w:line="480" w:lineRule="auto"/>
+        <w:ind w:firstLine="567"/>
+        <w:rPr>
+          <w:rFonts w:cs="Times New Roman"/>
+        </w:rPr>
+      </w:pPr>
+    </w:p>
+    <w:p>
+      <w:pPr>
+        <w:spacing w:after="0" w:line="480" w:lineRule="auto"/>
+        <w:ind w:firstLine="567"/>
+        <w:rPr>
+          <w:rFonts w:cs="Times New Roman"/>
+        </w:rPr>
+      </w:pPr>
+      <w:r>
+        <w:rPr>
+          <w:rFonts w:cs="Times New Roman"/>
+        </w:rPr>
+        <w:t>Tujuan dari SVM adalah menemukan hyperplane yang memaksimalkan margin, yaitu jarak antara dua kelas terhadap hyperplane. Margin tersebut dihitung menggunakan persamaan:</w:t>
+      </w:r>
+    </w:p>
+    <w:p>
+      <w:pPr>
+        <w:pStyle w:val="ListParagraph"/>
+        <w:spacing w:after="0" w:line="480" w:lineRule="auto"/>
+        <w:ind w:left="0"/>
+        <w:jc w:val="center"/>
         <w:rPr>
           <w:rFonts w:eastAsiaTheme="minorEastAsia"/>
-        </w:rPr>
-      </w:pPr>
-      <w:r>
-        <w:t xml:space="preserve">di mana </w:t>
-      </w:r>
+          <w:iCs/>
+        </w:rPr>
+      </w:pPr>
       <m:oMath>
         <m:r>
           <w:rPr>
-            <w:rFonts w:ascii="Cambria Math" w:eastAsiaTheme="minorEastAsia" w:hAnsi="Cambria Math"/>
+            <w:rFonts w:ascii="Cambria Math" w:eastAsiaTheme="minorEastAsia" w:hAnsi="Cambria Math" w:cs="Times New Roman"/>
           </w:rPr>
-          <m:t>w</m:t>
+          <m:t>Margin=</m:t>
         </m:r>
-      </m:oMath>
-      <w:r>
-        <w:rPr>
-          <w:rFonts w:eastAsiaTheme="minorEastAsia"/>
-        </w:rPr>
-        <w:t xml:space="preserve"> adalah vektor bobot yang terkait dengan masing-masing fitur data, </w:t>
-      </w:r>
-      <m:oMath>
-        <m:r>
-          <w:rPr>
-            <w:rFonts w:ascii="Cambria Math" w:eastAsiaTheme="minorEastAsia" w:hAnsi="Cambria Math"/>
-          </w:rPr>
-          <m:t>x</m:t>
-        </m:r>
-      </m:oMath>
-      <w:r>
-        <w:rPr>
-          <w:rFonts w:eastAsiaTheme="minorEastAsia"/>
-        </w:rPr>
-        <w:t xml:space="preserve"> adalah vektor fitur data, dan </w:t>
-      </w:r>
-      <m:oMath>
-        <m:r>
-          <w:rPr>
-            <w:rFonts w:ascii="Cambria Math" w:eastAsiaTheme="minorEastAsia" w:hAnsi="Cambria Math"/>
-          </w:rPr>
-          <m:t>b</m:t>
-        </m:r>
-      </m:oMath>
-      <w:r>
-        <w:rPr>
-          <w:rFonts w:eastAsiaTheme="minorEastAsia"/>
-        </w:rPr>
-        <w:t xml:space="preserve"> adalah nilai bias.</w:t>
-      </w:r>
-      <w:r>
-        <w:rPr>
-          <w:rFonts w:eastAsiaTheme="minorEastAsia"/>
-        </w:rPr>
-        <w:t xml:space="preserve"> </w:t>
-      </w:r>
-    </w:p>
-    <w:p>
-      <w:pPr>
-        <w:spacing w:after="0" w:line="480" w:lineRule="auto"/>
-        <w:ind w:firstLine="567"/>
-        <w:rPr>
-          <w:rFonts w:cs="Times New Roman"/>
-        </w:rPr>
-      </w:pPr>
-      <w:r>
-        <w:rPr>
-          <w:rFonts w:cs="Times New Roman"/>
-        </w:rPr>
-        <w:t xml:space="preserve">Setelah </w:t>
-      </w:r>
-      <w:r>
-        <w:rPr>
-          <w:rFonts w:cs="Times New Roman"/>
-          <w:i/>
-          <w:iCs/>
-        </w:rPr>
-        <w:t>hyperplane</w:t>
-      </w:r>
-      <w:r>
-        <w:rPr>
-          <w:rFonts w:cs="Times New Roman"/>
-        </w:rPr>
-        <w:t xml:space="preserve"> ditetapkan, langkah selanjutnya adalah memaksimalkan </w:t>
-      </w:r>
-      <w:r>
-        <w:rPr>
-          <w:rFonts w:cs="Times New Roman"/>
-          <w:i/>
-          <w:iCs/>
-        </w:rPr>
-        <w:t>margin</w:t>
-      </w:r>
-      <w:r>
-        <w:rPr>
-          <w:rFonts w:cs="Times New Roman"/>
-        </w:rPr>
-        <w:t xml:space="preserve">, yaitu jarak antara dua kelompok kelas yang berbeda, yang didefinisikan sebagai </w:t>
-      </w:r>
-      <m:oMath>
         <m:f>
           <m:fPr>
             <m:ctrlPr>
@@ -5284,56 +4986,38 @@
       </m:oMath>
       <w:r>
         <w:rPr>
-          <w:rFonts w:cs="Times New Roman"/>
-        </w:rPr>
-        <w:t xml:space="preserve">. </w:t>
-      </w:r>
-      <w:r>
-        <w:rPr>
-          <w:rFonts w:cs="Times New Roman"/>
-          <w:i/>
+          <w:rFonts w:eastAsiaTheme="minorEastAsia"/>
           <w:iCs/>
         </w:rPr>
-        <w:t>Hyperplane</w:t>
-      </w:r>
-      <w:r>
-        <w:rPr>
-          <w:rFonts w:cs="Times New Roman"/>
-        </w:rPr>
-        <w:t xml:space="preserve"> terbaik dicari dengan memaksimalkan </w:t>
-      </w:r>
-      <w:r>
-        <w:rPr>
-          <w:rFonts w:cs="Times New Roman"/>
-          <w:i/>
+        <w:tab/>
+      </w:r>
+      <w:r>
+        <w:rPr>
+          <w:rFonts w:eastAsiaTheme="minorEastAsia"/>
           <w:iCs/>
         </w:rPr>
-        <w:t>margin</w:t>
-      </w:r>
-      <w:r>
-        <w:rPr>
-          <w:rFonts w:cs="Times New Roman"/>
-        </w:rPr>
-        <w:t xml:space="preserve"> melalui </w:t>
-      </w:r>
-      <w:r>
-        <w:rPr>
-          <w:rFonts w:cs="Times New Roman"/>
-          <w:i/>
-          <w:iCs/>
-        </w:rPr>
-        <w:t>Quadratic Programming</w:t>
-      </w:r>
-      <w:r>
-        <w:rPr>
-          <w:rFonts w:cs="Times New Roman"/>
-        </w:rPr>
-        <w:t xml:space="preserve"> dengan meminimalkan:</w:t>
-      </w:r>
-    </w:p>
-    <w:p>
-      <w:pPr>
-        <w:pStyle w:val="DaftarParagraf"/>
+        <w:tab/>
+        <w:t>(2.4)</w:t>
+      </w:r>
+    </w:p>
+    <w:p>
+      <w:pPr>
+        <w:spacing w:after="0" w:line="480" w:lineRule="auto"/>
+        <w:ind w:firstLine="567"/>
+        <w:rPr>
+          <w:rFonts w:cs="Times New Roman"/>
+        </w:rPr>
+      </w:pPr>
+      <w:r>
+        <w:rPr>
+          <w:rFonts w:cs="Times New Roman"/>
+        </w:rPr>
+        <w:t>Untuk menemukan hyperplane tebaik, dilakukan proses optimasi melalui Quadratic Programming dengan meminimalkan:</w:t>
+      </w:r>
+    </w:p>
+    <w:p>
+      <w:pPr>
+        <w:pStyle w:val="ListParagraph"/>
         <w:spacing w:after="0" w:line="480" w:lineRule="auto"/>
         <w:ind w:left="0"/>
         <w:jc w:val="center"/>
@@ -5458,7 +5142,21 @@
           <w:iCs/>
         </w:rPr>
         <w:tab/>
-        <w:t>(2.4)</w:t>
+        <w:t>(2.</w:t>
+      </w:r>
+      <w:r>
+        <w:rPr>
+          <w:rFonts w:eastAsiaTheme="minorEastAsia"/>
+          <w:iCs/>
+        </w:rPr>
+        <w:t>5</w:t>
+      </w:r>
+      <w:r>
+        <w:rPr>
+          <w:rFonts w:eastAsiaTheme="minorEastAsia"/>
+          <w:iCs/>
+        </w:rPr>
+        <w:t>)</w:t>
       </w:r>
     </w:p>
     <w:p>
@@ -5471,7 +5169,7 @@
     </w:p>
     <w:p>
       <w:pPr>
-        <w:pStyle w:val="DaftarParagraf"/>
+        <w:pStyle w:val="ListParagraph"/>
         <w:spacing w:after="0" w:line="480" w:lineRule="auto"/>
         <w:ind w:left="0"/>
         <w:jc w:val="center"/>
@@ -5579,7 +5277,19 @@
         <w:rPr>
           <w:rFonts w:eastAsiaTheme="minorEastAsia"/>
         </w:rPr>
-        <w:t>(2.5)</w:t>
+        <w:t>(2.</w:t>
+      </w:r>
+      <w:r>
+        <w:rPr>
+          <w:rFonts w:eastAsiaTheme="minorEastAsia"/>
+        </w:rPr>
+        <w:t>6</w:t>
+      </w:r>
+      <w:r>
+        <w:rPr>
+          <w:rFonts w:eastAsiaTheme="minorEastAsia"/>
+        </w:rPr>
+        <w:t>)</w:t>
       </w:r>
     </w:p>
     <w:p>
@@ -5588,41 +5298,27 @@
         <w:ind w:firstLine="567"/>
         <w:rPr>
           <w:rFonts w:cs="Times New Roman"/>
-        </w:rPr>
-      </w:pPr>
-      <w:r>
-        <w:rPr>
-          <w:rFonts w:cs="Times New Roman"/>
-        </w:rPr>
-        <w:t xml:space="preserve">Optimalisasi ini dapat dilakukan dengan menerapkan metode </w:t>
-      </w:r>
-      <w:r>
-        <w:rPr>
-          <w:rFonts w:cs="Times New Roman"/>
+          <w:iCs/>
+        </w:rPr>
+      </w:pPr>
+      <w:r>
+        <w:rPr>
+          <w:rFonts w:cs="Times New Roman"/>
+        </w:rPr>
+        <w:t>Optimalisasi ini dapat diselesaikan menggunakan metode Lagrange Multiplier dengan menambahkan</w:t>
+      </w:r>
+      <w:r>
+        <w:rPr>
+          <w:rFonts w:cs="Times New Roman"/>
+        </w:rPr>
+        <w:t xml:space="preserve"> parameter</w:t>
+      </w:r>
+      <w:r>
+        <w:rPr>
+          <w:rFonts w:ascii="Cambria Math" w:hAnsi="Cambria Math" w:cs="Times New Roman"/>
           <w:i/>
-          <w:iCs/>
-        </w:rPr>
-        <w:t>Lagrange</w:t>
-      </w:r>
-      <w:r>
-        <w:rPr>
-          <w:rFonts w:cs="Times New Roman"/>
         </w:rPr>
         <w:t xml:space="preserve"> </w:t>
-      </w:r>
-      <w:r>
-        <w:rPr>
-          <w:rFonts w:cs="Times New Roman"/>
-          <w:i/>
-          <w:iCs/>
-        </w:rPr>
-        <w:t>Multiplier</w:t>
-      </w:r>
-      <w:r>
-        <w:rPr>
-          <w:rFonts w:cs="Times New Roman"/>
-        </w:rPr>
-        <w:t xml:space="preserve"> dengan menyisipkan </w:t>
       </w:r>
       <m:oMath>
         <m:r>
@@ -5634,14 +5330,22 @@
       </m:oMath>
       <w:r>
         <w:rPr>
-          <w:rFonts w:eastAsiaTheme="minorEastAsia" w:cs="Times New Roman"/>
-        </w:rPr>
-        <w:t xml:space="preserve"> ke dalam kombinasi syarat kendala (2.5) dengan fungsi tujuan (2.4), sehingga fungsi ini dapat dinyatakan sebagai berikut:</w:t>
-      </w:r>
-    </w:p>
-    <w:p>
-      <w:pPr>
-        <w:pStyle w:val="DaftarParagraf"/>
+          <w:rFonts w:cs="Times New Roman"/>
+          <w:iCs/>
+        </w:rPr>
+        <w:t xml:space="preserve">, sehingga </w:t>
+      </w:r>
+      <w:r>
+        <w:rPr>
+          <w:rFonts w:cs="Times New Roman"/>
+          <w:iCs/>
+        </w:rPr>
+        <w:t>fungsi Lagrange dinyatakan sebagai:</w:t>
+      </w:r>
+    </w:p>
+    <w:p>
+      <w:pPr>
+        <w:pStyle w:val="ListParagraph"/>
         <w:spacing w:after="0" w:line="480" w:lineRule="auto"/>
         <w:ind w:left="0"/>
         <w:jc w:val="center"/>
@@ -5935,7 +5639,19 @@
           <w:rFonts w:eastAsiaTheme="minorEastAsia"/>
         </w:rPr>
         <w:tab/>
-        <w:t>(2.6)</w:t>
+        <w:t>(2.</w:t>
+      </w:r>
+      <w:r>
+        <w:rPr>
+          <w:rFonts w:eastAsiaTheme="minorEastAsia"/>
+        </w:rPr>
+        <w:t>7</w:t>
+      </w:r>
+      <w:r>
+        <w:rPr>
+          <w:rFonts w:eastAsiaTheme="minorEastAsia"/>
+        </w:rPr>
+        <w:t>)</w:t>
       </w:r>
     </w:p>
     <w:p>
@@ -5998,47 +5714,37 @@
         <w:rPr>
           <w:rFonts w:eastAsiaTheme="minorEastAsia" w:cs="Times New Roman"/>
         </w:rPr>
-        <w:t xml:space="preserve"> adalah </w:t>
-      </w:r>
-      <w:r>
-        <w:rPr>
-          <w:rFonts w:cs="Times New Roman"/>
-          <w:i/>
-          <w:iCs/>
-        </w:rPr>
-        <w:t>Lagrange</w:t>
-      </w:r>
-      <w:r>
-        <w:rPr>
-          <w:rFonts w:cs="Times New Roman"/>
-        </w:rPr>
-        <w:t xml:space="preserve"> </w:t>
-      </w:r>
-      <w:r>
-        <w:rPr>
-          <w:rFonts w:cs="Times New Roman"/>
-          <w:i/>
-          <w:iCs/>
-        </w:rPr>
-        <w:t>Multiplier</w:t>
-      </w:r>
-      <w:r>
-        <w:rPr>
-          <w:rFonts w:eastAsiaTheme="minorEastAsia"/>
-        </w:rPr>
-        <w:t xml:space="preserve"> </w:t>
+        <w:t xml:space="preserve"> adalah nilai </w:t>
       </w:r>
       <w:r>
         <w:rPr>
           <w:rFonts w:eastAsiaTheme="minorEastAsia" w:cs="Times New Roman"/>
         </w:rPr>
-        <w:t>yang memperhitungkan syarat kendala (2.5) untuk setiap data pelatihan.</w:t>
+        <w:t>L</w:t>
       </w:r>
       <w:r>
         <w:rPr>
           <w:rFonts w:eastAsiaTheme="minorEastAsia" w:cs="Times New Roman"/>
         </w:rPr>
-        <w:t xml:space="preserve"> </w:t>
+        <w:t xml:space="preserve">agrange </w:t>
+      </w:r>
+      <w:r>
+        <w:rPr>
+          <w:rFonts w:eastAsiaTheme="minorEastAsia" w:cs="Times New Roman"/>
+        </w:rPr>
+        <w:t>M</w:t>
+      </w:r>
+      <w:r>
+        <w:rPr>
+          <w:rFonts w:eastAsiaTheme="minorEastAsia" w:cs="Times New Roman"/>
+        </w:rPr>
+        <w:t>ultiplier</w:t>
+      </w:r>
+      <w:r>
+        <w:rPr>
+          <w:rFonts w:eastAsiaTheme="minorEastAsia" w:cs="Times New Roman"/>
+        </w:rPr>
+        <w:t>.</w:t>
       </w:r>
     </w:p>
     <w:p>
@@ -6052,110 +5758,10 @@
       <w:r>
         <w:rPr>
           <w:rFonts w:cs="Times New Roman"/>
-        </w:rPr>
-        <w:t xml:space="preserve">Nilai optimal dapat diperoleh dari persamaan (2.6) dengan cara memaksimalkan </w:t>
-      </w:r>
-      <m:oMath>
-        <m:sSub>
-          <m:sSubPr>
-            <m:ctrlPr>
-              <w:rPr>
-                <w:rFonts w:ascii="Cambria Math" w:hAnsi="Cambria Math" w:cs="Times New Roman"/>
-                <w:i/>
-              </w:rPr>
-            </m:ctrlPr>
-          </m:sSubPr>
-          <m:e>
-            <m:r>
-              <w:rPr>
-                <w:rFonts w:ascii="Cambria Math" w:hAnsi="Cambria Math" w:cs="Times New Roman"/>
-              </w:rPr>
-              <m:t>L</m:t>
-            </m:r>
-          </m:e>
-          <m:sub>
-            <m:r>
-              <w:rPr>
-                <w:rFonts w:ascii="Cambria Math" w:hAnsi="Cambria Math" w:cs="Times New Roman"/>
-              </w:rPr>
-              <m:t>p</m:t>
-            </m:r>
-          </m:sub>
-        </m:sSub>
-      </m:oMath>
-      <w:r>
-        <w:rPr>
-          <w:rFonts w:eastAsiaTheme="minorEastAsia" w:cs="Times New Roman"/>
-        </w:rPr>
-        <w:t xml:space="preserve"> terhadap </w:t>
-      </w:r>
-      <m:oMath>
-        <m:sSub>
-          <m:sSubPr>
-            <m:ctrlPr>
-              <w:rPr>
-                <w:rFonts w:ascii="Cambria Math" w:eastAsiaTheme="minorEastAsia" w:hAnsi="Cambria Math"/>
-                <w:i/>
-              </w:rPr>
-            </m:ctrlPr>
-          </m:sSubPr>
-          <m:e>
-            <m:r>
-              <w:rPr>
-                <w:rFonts w:ascii="Cambria Math" w:hAnsi="Cambria Math" w:cs="Times New Roman"/>
-              </w:rPr>
-              <m:t>α</m:t>
-            </m:r>
-          </m:e>
-          <m:sub>
-            <m:r>
-              <w:rPr>
-                <w:rFonts w:ascii="Cambria Math" w:eastAsiaTheme="minorEastAsia" w:hAnsi="Cambria Math"/>
-              </w:rPr>
-              <m:t>i</m:t>
-            </m:r>
-          </m:sub>
-        </m:sSub>
-      </m:oMath>
-      <w:r>
-        <w:rPr>
-          <w:rFonts w:eastAsiaTheme="minorEastAsia" w:cs="Times New Roman"/>
-        </w:rPr>
-        <w:t xml:space="preserve"> dan meminimalkan </w:t>
-      </w:r>
-      <m:oMath>
-        <m:sSub>
-          <m:sSubPr>
-            <m:ctrlPr>
-              <w:rPr>
-                <w:rFonts w:ascii="Cambria Math" w:hAnsi="Cambria Math" w:cs="Times New Roman"/>
-                <w:i/>
-              </w:rPr>
-            </m:ctrlPr>
-          </m:sSubPr>
-          <m:e>
-            <m:r>
-              <w:rPr>
-                <w:rFonts w:ascii="Cambria Math" w:hAnsi="Cambria Math" w:cs="Times New Roman"/>
-              </w:rPr>
-              <m:t>L</m:t>
-            </m:r>
-          </m:e>
-          <m:sub>
-            <m:r>
-              <w:rPr>
-                <w:rFonts w:ascii="Cambria Math" w:hAnsi="Cambria Math" w:cs="Times New Roman"/>
-              </w:rPr>
-              <m:t>p</m:t>
-            </m:r>
-          </m:sub>
-        </m:sSub>
-      </m:oMath>
-      <w:r>
-        <w:rPr>
-          <w:rFonts w:eastAsiaTheme="minorEastAsia" w:cs="Times New Roman"/>
-        </w:rPr>
-        <w:t xml:space="preserve"> terhadap </w:t>
+          <w:iCs/>
+        </w:rPr>
+        <w:lastRenderedPageBreak/>
+        <w:t xml:space="preserve">Untuk memperoleh nilai optimal dari </w:t>
       </w:r>
       <m:oMath>
         <m:r>
@@ -6183,7 +5789,7 @@
         <w:rPr>
           <w:rFonts w:eastAsiaTheme="minorEastAsia" w:cs="Times New Roman"/>
         </w:rPr>
-        <w:t xml:space="preserve">. Oleh karena itu, nilai-nilai optimal ini dapat dihitung dengan menurunkan </w:t>
+        <w:t xml:space="preserve">, dilakukan penurunan fungsi Lagrange </w:t>
       </w:r>
       <m:oMath>
         <m:sSub>
@@ -6212,18 +5818,12 @@
             </m:r>
           </m:sub>
         </m:sSub>
-        <m:r>
-          <w:rPr>
-            <w:rFonts w:ascii="Cambria Math" w:hAnsi="Cambria Math" w:cs="Times New Roman"/>
-          </w:rPr>
-          <m:t xml:space="preserve"> </m:t>
-        </m:r>
       </m:oMath>
       <w:r>
         <w:rPr>
           <w:rFonts w:eastAsiaTheme="minorEastAsia" w:cs="Times New Roman"/>
         </w:rPr>
-        <w:t xml:space="preserve">terhadap </w:t>
+        <w:t xml:space="preserve"> terhadap </w:t>
       </w:r>
       <m:oMath>
         <m:r>
@@ -6237,7 +5837,13 @@
         <w:rPr>
           <w:rFonts w:eastAsiaTheme="minorEastAsia" w:cs="Times New Roman"/>
         </w:rPr>
-        <w:t xml:space="preserve"> dan </w:t>
+        <w:t xml:space="preserve"> dan</w:t>
+      </w:r>
+      <w:r>
+        <w:rPr>
+          <w:rFonts w:cs="Times New Roman"/>
+        </w:rPr>
+        <w:t xml:space="preserve"> </w:t>
       </w:r>
       <m:oMath>
         <m:r>
@@ -6251,17 +5857,35 @@
         <w:rPr>
           <w:rFonts w:eastAsiaTheme="minorEastAsia" w:cs="Times New Roman"/>
         </w:rPr>
-        <w:t>, kemudian menyamakan turunan tersebut dengan nol sebagai berikut:</w:t>
-      </w:r>
-    </w:p>
-    <w:p>
-      <w:pPr>
-        <w:pStyle w:val="DaftarParagraf"/>
+        <w:t xml:space="preserve">, kemudian menetapkan turunan </w:t>
+      </w:r>
+      <w:r>
+        <w:rPr>
+          <w:rFonts w:eastAsiaTheme="minorEastAsia" w:cs="Times New Roman"/>
+        </w:rPr>
+        <w:t xml:space="preserve">tersebut </w:t>
+      </w:r>
+      <w:r>
+        <w:rPr>
+          <w:rFonts w:eastAsiaTheme="minorEastAsia" w:cs="Times New Roman"/>
+        </w:rPr>
+        <w:t xml:space="preserve">sama </w:t>
+      </w:r>
+      <w:r>
+        <w:rPr>
+          <w:rFonts w:eastAsiaTheme="minorEastAsia" w:cs="Times New Roman"/>
+        </w:rPr>
+        <w:t>dengan nol, yang menghasilkan persamaan berikut:</w:t>
+      </w:r>
+    </w:p>
+    <w:p>
+      <w:pPr>
+        <w:pStyle w:val="ListParagraph"/>
         <w:spacing w:after="0" w:line="480" w:lineRule="auto"/>
         <w:ind w:left="0"/>
         <w:jc w:val="center"/>
         <w:rPr>
-          <w:rFonts w:eastAsiaTheme="minorEastAsia"/>
+          <w:rFonts w:eastAsiaTheme="minorEastAsia" w:cs="Times New Roman"/>
         </w:rPr>
       </w:pPr>
       <m:oMath>
@@ -6282,26 +5906,19 @@
               </w:rPr>
               <m:t>δL</m:t>
             </m:r>
-            <m:ctrlPr>
-              <w:rPr>
-                <w:rFonts w:ascii="Cambria Math" w:eastAsiaTheme="minorEastAsia" w:hAnsi="Cambria Math"/>
-                <w:i/>
-                <w:iCs/>
-              </w:rPr>
-            </m:ctrlPr>
           </m:num>
           <m:den>
             <m:r>
               <w:rPr>
-                <w:rFonts w:ascii="Cambria Math" w:eastAsiaTheme="minorEastAsia" w:hAnsi="Cambria Math"/>
-              </w:rPr>
-              <m:t>δb</m:t>
+                <w:rFonts w:ascii="Cambria Math" w:eastAsiaTheme="minorEastAsia" w:hAnsi="Cambria Math" w:cs="Times New Roman"/>
+              </w:rPr>
+              <m:t>δw</m:t>
             </m:r>
           </m:den>
         </m:f>
         <m:r>
           <w:rPr>
-            <w:rFonts w:ascii="Cambria Math" w:eastAsiaTheme="minorEastAsia" w:hAnsi="Cambria Math"/>
+            <w:rFonts w:ascii="Cambria Math" w:eastAsiaTheme="minorEastAsia" w:hAnsi="Cambria Math" w:cs="Times New Roman"/>
           </w:rPr>
           <m:t>=0→</m:t>
         </m:r>
@@ -6311,7 +5928,7 @@
             <m:limLoc m:val="undOvr"/>
             <m:ctrlPr>
               <w:rPr>
-                <w:rFonts w:ascii="Cambria Math" w:eastAsiaTheme="minorEastAsia" w:hAnsi="Cambria Math"/>
+                <w:rFonts w:ascii="Cambria Math" w:eastAsiaTheme="minorEastAsia" w:hAnsi="Cambria Math" w:cs="Times New Roman"/>
                 <w:i/>
                 <w:iCs/>
               </w:rPr>
@@ -6320,7 +5937,7 @@
           <m:sub>
             <m:r>
               <w:rPr>
-                <w:rFonts w:ascii="Cambria Math" w:eastAsiaTheme="minorEastAsia" w:hAnsi="Cambria Math"/>
+                <w:rFonts w:ascii="Cambria Math" w:eastAsiaTheme="minorEastAsia" w:hAnsi="Cambria Math" w:cs="Times New Roman"/>
               </w:rPr>
               <m:t>i=1</m:t>
             </m:r>
@@ -6328,7 +5945,7 @@
           <m:sup>
             <m:r>
               <w:rPr>
-                <w:rFonts w:ascii="Cambria Math" w:eastAsiaTheme="minorEastAsia" w:hAnsi="Cambria Math"/>
+                <w:rFonts w:ascii="Cambria Math" w:eastAsiaTheme="minorEastAsia" w:hAnsi="Cambria Math" w:cs="Times New Roman"/>
               </w:rPr>
               <m:t>n</m:t>
             </m:r>
@@ -6338,7 +5955,7 @@
               <m:sSubPr>
                 <m:ctrlPr>
                   <w:rPr>
-                    <w:rFonts w:ascii="Cambria Math" w:eastAsiaTheme="minorEastAsia" w:hAnsi="Cambria Math"/>
+                    <w:rFonts w:ascii="Cambria Math" w:eastAsiaTheme="minorEastAsia" w:hAnsi="Cambria Math" w:cs="Times New Roman"/>
                     <w:i/>
                   </w:rPr>
                 </m:ctrlPr>
@@ -6354,7 +5971,7 @@
               <m:sub>
                 <m:r>
                   <w:rPr>
-                    <w:rFonts w:ascii="Cambria Math" w:eastAsiaTheme="minorEastAsia" w:hAnsi="Cambria Math"/>
+                    <w:rFonts w:ascii="Cambria Math" w:eastAsiaTheme="minorEastAsia" w:hAnsi="Cambria Math" w:cs="Times New Roman"/>
                   </w:rPr>
                   <m:t>i</m:t>
                 </m:r>
@@ -6362,7 +5979,7 @@
             </m:sSub>
             <m:r>
               <w:rPr>
-                <w:rFonts w:ascii="Cambria Math" w:eastAsiaTheme="minorEastAsia" w:hAnsi="Cambria Math"/>
+                <w:rFonts w:ascii="Cambria Math" w:eastAsiaTheme="minorEastAsia" w:hAnsi="Cambria Math" w:cs="Times New Roman"/>
               </w:rPr>
               <m:t xml:space="preserve"> </m:t>
             </m:r>
@@ -6370,7 +5987,7 @@
               <m:sSubPr>
                 <m:ctrlPr>
                   <w:rPr>
-                    <w:rFonts w:ascii="Cambria Math" w:eastAsiaTheme="minorEastAsia" w:hAnsi="Cambria Math"/>
+                    <w:rFonts w:ascii="Cambria Math" w:eastAsiaTheme="minorEastAsia" w:hAnsi="Cambria Math" w:cs="Times New Roman"/>
                     <w:i/>
                   </w:rPr>
                 </m:ctrlPr>
@@ -6378,7 +5995,39 @@
               <m:e>
                 <m:r>
                   <w:rPr>
-                    <w:rFonts w:ascii="Cambria Math" w:eastAsiaTheme="minorEastAsia" w:hAnsi="Cambria Math"/>
+                    <w:rFonts w:ascii="Cambria Math" w:eastAsiaTheme="minorEastAsia" w:hAnsi="Cambria Math" w:cs="Times New Roman"/>
+                  </w:rPr>
+                  <m:t>x</m:t>
+                </m:r>
+              </m:e>
+              <m:sub>
+                <m:r>
+                  <w:rPr>
+                    <w:rFonts w:ascii="Cambria Math" w:eastAsiaTheme="minorEastAsia" w:hAnsi="Cambria Math" w:cs="Times New Roman"/>
+                  </w:rPr>
+                  <m:t>i</m:t>
+                </m:r>
+              </m:sub>
+            </m:sSub>
+            <m:r>
+              <w:rPr>
+                <w:rFonts w:ascii="Cambria Math" w:eastAsiaTheme="minorEastAsia" w:hAnsi="Cambria Math" w:cs="Times New Roman"/>
+              </w:rPr>
+              <m:t xml:space="preserve"> </m:t>
+            </m:r>
+            <m:sSub>
+              <m:sSubPr>
+                <m:ctrlPr>
+                  <w:rPr>
+                    <w:rFonts w:ascii="Cambria Math" w:eastAsiaTheme="minorEastAsia" w:hAnsi="Cambria Math" w:cs="Times New Roman"/>
+                    <w:i/>
+                  </w:rPr>
+                </m:ctrlPr>
+              </m:sSubPr>
+              <m:e>
+                <m:r>
+                  <w:rPr>
+                    <w:rFonts w:ascii="Cambria Math" w:eastAsiaTheme="minorEastAsia" w:hAnsi="Cambria Math" w:cs="Times New Roman"/>
                   </w:rPr>
                   <m:t>y</m:t>
                 </m:r>
@@ -6386,7 +6035,7 @@
               <m:sub>
                 <m:r>
                   <w:rPr>
-                    <w:rFonts w:ascii="Cambria Math" w:eastAsiaTheme="minorEastAsia" w:hAnsi="Cambria Math"/>
+                    <w:rFonts w:ascii="Cambria Math" w:eastAsiaTheme="minorEastAsia" w:hAnsi="Cambria Math" w:cs="Times New Roman"/>
                   </w:rPr>
                   <m:t>i</m:t>
                 </m:r>
@@ -6396,50 +6045,45 @@
         </m:nary>
         <m:r>
           <w:rPr>
-            <w:rFonts w:ascii="Cambria Math" w:eastAsiaTheme="minorEastAsia" w:hAnsi="Cambria Math"/>
+            <w:rFonts w:ascii="Cambria Math" w:eastAsiaTheme="minorEastAsia" w:hAnsi="Cambria Math" w:cs="Times New Roman"/>
           </w:rPr>
-          <m:t>=0</m:t>
+          <m:t>=w</m:t>
         </m:r>
       </m:oMath>
       <w:r>
         <w:rPr>
-          <w:rFonts w:eastAsiaTheme="minorEastAsia"/>
+          <w:rFonts w:eastAsiaTheme="minorEastAsia" w:cs="Times New Roman"/>
         </w:rPr>
         <w:tab/>
       </w:r>
       <w:r>
         <w:rPr>
-          <w:rFonts w:eastAsiaTheme="minorEastAsia"/>
+          <w:rFonts w:eastAsiaTheme="minorEastAsia" w:cs="Times New Roman"/>
         </w:rPr>
         <w:tab/>
-      </w:r>
-      <w:r>
-        <w:rPr>
-          <w:rFonts w:eastAsiaTheme="minorEastAsia"/>
-        </w:rPr>
         <w:t>(2.</w:t>
       </w:r>
       <w:r>
         <w:rPr>
-          <w:rFonts w:eastAsiaTheme="minorEastAsia"/>
+          <w:rFonts w:eastAsiaTheme="minorEastAsia" w:cs="Times New Roman"/>
         </w:rPr>
         <w:t>7</w:t>
       </w:r>
       <w:r>
         <w:rPr>
-          <w:rFonts w:eastAsiaTheme="minorEastAsia"/>
+          <w:rFonts w:eastAsiaTheme="minorEastAsia" w:cs="Times New Roman"/>
         </w:rPr>
         <w:t>)</w:t>
       </w:r>
     </w:p>
     <w:p>
       <w:pPr>
-        <w:pStyle w:val="DaftarParagraf"/>
+        <w:pStyle w:val="ListParagraph"/>
         <w:spacing w:after="0" w:line="480" w:lineRule="auto"/>
         <w:ind w:left="0"/>
         <w:jc w:val="center"/>
         <w:rPr>
-          <w:rFonts w:eastAsiaTheme="minorEastAsia"/>
+          <w:rFonts w:eastAsiaTheme="minorEastAsia" w:cs="Times New Roman"/>
         </w:rPr>
       </w:pPr>
       <m:oMath>
@@ -6460,26 +6104,19 @@
               </w:rPr>
               <m:t>δL</m:t>
             </m:r>
-            <m:ctrlPr>
-              <w:rPr>
-                <w:rFonts w:ascii="Cambria Math" w:eastAsiaTheme="minorEastAsia" w:hAnsi="Cambria Math"/>
-                <w:i/>
-                <w:iCs/>
-              </w:rPr>
-            </m:ctrlPr>
           </m:num>
           <m:den>
             <m:r>
               <w:rPr>
-                <w:rFonts w:ascii="Cambria Math" w:eastAsiaTheme="minorEastAsia" w:hAnsi="Cambria Math"/>
-              </w:rPr>
-              <m:t>δw</m:t>
+                <w:rFonts w:ascii="Cambria Math" w:eastAsiaTheme="minorEastAsia" w:hAnsi="Cambria Math" w:cs="Times New Roman"/>
+              </w:rPr>
+              <m:t>δb</m:t>
             </m:r>
           </m:den>
         </m:f>
         <m:r>
           <w:rPr>
-            <w:rFonts w:ascii="Cambria Math" w:eastAsiaTheme="minorEastAsia" w:hAnsi="Cambria Math"/>
+            <w:rFonts w:ascii="Cambria Math" w:eastAsiaTheme="minorEastAsia" w:hAnsi="Cambria Math" w:cs="Times New Roman"/>
           </w:rPr>
           <m:t>=0→</m:t>
         </m:r>
@@ -6489,7 +6126,7 @@
             <m:limLoc m:val="undOvr"/>
             <m:ctrlPr>
               <w:rPr>
-                <w:rFonts w:ascii="Cambria Math" w:eastAsiaTheme="minorEastAsia" w:hAnsi="Cambria Math"/>
+                <w:rFonts w:ascii="Cambria Math" w:eastAsiaTheme="minorEastAsia" w:hAnsi="Cambria Math" w:cs="Times New Roman"/>
                 <w:i/>
                 <w:iCs/>
               </w:rPr>
@@ -6498,7 +6135,7 @@
           <m:sub>
             <m:r>
               <w:rPr>
-                <w:rFonts w:ascii="Cambria Math" w:eastAsiaTheme="minorEastAsia" w:hAnsi="Cambria Math"/>
+                <w:rFonts w:ascii="Cambria Math" w:eastAsiaTheme="minorEastAsia" w:hAnsi="Cambria Math" w:cs="Times New Roman"/>
               </w:rPr>
               <m:t>i=1</m:t>
             </m:r>
@@ -6506,7 +6143,7 @@
           <m:sup>
             <m:r>
               <w:rPr>
-                <w:rFonts w:ascii="Cambria Math" w:eastAsiaTheme="minorEastAsia" w:hAnsi="Cambria Math"/>
+                <w:rFonts w:ascii="Cambria Math" w:eastAsiaTheme="minorEastAsia" w:hAnsi="Cambria Math" w:cs="Times New Roman"/>
               </w:rPr>
               <m:t>n</m:t>
             </m:r>
@@ -6516,7 +6153,7 @@
               <m:sSubPr>
                 <m:ctrlPr>
                   <w:rPr>
-                    <w:rFonts w:ascii="Cambria Math" w:eastAsiaTheme="minorEastAsia" w:hAnsi="Cambria Math"/>
+                    <w:rFonts w:ascii="Cambria Math" w:eastAsiaTheme="minorEastAsia" w:hAnsi="Cambria Math" w:cs="Times New Roman"/>
                     <w:i/>
                   </w:rPr>
                 </m:ctrlPr>
@@ -6532,7 +6169,7 @@
               <m:sub>
                 <m:r>
                   <w:rPr>
-                    <w:rFonts w:ascii="Cambria Math" w:eastAsiaTheme="minorEastAsia" w:hAnsi="Cambria Math"/>
+                    <w:rFonts w:ascii="Cambria Math" w:eastAsiaTheme="minorEastAsia" w:hAnsi="Cambria Math" w:cs="Times New Roman"/>
                   </w:rPr>
                   <m:t>i</m:t>
                 </m:r>
@@ -6540,7 +6177,7 @@
             </m:sSub>
             <m:r>
               <w:rPr>
-                <w:rFonts w:ascii="Cambria Math" w:eastAsiaTheme="minorEastAsia" w:hAnsi="Cambria Math"/>
+                <w:rFonts w:ascii="Cambria Math" w:eastAsiaTheme="minorEastAsia" w:hAnsi="Cambria Math" w:cs="Times New Roman"/>
               </w:rPr>
               <m:t xml:space="preserve"> </m:t>
             </m:r>
@@ -6548,7 +6185,7 @@
               <m:sSubPr>
                 <m:ctrlPr>
                   <w:rPr>
-                    <w:rFonts w:ascii="Cambria Math" w:eastAsiaTheme="minorEastAsia" w:hAnsi="Cambria Math"/>
+                    <w:rFonts w:ascii="Cambria Math" w:eastAsiaTheme="minorEastAsia" w:hAnsi="Cambria Math" w:cs="Times New Roman"/>
                     <w:i/>
                   </w:rPr>
                 </m:ctrlPr>
@@ -6556,39 +6193,7 @@
               <m:e>
                 <m:r>
                   <w:rPr>
-                    <w:rFonts w:ascii="Cambria Math" w:eastAsiaTheme="minorEastAsia" w:hAnsi="Cambria Math"/>
-                  </w:rPr>
-                  <m:t>x</m:t>
-                </m:r>
-              </m:e>
-              <m:sub>
-                <m:r>
-                  <w:rPr>
-                    <w:rFonts w:ascii="Cambria Math" w:eastAsiaTheme="minorEastAsia" w:hAnsi="Cambria Math"/>
-                  </w:rPr>
-                  <m:t>i</m:t>
-                </m:r>
-              </m:sub>
-            </m:sSub>
-            <m:r>
-              <w:rPr>
-                <w:rFonts w:ascii="Cambria Math" w:eastAsiaTheme="minorEastAsia" w:hAnsi="Cambria Math"/>
-              </w:rPr>
-              <m:t xml:space="preserve"> </m:t>
-            </m:r>
-            <m:sSub>
-              <m:sSubPr>
-                <m:ctrlPr>
-                  <w:rPr>
-                    <w:rFonts w:ascii="Cambria Math" w:eastAsiaTheme="minorEastAsia" w:hAnsi="Cambria Math"/>
-                    <w:i/>
-                  </w:rPr>
-                </m:ctrlPr>
-              </m:sSubPr>
-              <m:e>
-                <m:r>
-                  <w:rPr>
-                    <w:rFonts w:ascii="Cambria Math" w:eastAsiaTheme="minorEastAsia" w:hAnsi="Cambria Math"/>
+                    <w:rFonts w:ascii="Cambria Math" w:eastAsiaTheme="minorEastAsia" w:hAnsi="Cambr